--- a/project_desc/details.docx
+++ b/project_desc/details.docx
@@ -80,46 +80,17 @@
         <w:ind w:left="720"/>
       </w:pPr>
       <w:r>
-        <w:t xml:space="preserve">7. add button should present top of list of </w:t>
-      </w:r>
-      <w:proofErr w:type="spellStart"/>
-      <w:r>
-        <w:t>aggrid</w:t>
-      </w:r>
-      <w:proofErr w:type="spellEnd"/>
-      <w:r>
-        <w:t xml:space="preserve"> and add form</w:t>
-      </w:r>
-    </w:p>
-    <w:p>
-      <w:pPr>
-        <w:pStyle w:val="NoSpacing"/>
-        <w:ind w:left="720"/>
-      </w:pPr>
-      <w:r>
-        <w:t xml:space="preserve">8. use </w:t>
-      </w:r>
-      <w:proofErr w:type="spellStart"/>
-      <w:r>
-        <w:t>boostrap</w:t>
-      </w:r>
-      <w:proofErr w:type="spellEnd"/>
-      <w:r>
-        <w:t xml:space="preserve"> 5 instead of </w:t>
-      </w:r>
-      <w:proofErr w:type="spellStart"/>
-      <w:r>
-        <w:t>marterial</w:t>
-      </w:r>
-      <w:proofErr w:type="spellEnd"/>
-      <w:r>
-        <w:t xml:space="preserve"> </w:t>
-      </w:r>
-      <w:proofErr w:type="spellStart"/>
-      <w:r>
-        <w:t>uI</w:t>
-      </w:r>
-      <w:proofErr w:type="spellEnd"/>
+        <w:t>7. add button should present top of list of aggrid and add form</w:t>
+      </w:r>
+    </w:p>
+    <w:p>
+      <w:pPr>
+        <w:pStyle w:val="NoSpacing"/>
+        <w:ind w:left="720"/>
+      </w:pPr>
+      <w:r>
+        <w:t>8. use boostrap 5 instead of marterial uI</w:t>
+      </w:r>
     </w:p>
     <w:p>
       <w:pPr>
@@ -151,15 +122,7 @@
         <w:t xml:space="preserve">employee code should be auto generated like </w:t>
       </w:r>
       <w:r>
-        <w:t>“</w:t>
-      </w:r>
-      <w:proofErr w:type="gramStart"/>
-      <w:r>
-        <w:t>TCV”+</w:t>
-      </w:r>
-      <w:proofErr w:type="gramEnd"/>
-      <w:r>
-        <w:t>1 (with prefix)</w:t>
+        <w:t>“TCV”+1 (with prefix)</w:t>
       </w:r>
       <w:r>
         <w:t>;</w:t>
@@ -186,26 +149,10 @@
         </w:numPr>
       </w:pPr>
       <w:r>
-        <w:t xml:space="preserve">temporary and </w:t>
-      </w:r>
-      <w:proofErr w:type="spellStart"/>
-      <w:r>
-        <w:t>permenant</w:t>
-      </w:r>
-      <w:proofErr w:type="spellEnd"/>
-      <w:r>
-        <w:t xml:space="preserve"> address should </w:t>
-      </w:r>
-      <w:r>
-        <w:t xml:space="preserve">capture with state, city and </w:t>
-      </w:r>
-      <w:proofErr w:type="spellStart"/>
-      <w:r>
-        <w:t>pincode</w:t>
-      </w:r>
-      <w:proofErr w:type="spellEnd"/>
-      <w:r>
-        <w:t xml:space="preserve"> for both</w:t>
+        <w:t xml:space="preserve">temporary and permenant address should </w:t>
+      </w:r>
+      <w:r>
+        <w:t>capture with state, city and pincode for both</w:t>
       </w:r>
     </w:p>
     <w:p>
@@ -217,23 +164,7 @@
         </w:numPr>
       </w:pPr>
       <w:r>
-        <w:t xml:space="preserve">photo should </w:t>
-      </w:r>
-      <w:proofErr w:type="gramStart"/>
-      <w:r>
-        <w:t>uploaded</w:t>
-      </w:r>
-      <w:proofErr w:type="gramEnd"/>
-      <w:r>
-        <w:t xml:space="preserve"> in jpeg, jpg, </w:t>
-      </w:r>
-      <w:proofErr w:type="spellStart"/>
-      <w:r>
-        <w:t>png</w:t>
-      </w:r>
-      <w:proofErr w:type="spellEnd"/>
-      <w:r>
-        <w:t xml:space="preserve"> format only </w:t>
+        <w:t xml:space="preserve">photo should uploaded in jpeg, jpg, png format only </w:t>
       </w:r>
       <w:r>
         <w:t>below 1mb size and show in view of employee screen</w:t>
@@ -257,45 +188,16 @@
         </w:numPr>
       </w:pPr>
       <w:r>
-        <w:t xml:space="preserve">if </w:t>
-      </w:r>
-      <w:proofErr w:type="gramStart"/>
-      <w:r>
-        <w:t>possible</w:t>
-      </w:r>
-      <w:proofErr w:type="gramEnd"/>
-      <w:r>
-        <w:t xml:space="preserve"> to fetch the employee </w:t>
-      </w:r>
-      <w:r>
-        <w:t xml:space="preserve">data from </w:t>
-      </w:r>
-      <w:proofErr w:type="spellStart"/>
-      <w:r>
-        <w:t>aadhar</w:t>
-      </w:r>
-      <w:proofErr w:type="spellEnd"/>
-      <w:r>
-        <w:t xml:space="preserve"> number based </w:t>
-      </w:r>
-      <w:proofErr w:type="spellStart"/>
-      <w:r>
-        <w:t>api</w:t>
-      </w:r>
-      <w:proofErr w:type="spellEnd"/>
-      <w:r>
-        <w:t xml:space="preserve"> </w:t>
-      </w:r>
-      <w:r>
-        <w:t xml:space="preserve">(public </w:t>
-      </w:r>
-      <w:proofErr w:type="spellStart"/>
-      <w:r>
-        <w:t>api</w:t>
-      </w:r>
-      <w:proofErr w:type="spellEnd"/>
-      <w:r>
-        <w:t xml:space="preserve"> if available) </w:t>
+        <w:t xml:space="preserve">if possible to fetch the employee </w:t>
+      </w:r>
+      <w:r>
+        <w:t xml:space="preserve">data from aadhar number based </w:t>
+      </w:r>
+      <w:r>
+        <w:t xml:space="preserve">api </w:t>
+      </w:r>
+      <w:r>
+        <w:t xml:space="preserve">(public api if available) </w:t>
       </w:r>
       <w:r>
         <w:t>fetched data will be better.</w:t>
@@ -310,23 +212,7 @@
         </w:numPr>
       </w:pPr>
       <w:r>
-        <w:t xml:space="preserve">And </w:t>
-      </w:r>
-      <w:proofErr w:type="gramStart"/>
-      <w:r>
-        <w:t>List</w:t>
-      </w:r>
-      <w:proofErr w:type="gramEnd"/>
-      <w:r>
-        <w:t xml:space="preserve"> the </w:t>
-      </w:r>
-      <w:proofErr w:type="gramStart"/>
-      <w:r>
-        <w:t>all Indian</w:t>
-      </w:r>
-      <w:proofErr w:type="gramEnd"/>
-      <w:r>
-        <w:t xml:space="preserve"> acceptable proof name, in the dropdown to select</w:t>
+        <w:t>And List the all Indian acceptable proof name, in the dropdown to select</w:t>
       </w:r>
     </w:p>
     <w:p>
@@ -407,47 +293,19 @@
         <w:t xml:space="preserve">, </w:t>
       </w:r>
       <w:r>
-        <w:t xml:space="preserve">Date </w:t>
-      </w:r>
-      <w:proofErr w:type="gramStart"/>
-      <w:r>
-        <w:t>Of</w:t>
-      </w:r>
-      <w:proofErr w:type="gramEnd"/>
-      <w:r>
-        <w:t xml:space="preserve"> </w:t>
-      </w:r>
-      <w:proofErr w:type="spellStart"/>
-      <w:proofErr w:type="gramStart"/>
-      <w:r>
-        <w:t>Birth,Qualification</w:t>
-      </w:r>
-      <w:proofErr w:type="gramEnd"/>
+        <w:t>Date Of Birth,Qualification</w:t>
+      </w:r>
       <w:r>
         <w:t>,</w:t>
       </w:r>
       <w:r>
-        <w:t>Spouse</w:t>
-      </w:r>
-      <w:proofErr w:type="spellEnd"/>
-      <w:r>
-        <w:t xml:space="preserve">/parent </w:t>
-      </w:r>
-      <w:proofErr w:type="spellStart"/>
-      <w:proofErr w:type="gramStart"/>
-      <w:r>
-        <w:t>Name</w:t>
+        <w:t>Spouse/parent Name</w:t>
       </w:r>
       <w:r>
         <w:t>,</w:t>
       </w:r>
       <w:r>
-        <w:t>Id</w:t>
-      </w:r>
-      <w:proofErr w:type="spellEnd"/>
-      <w:proofErr w:type="gramEnd"/>
-      <w:r>
-        <w:t xml:space="preserve"> Proof Type</w:t>
+        <w:t>Id Proof Type</w:t>
       </w:r>
       <w:r>
         <w:t xml:space="preserve">, </w:t>
@@ -468,15 +326,7 @@
         </w:numPr>
       </w:pPr>
       <w:r>
-        <w:t xml:space="preserve">Temporary address </w:t>
-      </w:r>
-      <w:proofErr w:type="gramStart"/>
-      <w:r>
-        <w:t>are</w:t>
-      </w:r>
-      <w:proofErr w:type="gramEnd"/>
-      <w:r>
-        <w:t xml:space="preserve"> not mandatory </w:t>
+        <w:t xml:space="preserve">Temporary address are not mandatory </w:t>
       </w:r>
     </w:p>
     <w:p>
@@ -556,6 +406,378 @@
       <w:r>
         <w:t>select, state and district should be relationship</w:t>
       </w:r>
+    </w:p>
+    <w:p>
+      <w:pPr>
+        <w:pStyle w:val="NoSpacing"/>
+      </w:pPr>
+    </w:p>
+    <w:p>
+      <w:pPr>
+        <w:pStyle w:val="NoSpacing"/>
+      </w:pPr>
+    </w:p>
+    <w:p>
+      <w:pPr>
+        <w:pStyle w:val="NoSpacing"/>
+        <w:ind w:left="720"/>
+      </w:pPr>
+      <w:r>
+        <w:t>PRODUCTS</w:t>
+      </w:r>
+    </w:p>
+    <w:p>
+      <w:pPr>
+        <w:pStyle w:val="NoSpacing"/>
+        <w:ind w:left="720"/>
+      </w:pPr>
+      <w:r>
+        <w:t>B</w:t>
+      </w:r>
+      <w:r>
+        <w:t>rands</w:t>
+      </w:r>
+      <w:r>
+        <w:t xml:space="preserve"> module,</w:t>
+      </w:r>
+    </w:p>
+    <w:p>
+      <w:pPr>
+        <w:pStyle w:val="NoSpacing"/>
+        <w:numPr>
+          <w:ilvl w:val="0"/>
+          <w:numId w:val="2"/>
+        </w:numPr>
+      </w:pPr>
+      <w:r>
+        <w:t xml:space="preserve">brand list </w:t>
+      </w:r>
+      <w:r>
+        <w:t xml:space="preserve">use ag-grid, </w:t>
+      </w:r>
+      <w:r>
+        <w:t>action column required, edit, delete, view, add if any additional</w:t>
+      </w:r>
+    </w:p>
+    <w:p>
+      <w:pPr>
+        <w:pStyle w:val="NoSpacing"/>
+        <w:ind w:left="720"/>
+      </w:pPr>
+      <w:r>
+        <w:t>Add/edit methods</w:t>
+      </w:r>
+    </w:p>
+    <w:p>
+      <w:pPr>
+        <w:pStyle w:val="NoSpacing"/>
+        <w:ind w:left="720"/>
+      </w:pPr>
+      <w:r>
+        <w:t>1.</w:t>
+      </w:r>
+      <w:r>
+        <w:t xml:space="preserve">Brand name is free text, should be </w:t>
+      </w:r>
+      <w:r>
+        <w:t xml:space="preserve">unique, validation required, </w:t>
+      </w:r>
+    </w:p>
+    <w:p>
+      <w:pPr>
+        <w:pStyle w:val="NoSpacing"/>
+        <w:ind w:left="720"/>
+      </w:pPr>
+      <w:r>
+        <w:t>2.</w:t>
+      </w:r>
+      <w:r>
+        <w:t>Brand code also unique, just like slug</w:t>
+      </w:r>
+      <w:r>
+        <w:t>,</w:t>
+      </w:r>
+    </w:p>
+    <w:p>
+      <w:pPr>
+        <w:pStyle w:val="NoSpacing"/>
+        <w:ind w:left="720"/>
+      </w:pPr>
+      <w:r>
+        <w:t>3.</w:t>
+      </w:r>
+      <w:r>
+        <w:t>Description min 10 character, max 200 words</w:t>
+      </w:r>
+      <w:r>
+        <w:t>, validation required</w:t>
+      </w:r>
+    </w:p>
+    <w:p>
+      <w:pPr>
+        <w:pStyle w:val="NoSpacing"/>
+        <w:ind w:left="720"/>
+      </w:pPr>
+      <w:r>
+        <w:t>4.</w:t>
+      </w:r>
+      <w:r>
+        <w:t>Status should active, while insert,</w:t>
+      </w:r>
+      <w:r>
+        <w:t xml:space="preserve"> can change while edit, selectable while add/edit</w:t>
+      </w:r>
+      <w:r>
+        <w:t>.</w:t>
+      </w:r>
+    </w:p>
+    <w:p>
+      <w:pPr>
+        <w:pStyle w:val="NoSpacing"/>
+        <w:ind w:left="720"/>
+      </w:pPr>
+      <w:r>
+        <w:lastRenderedPageBreak/>
+        <w:t>5. created date / updated date should capture</w:t>
+      </w:r>
+      <w:r>
+        <w:t>d, and view of date should in india date format</w:t>
+      </w:r>
+      <w:r>
+        <w:t>.</w:t>
+      </w:r>
+    </w:p>
+    <w:p>
+      <w:pPr>
+        <w:pStyle w:val="NoSpacing"/>
+        <w:ind w:left="720"/>
+      </w:pPr>
+      <w:r>
+        <w:t>6. UI as like user module list and forms</w:t>
+      </w:r>
+    </w:p>
+    <w:p>
+      <w:pPr>
+        <w:pStyle w:val="NoSpacing"/>
+        <w:ind w:left="720"/>
+      </w:pPr>
+    </w:p>
+    <w:p>
+      <w:pPr>
+        <w:pStyle w:val="NoSpacing"/>
+        <w:ind w:left="720"/>
+      </w:pPr>
+      <w:r>
+        <w:t>7.Categories and modules and list the navigation under its sidebar.</w:t>
+      </w:r>
+    </w:p>
+    <w:p>
+      <w:pPr>
+        <w:pStyle w:val="NoSpacing"/>
+        <w:ind w:left="720"/>
+      </w:pPr>
+    </w:p>
+    <w:p>
+      <w:pPr>
+        <w:pStyle w:val="NoSpacing"/>
+        <w:ind w:left="720"/>
+        <w:rPr>
+          <w:b/>
+          <w:bCs/>
+          <w:u w:val="single"/>
+        </w:rPr>
+      </w:pPr>
+      <w:r>
+        <w:rPr>
+          <w:b/>
+          <w:bCs/>
+          <w:u w:val="single"/>
+        </w:rPr>
+        <w:t>Categories Module</w:t>
+      </w:r>
+    </w:p>
+    <w:p>
+      <w:pPr>
+        <w:pStyle w:val="NoSpacing"/>
+        <w:ind w:left="720"/>
+      </w:pPr>
+      <w:r>
+        <w:t>Category_name</w:t>
+      </w:r>
+      <w:r>
+        <w:t xml:space="preserve"> </w:t>
+      </w:r>
+      <w:r>
+        <w:t>–</w:t>
+      </w:r>
+      <w:r>
+        <w:t xml:space="preserve"> </w:t>
+      </w:r>
+      <w:r>
+        <w:t>unique</w:t>
+      </w:r>
+    </w:p>
+    <w:p>
+      <w:pPr>
+        <w:pStyle w:val="NoSpacing"/>
+        <w:ind w:left="720"/>
+      </w:pPr>
+      <w:r>
+        <w:t>Parent_id – mapping will be care</w:t>
+      </w:r>
+    </w:p>
+    <w:p>
+      <w:pPr>
+        <w:pStyle w:val="NoSpacing"/>
+        <w:numPr>
+          <w:ilvl w:val="0"/>
+          <w:numId w:val="3"/>
+        </w:numPr>
+      </w:pPr>
+      <w:r>
+        <w:t xml:space="preserve">parent category – cctv/ solar / catv/ internet / </w:t>
+      </w:r>
+      <w:r>
+        <w:t>other extendable</w:t>
+      </w:r>
+      <w:r>
+        <w:t xml:space="preserve"> , should be selectable</w:t>
+      </w:r>
+    </w:p>
+    <w:p>
+      <w:pPr>
+        <w:pStyle w:val="NoSpacing"/>
+        <w:numPr>
+          <w:ilvl w:val="0"/>
+          <w:numId w:val="3"/>
+        </w:numPr>
+      </w:pPr>
+      <w:r>
+        <w:t xml:space="preserve">level 1 – if(cctv) </w:t>
+      </w:r>
+      <w:r>
+        <w:t>IP Camera</w:t>
+      </w:r>
+      <w:r>
+        <w:t xml:space="preserve"> free text</w:t>
+      </w:r>
+    </w:p>
+    <w:p>
+      <w:pPr>
+        <w:pStyle w:val="NoSpacing"/>
+        <w:numPr>
+          <w:ilvl w:val="0"/>
+          <w:numId w:val="3"/>
+        </w:numPr>
+      </w:pPr>
+      <w:r>
+        <w:t>Level 2 -  5MP</w:t>
+      </w:r>
+      <w:r>
+        <w:t xml:space="preserve"> free text</w:t>
+      </w:r>
+    </w:p>
+    <w:p>
+      <w:pPr>
+        <w:pStyle w:val="NoSpacing"/>
+        <w:numPr>
+          <w:ilvl w:val="0"/>
+          <w:numId w:val="3"/>
+        </w:numPr>
+      </w:pPr>
+      <w:r>
+        <w:t>Level 3 – outdoor</w:t>
+      </w:r>
+      <w:r>
+        <w:t xml:space="preserve"> </w:t>
+      </w:r>
+      <w:r>
+        <w:t>free text</w:t>
+      </w:r>
+    </w:p>
+    <w:p>
+      <w:pPr>
+        <w:pStyle w:val="NoSpacing"/>
+        <w:numPr>
+          <w:ilvl w:val="0"/>
+          <w:numId w:val="3"/>
+        </w:numPr>
+      </w:pPr>
+      <w:r>
+        <w:t xml:space="preserve">Level 4 – Night vision </w:t>
+      </w:r>
+      <w:r>
+        <w:t xml:space="preserve"> </w:t>
+      </w:r>
+      <w:r>
+        <w:t>free text</w:t>
+      </w:r>
+    </w:p>
+    <w:p>
+      <w:pPr>
+        <w:pStyle w:val="NoSpacing"/>
+        <w:ind w:left="720"/>
+      </w:pPr>
+      <w:r>
+        <w:t>6.</w:t>
+      </w:r>
+      <w:r>
+        <w:t>Slug autogenerated in backend and unique</w:t>
+      </w:r>
+    </w:p>
+    <w:p>
+      <w:pPr>
+        <w:pStyle w:val="NoSpacing"/>
+        <w:ind w:left="720"/>
+      </w:pPr>
+      <w:r>
+        <w:t>7</w:t>
+      </w:r>
+      <w:r>
+        <w:t>Status is active, while insert, update will change the status</w:t>
+      </w:r>
+    </w:p>
+    <w:p>
+      <w:pPr>
+        <w:pStyle w:val="NoSpacing"/>
+        <w:ind w:left="720"/>
+      </w:pPr>
+      <w:r>
+        <w:t>8.</w:t>
+      </w:r>
+      <w:r>
+        <w:t>created date / updated date should captured, and view of date should in india date format.</w:t>
+      </w:r>
+    </w:p>
+    <w:p>
+      <w:pPr>
+        <w:pStyle w:val="NoSpacing"/>
+        <w:ind w:left="720"/>
+      </w:pPr>
+      <w:r>
+        <w:t xml:space="preserve">9. Refer the table : </w:t>
+      </w:r>
+      <w:r>
+        <w:t>categories</w:t>
+      </w:r>
+    </w:p>
+    <w:p>
+      <w:pPr>
+        <w:pStyle w:val="NoSpacing"/>
+        <w:ind w:left="720"/>
+      </w:pPr>
+    </w:p>
+    <w:p>
+      <w:pPr>
+        <w:pStyle w:val="NoSpacing"/>
+        <w:ind w:left="720"/>
+      </w:pPr>
+    </w:p>
+    <w:p>
+      <w:pPr>
+        <w:pStyle w:val="NoSpacing"/>
+        <w:ind w:left="720"/>
+      </w:pPr>
     </w:p>
     <w:p>
       <w:pPr>
@@ -576,6 +798,95 @@
 <file path=word/numbering.xml><?xml version="1.0" encoding="utf-8"?>
 <w:numbering xmlns:wpc="http://schemas.microsoft.com/office/word/2010/wordprocessingCanvas" xmlns:cx="http://schemas.microsoft.com/office/drawing/2014/chartex" xmlns:cx1="http://schemas.microsoft.com/office/drawing/2015/9/8/chartex" xmlns:cx2="http://schemas.microsoft.com/office/drawing/2015/10/21/chartex" xmlns:cx3="http://schemas.microsoft.com/office/drawing/2016/5/9/chartex" xmlns:cx4="http://schemas.microsoft.com/office/drawing/2016/5/10/chartex" xmlns:cx5="http://schemas.microsoft.com/office/drawing/2016/5/11/chartex" xmlns:cx6="http://schemas.microsoft.com/office/drawing/2016/5/12/chartex" xmlns:cx7="http://schemas.microsoft.com/office/drawing/2016/5/13/chartex" xmlns:cx8="http://schemas.microsoft.com/office/drawing/2016/5/14/chartex" xmlns:mc="http://schemas.openxmlformats.org/markup-compatibility/2006" xmlns:aink="http://schemas.microsoft.com/office/drawing/2016/ink" xmlns:am3d="http://schemas.microsoft.com/office/drawing/2017/model3d" xmlns:o="urn:schemas-microsoft-com:office:office" xmlns:oel="http://schemas.microsoft.com/office/2019/extlst" xmlns:r="http://schemas.openxmlformats.org/officeDocument/2006/relationships" xmlns:m="http://schemas.openxmlformats.org/officeDocument/2006/math" xmlns:v="urn:schemas-microsoft-com:vml" xmlns:wp14="http://schemas.microsoft.com/office/word/2010/wordprocessingDrawing" xmlns:wp="http://schemas.openxmlformats.org/drawingml/2006/wordprocessingDrawing" xmlns:w10="urn:schemas-microsoft-com:office:word" xmlns:w="http://schemas.openxmlformats.org/wordprocessingml/2006/main" xmlns:w14="http://schemas.microsoft.com/office/word/2010/wordml" xmlns:w15="http://schemas.microsoft.com/office/word/2012/wordml" xmlns:w16cex="http://schemas.microsoft.com/office/word/2018/wordml/cex" xmlns:w16cid="http://schemas.microsoft.com/office/word/2016/wordml/cid" xmlns:w16="http://schemas.microsoft.com/office/word/2018/wordml" xmlns:w16du="http://schemas.microsoft.com/office/word/2023/wordml/word16du" xmlns:w16sdtdh="http://schemas.microsoft.com/office/word/2020/wordml/sdtdatahash" xmlns:w16sdtfl="http://schemas.microsoft.com/office/word/2024/wordml/sdtformatlock" xmlns:w16se="http://schemas.microsoft.com/office/word/2015/wordml/symex" xmlns:wpg="http://schemas.microsoft.com/office/word/2010/wordprocessingGroup" xmlns:wpi="http://schemas.microsoft.com/office/word/2010/wordprocessingInk" xmlns:wne="http://schemas.microsoft.com/office/word/2006/wordml" xmlns:wps="http://schemas.microsoft.com/office/word/2010/wordprocessingShape" mc:Ignorable="w14 w15 w16se w16cid w16 w16cex w16sdtdh w16sdtfl w16du wp14">
   <w:abstractNum w:abstractNumId="0" w15:restartNumberingAfterBreak="0">
+    <w:nsid w:val="3C025123"/>
+    <w:multiLevelType w:val="hybridMultilevel"/>
+    <w:tmpl w:val="ED72C358"/>
+    <w:lvl w:ilvl="0" w:tplc="B2A60B8A">
+      <w:start w:val="1"/>
+      <w:numFmt w:val="decimal"/>
+      <w:lvlText w:val="%1."/>
+      <w:lvlJc w:val="left"/>
+      <w:pPr>
+        <w:ind w:left="1080" w:hanging="360"/>
+      </w:pPr>
+      <w:rPr>
+        <w:rFonts w:hint="default"/>
+      </w:rPr>
+    </w:lvl>
+    <w:lvl w:ilvl="1" w:tplc="40090019" w:tentative="1">
+      <w:start w:val="1"/>
+      <w:numFmt w:val="lowerLetter"/>
+      <w:lvlText w:val="%2."/>
+      <w:lvlJc w:val="left"/>
+      <w:pPr>
+        <w:ind w:left="1800" w:hanging="360"/>
+      </w:pPr>
+    </w:lvl>
+    <w:lvl w:ilvl="2" w:tplc="4009001B" w:tentative="1">
+      <w:start w:val="1"/>
+      <w:numFmt w:val="lowerRoman"/>
+      <w:lvlText w:val="%3."/>
+      <w:lvlJc w:val="right"/>
+      <w:pPr>
+        <w:ind w:left="2520" w:hanging="180"/>
+      </w:pPr>
+    </w:lvl>
+    <w:lvl w:ilvl="3" w:tplc="4009000F" w:tentative="1">
+      <w:start w:val="1"/>
+      <w:numFmt w:val="decimal"/>
+      <w:lvlText w:val="%4."/>
+      <w:lvlJc w:val="left"/>
+      <w:pPr>
+        <w:ind w:left="3240" w:hanging="360"/>
+      </w:pPr>
+    </w:lvl>
+    <w:lvl w:ilvl="4" w:tplc="40090019" w:tentative="1">
+      <w:start w:val="1"/>
+      <w:numFmt w:val="lowerLetter"/>
+      <w:lvlText w:val="%5."/>
+      <w:lvlJc w:val="left"/>
+      <w:pPr>
+        <w:ind w:left="3960" w:hanging="360"/>
+      </w:pPr>
+    </w:lvl>
+    <w:lvl w:ilvl="5" w:tplc="4009001B" w:tentative="1">
+      <w:start w:val="1"/>
+      <w:numFmt w:val="lowerRoman"/>
+      <w:lvlText w:val="%6."/>
+      <w:lvlJc w:val="right"/>
+      <w:pPr>
+        <w:ind w:left="4680" w:hanging="180"/>
+      </w:pPr>
+    </w:lvl>
+    <w:lvl w:ilvl="6" w:tplc="4009000F" w:tentative="1">
+      <w:start w:val="1"/>
+      <w:numFmt w:val="decimal"/>
+      <w:lvlText w:val="%7."/>
+      <w:lvlJc w:val="left"/>
+      <w:pPr>
+        <w:ind w:left="5400" w:hanging="360"/>
+      </w:pPr>
+    </w:lvl>
+    <w:lvl w:ilvl="7" w:tplc="40090019" w:tentative="1">
+      <w:start w:val="1"/>
+      <w:numFmt w:val="lowerLetter"/>
+      <w:lvlText w:val="%8."/>
+      <w:lvlJc w:val="left"/>
+      <w:pPr>
+        <w:ind w:left="6120" w:hanging="360"/>
+      </w:pPr>
+    </w:lvl>
+    <w:lvl w:ilvl="8" w:tplc="4009001B" w:tentative="1">
+      <w:start w:val="1"/>
+      <w:numFmt w:val="lowerRoman"/>
+      <w:lvlText w:val="%9."/>
+      <w:lvlJc w:val="right"/>
+      <w:pPr>
+        <w:ind w:left="6840" w:hanging="180"/>
+      </w:pPr>
+    </w:lvl>
+  </w:abstractNum>
+  <w:abstractNum w:abstractNumId="1" w15:restartNumberingAfterBreak="0">
     <w:nsid w:val="4B9566C8"/>
     <w:multiLevelType w:val="hybridMultilevel"/>
     <w:tmpl w:val="0BC871BE"/>
@@ -664,8 +975,103 @@
       </w:pPr>
     </w:lvl>
   </w:abstractNum>
+  <w:abstractNum w:abstractNumId="2" w15:restartNumberingAfterBreak="0">
+    <w:nsid w:val="74D43F45"/>
+    <w:multiLevelType w:val="hybridMultilevel"/>
+    <w:tmpl w:val="8402C9D0"/>
+    <w:lvl w:ilvl="0" w:tplc="B39E4BF6">
+      <w:start w:val="1"/>
+      <w:numFmt w:val="decimal"/>
+      <w:lvlText w:val="%1."/>
+      <w:lvlJc w:val="left"/>
+      <w:pPr>
+        <w:ind w:left="1080" w:hanging="360"/>
+      </w:pPr>
+      <w:rPr>
+        <w:rFonts w:hint="default"/>
+      </w:rPr>
+    </w:lvl>
+    <w:lvl w:ilvl="1" w:tplc="40090019" w:tentative="1">
+      <w:start w:val="1"/>
+      <w:numFmt w:val="lowerLetter"/>
+      <w:lvlText w:val="%2."/>
+      <w:lvlJc w:val="left"/>
+      <w:pPr>
+        <w:ind w:left="1800" w:hanging="360"/>
+      </w:pPr>
+    </w:lvl>
+    <w:lvl w:ilvl="2" w:tplc="4009001B" w:tentative="1">
+      <w:start w:val="1"/>
+      <w:numFmt w:val="lowerRoman"/>
+      <w:lvlText w:val="%3."/>
+      <w:lvlJc w:val="right"/>
+      <w:pPr>
+        <w:ind w:left="2520" w:hanging="180"/>
+      </w:pPr>
+    </w:lvl>
+    <w:lvl w:ilvl="3" w:tplc="4009000F" w:tentative="1">
+      <w:start w:val="1"/>
+      <w:numFmt w:val="decimal"/>
+      <w:lvlText w:val="%4."/>
+      <w:lvlJc w:val="left"/>
+      <w:pPr>
+        <w:ind w:left="3240" w:hanging="360"/>
+      </w:pPr>
+    </w:lvl>
+    <w:lvl w:ilvl="4" w:tplc="40090019" w:tentative="1">
+      <w:start w:val="1"/>
+      <w:numFmt w:val="lowerLetter"/>
+      <w:lvlText w:val="%5."/>
+      <w:lvlJc w:val="left"/>
+      <w:pPr>
+        <w:ind w:left="3960" w:hanging="360"/>
+      </w:pPr>
+    </w:lvl>
+    <w:lvl w:ilvl="5" w:tplc="4009001B" w:tentative="1">
+      <w:start w:val="1"/>
+      <w:numFmt w:val="lowerRoman"/>
+      <w:lvlText w:val="%6."/>
+      <w:lvlJc w:val="right"/>
+      <w:pPr>
+        <w:ind w:left="4680" w:hanging="180"/>
+      </w:pPr>
+    </w:lvl>
+    <w:lvl w:ilvl="6" w:tplc="4009000F" w:tentative="1">
+      <w:start w:val="1"/>
+      <w:numFmt w:val="decimal"/>
+      <w:lvlText w:val="%7."/>
+      <w:lvlJc w:val="left"/>
+      <w:pPr>
+        <w:ind w:left="5400" w:hanging="360"/>
+      </w:pPr>
+    </w:lvl>
+    <w:lvl w:ilvl="7" w:tplc="40090019" w:tentative="1">
+      <w:start w:val="1"/>
+      <w:numFmt w:val="lowerLetter"/>
+      <w:lvlText w:val="%8."/>
+      <w:lvlJc w:val="left"/>
+      <w:pPr>
+        <w:ind w:left="6120" w:hanging="360"/>
+      </w:pPr>
+    </w:lvl>
+    <w:lvl w:ilvl="8" w:tplc="4009001B" w:tentative="1">
+      <w:start w:val="1"/>
+      <w:numFmt w:val="lowerRoman"/>
+      <w:lvlText w:val="%9."/>
+      <w:lvlJc w:val="right"/>
+      <w:pPr>
+        <w:ind w:left="6840" w:hanging="180"/>
+      </w:pPr>
+    </w:lvl>
+  </w:abstractNum>
   <w:num w:numId="1" w16cid:durableId="66616893">
+    <w:abstractNumId w:val="1"/>
+  </w:num>
+  <w:num w:numId="2" w16cid:durableId="123502505">
     <w:abstractNumId w:val="0"/>
+  </w:num>
+  <w:num w:numId="3" w16cid:durableId="1535847532">
+    <w:abstractNumId w:val="2"/>
   </w:num>
 </w:numbering>
 </file>

--- a/project_desc/details.docx
+++ b/project_desc/details.docx
@@ -80,17 +80,46 @@
         <w:ind w:left="720"/>
       </w:pPr>
       <w:r>
-        <w:t>7. add button should present top of list of aggrid and add form</w:t>
-      </w:r>
-    </w:p>
-    <w:p>
-      <w:pPr>
-        <w:pStyle w:val="NoSpacing"/>
-        <w:ind w:left="720"/>
-      </w:pPr>
-      <w:r>
-        <w:t>8. use boostrap 5 instead of marterial uI</w:t>
-      </w:r>
+        <w:t xml:space="preserve">7. add button should present top of list of </w:t>
+      </w:r>
+      <w:proofErr w:type="spellStart"/>
+      <w:r>
+        <w:t>aggrid</w:t>
+      </w:r>
+      <w:proofErr w:type="spellEnd"/>
+      <w:r>
+        <w:t xml:space="preserve"> and add form</w:t>
+      </w:r>
+    </w:p>
+    <w:p>
+      <w:pPr>
+        <w:pStyle w:val="NoSpacing"/>
+        <w:ind w:left="720"/>
+      </w:pPr>
+      <w:r>
+        <w:t xml:space="preserve">8. use </w:t>
+      </w:r>
+      <w:proofErr w:type="spellStart"/>
+      <w:r>
+        <w:t>boostrap</w:t>
+      </w:r>
+      <w:proofErr w:type="spellEnd"/>
+      <w:r>
+        <w:t xml:space="preserve"> 5 instead of </w:t>
+      </w:r>
+      <w:proofErr w:type="spellStart"/>
+      <w:r>
+        <w:t>marterial</w:t>
+      </w:r>
+      <w:proofErr w:type="spellEnd"/>
+      <w:r>
+        <w:t xml:space="preserve"> </w:t>
+      </w:r>
+      <w:proofErr w:type="spellStart"/>
+      <w:r>
+        <w:t>uI</w:t>
+      </w:r>
+      <w:proofErr w:type="spellEnd"/>
     </w:p>
     <w:p>
       <w:pPr>
@@ -122,7 +151,15 @@
         <w:t xml:space="preserve">employee code should be auto generated like </w:t>
       </w:r>
       <w:r>
-        <w:t>“TCV”+1 (with prefix)</w:t>
+        <w:t>“</w:t>
+      </w:r>
+      <w:proofErr w:type="gramStart"/>
+      <w:r>
+        <w:t>TCV”+</w:t>
+      </w:r>
+      <w:proofErr w:type="gramEnd"/>
+      <w:r>
+        <w:t>1 (with prefix)</w:t>
       </w:r>
       <w:r>
         <w:t>;</w:t>
@@ -149,10 +186,26 @@
         </w:numPr>
       </w:pPr>
       <w:r>
-        <w:t xml:space="preserve">temporary and permenant address should </w:t>
-      </w:r>
-      <w:r>
-        <w:t>capture with state, city and pincode for both</w:t>
+        <w:t xml:space="preserve">temporary and </w:t>
+      </w:r>
+      <w:proofErr w:type="spellStart"/>
+      <w:r>
+        <w:t>permenant</w:t>
+      </w:r>
+      <w:proofErr w:type="spellEnd"/>
+      <w:r>
+        <w:t xml:space="preserve"> address should </w:t>
+      </w:r>
+      <w:r>
+        <w:t xml:space="preserve">capture with state, city and </w:t>
+      </w:r>
+      <w:proofErr w:type="spellStart"/>
+      <w:r>
+        <w:t>pincode</w:t>
+      </w:r>
+      <w:proofErr w:type="spellEnd"/>
+      <w:r>
+        <w:t xml:space="preserve"> for both</w:t>
       </w:r>
     </w:p>
     <w:p>
@@ -164,7 +217,23 @@
         </w:numPr>
       </w:pPr>
       <w:r>
-        <w:t xml:space="preserve">photo should uploaded in jpeg, jpg, png format only </w:t>
+        <w:t xml:space="preserve">photo should </w:t>
+      </w:r>
+      <w:proofErr w:type="gramStart"/>
+      <w:r>
+        <w:t>uploaded</w:t>
+      </w:r>
+      <w:proofErr w:type="gramEnd"/>
+      <w:r>
+        <w:t xml:space="preserve"> in jpeg, jpg, </w:t>
+      </w:r>
+      <w:proofErr w:type="spellStart"/>
+      <w:r>
+        <w:t>png</w:t>
+      </w:r>
+      <w:proofErr w:type="spellEnd"/>
+      <w:r>
+        <w:t xml:space="preserve"> format only </w:t>
       </w:r>
       <w:r>
         <w:t>below 1mb size and show in view of employee screen</w:t>
@@ -188,16 +257,45 @@
         </w:numPr>
       </w:pPr>
       <w:r>
-        <w:t xml:space="preserve">if possible to fetch the employee </w:t>
-      </w:r>
-      <w:r>
-        <w:t xml:space="preserve">data from aadhar number based </w:t>
-      </w:r>
-      <w:r>
-        <w:t xml:space="preserve">api </w:t>
-      </w:r>
-      <w:r>
-        <w:t xml:space="preserve">(public api if available) </w:t>
+        <w:t xml:space="preserve">if </w:t>
+      </w:r>
+      <w:proofErr w:type="gramStart"/>
+      <w:r>
+        <w:t>possible</w:t>
+      </w:r>
+      <w:proofErr w:type="gramEnd"/>
+      <w:r>
+        <w:t xml:space="preserve"> to fetch the employee </w:t>
+      </w:r>
+      <w:r>
+        <w:t xml:space="preserve">data from </w:t>
+      </w:r>
+      <w:proofErr w:type="spellStart"/>
+      <w:r>
+        <w:t>aadhar</w:t>
+      </w:r>
+      <w:proofErr w:type="spellEnd"/>
+      <w:r>
+        <w:t xml:space="preserve"> number based </w:t>
+      </w:r>
+      <w:proofErr w:type="spellStart"/>
+      <w:r>
+        <w:t>api</w:t>
+      </w:r>
+      <w:proofErr w:type="spellEnd"/>
+      <w:r>
+        <w:t xml:space="preserve"> </w:t>
+      </w:r>
+      <w:r>
+        <w:t xml:space="preserve">(public </w:t>
+      </w:r>
+      <w:proofErr w:type="spellStart"/>
+      <w:r>
+        <w:t>api</w:t>
+      </w:r>
+      <w:proofErr w:type="spellEnd"/>
+      <w:r>
+        <w:t xml:space="preserve"> if available) </w:t>
       </w:r>
       <w:r>
         <w:t>fetched data will be better.</w:t>
@@ -212,7 +310,23 @@
         </w:numPr>
       </w:pPr>
       <w:r>
-        <w:t>And List the all Indian acceptable proof name, in the dropdown to select</w:t>
+        <w:t xml:space="preserve">And </w:t>
+      </w:r>
+      <w:proofErr w:type="gramStart"/>
+      <w:r>
+        <w:t>List</w:t>
+      </w:r>
+      <w:proofErr w:type="gramEnd"/>
+      <w:r>
+        <w:t xml:space="preserve"> the </w:t>
+      </w:r>
+      <w:proofErr w:type="gramStart"/>
+      <w:r>
+        <w:t>all Indian</w:t>
+      </w:r>
+      <w:proofErr w:type="gramEnd"/>
+      <w:r>
+        <w:t xml:space="preserve"> acceptable proof name, in the dropdown to select</w:t>
       </w:r>
     </w:p>
     <w:p>
@@ -293,25 +407,38 @@
         <w:t xml:space="preserve">, </w:t>
       </w:r>
       <w:r>
-        <w:t>Date Of Birth,Qualification</w:t>
-      </w:r>
-      <w:r>
-        <w:t>,</w:t>
-      </w:r>
-      <w:r>
-        <w:t>Spouse/parent Name</w:t>
-      </w:r>
-      <w:r>
-        <w:t>,</w:t>
-      </w:r>
-      <w:r>
-        <w:t>Id Proof Type</w:t>
-      </w:r>
-      <w:r>
-        <w:t xml:space="preserve">, </w:t>
-      </w:r>
-      <w:r>
-        <w:t>Id Proof Number</w:t>
+        <w:t xml:space="preserve">Date </w:t>
+      </w:r>
+      <w:proofErr w:type="gramStart"/>
+      <w:r>
+        <w:t>Of</w:t>
+      </w:r>
+      <w:proofErr w:type="gramEnd"/>
+      <w:r>
+        <w:t xml:space="preserve"> </w:t>
+      </w:r>
+      <w:proofErr w:type="spellStart"/>
+      <w:proofErr w:type="gramStart"/>
+      <w:r>
+        <w:t>Birth,Qualification</w:t>
+      </w:r>
+      <w:proofErr w:type="gramEnd"/>
+      <w:r>
+        <w:t>,Spouse</w:t>
+      </w:r>
+      <w:proofErr w:type="spellEnd"/>
+      <w:r>
+        <w:t xml:space="preserve">/parent </w:t>
+      </w:r>
+      <w:proofErr w:type="spellStart"/>
+      <w:proofErr w:type="gramStart"/>
+      <w:r>
+        <w:t>Name,Id</w:t>
+      </w:r>
+      <w:proofErr w:type="spellEnd"/>
+      <w:proofErr w:type="gramEnd"/>
+      <w:r>
+        <w:t xml:space="preserve"> Proof Type, Id Proof Number</w:t>
       </w:r>
       <w:r>
         <w:t xml:space="preserve"> are mandatory</w:t>
@@ -326,7 +453,15 @@
         </w:numPr>
       </w:pPr>
       <w:r>
-        <w:t xml:space="preserve">Temporary address are not mandatory </w:t>
+        <w:t xml:space="preserve">Temporary address </w:t>
+      </w:r>
+      <w:proofErr w:type="gramStart"/>
+      <w:r>
+        <w:t>are</w:t>
+      </w:r>
+      <w:proofErr w:type="gramEnd"/>
+      <w:r>
+        <w:t xml:space="preserve"> not mandatory </w:t>
       </w:r>
     </w:p>
     <w:p>
@@ -538,10 +673,26 @@
       </w:pPr>
       <w:r>
         <w:lastRenderedPageBreak/>
-        <w:t>5. created date / updated date should capture</w:t>
-      </w:r>
-      <w:r>
-        <w:t>d, and view of date should in india date format</w:t>
+        <w:t xml:space="preserve">5. created date / updated date should </w:t>
+      </w:r>
+      <w:proofErr w:type="gramStart"/>
+      <w:r>
+        <w:t>capture</w:t>
+      </w:r>
+      <w:r>
+        <w:t>d</w:t>
+      </w:r>
+      <w:proofErr w:type="gramEnd"/>
+      <w:r>
+        <w:t xml:space="preserve">, and view of date should in </w:t>
+      </w:r>
+      <w:proofErr w:type="spellStart"/>
+      <w:r>
+        <w:t>india</w:t>
+      </w:r>
+      <w:proofErr w:type="spellEnd"/>
+      <w:r>
+        <w:t xml:space="preserve"> date format</w:t>
       </w:r>
       <w:r>
         <w:t>.</w:t>
@@ -601,9 +752,11 @@
         <w:pStyle w:val="NoSpacing"/>
         <w:ind w:left="720"/>
       </w:pPr>
+      <w:proofErr w:type="spellStart"/>
       <w:r>
         <w:t>Category_name</w:t>
       </w:r>
+      <w:proofErr w:type="spellEnd"/>
       <w:r>
         <w:t xml:space="preserve"> </w:t>
       </w:r>
@@ -611,19 +764,21 @@
         <w:t>–</w:t>
       </w:r>
       <w:r>
-        <w:t xml:space="preserve"> </w:t>
-      </w:r>
-      <w:r>
-        <w:t>unique</w:t>
-      </w:r>
-    </w:p>
-    <w:p>
-      <w:pPr>
-        <w:pStyle w:val="NoSpacing"/>
-        <w:ind w:left="720"/>
-      </w:pPr>
-      <w:r>
-        <w:t>Parent_id – mapping will be care</w:t>
+        <w:t xml:space="preserve"> unique</w:t>
+      </w:r>
+    </w:p>
+    <w:p>
+      <w:pPr>
+        <w:pStyle w:val="NoSpacing"/>
+        <w:ind w:left="720"/>
+      </w:pPr>
+      <w:proofErr w:type="spellStart"/>
+      <w:r>
+        <w:t>Parent_id</w:t>
+      </w:r>
+      <w:proofErr w:type="spellEnd"/>
+      <w:r>
+        <w:t xml:space="preserve"> – mapping will be care</w:t>
       </w:r>
     </w:p>
     <w:p>
@@ -635,13 +790,37 @@
         </w:numPr>
       </w:pPr>
       <w:r>
-        <w:t xml:space="preserve">parent category – cctv/ solar / catv/ internet / </w:t>
-      </w:r>
-      <w:r>
-        <w:t>other extendable</w:t>
-      </w:r>
-      <w:r>
-        <w:t xml:space="preserve"> , should be selectable</w:t>
+        <w:t xml:space="preserve">parent category – </w:t>
+      </w:r>
+      <w:proofErr w:type="spellStart"/>
+      <w:r>
+        <w:t>cctv</w:t>
+      </w:r>
+      <w:proofErr w:type="spellEnd"/>
+      <w:r>
+        <w:t xml:space="preserve">/ solar / </w:t>
+      </w:r>
+      <w:proofErr w:type="spellStart"/>
+      <w:r>
+        <w:t>catv</w:t>
+      </w:r>
+      <w:proofErr w:type="spellEnd"/>
+      <w:r>
+        <w:t xml:space="preserve">/ internet / </w:t>
+      </w:r>
+      <w:r>
+        <w:t xml:space="preserve">other </w:t>
+      </w:r>
+      <w:proofErr w:type="gramStart"/>
+      <w:r>
+        <w:t>extendable</w:t>
+      </w:r>
+      <w:r>
+        <w:t xml:space="preserve"> ,</w:t>
+      </w:r>
+      <w:proofErr w:type="gramEnd"/>
+      <w:r>
+        <w:t xml:space="preserve"> should be selectable</w:t>
       </w:r>
     </w:p>
     <w:p>
@@ -653,7 +832,15 @@
         </w:numPr>
       </w:pPr>
       <w:r>
-        <w:t xml:space="preserve">level 1 – if(cctv) </w:t>
+        <w:t>level 1 – if(</w:t>
+      </w:r>
+      <w:proofErr w:type="spellStart"/>
+      <w:r>
+        <w:t>cctv</w:t>
+      </w:r>
+      <w:proofErr w:type="spellEnd"/>
+      <w:r>
+        <w:t xml:space="preserve">) </w:t>
       </w:r>
       <w:r>
         <w:t>IP Camera</w:t>
@@ -671,7 +858,15 @@
         </w:numPr>
       </w:pPr>
       <w:r>
-        <w:t>Level 2 -  5MP</w:t>
+        <w:t xml:space="preserve">Level 2 </w:t>
+      </w:r>
+      <w:proofErr w:type="gramStart"/>
+      <w:r>
+        <w:t>-  5</w:t>
+      </w:r>
+      <w:proofErr w:type="gramEnd"/>
+      <w:r>
+        <w:t>MP</w:t>
       </w:r>
       <w:r>
         <w:t xml:space="preserve"> free text</w:t>
@@ -689,10 +884,7 @@
         <w:t>Level 3 – outdoor</w:t>
       </w:r>
       <w:r>
-        <w:t xml:space="preserve"> </w:t>
-      </w:r>
-      <w:r>
-        <w:t>free text</w:t>
+        <w:t xml:space="preserve"> free text</w:t>
       </w:r>
     </w:p>
     <w:p>
@@ -704,62 +896,267 @@
         </w:numPr>
       </w:pPr>
       <w:r>
-        <w:t xml:space="preserve">Level 4 – Night vision </w:t>
-      </w:r>
+        <w:t xml:space="preserve">Level 4 – Night </w:t>
+      </w:r>
+      <w:proofErr w:type="gramStart"/>
+      <w:r>
+        <w:t xml:space="preserve">vision </w:t>
+      </w:r>
+      <w:r>
+        <w:t xml:space="preserve"> free</w:t>
+      </w:r>
+      <w:proofErr w:type="gramEnd"/>
+      <w:r>
+        <w:t xml:space="preserve"> text</w:t>
+      </w:r>
+    </w:p>
+    <w:p>
+      <w:pPr>
+        <w:pStyle w:val="NoSpacing"/>
+        <w:ind w:left="720"/>
+      </w:pPr>
+      <w:r>
+        <w:t>6.</w:t>
+      </w:r>
+      <w:r>
+        <w:t>Slug autogenerated in backend and unique</w:t>
+      </w:r>
+    </w:p>
+    <w:p>
+      <w:pPr>
+        <w:pStyle w:val="NoSpacing"/>
+        <w:ind w:left="720"/>
+      </w:pPr>
+      <w:r>
+        <w:t>7</w:t>
+      </w:r>
+      <w:r>
+        <w:t>Status is active, while insert, update will change the status</w:t>
+      </w:r>
+    </w:p>
+    <w:p>
+      <w:pPr>
+        <w:pStyle w:val="NoSpacing"/>
+        <w:ind w:left="720"/>
+      </w:pPr>
+      <w:r>
+        <w:t xml:space="preserve">8.created date / updated date should </w:t>
+      </w:r>
+      <w:proofErr w:type="gramStart"/>
+      <w:r>
+        <w:t>captured</w:t>
+      </w:r>
+      <w:proofErr w:type="gramEnd"/>
+      <w:r>
+        <w:t xml:space="preserve">, and view of date should in </w:t>
+      </w:r>
+      <w:proofErr w:type="spellStart"/>
+      <w:r>
+        <w:t>india</w:t>
+      </w:r>
+      <w:proofErr w:type="spellEnd"/>
+      <w:r>
+        <w:t xml:space="preserve"> date format.</w:t>
+      </w:r>
+    </w:p>
+    <w:p>
+      <w:pPr>
+        <w:pStyle w:val="NoSpacing"/>
+        <w:ind w:left="720"/>
+      </w:pPr>
+      <w:r>
+        <w:t xml:space="preserve">9. Refer the </w:t>
+      </w:r>
+      <w:proofErr w:type="gramStart"/>
+      <w:r>
+        <w:t>table :</w:t>
+      </w:r>
+      <w:proofErr w:type="gramEnd"/>
       <w:r>
         <w:t xml:space="preserve"> </w:t>
       </w:r>
       <w:r>
-        <w:t>free text</w:t>
-      </w:r>
-    </w:p>
-    <w:p>
-      <w:pPr>
-        <w:pStyle w:val="NoSpacing"/>
-        <w:ind w:left="720"/>
-      </w:pPr>
-      <w:r>
-        <w:t>6.</w:t>
-      </w:r>
-      <w:r>
-        <w:t>Slug autogenerated in backend and unique</w:t>
-      </w:r>
-    </w:p>
-    <w:p>
-      <w:pPr>
-        <w:pStyle w:val="NoSpacing"/>
-        <w:ind w:left="720"/>
-      </w:pPr>
-      <w:r>
-        <w:t>7</w:t>
-      </w:r>
-      <w:r>
-        <w:t>Status is active, while insert, update will change the status</w:t>
-      </w:r>
-    </w:p>
-    <w:p>
-      <w:pPr>
-        <w:pStyle w:val="NoSpacing"/>
-        <w:ind w:left="720"/>
-      </w:pPr>
-      <w:r>
-        <w:t>8.</w:t>
-      </w:r>
-      <w:r>
-        <w:t>created date / updated date should captured, and view of date should in india date format.</w:t>
-      </w:r>
-    </w:p>
-    <w:p>
-      <w:pPr>
-        <w:pStyle w:val="NoSpacing"/>
-        <w:ind w:left="720"/>
-      </w:pPr>
-      <w:r>
-        <w:t xml:space="preserve">9. Refer the table : </w:t>
-      </w:r>
-      <w:r>
         <w:t>categories</w:t>
       </w:r>
+    </w:p>
+    <w:p>
+      <w:pPr>
+        <w:pStyle w:val="NoSpacing"/>
+        <w:ind w:left="720"/>
+      </w:pPr>
+    </w:p>
+    <w:p>
+      <w:pPr>
+        <w:pStyle w:val="NoSpacing"/>
+        <w:ind w:left="720"/>
+      </w:pPr>
+      <w:r>
+        <w:t>while load the categories list all parent categories are inserted into table this is not my requirement</w:t>
+      </w:r>
+    </w:p>
+    <w:p>
+      <w:pPr>
+        <w:pStyle w:val="NoSpacing"/>
+        <w:ind w:left="720"/>
+      </w:pPr>
+      <w:proofErr w:type="spellStart"/>
+      <w:r>
+        <w:t>i</w:t>
+      </w:r>
+      <w:proofErr w:type="spellEnd"/>
+      <w:r>
+        <w:t xml:space="preserve"> want to choose the parent category of 5 items in select </w:t>
+      </w:r>
+      <w:r>
+        <w:t>drop down</w:t>
+      </w:r>
+    </w:p>
+    <w:p>
+      <w:pPr>
+        <w:pStyle w:val="NoSpacing"/>
+        <w:ind w:left="720"/>
+      </w:pPr>
+      <w:r>
+        <w:t>if parent category is not available, need to insert first time</w:t>
+      </w:r>
+    </w:p>
+    <w:p>
+      <w:pPr>
+        <w:pStyle w:val="NoSpacing"/>
+        <w:ind w:left="720"/>
+      </w:pPr>
+      <w:r>
+        <w:t xml:space="preserve">add in front end as like </w:t>
+      </w:r>
+      <w:proofErr w:type="spellStart"/>
+      <w:r>
+        <w:t>parentCagegory</w:t>
+      </w:r>
+      <w:proofErr w:type="spellEnd"/>
+      <w:r>
+        <w:t xml:space="preserve"> </w:t>
+      </w:r>
+      <w:proofErr w:type="gramStart"/>
+      <w:r>
+        <w:t>=[</w:t>
+      </w:r>
+      <w:proofErr w:type="gramEnd"/>
+      <w:r>
+        <w:t>]</w:t>
+      </w:r>
+    </w:p>
+    <w:p>
+      <w:pPr>
+        <w:pStyle w:val="NoSpacing"/>
+        <w:ind w:left="720"/>
+      </w:pPr>
+      <w:r>
+        <w:t xml:space="preserve">and list view like </w:t>
+      </w:r>
+      <w:r>
+        <w:t xml:space="preserve">below table </w:t>
+      </w:r>
+    </w:p>
+    <w:p>
+      <w:pPr>
+        <w:pStyle w:val="NoSpacing"/>
+        <w:ind w:left="720"/>
+      </w:pPr>
+    </w:p>
+    <w:p>
+      <w:pPr>
+        <w:pStyle w:val="NoSpacing"/>
+        <w:ind w:left="720"/>
+      </w:pPr>
+      <w:r>
+        <w:t xml:space="preserve">I can </w:t>
+      </w:r>
+      <w:r>
+        <w:t xml:space="preserve">add any different categories in </w:t>
+      </w:r>
+      <w:r>
+        <w:t>parent map in single category for example</w:t>
+      </w:r>
+    </w:p>
+    <w:p>
+      <w:pPr>
+        <w:pStyle w:val="NoSpacing"/>
+        <w:ind w:left="720"/>
+      </w:pPr>
+      <w:proofErr w:type="spellStart"/>
+      <w:r>
+        <w:t>Cctv</w:t>
+      </w:r>
+      <w:proofErr w:type="spellEnd"/>
+      <w:r>
+        <w:t xml:space="preserve"> – IP CAMERA 5MP BULLET NIGHT VISION</w:t>
+      </w:r>
+    </w:p>
+    <w:p>
+      <w:pPr>
+        <w:pStyle w:val="NoSpacing"/>
+        <w:ind w:left="720"/>
+      </w:pPr>
+      <w:proofErr w:type="spellStart"/>
+      <w:r>
+        <w:t>Cctv</w:t>
+      </w:r>
+      <w:proofErr w:type="spellEnd"/>
+      <w:r>
+        <w:t xml:space="preserve"> – IP CAMERA </w:t>
+      </w:r>
+      <w:r>
+        <w:t>3</w:t>
+      </w:r>
+      <w:r>
+        <w:t>MP BULLET NIGHT VISION</w:t>
+      </w:r>
+    </w:p>
+    <w:p>
+      <w:pPr>
+        <w:pStyle w:val="NoSpacing"/>
+        <w:ind w:left="720"/>
+      </w:pPr>
+      <w:proofErr w:type="spellStart"/>
+      <w:r>
+        <w:t>Cctv</w:t>
+      </w:r>
+      <w:proofErr w:type="spellEnd"/>
+      <w:r>
+        <w:t xml:space="preserve"> – IP CAMERA 5MP </w:t>
+      </w:r>
+      <w:r>
+        <w:t>DOME</w:t>
+      </w:r>
+      <w:r>
+        <w:t xml:space="preserve"> NIGHT VISION</w:t>
+      </w:r>
+    </w:p>
+    <w:p>
+      <w:pPr>
+        <w:pStyle w:val="NoSpacing"/>
+        <w:ind w:left="720"/>
+      </w:pPr>
+      <w:proofErr w:type="spellStart"/>
+      <w:r>
+        <w:t>Cctv</w:t>
+      </w:r>
+      <w:proofErr w:type="spellEnd"/>
+      <w:r>
+        <w:t xml:space="preserve"> – IP CAMERA </w:t>
+      </w:r>
+      <w:r>
+        <w:t>3</w:t>
+      </w:r>
+      <w:r>
+        <w:t>MP DOME NIGHT VISION</w:t>
+      </w:r>
+    </w:p>
+    <w:p>
+      <w:pPr>
+        <w:pStyle w:val="NoSpacing"/>
+        <w:ind w:left="720"/>
+      </w:pPr>
     </w:p>
     <w:p>
       <w:pPr>
@@ -798,6 +1195,119 @@
 <file path=word/numbering.xml><?xml version="1.0" encoding="utf-8"?>
 <w:numbering xmlns:wpc="http://schemas.microsoft.com/office/word/2010/wordprocessingCanvas" xmlns:cx="http://schemas.microsoft.com/office/drawing/2014/chartex" xmlns:cx1="http://schemas.microsoft.com/office/drawing/2015/9/8/chartex" xmlns:cx2="http://schemas.microsoft.com/office/drawing/2015/10/21/chartex" xmlns:cx3="http://schemas.microsoft.com/office/drawing/2016/5/9/chartex" xmlns:cx4="http://schemas.microsoft.com/office/drawing/2016/5/10/chartex" xmlns:cx5="http://schemas.microsoft.com/office/drawing/2016/5/11/chartex" xmlns:cx6="http://schemas.microsoft.com/office/drawing/2016/5/12/chartex" xmlns:cx7="http://schemas.microsoft.com/office/drawing/2016/5/13/chartex" xmlns:cx8="http://schemas.microsoft.com/office/drawing/2016/5/14/chartex" xmlns:mc="http://schemas.openxmlformats.org/markup-compatibility/2006" xmlns:aink="http://schemas.microsoft.com/office/drawing/2016/ink" xmlns:am3d="http://schemas.microsoft.com/office/drawing/2017/model3d" xmlns:o="urn:schemas-microsoft-com:office:office" xmlns:oel="http://schemas.microsoft.com/office/2019/extlst" xmlns:r="http://schemas.openxmlformats.org/officeDocument/2006/relationships" xmlns:m="http://schemas.openxmlformats.org/officeDocument/2006/math" xmlns:v="urn:schemas-microsoft-com:vml" xmlns:wp14="http://schemas.microsoft.com/office/word/2010/wordprocessingDrawing" xmlns:wp="http://schemas.openxmlformats.org/drawingml/2006/wordprocessingDrawing" xmlns:w10="urn:schemas-microsoft-com:office:word" xmlns:w="http://schemas.openxmlformats.org/wordprocessingml/2006/main" xmlns:w14="http://schemas.microsoft.com/office/word/2010/wordml" xmlns:w15="http://schemas.microsoft.com/office/word/2012/wordml" xmlns:w16cex="http://schemas.microsoft.com/office/word/2018/wordml/cex" xmlns:w16cid="http://schemas.microsoft.com/office/word/2016/wordml/cid" xmlns:w16="http://schemas.microsoft.com/office/word/2018/wordml" xmlns:w16du="http://schemas.microsoft.com/office/word/2023/wordml/word16du" xmlns:w16sdtdh="http://schemas.microsoft.com/office/word/2020/wordml/sdtdatahash" xmlns:w16sdtfl="http://schemas.microsoft.com/office/word/2024/wordml/sdtformatlock" xmlns:w16se="http://schemas.microsoft.com/office/word/2015/wordml/symex" xmlns:wpg="http://schemas.microsoft.com/office/word/2010/wordprocessingGroup" xmlns:wpi="http://schemas.microsoft.com/office/word/2010/wordprocessingInk" xmlns:wne="http://schemas.microsoft.com/office/word/2006/wordml" xmlns:wps="http://schemas.microsoft.com/office/word/2010/wordprocessingShape" mc:Ignorable="w14 w15 w16se w16cid w16 w16cex w16sdtdh w16sdtfl w16du wp14">
   <w:abstractNum w:abstractNumId="0" w15:restartNumberingAfterBreak="0">
+    <w:nsid w:val="00AB45BA"/>
+    <w:multiLevelType w:val="hybridMultilevel"/>
+    <w:tmpl w:val="B7721E86"/>
+    <w:lvl w:ilvl="0" w:tplc="4AE46546">
+      <w:start w:val="9"/>
+      <w:numFmt w:val="bullet"/>
+      <w:lvlText w:val=""/>
+      <w:lvlJc w:val="left"/>
+      <w:pPr>
+        <w:ind w:left="1080" w:hanging="360"/>
+      </w:pPr>
+      <w:rPr>
+        <w:rFonts w:ascii="Wingdings" w:eastAsiaTheme="minorHAnsi" w:hAnsi="Wingdings" w:cstheme="minorBidi" w:hint="default"/>
+      </w:rPr>
+    </w:lvl>
+    <w:lvl w:ilvl="1" w:tplc="40090003" w:tentative="1">
+      <w:start w:val="1"/>
+      <w:numFmt w:val="bullet"/>
+      <w:lvlText w:val="o"/>
+      <w:lvlJc w:val="left"/>
+      <w:pPr>
+        <w:ind w:left="1800" w:hanging="360"/>
+      </w:pPr>
+      <w:rPr>
+        <w:rFonts w:ascii="Courier New" w:hAnsi="Courier New" w:cs="Courier New" w:hint="default"/>
+      </w:rPr>
+    </w:lvl>
+    <w:lvl w:ilvl="2" w:tplc="40090005" w:tentative="1">
+      <w:start w:val="1"/>
+      <w:numFmt w:val="bullet"/>
+      <w:lvlText w:val=""/>
+      <w:lvlJc w:val="left"/>
+      <w:pPr>
+        <w:ind w:left="2520" w:hanging="360"/>
+      </w:pPr>
+      <w:rPr>
+        <w:rFonts w:ascii="Wingdings" w:hAnsi="Wingdings" w:hint="default"/>
+      </w:rPr>
+    </w:lvl>
+    <w:lvl w:ilvl="3" w:tplc="40090001" w:tentative="1">
+      <w:start w:val="1"/>
+      <w:numFmt w:val="bullet"/>
+      <w:lvlText w:val=""/>
+      <w:lvlJc w:val="left"/>
+      <w:pPr>
+        <w:ind w:left="3240" w:hanging="360"/>
+      </w:pPr>
+      <w:rPr>
+        <w:rFonts w:ascii="Symbol" w:hAnsi="Symbol" w:hint="default"/>
+      </w:rPr>
+    </w:lvl>
+    <w:lvl w:ilvl="4" w:tplc="40090003" w:tentative="1">
+      <w:start w:val="1"/>
+      <w:numFmt w:val="bullet"/>
+      <w:lvlText w:val="o"/>
+      <w:lvlJc w:val="left"/>
+      <w:pPr>
+        <w:ind w:left="3960" w:hanging="360"/>
+      </w:pPr>
+      <w:rPr>
+        <w:rFonts w:ascii="Courier New" w:hAnsi="Courier New" w:cs="Courier New" w:hint="default"/>
+      </w:rPr>
+    </w:lvl>
+    <w:lvl w:ilvl="5" w:tplc="40090005" w:tentative="1">
+      <w:start w:val="1"/>
+      <w:numFmt w:val="bullet"/>
+      <w:lvlText w:val=""/>
+      <w:lvlJc w:val="left"/>
+      <w:pPr>
+        <w:ind w:left="4680" w:hanging="360"/>
+      </w:pPr>
+      <w:rPr>
+        <w:rFonts w:ascii="Wingdings" w:hAnsi="Wingdings" w:hint="default"/>
+      </w:rPr>
+    </w:lvl>
+    <w:lvl w:ilvl="6" w:tplc="40090001" w:tentative="1">
+      <w:start w:val="1"/>
+      <w:numFmt w:val="bullet"/>
+      <w:lvlText w:val=""/>
+      <w:lvlJc w:val="left"/>
+      <w:pPr>
+        <w:ind w:left="5400" w:hanging="360"/>
+      </w:pPr>
+      <w:rPr>
+        <w:rFonts w:ascii="Symbol" w:hAnsi="Symbol" w:hint="default"/>
+      </w:rPr>
+    </w:lvl>
+    <w:lvl w:ilvl="7" w:tplc="40090003" w:tentative="1">
+      <w:start w:val="1"/>
+      <w:numFmt w:val="bullet"/>
+      <w:lvlText w:val="o"/>
+      <w:lvlJc w:val="left"/>
+      <w:pPr>
+        <w:ind w:left="6120" w:hanging="360"/>
+      </w:pPr>
+      <w:rPr>
+        <w:rFonts w:ascii="Courier New" w:hAnsi="Courier New" w:cs="Courier New" w:hint="default"/>
+      </w:rPr>
+    </w:lvl>
+    <w:lvl w:ilvl="8" w:tplc="40090005" w:tentative="1">
+      <w:start w:val="1"/>
+      <w:numFmt w:val="bullet"/>
+      <w:lvlText w:val=""/>
+      <w:lvlJc w:val="left"/>
+      <w:pPr>
+        <w:ind w:left="6840" w:hanging="360"/>
+      </w:pPr>
+      <w:rPr>
+        <w:rFonts w:ascii="Wingdings" w:hAnsi="Wingdings" w:hint="default"/>
+      </w:rPr>
+    </w:lvl>
+  </w:abstractNum>
+  <w:abstractNum w:abstractNumId="1" w15:restartNumberingAfterBreak="0">
     <w:nsid w:val="3C025123"/>
     <w:multiLevelType w:val="hybridMultilevel"/>
     <w:tmpl w:val="ED72C358"/>
@@ -886,7 +1396,7 @@
       </w:pPr>
     </w:lvl>
   </w:abstractNum>
-  <w:abstractNum w:abstractNumId="1" w15:restartNumberingAfterBreak="0">
+  <w:abstractNum w:abstractNumId="2" w15:restartNumberingAfterBreak="0">
     <w:nsid w:val="4B9566C8"/>
     <w:multiLevelType w:val="hybridMultilevel"/>
     <w:tmpl w:val="0BC871BE"/>
@@ -975,7 +1485,7 @@
       </w:pPr>
     </w:lvl>
   </w:abstractNum>
-  <w:abstractNum w:abstractNumId="2" w15:restartNumberingAfterBreak="0">
+  <w:abstractNum w:abstractNumId="3" w15:restartNumberingAfterBreak="0">
     <w:nsid w:val="74D43F45"/>
     <w:multiLevelType w:val="hybridMultilevel"/>
     <w:tmpl w:val="8402C9D0"/>
@@ -1065,13 +1575,16 @@
     </w:lvl>
   </w:abstractNum>
   <w:num w:numId="1" w16cid:durableId="66616893">
+    <w:abstractNumId w:val="2"/>
+  </w:num>
+  <w:num w:numId="2" w16cid:durableId="123502505">
     <w:abstractNumId w:val="1"/>
   </w:num>
-  <w:num w:numId="2" w16cid:durableId="123502505">
+  <w:num w:numId="3" w16cid:durableId="1535847532">
+    <w:abstractNumId w:val="3"/>
+  </w:num>
+  <w:num w:numId="4" w16cid:durableId="217015646">
     <w:abstractNumId w:val="0"/>
-  </w:num>
-  <w:num w:numId="3" w16cid:durableId="1535847532">
-    <w:abstractNumId w:val="2"/>
   </w:num>
 </w:numbering>
 </file>

--- a/project_desc/details.docx
+++ b/project_desc/details.docx
@@ -1162,6 +1162,649 @@
       <w:pPr>
         <w:pStyle w:val="NoSpacing"/>
         <w:ind w:left="720"/>
+      </w:pPr>
+    </w:p>
+    <w:p>
+      <w:pPr>
+        <w:pStyle w:val="NoSpacing"/>
+        <w:ind w:left="720"/>
+        <w:rPr>
+          <w:b/>
+          <w:bCs/>
+          <w:u w:val="single"/>
+        </w:rPr>
+      </w:pPr>
+      <w:r>
+        <w:rPr>
+          <w:b/>
+          <w:bCs/>
+          <w:u w:val="single"/>
+        </w:rPr>
+        <w:t>Product Module</w:t>
+      </w:r>
+    </w:p>
+    <w:p>
+      <w:pPr>
+        <w:pStyle w:val="NoSpacing"/>
+        <w:ind w:left="720"/>
+      </w:pPr>
+      <w:r>
+        <w:t>1.</w:t>
+      </w:r>
+      <w:r>
+        <w:t>product module with table product and the missing fields in frontend and backend</w:t>
+      </w:r>
+    </w:p>
+    <w:p>
+      <w:pPr>
+        <w:pStyle w:val="NoSpacing"/>
+        <w:ind w:left="720"/>
+      </w:pPr>
+      <w:r>
+        <w:t>2.Added the product in product list</w:t>
+      </w:r>
+      <w:r>
+        <w:t>, then I update the categories, of all level, if wants to update in product</w:t>
+      </w:r>
+      <w:r>
+        <w:t xml:space="preserve"> item?</w:t>
+      </w:r>
+    </w:p>
+    <w:p>
+      <w:pPr>
+        <w:pStyle w:val="NoSpacing"/>
+        <w:ind w:left="720"/>
+      </w:pPr>
+      <w:r>
+        <w:t xml:space="preserve">3. here need the price? Because shall we update the selling and purchase in purchase items, </w:t>
+      </w:r>
+    </w:p>
+    <w:p>
+      <w:pPr>
+        <w:pStyle w:val="NoSpacing"/>
+        <w:ind w:left="720"/>
+      </w:pPr>
+      <w:r>
+        <w:t>Can we fetch from there while create quotation?</w:t>
+      </w:r>
+    </w:p>
+    <w:p>
+      <w:pPr>
+        <w:pStyle w:val="NoSpacing"/>
+        <w:ind w:left="720"/>
+      </w:pPr>
+    </w:p>
+    <w:p>
+      <w:pPr>
+        <w:pStyle w:val="NoSpacing"/>
+        <w:ind w:left="720"/>
+      </w:pPr>
+    </w:p>
+    <w:p>
+      <w:pPr>
+        <w:pStyle w:val="NoSpacing"/>
+        <w:ind w:left="720"/>
+      </w:pPr>
+      <w:r>
+        <w:t>Yes, possible.</w:t>
+      </w:r>
+    </w:p>
+    <w:p>
+      <w:pPr>
+        <w:pStyle w:val="NoSpacing"/>
+        <w:ind w:left="720"/>
+      </w:pPr>
+      <w:r>
+        <w:rPr>
+          <w:b/>
+          <w:bCs/>
+        </w:rPr>
+        <w:lastRenderedPageBreak/>
+        <w:t>1. Barcode of product scannable</w:t>
+      </w:r>
+      <w:r>
+        <w:br/>
+        <w:t xml:space="preserve">You can add a </w:t>
+      </w:r>
+      <w:r>
+        <w:rPr>
+          <w:b/>
+          <w:bCs/>
+        </w:rPr>
+        <w:t>barcode scanner</w:t>
+      </w:r>
+      <w:r>
+        <w:t xml:space="preserve"> feature. User scans product barcode using camera, then system gets barcode number.</w:t>
+      </w:r>
+    </w:p>
+    <w:p>
+      <w:pPr>
+        <w:pStyle w:val="NoSpacing"/>
+        <w:ind w:left="720"/>
+      </w:pPr>
+      <w:r>
+        <w:t>Example text:</w:t>
+      </w:r>
+    </w:p>
+    <w:p>
+      <w:pPr>
+        <w:pStyle w:val="NoSpacing"/>
+        <w:ind w:left="720"/>
+      </w:pPr>
+      <w:r>
+        <w:t>Scan the product barcode to automatically fetch or enter product details.</w:t>
+      </w:r>
+    </w:p>
+    <w:p>
+      <w:pPr>
+        <w:pStyle w:val="NoSpacing"/>
+        <w:ind w:left="720"/>
+      </w:pPr>
+      <w:r>
+        <w:rPr>
+          <w:b/>
+          <w:bCs/>
+        </w:rPr>
+        <w:t>2. Free text from image upload</w:t>
+      </w:r>
+      <w:r>
+        <w:br/>
+        <w:t xml:space="preserve">Yes, user can upload an image, and system can read text from it using </w:t>
+      </w:r>
+      <w:r>
+        <w:rPr>
+          <w:b/>
+          <w:bCs/>
+        </w:rPr>
+        <w:t>OCR</w:t>
+      </w:r>
+      <w:r>
+        <w:t>.</w:t>
+      </w:r>
+    </w:p>
+    <w:p>
+      <w:pPr>
+        <w:pStyle w:val="NoSpacing"/>
+        <w:ind w:left="720"/>
+      </w:pPr>
+      <w:r>
+        <w:t>Example text:</w:t>
+      </w:r>
+    </w:p>
+    <w:p>
+      <w:pPr>
+        <w:pStyle w:val="NoSpacing"/>
+        <w:ind w:left="720"/>
+      </w:pPr>
+      <w:r>
+        <w:t>Upload an image to extract text automatically, or enter details manually.</w:t>
+      </w:r>
+    </w:p>
+    <w:p>
+      <w:pPr>
+        <w:pStyle w:val="NoSpacing"/>
+        <w:ind w:left="720"/>
+      </w:pPr>
+      <w:r>
+        <w:t>Better field names:</w:t>
+      </w:r>
+    </w:p>
+    <w:p>
+      <w:pPr>
+        <w:pStyle w:val="NoSpacing"/>
+        <w:numPr>
+          <w:ilvl w:val="0"/>
+          <w:numId w:val="5"/>
+        </w:numPr>
+      </w:pPr>
+      <w:r>
+        <w:rPr>
+          <w:b/>
+          <w:bCs/>
+        </w:rPr>
+        <w:t>Scan Barcode</w:t>
+      </w:r>
+      <w:r>
+        <w:t xml:space="preserve"> </w:t>
+      </w:r>
+    </w:p>
+    <w:p>
+      <w:pPr>
+        <w:pStyle w:val="NoSpacing"/>
+        <w:numPr>
+          <w:ilvl w:val="0"/>
+          <w:numId w:val="5"/>
+        </w:numPr>
+      </w:pPr>
+      <w:r>
+        <w:rPr>
+          <w:b/>
+          <w:bCs/>
+        </w:rPr>
+        <w:t>Upload Product Image</w:t>
+      </w:r>
+      <w:r>
+        <w:t xml:space="preserve"> </w:t>
+      </w:r>
+    </w:p>
+    <w:p>
+      <w:pPr>
+        <w:pStyle w:val="NoSpacing"/>
+        <w:numPr>
+          <w:ilvl w:val="0"/>
+          <w:numId w:val="5"/>
+        </w:numPr>
+      </w:pPr>
+      <w:r>
+        <w:rPr>
+          <w:b/>
+          <w:bCs/>
+        </w:rPr>
+        <w:t>Extract Text from Image</w:t>
+      </w:r>
+      <w:r>
+        <w:t xml:space="preserve"> </w:t>
+      </w:r>
+    </w:p>
+    <w:p>
+      <w:pPr>
+        <w:pStyle w:val="NoSpacing"/>
+        <w:numPr>
+          <w:ilvl w:val="0"/>
+          <w:numId w:val="5"/>
+        </w:numPr>
+      </w:pPr>
+      <w:r>
+        <w:rPr>
+          <w:b/>
+          <w:bCs/>
+        </w:rPr>
+        <w:t>Manual Entry / Free Text</w:t>
+      </w:r>
+      <w:r>
+        <w:t xml:space="preserve"> </w:t>
+      </w:r>
+    </w:p>
+    <w:p>
+      <w:pPr>
+        <w:pStyle w:val="NoSpacing"/>
+        <w:ind w:left="720"/>
+      </w:pPr>
+      <w:r>
+        <w:t xml:space="preserve">Scan Barcode, </w:t>
+      </w:r>
+      <w:proofErr w:type="spellStart"/>
+      <w:r>
+        <w:t>ocr</w:t>
+      </w:r>
+      <w:proofErr w:type="spellEnd"/>
+      <w:r>
+        <w:t xml:space="preserve"> plugins are available in angular?</w:t>
+      </w:r>
+    </w:p>
+    <w:p>
+      <w:pPr>
+        <w:pStyle w:val="NoSpacing"/>
+        <w:ind w:left="720"/>
+      </w:pPr>
+      <w:r>
+        <w:t>I’ll check current Angular-compatible options and separate them into barcode scanning and OCR, with easy package choices.</w:t>
+      </w:r>
+    </w:p>
+    <w:p>
+      <w:pPr>
+        <w:pStyle w:val="NoSpacing"/>
+        <w:ind w:left="720"/>
+      </w:pPr>
+      <w:r>
+        <w:t>Thought for a few seconds</w:t>
+      </w:r>
+    </w:p>
+    <w:p>
+      <w:pPr>
+        <w:pStyle w:val="NoSpacing"/>
+        <w:ind w:left="720"/>
+      </w:pPr>
+      <w:r>
+        <w:t>Yes, Angular supports both.</w:t>
+      </w:r>
+    </w:p>
+    <w:p>
+      <w:pPr>
+        <w:pStyle w:val="NoSpacing"/>
+        <w:ind w:left="720"/>
+      </w:pPr>
+      <w:r>
+        <w:rPr>
+          <w:b/>
+          <w:bCs/>
+        </w:rPr>
+        <w:t>Barcode scanner</w:t>
+      </w:r>
+      <w:r>
+        <w:br/>
+        <w:t>Best options:</w:t>
+      </w:r>
+    </w:p>
+    <w:p>
+      <w:pPr>
+        <w:pStyle w:val="NoSpacing"/>
+        <w:ind w:left="720"/>
+      </w:pPr>
+      <w:proofErr w:type="spellStart"/>
+      <w:r>
+        <w:t>npm</w:t>
+      </w:r>
+      <w:proofErr w:type="spellEnd"/>
+      <w:r>
+        <w:t xml:space="preserve"> install @zxing/ngx-scanner</w:t>
+      </w:r>
+    </w:p>
+    <w:p>
+      <w:pPr>
+        <w:pStyle w:val="NoSpacing"/>
+        <w:ind w:left="720"/>
+      </w:pPr>
+      <w:r>
+        <w:t>or</w:t>
+      </w:r>
+    </w:p>
+    <w:p>
+      <w:pPr>
+        <w:pStyle w:val="NoSpacing"/>
+        <w:ind w:left="720"/>
+      </w:pPr>
+      <w:proofErr w:type="spellStart"/>
+      <w:r>
+        <w:t>npm</w:t>
+      </w:r>
+      <w:proofErr w:type="spellEnd"/>
+      <w:r>
+        <w:t xml:space="preserve"> install @zxing/browser</w:t>
+      </w:r>
+    </w:p>
+    <w:p>
+      <w:pPr>
+        <w:pStyle w:val="NoSpacing"/>
+        <w:ind w:left="720"/>
+      </w:pPr>
+      <w:r>
+        <w:t xml:space="preserve">@zxing/ngx-scanner is Angular-specific and supports QR + barcode scanning. </w:t>
+      </w:r>
+    </w:p>
+    <w:p>
+      <w:pPr>
+        <w:pStyle w:val="NoSpacing"/>
+        <w:ind w:left="720"/>
+      </w:pPr>
+      <w:r>
+        <w:rPr>
+          <w:b/>
+          <w:bCs/>
+        </w:rPr>
+        <w:t>OCR / image text extract</w:t>
+      </w:r>
+      <w:r>
+        <w:br/>
+        <w:t>Best option:</w:t>
+      </w:r>
+    </w:p>
+    <w:p>
+      <w:pPr>
+        <w:pStyle w:val="NoSpacing"/>
+        <w:ind w:left="720"/>
+      </w:pPr>
+      <w:proofErr w:type="spellStart"/>
+      <w:r>
+        <w:t>npm</w:t>
+      </w:r>
+      <w:proofErr w:type="spellEnd"/>
+      <w:r>
+        <w:t xml:space="preserve"> install tesseract.js</w:t>
+      </w:r>
+    </w:p>
+    <w:p>
+      <w:pPr>
+        <w:pStyle w:val="NoSpacing"/>
+        <w:ind w:left="720"/>
+      </w:pPr>
+      <w:r>
+        <w:t xml:space="preserve">Tesseract.js runs in browser/Node and supports OCR for 100+ languages. </w:t>
+      </w:r>
+    </w:p>
+    <w:p>
+      <w:pPr>
+        <w:pStyle w:val="NoSpacing"/>
+        <w:ind w:left="720"/>
+      </w:pPr>
+      <w:r>
+        <w:rPr>
+          <w:b/>
+          <w:bCs/>
+        </w:rPr>
+        <w:t>Recommended</w:t>
+      </w:r>
+    </w:p>
+    <w:p>
+      <w:pPr>
+        <w:pStyle w:val="NoSpacing"/>
+        <w:numPr>
+          <w:ilvl w:val="0"/>
+          <w:numId w:val="6"/>
+        </w:numPr>
+      </w:pPr>
+      <w:r>
+        <w:t xml:space="preserve">For barcode: @zxing/ngx-scanner </w:t>
+      </w:r>
+    </w:p>
+    <w:p>
+      <w:pPr>
+        <w:pStyle w:val="NoSpacing"/>
+        <w:numPr>
+          <w:ilvl w:val="0"/>
+          <w:numId w:val="6"/>
+        </w:numPr>
+      </w:pPr>
+      <w:r>
+        <w:t>For OCR image upload: tesseract.js</w:t>
+      </w:r>
+    </w:p>
+    <w:p>
+      <w:pPr>
+        <w:pStyle w:val="NoSpacing"/>
+        <w:ind w:left="720"/>
+      </w:pPr>
+    </w:p>
+    <w:p>
+      <w:pPr>
+        <w:pStyle w:val="NoSpacing"/>
+        <w:ind w:left="720"/>
+      </w:pPr>
+    </w:p>
+    <w:p>
+      <w:pPr>
+        <w:pStyle w:val="NoSpacing"/>
+        <w:ind w:left="720"/>
+      </w:pPr>
+    </w:p>
+    <w:p>
+      <w:pPr>
+        <w:pStyle w:val="NoSpacing"/>
+        <w:ind w:left="720"/>
+        <w:rPr>
+          <w:b/>
+          <w:bCs/>
+          <w:u w:val="single"/>
+        </w:rPr>
+      </w:pPr>
+      <w:r>
+        <w:rPr>
+          <w:b/>
+          <w:bCs/>
+          <w:u w:val="single"/>
+        </w:rPr>
+        <w:t>Employee Salary Module</w:t>
+      </w:r>
+    </w:p>
+    <w:p>
+      <w:pPr>
+        <w:pStyle w:val="NoSpacing"/>
+        <w:numPr>
+          <w:ilvl w:val="1"/>
+          <w:numId w:val="6"/>
+        </w:numPr>
+      </w:pPr>
+      <w:r>
+        <w:t xml:space="preserve">Every month I will add the components of split of </w:t>
+      </w:r>
+      <w:proofErr w:type="gramStart"/>
+      <w:r>
+        <w:t>salary ,</w:t>
+      </w:r>
+      <w:proofErr w:type="gramEnd"/>
+      <w:r>
+        <w:t xml:space="preserve"> </w:t>
+      </w:r>
+    </w:p>
+    <w:p>
+      <w:pPr>
+        <w:pStyle w:val="NoSpacing"/>
+        <w:numPr>
+          <w:ilvl w:val="1"/>
+          <w:numId w:val="6"/>
+        </w:numPr>
+      </w:pPr>
+      <w:r>
+        <w:t>Attached image for reference</w:t>
+      </w:r>
+    </w:p>
+    <w:p>
+      <w:pPr>
+        <w:pStyle w:val="NoSpacing"/>
+        <w:numPr>
+          <w:ilvl w:val="1"/>
+          <w:numId w:val="6"/>
+        </w:numPr>
+      </w:pPr>
+      <w:r>
+        <w:t>To one employee I will rent component not other</w:t>
+      </w:r>
+    </w:p>
+    <w:p>
+      <w:pPr>
+        <w:pStyle w:val="NoSpacing"/>
+        <w:numPr>
+          <w:ilvl w:val="1"/>
+          <w:numId w:val="6"/>
+        </w:numPr>
+      </w:pPr>
+      <w:r>
+        <w:t xml:space="preserve">Deduction </w:t>
+      </w:r>
+      <w:r>
+        <w:t xml:space="preserve">column also </w:t>
+      </w:r>
+      <w:r>
+        <w:t xml:space="preserve">will be added </w:t>
+      </w:r>
+    </w:p>
+    <w:p>
+      <w:pPr>
+        <w:pStyle w:val="NoSpacing"/>
+        <w:numPr>
+          <w:ilvl w:val="1"/>
+          <w:numId w:val="6"/>
+        </w:numPr>
+      </w:pPr>
+      <w:r>
+        <w:t>s.no, descript, qty, price and total will be like table column</w:t>
+      </w:r>
+    </w:p>
+    <w:p>
+      <w:pPr>
+        <w:pStyle w:val="NoSpacing"/>
+        <w:numPr>
+          <w:ilvl w:val="1"/>
+          <w:numId w:val="6"/>
+        </w:numPr>
+      </w:pPr>
+      <w:r>
+        <w:t xml:space="preserve">sub total and Net salary will be </w:t>
+      </w:r>
+      <w:r>
+        <w:t>display</w:t>
+      </w:r>
+    </w:p>
+    <w:p>
+      <w:pPr>
+        <w:pStyle w:val="NoSpacing"/>
+        <w:numPr>
+          <w:ilvl w:val="1"/>
+          <w:numId w:val="6"/>
+        </w:numPr>
+      </w:pPr>
+      <w:r>
+        <w:t>pdf format required to download</w:t>
+      </w:r>
+    </w:p>
+    <w:p>
+      <w:pPr>
+        <w:pStyle w:val="NoSpacing"/>
+        <w:numPr>
+          <w:ilvl w:val="1"/>
+          <w:numId w:val="6"/>
+        </w:numPr>
+      </w:pPr>
+      <w:r>
+        <w:t>salary month and year required,</w:t>
+      </w:r>
+    </w:p>
+    <w:p>
+      <w:pPr>
+        <w:pStyle w:val="NoSpacing"/>
+        <w:numPr>
+          <w:ilvl w:val="1"/>
+          <w:numId w:val="6"/>
+        </w:numPr>
+      </w:pPr>
+      <w:r>
+        <w:t>start date and end date must</w:t>
+      </w:r>
+    </w:p>
+    <w:p>
+      <w:pPr>
+        <w:pStyle w:val="NoSpacing"/>
+        <w:numPr>
+          <w:ilvl w:val="1"/>
+          <w:numId w:val="6"/>
+        </w:numPr>
+      </w:pPr>
+      <w:r>
+        <w:t xml:space="preserve">employee name should print as salary slip </w:t>
+      </w:r>
+    </w:p>
+    <w:p>
+      <w:pPr>
+        <w:pStyle w:val="NoSpacing"/>
+        <w:numPr>
+          <w:ilvl w:val="1"/>
+          <w:numId w:val="6"/>
+        </w:numPr>
+      </w:pPr>
+      <w:r>
+        <w:t>company name need in the salary slip</w:t>
+      </w:r>
+    </w:p>
+    <w:p>
+      <w:pPr>
+        <w:pStyle w:val="NoSpacing"/>
+        <w:ind w:left="1440"/>
+      </w:pPr>
+    </w:p>
+    <w:p>
+      <w:pPr>
+        <w:pStyle w:val="NoSpacing"/>
+        <w:ind w:left="1440"/>
       </w:pPr>
     </w:p>
     <w:p>
@@ -1308,6 +1951,151 @@
     </w:lvl>
   </w:abstractNum>
   <w:abstractNum w:abstractNumId="1" w15:restartNumberingAfterBreak="0">
+    <w:nsid w:val="014E4866"/>
+    <w:multiLevelType w:val="multilevel"/>
+    <w:tmpl w:val="861C7030"/>
+    <w:lvl w:ilvl="0">
+      <w:start w:val="1"/>
+      <w:numFmt w:val="bullet"/>
+      <w:lvlText w:val=""/>
+      <w:lvlJc w:val="left"/>
+      <w:pPr>
+        <w:tabs>
+          <w:tab w:val="num" w:pos="720"/>
+        </w:tabs>
+        <w:ind w:left="720" w:hanging="360"/>
+      </w:pPr>
+      <w:rPr>
+        <w:rFonts w:ascii="Symbol" w:hAnsi="Symbol" w:hint="default"/>
+        <w:sz w:val="20"/>
+      </w:rPr>
+    </w:lvl>
+    <w:lvl w:ilvl="1">
+      <w:start w:val="1"/>
+      <w:numFmt w:val="decimal"/>
+      <w:lvlText w:val="%2."/>
+      <w:lvlJc w:val="left"/>
+      <w:pPr>
+        <w:ind w:left="1440" w:hanging="360"/>
+      </w:pPr>
+      <w:rPr>
+        <w:rFonts w:hint="default"/>
+      </w:rPr>
+    </w:lvl>
+    <w:lvl w:ilvl="2" w:tentative="1">
+      <w:start w:val="1"/>
+      <w:numFmt w:val="bullet"/>
+      <w:lvlText w:val=""/>
+      <w:lvlJc w:val="left"/>
+      <w:pPr>
+        <w:tabs>
+          <w:tab w:val="num" w:pos="2160"/>
+        </w:tabs>
+        <w:ind w:left="2160" w:hanging="360"/>
+      </w:pPr>
+      <w:rPr>
+        <w:rFonts w:ascii="Wingdings" w:hAnsi="Wingdings" w:hint="default"/>
+        <w:sz w:val="20"/>
+      </w:rPr>
+    </w:lvl>
+    <w:lvl w:ilvl="3" w:tentative="1">
+      <w:start w:val="1"/>
+      <w:numFmt w:val="bullet"/>
+      <w:lvlText w:val=""/>
+      <w:lvlJc w:val="left"/>
+      <w:pPr>
+        <w:tabs>
+          <w:tab w:val="num" w:pos="2880"/>
+        </w:tabs>
+        <w:ind w:left="2880" w:hanging="360"/>
+      </w:pPr>
+      <w:rPr>
+        <w:rFonts w:ascii="Wingdings" w:hAnsi="Wingdings" w:hint="default"/>
+        <w:sz w:val="20"/>
+      </w:rPr>
+    </w:lvl>
+    <w:lvl w:ilvl="4" w:tentative="1">
+      <w:start w:val="1"/>
+      <w:numFmt w:val="bullet"/>
+      <w:lvlText w:val=""/>
+      <w:lvlJc w:val="left"/>
+      <w:pPr>
+        <w:tabs>
+          <w:tab w:val="num" w:pos="3600"/>
+        </w:tabs>
+        <w:ind w:left="3600" w:hanging="360"/>
+      </w:pPr>
+      <w:rPr>
+        <w:rFonts w:ascii="Wingdings" w:hAnsi="Wingdings" w:hint="default"/>
+        <w:sz w:val="20"/>
+      </w:rPr>
+    </w:lvl>
+    <w:lvl w:ilvl="5" w:tentative="1">
+      <w:start w:val="1"/>
+      <w:numFmt w:val="bullet"/>
+      <w:lvlText w:val=""/>
+      <w:lvlJc w:val="left"/>
+      <w:pPr>
+        <w:tabs>
+          <w:tab w:val="num" w:pos="4320"/>
+        </w:tabs>
+        <w:ind w:left="4320" w:hanging="360"/>
+      </w:pPr>
+      <w:rPr>
+        <w:rFonts w:ascii="Wingdings" w:hAnsi="Wingdings" w:hint="default"/>
+        <w:sz w:val="20"/>
+      </w:rPr>
+    </w:lvl>
+    <w:lvl w:ilvl="6" w:tentative="1">
+      <w:start w:val="1"/>
+      <w:numFmt w:val="bullet"/>
+      <w:lvlText w:val=""/>
+      <w:lvlJc w:val="left"/>
+      <w:pPr>
+        <w:tabs>
+          <w:tab w:val="num" w:pos="5040"/>
+        </w:tabs>
+        <w:ind w:left="5040" w:hanging="360"/>
+      </w:pPr>
+      <w:rPr>
+        <w:rFonts w:ascii="Wingdings" w:hAnsi="Wingdings" w:hint="default"/>
+        <w:sz w:val="20"/>
+      </w:rPr>
+    </w:lvl>
+    <w:lvl w:ilvl="7" w:tentative="1">
+      <w:start w:val="1"/>
+      <w:numFmt w:val="bullet"/>
+      <w:lvlText w:val=""/>
+      <w:lvlJc w:val="left"/>
+      <w:pPr>
+        <w:tabs>
+          <w:tab w:val="num" w:pos="5760"/>
+        </w:tabs>
+        <w:ind w:left="5760" w:hanging="360"/>
+      </w:pPr>
+      <w:rPr>
+        <w:rFonts w:ascii="Wingdings" w:hAnsi="Wingdings" w:hint="default"/>
+        <w:sz w:val="20"/>
+      </w:rPr>
+    </w:lvl>
+    <w:lvl w:ilvl="8" w:tentative="1">
+      <w:start w:val="1"/>
+      <w:numFmt w:val="bullet"/>
+      <w:lvlText w:val=""/>
+      <w:lvlJc w:val="left"/>
+      <w:pPr>
+        <w:tabs>
+          <w:tab w:val="num" w:pos="6480"/>
+        </w:tabs>
+        <w:ind w:left="6480" w:hanging="360"/>
+      </w:pPr>
+      <w:rPr>
+        <w:rFonts w:ascii="Wingdings" w:hAnsi="Wingdings" w:hint="default"/>
+        <w:sz w:val="20"/>
+      </w:rPr>
+    </w:lvl>
+  </w:abstractNum>
+  <w:abstractNum w:abstractNumId="2" w15:restartNumberingAfterBreak="0">
     <w:nsid w:val="3C025123"/>
     <w:multiLevelType w:val="hybridMultilevel"/>
     <w:tmpl w:val="ED72C358"/>
@@ -1396,7 +2184,156 @@
       </w:pPr>
     </w:lvl>
   </w:abstractNum>
-  <w:abstractNum w:abstractNumId="2" w15:restartNumberingAfterBreak="0">
+  <w:abstractNum w:abstractNumId="3" w15:restartNumberingAfterBreak="0">
+    <w:nsid w:val="3F7C388B"/>
+    <w:multiLevelType w:val="multilevel"/>
+    <w:tmpl w:val="F244DFEE"/>
+    <w:lvl w:ilvl="0">
+      <w:start w:val="1"/>
+      <w:numFmt w:val="bullet"/>
+      <w:lvlText w:val=""/>
+      <w:lvlJc w:val="left"/>
+      <w:pPr>
+        <w:tabs>
+          <w:tab w:val="num" w:pos="720"/>
+        </w:tabs>
+        <w:ind w:left="720" w:hanging="360"/>
+      </w:pPr>
+      <w:rPr>
+        <w:rFonts w:ascii="Symbol" w:hAnsi="Symbol" w:hint="default"/>
+        <w:sz w:val="20"/>
+      </w:rPr>
+    </w:lvl>
+    <w:lvl w:ilvl="1" w:tentative="1">
+      <w:start w:val="1"/>
+      <w:numFmt w:val="bullet"/>
+      <w:lvlText w:val="o"/>
+      <w:lvlJc w:val="left"/>
+      <w:pPr>
+        <w:tabs>
+          <w:tab w:val="num" w:pos="1440"/>
+        </w:tabs>
+        <w:ind w:left="1440" w:hanging="360"/>
+      </w:pPr>
+      <w:rPr>
+        <w:rFonts w:ascii="Courier New" w:hAnsi="Courier New" w:hint="default"/>
+        <w:sz w:val="20"/>
+      </w:rPr>
+    </w:lvl>
+    <w:lvl w:ilvl="2" w:tentative="1">
+      <w:start w:val="1"/>
+      <w:numFmt w:val="bullet"/>
+      <w:lvlText w:val=""/>
+      <w:lvlJc w:val="left"/>
+      <w:pPr>
+        <w:tabs>
+          <w:tab w:val="num" w:pos="2160"/>
+        </w:tabs>
+        <w:ind w:left="2160" w:hanging="360"/>
+      </w:pPr>
+      <w:rPr>
+        <w:rFonts w:ascii="Wingdings" w:hAnsi="Wingdings" w:hint="default"/>
+        <w:sz w:val="20"/>
+      </w:rPr>
+    </w:lvl>
+    <w:lvl w:ilvl="3" w:tentative="1">
+      <w:start w:val="1"/>
+      <w:numFmt w:val="bullet"/>
+      <w:lvlText w:val=""/>
+      <w:lvlJc w:val="left"/>
+      <w:pPr>
+        <w:tabs>
+          <w:tab w:val="num" w:pos="2880"/>
+        </w:tabs>
+        <w:ind w:left="2880" w:hanging="360"/>
+      </w:pPr>
+      <w:rPr>
+        <w:rFonts w:ascii="Wingdings" w:hAnsi="Wingdings" w:hint="default"/>
+        <w:sz w:val="20"/>
+      </w:rPr>
+    </w:lvl>
+    <w:lvl w:ilvl="4" w:tentative="1">
+      <w:start w:val="1"/>
+      <w:numFmt w:val="bullet"/>
+      <w:lvlText w:val=""/>
+      <w:lvlJc w:val="left"/>
+      <w:pPr>
+        <w:tabs>
+          <w:tab w:val="num" w:pos="3600"/>
+        </w:tabs>
+        <w:ind w:left="3600" w:hanging="360"/>
+      </w:pPr>
+      <w:rPr>
+        <w:rFonts w:ascii="Wingdings" w:hAnsi="Wingdings" w:hint="default"/>
+        <w:sz w:val="20"/>
+      </w:rPr>
+    </w:lvl>
+    <w:lvl w:ilvl="5" w:tentative="1">
+      <w:start w:val="1"/>
+      <w:numFmt w:val="bullet"/>
+      <w:lvlText w:val=""/>
+      <w:lvlJc w:val="left"/>
+      <w:pPr>
+        <w:tabs>
+          <w:tab w:val="num" w:pos="4320"/>
+        </w:tabs>
+        <w:ind w:left="4320" w:hanging="360"/>
+      </w:pPr>
+      <w:rPr>
+        <w:rFonts w:ascii="Wingdings" w:hAnsi="Wingdings" w:hint="default"/>
+        <w:sz w:val="20"/>
+      </w:rPr>
+    </w:lvl>
+    <w:lvl w:ilvl="6" w:tentative="1">
+      <w:start w:val="1"/>
+      <w:numFmt w:val="bullet"/>
+      <w:lvlText w:val=""/>
+      <w:lvlJc w:val="left"/>
+      <w:pPr>
+        <w:tabs>
+          <w:tab w:val="num" w:pos="5040"/>
+        </w:tabs>
+        <w:ind w:left="5040" w:hanging="360"/>
+      </w:pPr>
+      <w:rPr>
+        <w:rFonts w:ascii="Wingdings" w:hAnsi="Wingdings" w:hint="default"/>
+        <w:sz w:val="20"/>
+      </w:rPr>
+    </w:lvl>
+    <w:lvl w:ilvl="7" w:tentative="1">
+      <w:start w:val="1"/>
+      <w:numFmt w:val="bullet"/>
+      <w:lvlText w:val=""/>
+      <w:lvlJc w:val="left"/>
+      <w:pPr>
+        <w:tabs>
+          <w:tab w:val="num" w:pos="5760"/>
+        </w:tabs>
+        <w:ind w:left="5760" w:hanging="360"/>
+      </w:pPr>
+      <w:rPr>
+        <w:rFonts w:ascii="Wingdings" w:hAnsi="Wingdings" w:hint="default"/>
+        <w:sz w:val="20"/>
+      </w:rPr>
+    </w:lvl>
+    <w:lvl w:ilvl="8" w:tentative="1">
+      <w:start w:val="1"/>
+      <w:numFmt w:val="bullet"/>
+      <w:lvlText w:val=""/>
+      <w:lvlJc w:val="left"/>
+      <w:pPr>
+        <w:tabs>
+          <w:tab w:val="num" w:pos="6480"/>
+        </w:tabs>
+        <w:ind w:left="6480" w:hanging="360"/>
+      </w:pPr>
+      <w:rPr>
+        <w:rFonts w:ascii="Wingdings" w:hAnsi="Wingdings" w:hint="default"/>
+        <w:sz w:val="20"/>
+      </w:rPr>
+    </w:lvl>
+  </w:abstractNum>
+  <w:abstractNum w:abstractNumId="4" w15:restartNumberingAfterBreak="0">
     <w:nsid w:val="4B9566C8"/>
     <w:multiLevelType w:val="hybridMultilevel"/>
     <w:tmpl w:val="0BC871BE"/>
@@ -1485,7 +2422,7 @@
       </w:pPr>
     </w:lvl>
   </w:abstractNum>
-  <w:abstractNum w:abstractNumId="3" w15:restartNumberingAfterBreak="0">
+  <w:abstractNum w:abstractNumId="5" w15:restartNumberingAfterBreak="0">
     <w:nsid w:val="74D43F45"/>
     <w:multiLevelType w:val="hybridMultilevel"/>
     <w:tmpl w:val="8402C9D0"/>
@@ -1575,16 +2512,22 @@
     </w:lvl>
   </w:abstractNum>
   <w:num w:numId="1" w16cid:durableId="66616893">
+    <w:abstractNumId w:val="4"/>
+  </w:num>
+  <w:num w:numId="2" w16cid:durableId="123502505">
     <w:abstractNumId w:val="2"/>
   </w:num>
-  <w:num w:numId="2" w16cid:durableId="123502505">
-    <w:abstractNumId w:val="1"/>
-  </w:num>
   <w:num w:numId="3" w16cid:durableId="1535847532">
-    <w:abstractNumId w:val="3"/>
+    <w:abstractNumId w:val="5"/>
   </w:num>
   <w:num w:numId="4" w16cid:durableId="217015646">
     <w:abstractNumId w:val="0"/>
+  </w:num>
+  <w:num w:numId="5" w16cid:durableId="796609497">
+    <w:abstractNumId w:val="3"/>
+  </w:num>
+  <w:num w:numId="6" w16cid:durableId="559945052">
+    <w:abstractNumId w:val="1"/>
   </w:num>
 </w:numbering>
 </file>

--- a/project_desc/details.docx
+++ b/project_desc/details.docx
@@ -1103,13 +1103,7 @@
       </w:r>
       <w:proofErr w:type="spellEnd"/>
       <w:r>
-        <w:t xml:space="preserve"> – IP CAMERA </w:t>
-      </w:r>
-      <w:r>
-        <w:t>3</w:t>
-      </w:r>
-      <w:r>
-        <w:t>MP BULLET NIGHT VISION</w:t>
+        <w:t xml:space="preserve"> – IP CAMERA 3MP BULLET NIGHT VISION</w:t>
       </w:r>
     </w:p>
     <w:p>
@@ -1123,13 +1117,7 @@
       </w:r>
       <w:proofErr w:type="spellEnd"/>
       <w:r>
-        <w:t xml:space="preserve"> – IP CAMERA 5MP </w:t>
-      </w:r>
-      <w:r>
-        <w:t>DOME</w:t>
-      </w:r>
-      <w:r>
-        <w:t xml:space="preserve"> NIGHT VISION</w:t>
+        <w:t xml:space="preserve"> – IP CAMERA 5MP DOME NIGHT VISION</w:t>
       </w:r>
     </w:p>
     <w:p>
@@ -1143,13 +1131,7 @@
       </w:r>
       <w:proofErr w:type="spellEnd"/>
       <w:r>
-        <w:t xml:space="preserve"> – IP CAMERA </w:t>
-      </w:r>
-      <w:r>
-        <w:t>3</w:t>
-      </w:r>
-      <w:r>
-        <w:t>MP DOME NIGHT VISION</w:t>
+        <w:t xml:space="preserve"> – IP CAMERA 3MP DOME NIGHT VISION</w:t>
       </w:r>
     </w:p>
     <w:p>
@@ -1687,7 +1669,13 @@
         </w:numPr>
       </w:pPr>
       <w:r>
-        <w:t>To one employee I will rent component not other</w:t>
+        <w:t>To one employee I will rent component not</w:t>
+      </w:r>
+      <w:r>
+        <w:t xml:space="preserve"> to</w:t>
+      </w:r>
+      <w:r>
+        <w:t xml:space="preserve"> other</w:t>
       </w:r>
     </w:p>
     <w:p>
@@ -1794,12 +1782,54 @@
       <w:r>
         <w:t>company name need in the salary slip</w:t>
       </w:r>
-    </w:p>
-    <w:p>
-      <w:pPr>
-        <w:pStyle w:val="NoSpacing"/>
-        <w:ind w:left="1440"/>
-      </w:pPr>
+      <w:r>
+        <w:t>.</w:t>
+      </w:r>
+    </w:p>
+    <w:p>
+      <w:pPr>
+        <w:pStyle w:val="NoSpacing"/>
+        <w:numPr>
+          <w:ilvl w:val="1"/>
+          <w:numId w:val="6"/>
+        </w:numPr>
+      </w:pPr>
+      <w:r>
+        <w:lastRenderedPageBreak/>
+        <w:t xml:space="preserve">If need enhance the salary, </w:t>
+      </w:r>
+      <w:proofErr w:type="spellStart"/>
+      <w:r>
+        <w:t>employee_salary</w:t>
+      </w:r>
+      <w:proofErr w:type="spellEnd"/>
+      <w:r>
+        <w:t xml:space="preserve"> table</w:t>
+      </w:r>
+    </w:p>
+    <w:p>
+      <w:pPr>
+        <w:pStyle w:val="NoSpacing"/>
+        <w:numPr>
+          <w:ilvl w:val="1"/>
+          <w:numId w:val="6"/>
+        </w:numPr>
+      </w:pPr>
+      <w:r>
+        <w:t>Develop and frontend and backend</w:t>
+      </w:r>
+    </w:p>
+    <w:p>
+      <w:pPr>
+        <w:pStyle w:val="NoSpacing"/>
+        <w:numPr>
+          <w:ilvl w:val="1"/>
+          <w:numId w:val="6"/>
+        </w:numPr>
+      </w:pPr>
+      <w:r>
+        <w:t xml:space="preserve"> Add navigation in sidebar under HR Process</w:t>
+      </w:r>
     </w:p>
     <w:p>
       <w:pPr>
@@ -3751,4 +3781,16 @@
     </a:ext>
   </a:extLst>
 </a:theme>
+</file>
+
+<file path=customXml/item1.xml><?xml version="1.0" encoding="utf-8"?>
+<b:Sources xmlns:b="http://schemas.openxmlformats.org/officeDocument/2006/bibliography" xmlns="http://schemas.openxmlformats.org/officeDocument/2006/bibliography" SelectedStyle="\APASixthEditionOfficeOnline.xsl" StyleName="APA" Version="6"/>
+</file>
+
+<file path=customXml/itemProps1.xml><?xml version="1.0" encoding="utf-8"?>
+<ds:datastoreItem xmlns:ds="http://schemas.openxmlformats.org/officeDocument/2006/customXml" ds:itemID="{DFD999AB-8C00-4AAD-8EBF-E261C4B527F6}">
+  <ds:schemaRefs>
+    <ds:schemaRef ds:uri="http://schemas.openxmlformats.org/officeDocument/2006/bibliography"/>
+  </ds:schemaRefs>
+</ds:datastoreItem>
 </file>
--- a/project_desc/details.docx
+++ b/project_desc/details.docx
@@ -1103,7 +1103,13 @@
       </w:r>
       <w:proofErr w:type="spellEnd"/>
       <w:r>
-        <w:t xml:space="preserve"> – IP CAMERA 3MP BULLET NIGHT VISION</w:t>
+        <w:t xml:space="preserve"> – IP CAMERA </w:t>
+      </w:r>
+      <w:r>
+        <w:t>3</w:t>
+      </w:r>
+      <w:r>
+        <w:t>MP BULLET NIGHT VISION</w:t>
       </w:r>
     </w:p>
     <w:p>
@@ -1117,7 +1123,13 @@
       </w:r>
       <w:proofErr w:type="spellEnd"/>
       <w:r>
-        <w:t xml:space="preserve"> – IP CAMERA 5MP DOME NIGHT VISION</w:t>
+        <w:t xml:space="preserve"> – IP CAMERA 5MP </w:t>
+      </w:r>
+      <w:r>
+        <w:t>DOME</w:t>
+      </w:r>
+      <w:r>
+        <w:t xml:space="preserve"> NIGHT VISION</w:t>
       </w:r>
     </w:p>
     <w:p>
@@ -1131,7 +1143,13 @@
       </w:r>
       <w:proofErr w:type="spellEnd"/>
       <w:r>
-        <w:t xml:space="preserve"> – IP CAMERA 3MP DOME NIGHT VISION</w:t>
+        <w:t xml:space="preserve"> – IP CAMERA </w:t>
+      </w:r>
+      <w:r>
+        <w:t>3</w:t>
+      </w:r>
+      <w:r>
+        <w:t>MP DOME NIGHT VISION</w:t>
       </w:r>
     </w:p>
     <w:p>
@@ -1669,13 +1687,7 @@
         </w:numPr>
       </w:pPr>
       <w:r>
-        <w:t>To one employee I will rent component not</w:t>
-      </w:r>
-      <w:r>
-        <w:t xml:space="preserve"> to</w:t>
-      </w:r>
-      <w:r>
-        <w:t xml:space="preserve"> other</w:t>
+        <w:t>To one employee I will rent component not other</w:t>
       </w:r>
     </w:p>
     <w:p>
@@ -1782,54 +1794,12 @@
       <w:r>
         <w:t>company name need in the salary slip</w:t>
       </w:r>
-      <w:r>
-        <w:t>.</w:t>
-      </w:r>
-    </w:p>
-    <w:p>
-      <w:pPr>
-        <w:pStyle w:val="NoSpacing"/>
-        <w:numPr>
-          <w:ilvl w:val="1"/>
-          <w:numId w:val="6"/>
-        </w:numPr>
-      </w:pPr>
-      <w:r>
-        <w:lastRenderedPageBreak/>
-        <w:t xml:space="preserve">If need enhance the salary, </w:t>
-      </w:r>
-      <w:proofErr w:type="spellStart"/>
-      <w:r>
-        <w:t>employee_salary</w:t>
-      </w:r>
-      <w:proofErr w:type="spellEnd"/>
-      <w:r>
-        <w:t xml:space="preserve"> table</w:t>
-      </w:r>
-    </w:p>
-    <w:p>
-      <w:pPr>
-        <w:pStyle w:val="NoSpacing"/>
-        <w:numPr>
-          <w:ilvl w:val="1"/>
-          <w:numId w:val="6"/>
-        </w:numPr>
-      </w:pPr>
-      <w:r>
-        <w:t>Develop and frontend and backend</w:t>
-      </w:r>
-    </w:p>
-    <w:p>
-      <w:pPr>
-        <w:pStyle w:val="NoSpacing"/>
-        <w:numPr>
-          <w:ilvl w:val="1"/>
-          <w:numId w:val="6"/>
-        </w:numPr>
-      </w:pPr>
-      <w:r>
-        <w:t xml:space="preserve"> Add navigation in sidebar under HR Process</w:t>
-      </w:r>
+    </w:p>
+    <w:p>
+      <w:pPr>
+        <w:pStyle w:val="NoSpacing"/>
+        <w:ind w:left="1440"/>
+      </w:pPr>
     </w:p>
     <w:p>
       <w:pPr>
@@ -3781,16 +3751,4 @@
     </a:ext>
   </a:extLst>
 </a:theme>
-</file>
-
-<file path=customXml/item1.xml><?xml version="1.0" encoding="utf-8"?>
-<b:Sources xmlns:b="http://schemas.openxmlformats.org/officeDocument/2006/bibliography" xmlns="http://schemas.openxmlformats.org/officeDocument/2006/bibliography" SelectedStyle="\APASixthEditionOfficeOnline.xsl" StyleName="APA" Version="6"/>
-</file>
-
-<file path=customXml/itemProps1.xml><?xml version="1.0" encoding="utf-8"?>
-<ds:datastoreItem xmlns:ds="http://schemas.openxmlformats.org/officeDocument/2006/customXml" ds:itemID="{DFD999AB-8C00-4AAD-8EBF-E261C4B527F6}">
-  <ds:schemaRefs>
-    <ds:schemaRef ds:uri="http://schemas.openxmlformats.org/officeDocument/2006/bibliography"/>
-  </ds:schemaRefs>
-</ds:datastoreItem>
 </file>
--- a/project_desc/details.docx
+++ b/project_desc/details.docx
@@ -174,7 +174,16 @@
         </w:numPr>
       </w:pPr>
       <w:r>
-        <w:t>employee name should be first name and last name</w:t>
+        <w:t>Employee codes auto-generate as TCV</w:t>
+      </w:r>
+      <w:r>
+        <w:t xml:space="preserve"> +1</w:t>
+      </w:r>
+      <w:r>
+        <w:t xml:space="preserve"> format</w:t>
+      </w:r>
+      <w:r>
+        <w:t>, if start from first one</w:t>
       </w:r>
     </w:p>
     <w:p>
@@ -186,26 +195,13 @@
         </w:numPr>
       </w:pPr>
       <w:r>
-        <w:t xml:space="preserve">temporary and </w:t>
-      </w:r>
-      <w:proofErr w:type="spellStart"/>
-      <w:r>
-        <w:t>permenant</w:t>
-      </w:r>
-      <w:proofErr w:type="spellEnd"/>
-      <w:r>
-        <w:t xml:space="preserve"> address should </w:t>
-      </w:r>
-      <w:r>
-        <w:t xml:space="preserve">capture with state, city and </w:t>
-      </w:r>
-      <w:proofErr w:type="spellStart"/>
-      <w:r>
-        <w:t>pincode</w:t>
-      </w:r>
-      <w:proofErr w:type="spellEnd"/>
-      <w:r>
-        <w:t xml:space="preserve"> for both</w:t>
+        <w:rPr>
+          <w:rFonts w:ascii="Segoe UI Emoji" w:hAnsi="Segoe UI Emoji" w:cs="Segoe UI Emoji"/>
+        </w:rPr>
+        <w:t>✅</w:t>
+      </w:r>
+      <w:r>
+        <w:t xml:space="preserve"> Field is disabled and read-only (no user editing)</w:t>
       </w:r>
     </w:p>
     <w:p>
@@ -217,35 +213,13 @@
         </w:numPr>
       </w:pPr>
       <w:r>
-        <w:t xml:space="preserve">photo should </w:t>
-      </w:r>
-      <w:proofErr w:type="gramStart"/>
-      <w:r>
-        <w:t>uploaded</w:t>
-      </w:r>
-      <w:proofErr w:type="gramEnd"/>
-      <w:r>
-        <w:t xml:space="preserve"> in jpeg, jpg, </w:t>
-      </w:r>
-      <w:proofErr w:type="spellStart"/>
-      <w:r>
-        <w:t>png</w:t>
-      </w:r>
-      <w:proofErr w:type="spellEnd"/>
-      <w:r>
-        <w:t xml:space="preserve"> format only </w:t>
-      </w:r>
-      <w:r>
-        <w:t>below 1mb size and show in view of employee screen</w:t>
-      </w:r>
-    </w:p>
-    <w:p>
-      <w:pPr>
-        <w:pStyle w:val="NoSpacing"/>
-        <w:ind w:left="1080"/>
-      </w:pPr>
-      <w:r>
-        <w:t>photo image name and path of the image should save, to retrieve</w:t>
+        <w:rPr>
+          <w:rFonts w:ascii="Segoe UI Emoji" w:hAnsi="Segoe UI Emoji" w:cs="Segoe UI Emoji"/>
+        </w:rPr>
+        <w:t>✅</w:t>
+      </w:r>
+      <w:r>
+        <w:t xml:space="preserve"> No validation needed on frontend</w:t>
       </w:r>
     </w:p>
     <w:p>
@@ -257,48 +231,13 @@
         </w:numPr>
       </w:pPr>
       <w:r>
-        <w:t xml:space="preserve">if </w:t>
-      </w:r>
-      <w:proofErr w:type="gramStart"/>
-      <w:r>
-        <w:t>possible</w:t>
-      </w:r>
-      <w:proofErr w:type="gramEnd"/>
-      <w:r>
-        <w:t xml:space="preserve"> to fetch the employee </w:t>
-      </w:r>
-      <w:r>
-        <w:t xml:space="preserve">data from </w:t>
-      </w:r>
-      <w:proofErr w:type="spellStart"/>
-      <w:r>
-        <w:t>aadhar</w:t>
-      </w:r>
-      <w:proofErr w:type="spellEnd"/>
-      <w:r>
-        <w:t xml:space="preserve"> number based </w:t>
-      </w:r>
-      <w:proofErr w:type="spellStart"/>
-      <w:r>
-        <w:t>api</w:t>
-      </w:r>
-      <w:proofErr w:type="spellEnd"/>
-      <w:r>
-        <w:t xml:space="preserve"> </w:t>
-      </w:r>
-      <w:r>
-        <w:t xml:space="preserve">(public </w:t>
-      </w:r>
-      <w:proofErr w:type="spellStart"/>
-      <w:r>
-        <w:t>api</w:t>
-      </w:r>
-      <w:proofErr w:type="spellEnd"/>
-      <w:r>
-        <w:t xml:space="preserve"> if available) </w:t>
-      </w:r>
-      <w:r>
-        <w:t>fetched data will be better.</w:t>
+        <w:rPr>
+          <w:rFonts w:ascii="Segoe UI Emoji" w:hAnsi="Segoe UI Emoji" w:cs="Segoe UI Emoji"/>
+        </w:rPr>
+        <w:t>✅</w:t>
+      </w:r>
+      <w:r>
+        <w:t xml:space="preserve"> Each employee gets a unique code based on their database ID</w:t>
       </w:r>
     </w:p>
     <w:p>
@@ -310,23 +249,13 @@
         </w:numPr>
       </w:pPr>
       <w:r>
-        <w:t xml:space="preserve">And </w:t>
-      </w:r>
-      <w:proofErr w:type="gramStart"/>
-      <w:r>
-        <w:t>List</w:t>
-      </w:r>
-      <w:proofErr w:type="gramEnd"/>
-      <w:r>
-        <w:t xml:space="preserve"> the </w:t>
-      </w:r>
-      <w:proofErr w:type="gramStart"/>
-      <w:r>
-        <w:t>all Indian</w:t>
-      </w:r>
-      <w:proofErr w:type="gramEnd"/>
-      <w:r>
-        <w:t xml:space="preserve"> acceptable proof name, in the dropdown to select</w:t>
+        <w:rPr>
+          <w:rFonts w:ascii="Segoe UI Emoji" w:hAnsi="Segoe UI Emoji" w:cs="Segoe UI Emoji"/>
+        </w:rPr>
+        <w:t>✅</w:t>
+      </w:r>
+      <w:r>
+        <w:t xml:space="preserve"> Backward compatible with existing code</w:t>
       </w:r>
     </w:p>
     <w:p>
@@ -338,10 +267,7 @@
         </w:numPr>
       </w:pPr>
       <w:r>
-        <w:t>City</w:t>
-      </w:r>
-      <w:r>
-        <w:t>/District field name.</w:t>
+        <w:t>employee name should be first name and last name</w:t>
       </w:r>
     </w:p>
     <w:p>
@@ -353,13 +279,26 @@
         </w:numPr>
       </w:pPr>
       <w:r>
-        <w:t xml:space="preserve">Employee salary field </w:t>
-      </w:r>
-      <w:r>
-        <w:t>remove from table also</w:t>
-      </w:r>
-      <w:r>
-        <w:t>, will maintain in separate table.</w:t>
+        <w:t xml:space="preserve">temporary and </w:t>
+      </w:r>
+      <w:proofErr w:type="spellStart"/>
+      <w:r>
+        <w:t>permenant</w:t>
+      </w:r>
+      <w:proofErr w:type="spellEnd"/>
+      <w:r>
+        <w:t xml:space="preserve"> address should </w:t>
+      </w:r>
+      <w:r>
+        <w:t xml:space="preserve">capture with state, city and </w:t>
+      </w:r>
+      <w:proofErr w:type="spellStart"/>
+      <w:r>
+        <w:t>pincode</w:t>
+      </w:r>
+      <w:proofErr w:type="spellEnd"/>
+      <w:r>
+        <w:t xml:space="preserve"> for both</w:t>
       </w:r>
     </w:p>
     <w:p>
@@ -371,10 +310,35 @@
         </w:numPr>
       </w:pPr>
       <w:r>
-        <w:t>I have given the existing table here to retune it</w:t>
-      </w:r>
-      <w:r>
-        <w:t xml:space="preserve"> for this requirement.</w:t>
+        <w:t xml:space="preserve">photo should </w:t>
+      </w:r>
+      <w:proofErr w:type="gramStart"/>
+      <w:r>
+        <w:t>uploaded</w:t>
+      </w:r>
+      <w:proofErr w:type="gramEnd"/>
+      <w:r>
+        <w:t xml:space="preserve"> in jpeg, jpg, </w:t>
+      </w:r>
+      <w:proofErr w:type="spellStart"/>
+      <w:r>
+        <w:t>png</w:t>
+      </w:r>
+      <w:proofErr w:type="spellEnd"/>
+      <w:r>
+        <w:t xml:space="preserve"> format only </w:t>
+      </w:r>
+      <w:r>
+        <w:t>below 1mb size and show in view of employee screen</w:t>
+      </w:r>
+    </w:p>
+    <w:p>
+      <w:pPr>
+        <w:pStyle w:val="NoSpacing"/>
+        <w:ind w:left="1080"/>
+      </w:pPr>
+      <w:r>
+        <w:t>photo image name and path of the image should save, to retrieve</w:t>
       </w:r>
     </w:p>
     <w:p>
@@ -386,10 +350,48 @@
         </w:numPr>
       </w:pPr>
       <w:r>
-        <w:t xml:space="preserve"> Phone / alternate</w:t>
-      </w:r>
-      <w:r>
-        <w:t xml:space="preserve"> phone (max 10 digits and numeric only) and email validation not working </w:t>
+        <w:t xml:space="preserve">if </w:t>
+      </w:r>
+      <w:proofErr w:type="gramStart"/>
+      <w:r>
+        <w:t>possible</w:t>
+      </w:r>
+      <w:proofErr w:type="gramEnd"/>
+      <w:r>
+        <w:t xml:space="preserve"> to fetch the employee </w:t>
+      </w:r>
+      <w:r>
+        <w:t xml:space="preserve">data from </w:t>
+      </w:r>
+      <w:proofErr w:type="spellStart"/>
+      <w:r>
+        <w:t>aadhar</w:t>
+      </w:r>
+      <w:proofErr w:type="spellEnd"/>
+      <w:r>
+        <w:t xml:space="preserve"> number based </w:t>
+      </w:r>
+      <w:proofErr w:type="spellStart"/>
+      <w:r>
+        <w:t>api</w:t>
+      </w:r>
+      <w:proofErr w:type="spellEnd"/>
+      <w:r>
+        <w:t xml:space="preserve"> </w:t>
+      </w:r>
+      <w:r>
+        <w:t xml:space="preserve">(public </w:t>
+      </w:r>
+      <w:proofErr w:type="spellStart"/>
+      <w:r>
+        <w:t>api</w:t>
+      </w:r>
+      <w:proofErr w:type="spellEnd"/>
+      <w:r>
+        <w:t xml:space="preserve"> if available) </w:t>
+      </w:r>
+      <w:r>
+        <w:t>fetched data will be better.</w:t>
       </w:r>
     </w:p>
     <w:p>
@@ -401,6 +403,97 @@
         </w:numPr>
       </w:pPr>
       <w:r>
+        <w:t xml:space="preserve">And </w:t>
+      </w:r>
+      <w:proofErr w:type="gramStart"/>
+      <w:r>
+        <w:t>List</w:t>
+      </w:r>
+      <w:proofErr w:type="gramEnd"/>
+      <w:r>
+        <w:t xml:space="preserve"> the </w:t>
+      </w:r>
+      <w:proofErr w:type="gramStart"/>
+      <w:r>
+        <w:t>all Indian</w:t>
+      </w:r>
+      <w:proofErr w:type="gramEnd"/>
+      <w:r>
+        <w:t xml:space="preserve"> acceptable proof name, in the dropdown to select</w:t>
+      </w:r>
+    </w:p>
+    <w:p>
+      <w:pPr>
+        <w:pStyle w:val="NoSpacing"/>
+        <w:numPr>
+          <w:ilvl w:val="0"/>
+          <w:numId w:val="1"/>
+        </w:numPr>
+      </w:pPr>
+      <w:r>
+        <w:t>City</w:t>
+      </w:r>
+      <w:r>
+        <w:t>/District field name.</w:t>
+      </w:r>
+    </w:p>
+    <w:p>
+      <w:pPr>
+        <w:pStyle w:val="NoSpacing"/>
+        <w:numPr>
+          <w:ilvl w:val="0"/>
+          <w:numId w:val="1"/>
+        </w:numPr>
+      </w:pPr>
+      <w:r>
+        <w:t xml:space="preserve">Employee salary field </w:t>
+      </w:r>
+      <w:r>
+        <w:t>remove from table also</w:t>
+      </w:r>
+      <w:r>
+        <w:t>, will maintain in separate table.</w:t>
+      </w:r>
+    </w:p>
+    <w:p>
+      <w:pPr>
+        <w:pStyle w:val="NoSpacing"/>
+        <w:numPr>
+          <w:ilvl w:val="0"/>
+          <w:numId w:val="1"/>
+        </w:numPr>
+      </w:pPr>
+      <w:r>
+        <w:t>I have given the existing table here to retune it</w:t>
+      </w:r>
+      <w:r>
+        <w:t xml:space="preserve"> for this requirement.</w:t>
+      </w:r>
+    </w:p>
+    <w:p>
+      <w:pPr>
+        <w:pStyle w:val="NoSpacing"/>
+        <w:numPr>
+          <w:ilvl w:val="0"/>
+          <w:numId w:val="1"/>
+        </w:numPr>
+      </w:pPr>
+      <w:r>
+        <w:t xml:space="preserve"> Phone / alternate</w:t>
+      </w:r>
+      <w:r>
+        <w:t xml:space="preserve"> phone (max 10 digits and numeric only) and email validation not working </w:t>
+      </w:r>
+    </w:p>
+    <w:p>
+      <w:pPr>
+        <w:pStyle w:val="NoSpacing"/>
+        <w:numPr>
+          <w:ilvl w:val="0"/>
+          <w:numId w:val="1"/>
+        </w:numPr>
+      </w:pPr>
+      <w:r>
         <w:t xml:space="preserve"> Permeant address</w:t>
       </w:r>
       <w:r>
@@ -600,6 +693,7 @@
         <w:ind w:left="720"/>
       </w:pPr>
       <w:r>
+        <w:lastRenderedPageBreak/>
         <w:t>Add/edit methods</w:t>
       </w:r>
     </w:p>
@@ -672,19 +766,10 @@
         <w:ind w:left="720"/>
       </w:pPr>
       <w:r>
-        <w:lastRenderedPageBreak/>
-        <w:t xml:space="preserve">5. created date / updated date should </w:t>
-      </w:r>
-      <w:proofErr w:type="gramStart"/>
-      <w:r>
-        <w:t>capture</w:t>
-      </w:r>
-      <w:r>
-        <w:t>d</w:t>
-      </w:r>
-      <w:proofErr w:type="gramEnd"/>
-      <w:r>
-        <w:t xml:space="preserve">, and view of date should in </w:t>
+        <w:t>5. created date / updated date should capture</w:t>
+      </w:r>
+      <w:r>
+        <w:t xml:space="preserve">d, and view of date should in </w:t>
       </w:r>
       <w:proofErr w:type="spellStart"/>
       <w:r>
@@ -940,15 +1025,7 @@
         <w:ind w:left="720"/>
       </w:pPr>
       <w:r>
-        <w:t xml:space="preserve">8.created date / updated date should </w:t>
-      </w:r>
-      <w:proofErr w:type="gramStart"/>
-      <w:r>
-        <w:t>captured</w:t>
-      </w:r>
-      <w:proofErr w:type="gramEnd"/>
-      <w:r>
-        <w:t xml:space="preserve">, and view of date should in </w:t>
+        <w:t xml:space="preserve">8.created date / updated date should captured, and view of date should in </w:t>
       </w:r>
       <w:proofErr w:type="spellStart"/>
       <w:r>
@@ -1241,7 +1318,6 @@
           <w:b/>
           <w:bCs/>
         </w:rPr>
-        <w:lastRenderedPageBreak/>
         <w:t>1. Barcode of product scannable</w:t>
       </w:r>
       <w:r>
@@ -1756,6 +1832,7 @@
         </w:numPr>
       </w:pPr>
       <w:r>
+        <w:lastRenderedPageBreak/>
         <w:t>start date and end date must</w:t>
       </w:r>
     </w:p>
@@ -1795,7 +1872,6 @@
         </w:numPr>
       </w:pPr>
       <w:r>
-        <w:lastRenderedPageBreak/>
         <w:t xml:space="preserve">If need enhance the salary, </w:t>
       </w:r>
       <w:proofErr w:type="spellStart"/>
@@ -1842,6 +1918,83 @@
         <w:pStyle w:val="NoSpacing"/>
         <w:ind w:left="720"/>
       </w:pPr>
+    </w:p>
+    <w:p>
+      <w:pPr>
+        <w:pStyle w:val="NoSpacing"/>
+        <w:ind w:left="720"/>
+        <w:rPr>
+          <w:lang w:val="en-US"/>
+        </w:rPr>
+      </w:pPr>
+      <w:r>
+        <w:rPr>
+          <w:lang w:val="en-US"/>
+        </w:rPr>
+        <w:t>date format should dd/mm/</w:t>
+      </w:r>
+      <w:proofErr w:type="spellStart"/>
+      <w:r>
+        <w:rPr>
+          <w:lang w:val="en-US"/>
+        </w:rPr>
+        <w:t>yyyy</w:t>
+      </w:r>
+      <w:proofErr w:type="spellEnd"/>
+      <w:r>
+        <w:rPr>
+          <w:lang w:val="en-US"/>
+        </w:rPr>
+        <w:t xml:space="preserve"> in all places </w:t>
+      </w:r>
+    </w:p>
+    <w:p>
+      <w:pPr>
+        <w:pStyle w:val="NoSpacing"/>
+        <w:ind w:left="720"/>
+        <w:rPr>
+          <w:lang w:val="en-US"/>
+        </w:rPr>
+      </w:pPr>
+      <w:r>
+        <w:rPr>
+          <w:lang w:val="en-US"/>
+        </w:rPr>
+        <w:t>decimal values should be right aligned</w:t>
+      </w:r>
+      <w:r>
+        <w:rPr>
+          <w:lang w:val="en-US"/>
+        </w:rPr>
+        <w:t xml:space="preserve">, </w:t>
+      </w:r>
+      <w:r>
+        <w:rPr>
+          <w:lang w:val="en-US"/>
+        </w:rPr>
+        <w:t>in pdf file also</w:t>
+      </w:r>
+    </w:p>
+    <w:p>
+      <w:pPr>
+        <w:pStyle w:val="NoSpacing"/>
+        <w:ind w:left="720"/>
+        <w:rPr>
+          <w:lang w:val="en-US"/>
+        </w:rPr>
+      </w:pPr>
+      <w:r>
+        <w:rPr>
+          <w:lang w:val="en-US"/>
+        </w:rPr>
+        <w:t xml:space="preserve">pay slip </w:t>
+      </w:r>
+      <w:r>
+        <w:rPr>
+          <w:lang w:val="en-US"/>
+        </w:rPr>
+        <w:t>required borders</w:t>
+      </w:r>
     </w:p>
     <w:p>
       <w:pPr>

--- a/project_desc/details.docx
+++ b/project_desc/details.docx
@@ -2007,6 +2007,252 @@
         <w:pStyle w:val="NoSpacing"/>
         <w:ind w:left="720"/>
       </w:pPr>
+    </w:p>
+    <w:p>
+      <w:pPr>
+        <w:pStyle w:val="NoSpacing"/>
+        <w:ind w:left="720"/>
+      </w:pPr>
+      <w:r>
+        <w:t>Customer Module</w:t>
+      </w:r>
+    </w:p>
+    <w:p>
+      <w:pPr>
+        <w:pStyle w:val="NoSpacing"/>
+        <w:numPr>
+          <w:ilvl w:val="0"/>
+          <w:numId w:val="7"/>
+        </w:numPr>
+      </w:pPr>
+      <w:r>
+        <w:t xml:space="preserve">Develop the backend and frontend </w:t>
+      </w:r>
+      <w:r>
+        <w:t>based on customer table</w:t>
+      </w:r>
+    </w:p>
+    <w:p>
+      <w:pPr>
+        <w:pStyle w:val="NoSpacing"/>
+        <w:numPr>
+          <w:ilvl w:val="0"/>
+          <w:numId w:val="7"/>
+        </w:numPr>
+      </w:pPr>
+      <w:r>
+        <w:t>Customer name</w:t>
+      </w:r>
+      <w:r>
+        <w:t>, contact person</w:t>
+      </w:r>
+      <w:r>
+        <w:t xml:space="preserve"> is required validation</w:t>
+      </w:r>
+    </w:p>
+    <w:p>
+      <w:pPr>
+        <w:pStyle w:val="NoSpacing"/>
+        <w:numPr>
+          <w:ilvl w:val="0"/>
+          <w:numId w:val="7"/>
+        </w:numPr>
+        <w:ind w:left="720"/>
+      </w:pPr>
+      <w:r>
+        <w:t xml:space="preserve">Phone number </w:t>
+      </w:r>
+      <w:r>
+        <w:t xml:space="preserve">max </w:t>
+      </w:r>
+      <w:r>
+        <w:t>10 digital required</w:t>
+      </w:r>
+    </w:p>
+    <w:p>
+      <w:pPr>
+        <w:pStyle w:val="NoSpacing"/>
+        <w:numPr>
+          <w:ilvl w:val="0"/>
+          <w:numId w:val="7"/>
+        </w:numPr>
+        <w:ind w:left="720"/>
+      </w:pPr>
+      <w:r>
+        <w:t>Email validation required</w:t>
+      </w:r>
+    </w:p>
+    <w:p>
+      <w:pPr>
+        <w:pStyle w:val="NoSpacing"/>
+        <w:numPr>
+          <w:ilvl w:val="0"/>
+          <w:numId w:val="7"/>
+        </w:numPr>
+        <w:ind w:left="720"/>
+      </w:pPr>
+      <w:r>
+        <w:t xml:space="preserve">State should </w:t>
+      </w:r>
+      <w:proofErr w:type="gramStart"/>
+      <w:r>
+        <w:t>fetched</w:t>
+      </w:r>
+      <w:proofErr w:type="gramEnd"/>
+      <w:r>
+        <w:t xml:space="preserve"> as like employee module</w:t>
+      </w:r>
+    </w:p>
+    <w:p>
+      <w:pPr>
+        <w:pStyle w:val="NoSpacing"/>
+        <w:numPr>
+          <w:ilvl w:val="0"/>
+          <w:numId w:val="7"/>
+        </w:numPr>
+        <w:ind w:left="720"/>
+      </w:pPr>
+      <w:proofErr w:type="spellStart"/>
+      <w:r>
+        <w:t>City_district</w:t>
+      </w:r>
+      <w:proofErr w:type="spellEnd"/>
+      <w:r>
+        <w:t xml:space="preserve"> selection based </w:t>
+      </w:r>
+      <w:proofErr w:type="gramStart"/>
+      <w:r>
+        <w:t>on ,</w:t>
+      </w:r>
+      <w:proofErr w:type="gramEnd"/>
+      <w:r>
+        <w:t xml:space="preserve"> which state selected</w:t>
+      </w:r>
+    </w:p>
+    <w:p>
+      <w:pPr>
+        <w:pStyle w:val="NoSpacing"/>
+      </w:pPr>
+    </w:p>
+    <w:p>
+      <w:pPr>
+        <w:pStyle w:val="NoSpacing"/>
+      </w:pPr>
+    </w:p>
+    <w:p>
+      <w:pPr>
+        <w:pStyle w:val="NoSpacing"/>
+      </w:pPr>
+      <w:r>
+        <w:t xml:space="preserve">Arrange the sidebar navigation </w:t>
+      </w:r>
+    </w:p>
+    <w:p>
+      <w:pPr>
+        <w:pStyle w:val="NoSpacing"/>
+      </w:pPr>
+      <w:r>
+        <w:t xml:space="preserve"> </w:t>
+      </w:r>
+    </w:p>
+    <w:p>
+      <w:pPr>
+        <w:pStyle w:val="NoSpacing"/>
+      </w:pPr>
+      <w:r>
+        <w:t>Purchase master</w:t>
+      </w:r>
+    </w:p>
+    <w:p>
+      <w:pPr>
+        <w:pStyle w:val="NoSpacing"/>
+        <w:numPr>
+          <w:ilvl w:val="0"/>
+          <w:numId w:val="8"/>
+        </w:numPr>
+      </w:pPr>
+      <w:r>
+        <w:t>Start the development frontend and backend</w:t>
+      </w:r>
+    </w:p>
+    <w:p>
+      <w:pPr>
+        <w:pStyle w:val="NoSpacing"/>
+        <w:numPr>
+          <w:ilvl w:val="0"/>
+          <w:numId w:val="8"/>
+        </w:numPr>
+      </w:pPr>
+      <w:r>
+        <w:t xml:space="preserve">Refer the </w:t>
+      </w:r>
+      <w:r>
+        <w:t>TCV_FINETUNED_SPECIFICATION</w:t>
+      </w:r>
+      <w:r>
+        <w:t>.md</w:t>
+      </w:r>
+    </w:p>
+    <w:p>
+      <w:pPr>
+        <w:pStyle w:val="NoSpacing"/>
+        <w:numPr>
+          <w:ilvl w:val="0"/>
+          <w:numId w:val="8"/>
+        </w:numPr>
+      </w:pPr>
+      <w:r>
+        <w:t xml:space="preserve">Add any </w:t>
+      </w:r>
+      <w:r>
+        <w:t>missing</w:t>
+      </w:r>
+    </w:p>
+    <w:p>
+      <w:pPr>
+        <w:pStyle w:val="NoSpacing"/>
+        <w:numPr>
+          <w:ilvl w:val="0"/>
+          <w:numId w:val="8"/>
+        </w:numPr>
+      </w:pPr>
+      <w:r>
+        <w:t>Add navigation in side bar</w:t>
+      </w:r>
+    </w:p>
+    <w:p>
+      <w:pPr>
+        <w:pStyle w:val="NoSpacing"/>
+        <w:numPr>
+          <w:ilvl w:val="0"/>
+          <w:numId w:val="8"/>
+        </w:numPr>
+      </w:pPr>
+      <w:r>
+        <w:t>Based on purchase master</w:t>
+      </w:r>
+      <w:r>
+        <w:t>,</w:t>
+      </w:r>
+      <w:r>
+        <w:t xml:space="preserve"> </w:t>
+      </w:r>
+      <w:proofErr w:type="spellStart"/>
+      <w:r>
+        <w:t>Purchase_items</w:t>
+      </w:r>
+      <w:proofErr w:type="spellEnd"/>
+      <w:r>
+        <w:t xml:space="preserve"> tables from </w:t>
+      </w:r>
+      <w:proofErr w:type="spellStart"/>
+      <w:r>
+        <w:t>tables_enhanced</w:t>
+      </w:r>
+      <w:r>
+        <w:t>.sql</w:t>
+      </w:r>
+      <w:proofErr w:type="spellEnd"/>
     </w:p>
     <w:sectPr>
       <w:pgSz w:w="11906" w:h="16838"/>
@@ -2279,6 +2525,184 @@
     </w:lvl>
   </w:abstractNum>
   <w:abstractNum w:abstractNumId="2" w15:restartNumberingAfterBreak="0">
+    <w:nsid w:val="185A652F"/>
+    <w:multiLevelType w:val="hybridMultilevel"/>
+    <w:tmpl w:val="0B4A9512"/>
+    <w:lvl w:ilvl="0" w:tplc="A0987B6A">
+      <w:start w:val="1"/>
+      <w:numFmt w:val="decimal"/>
+      <w:lvlText w:val="%1."/>
+      <w:lvlJc w:val="left"/>
+      <w:pPr>
+        <w:ind w:left="1080" w:hanging="360"/>
+      </w:pPr>
+      <w:rPr>
+        <w:rFonts w:hint="default"/>
+      </w:rPr>
+    </w:lvl>
+    <w:lvl w:ilvl="1" w:tplc="04090019" w:tentative="1">
+      <w:start w:val="1"/>
+      <w:numFmt w:val="lowerLetter"/>
+      <w:lvlText w:val="%2."/>
+      <w:lvlJc w:val="left"/>
+      <w:pPr>
+        <w:ind w:left="1800" w:hanging="360"/>
+      </w:pPr>
+    </w:lvl>
+    <w:lvl w:ilvl="2" w:tplc="0409001B" w:tentative="1">
+      <w:start w:val="1"/>
+      <w:numFmt w:val="lowerRoman"/>
+      <w:lvlText w:val="%3."/>
+      <w:lvlJc w:val="right"/>
+      <w:pPr>
+        <w:ind w:left="2520" w:hanging="180"/>
+      </w:pPr>
+    </w:lvl>
+    <w:lvl w:ilvl="3" w:tplc="0409000F" w:tentative="1">
+      <w:start w:val="1"/>
+      <w:numFmt w:val="decimal"/>
+      <w:lvlText w:val="%4."/>
+      <w:lvlJc w:val="left"/>
+      <w:pPr>
+        <w:ind w:left="3240" w:hanging="360"/>
+      </w:pPr>
+    </w:lvl>
+    <w:lvl w:ilvl="4" w:tplc="04090019" w:tentative="1">
+      <w:start w:val="1"/>
+      <w:numFmt w:val="lowerLetter"/>
+      <w:lvlText w:val="%5."/>
+      <w:lvlJc w:val="left"/>
+      <w:pPr>
+        <w:ind w:left="3960" w:hanging="360"/>
+      </w:pPr>
+    </w:lvl>
+    <w:lvl w:ilvl="5" w:tplc="0409001B" w:tentative="1">
+      <w:start w:val="1"/>
+      <w:numFmt w:val="lowerRoman"/>
+      <w:lvlText w:val="%6."/>
+      <w:lvlJc w:val="right"/>
+      <w:pPr>
+        <w:ind w:left="4680" w:hanging="180"/>
+      </w:pPr>
+    </w:lvl>
+    <w:lvl w:ilvl="6" w:tplc="0409000F" w:tentative="1">
+      <w:start w:val="1"/>
+      <w:numFmt w:val="decimal"/>
+      <w:lvlText w:val="%7."/>
+      <w:lvlJc w:val="left"/>
+      <w:pPr>
+        <w:ind w:left="5400" w:hanging="360"/>
+      </w:pPr>
+    </w:lvl>
+    <w:lvl w:ilvl="7" w:tplc="04090019" w:tentative="1">
+      <w:start w:val="1"/>
+      <w:numFmt w:val="lowerLetter"/>
+      <w:lvlText w:val="%8."/>
+      <w:lvlJc w:val="left"/>
+      <w:pPr>
+        <w:ind w:left="6120" w:hanging="360"/>
+      </w:pPr>
+    </w:lvl>
+    <w:lvl w:ilvl="8" w:tplc="0409001B" w:tentative="1">
+      <w:start w:val="1"/>
+      <w:numFmt w:val="lowerRoman"/>
+      <w:lvlText w:val="%9."/>
+      <w:lvlJc w:val="right"/>
+      <w:pPr>
+        <w:ind w:left="6840" w:hanging="180"/>
+      </w:pPr>
+    </w:lvl>
+  </w:abstractNum>
+  <w:abstractNum w:abstractNumId="3" w15:restartNumberingAfterBreak="0">
+    <w:nsid w:val="2FF1002F"/>
+    <w:multiLevelType w:val="hybridMultilevel"/>
+    <w:tmpl w:val="9BA0C6D0"/>
+    <w:lvl w:ilvl="0" w:tplc="3F422D0C">
+      <w:start w:val="1"/>
+      <w:numFmt w:val="decimal"/>
+      <w:lvlText w:val="%1."/>
+      <w:lvlJc w:val="left"/>
+      <w:pPr>
+        <w:ind w:left="1080" w:hanging="360"/>
+      </w:pPr>
+      <w:rPr>
+        <w:rFonts w:hint="default"/>
+      </w:rPr>
+    </w:lvl>
+    <w:lvl w:ilvl="1" w:tplc="04090019">
+      <w:start w:val="1"/>
+      <w:numFmt w:val="lowerLetter"/>
+      <w:lvlText w:val="%2."/>
+      <w:lvlJc w:val="left"/>
+      <w:pPr>
+        <w:ind w:left="1800" w:hanging="360"/>
+      </w:pPr>
+    </w:lvl>
+    <w:lvl w:ilvl="2" w:tplc="0409001B" w:tentative="1">
+      <w:start w:val="1"/>
+      <w:numFmt w:val="lowerRoman"/>
+      <w:lvlText w:val="%3."/>
+      <w:lvlJc w:val="right"/>
+      <w:pPr>
+        <w:ind w:left="2520" w:hanging="180"/>
+      </w:pPr>
+    </w:lvl>
+    <w:lvl w:ilvl="3" w:tplc="0409000F" w:tentative="1">
+      <w:start w:val="1"/>
+      <w:numFmt w:val="decimal"/>
+      <w:lvlText w:val="%4."/>
+      <w:lvlJc w:val="left"/>
+      <w:pPr>
+        <w:ind w:left="3240" w:hanging="360"/>
+      </w:pPr>
+    </w:lvl>
+    <w:lvl w:ilvl="4" w:tplc="04090019" w:tentative="1">
+      <w:start w:val="1"/>
+      <w:numFmt w:val="lowerLetter"/>
+      <w:lvlText w:val="%5."/>
+      <w:lvlJc w:val="left"/>
+      <w:pPr>
+        <w:ind w:left="3960" w:hanging="360"/>
+      </w:pPr>
+    </w:lvl>
+    <w:lvl w:ilvl="5" w:tplc="0409001B" w:tentative="1">
+      <w:start w:val="1"/>
+      <w:numFmt w:val="lowerRoman"/>
+      <w:lvlText w:val="%6."/>
+      <w:lvlJc w:val="right"/>
+      <w:pPr>
+        <w:ind w:left="4680" w:hanging="180"/>
+      </w:pPr>
+    </w:lvl>
+    <w:lvl w:ilvl="6" w:tplc="0409000F" w:tentative="1">
+      <w:start w:val="1"/>
+      <w:numFmt w:val="decimal"/>
+      <w:lvlText w:val="%7."/>
+      <w:lvlJc w:val="left"/>
+      <w:pPr>
+        <w:ind w:left="5400" w:hanging="360"/>
+      </w:pPr>
+    </w:lvl>
+    <w:lvl w:ilvl="7" w:tplc="04090019" w:tentative="1">
+      <w:start w:val="1"/>
+      <w:numFmt w:val="lowerLetter"/>
+      <w:lvlText w:val="%8."/>
+      <w:lvlJc w:val="left"/>
+      <w:pPr>
+        <w:ind w:left="6120" w:hanging="360"/>
+      </w:pPr>
+    </w:lvl>
+    <w:lvl w:ilvl="8" w:tplc="0409001B" w:tentative="1">
+      <w:start w:val="1"/>
+      <w:numFmt w:val="lowerRoman"/>
+      <w:lvlText w:val="%9."/>
+      <w:lvlJc w:val="right"/>
+      <w:pPr>
+        <w:ind w:left="6840" w:hanging="180"/>
+      </w:pPr>
+    </w:lvl>
+  </w:abstractNum>
+  <w:abstractNum w:abstractNumId="4" w15:restartNumberingAfterBreak="0">
     <w:nsid w:val="3C025123"/>
     <w:multiLevelType w:val="hybridMultilevel"/>
     <w:tmpl w:val="ED72C358"/>
@@ -2367,7 +2791,7 @@
       </w:pPr>
     </w:lvl>
   </w:abstractNum>
-  <w:abstractNum w:abstractNumId="3" w15:restartNumberingAfterBreak="0">
+  <w:abstractNum w:abstractNumId="5" w15:restartNumberingAfterBreak="0">
     <w:nsid w:val="3F7C388B"/>
     <w:multiLevelType w:val="multilevel"/>
     <w:tmpl w:val="F244DFEE"/>
@@ -2516,7 +2940,7 @@
       </w:rPr>
     </w:lvl>
   </w:abstractNum>
-  <w:abstractNum w:abstractNumId="4" w15:restartNumberingAfterBreak="0">
+  <w:abstractNum w:abstractNumId="6" w15:restartNumberingAfterBreak="0">
     <w:nsid w:val="4B9566C8"/>
     <w:multiLevelType w:val="hybridMultilevel"/>
     <w:tmpl w:val="0BC871BE"/>
@@ -2605,7 +3029,7 @@
       </w:pPr>
     </w:lvl>
   </w:abstractNum>
-  <w:abstractNum w:abstractNumId="5" w15:restartNumberingAfterBreak="0">
+  <w:abstractNum w:abstractNumId="7" w15:restartNumberingAfterBreak="0">
     <w:nsid w:val="74D43F45"/>
     <w:multiLevelType w:val="hybridMultilevel"/>
     <w:tmpl w:val="8402C9D0"/>
@@ -2695,22 +3119,28 @@
     </w:lvl>
   </w:abstractNum>
   <w:num w:numId="1" w16cid:durableId="66616893">
+    <w:abstractNumId w:val="6"/>
+  </w:num>
+  <w:num w:numId="2" w16cid:durableId="123502505">
     <w:abstractNumId w:val="4"/>
   </w:num>
-  <w:num w:numId="2" w16cid:durableId="123502505">
-    <w:abstractNumId w:val="2"/>
-  </w:num>
   <w:num w:numId="3" w16cid:durableId="1535847532">
-    <w:abstractNumId w:val="5"/>
+    <w:abstractNumId w:val="7"/>
   </w:num>
   <w:num w:numId="4" w16cid:durableId="217015646">
     <w:abstractNumId w:val="0"/>
   </w:num>
   <w:num w:numId="5" w16cid:durableId="796609497">
-    <w:abstractNumId w:val="3"/>
+    <w:abstractNumId w:val="5"/>
   </w:num>
   <w:num w:numId="6" w16cid:durableId="559945052">
     <w:abstractNumId w:val="1"/>
+  </w:num>
+  <w:num w:numId="7" w16cid:durableId="362096506">
+    <w:abstractNumId w:val="3"/>
+  </w:num>
+  <w:num w:numId="8" w16cid:durableId="665137640">
+    <w:abstractNumId w:val="2"/>
   </w:num>
 </w:numbering>
 </file>
@@ -3317,6 +3747,7 @@
   <w:style w:type="character" w:default="1" w:styleId="DefaultParagraphFont">
     <w:name w:val="Default Paragraph Font"/>
     <w:uiPriority w:val="1"/>
+    <w:semiHidden/>
     <w:unhideWhenUsed/>
   </w:style>
   <w:style w:type="table" w:default="1" w:styleId="TableNormal">

--- a/project_desc/details.docx
+++ b/project_desc/details.docx
@@ -151,15 +151,7 @@
         <w:t xml:space="preserve">employee code should be auto generated like </w:t>
       </w:r>
       <w:r>
-        <w:t>“</w:t>
-      </w:r>
-      <w:proofErr w:type="gramStart"/>
-      <w:r>
-        <w:t>TCV”+</w:t>
-      </w:r>
-      <w:proofErr w:type="gramEnd"/>
-      <w:r>
-        <w:t>1 (with prefix)</w:t>
+        <w:t>“TCV”+1 (with prefix)</w:t>
       </w:r>
       <w:r>
         <w:t>;</w:t>
@@ -310,15 +302,7 @@
         </w:numPr>
       </w:pPr>
       <w:r>
-        <w:t xml:space="preserve">photo should </w:t>
-      </w:r>
-      <w:proofErr w:type="gramStart"/>
-      <w:r>
-        <w:t>uploaded</w:t>
-      </w:r>
-      <w:proofErr w:type="gramEnd"/>
-      <w:r>
-        <w:t xml:space="preserve"> in jpeg, jpg, </w:t>
+        <w:t xml:space="preserve">photo should uploaded in jpeg, jpg, </w:t>
       </w:r>
       <w:proofErr w:type="spellStart"/>
       <w:r>
@@ -350,15 +334,7 @@
         </w:numPr>
       </w:pPr>
       <w:r>
-        <w:t xml:space="preserve">if </w:t>
-      </w:r>
-      <w:proofErr w:type="gramStart"/>
-      <w:r>
-        <w:t>possible</w:t>
-      </w:r>
-      <w:proofErr w:type="gramEnd"/>
-      <w:r>
-        <w:t xml:space="preserve"> to fetch the employee </w:t>
+        <w:t xml:space="preserve">if possible to fetch the employee </w:t>
       </w:r>
       <w:r>
         <w:t xml:space="preserve">data from </w:t>
@@ -403,23 +379,7 @@
         </w:numPr>
       </w:pPr>
       <w:r>
-        <w:t xml:space="preserve">And </w:t>
-      </w:r>
-      <w:proofErr w:type="gramStart"/>
-      <w:r>
-        <w:t>List</w:t>
-      </w:r>
-      <w:proofErr w:type="gramEnd"/>
-      <w:r>
-        <w:t xml:space="preserve"> the </w:t>
-      </w:r>
-      <w:proofErr w:type="gramStart"/>
-      <w:r>
-        <w:t>all Indian</w:t>
-      </w:r>
-      <w:proofErr w:type="gramEnd"/>
-      <w:r>
-        <w:t xml:space="preserve"> acceptable proof name, in the dropdown to select</w:t>
+        <w:t>And List the all Indian acceptable proof name, in the dropdown to select</w:t>
       </w:r>
     </w:p>
     <w:p>
@@ -500,36 +460,21 @@
         <w:t xml:space="preserve">, </w:t>
       </w:r>
       <w:r>
-        <w:t xml:space="preserve">Date </w:t>
-      </w:r>
-      <w:proofErr w:type="gramStart"/>
-      <w:r>
-        <w:t>Of</w:t>
-      </w:r>
-      <w:proofErr w:type="gramEnd"/>
-      <w:r>
-        <w:t xml:space="preserve"> </w:t>
+        <w:t xml:space="preserve">Date Of </w:t>
       </w:r>
       <w:proofErr w:type="spellStart"/>
-      <w:proofErr w:type="gramStart"/>
-      <w:r>
-        <w:t>Birth,Qualification</w:t>
-      </w:r>
-      <w:proofErr w:type="gramEnd"/>
-      <w:r>
-        <w:t>,Spouse</w:t>
+      <w:r>
+        <w:t>Birth,Qualification,Spouse</w:t>
       </w:r>
       <w:proofErr w:type="spellEnd"/>
       <w:r>
         <w:t xml:space="preserve">/parent </w:t>
       </w:r>
       <w:proofErr w:type="spellStart"/>
-      <w:proofErr w:type="gramStart"/>
       <w:r>
         <w:t>Name,Id</w:t>
       </w:r>
       <w:proofErr w:type="spellEnd"/>
-      <w:proofErr w:type="gramEnd"/>
       <w:r>
         <w:t xml:space="preserve"> Proof Type, Id Proof Number</w:t>
       </w:r>
@@ -546,15 +491,7 @@
         </w:numPr>
       </w:pPr>
       <w:r>
-        <w:t xml:space="preserve">Temporary address </w:t>
-      </w:r>
-      <w:proofErr w:type="gramStart"/>
-      <w:r>
-        <w:t>are</w:t>
-      </w:r>
-      <w:proofErr w:type="gramEnd"/>
-      <w:r>
-        <w:t xml:space="preserve"> not mandatory </w:t>
+        <w:t xml:space="preserve">Temporary address are not mandatory </w:t>
       </w:r>
     </w:p>
     <w:p>
@@ -894,18 +831,10 @@
         <w:t xml:space="preserve">/ internet / </w:t>
       </w:r>
       <w:r>
-        <w:t xml:space="preserve">other </w:t>
-      </w:r>
-      <w:proofErr w:type="gramStart"/>
-      <w:r>
-        <w:t>extendable</w:t>
-      </w:r>
-      <w:r>
-        <w:t xml:space="preserve"> ,</w:t>
-      </w:r>
-      <w:proofErr w:type="gramEnd"/>
-      <w:r>
-        <w:t xml:space="preserve"> should be selectable</w:t>
+        <w:t>other extendable</w:t>
+      </w:r>
+      <w:r>
+        <w:t xml:space="preserve"> , should be selectable</w:t>
       </w:r>
     </w:p>
     <w:p>
@@ -943,15 +872,7 @@
         </w:numPr>
       </w:pPr>
       <w:r>
-        <w:t xml:space="preserve">Level 2 </w:t>
-      </w:r>
-      <w:proofErr w:type="gramStart"/>
-      <w:r>
-        <w:t>-  5</w:t>
-      </w:r>
-      <w:proofErr w:type="gramEnd"/>
-      <w:r>
-        <w:t>MP</w:t>
+        <w:t>Level 2 -  5MP</w:t>
       </w:r>
       <w:r>
         <w:t xml:space="preserve"> free text</w:t>
@@ -981,18 +902,10 @@
         </w:numPr>
       </w:pPr>
       <w:r>
-        <w:t xml:space="preserve">Level 4 – Night </w:t>
-      </w:r>
-      <w:proofErr w:type="gramStart"/>
-      <w:r>
-        <w:t xml:space="preserve">vision </w:t>
-      </w:r>
-      <w:r>
-        <w:t xml:space="preserve"> free</w:t>
-      </w:r>
-      <w:proofErr w:type="gramEnd"/>
-      <w:r>
-        <w:t xml:space="preserve"> text</w:t>
+        <w:t xml:space="preserve">Level 4 – Night vision </w:t>
+      </w:r>
+      <w:r>
+        <w:t xml:space="preserve"> free text</w:t>
       </w:r>
     </w:p>
     <w:p>
@@ -1042,15 +955,7 @@
         <w:ind w:left="720"/>
       </w:pPr>
       <w:r>
-        <w:t xml:space="preserve">9. Refer the </w:t>
-      </w:r>
-      <w:proofErr w:type="gramStart"/>
-      <w:r>
-        <w:t>table :</w:t>
-      </w:r>
-      <w:proofErr w:type="gramEnd"/>
-      <w:r>
-        <w:t xml:space="preserve"> </w:t>
+        <w:t xml:space="preserve">9. Refer the table : </w:t>
       </w:r>
       <w:r>
         <w:t>categories</w:t>
@@ -1111,13 +1016,8 @@
       </w:r>
       <w:proofErr w:type="spellEnd"/>
       <w:r>
-        <w:t xml:space="preserve"> </w:t>
-      </w:r>
-      <w:proofErr w:type="gramStart"/>
-      <w:r>
-        <w:t>=[</w:t>
-      </w:r>
-      <w:proofErr w:type="gramEnd"/>
+        <w:t xml:space="preserve"> =[</w:t>
+      </w:r>
       <w:r>
         <w:t>]</w:t>
       </w:r>
@@ -1713,15 +1613,7 @@
         </w:numPr>
       </w:pPr>
       <w:r>
-        <w:t xml:space="preserve">Every month I will add the components of split of </w:t>
-      </w:r>
-      <w:proofErr w:type="gramStart"/>
-      <w:r>
-        <w:t>salary ,</w:t>
-      </w:r>
-      <w:proofErr w:type="gramEnd"/>
-      <w:r>
-        <w:t xml:space="preserve"> </w:t>
+        <w:t xml:space="preserve">Every month I will add the components of split of salary , </w:t>
       </w:r>
     </w:p>
     <w:p>
@@ -2092,15 +1984,7 @@
         <w:ind w:left="720"/>
       </w:pPr>
       <w:r>
-        <w:t xml:space="preserve">State should </w:t>
-      </w:r>
-      <w:proofErr w:type="gramStart"/>
-      <w:r>
-        <w:t>fetched</w:t>
-      </w:r>
-      <w:proofErr w:type="gramEnd"/>
-      <w:r>
-        <w:t xml:space="preserve"> as like employee module</w:t>
+        <w:t>State should fetched as like employee module</w:t>
       </w:r>
     </w:p>
     <w:p>
@@ -2118,15 +2002,7 @@
       </w:r>
       <w:proofErr w:type="spellEnd"/>
       <w:r>
-        <w:t xml:space="preserve"> selection based </w:t>
-      </w:r>
-      <w:proofErr w:type="gramStart"/>
-      <w:r>
-        <w:t>on ,</w:t>
-      </w:r>
-      <w:proofErr w:type="gramEnd"/>
-      <w:r>
-        <w:t xml:space="preserve"> which state selected</w:t>
+        <w:t xml:space="preserve"> selection based on , which state selected</w:t>
       </w:r>
     </w:p>
     <w:p>
@@ -2253,6 +2129,1468 @@
         <w:t>.sql</w:t>
       </w:r>
       <w:proofErr w:type="spellEnd"/>
+    </w:p>
+    <w:p>
+      <w:pPr>
+        <w:pStyle w:val="NoSpacing"/>
+      </w:pPr>
+      <w:r>
+        <w:t>Stock master</w:t>
+      </w:r>
+    </w:p>
+    <w:p>
+      <w:pPr>
+        <w:pStyle w:val="NoSpacing"/>
+        <w:numPr>
+          <w:ilvl w:val="0"/>
+          <w:numId w:val="9"/>
+        </w:numPr>
+      </w:pPr>
+      <w:r>
+        <w:t>Start the development frontend and backend</w:t>
+      </w:r>
+    </w:p>
+    <w:p>
+      <w:pPr>
+        <w:pStyle w:val="NoSpacing"/>
+        <w:numPr>
+          <w:ilvl w:val="0"/>
+          <w:numId w:val="9"/>
+        </w:numPr>
+      </w:pPr>
+      <w:r>
+        <w:t xml:space="preserve">Refer the </w:t>
+      </w:r>
+      <w:r>
+        <w:t>TCV_FINETUNED_SPECIFICATION</w:t>
+      </w:r>
+      <w:r>
+        <w:t>.md</w:t>
+      </w:r>
+    </w:p>
+    <w:p>
+      <w:pPr>
+        <w:pStyle w:val="NoSpacing"/>
+        <w:numPr>
+          <w:ilvl w:val="0"/>
+          <w:numId w:val="9"/>
+        </w:numPr>
+      </w:pPr>
+      <w:r>
+        <w:t>Add any missing</w:t>
+      </w:r>
+    </w:p>
+    <w:p>
+      <w:pPr>
+        <w:pStyle w:val="NoSpacing"/>
+        <w:numPr>
+          <w:ilvl w:val="0"/>
+          <w:numId w:val="9"/>
+        </w:numPr>
+      </w:pPr>
+      <w:r>
+        <w:t>Add navigation in side bar</w:t>
+      </w:r>
+    </w:p>
+    <w:p>
+      <w:pPr>
+        <w:pStyle w:val="NoSpacing"/>
+        <w:numPr>
+          <w:ilvl w:val="0"/>
+          <w:numId w:val="9"/>
+        </w:numPr>
+        <w:rPr>
+          <w:lang w:val="en-US"/>
+        </w:rPr>
+      </w:pPr>
+      <w:r>
+        <w:t xml:space="preserve">Based on </w:t>
+      </w:r>
+      <w:proofErr w:type="spellStart"/>
+      <w:r>
+        <w:rPr>
+          <w:lang w:val="en-US"/>
+        </w:rPr>
+        <w:t>stock_master</w:t>
+      </w:r>
+      <w:proofErr w:type="spellEnd"/>
+      <w:r>
+        <w:t xml:space="preserve">, </w:t>
+      </w:r>
+      <w:proofErr w:type="spellStart"/>
+      <w:r>
+        <w:rPr>
+          <w:lang w:val="en-US"/>
+        </w:rPr>
+        <w:t>stock_ledger</w:t>
+      </w:r>
+      <w:proofErr w:type="spellEnd"/>
+      <w:r>
+        <w:rPr>
+          <w:lang w:val="en-US"/>
+        </w:rPr>
+        <w:t xml:space="preserve"> </w:t>
+      </w:r>
+      <w:r>
+        <w:t xml:space="preserve">tables from </w:t>
+      </w:r>
+      <w:proofErr w:type="spellStart"/>
+      <w:r>
+        <w:t>tables_enhanced</w:t>
+      </w:r>
+      <w:r>
+        <w:t>.sql</w:t>
+      </w:r>
+      <w:proofErr w:type="spellEnd"/>
+    </w:p>
+    <w:p>
+      <w:pPr>
+        <w:pStyle w:val="NoSpacing"/>
+      </w:pPr>
+      <w:r>
+        <w:t>Quotation master</w:t>
+      </w:r>
+    </w:p>
+    <w:p>
+      <w:pPr>
+        <w:pStyle w:val="NoSpacing"/>
+        <w:numPr>
+          <w:ilvl w:val="0"/>
+          <w:numId w:val="10"/>
+        </w:numPr>
+      </w:pPr>
+      <w:r>
+        <w:t>Start the development frontend and backend</w:t>
+      </w:r>
+    </w:p>
+    <w:p>
+      <w:pPr>
+        <w:pStyle w:val="NoSpacing"/>
+        <w:numPr>
+          <w:ilvl w:val="0"/>
+          <w:numId w:val="10"/>
+        </w:numPr>
+      </w:pPr>
+      <w:r>
+        <w:t xml:space="preserve">Refer the </w:t>
+      </w:r>
+      <w:r>
+        <w:t>TCV_FINETUNED_SPECIFICATION</w:t>
+      </w:r>
+      <w:r>
+        <w:t>.md</w:t>
+      </w:r>
+    </w:p>
+    <w:p>
+      <w:pPr>
+        <w:pStyle w:val="NoSpacing"/>
+        <w:numPr>
+          <w:ilvl w:val="0"/>
+          <w:numId w:val="10"/>
+        </w:numPr>
+      </w:pPr>
+      <w:r>
+        <w:t>Add any missing</w:t>
+      </w:r>
+    </w:p>
+    <w:p>
+      <w:pPr>
+        <w:pStyle w:val="NoSpacing"/>
+        <w:numPr>
+          <w:ilvl w:val="0"/>
+          <w:numId w:val="10"/>
+        </w:numPr>
+      </w:pPr>
+      <w:r>
+        <w:t>Add navigation in side bar</w:t>
+      </w:r>
+    </w:p>
+    <w:p>
+      <w:pPr>
+        <w:pStyle w:val="NoSpacing"/>
+        <w:numPr>
+          <w:ilvl w:val="0"/>
+          <w:numId w:val="10"/>
+        </w:numPr>
+        <w:rPr>
+          <w:lang w:val="en-US"/>
+        </w:rPr>
+      </w:pPr>
+      <w:r>
+        <w:t xml:space="preserve">Based on </w:t>
+      </w:r>
+      <w:proofErr w:type="spellStart"/>
+      <w:r>
+        <w:rPr>
+          <w:lang w:val="en-US"/>
+        </w:rPr>
+        <w:t>quotation</w:t>
+      </w:r>
+      <w:r>
+        <w:rPr>
+          <w:lang w:val="en-US"/>
+        </w:rPr>
+        <w:t>_master</w:t>
+      </w:r>
+      <w:proofErr w:type="spellEnd"/>
+      <w:r>
+        <w:t xml:space="preserve">, </w:t>
+      </w:r>
+      <w:r>
+        <w:rPr>
+          <w:lang w:val="en-US"/>
+        </w:rPr>
+        <w:t>quotation</w:t>
+      </w:r>
+      <w:r>
+        <w:rPr>
+          <w:lang w:val="en-US"/>
+        </w:rPr>
+        <w:t xml:space="preserve"> </w:t>
+      </w:r>
+      <w:r>
+        <w:rPr>
+          <w:lang w:val="en-US"/>
+        </w:rPr>
+        <w:t>_</w:t>
+      </w:r>
+      <w:r>
+        <w:rPr>
+          <w:lang w:val="en-US"/>
+        </w:rPr>
+        <w:t>items</w:t>
+      </w:r>
+      <w:r>
+        <w:rPr>
+          <w:lang w:val="en-US"/>
+        </w:rPr>
+        <w:t xml:space="preserve"> </w:t>
+      </w:r>
+      <w:r>
+        <w:t xml:space="preserve">tables from </w:t>
+      </w:r>
+      <w:proofErr w:type="spellStart"/>
+      <w:r>
+        <w:t>tables_enhanced</w:t>
+      </w:r>
+      <w:r>
+        <w:t>.sql</w:t>
+      </w:r>
+      <w:proofErr w:type="spellEnd"/>
+    </w:p>
+    <w:p>
+      <w:pPr>
+        <w:pStyle w:val="NoSpacing"/>
+        <w:numPr>
+          <w:ilvl w:val="0"/>
+          <w:numId w:val="10"/>
+        </w:numPr>
+        <w:rPr>
+          <w:lang w:val="en-US"/>
+        </w:rPr>
+      </w:pPr>
+      <w:r>
+        <w:t xml:space="preserve">Quotation </w:t>
+      </w:r>
+      <w:r>
+        <w:t xml:space="preserve">items should add multiple rows </w:t>
+      </w:r>
+    </w:p>
+    <w:p>
+      <w:pPr>
+        <w:pStyle w:val="NoSpacing"/>
+        <w:numPr>
+          <w:ilvl w:val="0"/>
+          <w:numId w:val="10"/>
+        </w:numPr>
+        <w:rPr>
+          <w:lang w:val="en-US"/>
+        </w:rPr>
+      </w:pPr>
+      <w:r>
+        <w:t xml:space="preserve">Subtotal </w:t>
+      </w:r>
+    </w:p>
+    <w:p>
+      <w:pPr>
+        <w:pStyle w:val="NoSpacing"/>
+        <w:numPr>
+          <w:ilvl w:val="0"/>
+          <w:numId w:val="10"/>
+        </w:numPr>
+        <w:rPr>
+          <w:lang w:val="en-US"/>
+        </w:rPr>
+      </w:pPr>
+      <w:proofErr w:type="spellStart"/>
+      <w:r>
+        <w:t>Cgst</w:t>
+      </w:r>
+      <w:proofErr w:type="spellEnd"/>
+      <w:r>
+        <w:t xml:space="preserve"> – percentage need to enter</w:t>
+      </w:r>
+    </w:p>
+    <w:p>
+      <w:pPr>
+        <w:pStyle w:val="NoSpacing"/>
+        <w:numPr>
+          <w:ilvl w:val="0"/>
+          <w:numId w:val="10"/>
+        </w:numPr>
+        <w:rPr>
+          <w:lang w:val="en-US"/>
+        </w:rPr>
+      </w:pPr>
+      <w:proofErr w:type="spellStart"/>
+      <w:r>
+        <w:t>sgst</w:t>
+      </w:r>
+      <w:proofErr w:type="spellEnd"/>
+      <w:r>
+        <w:t>– percentage need to enter</w:t>
+      </w:r>
+    </w:p>
+    <w:p>
+      <w:pPr>
+        <w:pStyle w:val="NoSpacing"/>
+        <w:numPr>
+          <w:ilvl w:val="0"/>
+          <w:numId w:val="10"/>
+        </w:numPr>
+        <w:rPr>
+          <w:lang w:val="en-US"/>
+        </w:rPr>
+      </w:pPr>
+      <w:r>
+        <w:t xml:space="preserve"> quotation preview should be </w:t>
+      </w:r>
+      <w:r>
+        <w:t>needed</w:t>
+      </w:r>
+      <w:r>
+        <w:t xml:space="preserve"> </w:t>
+      </w:r>
+      <w:r>
+        <w:t xml:space="preserve"> </w:t>
+      </w:r>
+    </w:p>
+    <w:p>
+      <w:pPr>
+        <w:pStyle w:val="NoSpacing"/>
+        <w:numPr>
+          <w:ilvl w:val="0"/>
+          <w:numId w:val="10"/>
+        </w:numPr>
+        <w:rPr>
+          <w:lang w:val="en-US"/>
+        </w:rPr>
+      </w:pPr>
+      <w:r>
+        <w:lastRenderedPageBreak/>
+        <w:t xml:space="preserve">Save as Draft, and submit method handled, </w:t>
+      </w:r>
+    </w:p>
+    <w:p>
+      <w:pPr>
+        <w:pStyle w:val="NoSpacing"/>
+        <w:numPr>
+          <w:ilvl w:val="0"/>
+          <w:numId w:val="10"/>
+        </w:numPr>
+        <w:rPr>
+          <w:lang w:val="en-US"/>
+        </w:rPr>
+      </w:pPr>
+      <w:r>
+        <w:t xml:space="preserve">initially quotation </w:t>
+      </w:r>
+      <w:r>
+        <w:t xml:space="preserve"> created and save as draft mode, </w:t>
+      </w:r>
+    </w:p>
+    <w:p>
+      <w:pPr>
+        <w:pStyle w:val="NoSpacing"/>
+        <w:numPr>
+          <w:ilvl w:val="0"/>
+          <w:numId w:val="10"/>
+        </w:numPr>
+        <w:rPr>
+          <w:lang w:val="en-US"/>
+        </w:rPr>
+      </w:pPr>
+      <w:r>
+        <w:t xml:space="preserve">quotation </w:t>
+      </w:r>
+      <w:r>
+        <w:t xml:space="preserve">saved in draft status, it should be listed in workflow approval </w:t>
+      </w:r>
+      <w:r>
+        <w:t xml:space="preserve">to </w:t>
+      </w:r>
+      <w:r>
+        <w:t xml:space="preserve"> admin </w:t>
+      </w:r>
+    </w:p>
+    <w:p>
+      <w:pPr>
+        <w:pStyle w:val="NoSpacing"/>
+        <w:numPr>
+          <w:ilvl w:val="0"/>
+          <w:numId w:val="10"/>
+        </w:numPr>
+        <w:rPr>
+          <w:lang w:val="en-US"/>
+        </w:rPr>
+      </w:pPr>
+      <w:r>
+        <w:t xml:space="preserve">when click the review option </w:t>
+      </w:r>
+      <w:r>
+        <w:t xml:space="preserve">in workflow </w:t>
+      </w:r>
+      <w:r>
+        <w:t xml:space="preserve">to review </w:t>
+      </w:r>
+      <w:r>
+        <w:t xml:space="preserve">quotation </w:t>
+      </w:r>
+      <w:r>
+        <w:t>, it navigate to that particular quotation</w:t>
+      </w:r>
+    </w:p>
+    <w:p>
+      <w:pPr>
+        <w:pStyle w:val="NoSpacing"/>
+        <w:numPr>
+          <w:ilvl w:val="0"/>
+          <w:numId w:val="10"/>
+        </w:numPr>
+        <w:rPr>
+          <w:lang w:val="en-US"/>
+        </w:rPr>
+      </w:pPr>
+      <w:r>
+        <w:t xml:space="preserve"> </w:t>
+      </w:r>
+      <w:r>
+        <w:t xml:space="preserve">In the preview mode </w:t>
+      </w:r>
+      <w:r>
+        <w:t xml:space="preserve">approval button </w:t>
+      </w:r>
+      <w:proofErr w:type="spellStart"/>
+      <w:r>
+        <w:t>requied</w:t>
+      </w:r>
+      <w:proofErr w:type="spellEnd"/>
+      <w:r>
+        <w:t xml:space="preserve"> to admin approve it.</w:t>
+      </w:r>
+    </w:p>
+    <w:p>
+      <w:pPr>
+        <w:pStyle w:val="NoSpacing"/>
+        <w:numPr>
+          <w:ilvl w:val="0"/>
+          <w:numId w:val="10"/>
+        </w:numPr>
+        <w:rPr>
+          <w:lang w:val="en-US"/>
+        </w:rPr>
+      </w:pPr>
+      <w:r>
+        <w:t xml:space="preserve">and status </w:t>
+      </w:r>
+      <w:r>
+        <w:t xml:space="preserve"> </w:t>
+      </w:r>
+      <w:r>
+        <w:t xml:space="preserve">to “Approved” then only </w:t>
+      </w:r>
+      <w:r>
+        <w:t>created quotation can submit to sent customer. And can downloaded in pdf format</w:t>
+      </w:r>
+      <w:r>
+        <w:t xml:space="preserve"> to share with customer in pdf format.</w:t>
+      </w:r>
+    </w:p>
+    <w:p>
+      <w:pPr>
+        <w:pStyle w:val="NoSpacing"/>
+        <w:numPr>
+          <w:ilvl w:val="0"/>
+          <w:numId w:val="10"/>
+        </w:numPr>
+        <w:rPr>
+          <w:lang w:val="en-US"/>
+        </w:rPr>
+      </w:pPr>
+      <w:r>
+        <w:rPr>
+          <w:lang w:val="en-US"/>
+        </w:rPr>
+        <w:t>If update the same quotation</w:t>
+      </w:r>
+      <w:r>
+        <w:rPr>
+          <w:lang w:val="en-US"/>
+        </w:rPr>
+        <w:t>, version of the quotation should maintained</w:t>
+      </w:r>
+    </w:p>
+    <w:p>
+      <w:pPr>
+        <w:pStyle w:val="NoSpacing"/>
+        <w:rPr>
+          <w:lang w:val="en-US"/>
+        </w:rPr>
+      </w:pPr>
+    </w:p>
+    <w:p>
+      <w:pPr>
+        <w:pStyle w:val="NoSpacing"/>
+        <w:rPr>
+          <w:lang w:val="en-US"/>
+        </w:rPr>
+      </w:pPr>
+      <w:r>
+        <w:rPr>
+          <w:lang w:val="en-US"/>
+        </w:rPr>
+        <w:t>18.Workflow module required with table</w:t>
+      </w:r>
+    </w:p>
+    <w:p>
+      <w:pPr>
+        <w:pStyle w:val="NoSpacing"/>
+        <w:rPr>
+          <w:lang w:val="en-US"/>
+        </w:rPr>
+      </w:pPr>
+    </w:p>
+    <w:p>
+      <w:pPr>
+        <w:pStyle w:val="NoSpacing"/>
+        <w:rPr>
+          <w:lang w:val="en-US"/>
+        </w:rPr>
+      </w:pPr>
+      <w:r>
+        <w:rPr>
+          <w:lang w:val="en-US"/>
+        </w:rPr>
+        <w:t>Work order module</w:t>
+      </w:r>
+    </w:p>
+    <w:p>
+      <w:pPr>
+        <w:pStyle w:val="NoSpacing"/>
+        <w:numPr>
+          <w:ilvl w:val="0"/>
+          <w:numId w:val="11"/>
+        </w:numPr>
+        <w:rPr>
+          <w:lang w:val="en-US"/>
+        </w:rPr>
+      </w:pPr>
+      <w:r>
+        <w:rPr>
+          <w:lang w:val="en-US"/>
+        </w:rPr>
+        <w:t xml:space="preserve">After quotation </w:t>
+      </w:r>
+      <w:r>
+        <w:rPr>
+          <w:lang w:val="en-US"/>
+        </w:rPr>
+        <w:t>approved by customer</w:t>
+      </w:r>
+      <w:r>
+        <w:rPr>
+          <w:lang w:val="en-US"/>
+        </w:rPr>
+        <w:t xml:space="preserve"> , nee</w:t>
+      </w:r>
+      <w:r>
+        <w:rPr>
+          <w:lang w:val="en-US"/>
+        </w:rPr>
+        <w:t>d</w:t>
+      </w:r>
+      <w:r>
+        <w:rPr>
+          <w:lang w:val="en-US"/>
+        </w:rPr>
+        <w:t xml:space="preserve"> to create </w:t>
+      </w:r>
+      <w:r>
+        <w:rPr>
+          <w:lang w:val="en-US"/>
+        </w:rPr>
+        <w:t xml:space="preserve">work order </w:t>
+      </w:r>
+    </w:p>
+    <w:p>
+      <w:pPr>
+        <w:pStyle w:val="NoSpacing"/>
+        <w:numPr>
+          <w:ilvl w:val="0"/>
+          <w:numId w:val="11"/>
+        </w:numPr>
+        <w:rPr>
+          <w:lang w:val="en-US"/>
+        </w:rPr>
+      </w:pPr>
+      <w:r>
+        <w:rPr>
+          <w:lang w:val="en-US"/>
+        </w:rPr>
+        <w:t xml:space="preserve">And </w:t>
+      </w:r>
+      <w:r>
+        <w:rPr>
+          <w:lang w:val="en-US"/>
+        </w:rPr>
+        <w:t>work order assign to employee</w:t>
+      </w:r>
+    </w:p>
+    <w:p>
+      <w:pPr>
+        <w:pStyle w:val="NoSpacing"/>
+        <w:ind w:left="1080"/>
+        <w:rPr>
+          <w:lang w:val="en-US"/>
+        </w:rPr>
+      </w:pPr>
+      <w:r>
+        <w:rPr>
+          <w:lang w:val="en-US"/>
+        </w:rPr>
+        <w:t xml:space="preserve">Need to </w:t>
+      </w:r>
+      <w:r>
+        <w:rPr>
+          <w:lang w:val="en-US"/>
+        </w:rPr>
+        <w:t xml:space="preserve">create </w:t>
+      </w:r>
+      <w:r>
+        <w:rPr>
+          <w:lang w:val="en-US"/>
+        </w:rPr>
+        <w:t>table</w:t>
+      </w:r>
+      <w:r>
+        <w:rPr>
+          <w:lang w:val="en-US"/>
+        </w:rPr>
+        <w:t xml:space="preserve"> </w:t>
+      </w:r>
+      <w:r>
+        <w:rPr>
+          <w:lang w:val="en-US"/>
+        </w:rPr>
+        <w:t xml:space="preserve"> </w:t>
+      </w:r>
+      <w:r>
+        <w:rPr>
+          <w:lang w:val="en-US"/>
+        </w:rPr>
+        <w:t>of m</w:t>
+      </w:r>
+      <w:r>
+        <w:rPr>
+          <w:lang w:val="en-US"/>
+        </w:rPr>
+        <w:t xml:space="preserve">aterial master and </w:t>
+      </w:r>
+    </w:p>
+    <w:p>
+      <w:pPr>
+        <w:pStyle w:val="NoSpacing"/>
+        <w:ind w:left="1080"/>
+        <w:rPr>
+          <w:lang w:val="en-US"/>
+        </w:rPr>
+      </w:pPr>
+      <w:r>
+        <w:rPr>
+          <w:lang w:val="en-US"/>
+        </w:rPr>
+        <w:t xml:space="preserve">Material issued to against the work order </w:t>
+      </w:r>
+      <w:r>
+        <w:rPr>
+          <w:lang w:val="en-US"/>
+        </w:rPr>
+        <w:t>, which are fetched from quotation</w:t>
+      </w:r>
+      <w:r>
+        <w:rPr>
+          <w:lang w:val="en-US"/>
+        </w:rPr>
+        <w:t xml:space="preserve">, if no quotation directly create the work order and material issue </w:t>
+      </w:r>
+    </w:p>
+    <w:p>
+      <w:pPr>
+        <w:pStyle w:val="NoSpacing"/>
+        <w:ind w:left="1080"/>
+        <w:rPr>
+          <w:lang w:val="en-US"/>
+        </w:rPr>
+      </w:pPr>
+      <w:r>
+        <w:rPr>
+          <w:lang w:val="en-US"/>
+        </w:rPr>
+        <w:t xml:space="preserve">Material return </w:t>
+      </w:r>
+      <w:r>
+        <w:rPr>
+          <w:lang w:val="en-US"/>
+        </w:rPr>
+        <w:t>table to track the returned material after work completion</w:t>
+      </w:r>
+      <w:r>
+        <w:rPr>
+          <w:lang w:val="en-US"/>
+        </w:rPr>
+        <w:t>.</w:t>
+      </w:r>
+    </w:p>
+    <w:p>
+      <w:pPr>
+        <w:pStyle w:val="NoSpacing"/>
+        <w:ind w:left="1080"/>
+        <w:rPr>
+          <w:lang w:val="en-US"/>
+        </w:rPr>
+      </w:pPr>
+      <w:r>
+        <w:rPr>
+          <w:lang w:val="en-US"/>
+        </w:rPr>
+        <w:t>After completion of work</w:t>
+      </w:r>
+      <w:r>
+        <w:rPr>
+          <w:lang w:val="en-US"/>
+        </w:rPr>
+        <w:t>, need to create the in</w:t>
+      </w:r>
+      <w:r>
+        <w:rPr>
+          <w:lang w:val="en-US"/>
+        </w:rPr>
+        <w:t>voice,</w:t>
+      </w:r>
+    </w:p>
+    <w:p>
+      <w:pPr>
+        <w:pStyle w:val="NoSpacing"/>
+        <w:ind w:left="1080"/>
+        <w:rPr>
+          <w:lang w:val="en-US"/>
+        </w:rPr>
+      </w:pPr>
+      <w:r>
+        <w:rPr>
+          <w:lang w:val="en-US"/>
+        </w:rPr>
+        <w:t xml:space="preserve">Invoice items are should fetched from the work </w:t>
+      </w:r>
+      <w:r>
+        <w:rPr>
+          <w:lang w:val="en-US"/>
+        </w:rPr>
+        <w:t>items</w:t>
+      </w:r>
+    </w:p>
+    <w:p>
+      <w:pPr>
+        <w:pStyle w:val="NoSpacing"/>
+        <w:ind w:left="1080"/>
+        <w:rPr>
+          <w:lang w:val="en-US"/>
+        </w:rPr>
+      </w:pPr>
+      <w:r>
+        <w:rPr>
+          <w:lang w:val="en-US"/>
+        </w:rPr>
+        <w:t>Update the missing table in table-</w:t>
+      </w:r>
+      <w:proofErr w:type="spellStart"/>
+      <w:r>
+        <w:rPr>
+          <w:lang w:val="en-US"/>
+        </w:rPr>
+        <w:t>enhanced.sql</w:t>
+      </w:r>
+      <w:proofErr w:type="spellEnd"/>
+    </w:p>
+    <w:p>
+      <w:pPr>
+        <w:pStyle w:val="NoSpacing"/>
+        <w:ind w:left="1080"/>
+        <w:rPr>
+          <w:lang w:val="en-US"/>
+        </w:rPr>
+      </w:pPr>
+    </w:p>
+    <w:p>
+      <w:pPr>
+        <w:pStyle w:val="NoSpacing"/>
+        <w:ind w:left="1080"/>
+        <w:rPr>
+          <w:lang w:val="en-US"/>
+        </w:rPr>
+      </w:pPr>
+      <w:r>
+        <w:rPr>
+          <w:lang w:val="en-US"/>
+        </w:rPr>
+        <w:t xml:space="preserve">adding work order item, is it required to adding two place in work items and material issue tracking, </w:t>
+      </w:r>
+      <w:proofErr w:type="spellStart"/>
+      <w:r>
+        <w:rPr>
+          <w:lang w:val="en-US"/>
+        </w:rPr>
+        <w:t>i</w:t>
+      </w:r>
+      <w:proofErr w:type="spellEnd"/>
+      <w:r>
+        <w:rPr>
+          <w:lang w:val="en-US"/>
+        </w:rPr>
+        <w:t xml:space="preserve"> feel </w:t>
+      </w:r>
+      <w:proofErr w:type="spellStart"/>
+      <w:r>
+        <w:rPr>
+          <w:lang w:val="en-US"/>
+        </w:rPr>
+        <w:t>i</w:t>
+      </w:r>
+      <w:proofErr w:type="spellEnd"/>
+      <w:r>
+        <w:rPr>
+          <w:lang w:val="en-US"/>
+        </w:rPr>
+        <w:t xml:space="preserve"> don't need work items, material issue need to fetch the material items used in quotation, while choose from a quotation, let me know your recommendation</w:t>
+      </w:r>
+    </w:p>
+    <w:p>
+      <w:pPr>
+        <w:pStyle w:val="NoSpacing"/>
+        <w:ind w:left="1080"/>
+        <w:rPr>
+          <w:lang w:val="en-US"/>
+        </w:rPr>
+      </w:pPr>
+    </w:p>
+    <w:p>
+      <w:pPr>
+        <w:pStyle w:val="NoSpacing"/>
+        <w:ind w:left="1080"/>
+        <w:rPr>
+          <w:lang w:val="en-US"/>
+        </w:rPr>
+      </w:pPr>
+      <w:r>
+        <w:rPr>
+          <w:lang w:val="en-US"/>
+        </w:rPr>
+        <w:t>Recommendation: keep both, but give them different meanings.</w:t>
+      </w:r>
+    </w:p>
+    <w:p>
+      <w:pPr>
+        <w:pStyle w:val="NoSpacing"/>
+        <w:ind w:left="1080"/>
+        <w:rPr>
+          <w:lang w:val="en-US"/>
+        </w:rPr>
+      </w:pPr>
+      <w:r>
+        <w:rPr>
+          <w:lang w:val="en-US"/>
+        </w:rPr>
+        <w:t>Work Items should be the billable/customer-facing scope:</w:t>
+      </w:r>
+    </w:p>
+    <w:p>
+      <w:pPr>
+        <w:pStyle w:val="NoSpacing"/>
+        <w:numPr>
+          <w:ilvl w:val="0"/>
+          <w:numId w:val="12"/>
+        </w:numPr>
+        <w:rPr>
+          <w:lang w:val="en-US"/>
+        </w:rPr>
+      </w:pPr>
+      <w:r>
+        <w:rPr>
+          <w:lang w:val="en-US"/>
+        </w:rPr>
+        <w:t>Installation charge</w:t>
+      </w:r>
+    </w:p>
+    <w:p>
+      <w:pPr>
+        <w:pStyle w:val="NoSpacing"/>
+        <w:numPr>
+          <w:ilvl w:val="0"/>
+          <w:numId w:val="12"/>
+        </w:numPr>
+        <w:rPr>
+          <w:lang w:val="en-US"/>
+        </w:rPr>
+      </w:pPr>
+      <w:r>
+        <w:rPr>
+          <w:lang w:val="en-US"/>
+        </w:rPr>
+        <w:t>Service charge</w:t>
+      </w:r>
+    </w:p>
+    <w:p>
+      <w:pPr>
+        <w:pStyle w:val="NoSpacing"/>
+        <w:numPr>
+          <w:ilvl w:val="0"/>
+          <w:numId w:val="12"/>
+        </w:numPr>
+        <w:rPr>
+          <w:lang w:val="en-US"/>
+        </w:rPr>
+      </w:pPr>
+      <w:r>
+        <w:rPr>
+          <w:lang w:val="en-US"/>
+        </w:rPr>
+        <w:t>Cable laying labor</w:t>
+      </w:r>
+    </w:p>
+    <w:p>
+      <w:pPr>
+        <w:pStyle w:val="NoSpacing"/>
+        <w:numPr>
+          <w:ilvl w:val="0"/>
+          <w:numId w:val="12"/>
+        </w:numPr>
+        <w:rPr>
+          <w:lang w:val="en-US"/>
+        </w:rPr>
+      </w:pPr>
+      <w:r>
+        <w:rPr>
+          <w:lang w:val="en-US"/>
+        </w:rPr>
+        <w:t>Camera configuration</w:t>
+      </w:r>
+    </w:p>
+    <w:p>
+      <w:pPr>
+        <w:pStyle w:val="NoSpacing"/>
+        <w:numPr>
+          <w:ilvl w:val="0"/>
+          <w:numId w:val="12"/>
+        </w:numPr>
+        <w:rPr>
+          <w:lang w:val="en-US"/>
+        </w:rPr>
+      </w:pPr>
+      <w:r>
+        <w:rPr>
+          <w:lang w:val="en-US"/>
+        </w:rPr>
+        <w:t>Any item that should appear in the invoice</w:t>
+      </w:r>
+    </w:p>
+    <w:p>
+      <w:pPr>
+        <w:pStyle w:val="NoSpacing"/>
+        <w:ind w:left="1080"/>
+        <w:rPr>
+          <w:lang w:val="en-US"/>
+        </w:rPr>
+      </w:pPr>
+      <w:r>
+        <w:rPr>
+          <w:lang w:val="en-US"/>
+        </w:rPr>
+        <w:t>Material Issue should be stock/material movement:</w:t>
+      </w:r>
+    </w:p>
+    <w:p>
+      <w:pPr>
+        <w:pStyle w:val="NoSpacing"/>
+        <w:numPr>
+          <w:ilvl w:val="0"/>
+          <w:numId w:val="13"/>
+        </w:numPr>
+        <w:rPr>
+          <w:lang w:val="en-US"/>
+        </w:rPr>
+      </w:pPr>
+      <w:r>
+        <w:rPr>
+          <w:lang w:val="en-US"/>
+        </w:rPr>
+        <w:t>Cable issued</w:t>
+      </w:r>
+    </w:p>
+    <w:p>
+      <w:pPr>
+        <w:pStyle w:val="NoSpacing"/>
+        <w:numPr>
+          <w:ilvl w:val="0"/>
+          <w:numId w:val="13"/>
+        </w:numPr>
+        <w:rPr>
+          <w:lang w:val="en-US"/>
+        </w:rPr>
+      </w:pPr>
+      <w:r>
+        <w:rPr>
+          <w:lang w:val="en-US"/>
+        </w:rPr>
+        <w:t>Camera issued</w:t>
+      </w:r>
+    </w:p>
+    <w:p>
+      <w:pPr>
+        <w:pStyle w:val="NoSpacing"/>
+        <w:numPr>
+          <w:ilvl w:val="0"/>
+          <w:numId w:val="13"/>
+        </w:numPr>
+        <w:rPr>
+          <w:lang w:val="en-US"/>
+        </w:rPr>
+      </w:pPr>
+      <w:r>
+        <w:rPr>
+          <w:lang w:val="en-US"/>
+        </w:rPr>
+        <w:t>Connectors issued</w:t>
+      </w:r>
+    </w:p>
+    <w:p>
+      <w:pPr>
+        <w:pStyle w:val="NoSpacing"/>
+        <w:numPr>
+          <w:ilvl w:val="0"/>
+          <w:numId w:val="13"/>
+        </w:numPr>
+        <w:rPr>
+          <w:lang w:val="en-US"/>
+        </w:rPr>
+      </w:pPr>
+      <w:r>
+        <w:rPr>
+          <w:lang w:val="en-US"/>
+        </w:rPr>
+        <w:t>Router/ONU issued</w:t>
+      </w:r>
+    </w:p>
+    <w:p>
+      <w:pPr>
+        <w:pStyle w:val="NoSpacing"/>
+        <w:numPr>
+          <w:ilvl w:val="0"/>
+          <w:numId w:val="13"/>
+        </w:numPr>
+        <w:rPr>
+          <w:lang w:val="en-US"/>
+        </w:rPr>
+      </w:pPr>
+      <w:r>
+        <w:rPr>
+          <w:lang w:val="en-US"/>
+        </w:rPr>
+        <w:t>Returned/damaged/scrap material tracking</w:t>
+      </w:r>
+    </w:p>
+    <w:p>
+      <w:pPr>
+        <w:pStyle w:val="NoSpacing"/>
+        <w:ind w:left="1080"/>
+        <w:rPr>
+          <w:lang w:val="en-US"/>
+        </w:rPr>
+      </w:pPr>
+      <w:r>
+        <w:rPr>
+          <w:lang w:val="en-US"/>
+        </w:rPr>
+        <w:t>So if your quotation only contains physical products, it can feel duplicated because the same product appears in both. But they answer different questions:</w:t>
+      </w:r>
+    </w:p>
+    <w:p>
+      <w:pPr>
+        <w:pStyle w:val="NoSpacing"/>
+        <w:numPr>
+          <w:ilvl w:val="0"/>
+          <w:numId w:val="14"/>
+        </w:numPr>
+        <w:rPr>
+          <w:lang w:val="en-US"/>
+        </w:rPr>
+      </w:pPr>
+      <w:r>
+        <w:rPr>
+          <w:lang w:val="en-US"/>
+        </w:rPr>
+        <w:t>Invoice asks: “What do we bill the customer?”</w:t>
+      </w:r>
+    </w:p>
+    <w:p>
+      <w:pPr>
+        <w:pStyle w:val="NoSpacing"/>
+        <w:numPr>
+          <w:ilvl w:val="0"/>
+          <w:numId w:val="14"/>
+        </w:numPr>
+        <w:rPr>
+          <w:lang w:val="en-US"/>
+        </w:rPr>
+      </w:pPr>
+      <w:r>
+        <w:rPr>
+          <w:lang w:val="en-US"/>
+        </w:rPr>
+        <w:t>Material issue asks: “What did we hand over to the technician and what came back?”</w:t>
+      </w:r>
+    </w:p>
+    <w:p>
+      <w:pPr>
+        <w:pStyle w:val="NoSpacing"/>
+        <w:ind w:left="1080"/>
+        <w:rPr>
+          <w:lang w:val="en-US"/>
+        </w:rPr>
+      </w:pPr>
+      <w:r>
+        <w:rPr>
+          <w:lang w:val="en-US"/>
+        </w:rPr>
+        <w:t>My recommendation for your workflow:</w:t>
+      </w:r>
+    </w:p>
+    <w:p>
+      <w:pPr>
+        <w:pStyle w:val="NoSpacing"/>
+        <w:numPr>
+          <w:ilvl w:val="0"/>
+          <w:numId w:val="15"/>
+        </w:numPr>
+        <w:rPr>
+          <w:lang w:val="en-US"/>
+        </w:rPr>
+      </w:pPr>
+      <w:r>
+        <w:rPr>
+          <w:lang w:val="en-US"/>
+        </w:rPr>
+        <w:lastRenderedPageBreak/>
+        <w:t>When quotation is selected, fetch quotation items into Material Issue automatically.</w:t>
+      </w:r>
+    </w:p>
+    <w:p>
+      <w:pPr>
+        <w:pStyle w:val="NoSpacing"/>
+        <w:numPr>
+          <w:ilvl w:val="0"/>
+          <w:numId w:val="15"/>
+        </w:numPr>
+        <w:rPr>
+          <w:lang w:val="en-US"/>
+        </w:rPr>
+      </w:pPr>
+      <w:r>
+        <w:rPr>
+          <w:lang w:val="en-US"/>
+        </w:rPr>
+        <w:t>Do not force user to maintain Work Items manually.</w:t>
+      </w:r>
+    </w:p>
+    <w:p>
+      <w:pPr>
+        <w:pStyle w:val="NoSpacing"/>
+        <w:numPr>
+          <w:ilvl w:val="0"/>
+          <w:numId w:val="15"/>
+        </w:numPr>
+        <w:rPr>
+          <w:lang w:val="en-US"/>
+        </w:rPr>
+      </w:pPr>
+      <w:r>
+        <w:rPr>
+          <w:lang w:val="en-US"/>
+        </w:rPr>
+        <w:t xml:space="preserve">Keep </w:t>
+      </w:r>
+      <w:proofErr w:type="spellStart"/>
+      <w:r>
+        <w:rPr>
+          <w:lang w:val="en-US"/>
+        </w:rPr>
+        <w:t>work_order_items</w:t>
+      </w:r>
+      <w:proofErr w:type="spellEnd"/>
+      <w:r>
+        <w:rPr>
+          <w:lang w:val="en-US"/>
+        </w:rPr>
+        <w:t xml:space="preserve"> in database, but auto-create it from quotation/direct invoice scope for invoice generation.</w:t>
+      </w:r>
+    </w:p>
+    <w:p>
+      <w:pPr>
+        <w:pStyle w:val="NoSpacing"/>
+        <w:numPr>
+          <w:ilvl w:val="0"/>
+          <w:numId w:val="15"/>
+        </w:numPr>
+        <w:rPr>
+          <w:lang w:val="en-US"/>
+        </w:rPr>
+      </w:pPr>
+      <w:r>
+        <w:rPr>
+          <w:lang w:val="en-US"/>
+        </w:rPr>
+        <w:t>In UI, hide or collapse Work Items unless it is a direct work order or user needs to add service/labor charges.</w:t>
+      </w:r>
+    </w:p>
+    <w:p>
+      <w:pPr>
+        <w:pStyle w:val="NoSpacing"/>
+        <w:numPr>
+          <w:ilvl w:val="0"/>
+          <w:numId w:val="15"/>
+        </w:numPr>
+        <w:rPr>
+          <w:lang w:val="en-US"/>
+        </w:rPr>
+      </w:pPr>
+      <w:r>
+        <w:rPr>
+          <w:lang w:val="en-US"/>
+        </w:rPr>
+        <w:t>Invoice should be generated from quotation/work order billing items, while material return should use material issue rows.</w:t>
+      </w:r>
+    </w:p>
+    <w:p>
+      <w:pPr>
+        <w:pStyle w:val="NoSpacing"/>
+        <w:ind w:left="1080"/>
+        <w:rPr>
+          <w:lang w:val="en-US"/>
+        </w:rPr>
+      </w:pPr>
+      <w:r>
+        <w:rPr>
+          <w:lang w:val="en-US"/>
+        </w:rPr>
+        <w:t>Best practical change:</w:t>
+      </w:r>
+    </w:p>
+    <w:p>
+      <w:pPr>
+        <w:pStyle w:val="NoSpacing"/>
+        <w:numPr>
+          <w:ilvl w:val="0"/>
+          <w:numId w:val="16"/>
+        </w:numPr>
+        <w:rPr>
+          <w:lang w:val="en-US"/>
+        </w:rPr>
+      </w:pPr>
+      <w:r>
+        <w:rPr>
+          <w:lang w:val="en-US"/>
+        </w:rPr>
+        <w:t>For quotation-based work order: show Material Issue prominently, auto-filled from quotation.</w:t>
+      </w:r>
+    </w:p>
+    <w:p>
+      <w:pPr>
+        <w:pStyle w:val="NoSpacing"/>
+        <w:numPr>
+          <w:ilvl w:val="0"/>
+          <w:numId w:val="16"/>
+        </w:numPr>
+        <w:rPr>
+          <w:lang w:val="en-US"/>
+        </w:rPr>
+      </w:pPr>
+      <w:r>
+        <w:rPr>
+          <w:lang w:val="en-US"/>
+        </w:rPr>
+        <w:t>Hide Work Items by default.</w:t>
+      </w:r>
+    </w:p>
+    <w:p>
+      <w:pPr>
+        <w:pStyle w:val="NoSpacing"/>
+        <w:numPr>
+          <w:ilvl w:val="0"/>
+          <w:numId w:val="16"/>
+        </w:numPr>
+        <w:rPr>
+          <w:lang w:val="en-US"/>
+        </w:rPr>
+      </w:pPr>
+      <w:r>
+        <w:rPr>
+          <w:lang w:val="en-US"/>
+        </w:rPr>
+        <w:t>For direct work order: allow adding material issue and optional billable service/labor item.</w:t>
+      </w:r>
+    </w:p>
+    <w:p>
+      <w:pPr>
+        <w:pStyle w:val="NoSpacing"/>
+        <w:ind w:left="1080"/>
+        <w:rPr>
+          <w:lang w:val="en-US"/>
+        </w:rPr>
+      </w:pPr>
+      <w:r>
+        <w:rPr>
+          <w:lang w:val="en-US"/>
+        </w:rPr>
+        <w:t xml:space="preserve">I would not remove </w:t>
+      </w:r>
+      <w:proofErr w:type="spellStart"/>
+      <w:r>
+        <w:rPr>
+          <w:lang w:val="en-US"/>
+        </w:rPr>
+        <w:t>work_order_items</w:t>
+      </w:r>
+      <w:proofErr w:type="spellEnd"/>
+      <w:r>
+        <w:rPr>
+          <w:lang w:val="en-US"/>
+        </w:rPr>
+        <w:t xml:space="preserve"> table. It is useful for invoice generation and avoids depending forever on quotation rows, especially if work order is direct or needs additional labor/service charges.</w:t>
+      </w:r>
+    </w:p>
+    <w:p>
+      <w:pPr>
+        <w:pStyle w:val="NoSpacing"/>
+        <w:ind w:left="1080"/>
+        <w:rPr>
+          <w:lang w:val="en-US"/>
+        </w:rPr>
+      </w:pPr>
+    </w:p>
+    <w:p>
+      <w:pPr>
+        <w:pStyle w:val="NoSpacing"/>
+        <w:ind w:left="1080"/>
+        <w:rPr>
+          <w:lang w:val="en-US"/>
+        </w:rPr>
+      </w:pPr>
+      <w:r>
+        <w:rPr>
+          <w:lang w:val="en-US"/>
+        </w:rPr>
+        <w:t>work-orders/add in Material Issue table UI Material is not filled while choose quotation as work items</w:t>
+      </w:r>
+    </w:p>
+    <w:p>
+      <w:pPr>
+        <w:pStyle w:val="NoSpacing"/>
+        <w:ind w:left="1080"/>
+        <w:rPr>
+          <w:lang w:val="en-US"/>
+        </w:rPr>
+      </w:pPr>
+      <w:r>
+        <w:rPr>
+          <w:lang w:val="en-US"/>
+        </w:rPr>
+        <w:t>and Work Order Header part if choose again the direct work order option after reselect the instead of quotation, Work Items and Material Issue are not reset</w:t>
+      </w:r>
+    </w:p>
+    <w:p>
+      <w:pPr>
+        <w:pStyle w:val="NoSpacing"/>
+        <w:ind w:left="1080"/>
+        <w:rPr>
+          <w:lang w:val="en-US"/>
+        </w:rPr>
+      </w:pPr>
+    </w:p>
+    <w:p>
+      <w:pPr>
+        <w:pStyle w:val="NoSpacing"/>
+        <w:ind w:left="1080"/>
+        <w:rPr>
+          <w:lang w:val="en-US"/>
+        </w:rPr>
+      </w:pPr>
+      <w:r>
+        <w:rPr>
+          <w:lang w:val="en-US"/>
+        </w:rPr>
+        <w:t>Stock Management not required in /stock</w:t>
+      </w:r>
+    </w:p>
+    <w:p>
+      <w:pPr>
+        <w:pStyle w:val="NoSpacing"/>
+        <w:ind w:left="1080"/>
+        <w:rPr>
+          <w:lang w:val="en-US"/>
+        </w:rPr>
+      </w:pPr>
+      <w:r>
+        <w:rPr>
+          <w:lang w:val="en-US"/>
+        </w:rPr>
+        <w:t>because stock should be maintain while enter purchase items and material issue debit from stock and add the product return the material in material return modules</w:t>
+      </w:r>
+    </w:p>
+    <w:p>
+      <w:pPr>
+        <w:pStyle w:val="NoSpacing"/>
+        <w:ind w:left="1080"/>
+        <w:rPr>
+          <w:lang w:val="en-US"/>
+        </w:rPr>
+      </w:pPr>
+    </w:p>
+    <w:p>
+      <w:pPr>
+        <w:pStyle w:val="NoSpacing"/>
+        <w:ind w:left="1080"/>
+        <w:rPr>
+          <w:lang w:val="en-US"/>
+        </w:rPr>
+      </w:pPr>
+    </w:p>
+    <w:p>
+      <w:pPr>
+        <w:pStyle w:val="NoSpacing"/>
+        <w:ind w:left="1080"/>
+        <w:rPr>
+          <w:lang w:val="en-US"/>
+        </w:rPr>
+      </w:pPr>
     </w:p>
     <w:sectPr>
       <w:pgSz w:w="11906" w:h="16838"/>
@@ -2525,6 +3863,268 @@
     </w:lvl>
   </w:abstractNum>
   <w:abstractNum w:abstractNumId="2" w15:restartNumberingAfterBreak="0">
+    <w:nsid w:val="0DE4047C"/>
+    <w:multiLevelType w:val="multilevel"/>
+    <w:tmpl w:val="899C9C0E"/>
+    <w:lvl w:ilvl="0">
+      <w:start w:val="1"/>
+      <w:numFmt w:val="decimal"/>
+      <w:lvlText w:val="%1."/>
+      <w:lvlJc w:val="left"/>
+      <w:pPr>
+        <w:tabs>
+          <w:tab w:val="num" w:pos="720"/>
+        </w:tabs>
+        <w:ind w:left="720" w:hanging="360"/>
+      </w:pPr>
+    </w:lvl>
+    <w:lvl w:ilvl="1" w:tentative="1">
+      <w:start w:val="1"/>
+      <w:numFmt w:val="decimal"/>
+      <w:lvlText w:val="%2."/>
+      <w:lvlJc w:val="left"/>
+      <w:pPr>
+        <w:tabs>
+          <w:tab w:val="num" w:pos="1440"/>
+        </w:tabs>
+        <w:ind w:left="1440" w:hanging="360"/>
+      </w:pPr>
+    </w:lvl>
+    <w:lvl w:ilvl="2" w:tentative="1">
+      <w:start w:val="1"/>
+      <w:numFmt w:val="decimal"/>
+      <w:lvlText w:val="%3."/>
+      <w:lvlJc w:val="left"/>
+      <w:pPr>
+        <w:tabs>
+          <w:tab w:val="num" w:pos="2160"/>
+        </w:tabs>
+        <w:ind w:left="2160" w:hanging="360"/>
+      </w:pPr>
+    </w:lvl>
+    <w:lvl w:ilvl="3" w:tentative="1">
+      <w:start w:val="1"/>
+      <w:numFmt w:val="decimal"/>
+      <w:lvlText w:val="%4."/>
+      <w:lvlJc w:val="left"/>
+      <w:pPr>
+        <w:tabs>
+          <w:tab w:val="num" w:pos="2880"/>
+        </w:tabs>
+        <w:ind w:left="2880" w:hanging="360"/>
+      </w:pPr>
+    </w:lvl>
+    <w:lvl w:ilvl="4" w:tentative="1">
+      <w:start w:val="1"/>
+      <w:numFmt w:val="decimal"/>
+      <w:lvlText w:val="%5."/>
+      <w:lvlJc w:val="left"/>
+      <w:pPr>
+        <w:tabs>
+          <w:tab w:val="num" w:pos="3600"/>
+        </w:tabs>
+        <w:ind w:left="3600" w:hanging="360"/>
+      </w:pPr>
+    </w:lvl>
+    <w:lvl w:ilvl="5" w:tentative="1">
+      <w:start w:val="1"/>
+      <w:numFmt w:val="decimal"/>
+      <w:lvlText w:val="%6."/>
+      <w:lvlJc w:val="left"/>
+      <w:pPr>
+        <w:tabs>
+          <w:tab w:val="num" w:pos="4320"/>
+        </w:tabs>
+        <w:ind w:left="4320" w:hanging="360"/>
+      </w:pPr>
+    </w:lvl>
+    <w:lvl w:ilvl="6" w:tentative="1">
+      <w:start w:val="1"/>
+      <w:numFmt w:val="decimal"/>
+      <w:lvlText w:val="%7."/>
+      <w:lvlJc w:val="left"/>
+      <w:pPr>
+        <w:tabs>
+          <w:tab w:val="num" w:pos="5040"/>
+        </w:tabs>
+        <w:ind w:left="5040" w:hanging="360"/>
+      </w:pPr>
+    </w:lvl>
+    <w:lvl w:ilvl="7" w:tentative="1">
+      <w:start w:val="1"/>
+      <w:numFmt w:val="decimal"/>
+      <w:lvlText w:val="%8."/>
+      <w:lvlJc w:val="left"/>
+      <w:pPr>
+        <w:tabs>
+          <w:tab w:val="num" w:pos="5760"/>
+        </w:tabs>
+        <w:ind w:left="5760" w:hanging="360"/>
+      </w:pPr>
+    </w:lvl>
+    <w:lvl w:ilvl="8" w:tentative="1">
+      <w:start w:val="1"/>
+      <w:numFmt w:val="decimal"/>
+      <w:lvlText w:val="%9."/>
+      <w:lvlJc w:val="left"/>
+      <w:pPr>
+        <w:tabs>
+          <w:tab w:val="num" w:pos="6480"/>
+        </w:tabs>
+        <w:ind w:left="6480" w:hanging="360"/>
+      </w:pPr>
+    </w:lvl>
+  </w:abstractNum>
+  <w:abstractNum w:abstractNumId="3" w15:restartNumberingAfterBreak="0">
+    <w:nsid w:val="12690349"/>
+    <w:multiLevelType w:val="multilevel"/>
+    <w:tmpl w:val="88C8F332"/>
+    <w:lvl w:ilvl="0">
+      <w:start w:val="1"/>
+      <w:numFmt w:val="bullet"/>
+      <w:lvlText w:val=""/>
+      <w:lvlJc w:val="left"/>
+      <w:pPr>
+        <w:tabs>
+          <w:tab w:val="num" w:pos="720"/>
+        </w:tabs>
+        <w:ind w:left="720" w:hanging="360"/>
+      </w:pPr>
+      <w:rPr>
+        <w:rFonts w:ascii="Symbol" w:hAnsi="Symbol" w:hint="default"/>
+        <w:sz w:val="20"/>
+      </w:rPr>
+    </w:lvl>
+    <w:lvl w:ilvl="1" w:tentative="1">
+      <w:start w:val="1"/>
+      <w:numFmt w:val="bullet"/>
+      <w:lvlText w:val="o"/>
+      <w:lvlJc w:val="left"/>
+      <w:pPr>
+        <w:tabs>
+          <w:tab w:val="num" w:pos="1440"/>
+        </w:tabs>
+        <w:ind w:left="1440" w:hanging="360"/>
+      </w:pPr>
+      <w:rPr>
+        <w:rFonts w:ascii="Courier New" w:hAnsi="Courier New" w:hint="default"/>
+        <w:sz w:val="20"/>
+      </w:rPr>
+    </w:lvl>
+    <w:lvl w:ilvl="2" w:tentative="1">
+      <w:start w:val="1"/>
+      <w:numFmt w:val="bullet"/>
+      <w:lvlText w:val=""/>
+      <w:lvlJc w:val="left"/>
+      <w:pPr>
+        <w:tabs>
+          <w:tab w:val="num" w:pos="2160"/>
+        </w:tabs>
+        <w:ind w:left="2160" w:hanging="360"/>
+      </w:pPr>
+      <w:rPr>
+        <w:rFonts w:ascii="Wingdings" w:hAnsi="Wingdings" w:hint="default"/>
+        <w:sz w:val="20"/>
+      </w:rPr>
+    </w:lvl>
+    <w:lvl w:ilvl="3" w:tentative="1">
+      <w:start w:val="1"/>
+      <w:numFmt w:val="bullet"/>
+      <w:lvlText w:val=""/>
+      <w:lvlJc w:val="left"/>
+      <w:pPr>
+        <w:tabs>
+          <w:tab w:val="num" w:pos="2880"/>
+        </w:tabs>
+        <w:ind w:left="2880" w:hanging="360"/>
+      </w:pPr>
+      <w:rPr>
+        <w:rFonts w:ascii="Wingdings" w:hAnsi="Wingdings" w:hint="default"/>
+        <w:sz w:val="20"/>
+      </w:rPr>
+    </w:lvl>
+    <w:lvl w:ilvl="4" w:tentative="1">
+      <w:start w:val="1"/>
+      <w:numFmt w:val="bullet"/>
+      <w:lvlText w:val=""/>
+      <w:lvlJc w:val="left"/>
+      <w:pPr>
+        <w:tabs>
+          <w:tab w:val="num" w:pos="3600"/>
+        </w:tabs>
+        <w:ind w:left="3600" w:hanging="360"/>
+      </w:pPr>
+      <w:rPr>
+        <w:rFonts w:ascii="Wingdings" w:hAnsi="Wingdings" w:hint="default"/>
+        <w:sz w:val="20"/>
+      </w:rPr>
+    </w:lvl>
+    <w:lvl w:ilvl="5" w:tentative="1">
+      <w:start w:val="1"/>
+      <w:numFmt w:val="bullet"/>
+      <w:lvlText w:val=""/>
+      <w:lvlJc w:val="left"/>
+      <w:pPr>
+        <w:tabs>
+          <w:tab w:val="num" w:pos="4320"/>
+        </w:tabs>
+        <w:ind w:left="4320" w:hanging="360"/>
+      </w:pPr>
+      <w:rPr>
+        <w:rFonts w:ascii="Wingdings" w:hAnsi="Wingdings" w:hint="default"/>
+        <w:sz w:val="20"/>
+      </w:rPr>
+    </w:lvl>
+    <w:lvl w:ilvl="6" w:tentative="1">
+      <w:start w:val="1"/>
+      <w:numFmt w:val="bullet"/>
+      <w:lvlText w:val=""/>
+      <w:lvlJc w:val="left"/>
+      <w:pPr>
+        <w:tabs>
+          <w:tab w:val="num" w:pos="5040"/>
+        </w:tabs>
+        <w:ind w:left="5040" w:hanging="360"/>
+      </w:pPr>
+      <w:rPr>
+        <w:rFonts w:ascii="Wingdings" w:hAnsi="Wingdings" w:hint="default"/>
+        <w:sz w:val="20"/>
+      </w:rPr>
+    </w:lvl>
+    <w:lvl w:ilvl="7" w:tentative="1">
+      <w:start w:val="1"/>
+      <w:numFmt w:val="bullet"/>
+      <w:lvlText w:val=""/>
+      <w:lvlJc w:val="left"/>
+      <w:pPr>
+        <w:tabs>
+          <w:tab w:val="num" w:pos="5760"/>
+        </w:tabs>
+        <w:ind w:left="5760" w:hanging="360"/>
+      </w:pPr>
+      <w:rPr>
+        <w:rFonts w:ascii="Wingdings" w:hAnsi="Wingdings" w:hint="default"/>
+        <w:sz w:val="20"/>
+      </w:rPr>
+    </w:lvl>
+    <w:lvl w:ilvl="8" w:tentative="1">
+      <w:start w:val="1"/>
+      <w:numFmt w:val="bullet"/>
+      <w:lvlText w:val=""/>
+      <w:lvlJc w:val="left"/>
+      <w:pPr>
+        <w:tabs>
+          <w:tab w:val="num" w:pos="6480"/>
+        </w:tabs>
+        <w:ind w:left="6480" w:hanging="360"/>
+      </w:pPr>
+      <w:rPr>
+        <w:rFonts w:ascii="Wingdings" w:hAnsi="Wingdings" w:hint="default"/>
+        <w:sz w:val="20"/>
+      </w:rPr>
+    </w:lvl>
+  </w:abstractNum>
+  <w:abstractNum w:abstractNumId="4" w15:restartNumberingAfterBreak="0">
     <w:nsid w:val="185A652F"/>
     <w:multiLevelType w:val="hybridMultilevel"/>
     <w:tmpl w:val="0B4A9512"/>
@@ -2613,7 +4213,483 @@
       </w:pPr>
     </w:lvl>
   </w:abstractNum>
-  <w:abstractNum w:abstractNumId="3" w15:restartNumberingAfterBreak="0">
+  <w:abstractNum w:abstractNumId="5" w15:restartNumberingAfterBreak="0">
+    <w:nsid w:val="18FA6B9B"/>
+    <w:multiLevelType w:val="multilevel"/>
+    <w:tmpl w:val="AC143018"/>
+    <w:lvl w:ilvl="0">
+      <w:start w:val="1"/>
+      <w:numFmt w:val="bullet"/>
+      <w:lvlText w:val=""/>
+      <w:lvlJc w:val="left"/>
+      <w:pPr>
+        <w:tabs>
+          <w:tab w:val="num" w:pos="720"/>
+        </w:tabs>
+        <w:ind w:left="720" w:hanging="360"/>
+      </w:pPr>
+      <w:rPr>
+        <w:rFonts w:ascii="Symbol" w:hAnsi="Symbol" w:hint="default"/>
+        <w:sz w:val="20"/>
+      </w:rPr>
+    </w:lvl>
+    <w:lvl w:ilvl="1" w:tentative="1">
+      <w:start w:val="1"/>
+      <w:numFmt w:val="bullet"/>
+      <w:lvlText w:val="o"/>
+      <w:lvlJc w:val="left"/>
+      <w:pPr>
+        <w:tabs>
+          <w:tab w:val="num" w:pos="1440"/>
+        </w:tabs>
+        <w:ind w:left="1440" w:hanging="360"/>
+      </w:pPr>
+      <w:rPr>
+        <w:rFonts w:ascii="Courier New" w:hAnsi="Courier New" w:hint="default"/>
+        <w:sz w:val="20"/>
+      </w:rPr>
+    </w:lvl>
+    <w:lvl w:ilvl="2" w:tentative="1">
+      <w:start w:val="1"/>
+      <w:numFmt w:val="bullet"/>
+      <w:lvlText w:val=""/>
+      <w:lvlJc w:val="left"/>
+      <w:pPr>
+        <w:tabs>
+          <w:tab w:val="num" w:pos="2160"/>
+        </w:tabs>
+        <w:ind w:left="2160" w:hanging="360"/>
+      </w:pPr>
+      <w:rPr>
+        <w:rFonts w:ascii="Wingdings" w:hAnsi="Wingdings" w:hint="default"/>
+        <w:sz w:val="20"/>
+      </w:rPr>
+    </w:lvl>
+    <w:lvl w:ilvl="3" w:tentative="1">
+      <w:start w:val="1"/>
+      <w:numFmt w:val="bullet"/>
+      <w:lvlText w:val=""/>
+      <w:lvlJc w:val="left"/>
+      <w:pPr>
+        <w:tabs>
+          <w:tab w:val="num" w:pos="2880"/>
+        </w:tabs>
+        <w:ind w:left="2880" w:hanging="360"/>
+      </w:pPr>
+      <w:rPr>
+        <w:rFonts w:ascii="Wingdings" w:hAnsi="Wingdings" w:hint="default"/>
+        <w:sz w:val="20"/>
+      </w:rPr>
+    </w:lvl>
+    <w:lvl w:ilvl="4" w:tentative="1">
+      <w:start w:val="1"/>
+      <w:numFmt w:val="bullet"/>
+      <w:lvlText w:val=""/>
+      <w:lvlJc w:val="left"/>
+      <w:pPr>
+        <w:tabs>
+          <w:tab w:val="num" w:pos="3600"/>
+        </w:tabs>
+        <w:ind w:left="3600" w:hanging="360"/>
+      </w:pPr>
+      <w:rPr>
+        <w:rFonts w:ascii="Wingdings" w:hAnsi="Wingdings" w:hint="default"/>
+        <w:sz w:val="20"/>
+      </w:rPr>
+    </w:lvl>
+    <w:lvl w:ilvl="5" w:tentative="1">
+      <w:start w:val="1"/>
+      <w:numFmt w:val="bullet"/>
+      <w:lvlText w:val=""/>
+      <w:lvlJc w:val="left"/>
+      <w:pPr>
+        <w:tabs>
+          <w:tab w:val="num" w:pos="4320"/>
+        </w:tabs>
+        <w:ind w:left="4320" w:hanging="360"/>
+      </w:pPr>
+      <w:rPr>
+        <w:rFonts w:ascii="Wingdings" w:hAnsi="Wingdings" w:hint="default"/>
+        <w:sz w:val="20"/>
+      </w:rPr>
+    </w:lvl>
+    <w:lvl w:ilvl="6" w:tentative="1">
+      <w:start w:val="1"/>
+      <w:numFmt w:val="bullet"/>
+      <w:lvlText w:val=""/>
+      <w:lvlJc w:val="left"/>
+      <w:pPr>
+        <w:tabs>
+          <w:tab w:val="num" w:pos="5040"/>
+        </w:tabs>
+        <w:ind w:left="5040" w:hanging="360"/>
+      </w:pPr>
+      <w:rPr>
+        <w:rFonts w:ascii="Wingdings" w:hAnsi="Wingdings" w:hint="default"/>
+        <w:sz w:val="20"/>
+      </w:rPr>
+    </w:lvl>
+    <w:lvl w:ilvl="7" w:tentative="1">
+      <w:start w:val="1"/>
+      <w:numFmt w:val="bullet"/>
+      <w:lvlText w:val=""/>
+      <w:lvlJc w:val="left"/>
+      <w:pPr>
+        <w:tabs>
+          <w:tab w:val="num" w:pos="5760"/>
+        </w:tabs>
+        <w:ind w:left="5760" w:hanging="360"/>
+      </w:pPr>
+      <w:rPr>
+        <w:rFonts w:ascii="Wingdings" w:hAnsi="Wingdings" w:hint="default"/>
+        <w:sz w:val="20"/>
+      </w:rPr>
+    </w:lvl>
+    <w:lvl w:ilvl="8" w:tentative="1">
+      <w:start w:val="1"/>
+      <w:numFmt w:val="bullet"/>
+      <w:lvlText w:val=""/>
+      <w:lvlJc w:val="left"/>
+      <w:pPr>
+        <w:tabs>
+          <w:tab w:val="num" w:pos="6480"/>
+        </w:tabs>
+        <w:ind w:left="6480" w:hanging="360"/>
+      </w:pPr>
+      <w:rPr>
+        <w:rFonts w:ascii="Wingdings" w:hAnsi="Wingdings" w:hint="default"/>
+        <w:sz w:val="20"/>
+      </w:rPr>
+    </w:lvl>
+  </w:abstractNum>
+  <w:abstractNum w:abstractNumId="6" w15:restartNumberingAfterBreak="0">
+    <w:nsid w:val="23E5339D"/>
+    <w:multiLevelType w:val="hybridMultilevel"/>
+    <w:tmpl w:val="0B4A9512"/>
+    <w:lvl w:ilvl="0" w:tplc="FFFFFFFF">
+      <w:start w:val="1"/>
+      <w:numFmt w:val="decimal"/>
+      <w:lvlText w:val="%1."/>
+      <w:lvlJc w:val="left"/>
+      <w:pPr>
+        <w:ind w:left="1080" w:hanging="360"/>
+      </w:pPr>
+      <w:rPr>
+        <w:rFonts w:hint="default"/>
+      </w:rPr>
+    </w:lvl>
+    <w:lvl w:ilvl="1" w:tplc="FFFFFFFF" w:tentative="1">
+      <w:start w:val="1"/>
+      <w:numFmt w:val="lowerLetter"/>
+      <w:lvlText w:val="%2."/>
+      <w:lvlJc w:val="left"/>
+      <w:pPr>
+        <w:ind w:left="1800" w:hanging="360"/>
+      </w:pPr>
+    </w:lvl>
+    <w:lvl w:ilvl="2" w:tplc="FFFFFFFF" w:tentative="1">
+      <w:start w:val="1"/>
+      <w:numFmt w:val="lowerRoman"/>
+      <w:lvlText w:val="%3."/>
+      <w:lvlJc w:val="right"/>
+      <w:pPr>
+        <w:ind w:left="2520" w:hanging="180"/>
+      </w:pPr>
+    </w:lvl>
+    <w:lvl w:ilvl="3" w:tplc="FFFFFFFF" w:tentative="1">
+      <w:start w:val="1"/>
+      <w:numFmt w:val="decimal"/>
+      <w:lvlText w:val="%4."/>
+      <w:lvlJc w:val="left"/>
+      <w:pPr>
+        <w:ind w:left="3240" w:hanging="360"/>
+      </w:pPr>
+    </w:lvl>
+    <w:lvl w:ilvl="4" w:tplc="FFFFFFFF" w:tentative="1">
+      <w:start w:val="1"/>
+      <w:numFmt w:val="lowerLetter"/>
+      <w:lvlText w:val="%5."/>
+      <w:lvlJc w:val="left"/>
+      <w:pPr>
+        <w:ind w:left="3960" w:hanging="360"/>
+      </w:pPr>
+    </w:lvl>
+    <w:lvl w:ilvl="5" w:tplc="FFFFFFFF" w:tentative="1">
+      <w:start w:val="1"/>
+      <w:numFmt w:val="lowerRoman"/>
+      <w:lvlText w:val="%6."/>
+      <w:lvlJc w:val="right"/>
+      <w:pPr>
+        <w:ind w:left="4680" w:hanging="180"/>
+      </w:pPr>
+    </w:lvl>
+    <w:lvl w:ilvl="6" w:tplc="FFFFFFFF" w:tentative="1">
+      <w:start w:val="1"/>
+      <w:numFmt w:val="decimal"/>
+      <w:lvlText w:val="%7."/>
+      <w:lvlJc w:val="left"/>
+      <w:pPr>
+        <w:ind w:left="5400" w:hanging="360"/>
+      </w:pPr>
+    </w:lvl>
+    <w:lvl w:ilvl="7" w:tplc="FFFFFFFF" w:tentative="1">
+      <w:start w:val="1"/>
+      <w:numFmt w:val="lowerLetter"/>
+      <w:lvlText w:val="%8."/>
+      <w:lvlJc w:val="left"/>
+      <w:pPr>
+        <w:ind w:left="6120" w:hanging="360"/>
+      </w:pPr>
+    </w:lvl>
+    <w:lvl w:ilvl="8" w:tplc="FFFFFFFF" w:tentative="1">
+      <w:start w:val="1"/>
+      <w:numFmt w:val="lowerRoman"/>
+      <w:lvlText w:val="%9."/>
+      <w:lvlJc w:val="right"/>
+      <w:pPr>
+        <w:ind w:left="6840" w:hanging="180"/>
+      </w:pPr>
+    </w:lvl>
+  </w:abstractNum>
+  <w:abstractNum w:abstractNumId="7" w15:restartNumberingAfterBreak="0">
+    <w:nsid w:val="28DF34DB"/>
+    <w:multiLevelType w:val="hybridMultilevel"/>
+    <w:tmpl w:val="0B4A9512"/>
+    <w:lvl w:ilvl="0" w:tplc="FFFFFFFF">
+      <w:start w:val="1"/>
+      <w:numFmt w:val="decimal"/>
+      <w:lvlText w:val="%1."/>
+      <w:lvlJc w:val="left"/>
+      <w:pPr>
+        <w:ind w:left="1080" w:hanging="360"/>
+      </w:pPr>
+      <w:rPr>
+        <w:rFonts w:hint="default"/>
+      </w:rPr>
+    </w:lvl>
+    <w:lvl w:ilvl="1" w:tplc="FFFFFFFF" w:tentative="1">
+      <w:start w:val="1"/>
+      <w:numFmt w:val="lowerLetter"/>
+      <w:lvlText w:val="%2."/>
+      <w:lvlJc w:val="left"/>
+      <w:pPr>
+        <w:ind w:left="1800" w:hanging="360"/>
+      </w:pPr>
+    </w:lvl>
+    <w:lvl w:ilvl="2" w:tplc="FFFFFFFF" w:tentative="1">
+      <w:start w:val="1"/>
+      <w:numFmt w:val="lowerRoman"/>
+      <w:lvlText w:val="%3."/>
+      <w:lvlJc w:val="right"/>
+      <w:pPr>
+        <w:ind w:left="2520" w:hanging="180"/>
+      </w:pPr>
+    </w:lvl>
+    <w:lvl w:ilvl="3" w:tplc="FFFFFFFF" w:tentative="1">
+      <w:start w:val="1"/>
+      <w:numFmt w:val="decimal"/>
+      <w:lvlText w:val="%4."/>
+      <w:lvlJc w:val="left"/>
+      <w:pPr>
+        <w:ind w:left="3240" w:hanging="360"/>
+      </w:pPr>
+    </w:lvl>
+    <w:lvl w:ilvl="4" w:tplc="FFFFFFFF" w:tentative="1">
+      <w:start w:val="1"/>
+      <w:numFmt w:val="lowerLetter"/>
+      <w:lvlText w:val="%5."/>
+      <w:lvlJc w:val="left"/>
+      <w:pPr>
+        <w:ind w:left="3960" w:hanging="360"/>
+      </w:pPr>
+    </w:lvl>
+    <w:lvl w:ilvl="5" w:tplc="FFFFFFFF" w:tentative="1">
+      <w:start w:val="1"/>
+      <w:numFmt w:val="lowerRoman"/>
+      <w:lvlText w:val="%6."/>
+      <w:lvlJc w:val="right"/>
+      <w:pPr>
+        <w:ind w:left="4680" w:hanging="180"/>
+      </w:pPr>
+    </w:lvl>
+    <w:lvl w:ilvl="6" w:tplc="FFFFFFFF" w:tentative="1">
+      <w:start w:val="1"/>
+      <w:numFmt w:val="decimal"/>
+      <w:lvlText w:val="%7."/>
+      <w:lvlJc w:val="left"/>
+      <w:pPr>
+        <w:ind w:left="5400" w:hanging="360"/>
+      </w:pPr>
+    </w:lvl>
+    <w:lvl w:ilvl="7" w:tplc="FFFFFFFF" w:tentative="1">
+      <w:start w:val="1"/>
+      <w:numFmt w:val="lowerLetter"/>
+      <w:lvlText w:val="%8."/>
+      <w:lvlJc w:val="left"/>
+      <w:pPr>
+        <w:ind w:left="6120" w:hanging="360"/>
+      </w:pPr>
+    </w:lvl>
+    <w:lvl w:ilvl="8" w:tplc="FFFFFFFF" w:tentative="1">
+      <w:start w:val="1"/>
+      <w:numFmt w:val="lowerRoman"/>
+      <w:lvlText w:val="%9."/>
+      <w:lvlJc w:val="right"/>
+      <w:pPr>
+        <w:ind w:left="6840" w:hanging="180"/>
+      </w:pPr>
+    </w:lvl>
+  </w:abstractNum>
+  <w:abstractNum w:abstractNumId="8" w15:restartNumberingAfterBreak="0">
+    <w:nsid w:val="2C615325"/>
+    <w:multiLevelType w:val="multilevel"/>
+    <w:tmpl w:val="F4D2A774"/>
+    <w:lvl w:ilvl="0">
+      <w:start w:val="1"/>
+      <w:numFmt w:val="bullet"/>
+      <w:lvlText w:val=""/>
+      <w:lvlJc w:val="left"/>
+      <w:pPr>
+        <w:tabs>
+          <w:tab w:val="num" w:pos="720"/>
+        </w:tabs>
+        <w:ind w:left="720" w:hanging="360"/>
+      </w:pPr>
+      <w:rPr>
+        <w:rFonts w:ascii="Symbol" w:hAnsi="Symbol" w:hint="default"/>
+        <w:sz w:val="20"/>
+      </w:rPr>
+    </w:lvl>
+    <w:lvl w:ilvl="1" w:tentative="1">
+      <w:start w:val="1"/>
+      <w:numFmt w:val="bullet"/>
+      <w:lvlText w:val="o"/>
+      <w:lvlJc w:val="left"/>
+      <w:pPr>
+        <w:tabs>
+          <w:tab w:val="num" w:pos="1440"/>
+        </w:tabs>
+        <w:ind w:left="1440" w:hanging="360"/>
+      </w:pPr>
+      <w:rPr>
+        <w:rFonts w:ascii="Courier New" w:hAnsi="Courier New" w:hint="default"/>
+        <w:sz w:val="20"/>
+      </w:rPr>
+    </w:lvl>
+    <w:lvl w:ilvl="2" w:tentative="1">
+      <w:start w:val="1"/>
+      <w:numFmt w:val="bullet"/>
+      <w:lvlText w:val=""/>
+      <w:lvlJc w:val="left"/>
+      <w:pPr>
+        <w:tabs>
+          <w:tab w:val="num" w:pos="2160"/>
+        </w:tabs>
+        <w:ind w:left="2160" w:hanging="360"/>
+      </w:pPr>
+      <w:rPr>
+        <w:rFonts w:ascii="Wingdings" w:hAnsi="Wingdings" w:hint="default"/>
+        <w:sz w:val="20"/>
+      </w:rPr>
+    </w:lvl>
+    <w:lvl w:ilvl="3" w:tentative="1">
+      <w:start w:val="1"/>
+      <w:numFmt w:val="bullet"/>
+      <w:lvlText w:val=""/>
+      <w:lvlJc w:val="left"/>
+      <w:pPr>
+        <w:tabs>
+          <w:tab w:val="num" w:pos="2880"/>
+        </w:tabs>
+        <w:ind w:left="2880" w:hanging="360"/>
+      </w:pPr>
+      <w:rPr>
+        <w:rFonts w:ascii="Wingdings" w:hAnsi="Wingdings" w:hint="default"/>
+        <w:sz w:val="20"/>
+      </w:rPr>
+    </w:lvl>
+    <w:lvl w:ilvl="4" w:tentative="1">
+      <w:start w:val="1"/>
+      <w:numFmt w:val="bullet"/>
+      <w:lvlText w:val=""/>
+      <w:lvlJc w:val="left"/>
+      <w:pPr>
+        <w:tabs>
+          <w:tab w:val="num" w:pos="3600"/>
+        </w:tabs>
+        <w:ind w:left="3600" w:hanging="360"/>
+      </w:pPr>
+      <w:rPr>
+        <w:rFonts w:ascii="Wingdings" w:hAnsi="Wingdings" w:hint="default"/>
+        <w:sz w:val="20"/>
+      </w:rPr>
+    </w:lvl>
+    <w:lvl w:ilvl="5" w:tentative="1">
+      <w:start w:val="1"/>
+      <w:numFmt w:val="bullet"/>
+      <w:lvlText w:val=""/>
+      <w:lvlJc w:val="left"/>
+      <w:pPr>
+        <w:tabs>
+          <w:tab w:val="num" w:pos="4320"/>
+        </w:tabs>
+        <w:ind w:left="4320" w:hanging="360"/>
+      </w:pPr>
+      <w:rPr>
+        <w:rFonts w:ascii="Wingdings" w:hAnsi="Wingdings" w:hint="default"/>
+        <w:sz w:val="20"/>
+      </w:rPr>
+    </w:lvl>
+    <w:lvl w:ilvl="6" w:tentative="1">
+      <w:start w:val="1"/>
+      <w:numFmt w:val="bullet"/>
+      <w:lvlText w:val=""/>
+      <w:lvlJc w:val="left"/>
+      <w:pPr>
+        <w:tabs>
+          <w:tab w:val="num" w:pos="5040"/>
+        </w:tabs>
+        <w:ind w:left="5040" w:hanging="360"/>
+      </w:pPr>
+      <w:rPr>
+        <w:rFonts w:ascii="Wingdings" w:hAnsi="Wingdings" w:hint="default"/>
+        <w:sz w:val="20"/>
+      </w:rPr>
+    </w:lvl>
+    <w:lvl w:ilvl="7" w:tentative="1">
+      <w:start w:val="1"/>
+      <w:numFmt w:val="bullet"/>
+      <w:lvlText w:val=""/>
+      <w:lvlJc w:val="left"/>
+      <w:pPr>
+        <w:tabs>
+          <w:tab w:val="num" w:pos="5760"/>
+        </w:tabs>
+        <w:ind w:left="5760" w:hanging="360"/>
+      </w:pPr>
+      <w:rPr>
+        <w:rFonts w:ascii="Wingdings" w:hAnsi="Wingdings" w:hint="default"/>
+        <w:sz w:val="20"/>
+      </w:rPr>
+    </w:lvl>
+    <w:lvl w:ilvl="8" w:tentative="1">
+      <w:start w:val="1"/>
+      <w:numFmt w:val="bullet"/>
+      <w:lvlText w:val=""/>
+      <w:lvlJc w:val="left"/>
+      <w:pPr>
+        <w:tabs>
+          <w:tab w:val="num" w:pos="6480"/>
+        </w:tabs>
+        <w:ind w:left="6480" w:hanging="360"/>
+      </w:pPr>
+      <w:rPr>
+        <w:rFonts w:ascii="Wingdings" w:hAnsi="Wingdings" w:hint="default"/>
+        <w:sz w:val="20"/>
+      </w:rPr>
+    </w:lvl>
+  </w:abstractNum>
+  <w:abstractNum w:abstractNumId="9" w15:restartNumberingAfterBreak="0">
     <w:nsid w:val="2FF1002F"/>
     <w:multiLevelType w:val="hybridMultilevel"/>
     <w:tmpl w:val="9BA0C6D0"/>
@@ -2702,7 +4778,96 @@
       </w:pPr>
     </w:lvl>
   </w:abstractNum>
-  <w:abstractNum w:abstractNumId="4" w15:restartNumberingAfterBreak="0">
+  <w:abstractNum w:abstractNumId="10" w15:restartNumberingAfterBreak="0">
+    <w:nsid w:val="341551EF"/>
+    <w:multiLevelType w:val="hybridMultilevel"/>
+    <w:tmpl w:val="AA002C78"/>
+    <w:lvl w:ilvl="0" w:tplc="FFFFFFFF">
+      <w:start w:val="1"/>
+      <w:numFmt w:val="decimal"/>
+      <w:lvlText w:val="%1."/>
+      <w:lvlJc w:val="left"/>
+      <w:pPr>
+        <w:ind w:left="1080" w:hanging="360"/>
+      </w:pPr>
+      <w:rPr>
+        <w:rFonts w:hint="default"/>
+      </w:rPr>
+    </w:lvl>
+    <w:lvl w:ilvl="1" w:tplc="04090019" w:tentative="1">
+      <w:start w:val="1"/>
+      <w:numFmt w:val="lowerLetter"/>
+      <w:lvlText w:val="%2."/>
+      <w:lvlJc w:val="left"/>
+      <w:pPr>
+        <w:ind w:left="1800" w:hanging="360"/>
+      </w:pPr>
+    </w:lvl>
+    <w:lvl w:ilvl="2" w:tplc="0409001B" w:tentative="1">
+      <w:start w:val="1"/>
+      <w:numFmt w:val="lowerRoman"/>
+      <w:lvlText w:val="%3."/>
+      <w:lvlJc w:val="right"/>
+      <w:pPr>
+        <w:ind w:left="2520" w:hanging="180"/>
+      </w:pPr>
+    </w:lvl>
+    <w:lvl w:ilvl="3" w:tplc="0409000F" w:tentative="1">
+      <w:start w:val="1"/>
+      <w:numFmt w:val="decimal"/>
+      <w:lvlText w:val="%4."/>
+      <w:lvlJc w:val="left"/>
+      <w:pPr>
+        <w:ind w:left="3240" w:hanging="360"/>
+      </w:pPr>
+    </w:lvl>
+    <w:lvl w:ilvl="4" w:tplc="04090019" w:tentative="1">
+      <w:start w:val="1"/>
+      <w:numFmt w:val="lowerLetter"/>
+      <w:lvlText w:val="%5."/>
+      <w:lvlJc w:val="left"/>
+      <w:pPr>
+        <w:ind w:left="3960" w:hanging="360"/>
+      </w:pPr>
+    </w:lvl>
+    <w:lvl w:ilvl="5" w:tplc="0409001B" w:tentative="1">
+      <w:start w:val="1"/>
+      <w:numFmt w:val="lowerRoman"/>
+      <w:lvlText w:val="%6."/>
+      <w:lvlJc w:val="right"/>
+      <w:pPr>
+        <w:ind w:left="4680" w:hanging="180"/>
+      </w:pPr>
+    </w:lvl>
+    <w:lvl w:ilvl="6" w:tplc="0409000F" w:tentative="1">
+      <w:start w:val="1"/>
+      <w:numFmt w:val="decimal"/>
+      <w:lvlText w:val="%7."/>
+      <w:lvlJc w:val="left"/>
+      <w:pPr>
+        <w:ind w:left="5400" w:hanging="360"/>
+      </w:pPr>
+    </w:lvl>
+    <w:lvl w:ilvl="7" w:tplc="04090019" w:tentative="1">
+      <w:start w:val="1"/>
+      <w:numFmt w:val="lowerLetter"/>
+      <w:lvlText w:val="%8."/>
+      <w:lvlJc w:val="left"/>
+      <w:pPr>
+        <w:ind w:left="6120" w:hanging="360"/>
+      </w:pPr>
+    </w:lvl>
+    <w:lvl w:ilvl="8" w:tplc="0409001B" w:tentative="1">
+      <w:start w:val="1"/>
+      <w:numFmt w:val="lowerRoman"/>
+      <w:lvlText w:val="%9."/>
+      <w:lvlJc w:val="right"/>
+      <w:pPr>
+        <w:ind w:left="6840" w:hanging="180"/>
+      </w:pPr>
+    </w:lvl>
+  </w:abstractNum>
+  <w:abstractNum w:abstractNumId="11" w15:restartNumberingAfterBreak="0">
     <w:nsid w:val="3C025123"/>
     <w:multiLevelType w:val="hybridMultilevel"/>
     <w:tmpl w:val="ED72C358"/>
@@ -2791,7 +4956,7 @@
       </w:pPr>
     </w:lvl>
   </w:abstractNum>
-  <w:abstractNum w:abstractNumId="5" w15:restartNumberingAfterBreak="0">
+  <w:abstractNum w:abstractNumId="12" w15:restartNumberingAfterBreak="0">
     <w:nsid w:val="3F7C388B"/>
     <w:multiLevelType w:val="multilevel"/>
     <w:tmpl w:val="F244DFEE"/>
@@ -2940,7 +5105,7 @@
       </w:rPr>
     </w:lvl>
   </w:abstractNum>
-  <w:abstractNum w:abstractNumId="6" w15:restartNumberingAfterBreak="0">
+  <w:abstractNum w:abstractNumId="13" w15:restartNumberingAfterBreak="0">
     <w:nsid w:val="4B9566C8"/>
     <w:multiLevelType w:val="hybridMultilevel"/>
     <w:tmpl w:val="0BC871BE"/>
@@ -3029,7 +5194,156 @@
       </w:pPr>
     </w:lvl>
   </w:abstractNum>
-  <w:abstractNum w:abstractNumId="7" w15:restartNumberingAfterBreak="0">
+  <w:abstractNum w:abstractNumId="14" w15:restartNumberingAfterBreak="0">
+    <w:nsid w:val="5B0F231C"/>
+    <w:multiLevelType w:val="multilevel"/>
+    <w:tmpl w:val="61E06DBC"/>
+    <w:lvl w:ilvl="0">
+      <w:start w:val="1"/>
+      <w:numFmt w:val="bullet"/>
+      <w:lvlText w:val=""/>
+      <w:lvlJc w:val="left"/>
+      <w:pPr>
+        <w:tabs>
+          <w:tab w:val="num" w:pos="720"/>
+        </w:tabs>
+        <w:ind w:left="720" w:hanging="360"/>
+      </w:pPr>
+      <w:rPr>
+        <w:rFonts w:ascii="Symbol" w:hAnsi="Symbol" w:hint="default"/>
+        <w:sz w:val="20"/>
+      </w:rPr>
+    </w:lvl>
+    <w:lvl w:ilvl="1" w:tentative="1">
+      <w:start w:val="1"/>
+      <w:numFmt w:val="bullet"/>
+      <w:lvlText w:val="o"/>
+      <w:lvlJc w:val="left"/>
+      <w:pPr>
+        <w:tabs>
+          <w:tab w:val="num" w:pos="1440"/>
+        </w:tabs>
+        <w:ind w:left="1440" w:hanging="360"/>
+      </w:pPr>
+      <w:rPr>
+        <w:rFonts w:ascii="Courier New" w:hAnsi="Courier New" w:hint="default"/>
+        <w:sz w:val="20"/>
+      </w:rPr>
+    </w:lvl>
+    <w:lvl w:ilvl="2" w:tentative="1">
+      <w:start w:val="1"/>
+      <w:numFmt w:val="bullet"/>
+      <w:lvlText w:val=""/>
+      <w:lvlJc w:val="left"/>
+      <w:pPr>
+        <w:tabs>
+          <w:tab w:val="num" w:pos="2160"/>
+        </w:tabs>
+        <w:ind w:left="2160" w:hanging="360"/>
+      </w:pPr>
+      <w:rPr>
+        <w:rFonts w:ascii="Wingdings" w:hAnsi="Wingdings" w:hint="default"/>
+        <w:sz w:val="20"/>
+      </w:rPr>
+    </w:lvl>
+    <w:lvl w:ilvl="3" w:tentative="1">
+      <w:start w:val="1"/>
+      <w:numFmt w:val="bullet"/>
+      <w:lvlText w:val=""/>
+      <w:lvlJc w:val="left"/>
+      <w:pPr>
+        <w:tabs>
+          <w:tab w:val="num" w:pos="2880"/>
+        </w:tabs>
+        <w:ind w:left="2880" w:hanging="360"/>
+      </w:pPr>
+      <w:rPr>
+        <w:rFonts w:ascii="Wingdings" w:hAnsi="Wingdings" w:hint="default"/>
+        <w:sz w:val="20"/>
+      </w:rPr>
+    </w:lvl>
+    <w:lvl w:ilvl="4" w:tentative="1">
+      <w:start w:val="1"/>
+      <w:numFmt w:val="bullet"/>
+      <w:lvlText w:val=""/>
+      <w:lvlJc w:val="left"/>
+      <w:pPr>
+        <w:tabs>
+          <w:tab w:val="num" w:pos="3600"/>
+        </w:tabs>
+        <w:ind w:left="3600" w:hanging="360"/>
+      </w:pPr>
+      <w:rPr>
+        <w:rFonts w:ascii="Wingdings" w:hAnsi="Wingdings" w:hint="default"/>
+        <w:sz w:val="20"/>
+      </w:rPr>
+    </w:lvl>
+    <w:lvl w:ilvl="5" w:tentative="1">
+      <w:start w:val="1"/>
+      <w:numFmt w:val="bullet"/>
+      <w:lvlText w:val=""/>
+      <w:lvlJc w:val="left"/>
+      <w:pPr>
+        <w:tabs>
+          <w:tab w:val="num" w:pos="4320"/>
+        </w:tabs>
+        <w:ind w:left="4320" w:hanging="360"/>
+      </w:pPr>
+      <w:rPr>
+        <w:rFonts w:ascii="Wingdings" w:hAnsi="Wingdings" w:hint="default"/>
+        <w:sz w:val="20"/>
+      </w:rPr>
+    </w:lvl>
+    <w:lvl w:ilvl="6" w:tentative="1">
+      <w:start w:val="1"/>
+      <w:numFmt w:val="bullet"/>
+      <w:lvlText w:val=""/>
+      <w:lvlJc w:val="left"/>
+      <w:pPr>
+        <w:tabs>
+          <w:tab w:val="num" w:pos="5040"/>
+        </w:tabs>
+        <w:ind w:left="5040" w:hanging="360"/>
+      </w:pPr>
+      <w:rPr>
+        <w:rFonts w:ascii="Wingdings" w:hAnsi="Wingdings" w:hint="default"/>
+        <w:sz w:val="20"/>
+      </w:rPr>
+    </w:lvl>
+    <w:lvl w:ilvl="7" w:tentative="1">
+      <w:start w:val="1"/>
+      <w:numFmt w:val="bullet"/>
+      <w:lvlText w:val=""/>
+      <w:lvlJc w:val="left"/>
+      <w:pPr>
+        <w:tabs>
+          <w:tab w:val="num" w:pos="5760"/>
+        </w:tabs>
+        <w:ind w:left="5760" w:hanging="360"/>
+      </w:pPr>
+      <w:rPr>
+        <w:rFonts w:ascii="Wingdings" w:hAnsi="Wingdings" w:hint="default"/>
+        <w:sz w:val="20"/>
+      </w:rPr>
+    </w:lvl>
+    <w:lvl w:ilvl="8" w:tentative="1">
+      <w:start w:val="1"/>
+      <w:numFmt w:val="bullet"/>
+      <w:lvlText w:val=""/>
+      <w:lvlJc w:val="left"/>
+      <w:pPr>
+        <w:tabs>
+          <w:tab w:val="num" w:pos="6480"/>
+        </w:tabs>
+        <w:ind w:left="6480" w:hanging="360"/>
+      </w:pPr>
+      <w:rPr>
+        <w:rFonts w:ascii="Wingdings" w:hAnsi="Wingdings" w:hint="default"/>
+        <w:sz w:val="20"/>
+      </w:rPr>
+    </w:lvl>
+  </w:abstractNum>
+  <w:abstractNum w:abstractNumId="15" w15:restartNumberingAfterBreak="0">
     <w:nsid w:val="74D43F45"/>
     <w:multiLevelType w:val="hybridMultilevel"/>
     <w:tmpl w:val="8402C9D0"/>
@@ -3119,28 +5433,52 @@
     </w:lvl>
   </w:abstractNum>
   <w:num w:numId="1" w16cid:durableId="66616893">
-    <w:abstractNumId w:val="6"/>
+    <w:abstractNumId w:val="13"/>
   </w:num>
   <w:num w:numId="2" w16cid:durableId="123502505">
-    <w:abstractNumId w:val="4"/>
+    <w:abstractNumId w:val="11"/>
   </w:num>
   <w:num w:numId="3" w16cid:durableId="1535847532">
-    <w:abstractNumId w:val="7"/>
+    <w:abstractNumId w:val="15"/>
   </w:num>
   <w:num w:numId="4" w16cid:durableId="217015646">
     <w:abstractNumId w:val="0"/>
   </w:num>
   <w:num w:numId="5" w16cid:durableId="796609497">
-    <w:abstractNumId w:val="5"/>
+    <w:abstractNumId w:val="12"/>
   </w:num>
   <w:num w:numId="6" w16cid:durableId="559945052">
     <w:abstractNumId w:val="1"/>
   </w:num>
   <w:num w:numId="7" w16cid:durableId="362096506">
+    <w:abstractNumId w:val="9"/>
+  </w:num>
+  <w:num w:numId="8" w16cid:durableId="665137640">
+    <w:abstractNumId w:val="4"/>
+  </w:num>
+  <w:num w:numId="9" w16cid:durableId="956105563">
+    <w:abstractNumId w:val="6"/>
+  </w:num>
+  <w:num w:numId="10" w16cid:durableId="2124227550">
+    <w:abstractNumId w:val="7"/>
+  </w:num>
+  <w:num w:numId="11" w16cid:durableId="746851647">
+    <w:abstractNumId w:val="10"/>
+  </w:num>
+  <w:num w:numId="12" w16cid:durableId="1435445474">
+    <w:abstractNumId w:val="8"/>
+  </w:num>
+  <w:num w:numId="13" w16cid:durableId="1161044564">
     <w:abstractNumId w:val="3"/>
   </w:num>
-  <w:num w:numId="8" w16cid:durableId="665137640">
+  <w:num w:numId="14" w16cid:durableId="1238325367">
+    <w:abstractNumId w:val="5"/>
+  </w:num>
+  <w:num w:numId="15" w16cid:durableId="946155945">
     <w:abstractNumId w:val="2"/>
+  </w:num>
+  <w:num w:numId="16" w16cid:durableId="702482787">
+    <w:abstractNumId w:val="14"/>
   </w:num>
 </w:numbering>
 </file>
@@ -3747,7 +6085,6 @@
   <w:style w:type="character" w:default="1" w:styleId="DefaultParagraphFont">
     <w:name w:val="Default Paragraph Font"/>
     <w:uiPriority w:val="1"/>
-    <w:semiHidden/>
     <w:unhideWhenUsed/>
   </w:style>
   <w:style w:type="table" w:default="1" w:styleId="TableNormal">

--- a/project_desc/details.docx
+++ b/project_desc/details.docx
@@ -151,7 +151,15 @@
         <w:t xml:space="preserve">employee code should be auto generated like </w:t>
       </w:r>
       <w:r>
-        <w:t>“TCV”+1 (with prefix)</w:t>
+        <w:t>“</w:t>
+      </w:r>
+      <w:proofErr w:type="gramStart"/>
+      <w:r>
+        <w:t>TCV”+</w:t>
+      </w:r>
+      <w:proofErr w:type="gramEnd"/>
+      <w:r>
+        <w:t>1 (with prefix)</w:t>
       </w:r>
       <w:r>
         <w:t>;</w:t>
@@ -302,7 +310,15 @@
         </w:numPr>
       </w:pPr>
       <w:r>
-        <w:t xml:space="preserve">photo should uploaded in jpeg, jpg, </w:t>
+        <w:t xml:space="preserve">photo should </w:t>
+      </w:r>
+      <w:proofErr w:type="gramStart"/>
+      <w:r>
+        <w:t>uploaded</w:t>
+      </w:r>
+      <w:proofErr w:type="gramEnd"/>
+      <w:r>
+        <w:t xml:space="preserve"> in jpeg, jpg, </w:t>
       </w:r>
       <w:proofErr w:type="spellStart"/>
       <w:r>
@@ -334,7 +350,15 @@
         </w:numPr>
       </w:pPr>
       <w:r>
-        <w:t xml:space="preserve">if possible to fetch the employee </w:t>
+        <w:t xml:space="preserve">if </w:t>
+      </w:r>
+      <w:proofErr w:type="gramStart"/>
+      <w:r>
+        <w:t>possible</w:t>
+      </w:r>
+      <w:proofErr w:type="gramEnd"/>
+      <w:r>
+        <w:t xml:space="preserve"> to fetch the employee </w:t>
       </w:r>
       <w:r>
         <w:t xml:space="preserve">data from </w:t>
@@ -379,7 +403,23 @@
         </w:numPr>
       </w:pPr>
       <w:r>
-        <w:t>And List the all Indian acceptable proof name, in the dropdown to select</w:t>
+        <w:t xml:space="preserve">And </w:t>
+      </w:r>
+      <w:proofErr w:type="gramStart"/>
+      <w:r>
+        <w:t>List</w:t>
+      </w:r>
+      <w:proofErr w:type="gramEnd"/>
+      <w:r>
+        <w:t xml:space="preserve"> the </w:t>
+      </w:r>
+      <w:proofErr w:type="gramStart"/>
+      <w:r>
+        <w:t>all Indian</w:t>
+      </w:r>
+      <w:proofErr w:type="gramEnd"/>
+      <w:r>
+        <w:t xml:space="preserve"> acceptable proof name, in the dropdown to select</w:t>
       </w:r>
     </w:p>
     <w:p>
@@ -460,21 +500,36 @@
         <w:t xml:space="preserve">, </w:t>
       </w:r>
       <w:r>
-        <w:t xml:space="preserve">Date Of </w:t>
+        <w:t xml:space="preserve">Date </w:t>
+      </w:r>
+      <w:proofErr w:type="gramStart"/>
+      <w:r>
+        <w:t>Of</w:t>
+      </w:r>
+      <w:proofErr w:type="gramEnd"/>
+      <w:r>
+        <w:t xml:space="preserve"> </w:t>
       </w:r>
       <w:proofErr w:type="spellStart"/>
-      <w:r>
-        <w:t>Birth,Qualification,Spouse</w:t>
+      <w:proofErr w:type="gramStart"/>
+      <w:r>
+        <w:t>Birth,Qualification</w:t>
+      </w:r>
+      <w:proofErr w:type="gramEnd"/>
+      <w:r>
+        <w:t>,Spouse</w:t>
       </w:r>
       <w:proofErr w:type="spellEnd"/>
       <w:r>
         <w:t xml:space="preserve">/parent </w:t>
       </w:r>
       <w:proofErr w:type="spellStart"/>
+      <w:proofErr w:type="gramStart"/>
       <w:r>
         <w:t>Name,Id</w:t>
       </w:r>
       <w:proofErr w:type="spellEnd"/>
+      <w:proofErr w:type="gramEnd"/>
       <w:r>
         <w:t xml:space="preserve"> Proof Type, Id Proof Number</w:t>
       </w:r>
@@ -491,7 +546,15 @@
         </w:numPr>
       </w:pPr>
       <w:r>
-        <w:t xml:space="preserve">Temporary address are not mandatory </w:t>
+        <w:t xml:space="preserve">Temporary address </w:t>
+      </w:r>
+      <w:proofErr w:type="gramStart"/>
+      <w:r>
+        <w:t>are</w:t>
+      </w:r>
+      <w:proofErr w:type="gramEnd"/>
+      <w:r>
+        <w:t xml:space="preserve"> not mandatory </w:t>
       </w:r>
     </w:p>
     <w:p>
@@ -831,10 +894,18 @@
         <w:t xml:space="preserve">/ internet / </w:t>
       </w:r>
       <w:r>
-        <w:t>other extendable</w:t>
-      </w:r>
-      <w:r>
-        <w:t xml:space="preserve"> , should be selectable</w:t>
+        <w:t xml:space="preserve">other </w:t>
+      </w:r>
+      <w:proofErr w:type="gramStart"/>
+      <w:r>
+        <w:t>extendable</w:t>
+      </w:r>
+      <w:r>
+        <w:t xml:space="preserve"> ,</w:t>
+      </w:r>
+      <w:proofErr w:type="gramEnd"/>
+      <w:r>
+        <w:t xml:space="preserve"> should be selectable</w:t>
       </w:r>
     </w:p>
     <w:p>
@@ -872,7 +943,15 @@
         </w:numPr>
       </w:pPr>
       <w:r>
-        <w:t>Level 2 -  5MP</w:t>
+        <w:t xml:space="preserve">Level 2 </w:t>
+      </w:r>
+      <w:proofErr w:type="gramStart"/>
+      <w:r>
+        <w:t>-  5</w:t>
+      </w:r>
+      <w:proofErr w:type="gramEnd"/>
+      <w:r>
+        <w:t>MP</w:t>
       </w:r>
       <w:r>
         <w:t xml:space="preserve"> free text</w:t>
@@ -902,10 +981,18 @@
         </w:numPr>
       </w:pPr>
       <w:r>
-        <w:t xml:space="preserve">Level 4 – Night vision </w:t>
-      </w:r>
-      <w:r>
-        <w:t xml:space="preserve"> free text</w:t>
+        <w:t xml:space="preserve">Level 4 – Night </w:t>
+      </w:r>
+      <w:proofErr w:type="gramStart"/>
+      <w:r>
+        <w:t xml:space="preserve">vision </w:t>
+      </w:r>
+      <w:r>
+        <w:t xml:space="preserve"> free</w:t>
+      </w:r>
+      <w:proofErr w:type="gramEnd"/>
+      <w:r>
+        <w:t xml:space="preserve"> text</w:t>
       </w:r>
     </w:p>
     <w:p>
@@ -955,7 +1042,15 @@
         <w:ind w:left="720"/>
       </w:pPr>
       <w:r>
-        <w:t xml:space="preserve">9. Refer the table : </w:t>
+        <w:t xml:space="preserve">9. Refer the </w:t>
+      </w:r>
+      <w:proofErr w:type="gramStart"/>
+      <w:r>
+        <w:t>table :</w:t>
+      </w:r>
+      <w:proofErr w:type="gramEnd"/>
+      <w:r>
+        <w:t xml:space="preserve"> </w:t>
       </w:r>
       <w:r>
         <w:t>categories</w:t>
@@ -1016,8 +1111,13 @@
       </w:r>
       <w:proofErr w:type="spellEnd"/>
       <w:r>
-        <w:t xml:space="preserve"> =[</w:t>
-      </w:r>
+        <w:t xml:space="preserve"> </w:t>
+      </w:r>
+      <w:proofErr w:type="gramStart"/>
+      <w:r>
+        <w:t>=[</w:t>
+      </w:r>
+      <w:proofErr w:type="gramEnd"/>
       <w:r>
         <w:t>]</w:t>
       </w:r>
@@ -1613,7 +1713,15 @@
         </w:numPr>
       </w:pPr>
       <w:r>
-        <w:t xml:space="preserve">Every month I will add the components of split of salary , </w:t>
+        <w:t xml:space="preserve">Every month I will add the components of split of </w:t>
+      </w:r>
+      <w:proofErr w:type="gramStart"/>
+      <w:r>
+        <w:t>salary ,</w:t>
+      </w:r>
+      <w:proofErr w:type="gramEnd"/>
+      <w:r>
+        <w:t xml:space="preserve"> </w:t>
       </w:r>
     </w:p>
     <w:p>
@@ -1984,7 +2092,15 @@
         <w:ind w:left="720"/>
       </w:pPr>
       <w:r>
-        <w:t>State should fetched as like employee module</w:t>
+        <w:t xml:space="preserve">State should </w:t>
+      </w:r>
+      <w:proofErr w:type="gramStart"/>
+      <w:r>
+        <w:t>fetched</w:t>
+      </w:r>
+      <w:proofErr w:type="gramEnd"/>
+      <w:r>
+        <w:t xml:space="preserve"> as like employee module</w:t>
       </w:r>
     </w:p>
     <w:p>
@@ -2002,7 +2118,15 @@
       </w:r>
       <w:proofErr w:type="spellEnd"/>
       <w:r>
-        <w:t xml:space="preserve"> selection based on , which state selected</w:t>
+        <w:t xml:space="preserve"> selection based </w:t>
+      </w:r>
+      <w:proofErr w:type="gramStart"/>
+      <w:r>
+        <w:t>on ,</w:t>
+      </w:r>
+      <w:proofErr w:type="gramEnd"/>
+      <w:r>
+        <w:t xml:space="preserve"> which state selected</w:t>
       </w:r>
     </w:p>
     <w:p>
@@ -2503,10 +2627,18 @@
         </w:rPr>
       </w:pPr>
       <w:r>
-        <w:t xml:space="preserve">initially quotation </w:t>
-      </w:r>
-      <w:r>
-        <w:t xml:space="preserve"> created and save as draft mode, </w:t>
+        <w:t xml:space="preserve">initially </w:t>
+      </w:r>
+      <w:proofErr w:type="gramStart"/>
+      <w:r>
+        <w:t xml:space="preserve">quotation </w:t>
+      </w:r>
+      <w:r>
+        <w:t xml:space="preserve"> created</w:t>
+      </w:r>
+      <w:proofErr w:type="gramEnd"/>
+      <w:r>
+        <w:t xml:space="preserve"> and save as draft mode, </w:t>
       </w:r>
     </w:p>
     <w:p>
@@ -2524,13 +2656,26 @@
         <w:t xml:space="preserve">quotation </w:t>
       </w:r>
       <w:r>
-        <w:t xml:space="preserve">saved in draft status, it should be listed in workflow approval </w:t>
-      </w:r>
+        <w:t xml:space="preserve">saved in draft </w:t>
+      </w:r>
+      <w:proofErr w:type="gramStart"/>
+      <w:r>
+        <w:t>status,</w:t>
+      </w:r>
+      <w:proofErr w:type="gramEnd"/>
+      <w:r>
+        <w:t xml:space="preserve"> it should be listed in workflow approval </w:t>
+      </w:r>
+      <w:proofErr w:type="gramStart"/>
       <w:r>
         <w:t xml:space="preserve">to </w:t>
       </w:r>
       <w:r>
-        <w:t xml:space="preserve"> admin </w:t>
+        <w:t xml:space="preserve"> admin</w:t>
+      </w:r>
+      <w:proofErr w:type="gramEnd"/>
+      <w:r>
+        <w:t xml:space="preserve"> </w:t>
       </w:r>
     </w:p>
     <w:p>
@@ -2553,11 +2698,24 @@
       <w:r>
         <w:t xml:space="preserve">to review </w:t>
       </w:r>
+      <w:proofErr w:type="gramStart"/>
       <w:r>
         <w:t xml:space="preserve">quotation </w:t>
       </w:r>
       <w:r>
-        <w:t>, it navigate to that particular quotation</w:t>
+        <w:t>,</w:t>
+      </w:r>
+      <w:proofErr w:type="gramEnd"/>
+      <w:r>
+        <w:t xml:space="preserve"> it </w:t>
+      </w:r>
+      <w:proofErr w:type="gramStart"/>
+      <w:r>
+        <w:t>navigate</w:t>
+      </w:r>
+      <w:proofErr w:type="gramEnd"/>
+      <w:r>
+        <w:t xml:space="preserve"> to that particular quotation</w:t>
       </w:r>
     </w:p>
     <w:p>
@@ -2601,13 +2759,21 @@
         </w:rPr>
       </w:pPr>
       <w:r>
-        <w:t xml:space="preserve">and status </w:t>
+        <w:t xml:space="preserve">and </w:t>
+      </w:r>
+      <w:proofErr w:type="gramStart"/>
+      <w:r>
+        <w:t xml:space="preserve">status </w:t>
       </w:r>
       <w:r>
         <w:t xml:space="preserve"> </w:t>
       </w:r>
       <w:r>
-        <w:t xml:space="preserve">to “Approved” then only </w:t>
+        <w:t>to</w:t>
+      </w:r>
+      <w:proofErr w:type="gramEnd"/>
+      <w:r>
+        <w:t xml:space="preserve"> “Approved” then only </w:t>
       </w:r>
       <w:r>
         <w:t>created quotation can submit to sent customer. And can downloaded in pdf format</w:t>
@@ -2637,8 +2803,16 @@
         <w:rPr>
           <w:lang w:val="en-US"/>
         </w:rPr>
-        <w:t>, version of the quotation should maintained</w:t>
-      </w:r>
+        <w:t xml:space="preserve">, version of the quotation should </w:t>
+      </w:r>
+      <w:proofErr w:type="gramStart"/>
+      <w:r>
+        <w:rPr>
+          <w:lang w:val="en-US"/>
+        </w:rPr>
+        <w:t>maintained</w:t>
+      </w:r>
+      <w:proofErr w:type="gramEnd"/>
     </w:p>
     <w:p>
       <w:pPr>
@@ -2705,13 +2879,27 @@
         <w:rPr>
           <w:lang w:val="en-US"/>
         </w:rPr>
-        <w:t>approved by customer</w:t>
-      </w:r>
-      <w:r>
-        <w:rPr>
-          <w:lang w:val="en-US"/>
-        </w:rPr>
-        <w:t xml:space="preserve"> , nee</w:t>
+        <w:t xml:space="preserve">approved by </w:t>
+      </w:r>
+      <w:proofErr w:type="gramStart"/>
+      <w:r>
+        <w:rPr>
+          <w:lang w:val="en-US"/>
+        </w:rPr>
+        <w:t>customer</w:t>
+      </w:r>
+      <w:r>
+        <w:rPr>
+          <w:lang w:val="en-US"/>
+        </w:rPr>
+        <w:t xml:space="preserve"> ,</w:t>
+      </w:r>
+      <w:proofErr w:type="gramEnd"/>
+      <w:r>
+        <w:rPr>
+          <w:lang w:val="en-US"/>
+        </w:rPr>
+        <w:t xml:space="preserve"> nee</w:t>
       </w:r>
       <w:r>
         <w:rPr>
@@ -2776,6 +2964,7 @@
         </w:rPr>
         <w:t xml:space="preserve">create </w:t>
       </w:r>
+      <w:proofErr w:type="gramStart"/>
       <w:r>
         <w:rPr>
           <w:lang w:val="en-US"/>
@@ -2798,7 +2987,14 @@
         <w:rPr>
           <w:lang w:val="en-US"/>
         </w:rPr>
-        <w:t>of m</w:t>
+        <w:t>of</w:t>
+      </w:r>
+      <w:proofErr w:type="gramEnd"/>
+      <w:r>
+        <w:rPr>
+          <w:lang w:val="en-US"/>
+        </w:rPr>
+        <w:t xml:space="preserve"> m</w:t>
       </w:r>
       <w:r>
         <w:rPr>
@@ -2819,13 +3015,27 @@
         <w:rPr>
           <w:lang w:val="en-US"/>
         </w:rPr>
-        <w:t xml:space="preserve">Material issued to against the work order </w:t>
-      </w:r>
-      <w:r>
-        <w:rPr>
-          <w:lang w:val="en-US"/>
-        </w:rPr>
-        <w:t>, which are fetched from quotation</w:t>
+        <w:t xml:space="preserve">Material issued to against the work </w:t>
+      </w:r>
+      <w:proofErr w:type="gramStart"/>
+      <w:r>
+        <w:rPr>
+          <w:lang w:val="en-US"/>
+        </w:rPr>
+        <w:t xml:space="preserve">order </w:t>
+      </w:r>
+      <w:r>
+        <w:rPr>
+          <w:lang w:val="en-US"/>
+        </w:rPr>
+        <w:t>,</w:t>
+      </w:r>
+      <w:proofErr w:type="gramEnd"/>
+      <w:r>
+        <w:rPr>
+          <w:lang w:val="en-US"/>
+        </w:rPr>
+        <w:t xml:space="preserve"> which are fetched from quotation</w:t>
       </w:r>
       <w:r>
         <w:rPr>
@@ -2953,7 +3163,21 @@
         <w:rPr>
           <w:lang w:val="en-US"/>
         </w:rPr>
-        <w:t xml:space="preserve">adding work order item, is it required to adding two place in work items and material issue tracking, </w:t>
+        <w:t xml:space="preserve">adding work order item, is it required to adding two </w:t>
+      </w:r>
+      <w:proofErr w:type="gramStart"/>
+      <w:r>
+        <w:rPr>
+          <w:lang w:val="en-US"/>
+        </w:rPr>
+        <w:t>place</w:t>
+      </w:r>
+      <w:proofErr w:type="gramEnd"/>
+      <w:r>
+        <w:rPr>
+          <w:lang w:val="en-US"/>
+        </w:rPr>
+        <w:t xml:space="preserve"> in work items and material issue tracking, </w:t>
       </w:r>
       <w:proofErr w:type="spellStart"/>
       <w:r>
@@ -3226,11 +3450,19 @@
           <w:lang w:val="en-US"/>
         </w:rPr>
       </w:pPr>
-      <w:r>
-        <w:rPr>
-          <w:lang w:val="en-US"/>
-        </w:rPr>
-        <w:t>So if your quotation only contains physical products, it can feel duplicated because the same product appears in both. But they answer different questions:</w:t>
+      <w:proofErr w:type="gramStart"/>
+      <w:r>
+        <w:rPr>
+          <w:lang w:val="en-US"/>
+        </w:rPr>
+        <w:t>So</w:t>
+      </w:r>
+      <w:proofErr w:type="gramEnd"/>
+      <w:r>
+        <w:rPr>
+          <w:lang w:val="en-US"/>
+        </w:rPr>
+        <w:t xml:space="preserve"> if your quotation only contains physical products, it can feel duplicated because the same product appears in both. But they answer different questions:</w:t>
       </w:r>
     </w:p>
     <w:p>
@@ -3562,7 +3794,21 @@
         <w:rPr>
           <w:lang w:val="en-US"/>
         </w:rPr>
-        <w:t>because stock should be maintain while enter purchase items and material issue debit from stock and add the product return the material in material return modules</w:t>
+        <w:t xml:space="preserve">because stock should be </w:t>
+      </w:r>
+      <w:proofErr w:type="gramStart"/>
+      <w:r>
+        <w:rPr>
+          <w:lang w:val="en-US"/>
+        </w:rPr>
+        <w:t>maintain</w:t>
+      </w:r>
+      <w:proofErr w:type="gramEnd"/>
+      <w:r>
+        <w:rPr>
+          <w:lang w:val="en-US"/>
+        </w:rPr>
+        <w:t xml:space="preserve"> while enter purchase items and material issue debit from stock and add the product return the material in material return modules</w:t>
       </w:r>
     </w:p>
     <w:p>
@@ -3582,6 +3828,12 @@
           <w:lang w:val="en-US"/>
         </w:rPr>
       </w:pPr>
+      <w:r>
+        <w:rPr>
+          <w:lang w:val="en-US"/>
+        </w:rPr>
+        <w:t>Yes, that is my recommendation.</w:t>
+      </w:r>
     </w:p>
     <w:p>
       <w:pPr>
@@ -3591,6 +3843,2557 @@
           <w:lang w:val="en-US"/>
         </w:rPr>
       </w:pPr>
+      <w:r>
+        <w:rPr>
+          <w:lang w:val="en-US"/>
+        </w:rPr>
+        <w:t xml:space="preserve">Add these as products, but treat them as </w:t>
+      </w:r>
+      <w:r>
+        <w:rPr>
+          <w:b/>
+          <w:bCs/>
+          <w:lang w:val="en-US"/>
+        </w:rPr>
+        <w:t>service/labor products</w:t>
+      </w:r>
+      <w:r>
+        <w:rPr>
+          <w:lang w:val="en-US"/>
+        </w:rPr>
+        <w:t>, not stock materials:</w:t>
+      </w:r>
+    </w:p>
+    <w:p>
+      <w:pPr>
+        <w:pStyle w:val="NoSpacing"/>
+        <w:numPr>
+          <w:ilvl w:val="0"/>
+          <w:numId w:val="17"/>
+        </w:numPr>
+        <w:rPr>
+          <w:lang w:val="en-US"/>
+        </w:rPr>
+      </w:pPr>
+      <w:r>
+        <w:rPr>
+          <w:lang w:val="en-US"/>
+        </w:rPr>
+        <w:t>Installation Charge</w:t>
+      </w:r>
+    </w:p>
+    <w:p>
+      <w:pPr>
+        <w:pStyle w:val="NoSpacing"/>
+        <w:numPr>
+          <w:ilvl w:val="0"/>
+          <w:numId w:val="17"/>
+        </w:numPr>
+        <w:rPr>
+          <w:lang w:val="en-US"/>
+        </w:rPr>
+      </w:pPr>
+      <w:r>
+        <w:rPr>
+          <w:lang w:val="en-US"/>
+        </w:rPr>
+        <w:t>Service Charge</w:t>
+      </w:r>
+    </w:p>
+    <w:p>
+      <w:pPr>
+        <w:pStyle w:val="NoSpacing"/>
+        <w:numPr>
+          <w:ilvl w:val="0"/>
+          <w:numId w:val="17"/>
+        </w:numPr>
+        <w:rPr>
+          <w:lang w:val="en-US"/>
+        </w:rPr>
+      </w:pPr>
+      <w:r>
+        <w:rPr>
+          <w:lang w:val="en-US"/>
+        </w:rPr>
+        <w:t>Cable Laying Labor</w:t>
+      </w:r>
+    </w:p>
+    <w:p>
+      <w:pPr>
+        <w:pStyle w:val="NoSpacing"/>
+        <w:numPr>
+          <w:ilvl w:val="0"/>
+          <w:numId w:val="17"/>
+        </w:numPr>
+        <w:rPr>
+          <w:lang w:val="en-US"/>
+        </w:rPr>
+      </w:pPr>
+      <w:r>
+        <w:rPr>
+          <w:lang w:val="en-US"/>
+        </w:rPr>
+        <w:t>Camera Configuration</w:t>
+      </w:r>
+    </w:p>
+    <w:p>
+      <w:pPr>
+        <w:pStyle w:val="NoSpacing"/>
+        <w:numPr>
+          <w:ilvl w:val="0"/>
+          <w:numId w:val="17"/>
+        </w:numPr>
+        <w:rPr>
+          <w:lang w:val="en-US"/>
+        </w:rPr>
+      </w:pPr>
+      <w:r>
+        <w:rPr>
+          <w:lang w:val="en-US"/>
+        </w:rPr>
+        <w:t>Site Visit Charge</w:t>
+      </w:r>
+    </w:p>
+    <w:p>
+      <w:pPr>
+        <w:pStyle w:val="NoSpacing"/>
+        <w:numPr>
+          <w:ilvl w:val="0"/>
+          <w:numId w:val="17"/>
+        </w:numPr>
+        <w:rPr>
+          <w:lang w:val="en-US"/>
+        </w:rPr>
+      </w:pPr>
+      <w:r>
+        <w:rPr>
+          <w:lang w:val="en-US"/>
+        </w:rPr>
+        <w:t>Maintenance Charge</w:t>
+      </w:r>
+    </w:p>
+    <w:p>
+      <w:pPr>
+        <w:pStyle w:val="NoSpacing"/>
+        <w:ind w:left="1080"/>
+        <w:rPr>
+          <w:lang w:val="en-US"/>
+        </w:rPr>
+      </w:pPr>
+      <w:r>
+        <w:rPr>
+          <w:lang w:val="en-US"/>
+        </w:rPr>
+        <w:t>Use them in Work Items so they can flow into invoice items. They should not be used in Material Issue.</w:t>
+      </w:r>
+    </w:p>
+    <w:p>
+      <w:pPr>
+        <w:pStyle w:val="NoSpacing"/>
+        <w:ind w:left="1080"/>
+        <w:rPr>
+          <w:lang w:val="en-US"/>
+        </w:rPr>
+      </w:pPr>
+      <w:r>
+        <w:rPr>
+          <w:lang w:val="en-US"/>
+        </w:rPr>
+        <w:t>Suggested setup in Product Master:</w:t>
+      </w:r>
+    </w:p>
+    <w:p>
+      <w:pPr>
+        <w:pStyle w:val="NoSpacing"/>
+        <w:numPr>
+          <w:ilvl w:val="0"/>
+          <w:numId w:val="18"/>
+        </w:numPr>
+        <w:rPr>
+          <w:lang w:val="en-US"/>
+        </w:rPr>
+      </w:pPr>
+      <w:proofErr w:type="spellStart"/>
+      <w:r>
+        <w:rPr>
+          <w:lang w:val="en-US"/>
+        </w:rPr>
+        <w:t>product_type</w:t>
+      </w:r>
+      <w:proofErr w:type="spellEnd"/>
+      <w:r>
+        <w:rPr>
+          <w:lang w:val="en-US"/>
+        </w:rPr>
+        <w:t>: ideally add this field later with values like MATERIAL, SERVICE, LABOR</w:t>
+      </w:r>
+    </w:p>
+    <w:p>
+      <w:pPr>
+        <w:pStyle w:val="NoSpacing"/>
+        <w:numPr>
+          <w:ilvl w:val="0"/>
+          <w:numId w:val="18"/>
+        </w:numPr>
+        <w:rPr>
+          <w:lang w:val="en-US"/>
+        </w:rPr>
+      </w:pPr>
+      <w:r>
+        <w:rPr>
+          <w:lang w:val="en-US"/>
+        </w:rPr>
+        <w:t>For now, use category like Service or Labor</w:t>
+      </w:r>
+    </w:p>
+    <w:p>
+      <w:pPr>
+        <w:pStyle w:val="NoSpacing"/>
+        <w:numPr>
+          <w:ilvl w:val="0"/>
+          <w:numId w:val="18"/>
+        </w:numPr>
+        <w:rPr>
+          <w:lang w:val="en-US"/>
+        </w:rPr>
+      </w:pPr>
+      <w:proofErr w:type="spellStart"/>
+      <w:r>
+        <w:rPr>
+          <w:lang w:val="en-US"/>
+        </w:rPr>
+        <w:t>purchase_price</w:t>
+      </w:r>
+      <w:proofErr w:type="spellEnd"/>
+      <w:r>
+        <w:rPr>
+          <w:lang w:val="en-US"/>
+        </w:rPr>
+        <w:t>: 0</w:t>
+      </w:r>
+    </w:p>
+    <w:p>
+      <w:pPr>
+        <w:pStyle w:val="NoSpacing"/>
+        <w:numPr>
+          <w:ilvl w:val="0"/>
+          <w:numId w:val="18"/>
+        </w:numPr>
+        <w:rPr>
+          <w:lang w:val="en-US"/>
+        </w:rPr>
+      </w:pPr>
+      <w:proofErr w:type="spellStart"/>
+      <w:r>
+        <w:rPr>
+          <w:lang w:val="en-US"/>
+        </w:rPr>
+        <w:t>selling_price</w:t>
+      </w:r>
+      <w:proofErr w:type="spellEnd"/>
+      <w:r>
+        <w:rPr>
+          <w:lang w:val="en-US"/>
+        </w:rPr>
+        <w:t>: your standard charge</w:t>
+      </w:r>
+    </w:p>
+    <w:p>
+      <w:pPr>
+        <w:pStyle w:val="NoSpacing"/>
+        <w:numPr>
+          <w:ilvl w:val="0"/>
+          <w:numId w:val="18"/>
+        </w:numPr>
+        <w:rPr>
+          <w:lang w:val="en-US"/>
+        </w:rPr>
+      </w:pPr>
+      <w:r>
+        <w:rPr>
+          <w:lang w:val="en-US"/>
+        </w:rPr>
+        <w:t>unit: JOB, HOUR, MTR, or NOS</w:t>
+      </w:r>
+    </w:p>
+    <w:p>
+      <w:pPr>
+        <w:pStyle w:val="NoSpacing"/>
+        <w:numPr>
+          <w:ilvl w:val="0"/>
+          <w:numId w:val="18"/>
+        </w:numPr>
+        <w:rPr>
+          <w:lang w:val="en-US"/>
+        </w:rPr>
+      </w:pPr>
+      <w:proofErr w:type="spellStart"/>
+      <w:r>
+        <w:rPr>
+          <w:lang w:val="en-US"/>
+        </w:rPr>
+        <w:t>gst_percent</w:t>
+      </w:r>
+      <w:proofErr w:type="spellEnd"/>
+      <w:r>
+        <w:rPr>
+          <w:lang w:val="en-US"/>
+        </w:rPr>
+        <w:t>: applicable GST</w:t>
+      </w:r>
+    </w:p>
+    <w:p>
+      <w:pPr>
+        <w:pStyle w:val="NoSpacing"/>
+        <w:numPr>
+          <w:ilvl w:val="0"/>
+          <w:numId w:val="18"/>
+        </w:numPr>
+        <w:rPr>
+          <w:lang w:val="en-US"/>
+        </w:rPr>
+      </w:pPr>
+      <w:proofErr w:type="spellStart"/>
+      <w:r>
+        <w:rPr>
+          <w:lang w:val="en-US"/>
+        </w:rPr>
+        <w:t>reorder_level</w:t>
+      </w:r>
+      <w:proofErr w:type="spellEnd"/>
+      <w:r>
+        <w:rPr>
+          <w:lang w:val="en-US"/>
+        </w:rPr>
+        <w:t>: 0</w:t>
+      </w:r>
+    </w:p>
+    <w:p>
+      <w:pPr>
+        <w:pStyle w:val="NoSpacing"/>
+        <w:numPr>
+          <w:ilvl w:val="0"/>
+          <w:numId w:val="18"/>
+        </w:numPr>
+        <w:rPr>
+          <w:lang w:val="en-US"/>
+        </w:rPr>
+      </w:pPr>
+      <w:r>
+        <w:rPr>
+          <w:lang w:val="en-US"/>
+        </w:rPr>
+        <w:t>status: ACTIVE</w:t>
+      </w:r>
+    </w:p>
+    <w:p>
+      <w:pPr>
+        <w:pStyle w:val="NoSpacing"/>
+        <w:ind w:left="1080"/>
+        <w:rPr>
+          <w:lang w:val="en-US"/>
+        </w:rPr>
+      </w:pPr>
+      <w:r>
+        <w:rPr>
+          <w:lang w:val="en-US"/>
+        </w:rPr>
+        <w:t>Important rule:</w:t>
+      </w:r>
+    </w:p>
+    <w:p>
+      <w:pPr>
+        <w:pStyle w:val="NoSpacing"/>
+        <w:numPr>
+          <w:ilvl w:val="0"/>
+          <w:numId w:val="19"/>
+        </w:numPr>
+        <w:rPr>
+          <w:lang w:val="en-US"/>
+        </w:rPr>
+      </w:pPr>
+      <w:r>
+        <w:rPr>
+          <w:lang w:val="en-US"/>
+        </w:rPr>
+        <w:t>Physical items like Camera, Cable, Connector: use in Material Issue</w:t>
+      </w:r>
+    </w:p>
+    <w:p>
+      <w:pPr>
+        <w:pStyle w:val="NoSpacing"/>
+        <w:numPr>
+          <w:ilvl w:val="0"/>
+          <w:numId w:val="19"/>
+        </w:numPr>
+        <w:rPr>
+          <w:lang w:val="en-US"/>
+        </w:rPr>
+      </w:pPr>
+      <w:r>
+        <w:rPr>
+          <w:lang w:val="en-US"/>
+        </w:rPr>
+        <w:t>Labor/service items like Installation Charge: use in Work Items</w:t>
+      </w:r>
+    </w:p>
+    <w:p>
+      <w:pPr>
+        <w:pStyle w:val="NoSpacing"/>
+        <w:ind w:left="1080"/>
+        <w:rPr>
+          <w:lang w:val="en-US"/>
+        </w:rPr>
+      </w:pPr>
+      <w:r>
+        <w:rPr>
+          <w:lang w:val="en-US"/>
+        </w:rPr>
+        <w:t xml:space="preserve">If we add </w:t>
+      </w:r>
+      <w:proofErr w:type="spellStart"/>
+      <w:r>
+        <w:rPr>
+          <w:lang w:val="en-US"/>
+        </w:rPr>
+        <w:t>product_type</w:t>
+      </w:r>
+      <w:proofErr w:type="spellEnd"/>
+      <w:r>
+        <w:rPr>
+          <w:lang w:val="en-US"/>
+        </w:rPr>
+        <w:t>, the UI can filter:</w:t>
+      </w:r>
+    </w:p>
+    <w:p>
+      <w:pPr>
+        <w:pStyle w:val="NoSpacing"/>
+        <w:numPr>
+          <w:ilvl w:val="0"/>
+          <w:numId w:val="20"/>
+        </w:numPr>
+        <w:rPr>
+          <w:lang w:val="en-US"/>
+        </w:rPr>
+      </w:pPr>
+      <w:r>
+        <w:rPr>
+          <w:lang w:val="en-US"/>
+        </w:rPr>
+        <w:t>Work Items dropdown: show all products, or preferably SERVICE, LABOR, and billable MATERIAL</w:t>
+      </w:r>
+    </w:p>
+    <w:p>
+      <w:pPr>
+        <w:pStyle w:val="NoSpacing"/>
+        <w:numPr>
+          <w:ilvl w:val="0"/>
+          <w:numId w:val="20"/>
+        </w:numPr>
+        <w:rPr>
+          <w:lang w:val="en-US"/>
+        </w:rPr>
+      </w:pPr>
+      <w:r>
+        <w:rPr>
+          <w:lang w:val="en-US"/>
+        </w:rPr>
+        <w:t>Material Issue dropdown: show only MATERIAL products</w:t>
+      </w:r>
+    </w:p>
+    <w:p>
+      <w:pPr>
+        <w:pStyle w:val="NoSpacing"/>
+        <w:ind w:left="1080"/>
+        <w:rPr>
+          <w:lang w:val="en-US"/>
+        </w:rPr>
+      </w:pPr>
+      <w:r>
+        <w:rPr>
+          <w:lang w:val="en-US"/>
+        </w:rPr>
+        <w:t>That would make the flow much cleaner.</w:t>
+      </w:r>
+    </w:p>
+    <w:p>
+      <w:pPr>
+        <w:pStyle w:val="NoSpacing"/>
+        <w:ind w:left="1080"/>
+        <w:rPr>
+          <w:lang w:val="en-US"/>
+        </w:rPr>
+      </w:pPr>
+    </w:p>
+    <w:p>
+      <w:pPr>
+        <w:pStyle w:val="NoSpacing"/>
+        <w:ind w:left="1080"/>
+        <w:rPr>
+          <w:lang w:val="en-US"/>
+        </w:rPr>
+      </w:pPr>
+    </w:p>
+    <w:p>
+      <w:pPr>
+        <w:pStyle w:val="NoSpacing"/>
+        <w:ind w:left="1080"/>
+        <w:rPr>
+          <w:lang w:val="en-US"/>
+        </w:rPr>
+      </w:pPr>
+      <w:r>
+        <w:rPr>
+          <w:lang w:val="en-US"/>
+        </w:rPr>
+        <w:t xml:space="preserve">Add product details first in </w:t>
+      </w:r>
+      <w:r>
+        <w:rPr>
+          <w:b/>
+          <w:bCs/>
+          <w:lang w:val="en-US"/>
+        </w:rPr>
+        <w:t>Product Master</w:t>
+      </w:r>
+      <w:r>
+        <w:rPr>
+          <w:lang w:val="en-US"/>
+        </w:rPr>
+        <w:t>, not directly in Work Items or Material Issue.</w:t>
+      </w:r>
+    </w:p>
+    <w:p>
+      <w:pPr>
+        <w:pStyle w:val="NoSpacing"/>
+        <w:ind w:left="1080"/>
+        <w:rPr>
+          <w:lang w:val="en-US"/>
+        </w:rPr>
+      </w:pPr>
+      <w:r>
+        <w:rPr>
+          <w:lang w:val="en-US"/>
+        </w:rPr>
+        <w:t>Then use them like this:</w:t>
+      </w:r>
+    </w:p>
+    <w:p>
+      <w:pPr>
+        <w:pStyle w:val="NoSpacing"/>
+        <w:numPr>
+          <w:ilvl w:val="0"/>
+          <w:numId w:val="21"/>
+        </w:numPr>
+        <w:rPr>
+          <w:lang w:val="en-US"/>
+        </w:rPr>
+      </w:pPr>
+      <w:r>
+        <w:rPr>
+          <w:b/>
+          <w:bCs/>
+          <w:lang w:val="en-US"/>
+        </w:rPr>
+        <w:t>Work Items</w:t>
+      </w:r>
+      <w:r>
+        <w:rPr>
+          <w:lang w:val="en-US"/>
+        </w:rPr>
+        <w:br/>
+        <w:t>Add billable/customer-facing items here.</w:t>
+      </w:r>
+      <w:r>
+        <w:rPr>
+          <w:lang w:val="en-US"/>
+        </w:rPr>
+        <w:br/>
+        <w:t>Example:</w:t>
+      </w:r>
+    </w:p>
+    <w:p>
+      <w:pPr>
+        <w:pStyle w:val="NoSpacing"/>
+        <w:numPr>
+          <w:ilvl w:val="1"/>
+          <w:numId w:val="21"/>
+        </w:numPr>
+        <w:rPr>
+          <w:lang w:val="en-US"/>
+        </w:rPr>
+      </w:pPr>
+      <w:r>
+        <w:rPr>
+          <w:lang w:val="en-US"/>
+        </w:rPr>
+        <w:t>Installation Charge</w:t>
+      </w:r>
+    </w:p>
+    <w:p>
+      <w:pPr>
+        <w:pStyle w:val="NoSpacing"/>
+        <w:numPr>
+          <w:ilvl w:val="1"/>
+          <w:numId w:val="21"/>
+        </w:numPr>
+        <w:rPr>
+          <w:lang w:val="en-US"/>
+        </w:rPr>
+      </w:pPr>
+      <w:r>
+        <w:rPr>
+          <w:lang w:val="en-US"/>
+        </w:rPr>
+        <w:t>Cable Laying Labor</w:t>
+      </w:r>
+    </w:p>
+    <w:p>
+      <w:pPr>
+        <w:pStyle w:val="NoSpacing"/>
+        <w:numPr>
+          <w:ilvl w:val="1"/>
+          <w:numId w:val="21"/>
+        </w:numPr>
+        <w:rPr>
+          <w:lang w:val="en-US"/>
+        </w:rPr>
+      </w:pPr>
+      <w:r>
+        <w:rPr>
+          <w:lang w:val="en-US"/>
+        </w:rPr>
+        <w:t>Camera Configuration</w:t>
+      </w:r>
+    </w:p>
+    <w:p>
+      <w:pPr>
+        <w:pStyle w:val="NoSpacing"/>
+        <w:numPr>
+          <w:ilvl w:val="1"/>
+          <w:numId w:val="21"/>
+        </w:numPr>
+        <w:rPr>
+          <w:lang w:val="en-US"/>
+        </w:rPr>
+      </w:pPr>
+      <w:r>
+        <w:rPr>
+          <w:lang w:val="en-US"/>
+        </w:rPr>
+        <w:t>Service Charge</w:t>
+      </w:r>
+    </w:p>
+    <w:p>
+      <w:pPr>
+        <w:pStyle w:val="NoSpacing"/>
+        <w:ind w:left="1080"/>
+        <w:rPr>
+          <w:lang w:val="en-US"/>
+        </w:rPr>
+      </w:pPr>
+      <w:r>
+        <w:rPr>
+          <w:lang w:val="en-US"/>
+        </w:rPr>
+        <w:t>These go to invoice.</w:t>
+      </w:r>
+    </w:p>
+    <w:p>
+      <w:pPr>
+        <w:pStyle w:val="NoSpacing"/>
+        <w:numPr>
+          <w:ilvl w:val="0"/>
+          <w:numId w:val="21"/>
+        </w:numPr>
+        <w:rPr>
+          <w:lang w:val="en-US"/>
+        </w:rPr>
+      </w:pPr>
+      <w:r>
+        <w:rPr>
+          <w:b/>
+          <w:bCs/>
+          <w:lang w:val="en-US"/>
+        </w:rPr>
+        <w:t>Material Issue</w:t>
+      </w:r>
+      <w:r>
+        <w:rPr>
+          <w:lang w:val="en-US"/>
+        </w:rPr>
+        <w:br/>
+        <w:t>Add physical stock/material items here.</w:t>
+      </w:r>
+      <w:r>
+        <w:rPr>
+          <w:lang w:val="en-US"/>
+        </w:rPr>
+        <w:br/>
+        <w:t>Example:</w:t>
+      </w:r>
+    </w:p>
+    <w:p>
+      <w:pPr>
+        <w:pStyle w:val="NoSpacing"/>
+        <w:numPr>
+          <w:ilvl w:val="1"/>
+          <w:numId w:val="21"/>
+        </w:numPr>
+        <w:rPr>
+          <w:lang w:val="en-US"/>
+        </w:rPr>
+      </w:pPr>
+      <w:r>
+        <w:rPr>
+          <w:lang w:val="en-US"/>
+        </w:rPr>
+        <w:t>CCTV Camera</w:t>
+      </w:r>
+    </w:p>
+    <w:p>
+      <w:pPr>
+        <w:pStyle w:val="NoSpacing"/>
+        <w:numPr>
+          <w:ilvl w:val="1"/>
+          <w:numId w:val="21"/>
+        </w:numPr>
+        <w:rPr>
+          <w:lang w:val="en-US"/>
+        </w:rPr>
+      </w:pPr>
+      <w:r>
+        <w:rPr>
+          <w:lang w:val="en-US"/>
+        </w:rPr>
+        <w:t>Cable</w:t>
+      </w:r>
+    </w:p>
+    <w:p>
+      <w:pPr>
+        <w:pStyle w:val="NoSpacing"/>
+        <w:numPr>
+          <w:ilvl w:val="1"/>
+          <w:numId w:val="21"/>
+        </w:numPr>
+        <w:rPr>
+          <w:lang w:val="en-US"/>
+        </w:rPr>
+      </w:pPr>
+      <w:r>
+        <w:rPr>
+          <w:lang w:val="en-US"/>
+        </w:rPr>
+        <w:t>Connector</w:t>
+      </w:r>
+    </w:p>
+    <w:p>
+      <w:pPr>
+        <w:pStyle w:val="NoSpacing"/>
+        <w:numPr>
+          <w:ilvl w:val="1"/>
+          <w:numId w:val="21"/>
+        </w:numPr>
+        <w:rPr>
+          <w:lang w:val="en-US"/>
+        </w:rPr>
+      </w:pPr>
+      <w:r>
+        <w:rPr>
+          <w:lang w:val="en-US"/>
+        </w:rPr>
+        <w:t>Router</w:t>
+      </w:r>
+    </w:p>
+    <w:p>
+      <w:pPr>
+        <w:pStyle w:val="NoSpacing"/>
+        <w:numPr>
+          <w:ilvl w:val="1"/>
+          <w:numId w:val="21"/>
+        </w:numPr>
+        <w:rPr>
+          <w:lang w:val="en-US"/>
+        </w:rPr>
+      </w:pPr>
+      <w:r>
+        <w:rPr>
+          <w:lang w:val="en-US"/>
+        </w:rPr>
+        <w:t>ONU</w:t>
+      </w:r>
+    </w:p>
+    <w:p>
+      <w:pPr>
+        <w:pStyle w:val="NoSpacing"/>
+        <w:ind w:left="1080"/>
+        <w:rPr>
+          <w:lang w:val="en-US"/>
+        </w:rPr>
+      </w:pPr>
+      <w:r>
+        <w:rPr>
+          <w:lang w:val="en-US"/>
+        </w:rPr>
+        <w:t>These debit stock and can be returned later.</w:t>
+      </w:r>
+    </w:p>
+    <w:p>
+      <w:pPr>
+        <w:pStyle w:val="NoSpacing"/>
+        <w:ind w:left="1080"/>
+        <w:rPr>
+          <w:lang w:val="en-US"/>
+        </w:rPr>
+      </w:pPr>
+      <w:r>
+        <w:rPr>
+          <w:lang w:val="en-US"/>
+        </w:rPr>
+        <w:t>About your second question: yes, technically after adding Work Items, we can fetch/copy selected physical products into Material Issue. But I recommend this rule:</w:t>
+      </w:r>
+    </w:p>
+    <w:p>
+      <w:pPr>
+        <w:pStyle w:val="NoSpacing"/>
+        <w:numPr>
+          <w:ilvl w:val="0"/>
+          <w:numId w:val="22"/>
+        </w:numPr>
+        <w:rPr>
+          <w:lang w:val="en-US"/>
+        </w:rPr>
+      </w:pPr>
+      <w:r>
+        <w:rPr>
+          <w:lang w:val="en-US"/>
+        </w:rPr>
+        <w:t>If Work Item product is a physical material, copy it to Material Issue.</w:t>
+      </w:r>
+    </w:p>
+    <w:p>
+      <w:pPr>
+        <w:pStyle w:val="NoSpacing"/>
+        <w:numPr>
+          <w:ilvl w:val="0"/>
+          <w:numId w:val="22"/>
+        </w:numPr>
+        <w:rPr>
+          <w:lang w:val="en-US"/>
+        </w:rPr>
+      </w:pPr>
+      <w:r>
+        <w:rPr>
+          <w:lang w:val="en-US"/>
+        </w:rPr>
+        <w:t>If Work Item product is service/labor, do not copy it.</w:t>
+      </w:r>
+    </w:p>
+    <w:p>
+      <w:pPr>
+        <w:pStyle w:val="NoSpacing"/>
+        <w:ind w:left="1080"/>
+        <w:rPr>
+          <w:lang w:val="en-US"/>
+        </w:rPr>
+      </w:pPr>
+      <w:r>
+        <w:rPr>
+          <w:lang w:val="en-US"/>
+        </w:rPr>
+        <w:t xml:space="preserve">For that, we should add a </w:t>
+      </w:r>
+      <w:proofErr w:type="spellStart"/>
+      <w:r>
+        <w:rPr>
+          <w:lang w:val="en-US"/>
+        </w:rPr>
+        <w:t>product_type</w:t>
+      </w:r>
+      <w:proofErr w:type="spellEnd"/>
+      <w:r>
+        <w:rPr>
+          <w:lang w:val="en-US"/>
+        </w:rPr>
+        <w:t xml:space="preserve"> field:</w:t>
+      </w:r>
+    </w:p>
+    <w:p>
+      <w:pPr>
+        <w:pStyle w:val="NoSpacing"/>
+        <w:ind w:left="1080"/>
+        <w:rPr>
+          <w:lang w:val="en-US"/>
+        </w:rPr>
+      </w:pPr>
+      <w:proofErr w:type="spellStart"/>
+      <w:r>
+        <w:rPr>
+          <w:lang w:val="en-US"/>
+        </w:rPr>
+        <w:t>product_type</w:t>
+      </w:r>
+      <w:proofErr w:type="spellEnd"/>
+      <w:r>
+        <w:rPr>
+          <w:lang w:val="en-US"/>
+        </w:rPr>
+        <w:t xml:space="preserve"> ENUM('MATERIAL','SERVICE','LABOR') DEFAULT 'MATERIAL'</w:t>
+      </w:r>
+    </w:p>
+    <w:p>
+      <w:pPr>
+        <w:pStyle w:val="NoSpacing"/>
+        <w:ind w:left="1080"/>
+        <w:rPr>
+          <w:lang w:val="en-US"/>
+        </w:rPr>
+      </w:pPr>
+      <w:r>
+        <w:rPr>
+          <w:lang w:val="en-US"/>
+        </w:rPr>
+        <w:t>Then the system can automatically:</w:t>
+      </w:r>
+    </w:p>
+    <w:p>
+      <w:pPr>
+        <w:pStyle w:val="NoSpacing"/>
+        <w:numPr>
+          <w:ilvl w:val="0"/>
+          <w:numId w:val="23"/>
+        </w:numPr>
+        <w:rPr>
+          <w:lang w:val="en-US"/>
+        </w:rPr>
+      </w:pPr>
+      <w:r>
+        <w:rPr>
+          <w:lang w:val="en-US"/>
+        </w:rPr>
+        <w:t>Show SERVICE and LABOR in Work Items</w:t>
+      </w:r>
+    </w:p>
+    <w:p>
+      <w:pPr>
+        <w:pStyle w:val="NoSpacing"/>
+        <w:numPr>
+          <w:ilvl w:val="0"/>
+          <w:numId w:val="23"/>
+        </w:numPr>
+        <w:rPr>
+          <w:lang w:val="en-US"/>
+        </w:rPr>
+      </w:pPr>
+      <w:r>
+        <w:rPr>
+          <w:lang w:val="en-US"/>
+        </w:rPr>
+        <w:t>Show only MATERIAL in Material Issue</w:t>
+      </w:r>
+    </w:p>
+    <w:p>
+      <w:pPr>
+        <w:pStyle w:val="NoSpacing"/>
+        <w:numPr>
+          <w:ilvl w:val="0"/>
+          <w:numId w:val="23"/>
+        </w:numPr>
+        <w:rPr>
+          <w:lang w:val="en-US"/>
+        </w:rPr>
+      </w:pPr>
+      <w:r>
+        <w:rPr>
+          <w:lang w:val="en-US"/>
+        </w:rPr>
+        <w:t>Copy only MATERIAL work items into Material Issue</w:t>
+      </w:r>
+    </w:p>
+    <w:p>
+      <w:pPr>
+        <w:pStyle w:val="NoSpacing"/>
+        <w:ind w:left="1080"/>
+        <w:rPr>
+          <w:lang w:val="en-US"/>
+        </w:rPr>
+      </w:pPr>
+      <w:r>
+        <w:rPr>
+          <w:lang w:val="en-US"/>
+        </w:rPr>
+        <w:t xml:space="preserve">Without </w:t>
+      </w:r>
+      <w:proofErr w:type="spellStart"/>
+      <w:r>
+        <w:rPr>
+          <w:lang w:val="en-US"/>
+        </w:rPr>
+        <w:t>product_type</w:t>
+      </w:r>
+      <w:proofErr w:type="spellEnd"/>
+      <w:r>
+        <w:rPr>
+          <w:lang w:val="en-US"/>
+        </w:rPr>
+        <w:t>, the app cannot reliably know whether “Installation Charge” is stock or service.</w:t>
+      </w:r>
+    </w:p>
+    <w:p>
+      <w:pPr>
+        <w:pStyle w:val="NoSpacing"/>
+        <w:ind w:left="1080"/>
+        <w:rPr>
+          <w:lang w:val="en-US"/>
+        </w:rPr>
+      </w:pPr>
+    </w:p>
+    <w:p>
+      <w:pPr>
+        <w:pStyle w:val="NoSpacing"/>
+        <w:ind w:left="1080"/>
+        <w:rPr>
+          <w:lang w:val="en-US"/>
+        </w:rPr>
+      </w:pPr>
+    </w:p>
+    <w:p>
+      <w:pPr>
+        <w:pStyle w:val="NoSpacing"/>
+        <w:ind w:left="1080"/>
+        <w:rPr>
+          <w:lang w:val="en-US"/>
+        </w:rPr>
+      </w:pPr>
+    </w:p>
+    <w:p>
+      <w:pPr>
+        <w:pStyle w:val="NoSpacing"/>
+        <w:ind w:left="1080"/>
+        <w:rPr>
+          <w:lang w:val="en-US"/>
+        </w:rPr>
+      </w:pPr>
+      <w:r>
+        <w:rPr>
+          <w:lang w:val="en-US"/>
+        </w:rPr>
+        <w:t>Work order changes</w:t>
+      </w:r>
+    </w:p>
+    <w:p>
+      <w:pPr>
+        <w:pStyle w:val="NoSpacing"/>
+        <w:ind w:left="1080"/>
+        <w:rPr>
+          <w:lang w:val="en-US"/>
+        </w:rPr>
+      </w:pPr>
+    </w:p>
+    <w:p>
+      <w:pPr>
+        <w:pStyle w:val="NoSpacing"/>
+        <w:ind w:left="1080"/>
+        <w:rPr>
+          <w:lang w:val="en-US"/>
+        </w:rPr>
+      </w:pPr>
+      <w:r>
+        <w:rPr>
+          <w:lang w:val="en-US"/>
+        </w:rPr>
+        <w:t>1.</w:t>
+      </w:r>
+      <w:r>
+        <w:rPr>
+          <w:lang w:val="en-US"/>
+        </w:rPr>
+        <w:t xml:space="preserve">While create the new work order, in that screen </w:t>
+      </w:r>
+      <w:r>
+        <w:rPr>
+          <w:lang w:val="en-US"/>
+        </w:rPr>
+        <w:t>Work Items</w:t>
+      </w:r>
+      <w:r>
+        <w:rPr>
+          <w:lang w:val="en-US"/>
+        </w:rPr>
+        <w:t xml:space="preserve"> section we can </w:t>
+      </w:r>
+      <w:r>
+        <w:rPr>
+          <w:lang w:val="en-US"/>
+        </w:rPr>
+        <w:t>have</w:t>
+      </w:r>
+      <w:r>
+        <w:rPr>
+          <w:lang w:val="en-US"/>
+        </w:rPr>
+        <w:t xml:space="preserve"> material issue and material </w:t>
+      </w:r>
+      <w:r>
+        <w:rPr>
+          <w:lang w:val="en-US"/>
+        </w:rPr>
+        <w:t xml:space="preserve">return </w:t>
+      </w:r>
+      <w:proofErr w:type="gramStart"/>
+      <w:r>
+        <w:rPr>
+          <w:lang w:val="en-US"/>
+        </w:rPr>
+        <w:t>part  don’t</w:t>
+      </w:r>
+      <w:proofErr w:type="gramEnd"/>
+      <w:r>
+        <w:rPr>
+          <w:lang w:val="en-US"/>
+        </w:rPr>
+        <w:t xml:space="preserve"> need</w:t>
+      </w:r>
+      <w:r>
+        <w:rPr>
+          <w:lang w:val="en-US"/>
+        </w:rPr>
+        <w:t xml:space="preserve"> in the work order creation screen</w:t>
+      </w:r>
+      <w:r>
+        <w:rPr>
+          <w:lang w:val="en-US"/>
+        </w:rPr>
+        <w:t xml:space="preserve">, </w:t>
+      </w:r>
+    </w:p>
+    <w:p>
+      <w:pPr>
+        <w:pStyle w:val="NoSpacing"/>
+        <w:ind w:left="1080"/>
+        <w:rPr>
+          <w:lang w:val="en-US"/>
+        </w:rPr>
+      </w:pPr>
+      <w:r>
+        <w:rPr>
+          <w:lang w:val="en-US"/>
+        </w:rPr>
+        <w:t xml:space="preserve">2. </w:t>
+      </w:r>
+      <w:r>
+        <w:rPr>
+          <w:lang w:val="en-US"/>
+        </w:rPr>
+        <w:t xml:space="preserve">After completed and saved the work items </w:t>
+      </w:r>
+    </w:p>
+    <w:p>
+      <w:pPr>
+        <w:pStyle w:val="NoSpacing"/>
+        <w:ind w:left="1080"/>
+        <w:rPr>
+          <w:lang w:val="en-US"/>
+        </w:rPr>
+      </w:pPr>
+      <w:r>
+        <w:rPr>
+          <w:lang w:val="en-US"/>
+        </w:rPr>
+        <w:t xml:space="preserve">3. </w:t>
+      </w:r>
+      <w:r>
+        <w:rPr>
+          <w:lang w:val="en-US"/>
+        </w:rPr>
+        <w:t xml:space="preserve">Material issue menu should enable </w:t>
+      </w:r>
+      <w:r>
+        <w:rPr>
+          <w:lang w:val="en-US"/>
+        </w:rPr>
+        <w:t>in the work order list action menu list</w:t>
+      </w:r>
+    </w:p>
+    <w:p>
+      <w:pPr>
+        <w:pStyle w:val="NoSpacing"/>
+        <w:ind w:left="1080"/>
+        <w:rPr>
+          <w:lang w:val="en-US"/>
+        </w:rPr>
+      </w:pPr>
+      <w:r>
+        <w:rPr>
+          <w:lang w:val="en-US"/>
+        </w:rPr>
+        <w:t>4.</w:t>
+      </w:r>
+      <w:r>
+        <w:rPr>
+          <w:lang w:val="en-US"/>
+        </w:rPr>
+        <w:t xml:space="preserve">It </w:t>
+      </w:r>
+      <w:r>
+        <w:rPr>
+          <w:lang w:val="en-US"/>
+        </w:rPr>
+        <w:t>go</w:t>
+      </w:r>
+      <w:r>
+        <w:rPr>
+          <w:lang w:val="en-US"/>
+        </w:rPr>
+        <w:t xml:space="preserve"> to a new screen to material issue, </w:t>
+      </w:r>
+      <w:r>
+        <w:rPr>
+          <w:lang w:val="en-US"/>
+        </w:rPr>
+        <w:t xml:space="preserve">In the header </w:t>
+      </w:r>
+      <w:proofErr w:type="gramStart"/>
+      <w:r>
+        <w:rPr>
+          <w:lang w:val="en-US"/>
+        </w:rPr>
+        <w:t>widget ,</w:t>
+      </w:r>
+      <w:proofErr w:type="gramEnd"/>
+      <w:r>
+        <w:rPr>
+          <w:lang w:val="en-US"/>
+        </w:rPr>
+        <w:t xml:space="preserve"> can show the work order details </w:t>
+      </w:r>
+      <w:r>
+        <w:rPr>
+          <w:lang w:val="en-US"/>
+        </w:rPr>
+        <w:t>as</w:t>
+      </w:r>
+      <w:r>
+        <w:rPr>
+          <w:lang w:val="en-US"/>
+        </w:rPr>
+        <w:t xml:space="preserve"> display </w:t>
+      </w:r>
+      <w:r>
+        <w:rPr>
+          <w:lang w:val="en-US"/>
+        </w:rPr>
+        <w:t>field</w:t>
+      </w:r>
+    </w:p>
+    <w:p>
+      <w:pPr>
+        <w:pStyle w:val="NoSpacing"/>
+        <w:ind w:left="1080"/>
+        <w:rPr>
+          <w:lang w:val="en-US"/>
+        </w:rPr>
+      </w:pPr>
+      <w:r>
+        <w:rPr>
+          <w:lang w:val="en-US"/>
+        </w:rPr>
+        <w:t>5.</w:t>
+      </w:r>
+      <w:r>
+        <w:rPr>
+          <w:lang w:val="en-US"/>
+        </w:rPr>
+        <w:t xml:space="preserve">In the material issue list below </w:t>
+      </w:r>
+      <w:r>
+        <w:rPr>
+          <w:lang w:val="en-US"/>
+        </w:rPr>
+        <w:t xml:space="preserve">can </w:t>
+      </w:r>
+      <w:r>
+        <w:rPr>
+          <w:lang w:val="en-US"/>
+        </w:rPr>
+        <w:t xml:space="preserve">show the </w:t>
+      </w:r>
+      <w:r>
+        <w:rPr>
+          <w:lang w:val="en-US"/>
+        </w:rPr>
+        <w:t>material return area</w:t>
+      </w:r>
+    </w:p>
+    <w:p>
+      <w:pPr>
+        <w:pStyle w:val="NoSpacing"/>
+        <w:ind w:left="1080"/>
+        <w:rPr>
+          <w:lang w:val="en-US"/>
+        </w:rPr>
+      </w:pPr>
+      <w:r>
+        <w:rPr>
+          <w:lang w:val="en-US"/>
+        </w:rPr>
+        <w:t>6.</w:t>
+      </w:r>
+      <w:r>
+        <w:rPr>
+          <w:lang w:val="en-US"/>
+        </w:rPr>
+        <w:t xml:space="preserve"> In the </w:t>
+      </w:r>
+      <w:r>
+        <w:rPr>
+          <w:lang w:val="en-US"/>
+        </w:rPr>
+        <w:t xml:space="preserve">material </w:t>
+      </w:r>
+      <w:r>
+        <w:rPr>
+          <w:lang w:val="en-US"/>
+        </w:rPr>
+        <w:t xml:space="preserve">issue row need to add a button “Return” when we click the </w:t>
+      </w:r>
+      <w:proofErr w:type="spellStart"/>
+      <w:r>
+        <w:rPr>
+          <w:lang w:val="en-US"/>
+        </w:rPr>
+        <w:t>the</w:t>
+      </w:r>
+      <w:proofErr w:type="spellEnd"/>
+      <w:r>
+        <w:rPr>
+          <w:lang w:val="en-US"/>
+        </w:rPr>
+        <w:t xml:space="preserve"> button </w:t>
+      </w:r>
+      <w:r>
+        <w:rPr>
+          <w:lang w:val="en-US"/>
+        </w:rPr>
+        <w:t>same material should add in material return row without qty, user can fill the qty and other details</w:t>
+      </w:r>
+    </w:p>
+    <w:p>
+      <w:pPr>
+        <w:pStyle w:val="NoSpacing"/>
+        <w:ind w:left="1080"/>
+        <w:rPr>
+          <w:lang w:val="en-US"/>
+        </w:rPr>
+      </w:pPr>
+    </w:p>
+    <w:p>
+      <w:pPr>
+        <w:pStyle w:val="NoSpacing"/>
+        <w:numPr>
+          <w:ilvl w:val="1"/>
+          <w:numId w:val="19"/>
+        </w:numPr>
+        <w:rPr>
+          <w:b/>
+          <w:bCs/>
+          <w:lang w:val="en-US"/>
+        </w:rPr>
+      </w:pPr>
+      <w:r>
+        <w:rPr>
+          <w:b/>
+          <w:bCs/>
+          <w:lang w:val="en-US"/>
+        </w:rPr>
+        <w:t>Issue Material</w:t>
+      </w:r>
+      <w:r>
+        <w:rPr>
+          <w:b/>
+          <w:bCs/>
+          <w:lang w:val="en-US"/>
+        </w:rPr>
+        <w:t xml:space="preserve"> is not required </w:t>
+      </w:r>
+    </w:p>
+    <w:p>
+      <w:pPr>
+        <w:pStyle w:val="NoSpacing"/>
+        <w:numPr>
+          <w:ilvl w:val="1"/>
+          <w:numId w:val="19"/>
+        </w:numPr>
+        <w:rPr>
+          <w:b/>
+          <w:bCs/>
+          <w:lang w:val="en-US"/>
+        </w:rPr>
+      </w:pPr>
+      <w:r>
+        <w:rPr>
+          <w:b/>
+          <w:bCs/>
+          <w:lang w:val="en-US"/>
+        </w:rPr>
+        <w:t>Material issue list should fetch all “</w:t>
+      </w:r>
+      <w:proofErr w:type="spellStart"/>
+      <w:r>
+        <w:rPr>
+          <w:b/>
+          <w:bCs/>
+          <w:lang w:val="en-US"/>
+        </w:rPr>
+        <w:t>product_type</w:t>
+      </w:r>
+      <w:proofErr w:type="spellEnd"/>
+      <w:r>
+        <w:rPr>
+          <w:b/>
+          <w:bCs/>
+          <w:lang w:val="en-US"/>
+        </w:rPr>
+        <w:t xml:space="preserve"> = material” here </w:t>
+      </w:r>
+    </w:p>
+    <w:p>
+      <w:pPr>
+        <w:pStyle w:val="NoSpacing"/>
+        <w:numPr>
+          <w:ilvl w:val="1"/>
+          <w:numId w:val="19"/>
+        </w:numPr>
+        <w:rPr>
+          <w:b/>
+          <w:bCs/>
+          <w:lang w:val="en-US"/>
+        </w:rPr>
+      </w:pPr>
+      <w:r>
+        <w:rPr>
+          <w:b/>
+          <w:bCs/>
+          <w:lang w:val="en-US"/>
+        </w:rPr>
+        <w:t>If want to add new row, need a button at bottom of table “Add Material”</w:t>
+      </w:r>
+    </w:p>
+    <w:p>
+      <w:pPr>
+        <w:pStyle w:val="NoSpacing"/>
+        <w:ind w:left="1440"/>
+        <w:rPr>
+          <w:b/>
+          <w:bCs/>
+          <w:lang w:val="en-US"/>
+        </w:rPr>
+      </w:pPr>
+    </w:p>
+    <w:p>
+      <w:pPr>
+        <w:pStyle w:val="NoSpacing"/>
+        <w:ind w:left="1440"/>
+        <w:rPr>
+          <w:b/>
+          <w:bCs/>
+          <w:lang w:val="en-US"/>
+        </w:rPr>
+      </w:pPr>
+      <w:r>
+        <w:rPr>
+          <w:b/>
+          <w:bCs/>
+          <w:lang w:val="en-US"/>
+        </w:rPr>
+        <w:t xml:space="preserve">Use reusable components all the forms as like brand, product </w:t>
+      </w:r>
+    </w:p>
+    <w:p>
+      <w:pPr>
+        <w:pStyle w:val="NoSpacing"/>
+        <w:ind w:left="1440"/>
+        <w:rPr>
+          <w:b/>
+          <w:bCs/>
+          <w:lang w:val="en-US"/>
+        </w:rPr>
+      </w:pPr>
+    </w:p>
+    <w:p>
+      <w:pPr>
+        <w:pStyle w:val="NoSpacing"/>
+        <w:ind w:left="1440"/>
+        <w:rPr>
+          <w:b/>
+          <w:bCs/>
+          <w:lang w:val="en-US"/>
+        </w:rPr>
+      </w:pPr>
+    </w:p>
+    <w:tbl>
+      <w:tblPr>
+        <w:tblStyle w:val="TableGrid"/>
+        <w:tblW w:w="0" w:type="auto"/>
+        <w:tblInd w:w="1440" w:type="dxa"/>
+        <w:tblLook w:val="04A0" w:firstRow="1" w:lastRow="0" w:firstColumn="1" w:lastColumn="0" w:noHBand="0" w:noVBand="1"/>
+      </w:tblPr>
+      <w:tblGrid>
+        <w:gridCol w:w="7576"/>
+      </w:tblGrid>
+      <w:tr>
+        <w:tc>
+          <w:tcPr>
+            <w:tcW w:w="7576" w:type="dxa"/>
+          </w:tcPr>
+          <w:tbl>
+            <w:tblPr>
+              <w:tblW w:w="10068" w:type="dxa"/>
+              <w:shd w:val="clear" w:color="auto" w:fill="FFFFFF"/>
+              <w:tblCellMar>
+                <w:top w:w="15" w:type="dxa"/>
+                <w:left w:w="15" w:type="dxa"/>
+                <w:bottom w:w="15" w:type="dxa"/>
+                <w:right w:w="15" w:type="dxa"/>
+              </w:tblCellMar>
+              <w:tblLook w:val="04A0" w:firstRow="1" w:lastRow="0" w:firstColumn="1" w:lastColumn="0" w:noHBand="0" w:noVBand="1"/>
+            </w:tblPr>
+            <w:tblGrid>
+              <w:gridCol w:w="4227"/>
+              <w:gridCol w:w="2584"/>
+              <w:gridCol w:w="3257"/>
+            </w:tblGrid>
+            <w:tr>
+              <w:tc>
+                <w:tcPr>
+                  <w:tcW w:w="0" w:type="auto"/>
+                  <w:tcBorders>
+                    <w:top w:val="nil"/>
+                    <w:left w:val="nil"/>
+                    <w:bottom w:val="nil"/>
+                    <w:right w:val="nil"/>
+                  </w:tcBorders>
+                  <w:shd w:val="clear" w:color="auto" w:fill="FFFFFF"/>
+                  <w:vAlign w:val="center"/>
+                  <w:hideMark/>
+                </w:tcPr>
+                <w:p>
+                  <w:pPr>
+                    <w:spacing w:after="0" w:line="240" w:lineRule="auto"/>
+                    <w:rPr>
+                      <w:rFonts w:ascii="Inter Fallback" w:eastAsia="Times New Roman" w:hAnsi="Inter Fallback" w:cs="Times New Roman"/>
+                      <w:color w:val="373737"/>
+                      <w:kern w:val="0"/>
+                      <w:lang w:val="en-US"/>
+                      <w14:ligatures w14:val="none"/>
+                    </w:rPr>
+                  </w:pPr>
+                  <w:r>
+                    <w:rPr>
+                      <w:rFonts w:ascii="Inter Fallback" w:eastAsia="Times New Roman" w:hAnsi="Inter Fallback" w:cs="Times New Roman"/>
+                      <w:b/>
+                      <w:bCs/>
+                      <w:color w:val="373737"/>
+                      <w:kern w:val="0"/>
+                      <w:bdr w:val="single" w:sz="2" w:space="0" w:color="E5E7EB" w:frame="1"/>
+                      <w:lang w:val="en-US"/>
+                      <w14:ligatures w14:val="none"/>
+                    </w:rPr>
+                    <w:t>Asian Paints Tractor Emulsion</w:t>
+                  </w:r>
+                </w:p>
+              </w:tc>
+              <w:tc>
+                <w:tcPr>
+                  <w:tcW w:w="0" w:type="auto"/>
+                  <w:tcBorders>
+                    <w:top w:val="nil"/>
+                    <w:left w:val="nil"/>
+                    <w:bottom w:val="nil"/>
+                    <w:right w:val="nil"/>
+                  </w:tcBorders>
+                  <w:shd w:val="clear" w:color="auto" w:fill="FFFFFF"/>
+                  <w:vAlign w:val="center"/>
+                  <w:hideMark/>
+                </w:tcPr>
+                <w:p>
+                  <w:pPr>
+                    <w:spacing w:after="0" w:line="240" w:lineRule="auto"/>
+                    <w:rPr>
+                      <w:rFonts w:ascii="Inter Fallback" w:eastAsia="Times New Roman" w:hAnsi="Inter Fallback" w:cs="Times New Roman"/>
+                      <w:color w:val="373737"/>
+                      <w:kern w:val="0"/>
+                      <w:lang w:val="en-US"/>
+                      <w14:ligatures w14:val="none"/>
+                    </w:rPr>
+                  </w:pPr>
+                  <w:r>
+                    <w:rPr>
+                      <w:rFonts w:ascii="Inter Fallback" w:eastAsia="Times New Roman" w:hAnsi="Inter Fallback" w:cs="Times New Roman"/>
+                      <w:color w:val="373737"/>
+                      <w:kern w:val="0"/>
+                      <w:lang w:val="en-US"/>
+                      <w14:ligatures w14:val="none"/>
+                    </w:rPr>
+                    <w:t>Budget emulsion</w:t>
+                  </w:r>
+                </w:p>
+              </w:tc>
+              <w:tc>
+                <w:tcPr>
+                  <w:tcW w:w="0" w:type="auto"/>
+                  <w:tcBorders>
+                    <w:top w:val="nil"/>
+                    <w:left w:val="nil"/>
+                    <w:bottom w:val="nil"/>
+                    <w:right w:val="nil"/>
+                  </w:tcBorders>
+                  <w:shd w:val="clear" w:color="auto" w:fill="FFFFFF"/>
+                  <w:vAlign w:val="center"/>
+                  <w:hideMark/>
+                </w:tcPr>
+                <w:p>
+                  <w:pPr>
+                    <w:spacing w:after="0" w:line="240" w:lineRule="auto"/>
+                    <w:rPr>
+                      <w:rFonts w:ascii="Inter Fallback" w:eastAsia="Times New Roman" w:hAnsi="Inter Fallback" w:cs="Times New Roman"/>
+                      <w:color w:val="373737"/>
+                      <w:kern w:val="0"/>
+                      <w:lang w:val="en-US"/>
+                      <w14:ligatures w14:val="none"/>
+                    </w:rPr>
+                  </w:pPr>
+                  <w:r>
+                    <w:rPr>
+                      <w:rFonts w:ascii="Inter Fallback" w:eastAsia="Times New Roman" w:hAnsi="Inter Fallback" w:cs="Times New Roman"/>
+                      <w:b/>
+                      <w:bCs/>
+                      <w:color w:val="373737"/>
+                      <w:kern w:val="0"/>
+                      <w:bdr w:val="single" w:sz="2" w:space="0" w:color="E5E7EB" w:frame="1"/>
+                      <w:lang w:val="en-US"/>
+                      <w14:ligatures w14:val="none"/>
+                    </w:rPr>
+                    <w:t>₹130-180/L</w:t>
+                  </w:r>
+                  <w:r>
+                    <w:rPr>
+                      <w:rFonts w:ascii="Inter Fallback" w:eastAsia="Times New Roman" w:hAnsi="Inter Fallback" w:cs="Times New Roman"/>
+                      <w:color w:val="373737"/>
+                      <w:kern w:val="0"/>
+                      <w:lang w:val="en-US"/>
+                      <w14:ligatures w14:val="none"/>
+                    </w:rPr>
+                    <w:t> </w:t>
+                  </w:r>
+                  <w:hyperlink r:id="rId6" w:tgtFrame="_blank" w:history="1">
+                    <w:r>
+                      <w:rPr>
+                        <w:rFonts w:ascii="Inter Fallback" w:eastAsia="Times New Roman" w:hAnsi="Inter Fallback" w:cs="Times New Roman"/>
+                        <w:color w:val="0000FF"/>
+                        <w:kern w:val="0"/>
+                        <w:bdr w:val="single" w:sz="2" w:space="0" w:color="E5E7EB" w:frame="1"/>
+                        <w:shd w:val="clear" w:color="auto" w:fill="F9F9F9"/>
+                        <w:lang w:val="en-US"/>
+                        <w14:ligatures w14:val="none"/>
+                      </w:rPr>
+                      <w:t>nobroker.in</w:t>
+                    </w:r>
+                  </w:hyperlink>
+                </w:p>
+              </w:tc>
+            </w:tr>
+            <w:tr>
+              <w:tc>
+                <w:tcPr>
+                  <w:tcW w:w="0" w:type="auto"/>
+                  <w:tcBorders>
+                    <w:top w:val="nil"/>
+                    <w:left w:val="nil"/>
+                    <w:bottom w:val="nil"/>
+                    <w:right w:val="nil"/>
+                  </w:tcBorders>
+                  <w:shd w:val="clear" w:color="auto" w:fill="FFFFFF"/>
+                  <w:vAlign w:val="center"/>
+                  <w:hideMark/>
+                </w:tcPr>
+                <w:p>
+                  <w:pPr>
+                    <w:spacing w:after="0" w:line="240" w:lineRule="auto"/>
+                    <w:rPr>
+                      <w:rFonts w:ascii="Inter Fallback" w:eastAsia="Times New Roman" w:hAnsi="Inter Fallback" w:cs="Times New Roman"/>
+                      <w:color w:val="373737"/>
+                      <w:kern w:val="0"/>
+                      <w:lang w:val="en-US"/>
+                      <w14:ligatures w14:val="none"/>
+                    </w:rPr>
+                  </w:pPr>
+                  <w:proofErr w:type="spellStart"/>
+                  <w:r>
+                    <w:rPr>
+                      <w:rFonts w:ascii="Inter Fallback" w:eastAsia="Times New Roman" w:hAnsi="Inter Fallback" w:cs="Times New Roman"/>
+                      <w:b/>
+                      <w:bCs/>
+                      <w:color w:val="373737"/>
+                      <w:kern w:val="0"/>
+                      <w:bdr w:val="single" w:sz="2" w:space="0" w:color="E5E7EB" w:frame="1"/>
+                      <w:lang w:val="en-US"/>
+                      <w14:ligatures w14:val="none"/>
+                    </w:rPr>
+                    <w:t>Apcolite</w:t>
+                  </w:r>
+                  <w:proofErr w:type="spellEnd"/>
+                  <w:r>
+                    <w:rPr>
+                      <w:rFonts w:ascii="Inter Fallback" w:eastAsia="Times New Roman" w:hAnsi="Inter Fallback" w:cs="Times New Roman"/>
+                      <w:b/>
+                      <w:bCs/>
+                      <w:color w:val="373737"/>
+                      <w:kern w:val="0"/>
+                      <w:bdr w:val="single" w:sz="2" w:space="0" w:color="E5E7EB" w:frame="1"/>
+                      <w:lang w:val="en-US"/>
+                      <w14:ligatures w14:val="none"/>
+                    </w:rPr>
+                    <w:t xml:space="preserve"> Premium Emulsion</w:t>
+                  </w:r>
+                </w:p>
+              </w:tc>
+              <w:tc>
+                <w:tcPr>
+                  <w:tcW w:w="0" w:type="auto"/>
+                  <w:tcBorders>
+                    <w:top w:val="nil"/>
+                    <w:left w:val="nil"/>
+                    <w:bottom w:val="nil"/>
+                    <w:right w:val="nil"/>
+                  </w:tcBorders>
+                  <w:shd w:val="clear" w:color="auto" w:fill="FFFFFF"/>
+                  <w:vAlign w:val="center"/>
+                  <w:hideMark/>
+                </w:tcPr>
+                <w:p>
+                  <w:pPr>
+                    <w:spacing w:after="0" w:line="240" w:lineRule="auto"/>
+                    <w:rPr>
+                      <w:rFonts w:ascii="Inter Fallback" w:eastAsia="Times New Roman" w:hAnsi="Inter Fallback" w:cs="Times New Roman"/>
+                      <w:color w:val="373737"/>
+                      <w:kern w:val="0"/>
+                      <w:lang w:val="en-US"/>
+                      <w14:ligatures w14:val="none"/>
+                    </w:rPr>
+                  </w:pPr>
+                  <w:r>
+                    <w:rPr>
+                      <w:rFonts w:ascii="Inter Fallback" w:eastAsia="Times New Roman" w:hAnsi="Inter Fallback" w:cs="Times New Roman"/>
+                      <w:color w:val="373737"/>
+                      <w:kern w:val="0"/>
+                      <w:lang w:val="en-US"/>
+                      <w14:ligatures w14:val="none"/>
+                    </w:rPr>
+                    <w:t>Mid-range emulsion</w:t>
+                  </w:r>
+                </w:p>
+              </w:tc>
+              <w:tc>
+                <w:tcPr>
+                  <w:tcW w:w="0" w:type="auto"/>
+                  <w:tcBorders>
+                    <w:top w:val="nil"/>
+                    <w:left w:val="nil"/>
+                    <w:bottom w:val="nil"/>
+                    <w:right w:val="nil"/>
+                  </w:tcBorders>
+                  <w:shd w:val="clear" w:color="auto" w:fill="FFFFFF"/>
+                  <w:vAlign w:val="center"/>
+                  <w:hideMark/>
+                </w:tcPr>
+                <w:p>
+                  <w:pPr>
+                    <w:spacing w:after="0" w:line="240" w:lineRule="auto"/>
+                    <w:rPr>
+                      <w:rFonts w:ascii="Inter Fallback" w:eastAsia="Times New Roman" w:hAnsi="Inter Fallback" w:cs="Times New Roman"/>
+                      <w:color w:val="373737"/>
+                      <w:kern w:val="0"/>
+                      <w:lang w:val="en-US"/>
+                      <w14:ligatures w14:val="none"/>
+                    </w:rPr>
+                  </w:pPr>
+                  <w:r>
+                    <w:rPr>
+                      <w:rFonts w:ascii="Inter Fallback" w:eastAsia="Times New Roman" w:hAnsi="Inter Fallback" w:cs="Times New Roman"/>
+                      <w:b/>
+                      <w:bCs/>
+                      <w:color w:val="373737"/>
+                      <w:kern w:val="0"/>
+                      <w:bdr w:val="single" w:sz="2" w:space="0" w:color="E5E7EB" w:frame="1"/>
+                      <w:lang w:val="en-US"/>
+                      <w14:ligatures w14:val="none"/>
+                    </w:rPr>
+                    <w:t>₹250-300/L</w:t>
+                  </w:r>
+                  <w:r>
+                    <w:rPr>
+                      <w:rFonts w:ascii="Inter Fallback" w:eastAsia="Times New Roman" w:hAnsi="Inter Fallback" w:cs="Times New Roman"/>
+                      <w:color w:val="373737"/>
+                      <w:kern w:val="0"/>
+                      <w:lang w:val="en-US"/>
+                      <w14:ligatures w14:val="none"/>
+                    </w:rPr>
+                    <w:t> </w:t>
+                  </w:r>
+                  <w:hyperlink r:id="rId7" w:tgtFrame="_blank" w:history="1">
+                    <w:r>
+                      <w:rPr>
+                        <w:rFonts w:ascii="Inter Fallback" w:eastAsia="Times New Roman" w:hAnsi="Inter Fallback" w:cs="Times New Roman"/>
+                        <w:color w:val="0000FF"/>
+                        <w:kern w:val="0"/>
+                        <w:bdr w:val="single" w:sz="2" w:space="0" w:color="E5E7EB" w:frame="1"/>
+                        <w:shd w:val="clear" w:color="auto" w:fill="F9F9F9"/>
+                        <w:lang w:val="en-US"/>
+                        <w14:ligatures w14:val="none"/>
+                      </w:rPr>
+                      <w:t>nobroker.in</w:t>
+                    </w:r>
+                  </w:hyperlink>
+                </w:p>
+              </w:tc>
+            </w:tr>
+            <w:tr>
+              <w:tc>
+                <w:tcPr>
+                  <w:tcW w:w="0" w:type="auto"/>
+                  <w:tcBorders>
+                    <w:top w:val="nil"/>
+                    <w:left w:val="nil"/>
+                    <w:bottom w:val="nil"/>
+                    <w:right w:val="nil"/>
+                  </w:tcBorders>
+                  <w:shd w:val="clear" w:color="auto" w:fill="FFFFFF"/>
+                  <w:vAlign w:val="center"/>
+                  <w:hideMark/>
+                </w:tcPr>
+                <w:p>
+                  <w:pPr>
+                    <w:spacing w:after="0" w:line="240" w:lineRule="auto"/>
+                    <w:rPr>
+                      <w:rFonts w:ascii="Inter Fallback" w:eastAsia="Times New Roman" w:hAnsi="Inter Fallback" w:cs="Times New Roman"/>
+                      <w:color w:val="373737"/>
+                      <w:kern w:val="0"/>
+                      <w:lang w:val="en-US"/>
+                      <w14:ligatures w14:val="none"/>
+                    </w:rPr>
+                  </w:pPr>
+                  <w:r>
+                    <w:rPr>
+                      <w:rFonts w:ascii="Inter Fallback" w:eastAsia="Times New Roman" w:hAnsi="Inter Fallback" w:cs="Times New Roman"/>
+                      <w:b/>
+                      <w:bCs/>
+                      <w:color w:val="373737"/>
+                      <w:kern w:val="0"/>
+                      <w:bdr w:val="single" w:sz="2" w:space="0" w:color="E5E7EB" w:frame="1"/>
+                      <w:lang w:val="en-US"/>
+                      <w14:ligatures w14:val="none"/>
+                    </w:rPr>
+                    <w:t xml:space="preserve">Dulux </w:t>
+                  </w:r>
+                  <w:proofErr w:type="spellStart"/>
+                  <w:r>
+                    <w:rPr>
+                      <w:rFonts w:ascii="Inter Fallback" w:eastAsia="Times New Roman" w:hAnsi="Inter Fallback" w:cs="Times New Roman"/>
+                      <w:b/>
+                      <w:bCs/>
+                      <w:color w:val="373737"/>
+                      <w:kern w:val="0"/>
+                      <w:bdr w:val="single" w:sz="2" w:space="0" w:color="E5E7EB" w:frame="1"/>
+                      <w:lang w:val="en-US"/>
+                      <w14:ligatures w14:val="none"/>
+                    </w:rPr>
+                    <w:t>SuperCover</w:t>
+                  </w:r>
+                  <w:proofErr w:type="spellEnd"/>
+                </w:p>
+              </w:tc>
+              <w:tc>
+                <w:tcPr>
+                  <w:tcW w:w="0" w:type="auto"/>
+                  <w:tcBorders>
+                    <w:top w:val="nil"/>
+                    <w:left w:val="nil"/>
+                    <w:bottom w:val="nil"/>
+                    <w:right w:val="nil"/>
+                  </w:tcBorders>
+                  <w:shd w:val="clear" w:color="auto" w:fill="FFFFFF"/>
+                  <w:vAlign w:val="center"/>
+                  <w:hideMark/>
+                </w:tcPr>
+                <w:p>
+                  <w:pPr>
+                    <w:spacing w:after="0" w:line="240" w:lineRule="auto"/>
+                    <w:rPr>
+                      <w:rFonts w:ascii="Inter Fallback" w:eastAsia="Times New Roman" w:hAnsi="Inter Fallback" w:cs="Times New Roman"/>
+                      <w:color w:val="373737"/>
+                      <w:kern w:val="0"/>
+                      <w:lang w:val="en-US"/>
+                      <w14:ligatures w14:val="none"/>
+                    </w:rPr>
+                  </w:pPr>
+                  <w:r>
+                    <w:rPr>
+                      <w:rFonts w:ascii="Inter Fallback" w:eastAsia="Times New Roman" w:hAnsi="Inter Fallback" w:cs="Times New Roman"/>
+                      <w:color w:val="373737"/>
+                      <w:kern w:val="0"/>
+                      <w:lang w:val="en-US"/>
+                      <w14:ligatures w14:val="none"/>
+                    </w:rPr>
+                    <w:t>Economy emulsion</w:t>
+                  </w:r>
+                </w:p>
+              </w:tc>
+              <w:tc>
+                <w:tcPr>
+                  <w:tcW w:w="0" w:type="auto"/>
+                  <w:tcBorders>
+                    <w:top w:val="nil"/>
+                    <w:left w:val="nil"/>
+                    <w:bottom w:val="nil"/>
+                    <w:right w:val="nil"/>
+                  </w:tcBorders>
+                  <w:shd w:val="clear" w:color="auto" w:fill="FFFFFF"/>
+                  <w:vAlign w:val="center"/>
+                  <w:hideMark/>
+                </w:tcPr>
+                <w:p>
+                  <w:pPr>
+                    <w:spacing w:after="0" w:line="240" w:lineRule="auto"/>
+                    <w:rPr>
+                      <w:rFonts w:ascii="Inter Fallback" w:eastAsia="Times New Roman" w:hAnsi="Inter Fallback" w:cs="Times New Roman"/>
+                      <w:color w:val="373737"/>
+                      <w:kern w:val="0"/>
+                      <w:lang w:val="en-US"/>
+                      <w14:ligatures w14:val="none"/>
+                    </w:rPr>
+                  </w:pPr>
+                  <w:r>
+                    <w:rPr>
+                      <w:rFonts w:ascii="Inter Fallback" w:eastAsia="Times New Roman" w:hAnsi="Inter Fallback" w:cs="Times New Roman"/>
+                      <w:b/>
+                      <w:bCs/>
+                      <w:color w:val="373737"/>
+                      <w:kern w:val="0"/>
+                      <w:bdr w:val="single" w:sz="2" w:space="0" w:color="E5E7EB" w:frame="1"/>
+                      <w:lang w:val="en-US"/>
+                      <w14:ligatures w14:val="none"/>
+                    </w:rPr>
+                    <w:t>₹160-200/L</w:t>
+                  </w:r>
+                  <w:r>
+                    <w:rPr>
+                      <w:rFonts w:ascii="Inter Fallback" w:eastAsia="Times New Roman" w:hAnsi="Inter Fallback" w:cs="Times New Roman"/>
+                      <w:color w:val="373737"/>
+                      <w:kern w:val="0"/>
+                      <w:lang w:val="en-US"/>
+                      <w14:ligatures w14:val="none"/>
+                    </w:rPr>
+                    <w:t> </w:t>
+                  </w:r>
+                  <w:hyperlink r:id="rId8" w:tgtFrame="_blank" w:history="1">
+                    <w:r>
+                      <w:rPr>
+                        <w:rFonts w:ascii="Inter Fallback" w:eastAsia="Times New Roman" w:hAnsi="Inter Fallback" w:cs="Times New Roman"/>
+                        <w:color w:val="0000FF"/>
+                        <w:kern w:val="0"/>
+                        <w:bdr w:val="single" w:sz="2" w:space="0" w:color="E5E7EB" w:frame="1"/>
+                        <w:shd w:val="clear" w:color="auto" w:fill="F9F9F9"/>
+                        <w:lang w:val="en-US"/>
+                        <w14:ligatures w14:val="none"/>
+                      </w:rPr>
+                      <w:t>nobroker.in</w:t>
+                    </w:r>
+                  </w:hyperlink>
+                </w:p>
+              </w:tc>
+            </w:tr>
+            <w:tr>
+              <w:tc>
+                <w:tcPr>
+                  <w:tcW w:w="0" w:type="auto"/>
+                  <w:tcBorders>
+                    <w:top w:val="nil"/>
+                    <w:left w:val="nil"/>
+                    <w:bottom w:val="nil"/>
+                    <w:right w:val="nil"/>
+                  </w:tcBorders>
+                  <w:shd w:val="clear" w:color="auto" w:fill="FFFFFF"/>
+                  <w:vAlign w:val="center"/>
+                  <w:hideMark/>
+                </w:tcPr>
+                <w:p>
+                  <w:pPr>
+                    <w:spacing w:after="0" w:line="240" w:lineRule="auto"/>
+                    <w:rPr>
+                      <w:rFonts w:ascii="Inter Fallback" w:eastAsia="Times New Roman" w:hAnsi="Inter Fallback" w:cs="Times New Roman"/>
+                      <w:color w:val="373737"/>
+                      <w:kern w:val="0"/>
+                      <w:lang w:val="en-US"/>
+                      <w14:ligatures w14:val="none"/>
+                    </w:rPr>
+                  </w:pPr>
+                  <w:r>
+                    <w:rPr>
+                      <w:rFonts w:ascii="Inter Fallback" w:eastAsia="Times New Roman" w:hAnsi="Inter Fallback" w:cs="Times New Roman"/>
+                      <w:b/>
+                      <w:bCs/>
+                      <w:color w:val="373737"/>
+                      <w:kern w:val="0"/>
+                      <w:bdr w:val="single" w:sz="2" w:space="0" w:color="E5E7EB" w:frame="1"/>
+                      <w:lang w:val="en-US"/>
+                      <w14:ligatures w14:val="none"/>
+                    </w:rPr>
+                    <w:t>Berger Easy Clean</w:t>
+                  </w:r>
+                </w:p>
+              </w:tc>
+              <w:tc>
+                <w:tcPr>
+                  <w:tcW w:w="0" w:type="auto"/>
+                  <w:tcBorders>
+                    <w:top w:val="nil"/>
+                    <w:left w:val="nil"/>
+                    <w:bottom w:val="nil"/>
+                    <w:right w:val="nil"/>
+                  </w:tcBorders>
+                  <w:shd w:val="clear" w:color="auto" w:fill="FFFFFF"/>
+                  <w:vAlign w:val="center"/>
+                  <w:hideMark/>
+                </w:tcPr>
+                <w:p>
+                  <w:pPr>
+                    <w:spacing w:after="0" w:line="240" w:lineRule="auto"/>
+                    <w:rPr>
+                      <w:rFonts w:ascii="Inter Fallback" w:eastAsia="Times New Roman" w:hAnsi="Inter Fallback" w:cs="Times New Roman"/>
+                      <w:color w:val="373737"/>
+                      <w:kern w:val="0"/>
+                      <w:lang w:val="en-US"/>
+                      <w14:ligatures w14:val="none"/>
+                    </w:rPr>
+                  </w:pPr>
+                  <w:r>
+                    <w:rPr>
+                      <w:rFonts w:ascii="Inter Fallback" w:eastAsia="Times New Roman" w:hAnsi="Inter Fallback" w:cs="Times New Roman"/>
+                      <w:color w:val="373737"/>
+                      <w:kern w:val="0"/>
+                      <w:lang w:val="en-US"/>
+                      <w14:ligatures w14:val="none"/>
+                    </w:rPr>
+                    <w:t>Premium emulsion</w:t>
+                  </w:r>
+                </w:p>
+              </w:tc>
+              <w:tc>
+                <w:tcPr>
+                  <w:tcW w:w="0" w:type="auto"/>
+                  <w:tcBorders>
+                    <w:top w:val="nil"/>
+                    <w:left w:val="nil"/>
+                    <w:bottom w:val="nil"/>
+                    <w:right w:val="nil"/>
+                  </w:tcBorders>
+                  <w:shd w:val="clear" w:color="auto" w:fill="FFFFFF"/>
+                  <w:vAlign w:val="center"/>
+                  <w:hideMark/>
+                </w:tcPr>
+                <w:p>
+                  <w:pPr>
+                    <w:spacing w:after="0" w:line="240" w:lineRule="auto"/>
+                    <w:rPr>
+                      <w:rFonts w:ascii="Inter Fallback" w:eastAsia="Times New Roman" w:hAnsi="Inter Fallback" w:cs="Times New Roman"/>
+                      <w:color w:val="373737"/>
+                      <w:kern w:val="0"/>
+                      <w:lang w:val="en-US"/>
+                      <w14:ligatures w14:val="none"/>
+                    </w:rPr>
+                  </w:pPr>
+                  <w:r>
+                    <w:rPr>
+                      <w:rFonts w:ascii="Inter Fallback" w:eastAsia="Times New Roman" w:hAnsi="Inter Fallback" w:cs="Times New Roman"/>
+                      <w:b/>
+                      <w:bCs/>
+                      <w:color w:val="373737"/>
+                      <w:kern w:val="0"/>
+                      <w:bdr w:val="single" w:sz="2" w:space="0" w:color="E5E7EB" w:frame="1"/>
+                      <w:lang w:val="en-US"/>
+                      <w14:ligatures w14:val="none"/>
+                    </w:rPr>
+                    <w:t>₹300-350/L</w:t>
+                  </w:r>
+                  <w:r>
+                    <w:rPr>
+                      <w:rFonts w:ascii="Inter Fallback" w:eastAsia="Times New Roman" w:hAnsi="Inter Fallback" w:cs="Times New Roman"/>
+                      <w:color w:val="373737"/>
+                      <w:kern w:val="0"/>
+                      <w:lang w:val="en-US"/>
+                      <w14:ligatures w14:val="none"/>
+                    </w:rPr>
+                    <w:t> </w:t>
+                  </w:r>
+                  <w:hyperlink r:id="rId9" w:tgtFrame="_blank" w:history="1">
+                    <w:r>
+                      <w:rPr>
+                        <w:rFonts w:ascii="Inter Fallback" w:eastAsia="Times New Roman" w:hAnsi="Inter Fallback" w:cs="Times New Roman"/>
+                        <w:color w:val="0000FF"/>
+                        <w:kern w:val="0"/>
+                        <w:bdr w:val="single" w:sz="2" w:space="0" w:color="E5E7EB" w:frame="1"/>
+                        <w:shd w:val="clear" w:color="auto" w:fill="F9F9F9"/>
+                        <w:lang w:val="en-US"/>
+                        <w14:ligatures w14:val="none"/>
+                      </w:rPr>
+                      <w:t>nobroker.in</w:t>
+                    </w:r>
+                  </w:hyperlink>
+                </w:p>
+              </w:tc>
+            </w:tr>
+            <w:tr>
+              <w:tc>
+                <w:tcPr>
+                  <w:tcW w:w="0" w:type="auto"/>
+                  <w:tcBorders>
+                    <w:top w:val="nil"/>
+                    <w:left w:val="nil"/>
+                    <w:bottom w:val="nil"/>
+                    <w:right w:val="nil"/>
+                  </w:tcBorders>
+                  <w:shd w:val="clear" w:color="auto" w:fill="FFFFFF"/>
+                  <w:vAlign w:val="center"/>
+                  <w:hideMark/>
+                </w:tcPr>
+                <w:p>
+                  <w:pPr>
+                    <w:spacing w:after="0" w:line="240" w:lineRule="auto"/>
+                    <w:rPr>
+                      <w:rFonts w:ascii="Inter Fallback" w:eastAsia="Times New Roman" w:hAnsi="Inter Fallback" w:cs="Times New Roman"/>
+                      <w:color w:val="373737"/>
+                      <w:kern w:val="0"/>
+                      <w:lang w:val="en-US"/>
+                      <w14:ligatures w14:val="none"/>
+                    </w:rPr>
+                  </w:pPr>
+                  <w:proofErr w:type="spellStart"/>
+                  <w:r>
+                    <w:rPr>
+                      <w:rFonts w:ascii="Inter Fallback" w:eastAsia="Times New Roman" w:hAnsi="Inter Fallback" w:cs="Times New Roman"/>
+                      <w:b/>
+                      <w:bCs/>
+                      <w:color w:val="373737"/>
+                      <w:kern w:val="0"/>
+                      <w:bdr w:val="single" w:sz="2" w:space="0" w:color="E5E7EB" w:frame="1"/>
+                      <w:lang w:val="en-US"/>
+                      <w14:ligatures w14:val="none"/>
+                    </w:rPr>
+                    <w:t>Nerolac</w:t>
+                  </w:r>
+                  <w:proofErr w:type="spellEnd"/>
+                  <w:r>
+                    <w:rPr>
+                      <w:rFonts w:ascii="Inter Fallback" w:eastAsia="Times New Roman" w:hAnsi="Inter Fallback" w:cs="Times New Roman"/>
+                      <w:b/>
+                      <w:bCs/>
+                      <w:color w:val="373737"/>
+                      <w:kern w:val="0"/>
+                      <w:bdr w:val="single" w:sz="2" w:space="0" w:color="E5E7EB" w:frame="1"/>
+                      <w:lang w:val="en-US"/>
+                      <w14:ligatures w14:val="none"/>
+                    </w:rPr>
+                    <w:t xml:space="preserve"> Impressions Eco Clean</w:t>
+                  </w:r>
+                </w:p>
+              </w:tc>
+              <w:tc>
+                <w:tcPr>
+                  <w:tcW w:w="0" w:type="auto"/>
+                  <w:tcBorders>
+                    <w:top w:val="nil"/>
+                    <w:left w:val="nil"/>
+                    <w:bottom w:val="nil"/>
+                    <w:right w:val="nil"/>
+                  </w:tcBorders>
+                  <w:shd w:val="clear" w:color="auto" w:fill="FFFFFF"/>
+                  <w:vAlign w:val="center"/>
+                  <w:hideMark/>
+                </w:tcPr>
+                <w:p>
+                  <w:pPr>
+                    <w:spacing w:after="0" w:line="240" w:lineRule="auto"/>
+                    <w:rPr>
+                      <w:rFonts w:ascii="Inter Fallback" w:eastAsia="Times New Roman" w:hAnsi="Inter Fallback" w:cs="Times New Roman"/>
+                      <w:color w:val="373737"/>
+                      <w:kern w:val="0"/>
+                      <w:lang w:val="en-US"/>
+                      <w14:ligatures w14:val="none"/>
+                    </w:rPr>
+                  </w:pPr>
+                  <w:r>
+                    <w:rPr>
+                      <w:rFonts w:ascii="Inter Fallback" w:eastAsia="Times New Roman" w:hAnsi="Inter Fallback" w:cs="Times New Roman"/>
+                      <w:color w:val="373737"/>
+                      <w:kern w:val="0"/>
+                      <w:lang w:val="en-US"/>
+                      <w14:ligatures w14:val="none"/>
+                    </w:rPr>
+                    <w:t>Premium emulsion</w:t>
+                  </w:r>
+                </w:p>
+              </w:tc>
+              <w:tc>
+                <w:tcPr>
+                  <w:tcW w:w="0" w:type="auto"/>
+                  <w:tcBorders>
+                    <w:top w:val="nil"/>
+                    <w:left w:val="nil"/>
+                    <w:bottom w:val="nil"/>
+                    <w:right w:val="nil"/>
+                  </w:tcBorders>
+                  <w:shd w:val="clear" w:color="auto" w:fill="FFFFFF"/>
+                  <w:vAlign w:val="center"/>
+                  <w:hideMark/>
+                </w:tcPr>
+                <w:p>
+                  <w:pPr>
+                    <w:spacing w:after="0" w:line="240" w:lineRule="auto"/>
+                    <w:rPr>
+                      <w:rFonts w:ascii="Inter Fallback" w:eastAsia="Times New Roman" w:hAnsi="Inter Fallback" w:cs="Times New Roman"/>
+                      <w:color w:val="373737"/>
+                      <w:kern w:val="0"/>
+                      <w:lang w:val="en-US"/>
+                      <w14:ligatures w14:val="none"/>
+                    </w:rPr>
+                  </w:pPr>
+                  <w:r>
+                    <w:rPr>
+                      <w:rFonts w:ascii="Inter Fallback" w:eastAsia="Times New Roman" w:hAnsi="Inter Fallback" w:cs="Times New Roman"/>
+                      <w:b/>
+                      <w:bCs/>
+                      <w:color w:val="373737"/>
+                      <w:kern w:val="0"/>
+                      <w:bdr w:val="single" w:sz="2" w:space="0" w:color="E5E7EB" w:frame="1"/>
+                      <w:lang w:val="en-US"/>
+                      <w14:ligatures w14:val="none"/>
+                    </w:rPr>
+                    <w:t>₹400-500/L</w:t>
+                  </w:r>
+                  <w:r>
+                    <w:rPr>
+                      <w:rFonts w:ascii="Inter Fallback" w:eastAsia="Times New Roman" w:hAnsi="Inter Fallback" w:cs="Times New Roman"/>
+                      <w:color w:val="373737"/>
+                      <w:kern w:val="0"/>
+                      <w:lang w:val="en-US"/>
+                      <w14:ligatures w14:val="none"/>
+                    </w:rPr>
+                    <w:t> </w:t>
+                  </w:r>
+                  <w:hyperlink r:id="rId10" w:tgtFrame="_blank" w:history="1">
+                    <w:r>
+                      <w:rPr>
+                        <w:rFonts w:ascii="Inter Fallback" w:eastAsia="Times New Roman" w:hAnsi="Inter Fallback" w:cs="Times New Roman"/>
+                        <w:color w:val="0000FF"/>
+                        <w:kern w:val="0"/>
+                        <w:bdr w:val="single" w:sz="2" w:space="0" w:color="E5E7EB" w:frame="1"/>
+                        <w:shd w:val="clear" w:color="auto" w:fill="F9F9F9"/>
+                        <w:lang w:val="en-US"/>
+                        <w14:ligatures w14:val="none"/>
+                      </w:rPr>
+                      <w:t>nobroker.in</w:t>
+                    </w:r>
+                  </w:hyperlink>
+                </w:p>
+              </w:tc>
+            </w:tr>
+          </w:tbl>
+          <w:p>
+            <w:pPr>
+              <w:pStyle w:val="NoSpacing"/>
+              <w:rPr>
+                <w:b/>
+                <w:bCs/>
+                <w:lang w:val="en-US"/>
+              </w:rPr>
+            </w:pPr>
+          </w:p>
+        </w:tc>
+      </w:tr>
+      <w:tr>
+        <w:tc>
+          <w:tcPr>
+            <w:tcW w:w="7576" w:type="dxa"/>
+          </w:tcPr>
+          <w:p>
+            <w:pPr>
+              <w:rPr>
+                <w:rFonts w:ascii="Inter Fallback" w:eastAsia="Times New Roman" w:hAnsi="Inter Fallback" w:cs="Times New Roman"/>
+                <w:b/>
+                <w:bCs/>
+                <w:color w:val="373737"/>
+                <w:kern w:val="0"/>
+                <w:bdr w:val="single" w:sz="2" w:space="0" w:color="E5E7EB" w:frame="1"/>
+                <w:lang w:val="en-US"/>
+                <w14:ligatures w14:val="none"/>
+              </w:rPr>
+            </w:pPr>
+          </w:p>
+          <w:p>
+            <w:pPr>
+              <w:rPr>
+                <w:rFonts w:ascii="Inter Fallback" w:eastAsia="Times New Roman" w:hAnsi="Inter Fallback" w:cs="Times New Roman"/>
+                <w:b/>
+                <w:bCs/>
+                <w:color w:val="373737"/>
+                <w:kern w:val="0"/>
+                <w:bdr w:val="single" w:sz="2" w:space="0" w:color="E5E7EB" w:frame="1"/>
+                <w:lang w:val="en-US"/>
+                <w14:ligatures w14:val="none"/>
+              </w:rPr>
+            </w:pPr>
+          </w:p>
+        </w:tc>
+      </w:tr>
+    </w:tbl>
+    <w:p>
+      <w:pPr>
+        <w:pStyle w:val="NoSpacing"/>
+        <w:ind w:left="1440"/>
+        <w:rPr>
+          <w:b/>
+          <w:bCs/>
+          <w:lang w:val="en-US"/>
+        </w:rPr>
+      </w:pPr>
+    </w:p>
+    <w:p>
+      <w:pPr>
+        <w:pStyle w:val="NoSpacing"/>
+        <w:ind w:left="1440"/>
+        <w:rPr>
+          <w:b/>
+          <w:bCs/>
+          <w:lang w:val="en-US"/>
+        </w:rPr>
+      </w:pPr>
+    </w:p>
+    <w:p>
+      <w:pPr>
+        <w:pStyle w:val="NoSpacing"/>
+        <w:ind w:left="1440"/>
+        <w:rPr>
+          <w:b/>
+          <w:bCs/>
+          <w:lang w:val="en-US"/>
+        </w:rPr>
+      </w:pPr>
+      <w:r>
+        <w:rPr>
+          <w:b/>
+          <w:bCs/>
+          <w:lang w:val="en-US"/>
+        </w:rPr>
+        <w:drawing>
+          <wp:inline distT="0" distB="0" distL="0" distR="0" wp14:anchorId="0AF3EAC1" wp14:editId="580EBAAB">
+            <wp:extent cx="5731510" cy="2541270"/>
+            <wp:effectExtent l="0" t="0" r="2540" b="0"/>
+            <wp:docPr id="601267448" name="Picture 1"/>
+            <wp:cNvGraphicFramePr>
+              <a:graphicFrameLocks xmlns:a="http://schemas.openxmlformats.org/drawingml/2006/main" noChangeAspect="1"/>
+            </wp:cNvGraphicFramePr>
+            <a:graphic xmlns:a="http://schemas.openxmlformats.org/drawingml/2006/main">
+              <a:graphicData uri="http://schemas.openxmlformats.org/drawingml/2006/picture">
+                <pic:pic xmlns:pic="http://schemas.openxmlformats.org/drawingml/2006/picture">
+                  <pic:nvPicPr>
+                    <pic:cNvPr id="601267448" name=""/>
+                    <pic:cNvPicPr/>
+                  </pic:nvPicPr>
+                  <pic:blipFill>
+                    <a:blip r:embed="rId11"/>
+                    <a:stretch>
+                      <a:fillRect/>
+                    </a:stretch>
+                  </pic:blipFill>
+                  <pic:spPr>
+                    <a:xfrm>
+                      <a:off x="0" y="0"/>
+                      <a:ext cx="5731510" cy="2541270"/>
+                    </a:xfrm>
+                    <a:prstGeom prst="rect">
+                      <a:avLst/>
+                    </a:prstGeom>
+                  </pic:spPr>
+                </pic:pic>
+              </a:graphicData>
+            </a:graphic>
+          </wp:inline>
+        </w:drawing>
+      </w:r>
+    </w:p>
+    <w:p>
+      <w:pPr>
+        <w:pStyle w:val="NoSpacing"/>
+        <w:ind w:left="1440"/>
+        <w:rPr>
+          <w:b/>
+          <w:bCs/>
+          <w:lang w:val="en-US"/>
+        </w:rPr>
+      </w:pPr>
+    </w:p>
+    <w:p>
+      <w:pPr>
+        <w:pStyle w:val="NoSpacing"/>
+        <w:ind w:left="1440"/>
+        <w:rPr>
+          <w:b/>
+          <w:bCs/>
+          <w:lang w:val="en-US"/>
+        </w:rPr>
+      </w:pPr>
+      <w:r>
+        <w:rPr>
+          <w:b/>
+          <w:bCs/>
+          <w:lang w:val="en-US"/>
+        </w:rPr>
+        <w:t>I want the UI like</w:t>
+      </w:r>
+    </w:p>
+    <w:p>
+      <w:pPr>
+        <w:pStyle w:val="NoSpacing"/>
+        <w:ind w:left="1440"/>
+        <w:rPr>
+          <w:b/>
+          <w:bCs/>
+          <w:lang w:val="en-US"/>
+        </w:rPr>
+      </w:pPr>
+      <w:r>
+        <w:rPr>
+          <w:b/>
+          <w:bCs/>
+          <w:lang w:val="en-US"/>
+        </w:rPr>
+        <w:t>Header</w:t>
+      </w:r>
+    </w:p>
+    <w:p>
+      <w:pPr>
+        <w:pStyle w:val="NoSpacing"/>
+        <w:ind w:left="1440"/>
+        <w:rPr>
+          <w:b/>
+          <w:bCs/>
+          <w:lang w:val="en-US"/>
+        </w:rPr>
+      </w:pPr>
+      <w:r>
+        <w:rPr>
+          <w:b/>
+          <w:bCs/>
+          <w:lang w:val="en-US"/>
+        </w:rPr>
+        <w:t>Sidebar collapse and expand</w:t>
+      </w:r>
+    </w:p>
+    <w:p>
+      <w:pPr>
+        <w:pStyle w:val="NoSpacing"/>
+        <w:ind w:left="1440"/>
+        <w:rPr>
+          <w:b/>
+          <w:bCs/>
+          <w:lang w:val="en-US"/>
+        </w:rPr>
+      </w:pPr>
+      <w:r>
+        <w:rPr>
+          <w:b/>
+          <w:bCs/>
+          <w:lang w:val="en-US"/>
+        </w:rPr>
+        <w:t>Content area background color</w:t>
+      </w:r>
+    </w:p>
+    <w:p>
+      <w:pPr>
+        <w:pStyle w:val="NoSpacing"/>
+        <w:ind w:left="1440"/>
+        <w:rPr>
+          <w:b/>
+          <w:bCs/>
+          <w:lang w:val="en-US"/>
+        </w:rPr>
+      </w:pPr>
+      <w:r>
+        <w:rPr>
+          <w:b/>
+          <w:bCs/>
+          <w:lang w:val="en-US"/>
+        </w:rPr>
+        <w:t>Font size should be little small than this</w:t>
+      </w:r>
+    </w:p>
+    <w:p>
+      <w:pPr>
+        <w:pStyle w:val="NoSpacing"/>
+        <w:ind w:left="1440"/>
+        <w:rPr>
+          <w:b/>
+          <w:bCs/>
+          <w:lang w:val="en-US"/>
+        </w:rPr>
+      </w:pPr>
+      <w:r>
+        <w:rPr>
+          <w:b/>
+          <w:bCs/>
+          <w:lang w:val="en-US"/>
+        </w:rPr>
+        <w:t>In Sidebar when expand one other should collapse</w:t>
+      </w:r>
+    </w:p>
+    <w:p>
+      <w:pPr>
+        <w:pStyle w:val="NoSpacing"/>
+        <w:ind w:left="1440"/>
+        <w:rPr>
+          <w:b/>
+          <w:bCs/>
+          <w:lang w:val="en-US"/>
+        </w:rPr>
+      </w:pPr>
+      <w:r>
+        <w:rPr>
+          <w:b/>
+          <w:bCs/>
+          <w:lang w:val="en-US"/>
+        </w:rPr>
+        <w:t xml:space="preserve">Color theme </w:t>
+      </w:r>
+      <w:proofErr w:type="gramStart"/>
+      <w:r>
+        <w:rPr>
+          <w:b/>
+          <w:bCs/>
+          <w:lang w:val="en-US"/>
+        </w:rPr>
+        <w:t>follow</w:t>
+      </w:r>
+      <w:proofErr w:type="gramEnd"/>
+      <w:r>
+        <w:rPr>
+          <w:b/>
+          <w:bCs/>
+          <w:lang w:val="en-US"/>
+        </w:rPr>
+        <w:t xml:space="preserve"> like this image</w:t>
+      </w:r>
     </w:p>
     <w:sectPr>
       <w:pgSz w:w="11906" w:h="16838"/>
@@ -4779,6 +7582,155 @@
     </w:lvl>
   </w:abstractNum>
   <w:abstractNum w:abstractNumId="10" w15:restartNumberingAfterBreak="0">
+    <w:nsid w:val="30F60000"/>
+    <w:multiLevelType w:val="multilevel"/>
+    <w:tmpl w:val="4F528642"/>
+    <w:lvl w:ilvl="0">
+      <w:start w:val="1"/>
+      <w:numFmt w:val="bullet"/>
+      <w:lvlText w:val=""/>
+      <w:lvlJc w:val="left"/>
+      <w:pPr>
+        <w:tabs>
+          <w:tab w:val="num" w:pos="720"/>
+        </w:tabs>
+        <w:ind w:left="720" w:hanging="360"/>
+      </w:pPr>
+      <w:rPr>
+        <w:rFonts w:ascii="Symbol" w:hAnsi="Symbol" w:hint="default"/>
+        <w:sz w:val="20"/>
+      </w:rPr>
+    </w:lvl>
+    <w:lvl w:ilvl="1" w:tentative="1">
+      <w:start w:val="1"/>
+      <w:numFmt w:val="bullet"/>
+      <w:lvlText w:val="o"/>
+      <w:lvlJc w:val="left"/>
+      <w:pPr>
+        <w:tabs>
+          <w:tab w:val="num" w:pos="1440"/>
+        </w:tabs>
+        <w:ind w:left="1440" w:hanging="360"/>
+      </w:pPr>
+      <w:rPr>
+        <w:rFonts w:ascii="Courier New" w:hAnsi="Courier New" w:hint="default"/>
+        <w:sz w:val="20"/>
+      </w:rPr>
+    </w:lvl>
+    <w:lvl w:ilvl="2" w:tentative="1">
+      <w:start w:val="1"/>
+      <w:numFmt w:val="bullet"/>
+      <w:lvlText w:val=""/>
+      <w:lvlJc w:val="left"/>
+      <w:pPr>
+        <w:tabs>
+          <w:tab w:val="num" w:pos="2160"/>
+        </w:tabs>
+        <w:ind w:left="2160" w:hanging="360"/>
+      </w:pPr>
+      <w:rPr>
+        <w:rFonts w:ascii="Wingdings" w:hAnsi="Wingdings" w:hint="default"/>
+        <w:sz w:val="20"/>
+      </w:rPr>
+    </w:lvl>
+    <w:lvl w:ilvl="3" w:tentative="1">
+      <w:start w:val="1"/>
+      <w:numFmt w:val="bullet"/>
+      <w:lvlText w:val=""/>
+      <w:lvlJc w:val="left"/>
+      <w:pPr>
+        <w:tabs>
+          <w:tab w:val="num" w:pos="2880"/>
+        </w:tabs>
+        <w:ind w:left="2880" w:hanging="360"/>
+      </w:pPr>
+      <w:rPr>
+        <w:rFonts w:ascii="Wingdings" w:hAnsi="Wingdings" w:hint="default"/>
+        <w:sz w:val="20"/>
+      </w:rPr>
+    </w:lvl>
+    <w:lvl w:ilvl="4" w:tentative="1">
+      <w:start w:val="1"/>
+      <w:numFmt w:val="bullet"/>
+      <w:lvlText w:val=""/>
+      <w:lvlJc w:val="left"/>
+      <w:pPr>
+        <w:tabs>
+          <w:tab w:val="num" w:pos="3600"/>
+        </w:tabs>
+        <w:ind w:left="3600" w:hanging="360"/>
+      </w:pPr>
+      <w:rPr>
+        <w:rFonts w:ascii="Wingdings" w:hAnsi="Wingdings" w:hint="default"/>
+        <w:sz w:val="20"/>
+      </w:rPr>
+    </w:lvl>
+    <w:lvl w:ilvl="5" w:tentative="1">
+      <w:start w:val="1"/>
+      <w:numFmt w:val="bullet"/>
+      <w:lvlText w:val=""/>
+      <w:lvlJc w:val="left"/>
+      <w:pPr>
+        <w:tabs>
+          <w:tab w:val="num" w:pos="4320"/>
+        </w:tabs>
+        <w:ind w:left="4320" w:hanging="360"/>
+      </w:pPr>
+      <w:rPr>
+        <w:rFonts w:ascii="Wingdings" w:hAnsi="Wingdings" w:hint="default"/>
+        <w:sz w:val="20"/>
+      </w:rPr>
+    </w:lvl>
+    <w:lvl w:ilvl="6" w:tentative="1">
+      <w:start w:val="1"/>
+      <w:numFmt w:val="bullet"/>
+      <w:lvlText w:val=""/>
+      <w:lvlJc w:val="left"/>
+      <w:pPr>
+        <w:tabs>
+          <w:tab w:val="num" w:pos="5040"/>
+        </w:tabs>
+        <w:ind w:left="5040" w:hanging="360"/>
+      </w:pPr>
+      <w:rPr>
+        <w:rFonts w:ascii="Wingdings" w:hAnsi="Wingdings" w:hint="default"/>
+        <w:sz w:val="20"/>
+      </w:rPr>
+    </w:lvl>
+    <w:lvl w:ilvl="7" w:tentative="1">
+      <w:start w:val="1"/>
+      <w:numFmt w:val="bullet"/>
+      <w:lvlText w:val=""/>
+      <w:lvlJc w:val="left"/>
+      <w:pPr>
+        <w:tabs>
+          <w:tab w:val="num" w:pos="5760"/>
+        </w:tabs>
+        <w:ind w:left="5760" w:hanging="360"/>
+      </w:pPr>
+      <w:rPr>
+        <w:rFonts w:ascii="Wingdings" w:hAnsi="Wingdings" w:hint="default"/>
+        <w:sz w:val="20"/>
+      </w:rPr>
+    </w:lvl>
+    <w:lvl w:ilvl="8" w:tentative="1">
+      <w:start w:val="1"/>
+      <w:numFmt w:val="bullet"/>
+      <w:lvlText w:val=""/>
+      <w:lvlJc w:val="left"/>
+      <w:pPr>
+        <w:tabs>
+          <w:tab w:val="num" w:pos="6480"/>
+        </w:tabs>
+        <w:ind w:left="6480" w:hanging="360"/>
+      </w:pPr>
+      <w:rPr>
+        <w:rFonts w:ascii="Wingdings" w:hAnsi="Wingdings" w:hint="default"/>
+        <w:sz w:val="20"/>
+      </w:rPr>
+    </w:lvl>
+  </w:abstractNum>
+  <w:abstractNum w:abstractNumId="11" w15:restartNumberingAfterBreak="0">
     <w:nsid w:val="341551EF"/>
     <w:multiLevelType w:val="hybridMultilevel"/>
     <w:tmpl w:val="AA002C78"/>
@@ -4867,7 +7819,156 @@
       </w:pPr>
     </w:lvl>
   </w:abstractNum>
-  <w:abstractNum w:abstractNumId="11" w15:restartNumberingAfterBreak="0">
+  <w:abstractNum w:abstractNumId="12" w15:restartNumberingAfterBreak="0">
+    <w:nsid w:val="3A841482"/>
+    <w:multiLevelType w:val="multilevel"/>
+    <w:tmpl w:val="04FEBC60"/>
+    <w:lvl w:ilvl="0">
+      <w:start w:val="1"/>
+      <w:numFmt w:val="bullet"/>
+      <w:lvlText w:val=""/>
+      <w:lvlJc w:val="left"/>
+      <w:pPr>
+        <w:tabs>
+          <w:tab w:val="num" w:pos="720"/>
+        </w:tabs>
+        <w:ind w:left="720" w:hanging="360"/>
+      </w:pPr>
+      <w:rPr>
+        <w:rFonts w:ascii="Symbol" w:hAnsi="Symbol" w:hint="default"/>
+        <w:sz w:val="20"/>
+      </w:rPr>
+    </w:lvl>
+    <w:lvl w:ilvl="1" w:tentative="1">
+      <w:start w:val="1"/>
+      <w:numFmt w:val="bullet"/>
+      <w:lvlText w:val="o"/>
+      <w:lvlJc w:val="left"/>
+      <w:pPr>
+        <w:tabs>
+          <w:tab w:val="num" w:pos="1440"/>
+        </w:tabs>
+        <w:ind w:left="1440" w:hanging="360"/>
+      </w:pPr>
+      <w:rPr>
+        <w:rFonts w:ascii="Courier New" w:hAnsi="Courier New" w:hint="default"/>
+        <w:sz w:val="20"/>
+      </w:rPr>
+    </w:lvl>
+    <w:lvl w:ilvl="2" w:tentative="1">
+      <w:start w:val="1"/>
+      <w:numFmt w:val="bullet"/>
+      <w:lvlText w:val=""/>
+      <w:lvlJc w:val="left"/>
+      <w:pPr>
+        <w:tabs>
+          <w:tab w:val="num" w:pos="2160"/>
+        </w:tabs>
+        <w:ind w:left="2160" w:hanging="360"/>
+      </w:pPr>
+      <w:rPr>
+        <w:rFonts w:ascii="Wingdings" w:hAnsi="Wingdings" w:hint="default"/>
+        <w:sz w:val="20"/>
+      </w:rPr>
+    </w:lvl>
+    <w:lvl w:ilvl="3" w:tentative="1">
+      <w:start w:val="1"/>
+      <w:numFmt w:val="bullet"/>
+      <w:lvlText w:val=""/>
+      <w:lvlJc w:val="left"/>
+      <w:pPr>
+        <w:tabs>
+          <w:tab w:val="num" w:pos="2880"/>
+        </w:tabs>
+        <w:ind w:left="2880" w:hanging="360"/>
+      </w:pPr>
+      <w:rPr>
+        <w:rFonts w:ascii="Wingdings" w:hAnsi="Wingdings" w:hint="default"/>
+        <w:sz w:val="20"/>
+      </w:rPr>
+    </w:lvl>
+    <w:lvl w:ilvl="4" w:tentative="1">
+      <w:start w:val="1"/>
+      <w:numFmt w:val="bullet"/>
+      <w:lvlText w:val=""/>
+      <w:lvlJc w:val="left"/>
+      <w:pPr>
+        <w:tabs>
+          <w:tab w:val="num" w:pos="3600"/>
+        </w:tabs>
+        <w:ind w:left="3600" w:hanging="360"/>
+      </w:pPr>
+      <w:rPr>
+        <w:rFonts w:ascii="Wingdings" w:hAnsi="Wingdings" w:hint="default"/>
+        <w:sz w:val="20"/>
+      </w:rPr>
+    </w:lvl>
+    <w:lvl w:ilvl="5" w:tentative="1">
+      <w:start w:val="1"/>
+      <w:numFmt w:val="bullet"/>
+      <w:lvlText w:val=""/>
+      <w:lvlJc w:val="left"/>
+      <w:pPr>
+        <w:tabs>
+          <w:tab w:val="num" w:pos="4320"/>
+        </w:tabs>
+        <w:ind w:left="4320" w:hanging="360"/>
+      </w:pPr>
+      <w:rPr>
+        <w:rFonts w:ascii="Wingdings" w:hAnsi="Wingdings" w:hint="default"/>
+        <w:sz w:val="20"/>
+      </w:rPr>
+    </w:lvl>
+    <w:lvl w:ilvl="6" w:tentative="1">
+      <w:start w:val="1"/>
+      <w:numFmt w:val="bullet"/>
+      <w:lvlText w:val=""/>
+      <w:lvlJc w:val="left"/>
+      <w:pPr>
+        <w:tabs>
+          <w:tab w:val="num" w:pos="5040"/>
+        </w:tabs>
+        <w:ind w:left="5040" w:hanging="360"/>
+      </w:pPr>
+      <w:rPr>
+        <w:rFonts w:ascii="Wingdings" w:hAnsi="Wingdings" w:hint="default"/>
+        <w:sz w:val="20"/>
+      </w:rPr>
+    </w:lvl>
+    <w:lvl w:ilvl="7" w:tentative="1">
+      <w:start w:val="1"/>
+      <w:numFmt w:val="bullet"/>
+      <w:lvlText w:val=""/>
+      <w:lvlJc w:val="left"/>
+      <w:pPr>
+        <w:tabs>
+          <w:tab w:val="num" w:pos="5760"/>
+        </w:tabs>
+        <w:ind w:left="5760" w:hanging="360"/>
+      </w:pPr>
+      <w:rPr>
+        <w:rFonts w:ascii="Wingdings" w:hAnsi="Wingdings" w:hint="default"/>
+        <w:sz w:val="20"/>
+      </w:rPr>
+    </w:lvl>
+    <w:lvl w:ilvl="8" w:tentative="1">
+      <w:start w:val="1"/>
+      <w:numFmt w:val="bullet"/>
+      <w:lvlText w:val=""/>
+      <w:lvlJc w:val="left"/>
+      <w:pPr>
+        <w:tabs>
+          <w:tab w:val="num" w:pos="6480"/>
+        </w:tabs>
+        <w:ind w:left="6480" w:hanging="360"/>
+      </w:pPr>
+      <w:rPr>
+        <w:rFonts w:ascii="Wingdings" w:hAnsi="Wingdings" w:hint="default"/>
+        <w:sz w:val="20"/>
+      </w:rPr>
+    </w:lvl>
+  </w:abstractNum>
+  <w:abstractNum w:abstractNumId="13" w15:restartNumberingAfterBreak="0">
     <w:nsid w:val="3C025123"/>
     <w:multiLevelType w:val="hybridMultilevel"/>
     <w:tmpl w:val="ED72C358"/>
@@ -4956,7 +8057,156 @@
       </w:pPr>
     </w:lvl>
   </w:abstractNum>
-  <w:abstractNum w:abstractNumId="12" w15:restartNumberingAfterBreak="0">
+  <w:abstractNum w:abstractNumId="14" w15:restartNumberingAfterBreak="0">
+    <w:nsid w:val="3EE64ECE"/>
+    <w:multiLevelType w:val="multilevel"/>
+    <w:tmpl w:val="E7042036"/>
+    <w:lvl w:ilvl="0">
+      <w:start w:val="1"/>
+      <w:numFmt w:val="bullet"/>
+      <w:lvlText w:val=""/>
+      <w:lvlJc w:val="left"/>
+      <w:pPr>
+        <w:tabs>
+          <w:tab w:val="num" w:pos="720"/>
+        </w:tabs>
+        <w:ind w:left="720" w:hanging="360"/>
+      </w:pPr>
+      <w:rPr>
+        <w:rFonts w:ascii="Symbol" w:hAnsi="Symbol" w:hint="default"/>
+        <w:sz w:val="20"/>
+      </w:rPr>
+    </w:lvl>
+    <w:lvl w:ilvl="1" w:tentative="1">
+      <w:start w:val="1"/>
+      <w:numFmt w:val="bullet"/>
+      <w:lvlText w:val="o"/>
+      <w:lvlJc w:val="left"/>
+      <w:pPr>
+        <w:tabs>
+          <w:tab w:val="num" w:pos="1440"/>
+        </w:tabs>
+        <w:ind w:left="1440" w:hanging="360"/>
+      </w:pPr>
+      <w:rPr>
+        <w:rFonts w:ascii="Courier New" w:hAnsi="Courier New" w:hint="default"/>
+        <w:sz w:val="20"/>
+      </w:rPr>
+    </w:lvl>
+    <w:lvl w:ilvl="2" w:tentative="1">
+      <w:start w:val="1"/>
+      <w:numFmt w:val="bullet"/>
+      <w:lvlText w:val=""/>
+      <w:lvlJc w:val="left"/>
+      <w:pPr>
+        <w:tabs>
+          <w:tab w:val="num" w:pos="2160"/>
+        </w:tabs>
+        <w:ind w:left="2160" w:hanging="360"/>
+      </w:pPr>
+      <w:rPr>
+        <w:rFonts w:ascii="Wingdings" w:hAnsi="Wingdings" w:hint="default"/>
+        <w:sz w:val="20"/>
+      </w:rPr>
+    </w:lvl>
+    <w:lvl w:ilvl="3" w:tentative="1">
+      <w:start w:val="1"/>
+      <w:numFmt w:val="bullet"/>
+      <w:lvlText w:val=""/>
+      <w:lvlJc w:val="left"/>
+      <w:pPr>
+        <w:tabs>
+          <w:tab w:val="num" w:pos="2880"/>
+        </w:tabs>
+        <w:ind w:left="2880" w:hanging="360"/>
+      </w:pPr>
+      <w:rPr>
+        <w:rFonts w:ascii="Wingdings" w:hAnsi="Wingdings" w:hint="default"/>
+        <w:sz w:val="20"/>
+      </w:rPr>
+    </w:lvl>
+    <w:lvl w:ilvl="4" w:tentative="1">
+      <w:start w:val="1"/>
+      <w:numFmt w:val="bullet"/>
+      <w:lvlText w:val=""/>
+      <w:lvlJc w:val="left"/>
+      <w:pPr>
+        <w:tabs>
+          <w:tab w:val="num" w:pos="3600"/>
+        </w:tabs>
+        <w:ind w:left="3600" w:hanging="360"/>
+      </w:pPr>
+      <w:rPr>
+        <w:rFonts w:ascii="Wingdings" w:hAnsi="Wingdings" w:hint="default"/>
+        <w:sz w:val="20"/>
+      </w:rPr>
+    </w:lvl>
+    <w:lvl w:ilvl="5" w:tentative="1">
+      <w:start w:val="1"/>
+      <w:numFmt w:val="bullet"/>
+      <w:lvlText w:val=""/>
+      <w:lvlJc w:val="left"/>
+      <w:pPr>
+        <w:tabs>
+          <w:tab w:val="num" w:pos="4320"/>
+        </w:tabs>
+        <w:ind w:left="4320" w:hanging="360"/>
+      </w:pPr>
+      <w:rPr>
+        <w:rFonts w:ascii="Wingdings" w:hAnsi="Wingdings" w:hint="default"/>
+        <w:sz w:val="20"/>
+      </w:rPr>
+    </w:lvl>
+    <w:lvl w:ilvl="6" w:tentative="1">
+      <w:start w:val="1"/>
+      <w:numFmt w:val="bullet"/>
+      <w:lvlText w:val=""/>
+      <w:lvlJc w:val="left"/>
+      <w:pPr>
+        <w:tabs>
+          <w:tab w:val="num" w:pos="5040"/>
+        </w:tabs>
+        <w:ind w:left="5040" w:hanging="360"/>
+      </w:pPr>
+      <w:rPr>
+        <w:rFonts w:ascii="Wingdings" w:hAnsi="Wingdings" w:hint="default"/>
+        <w:sz w:val="20"/>
+      </w:rPr>
+    </w:lvl>
+    <w:lvl w:ilvl="7" w:tentative="1">
+      <w:start w:val="1"/>
+      <w:numFmt w:val="bullet"/>
+      <w:lvlText w:val=""/>
+      <w:lvlJc w:val="left"/>
+      <w:pPr>
+        <w:tabs>
+          <w:tab w:val="num" w:pos="5760"/>
+        </w:tabs>
+        <w:ind w:left="5760" w:hanging="360"/>
+      </w:pPr>
+      <w:rPr>
+        <w:rFonts w:ascii="Wingdings" w:hAnsi="Wingdings" w:hint="default"/>
+        <w:sz w:val="20"/>
+      </w:rPr>
+    </w:lvl>
+    <w:lvl w:ilvl="8" w:tentative="1">
+      <w:start w:val="1"/>
+      <w:numFmt w:val="bullet"/>
+      <w:lvlText w:val=""/>
+      <w:lvlJc w:val="left"/>
+      <w:pPr>
+        <w:tabs>
+          <w:tab w:val="num" w:pos="6480"/>
+        </w:tabs>
+        <w:ind w:left="6480" w:hanging="360"/>
+      </w:pPr>
+      <w:rPr>
+        <w:rFonts w:ascii="Wingdings" w:hAnsi="Wingdings" w:hint="default"/>
+        <w:sz w:val="20"/>
+      </w:rPr>
+    </w:lvl>
+  </w:abstractNum>
+  <w:abstractNum w:abstractNumId="15" w15:restartNumberingAfterBreak="0">
     <w:nsid w:val="3F7C388B"/>
     <w:multiLevelType w:val="multilevel"/>
     <w:tmpl w:val="F244DFEE"/>
@@ -5105,7 +8355,273 @@
       </w:rPr>
     </w:lvl>
   </w:abstractNum>
-  <w:abstractNum w:abstractNumId="13" w15:restartNumberingAfterBreak="0">
+  <w:abstractNum w:abstractNumId="16" w15:restartNumberingAfterBreak="0">
+    <w:nsid w:val="41E41A0F"/>
+    <w:multiLevelType w:val="multilevel"/>
+    <w:tmpl w:val="E8CEC8EC"/>
+    <w:lvl w:ilvl="0">
+      <w:start w:val="1"/>
+      <w:numFmt w:val="bullet"/>
+      <w:lvlText w:val=""/>
+      <w:lvlJc w:val="left"/>
+      <w:pPr>
+        <w:tabs>
+          <w:tab w:val="num" w:pos="720"/>
+        </w:tabs>
+        <w:ind w:left="720" w:hanging="360"/>
+      </w:pPr>
+      <w:rPr>
+        <w:rFonts w:ascii="Symbol" w:hAnsi="Symbol" w:hint="default"/>
+        <w:sz w:val="20"/>
+      </w:rPr>
+    </w:lvl>
+    <w:lvl w:ilvl="1" w:tentative="1">
+      <w:start w:val="1"/>
+      <w:numFmt w:val="bullet"/>
+      <w:lvlText w:val="o"/>
+      <w:lvlJc w:val="left"/>
+      <w:pPr>
+        <w:tabs>
+          <w:tab w:val="num" w:pos="1440"/>
+        </w:tabs>
+        <w:ind w:left="1440" w:hanging="360"/>
+      </w:pPr>
+      <w:rPr>
+        <w:rFonts w:ascii="Courier New" w:hAnsi="Courier New" w:hint="default"/>
+        <w:sz w:val="20"/>
+      </w:rPr>
+    </w:lvl>
+    <w:lvl w:ilvl="2" w:tentative="1">
+      <w:start w:val="1"/>
+      <w:numFmt w:val="bullet"/>
+      <w:lvlText w:val=""/>
+      <w:lvlJc w:val="left"/>
+      <w:pPr>
+        <w:tabs>
+          <w:tab w:val="num" w:pos="2160"/>
+        </w:tabs>
+        <w:ind w:left="2160" w:hanging="360"/>
+      </w:pPr>
+      <w:rPr>
+        <w:rFonts w:ascii="Wingdings" w:hAnsi="Wingdings" w:hint="default"/>
+        <w:sz w:val="20"/>
+      </w:rPr>
+    </w:lvl>
+    <w:lvl w:ilvl="3" w:tentative="1">
+      <w:start w:val="1"/>
+      <w:numFmt w:val="bullet"/>
+      <w:lvlText w:val=""/>
+      <w:lvlJc w:val="left"/>
+      <w:pPr>
+        <w:tabs>
+          <w:tab w:val="num" w:pos="2880"/>
+        </w:tabs>
+        <w:ind w:left="2880" w:hanging="360"/>
+      </w:pPr>
+      <w:rPr>
+        <w:rFonts w:ascii="Wingdings" w:hAnsi="Wingdings" w:hint="default"/>
+        <w:sz w:val="20"/>
+      </w:rPr>
+    </w:lvl>
+    <w:lvl w:ilvl="4" w:tentative="1">
+      <w:start w:val="1"/>
+      <w:numFmt w:val="bullet"/>
+      <w:lvlText w:val=""/>
+      <w:lvlJc w:val="left"/>
+      <w:pPr>
+        <w:tabs>
+          <w:tab w:val="num" w:pos="3600"/>
+        </w:tabs>
+        <w:ind w:left="3600" w:hanging="360"/>
+      </w:pPr>
+      <w:rPr>
+        <w:rFonts w:ascii="Wingdings" w:hAnsi="Wingdings" w:hint="default"/>
+        <w:sz w:val="20"/>
+      </w:rPr>
+    </w:lvl>
+    <w:lvl w:ilvl="5" w:tentative="1">
+      <w:start w:val="1"/>
+      <w:numFmt w:val="bullet"/>
+      <w:lvlText w:val=""/>
+      <w:lvlJc w:val="left"/>
+      <w:pPr>
+        <w:tabs>
+          <w:tab w:val="num" w:pos="4320"/>
+        </w:tabs>
+        <w:ind w:left="4320" w:hanging="360"/>
+      </w:pPr>
+      <w:rPr>
+        <w:rFonts w:ascii="Wingdings" w:hAnsi="Wingdings" w:hint="default"/>
+        <w:sz w:val="20"/>
+      </w:rPr>
+    </w:lvl>
+    <w:lvl w:ilvl="6" w:tentative="1">
+      <w:start w:val="1"/>
+      <w:numFmt w:val="bullet"/>
+      <w:lvlText w:val=""/>
+      <w:lvlJc w:val="left"/>
+      <w:pPr>
+        <w:tabs>
+          <w:tab w:val="num" w:pos="5040"/>
+        </w:tabs>
+        <w:ind w:left="5040" w:hanging="360"/>
+      </w:pPr>
+      <w:rPr>
+        <w:rFonts w:ascii="Wingdings" w:hAnsi="Wingdings" w:hint="default"/>
+        <w:sz w:val="20"/>
+      </w:rPr>
+    </w:lvl>
+    <w:lvl w:ilvl="7" w:tentative="1">
+      <w:start w:val="1"/>
+      <w:numFmt w:val="bullet"/>
+      <w:lvlText w:val=""/>
+      <w:lvlJc w:val="left"/>
+      <w:pPr>
+        <w:tabs>
+          <w:tab w:val="num" w:pos="5760"/>
+        </w:tabs>
+        <w:ind w:left="5760" w:hanging="360"/>
+      </w:pPr>
+      <w:rPr>
+        <w:rFonts w:ascii="Wingdings" w:hAnsi="Wingdings" w:hint="default"/>
+        <w:sz w:val="20"/>
+      </w:rPr>
+    </w:lvl>
+    <w:lvl w:ilvl="8" w:tentative="1">
+      <w:start w:val="1"/>
+      <w:numFmt w:val="bullet"/>
+      <w:lvlText w:val=""/>
+      <w:lvlJc w:val="left"/>
+      <w:pPr>
+        <w:tabs>
+          <w:tab w:val="num" w:pos="6480"/>
+        </w:tabs>
+        <w:ind w:left="6480" w:hanging="360"/>
+      </w:pPr>
+      <w:rPr>
+        <w:rFonts w:ascii="Wingdings" w:hAnsi="Wingdings" w:hint="default"/>
+        <w:sz w:val="20"/>
+      </w:rPr>
+    </w:lvl>
+  </w:abstractNum>
+  <w:abstractNum w:abstractNumId="17" w15:restartNumberingAfterBreak="0">
+    <w:nsid w:val="47541A51"/>
+    <w:multiLevelType w:val="multilevel"/>
+    <w:tmpl w:val="B1769196"/>
+    <w:lvl w:ilvl="0">
+      <w:start w:val="1"/>
+      <w:numFmt w:val="decimal"/>
+      <w:lvlText w:val="%1."/>
+      <w:lvlJc w:val="left"/>
+      <w:pPr>
+        <w:tabs>
+          <w:tab w:val="num" w:pos="720"/>
+        </w:tabs>
+        <w:ind w:left="720" w:hanging="360"/>
+      </w:pPr>
+    </w:lvl>
+    <w:lvl w:ilvl="1">
+      <w:start w:val="1"/>
+      <w:numFmt w:val="bullet"/>
+      <w:lvlText w:val="o"/>
+      <w:lvlJc w:val="left"/>
+      <w:pPr>
+        <w:tabs>
+          <w:tab w:val="num" w:pos="1440"/>
+        </w:tabs>
+        <w:ind w:left="1440" w:hanging="360"/>
+      </w:pPr>
+      <w:rPr>
+        <w:rFonts w:ascii="Courier New" w:hAnsi="Courier New" w:hint="default"/>
+        <w:sz w:val="20"/>
+      </w:rPr>
+    </w:lvl>
+    <w:lvl w:ilvl="2" w:tentative="1">
+      <w:start w:val="1"/>
+      <w:numFmt w:val="decimal"/>
+      <w:lvlText w:val="%3."/>
+      <w:lvlJc w:val="left"/>
+      <w:pPr>
+        <w:tabs>
+          <w:tab w:val="num" w:pos="2160"/>
+        </w:tabs>
+        <w:ind w:left="2160" w:hanging="360"/>
+      </w:pPr>
+    </w:lvl>
+    <w:lvl w:ilvl="3" w:tentative="1">
+      <w:start w:val="1"/>
+      <w:numFmt w:val="decimal"/>
+      <w:lvlText w:val="%4."/>
+      <w:lvlJc w:val="left"/>
+      <w:pPr>
+        <w:tabs>
+          <w:tab w:val="num" w:pos="2880"/>
+        </w:tabs>
+        <w:ind w:left="2880" w:hanging="360"/>
+      </w:pPr>
+    </w:lvl>
+    <w:lvl w:ilvl="4" w:tentative="1">
+      <w:start w:val="1"/>
+      <w:numFmt w:val="decimal"/>
+      <w:lvlText w:val="%5."/>
+      <w:lvlJc w:val="left"/>
+      <w:pPr>
+        <w:tabs>
+          <w:tab w:val="num" w:pos="3600"/>
+        </w:tabs>
+        <w:ind w:left="3600" w:hanging="360"/>
+      </w:pPr>
+    </w:lvl>
+    <w:lvl w:ilvl="5" w:tentative="1">
+      <w:start w:val="1"/>
+      <w:numFmt w:val="decimal"/>
+      <w:lvlText w:val="%6."/>
+      <w:lvlJc w:val="left"/>
+      <w:pPr>
+        <w:tabs>
+          <w:tab w:val="num" w:pos="4320"/>
+        </w:tabs>
+        <w:ind w:left="4320" w:hanging="360"/>
+      </w:pPr>
+    </w:lvl>
+    <w:lvl w:ilvl="6" w:tentative="1">
+      <w:start w:val="1"/>
+      <w:numFmt w:val="decimal"/>
+      <w:lvlText w:val="%7."/>
+      <w:lvlJc w:val="left"/>
+      <w:pPr>
+        <w:tabs>
+          <w:tab w:val="num" w:pos="5040"/>
+        </w:tabs>
+        <w:ind w:left="5040" w:hanging="360"/>
+      </w:pPr>
+    </w:lvl>
+    <w:lvl w:ilvl="7" w:tentative="1">
+      <w:start w:val="1"/>
+      <w:numFmt w:val="decimal"/>
+      <w:lvlText w:val="%8."/>
+      <w:lvlJc w:val="left"/>
+      <w:pPr>
+        <w:tabs>
+          <w:tab w:val="num" w:pos="5760"/>
+        </w:tabs>
+        <w:ind w:left="5760" w:hanging="360"/>
+      </w:pPr>
+    </w:lvl>
+    <w:lvl w:ilvl="8" w:tentative="1">
+      <w:start w:val="1"/>
+      <w:numFmt w:val="decimal"/>
+      <w:lvlText w:val="%9."/>
+      <w:lvlJc w:val="left"/>
+      <w:pPr>
+        <w:tabs>
+          <w:tab w:val="num" w:pos="6480"/>
+        </w:tabs>
+        <w:ind w:left="6480" w:hanging="360"/>
+      </w:pPr>
+    </w:lvl>
+  </w:abstractNum>
+  <w:abstractNum w:abstractNumId="18" w15:restartNumberingAfterBreak="0">
     <w:nsid w:val="4B9566C8"/>
     <w:multiLevelType w:val="hybridMultilevel"/>
     <w:tmpl w:val="0BC871BE"/>
@@ -5194,7 +8710,152 @@
       </w:pPr>
     </w:lvl>
   </w:abstractNum>
-  <w:abstractNum w:abstractNumId="14" w15:restartNumberingAfterBreak="0">
+  <w:abstractNum w:abstractNumId="19" w15:restartNumberingAfterBreak="0">
+    <w:nsid w:val="5AB63653"/>
+    <w:multiLevelType w:val="multilevel"/>
+    <w:tmpl w:val="AEBCE6B4"/>
+    <w:lvl w:ilvl="0">
+      <w:start w:val="1"/>
+      <w:numFmt w:val="bullet"/>
+      <w:lvlText w:val=""/>
+      <w:lvlJc w:val="left"/>
+      <w:pPr>
+        <w:tabs>
+          <w:tab w:val="num" w:pos="720"/>
+        </w:tabs>
+        <w:ind w:left="720" w:hanging="360"/>
+      </w:pPr>
+      <w:rPr>
+        <w:rFonts w:ascii="Symbol" w:hAnsi="Symbol" w:hint="default"/>
+        <w:sz w:val="20"/>
+      </w:rPr>
+    </w:lvl>
+    <w:lvl w:ilvl="1">
+      <w:start w:val="1"/>
+      <w:numFmt w:val="decimal"/>
+      <w:lvlText w:val="%2."/>
+      <w:lvlJc w:val="left"/>
+      <w:pPr>
+        <w:ind w:left="1440" w:hanging="360"/>
+      </w:pPr>
+      <w:rPr>
+        <w:rFonts w:hint="default"/>
+      </w:rPr>
+    </w:lvl>
+    <w:lvl w:ilvl="2" w:tentative="1">
+      <w:start w:val="1"/>
+      <w:numFmt w:val="bullet"/>
+      <w:lvlText w:val=""/>
+      <w:lvlJc w:val="left"/>
+      <w:pPr>
+        <w:tabs>
+          <w:tab w:val="num" w:pos="2160"/>
+        </w:tabs>
+        <w:ind w:left="2160" w:hanging="360"/>
+      </w:pPr>
+      <w:rPr>
+        <w:rFonts w:ascii="Wingdings" w:hAnsi="Wingdings" w:hint="default"/>
+        <w:sz w:val="20"/>
+      </w:rPr>
+    </w:lvl>
+    <w:lvl w:ilvl="3" w:tentative="1">
+      <w:start w:val="1"/>
+      <w:numFmt w:val="bullet"/>
+      <w:lvlText w:val=""/>
+      <w:lvlJc w:val="left"/>
+      <w:pPr>
+        <w:tabs>
+          <w:tab w:val="num" w:pos="2880"/>
+        </w:tabs>
+        <w:ind w:left="2880" w:hanging="360"/>
+      </w:pPr>
+      <w:rPr>
+        <w:rFonts w:ascii="Wingdings" w:hAnsi="Wingdings" w:hint="default"/>
+        <w:sz w:val="20"/>
+      </w:rPr>
+    </w:lvl>
+    <w:lvl w:ilvl="4" w:tentative="1">
+      <w:start w:val="1"/>
+      <w:numFmt w:val="bullet"/>
+      <w:lvlText w:val=""/>
+      <w:lvlJc w:val="left"/>
+      <w:pPr>
+        <w:tabs>
+          <w:tab w:val="num" w:pos="3600"/>
+        </w:tabs>
+        <w:ind w:left="3600" w:hanging="360"/>
+      </w:pPr>
+      <w:rPr>
+        <w:rFonts w:ascii="Wingdings" w:hAnsi="Wingdings" w:hint="default"/>
+        <w:sz w:val="20"/>
+      </w:rPr>
+    </w:lvl>
+    <w:lvl w:ilvl="5" w:tentative="1">
+      <w:start w:val="1"/>
+      <w:numFmt w:val="bullet"/>
+      <w:lvlText w:val=""/>
+      <w:lvlJc w:val="left"/>
+      <w:pPr>
+        <w:tabs>
+          <w:tab w:val="num" w:pos="4320"/>
+        </w:tabs>
+        <w:ind w:left="4320" w:hanging="360"/>
+      </w:pPr>
+      <w:rPr>
+        <w:rFonts w:ascii="Wingdings" w:hAnsi="Wingdings" w:hint="default"/>
+        <w:sz w:val="20"/>
+      </w:rPr>
+    </w:lvl>
+    <w:lvl w:ilvl="6" w:tentative="1">
+      <w:start w:val="1"/>
+      <w:numFmt w:val="bullet"/>
+      <w:lvlText w:val=""/>
+      <w:lvlJc w:val="left"/>
+      <w:pPr>
+        <w:tabs>
+          <w:tab w:val="num" w:pos="5040"/>
+        </w:tabs>
+        <w:ind w:left="5040" w:hanging="360"/>
+      </w:pPr>
+      <w:rPr>
+        <w:rFonts w:ascii="Wingdings" w:hAnsi="Wingdings" w:hint="default"/>
+        <w:sz w:val="20"/>
+      </w:rPr>
+    </w:lvl>
+    <w:lvl w:ilvl="7" w:tentative="1">
+      <w:start w:val="1"/>
+      <w:numFmt w:val="bullet"/>
+      <w:lvlText w:val=""/>
+      <w:lvlJc w:val="left"/>
+      <w:pPr>
+        <w:tabs>
+          <w:tab w:val="num" w:pos="5760"/>
+        </w:tabs>
+        <w:ind w:left="5760" w:hanging="360"/>
+      </w:pPr>
+      <w:rPr>
+        <w:rFonts w:ascii="Wingdings" w:hAnsi="Wingdings" w:hint="default"/>
+        <w:sz w:val="20"/>
+      </w:rPr>
+    </w:lvl>
+    <w:lvl w:ilvl="8" w:tentative="1">
+      <w:start w:val="1"/>
+      <w:numFmt w:val="bullet"/>
+      <w:lvlText w:val=""/>
+      <w:lvlJc w:val="left"/>
+      <w:pPr>
+        <w:tabs>
+          <w:tab w:val="num" w:pos="6480"/>
+        </w:tabs>
+        <w:ind w:left="6480" w:hanging="360"/>
+      </w:pPr>
+      <w:rPr>
+        <w:rFonts w:ascii="Wingdings" w:hAnsi="Wingdings" w:hint="default"/>
+        <w:sz w:val="20"/>
+      </w:rPr>
+    </w:lvl>
+  </w:abstractNum>
+  <w:abstractNum w:abstractNumId="20" w15:restartNumberingAfterBreak="0">
     <w:nsid w:val="5B0F231C"/>
     <w:multiLevelType w:val="multilevel"/>
     <w:tmpl w:val="61E06DBC"/>
@@ -5343,7 +9004,7 @@
       </w:rPr>
     </w:lvl>
   </w:abstractNum>
-  <w:abstractNum w:abstractNumId="15" w15:restartNumberingAfterBreak="0">
+  <w:abstractNum w:abstractNumId="21" w15:restartNumberingAfterBreak="0">
     <w:nsid w:val="74D43F45"/>
     <w:multiLevelType w:val="hybridMultilevel"/>
     <w:tmpl w:val="8402C9D0"/>
@@ -5432,20 +9093,169 @@
       </w:pPr>
     </w:lvl>
   </w:abstractNum>
+  <w:abstractNum w:abstractNumId="22" w15:restartNumberingAfterBreak="0">
+    <w:nsid w:val="7BF06BB8"/>
+    <w:multiLevelType w:val="multilevel"/>
+    <w:tmpl w:val="94982344"/>
+    <w:lvl w:ilvl="0">
+      <w:start w:val="1"/>
+      <w:numFmt w:val="bullet"/>
+      <w:lvlText w:val=""/>
+      <w:lvlJc w:val="left"/>
+      <w:pPr>
+        <w:tabs>
+          <w:tab w:val="num" w:pos="720"/>
+        </w:tabs>
+        <w:ind w:left="720" w:hanging="360"/>
+      </w:pPr>
+      <w:rPr>
+        <w:rFonts w:ascii="Symbol" w:hAnsi="Symbol" w:hint="default"/>
+        <w:sz w:val="20"/>
+      </w:rPr>
+    </w:lvl>
+    <w:lvl w:ilvl="1" w:tentative="1">
+      <w:start w:val="1"/>
+      <w:numFmt w:val="bullet"/>
+      <w:lvlText w:val="o"/>
+      <w:lvlJc w:val="left"/>
+      <w:pPr>
+        <w:tabs>
+          <w:tab w:val="num" w:pos="1440"/>
+        </w:tabs>
+        <w:ind w:left="1440" w:hanging="360"/>
+      </w:pPr>
+      <w:rPr>
+        <w:rFonts w:ascii="Courier New" w:hAnsi="Courier New" w:hint="default"/>
+        <w:sz w:val="20"/>
+      </w:rPr>
+    </w:lvl>
+    <w:lvl w:ilvl="2" w:tentative="1">
+      <w:start w:val="1"/>
+      <w:numFmt w:val="bullet"/>
+      <w:lvlText w:val=""/>
+      <w:lvlJc w:val="left"/>
+      <w:pPr>
+        <w:tabs>
+          <w:tab w:val="num" w:pos="2160"/>
+        </w:tabs>
+        <w:ind w:left="2160" w:hanging="360"/>
+      </w:pPr>
+      <w:rPr>
+        <w:rFonts w:ascii="Wingdings" w:hAnsi="Wingdings" w:hint="default"/>
+        <w:sz w:val="20"/>
+      </w:rPr>
+    </w:lvl>
+    <w:lvl w:ilvl="3" w:tentative="1">
+      <w:start w:val="1"/>
+      <w:numFmt w:val="bullet"/>
+      <w:lvlText w:val=""/>
+      <w:lvlJc w:val="left"/>
+      <w:pPr>
+        <w:tabs>
+          <w:tab w:val="num" w:pos="2880"/>
+        </w:tabs>
+        <w:ind w:left="2880" w:hanging="360"/>
+      </w:pPr>
+      <w:rPr>
+        <w:rFonts w:ascii="Wingdings" w:hAnsi="Wingdings" w:hint="default"/>
+        <w:sz w:val="20"/>
+      </w:rPr>
+    </w:lvl>
+    <w:lvl w:ilvl="4" w:tentative="1">
+      <w:start w:val="1"/>
+      <w:numFmt w:val="bullet"/>
+      <w:lvlText w:val=""/>
+      <w:lvlJc w:val="left"/>
+      <w:pPr>
+        <w:tabs>
+          <w:tab w:val="num" w:pos="3600"/>
+        </w:tabs>
+        <w:ind w:left="3600" w:hanging="360"/>
+      </w:pPr>
+      <w:rPr>
+        <w:rFonts w:ascii="Wingdings" w:hAnsi="Wingdings" w:hint="default"/>
+        <w:sz w:val="20"/>
+      </w:rPr>
+    </w:lvl>
+    <w:lvl w:ilvl="5" w:tentative="1">
+      <w:start w:val="1"/>
+      <w:numFmt w:val="bullet"/>
+      <w:lvlText w:val=""/>
+      <w:lvlJc w:val="left"/>
+      <w:pPr>
+        <w:tabs>
+          <w:tab w:val="num" w:pos="4320"/>
+        </w:tabs>
+        <w:ind w:left="4320" w:hanging="360"/>
+      </w:pPr>
+      <w:rPr>
+        <w:rFonts w:ascii="Wingdings" w:hAnsi="Wingdings" w:hint="default"/>
+        <w:sz w:val="20"/>
+      </w:rPr>
+    </w:lvl>
+    <w:lvl w:ilvl="6" w:tentative="1">
+      <w:start w:val="1"/>
+      <w:numFmt w:val="bullet"/>
+      <w:lvlText w:val=""/>
+      <w:lvlJc w:val="left"/>
+      <w:pPr>
+        <w:tabs>
+          <w:tab w:val="num" w:pos="5040"/>
+        </w:tabs>
+        <w:ind w:left="5040" w:hanging="360"/>
+      </w:pPr>
+      <w:rPr>
+        <w:rFonts w:ascii="Wingdings" w:hAnsi="Wingdings" w:hint="default"/>
+        <w:sz w:val="20"/>
+      </w:rPr>
+    </w:lvl>
+    <w:lvl w:ilvl="7" w:tentative="1">
+      <w:start w:val="1"/>
+      <w:numFmt w:val="bullet"/>
+      <w:lvlText w:val=""/>
+      <w:lvlJc w:val="left"/>
+      <w:pPr>
+        <w:tabs>
+          <w:tab w:val="num" w:pos="5760"/>
+        </w:tabs>
+        <w:ind w:left="5760" w:hanging="360"/>
+      </w:pPr>
+      <w:rPr>
+        <w:rFonts w:ascii="Wingdings" w:hAnsi="Wingdings" w:hint="default"/>
+        <w:sz w:val="20"/>
+      </w:rPr>
+    </w:lvl>
+    <w:lvl w:ilvl="8" w:tentative="1">
+      <w:start w:val="1"/>
+      <w:numFmt w:val="bullet"/>
+      <w:lvlText w:val=""/>
+      <w:lvlJc w:val="left"/>
+      <w:pPr>
+        <w:tabs>
+          <w:tab w:val="num" w:pos="6480"/>
+        </w:tabs>
+        <w:ind w:left="6480" w:hanging="360"/>
+      </w:pPr>
+      <w:rPr>
+        <w:rFonts w:ascii="Wingdings" w:hAnsi="Wingdings" w:hint="default"/>
+        <w:sz w:val="20"/>
+      </w:rPr>
+    </w:lvl>
+  </w:abstractNum>
   <w:num w:numId="1" w16cid:durableId="66616893">
+    <w:abstractNumId w:val="18"/>
+  </w:num>
+  <w:num w:numId="2" w16cid:durableId="123502505">
     <w:abstractNumId w:val="13"/>
   </w:num>
-  <w:num w:numId="2" w16cid:durableId="123502505">
-    <w:abstractNumId w:val="11"/>
-  </w:num>
   <w:num w:numId="3" w16cid:durableId="1535847532">
-    <w:abstractNumId w:val="15"/>
+    <w:abstractNumId w:val="21"/>
   </w:num>
   <w:num w:numId="4" w16cid:durableId="217015646">
     <w:abstractNumId w:val="0"/>
   </w:num>
   <w:num w:numId="5" w16cid:durableId="796609497">
-    <w:abstractNumId w:val="12"/>
+    <w:abstractNumId w:val="15"/>
   </w:num>
   <w:num w:numId="6" w16cid:durableId="559945052">
     <w:abstractNumId w:val="1"/>
@@ -5463,7 +9273,7 @@
     <w:abstractNumId w:val="7"/>
   </w:num>
   <w:num w:numId="11" w16cid:durableId="746851647">
-    <w:abstractNumId w:val="10"/>
+    <w:abstractNumId w:val="11"/>
   </w:num>
   <w:num w:numId="12" w16cid:durableId="1435445474">
     <w:abstractNumId w:val="8"/>
@@ -5478,7 +9288,28 @@
     <w:abstractNumId w:val="2"/>
   </w:num>
   <w:num w:numId="16" w16cid:durableId="702482787">
+    <w:abstractNumId w:val="20"/>
+  </w:num>
+  <w:num w:numId="17" w16cid:durableId="886723717">
+    <w:abstractNumId w:val="22"/>
+  </w:num>
+  <w:num w:numId="18" w16cid:durableId="554387993">
     <w:abstractNumId w:val="14"/>
+  </w:num>
+  <w:num w:numId="19" w16cid:durableId="1698238505">
+    <w:abstractNumId w:val="19"/>
+  </w:num>
+  <w:num w:numId="20" w16cid:durableId="558442085">
+    <w:abstractNumId w:val="12"/>
+  </w:num>
+  <w:num w:numId="21" w16cid:durableId="1319307368">
+    <w:abstractNumId w:val="17"/>
+  </w:num>
+  <w:num w:numId="22" w16cid:durableId="318928972">
+    <w:abstractNumId w:val="10"/>
+  </w:num>
+  <w:num w:numId="23" w16cid:durableId="1638685745">
+    <w:abstractNumId w:val="16"/>
   </w:num>
 </w:numbering>
 </file>
@@ -6406,6 +10237,35 @@
       <w:spacing w:after="0" w:line="240" w:lineRule="auto"/>
     </w:pPr>
   </w:style>
+  <w:style w:type="table" w:styleId="TableGrid">
+    <w:name w:val="Table Grid"/>
+    <w:basedOn w:val="TableNormal"/>
+    <w:uiPriority w:val="39"/>
+    <w:rsid w:val="00CA1F75"/>
+    <w:pPr>
+      <w:spacing w:after="0" w:line="240" w:lineRule="auto"/>
+    </w:pPr>
+    <w:tblPr>
+      <w:tblBorders>
+        <w:top w:val="single" w:sz="4" w:space="0" w:color="auto"/>
+        <w:left w:val="single" w:sz="4" w:space="0" w:color="auto"/>
+        <w:bottom w:val="single" w:sz="4" w:space="0" w:color="auto"/>
+        <w:right w:val="single" w:sz="4" w:space="0" w:color="auto"/>
+        <w:insideH w:val="single" w:sz="4" w:space="0" w:color="auto"/>
+        <w:insideV w:val="single" w:sz="4" w:space="0" w:color="auto"/>
+      </w:tblBorders>
+    </w:tblPr>
+  </w:style>
+  <w:style w:type="character" w:customStyle="1" w:styleId="font-semibold">
+    <w:name w:val="font-semibold"/>
+    <w:basedOn w:val="DefaultParagraphFont"/>
+    <w:rsid w:val="00CA1F75"/>
+  </w:style>
+  <w:style w:type="character" w:customStyle="1" w:styleId="max-w-180px">
+    <w:name w:val="max-w-[180px]"/>
+    <w:basedOn w:val="DefaultParagraphFont"/>
+    <w:rsid w:val="00CA1F75"/>
+  </w:style>
 </w:styles>
 </file>
 

--- a/project_desc/details.docx
+++ b/project_desc/details.docx
@@ -80,15 +80,7 @@
         <w:ind w:left="720"/>
       </w:pPr>
       <w:r>
-        <w:t xml:space="preserve">7. add button should present top of list of </w:t>
-      </w:r>
-      <w:proofErr w:type="spellStart"/>
-      <w:r>
-        <w:t>aggrid</w:t>
-      </w:r>
-      <w:proofErr w:type="spellEnd"/>
-      <w:r>
-        <w:t xml:space="preserve"> and add form</w:t>
+        <w:t>7. add button should present top of list of aggrid and add form</w:t>
       </w:r>
     </w:p>
     <w:p>
@@ -97,29 +89,8 @@
         <w:ind w:left="720"/>
       </w:pPr>
       <w:r>
-        <w:t xml:space="preserve">8. use </w:t>
-      </w:r>
-      <w:proofErr w:type="spellStart"/>
-      <w:r>
-        <w:t>boostrap</w:t>
-      </w:r>
-      <w:proofErr w:type="spellEnd"/>
-      <w:r>
-        <w:t xml:space="preserve"> 5 instead of </w:t>
-      </w:r>
-      <w:proofErr w:type="spellStart"/>
-      <w:r>
-        <w:t>marterial</w:t>
-      </w:r>
-      <w:proofErr w:type="spellEnd"/>
-      <w:r>
-        <w:t xml:space="preserve"> </w:t>
-      </w:r>
-      <w:proofErr w:type="spellStart"/>
-      <w:r>
-        <w:t>uI</w:t>
-      </w:r>
-      <w:proofErr w:type="spellEnd"/>
+        <w:t>8. use boostrap 5 instead of marterial uI</w:t>
+      </w:r>
     </w:p>
     <w:p>
       <w:pPr>
@@ -151,15 +122,7 @@
         <w:t xml:space="preserve">employee code should be auto generated like </w:t>
       </w:r>
       <w:r>
-        <w:t>“</w:t>
-      </w:r>
-      <w:proofErr w:type="gramStart"/>
-      <w:r>
-        <w:t>TCV”+</w:t>
-      </w:r>
-      <w:proofErr w:type="gramEnd"/>
-      <w:r>
-        <w:t>1 (with prefix)</w:t>
+        <w:t>“TCV”+1 (with prefix)</w:t>
       </w:r>
       <w:r>
         <w:t>;</w:t>
@@ -279,26 +242,10 @@
         </w:numPr>
       </w:pPr>
       <w:r>
-        <w:t xml:space="preserve">temporary and </w:t>
-      </w:r>
-      <w:proofErr w:type="spellStart"/>
-      <w:r>
-        <w:t>permenant</w:t>
-      </w:r>
-      <w:proofErr w:type="spellEnd"/>
-      <w:r>
-        <w:t xml:space="preserve"> address should </w:t>
-      </w:r>
-      <w:r>
-        <w:t xml:space="preserve">capture with state, city and </w:t>
-      </w:r>
-      <w:proofErr w:type="spellStart"/>
-      <w:r>
-        <w:t>pincode</w:t>
-      </w:r>
-      <w:proofErr w:type="spellEnd"/>
-      <w:r>
-        <w:t xml:space="preserve"> for both</w:t>
+        <w:t xml:space="preserve">temporary and permenant address should </w:t>
+      </w:r>
+      <w:r>
+        <w:t>capture with state, city and pincode for both</w:t>
       </w:r>
     </w:p>
     <w:p>
@@ -310,23 +257,7 @@
         </w:numPr>
       </w:pPr>
       <w:r>
-        <w:t xml:space="preserve">photo should </w:t>
-      </w:r>
-      <w:proofErr w:type="gramStart"/>
-      <w:r>
-        <w:t>uploaded</w:t>
-      </w:r>
-      <w:proofErr w:type="gramEnd"/>
-      <w:r>
-        <w:t xml:space="preserve"> in jpeg, jpg, </w:t>
-      </w:r>
-      <w:proofErr w:type="spellStart"/>
-      <w:r>
-        <w:t>png</w:t>
-      </w:r>
-      <w:proofErr w:type="spellEnd"/>
-      <w:r>
-        <w:t xml:space="preserve"> format only </w:t>
+        <w:t xml:space="preserve">photo should uploaded in jpeg, jpg, png format only </w:t>
       </w:r>
       <w:r>
         <w:t>below 1mb size and show in view of employee screen</w:t>
@@ -350,45 +281,16 @@
         </w:numPr>
       </w:pPr>
       <w:r>
-        <w:t xml:space="preserve">if </w:t>
-      </w:r>
-      <w:proofErr w:type="gramStart"/>
-      <w:r>
-        <w:t>possible</w:t>
-      </w:r>
-      <w:proofErr w:type="gramEnd"/>
-      <w:r>
-        <w:t xml:space="preserve"> to fetch the employee </w:t>
-      </w:r>
-      <w:r>
-        <w:t xml:space="preserve">data from </w:t>
-      </w:r>
-      <w:proofErr w:type="spellStart"/>
-      <w:r>
-        <w:t>aadhar</w:t>
-      </w:r>
-      <w:proofErr w:type="spellEnd"/>
-      <w:r>
-        <w:t xml:space="preserve"> number based </w:t>
-      </w:r>
-      <w:proofErr w:type="spellStart"/>
-      <w:r>
-        <w:t>api</w:t>
-      </w:r>
-      <w:proofErr w:type="spellEnd"/>
-      <w:r>
-        <w:t xml:space="preserve"> </w:t>
-      </w:r>
-      <w:r>
-        <w:t xml:space="preserve">(public </w:t>
-      </w:r>
-      <w:proofErr w:type="spellStart"/>
-      <w:r>
-        <w:t>api</w:t>
-      </w:r>
-      <w:proofErr w:type="spellEnd"/>
-      <w:r>
-        <w:t xml:space="preserve"> if available) </w:t>
+        <w:t xml:space="preserve">if possible to fetch the employee </w:t>
+      </w:r>
+      <w:r>
+        <w:t xml:space="preserve">data from aadhar number based </w:t>
+      </w:r>
+      <w:r>
+        <w:t xml:space="preserve">api </w:t>
+      </w:r>
+      <w:r>
+        <w:t xml:space="preserve">(public api if available) </w:t>
       </w:r>
       <w:r>
         <w:t>fetched data will be better.</w:t>
@@ -403,23 +305,7 @@
         </w:numPr>
       </w:pPr>
       <w:r>
-        <w:t xml:space="preserve">And </w:t>
-      </w:r>
-      <w:proofErr w:type="gramStart"/>
-      <w:r>
-        <w:t>List</w:t>
-      </w:r>
-      <w:proofErr w:type="gramEnd"/>
-      <w:r>
-        <w:t xml:space="preserve"> the </w:t>
-      </w:r>
-      <w:proofErr w:type="gramStart"/>
-      <w:r>
-        <w:t>all Indian</w:t>
-      </w:r>
-      <w:proofErr w:type="gramEnd"/>
-      <w:r>
-        <w:t xml:space="preserve"> acceptable proof name, in the dropdown to select</w:t>
+        <w:t>And List the all Indian acceptable proof name, in the dropdown to select</w:t>
       </w:r>
     </w:p>
     <w:p>
@@ -500,38 +386,7 @@
         <w:t xml:space="preserve">, </w:t>
       </w:r>
       <w:r>
-        <w:t xml:space="preserve">Date </w:t>
-      </w:r>
-      <w:proofErr w:type="gramStart"/>
-      <w:r>
-        <w:t>Of</w:t>
-      </w:r>
-      <w:proofErr w:type="gramEnd"/>
-      <w:r>
-        <w:t xml:space="preserve"> </w:t>
-      </w:r>
-      <w:proofErr w:type="spellStart"/>
-      <w:proofErr w:type="gramStart"/>
-      <w:r>
-        <w:t>Birth,Qualification</w:t>
-      </w:r>
-      <w:proofErr w:type="gramEnd"/>
-      <w:r>
-        <w:t>,Spouse</w:t>
-      </w:r>
-      <w:proofErr w:type="spellEnd"/>
-      <w:r>
-        <w:t xml:space="preserve">/parent </w:t>
-      </w:r>
-      <w:proofErr w:type="spellStart"/>
-      <w:proofErr w:type="gramStart"/>
-      <w:r>
-        <w:t>Name,Id</w:t>
-      </w:r>
-      <w:proofErr w:type="spellEnd"/>
-      <w:proofErr w:type="gramEnd"/>
-      <w:r>
-        <w:t xml:space="preserve"> Proof Type, Id Proof Number</w:t>
+        <w:t>Date Of Birth,Qualification,Spouse/parent Name,Id Proof Type, Id Proof Number</w:t>
       </w:r>
       <w:r>
         <w:t xml:space="preserve"> are mandatory</w:t>
@@ -546,15 +401,7 @@
         </w:numPr>
       </w:pPr>
       <w:r>
-        <w:t xml:space="preserve">Temporary address </w:t>
-      </w:r>
-      <w:proofErr w:type="gramStart"/>
-      <w:r>
-        <w:t>are</w:t>
-      </w:r>
-      <w:proofErr w:type="gramEnd"/>
-      <w:r>
-        <w:t xml:space="preserve"> not mandatory </w:t>
+        <w:t xml:space="preserve">Temporary address are not mandatory </w:t>
       </w:r>
     </w:p>
     <w:p>
@@ -769,15 +616,7 @@
         <w:t>5. created date / updated date should capture</w:t>
       </w:r>
       <w:r>
-        <w:t xml:space="preserve">d, and view of date should in </w:t>
-      </w:r>
-      <w:proofErr w:type="spellStart"/>
-      <w:r>
-        <w:t>india</w:t>
-      </w:r>
-      <w:proofErr w:type="spellEnd"/>
-      <w:r>
-        <w:t xml:space="preserve"> date format</w:t>
+        <w:t>d, and view of date should in india date format</w:t>
       </w:r>
       <w:r>
         <w:t>.</w:t>
@@ -837,11 +676,9 @@
         <w:pStyle w:val="NoSpacing"/>
         <w:ind w:left="720"/>
       </w:pPr>
-      <w:proofErr w:type="spellStart"/>
       <w:r>
         <w:t>Category_name</w:t>
       </w:r>
-      <w:proofErr w:type="spellEnd"/>
       <w:r>
         <w:t xml:space="preserve"> </w:t>
       </w:r>
@@ -857,13 +694,8 @@
         <w:pStyle w:val="NoSpacing"/>
         <w:ind w:left="720"/>
       </w:pPr>
-      <w:proofErr w:type="spellStart"/>
-      <w:r>
-        <w:t>Parent_id</w:t>
-      </w:r>
-      <w:proofErr w:type="spellEnd"/>
-      <w:r>
-        <w:t xml:space="preserve"> – mapping will be care</w:t>
+      <w:r>
+        <w:t>Parent_id – mapping will be care</w:t>
       </w:r>
     </w:p>
     <w:p>
@@ -875,37 +707,13 @@
         </w:numPr>
       </w:pPr>
       <w:r>
-        <w:t xml:space="preserve">parent category – </w:t>
-      </w:r>
-      <w:proofErr w:type="spellStart"/>
-      <w:r>
-        <w:t>cctv</w:t>
-      </w:r>
-      <w:proofErr w:type="spellEnd"/>
-      <w:r>
-        <w:t xml:space="preserve">/ solar / </w:t>
-      </w:r>
-      <w:proofErr w:type="spellStart"/>
-      <w:r>
-        <w:t>catv</w:t>
-      </w:r>
-      <w:proofErr w:type="spellEnd"/>
-      <w:r>
-        <w:t xml:space="preserve">/ internet / </w:t>
-      </w:r>
-      <w:r>
-        <w:t xml:space="preserve">other </w:t>
-      </w:r>
-      <w:proofErr w:type="gramStart"/>
-      <w:r>
-        <w:t>extendable</w:t>
-      </w:r>
-      <w:r>
-        <w:t xml:space="preserve"> ,</w:t>
-      </w:r>
-      <w:proofErr w:type="gramEnd"/>
-      <w:r>
-        <w:t xml:space="preserve"> should be selectable</w:t>
+        <w:t xml:space="preserve">parent category – cctv/ solar / catv/ internet / </w:t>
+      </w:r>
+      <w:r>
+        <w:t>other extendable</w:t>
+      </w:r>
+      <w:r>
+        <w:t xml:space="preserve"> , should be selectable</w:t>
       </w:r>
     </w:p>
     <w:p>
@@ -917,15 +725,7 @@
         </w:numPr>
       </w:pPr>
       <w:r>
-        <w:t>level 1 – if(</w:t>
-      </w:r>
-      <w:proofErr w:type="spellStart"/>
-      <w:r>
-        <w:t>cctv</w:t>
-      </w:r>
-      <w:proofErr w:type="spellEnd"/>
-      <w:r>
-        <w:t xml:space="preserve">) </w:t>
+        <w:t xml:space="preserve">level 1 – if(cctv) </w:t>
       </w:r>
       <w:r>
         <w:t>IP Camera</w:t>
@@ -943,15 +743,7 @@
         </w:numPr>
       </w:pPr>
       <w:r>
-        <w:t xml:space="preserve">Level 2 </w:t>
-      </w:r>
-      <w:proofErr w:type="gramStart"/>
-      <w:r>
-        <w:t>-  5</w:t>
-      </w:r>
-      <w:proofErr w:type="gramEnd"/>
-      <w:r>
-        <w:t>MP</w:t>
+        <w:t>Level 2 -  5MP</w:t>
       </w:r>
       <w:r>
         <w:t xml:space="preserve"> free text</w:t>
@@ -981,18 +773,10 @@
         </w:numPr>
       </w:pPr>
       <w:r>
-        <w:t xml:space="preserve">Level 4 – Night </w:t>
-      </w:r>
-      <w:proofErr w:type="gramStart"/>
-      <w:r>
-        <w:t xml:space="preserve">vision </w:t>
-      </w:r>
-      <w:r>
-        <w:t xml:space="preserve"> free</w:t>
-      </w:r>
-      <w:proofErr w:type="gramEnd"/>
-      <w:r>
-        <w:t xml:space="preserve"> text</w:t>
+        <w:t xml:space="preserve">Level 4 – Night vision </w:t>
+      </w:r>
+      <w:r>
+        <w:t xml:space="preserve"> free text</w:t>
       </w:r>
     </w:p>
     <w:p>
@@ -1025,15 +809,7 @@
         <w:ind w:left="720"/>
       </w:pPr>
       <w:r>
-        <w:t xml:space="preserve">8.created date / updated date should captured, and view of date should in </w:t>
-      </w:r>
-      <w:proofErr w:type="spellStart"/>
-      <w:r>
-        <w:t>india</w:t>
-      </w:r>
-      <w:proofErr w:type="spellEnd"/>
-      <w:r>
-        <w:t xml:space="preserve"> date format.</w:t>
+        <w:t>8.created date / updated date should captured, and view of date should in india date format.</w:t>
       </w:r>
     </w:p>
     <w:p>
@@ -1042,15 +818,7 @@
         <w:ind w:left="720"/>
       </w:pPr>
       <w:r>
-        <w:t xml:space="preserve">9. Refer the </w:t>
-      </w:r>
-      <w:proofErr w:type="gramStart"/>
-      <w:r>
-        <w:t>table :</w:t>
-      </w:r>
-      <w:proofErr w:type="gramEnd"/>
-      <w:r>
-        <w:t xml:space="preserve"> </w:t>
+        <w:t xml:space="preserve">9. Refer the table : </w:t>
       </w:r>
       <w:r>
         <w:t>categories</w:t>
@@ -1076,13 +844,8 @@
         <w:pStyle w:val="NoSpacing"/>
         <w:ind w:left="720"/>
       </w:pPr>
-      <w:proofErr w:type="spellStart"/>
-      <w:r>
-        <w:t>i</w:t>
-      </w:r>
-      <w:proofErr w:type="spellEnd"/>
-      <w:r>
-        <w:t xml:space="preserve"> want to choose the parent category of 5 items in select </w:t>
+      <w:r>
+        <w:t xml:space="preserve">i want to choose the parent category of 5 items in select </w:t>
       </w:r>
       <w:r>
         <w:t>drop down</w:t>
@@ -1103,21 +866,8 @@
         <w:ind w:left="720"/>
       </w:pPr>
       <w:r>
-        <w:t xml:space="preserve">add in front end as like </w:t>
-      </w:r>
-      <w:proofErr w:type="spellStart"/>
-      <w:r>
-        <w:t>parentCagegory</w:t>
-      </w:r>
-      <w:proofErr w:type="spellEnd"/>
-      <w:r>
-        <w:t xml:space="preserve"> </w:t>
-      </w:r>
-      <w:proofErr w:type="gramStart"/>
-      <w:r>
-        <w:t>=[</w:t>
-      </w:r>
-      <w:proofErr w:type="gramEnd"/>
+        <w:t>add in front end as like parentCagegory =[</w:t>
+      </w:r>
       <w:r>
         <w:t>]</w:t>
       </w:r>
@@ -1160,13 +910,8 @@
         <w:pStyle w:val="NoSpacing"/>
         <w:ind w:left="720"/>
       </w:pPr>
-      <w:proofErr w:type="spellStart"/>
-      <w:r>
-        <w:t>Cctv</w:t>
-      </w:r>
-      <w:proofErr w:type="spellEnd"/>
-      <w:r>
-        <w:t xml:space="preserve"> – IP CAMERA 5MP BULLET NIGHT VISION</w:t>
+      <w:r>
+        <w:t>Cctv – IP CAMERA 5MP BULLET NIGHT VISION</w:t>
       </w:r>
     </w:p>
     <w:p>
@@ -1174,13 +919,8 @@
         <w:pStyle w:val="NoSpacing"/>
         <w:ind w:left="720"/>
       </w:pPr>
-      <w:proofErr w:type="spellStart"/>
-      <w:r>
-        <w:t>Cctv</w:t>
-      </w:r>
-      <w:proofErr w:type="spellEnd"/>
-      <w:r>
-        <w:t xml:space="preserve"> – IP CAMERA 3MP BULLET NIGHT VISION</w:t>
+      <w:r>
+        <w:t>Cctv – IP CAMERA 3MP BULLET NIGHT VISION</w:t>
       </w:r>
     </w:p>
     <w:p>
@@ -1188,13 +928,8 @@
         <w:pStyle w:val="NoSpacing"/>
         <w:ind w:left="720"/>
       </w:pPr>
-      <w:proofErr w:type="spellStart"/>
-      <w:r>
-        <w:t>Cctv</w:t>
-      </w:r>
-      <w:proofErr w:type="spellEnd"/>
-      <w:r>
-        <w:t xml:space="preserve"> – IP CAMERA 5MP DOME NIGHT VISION</w:t>
+      <w:r>
+        <w:t>Cctv – IP CAMERA 5MP DOME NIGHT VISION</w:t>
       </w:r>
     </w:p>
     <w:p>
@@ -1202,13 +937,8 @@
         <w:pStyle w:val="NoSpacing"/>
         <w:ind w:left="720"/>
       </w:pPr>
-      <w:proofErr w:type="spellStart"/>
-      <w:r>
-        <w:t>Cctv</w:t>
-      </w:r>
-      <w:proofErr w:type="spellEnd"/>
-      <w:r>
-        <w:t xml:space="preserve"> – IP CAMERA 3MP DOME NIGHT VISION</w:t>
+      <w:r>
+        <w:t>Cctv – IP CAMERA 3MP DOME NIGHT VISION</w:t>
       </w:r>
     </w:p>
     <w:p>
@@ -1489,15 +1219,7 @@
         <w:ind w:left="720"/>
       </w:pPr>
       <w:r>
-        <w:t xml:space="preserve">Scan Barcode, </w:t>
-      </w:r>
-      <w:proofErr w:type="spellStart"/>
-      <w:r>
-        <w:t>ocr</w:t>
-      </w:r>
-      <w:proofErr w:type="spellEnd"/>
-      <w:r>
-        <w:t xml:space="preserve"> plugins are available in angular?</w:t>
+        <w:t>Scan Barcode, ocr plugins are available in angular?</w:t>
       </w:r>
     </w:p>
     <w:p>
@@ -1549,13 +1271,8 @@
         <w:pStyle w:val="NoSpacing"/>
         <w:ind w:left="720"/>
       </w:pPr>
-      <w:proofErr w:type="spellStart"/>
-      <w:r>
-        <w:t>npm</w:t>
-      </w:r>
-      <w:proofErr w:type="spellEnd"/>
-      <w:r>
-        <w:t xml:space="preserve"> install @zxing/ngx-scanner</w:t>
+      <w:r>
+        <w:t>npm install @zxing/ngx-scanner</w:t>
       </w:r>
     </w:p>
     <w:p>
@@ -1572,13 +1289,8 @@
         <w:pStyle w:val="NoSpacing"/>
         <w:ind w:left="720"/>
       </w:pPr>
-      <w:proofErr w:type="spellStart"/>
-      <w:r>
-        <w:t>npm</w:t>
-      </w:r>
-      <w:proofErr w:type="spellEnd"/>
-      <w:r>
-        <w:t xml:space="preserve"> install @zxing/browser</w:t>
+      <w:r>
+        <w:t>npm install @zxing/browser</w:t>
       </w:r>
     </w:p>
     <w:p>
@@ -1612,13 +1324,8 @@
         <w:pStyle w:val="NoSpacing"/>
         <w:ind w:left="720"/>
       </w:pPr>
-      <w:proofErr w:type="spellStart"/>
-      <w:r>
-        <w:t>npm</w:t>
-      </w:r>
-      <w:proofErr w:type="spellEnd"/>
-      <w:r>
-        <w:t xml:space="preserve"> install tesseract.js</w:t>
+      <w:r>
+        <w:t>npm install tesseract.js</w:t>
       </w:r>
     </w:p>
     <w:p>
@@ -1713,15 +1420,7 @@
         </w:numPr>
       </w:pPr>
       <w:r>
-        <w:t xml:space="preserve">Every month I will add the components of split of </w:t>
-      </w:r>
-      <w:proofErr w:type="gramStart"/>
-      <w:r>
-        <w:t>salary ,</w:t>
-      </w:r>
-      <w:proofErr w:type="gramEnd"/>
-      <w:r>
-        <w:t xml:space="preserve"> </w:t>
+        <w:t xml:space="preserve">Every month I will add the components of split of salary , </w:t>
       </w:r>
     </w:p>
     <w:p>
@@ -1874,11 +1573,9 @@
       <w:r>
         <w:t xml:space="preserve">If need enhance the salary, </w:t>
       </w:r>
-      <w:proofErr w:type="spellStart"/>
       <w:r>
         <w:t>employee_salary</w:t>
       </w:r>
-      <w:proofErr w:type="spellEnd"/>
       <w:r>
         <w:t xml:space="preserve"> table</w:t>
       </w:r>
@@ -1931,21 +1628,7 @@
         <w:rPr>
           <w:lang w:val="en-US"/>
         </w:rPr>
-        <w:t>date format should dd/mm/</w:t>
-      </w:r>
-      <w:proofErr w:type="spellStart"/>
-      <w:r>
-        <w:rPr>
-          <w:lang w:val="en-US"/>
-        </w:rPr>
-        <w:t>yyyy</w:t>
-      </w:r>
-      <w:proofErr w:type="spellEnd"/>
-      <w:r>
-        <w:rPr>
-          <w:lang w:val="en-US"/>
-        </w:rPr>
-        <w:t xml:space="preserve"> in all places </w:t>
+        <w:t xml:space="preserve">date format should dd/mm/yyyy in all places </w:t>
       </w:r>
     </w:p>
     <w:p>
@@ -2092,15 +1775,7 @@
         <w:ind w:left="720"/>
       </w:pPr>
       <w:r>
-        <w:t xml:space="preserve">State should </w:t>
-      </w:r>
-      <w:proofErr w:type="gramStart"/>
-      <w:r>
-        <w:t>fetched</w:t>
-      </w:r>
-      <w:proofErr w:type="gramEnd"/>
-      <w:r>
-        <w:t xml:space="preserve"> as like employee module</w:t>
+        <w:t>State should fetched as like employee module</w:t>
       </w:r>
     </w:p>
     <w:p>
@@ -2112,21 +1787,8 @@
         </w:numPr>
         <w:ind w:left="720"/>
       </w:pPr>
-      <w:proofErr w:type="spellStart"/>
-      <w:r>
-        <w:t>City_district</w:t>
-      </w:r>
-      <w:proofErr w:type="spellEnd"/>
-      <w:r>
-        <w:t xml:space="preserve"> selection based </w:t>
-      </w:r>
-      <w:proofErr w:type="gramStart"/>
-      <w:r>
-        <w:t>on ,</w:t>
-      </w:r>
-      <w:proofErr w:type="gramEnd"/>
-      <w:r>
-        <w:t xml:space="preserve"> which state selected</w:t>
+      <w:r>
+        <w:t>City_district selection based on , which state selected</w:t>
       </w:r>
     </w:p>
     <w:p>
@@ -2237,22 +1899,18 @@
       <w:r>
         <w:t xml:space="preserve"> </w:t>
       </w:r>
-      <w:proofErr w:type="spellStart"/>
       <w:r>
         <w:t>Purchase_items</w:t>
       </w:r>
-      <w:proofErr w:type="spellEnd"/>
       <w:r>
         <w:t xml:space="preserve"> tables from </w:t>
       </w:r>
-      <w:proofErr w:type="spellStart"/>
       <w:r>
         <w:t>tables_enhanced</w:t>
       </w:r>
       <w:r>
         <w:t>.sql</w:t>
       </w:r>
-      <w:proofErr w:type="spellEnd"/>
     </w:p>
     <w:p>
       <w:pPr>
@@ -2330,25 +1988,21 @@
       <w:r>
         <w:t xml:space="preserve">Based on </w:t>
       </w:r>
-      <w:proofErr w:type="spellStart"/>
       <w:r>
         <w:rPr>
           <w:lang w:val="en-US"/>
         </w:rPr>
         <w:t>stock_master</w:t>
       </w:r>
-      <w:proofErr w:type="spellEnd"/>
       <w:r>
         <w:t xml:space="preserve">, </w:t>
       </w:r>
-      <w:proofErr w:type="spellStart"/>
       <w:r>
         <w:rPr>
           <w:lang w:val="en-US"/>
         </w:rPr>
         <w:t>stock_ledger</w:t>
       </w:r>
-      <w:proofErr w:type="spellEnd"/>
       <w:r>
         <w:rPr>
           <w:lang w:val="en-US"/>
@@ -2358,14 +2012,12 @@
       <w:r>
         <w:t xml:space="preserve">tables from </w:t>
       </w:r>
-      <w:proofErr w:type="spellStart"/>
       <w:r>
         <w:t>tables_enhanced</w:t>
       </w:r>
       <w:r>
         <w:t>.sql</w:t>
       </w:r>
-      <w:proofErr w:type="spellEnd"/>
     </w:p>
     <w:p>
       <w:pPr>
@@ -2443,7 +2095,6 @@
       <w:r>
         <w:t xml:space="preserve">Based on </w:t>
       </w:r>
-      <w:proofErr w:type="spellStart"/>
       <w:r>
         <w:rPr>
           <w:lang w:val="en-US"/>
@@ -2456,7 +2107,6 @@
         </w:rPr>
         <w:t>_master</w:t>
       </w:r>
-      <w:proofErr w:type="spellEnd"/>
       <w:r>
         <w:t xml:space="preserve">, </w:t>
       </w:r>
@@ -2493,14 +2143,12 @@
       <w:r>
         <w:t xml:space="preserve">tables from </w:t>
       </w:r>
-      <w:proofErr w:type="spellStart"/>
       <w:r>
         <w:t>tables_enhanced</w:t>
       </w:r>
       <w:r>
         <w:t>.sql</w:t>
       </w:r>
-      <w:proofErr w:type="spellEnd"/>
     </w:p>
     <w:p>
       <w:pPr>
@@ -2546,13 +2194,8 @@
           <w:lang w:val="en-US"/>
         </w:rPr>
       </w:pPr>
-      <w:proofErr w:type="spellStart"/>
-      <w:r>
-        <w:t>Cgst</w:t>
-      </w:r>
-      <w:proofErr w:type="spellEnd"/>
-      <w:r>
-        <w:t xml:space="preserve"> – percentage need to enter</w:t>
+      <w:r>
+        <w:t>Cgst – percentage need to enter</w:t>
       </w:r>
     </w:p>
     <w:p>
@@ -2566,13 +2209,8 @@
           <w:lang w:val="en-US"/>
         </w:rPr>
       </w:pPr>
-      <w:proofErr w:type="spellStart"/>
-      <w:r>
-        <w:t>sgst</w:t>
-      </w:r>
-      <w:proofErr w:type="spellEnd"/>
-      <w:r>
-        <w:t>– percentage need to enter</w:t>
+      <w:r>
+        <w:t>sgst– percentage need to enter</w:t>
       </w:r>
     </w:p>
     <w:p>
@@ -2627,18 +2265,34 @@
         </w:rPr>
       </w:pPr>
       <w:r>
-        <w:t xml:space="preserve">initially </w:t>
-      </w:r>
-      <w:proofErr w:type="gramStart"/>
+        <w:t xml:space="preserve">initially quotation </w:t>
+      </w:r>
+      <w:r>
+        <w:t xml:space="preserve"> created and save as draft mode, </w:t>
+      </w:r>
+    </w:p>
+    <w:p>
+      <w:pPr>
+        <w:pStyle w:val="NoSpacing"/>
+        <w:numPr>
+          <w:ilvl w:val="0"/>
+          <w:numId w:val="10"/>
+        </w:numPr>
+        <w:rPr>
+          <w:lang w:val="en-US"/>
+        </w:rPr>
+      </w:pPr>
       <w:r>
         <w:t xml:space="preserve">quotation </w:t>
       </w:r>
       <w:r>
-        <w:t xml:space="preserve"> created</w:t>
-      </w:r>
-      <w:proofErr w:type="gramEnd"/>
-      <w:r>
-        <w:t xml:space="preserve"> and save as draft mode, </w:t>
+        <w:t xml:space="preserve">saved in draft status, it should be listed in workflow approval </w:t>
+      </w:r>
+      <w:r>
+        <w:t xml:space="preserve">to </w:t>
+      </w:r>
+      <w:r>
+        <w:t xml:space="preserve"> admin </w:t>
       </w:r>
     </w:p>
     <w:p>
@@ -2653,30 +2307,41 @@
         </w:rPr>
       </w:pPr>
       <w:r>
+        <w:t xml:space="preserve">when click the review option </w:t>
+      </w:r>
+      <w:r>
+        <w:t xml:space="preserve">in workflow </w:t>
+      </w:r>
+      <w:r>
+        <w:t xml:space="preserve">to review </w:t>
+      </w:r>
+      <w:r>
         <w:t xml:space="preserve">quotation </w:t>
       </w:r>
       <w:r>
-        <w:t xml:space="preserve">saved in draft </w:t>
-      </w:r>
-      <w:proofErr w:type="gramStart"/>
-      <w:r>
-        <w:t>status,</w:t>
-      </w:r>
-      <w:proofErr w:type="gramEnd"/>
-      <w:r>
-        <w:t xml:space="preserve"> it should be listed in workflow approval </w:t>
-      </w:r>
-      <w:proofErr w:type="gramStart"/>
-      <w:r>
-        <w:t xml:space="preserve">to </w:t>
-      </w:r>
-      <w:r>
-        <w:t xml:space="preserve"> admin</w:t>
-      </w:r>
-      <w:proofErr w:type="gramEnd"/>
+        <w:t>, it navigate to that particular quotation</w:t>
+      </w:r>
+    </w:p>
+    <w:p>
+      <w:pPr>
+        <w:pStyle w:val="NoSpacing"/>
+        <w:numPr>
+          <w:ilvl w:val="0"/>
+          <w:numId w:val="10"/>
+        </w:numPr>
+        <w:rPr>
+          <w:lang w:val="en-US"/>
+        </w:rPr>
+      </w:pPr>
       <w:r>
         <w:t xml:space="preserve"> </w:t>
       </w:r>
+      <w:r>
+        <w:t xml:space="preserve">In the preview mode </w:t>
+      </w:r>
+      <w:r>
+        <w:t>approval button requied to admin approve it.</w:t>
+      </w:r>
     </w:p>
     <w:p>
       <w:pPr>
@@ -2690,32 +2355,19 @@
         </w:rPr>
       </w:pPr>
       <w:r>
-        <w:t xml:space="preserve">when click the review option </w:t>
-      </w:r>
-      <w:r>
-        <w:t xml:space="preserve">in workflow </w:t>
-      </w:r>
-      <w:r>
-        <w:t xml:space="preserve">to review </w:t>
-      </w:r>
-      <w:proofErr w:type="gramStart"/>
-      <w:r>
-        <w:t xml:space="preserve">quotation </w:t>
-      </w:r>
-      <w:r>
-        <w:t>,</w:t>
-      </w:r>
-      <w:proofErr w:type="gramEnd"/>
-      <w:r>
-        <w:t xml:space="preserve"> it </w:t>
-      </w:r>
-      <w:proofErr w:type="gramStart"/>
-      <w:r>
-        <w:t>navigate</w:t>
-      </w:r>
-      <w:proofErr w:type="gramEnd"/>
-      <w:r>
-        <w:t xml:space="preserve"> to that particular quotation</w:t>
+        <w:t xml:space="preserve">and status </w:t>
+      </w:r>
+      <w:r>
+        <w:t xml:space="preserve"> </w:t>
+      </w:r>
+      <w:r>
+        <w:t xml:space="preserve">to “Approved” then only </w:t>
+      </w:r>
+      <w:r>
+        <w:t>created quotation can submit to sent customer. And can downloaded in pdf format</w:t>
+      </w:r>
+      <w:r>
+        <w:t xml:space="preserve"> to share with customer in pdf format.</w:t>
       </w:r>
     </w:p>
     <w:p>
@@ -2730,218 +2382,183 @@
         </w:rPr>
       </w:pPr>
       <w:r>
+        <w:rPr>
+          <w:lang w:val="en-US"/>
+        </w:rPr>
+        <w:t>If update the same quotation</w:t>
+      </w:r>
+      <w:r>
+        <w:rPr>
+          <w:lang w:val="en-US"/>
+        </w:rPr>
+        <w:t>, version of the quotation should maintained</w:t>
+      </w:r>
+    </w:p>
+    <w:p>
+      <w:pPr>
+        <w:pStyle w:val="NoSpacing"/>
+        <w:rPr>
+          <w:lang w:val="en-US"/>
+        </w:rPr>
+      </w:pPr>
+    </w:p>
+    <w:p>
+      <w:pPr>
+        <w:pStyle w:val="NoSpacing"/>
+        <w:rPr>
+          <w:lang w:val="en-US"/>
+        </w:rPr>
+      </w:pPr>
+      <w:r>
+        <w:rPr>
+          <w:lang w:val="en-US"/>
+        </w:rPr>
+        <w:t>18.Workflow module required with table</w:t>
+      </w:r>
+    </w:p>
+    <w:p>
+      <w:pPr>
+        <w:pStyle w:val="NoSpacing"/>
+        <w:rPr>
+          <w:lang w:val="en-US"/>
+        </w:rPr>
+      </w:pPr>
+    </w:p>
+    <w:p>
+      <w:pPr>
+        <w:pStyle w:val="NoSpacing"/>
+        <w:rPr>
+          <w:lang w:val="en-US"/>
+        </w:rPr>
+      </w:pPr>
+      <w:r>
+        <w:rPr>
+          <w:lang w:val="en-US"/>
+        </w:rPr>
+        <w:t>Work order module</w:t>
+      </w:r>
+    </w:p>
+    <w:p>
+      <w:pPr>
+        <w:pStyle w:val="NoSpacing"/>
+        <w:numPr>
+          <w:ilvl w:val="0"/>
+          <w:numId w:val="11"/>
+        </w:numPr>
+        <w:rPr>
+          <w:lang w:val="en-US"/>
+        </w:rPr>
+      </w:pPr>
+      <w:r>
+        <w:rPr>
+          <w:lang w:val="en-US"/>
+        </w:rPr>
+        <w:t xml:space="preserve">After quotation </w:t>
+      </w:r>
+      <w:r>
+        <w:rPr>
+          <w:lang w:val="en-US"/>
+        </w:rPr>
+        <w:t>approved by customer</w:t>
+      </w:r>
+      <w:r>
+        <w:rPr>
+          <w:lang w:val="en-US"/>
+        </w:rPr>
+        <w:t xml:space="preserve"> , nee</w:t>
+      </w:r>
+      <w:r>
+        <w:rPr>
+          <w:lang w:val="en-US"/>
+        </w:rPr>
+        <w:t>d</w:t>
+      </w:r>
+      <w:r>
+        <w:rPr>
+          <w:lang w:val="en-US"/>
+        </w:rPr>
+        <w:t xml:space="preserve"> to create </w:t>
+      </w:r>
+      <w:r>
+        <w:rPr>
+          <w:lang w:val="en-US"/>
+        </w:rPr>
+        <w:t xml:space="preserve">work order </w:t>
+      </w:r>
+    </w:p>
+    <w:p>
+      <w:pPr>
+        <w:pStyle w:val="NoSpacing"/>
+        <w:numPr>
+          <w:ilvl w:val="0"/>
+          <w:numId w:val="11"/>
+        </w:numPr>
+        <w:rPr>
+          <w:lang w:val="en-US"/>
+        </w:rPr>
+      </w:pPr>
+      <w:r>
+        <w:rPr>
+          <w:lang w:val="en-US"/>
+        </w:rPr>
+        <w:t xml:space="preserve">And </w:t>
+      </w:r>
+      <w:r>
+        <w:rPr>
+          <w:lang w:val="en-US"/>
+        </w:rPr>
+        <w:t>work order assign to employee</w:t>
+      </w:r>
+    </w:p>
+    <w:p>
+      <w:pPr>
+        <w:pStyle w:val="NoSpacing"/>
+        <w:ind w:left="1080"/>
+        <w:rPr>
+          <w:lang w:val="en-US"/>
+        </w:rPr>
+      </w:pPr>
+      <w:r>
+        <w:rPr>
+          <w:lang w:val="en-US"/>
+        </w:rPr>
+        <w:t xml:space="preserve">Need to </w:t>
+      </w:r>
+      <w:r>
+        <w:rPr>
+          <w:lang w:val="en-US"/>
+        </w:rPr>
+        <w:t xml:space="preserve">create </w:t>
+      </w:r>
+      <w:r>
+        <w:rPr>
+          <w:lang w:val="en-US"/>
+        </w:rPr>
+        <w:t>table</w:t>
+      </w:r>
+      <w:r>
+        <w:rPr>
+          <w:lang w:val="en-US"/>
+        </w:rPr>
         <w:t xml:space="preserve"> </w:t>
       </w:r>
       <w:r>
-        <w:t xml:space="preserve">In the preview mode </w:t>
-      </w:r>
-      <w:r>
-        <w:t xml:space="preserve">approval button </w:t>
-      </w:r>
-      <w:proofErr w:type="spellStart"/>
-      <w:r>
-        <w:t>requied</w:t>
-      </w:r>
-      <w:proofErr w:type="spellEnd"/>
-      <w:r>
-        <w:t xml:space="preserve"> to admin approve it.</w:t>
-      </w:r>
-    </w:p>
-    <w:p>
-      <w:pPr>
-        <w:pStyle w:val="NoSpacing"/>
-        <w:numPr>
-          <w:ilvl w:val="0"/>
-          <w:numId w:val="10"/>
-        </w:numPr>
-        <w:rPr>
-          <w:lang w:val="en-US"/>
-        </w:rPr>
-      </w:pPr>
-      <w:r>
-        <w:t xml:space="preserve">and </w:t>
-      </w:r>
-      <w:proofErr w:type="gramStart"/>
-      <w:r>
-        <w:t xml:space="preserve">status </w:t>
-      </w:r>
-      <w:r>
+        <w:rPr>
+          <w:lang w:val="en-US"/>
+        </w:rPr>
         <w:t xml:space="preserve"> </w:t>
       </w:r>
       <w:r>
-        <w:t>to</w:t>
-      </w:r>
-      <w:proofErr w:type="gramEnd"/>
-      <w:r>
-        <w:t xml:space="preserve"> “Approved” then only </w:t>
-      </w:r>
-      <w:r>
-        <w:t>created quotation can submit to sent customer. And can downloaded in pdf format</w:t>
-      </w:r>
-      <w:r>
-        <w:t xml:space="preserve"> to share with customer in pdf format.</w:t>
-      </w:r>
-    </w:p>
-    <w:p>
-      <w:pPr>
-        <w:pStyle w:val="NoSpacing"/>
-        <w:numPr>
-          <w:ilvl w:val="0"/>
-          <w:numId w:val="10"/>
-        </w:numPr>
-        <w:rPr>
-          <w:lang w:val="en-US"/>
-        </w:rPr>
-      </w:pPr>
-      <w:r>
-        <w:rPr>
-          <w:lang w:val="en-US"/>
-        </w:rPr>
-        <w:t>If update the same quotation</w:t>
-      </w:r>
-      <w:r>
-        <w:rPr>
-          <w:lang w:val="en-US"/>
-        </w:rPr>
-        <w:t xml:space="preserve">, version of the quotation should </w:t>
-      </w:r>
-      <w:proofErr w:type="gramStart"/>
-      <w:r>
-        <w:rPr>
-          <w:lang w:val="en-US"/>
-        </w:rPr>
-        <w:t>maintained</w:t>
-      </w:r>
-      <w:proofErr w:type="gramEnd"/>
-    </w:p>
-    <w:p>
-      <w:pPr>
-        <w:pStyle w:val="NoSpacing"/>
-        <w:rPr>
-          <w:lang w:val="en-US"/>
-        </w:rPr>
-      </w:pPr>
-    </w:p>
-    <w:p>
-      <w:pPr>
-        <w:pStyle w:val="NoSpacing"/>
-        <w:rPr>
-          <w:lang w:val="en-US"/>
-        </w:rPr>
-      </w:pPr>
-      <w:r>
-        <w:rPr>
-          <w:lang w:val="en-US"/>
-        </w:rPr>
-        <w:t>18.Workflow module required with table</w:t>
-      </w:r>
-    </w:p>
-    <w:p>
-      <w:pPr>
-        <w:pStyle w:val="NoSpacing"/>
-        <w:rPr>
-          <w:lang w:val="en-US"/>
-        </w:rPr>
-      </w:pPr>
-    </w:p>
-    <w:p>
-      <w:pPr>
-        <w:pStyle w:val="NoSpacing"/>
-        <w:rPr>
-          <w:lang w:val="en-US"/>
-        </w:rPr>
-      </w:pPr>
-      <w:r>
-        <w:rPr>
-          <w:lang w:val="en-US"/>
-        </w:rPr>
-        <w:t>Work order module</w:t>
-      </w:r>
-    </w:p>
-    <w:p>
-      <w:pPr>
-        <w:pStyle w:val="NoSpacing"/>
-        <w:numPr>
-          <w:ilvl w:val="0"/>
-          <w:numId w:val="11"/>
-        </w:numPr>
-        <w:rPr>
-          <w:lang w:val="en-US"/>
-        </w:rPr>
-      </w:pPr>
-      <w:r>
-        <w:rPr>
-          <w:lang w:val="en-US"/>
-        </w:rPr>
-        <w:t xml:space="preserve">After quotation </w:t>
-      </w:r>
-      <w:r>
-        <w:rPr>
-          <w:lang w:val="en-US"/>
-        </w:rPr>
-        <w:t xml:space="preserve">approved by </w:t>
-      </w:r>
-      <w:proofErr w:type="gramStart"/>
-      <w:r>
-        <w:rPr>
-          <w:lang w:val="en-US"/>
-        </w:rPr>
-        <w:t>customer</w:t>
-      </w:r>
-      <w:r>
-        <w:rPr>
-          <w:lang w:val="en-US"/>
-        </w:rPr>
-        <w:t xml:space="preserve"> ,</w:t>
-      </w:r>
-      <w:proofErr w:type="gramEnd"/>
-      <w:r>
-        <w:rPr>
-          <w:lang w:val="en-US"/>
-        </w:rPr>
-        <w:t xml:space="preserve"> nee</w:t>
-      </w:r>
-      <w:r>
-        <w:rPr>
-          <w:lang w:val="en-US"/>
-        </w:rPr>
-        <w:t>d</w:t>
-      </w:r>
-      <w:r>
-        <w:rPr>
-          <w:lang w:val="en-US"/>
-        </w:rPr>
-        <w:t xml:space="preserve"> to create </w:t>
-      </w:r>
-      <w:r>
-        <w:rPr>
-          <w:lang w:val="en-US"/>
-        </w:rPr>
-        <w:t xml:space="preserve">work order </w:t>
-      </w:r>
-    </w:p>
-    <w:p>
-      <w:pPr>
-        <w:pStyle w:val="NoSpacing"/>
-        <w:numPr>
-          <w:ilvl w:val="0"/>
-          <w:numId w:val="11"/>
-        </w:numPr>
-        <w:rPr>
-          <w:lang w:val="en-US"/>
-        </w:rPr>
-      </w:pPr>
-      <w:r>
-        <w:rPr>
-          <w:lang w:val="en-US"/>
-        </w:rPr>
-        <w:t xml:space="preserve">And </w:t>
-      </w:r>
-      <w:r>
-        <w:rPr>
-          <w:lang w:val="en-US"/>
-        </w:rPr>
-        <w:t>work order assign to employee</w:t>
+        <w:rPr>
+          <w:lang w:val="en-US"/>
+        </w:rPr>
+        <w:t>of m</w:t>
+      </w:r>
+      <w:r>
+        <w:rPr>
+          <w:lang w:val="en-US"/>
+        </w:rPr>
+        <w:t xml:space="preserve">aterial master and </w:t>
       </w:r>
     </w:p>
     <w:p>
@@ -2956,51 +2573,19 @@
         <w:rPr>
           <w:lang w:val="en-US"/>
         </w:rPr>
-        <w:t xml:space="preserve">Need to </w:t>
-      </w:r>
-      <w:r>
-        <w:rPr>
-          <w:lang w:val="en-US"/>
-        </w:rPr>
-        <w:t xml:space="preserve">create </w:t>
-      </w:r>
-      <w:proofErr w:type="gramStart"/>
-      <w:r>
-        <w:rPr>
-          <w:lang w:val="en-US"/>
-        </w:rPr>
-        <w:t>table</w:t>
-      </w:r>
-      <w:r>
-        <w:rPr>
-          <w:lang w:val="en-US"/>
-        </w:rPr>
-        <w:t xml:space="preserve"> </w:t>
-      </w:r>
-      <w:r>
-        <w:rPr>
-          <w:lang w:val="en-US"/>
-        </w:rPr>
-        <w:t xml:space="preserve"> </w:t>
-      </w:r>
-      <w:r>
-        <w:rPr>
-          <w:lang w:val="en-US"/>
-        </w:rPr>
-        <w:t>of</w:t>
-      </w:r>
-      <w:proofErr w:type="gramEnd"/>
-      <w:r>
-        <w:rPr>
-          <w:lang w:val="en-US"/>
-        </w:rPr>
-        <w:t xml:space="preserve"> m</w:t>
-      </w:r>
-      <w:r>
-        <w:rPr>
-          <w:lang w:val="en-US"/>
-        </w:rPr>
-        <w:t xml:space="preserve">aterial master and </w:t>
+        <w:t xml:space="preserve">Material issued to against the work order </w:t>
+      </w:r>
+      <w:r>
+        <w:rPr>
+          <w:lang w:val="en-US"/>
+        </w:rPr>
+        <w:t>, which are fetched from quotation</w:t>
+      </w:r>
+      <w:r>
+        <w:rPr>
+          <w:lang w:val="en-US"/>
+        </w:rPr>
+        <w:t xml:space="preserve">, if no quotation directly create the work order and material issue </w:t>
       </w:r>
     </w:p>
     <w:p>
@@ -3015,33 +2600,19 @@
         <w:rPr>
           <w:lang w:val="en-US"/>
         </w:rPr>
-        <w:t xml:space="preserve">Material issued to against the work </w:t>
-      </w:r>
-      <w:proofErr w:type="gramStart"/>
-      <w:r>
-        <w:rPr>
-          <w:lang w:val="en-US"/>
-        </w:rPr>
-        <w:t xml:space="preserve">order </w:t>
-      </w:r>
-      <w:r>
-        <w:rPr>
-          <w:lang w:val="en-US"/>
-        </w:rPr>
-        <w:t>,</w:t>
-      </w:r>
-      <w:proofErr w:type="gramEnd"/>
-      <w:r>
-        <w:rPr>
-          <w:lang w:val="en-US"/>
-        </w:rPr>
-        <w:t xml:space="preserve"> which are fetched from quotation</w:t>
-      </w:r>
-      <w:r>
-        <w:rPr>
-          <w:lang w:val="en-US"/>
-        </w:rPr>
-        <w:t xml:space="preserve">, if no quotation directly create the work order and material issue </w:t>
+        <w:t xml:space="preserve">Material return </w:t>
+      </w:r>
+      <w:r>
+        <w:rPr>
+          <w:lang w:val="en-US"/>
+        </w:rPr>
+        <w:t>table to track the returned material after work completion</w:t>
+      </w:r>
+      <w:r>
+        <w:rPr>
+          <w:lang w:val="en-US"/>
+        </w:rPr>
+        <w:t>.</w:t>
       </w:r>
     </w:p>
     <w:p>
@@ -3056,19 +2627,19 @@
         <w:rPr>
           <w:lang w:val="en-US"/>
         </w:rPr>
-        <w:t xml:space="preserve">Material return </w:t>
-      </w:r>
-      <w:r>
-        <w:rPr>
-          <w:lang w:val="en-US"/>
-        </w:rPr>
-        <w:t>table to track the returned material after work completion</w:t>
-      </w:r>
-      <w:r>
-        <w:rPr>
-          <w:lang w:val="en-US"/>
-        </w:rPr>
-        <w:t>.</w:t>
+        <w:t>After completion of work</w:t>
+      </w:r>
+      <w:r>
+        <w:rPr>
+          <w:lang w:val="en-US"/>
+        </w:rPr>
+        <w:t>, need to create the in</w:t>
+      </w:r>
+      <w:r>
+        <w:rPr>
+          <w:lang w:val="en-US"/>
+        </w:rPr>
+        <w:t>voice,</w:t>
       </w:r>
     </w:p>
     <w:p>
@@ -3083,19 +2654,13 @@
         <w:rPr>
           <w:lang w:val="en-US"/>
         </w:rPr>
-        <w:t>After completion of work</w:t>
-      </w:r>
-      <w:r>
-        <w:rPr>
-          <w:lang w:val="en-US"/>
-        </w:rPr>
-        <w:t>, need to create the in</w:t>
-      </w:r>
-      <w:r>
-        <w:rPr>
-          <w:lang w:val="en-US"/>
-        </w:rPr>
-        <w:t>voice,</w:t>
+        <w:t xml:space="preserve">Invoice items are should fetched from the work </w:t>
+      </w:r>
+      <w:r>
+        <w:rPr>
+          <w:lang w:val="en-US"/>
+        </w:rPr>
+        <w:t>items</w:t>
       </w:r>
     </w:p>
     <w:p>
@@ -3110,13 +2675,7 @@
         <w:rPr>
           <w:lang w:val="en-US"/>
         </w:rPr>
-        <w:t xml:space="preserve">Invoice items are should fetched from the work </w:t>
-      </w:r>
-      <w:r>
-        <w:rPr>
-          <w:lang w:val="en-US"/>
-        </w:rPr>
-        <w:t>items</w:t>
+        <w:t>Update the missing table in table-enhanced.sql</w:t>
       </w:r>
     </w:p>
     <w:p>
@@ -3127,20 +2686,6 @@
           <w:lang w:val="en-US"/>
         </w:rPr>
       </w:pPr>
-      <w:r>
-        <w:rPr>
-          <w:lang w:val="en-US"/>
-        </w:rPr>
-        <w:t>Update the missing table in table-</w:t>
-      </w:r>
-      <w:proofErr w:type="spellStart"/>
-      <w:r>
-        <w:rPr>
-          <w:lang w:val="en-US"/>
-        </w:rPr>
-        <w:t>enhanced.sql</w:t>
-      </w:r>
-      <w:proofErr w:type="spellEnd"/>
     </w:p>
     <w:p>
       <w:pPr>
@@ -3150,6 +2695,12 @@
           <w:lang w:val="en-US"/>
         </w:rPr>
       </w:pPr>
+      <w:r>
+        <w:rPr>
+          <w:lang w:val="en-US"/>
+        </w:rPr>
+        <w:t>adding work order item, is it required to adding two place in work items and material issue tracking, i feel i don't need work items, material issue need to fetch the material items used in quotation, while choose from a quotation, let me know your recommendation</w:t>
+      </w:r>
     </w:p>
     <w:p>
       <w:pPr>
@@ -3159,54 +2710,6 @@
           <w:lang w:val="en-US"/>
         </w:rPr>
       </w:pPr>
-      <w:r>
-        <w:rPr>
-          <w:lang w:val="en-US"/>
-        </w:rPr>
-        <w:t xml:space="preserve">adding work order item, is it required to adding two </w:t>
-      </w:r>
-      <w:proofErr w:type="gramStart"/>
-      <w:r>
-        <w:rPr>
-          <w:lang w:val="en-US"/>
-        </w:rPr>
-        <w:t>place</w:t>
-      </w:r>
-      <w:proofErr w:type="gramEnd"/>
-      <w:r>
-        <w:rPr>
-          <w:lang w:val="en-US"/>
-        </w:rPr>
-        <w:t xml:space="preserve"> in work items and material issue tracking, </w:t>
-      </w:r>
-      <w:proofErr w:type="spellStart"/>
-      <w:r>
-        <w:rPr>
-          <w:lang w:val="en-US"/>
-        </w:rPr>
-        <w:t>i</w:t>
-      </w:r>
-      <w:proofErr w:type="spellEnd"/>
-      <w:r>
-        <w:rPr>
-          <w:lang w:val="en-US"/>
-        </w:rPr>
-        <w:t xml:space="preserve"> feel </w:t>
-      </w:r>
-      <w:proofErr w:type="spellStart"/>
-      <w:r>
-        <w:rPr>
-          <w:lang w:val="en-US"/>
-        </w:rPr>
-        <w:t>i</w:t>
-      </w:r>
-      <w:proofErr w:type="spellEnd"/>
-      <w:r>
-        <w:rPr>
-          <w:lang w:val="en-US"/>
-        </w:rPr>
-        <w:t xml:space="preserve"> don't need work items, material issue need to fetch the material items used in quotation, while choose from a quotation, let me know your recommendation</w:t>
-      </w:r>
     </w:p>
     <w:p>
       <w:pPr>
@@ -3216,6 +2719,12 @@
           <w:lang w:val="en-US"/>
         </w:rPr>
       </w:pPr>
+      <w:r>
+        <w:rPr>
+          <w:lang w:val="en-US"/>
+        </w:rPr>
+        <w:t>Recommendation: keep both, but give them different meanings.</w:t>
+      </w:r>
     </w:p>
     <w:p>
       <w:pPr>
@@ -3229,7 +2738,97 @@
         <w:rPr>
           <w:lang w:val="en-US"/>
         </w:rPr>
-        <w:t>Recommendation: keep both, but give them different meanings.</w:t>
+        <w:t>Work Items should be the billable/customer-facing scope:</w:t>
+      </w:r>
+    </w:p>
+    <w:p>
+      <w:pPr>
+        <w:pStyle w:val="NoSpacing"/>
+        <w:numPr>
+          <w:ilvl w:val="0"/>
+          <w:numId w:val="12"/>
+        </w:numPr>
+        <w:rPr>
+          <w:lang w:val="en-US"/>
+        </w:rPr>
+      </w:pPr>
+      <w:r>
+        <w:rPr>
+          <w:lang w:val="en-US"/>
+        </w:rPr>
+        <w:t>Installation charge</w:t>
+      </w:r>
+    </w:p>
+    <w:p>
+      <w:pPr>
+        <w:pStyle w:val="NoSpacing"/>
+        <w:numPr>
+          <w:ilvl w:val="0"/>
+          <w:numId w:val="12"/>
+        </w:numPr>
+        <w:rPr>
+          <w:lang w:val="en-US"/>
+        </w:rPr>
+      </w:pPr>
+      <w:r>
+        <w:rPr>
+          <w:lang w:val="en-US"/>
+        </w:rPr>
+        <w:t>Service charge</w:t>
+      </w:r>
+    </w:p>
+    <w:p>
+      <w:pPr>
+        <w:pStyle w:val="NoSpacing"/>
+        <w:numPr>
+          <w:ilvl w:val="0"/>
+          <w:numId w:val="12"/>
+        </w:numPr>
+        <w:rPr>
+          <w:lang w:val="en-US"/>
+        </w:rPr>
+      </w:pPr>
+      <w:r>
+        <w:rPr>
+          <w:lang w:val="en-US"/>
+        </w:rPr>
+        <w:t>Cable laying labor</w:t>
+      </w:r>
+    </w:p>
+    <w:p>
+      <w:pPr>
+        <w:pStyle w:val="NoSpacing"/>
+        <w:numPr>
+          <w:ilvl w:val="0"/>
+          <w:numId w:val="12"/>
+        </w:numPr>
+        <w:rPr>
+          <w:lang w:val="en-US"/>
+        </w:rPr>
+      </w:pPr>
+      <w:r>
+        <w:rPr>
+          <w:lang w:val="en-US"/>
+        </w:rPr>
+        <w:t>Camera configuration</w:t>
+      </w:r>
+    </w:p>
+    <w:p>
+      <w:pPr>
+        <w:pStyle w:val="NoSpacing"/>
+        <w:numPr>
+          <w:ilvl w:val="0"/>
+          <w:numId w:val="12"/>
+        </w:numPr>
+        <w:rPr>
+          <w:lang w:val="en-US"/>
+        </w:rPr>
+      </w:pPr>
+      <w:r>
+        <w:rPr>
+          <w:lang w:val="en-US"/>
+        </w:rPr>
+        <w:t>Any item that should appear in the invoice</w:t>
       </w:r>
     </w:p>
     <w:p>
@@ -3244,97 +2843,97 @@
         <w:rPr>
           <w:lang w:val="en-US"/>
         </w:rPr>
-        <w:t>Work Items should be the billable/customer-facing scope:</w:t>
-      </w:r>
-    </w:p>
-    <w:p>
-      <w:pPr>
-        <w:pStyle w:val="NoSpacing"/>
-        <w:numPr>
-          <w:ilvl w:val="0"/>
-          <w:numId w:val="12"/>
-        </w:numPr>
-        <w:rPr>
-          <w:lang w:val="en-US"/>
-        </w:rPr>
-      </w:pPr>
-      <w:r>
-        <w:rPr>
-          <w:lang w:val="en-US"/>
-        </w:rPr>
-        <w:t>Installation charge</w:t>
-      </w:r>
-    </w:p>
-    <w:p>
-      <w:pPr>
-        <w:pStyle w:val="NoSpacing"/>
-        <w:numPr>
-          <w:ilvl w:val="0"/>
-          <w:numId w:val="12"/>
-        </w:numPr>
-        <w:rPr>
-          <w:lang w:val="en-US"/>
-        </w:rPr>
-      </w:pPr>
-      <w:r>
-        <w:rPr>
-          <w:lang w:val="en-US"/>
-        </w:rPr>
-        <w:t>Service charge</w:t>
-      </w:r>
-    </w:p>
-    <w:p>
-      <w:pPr>
-        <w:pStyle w:val="NoSpacing"/>
-        <w:numPr>
-          <w:ilvl w:val="0"/>
-          <w:numId w:val="12"/>
-        </w:numPr>
-        <w:rPr>
-          <w:lang w:val="en-US"/>
-        </w:rPr>
-      </w:pPr>
-      <w:r>
-        <w:rPr>
-          <w:lang w:val="en-US"/>
-        </w:rPr>
-        <w:t>Cable laying labor</w:t>
-      </w:r>
-    </w:p>
-    <w:p>
-      <w:pPr>
-        <w:pStyle w:val="NoSpacing"/>
-        <w:numPr>
-          <w:ilvl w:val="0"/>
-          <w:numId w:val="12"/>
-        </w:numPr>
-        <w:rPr>
-          <w:lang w:val="en-US"/>
-        </w:rPr>
-      </w:pPr>
-      <w:r>
-        <w:rPr>
-          <w:lang w:val="en-US"/>
-        </w:rPr>
-        <w:t>Camera configuration</w:t>
-      </w:r>
-    </w:p>
-    <w:p>
-      <w:pPr>
-        <w:pStyle w:val="NoSpacing"/>
-        <w:numPr>
-          <w:ilvl w:val="0"/>
-          <w:numId w:val="12"/>
-        </w:numPr>
-        <w:rPr>
-          <w:lang w:val="en-US"/>
-        </w:rPr>
-      </w:pPr>
-      <w:r>
-        <w:rPr>
-          <w:lang w:val="en-US"/>
-        </w:rPr>
-        <w:t>Any item that should appear in the invoice</w:t>
+        <w:t>Material Issue should be stock/material movement:</w:t>
+      </w:r>
+    </w:p>
+    <w:p>
+      <w:pPr>
+        <w:pStyle w:val="NoSpacing"/>
+        <w:numPr>
+          <w:ilvl w:val="0"/>
+          <w:numId w:val="13"/>
+        </w:numPr>
+        <w:rPr>
+          <w:lang w:val="en-US"/>
+        </w:rPr>
+      </w:pPr>
+      <w:r>
+        <w:rPr>
+          <w:lang w:val="en-US"/>
+        </w:rPr>
+        <w:t>Cable issued</w:t>
+      </w:r>
+    </w:p>
+    <w:p>
+      <w:pPr>
+        <w:pStyle w:val="NoSpacing"/>
+        <w:numPr>
+          <w:ilvl w:val="0"/>
+          <w:numId w:val="13"/>
+        </w:numPr>
+        <w:rPr>
+          <w:lang w:val="en-US"/>
+        </w:rPr>
+      </w:pPr>
+      <w:r>
+        <w:rPr>
+          <w:lang w:val="en-US"/>
+        </w:rPr>
+        <w:t>Camera issued</w:t>
+      </w:r>
+    </w:p>
+    <w:p>
+      <w:pPr>
+        <w:pStyle w:val="NoSpacing"/>
+        <w:numPr>
+          <w:ilvl w:val="0"/>
+          <w:numId w:val="13"/>
+        </w:numPr>
+        <w:rPr>
+          <w:lang w:val="en-US"/>
+        </w:rPr>
+      </w:pPr>
+      <w:r>
+        <w:rPr>
+          <w:lang w:val="en-US"/>
+        </w:rPr>
+        <w:t>Connectors issued</w:t>
+      </w:r>
+    </w:p>
+    <w:p>
+      <w:pPr>
+        <w:pStyle w:val="NoSpacing"/>
+        <w:numPr>
+          <w:ilvl w:val="0"/>
+          <w:numId w:val="13"/>
+        </w:numPr>
+        <w:rPr>
+          <w:lang w:val="en-US"/>
+        </w:rPr>
+      </w:pPr>
+      <w:r>
+        <w:rPr>
+          <w:lang w:val="en-US"/>
+        </w:rPr>
+        <w:t>Router/ONU issued</w:t>
+      </w:r>
+    </w:p>
+    <w:p>
+      <w:pPr>
+        <w:pStyle w:val="NoSpacing"/>
+        <w:numPr>
+          <w:ilvl w:val="0"/>
+          <w:numId w:val="13"/>
+        </w:numPr>
+        <w:rPr>
+          <w:lang w:val="en-US"/>
+        </w:rPr>
+      </w:pPr>
+      <w:r>
+        <w:rPr>
+          <w:lang w:val="en-US"/>
+        </w:rPr>
+        <w:t>Returned/damaged/scrap material tracking</w:t>
       </w:r>
     </w:p>
     <w:p>
@@ -3349,120 +2948,7 @@
         <w:rPr>
           <w:lang w:val="en-US"/>
         </w:rPr>
-        <w:t>Material Issue should be stock/material movement:</w:t>
-      </w:r>
-    </w:p>
-    <w:p>
-      <w:pPr>
-        <w:pStyle w:val="NoSpacing"/>
-        <w:numPr>
-          <w:ilvl w:val="0"/>
-          <w:numId w:val="13"/>
-        </w:numPr>
-        <w:rPr>
-          <w:lang w:val="en-US"/>
-        </w:rPr>
-      </w:pPr>
-      <w:r>
-        <w:rPr>
-          <w:lang w:val="en-US"/>
-        </w:rPr>
-        <w:t>Cable issued</w:t>
-      </w:r>
-    </w:p>
-    <w:p>
-      <w:pPr>
-        <w:pStyle w:val="NoSpacing"/>
-        <w:numPr>
-          <w:ilvl w:val="0"/>
-          <w:numId w:val="13"/>
-        </w:numPr>
-        <w:rPr>
-          <w:lang w:val="en-US"/>
-        </w:rPr>
-      </w:pPr>
-      <w:r>
-        <w:rPr>
-          <w:lang w:val="en-US"/>
-        </w:rPr>
-        <w:t>Camera issued</w:t>
-      </w:r>
-    </w:p>
-    <w:p>
-      <w:pPr>
-        <w:pStyle w:val="NoSpacing"/>
-        <w:numPr>
-          <w:ilvl w:val="0"/>
-          <w:numId w:val="13"/>
-        </w:numPr>
-        <w:rPr>
-          <w:lang w:val="en-US"/>
-        </w:rPr>
-      </w:pPr>
-      <w:r>
-        <w:rPr>
-          <w:lang w:val="en-US"/>
-        </w:rPr>
-        <w:t>Connectors issued</w:t>
-      </w:r>
-    </w:p>
-    <w:p>
-      <w:pPr>
-        <w:pStyle w:val="NoSpacing"/>
-        <w:numPr>
-          <w:ilvl w:val="0"/>
-          <w:numId w:val="13"/>
-        </w:numPr>
-        <w:rPr>
-          <w:lang w:val="en-US"/>
-        </w:rPr>
-      </w:pPr>
-      <w:r>
-        <w:rPr>
-          <w:lang w:val="en-US"/>
-        </w:rPr>
-        <w:t>Router/ONU issued</w:t>
-      </w:r>
-    </w:p>
-    <w:p>
-      <w:pPr>
-        <w:pStyle w:val="NoSpacing"/>
-        <w:numPr>
-          <w:ilvl w:val="0"/>
-          <w:numId w:val="13"/>
-        </w:numPr>
-        <w:rPr>
-          <w:lang w:val="en-US"/>
-        </w:rPr>
-      </w:pPr>
-      <w:r>
-        <w:rPr>
-          <w:lang w:val="en-US"/>
-        </w:rPr>
-        <w:t>Returned/damaged/scrap material tracking</w:t>
-      </w:r>
-    </w:p>
-    <w:p>
-      <w:pPr>
-        <w:pStyle w:val="NoSpacing"/>
-        <w:ind w:left="1080"/>
-        <w:rPr>
-          <w:lang w:val="en-US"/>
-        </w:rPr>
-      </w:pPr>
-      <w:proofErr w:type="gramStart"/>
-      <w:r>
-        <w:rPr>
-          <w:lang w:val="en-US"/>
-        </w:rPr>
-        <w:t>So</w:t>
-      </w:r>
-      <w:proofErr w:type="gramEnd"/>
-      <w:r>
-        <w:rPr>
-          <w:lang w:val="en-US"/>
-        </w:rPr>
-        <w:t xml:space="preserve"> if your quotation only contains physical products, it can feel duplicated because the same product appears in both. But they answer different questions:</w:t>
+        <w:t>So if your quotation only contains physical products, it can feel duplicated because the same product appears in both. But they answer different questions:</w:t>
       </w:r>
     </w:p>
     <w:p>
@@ -3568,21 +3054,7 @@
         <w:rPr>
           <w:lang w:val="en-US"/>
         </w:rPr>
-        <w:t xml:space="preserve">Keep </w:t>
-      </w:r>
-      <w:proofErr w:type="spellStart"/>
-      <w:r>
-        <w:rPr>
-          <w:lang w:val="en-US"/>
-        </w:rPr>
-        <w:t>work_order_items</w:t>
-      </w:r>
-      <w:proofErr w:type="spellEnd"/>
-      <w:r>
-        <w:rPr>
-          <w:lang w:val="en-US"/>
-        </w:rPr>
-        <w:t xml:space="preserve"> in database, but auto-create it from quotation/direct invoice scope for invoice generation.</w:t>
+        <w:t>Keep work_order_items in database, but auto-create it from quotation/direct invoice scope for invoice generation.</w:t>
       </w:r>
     </w:p>
     <w:p>
@@ -3702,21 +3174,7 @@
         <w:rPr>
           <w:lang w:val="en-US"/>
         </w:rPr>
-        <w:t xml:space="preserve">I would not remove </w:t>
-      </w:r>
-      <w:proofErr w:type="spellStart"/>
-      <w:r>
-        <w:rPr>
-          <w:lang w:val="en-US"/>
-        </w:rPr>
-        <w:t>work_order_items</w:t>
-      </w:r>
-      <w:proofErr w:type="spellEnd"/>
-      <w:r>
-        <w:rPr>
-          <w:lang w:val="en-US"/>
-        </w:rPr>
-        <w:t xml:space="preserve"> table. It is useful for invoice generation and avoids depending forever on quotation rows, especially if work order is direct or needs additional labor/service charges.</w:t>
+        <w:t>I would not remove work_order_items table. It is useful for invoice generation and avoids depending forever on quotation rows, especially if work order is direct or needs additional labor/service charges.</w:t>
       </w:r>
     </w:p>
     <w:p>
@@ -3794,21 +3252,7 @@
         <w:rPr>
           <w:lang w:val="en-US"/>
         </w:rPr>
-        <w:t xml:space="preserve">because stock should be </w:t>
-      </w:r>
-      <w:proofErr w:type="gramStart"/>
-      <w:r>
-        <w:rPr>
-          <w:lang w:val="en-US"/>
-        </w:rPr>
-        <w:t>maintain</w:t>
-      </w:r>
-      <w:proofErr w:type="gramEnd"/>
-      <w:r>
-        <w:rPr>
-          <w:lang w:val="en-US"/>
-        </w:rPr>
-        <w:t xml:space="preserve"> while enter purchase items and material issue debit from stock and add the product return the material in material return modules</w:t>
+        <w:t>because stock should be maintain while enter purchase items and material issue debit from stock and add the product return the material in material return modules</w:t>
       </w:r>
     </w:p>
     <w:p>
@@ -4013,19 +3457,11 @@
           <w:lang w:val="en-US"/>
         </w:rPr>
       </w:pPr>
-      <w:proofErr w:type="spellStart"/>
-      <w:r>
-        <w:rPr>
-          <w:lang w:val="en-US"/>
-        </w:rPr>
-        <w:t>product_type</w:t>
-      </w:r>
-      <w:proofErr w:type="spellEnd"/>
-      <w:r>
-        <w:rPr>
-          <w:lang w:val="en-US"/>
-        </w:rPr>
-        <w:t>: ideally add this field later with values like MATERIAL, SERVICE, LABOR</w:t>
+      <w:r>
+        <w:rPr>
+          <w:lang w:val="en-US"/>
+        </w:rPr>
+        <w:t>product_type: ideally add this field later with values like MATERIAL, SERVICE, LABOR</w:t>
       </w:r>
     </w:p>
     <w:p>
@@ -4057,19 +3493,11 @@
           <w:lang w:val="en-US"/>
         </w:rPr>
       </w:pPr>
-      <w:proofErr w:type="spellStart"/>
-      <w:r>
-        <w:rPr>
-          <w:lang w:val="en-US"/>
-        </w:rPr>
-        <w:t>purchase_price</w:t>
-      </w:r>
-      <w:proofErr w:type="spellEnd"/>
-      <w:r>
-        <w:rPr>
-          <w:lang w:val="en-US"/>
-        </w:rPr>
-        <w:t>: 0</w:t>
+      <w:r>
+        <w:rPr>
+          <w:lang w:val="en-US"/>
+        </w:rPr>
+        <w:t>purchase_price: 0</w:t>
       </w:r>
     </w:p>
     <w:p>
@@ -4083,19 +3511,11 @@
           <w:lang w:val="en-US"/>
         </w:rPr>
       </w:pPr>
-      <w:proofErr w:type="spellStart"/>
-      <w:r>
-        <w:rPr>
-          <w:lang w:val="en-US"/>
-        </w:rPr>
-        <w:t>selling_price</w:t>
-      </w:r>
-      <w:proofErr w:type="spellEnd"/>
-      <w:r>
-        <w:rPr>
-          <w:lang w:val="en-US"/>
-        </w:rPr>
-        <w:t>: your standard charge</w:t>
+      <w:r>
+        <w:rPr>
+          <w:lang w:val="en-US"/>
+        </w:rPr>
+        <w:t>selling_price: your standard charge</w:t>
       </w:r>
     </w:p>
     <w:p>
@@ -4127,19 +3547,11 @@
           <w:lang w:val="en-US"/>
         </w:rPr>
       </w:pPr>
-      <w:proofErr w:type="spellStart"/>
-      <w:r>
-        <w:rPr>
-          <w:lang w:val="en-US"/>
-        </w:rPr>
-        <w:t>gst_percent</w:t>
-      </w:r>
-      <w:proofErr w:type="spellEnd"/>
-      <w:r>
-        <w:rPr>
-          <w:lang w:val="en-US"/>
-        </w:rPr>
-        <w:t>: applicable GST</w:t>
+      <w:r>
+        <w:rPr>
+          <w:lang w:val="en-US"/>
+        </w:rPr>
+        <w:t>gst_percent: applicable GST</w:t>
       </w:r>
     </w:p>
     <w:p>
@@ -4153,19 +3565,11 @@
           <w:lang w:val="en-US"/>
         </w:rPr>
       </w:pPr>
-      <w:proofErr w:type="spellStart"/>
-      <w:r>
-        <w:rPr>
-          <w:lang w:val="en-US"/>
-        </w:rPr>
-        <w:t>reorder_level</w:t>
-      </w:r>
-      <w:proofErr w:type="spellEnd"/>
-      <w:r>
-        <w:rPr>
-          <w:lang w:val="en-US"/>
-        </w:rPr>
-        <w:t>: 0</w:t>
+      <w:r>
+        <w:rPr>
+          <w:lang w:val="en-US"/>
+        </w:rPr>
+        <w:t>reorder_level: 0</w:t>
       </w:r>
     </w:p>
     <w:p>
@@ -4183,6 +3587,7 @@
         <w:rPr>
           <w:lang w:val="en-US"/>
         </w:rPr>
+        <w:lastRenderedPageBreak/>
         <w:t>status: ACTIVE</w:t>
       </w:r>
     </w:p>
@@ -4249,21 +3654,7 @@
         <w:rPr>
           <w:lang w:val="en-US"/>
         </w:rPr>
-        <w:t xml:space="preserve">If we add </w:t>
-      </w:r>
-      <w:proofErr w:type="spellStart"/>
-      <w:r>
-        <w:rPr>
-          <w:lang w:val="en-US"/>
-        </w:rPr>
-        <w:t>product_type</w:t>
-      </w:r>
-      <w:proofErr w:type="spellEnd"/>
-      <w:r>
-        <w:rPr>
-          <w:lang w:val="en-US"/>
-        </w:rPr>
-        <w:t>, the UI can filter:</w:t>
+        <w:t>If we add product_type, the UI can filter:</w:t>
       </w:r>
     </w:p>
     <w:p>
@@ -4702,21 +4093,7 @@
         <w:rPr>
           <w:lang w:val="en-US"/>
         </w:rPr>
-        <w:t xml:space="preserve">For that, we should add a </w:t>
-      </w:r>
-      <w:proofErr w:type="spellStart"/>
-      <w:r>
-        <w:rPr>
-          <w:lang w:val="en-US"/>
-        </w:rPr>
-        <w:t>product_type</w:t>
-      </w:r>
-      <w:proofErr w:type="spellEnd"/>
-      <w:r>
-        <w:rPr>
-          <w:lang w:val="en-US"/>
-        </w:rPr>
-        <w:t xml:space="preserve"> field:</w:t>
+        <w:t>For that, we should add a product_type field:</w:t>
       </w:r>
     </w:p>
     <w:p>
@@ -4727,19 +4104,11 @@
           <w:lang w:val="en-US"/>
         </w:rPr>
       </w:pPr>
-      <w:proofErr w:type="spellStart"/>
-      <w:r>
-        <w:rPr>
-          <w:lang w:val="en-US"/>
-        </w:rPr>
-        <w:t>product_type</w:t>
-      </w:r>
-      <w:proofErr w:type="spellEnd"/>
-      <w:r>
-        <w:rPr>
-          <w:lang w:val="en-US"/>
-        </w:rPr>
-        <w:t xml:space="preserve"> ENUM('MATERIAL','SERVICE','LABOR') DEFAULT 'MATERIAL'</w:t>
+      <w:r>
+        <w:rPr>
+          <w:lang w:val="en-US"/>
+        </w:rPr>
+        <w:t>product_type ENUM('MATERIAL','SERVICE','LABOR') DEFAULT 'MATERIAL'</w:t>
       </w:r>
     </w:p>
     <w:p>
@@ -4823,21 +4192,7 @@
         <w:rPr>
           <w:lang w:val="en-US"/>
         </w:rPr>
-        <w:t xml:space="preserve">Without </w:t>
-      </w:r>
-      <w:proofErr w:type="spellStart"/>
-      <w:r>
-        <w:rPr>
-          <w:lang w:val="en-US"/>
-        </w:rPr>
-        <w:t>product_type</w:t>
-      </w:r>
-      <w:proofErr w:type="spellEnd"/>
-      <w:r>
-        <w:rPr>
-          <w:lang w:val="en-US"/>
-        </w:rPr>
-        <w:t>, the app cannot reliably know whether “Installation Charge” is stock or service.</w:t>
+        <w:t>Without product_type, the app cannot reliably know whether “Installation Charge” is stock or service.</w:t>
       </w:r>
     </w:p>
     <w:p>
@@ -4879,6 +4234,7 @@
         <w:rPr>
           <w:lang w:val="en-US"/>
         </w:rPr>
+        <w:lastRenderedPageBreak/>
         <w:t>Work order changes</w:t>
       </w:r>
     </w:p>
@@ -4915,13 +4271,7 @@
         <w:rPr>
           <w:lang w:val="en-US"/>
         </w:rPr>
-        <w:t>Work Items</w:t>
-      </w:r>
-      <w:r>
-        <w:rPr>
-          <w:lang w:val="en-US"/>
-        </w:rPr>
-        <w:t xml:space="preserve"> section we can </w:t>
+        <w:t xml:space="preserve">Work Items section we can </w:t>
       </w:r>
       <w:r>
         <w:rPr>
@@ -4939,21 +4289,7 @@
         <w:rPr>
           <w:lang w:val="en-US"/>
         </w:rPr>
-        <w:t xml:space="preserve">return </w:t>
-      </w:r>
-      <w:proofErr w:type="gramStart"/>
-      <w:r>
-        <w:rPr>
-          <w:lang w:val="en-US"/>
-        </w:rPr>
-        <w:t>part  don’t</w:t>
-      </w:r>
-      <w:proofErr w:type="gramEnd"/>
-      <w:r>
-        <w:rPr>
-          <w:lang w:val="en-US"/>
-        </w:rPr>
-        <w:t xml:space="preserve"> need</w:t>
+        <w:t>return part  don’t need</w:t>
       </w:r>
       <w:r>
         <w:rPr>
@@ -5052,21 +4388,7 @@
         <w:rPr>
           <w:lang w:val="en-US"/>
         </w:rPr>
-        <w:t xml:space="preserve">In the header </w:t>
-      </w:r>
-      <w:proofErr w:type="gramStart"/>
-      <w:r>
-        <w:rPr>
-          <w:lang w:val="en-US"/>
-        </w:rPr>
-        <w:t>widget ,</w:t>
-      </w:r>
-      <w:proofErr w:type="gramEnd"/>
-      <w:r>
-        <w:rPr>
-          <w:lang w:val="en-US"/>
-        </w:rPr>
-        <w:t xml:space="preserve"> can show the work order details </w:t>
+        <w:t xml:space="preserve">In the header widget , can show the work order details </w:t>
       </w:r>
       <w:r>
         <w:rPr>
@@ -5156,21 +4478,7 @@
         <w:rPr>
           <w:lang w:val="en-US"/>
         </w:rPr>
-        <w:t xml:space="preserve">issue row need to add a button “Return” when we click the </w:t>
-      </w:r>
-      <w:proofErr w:type="spellStart"/>
-      <w:r>
-        <w:rPr>
-          <w:lang w:val="en-US"/>
-        </w:rPr>
-        <w:t>the</w:t>
-      </w:r>
-      <w:proofErr w:type="spellEnd"/>
-      <w:r>
-        <w:rPr>
-          <w:lang w:val="en-US"/>
-        </w:rPr>
-        <w:t xml:space="preserve"> button </w:t>
+        <w:t xml:space="preserve">issue row need to add a button “Return” when we click the the button </w:t>
       </w:r>
       <w:r>
         <w:rPr>
@@ -5237,25 +4545,7 @@
           <w:bCs/>
           <w:lang w:val="en-US"/>
         </w:rPr>
-        <w:t>Material issue list should fetch all “</w:t>
-      </w:r>
-      <w:proofErr w:type="spellStart"/>
-      <w:r>
-        <w:rPr>
-          <w:b/>
-          <w:bCs/>
-          <w:lang w:val="en-US"/>
-        </w:rPr>
-        <w:t>product_type</w:t>
-      </w:r>
-      <w:proofErr w:type="spellEnd"/>
-      <w:r>
-        <w:rPr>
-          <w:b/>
-          <w:bCs/>
-          <w:lang w:val="en-US"/>
-        </w:rPr>
-        <w:t xml:space="preserve"> = material” here </w:t>
+        <w:t xml:space="preserve">Material issue list should fetch all “product_type = material” here </w:t>
       </w:r>
     </w:p>
     <w:p>
@@ -5529,7 +4819,6 @@
                       <w14:ligatures w14:val="none"/>
                     </w:rPr>
                   </w:pPr>
-                  <w:proofErr w:type="spellStart"/>
                   <w:r>
                     <w:rPr>
                       <w:rFonts w:ascii="Inter Fallback" w:eastAsia="Times New Roman" w:hAnsi="Inter Fallback" w:cs="Times New Roman"/>
@@ -5541,21 +4830,7 @@
                       <w:lang w:val="en-US"/>
                       <w14:ligatures w14:val="none"/>
                     </w:rPr>
-                    <w:t>Apcolite</w:t>
-                  </w:r>
-                  <w:proofErr w:type="spellEnd"/>
-                  <w:r>
-                    <w:rPr>
-                      <w:rFonts w:ascii="Inter Fallback" w:eastAsia="Times New Roman" w:hAnsi="Inter Fallback" w:cs="Times New Roman"/>
-                      <w:b/>
-                      <w:bCs/>
-                      <w:color w:val="373737"/>
-                      <w:kern w:val="0"/>
-                      <w:bdr w:val="single" w:sz="2" w:space="0" w:color="E5E7EB" w:frame="1"/>
-                      <w:lang w:val="en-US"/>
-                      <w14:ligatures w14:val="none"/>
-                    </w:rPr>
-                    <w:t xml:space="preserve"> Premium Emulsion</w:t>
+                    <w:t>Apcolite Premium Emulsion</w:t>
                   </w:r>
                 </w:p>
               </w:tc>
@@ -5695,23 +4970,8 @@
                       <w:lang w:val="en-US"/>
                       <w14:ligatures w14:val="none"/>
                     </w:rPr>
-                    <w:t xml:space="preserve">Dulux </w:t>
+                    <w:t>Dulux SuperCover</w:t>
                   </w:r>
-                  <w:proofErr w:type="spellStart"/>
-                  <w:r>
-                    <w:rPr>
-                      <w:rFonts w:ascii="Inter Fallback" w:eastAsia="Times New Roman" w:hAnsi="Inter Fallback" w:cs="Times New Roman"/>
-                      <w:b/>
-                      <w:bCs/>
-                      <w:color w:val="373737"/>
-                      <w:kern w:val="0"/>
-                      <w:bdr w:val="single" w:sz="2" w:space="0" w:color="E5E7EB" w:frame="1"/>
-                      <w:lang w:val="en-US"/>
-                      <w14:ligatures w14:val="none"/>
-                    </w:rPr>
-                    <w:t>SuperCover</w:t>
-                  </w:r>
-                  <w:proofErr w:type="spellEnd"/>
                 </w:p>
               </w:tc>
               <w:tc>
@@ -5979,7 +5239,6 @@
                       <w14:ligatures w14:val="none"/>
                     </w:rPr>
                   </w:pPr>
-                  <w:proofErr w:type="spellStart"/>
                   <w:r>
                     <w:rPr>
                       <w:rFonts w:ascii="Inter Fallback" w:eastAsia="Times New Roman" w:hAnsi="Inter Fallback" w:cs="Times New Roman"/>
@@ -5991,21 +5250,7 @@
                       <w:lang w:val="en-US"/>
                       <w14:ligatures w14:val="none"/>
                     </w:rPr>
-                    <w:t>Nerolac</w:t>
-                  </w:r>
-                  <w:proofErr w:type="spellEnd"/>
-                  <w:r>
-                    <w:rPr>
-                      <w:rFonts w:ascii="Inter Fallback" w:eastAsia="Times New Roman" w:hAnsi="Inter Fallback" w:cs="Times New Roman"/>
-                      <w:b/>
-                      <w:bCs/>
-                      <w:color w:val="373737"/>
-                      <w:kern w:val="0"/>
-                      <w:bdr w:val="single" w:sz="2" w:space="0" w:color="E5E7EB" w:frame="1"/>
-                      <w:lang w:val="en-US"/>
-                      <w14:ligatures w14:val="none"/>
-                    </w:rPr>
-                    <w:t xml:space="preserve"> Impressions Eco Clean</w:t>
+                    <w:t>Nerolac Impressions Eco Clean</w:t>
                   </w:r>
                 </w:p>
               </w:tc>
@@ -6194,6 +5439,7 @@
         <w:rPr>
           <w:b/>
           <w:bCs/>
+          <w:noProof/>
           <w:lang w:val="en-US"/>
         </w:rPr>
         <w:drawing>
@@ -6298,6 +5544,7 @@
           <w:bCs/>
           <w:lang w:val="en-US"/>
         </w:rPr>
+        <w:lastRenderedPageBreak/>
         <w:t>Sidebar collapse and expand</w:t>
       </w:r>
     </w:p>
@@ -6376,23 +5623,194 @@
         </w:rPr>
         <w:t xml:space="preserve">Color theme </w:t>
       </w:r>
-      <w:proofErr w:type="gramStart"/>
       <w:r>
         <w:rPr>
           <w:b/>
           <w:bCs/>
           <w:lang w:val="en-US"/>
         </w:rPr>
-        <w:t>follow</w:t>
-      </w:r>
-      <w:proofErr w:type="gramEnd"/>
-      <w:r>
+        <w:t>follow like this image</w:t>
+      </w:r>
+    </w:p>
+    <w:p>
+      <w:pPr>
+        <w:pStyle w:val="NoSpacing"/>
+        <w:ind w:left="1440"/>
         <w:rPr>
           <w:b/>
           <w:bCs/>
           <w:lang w:val="en-US"/>
         </w:rPr>
-        <w:t xml:space="preserve"> like this image</w:t>
+      </w:pPr>
+    </w:p>
+    <w:p>
+      <w:pPr>
+        <w:pStyle w:val="NoSpacing"/>
+        <w:ind w:left="1440"/>
+        <w:rPr>
+          <w:b/>
+          <w:bCs/>
+          <w:lang w:val="en-US"/>
+        </w:rPr>
+      </w:pPr>
+    </w:p>
+    <w:p>
+      <w:pPr>
+        <w:pStyle w:val="NoSpacing"/>
+        <w:ind w:left="1440"/>
+        <w:rPr>
+          <w:b/>
+          <w:bCs/>
+          <w:lang w:val="en-US"/>
+        </w:rPr>
+      </w:pPr>
+      <w:r>
+        <w:rPr>
+          <w:b/>
+          <w:bCs/>
+          <w:lang w:val="en-US"/>
+        </w:rPr>
+        <w:t>Correction</w:t>
+      </w:r>
+    </w:p>
+    <w:p>
+      <w:pPr>
+        <w:pStyle w:val="NoSpacing"/>
+        <w:numPr>
+          <w:ilvl w:val="1"/>
+          <w:numId w:val="18"/>
+        </w:numPr>
+        <w:rPr>
+          <w:b/>
+          <w:bCs/>
+          <w:lang w:val="en-US"/>
+        </w:rPr>
+      </w:pPr>
+      <w:r>
+        <w:rPr>
+          <w:b/>
+          <w:bCs/>
+          <w:lang w:val="en-US"/>
+        </w:rPr>
+        <w:t>While edit the brand name , brand code not updating</w:t>
+      </w:r>
+    </w:p>
+    <w:p>
+      <w:pPr>
+        <w:pStyle w:val="NoSpacing"/>
+        <w:numPr>
+          <w:ilvl w:val="1"/>
+          <w:numId w:val="18"/>
+        </w:numPr>
+        <w:rPr>
+          <w:b/>
+          <w:bCs/>
+          <w:lang w:val="en-US"/>
+        </w:rPr>
+      </w:pPr>
+      <w:r>
+        <w:rPr>
+          <w:b/>
+          <w:bCs/>
+        </w:rPr>
+        <w:t>mat-raised-button</w:t>
+      </w:r>
+      <w:r>
+        <w:rPr>
+          <w:b/>
+          <w:bCs/>
+        </w:rPr>
+        <w:t xml:space="preserve"> </w:t>
+      </w:r>
+      <w:r>
+        <w:rPr>
+          <w:b/>
+          <w:bCs/>
+          <w:lang w:val="en-US"/>
+        </w:rPr>
+        <w:t xml:space="preserve">background and text color </w:t>
+      </w:r>
+      <w:r>
+        <w:rPr>
+          <w:b/>
+          <w:bCs/>
+          <w:lang w:val="en-US"/>
+        </w:rPr>
+        <w:t>collage</w:t>
+      </w:r>
+    </w:p>
+    <w:p>
+      <w:pPr>
+        <w:pStyle w:val="NoSpacing"/>
+        <w:numPr>
+          <w:ilvl w:val="1"/>
+          <w:numId w:val="18"/>
+        </w:numPr>
+        <w:rPr>
+          <w:b/>
+          <w:bCs/>
+          <w:lang w:val="en-US"/>
+        </w:rPr>
+      </w:pPr>
+      <w:r>
+        <w:rPr>
+          <w:b/>
+          <w:bCs/>
+          <w:lang w:val="en-US"/>
+        </w:rPr>
+        <w:t xml:space="preserve">Purchase Items – tax calculation is wrong, I am giving 1483.5 price and tax 18% amount </w:t>
+      </w:r>
+      <w:r>
+        <w:rPr>
+          <w:b/>
+          <w:bCs/>
+          <w:lang w:val="en-US"/>
+        </w:rPr>
+        <w:t>shows 1650</w:t>
+      </w:r>
+    </w:p>
+    <w:p>
+      <w:pPr>
+        <w:pStyle w:val="NoSpacing"/>
+        <w:numPr>
+          <w:ilvl w:val="1"/>
+          <w:numId w:val="18"/>
+        </w:numPr>
+        <w:rPr>
+          <w:b/>
+          <w:bCs/>
+          <w:lang w:val="en-US"/>
+        </w:rPr>
+      </w:pPr>
+      <w:r>
+        <w:rPr>
+          <w:b/>
+          <w:bCs/>
+          <w:lang w:val="en-US"/>
+        </w:rPr>
+        <w:t>Date format should be all place dd/mm/yyyy</w:t>
+      </w:r>
+    </w:p>
+    <w:p>
+      <w:pPr>
+        <w:pStyle w:val="NoSpacing"/>
+        <w:numPr>
+          <w:ilvl w:val="1"/>
+          <w:numId w:val="18"/>
+        </w:numPr>
+        <w:rPr>
+          <w:b/>
+          <w:bCs/>
+          <w:lang w:val="en-US"/>
+        </w:rPr>
+      </w:pPr>
+      <w:r>
+        <w:rPr>
+          <w:b/>
+          <w:bCs/>
+          <w:lang w:val="en-US"/>
+        </w:rPr>
+        <w:t>Quotation items reduce the s.no width</w:t>
       </w:r>
     </w:p>
     <w:sectPr>
@@ -8060,7 +7478,7 @@
   <w:abstractNum w:abstractNumId="14" w15:restartNumberingAfterBreak="0">
     <w:nsid w:val="3EE64ECE"/>
     <w:multiLevelType w:val="multilevel"/>
-    <w:tmpl w:val="E7042036"/>
+    <w:tmpl w:val="E3C450A4"/>
     <w:lvl w:ilvl="0">
       <w:start w:val="1"/>
       <w:numFmt w:val="bullet"/>
@@ -8077,20 +7495,16 @@
         <w:sz w:val="20"/>
       </w:rPr>
     </w:lvl>
-    <w:lvl w:ilvl="1" w:tentative="1">
-      <w:start w:val="1"/>
-      <w:numFmt w:val="bullet"/>
-      <w:lvlText w:val="o"/>
-      <w:lvlJc w:val="left"/>
-      <w:pPr>
-        <w:tabs>
-          <w:tab w:val="num" w:pos="1440"/>
-        </w:tabs>
+    <w:lvl w:ilvl="1">
+      <w:start w:val="1"/>
+      <w:numFmt w:val="decimal"/>
+      <w:lvlText w:val="%2."/>
+      <w:lvlJc w:val="left"/>
+      <w:pPr>
         <w:ind w:left="1440" w:hanging="360"/>
       </w:pPr>
       <w:rPr>
-        <w:rFonts w:ascii="Courier New" w:hAnsi="Courier New" w:hint="default"/>
-        <w:sz w:val="20"/>
+        <w:rFonts w:hint="default"/>
       </w:rPr>
     </w:lvl>
     <w:lvl w:ilvl="2" w:tentative="1">

--- a/project_desc/details.docx
+++ b/project_desc/details.docx
@@ -5813,6 +5813,301 @@
         <w:t>Quotation items reduce the s.no width</w:t>
       </w:r>
     </w:p>
+    <w:p>
+      <w:pPr>
+        <w:pStyle w:val="NoSpacing"/>
+        <w:rPr>
+          <w:b/>
+          <w:bCs/>
+          <w:lang w:val="en-US"/>
+        </w:rPr>
+      </w:pPr>
+    </w:p>
+    <w:p>
+      <w:pPr>
+        <w:pStyle w:val="NoSpacing"/>
+        <w:rPr>
+          <w:b/>
+          <w:bCs/>
+          <w:lang w:val="en-US"/>
+        </w:rPr>
+      </w:pPr>
+    </w:p>
+    <w:p>
+      <w:pPr>
+        <w:pStyle w:val="NoSpacing"/>
+        <w:rPr>
+          <w:b/>
+          <w:bCs/>
+          <w:lang w:val="en-US"/>
+        </w:rPr>
+      </w:pPr>
+      <w:r>
+        <w:rPr>
+          <w:b/>
+          <w:bCs/>
+          <w:lang w:val="en-US"/>
+        </w:rPr>
+        <w:t>New Modules</w:t>
+      </w:r>
+      <w:r>
+        <w:rPr>
+          <w:b/>
+          <w:bCs/>
+          <w:lang w:val="en-US"/>
+        </w:rPr>
+        <w:t xml:space="preserve"> </w:t>
+      </w:r>
+    </w:p>
+    <w:p>
+      <w:pPr>
+        <w:pStyle w:val="NoSpacing"/>
+        <w:ind w:left="720"/>
+        <w:rPr>
+          <w:b/>
+          <w:bCs/>
+          <w:lang w:val="en-US"/>
+        </w:rPr>
+      </w:pPr>
+      <w:r>
+        <w:rPr>
+          <w:b/>
+          <w:bCs/>
+          <w:lang w:val="en-US"/>
+        </w:rPr>
+        <w:t>develop frontend, backend, table</w:t>
+      </w:r>
+      <w:r>
+        <w:rPr>
+          <w:b/>
+          <w:bCs/>
+          <w:lang w:val="en-US"/>
+        </w:rPr>
+        <w:t xml:space="preserve"> if don’t have the table create new or use existing in table-enhance</w:t>
+      </w:r>
+      <w:r>
+        <w:rPr>
+          <w:b/>
+          <w:bCs/>
+          <w:lang w:val="en-US"/>
+        </w:rPr>
+        <w:t>d.sql</w:t>
+      </w:r>
+    </w:p>
+    <w:p>
+      <w:pPr>
+        <w:pStyle w:val="NoSpacing"/>
+        <w:numPr>
+          <w:ilvl w:val="0"/>
+          <w:numId w:val="24"/>
+        </w:numPr>
+        <w:rPr>
+          <w:b/>
+          <w:bCs/>
+          <w:lang w:val="en-US"/>
+        </w:rPr>
+      </w:pPr>
+      <w:r>
+        <w:rPr>
+          <w:b/>
+          <w:bCs/>
+          <w:lang w:val="en-US"/>
+        </w:rPr>
+        <w:t xml:space="preserve">Employee attenance </w:t>
+      </w:r>
+      <w:r>
+        <w:rPr>
+          <w:b/>
+          <w:bCs/>
+          <w:lang w:val="en-US"/>
+        </w:rPr>
+        <w:t>–</w:t>
+      </w:r>
+      <w:r>
+        <w:rPr>
+          <w:b/>
+          <w:bCs/>
+          <w:lang w:val="en-US"/>
+        </w:rPr>
+        <w:t xml:space="preserve"> </w:t>
+      </w:r>
+    </w:p>
+    <w:p>
+      <w:pPr>
+        <w:pStyle w:val="NoSpacing"/>
+        <w:numPr>
+          <w:ilvl w:val="0"/>
+          <w:numId w:val="24"/>
+        </w:numPr>
+        <w:rPr>
+          <w:b/>
+          <w:bCs/>
+          <w:lang w:val="en-US"/>
+        </w:rPr>
+      </w:pPr>
+      <w:r>
+        <w:rPr>
+          <w:b/>
+          <w:bCs/>
+          <w:lang w:val="en-US"/>
+        </w:rPr>
+        <w:t>Customer payment</w:t>
+      </w:r>
+    </w:p>
+    <w:p>
+      <w:pPr>
+        <w:pStyle w:val="NoSpacing"/>
+        <w:numPr>
+          <w:ilvl w:val="0"/>
+          <w:numId w:val="24"/>
+        </w:numPr>
+        <w:rPr>
+          <w:b/>
+          <w:bCs/>
+          <w:lang w:val="en-US"/>
+        </w:rPr>
+      </w:pPr>
+      <w:r>
+        <w:rPr>
+          <w:b/>
+          <w:bCs/>
+          <w:lang w:val="en-US"/>
+        </w:rPr>
+        <w:t>Supplier payment</w:t>
+      </w:r>
+    </w:p>
+    <w:p>
+      <w:pPr>
+        <w:pStyle w:val="NoSpacing"/>
+        <w:numPr>
+          <w:ilvl w:val="0"/>
+          <w:numId w:val="24"/>
+        </w:numPr>
+        <w:rPr>
+          <w:b/>
+          <w:bCs/>
+          <w:lang w:val="en-US"/>
+        </w:rPr>
+      </w:pPr>
+      <w:r>
+        <w:rPr>
+          <w:b/>
+          <w:bCs/>
+          <w:lang w:val="en-US"/>
+        </w:rPr>
+        <w:t>Sales module</w:t>
+      </w:r>
+    </w:p>
+    <w:p>
+      <w:pPr>
+        <w:pStyle w:val="NoSpacing"/>
+        <w:numPr>
+          <w:ilvl w:val="0"/>
+          <w:numId w:val="24"/>
+        </w:numPr>
+        <w:rPr>
+          <w:b/>
+          <w:bCs/>
+          <w:lang w:val="en-US"/>
+        </w:rPr>
+      </w:pPr>
+      <w:r>
+        <w:rPr>
+          <w:b/>
+          <w:bCs/>
+          <w:lang w:val="en-US"/>
+        </w:rPr>
+        <w:t>Service tickets</w:t>
+      </w:r>
+    </w:p>
+    <w:p>
+      <w:pPr>
+        <w:pStyle w:val="NoSpacing"/>
+        <w:numPr>
+          <w:ilvl w:val="0"/>
+          <w:numId w:val="24"/>
+        </w:numPr>
+        <w:rPr>
+          <w:b/>
+          <w:bCs/>
+          <w:lang w:val="en-US"/>
+        </w:rPr>
+      </w:pPr>
+      <w:r>
+        <w:rPr>
+          <w:b/>
+          <w:bCs/>
+          <w:lang w:val="en-US"/>
+        </w:rPr>
+        <w:t>Warranty master  module</w:t>
+      </w:r>
+    </w:p>
+    <w:p>
+      <w:pPr>
+        <w:pStyle w:val="NoSpacing"/>
+        <w:numPr>
+          <w:ilvl w:val="0"/>
+          <w:numId w:val="24"/>
+        </w:numPr>
+        <w:rPr>
+          <w:b/>
+          <w:bCs/>
+          <w:lang w:val="en-US"/>
+        </w:rPr>
+      </w:pPr>
+      <w:r>
+        <w:rPr>
+          <w:b/>
+          <w:bCs/>
+          <w:lang w:val="en-US"/>
+        </w:rPr>
+        <w:t>Add in respective sidebar menu</w:t>
+      </w:r>
+    </w:p>
+    <w:p>
+      <w:pPr>
+        <w:pStyle w:val="NoSpacing"/>
+        <w:numPr>
+          <w:ilvl w:val="0"/>
+          <w:numId w:val="24"/>
+        </w:numPr>
+        <w:rPr>
+          <w:b/>
+          <w:bCs/>
+          <w:lang w:val="en-US"/>
+        </w:rPr>
+      </w:pPr>
+      <w:r>
+        <w:rPr>
+          <w:b/>
+          <w:bCs/>
+          <w:lang w:val="en-US"/>
+        </w:rPr>
+        <w:t>Include in workflow if needed</w:t>
+      </w:r>
+    </w:p>
+    <w:p>
+      <w:pPr>
+        <w:pStyle w:val="NoSpacing"/>
+        <w:ind w:left="720"/>
+        <w:rPr>
+          <w:b/>
+          <w:bCs/>
+          <w:lang w:val="en-US"/>
+        </w:rPr>
+      </w:pPr>
+    </w:p>
+    <w:p>
+      <w:pPr>
+        <w:pStyle w:val="NoSpacing"/>
+        <w:ind w:left="720"/>
+        <w:rPr>
+          <w:b/>
+          <w:bCs/>
+          <w:lang w:val="en-US"/>
+        </w:rPr>
+      </w:pPr>
+    </w:p>
     <w:sectPr>
       <w:pgSz w:w="11906" w:h="16838"/>
       <w:pgMar w:top="1440" w:right="1440" w:bottom="1440" w:left="1440" w:header="708" w:footer="708" w:gutter="0"/>
@@ -7919,6 +8214,95 @@
     </w:lvl>
   </w:abstractNum>
   <w:abstractNum w:abstractNumId="17" w15:restartNumberingAfterBreak="0">
+    <w:nsid w:val="47206278"/>
+    <w:multiLevelType w:val="hybridMultilevel"/>
+    <w:tmpl w:val="660C46BE"/>
+    <w:lvl w:ilvl="0" w:tplc="0409000F">
+      <w:start w:val="1"/>
+      <w:numFmt w:val="decimal"/>
+      <w:lvlText w:val="%1."/>
+      <w:lvlJc w:val="left"/>
+      <w:pPr>
+        <w:ind w:left="720" w:hanging="360"/>
+      </w:pPr>
+      <w:rPr>
+        <w:rFonts w:hint="default"/>
+      </w:rPr>
+    </w:lvl>
+    <w:lvl w:ilvl="1" w:tplc="04090019" w:tentative="1">
+      <w:start w:val="1"/>
+      <w:numFmt w:val="lowerLetter"/>
+      <w:lvlText w:val="%2."/>
+      <w:lvlJc w:val="left"/>
+      <w:pPr>
+        <w:ind w:left="1440" w:hanging="360"/>
+      </w:pPr>
+    </w:lvl>
+    <w:lvl w:ilvl="2" w:tplc="0409001B" w:tentative="1">
+      <w:start w:val="1"/>
+      <w:numFmt w:val="lowerRoman"/>
+      <w:lvlText w:val="%3."/>
+      <w:lvlJc w:val="right"/>
+      <w:pPr>
+        <w:ind w:left="2160" w:hanging="180"/>
+      </w:pPr>
+    </w:lvl>
+    <w:lvl w:ilvl="3" w:tplc="0409000F" w:tentative="1">
+      <w:start w:val="1"/>
+      <w:numFmt w:val="decimal"/>
+      <w:lvlText w:val="%4."/>
+      <w:lvlJc w:val="left"/>
+      <w:pPr>
+        <w:ind w:left="2880" w:hanging="360"/>
+      </w:pPr>
+    </w:lvl>
+    <w:lvl w:ilvl="4" w:tplc="04090019" w:tentative="1">
+      <w:start w:val="1"/>
+      <w:numFmt w:val="lowerLetter"/>
+      <w:lvlText w:val="%5."/>
+      <w:lvlJc w:val="left"/>
+      <w:pPr>
+        <w:ind w:left="3600" w:hanging="360"/>
+      </w:pPr>
+    </w:lvl>
+    <w:lvl w:ilvl="5" w:tplc="0409001B" w:tentative="1">
+      <w:start w:val="1"/>
+      <w:numFmt w:val="lowerRoman"/>
+      <w:lvlText w:val="%6."/>
+      <w:lvlJc w:val="right"/>
+      <w:pPr>
+        <w:ind w:left="4320" w:hanging="180"/>
+      </w:pPr>
+    </w:lvl>
+    <w:lvl w:ilvl="6" w:tplc="0409000F" w:tentative="1">
+      <w:start w:val="1"/>
+      <w:numFmt w:val="decimal"/>
+      <w:lvlText w:val="%7."/>
+      <w:lvlJc w:val="left"/>
+      <w:pPr>
+        <w:ind w:left="5040" w:hanging="360"/>
+      </w:pPr>
+    </w:lvl>
+    <w:lvl w:ilvl="7" w:tplc="04090019" w:tentative="1">
+      <w:start w:val="1"/>
+      <w:numFmt w:val="lowerLetter"/>
+      <w:lvlText w:val="%8."/>
+      <w:lvlJc w:val="left"/>
+      <w:pPr>
+        <w:ind w:left="5760" w:hanging="360"/>
+      </w:pPr>
+    </w:lvl>
+    <w:lvl w:ilvl="8" w:tplc="0409001B" w:tentative="1">
+      <w:start w:val="1"/>
+      <w:numFmt w:val="lowerRoman"/>
+      <w:lvlText w:val="%9."/>
+      <w:lvlJc w:val="right"/>
+      <w:pPr>
+        <w:ind w:left="6480" w:hanging="180"/>
+      </w:pPr>
+    </w:lvl>
+  </w:abstractNum>
+  <w:abstractNum w:abstractNumId="18" w15:restartNumberingAfterBreak="0">
     <w:nsid w:val="47541A51"/>
     <w:multiLevelType w:val="multilevel"/>
     <w:tmpl w:val="B1769196"/>
@@ -8035,7 +8419,7 @@
       </w:pPr>
     </w:lvl>
   </w:abstractNum>
-  <w:abstractNum w:abstractNumId="18" w15:restartNumberingAfterBreak="0">
+  <w:abstractNum w:abstractNumId="19" w15:restartNumberingAfterBreak="0">
     <w:nsid w:val="4B9566C8"/>
     <w:multiLevelType w:val="hybridMultilevel"/>
     <w:tmpl w:val="0BC871BE"/>
@@ -8124,7 +8508,7 @@
       </w:pPr>
     </w:lvl>
   </w:abstractNum>
-  <w:abstractNum w:abstractNumId="19" w15:restartNumberingAfterBreak="0">
+  <w:abstractNum w:abstractNumId="20" w15:restartNumberingAfterBreak="0">
     <w:nsid w:val="5AB63653"/>
     <w:multiLevelType w:val="multilevel"/>
     <w:tmpl w:val="AEBCE6B4"/>
@@ -8269,7 +8653,7 @@
       </w:rPr>
     </w:lvl>
   </w:abstractNum>
-  <w:abstractNum w:abstractNumId="20" w15:restartNumberingAfterBreak="0">
+  <w:abstractNum w:abstractNumId="21" w15:restartNumberingAfterBreak="0">
     <w:nsid w:val="5B0F231C"/>
     <w:multiLevelType w:val="multilevel"/>
     <w:tmpl w:val="61E06DBC"/>
@@ -8418,7 +8802,7 @@
       </w:rPr>
     </w:lvl>
   </w:abstractNum>
-  <w:abstractNum w:abstractNumId="21" w15:restartNumberingAfterBreak="0">
+  <w:abstractNum w:abstractNumId="22" w15:restartNumberingAfterBreak="0">
     <w:nsid w:val="74D43F45"/>
     <w:multiLevelType w:val="hybridMultilevel"/>
     <w:tmpl w:val="8402C9D0"/>
@@ -8507,7 +8891,7 @@
       </w:pPr>
     </w:lvl>
   </w:abstractNum>
-  <w:abstractNum w:abstractNumId="22" w15:restartNumberingAfterBreak="0">
+  <w:abstractNum w:abstractNumId="23" w15:restartNumberingAfterBreak="0">
     <w:nsid w:val="7BF06BB8"/>
     <w:multiLevelType w:val="multilevel"/>
     <w:tmpl w:val="94982344"/>
@@ -8657,13 +9041,13 @@
     </w:lvl>
   </w:abstractNum>
   <w:num w:numId="1" w16cid:durableId="66616893">
-    <w:abstractNumId w:val="18"/>
+    <w:abstractNumId w:val="19"/>
   </w:num>
   <w:num w:numId="2" w16cid:durableId="123502505">
     <w:abstractNumId w:val="13"/>
   </w:num>
   <w:num w:numId="3" w16cid:durableId="1535847532">
-    <w:abstractNumId w:val="21"/>
+    <w:abstractNumId w:val="22"/>
   </w:num>
   <w:num w:numId="4" w16cid:durableId="217015646">
     <w:abstractNumId w:val="0"/>
@@ -8702,28 +9086,31 @@
     <w:abstractNumId w:val="2"/>
   </w:num>
   <w:num w:numId="16" w16cid:durableId="702482787">
-    <w:abstractNumId w:val="20"/>
+    <w:abstractNumId w:val="21"/>
   </w:num>
   <w:num w:numId="17" w16cid:durableId="886723717">
-    <w:abstractNumId w:val="22"/>
+    <w:abstractNumId w:val="23"/>
   </w:num>
   <w:num w:numId="18" w16cid:durableId="554387993">
     <w:abstractNumId w:val="14"/>
   </w:num>
   <w:num w:numId="19" w16cid:durableId="1698238505">
-    <w:abstractNumId w:val="19"/>
+    <w:abstractNumId w:val="20"/>
   </w:num>
   <w:num w:numId="20" w16cid:durableId="558442085">
     <w:abstractNumId w:val="12"/>
   </w:num>
   <w:num w:numId="21" w16cid:durableId="1319307368">
-    <w:abstractNumId w:val="17"/>
+    <w:abstractNumId w:val="18"/>
   </w:num>
   <w:num w:numId="22" w16cid:durableId="318928972">
     <w:abstractNumId w:val="10"/>
   </w:num>
   <w:num w:numId="23" w16cid:durableId="1638685745">
     <w:abstractNumId w:val="16"/>
+  </w:num>
+  <w:num w:numId="24" w16cid:durableId="36899477">
+    <w:abstractNumId w:val="17"/>
   </w:num>
 </w:numbering>
 </file>
@@ -9330,6 +9717,7 @@
   <w:style w:type="character" w:default="1" w:styleId="DefaultParagraphFont">
     <w:name w:val="Default Paragraph Font"/>
     <w:uiPriority w:val="1"/>
+    <w:semiHidden/>
     <w:unhideWhenUsed/>
   </w:style>
   <w:style w:type="table" w:default="1" w:styleId="TableNormal">

--- a/project_desc/details.docx
+++ b/project_desc/details.docx
@@ -6108,6 +6108,401 @@
         </w:rPr>
       </w:pPr>
     </w:p>
+    <w:p>
+      <w:pPr>
+        <w:pStyle w:val="NoSpacing"/>
+        <w:ind w:left="720"/>
+        <w:rPr>
+          <w:b/>
+          <w:bCs/>
+          <w:lang w:val="en-US"/>
+        </w:rPr>
+      </w:pPr>
+      <w:r>
+        <w:rPr>
+          <w:b/>
+          <w:bCs/>
+          <w:lang w:val="en-US"/>
+        </w:rPr>
+        <w:t xml:space="preserve">Supplier payment </w:t>
+      </w:r>
+    </w:p>
+    <w:p>
+      <w:pPr>
+        <w:pStyle w:val="NoSpacing"/>
+        <w:numPr>
+          <w:ilvl w:val="1"/>
+          <w:numId w:val="15"/>
+        </w:numPr>
+        <w:rPr>
+          <w:b/>
+          <w:bCs/>
+          <w:lang w:val="en-US"/>
+        </w:rPr>
+      </w:pPr>
+      <w:r>
+        <w:rPr>
+          <w:b/>
+          <w:bCs/>
+          <w:lang w:val="en-US"/>
+        </w:rPr>
+        <w:t xml:space="preserve">There is no </w:t>
+      </w:r>
+      <w:r>
+        <w:rPr>
+          <w:b/>
+          <w:bCs/>
+          <w:lang w:val="en-US"/>
+        </w:rPr>
+        <w:t>Purcha</w:t>
+      </w:r>
+      <w:r>
+        <w:rPr>
+          <w:b/>
+          <w:bCs/>
+          <w:lang w:val="en-US"/>
+        </w:rPr>
+        <w:t>se No to map with the supplier</w:t>
+      </w:r>
+    </w:p>
+    <w:p>
+      <w:pPr>
+        <w:pStyle w:val="NoSpacing"/>
+        <w:numPr>
+          <w:ilvl w:val="1"/>
+          <w:numId w:val="15"/>
+        </w:numPr>
+        <w:rPr>
+          <w:b/>
+          <w:bCs/>
+          <w:lang w:val="en-US"/>
+        </w:rPr>
+      </w:pPr>
+      <w:r>
+        <w:rPr>
+          <w:b/>
+          <w:bCs/>
+          <w:lang w:val="en-US"/>
+        </w:rPr>
+        <w:t>If I choose the purchase no</w:t>
+      </w:r>
+      <w:r>
+        <w:rPr>
+          <w:b/>
+          <w:bCs/>
+          <w:lang w:val="en-US"/>
+        </w:rPr>
+        <w:t>(multiple selection)</w:t>
+      </w:r>
+      <w:r>
+        <w:rPr>
+          <w:b/>
+          <w:bCs/>
+          <w:lang w:val="en-US"/>
+        </w:rPr>
+        <w:t xml:space="preserve"> need to bring </w:t>
+      </w:r>
+      <w:r>
+        <w:rPr>
+          <w:b/>
+          <w:bCs/>
+          <w:lang w:val="en-US"/>
+        </w:rPr>
+        <w:t>and show</w:t>
+      </w:r>
+      <w:r>
+        <w:rPr>
+          <w:b/>
+          <w:bCs/>
+          <w:lang w:val="en-US"/>
+        </w:rPr>
+        <w:t xml:space="preserve"> the total of </w:t>
+      </w:r>
+      <w:r>
+        <w:rPr>
+          <w:b/>
+          <w:bCs/>
+          <w:lang w:val="en-US"/>
+        </w:rPr>
+        <w:t xml:space="preserve">purchase no choosed and if already paid the partial amount should show the balance </w:t>
+      </w:r>
+      <w:r>
+        <w:rPr>
+          <w:b/>
+          <w:bCs/>
+          <w:lang w:val="en-US"/>
+        </w:rPr>
+        <w:t>amout</w:t>
+      </w:r>
+      <w:r>
+        <w:rPr>
+          <w:b/>
+          <w:bCs/>
+          <w:lang w:val="en-US"/>
+        </w:rPr>
+        <w:t xml:space="preserve"> as display fields </w:t>
+      </w:r>
+      <w:r>
+        <w:rPr>
+          <w:b/>
+          <w:bCs/>
+          <w:lang w:val="en-US"/>
+        </w:rPr>
+        <w:t xml:space="preserve">“Purchased Amount” and </w:t>
+      </w:r>
+      <w:r>
+        <w:rPr>
+          <w:b/>
+          <w:bCs/>
+          <w:lang w:val="en-US"/>
+        </w:rPr>
+        <w:t>“Balance Amount”</w:t>
+      </w:r>
+      <w:r>
+        <w:rPr>
+          <w:b/>
+          <w:bCs/>
+          <w:lang w:val="en-US"/>
+        </w:rPr>
+        <w:t xml:space="preserve"> </w:t>
+      </w:r>
+      <w:r>
+        <w:rPr>
+          <w:b/>
+          <w:bCs/>
+          <w:lang w:val="en-US"/>
+        </w:rPr>
+        <w:t xml:space="preserve">the </w:t>
+      </w:r>
+      <w:r>
+        <w:rPr>
+          <w:b/>
+          <w:bCs/>
+          <w:lang w:val="en-US"/>
+        </w:rPr>
+        <w:t xml:space="preserve">purchased amount </w:t>
+      </w:r>
+      <w:r>
+        <w:rPr>
+          <w:b/>
+          <w:bCs/>
+          <w:lang w:val="en-US"/>
+        </w:rPr>
+        <w:t xml:space="preserve">in supplier </w:t>
+      </w:r>
+    </w:p>
+    <w:p>
+      <w:pPr>
+        <w:pStyle w:val="NoSpacing"/>
+        <w:numPr>
+          <w:ilvl w:val="1"/>
+          <w:numId w:val="15"/>
+        </w:numPr>
+        <w:rPr>
+          <w:b/>
+          <w:bCs/>
+          <w:lang w:val="en-US"/>
+        </w:rPr>
+      </w:pPr>
+      <w:r>
+        <w:rPr>
+          <w:b/>
+          <w:bCs/>
+          <w:lang w:val="en-US"/>
+        </w:rPr>
+        <w:t xml:space="preserve">In the supplier list </w:t>
+      </w:r>
+      <w:r>
+        <w:rPr>
+          <w:b/>
+          <w:bCs/>
+          <w:lang w:val="en-US"/>
+        </w:rPr>
+        <w:t>need two action menu like “Purchase Order” and “Supplier Payment”  to navigate to respective modules</w:t>
+      </w:r>
+      <w:r>
+        <w:rPr>
+          <w:b/>
+          <w:bCs/>
+          <w:lang w:val="en-US"/>
+        </w:rPr>
+        <w:t xml:space="preserve">, </w:t>
+      </w:r>
+      <w:r>
+        <w:rPr>
+          <w:b/>
+          <w:bCs/>
+          <w:lang w:val="en-US"/>
+        </w:rPr>
+        <w:t>data also fetch from here to there</w:t>
+      </w:r>
+    </w:p>
+    <w:p>
+      <w:pPr>
+        <w:pStyle w:val="NoSpacing"/>
+        <w:numPr>
+          <w:ilvl w:val="1"/>
+          <w:numId w:val="15"/>
+        </w:numPr>
+        <w:rPr>
+          <w:b/>
+          <w:bCs/>
+          <w:lang w:val="en-US"/>
+        </w:rPr>
+      </w:pPr>
+      <w:r>
+        <w:rPr>
+          <w:b/>
+          <w:bCs/>
+          <w:lang w:val="en-US"/>
+        </w:rPr>
+        <w:t xml:space="preserve">If full amount paid against the purchase no , status should change to </w:t>
+      </w:r>
+      <w:r>
+        <w:rPr>
+          <w:b/>
+          <w:bCs/>
+          <w:lang w:val="en-US"/>
+        </w:rPr>
+        <w:t>“PAID”</w:t>
+      </w:r>
+    </w:p>
+    <w:p>
+      <w:pPr>
+        <w:pStyle w:val="NoSpacing"/>
+        <w:numPr>
+          <w:ilvl w:val="1"/>
+          <w:numId w:val="15"/>
+        </w:numPr>
+        <w:rPr>
+          <w:b/>
+          <w:bCs/>
+          <w:lang w:val="en-US"/>
+        </w:rPr>
+      </w:pPr>
+      <w:r>
+        <w:rPr>
+          <w:b/>
+          <w:bCs/>
+          <w:lang w:val="en-US"/>
+        </w:rPr>
+        <w:t xml:space="preserve">If any balance againt </w:t>
+      </w:r>
+      <w:r>
+        <w:rPr>
+          <w:b/>
+          <w:bCs/>
+          <w:lang w:val="en-US"/>
+        </w:rPr>
+        <w:t>the purchase no , status should change to “PARTIAL”</w:t>
+      </w:r>
+    </w:p>
+    <w:p>
+      <w:pPr>
+        <w:pStyle w:val="NoSpacing"/>
+        <w:numPr>
+          <w:ilvl w:val="1"/>
+          <w:numId w:val="15"/>
+        </w:numPr>
+        <w:rPr>
+          <w:b/>
+          <w:bCs/>
+          <w:lang w:val="en-US"/>
+        </w:rPr>
+      </w:pPr>
+      <w:r>
+        <w:rPr>
+          <w:b/>
+          <w:bCs/>
+          <w:lang w:val="en-US"/>
+        </w:rPr>
+        <w:t xml:space="preserve">If any balance is available </w:t>
+      </w:r>
+      <w:r>
+        <w:rPr>
+          <w:b/>
+          <w:bCs/>
+          <w:lang w:val="en-US"/>
+        </w:rPr>
+        <w:t>to supplier that should be in “Workflow List” still settle the amount</w:t>
+      </w:r>
+    </w:p>
+    <w:p>
+      <w:pPr>
+        <w:pStyle w:val="NoSpacing"/>
+        <w:numPr>
+          <w:ilvl w:val="0"/>
+          <w:numId w:val="15"/>
+        </w:numPr>
+        <w:rPr>
+          <w:b/>
+          <w:bCs/>
+          <w:lang w:val="en-US"/>
+        </w:rPr>
+      </w:pPr>
+      <w:r>
+        <w:rPr>
+          <w:b/>
+          <w:bCs/>
+          <w:lang w:val="en-US"/>
+        </w:rPr>
+        <w:t xml:space="preserve">When go to a </w:t>
+      </w:r>
+      <w:r>
+        <w:rPr>
+          <w:b/>
+          <w:bCs/>
+          <w:lang w:val="en-US"/>
+        </w:rPr>
+        <w:t>particular purchase no against in the list</w:t>
+      </w:r>
+      <w:r>
+        <w:rPr>
+          <w:b/>
+          <w:bCs/>
+          <w:lang w:val="en-US"/>
+        </w:rPr>
+        <w:t xml:space="preserve">, need to show the balance amount and balance amout, which are fetch from the </w:t>
+      </w:r>
+      <w:r>
+        <w:rPr>
+          <w:b/>
+          <w:bCs/>
+          <w:lang w:val="en-US"/>
+        </w:rPr>
+        <w:t xml:space="preserve">supplier payment </w:t>
+      </w:r>
+    </w:p>
+    <w:p>
+      <w:pPr>
+        <w:pStyle w:val="NoSpacing"/>
+        <w:numPr>
+          <w:ilvl w:val="0"/>
+          <w:numId w:val="15"/>
+        </w:numPr>
+        <w:rPr>
+          <w:b/>
+          <w:bCs/>
+          <w:lang w:val="en-US"/>
+        </w:rPr>
+      </w:pPr>
+      <w:r>
+        <w:rPr>
+          <w:b/>
+          <w:bCs/>
+          <w:lang w:val="en-US"/>
+        </w:rPr>
+        <w:t xml:space="preserve">In customer list </w:t>
+      </w:r>
+      <w:r>
+        <w:rPr>
+          <w:b/>
+          <w:bCs/>
+          <w:lang w:val="en-US"/>
+        </w:rPr>
+        <w:t>need action menu to “Create Quotation” to create the quotation to that customer, required data need to go from here to quoation.</w:t>
+      </w:r>
+    </w:p>
     <w:sectPr>
       <w:pgSz w:w="11906" w:h="16838"/>
       <w:pgMar w:top="1440" w:right="1440" w:bottom="1440" w:left="1440" w:header="708" w:footer="708" w:gutter="0"/>
@@ -6381,7 +6776,7 @@
   <w:abstractNum w:abstractNumId="2" w15:restartNumberingAfterBreak="0">
     <w:nsid w:val="0DE4047C"/>
     <w:multiLevelType w:val="multilevel"/>
-    <w:tmpl w:val="899C9C0E"/>
+    <w:tmpl w:val="F94098F6"/>
     <w:lvl w:ilvl="0">
       <w:start w:val="1"/>
       <w:numFmt w:val="decimal"/>
@@ -6394,17 +6789,17 @@
         <w:ind w:left="720" w:hanging="360"/>
       </w:pPr>
     </w:lvl>
-    <w:lvl w:ilvl="1" w:tentative="1">
+    <w:lvl w:ilvl="1">
       <w:start w:val="1"/>
       <w:numFmt w:val="decimal"/>
       <w:lvlText w:val="%2."/>
       <w:lvlJc w:val="left"/>
       <w:pPr>
-        <w:tabs>
-          <w:tab w:val="num" w:pos="1440"/>
-        </w:tabs>
         <w:ind w:left="1440" w:hanging="360"/>
       </w:pPr>
+      <w:rPr>
+        <w:rFonts w:hint="default"/>
+      </w:rPr>
     </w:lvl>
     <w:lvl w:ilvl="2" w:tentative="1">
       <w:start w:val="1"/>

--- a/project_desc/details.docx
+++ b/project_desc/details.docx
@@ -6502,6 +6502,28 @@
         </w:rPr>
         <w:t>need action menu to “Create Quotation” to create the quotation to that customer, required data need to go from here to quoation.</w:t>
       </w:r>
+    </w:p>
+    <w:p>
+      <w:pPr>
+        <w:pStyle w:val="NoSpacing"/>
+        <w:ind w:left="720"/>
+        <w:rPr>
+          <w:b/>
+          <w:bCs/>
+          <w:lang w:val="en-US"/>
+        </w:rPr>
+      </w:pPr>
+    </w:p>
+    <w:p>
+      <w:pPr>
+        <w:pStyle w:val="NoSpacing"/>
+        <w:ind w:left="720"/>
+        <w:rPr>
+          <w:b/>
+          <w:bCs/>
+          <w:lang w:val="en-US"/>
+        </w:rPr>
+      </w:pPr>
     </w:p>
     <w:sectPr>
       <w:pgSz w:w="11906" w:h="16838"/>

--- a/project_desc/details.docx
+++ b/project_desc/details.docx
@@ -5875,15 +5875,7 @@
           <w:bCs/>
           <w:lang w:val="en-US"/>
         </w:rPr>
-        <w:t>develop frontend, backend, table</w:t>
-      </w:r>
-      <w:r>
-        <w:rPr>
-          <w:b/>
-          <w:bCs/>
-          <w:lang w:val="en-US"/>
-        </w:rPr>
-        <w:t xml:space="preserve"> if don’t have the table create new or use existing in table-enhance</w:t>
+        <w:t>develop frontend, backend, table if don’t have the table create new or use existing in table-enhance</w:t>
       </w:r>
       <w:r>
         <w:rPr>
@@ -6514,6 +6506,966 @@
         </w:rPr>
       </w:pPr>
     </w:p>
+    <w:p>
+      <w:pPr>
+        <w:pStyle w:val="NoSpacing"/>
+        <w:numPr>
+          <w:ilvl w:val="1"/>
+          <w:numId w:val="15"/>
+        </w:numPr>
+        <w:rPr>
+          <w:b/>
+          <w:bCs/>
+          <w:lang w:val="en-US"/>
+        </w:rPr>
+      </w:pPr>
+      <w:r>
+        <w:rPr>
+          <w:b/>
+          <w:bCs/>
+          <w:lang w:val="en-US"/>
+        </w:rPr>
+        <w:lastRenderedPageBreak/>
+        <w:t xml:space="preserve">Quotation </w:t>
+      </w:r>
+      <w:r>
+        <w:rPr>
+          <w:b/>
+          <w:bCs/>
+          <w:lang w:val="en-US"/>
+        </w:rPr>
+        <w:t xml:space="preserve">module </w:t>
+      </w:r>
+      <w:r>
+        <w:rPr>
+          <w:b/>
+          <w:bCs/>
+          <w:lang w:val="en-US"/>
+        </w:rPr>
+        <w:t>–</w:t>
+      </w:r>
+      <w:r>
+        <w:rPr>
+          <w:b/>
+          <w:bCs/>
+          <w:lang w:val="en-US"/>
+        </w:rPr>
+        <w:t xml:space="preserve"> admin approved the quotation after preview, then the quotation sent to customer, customer accepted the </w:t>
+      </w:r>
+      <w:r>
+        <w:rPr>
+          <w:b/>
+          <w:bCs/>
+          <w:lang w:val="en-US"/>
+        </w:rPr>
+        <w:t xml:space="preserve">quotation or cancelled or expired withou any response from customer, </w:t>
+      </w:r>
+    </w:p>
+    <w:p>
+      <w:pPr>
+        <w:pStyle w:val="NoSpacing"/>
+        <w:ind w:left="1440"/>
+        <w:rPr>
+          <w:b/>
+          <w:bCs/>
+          <w:lang w:val="en-US"/>
+        </w:rPr>
+      </w:pPr>
+      <w:r>
+        <w:rPr>
+          <w:b/>
+          <w:bCs/>
+          <w:lang w:val="en-US"/>
+        </w:rPr>
+        <w:t xml:space="preserve">any of accepted or cancelled or expired </w:t>
+      </w:r>
+      <w:r>
+        <w:rPr>
+          <w:b/>
+          <w:bCs/>
+          <w:lang w:val="en-US"/>
+        </w:rPr>
+        <w:t xml:space="preserve">status change will do by admin until the </w:t>
+      </w:r>
+      <w:r>
+        <w:rPr>
+          <w:b/>
+          <w:bCs/>
+          <w:lang w:val="en-US"/>
+        </w:rPr>
+        <w:t xml:space="preserve">that quotaion should be in </w:t>
+      </w:r>
+      <w:r>
+        <w:rPr>
+          <w:b/>
+          <w:bCs/>
+          <w:lang w:val="en-US"/>
+        </w:rPr>
+        <w:t>workflow list after sent to customer</w:t>
+      </w:r>
+    </w:p>
+    <w:p>
+      <w:pPr>
+        <w:pStyle w:val="NoSpacing"/>
+        <w:numPr>
+          <w:ilvl w:val="1"/>
+          <w:numId w:val="15"/>
+        </w:numPr>
+        <w:rPr>
+          <w:b/>
+          <w:bCs/>
+          <w:lang w:val="en-US"/>
+        </w:rPr>
+      </w:pPr>
+      <w:r>
+        <w:rPr>
+          <w:b/>
+          <w:bCs/>
+          <w:lang w:val="en-US"/>
+        </w:rPr>
+        <w:t>Accepted status quotation only will be availble in create work order</w:t>
+      </w:r>
+    </w:p>
+    <w:p>
+      <w:pPr>
+        <w:pStyle w:val="NoSpacing"/>
+        <w:numPr>
+          <w:ilvl w:val="1"/>
+          <w:numId w:val="15"/>
+        </w:numPr>
+        <w:rPr>
+          <w:b/>
+          <w:bCs/>
+          <w:lang w:val="en-US"/>
+        </w:rPr>
+      </w:pPr>
+      <w:r>
+        <w:rPr>
+          <w:b/>
+          <w:bCs/>
+          <w:lang w:val="en-US"/>
+        </w:rPr>
+        <w:t xml:space="preserve">First customer must choose then his quotation only will be listed </w:t>
+      </w:r>
+      <w:r>
+        <w:rPr>
+          <w:b/>
+          <w:bCs/>
+          <w:lang w:val="en-US"/>
+        </w:rPr>
+        <w:t xml:space="preserve">in </w:t>
+      </w:r>
+      <w:r>
+        <w:rPr>
+          <w:b/>
+          <w:bCs/>
+        </w:rPr>
+        <w:t>Quotation</w:t>
+      </w:r>
+      <w:r>
+        <w:rPr>
+          <w:b/>
+          <w:bCs/>
+        </w:rPr>
+        <w:t>/direct work order</w:t>
+      </w:r>
+    </w:p>
+    <w:p>
+      <w:pPr>
+        <w:pStyle w:val="NoSpacing"/>
+        <w:numPr>
+          <w:ilvl w:val="1"/>
+          <w:numId w:val="15"/>
+        </w:numPr>
+        <w:rPr>
+          <w:b/>
+          <w:bCs/>
+          <w:lang w:val="en-US"/>
+        </w:rPr>
+      </w:pPr>
+      <w:r>
+        <w:rPr>
+          <w:b/>
+          <w:bCs/>
+        </w:rPr>
+        <w:t>Work order list can be delete from the list</w:t>
+      </w:r>
+    </w:p>
+    <w:p>
+      <w:pPr>
+        <w:pStyle w:val="NoSpacing"/>
+        <w:numPr>
+          <w:ilvl w:val="1"/>
+          <w:numId w:val="15"/>
+        </w:numPr>
+        <w:rPr>
+          <w:b/>
+          <w:bCs/>
+          <w:lang w:val="en-US"/>
+        </w:rPr>
+      </w:pPr>
+      <w:r>
+        <w:rPr>
+          <w:b/>
+          <w:bCs/>
+        </w:rPr>
+        <w:t xml:space="preserve">And work order preview </w:t>
+      </w:r>
+      <w:r>
+        <w:rPr>
+          <w:b/>
+          <w:bCs/>
+        </w:rPr>
+        <w:t>requied to download to take print in the PDF option , like quotation</w:t>
+      </w:r>
+    </w:p>
+    <w:p>
+      <w:pPr>
+        <w:pStyle w:val="NoSpacing"/>
+        <w:numPr>
+          <w:ilvl w:val="1"/>
+          <w:numId w:val="15"/>
+        </w:numPr>
+        <w:rPr>
+          <w:b/>
+          <w:bCs/>
+          <w:lang w:val="en-US"/>
+        </w:rPr>
+      </w:pPr>
+      <w:r>
+        <w:rPr>
+          <w:b/>
+          <w:bCs/>
+        </w:rPr>
+        <w:t>That should</w:t>
+      </w:r>
+      <w:r>
+        <w:rPr>
+          <w:b/>
+          <w:bCs/>
+        </w:rPr>
+        <w:t xml:space="preserve"> </w:t>
+      </w:r>
+      <w:r>
+        <w:rPr>
+          <w:b/>
+          <w:bCs/>
+        </w:rPr>
+        <w:t xml:space="preserve"> list</w:t>
+      </w:r>
+      <w:r>
+        <w:rPr>
+          <w:b/>
+          <w:bCs/>
+        </w:rPr>
+        <w:t xml:space="preserve"> in the”Work flow “ to approve admin, status changed to “</w:t>
+      </w:r>
+      <w:r>
+        <w:rPr>
+          <w:b/>
+          <w:bCs/>
+        </w:rPr>
+        <w:t>Approved</w:t>
+      </w:r>
+      <w:r>
+        <w:rPr>
+          <w:b/>
+          <w:bCs/>
+        </w:rPr>
+        <w:t>”</w:t>
+      </w:r>
+      <w:r>
+        <w:rPr>
+          <w:b/>
+          <w:bCs/>
+        </w:rPr>
+        <w:t xml:space="preserve">, than only </w:t>
+      </w:r>
+      <w:r>
+        <w:rPr>
+          <w:b/>
+          <w:bCs/>
+        </w:rPr>
+        <w:t>material issue will enable to issue the material.</w:t>
+      </w:r>
+    </w:p>
+    <w:p>
+      <w:pPr>
+        <w:pStyle w:val="NoSpacing"/>
+        <w:numPr>
+          <w:ilvl w:val="1"/>
+          <w:numId w:val="15"/>
+        </w:numPr>
+        <w:rPr>
+          <w:b/>
+          <w:bCs/>
+          <w:lang w:val="en-US"/>
+        </w:rPr>
+      </w:pPr>
+      <w:r>
+        <w:rPr>
+          <w:b/>
+          <w:bCs/>
+        </w:rPr>
+        <w:t xml:space="preserve">Material issue navigation only be in the work order action list, </w:t>
+      </w:r>
+      <w:r>
+        <w:rPr>
+          <w:b/>
+          <w:bCs/>
+        </w:rPr>
+        <w:t>if not approved work order after work item added.</w:t>
+      </w:r>
+    </w:p>
+    <w:p>
+      <w:pPr>
+        <w:pStyle w:val="NoSpacing"/>
+        <w:ind w:left="720"/>
+        <w:rPr>
+          <w:b/>
+          <w:bCs/>
+          <w:lang w:val="en-US"/>
+        </w:rPr>
+      </w:pPr>
+    </w:p>
+    <w:p>
+      <w:pPr>
+        <w:pStyle w:val="NoSpacing"/>
+        <w:ind w:left="720"/>
+        <w:rPr>
+          <w:b/>
+          <w:bCs/>
+          <w:lang w:val="en-US"/>
+        </w:rPr>
+      </w:pPr>
+      <w:r>
+        <w:rPr>
+          <w:b/>
+          <w:bCs/>
+          <w:lang w:val="en-US"/>
+        </w:rPr>
+        <w:t>Material issue</w:t>
+      </w:r>
+    </w:p>
+    <w:p>
+      <w:pPr>
+        <w:pStyle w:val="NoSpacing"/>
+        <w:ind w:left="720"/>
+        <w:rPr>
+          <w:b/>
+          <w:bCs/>
+          <w:lang w:val="en-US"/>
+        </w:rPr>
+      </w:pPr>
+      <w:r>
+        <w:rPr>
+          <w:b/>
+          <w:bCs/>
+          <w:lang w:val="en-US"/>
+        </w:rPr>
+        <w:tab/>
+        <w:t>While navigating from work order list to material issue,</w:t>
+      </w:r>
+    </w:p>
+    <w:p>
+      <w:pPr>
+        <w:pStyle w:val="NoSpacing"/>
+        <w:ind w:left="720"/>
+        <w:rPr>
+          <w:b/>
+          <w:bCs/>
+          <w:lang w:val="en-US"/>
+        </w:rPr>
+      </w:pPr>
+      <w:r>
+        <w:rPr>
+          <w:b/>
+          <w:bCs/>
+          <w:lang w:val="en-US"/>
+        </w:rPr>
+        <w:tab/>
+        <w:t>There should “Product-type”</w:t>
+      </w:r>
+      <w:r>
+        <w:rPr>
+          <w:b/>
+          <w:bCs/>
+          <w:lang w:val="en-US"/>
+        </w:rPr>
+        <w:t xml:space="preserve"> – Material items listed in the table form</w:t>
+      </w:r>
+      <w:r>
+        <w:rPr>
+          <w:b/>
+          <w:bCs/>
+          <w:lang w:val="en-US"/>
+        </w:rPr>
+        <w:t xml:space="preserve"> or “Select Material button” to open a dialog there show </w:t>
+      </w:r>
+      <w:r>
+        <w:rPr>
+          <w:b/>
+          <w:bCs/>
+          <w:lang w:val="en-US"/>
+        </w:rPr>
+        <w:t xml:space="preserve">table format to select item to add in the material </w:t>
+      </w:r>
+      <w:r>
+        <w:rPr>
+          <w:b/>
+          <w:bCs/>
+          <w:lang w:val="en-US"/>
+        </w:rPr>
+        <w:t>issue list</w:t>
+      </w:r>
+      <w:r>
+        <w:rPr>
+          <w:b/>
+          <w:bCs/>
+          <w:lang w:val="en-US"/>
+        </w:rPr>
+        <w:t>, which need to load from work items</w:t>
+      </w:r>
+    </w:p>
+    <w:p>
+      <w:pPr>
+        <w:pStyle w:val="NoSpacing"/>
+        <w:ind w:left="720"/>
+        <w:rPr>
+          <w:b/>
+          <w:bCs/>
+          <w:lang w:val="en-US"/>
+        </w:rPr>
+      </w:pPr>
+      <w:r>
+        <w:rPr>
+          <w:b/>
+          <w:bCs/>
+          <w:lang w:val="en-US"/>
+        </w:rPr>
+        <w:t xml:space="preserve">If stock is in “0” to particular material could not </w:t>
+      </w:r>
+      <w:r>
+        <w:rPr>
+          <w:b/>
+          <w:bCs/>
+          <w:lang w:val="en-US"/>
+        </w:rPr>
+        <w:t xml:space="preserve">select, that should disable </w:t>
+      </w:r>
+    </w:p>
+    <w:p>
+      <w:pPr>
+        <w:pStyle w:val="NoSpacing"/>
+        <w:ind w:left="720"/>
+        <w:rPr>
+          <w:b/>
+          <w:bCs/>
+          <w:lang w:val="en-US"/>
+        </w:rPr>
+      </w:pPr>
+      <w:r>
+        <w:rPr>
+          <w:b/>
+          <w:bCs/>
+          <w:lang w:val="en-US"/>
+        </w:rPr>
+        <w:t>Alter message show in qty column “0”</w:t>
+      </w:r>
+    </w:p>
+    <w:p>
+      <w:pPr>
+        <w:pStyle w:val="NoSpacing"/>
+        <w:ind w:left="720"/>
+        <w:rPr>
+          <w:b/>
+          <w:bCs/>
+          <w:lang w:val="en-US"/>
+        </w:rPr>
+      </w:pPr>
+    </w:p>
+    <w:p>
+      <w:pPr>
+        <w:pStyle w:val="NoSpacing"/>
+        <w:ind w:left="720"/>
+        <w:rPr>
+          <w:b/>
+          <w:bCs/>
+          <w:lang w:val="en-US"/>
+        </w:rPr>
+      </w:pPr>
+      <w:r>
+        <w:rPr>
+          <w:b/>
+          <w:bCs/>
+          <w:lang w:val="en-US"/>
+        </w:rPr>
+        <w:t xml:space="preserve">Add material requied to add the material if need in new row , which is not in the quotation list or </w:t>
+      </w:r>
+      <w:r>
+        <w:rPr>
+          <w:b/>
+          <w:bCs/>
+          <w:lang w:val="en-US"/>
+        </w:rPr>
+        <w:t>work items</w:t>
+      </w:r>
+    </w:p>
+    <w:p>
+      <w:pPr>
+        <w:pStyle w:val="NoSpacing"/>
+        <w:ind w:left="720"/>
+        <w:rPr>
+          <w:b/>
+          <w:bCs/>
+          <w:lang w:val="en-US"/>
+        </w:rPr>
+      </w:pPr>
+    </w:p>
+    <w:p>
+      <w:pPr>
+        <w:pStyle w:val="NoSpacing"/>
+        <w:ind w:left="720"/>
+        <w:rPr>
+          <w:b/>
+          <w:bCs/>
+          <w:lang w:val="en-US"/>
+        </w:rPr>
+      </w:pPr>
+      <w:r>
+        <w:rPr>
+          <w:b/>
+          <w:bCs/>
+          <w:lang w:val="en-US"/>
+        </w:rPr>
+        <w:t xml:space="preserve">Material issue should have the preview and shoud come in </w:t>
+      </w:r>
+      <w:r>
+        <w:rPr>
+          <w:b/>
+          <w:bCs/>
+          <w:lang w:val="en-US"/>
+        </w:rPr>
+        <w:t>work flow list to admin review to approve and and download format as pdf also required  as like quotation.</w:t>
+      </w:r>
+    </w:p>
+    <w:tbl>
+      <w:tblPr>
+        <w:tblStyle w:val="TableGrid"/>
+        <w:tblW w:w="0" w:type="auto"/>
+        <w:tblInd w:w="720" w:type="dxa"/>
+        <w:tblLook w:val="04A0" w:firstRow="1" w:lastRow="0" w:firstColumn="1" w:lastColumn="0" w:noHBand="0" w:noVBand="1"/>
+      </w:tblPr>
+      <w:tblGrid>
+        <w:gridCol w:w="2061"/>
+        <w:gridCol w:w="2094"/>
+        <w:gridCol w:w="2029"/>
+        <w:gridCol w:w="2112"/>
+      </w:tblGrid>
+      <w:tr>
+        <w:tc>
+          <w:tcPr>
+            <w:tcW w:w="2061" w:type="dxa"/>
+          </w:tcPr>
+          <w:p>
+            <w:pPr>
+              <w:pStyle w:val="NoSpacing"/>
+              <w:rPr>
+                <w:b/>
+                <w:bCs/>
+                <w:lang w:val="en-US"/>
+              </w:rPr>
+            </w:pPr>
+            <w:r>
+              <w:rPr>
+                <w:b/>
+                <w:bCs/>
+                <w:noProof/>
+                <w:lang w:val="en-US"/>
+              </w:rPr>
+              <mc:AlternateContent>
+                <mc:Choice Requires="wps">
+                  <w:drawing>
+                    <wp:anchor distT="0" distB="0" distL="114300" distR="114300" simplePos="0" relativeHeight="251663360" behindDoc="0" locked="0" layoutInCell="1" allowOverlap="1" wp14:anchorId="7335539B" wp14:editId="34073FE8">
+                      <wp:simplePos x="0" y="0"/>
+                      <wp:positionH relativeFrom="column">
+                        <wp:posOffset>742950</wp:posOffset>
+                      </wp:positionH>
+                      <wp:positionV relativeFrom="paragraph">
+                        <wp:posOffset>53975</wp:posOffset>
+                      </wp:positionV>
+                      <wp:extent cx="133350" cy="133350"/>
+                      <wp:effectExtent l="0" t="0" r="19050" b="19050"/>
+                      <wp:wrapNone/>
+                      <wp:docPr id="625673076" name="Rectangle 1"/>
+                      <wp:cNvGraphicFramePr/>
+                      <a:graphic xmlns:a="http://schemas.openxmlformats.org/drawingml/2006/main">
+                        <a:graphicData uri="http://schemas.microsoft.com/office/word/2010/wordprocessingShape">
+                          <wps:wsp>
+                            <wps:cNvSpPr/>
+                            <wps:spPr>
+                              <a:xfrm>
+                                <a:off x="0" y="0"/>
+                                <a:ext cx="133350" cy="133350"/>
+                              </a:xfrm>
+                              <a:prstGeom prst="rect">
+                                <a:avLst/>
+                              </a:prstGeom>
+                            </wps:spPr>
+                            <wps:style>
+                              <a:lnRef idx="2">
+                                <a:schemeClr val="accent1">
+                                  <a:shade val="15000"/>
+                                </a:schemeClr>
+                              </a:lnRef>
+                              <a:fillRef idx="1">
+                                <a:schemeClr val="accent1"/>
+                              </a:fillRef>
+                              <a:effectRef idx="0">
+                                <a:schemeClr val="accent1"/>
+                              </a:effectRef>
+                              <a:fontRef idx="minor">
+                                <a:schemeClr val="lt1"/>
+                              </a:fontRef>
+                            </wps:style>
+                            <wps:bodyPr rot="0" spcFirstLastPara="0" vertOverflow="overflow" horzOverflow="overflow" vert="horz" wrap="square" lIns="91440" tIns="45720" rIns="91440" bIns="45720" numCol="1" spcCol="0" rtlCol="0" fromWordArt="0" anchor="ctr" anchorCtr="0" forceAA="0" compatLnSpc="1">
+                              <a:prstTxWarp prst="textNoShape">
+                                <a:avLst/>
+                              </a:prstTxWarp>
+                              <a:noAutofit/>
+                            </wps:bodyPr>
+                          </wps:wsp>
+                        </a:graphicData>
+                      </a:graphic>
+                      <wp14:sizeRelH relativeFrom="margin">
+                        <wp14:pctWidth>0</wp14:pctWidth>
+                      </wp14:sizeRelH>
+                      <wp14:sizeRelV relativeFrom="margin">
+                        <wp14:pctHeight>0</wp14:pctHeight>
+                      </wp14:sizeRelV>
+                    </wp:anchor>
+                  </w:drawing>
+                </mc:Choice>
+                <mc:Fallback>
+                  <w:pict>
+                    <v:rect w14:anchorId="5BE1EEF4" id="Rectangle 1" o:spid="_x0000_s1026" style="position:absolute;margin-left:58.5pt;margin-top:4.25pt;width:10.5pt;height:10.5pt;z-index:251663360;visibility:visible;mso-wrap-style:square;mso-width-percent:0;mso-height-percent:0;mso-wrap-distance-left:9pt;mso-wrap-distance-top:0;mso-wrap-distance-right:9pt;mso-wrap-distance-bottom:0;mso-position-horizontal:absolute;mso-position-horizontal-relative:text;mso-position-vertical:absolute;mso-position-vertical-relative:text;mso-width-percent:0;mso-height-percent:0;mso-width-relative:margin;mso-height-relative:margin;v-text-anchor:middle" o:gfxdata="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" fillcolor="#4472c4 [3204]" strokecolor="#09101d [484]" strokeweight="1pt"/>
+                  </w:pict>
+                </mc:Fallback>
+              </mc:AlternateContent>
+            </w:r>
+            <w:r>
+              <w:rPr>
+                <w:b/>
+                <w:bCs/>
+                <w:lang w:val="en-US"/>
+              </w:rPr>
+              <w:t>Select All</w:t>
+            </w:r>
+          </w:p>
+        </w:tc>
+        <w:tc>
+          <w:tcPr>
+            <w:tcW w:w="2094" w:type="dxa"/>
+          </w:tcPr>
+          <w:p>
+            <w:pPr>
+              <w:pStyle w:val="NoSpacing"/>
+              <w:rPr>
+                <w:b/>
+                <w:bCs/>
+                <w:lang w:val="en-US"/>
+              </w:rPr>
+            </w:pPr>
+            <w:r>
+              <w:rPr>
+                <w:b/>
+                <w:bCs/>
+                <w:lang w:val="en-US"/>
+              </w:rPr>
+              <w:t xml:space="preserve">Material </w:t>
+            </w:r>
+          </w:p>
+        </w:tc>
+        <w:tc>
+          <w:tcPr>
+            <w:tcW w:w="2029" w:type="dxa"/>
+          </w:tcPr>
+          <w:p>
+            <w:pPr>
+              <w:pStyle w:val="NoSpacing"/>
+              <w:rPr>
+                <w:b/>
+                <w:bCs/>
+                <w:lang w:val="en-US"/>
+              </w:rPr>
+            </w:pPr>
+            <w:r>
+              <w:rPr>
+                <w:b/>
+                <w:bCs/>
+                <w:lang w:val="en-US"/>
+              </w:rPr>
+              <w:t>Qty</w:t>
+            </w:r>
+          </w:p>
+        </w:tc>
+        <w:tc>
+          <w:tcPr>
+            <w:tcW w:w="2112" w:type="dxa"/>
+          </w:tcPr>
+          <w:p>
+            <w:pPr>
+              <w:pStyle w:val="NoSpacing"/>
+              <w:rPr>
+                <w:b/>
+                <w:bCs/>
+                <w:lang w:val="en-US"/>
+              </w:rPr>
+            </w:pPr>
+            <w:r>
+              <w:rPr>
+                <w:b/>
+                <w:bCs/>
+                <w:lang w:val="en-US"/>
+              </w:rPr>
+              <w:t>Issue to (Assigned employee name in work order)</w:t>
+            </w:r>
+          </w:p>
+        </w:tc>
+      </w:tr>
+      <w:tr>
+        <w:tc>
+          <w:tcPr>
+            <w:tcW w:w="2061" w:type="dxa"/>
+          </w:tcPr>
+          <w:p>
+            <w:pPr>
+              <w:pStyle w:val="NoSpacing"/>
+              <w:rPr>
+                <w:b/>
+                <w:bCs/>
+                <w:noProof/>
+                <w:lang w:val="en-US"/>
+              </w:rPr>
+            </w:pPr>
+            <w:r>
+              <w:rPr>
+                <w:b/>
+                <w:bCs/>
+                <w:noProof/>
+                <w:lang w:val="en-US"/>
+              </w:rPr>
+              <mc:AlternateContent>
+                <mc:Choice Requires="wps">
+                  <w:drawing>
+                    <wp:anchor distT="0" distB="0" distL="114300" distR="114300" simplePos="0" relativeHeight="251664384" behindDoc="0" locked="0" layoutInCell="1" allowOverlap="1" wp14:anchorId="0C5FD4D3" wp14:editId="3F9179F3">
+                      <wp:simplePos x="0" y="0"/>
+                      <wp:positionH relativeFrom="column">
+                        <wp:posOffset>423545</wp:posOffset>
+                      </wp:positionH>
+                      <wp:positionV relativeFrom="paragraph">
+                        <wp:posOffset>20320</wp:posOffset>
+                      </wp:positionV>
+                      <wp:extent cx="139700" cy="139700"/>
+                      <wp:effectExtent l="0" t="0" r="12700" b="12700"/>
+                      <wp:wrapNone/>
+                      <wp:docPr id="56628946" name="Rectangle 2"/>
+                      <wp:cNvGraphicFramePr/>
+                      <a:graphic xmlns:a="http://schemas.openxmlformats.org/drawingml/2006/main">
+                        <a:graphicData uri="http://schemas.microsoft.com/office/word/2010/wordprocessingShape">
+                          <wps:wsp>
+                            <wps:cNvSpPr/>
+                            <wps:spPr>
+                              <a:xfrm>
+                                <a:off x="0" y="0"/>
+                                <a:ext cx="139700" cy="139700"/>
+                              </a:xfrm>
+                              <a:prstGeom prst="rect">
+                                <a:avLst/>
+                              </a:prstGeom>
+                            </wps:spPr>
+                            <wps:style>
+                              <a:lnRef idx="2">
+                                <a:schemeClr val="accent1">
+                                  <a:shade val="15000"/>
+                                </a:schemeClr>
+                              </a:lnRef>
+                              <a:fillRef idx="1">
+                                <a:schemeClr val="accent1"/>
+                              </a:fillRef>
+                              <a:effectRef idx="0">
+                                <a:schemeClr val="accent1"/>
+                              </a:effectRef>
+                              <a:fontRef idx="minor">
+                                <a:schemeClr val="lt1"/>
+                              </a:fontRef>
+                            </wps:style>
+                            <wps:bodyPr rot="0" spcFirstLastPara="0" vertOverflow="overflow" horzOverflow="overflow" vert="horz" wrap="square" lIns="91440" tIns="45720" rIns="91440" bIns="45720" numCol="1" spcCol="0" rtlCol="0" fromWordArt="0" anchor="ctr" anchorCtr="0" forceAA="0" compatLnSpc="1">
+                              <a:prstTxWarp prst="textNoShape">
+                                <a:avLst/>
+                              </a:prstTxWarp>
+                              <a:noAutofit/>
+                            </wps:bodyPr>
+                          </wps:wsp>
+                        </a:graphicData>
+                      </a:graphic>
+                    </wp:anchor>
+                  </w:drawing>
+                </mc:Choice>
+                <mc:Fallback>
+                  <w:pict>
+                    <v:rect w14:anchorId="3A6A06BD" id="Rectangle 2" o:spid="_x0000_s1026" style="position:absolute;margin-left:33.35pt;margin-top:1.6pt;width:11pt;height:11pt;z-index:251664384;visibility:visible;mso-wrap-style:square;mso-wrap-distance-left:9pt;mso-wrap-distance-top:0;mso-wrap-distance-right:9pt;mso-wrap-distance-bottom:0;mso-position-horizontal:absolute;mso-position-horizontal-relative:text;mso-position-vertical:absolute;mso-position-vertical-relative:text;v-text-anchor:middle" o:gfxdata="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" fillcolor="#4472c4 [3204]" strokecolor="#09101d [484]" strokeweight="1pt"/>
+                  </w:pict>
+                </mc:Fallback>
+              </mc:AlternateContent>
+            </w:r>
+          </w:p>
+        </w:tc>
+        <w:tc>
+          <w:tcPr>
+            <w:tcW w:w="2094" w:type="dxa"/>
+          </w:tcPr>
+          <w:p>
+            <w:pPr>
+              <w:pStyle w:val="NoSpacing"/>
+              <w:rPr>
+                <w:b/>
+                <w:bCs/>
+                <w:lang w:val="en-US"/>
+              </w:rPr>
+            </w:pPr>
+            <w:r>
+              <w:rPr>
+                <w:b/>
+                <w:bCs/>
+                <w:lang w:val="en-US"/>
+              </w:rPr>
+              <w:t>Material 1</w:t>
+            </w:r>
+          </w:p>
+        </w:tc>
+        <w:tc>
+          <w:tcPr>
+            <w:tcW w:w="2029" w:type="dxa"/>
+          </w:tcPr>
+          <w:p>
+            <w:pPr>
+              <w:pStyle w:val="NoSpacing"/>
+              <w:rPr>
+                <w:b/>
+                <w:bCs/>
+                <w:lang w:val="en-US"/>
+              </w:rPr>
+            </w:pPr>
+            <w:r>
+              <w:rPr>
+                <w:b/>
+                <w:bCs/>
+                <w:lang w:val="en-US"/>
+              </w:rPr>
+              <w:t>5</w:t>
+            </w:r>
+          </w:p>
+        </w:tc>
+        <w:tc>
+          <w:tcPr>
+            <w:tcW w:w="2112" w:type="dxa"/>
+          </w:tcPr>
+          <w:p>
+            <w:pPr>
+              <w:pStyle w:val="NoSpacing"/>
+              <w:rPr>
+                <w:b/>
+                <w:bCs/>
+                <w:lang w:val="en-US"/>
+              </w:rPr>
+            </w:pPr>
+            <w:r>
+              <w:rPr>
+                <w:b/>
+                <w:bCs/>
+                <w:lang w:val="en-US"/>
+              </w:rPr>
+              <w:t>Murugan</w:t>
+            </w:r>
+          </w:p>
+        </w:tc>
+      </w:tr>
+      <w:tr>
+        <w:tc>
+          <w:tcPr>
+            <w:tcW w:w="2061" w:type="dxa"/>
+          </w:tcPr>
+          <w:p>
+            <w:pPr>
+              <w:pStyle w:val="NoSpacing"/>
+              <w:rPr>
+                <w:b/>
+                <w:bCs/>
+                <w:noProof/>
+                <w:lang w:val="en-US"/>
+              </w:rPr>
+            </w:pPr>
+          </w:p>
+          <w:p>
+            <w:pPr>
+              <w:pStyle w:val="NoSpacing"/>
+              <w:rPr>
+                <w:b/>
+                <w:bCs/>
+                <w:noProof/>
+                <w:lang w:val="en-US"/>
+              </w:rPr>
+            </w:pPr>
+          </w:p>
+        </w:tc>
+        <w:tc>
+          <w:tcPr>
+            <w:tcW w:w="2094" w:type="dxa"/>
+          </w:tcPr>
+          <w:p>
+            <w:pPr>
+              <w:pStyle w:val="NoSpacing"/>
+              <w:rPr>
+                <w:b/>
+                <w:bCs/>
+                <w:lang w:val="en-US"/>
+              </w:rPr>
+            </w:pPr>
+          </w:p>
+        </w:tc>
+        <w:tc>
+          <w:tcPr>
+            <w:tcW w:w="2029" w:type="dxa"/>
+          </w:tcPr>
+          <w:p>
+            <w:pPr>
+              <w:pStyle w:val="NoSpacing"/>
+              <w:rPr>
+                <w:b/>
+                <w:bCs/>
+                <w:lang w:val="en-US"/>
+              </w:rPr>
+            </w:pPr>
+          </w:p>
+        </w:tc>
+        <w:tc>
+          <w:tcPr>
+            <w:tcW w:w="2112" w:type="dxa"/>
+          </w:tcPr>
+          <w:p>
+            <w:pPr>
+              <w:pStyle w:val="NoSpacing"/>
+              <w:rPr>
+                <w:b/>
+                <w:bCs/>
+                <w:lang w:val="en-US"/>
+              </w:rPr>
+            </w:pPr>
+          </w:p>
+        </w:tc>
+      </w:tr>
+    </w:tbl>
     <w:p>
       <w:pPr>
         <w:pStyle w:val="NoSpacing"/>
@@ -10134,7 +11086,6 @@
   <w:style w:type="character" w:default="1" w:styleId="DefaultParagraphFont">
     <w:name w:val="Default Paragraph Font"/>
     <w:uiPriority w:val="1"/>
-    <w:semiHidden/>
     <w:unhideWhenUsed/>
   </w:style>
   <w:style w:type="table" w:default="1" w:styleId="TableNormal">

--- a/project_desc/details.docx
+++ b/project_desc/details.docx
@@ -7477,6 +7477,183 @@
         </w:rPr>
       </w:pPr>
     </w:p>
+    <w:p>
+      <w:pPr>
+        <w:pStyle w:val="NoSpacing"/>
+        <w:ind w:left="720"/>
+        <w:rPr>
+          <w:b/>
+          <w:bCs/>
+          <w:lang w:val="en-US"/>
+        </w:rPr>
+      </w:pPr>
+      <w:r>
+        <w:rPr>
+          <w:b/>
+          <w:bCs/>
+          <w:lang w:val="en-US"/>
+        </w:rPr>
+        <w:t>Admin Role permission</w:t>
+      </w:r>
+    </w:p>
+    <w:p>
+      <w:pPr>
+        <w:pStyle w:val="NoSpacing"/>
+        <w:ind w:left="720"/>
+        <w:rPr>
+          <w:b/>
+          <w:bCs/>
+          <w:lang w:val="en-US"/>
+        </w:rPr>
+      </w:pPr>
+    </w:p>
+    <w:p>
+      <w:pPr>
+        <w:pStyle w:val="NoSpacing"/>
+        <w:numPr>
+          <w:ilvl w:val="1"/>
+          <w:numId w:val="14"/>
+        </w:numPr>
+        <w:rPr>
+          <w:b/>
+          <w:bCs/>
+          <w:lang w:val="en-US"/>
+        </w:rPr>
+      </w:pPr>
+      <w:r>
+        <w:rPr>
+          <w:b/>
+          <w:bCs/>
+          <w:lang w:val="en-US"/>
+        </w:rPr>
+        <w:t xml:space="preserve">Develop the role permission enable and disable method to </w:t>
+      </w:r>
+      <w:r>
+        <w:rPr>
+          <w:b/>
+          <w:bCs/>
+          <w:lang w:val="en-US"/>
+        </w:rPr>
+        <w:t>control from administration side,</w:t>
+      </w:r>
+    </w:p>
+    <w:p>
+      <w:pPr>
+        <w:pStyle w:val="NoSpacing"/>
+        <w:numPr>
+          <w:ilvl w:val="1"/>
+          <w:numId w:val="14"/>
+        </w:numPr>
+        <w:rPr>
+          <w:b/>
+          <w:bCs/>
+          <w:lang w:val="en-US"/>
+        </w:rPr>
+      </w:pPr>
+      <w:r>
+        <w:rPr>
+          <w:b/>
+          <w:bCs/>
+          <w:lang w:val="en-US"/>
+        </w:rPr>
+        <w:t xml:space="preserve">Backend, mysql and frontend logic required to </w:t>
+      </w:r>
+      <w:r>
+        <w:rPr>
+          <w:b/>
+          <w:bCs/>
+          <w:lang w:val="en-US"/>
+        </w:rPr>
+        <w:t xml:space="preserve">control by admin </w:t>
+      </w:r>
+    </w:p>
+    <w:p>
+      <w:pPr>
+        <w:pStyle w:val="NoSpacing"/>
+        <w:numPr>
+          <w:ilvl w:val="1"/>
+          <w:numId w:val="14"/>
+        </w:numPr>
+        <w:rPr>
+          <w:b/>
+          <w:bCs/>
+          <w:lang w:val="en-US"/>
+        </w:rPr>
+      </w:pPr>
+      <w:r>
+        <w:rPr>
+          <w:b/>
+          <w:bCs/>
+          <w:lang w:val="en-US"/>
+        </w:rPr>
+        <w:t xml:space="preserve">Screen Navigation, </w:t>
+      </w:r>
+      <w:r>
+        <w:rPr>
+          <w:b/>
+          <w:bCs/>
+          <w:lang w:val="en-US"/>
+        </w:rPr>
+        <w:t xml:space="preserve">header level , sidebar menu, action menu, </w:t>
+      </w:r>
+    </w:p>
+    <w:p>
+      <w:pPr>
+        <w:pStyle w:val="NoSpacing"/>
+        <w:ind w:left="1440"/>
+        <w:rPr>
+          <w:b/>
+          <w:bCs/>
+          <w:lang w:val="en-US"/>
+        </w:rPr>
+      </w:pPr>
+      <w:r>
+        <w:rPr>
+          <w:b/>
+          <w:bCs/>
+          <w:lang w:val="en-US"/>
+        </w:rPr>
+        <w:t xml:space="preserve">Admin only having the full rights, admin will decide </w:t>
+      </w:r>
+      <w:r>
+        <w:rPr>
+          <w:b/>
+          <w:bCs/>
+          <w:lang w:val="en-US"/>
+        </w:rPr>
+        <w:t>to give the permission to other user.</w:t>
+      </w:r>
+    </w:p>
+    <w:p>
+      <w:pPr>
+        <w:pStyle w:val="NoSpacing"/>
+        <w:numPr>
+          <w:ilvl w:val="1"/>
+          <w:numId w:val="14"/>
+        </w:numPr>
+        <w:rPr>
+          <w:b/>
+          <w:bCs/>
+          <w:lang w:val="en-US"/>
+        </w:rPr>
+      </w:pPr>
+      <w:r>
+        <w:rPr>
+          <w:b/>
+          <w:bCs/>
+          <w:lang w:val="en-US"/>
+        </w:rPr>
+        <w:t xml:space="preserve">Design required to design of screen name, </w:t>
+      </w:r>
+      <w:r>
+        <w:rPr>
+          <w:b/>
+          <w:bCs/>
+          <w:lang w:val="en-US"/>
+        </w:rPr>
+        <w:t>and its other menu list to user friendly</w:t>
+      </w:r>
+    </w:p>
     <w:sectPr>
       <w:pgSz w:w="11906" w:h="16838"/>
       <w:pgMar w:top="1440" w:right="1440" w:bottom="1440" w:left="1440" w:header="708" w:footer="708" w:gutter="0"/>
@@ -8101,7 +8278,7 @@
   <w:abstractNum w:abstractNumId="5" w15:restartNumberingAfterBreak="0">
     <w:nsid w:val="18FA6B9B"/>
     <w:multiLevelType w:val="multilevel"/>
-    <w:tmpl w:val="AC143018"/>
+    <w:tmpl w:val="58FC17E0"/>
     <w:lvl w:ilvl="0">
       <w:start w:val="1"/>
       <w:numFmt w:val="bullet"/>
@@ -8118,20 +8295,16 @@
         <w:sz w:val="20"/>
       </w:rPr>
     </w:lvl>
-    <w:lvl w:ilvl="1" w:tentative="1">
-      <w:start w:val="1"/>
-      <w:numFmt w:val="bullet"/>
-      <w:lvlText w:val="o"/>
-      <w:lvlJc w:val="left"/>
-      <w:pPr>
-        <w:tabs>
-          <w:tab w:val="num" w:pos="1440"/>
-        </w:tabs>
+    <w:lvl w:ilvl="1">
+      <w:start w:val="1"/>
+      <w:numFmt w:val="decimal"/>
+      <w:lvlText w:val="%2."/>
+      <w:lvlJc w:val="left"/>
+      <w:pPr>
         <w:ind w:left="1440" w:hanging="360"/>
       </w:pPr>
       <w:rPr>
-        <w:rFonts w:ascii="Courier New" w:hAnsi="Courier New" w:hint="default"/>
-        <w:sz w:val="20"/>
+        <w:rFonts w:hint="default"/>
       </w:rPr>
     </w:lvl>
     <w:lvl w:ilvl="2" w:tentative="1">
@@ -11086,6 +11259,7 @@
   <w:style w:type="character" w:default="1" w:styleId="DefaultParagraphFont">
     <w:name w:val="Default Paragraph Font"/>
     <w:uiPriority w:val="1"/>
+    <w:semiHidden/>
     <w:unhideWhenUsed/>
   </w:style>
   <w:style w:type="table" w:default="1" w:styleId="TableNormal">

--- a/project_desc/details.docx
+++ b/project_desc/details.docx
@@ -7654,6 +7654,1785 @@
         <w:t>and its other menu list to user friendly</w:t>
       </w:r>
     </w:p>
+    <w:p>
+      <w:pPr>
+        <w:pStyle w:val="NoSpacing"/>
+        <w:rPr>
+          <w:b/>
+          <w:bCs/>
+          <w:lang w:val="en-US"/>
+        </w:rPr>
+      </w:pPr>
+    </w:p>
+    <w:p>
+      <w:pPr>
+        <w:pStyle w:val="NoSpacing"/>
+        <w:rPr>
+          <w:b/>
+          <w:bCs/>
+          <w:lang w:val="en-US"/>
+        </w:rPr>
+      </w:pPr>
+      <w:r>
+        <w:rPr>
+          <w:b/>
+          <w:bCs/>
+          <w:lang w:val="en-US"/>
+        </w:rPr>
+        <w:lastRenderedPageBreak/>
+        <w:t xml:space="preserve">Cable TV </w:t>
+      </w:r>
+    </w:p>
+    <w:p>
+      <w:pPr>
+        <w:pStyle w:val="NoSpacing"/>
+        <w:rPr>
+          <w:b/>
+          <w:bCs/>
+          <w:lang w:val="en-US"/>
+        </w:rPr>
+      </w:pPr>
+    </w:p>
+    <w:p>
+      <w:pPr>
+        <w:pStyle w:val="NoSpacing"/>
+        <w:rPr>
+          <w:b/>
+          <w:bCs/>
+          <w:lang w:val="en-US"/>
+        </w:rPr>
+      </w:pPr>
+      <w:r>
+        <w:rPr>
+          <w:b/>
+          <w:bCs/>
+          <w:lang w:val="en-US"/>
+        </w:rPr>
+        <w:t xml:space="preserve">Which is different </w:t>
+      </w:r>
+      <w:r>
+        <w:rPr>
+          <w:b/>
+          <w:bCs/>
+          <w:lang w:val="en-US"/>
+        </w:rPr>
+        <w:t xml:space="preserve">module I have the </w:t>
+      </w:r>
+      <w:r>
+        <w:rPr>
+          <w:b/>
+          <w:bCs/>
+          <w:lang w:val="en-US"/>
+        </w:rPr>
+        <w:t xml:space="preserve">cable tv customers </w:t>
+      </w:r>
+    </w:p>
+    <w:p>
+      <w:pPr>
+        <w:pStyle w:val="NoSpacing"/>
+        <w:rPr>
+          <w:b/>
+          <w:bCs/>
+          <w:lang w:val="en-US"/>
+        </w:rPr>
+      </w:pPr>
+      <w:r>
+        <w:rPr>
+          <w:b/>
+          <w:bCs/>
+          <w:lang w:val="en-US"/>
+        </w:rPr>
+        <w:t>New customer should add, in a form</w:t>
+      </w:r>
+    </w:p>
+    <w:p>
+      <w:pPr>
+        <w:pStyle w:val="NoSpacing"/>
+        <w:rPr>
+          <w:b/>
+          <w:bCs/>
+          <w:lang w:val="en-US"/>
+        </w:rPr>
+      </w:pPr>
+      <w:r>
+        <w:rPr>
+          <w:b/>
+          <w:bCs/>
+          <w:lang w:val="en-US"/>
+        </w:rPr>
+        <w:t>I have to capture the</w:t>
+      </w:r>
+    </w:p>
+    <w:p>
+      <w:pPr>
+        <w:pStyle w:val="NoSpacing"/>
+        <w:rPr>
+          <w:b/>
+          <w:bCs/>
+          <w:u w:val="single"/>
+          <w:lang w:val="en-US"/>
+        </w:rPr>
+      </w:pPr>
+      <w:r>
+        <w:rPr>
+          <w:b/>
+          <w:bCs/>
+          <w:u w:val="single"/>
+          <w:lang w:val="en-US"/>
+        </w:rPr>
+        <w:t>Customer Details</w:t>
+      </w:r>
+    </w:p>
+    <w:p>
+      <w:pPr>
+        <w:pStyle w:val="NoSpacing"/>
+        <w:rPr>
+          <w:b/>
+          <w:bCs/>
+          <w:lang w:val="en-US"/>
+        </w:rPr>
+      </w:pPr>
+      <w:r>
+        <w:rPr>
+          <w:b/>
+          <w:bCs/>
+          <w:lang w:val="en-US"/>
+        </w:rPr>
+        <w:t xml:space="preserve">Customer Full name, </w:t>
+      </w:r>
+    </w:p>
+    <w:p>
+      <w:pPr>
+        <w:pStyle w:val="NoSpacing"/>
+        <w:rPr>
+          <w:b/>
+          <w:bCs/>
+          <w:lang w:val="en-US"/>
+        </w:rPr>
+      </w:pPr>
+      <w:r>
+        <w:rPr>
+          <w:b/>
+          <w:bCs/>
+          <w:lang w:val="en-US"/>
+        </w:rPr>
+        <w:t xml:space="preserve">Door number, </w:t>
+      </w:r>
+    </w:p>
+    <w:p>
+      <w:pPr>
+        <w:pStyle w:val="NoSpacing"/>
+        <w:rPr>
+          <w:b/>
+          <w:bCs/>
+          <w:lang w:val="en-US"/>
+        </w:rPr>
+      </w:pPr>
+      <w:r>
+        <w:rPr>
+          <w:b/>
+          <w:bCs/>
+          <w:lang w:val="en-US"/>
+        </w:rPr>
+        <w:t xml:space="preserve">Street, </w:t>
+      </w:r>
+      <w:r>
+        <w:rPr>
+          <w:b/>
+          <w:bCs/>
+          <w:lang w:val="en-US"/>
+        </w:rPr>
+        <w:t xml:space="preserve">street name mapped with area name, if </w:t>
+      </w:r>
+      <w:r>
+        <w:rPr>
+          <w:b/>
+          <w:bCs/>
+          <w:lang w:val="en-US"/>
+        </w:rPr>
+        <w:t>I choose area that area belonging street only to listed, which should add in backend</w:t>
+      </w:r>
+      <w:r>
+        <w:rPr>
+          <w:b/>
+          <w:bCs/>
+          <w:lang w:val="en-US"/>
+        </w:rPr>
+        <w:t xml:space="preserve">(street, area, </w:t>
+      </w:r>
+      <w:r>
+        <w:rPr>
+          <w:b/>
+          <w:bCs/>
+          <w:lang w:val="en-US"/>
+        </w:rPr>
+        <w:t>Location</w:t>
+      </w:r>
+      <w:r>
+        <w:rPr>
+          <w:b/>
+          <w:bCs/>
+          <w:lang w:val="en-US"/>
+        </w:rPr>
+        <w:t>)</w:t>
+      </w:r>
+    </w:p>
+    <w:p>
+      <w:pPr>
+        <w:pStyle w:val="NoSpacing"/>
+        <w:rPr>
+          <w:b/>
+          <w:bCs/>
+          <w:lang w:val="en-US"/>
+        </w:rPr>
+      </w:pPr>
+      <w:r>
+        <w:rPr>
+          <w:b/>
+          <w:bCs/>
+          <w:lang w:val="en-US"/>
+        </w:rPr>
+        <w:t xml:space="preserve">area, </w:t>
+      </w:r>
+    </w:p>
+    <w:p>
+      <w:pPr>
+        <w:pStyle w:val="NoSpacing"/>
+        <w:rPr>
+          <w:b/>
+          <w:bCs/>
+          <w:lang w:val="en-US"/>
+        </w:rPr>
+      </w:pPr>
+      <w:r>
+        <w:rPr>
+          <w:b/>
+          <w:bCs/>
+          <w:lang w:val="en-US"/>
+        </w:rPr>
+        <w:t>Location,</w:t>
+      </w:r>
+    </w:p>
+    <w:p>
+      <w:pPr>
+        <w:pStyle w:val="NoSpacing"/>
+        <w:rPr>
+          <w:b/>
+          <w:bCs/>
+          <w:lang w:val="en-US"/>
+        </w:rPr>
+      </w:pPr>
+      <w:r>
+        <w:rPr>
+          <w:b/>
+          <w:bCs/>
+          <w:lang w:val="en-US"/>
+        </w:rPr>
+        <w:t xml:space="preserve">City </w:t>
+      </w:r>
+    </w:p>
+    <w:p>
+      <w:pPr>
+        <w:pStyle w:val="NoSpacing"/>
+        <w:rPr>
+          <w:b/>
+          <w:bCs/>
+          <w:lang w:val="en-US"/>
+        </w:rPr>
+      </w:pPr>
+      <w:r>
+        <w:rPr>
+          <w:b/>
+          <w:bCs/>
+          <w:lang w:val="en-US"/>
+        </w:rPr>
+        <w:t>Pincode,</w:t>
+      </w:r>
+    </w:p>
+    <w:p>
+      <w:pPr>
+        <w:pStyle w:val="NoSpacing"/>
+        <w:rPr>
+          <w:b/>
+          <w:bCs/>
+          <w:lang w:val="en-US"/>
+        </w:rPr>
+      </w:pPr>
+      <w:r>
+        <w:rPr>
+          <w:b/>
+          <w:bCs/>
+          <w:lang w:val="en-US"/>
+        </w:rPr>
+        <w:t>Mobile no,</w:t>
+      </w:r>
+    </w:p>
+    <w:p>
+      <w:pPr>
+        <w:pStyle w:val="NoSpacing"/>
+        <w:rPr>
+          <w:b/>
+          <w:bCs/>
+          <w:lang w:val="en-US"/>
+        </w:rPr>
+      </w:pPr>
+      <w:r>
+        <w:rPr>
+          <w:b/>
+          <w:bCs/>
+          <w:lang w:val="en-US"/>
+        </w:rPr>
+        <w:t>Aadhar no,</w:t>
+      </w:r>
+    </w:p>
+    <w:p>
+      <w:pPr>
+        <w:pStyle w:val="NoSpacing"/>
+        <w:rPr>
+          <w:b/>
+          <w:bCs/>
+          <w:lang w:val="en-US"/>
+        </w:rPr>
+      </w:pPr>
+      <w:r>
+        <w:rPr>
+          <w:b/>
+          <w:bCs/>
+          <w:lang w:val="en-US"/>
+        </w:rPr>
+        <w:t>Alternate mobile no</w:t>
+      </w:r>
+    </w:p>
+    <w:p>
+      <w:pPr>
+        <w:pStyle w:val="NoSpacing"/>
+        <w:rPr>
+          <w:b/>
+          <w:bCs/>
+          <w:lang w:val="en-US"/>
+        </w:rPr>
+      </w:pPr>
+      <w:r>
+        <w:rPr>
+          <w:b/>
+          <w:bCs/>
+          <w:lang w:val="en-US"/>
+        </w:rPr>
+        <w:t>Type of network – TCV, PAMMAL, MURUGAN, SVN</w:t>
+      </w:r>
+    </w:p>
+    <w:p>
+      <w:pPr>
+        <w:pStyle w:val="NoSpacing"/>
+        <w:rPr>
+          <w:b/>
+          <w:bCs/>
+          <w:lang w:val="en-US"/>
+        </w:rPr>
+      </w:pPr>
+      <w:r>
+        <w:rPr>
+          <w:b/>
+          <w:bCs/>
+        </w:rPr>
+        <w:t>Source of Connection</w:t>
+      </w:r>
+    </w:p>
+    <w:p>
+      <w:pPr>
+        <w:pStyle w:val="NoSpacing"/>
+        <w:rPr>
+          <w:b/>
+          <w:bCs/>
+          <w:lang w:val="en-US"/>
+        </w:rPr>
+      </w:pPr>
+      <w:r>
+        <w:rPr>
+          <w:b/>
+          <w:bCs/>
+        </w:rPr>
+        <w:t>Installed by</w:t>
+      </w:r>
+    </w:p>
+    <w:p>
+      <w:pPr>
+        <w:pStyle w:val="NoSpacing"/>
+        <w:rPr>
+          <w:b/>
+          <w:bCs/>
+          <w:lang w:val="en-US"/>
+        </w:rPr>
+      </w:pPr>
+      <w:r>
+        <w:rPr>
+          <w:b/>
+          <w:bCs/>
+          <w:lang w:val="en-US"/>
+        </w:rPr>
+        <w:t>Labour/service charge</w:t>
+      </w:r>
+    </w:p>
+    <w:p>
+      <w:pPr>
+        <w:pStyle w:val="NoSpacing"/>
+        <w:rPr>
+          <w:b/>
+          <w:bCs/>
+          <w:lang w:val="en-US"/>
+        </w:rPr>
+      </w:pPr>
+    </w:p>
+    <w:p>
+      <w:pPr>
+        <w:pStyle w:val="NoSpacing"/>
+        <w:rPr>
+          <w:b/>
+          <w:bCs/>
+          <w:u w:val="single"/>
+          <w:lang w:val="en-US"/>
+        </w:rPr>
+      </w:pPr>
+      <w:r>
+        <w:rPr>
+          <w:b/>
+          <w:bCs/>
+          <w:u w:val="single"/>
+          <w:lang w:val="en-US"/>
+        </w:rPr>
+        <w:t>Settop box details</w:t>
+      </w:r>
+    </w:p>
+    <w:p>
+      <w:pPr>
+        <w:pStyle w:val="NoSpacing"/>
+        <w:rPr>
+          <w:b/>
+          <w:bCs/>
+          <w:lang w:val="en-US"/>
+        </w:rPr>
+      </w:pPr>
+      <w:r>
+        <w:rPr>
+          <w:b/>
+          <w:bCs/>
+          <w:lang w:val="en-US"/>
+        </w:rPr>
+        <w:t>If a new connection after entered the customer details, need to add stb details</w:t>
+      </w:r>
+    </w:p>
+    <w:p>
+      <w:pPr>
+        <w:pStyle w:val="NoSpacing"/>
+        <w:rPr>
+          <w:b/>
+          <w:bCs/>
+          <w:lang w:val="en-US"/>
+        </w:rPr>
+      </w:pPr>
+      <w:r>
+        <w:rPr>
+          <w:b/>
+          <w:bCs/>
+          <w:lang w:val="en-US"/>
+        </w:rPr>
+        <w:t>Stb type : new / Fault /Replaced</w:t>
+      </w:r>
+      <w:r>
+        <w:rPr>
+          <w:b/>
+          <w:bCs/>
+          <w:lang w:val="en-US"/>
+        </w:rPr>
+        <w:t>, exchange, customer owned</w:t>
+      </w:r>
+    </w:p>
+    <w:p>
+      <w:pPr>
+        <w:pStyle w:val="NoSpacing"/>
+        <w:rPr>
+          <w:b/>
+          <w:bCs/>
+          <w:lang w:val="en-US"/>
+        </w:rPr>
+      </w:pPr>
+      <w:r>
+        <w:rPr>
+          <w:b/>
+          <w:bCs/>
+          <w:lang w:val="en-US"/>
+        </w:rPr>
+        <w:t xml:space="preserve">Exchange of : if stb type is exchange – need to track the </w:t>
+      </w:r>
+      <w:r>
+        <w:rPr>
+          <w:b/>
+          <w:bCs/>
+          <w:lang w:val="en-US"/>
+        </w:rPr>
+        <w:t xml:space="preserve">original stb mso name </w:t>
+      </w:r>
+    </w:p>
+    <w:p>
+      <w:pPr>
+        <w:pStyle w:val="NoSpacing"/>
+        <w:rPr>
+          <w:b/>
+          <w:bCs/>
+          <w:lang w:val="en-US"/>
+        </w:rPr>
+      </w:pPr>
+      <w:r>
+        <w:rPr>
+          <w:b/>
+          <w:bCs/>
+          <w:lang w:val="en-US"/>
+        </w:rPr>
+        <w:t>Example (we are giving vk , customer have jak, we collect jak box and install vk box)</w:t>
+      </w:r>
+    </w:p>
+    <w:p>
+      <w:pPr>
+        <w:pStyle w:val="NoSpacing"/>
+        <w:rPr>
+          <w:b/>
+          <w:bCs/>
+          <w:lang w:val="en-US"/>
+        </w:rPr>
+      </w:pPr>
+      <w:r>
+        <w:rPr>
+          <w:b/>
+          <w:bCs/>
+          <w:lang w:val="en-US"/>
+        </w:rPr>
+        <w:t>Stb number</w:t>
+      </w:r>
+    </w:p>
+    <w:p>
+      <w:pPr>
+        <w:pStyle w:val="NoSpacing"/>
+        <w:rPr>
+          <w:b/>
+          <w:bCs/>
+          <w:lang w:val="en-US"/>
+        </w:rPr>
+      </w:pPr>
+      <w:r>
+        <w:rPr>
+          <w:b/>
+          <w:bCs/>
+          <w:lang w:val="en-US"/>
+        </w:rPr>
+        <w:t>Stb amount</w:t>
+      </w:r>
+    </w:p>
+    <w:p>
+      <w:pPr>
+        <w:pStyle w:val="NoSpacing"/>
+        <w:rPr>
+          <w:b/>
+          <w:bCs/>
+          <w:lang w:val="en-US"/>
+        </w:rPr>
+      </w:pPr>
+      <w:r>
+        <w:rPr>
+          <w:b/>
+          <w:bCs/>
+          <w:lang w:val="en-US"/>
+        </w:rPr>
+        <w:t>Stb discount</w:t>
+      </w:r>
+    </w:p>
+    <w:p>
+      <w:pPr>
+        <w:pStyle w:val="NoSpacing"/>
+        <w:rPr>
+          <w:b/>
+          <w:bCs/>
+          <w:lang w:val="en-US"/>
+        </w:rPr>
+      </w:pPr>
+      <w:r>
+        <w:rPr>
+          <w:b/>
+          <w:bCs/>
+          <w:lang w:val="en-US"/>
+        </w:rPr>
+        <w:t>Labour/service charge</w:t>
+      </w:r>
+    </w:p>
+    <w:p>
+      <w:pPr>
+        <w:pStyle w:val="NoSpacing"/>
+        <w:rPr>
+          <w:b/>
+          <w:bCs/>
+        </w:rPr>
+      </w:pPr>
+      <w:r>
+        <w:rPr>
+          <w:b/>
+          <w:bCs/>
+        </w:rPr>
+        <w:t>Installed by</w:t>
+      </w:r>
+    </w:p>
+    <w:p>
+      <w:pPr>
+        <w:pStyle w:val="NoSpacing"/>
+        <w:rPr>
+          <w:b/>
+          <w:bCs/>
+          <w:lang w:val="en-US"/>
+        </w:rPr>
+      </w:pPr>
+    </w:p>
+    <w:p>
+      <w:pPr>
+        <w:pStyle w:val="NoSpacing"/>
+        <w:rPr>
+          <w:b/>
+          <w:bCs/>
+          <w:u w:val="single"/>
+          <w:lang w:val="en-US"/>
+        </w:rPr>
+      </w:pPr>
+      <w:r>
+        <w:rPr>
+          <w:b/>
+          <w:bCs/>
+          <w:u w:val="single"/>
+          <w:lang w:val="en-US"/>
+        </w:rPr>
+        <w:t>Connection Details</w:t>
+      </w:r>
+    </w:p>
+    <w:p>
+      <w:pPr>
+        <w:pStyle w:val="NoSpacing"/>
+        <w:rPr>
+          <w:b/>
+          <w:bCs/>
+          <w:lang w:val="en-US"/>
+        </w:rPr>
+      </w:pPr>
+      <w:r>
+        <w:rPr>
+          <w:b/>
+          <w:bCs/>
+          <w:lang w:val="en-US"/>
+        </w:rPr>
+        <w:t>Connection date</w:t>
+      </w:r>
+    </w:p>
+    <w:p>
+      <w:pPr>
+        <w:pStyle w:val="NoSpacing"/>
+        <w:rPr>
+          <w:b/>
+          <w:bCs/>
+          <w:lang w:val="en-US"/>
+        </w:rPr>
+      </w:pPr>
+      <w:r>
+        <w:rPr>
+          <w:b/>
+          <w:bCs/>
+          <w:lang w:val="en-US"/>
+        </w:rPr>
+        <w:t>Disnection date</w:t>
+      </w:r>
+    </w:p>
+    <w:p>
+      <w:pPr>
+        <w:pStyle w:val="NoSpacing"/>
+        <w:rPr>
+          <w:b/>
+          <w:bCs/>
+          <w:lang w:val="en-US"/>
+        </w:rPr>
+      </w:pPr>
+      <w:r>
+        <w:rPr>
+          <w:b/>
+          <w:bCs/>
+          <w:lang w:val="en-US"/>
+        </w:rPr>
+        <w:t>Type connection : new / shifted / transferred</w:t>
+      </w:r>
+    </w:p>
+    <w:p>
+      <w:pPr>
+        <w:pStyle w:val="NoSpacing"/>
+        <w:rPr>
+          <w:b/>
+          <w:bCs/>
+          <w:lang w:val="en-US"/>
+        </w:rPr>
+      </w:pPr>
+      <w:r>
+        <w:rPr>
+          <w:b/>
+          <w:bCs/>
+          <w:lang w:val="en-US"/>
+        </w:rPr>
+        <w:t>Connectedby</w:t>
+      </w:r>
+    </w:p>
+    <w:p>
+      <w:pPr>
+        <w:pStyle w:val="NoSpacing"/>
+        <w:rPr>
+          <w:b/>
+          <w:bCs/>
+          <w:lang w:val="en-US"/>
+        </w:rPr>
+      </w:pPr>
+      <w:r>
+        <w:rPr>
+          <w:b/>
+          <w:bCs/>
+          <w:lang w:val="en-US"/>
+        </w:rPr>
+        <w:t>Connection charge</w:t>
+      </w:r>
+    </w:p>
+    <w:p>
+      <w:pPr>
+        <w:pStyle w:val="NoSpacing"/>
+        <w:rPr>
+          <w:b/>
+          <w:bCs/>
+          <w:lang w:val="en-US"/>
+        </w:rPr>
+      </w:pPr>
+      <w:r>
+        <w:rPr>
+          <w:b/>
+          <w:bCs/>
+          <w:lang w:val="en-US"/>
+        </w:rPr>
+        <w:t xml:space="preserve">Used material details </w:t>
+      </w:r>
+      <w:r>
+        <w:rPr>
+          <w:b/>
+          <w:bCs/>
+          <w:lang w:val="en-US"/>
+        </w:rPr>
+        <w:t>– which from add the list of items</w:t>
+      </w:r>
+    </w:p>
+    <w:p>
+      <w:pPr>
+        <w:pStyle w:val="NoSpacing"/>
+        <w:rPr>
+          <w:b/>
+          <w:bCs/>
+          <w:lang w:val="en-US"/>
+        </w:rPr>
+      </w:pPr>
+      <w:r>
+        <w:rPr>
+          <w:b/>
+          <w:bCs/>
+          <w:lang w:val="en-US"/>
+        </w:rPr>
+        <w:t>Labour/service charge</w:t>
+      </w:r>
+    </w:p>
+    <w:p>
+      <w:pPr>
+        <w:pStyle w:val="NoSpacing"/>
+        <w:rPr>
+          <w:b/>
+          <w:bCs/>
+          <w:lang w:val="en-US"/>
+        </w:rPr>
+      </w:pPr>
+    </w:p>
+    <w:p>
+      <w:pPr>
+        <w:pStyle w:val="NoSpacing"/>
+        <w:rPr>
+          <w:b/>
+          <w:bCs/>
+          <w:u w:val="single"/>
+          <w:lang w:val="en-US"/>
+        </w:rPr>
+      </w:pPr>
+      <w:r>
+        <w:rPr>
+          <w:b/>
+          <w:bCs/>
+          <w:u w:val="single"/>
+          <w:lang w:val="en-US"/>
+        </w:rPr>
+        <w:t>Package details</w:t>
+      </w:r>
+    </w:p>
+    <w:p>
+      <w:pPr>
+        <w:pStyle w:val="NoSpacing"/>
+        <w:rPr>
+          <w:b/>
+          <w:bCs/>
+          <w:lang w:val="en-US"/>
+        </w:rPr>
+      </w:pPr>
+      <w:r>
+        <w:rPr>
+          <w:b/>
+          <w:bCs/>
+          <w:lang w:val="en-US"/>
+        </w:rPr>
+        <w:t>Package</w:t>
+      </w:r>
+      <w:r>
+        <w:rPr>
+          <w:b/>
+          <w:bCs/>
+          <w:lang w:val="en-US"/>
+        </w:rPr>
+        <w:t xml:space="preserve"> name</w:t>
+      </w:r>
+      <w:r>
+        <w:rPr>
+          <w:b/>
+          <w:bCs/>
+          <w:lang w:val="en-US"/>
+        </w:rPr>
+        <w:t xml:space="preserve"> – lov fetch from backend </w:t>
+      </w:r>
+    </w:p>
+    <w:p>
+      <w:pPr>
+        <w:pStyle w:val="NoSpacing"/>
+        <w:rPr>
+          <w:b/>
+          <w:bCs/>
+          <w:lang w:val="en-US"/>
+        </w:rPr>
+      </w:pPr>
+      <w:r>
+        <w:rPr>
+          <w:b/>
+          <w:bCs/>
+          <w:lang w:val="en-US"/>
+        </w:rPr>
+        <w:t>Price</w:t>
+      </w:r>
+      <w:r>
+        <w:rPr>
+          <w:b/>
+          <w:bCs/>
+          <w:lang w:val="en-US"/>
+        </w:rPr>
+        <w:t xml:space="preserve"> – fetch value based on value</w:t>
+      </w:r>
+    </w:p>
+    <w:p>
+      <w:pPr>
+        <w:pStyle w:val="NoSpacing"/>
+        <w:rPr>
+          <w:b/>
+          <w:bCs/>
+          <w:lang w:val="en-US"/>
+        </w:rPr>
+      </w:pPr>
+      <w:r>
+        <w:rPr>
+          <w:b/>
+          <w:bCs/>
+          <w:lang w:val="en-US"/>
+        </w:rPr>
+        <w:t xml:space="preserve">Package type : mso package /addon / alacarte / </w:t>
+      </w:r>
+      <w:r>
+        <w:rPr>
+          <w:b/>
+          <w:bCs/>
+          <w:lang w:val="en-US"/>
+        </w:rPr>
+        <w:t>broad cast</w:t>
+      </w:r>
+    </w:p>
+    <w:p>
+      <w:pPr>
+        <w:pStyle w:val="NoSpacing"/>
+        <w:rPr>
+          <w:b/>
+          <w:bCs/>
+          <w:lang w:val="en-US"/>
+        </w:rPr>
+      </w:pPr>
+    </w:p>
+    <w:p>
+      <w:pPr>
+        <w:pStyle w:val="NoSpacing"/>
+        <w:rPr>
+          <w:b/>
+          <w:bCs/>
+          <w:u w:val="single"/>
+          <w:lang w:val="en-US"/>
+        </w:rPr>
+      </w:pPr>
+      <w:r>
+        <w:rPr>
+          <w:b/>
+          <w:bCs/>
+          <w:u w:val="single"/>
+          <w:lang w:val="en-US"/>
+        </w:rPr>
+        <w:lastRenderedPageBreak/>
+        <w:t>Subscription details</w:t>
+      </w:r>
+    </w:p>
+    <w:p>
+      <w:pPr>
+        <w:pStyle w:val="NoSpacing"/>
+        <w:rPr>
+          <w:b/>
+          <w:bCs/>
+          <w:lang w:val="en-US"/>
+        </w:rPr>
+      </w:pPr>
+      <w:r>
+        <w:rPr>
+          <w:b/>
+          <w:bCs/>
+          <w:lang w:val="en-US"/>
+        </w:rPr>
+        <w:t>MONTH</w:t>
+      </w:r>
+    </w:p>
+    <w:p>
+      <w:pPr>
+        <w:pStyle w:val="NoSpacing"/>
+        <w:rPr>
+          <w:b/>
+          <w:bCs/>
+          <w:lang w:val="en-US"/>
+        </w:rPr>
+      </w:pPr>
+      <w:r>
+        <w:rPr>
+          <w:b/>
+          <w:bCs/>
+          <w:lang w:val="en-US"/>
+        </w:rPr>
+        <w:t>Year</w:t>
+      </w:r>
+    </w:p>
+    <w:p>
+      <w:pPr>
+        <w:pStyle w:val="NoSpacing"/>
+        <w:rPr>
+          <w:b/>
+          <w:bCs/>
+          <w:lang w:val="en-US"/>
+        </w:rPr>
+      </w:pPr>
+      <w:r>
+        <w:rPr>
+          <w:b/>
+          <w:bCs/>
+          <w:lang w:val="en-US"/>
+        </w:rPr>
+        <w:t>A</w:t>
+      </w:r>
+      <w:r>
+        <w:rPr>
+          <w:b/>
+          <w:bCs/>
+          <w:lang w:val="en-US"/>
+        </w:rPr>
+        <w:t>mount</w:t>
+      </w:r>
+      <w:r>
+        <w:rPr>
+          <w:b/>
+          <w:bCs/>
+          <w:lang w:val="en-US"/>
+        </w:rPr>
+        <w:t xml:space="preserve"> </w:t>
+      </w:r>
+      <w:r>
+        <w:rPr>
+          <w:b/>
+          <w:bCs/>
+          <w:lang w:val="en-US"/>
+        </w:rPr>
+        <w:t>–</w:t>
+      </w:r>
+      <w:r>
+        <w:rPr>
+          <w:b/>
+          <w:bCs/>
+          <w:lang w:val="en-US"/>
+        </w:rPr>
+        <w:t xml:space="preserve"> </w:t>
+      </w:r>
+      <w:r>
+        <w:rPr>
+          <w:b/>
+          <w:bCs/>
+          <w:lang w:val="en-US"/>
+        </w:rPr>
+        <w:t xml:space="preserve">amount will calculate based on package value, that is one month </w:t>
+      </w:r>
+      <w:r>
+        <w:rPr>
+          <w:b/>
+          <w:bCs/>
+          <w:lang w:val="en-US"/>
+        </w:rPr>
+        <w:t>from 1 to last day of month</w:t>
+      </w:r>
+    </w:p>
+    <w:p>
+      <w:pPr>
+        <w:pStyle w:val="NoSpacing"/>
+        <w:rPr>
+          <w:b/>
+          <w:bCs/>
+          <w:lang w:val="en-US"/>
+        </w:rPr>
+      </w:pPr>
+      <w:r>
+        <w:rPr>
+          <w:b/>
+          <w:bCs/>
+          <w:lang w:val="en-US"/>
+        </w:rPr>
+        <w:t>Days of month</w:t>
+      </w:r>
+      <w:r>
+        <w:rPr>
+          <w:b/>
+          <w:bCs/>
+          <w:lang w:val="en-US"/>
+        </w:rPr>
+        <w:t xml:space="preserve"> : day/month</w:t>
+      </w:r>
+    </w:p>
+    <w:p>
+      <w:pPr>
+        <w:pStyle w:val="NoSpacing"/>
+        <w:rPr>
+          <w:b/>
+          <w:bCs/>
+          <w:lang w:val="en-US"/>
+        </w:rPr>
+      </w:pPr>
+      <w:r>
+        <w:rPr>
+          <w:b/>
+          <w:bCs/>
+          <w:lang w:val="en-US"/>
+        </w:rPr>
+        <w:t>Number of day/Month :</w:t>
+      </w:r>
+    </w:p>
+    <w:p>
+      <w:pPr>
+        <w:pStyle w:val="NoSpacing"/>
+        <w:rPr>
+          <w:b/>
+          <w:bCs/>
+          <w:lang w:val="en-US"/>
+        </w:rPr>
+      </w:pPr>
+      <w:r>
+        <w:rPr>
+          <w:b/>
+          <w:bCs/>
+          <w:lang w:val="en-US"/>
+        </w:rPr>
+        <w:t xml:space="preserve">Collect date – need to calculate the days or month from selected </w:t>
+      </w:r>
+      <w:r>
+        <w:rPr>
+          <w:b/>
+          <w:bCs/>
+          <w:lang w:val="en-US"/>
+        </w:rPr>
+        <w:t>date</w:t>
+      </w:r>
+    </w:p>
+    <w:p>
+      <w:pPr>
+        <w:pStyle w:val="NoSpacing"/>
+        <w:rPr>
+          <w:b/>
+          <w:bCs/>
+          <w:lang w:val="en-US"/>
+        </w:rPr>
+      </w:pPr>
+      <w:r>
+        <w:rPr>
+          <w:b/>
+          <w:bCs/>
+          <w:lang w:val="en-US"/>
+        </w:rPr>
+        <w:t>Collected by</w:t>
+      </w:r>
+    </w:p>
+    <w:p>
+      <w:pPr>
+        <w:pStyle w:val="NoSpacing"/>
+        <w:rPr>
+          <w:b/>
+          <w:bCs/>
+          <w:lang w:val="en-US"/>
+        </w:rPr>
+      </w:pPr>
+    </w:p>
+    <w:p>
+      <w:pPr>
+        <w:pStyle w:val="NoSpacing"/>
+        <w:rPr>
+          <w:b/>
+          <w:bCs/>
+          <w:lang w:val="en-US"/>
+        </w:rPr>
+      </w:pPr>
+    </w:p>
+    <w:p>
+      <w:pPr>
+        <w:pStyle w:val="NoSpacing"/>
+        <w:rPr>
+          <w:b/>
+          <w:bCs/>
+          <w:lang w:val="en-US"/>
+        </w:rPr>
+      </w:pPr>
+    </w:p>
+    <w:p>
+      <w:pPr>
+        <w:pStyle w:val="NoSpacing"/>
+        <w:rPr>
+          <w:b/>
+          <w:bCs/>
+          <w:lang w:val="en-US"/>
+        </w:rPr>
+      </w:pPr>
+      <w:r>
+        <w:rPr>
+          <w:b/>
+          <w:bCs/>
+          <w:lang w:val="en-US"/>
+        </w:rPr>
+        <w:t xml:space="preserve">I need the customer </w:t>
+      </w:r>
+      <w:r>
+        <w:rPr>
+          <w:b/>
+          <w:bCs/>
+          <w:lang w:val="en-US"/>
+        </w:rPr>
+        <w:t>list with add new customer button on top</w:t>
+      </w:r>
+    </w:p>
+    <w:p>
+      <w:pPr>
+        <w:pStyle w:val="NoSpacing"/>
+        <w:rPr>
+          <w:b/>
+          <w:bCs/>
+          <w:lang w:val="en-US"/>
+        </w:rPr>
+      </w:pPr>
+      <w:r>
+        <w:rPr>
+          <w:b/>
+          <w:bCs/>
+          <w:lang w:val="en-US"/>
+        </w:rPr>
+        <w:t>If i click “Add New”</w:t>
+      </w:r>
+      <w:r>
+        <w:rPr>
+          <w:b/>
+          <w:bCs/>
+          <w:lang w:val="en-US"/>
+        </w:rPr>
+        <w:t xml:space="preserve"> </w:t>
+      </w:r>
+      <w:r>
+        <w:rPr>
+          <w:b/>
+          <w:bCs/>
+          <w:lang w:val="en-US"/>
+        </w:rPr>
+        <w:t xml:space="preserve">open the </w:t>
+      </w:r>
+      <w:r>
+        <w:rPr>
+          <w:b/>
+          <w:bCs/>
+          <w:lang w:val="en-US"/>
+        </w:rPr>
+        <w:t>form screen to enter all the details above descripted details</w:t>
+      </w:r>
+    </w:p>
+    <w:p>
+      <w:pPr>
+        <w:pStyle w:val="NoSpacing"/>
+        <w:rPr>
+          <w:b/>
+          <w:bCs/>
+          <w:lang w:val="en-US"/>
+        </w:rPr>
+      </w:pPr>
+      <w:r>
+        <w:rPr>
+          <w:b/>
+          <w:bCs/>
+          <w:lang w:val="en-US"/>
+        </w:rPr>
+        <w:t xml:space="preserve">Installed peron can enter the data, </w:t>
+      </w:r>
+      <w:r>
+        <w:rPr>
+          <w:b/>
+          <w:bCs/>
+          <w:lang w:val="en-US"/>
+        </w:rPr>
+        <w:t>there are a user of tcverp</w:t>
+      </w:r>
+    </w:p>
+    <w:p>
+      <w:pPr>
+        <w:pStyle w:val="NoSpacing"/>
+        <w:rPr>
+          <w:b/>
+          <w:bCs/>
+          <w:lang w:val="en-US"/>
+        </w:rPr>
+      </w:pPr>
+      <w:r>
+        <w:rPr>
+          <w:b/>
+          <w:bCs/>
+          <w:lang w:val="en-US"/>
+        </w:rPr>
+        <w:t xml:space="preserve">If user </w:t>
+      </w:r>
+      <w:r>
+        <w:rPr>
+          <w:b/>
+          <w:bCs/>
+          <w:lang w:val="en-US"/>
+        </w:rPr>
+        <w:t xml:space="preserve">, he will have rights to add the data in form , name </w:t>
+      </w:r>
+      <w:r>
+        <w:rPr>
+          <w:b/>
+          <w:bCs/>
+          <w:lang w:val="en-US"/>
+        </w:rPr>
+        <w:t>should captured from login details , should not enterable.</w:t>
+      </w:r>
+    </w:p>
+    <w:p>
+      <w:pPr>
+        <w:pStyle w:val="NoSpacing"/>
+        <w:rPr>
+          <w:b/>
+          <w:bCs/>
+          <w:lang w:val="en-US"/>
+        </w:rPr>
+      </w:pPr>
+      <w:r>
+        <w:rPr>
+          <w:b/>
+          <w:bCs/>
+          <w:lang w:val="en-US"/>
+        </w:rPr>
+        <w:t xml:space="preserve">But if admin enter the details, admin can choose the </w:t>
+      </w:r>
+      <w:r>
+        <w:rPr>
+          <w:b/>
+          <w:bCs/>
+          <w:lang w:val="en-US"/>
+        </w:rPr>
+        <w:t xml:space="preserve">name </w:t>
+      </w:r>
+    </w:p>
+    <w:p>
+      <w:pPr>
+        <w:pStyle w:val="NoSpacing"/>
+        <w:rPr>
+          <w:b/>
+          <w:bCs/>
+          <w:lang w:val="en-US"/>
+        </w:rPr>
+      </w:pPr>
+      <w:r>
+        <w:rPr>
+          <w:b/>
+          <w:bCs/>
+          <w:lang w:val="en-US"/>
+        </w:rPr>
+        <w:t xml:space="preserve">Will control the </w:t>
+      </w:r>
+      <w:r>
+        <w:rPr>
+          <w:b/>
+          <w:bCs/>
+          <w:lang w:val="en-US"/>
+        </w:rPr>
+        <w:t>role and permission in admin side, we have the role and permisison administration screen if need we will add the list</w:t>
+      </w:r>
+    </w:p>
+    <w:p>
+      <w:pPr>
+        <w:pStyle w:val="NoSpacing"/>
+        <w:rPr>
+          <w:b/>
+          <w:bCs/>
+          <w:lang w:val="en-US"/>
+        </w:rPr>
+      </w:pPr>
+    </w:p>
+    <w:p>
+      <w:pPr>
+        <w:pStyle w:val="NoSpacing"/>
+        <w:rPr>
+          <w:b/>
+          <w:bCs/>
+          <w:lang w:val="en-US"/>
+        </w:rPr>
+      </w:pPr>
+      <w:r>
+        <w:rPr>
+          <w:b/>
+          <w:bCs/>
+          <w:lang w:val="en-US"/>
+        </w:rPr>
+        <w:t xml:space="preserve">Customer list must have the filter to all columns, and action menu </w:t>
+      </w:r>
+    </w:p>
+    <w:p>
+      <w:pPr>
+        <w:pStyle w:val="NoSpacing"/>
+        <w:numPr>
+          <w:ilvl w:val="1"/>
+          <w:numId w:val="13"/>
+        </w:numPr>
+        <w:rPr>
+          <w:b/>
+          <w:bCs/>
+          <w:lang w:val="en-US"/>
+        </w:rPr>
+      </w:pPr>
+      <w:r>
+        <w:rPr>
+          <w:b/>
+          <w:bCs/>
+          <w:lang w:val="en-US"/>
+        </w:rPr>
+        <w:t>Connection details</w:t>
+      </w:r>
+    </w:p>
+    <w:p>
+      <w:pPr>
+        <w:pStyle w:val="NoSpacing"/>
+        <w:numPr>
+          <w:ilvl w:val="1"/>
+          <w:numId w:val="13"/>
+        </w:numPr>
+        <w:rPr>
+          <w:b/>
+          <w:bCs/>
+          <w:lang w:val="en-US"/>
+        </w:rPr>
+      </w:pPr>
+      <w:r>
+        <w:rPr>
+          <w:b/>
+          <w:bCs/>
+          <w:lang w:val="en-US"/>
+        </w:rPr>
+        <w:t>STB Details</w:t>
+      </w:r>
+    </w:p>
+    <w:p>
+      <w:pPr>
+        <w:pStyle w:val="NoSpacing"/>
+        <w:numPr>
+          <w:ilvl w:val="1"/>
+          <w:numId w:val="13"/>
+        </w:numPr>
+        <w:rPr>
+          <w:b/>
+          <w:bCs/>
+          <w:lang w:val="en-US"/>
+        </w:rPr>
+      </w:pPr>
+      <w:r>
+        <w:rPr>
+          <w:b/>
+          <w:bCs/>
+          <w:lang w:val="en-US"/>
+        </w:rPr>
+        <w:t>Package Details</w:t>
+      </w:r>
+    </w:p>
+    <w:p>
+      <w:pPr>
+        <w:pStyle w:val="NoSpacing"/>
+        <w:numPr>
+          <w:ilvl w:val="1"/>
+          <w:numId w:val="13"/>
+        </w:numPr>
+        <w:rPr>
+          <w:b/>
+          <w:bCs/>
+          <w:lang w:val="en-US"/>
+        </w:rPr>
+      </w:pPr>
+      <w:r>
+        <w:rPr>
+          <w:b/>
+          <w:bCs/>
+          <w:lang w:val="en-US"/>
+        </w:rPr>
+        <w:t>Material Details</w:t>
+      </w:r>
+    </w:p>
+    <w:p>
+      <w:pPr>
+        <w:pStyle w:val="NoSpacing"/>
+        <w:numPr>
+          <w:ilvl w:val="1"/>
+          <w:numId w:val="13"/>
+        </w:numPr>
+        <w:rPr>
+          <w:b/>
+          <w:bCs/>
+          <w:lang w:val="en-US"/>
+        </w:rPr>
+      </w:pPr>
+      <w:r>
+        <w:rPr>
+          <w:b/>
+          <w:bCs/>
+          <w:lang w:val="en-US"/>
+        </w:rPr>
+        <w:t>Subscription details</w:t>
+      </w:r>
+    </w:p>
+    <w:p>
+      <w:pPr>
+        <w:pStyle w:val="NoSpacing"/>
+        <w:rPr>
+          <w:b/>
+          <w:bCs/>
+          <w:lang w:val="en-US"/>
+        </w:rPr>
+      </w:pPr>
+    </w:p>
+    <w:p>
+      <w:pPr>
+        <w:pStyle w:val="NoSpacing"/>
+        <w:rPr>
+          <w:b/>
+          <w:bCs/>
+          <w:lang w:val="en-US"/>
+        </w:rPr>
+      </w:pPr>
+      <w:r>
+        <w:rPr>
+          <w:b/>
+          <w:bCs/>
+          <w:lang w:val="en-US"/>
+        </w:rPr>
+        <w:t>Already I have the customer in different portal</w:t>
+      </w:r>
+    </w:p>
+    <w:p>
+      <w:pPr>
+        <w:pStyle w:val="NoSpacing"/>
+        <w:rPr>
+          <w:b/>
+          <w:bCs/>
+          <w:lang w:val="en-US"/>
+        </w:rPr>
+      </w:pPr>
+      <w:r>
+        <w:rPr>
+          <w:b/>
+          <w:bCs/>
+          <w:lang w:val="en-US"/>
+        </w:rPr>
+        <w:t xml:space="preserve">Murugan </w:t>
+      </w:r>
+      <w:r>
+        <w:rPr>
+          <w:b/>
+          <w:bCs/>
+          <w:lang w:val="en-US"/>
+        </w:rPr>
+        <w:t>customer having customer number from 101 to 999</w:t>
+      </w:r>
+    </w:p>
+    <w:p>
+      <w:pPr>
+        <w:pStyle w:val="NoSpacing"/>
+        <w:rPr>
+          <w:b/>
+          <w:bCs/>
+          <w:lang w:val="en-US"/>
+        </w:rPr>
+      </w:pPr>
+      <w:r>
+        <w:rPr>
+          <w:b/>
+          <w:bCs/>
+          <w:lang w:val="en-US"/>
+        </w:rPr>
+        <w:t>Pammal customer having customer number from 10</w:t>
+      </w:r>
+      <w:r>
+        <w:rPr>
+          <w:b/>
+          <w:bCs/>
+          <w:lang w:val="en-US"/>
+        </w:rPr>
+        <w:t>1</w:t>
+      </w:r>
+      <w:r>
+        <w:rPr>
+          <w:b/>
+          <w:bCs/>
+          <w:lang w:val="en-US"/>
+        </w:rPr>
+        <w:t xml:space="preserve"> to 999</w:t>
+      </w:r>
+    </w:p>
+    <w:p>
+      <w:pPr>
+        <w:pStyle w:val="NoSpacing"/>
+        <w:rPr>
+          <w:b/>
+          <w:bCs/>
+          <w:lang w:val="en-US"/>
+        </w:rPr>
+      </w:pPr>
+      <w:r>
+        <w:rPr>
+          <w:b/>
+          <w:bCs/>
+          <w:lang w:val="en-US"/>
+        </w:rPr>
+        <w:t xml:space="preserve">TCV customer  </w:t>
+      </w:r>
+      <w:r>
+        <w:rPr>
+          <w:b/>
+          <w:bCs/>
+          <w:lang w:val="en-US"/>
+        </w:rPr>
+        <w:t>having customer number from 100</w:t>
+      </w:r>
+      <w:r>
+        <w:rPr>
+          <w:b/>
+          <w:bCs/>
+          <w:lang w:val="en-US"/>
+        </w:rPr>
+        <w:t>1</w:t>
+      </w:r>
+      <w:r>
+        <w:rPr>
+          <w:b/>
+          <w:bCs/>
+          <w:lang w:val="en-US"/>
+        </w:rPr>
+        <w:t xml:space="preserve"> to </w:t>
+      </w:r>
+      <w:r>
+        <w:rPr>
+          <w:b/>
+          <w:bCs/>
+          <w:lang w:val="en-US"/>
+        </w:rPr>
+        <w:t>2000 and 6001 ---</w:t>
+      </w:r>
+    </w:p>
+    <w:p>
+      <w:pPr>
+        <w:pStyle w:val="NoSpacing"/>
+        <w:rPr>
+          <w:b/>
+          <w:bCs/>
+          <w:lang w:val="en-US"/>
+        </w:rPr>
+      </w:pPr>
+      <w:r>
+        <w:rPr>
+          <w:b/>
+          <w:bCs/>
+          <w:lang w:val="en-US"/>
+        </w:rPr>
+        <w:t xml:space="preserve">SVN Customer having customer number form 3001 to </w:t>
+      </w:r>
+      <w:r>
+        <w:rPr>
+          <w:b/>
+          <w:bCs/>
+          <w:lang w:val="en-US"/>
+        </w:rPr>
+        <w:t>6000</w:t>
+      </w:r>
+    </w:p>
+    <w:p>
+      <w:pPr>
+        <w:pStyle w:val="NoSpacing"/>
+        <w:rPr>
+          <w:b/>
+          <w:bCs/>
+          <w:lang w:val="en-US"/>
+        </w:rPr>
+      </w:pPr>
+      <w:r>
+        <w:rPr>
+          <w:b/>
+          <w:bCs/>
+          <w:lang w:val="en-US"/>
+        </w:rPr>
+        <w:t xml:space="preserve">Maitain different table to each four type cucomers different table </w:t>
+      </w:r>
+    </w:p>
+    <w:p>
+      <w:pPr>
+        <w:pStyle w:val="NoSpacing"/>
+        <w:rPr>
+          <w:b/>
+          <w:bCs/>
+          <w:lang w:val="en-US"/>
+        </w:rPr>
+      </w:pPr>
+      <w:r>
+        <w:rPr>
+          <w:b/>
+          <w:bCs/>
+          <w:lang w:val="en-US"/>
+        </w:rPr>
+        <w:t xml:space="preserve">But here we need all to gether in single </w:t>
+      </w:r>
+      <w:r>
+        <w:rPr>
+          <w:b/>
+          <w:bCs/>
+          <w:lang w:val="en-US"/>
+        </w:rPr>
+        <w:t xml:space="preserve">databse and combined table to all customer i will upload the customer </w:t>
+      </w:r>
+      <w:r>
+        <w:rPr>
+          <w:b/>
+          <w:bCs/>
+          <w:lang w:val="en-US"/>
+        </w:rPr>
+        <w:t>table will later</w:t>
+      </w:r>
+      <w:r>
+        <w:rPr>
+          <w:b/>
+          <w:bCs/>
+          <w:lang w:val="en-US"/>
+        </w:rPr>
+        <w:br/>
+        <w:t>First I need the tables list and database structureal archietect</w:t>
+      </w:r>
+    </w:p>
+    <w:p>
+      <w:pPr>
+        <w:pStyle w:val="NoSpacing"/>
+        <w:rPr>
+          <w:b/>
+          <w:bCs/>
+          <w:lang w:val="en-US"/>
+        </w:rPr>
+      </w:pPr>
+    </w:p>
+    <w:p>
+      <w:pPr>
+        <w:pStyle w:val="NoSpacing"/>
+        <w:rPr>
+          <w:b/>
+          <w:bCs/>
+          <w:lang w:val="en-US"/>
+        </w:rPr>
+      </w:pPr>
+    </w:p>
+    <w:p>
+      <w:pPr>
+        <w:pStyle w:val="NoSpacing"/>
+        <w:rPr>
+          <w:b/>
+          <w:bCs/>
+          <w:lang w:val="en-US"/>
+        </w:rPr>
+      </w:pPr>
+    </w:p>
+    <w:p>
+      <w:pPr>
+        <w:pStyle w:val="NoSpacing"/>
+        <w:rPr>
+          <w:b/>
+          <w:bCs/>
+          <w:lang w:val="en-US"/>
+        </w:rPr>
+      </w:pPr>
+    </w:p>
+    <w:p>
+      <w:pPr>
+        <w:pStyle w:val="NoSpacing"/>
+        <w:rPr>
+          <w:b/>
+          <w:bCs/>
+          <w:lang w:val="en-US"/>
+        </w:rPr>
+      </w:pPr>
+    </w:p>
+    <w:p>
+      <w:pPr>
+        <w:pStyle w:val="NoSpacing"/>
+        <w:rPr>
+          <w:b/>
+          <w:bCs/>
+          <w:lang w:val="en-US"/>
+        </w:rPr>
+      </w:pPr>
+    </w:p>
+    <w:p>
+      <w:pPr>
+        <w:pStyle w:val="NoSpacing"/>
+        <w:rPr>
+          <w:b/>
+          <w:bCs/>
+          <w:lang w:val="en-US"/>
+        </w:rPr>
+      </w:pPr>
+    </w:p>
+    <w:p>
+      <w:pPr>
+        <w:pStyle w:val="NoSpacing"/>
+        <w:rPr>
+          <w:b/>
+          <w:bCs/>
+          <w:lang w:val="en-US"/>
+        </w:rPr>
+      </w:pPr>
+    </w:p>
     <w:sectPr>
       <w:pgSz w:w="11906" w:h="16838"/>
       <w:pgMar w:top="1440" w:right="1440" w:bottom="1440" w:left="1440" w:header="708" w:footer="708" w:gutter="0"/>
@@ -8040,7 +9819,7 @@
   <w:abstractNum w:abstractNumId="3" w15:restartNumberingAfterBreak="0">
     <w:nsid w:val="12690349"/>
     <w:multiLevelType w:val="multilevel"/>
-    <w:tmpl w:val="88C8F332"/>
+    <w:tmpl w:val="6D724F7E"/>
     <w:lvl w:ilvl="0">
       <w:start w:val="1"/>
       <w:numFmt w:val="bullet"/>
@@ -8057,20 +9836,16 @@
         <w:sz w:val="20"/>
       </w:rPr>
     </w:lvl>
-    <w:lvl w:ilvl="1" w:tentative="1">
-      <w:start w:val="1"/>
-      <w:numFmt w:val="bullet"/>
-      <w:lvlText w:val="o"/>
-      <w:lvlJc w:val="left"/>
-      <w:pPr>
-        <w:tabs>
-          <w:tab w:val="num" w:pos="1440"/>
-        </w:tabs>
+    <w:lvl w:ilvl="1">
+      <w:start w:val="1"/>
+      <w:numFmt w:val="decimal"/>
+      <w:lvlText w:val="%2."/>
+      <w:lvlJc w:val="left"/>
+      <w:pPr>
         <w:ind w:left="1440" w:hanging="360"/>
       </w:pPr>
       <w:rPr>
-        <w:rFonts w:ascii="Courier New" w:hAnsi="Courier New" w:hint="default"/>
-        <w:sz w:val="20"/>
+        <w:rFonts w:hint="default"/>
       </w:rPr>
     </w:lvl>
     <w:lvl w:ilvl="2" w:tentative="1">
@@ -11259,7 +13034,6 @@
   <w:style w:type="character" w:default="1" w:styleId="DefaultParagraphFont">
     <w:name w:val="Default Paragraph Font"/>
     <w:uiPriority w:val="1"/>
-    <w:semiHidden/>
     <w:unhideWhenUsed/>
   </w:style>
   <w:style w:type="table" w:default="1" w:styleId="TableNormal">

--- a/project_desc/details.docx
+++ b/project_desc/details.docx
@@ -9352,6 +9352,1239 @@
         <w:br/>
         <w:t>First I need the tables list and database structureal archietect</w:t>
       </w:r>
+    </w:p>
+    <w:p>
+      <w:pPr>
+        <w:pStyle w:val="NoSpacing"/>
+        <w:rPr>
+          <w:b/>
+          <w:bCs/>
+          <w:lang w:val="en-US"/>
+        </w:rPr>
+      </w:pPr>
+    </w:p>
+    <w:p>
+      <w:pPr>
+        <w:pStyle w:val="NoSpacing"/>
+        <w:rPr>
+          <w:b/>
+          <w:bCs/>
+          <w:lang w:val="en-US"/>
+        </w:rPr>
+      </w:pPr>
+    </w:p>
+    <w:p>
+      <w:pPr>
+        <w:pStyle w:val="NoSpacing"/>
+        <w:rPr>
+          <w:b/>
+          <w:bCs/>
+          <w:lang w:val="en-US"/>
+        </w:rPr>
+      </w:pPr>
+      <w:r>
+        <w:rPr>
+          <w:b/>
+          <w:bCs/>
+          <w:lang w:val="en-US"/>
+        </w:rPr>
+        <w:t>/cable-tv/customers/add</w:t>
+      </w:r>
+    </w:p>
+    <w:p>
+      <w:pPr>
+        <w:pStyle w:val="NoSpacing"/>
+        <w:rPr>
+          <w:b/>
+          <w:bCs/>
+          <w:lang w:val="en-US"/>
+        </w:rPr>
+      </w:pPr>
+      <w:r>
+        <w:rPr>
+          <w:b/>
+          <w:bCs/>
+          <w:lang w:val="en-US"/>
+        </w:rPr>
+        <w:t>Customer Details</w:t>
+      </w:r>
+      <w:r>
+        <w:rPr>
+          <w:b/>
+          <w:bCs/>
+          <w:lang w:val="en-US"/>
+        </w:rPr>
+        <w:t xml:space="preserve"> </w:t>
+      </w:r>
+    </w:p>
+    <w:p>
+      <w:pPr>
+        <w:pStyle w:val="NoSpacing"/>
+        <w:rPr>
+          <w:b/>
+          <w:bCs/>
+        </w:rPr>
+      </w:pPr>
+      <w:r>
+        <w:rPr>
+          <w:b/>
+          <w:bCs/>
+          <w:lang w:val="en-US"/>
+        </w:rPr>
+        <w:t xml:space="preserve"> </w:t>
+      </w:r>
+      <w:r>
+        <w:rPr>
+          <w:b/>
+          <w:bCs/>
+        </w:rPr>
+        <w:t>Labour / Service Charge</w:t>
+      </w:r>
+      <w:r>
+        <w:rPr>
+          <w:b/>
+          <w:bCs/>
+        </w:rPr>
+        <w:t xml:space="preserve"> – not requied in the widget</w:t>
+      </w:r>
+    </w:p>
+    <w:p>
+      <w:pPr>
+        <w:pStyle w:val="NoSpacing"/>
+        <w:rPr>
+          <w:b/>
+          <w:bCs/>
+          <w:lang w:val="en-US"/>
+        </w:rPr>
+      </w:pPr>
+    </w:p>
+    <w:p>
+      <w:pPr>
+        <w:pStyle w:val="NoSpacing"/>
+        <w:rPr>
+          <w:b/>
+          <w:bCs/>
+          <w:lang w:val="en-US"/>
+        </w:rPr>
+      </w:pPr>
+      <w:r>
+        <w:rPr>
+          <w:b/>
+          <w:bCs/>
+          <w:lang w:val="en-US"/>
+        </w:rPr>
+        <w:t>STB Details</w:t>
+      </w:r>
+    </w:p>
+    <w:p>
+      <w:pPr>
+        <w:pStyle w:val="NoSpacing"/>
+        <w:rPr>
+          <w:b/>
+          <w:bCs/>
+        </w:rPr>
+      </w:pPr>
+      <w:r>
+        <w:rPr>
+          <w:b/>
+          <w:bCs/>
+        </w:rPr>
+        <w:t>STB Type</w:t>
+      </w:r>
+      <w:r>
+        <w:rPr>
+          <w:b/>
+          <w:bCs/>
+        </w:rPr>
+        <w:t xml:space="preserve"> – New / Serviced / Returned</w:t>
+      </w:r>
+    </w:p>
+    <w:p>
+      <w:pPr>
+        <w:pStyle w:val="NoSpacing"/>
+        <w:rPr>
+          <w:b/>
+          <w:bCs/>
+        </w:rPr>
+      </w:pPr>
+      <w:r>
+        <w:rPr>
+          <w:b/>
+          <w:bCs/>
+        </w:rPr>
+        <w:t>Exchange Original MSO</w:t>
+      </w:r>
+      <w:r>
+        <w:rPr>
+          <w:b/>
+          <w:bCs/>
+        </w:rPr>
+        <w:t xml:space="preserve"> – is not Mandatory</w:t>
+      </w:r>
+    </w:p>
+    <w:p>
+      <w:pPr>
+        <w:pStyle w:val="NoSpacing"/>
+        <w:rPr>
+          <w:b/>
+          <w:bCs/>
+        </w:rPr>
+      </w:pPr>
+      <w:r>
+        <w:rPr>
+          <w:b/>
+          <w:bCs/>
+        </w:rPr>
+        <w:t>STB Number</w:t>
+      </w:r>
+      <w:r>
+        <w:rPr>
+          <w:b/>
+          <w:bCs/>
+        </w:rPr>
+        <w:t xml:space="preserve">, </w:t>
+      </w:r>
+      <w:r>
+        <w:rPr>
+          <w:b/>
+          <w:bCs/>
+        </w:rPr>
+        <w:t>Stb amount</w:t>
+      </w:r>
+    </w:p>
+    <w:p>
+      <w:pPr>
+        <w:pStyle w:val="NoSpacing"/>
+        <w:rPr>
+          <w:b/>
+          <w:bCs/>
+        </w:rPr>
+      </w:pPr>
+      <w:r>
+        <w:rPr>
+          <w:b/>
+          <w:bCs/>
+        </w:rPr>
+        <w:lastRenderedPageBreak/>
+        <w:t xml:space="preserve"> </w:t>
+      </w:r>
+      <w:r>
+        <w:rPr>
+          <w:b/>
+          <w:bCs/>
+        </w:rPr>
+        <w:t>–</w:t>
+      </w:r>
+      <w:r>
+        <w:rPr>
+          <w:b/>
+          <w:bCs/>
+        </w:rPr>
+        <w:t xml:space="preserve"> </w:t>
+      </w:r>
+      <w:r>
+        <w:rPr>
+          <w:b/>
+          <w:bCs/>
+        </w:rPr>
+        <w:t>Should be fetched from STB master</w:t>
+      </w:r>
+    </w:p>
+    <w:p>
+      <w:pPr>
+        <w:pStyle w:val="NoSpacing"/>
+        <w:rPr>
+          <w:b/>
+          <w:bCs/>
+          <w:lang w:val="en-US"/>
+        </w:rPr>
+      </w:pPr>
+      <w:r>
+        <w:rPr>
+          <w:b/>
+          <w:bCs/>
+        </w:rPr>
+        <w:t xml:space="preserve">STB master module </w:t>
+      </w:r>
+      <w:r>
+        <w:rPr>
+          <w:b/>
+          <w:bCs/>
+        </w:rPr>
+        <w:t xml:space="preserve">required to </w:t>
+      </w:r>
+      <w:r>
+        <w:rPr>
+          <w:b/>
+          <w:bCs/>
+        </w:rPr>
+        <w:t xml:space="preserve">maintain the </w:t>
+      </w:r>
+      <w:r>
+        <w:rPr>
+          <w:b/>
+          <w:bCs/>
+        </w:rPr>
+        <w:t xml:space="preserve">set top details, </w:t>
+      </w:r>
+      <w:r>
+        <w:rPr>
+          <w:b/>
+          <w:bCs/>
+        </w:rPr>
+        <w:t xml:space="preserve">which are not installed, they are in stock at office. </w:t>
+      </w:r>
+      <w:r>
+        <w:rPr>
+          <w:b/>
+          <w:bCs/>
+          <w:lang w:val="en-US"/>
+        </w:rPr>
+        <w:tab/>
+      </w:r>
+      <w:r>
+        <w:rPr>
+          <w:b/>
+          <w:bCs/>
+          <w:lang w:val="en-US"/>
+        </w:rPr>
+        <w:t>Need to add the entire stb stock , like</w:t>
+      </w:r>
+      <w:r>
+        <w:rPr>
+          <w:b/>
+          <w:bCs/>
+          <w:lang w:val="en-US"/>
+        </w:rPr>
+        <w:t xml:space="preserve"> stb type-</w:t>
+      </w:r>
+      <w:r>
+        <w:rPr>
+          <w:b/>
+          <w:bCs/>
+          <w:lang w:val="en-US"/>
+        </w:rPr>
+        <w:t xml:space="preserve"> NEW/SERVICED/ RETURNED/ FAULT, </w:t>
+      </w:r>
+      <w:r>
+        <w:rPr>
+          <w:b/>
+          <w:bCs/>
+          <w:lang w:val="en-US"/>
+        </w:rPr>
+        <w:t xml:space="preserve">FAULT Boxes should not fetch in “Add Customer </w:t>
+      </w:r>
+      <w:r>
+        <w:rPr>
+          <w:b/>
+          <w:bCs/>
+          <w:lang w:val="en-US"/>
+        </w:rPr>
+        <w:t>“</w:t>
+      </w:r>
+    </w:p>
+    <w:p>
+      <w:pPr>
+        <w:pStyle w:val="NoSpacing"/>
+        <w:rPr>
+          <w:b/>
+          <w:bCs/>
+          <w:lang w:val="en-US"/>
+        </w:rPr>
+      </w:pPr>
+    </w:p>
+    <w:p>
+      <w:pPr>
+        <w:pStyle w:val="NoSpacing"/>
+        <w:rPr>
+          <w:b/>
+          <w:bCs/>
+          <w:lang w:val="en-US"/>
+        </w:rPr>
+      </w:pPr>
+      <w:r>
+        <w:rPr>
+          <w:b/>
+          <w:bCs/>
+          <w:lang w:val="en-US"/>
+        </w:rPr>
+        <w:t xml:space="preserve">Once installed the NEW / SERVICED / RETURNED STB TO customer </w:t>
+      </w:r>
+      <w:r>
+        <w:rPr>
+          <w:b/>
+          <w:bCs/>
+          <w:lang w:val="en-US"/>
+        </w:rPr>
+        <w:t xml:space="preserve">that boxes </w:t>
+      </w:r>
+      <w:r>
+        <w:rPr>
+          <w:b/>
+          <w:bCs/>
+          <w:lang w:val="en-US"/>
+        </w:rPr>
+        <w:t>should move to “Available “ to “Not Available” status.</w:t>
+      </w:r>
+    </w:p>
+    <w:p>
+      <w:pPr>
+        <w:pStyle w:val="NoSpacing"/>
+        <w:rPr>
+          <w:b/>
+          <w:bCs/>
+          <w:lang w:val="en-US"/>
+        </w:rPr>
+      </w:pPr>
+      <w:r>
+        <w:rPr>
+          <w:b/>
+          <w:bCs/>
+          <w:lang w:val="en-US"/>
+        </w:rPr>
+        <w:t>STB master required –</w:t>
+      </w:r>
+    </w:p>
+    <w:p>
+      <w:pPr>
+        <w:pStyle w:val="NoSpacing"/>
+        <w:rPr>
+          <w:b/>
+          <w:bCs/>
+          <w:lang w:val="en-US"/>
+        </w:rPr>
+      </w:pPr>
+      <w:r>
+        <w:rPr>
+          <w:b/>
+          <w:bCs/>
+          <w:lang w:val="en-US"/>
+        </w:rPr>
+        <w:t xml:space="preserve">STB NUMBER </w:t>
+      </w:r>
+    </w:p>
+    <w:p>
+      <w:pPr>
+        <w:pStyle w:val="NoSpacing"/>
+        <w:rPr>
+          <w:b/>
+          <w:bCs/>
+          <w:lang w:val="en-US"/>
+        </w:rPr>
+      </w:pPr>
+      <w:r>
+        <w:rPr>
+          <w:b/>
+          <w:bCs/>
+          <w:lang w:val="en-US"/>
+        </w:rPr>
+        <w:t>Stb type - HD /SD</w:t>
+      </w:r>
+      <w:r>
+        <w:rPr>
+          <w:b/>
+          <w:bCs/>
+          <w:lang w:val="en-US"/>
+        </w:rPr>
+        <w:t xml:space="preserve"> (static)</w:t>
+      </w:r>
+    </w:p>
+    <w:p>
+      <w:pPr>
+        <w:pStyle w:val="NoSpacing"/>
+        <w:rPr>
+          <w:b/>
+          <w:bCs/>
+          <w:lang w:val="en-US"/>
+        </w:rPr>
+      </w:pPr>
+      <w:r>
+        <w:rPr>
+          <w:b/>
+          <w:bCs/>
+          <w:lang w:val="en-US"/>
+        </w:rPr>
+        <w:t>stb type- NEW/SERVICED/ RETURNED/ FAULT</w:t>
+      </w:r>
+      <w:r>
+        <w:rPr>
+          <w:b/>
+          <w:bCs/>
+          <w:lang w:val="en-US"/>
+        </w:rPr>
+        <w:t xml:space="preserve"> </w:t>
+      </w:r>
+      <w:r>
+        <w:rPr>
+          <w:b/>
+          <w:bCs/>
+          <w:lang w:val="en-US"/>
+        </w:rPr>
+        <w:t>(static)</w:t>
+      </w:r>
+    </w:p>
+    <w:p>
+      <w:pPr>
+        <w:pStyle w:val="NoSpacing"/>
+        <w:rPr>
+          <w:b/>
+          <w:bCs/>
+          <w:lang w:val="en-US"/>
+        </w:rPr>
+      </w:pPr>
+      <w:r>
+        <w:rPr>
+          <w:b/>
+          <w:bCs/>
+          <w:lang w:val="en-US"/>
+        </w:rPr>
+        <w:t xml:space="preserve">MSO : </w:t>
+      </w:r>
+      <w:r>
+        <w:rPr>
+          <w:b/>
+          <w:bCs/>
+          <w:lang w:val="en-US"/>
+        </w:rPr>
+        <w:t>VK /DM</w:t>
+      </w:r>
+    </w:p>
+    <w:p>
+      <w:pPr>
+        <w:pStyle w:val="NoSpacing"/>
+        <w:rPr>
+          <w:b/>
+          <w:bCs/>
+          <w:lang w:val="en-US"/>
+        </w:rPr>
+      </w:pPr>
+      <w:r>
+        <w:rPr>
+          <w:b/>
+          <w:bCs/>
+          <w:lang w:val="en-US"/>
+        </w:rPr>
+        <w:t xml:space="preserve">Stb amount </w:t>
+      </w:r>
+    </w:p>
+    <w:p>
+      <w:pPr>
+        <w:pStyle w:val="NoSpacing"/>
+        <w:rPr>
+          <w:b/>
+          <w:bCs/>
+          <w:lang w:val="en-US"/>
+        </w:rPr>
+      </w:pPr>
+      <w:r>
+        <w:rPr>
+          <w:b/>
+          <w:bCs/>
+          <w:lang w:val="en-US"/>
+        </w:rPr>
+        <w:t>STATUS : Available / Not Available</w:t>
+      </w:r>
+      <w:r>
+        <w:rPr>
+          <w:b/>
+          <w:bCs/>
+          <w:lang w:val="en-US"/>
+        </w:rPr>
+        <w:t>.</w:t>
+      </w:r>
+    </w:p>
+    <w:p>
+      <w:pPr>
+        <w:pStyle w:val="NoSpacing"/>
+        <w:rPr>
+          <w:b/>
+          <w:bCs/>
+          <w:lang w:val="en-US"/>
+        </w:rPr>
+      </w:pPr>
+    </w:p>
+    <w:p>
+      <w:pPr>
+        <w:pStyle w:val="NoSpacing"/>
+        <w:rPr>
+          <w:b/>
+          <w:bCs/>
+        </w:rPr>
+      </w:pPr>
+      <w:r>
+        <w:rPr>
+          <w:b/>
+          <w:bCs/>
+        </w:rPr>
+        <w:t>STB Amount</w:t>
+      </w:r>
+      <w:r>
+        <w:rPr>
+          <w:b/>
+          <w:bCs/>
+        </w:rPr>
+        <w:t xml:space="preserve">, </w:t>
+      </w:r>
+      <w:r>
+        <w:rPr>
+          <w:b/>
+          <w:bCs/>
+        </w:rPr>
+        <w:t>STB Discount</w:t>
+      </w:r>
+      <w:r>
+        <w:rPr>
+          <w:b/>
+          <w:bCs/>
+        </w:rPr>
+        <w:t xml:space="preserve">, </w:t>
+      </w:r>
+      <w:r>
+        <w:rPr>
+          <w:b/>
+          <w:bCs/>
+        </w:rPr>
+        <w:t>Labour / Service Charge</w:t>
+      </w:r>
+      <w:r>
+        <w:rPr>
+          <w:b/>
+          <w:bCs/>
+        </w:rPr>
+        <w:t xml:space="preserve">, </w:t>
+      </w:r>
+      <w:r>
+        <w:rPr>
+          <w:b/>
+          <w:bCs/>
+        </w:rPr>
+        <w:t>Installed Date</w:t>
+      </w:r>
+      <w:r>
+        <w:rPr>
+          <w:b/>
+          <w:bCs/>
+        </w:rPr>
+        <w:t xml:space="preserve"> </w:t>
+      </w:r>
+    </w:p>
+    <w:p>
+      <w:pPr>
+        <w:pStyle w:val="NoSpacing"/>
+        <w:rPr>
+          <w:b/>
+          <w:bCs/>
+        </w:rPr>
+      </w:pPr>
+    </w:p>
+    <w:p>
+      <w:pPr>
+        <w:pStyle w:val="NoSpacing"/>
+        <w:rPr>
+          <w:b/>
+          <w:bCs/>
+          <w:lang w:val="en-US"/>
+        </w:rPr>
+      </w:pPr>
+      <w:r>
+        <w:rPr>
+          <w:b/>
+          <w:bCs/>
+          <w:lang w:val="en-US"/>
+        </w:rPr>
+        <w:t>Connection Details</w:t>
+      </w:r>
+      <w:r>
+        <w:rPr>
+          <w:b/>
+          <w:bCs/>
+          <w:lang w:val="en-US"/>
+        </w:rPr>
+        <w:t>- widget</w:t>
+      </w:r>
+      <w:r>
+        <w:rPr>
+          <w:b/>
+          <w:bCs/>
+        </w:rPr>
+        <w:br/>
+        <w:t>Disconnection Date</w:t>
+      </w:r>
+      <w:r>
+        <w:rPr>
+          <w:b/>
+          <w:bCs/>
+        </w:rPr>
+        <w:t xml:space="preserve"> , </w:t>
+      </w:r>
+      <w:r>
+        <w:rPr>
+          <w:b/>
+          <w:bCs/>
+        </w:rPr>
+        <w:t>Connection Charge</w:t>
+      </w:r>
+      <w:r>
+        <w:rPr>
+          <w:b/>
+          <w:bCs/>
+        </w:rPr>
+        <w:t xml:space="preserve">, </w:t>
+      </w:r>
+      <w:r>
+        <w:rPr>
+          <w:b/>
+          <w:bCs/>
+        </w:rPr>
+        <w:t>Labour / Service Charge</w:t>
+      </w:r>
+      <w:r>
+        <w:rPr>
+          <w:b/>
+          <w:bCs/>
+        </w:rPr>
+        <w:t xml:space="preserve"> are not required here</w:t>
+      </w:r>
+    </w:p>
+    <w:p>
+      <w:pPr>
+        <w:pStyle w:val="NoSpacing"/>
+        <w:rPr>
+          <w:b/>
+          <w:bCs/>
+          <w:lang w:val="en-US"/>
+        </w:rPr>
+      </w:pPr>
+    </w:p>
+    <w:p>
+      <w:pPr>
+        <w:pStyle w:val="NoSpacing"/>
+        <w:rPr>
+          <w:b/>
+          <w:bCs/>
+          <w:lang w:val="en-US"/>
+        </w:rPr>
+      </w:pPr>
+      <w:r>
+        <w:rPr>
+          <w:b/>
+          <w:bCs/>
+          <w:lang w:val="en-US"/>
+        </w:rPr>
+        <w:t>Subscription Details</w:t>
+      </w:r>
+    </w:p>
+    <w:p>
+      <w:pPr>
+        <w:pStyle w:val="NoSpacing"/>
+        <w:rPr>
+          <w:b/>
+          <w:bCs/>
+          <w:lang w:val="en-US"/>
+        </w:rPr>
+      </w:pPr>
+      <w:r>
+        <w:rPr>
+          <w:b/>
+          <w:bCs/>
+          <w:lang w:val="en-US"/>
+        </w:rPr>
+        <w:t xml:space="preserve">Month Name , Year </w:t>
+      </w:r>
+      <w:r>
+        <w:rPr>
+          <w:b/>
+          <w:bCs/>
+          <w:lang w:val="en-US"/>
+        </w:rPr>
+        <w:t xml:space="preserve">collect date, </w:t>
+      </w:r>
+      <w:r>
+        <w:rPr>
+          <w:b/>
+          <w:bCs/>
+          <w:lang w:val="en-US"/>
+        </w:rPr>
+        <w:t xml:space="preserve">start date , and </w:t>
+      </w:r>
+      <w:r>
+        <w:rPr>
+          <w:b/>
+          <w:bCs/>
+        </w:rPr>
+        <w:t>Expiry Date</w:t>
+      </w:r>
+      <w:r>
+        <w:rPr>
+          <w:b/>
+          <w:bCs/>
+        </w:rPr>
+        <w:t xml:space="preserve"> only needed</w:t>
+      </w:r>
+      <w:r>
+        <w:rPr>
+          <w:b/>
+          <w:bCs/>
+        </w:rPr>
+        <w:tab/>
+      </w:r>
+    </w:p>
+    <w:p>
+      <w:pPr>
+        <w:pStyle w:val="NoSpacing"/>
+        <w:rPr>
+          <w:b/>
+          <w:bCs/>
+          <w:lang w:val="en-US"/>
+        </w:rPr>
+      </w:pPr>
+      <w:r>
+        <w:rPr>
+          <w:b/>
+          <w:bCs/>
+          <w:lang w:val="en-US"/>
+        </w:rPr>
+        <w:t xml:space="preserve">And separate stb-issue-master required </w:t>
+      </w:r>
+    </w:p>
+    <w:p>
+      <w:pPr>
+        <w:pStyle w:val="NoSpacing"/>
+        <w:rPr>
+          <w:b/>
+          <w:bCs/>
+          <w:lang w:val="en-US"/>
+        </w:rPr>
+      </w:pPr>
+    </w:p>
+    <w:p>
+      <w:pPr>
+        <w:pStyle w:val="NoSpacing"/>
+        <w:rPr>
+          <w:b/>
+          <w:bCs/>
+          <w:lang w:val="en-US"/>
+        </w:rPr>
+      </w:pPr>
+      <w:r>
+        <w:rPr>
+          <w:b/>
+          <w:bCs/>
+          <w:lang w:val="en-US"/>
+        </w:rPr>
+        <w:t>Account Section required to show all amount details in separate widget</w:t>
+      </w:r>
+    </w:p>
+    <w:p>
+      <w:pPr>
+        <w:pStyle w:val="NoSpacing"/>
+        <w:rPr>
+          <w:b/>
+          <w:bCs/>
+          <w:lang w:val="en-US"/>
+        </w:rPr>
+      </w:pPr>
+      <w:r>
+        <w:rPr>
+          <w:b/>
+          <w:bCs/>
+          <w:lang w:val="en-US"/>
+        </w:rPr>
+        <w:t>Need the following details</w:t>
+      </w:r>
+    </w:p>
+    <w:p>
+      <w:pPr>
+        <w:pStyle w:val="NoSpacing"/>
+        <w:rPr>
+          <w:b/>
+          <w:bCs/>
+          <w:lang w:val="en-US"/>
+        </w:rPr>
+      </w:pPr>
+      <w:r>
+        <w:rPr>
+          <w:b/>
+          <w:bCs/>
+          <w:lang w:val="en-US"/>
+        </w:rPr>
+        <w:t xml:space="preserve">STB amount – fetch from stb detalils while select the stb </w:t>
+      </w:r>
+      <w:r>
+        <w:rPr>
+          <w:b/>
+          <w:bCs/>
+          <w:lang w:val="en-US"/>
+        </w:rPr>
+        <w:t>, can edit the amount</w:t>
+      </w:r>
+    </w:p>
+    <w:p>
+      <w:pPr>
+        <w:pStyle w:val="NoSpacing"/>
+        <w:rPr>
+          <w:b/>
+          <w:bCs/>
+          <w:lang w:val="en-US"/>
+        </w:rPr>
+      </w:pPr>
+      <w:r>
+        <w:rPr>
+          <w:b/>
+          <w:bCs/>
+          <w:lang w:val="en-US"/>
+        </w:rPr>
+        <w:t xml:space="preserve">Connection Amount </w:t>
+      </w:r>
+      <w:r>
+        <w:rPr>
+          <w:b/>
+          <w:bCs/>
+          <w:lang w:val="en-US"/>
+        </w:rPr>
+        <w:t>–</w:t>
+      </w:r>
+      <w:r>
+        <w:rPr>
+          <w:b/>
+          <w:bCs/>
+          <w:lang w:val="en-US"/>
+        </w:rPr>
+        <w:t xml:space="preserve"> </w:t>
+      </w:r>
+      <w:r>
+        <w:rPr>
+          <w:b/>
+          <w:bCs/>
+          <w:lang w:val="en-US"/>
+        </w:rPr>
+        <w:t>user enterable</w:t>
+      </w:r>
+    </w:p>
+    <w:p>
+      <w:pPr>
+        <w:pStyle w:val="NoSpacing"/>
+        <w:rPr>
+          <w:b/>
+          <w:bCs/>
+          <w:lang w:val="en-US"/>
+        </w:rPr>
+      </w:pPr>
+      <w:r>
+        <w:rPr>
+          <w:b/>
+          <w:bCs/>
+          <w:lang w:val="en-US"/>
+        </w:rPr>
+        <w:t xml:space="preserve">Labor </w:t>
+      </w:r>
+      <w:r>
+        <w:rPr>
+          <w:b/>
+          <w:bCs/>
+          <w:lang w:val="en-US"/>
+        </w:rPr>
+        <w:t>–</w:t>
+      </w:r>
+      <w:r>
+        <w:rPr>
+          <w:b/>
+          <w:bCs/>
+          <w:lang w:val="en-US"/>
+        </w:rPr>
+        <w:t xml:space="preserve"> </w:t>
+      </w:r>
+      <w:r>
+        <w:rPr>
+          <w:b/>
+          <w:bCs/>
+          <w:lang w:val="en-US"/>
+        </w:rPr>
+        <w:t xml:space="preserve">single entry </w:t>
+      </w:r>
+    </w:p>
+    <w:p>
+      <w:pPr>
+        <w:pStyle w:val="NoSpacing"/>
+        <w:rPr>
+          <w:b/>
+          <w:bCs/>
+          <w:lang w:val="en-US"/>
+        </w:rPr>
+      </w:pPr>
+      <w:r>
+        <w:rPr>
+          <w:b/>
+          <w:bCs/>
+          <w:lang w:val="en-US"/>
+        </w:rPr>
+        <w:t xml:space="preserve">Material cost – calculation </w:t>
+      </w:r>
+      <w:r>
+        <w:rPr>
+          <w:b/>
+          <w:bCs/>
+          <w:lang w:val="en-US"/>
+        </w:rPr>
+        <w:t xml:space="preserve">required, </w:t>
+      </w:r>
+      <w:r>
+        <w:rPr>
+          <w:b/>
+          <w:bCs/>
+          <w:lang w:val="en-US"/>
+        </w:rPr>
+        <w:t>Used Materials</w:t>
+      </w:r>
+      <w:r>
+        <w:rPr>
+          <w:b/>
+          <w:bCs/>
+          <w:lang w:val="en-US"/>
+        </w:rPr>
+        <w:t xml:space="preserve"> </w:t>
+      </w:r>
+      <w:r>
+        <w:rPr>
+          <w:b/>
+          <w:bCs/>
+          <w:lang w:val="en-US"/>
+        </w:rPr>
+        <w:t>widget</w:t>
+      </w:r>
+    </w:p>
+    <w:p>
+      <w:pPr>
+        <w:pStyle w:val="NoSpacing"/>
+        <w:rPr>
+          <w:b/>
+          <w:bCs/>
+          <w:lang w:val="en-US"/>
+        </w:rPr>
+      </w:pPr>
+      <w:r>
+        <w:rPr>
+          <w:b/>
+          <w:bCs/>
+          <w:lang w:val="en-US"/>
+        </w:rPr>
+        <w:t xml:space="preserve">Subscription amount - </w:t>
+      </w:r>
+      <w:r>
+        <w:rPr>
+          <w:b/>
+          <w:bCs/>
+          <w:lang w:val="en-US"/>
+        </w:rPr>
+        <w:t xml:space="preserve">calculation required, </w:t>
+      </w:r>
+      <w:r>
+        <w:rPr>
+          <w:b/>
+          <w:bCs/>
+          <w:lang w:val="en-US"/>
+        </w:rPr>
+        <w:t>Package Details</w:t>
+      </w:r>
+      <w:r>
+        <w:rPr>
+          <w:b/>
+          <w:bCs/>
+          <w:lang w:val="en-US"/>
+        </w:rPr>
+        <w:t xml:space="preserve"> </w:t>
+      </w:r>
+      <w:r>
+        <w:rPr>
+          <w:b/>
+          <w:bCs/>
+          <w:lang w:val="en-US"/>
+        </w:rPr>
+        <w:t>widget</w:t>
+      </w:r>
+    </w:p>
+    <w:p>
+      <w:pPr>
+        <w:pStyle w:val="NoSpacing"/>
+        <w:rPr>
+          <w:b/>
+          <w:bCs/>
+          <w:lang w:val="en-US"/>
+        </w:rPr>
+      </w:pPr>
+      <w:r>
+        <w:rPr>
+          <w:b/>
+          <w:bCs/>
+          <w:lang w:val="en-US"/>
+        </w:rPr>
+        <w:t xml:space="preserve">sub </w:t>
+      </w:r>
+      <w:r>
+        <w:rPr>
+          <w:b/>
+          <w:bCs/>
+          <w:lang w:val="en-US"/>
+        </w:rPr>
+        <w:t>Total</w:t>
+      </w:r>
+    </w:p>
+    <w:p>
+      <w:pPr>
+        <w:pStyle w:val="NoSpacing"/>
+        <w:rPr>
+          <w:b/>
+          <w:bCs/>
+          <w:lang w:val="en-US"/>
+        </w:rPr>
+      </w:pPr>
+      <w:r>
+        <w:rPr>
+          <w:b/>
+          <w:bCs/>
+          <w:lang w:val="en-US"/>
+        </w:rPr>
+        <w:t xml:space="preserve">Discount </w:t>
+      </w:r>
+    </w:p>
+    <w:p>
+      <w:pPr>
+        <w:pStyle w:val="NoSpacing"/>
+        <w:rPr>
+          <w:b/>
+          <w:bCs/>
+          <w:lang w:val="en-US"/>
+        </w:rPr>
+      </w:pPr>
+      <w:r>
+        <w:rPr>
+          <w:b/>
+          <w:bCs/>
+          <w:lang w:val="en-US"/>
+        </w:rPr>
+        <w:t>Grand Total  required</w:t>
+      </w:r>
+    </w:p>
+    <w:p>
+      <w:pPr>
+        <w:pStyle w:val="NoSpacing"/>
+        <w:rPr>
+          <w:b/>
+          <w:bCs/>
+          <w:lang w:val="en-US"/>
+        </w:rPr>
+      </w:pPr>
+      <w:r>
+        <w:rPr>
+          <w:b/>
+          <w:bCs/>
+          <w:lang w:val="en-US"/>
+        </w:rPr>
+        <w:t>And a status requied – if installed amount not handed over to account department by the installed person – that should be in pending status</w:t>
+      </w:r>
+      <w:r>
+        <w:rPr>
+          <w:b/>
+          <w:bCs/>
+          <w:lang w:val="en-US"/>
+        </w:rPr>
+        <w:t>, after received then admin can change the status to Received</w:t>
+      </w:r>
+    </w:p>
+    <w:p>
+      <w:pPr>
+        <w:pStyle w:val="NoSpacing"/>
+        <w:rPr>
+          <w:b/>
+          <w:bCs/>
+          <w:lang w:val="en-US"/>
+        </w:rPr>
+      </w:pPr>
+      <w:r>
+        <w:rPr>
+          <w:b/>
+          <w:bCs/>
+          <w:lang w:val="en-US"/>
+        </w:rPr>
+        <w:t xml:space="preserve">Workflow approval required to review the details </w:t>
+      </w:r>
+      <w:r>
+        <w:rPr>
+          <w:b/>
+          <w:bCs/>
+          <w:lang w:val="en-US"/>
+        </w:rPr>
+        <w:t>by admin, if this details not entered by the admin</w:t>
+      </w:r>
+      <w:r>
+        <w:rPr>
+          <w:b/>
+          <w:bCs/>
+          <w:lang w:val="en-US"/>
+        </w:rPr>
+        <w:br/>
+        <w:t xml:space="preserve">If this account is in pending status, account disbute list required separately </w:t>
+      </w:r>
+    </w:p>
+    <w:p>
+      <w:pPr>
+        <w:pStyle w:val="NoSpacing"/>
+        <w:rPr>
+          <w:b/>
+          <w:bCs/>
+          <w:lang w:val="en-US"/>
+        </w:rPr>
+      </w:pPr>
+    </w:p>
+    <w:p>
+      <w:pPr>
+        <w:pStyle w:val="NoSpacing"/>
+        <w:rPr>
+          <w:b/>
+          <w:bCs/>
+          <w:lang w:val="en-US"/>
+        </w:rPr>
+      </w:pPr>
+    </w:p>
+    <w:p>
+      <w:pPr>
+        <w:pStyle w:val="NoSpacing"/>
+        <w:rPr>
+          <w:b/>
+          <w:bCs/>
+          <w:lang w:val="en-US"/>
+        </w:rPr>
+      </w:pPr>
+    </w:p>
+    <w:p>
+      <w:pPr>
+        <w:pStyle w:val="NoSpacing"/>
+        <w:rPr>
+          <w:b/>
+          <w:bCs/>
+          <w:lang w:val="en-US"/>
+        </w:rPr>
+      </w:pPr>
+    </w:p>
+    <w:p>
+      <w:pPr>
+        <w:pStyle w:val="NoSpacing"/>
+        <w:rPr>
+          <w:b/>
+          <w:bCs/>
+          <w:lang w:val="en-US"/>
+        </w:rPr>
+      </w:pPr>
+    </w:p>
+    <w:p>
+      <w:pPr>
+        <w:pStyle w:val="NoSpacing"/>
+        <w:rPr>
+          <w:b/>
+          <w:bCs/>
+          <w:lang w:val="en-US"/>
+        </w:rPr>
+      </w:pPr>
     </w:p>
     <w:p>
       <w:pPr>

--- a/project_desc/details.docx
+++ b/project_desc/details.docx
@@ -9560,12 +9560,38 @@
           <w:bCs/>
         </w:rPr>
       </w:pPr>
-      <w:r>
-        <w:rPr>
-          <w:b/>
-          <w:bCs/>
-        </w:rPr>
-        <w:lastRenderedPageBreak/>
+    </w:p>
+    <w:p>
+      <w:pPr>
+        <w:pStyle w:val="NoSpacing"/>
+        <w:rPr>
+          <w:b/>
+          <w:bCs/>
+        </w:rPr>
+      </w:pPr>
+    </w:p>
+    <w:p>
+      <w:pPr>
+        <w:pStyle w:val="NoSpacing"/>
+        <w:rPr>
+          <w:b/>
+          <w:bCs/>
+        </w:rPr>
+      </w:pPr>
+    </w:p>
+    <w:p>
+      <w:pPr>
+        <w:pStyle w:val="NoSpacing"/>
+        <w:rPr>
+          <w:b/>
+          <w:bCs/>
+        </w:rPr>
+      </w:pPr>
+      <w:r>
+        <w:rPr>
+          <w:b/>
+          <w:bCs/>
+        </w:rPr>
         <w:t xml:space="preserve"> </w:t>
       </w:r>
       <w:r>
@@ -10575,6 +10601,35 @@
           <w:lang w:val="en-US"/>
         </w:rPr>
       </w:pPr>
+      <w:r>
+        <w:rPr>
+          <w:b/>
+          <w:bCs/>
+        </w:rPr>
+        <w:lastRenderedPageBreak/>
+        <w:t>Postal Area</w:t>
+      </w:r>
+      <w:r>
+        <w:rPr>
+          <w:b/>
+          <w:bCs/>
+        </w:rPr>
+        <w:t xml:space="preserve"> – Fetch based on </w:t>
+      </w:r>
+      <w:r>
+        <w:rPr>
+          <w:b/>
+          <w:bCs/>
+        </w:rPr>
+        <w:t>Network</w:t>
+      </w:r>
+      <w:r>
+        <w:rPr>
+          <w:b/>
+          <w:bCs/>
+        </w:rPr>
+        <w:t xml:space="preserve"> type</w:t>
+      </w:r>
     </w:p>
     <w:p>
       <w:pPr>

--- a/project_desc/details.docx
+++ b/project_desc/details.docx
@@ -7858,23 +7858,7 @@
           <w:bCs/>
           <w:lang w:val="en-US"/>
         </w:rPr>
-        <w:t xml:space="preserve">(street, area, </w:t>
-      </w:r>
-      <w:r>
-        <w:rPr>
-          <w:b/>
-          <w:bCs/>
-          <w:lang w:val="en-US"/>
-        </w:rPr>
-        <w:t>Location</w:t>
-      </w:r>
-      <w:r>
-        <w:rPr>
-          <w:b/>
-          <w:bCs/>
-          <w:lang w:val="en-US"/>
-        </w:rPr>
-        <w:t>)</w:t>
+        <w:t>(street, area, Location)</w:t>
       </w:r>
     </w:p>
     <w:p>
@@ -9171,15 +9155,7 @@
           <w:bCs/>
           <w:lang w:val="en-US"/>
         </w:rPr>
-        <w:t xml:space="preserve">Murugan </w:t>
-      </w:r>
-      <w:r>
-        <w:rPr>
-          <w:b/>
-          <w:bCs/>
-          <w:lang w:val="en-US"/>
-        </w:rPr>
-        <w:t>customer having customer number from 101 to 999</w:t>
+        <w:t>Murugan customer having customer number from 101 to 999</w:t>
       </w:r>
     </w:p>
     <w:p>
@@ -9231,31 +9207,7 @@
           <w:bCs/>
           <w:lang w:val="en-US"/>
         </w:rPr>
-        <w:t xml:space="preserve">TCV customer  </w:t>
-      </w:r>
-      <w:r>
-        <w:rPr>
-          <w:b/>
-          <w:bCs/>
-          <w:lang w:val="en-US"/>
-        </w:rPr>
-        <w:t>having customer number from 100</w:t>
-      </w:r>
-      <w:r>
-        <w:rPr>
-          <w:b/>
-          <w:bCs/>
-          <w:lang w:val="en-US"/>
-        </w:rPr>
-        <w:t>1</w:t>
-      </w:r>
-      <w:r>
-        <w:rPr>
-          <w:b/>
-          <w:bCs/>
-          <w:lang w:val="en-US"/>
-        </w:rPr>
-        <w:t xml:space="preserve"> to </w:t>
+        <w:t xml:space="preserve">TCV customer  having customer number from 1001 to </w:t>
       </w:r>
       <w:r>
         <w:rPr>
@@ -9542,14 +9494,7 @@
           <w:b/>
           <w:bCs/>
         </w:rPr>
-        <w:t xml:space="preserve">, </w:t>
-      </w:r>
-      <w:r>
-        <w:rPr>
-          <w:b/>
-          <w:bCs/>
-        </w:rPr>
-        <w:t>Stb amount</w:t>
+        <w:t>, Stb amount</w:t>
       </w:r>
     </w:p>
     <w:p>
@@ -9830,23 +9775,7 @@
           <w:bCs/>
           <w:lang w:val="en-US"/>
         </w:rPr>
-        <w:t>stb type- NEW/SERVICED/ RETURNED/ FAULT</w:t>
-      </w:r>
-      <w:r>
-        <w:rPr>
-          <w:b/>
-          <w:bCs/>
-          <w:lang w:val="en-US"/>
-        </w:rPr>
-        <w:t xml:space="preserve"> </w:t>
-      </w:r>
-      <w:r>
-        <w:rPr>
-          <w:b/>
-          <w:bCs/>
-          <w:lang w:val="en-US"/>
-        </w:rPr>
-        <w:t>(static)</w:t>
+        <w:t>stb type- NEW/SERVICED/ RETURNED/ FAULT (static)</w:t>
       </w:r>
     </w:p>
     <w:p>
@@ -10394,15 +10323,7 @@
           <w:bCs/>
           <w:lang w:val="en-US"/>
         </w:rPr>
-        <w:t xml:space="preserve">Subscription amount - </w:t>
-      </w:r>
-      <w:r>
-        <w:rPr>
-          <w:b/>
-          <w:bCs/>
-          <w:lang w:val="en-US"/>
-        </w:rPr>
-        <w:t xml:space="preserve">calculation required, </w:t>
+        <w:t xml:space="preserve">Subscription amount - calculation required, </w:t>
       </w:r>
       <w:r>
         <w:rPr>
@@ -10630,6 +10551,713 @@
         </w:rPr>
         <w:t xml:space="preserve"> type</w:t>
       </w:r>
+    </w:p>
+    <w:p>
+      <w:pPr>
+        <w:pStyle w:val="NoSpacing"/>
+        <w:rPr>
+          <w:b/>
+          <w:bCs/>
+          <w:lang w:val="en-US"/>
+        </w:rPr>
+      </w:pPr>
+    </w:p>
+    <w:p>
+      <w:pPr>
+        <w:pStyle w:val="NoSpacing"/>
+        <w:rPr>
+          <w:b/>
+          <w:bCs/>
+          <w:lang w:val="en-US"/>
+        </w:rPr>
+      </w:pPr>
+    </w:p>
+    <w:p>
+      <w:pPr>
+        <w:pStyle w:val="NoSpacing"/>
+        <w:rPr>
+          <w:b/>
+          <w:bCs/>
+          <w:lang w:val="en-US"/>
+        </w:rPr>
+      </w:pPr>
+      <w:r>
+        <w:rPr>
+          <w:b/>
+          <w:bCs/>
+          <w:lang w:val="en-US"/>
+        </w:rPr>
+        <w:t xml:space="preserve">First time we enroll the customer we need to capture all in </w:t>
+      </w:r>
+      <w:r>
+        <w:rPr>
+          <w:b/>
+          <w:bCs/>
+          <w:lang w:val="en-US"/>
+        </w:rPr>
+        <w:t>single screen,</w:t>
+      </w:r>
+    </w:p>
+    <w:p>
+      <w:pPr>
+        <w:pStyle w:val="NoSpacing"/>
+        <w:rPr>
+          <w:b/>
+          <w:bCs/>
+          <w:lang w:val="en-US"/>
+        </w:rPr>
+      </w:pPr>
+      <w:r>
+        <w:rPr>
+          <w:b/>
+          <w:bCs/>
+          <w:lang w:val="en-US"/>
+        </w:rPr>
+        <w:t>But after</w:t>
+      </w:r>
+    </w:p>
+    <w:p>
+      <w:pPr>
+        <w:pStyle w:val="NoSpacing"/>
+        <w:rPr>
+          <w:b/>
+          <w:bCs/>
+          <w:lang w:val="en-US"/>
+        </w:rPr>
+      </w:pPr>
+      <w:r>
+        <w:rPr>
+          <w:b/>
+          <w:bCs/>
+          <w:lang w:val="en-US"/>
+        </w:rPr>
+        <w:t xml:space="preserve">We need to update the Connection details while </w:t>
+      </w:r>
+      <w:r>
+        <w:rPr>
+          <w:b/>
+          <w:bCs/>
+          <w:lang w:val="en-US"/>
+        </w:rPr>
+        <w:t xml:space="preserve">Reconnect or Shifted to other location, in this situation need to capture connection detail alone in </w:t>
+      </w:r>
+      <w:r>
+        <w:rPr>
+          <w:b/>
+          <w:bCs/>
+          <w:lang w:val="en-US"/>
+        </w:rPr>
+        <w:t xml:space="preserve">a </w:t>
+      </w:r>
+      <w:r>
+        <w:rPr>
+          <w:b/>
+          <w:bCs/>
+          <w:lang w:val="en-US"/>
+        </w:rPr>
+        <w:t>separate screen</w:t>
+      </w:r>
+      <w:r>
+        <w:rPr>
+          <w:b/>
+          <w:bCs/>
+          <w:lang w:val="en-US"/>
+        </w:rPr>
+        <w:t xml:space="preserve"> with required details </w:t>
+      </w:r>
+      <w:r>
+        <w:rPr>
+          <w:b/>
+          <w:bCs/>
+          <w:lang w:val="en-US"/>
+        </w:rPr>
+        <w:t xml:space="preserve">about customer in display fields </w:t>
+      </w:r>
+    </w:p>
+    <w:p>
+      <w:pPr>
+        <w:pStyle w:val="NoSpacing"/>
+        <w:rPr>
+          <w:b/>
+          <w:bCs/>
+          <w:lang w:val="en-US"/>
+        </w:rPr>
+      </w:pPr>
+      <w:r>
+        <w:rPr>
+          <w:b/>
+          <w:bCs/>
+          <w:lang w:val="en-US"/>
+        </w:rPr>
+        <w:t xml:space="preserve">Below that customer </w:t>
+      </w:r>
+      <w:r>
+        <w:rPr>
+          <w:b/>
+          <w:bCs/>
+          <w:lang w:val="en-US"/>
+        </w:rPr>
+        <w:t xml:space="preserve">complete connection and material used details list , end of the list “Action “ – Edit, Delete, on top of the list </w:t>
+      </w:r>
+      <w:r>
+        <w:rPr>
+          <w:b/>
+          <w:bCs/>
+          <w:lang w:val="en-US"/>
+        </w:rPr>
+        <w:t xml:space="preserve">“Add Connection Details” button while click “Edit” of </w:t>
+      </w:r>
+      <w:r>
+        <w:rPr>
+          <w:b/>
+          <w:bCs/>
+          <w:lang w:val="en-US"/>
+        </w:rPr>
+        <w:t>“Add Connection Details”</w:t>
+      </w:r>
+      <w:r>
+        <w:rPr>
+          <w:b/>
+          <w:bCs/>
+          <w:lang w:val="en-US"/>
+        </w:rPr>
+        <w:t xml:space="preserve"> a modal window will </w:t>
+      </w:r>
+      <w:r>
+        <w:rPr>
+          <w:b/>
+          <w:bCs/>
+          <w:lang w:val="en-US"/>
+        </w:rPr>
+        <w:t>open to capture below details</w:t>
+      </w:r>
+    </w:p>
+    <w:p>
+      <w:pPr>
+        <w:pStyle w:val="NoSpacing"/>
+        <w:rPr>
+          <w:b/>
+          <w:bCs/>
+          <w:lang w:val="en-US"/>
+        </w:rPr>
+      </w:pPr>
+    </w:p>
+    <w:p>
+      <w:pPr>
+        <w:pStyle w:val="NoSpacing"/>
+        <w:rPr>
+          <w:b/>
+          <w:bCs/>
+          <w:lang w:val="en-US"/>
+        </w:rPr>
+      </w:pPr>
+      <w:r>
+        <w:rPr>
+          <w:b/>
+          <w:bCs/>
+          <w:lang w:val="en-US"/>
+        </w:rPr>
+        <w:t>Connection Details</w:t>
+      </w:r>
+    </w:p>
+    <w:p>
+      <w:pPr>
+        <w:pStyle w:val="NoSpacing"/>
+        <w:rPr>
+          <w:b/>
+          <w:bCs/>
+          <w:lang w:val="en-US"/>
+        </w:rPr>
+      </w:pPr>
+      <w:r>
+        <w:rPr>
+          <w:b/>
+          <w:bCs/>
+          <w:lang w:val="en-US"/>
+        </w:rPr>
+        <w:t>Connection date</w:t>
+      </w:r>
+    </w:p>
+    <w:p>
+      <w:pPr>
+        <w:pStyle w:val="NoSpacing"/>
+        <w:rPr>
+          <w:b/>
+          <w:bCs/>
+          <w:lang w:val="en-US"/>
+        </w:rPr>
+      </w:pPr>
+      <w:r>
+        <w:rPr>
+          <w:b/>
+          <w:bCs/>
+          <w:lang w:val="en-US"/>
+        </w:rPr>
+        <w:t>Connection type : Reconnecton / Shifted / etc</w:t>
+      </w:r>
+    </w:p>
+    <w:p>
+      <w:pPr>
+        <w:pStyle w:val="NoSpacing"/>
+        <w:rPr>
+          <w:b/>
+          <w:bCs/>
+          <w:lang w:val="en-US"/>
+        </w:rPr>
+      </w:pPr>
+      <w:r>
+        <w:rPr>
+          <w:b/>
+          <w:bCs/>
+          <w:lang w:val="en-US"/>
+        </w:rPr>
+        <w:t xml:space="preserve">Installed by – if not </w:t>
+      </w:r>
+      <w:r>
+        <w:rPr>
+          <w:b/>
+          <w:bCs/>
+          <w:lang w:val="en-US"/>
+        </w:rPr>
+        <w:t>admin , capture from login user</w:t>
+      </w:r>
+    </w:p>
+    <w:p>
+      <w:pPr>
+        <w:pStyle w:val="NoSpacing"/>
+        <w:rPr>
+          <w:b/>
+          <w:bCs/>
+          <w:lang w:val="en-US"/>
+        </w:rPr>
+      </w:pPr>
+      <w:r>
+        <w:rPr>
+          <w:b/>
+          <w:bCs/>
+          <w:lang w:val="en-US"/>
+        </w:rPr>
+        <w:t xml:space="preserve">Entered by </w:t>
+      </w:r>
+      <w:r>
+        <w:rPr>
+          <w:b/>
+          <w:bCs/>
+          <w:lang w:val="en-US"/>
+        </w:rPr>
+        <w:t>– if not admin , capture from login user</w:t>
+      </w:r>
+    </w:p>
+    <w:p>
+      <w:pPr>
+        <w:pStyle w:val="NoSpacing"/>
+        <w:rPr>
+          <w:b/>
+          <w:bCs/>
+          <w:lang w:val="en-US"/>
+        </w:rPr>
+      </w:pPr>
+      <w:r>
+        <w:rPr>
+          <w:b/>
+          <w:bCs/>
+          <w:lang w:val="en-US"/>
+        </w:rPr>
+        <w:t xml:space="preserve">Connection charge </w:t>
+      </w:r>
+      <w:r>
+        <w:rPr>
+          <w:b/>
+          <w:bCs/>
+          <w:lang w:val="en-US"/>
+        </w:rPr>
+        <w:t>–</w:t>
+      </w:r>
+      <w:r>
+        <w:rPr>
+          <w:b/>
+          <w:bCs/>
+          <w:lang w:val="en-US"/>
+        </w:rPr>
+        <w:t xml:space="preserve"> </w:t>
+      </w:r>
+    </w:p>
+    <w:p>
+      <w:pPr>
+        <w:pStyle w:val="NoSpacing"/>
+        <w:rPr>
+          <w:b/>
+          <w:bCs/>
+          <w:lang w:val="en-US"/>
+        </w:rPr>
+      </w:pPr>
+      <w:r>
+        <w:rPr>
+          <w:b/>
+          <w:bCs/>
+          <w:lang w:val="en-US"/>
+        </w:rPr>
+        <w:t>Labor charge</w:t>
+      </w:r>
+    </w:p>
+    <w:p>
+      <w:pPr>
+        <w:pStyle w:val="NoSpacing"/>
+        <w:rPr>
+          <w:b/>
+          <w:bCs/>
+          <w:lang w:val="en-US"/>
+        </w:rPr>
+      </w:pPr>
+      <w:r>
+        <w:rPr>
+          <w:b/>
+          <w:bCs/>
+        </w:rPr>
+        <w:t>This amount details come In pending payment module</w:t>
+      </w:r>
+    </w:p>
+    <w:p>
+      <w:pPr>
+        <w:pStyle w:val="NoSpacing"/>
+        <w:rPr>
+          <w:b/>
+          <w:bCs/>
+          <w:lang w:val="en-US"/>
+        </w:rPr>
+      </w:pPr>
+    </w:p>
+    <w:p>
+      <w:pPr>
+        <w:pStyle w:val="NoSpacing"/>
+        <w:rPr>
+          <w:b/>
+          <w:bCs/>
+          <w:lang w:val="en-US"/>
+        </w:rPr>
+      </w:pPr>
+      <w:r>
+        <w:rPr>
+          <w:b/>
+          <w:bCs/>
+          <w:lang w:val="en-US"/>
+        </w:rPr>
+        <w:t>Material details as like in the add customer widget</w:t>
+      </w:r>
+    </w:p>
+    <w:p>
+      <w:pPr>
+        <w:pStyle w:val="NoSpacing"/>
+        <w:rPr>
+          <w:b/>
+          <w:bCs/>
+          <w:lang w:val="en-US"/>
+        </w:rPr>
+      </w:pPr>
+    </w:p>
+    <w:p>
+      <w:pPr>
+        <w:pStyle w:val="NoSpacing"/>
+        <w:rPr>
+          <w:b/>
+          <w:bCs/>
+          <w:lang w:val="en-US"/>
+        </w:rPr>
+      </w:pPr>
+      <w:r>
+        <w:rPr>
+          <w:b/>
+          <w:bCs/>
+          <w:lang w:val="en-US"/>
+        </w:rPr>
+        <w:t>While click the stb</w:t>
+      </w:r>
+      <w:r>
+        <w:rPr>
+          <w:b/>
+          <w:bCs/>
+          <w:lang w:val="en-US"/>
+        </w:rPr>
+        <w:t xml:space="preserve"> detail also in action, move to </w:t>
+      </w:r>
+      <w:r>
+        <w:rPr>
+          <w:b/>
+          <w:bCs/>
+          <w:lang w:val="en-US"/>
+        </w:rPr>
+        <w:t xml:space="preserve">separate screen and </w:t>
+      </w:r>
+      <w:r>
+        <w:rPr>
+          <w:b/>
+          <w:bCs/>
+          <w:lang w:val="en-US"/>
+        </w:rPr>
+        <w:t>list the stb details</w:t>
+      </w:r>
+    </w:p>
+    <w:p>
+      <w:pPr>
+        <w:pStyle w:val="NoSpacing"/>
+        <w:rPr>
+          <w:b/>
+          <w:bCs/>
+          <w:lang w:val="en-US"/>
+        </w:rPr>
+      </w:pPr>
+      <w:r>
+        <w:rPr>
+          <w:b/>
+          <w:bCs/>
+          <w:lang w:val="en-US"/>
+        </w:rPr>
+        <w:t>“Add STB”</w:t>
+      </w:r>
+      <w:r>
+        <w:rPr>
+          <w:b/>
+          <w:bCs/>
+          <w:lang w:val="en-US"/>
+        </w:rPr>
+        <w:t xml:space="preserve"> to capture the stb number ,</w:t>
+      </w:r>
+    </w:p>
+    <w:p>
+      <w:pPr>
+        <w:pStyle w:val="NoSpacing"/>
+        <w:rPr>
+          <w:b/>
+          <w:bCs/>
+          <w:lang w:val="en-US"/>
+        </w:rPr>
+      </w:pPr>
+      <w:r>
+        <w:rPr>
+          <w:b/>
+          <w:bCs/>
+          <w:lang w:val="en-US"/>
+        </w:rPr>
+        <w:t xml:space="preserve">Date of install, stb type : </w:t>
+      </w:r>
+      <w:r>
+        <w:rPr>
+          <w:b/>
+          <w:bCs/>
+          <w:lang w:val="en-US"/>
+        </w:rPr>
+        <w:t xml:space="preserve">Fault / Damaged / </w:t>
+      </w:r>
+      <w:r>
+        <w:rPr>
+          <w:b/>
+          <w:bCs/>
+          <w:lang w:val="en-US"/>
+        </w:rPr>
+        <w:t>New /Upgrade</w:t>
+      </w:r>
+    </w:p>
+    <w:p>
+      <w:pPr>
+        <w:pStyle w:val="NoSpacing"/>
+        <w:rPr>
+          <w:b/>
+          <w:bCs/>
+          <w:lang w:val="en-US"/>
+        </w:rPr>
+      </w:pPr>
+      <w:r>
+        <w:rPr>
+          <w:b/>
+          <w:bCs/>
+          <w:lang w:val="en-US"/>
+        </w:rPr>
+        <w:t xml:space="preserve">Stb amount </w:t>
+      </w:r>
+    </w:p>
+    <w:p>
+      <w:pPr>
+        <w:pStyle w:val="NoSpacing"/>
+        <w:rPr>
+          <w:b/>
+          <w:bCs/>
+          <w:lang w:val="en-US"/>
+        </w:rPr>
+      </w:pPr>
+      <w:r>
+        <w:rPr>
+          <w:b/>
+          <w:bCs/>
+          <w:lang w:val="en-US"/>
+        </w:rPr>
+        <w:t xml:space="preserve">Stb discount, </w:t>
+      </w:r>
+    </w:p>
+    <w:p>
+      <w:pPr>
+        <w:pStyle w:val="NoSpacing"/>
+        <w:rPr>
+          <w:b/>
+          <w:bCs/>
+        </w:rPr>
+      </w:pPr>
+      <w:r>
+        <w:rPr>
+          <w:b/>
+          <w:bCs/>
+          <w:lang w:val="en-US"/>
+        </w:rPr>
+        <w:t xml:space="preserve">Installed date, installed by , entered by </w:t>
+      </w:r>
+      <w:r>
+        <w:rPr>
+          <w:b/>
+          <w:bCs/>
+          <w:lang w:val="en-US"/>
+        </w:rPr>
+        <w:t>–, balance, due_date, status: Active</w:t>
+      </w:r>
+      <w:r>
+        <w:rPr>
+          <w:b/>
+          <w:bCs/>
+          <w:lang w:val="en-US"/>
+        </w:rPr>
+        <w:t>/</w:t>
+      </w:r>
+      <w:r>
+        <w:rPr>
+          <w:b/>
+          <w:bCs/>
+        </w:rPr>
+        <w:t>Retrieved</w:t>
+      </w:r>
+      <w:r>
+        <w:rPr>
+          <w:b/>
+          <w:bCs/>
+        </w:rPr>
+        <w:t>/</w:t>
+      </w:r>
+      <w:r>
+        <w:rPr>
+          <w:b/>
+          <w:bCs/>
+        </w:rPr>
+        <w:t>Fault</w:t>
+      </w:r>
+      <w:r>
+        <w:rPr>
+          <w:b/>
+          <w:bCs/>
+        </w:rPr>
+        <w:t>/Disconnected</w:t>
+      </w:r>
+    </w:p>
+    <w:p>
+      <w:pPr>
+        <w:pStyle w:val="NoSpacing"/>
+        <w:rPr>
+          <w:b/>
+          <w:bCs/>
+        </w:rPr>
+      </w:pPr>
+      <w:r>
+        <w:rPr>
+          <w:b/>
+          <w:bCs/>
+        </w:rPr>
+        <w:t>This status must be the status of the customer</w:t>
+      </w:r>
+    </w:p>
+    <w:p>
+      <w:pPr>
+        <w:pStyle w:val="NoSpacing"/>
+        <w:rPr>
+          <w:b/>
+          <w:bCs/>
+          <w:lang w:val="en-US"/>
+        </w:rPr>
+      </w:pPr>
+      <w:r>
+        <w:rPr>
+          <w:b/>
+          <w:bCs/>
+        </w:rPr>
+        <w:t xml:space="preserve">This amount details come In pending payment </w:t>
+      </w:r>
+      <w:r>
+        <w:rPr>
+          <w:b/>
+          <w:bCs/>
+        </w:rPr>
+        <w:t>module</w:t>
+      </w:r>
+    </w:p>
+    <w:p>
+      <w:pPr>
+        <w:pStyle w:val="NoSpacing"/>
+        <w:rPr>
+          <w:b/>
+          <w:bCs/>
+          <w:lang w:val="en-US"/>
+        </w:rPr>
+      </w:pPr>
+    </w:p>
+    <w:p>
+      <w:pPr>
+        <w:pStyle w:val="NoSpacing"/>
+        <w:rPr>
+          <w:b/>
+          <w:bCs/>
+          <w:lang w:val="en-US"/>
+        </w:rPr>
+      </w:pPr>
+      <w:r>
+        <w:rPr>
+          <w:b/>
+          <w:bCs/>
+          <w:lang w:val="en-US"/>
+        </w:rPr>
+        <w:t>And required the package details like this</w:t>
+      </w:r>
+    </w:p>
+    <w:p>
+      <w:pPr>
+        <w:pStyle w:val="NoSpacing"/>
+        <w:rPr>
+          <w:b/>
+          <w:bCs/>
+          <w:lang w:val="en-US"/>
+        </w:rPr>
+      </w:pPr>
+      <w:r>
+        <w:rPr>
+          <w:b/>
+          <w:bCs/>
+          <w:lang w:val="en-US"/>
+        </w:rPr>
+        <w:t>And subscribtion details also required</w:t>
+      </w:r>
+      <w:r>
+        <w:rPr>
+          <w:b/>
+          <w:bCs/>
+          <w:lang w:val="en-US"/>
+        </w:rPr>
+        <w:br/>
+        <w:t>I expecting better approach required</w:t>
+      </w:r>
+    </w:p>
+    <w:p>
+      <w:pPr>
+        <w:pStyle w:val="NoSpacing"/>
+        <w:rPr>
+          <w:b/>
+          <w:bCs/>
+          <w:lang w:val="en-US"/>
+        </w:rPr>
+      </w:pPr>
     </w:p>
     <w:p>
       <w:pPr>

--- a/project_desc/details.docx
+++ b/project_desc/details.docx
@@ -80,7 +80,15 @@
         <w:ind w:left="720"/>
       </w:pPr>
       <w:r>
-        <w:t>7. add button should present top of list of aggrid and add form</w:t>
+        <w:t xml:space="preserve">7. add button should present top of list of </w:t>
+      </w:r>
+      <w:proofErr w:type="spellStart"/>
+      <w:r>
+        <w:t>aggrid</w:t>
+      </w:r>
+      <w:proofErr w:type="spellEnd"/>
+      <w:r>
+        <w:t xml:space="preserve"> and add form</w:t>
       </w:r>
     </w:p>
     <w:p>
@@ -89,8 +97,29 @@
         <w:ind w:left="720"/>
       </w:pPr>
       <w:r>
-        <w:t>8. use boostrap 5 instead of marterial uI</w:t>
-      </w:r>
+        <w:t xml:space="preserve">8. use </w:t>
+      </w:r>
+      <w:proofErr w:type="spellStart"/>
+      <w:r>
+        <w:t>boostrap</w:t>
+      </w:r>
+      <w:proofErr w:type="spellEnd"/>
+      <w:r>
+        <w:t xml:space="preserve"> 5 instead of </w:t>
+      </w:r>
+      <w:proofErr w:type="spellStart"/>
+      <w:r>
+        <w:t>marterial</w:t>
+      </w:r>
+      <w:proofErr w:type="spellEnd"/>
+      <w:r>
+        <w:t xml:space="preserve"> </w:t>
+      </w:r>
+      <w:proofErr w:type="spellStart"/>
+      <w:r>
+        <w:t>uI</w:t>
+      </w:r>
+      <w:proofErr w:type="spellEnd"/>
     </w:p>
     <w:p>
       <w:pPr>
@@ -122,7 +151,15 @@
         <w:t xml:space="preserve">employee code should be auto generated like </w:t>
       </w:r>
       <w:r>
-        <w:t>“TCV”+1 (with prefix)</w:t>
+        <w:t>“</w:t>
+      </w:r>
+      <w:proofErr w:type="gramStart"/>
+      <w:r>
+        <w:t>TCV”+</w:t>
+      </w:r>
+      <w:proofErr w:type="gramEnd"/>
+      <w:r>
+        <w:t>1 (with prefix)</w:t>
       </w:r>
       <w:r>
         <w:t>;</w:t>
@@ -242,10 +279,26 @@
         </w:numPr>
       </w:pPr>
       <w:r>
-        <w:t xml:space="preserve">temporary and permenant address should </w:t>
-      </w:r>
-      <w:r>
-        <w:t>capture with state, city and pincode for both</w:t>
+        <w:t xml:space="preserve">temporary and </w:t>
+      </w:r>
+      <w:proofErr w:type="spellStart"/>
+      <w:r>
+        <w:t>permenant</w:t>
+      </w:r>
+      <w:proofErr w:type="spellEnd"/>
+      <w:r>
+        <w:t xml:space="preserve"> address should </w:t>
+      </w:r>
+      <w:r>
+        <w:t xml:space="preserve">capture with state, city and </w:t>
+      </w:r>
+      <w:proofErr w:type="spellStart"/>
+      <w:r>
+        <w:t>pincode</w:t>
+      </w:r>
+      <w:proofErr w:type="spellEnd"/>
+      <w:r>
+        <w:t xml:space="preserve"> for both</w:t>
       </w:r>
     </w:p>
     <w:p>
@@ -257,7 +310,23 @@
         </w:numPr>
       </w:pPr>
       <w:r>
-        <w:t xml:space="preserve">photo should uploaded in jpeg, jpg, png format only </w:t>
+        <w:t xml:space="preserve">photo should </w:t>
+      </w:r>
+      <w:proofErr w:type="gramStart"/>
+      <w:r>
+        <w:t>uploaded</w:t>
+      </w:r>
+      <w:proofErr w:type="gramEnd"/>
+      <w:r>
+        <w:t xml:space="preserve"> in jpeg, jpg, </w:t>
+      </w:r>
+      <w:proofErr w:type="spellStart"/>
+      <w:r>
+        <w:t>png</w:t>
+      </w:r>
+      <w:proofErr w:type="spellEnd"/>
+      <w:r>
+        <w:t xml:space="preserve"> format only </w:t>
       </w:r>
       <w:r>
         <w:t>below 1mb size and show in view of employee screen</w:t>
@@ -281,16 +350,45 @@
         </w:numPr>
       </w:pPr>
       <w:r>
-        <w:t xml:space="preserve">if possible to fetch the employee </w:t>
-      </w:r>
-      <w:r>
-        <w:t xml:space="preserve">data from aadhar number based </w:t>
-      </w:r>
-      <w:r>
-        <w:t xml:space="preserve">api </w:t>
-      </w:r>
-      <w:r>
-        <w:t xml:space="preserve">(public api if available) </w:t>
+        <w:t xml:space="preserve">if </w:t>
+      </w:r>
+      <w:proofErr w:type="gramStart"/>
+      <w:r>
+        <w:t>possible</w:t>
+      </w:r>
+      <w:proofErr w:type="gramEnd"/>
+      <w:r>
+        <w:t xml:space="preserve"> to fetch the employee </w:t>
+      </w:r>
+      <w:r>
+        <w:t xml:space="preserve">data from </w:t>
+      </w:r>
+      <w:proofErr w:type="spellStart"/>
+      <w:r>
+        <w:t>aadhar</w:t>
+      </w:r>
+      <w:proofErr w:type="spellEnd"/>
+      <w:r>
+        <w:t xml:space="preserve"> number based </w:t>
+      </w:r>
+      <w:proofErr w:type="spellStart"/>
+      <w:r>
+        <w:t>api</w:t>
+      </w:r>
+      <w:proofErr w:type="spellEnd"/>
+      <w:r>
+        <w:t xml:space="preserve"> </w:t>
+      </w:r>
+      <w:r>
+        <w:t xml:space="preserve">(public </w:t>
+      </w:r>
+      <w:proofErr w:type="spellStart"/>
+      <w:r>
+        <w:t>api</w:t>
+      </w:r>
+      <w:proofErr w:type="spellEnd"/>
+      <w:r>
+        <w:t xml:space="preserve"> if available) </w:t>
       </w:r>
       <w:r>
         <w:t>fetched data will be better.</w:t>
@@ -305,7 +403,23 @@
         </w:numPr>
       </w:pPr>
       <w:r>
-        <w:t>And List the all Indian acceptable proof name, in the dropdown to select</w:t>
+        <w:t xml:space="preserve">And </w:t>
+      </w:r>
+      <w:proofErr w:type="gramStart"/>
+      <w:r>
+        <w:t>List</w:t>
+      </w:r>
+      <w:proofErr w:type="gramEnd"/>
+      <w:r>
+        <w:t xml:space="preserve"> the </w:t>
+      </w:r>
+      <w:proofErr w:type="gramStart"/>
+      <w:r>
+        <w:t>all Indian</w:t>
+      </w:r>
+      <w:proofErr w:type="gramEnd"/>
+      <w:r>
+        <w:t xml:space="preserve"> acceptable proof name, in the dropdown to select</w:t>
       </w:r>
     </w:p>
     <w:p>
@@ -386,7 +500,38 @@
         <w:t xml:space="preserve">, </w:t>
       </w:r>
       <w:r>
-        <w:t>Date Of Birth,Qualification,Spouse/parent Name,Id Proof Type, Id Proof Number</w:t>
+        <w:t xml:space="preserve">Date </w:t>
+      </w:r>
+      <w:proofErr w:type="gramStart"/>
+      <w:r>
+        <w:t>Of</w:t>
+      </w:r>
+      <w:proofErr w:type="gramEnd"/>
+      <w:r>
+        <w:t xml:space="preserve"> </w:t>
+      </w:r>
+      <w:proofErr w:type="spellStart"/>
+      <w:proofErr w:type="gramStart"/>
+      <w:r>
+        <w:t>Birth,Qualification</w:t>
+      </w:r>
+      <w:proofErr w:type="gramEnd"/>
+      <w:r>
+        <w:t>,Spouse</w:t>
+      </w:r>
+      <w:proofErr w:type="spellEnd"/>
+      <w:r>
+        <w:t xml:space="preserve">/parent </w:t>
+      </w:r>
+      <w:proofErr w:type="spellStart"/>
+      <w:proofErr w:type="gramStart"/>
+      <w:r>
+        <w:t>Name,Id</w:t>
+      </w:r>
+      <w:proofErr w:type="spellEnd"/>
+      <w:proofErr w:type="gramEnd"/>
+      <w:r>
+        <w:t xml:space="preserve"> Proof Type, Id Proof Number</w:t>
       </w:r>
       <w:r>
         <w:t xml:space="preserve"> are mandatory</w:t>
@@ -401,7 +546,15 @@
         </w:numPr>
       </w:pPr>
       <w:r>
-        <w:t xml:space="preserve">Temporary address are not mandatory </w:t>
+        <w:t xml:space="preserve">Temporary address </w:t>
+      </w:r>
+      <w:proofErr w:type="gramStart"/>
+      <w:r>
+        <w:t>are</w:t>
+      </w:r>
+      <w:proofErr w:type="gramEnd"/>
+      <w:r>
+        <w:t xml:space="preserve"> not mandatory </w:t>
       </w:r>
     </w:p>
     <w:p>
@@ -616,7 +769,15 @@
         <w:t>5. created date / updated date should capture</w:t>
       </w:r>
       <w:r>
-        <w:t>d, and view of date should in india date format</w:t>
+        <w:t xml:space="preserve">d, and view of date should in </w:t>
+      </w:r>
+      <w:proofErr w:type="spellStart"/>
+      <w:r>
+        <w:t>india</w:t>
+      </w:r>
+      <w:proofErr w:type="spellEnd"/>
+      <w:r>
+        <w:t xml:space="preserve"> date format</w:t>
       </w:r>
       <w:r>
         <w:t>.</w:t>
@@ -676,9 +837,11 @@
         <w:pStyle w:val="NoSpacing"/>
         <w:ind w:left="720"/>
       </w:pPr>
+      <w:proofErr w:type="spellStart"/>
       <w:r>
         <w:t>Category_name</w:t>
       </w:r>
+      <w:proofErr w:type="spellEnd"/>
       <w:r>
         <w:t xml:space="preserve"> </w:t>
       </w:r>
@@ -694,8 +857,13 @@
         <w:pStyle w:val="NoSpacing"/>
         <w:ind w:left="720"/>
       </w:pPr>
-      <w:r>
-        <w:t>Parent_id – mapping will be care</w:t>
+      <w:proofErr w:type="spellStart"/>
+      <w:r>
+        <w:t>Parent_id</w:t>
+      </w:r>
+      <w:proofErr w:type="spellEnd"/>
+      <w:r>
+        <w:t xml:space="preserve"> – mapping will be care</w:t>
       </w:r>
     </w:p>
     <w:p>
@@ -707,13 +875,37 @@
         </w:numPr>
       </w:pPr>
       <w:r>
-        <w:t xml:space="preserve">parent category – cctv/ solar / catv/ internet / </w:t>
-      </w:r>
-      <w:r>
-        <w:t>other extendable</w:t>
-      </w:r>
-      <w:r>
-        <w:t xml:space="preserve"> , should be selectable</w:t>
+        <w:t xml:space="preserve">parent category – </w:t>
+      </w:r>
+      <w:proofErr w:type="spellStart"/>
+      <w:r>
+        <w:t>cctv</w:t>
+      </w:r>
+      <w:proofErr w:type="spellEnd"/>
+      <w:r>
+        <w:t xml:space="preserve">/ solar / </w:t>
+      </w:r>
+      <w:proofErr w:type="spellStart"/>
+      <w:r>
+        <w:t>catv</w:t>
+      </w:r>
+      <w:proofErr w:type="spellEnd"/>
+      <w:r>
+        <w:t xml:space="preserve">/ internet / </w:t>
+      </w:r>
+      <w:r>
+        <w:t xml:space="preserve">other </w:t>
+      </w:r>
+      <w:proofErr w:type="gramStart"/>
+      <w:r>
+        <w:t>extendable</w:t>
+      </w:r>
+      <w:r>
+        <w:t xml:space="preserve"> ,</w:t>
+      </w:r>
+      <w:proofErr w:type="gramEnd"/>
+      <w:r>
+        <w:t xml:space="preserve"> should be selectable</w:t>
       </w:r>
     </w:p>
     <w:p>
@@ -725,7 +917,15 @@
         </w:numPr>
       </w:pPr>
       <w:r>
-        <w:t xml:space="preserve">level 1 – if(cctv) </w:t>
+        <w:t>level 1 – if(</w:t>
+      </w:r>
+      <w:proofErr w:type="spellStart"/>
+      <w:r>
+        <w:t>cctv</w:t>
+      </w:r>
+      <w:proofErr w:type="spellEnd"/>
+      <w:r>
+        <w:t xml:space="preserve">) </w:t>
       </w:r>
       <w:r>
         <w:t>IP Camera</w:t>
@@ -743,7 +943,15 @@
         </w:numPr>
       </w:pPr>
       <w:r>
-        <w:t>Level 2 -  5MP</w:t>
+        <w:t xml:space="preserve">Level 2 </w:t>
+      </w:r>
+      <w:proofErr w:type="gramStart"/>
+      <w:r>
+        <w:t>-  5</w:t>
+      </w:r>
+      <w:proofErr w:type="gramEnd"/>
+      <w:r>
+        <w:t>MP</w:t>
       </w:r>
       <w:r>
         <w:t xml:space="preserve"> free text</w:t>
@@ -773,10 +981,18 @@
         </w:numPr>
       </w:pPr>
       <w:r>
-        <w:t xml:space="preserve">Level 4 – Night vision </w:t>
-      </w:r>
-      <w:r>
-        <w:t xml:space="preserve"> free text</w:t>
+        <w:t xml:space="preserve">Level 4 – Night </w:t>
+      </w:r>
+      <w:proofErr w:type="gramStart"/>
+      <w:r>
+        <w:t xml:space="preserve">vision </w:t>
+      </w:r>
+      <w:r>
+        <w:t xml:space="preserve"> free</w:t>
+      </w:r>
+      <w:proofErr w:type="gramEnd"/>
+      <w:r>
+        <w:t xml:space="preserve"> text</w:t>
       </w:r>
     </w:p>
     <w:p>
@@ -809,7 +1025,15 @@
         <w:ind w:left="720"/>
       </w:pPr>
       <w:r>
-        <w:t>8.created date / updated date should captured, and view of date should in india date format.</w:t>
+        <w:t xml:space="preserve">8.created date / updated date should captured, and view of date should in </w:t>
+      </w:r>
+      <w:proofErr w:type="spellStart"/>
+      <w:r>
+        <w:t>india</w:t>
+      </w:r>
+      <w:proofErr w:type="spellEnd"/>
+      <w:r>
+        <w:t xml:space="preserve"> date format.</w:t>
       </w:r>
     </w:p>
     <w:p>
@@ -818,7 +1042,15 @@
         <w:ind w:left="720"/>
       </w:pPr>
       <w:r>
-        <w:t xml:space="preserve">9. Refer the table : </w:t>
+        <w:t xml:space="preserve">9. Refer the </w:t>
+      </w:r>
+      <w:proofErr w:type="gramStart"/>
+      <w:r>
+        <w:t>table :</w:t>
+      </w:r>
+      <w:proofErr w:type="gramEnd"/>
+      <w:r>
+        <w:t xml:space="preserve"> </w:t>
       </w:r>
       <w:r>
         <w:t>categories</w:t>
@@ -844,8 +1076,13 @@
         <w:pStyle w:val="NoSpacing"/>
         <w:ind w:left="720"/>
       </w:pPr>
-      <w:r>
-        <w:t xml:space="preserve">i want to choose the parent category of 5 items in select </w:t>
+      <w:proofErr w:type="spellStart"/>
+      <w:r>
+        <w:t>i</w:t>
+      </w:r>
+      <w:proofErr w:type="spellEnd"/>
+      <w:r>
+        <w:t xml:space="preserve"> want to choose the parent category of 5 items in select </w:t>
       </w:r>
       <w:r>
         <w:t>drop down</w:t>
@@ -866,8 +1103,21 @@
         <w:ind w:left="720"/>
       </w:pPr>
       <w:r>
-        <w:t>add in front end as like parentCagegory =[</w:t>
-      </w:r>
+        <w:t xml:space="preserve">add in front end as like </w:t>
+      </w:r>
+      <w:proofErr w:type="spellStart"/>
+      <w:r>
+        <w:t>parentCagegory</w:t>
+      </w:r>
+      <w:proofErr w:type="spellEnd"/>
+      <w:r>
+        <w:t xml:space="preserve"> </w:t>
+      </w:r>
+      <w:proofErr w:type="gramStart"/>
+      <w:r>
+        <w:t>=[</w:t>
+      </w:r>
+      <w:proofErr w:type="gramEnd"/>
       <w:r>
         <w:t>]</w:t>
       </w:r>
@@ -910,8 +1160,13 @@
         <w:pStyle w:val="NoSpacing"/>
         <w:ind w:left="720"/>
       </w:pPr>
-      <w:r>
-        <w:t>Cctv – IP CAMERA 5MP BULLET NIGHT VISION</w:t>
+      <w:proofErr w:type="spellStart"/>
+      <w:r>
+        <w:t>Cctv</w:t>
+      </w:r>
+      <w:proofErr w:type="spellEnd"/>
+      <w:r>
+        <w:t xml:space="preserve"> – IP CAMERA 5MP BULLET NIGHT VISION</w:t>
       </w:r>
     </w:p>
     <w:p>
@@ -919,8 +1174,13 @@
         <w:pStyle w:val="NoSpacing"/>
         <w:ind w:left="720"/>
       </w:pPr>
-      <w:r>
-        <w:t>Cctv – IP CAMERA 3MP BULLET NIGHT VISION</w:t>
+      <w:proofErr w:type="spellStart"/>
+      <w:r>
+        <w:t>Cctv</w:t>
+      </w:r>
+      <w:proofErr w:type="spellEnd"/>
+      <w:r>
+        <w:t xml:space="preserve"> – IP CAMERA 3MP BULLET NIGHT VISION</w:t>
       </w:r>
     </w:p>
     <w:p>
@@ -928,8 +1188,13 @@
         <w:pStyle w:val="NoSpacing"/>
         <w:ind w:left="720"/>
       </w:pPr>
-      <w:r>
-        <w:t>Cctv – IP CAMERA 5MP DOME NIGHT VISION</w:t>
+      <w:proofErr w:type="spellStart"/>
+      <w:r>
+        <w:t>Cctv</w:t>
+      </w:r>
+      <w:proofErr w:type="spellEnd"/>
+      <w:r>
+        <w:t xml:space="preserve"> – IP CAMERA 5MP DOME NIGHT VISION</w:t>
       </w:r>
     </w:p>
     <w:p>
@@ -937,8 +1202,13 @@
         <w:pStyle w:val="NoSpacing"/>
         <w:ind w:left="720"/>
       </w:pPr>
-      <w:r>
-        <w:t>Cctv – IP CAMERA 3MP DOME NIGHT VISION</w:t>
+      <w:proofErr w:type="spellStart"/>
+      <w:r>
+        <w:t>Cctv</w:t>
+      </w:r>
+      <w:proofErr w:type="spellEnd"/>
+      <w:r>
+        <w:t xml:space="preserve"> – IP CAMERA 3MP DOME NIGHT VISION</w:t>
       </w:r>
     </w:p>
     <w:p>
@@ -1219,7 +1489,15 @@
         <w:ind w:left="720"/>
       </w:pPr>
       <w:r>
-        <w:t>Scan Barcode, ocr plugins are available in angular?</w:t>
+        <w:t xml:space="preserve">Scan Barcode, </w:t>
+      </w:r>
+      <w:proofErr w:type="spellStart"/>
+      <w:r>
+        <w:t>ocr</w:t>
+      </w:r>
+      <w:proofErr w:type="spellEnd"/>
+      <w:r>
+        <w:t xml:space="preserve"> plugins are available in angular?</w:t>
       </w:r>
     </w:p>
     <w:p>
@@ -1271,8 +1549,13 @@
         <w:pStyle w:val="NoSpacing"/>
         <w:ind w:left="720"/>
       </w:pPr>
-      <w:r>
-        <w:t>npm install @zxing/ngx-scanner</w:t>
+      <w:proofErr w:type="spellStart"/>
+      <w:r>
+        <w:t>npm</w:t>
+      </w:r>
+      <w:proofErr w:type="spellEnd"/>
+      <w:r>
+        <w:t xml:space="preserve"> install @zxing/ngx-scanner</w:t>
       </w:r>
     </w:p>
     <w:p>
@@ -1289,8 +1572,13 @@
         <w:pStyle w:val="NoSpacing"/>
         <w:ind w:left="720"/>
       </w:pPr>
-      <w:r>
-        <w:t>npm install @zxing/browser</w:t>
+      <w:proofErr w:type="spellStart"/>
+      <w:r>
+        <w:t>npm</w:t>
+      </w:r>
+      <w:proofErr w:type="spellEnd"/>
+      <w:r>
+        <w:t xml:space="preserve"> install @zxing/browser</w:t>
       </w:r>
     </w:p>
     <w:p>
@@ -1324,8 +1612,13 @@
         <w:pStyle w:val="NoSpacing"/>
         <w:ind w:left="720"/>
       </w:pPr>
-      <w:r>
-        <w:t>npm install tesseract.js</w:t>
+      <w:proofErr w:type="spellStart"/>
+      <w:r>
+        <w:t>npm</w:t>
+      </w:r>
+      <w:proofErr w:type="spellEnd"/>
+      <w:r>
+        <w:t xml:space="preserve"> install tesseract.js</w:t>
       </w:r>
     </w:p>
     <w:p>
@@ -1420,7 +1713,15 @@
         </w:numPr>
       </w:pPr>
       <w:r>
-        <w:t xml:space="preserve">Every month I will add the components of split of salary , </w:t>
+        <w:t xml:space="preserve">Every month I will add the components of split of </w:t>
+      </w:r>
+      <w:proofErr w:type="gramStart"/>
+      <w:r>
+        <w:t>salary ,</w:t>
+      </w:r>
+      <w:proofErr w:type="gramEnd"/>
+      <w:r>
+        <w:t xml:space="preserve"> </w:t>
       </w:r>
     </w:p>
     <w:p>
@@ -1491,8 +1792,13 @@
           <w:numId w:val="6"/>
         </w:numPr>
       </w:pPr>
-      <w:r>
-        <w:t xml:space="preserve">sub total and Net salary will be </w:t>
+      <w:proofErr w:type="spellStart"/>
+      <w:r>
+        <w:t>sub total</w:t>
+      </w:r>
+      <w:proofErr w:type="spellEnd"/>
+      <w:r>
+        <w:t xml:space="preserve"> and Net salary will be </w:t>
       </w:r>
       <w:r>
         <w:t>display</w:t>
@@ -1573,9 +1879,11 @@
       <w:r>
         <w:t xml:space="preserve">If need enhance the salary, </w:t>
       </w:r>
+      <w:proofErr w:type="spellStart"/>
       <w:r>
         <w:t>employee_salary</w:t>
       </w:r>
+      <w:proofErr w:type="spellEnd"/>
       <w:r>
         <w:t xml:space="preserve"> table</w:t>
       </w:r>
@@ -1628,7 +1936,21 @@
         <w:rPr>
           <w:lang w:val="en-US"/>
         </w:rPr>
-        <w:t xml:space="preserve">date format should dd/mm/yyyy in all places </w:t>
+        <w:t>date format should dd/mm/</w:t>
+      </w:r>
+      <w:proofErr w:type="spellStart"/>
+      <w:r>
+        <w:rPr>
+          <w:lang w:val="en-US"/>
+        </w:rPr>
+        <w:t>yyyy</w:t>
+      </w:r>
+      <w:proofErr w:type="spellEnd"/>
+      <w:r>
+        <w:rPr>
+          <w:lang w:val="en-US"/>
+        </w:rPr>
+        <w:t xml:space="preserve"> in all places </w:t>
       </w:r>
     </w:p>
     <w:p>
@@ -1775,7 +2097,15 @@
         <w:ind w:left="720"/>
       </w:pPr>
       <w:r>
-        <w:t>State should fetched as like employee module</w:t>
+        <w:t xml:space="preserve">State should </w:t>
+      </w:r>
+      <w:proofErr w:type="gramStart"/>
+      <w:r>
+        <w:t>fetched</w:t>
+      </w:r>
+      <w:proofErr w:type="gramEnd"/>
+      <w:r>
+        <w:t xml:space="preserve"> as like employee module</w:t>
       </w:r>
     </w:p>
     <w:p>
@@ -1787,8 +2117,21 @@
         </w:numPr>
         <w:ind w:left="720"/>
       </w:pPr>
-      <w:r>
-        <w:t>City_district selection based on , which state selected</w:t>
+      <w:proofErr w:type="spellStart"/>
+      <w:r>
+        <w:t>City_district</w:t>
+      </w:r>
+      <w:proofErr w:type="spellEnd"/>
+      <w:r>
+        <w:t xml:space="preserve"> selection based </w:t>
+      </w:r>
+      <w:proofErr w:type="gramStart"/>
+      <w:r>
+        <w:t>on ,</w:t>
+      </w:r>
+      <w:proofErr w:type="gramEnd"/>
+      <w:r>
+        <w:t xml:space="preserve"> which state selected</w:t>
       </w:r>
     </w:p>
     <w:p>
@@ -1899,18 +2242,22 @@
       <w:r>
         <w:t xml:space="preserve"> </w:t>
       </w:r>
+      <w:proofErr w:type="spellStart"/>
       <w:r>
         <w:t>Purchase_items</w:t>
       </w:r>
+      <w:proofErr w:type="spellEnd"/>
       <w:r>
         <w:t xml:space="preserve"> tables from </w:t>
       </w:r>
+      <w:proofErr w:type="spellStart"/>
       <w:r>
         <w:t>tables_enhanced</w:t>
       </w:r>
       <w:r>
         <w:t>.sql</w:t>
       </w:r>
+      <w:proofErr w:type="spellEnd"/>
     </w:p>
     <w:p>
       <w:pPr>
@@ -1988,21 +2335,25 @@
       <w:r>
         <w:t xml:space="preserve">Based on </w:t>
       </w:r>
+      <w:proofErr w:type="spellStart"/>
       <w:r>
         <w:rPr>
           <w:lang w:val="en-US"/>
         </w:rPr>
         <w:t>stock_master</w:t>
       </w:r>
+      <w:proofErr w:type="spellEnd"/>
       <w:r>
         <w:t xml:space="preserve">, </w:t>
       </w:r>
+      <w:proofErr w:type="spellStart"/>
       <w:r>
         <w:rPr>
           <w:lang w:val="en-US"/>
         </w:rPr>
         <w:t>stock_ledger</w:t>
       </w:r>
+      <w:proofErr w:type="spellEnd"/>
       <w:r>
         <w:rPr>
           <w:lang w:val="en-US"/>
@@ -2012,12 +2363,14 @@
       <w:r>
         <w:t xml:space="preserve">tables from </w:t>
       </w:r>
+      <w:proofErr w:type="spellStart"/>
       <w:r>
         <w:t>tables_enhanced</w:t>
       </w:r>
       <w:r>
         <w:t>.sql</w:t>
       </w:r>
+      <w:proofErr w:type="spellEnd"/>
     </w:p>
     <w:p>
       <w:pPr>
@@ -2095,6 +2448,7 @@
       <w:r>
         <w:t xml:space="preserve">Based on </w:t>
       </w:r>
+      <w:proofErr w:type="spellStart"/>
       <w:r>
         <w:rPr>
           <w:lang w:val="en-US"/>
@@ -2107,6 +2461,7 @@
         </w:rPr>
         <w:t>_master</w:t>
       </w:r>
+      <w:proofErr w:type="spellEnd"/>
       <w:r>
         <w:t xml:space="preserve">, </w:t>
       </w:r>
@@ -2143,12 +2498,14 @@
       <w:r>
         <w:t xml:space="preserve">tables from </w:t>
       </w:r>
+      <w:proofErr w:type="spellStart"/>
       <w:r>
         <w:t>tables_enhanced</w:t>
       </w:r>
       <w:r>
         <w:t>.sql</w:t>
       </w:r>
+      <w:proofErr w:type="spellEnd"/>
     </w:p>
     <w:p>
       <w:pPr>
@@ -2194,8 +2551,13 @@
           <w:lang w:val="en-US"/>
         </w:rPr>
       </w:pPr>
-      <w:r>
-        <w:t>Cgst – percentage need to enter</w:t>
+      <w:proofErr w:type="spellStart"/>
+      <w:r>
+        <w:t>Cgst</w:t>
+      </w:r>
+      <w:proofErr w:type="spellEnd"/>
+      <w:r>
+        <w:t xml:space="preserve"> – percentage need to enter</w:t>
       </w:r>
     </w:p>
     <w:p>
@@ -2209,8 +2571,13 @@
           <w:lang w:val="en-US"/>
         </w:rPr>
       </w:pPr>
-      <w:r>
-        <w:t>sgst– percentage need to enter</w:t>
+      <w:proofErr w:type="spellStart"/>
+      <w:r>
+        <w:t>sgst</w:t>
+      </w:r>
+      <w:proofErr w:type="spellEnd"/>
+      <w:r>
+        <w:t>– percentage need to enter</w:t>
       </w:r>
     </w:p>
     <w:p>
@@ -2265,10 +2632,18 @@
         </w:rPr>
       </w:pPr>
       <w:r>
-        <w:t xml:space="preserve">initially quotation </w:t>
-      </w:r>
-      <w:r>
-        <w:t xml:space="preserve"> created and save as draft mode, </w:t>
+        <w:t xml:space="preserve">initially </w:t>
+      </w:r>
+      <w:proofErr w:type="gramStart"/>
+      <w:r>
+        <w:t xml:space="preserve">quotation </w:t>
+      </w:r>
+      <w:r>
+        <w:t xml:space="preserve"> created</w:t>
+      </w:r>
+      <w:proofErr w:type="gramEnd"/>
+      <w:r>
+        <w:t xml:space="preserve"> and save as draft mode, </w:t>
       </w:r>
     </w:p>
     <w:p>
@@ -2286,13 +2661,26 @@
         <w:t xml:space="preserve">quotation </w:t>
       </w:r>
       <w:r>
-        <w:t xml:space="preserve">saved in draft status, it should be listed in workflow approval </w:t>
-      </w:r>
+        <w:t xml:space="preserve">saved in draft </w:t>
+      </w:r>
+      <w:proofErr w:type="gramStart"/>
+      <w:r>
+        <w:t>status,</w:t>
+      </w:r>
+      <w:proofErr w:type="gramEnd"/>
+      <w:r>
+        <w:t xml:space="preserve"> it should be listed in workflow approval </w:t>
+      </w:r>
+      <w:proofErr w:type="gramStart"/>
       <w:r>
         <w:t xml:space="preserve">to </w:t>
       </w:r>
       <w:r>
-        <w:t xml:space="preserve"> admin </w:t>
+        <w:t xml:space="preserve"> admin</w:t>
+      </w:r>
+      <w:proofErr w:type="gramEnd"/>
+      <w:r>
+        <w:t xml:space="preserve"> </w:t>
       </w:r>
     </w:p>
     <w:p>
@@ -2315,11 +2703,24 @@
       <w:r>
         <w:t xml:space="preserve">to review </w:t>
       </w:r>
+      <w:proofErr w:type="gramStart"/>
       <w:r>
         <w:t xml:space="preserve">quotation </w:t>
       </w:r>
       <w:r>
-        <w:t>, it navigate to that particular quotation</w:t>
+        <w:t>,</w:t>
+      </w:r>
+      <w:proofErr w:type="gramEnd"/>
+      <w:r>
+        <w:t xml:space="preserve"> it </w:t>
+      </w:r>
+      <w:proofErr w:type="gramStart"/>
+      <w:r>
+        <w:t>navigate</w:t>
+      </w:r>
+      <w:proofErr w:type="gramEnd"/>
+      <w:r>
+        <w:t xml:space="preserve"> to that particular quotation</w:t>
       </w:r>
     </w:p>
     <w:p>
@@ -2340,7 +2741,15 @@
         <w:t xml:space="preserve">In the preview mode </w:t>
       </w:r>
       <w:r>
-        <w:t>approval button requied to admin approve it.</w:t>
+        <w:t xml:space="preserve">approval button </w:t>
+      </w:r>
+      <w:proofErr w:type="spellStart"/>
+      <w:r>
+        <w:t>requied</w:t>
+      </w:r>
+      <w:proofErr w:type="spellEnd"/>
+      <w:r>
+        <w:t xml:space="preserve"> to admin approve it.</w:t>
       </w:r>
     </w:p>
     <w:p>
@@ -2355,16 +2764,32 @@
         </w:rPr>
       </w:pPr>
       <w:r>
-        <w:t xml:space="preserve">and status </w:t>
+        <w:t xml:space="preserve">and </w:t>
+      </w:r>
+      <w:proofErr w:type="gramStart"/>
+      <w:r>
+        <w:t xml:space="preserve">status </w:t>
       </w:r>
       <w:r>
         <w:t xml:space="preserve"> </w:t>
       </w:r>
       <w:r>
-        <w:t xml:space="preserve">to “Approved” then only </w:t>
-      </w:r>
-      <w:r>
-        <w:t>created quotation can submit to sent customer. And can downloaded in pdf format</w:t>
+        <w:t>to</w:t>
+      </w:r>
+      <w:proofErr w:type="gramEnd"/>
+      <w:r>
+        <w:t xml:space="preserve"> “Approved” then only </w:t>
+      </w:r>
+      <w:r>
+        <w:t xml:space="preserve">created quotation can submit to </w:t>
+      </w:r>
+      <w:proofErr w:type="spellStart"/>
+      <w:r>
+        <w:t>sent</w:t>
+      </w:r>
+      <w:proofErr w:type="spellEnd"/>
+      <w:r>
+        <w:t xml:space="preserve"> customer. And can downloaded in pdf format</w:t>
       </w:r>
       <w:r>
         <w:t xml:space="preserve"> to share with customer in pdf format.</w:t>
@@ -2391,8 +2816,16 @@
         <w:rPr>
           <w:lang w:val="en-US"/>
         </w:rPr>
-        <w:t>, version of the quotation should maintained</w:t>
-      </w:r>
+        <w:t xml:space="preserve">, version of the quotation should </w:t>
+      </w:r>
+      <w:proofErr w:type="gramStart"/>
+      <w:r>
+        <w:rPr>
+          <w:lang w:val="en-US"/>
+        </w:rPr>
+        <w:t>maintained</w:t>
+      </w:r>
+      <w:proofErr w:type="gramEnd"/>
     </w:p>
     <w:p>
       <w:pPr>
@@ -2459,13 +2892,27 @@
         <w:rPr>
           <w:lang w:val="en-US"/>
         </w:rPr>
-        <w:t>approved by customer</w:t>
-      </w:r>
-      <w:r>
-        <w:rPr>
-          <w:lang w:val="en-US"/>
-        </w:rPr>
-        <w:t xml:space="preserve"> , nee</w:t>
+        <w:t xml:space="preserve">approved by </w:t>
+      </w:r>
+      <w:proofErr w:type="gramStart"/>
+      <w:r>
+        <w:rPr>
+          <w:lang w:val="en-US"/>
+        </w:rPr>
+        <w:t>customer</w:t>
+      </w:r>
+      <w:r>
+        <w:rPr>
+          <w:lang w:val="en-US"/>
+        </w:rPr>
+        <w:t xml:space="preserve"> ,</w:t>
+      </w:r>
+      <w:proofErr w:type="gramEnd"/>
+      <w:r>
+        <w:rPr>
+          <w:lang w:val="en-US"/>
+        </w:rPr>
+        <w:t xml:space="preserve"> nee</w:t>
       </w:r>
       <w:r>
         <w:rPr>
@@ -2530,6 +2977,7 @@
         </w:rPr>
         <w:t xml:space="preserve">create </w:t>
       </w:r>
+      <w:proofErr w:type="gramStart"/>
       <w:r>
         <w:rPr>
           <w:lang w:val="en-US"/>
@@ -2552,7 +3000,14 @@
         <w:rPr>
           <w:lang w:val="en-US"/>
         </w:rPr>
-        <w:t>of m</w:t>
+        <w:t>of</w:t>
+      </w:r>
+      <w:proofErr w:type="gramEnd"/>
+      <w:r>
+        <w:rPr>
+          <w:lang w:val="en-US"/>
+        </w:rPr>
+        <w:t xml:space="preserve"> m</w:t>
       </w:r>
       <w:r>
         <w:rPr>
@@ -2573,13 +3028,27 @@
         <w:rPr>
           <w:lang w:val="en-US"/>
         </w:rPr>
-        <w:t xml:space="preserve">Material issued to against the work order </w:t>
-      </w:r>
-      <w:r>
-        <w:rPr>
-          <w:lang w:val="en-US"/>
-        </w:rPr>
-        <w:t>, which are fetched from quotation</w:t>
+        <w:t xml:space="preserve">Material issued to against the work </w:t>
+      </w:r>
+      <w:proofErr w:type="gramStart"/>
+      <w:r>
+        <w:rPr>
+          <w:lang w:val="en-US"/>
+        </w:rPr>
+        <w:t xml:space="preserve">order </w:t>
+      </w:r>
+      <w:r>
+        <w:rPr>
+          <w:lang w:val="en-US"/>
+        </w:rPr>
+        <w:t>,</w:t>
+      </w:r>
+      <w:proofErr w:type="gramEnd"/>
+      <w:r>
+        <w:rPr>
+          <w:lang w:val="en-US"/>
+        </w:rPr>
+        <w:t xml:space="preserve"> which are fetched from quotation</w:t>
       </w:r>
       <w:r>
         <w:rPr>
@@ -2675,8 +3144,16 @@
         <w:rPr>
           <w:lang w:val="en-US"/>
         </w:rPr>
-        <w:t>Update the missing table in table-enhanced.sql</w:t>
-      </w:r>
+        <w:t>Update the missing table in table-</w:t>
+      </w:r>
+      <w:proofErr w:type="spellStart"/>
+      <w:r>
+        <w:rPr>
+          <w:lang w:val="en-US"/>
+        </w:rPr>
+        <w:t>enhanced.sql</w:t>
+      </w:r>
+      <w:proofErr w:type="spellEnd"/>
     </w:p>
     <w:p>
       <w:pPr>
@@ -2699,7 +3176,49 @@
         <w:rPr>
           <w:lang w:val="en-US"/>
         </w:rPr>
-        <w:t>adding work order item, is it required to adding two place in work items and material issue tracking, i feel i don't need work items, material issue need to fetch the material items used in quotation, while choose from a quotation, let me know your recommendation</w:t>
+        <w:t xml:space="preserve">adding work order item, is it required to adding two </w:t>
+      </w:r>
+      <w:proofErr w:type="gramStart"/>
+      <w:r>
+        <w:rPr>
+          <w:lang w:val="en-US"/>
+        </w:rPr>
+        <w:t>place</w:t>
+      </w:r>
+      <w:proofErr w:type="gramEnd"/>
+      <w:r>
+        <w:rPr>
+          <w:lang w:val="en-US"/>
+        </w:rPr>
+        <w:t xml:space="preserve"> in work items and material issue tracking, </w:t>
+      </w:r>
+      <w:proofErr w:type="spellStart"/>
+      <w:r>
+        <w:rPr>
+          <w:lang w:val="en-US"/>
+        </w:rPr>
+        <w:t>i</w:t>
+      </w:r>
+      <w:proofErr w:type="spellEnd"/>
+      <w:r>
+        <w:rPr>
+          <w:lang w:val="en-US"/>
+        </w:rPr>
+        <w:t xml:space="preserve"> feel </w:t>
+      </w:r>
+      <w:proofErr w:type="spellStart"/>
+      <w:r>
+        <w:rPr>
+          <w:lang w:val="en-US"/>
+        </w:rPr>
+        <w:t>i</w:t>
+      </w:r>
+      <w:proofErr w:type="spellEnd"/>
+      <w:r>
+        <w:rPr>
+          <w:lang w:val="en-US"/>
+        </w:rPr>
+        <w:t xml:space="preserve"> don't need work items, material issue need to fetch the material items used in quotation, while choose from a quotation, let me know your recommendation</w:t>
       </w:r>
     </w:p>
     <w:p>
@@ -2944,11 +3463,19 @@
           <w:lang w:val="en-US"/>
         </w:rPr>
       </w:pPr>
-      <w:r>
-        <w:rPr>
-          <w:lang w:val="en-US"/>
-        </w:rPr>
-        <w:t>So if your quotation only contains physical products, it can feel duplicated because the same product appears in both. But they answer different questions:</w:t>
+      <w:proofErr w:type="gramStart"/>
+      <w:r>
+        <w:rPr>
+          <w:lang w:val="en-US"/>
+        </w:rPr>
+        <w:t>So</w:t>
+      </w:r>
+      <w:proofErr w:type="gramEnd"/>
+      <w:r>
+        <w:rPr>
+          <w:lang w:val="en-US"/>
+        </w:rPr>
+        <w:t xml:space="preserve"> if your quotation only contains physical products, it can feel duplicated because the same product appears in both. But they answer different questions:</w:t>
       </w:r>
     </w:p>
     <w:p>
@@ -3054,7 +3581,21 @@
         <w:rPr>
           <w:lang w:val="en-US"/>
         </w:rPr>
-        <w:t>Keep work_order_items in database, but auto-create it from quotation/direct invoice scope for invoice generation.</w:t>
+        <w:t xml:space="preserve">Keep </w:t>
+      </w:r>
+      <w:proofErr w:type="spellStart"/>
+      <w:r>
+        <w:rPr>
+          <w:lang w:val="en-US"/>
+        </w:rPr>
+        <w:t>work_order_items</w:t>
+      </w:r>
+      <w:proofErr w:type="spellEnd"/>
+      <w:r>
+        <w:rPr>
+          <w:lang w:val="en-US"/>
+        </w:rPr>
+        <w:t xml:space="preserve"> in database, but auto-create it from quotation/direct invoice scope for invoice generation.</w:t>
       </w:r>
     </w:p>
     <w:p>
@@ -3174,7 +3715,21 @@
         <w:rPr>
           <w:lang w:val="en-US"/>
         </w:rPr>
-        <w:t>I would not remove work_order_items table. It is useful for invoice generation and avoids depending forever on quotation rows, especially if work order is direct or needs additional labor/service charges.</w:t>
+        <w:t xml:space="preserve">I would not remove </w:t>
+      </w:r>
+      <w:proofErr w:type="spellStart"/>
+      <w:r>
+        <w:rPr>
+          <w:lang w:val="en-US"/>
+        </w:rPr>
+        <w:t>work_order_items</w:t>
+      </w:r>
+      <w:proofErr w:type="spellEnd"/>
+      <w:r>
+        <w:rPr>
+          <w:lang w:val="en-US"/>
+        </w:rPr>
+        <w:t xml:space="preserve"> table. It is useful for invoice generation and avoids depending forever on quotation rows, especially if work order is direct or needs additional labor/service charges.</w:t>
       </w:r>
     </w:p>
     <w:p>
@@ -3252,7 +3807,21 @@
         <w:rPr>
           <w:lang w:val="en-US"/>
         </w:rPr>
-        <w:t>because stock should be maintain while enter purchase items and material issue debit from stock and add the product return the material in material return modules</w:t>
+        <w:t xml:space="preserve">because stock should be </w:t>
+      </w:r>
+      <w:proofErr w:type="gramStart"/>
+      <w:r>
+        <w:rPr>
+          <w:lang w:val="en-US"/>
+        </w:rPr>
+        <w:t>maintain</w:t>
+      </w:r>
+      <w:proofErr w:type="gramEnd"/>
+      <w:r>
+        <w:rPr>
+          <w:lang w:val="en-US"/>
+        </w:rPr>
+        <w:t xml:space="preserve"> while enter purchase items and material issue debit from stock and add the product return the material in material return modules</w:t>
       </w:r>
     </w:p>
     <w:p>
@@ -3457,11 +4026,19 @@
           <w:lang w:val="en-US"/>
         </w:rPr>
       </w:pPr>
-      <w:r>
-        <w:rPr>
-          <w:lang w:val="en-US"/>
-        </w:rPr>
-        <w:t>product_type: ideally add this field later with values like MATERIAL, SERVICE, LABOR</w:t>
+      <w:proofErr w:type="spellStart"/>
+      <w:r>
+        <w:rPr>
+          <w:lang w:val="en-US"/>
+        </w:rPr>
+        <w:t>product_type</w:t>
+      </w:r>
+      <w:proofErr w:type="spellEnd"/>
+      <w:r>
+        <w:rPr>
+          <w:lang w:val="en-US"/>
+        </w:rPr>
+        <w:t>: ideally add this field later with values like MATERIAL, SERVICE, LABOR</w:t>
       </w:r>
     </w:p>
     <w:p>
@@ -3493,11 +4070,19 @@
           <w:lang w:val="en-US"/>
         </w:rPr>
       </w:pPr>
-      <w:r>
-        <w:rPr>
-          <w:lang w:val="en-US"/>
-        </w:rPr>
-        <w:t>purchase_price: 0</w:t>
+      <w:proofErr w:type="spellStart"/>
+      <w:r>
+        <w:rPr>
+          <w:lang w:val="en-US"/>
+        </w:rPr>
+        <w:t>purchase_price</w:t>
+      </w:r>
+      <w:proofErr w:type="spellEnd"/>
+      <w:r>
+        <w:rPr>
+          <w:lang w:val="en-US"/>
+        </w:rPr>
+        <w:t>: 0</w:t>
       </w:r>
     </w:p>
     <w:p>
@@ -3511,11 +4096,19 @@
           <w:lang w:val="en-US"/>
         </w:rPr>
       </w:pPr>
-      <w:r>
-        <w:rPr>
-          <w:lang w:val="en-US"/>
-        </w:rPr>
-        <w:t>selling_price: your standard charge</w:t>
+      <w:proofErr w:type="spellStart"/>
+      <w:r>
+        <w:rPr>
+          <w:lang w:val="en-US"/>
+        </w:rPr>
+        <w:t>selling_price</w:t>
+      </w:r>
+      <w:proofErr w:type="spellEnd"/>
+      <w:r>
+        <w:rPr>
+          <w:lang w:val="en-US"/>
+        </w:rPr>
+        <w:t>: your standard charge</w:t>
       </w:r>
     </w:p>
     <w:p>
@@ -3547,11 +4140,19 @@
           <w:lang w:val="en-US"/>
         </w:rPr>
       </w:pPr>
-      <w:r>
-        <w:rPr>
-          <w:lang w:val="en-US"/>
-        </w:rPr>
-        <w:t>gst_percent: applicable GST</w:t>
+      <w:proofErr w:type="spellStart"/>
+      <w:r>
+        <w:rPr>
+          <w:lang w:val="en-US"/>
+        </w:rPr>
+        <w:t>gst_percent</w:t>
+      </w:r>
+      <w:proofErr w:type="spellEnd"/>
+      <w:r>
+        <w:rPr>
+          <w:lang w:val="en-US"/>
+        </w:rPr>
+        <w:t>: applicable GST</w:t>
       </w:r>
     </w:p>
     <w:p>
@@ -3565,11 +4166,19 @@
           <w:lang w:val="en-US"/>
         </w:rPr>
       </w:pPr>
-      <w:r>
-        <w:rPr>
-          <w:lang w:val="en-US"/>
-        </w:rPr>
-        <w:t>reorder_level: 0</w:t>
+      <w:proofErr w:type="spellStart"/>
+      <w:r>
+        <w:rPr>
+          <w:lang w:val="en-US"/>
+        </w:rPr>
+        <w:t>reorder_level</w:t>
+      </w:r>
+      <w:proofErr w:type="spellEnd"/>
+      <w:r>
+        <w:rPr>
+          <w:lang w:val="en-US"/>
+        </w:rPr>
+        <w:t>: 0</w:t>
       </w:r>
     </w:p>
     <w:p>
@@ -3654,7 +4263,21 @@
         <w:rPr>
           <w:lang w:val="en-US"/>
         </w:rPr>
-        <w:t>If we add product_type, the UI can filter:</w:t>
+        <w:t xml:space="preserve">If we add </w:t>
+      </w:r>
+      <w:proofErr w:type="spellStart"/>
+      <w:r>
+        <w:rPr>
+          <w:lang w:val="en-US"/>
+        </w:rPr>
+        <w:t>product_type</w:t>
+      </w:r>
+      <w:proofErr w:type="spellEnd"/>
+      <w:r>
+        <w:rPr>
+          <w:lang w:val="en-US"/>
+        </w:rPr>
+        <w:t>, the UI can filter:</w:t>
       </w:r>
     </w:p>
     <w:p>
@@ -4093,7 +4716,21 @@
         <w:rPr>
           <w:lang w:val="en-US"/>
         </w:rPr>
-        <w:t>For that, we should add a product_type field:</w:t>
+        <w:t xml:space="preserve">For that, we should add a </w:t>
+      </w:r>
+      <w:proofErr w:type="spellStart"/>
+      <w:r>
+        <w:rPr>
+          <w:lang w:val="en-US"/>
+        </w:rPr>
+        <w:t>product_type</w:t>
+      </w:r>
+      <w:proofErr w:type="spellEnd"/>
+      <w:r>
+        <w:rPr>
+          <w:lang w:val="en-US"/>
+        </w:rPr>
+        <w:t xml:space="preserve"> field:</w:t>
       </w:r>
     </w:p>
     <w:p>
@@ -4104,11 +4741,19 @@
           <w:lang w:val="en-US"/>
         </w:rPr>
       </w:pPr>
-      <w:r>
-        <w:rPr>
-          <w:lang w:val="en-US"/>
-        </w:rPr>
-        <w:t>product_type ENUM('MATERIAL','SERVICE','LABOR') DEFAULT 'MATERIAL'</w:t>
+      <w:proofErr w:type="spellStart"/>
+      <w:r>
+        <w:rPr>
+          <w:lang w:val="en-US"/>
+        </w:rPr>
+        <w:t>product_type</w:t>
+      </w:r>
+      <w:proofErr w:type="spellEnd"/>
+      <w:r>
+        <w:rPr>
+          <w:lang w:val="en-US"/>
+        </w:rPr>
+        <w:t xml:space="preserve"> ENUM('MATERIAL','SERVICE','LABOR') DEFAULT 'MATERIAL'</w:t>
       </w:r>
     </w:p>
     <w:p>
@@ -4192,7 +4837,21 @@
         <w:rPr>
           <w:lang w:val="en-US"/>
         </w:rPr>
-        <w:t>Without product_type, the app cannot reliably know whether “Installation Charge” is stock or service.</w:t>
+        <w:t xml:space="preserve">Without </w:t>
+      </w:r>
+      <w:proofErr w:type="spellStart"/>
+      <w:r>
+        <w:rPr>
+          <w:lang w:val="en-US"/>
+        </w:rPr>
+        <w:t>product_type</w:t>
+      </w:r>
+      <w:proofErr w:type="spellEnd"/>
+      <w:r>
+        <w:rPr>
+          <w:lang w:val="en-US"/>
+        </w:rPr>
+        <w:t>, the app cannot reliably know whether “Installation Charge” is stock or service.</w:t>
       </w:r>
     </w:p>
     <w:p>
@@ -4289,7 +4948,21 @@
         <w:rPr>
           <w:lang w:val="en-US"/>
         </w:rPr>
-        <w:t>return part  don’t need</w:t>
+        <w:t xml:space="preserve">return </w:t>
+      </w:r>
+      <w:proofErr w:type="gramStart"/>
+      <w:r>
+        <w:rPr>
+          <w:lang w:val="en-US"/>
+        </w:rPr>
+        <w:t>part  don’t</w:t>
+      </w:r>
+      <w:proofErr w:type="gramEnd"/>
+      <w:r>
+        <w:rPr>
+          <w:lang w:val="en-US"/>
+        </w:rPr>
+        <w:t xml:space="preserve"> need</w:t>
       </w:r>
       <w:r>
         <w:rPr>
@@ -4388,7 +5061,21 @@
         <w:rPr>
           <w:lang w:val="en-US"/>
         </w:rPr>
-        <w:t xml:space="preserve">In the header widget , can show the work order details </w:t>
+        <w:t xml:space="preserve">In the header </w:t>
+      </w:r>
+      <w:proofErr w:type="gramStart"/>
+      <w:r>
+        <w:rPr>
+          <w:lang w:val="en-US"/>
+        </w:rPr>
+        <w:t>widget ,</w:t>
+      </w:r>
+      <w:proofErr w:type="gramEnd"/>
+      <w:r>
+        <w:rPr>
+          <w:lang w:val="en-US"/>
+        </w:rPr>
+        <w:t xml:space="preserve"> can show the work order details </w:t>
       </w:r>
       <w:r>
         <w:rPr>
@@ -4478,7 +5165,21 @@
         <w:rPr>
           <w:lang w:val="en-US"/>
         </w:rPr>
-        <w:t xml:space="preserve">issue row need to add a button “Return” when we click the the button </w:t>
+        <w:t xml:space="preserve">issue row need to add a button “Return” when we click the </w:t>
+      </w:r>
+      <w:proofErr w:type="spellStart"/>
+      <w:r>
+        <w:rPr>
+          <w:lang w:val="en-US"/>
+        </w:rPr>
+        <w:t>the</w:t>
+      </w:r>
+      <w:proofErr w:type="spellEnd"/>
+      <w:r>
+        <w:rPr>
+          <w:lang w:val="en-US"/>
+        </w:rPr>
+        <w:t xml:space="preserve"> button </w:t>
       </w:r>
       <w:r>
         <w:rPr>
@@ -4545,7 +5246,25 @@
           <w:bCs/>
           <w:lang w:val="en-US"/>
         </w:rPr>
-        <w:t xml:space="preserve">Material issue list should fetch all “product_type = material” here </w:t>
+        <w:t>Material issue list should fetch all “</w:t>
+      </w:r>
+      <w:proofErr w:type="spellStart"/>
+      <w:r>
+        <w:rPr>
+          <w:b/>
+          <w:bCs/>
+          <w:lang w:val="en-US"/>
+        </w:rPr>
+        <w:t>product_type</w:t>
+      </w:r>
+      <w:proofErr w:type="spellEnd"/>
+      <w:r>
+        <w:rPr>
+          <w:b/>
+          <w:bCs/>
+          <w:lang w:val="en-US"/>
+        </w:rPr>
+        <w:t xml:space="preserve"> = material” here </w:t>
       </w:r>
     </w:p>
     <w:p>
@@ -4819,6 +5538,7 @@
                       <w14:ligatures w14:val="none"/>
                     </w:rPr>
                   </w:pPr>
+                  <w:proofErr w:type="spellStart"/>
                   <w:r>
                     <w:rPr>
                       <w:rFonts w:ascii="Inter Fallback" w:eastAsia="Times New Roman" w:hAnsi="Inter Fallback" w:cs="Times New Roman"/>
@@ -4830,7 +5550,21 @@
                       <w:lang w:val="en-US"/>
                       <w14:ligatures w14:val="none"/>
                     </w:rPr>
-                    <w:t>Apcolite Premium Emulsion</w:t>
+                    <w:t>Apcolite</w:t>
+                  </w:r>
+                  <w:proofErr w:type="spellEnd"/>
+                  <w:r>
+                    <w:rPr>
+                      <w:rFonts w:ascii="Inter Fallback" w:eastAsia="Times New Roman" w:hAnsi="Inter Fallback" w:cs="Times New Roman"/>
+                      <w:b/>
+                      <w:bCs/>
+                      <w:color w:val="373737"/>
+                      <w:kern w:val="0"/>
+                      <w:bdr w:val="single" w:sz="2" w:space="0" w:color="E5E7EB" w:frame="1"/>
+                      <w:lang w:val="en-US"/>
+                      <w14:ligatures w14:val="none"/>
+                    </w:rPr>
+                    <w:t xml:space="preserve"> Premium Emulsion</w:t>
                   </w:r>
                 </w:p>
               </w:tc>
@@ -4970,8 +5704,23 @@
                       <w:lang w:val="en-US"/>
                       <w14:ligatures w14:val="none"/>
                     </w:rPr>
-                    <w:t>Dulux SuperCover</w:t>
+                    <w:t xml:space="preserve">Dulux </w:t>
                   </w:r>
+                  <w:proofErr w:type="spellStart"/>
+                  <w:r>
+                    <w:rPr>
+                      <w:rFonts w:ascii="Inter Fallback" w:eastAsia="Times New Roman" w:hAnsi="Inter Fallback" w:cs="Times New Roman"/>
+                      <w:b/>
+                      <w:bCs/>
+                      <w:color w:val="373737"/>
+                      <w:kern w:val="0"/>
+                      <w:bdr w:val="single" w:sz="2" w:space="0" w:color="E5E7EB" w:frame="1"/>
+                      <w:lang w:val="en-US"/>
+                      <w14:ligatures w14:val="none"/>
+                    </w:rPr>
+                    <w:t>SuperCover</w:t>
+                  </w:r>
+                  <w:proofErr w:type="spellEnd"/>
                 </w:p>
               </w:tc>
               <w:tc>
@@ -5239,6 +5988,7 @@
                       <w14:ligatures w14:val="none"/>
                     </w:rPr>
                   </w:pPr>
+                  <w:proofErr w:type="spellStart"/>
                   <w:r>
                     <w:rPr>
                       <w:rFonts w:ascii="Inter Fallback" w:eastAsia="Times New Roman" w:hAnsi="Inter Fallback" w:cs="Times New Roman"/>
@@ -5250,7 +6000,21 @@
                       <w:lang w:val="en-US"/>
                       <w14:ligatures w14:val="none"/>
                     </w:rPr>
-                    <w:t>Nerolac Impressions Eco Clean</w:t>
+                    <w:t>Nerolac</w:t>
+                  </w:r>
+                  <w:proofErr w:type="spellEnd"/>
+                  <w:r>
+                    <w:rPr>
+                      <w:rFonts w:ascii="Inter Fallback" w:eastAsia="Times New Roman" w:hAnsi="Inter Fallback" w:cs="Times New Roman"/>
+                      <w:b/>
+                      <w:bCs/>
+                      <w:color w:val="373737"/>
+                      <w:kern w:val="0"/>
+                      <w:bdr w:val="single" w:sz="2" w:space="0" w:color="E5E7EB" w:frame="1"/>
+                      <w:lang w:val="en-US"/>
+                      <w14:ligatures w14:val="none"/>
+                    </w:rPr>
+                    <w:t xml:space="preserve"> Impressions Eco Clean</w:t>
                   </w:r>
                 </w:p>
               </w:tc>
@@ -5623,13 +6387,23 @@
         </w:rPr>
         <w:t xml:space="preserve">Color theme </w:t>
       </w:r>
-      <w:r>
-        <w:rPr>
-          <w:b/>
-          <w:bCs/>
-          <w:lang w:val="en-US"/>
-        </w:rPr>
-        <w:t>follow like this image</w:t>
+      <w:proofErr w:type="gramStart"/>
+      <w:r>
+        <w:rPr>
+          <w:b/>
+          <w:bCs/>
+          <w:lang w:val="en-US"/>
+        </w:rPr>
+        <w:t>follow</w:t>
+      </w:r>
+      <w:proofErr w:type="gramEnd"/>
+      <w:r>
+        <w:rPr>
+          <w:b/>
+          <w:bCs/>
+          <w:lang w:val="en-US"/>
+        </w:rPr>
+        <w:t xml:space="preserve"> like this image</w:t>
       </w:r>
     </w:p>
     <w:p>
@@ -5692,7 +6466,25 @@
           <w:bCs/>
           <w:lang w:val="en-US"/>
         </w:rPr>
-        <w:t>While edit the brand name , brand code not updating</w:t>
+        <w:t xml:space="preserve">While edit the brand </w:t>
+      </w:r>
+      <w:proofErr w:type="gramStart"/>
+      <w:r>
+        <w:rPr>
+          <w:b/>
+          <w:bCs/>
+          <w:lang w:val="en-US"/>
+        </w:rPr>
+        <w:t>name ,</w:t>
+      </w:r>
+      <w:proofErr w:type="gramEnd"/>
+      <w:r>
+        <w:rPr>
+          <w:b/>
+          <w:bCs/>
+          <w:lang w:val="en-US"/>
+        </w:rPr>
+        <w:t xml:space="preserve"> brand code not updating</w:t>
       </w:r>
     </w:p>
     <w:p>
@@ -5788,8 +6580,18 @@
           <w:bCs/>
           <w:lang w:val="en-US"/>
         </w:rPr>
-        <w:t>Date format should be all place dd/mm/yyyy</w:t>
-      </w:r>
+        <w:t>Date format should be all place dd/mm/</w:t>
+      </w:r>
+      <w:proofErr w:type="spellStart"/>
+      <w:r>
+        <w:rPr>
+          <w:b/>
+          <w:bCs/>
+          <w:lang w:val="en-US"/>
+        </w:rPr>
+        <w:t>yyyy</w:t>
+      </w:r>
+      <w:proofErr w:type="spellEnd"/>
     </w:p>
     <w:p>
       <w:pPr>
@@ -5875,7 +6677,16 @@
           <w:bCs/>
           <w:lang w:val="en-US"/>
         </w:rPr>
-        <w:t>develop frontend, backend, table if don’t have the table create new or use existing in table-enhance</w:t>
+        <w:t>develop frontend, backend, table if don’t have the table create new or use existing in table-</w:t>
+      </w:r>
+      <w:proofErr w:type="spellStart"/>
+      <w:r>
+        <w:rPr>
+          <w:b/>
+          <w:bCs/>
+          <w:lang w:val="en-US"/>
+        </w:rPr>
+        <w:t>enhance</w:t>
       </w:r>
       <w:r>
         <w:rPr>
@@ -5885,6 +6696,7 @@
         </w:rPr>
         <w:t>d.sql</w:t>
       </w:r>
+      <w:proofErr w:type="spellEnd"/>
     </w:p>
     <w:p>
       <w:pPr>
@@ -5905,7 +6717,25 @@
           <w:bCs/>
           <w:lang w:val="en-US"/>
         </w:rPr>
-        <w:t xml:space="preserve">Employee attenance </w:t>
+        <w:t xml:space="preserve">Employee </w:t>
+      </w:r>
+      <w:proofErr w:type="spellStart"/>
+      <w:r>
+        <w:rPr>
+          <w:b/>
+          <w:bCs/>
+          <w:lang w:val="en-US"/>
+        </w:rPr>
+        <w:t>attenance</w:t>
+      </w:r>
+      <w:proofErr w:type="spellEnd"/>
+      <w:r>
+        <w:rPr>
+          <w:b/>
+          <w:bCs/>
+          <w:lang w:val="en-US"/>
+        </w:rPr>
+        <w:t xml:space="preserve"> </w:t>
       </w:r>
       <w:r>
         <w:rPr>
@@ -6031,8 +6861,18 @@
           <w:bCs/>
           <w:lang w:val="en-US"/>
         </w:rPr>
-        <w:t>Warranty master  module</w:t>
-      </w:r>
+        <w:t xml:space="preserve">Warranty </w:t>
+      </w:r>
+      <w:proofErr w:type="gramStart"/>
+      <w:r>
+        <w:rPr>
+          <w:b/>
+          <w:bCs/>
+          <w:lang w:val="en-US"/>
+        </w:rPr>
+        <w:t>master  module</w:t>
+      </w:r>
+      <w:proofErr w:type="gramEnd"/>
     </w:p>
     <w:p>
       <w:pPr>
@@ -6176,15 +7016,33 @@
           <w:bCs/>
           <w:lang w:val="en-US"/>
         </w:rPr>
-        <w:t>If I choose the purchase no</w:t>
-      </w:r>
-      <w:r>
-        <w:rPr>
-          <w:b/>
-          <w:bCs/>
-          <w:lang w:val="en-US"/>
-        </w:rPr>
-        <w:t>(multiple selection)</w:t>
+        <w:t xml:space="preserve">If I choose the purchase </w:t>
+      </w:r>
+      <w:proofErr w:type="gramStart"/>
+      <w:r>
+        <w:rPr>
+          <w:b/>
+          <w:bCs/>
+          <w:lang w:val="en-US"/>
+        </w:rPr>
+        <w:t>no</w:t>
+      </w:r>
+      <w:r>
+        <w:rPr>
+          <w:b/>
+          <w:bCs/>
+          <w:lang w:val="en-US"/>
+        </w:rPr>
+        <w:t>(</w:t>
+      </w:r>
+      <w:proofErr w:type="gramEnd"/>
+      <w:r>
+        <w:rPr>
+          <w:b/>
+          <w:bCs/>
+          <w:lang w:val="en-US"/>
+        </w:rPr>
+        <w:t>multiple selection)</w:t>
       </w:r>
       <w:r>
         <w:rPr>
@@ -6216,8 +7074,27 @@
           <w:bCs/>
           <w:lang w:val="en-US"/>
         </w:rPr>
-        <w:t xml:space="preserve">purchase no choosed and if already paid the partial amount should show the balance </w:t>
-      </w:r>
+        <w:t xml:space="preserve">purchase no </w:t>
+      </w:r>
+      <w:proofErr w:type="spellStart"/>
+      <w:r>
+        <w:rPr>
+          <w:b/>
+          <w:bCs/>
+          <w:lang w:val="en-US"/>
+        </w:rPr>
+        <w:t>choosed</w:t>
+      </w:r>
+      <w:proofErr w:type="spellEnd"/>
+      <w:r>
+        <w:rPr>
+          <w:b/>
+          <w:bCs/>
+          <w:lang w:val="en-US"/>
+        </w:rPr>
+        <w:t xml:space="preserve"> and if already paid the partial amount should show the balance </w:t>
+      </w:r>
+      <w:proofErr w:type="spellStart"/>
       <w:r>
         <w:rPr>
           <w:b/>
@@ -6226,6 +7103,7 @@
         </w:rPr>
         <w:t>amout</w:t>
       </w:r>
+      <w:proofErr w:type="spellEnd"/>
       <w:r>
         <w:rPr>
           <w:b/>
@@ -6310,7 +7188,25 @@
           <w:bCs/>
           <w:lang w:val="en-US"/>
         </w:rPr>
-        <w:t>need two action menu like “Purchase Order” and “Supplier Payment”  to navigate to respective modules</w:t>
+        <w:t xml:space="preserve">need two action menu like “Purchase Order” and “Supplier </w:t>
+      </w:r>
+      <w:proofErr w:type="gramStart"/>
+      <w:r>
+        <w:rPr>
+          <w:b/>
+          <w:bCs/>
+          <w:lang w:val="en-US"/>
+        </w:rPr>
+        <w:t>Payment”  to</w:t>
+      </w:r>
+      <w:proofErr w:type="gramEnd"/>
+      <w:r>
+        <w:rPr>
+          <w:b/>
+          <w:bCs/>
+          <w:lang w:val="en-US"/>
+        </w:rPr>
+        <w:t xml:space="preserve"> navigate to respective modules</w:t>
       </w:r>
       <w:r>
         <w:rPr>
@@ -6348,7 +7244,25 @@
           <w:bCs/>
           <w:lang w:val="en-US"/>
         </w:rPr>
-        <w:t xml:space="preserve">If full amount paid against the purchase no , status should change to </w:t>
+        <w:t xml:space="preserve">If full amount paid against the purchase </w:t>
+      </w:r>
+      <w:proofErr w:type="gramStart"/>
+      <w:r>
+        <w:rPr>
+          <w:b/>
+          <w:bCs/>
+          <w:lang w:val="en-US"/>
+        </w:rPr>
+        <w:t>no ,</w:t>
+      </w:r>
+      <w:proofErr w:type="gramEnd"/>
+      <w:r>
+        <w:rPr>
+          <w:b/>
+          <w:bCs/>
+          <w:lang w:val="en-US"/>
+        </w:rPr>
+        <w:t xml:space="preserve"> status should change to </w:t>
       </w:r>
       <w:r>
         <w:rPr>
@@ -6378,15 +7292,51 @@
           <w:bCs/>
           <w:lang w:val="en-US"/>
         </w:rPr>
-        <w:t xml:space="preserve">If any balance againt </w:t>
-      </w:r>
-      <w:r>
-        <w:rPr>
-          <w:b/>
-          <w:bCs/>
-          <w:lang w:val="en-US"/>
-        </w:rPr>
-        <w:t>the purchase no , status should change to “PARTIAL”</w:t>
+        <w:t xml:space="preserve">If any balance </w:t>
+      </w:r>
+      <w:proofErr w:type="spellStart"/>
+      <w:r>
+        <w:rPr>
+          <w:b/>
+          <w:bCs/>
+          <w:lang w:val="en-US"/>
+        </w:rPr>
+        <w:t>againt</w:t>
+      </w:r>
+      <w:proofErr w:type="spellEnd"/>
+      <w:r>
+        <w:rPr>
+          <w:b/>
+          <w:bCs/>
+          <w:lang w:val="en-US"/>
+        </w:rPr>
+        <w:t xml:space="preserve"> </w:t>
+      </w:r>
+      <w:r>
+        <w:rPr>
+          <w:b/>
+          <w:bCs/>
+          <w:lang w:val="en-US"/>
+        </w:rPr>
+        <w:t xml:space="preserve">the purchase </w:t>
+      </w:r>
+      <w:proofErr w:type="gramStart"/>
+      <w:r>
+        <w:rPr>
+          <w:b/>
+          <w:bCs/>
+          <w:lang w:val="en-US"/>
+        </w:rPr>
+        <w:t>no ,</w:t>
+      </w:r>
+      <w:proofErr w:type="gramEnd"/>
+      <w:r>
+        <w:rPr>
+          <w:b/>
+          <w:bCs/>
+          <w:lang w:val="en-US"/>
+        </w:rPr>
+        <w:t xml:space="preserve"> status should change to “PARTIAL”</w:t>
       </w:r>
     </w:p>
     <w:p>
@@ -6454,7 +7404,25 @@
           <w:bCs/>
           <w:lang w:val="en-US"/>
         </w:rPr>
-        <w:t xml:space="preserve">, need to show the balance amount and balance amout, which are fetch from the </w:t>
+        <w:t xml:space="preserve">, need to show the balance amount and balance </w:t>
+      </w:r>
+      <w:proofErr w:type="spellStart"/>
+      <w:r>
+        <w:rPr>
+          <w:b/>
+          <w:bCs/>
+          <w:lang w:val="en-US"/>
+        </w:rPr>
+        <w:t>amout</w:t>
+      </w:r>
+      <w:proofErr w:type="spellEnd"/>
+      <w:r>
+        <w:rPr>
+          <w:b/>
+          <w:bCs/>
+          <w:lang w:val="en-US"/>
+        </w:rPr>
+        <w:t xml:space="preserve">, which are fetch from the </w:t>
       </w:r>
       <w:r>
         <w:rPr>
@@ -6492,7 +7460,25 @@
           <w:bCs/>
           <w:lang w:val="en-US"/>
         </w:rPr>
-        <w:t>need action menu to “Create Quotation” to create the quotation to that customer, required data need to go from here to quoation.</w:t>
+        <w:t xml:space="preserve">need action menu to “Create Quotation” to create the quotation to that customer, required data need to go from here to </w:t>
+      </w:r>
+      <w:proofErr w:type="spellStart"/>
+      <w:r>
+        <w:rPr>
+          <w:b/>
+          <w:bCs/>
+          <w:lang w:val="en-US"/>
+        </w:rPr>
+        <w:t>quoation</w:t>
+      </w:r>
+      <w:proofErr w:type="spellEnd"/>
+      <w:r>
+        <w:rPr>
+          <w:b/>
+          <w:bCs/>
+          <w:lang w:val="en-US"/>
+        </w:rPr>
+        <w:t>.</w:t>
       </w:r>
     </w:p>
     <w:p>
@@ -6558,7 +7544,25 @@
           <w:bCs/>
           <w:lang w:val="en-US"/>
         </w:rPr>
-        <w:t xml:space="preserve">quotation or cancelled or expired withou any response from customer, </w:t>
+        <w:t xml:space="preserve">quotation or cancelled or expired </w:t>
+      </w:r>
+      <w:proofErr w:type="spellStart"/>
+      <w:r>
+        <w:rPr>
+          <w:b/>
+          <w:bCs/>
+          <w:lang w:val="en-US"/>
+        </w:rPr>
+        <w:t>withou</w:t>
+      </w:r>
+      <w:proofErr w:type="spellEnd"/>
+      <w:r>
+        <w:rPr>
+          <w:b/>
+          <w:bCs/>
+          <w:lang w:val="en-US"/>
+        </w:rPr>
+        <w:t xml:space="preserve"> any response from customer, </w:t>
       </w:r>
     </w:p>
     <w:p>
@@ -6593,7 +7597,25 @@
           <w:bCs/>
           <w:lang w:val="en-US"/>
         </w:rPr>
-        <w:t xml:space="preserve">that quotaion should be in </w:t>
+        <w:t xml:space="preserve">that </w:t>
+      </w:r>
+      <w:proofErr w:type="spellStart"/>
+      <w:r>
+        <w:rPr>
+          <w:b/>
+          <w:bCs/>
+          <w:lang w:val="en-US"/>
+        </w:rPr>
+        <w:t>quotaion</w:t>
+      </w:r>
+      <w:proofErr w:type="spellEnd"/>
+      <w:r>
+        <w:rPr>
+          <w:b/>
+          <w:bCs/>
+          <w:lang w:val="en-US"/>
+        </w:rPr>
+        <w:t xml:space="preserve"> should be in </w:t>
       </w:r>
       <w:r>
         <w:rPr>
@@ -6623,7 +7645,25 @@
           <w:bCs/>
           <w:lang w:val="en-US"/>
         </w:rPr>
-        <w:t>Accepted status quotation only will be availble in create work order</w:t>
+        <w:t xml:space="preserve">Accepted status quotation only will be </w:t>
+      </w:r>
+      <w:proofErr w:type="spellStart"/>
+      <w:r>
+        <w:rPr>
+          <w:b/>
+          <w:bCs/>
+          <w:lang w:val="en-US"/>
+        </w:rPr>
+        <w:t>availble</w:t>
+      </w:r>
+      <w:proofErr w:type="spellEnd"/>
+      <w:r>
+        <w:rPr>
+          <w:b/>
+          <w:bCs/>
+          <w:lang w:val="en-US"/>
+        </w:rPr>
+        <w:t xml:space="preserve"> in create work order</w:t>
       </w:r>
     </w:p>
     <w:p>
@@ -6688,7 +7728,23 @@
           <w:b/>
           <w:bCs/>
         </w:rPr>
-        <w:t>Work order list can be delete from the list</w:t>
+        <w:t xml:space="preserve">Work order list can be </w:t>
+      </w:r>
+      <w:proofErr w:type="gramStart"/>
+      <w:r>
+        <w:rPr>
+          <w:b/>
+          <w:bCs/>
+        </w:rPr>
+        <w:t>delete</w:t>
+      </w:r>
+      <w:proofErr w:type="gramEnd"/>
+      <w:r>
+        <w:rPr>
+          <w:b/>
+          <w:bCs/>
+        </w:rPr>
+        <w:t xml:space="preserve"> from the list</w:t>
       </w:r>
     </w:p>
     <w:p>
@@ -6711,12 +7767,37 @@
         </w:rPr>
         <w:t xml:space="preserve">And work order preview </w:t>
       </w:r>
-      <w:r>
-        <w:rPr>
-          <w:b/>
-          <w:bCs/>
-        </w:rPr>
-        <w:t>requied to download to take print in the PDF option , like quotation</w:t>
+      <w:proofErr w:type="spellStart"/>
+      <w:r>
+        <w:rPr>
+          <w:b/>
+          <w:bCs/>
+        </w:rPr>
+        <w:t>requied</w:t>
+      </w:r>
+      <w:proofErr w:type="spellEnd"/>
+      <w:r>
+        <w:rPr>
+          <w:b/>
+          <w:bCs/>
+        </w:rPr>
+        <w:t xml:space="preserve"> to download to take print in the PDF </w:t>
+      </w:r>
+      <w:proofErr w:type="gramStart"/>
+      <w:r>
+        <w:rPr>
+          <w:b/>
+          <w:bCs/>
+        </w:rPr>
+        <w:t>option ,</w:t>
+      </w:r>
+      <w:proofErr w:type="gramEnd"/>
+      <w:r>
+        <w:rPr>
+          <w:b/>
+          <w:bCs/>
+        </w:rPr>
+        <w:t xml:space="preserve"> like quotation</w:t>
       </w:r>
     </w:p>
     <w:p>
@@ -6737,7 +7818,15 @@
           <w:b/>
           <w:bCs/>
         </w:rPr>
-        <w:t>That should</w:t>
+        <w:t xml:space="preserve">That </w:t>
+      </w:r>
+      <w:proofErr w:type="gramStart"/>
+      <w:r>
+        <w:rPr>
+          <w:b/>
+          <w:bCs/>
+        </w:rPr>
+        <w:t>should</w:t>
       </w:r>
       <w:r>
         <w:rPr>
@@ -6753,12 +7842,47 @@
         </w:rPr>
         <w:t xml:space="preserve"> list</w:t>
       </w:r>
-      <w:r>
-        <w:rPr>
-          <w:b/>
-          <w:bCs/>
-        </w:rPr>
-        <w:t xml:space="preserve"> in the”Work flow “ to approve admin, status changed to “</w:t>
+      <w:proofErr w:type="gramEnd"/>
+      <w:r>
+        <w:rPr>
+          <w:b/>
+          <w:bCs/>
+        </w:rPr>
+        <w:t xml:space="preserve"> in </w:t>
+      </w:r>
+      <w:proofErr w:type="spellStart"/>
+      <w:proofErr w:type="gramStart"/>
+      <w:r>
+        <w:rPr>
+          <w:b/>
+          <w:bCs/>
+        </w:rPr>
+        <w:t>the”Work</w:t>
+      </w:r>
+      <w:proofErr w:type="spellEnd"/>
+      <w:proofErr w:type="gramEnd"/>
+      <w:r>
+        <w:rPr>
+          <w:b/>
+          <w:bCs/>
+        </w:rPr>
+        <w:t xml:space="preserve"> flow </w:t>
+      </w:r>
+      <w:proofErr w:type="gramStart"/>
+      <w:r>
+        <w:rPr>
+          <w:b/>
+          <w:bCs/>
+        </w:rPr>
+        <w:t>“ to</w:t>
+      </w:r>
+      <w:proofErr w:type="gramEnd"/>
+      <w:r>
+        <w:rPr>
+          <w:b/>
+          <w:bCs/>
+        </w:rPr>
+        <w:t xml:space="preserve"> approve admin, status changed to “</w:t>
       </w:r>
       <w:r>
         <w:rPr>
@@ -6779,7 +7903,23 @@
           <w:b/>
           <w:bCs/>
         </w:rPr>
-        <w:t xml:space="preserve">, than only </w:t>
+        <w:t xml:space="preserve">, </w:t>
+      </w:r>
+      <w:proofErr w:type="gramStart"/>
+      <w:r>
+        <w:rPr>
+          <w:b/>
+          <w:bCs/>
+        </w:rPr>
+        <w:t>than</w:t>
+      </w:r>
+      <w:proofErr w:type="gramEnd"/>
+      <w:r>
+        <w:rPr>
+          <w:b/>
+          <w:bCs/>
+        </w:rPr>
+        <w:t xml:space="preserve"> only </w:t>
       </w:r>
       <w:r>
         <w:rPr>
@@ -7000,7 +8140,43 @@
           <w:bCs/>
           <w:lang w:val="en-US"/>
         </w:rPr>
-        <w:t xml:space="preserve">Add material requied to add the material if need in new row , which is not in the quotation list or </w:t>
+        <w:t xml:space="preserve">Add material </w:t>
+      </w:r>
+      <w:proofErr w:type="spellStart"/>
+      <w:r>
+        <w:rPr>
+          <w:b/>
+          <w:bCs/>
+          <w:lang w:val="en-US"/>
+        </w:rPr>
+        <w:t>requied</w:t>
+      </w:r>
+      <w:proofErr w:type="spellEnd"/>
+      <w:r>
+        <w:rPr>
+          <w:b/>
+          <w:bCs/>
+          <w:lang w:val="en-US"/>
+        </w:rPr>
+        <w:t xml:space="preserve"> to add the material if need in new </w:t>
+      </w:r>
+      <w:proofErr w:type="gramStart"/>
+      <w:r>
+        <w:rPr>
+          <w:b/>
+          <w:bCs/>
+          <w:lang w:val="en-US"/>
+        </w:rPr>
+        <w:t>row ,</w:t>
+      </w:r>
+      <w:proofErr w:type="gramEnd"/>
+      <w:r>
+        <w:rPr>
+          <w:b/>
+          <w:bCs/>
+          <w:lang w:val="en-US"/>
+        </w:rPr>
+        <w:t xml:space="preserve"> which is not in the quotation list or </w:t>
       </w:r>
       <w:r>
         <w:rPr>
@@ -7038,15 +8214,69 @@
           <w:bCs/>
           <w:lang w:val="en-US"/>
         </w:rPr>
-        <w:t xml:space="preserve">Material issue should have the preview and shoud come in </w:t>
-      </w:r>
-      <w:r>
-        <w:rPr>
-          <w:b/>
-          <w:bCs/>
-          <w:lang w:val="en-US"/>
-        </w:rPr>
-        <w:t>work flow list to admin review to approve and and download format as pdf also required  as like quotation.</w:t>
+        <w:t xml:space="preserve">Material issue should have the preview and </w:t>
+      </w:r>
+      <w:proofErr w:type="spellStart"/>
+      <w:r>
+        <w:rPr>
+          <w:b/>
+          <w:bCs/>
+          <w:lang w:val="en-US"/>
+        </w:rPr>
+        <w:t>shoud</w:t>
+      </w:r>
+      <w:proofErr w:type="spellEnd"/>
+      <w:r>
+        <w:rPr>
+          <w:b/>
+          <w:bCs/>
+          <w:lang w:val="en-US"/>
+        </w:rPr>
+        <w:t xml:space="preserve"> come in </w:t>
+      </w:r>
+      <w:r>
+        <w:rPr>
+          <w:b/>
+          <w:bCs/>
+          <w:lang w:val="en-US"/>
+        </w:rPr>
+        <w:t xml:space="preserve">work flow list to admin review to approve and </w:t>
+      </w:r>
+      <w:proofErr w:type="spellStart"/>
+      <w:r>
+        <w:rPr>
+          <w:b/>
+          <w:bCs/>
+          <w:lang w:val="en-US"/>
+        </w:rPr>
+        <w:t>and</w:t>
+      </w:r>
+      <w:proofErr w:type="spellEnd"/>
+      <w:r>
+        <w:rPr>
+          <w:b/>
+          <w:bCs/>
+          <w:lang w:val="en-US"/>
+        </w:rPr>
+        <w:t xml:space="preserve"> download format as pdf also </w:t>
+      </w:r>
+      <w:proofErr w:type="gramStart"/>
+      <w:r>
+        <w:rPr>
+          <w:b/>
+          <w:bCs/>
+          <w:lang w:val="en-US"/>
+        </w:rPr>
+        <w:t>required  as</w:t>
+      </w:r>
+      <w:proofErr w:type="gramEnd"/>
+      <w:r>
+        <w:rPr>
+          <w:b/>
+          <w:bCs/>
+          <w:lang w:val="en-US"/>
+        </w:rPr>
+        <w:t xml:space="preserve"> like quotation.</w:t>
       </w:r>
     </w:p>
     <w:tbl>
@@ -7556,7 +8786,25 @@
           <w:bCs/>
           <w:lang w:val="en-US"/>
         </w:rPr>
-        <w:t xml:space="preserve">Backend, mysql and frontend logic required to </w:t>
+        <w:t xml:space="preserve">Backend, </w:t>
+      </w:r>
+      <w:proofErr w:type="spellStart"/>
+      <w:r>
+        <w:rPr>
+          <w:b/>
+          <w:bCs/>
+          <w:lang w:val="en-US"/>
+        </w:rPr>
+        <w:t>mysql</w:t>
+      </w:r>
+      <w:proofErr w:type="spellEnd"/>
+      <w:r>
+        <w:rPr>
+          <w:b/>
+          <w:bCs/>
+          <w:lang w:val="en-US"/>
+        </w:rPr>
+        <w:t xml:space="preserve"> and frontend logic required to </w:t>
       </w:r>
       <w:r>
         <w:rPr>
@@ -7594,7 +8842,25 @@
           <w:bCs/>
           <w:lang w:val="en-US"/>
         </w:rPr>
-        <w:t xml:space="preserve">header level , sidebar menu, action menu, </w:t>
+        <w:t xml:space="preserve">header </w:t>
+      </w:r>
+      <w:proofErr w:type="gramStart"/>
+      <w:r>
+        <w:rPr>
+          <w:b/>
+          <w:bCs/>
+          <w:lang w:val="en-US"/>
+        </w:rPr>
+        <w:t>level ,</w:t>
+      </w:r>
+      <w:proofErr w:type="gramEnd"/>
+      <w:r>
+        <w:rPr>
+          <w:b/>
+          <w:bCs/>
+          <w:lang w:val="en-US"/>
+        </w:rPr>
+        <w:t xml:space="preserve"> sidebar menu, action menu, </w:t>
       </w:r>
     </w:p>
     <w:p>
@@ -7621,7 +8887,25 @@
           <w:bCs/>
           <w:lang w:val="en-US"/>
         </w:rPr>
-        <w:t>to give the permission to other user.</w:t>
+        <w:t xml:space="preserve">to give the permission to </w:t>
+      </w:r>
+      <w:proofErr w:type="gramStart"/>
+      <w:r>
+        <w:rPr>
+          <w:b/>
+          <w:bCs/>
+          <w:lang w:val="en-US"/>
+        </w:rPr>
+        <w:t>other</w:t>
+      </w:r>
+      <w:proofErr w:type="gramEnd"/>
+      <w:r>
+        <w:rPr>
+          <w:b/>
+          <w:bCs/>
+          <w:lang w:val="en-US"/>
+        </w:rPr>
+        <w:t xml:space="preserve"> user.</w:t>
       </w:r>
     </w:p>
     <w:p>
@@ -7850,15 +9134,33 @@
           <w:bCs/>
           <w:lang w:val="en-US"/>
         </w:rPr>
-        <w:t>I choose area that area belonging street only to listed, which should add in backend</w:t>
-      </w:r>
-      <w:r>
-        <w:rPr>
-          <w:b/>
-          <w:bCs/>
-          <w:lang w:val="en-US"/>
-        </w:rPr>
-        <w:t>(street, area, Location)</w:t>
+        <w:t xml:space="preserve">I choose area that area belonging street only to listed, which should add in </w:t>
+      </w:r>
+      <w:proofErr w:type="gramStart"/>
+      <w:r>
+        <w:rPr>
+          <w:b/>
+          <w:bCs/>
+          <w:lang w:val="en-US"/>
+        </w:rPr>
+        <w:t>backend</w:t>
+      </w:r>
+      <w:r>
+        <w:rPr>
+          <w:b/>
+          <w:bCs/>
+          <w:lang w:val="en-US"/>
+        </w:rPr>
+        <w:t>(</w:t>
+      </w:r>
+      <w:proofErr w:type="gramEnd"/>
+      <w:r>
+        <w:rPr>
+          <w:b/>
+          <w:bCs/>
+          <w:lang w:val="en-US"/>
+        </w:rPr>
+        <w:t>street, area, Location)</w:t>
       </w:r>
     </w:p>
     <w:p>
@@ -7924,13 +9226,23 @@
           <w:lang w:val="en-US"/>
         </w:rPr>
       </w:pPr>
-      <w:r>
-        <w:rPr>
-          <w:b/>
-          <w:bCs/>
-          <w:lang w:val="en-US"/>
-        </w:rPr>
-        <w:t>Pincode,</w:t>
+      <w:proofErr w:type="spellStart"/>
+      <w:r>
+        <w:rPr>
+          <w:b/>
+          <w:bCs/>
+          <w:lang w:val="en-US"/>
+        </w:rPr>
+        <w:t>Pincode</w:t>
+      </w:r>
+      <w:proofErr w:type="spellEnd"/>
+      <w:r>
+        <w:rPr>
+          <w:b/>
+          <w:bCs/>
+          <w:lang w:val="en-US"/>
+        </w:rPr>
+        <w:t>,</w:t>
       </w:r>
     </w:p>
     <w:p>
@@ -8048,13 +9360,23 @@
           <w:lang w:val="en-US"/>
         </w:rPr>
       </w:pPr>
-      <w:r>
-        <w:rPr>
-          <w:b/>
-          <w:bCs/>
-          <w:lang w:val="en-US"/>
-        </w:rPr>
-        <w:t>Labour/service charge</w:t>
+      <w:proofErr w:type="spellStart"/>
+      <w:r>
+        <w:rPr>
+          <w:b/>
+          <w:bCs/>
+          <w:lang w:val="en-US"/>
+        </w:rPr>
+        <w:t>Labour</w:t>
+      </w:r>
+      <w:proofErr w:type="spellEnd"/>
+      <w:r>
+        <w:rPr>
+          <w:b/>
+          <w:bCs/>
+          <w:lang w:val="en-US"/>
+        </w:rPr>
+        <w:t>/service charge</w:t>
       </w:r>
     </w:p>
     <w:p>
@@ -8077,6 +9399,7 @@
           <w:lang w:val="en-US"/>
         </w:rPr>
       </w:pPr>
+      <w:proofErr w:type="spellStart"/>
       <w:r>
         <w:rPr>
           <w:b/>
@@ -8084,43 +9407,99 @@
           <w:u w:val="single"/>
           <w:lang w:val="en-US"/>
         </w:rPr>
-        <w:t>Settop box details</w:t>
-      </w:r>
-    </w:p>
-    <w:p>
-      <w:pPr>
-        <w:pStyle w:val="NoSpacing"/>
-        <w:rPr>
-          <w:b/>
-          <w:bCs/>
-          <w:lang w:val="en-US"/>
-        </w:rPr>
-      </w:pPr>
-      <w:r>
-        <w:rPr>
-          <w:b/>
-          <w:bCs/>
-          <w:lang w:val="en-US"/>
-        </w:rPr>
-        <w:t>If a new connection after entered the customer details, need to add stb details</w:t>
-      </w:r>
-    </w:p>
-    <w:p>
-      <w:pPr>
-        <w:pStyle w:val="NoSpacing"/>
-        <w:rPr>
-          <w:b/>
-          <w:bCs/>
-          <w:lang w:val="en-US"/>
-        </w:rPr>
-      </w:pPr>
-      <w:r>
-        <w:rPr>
-          <w:b/>
-          <w:bCs/>
-          <w:lang w:val="en-US"/>
-        </w:rPr>
-        <w:t>Stb type : new / Fault /Replaced</w:t>
+        <w:t>Settop</w:t>
+      </w:r>
+      <w:proofErr w:type="spellEnd"/>
+      <w:r>
+        <w:rPr>
+          <w:b/>
+          <w:bCs/>
+          <w:u w:val="single"/>
+          <w:lang w:val="en-US"/>
+        </w:rPr>
+        <w:t xml:space="preserve"> box details</w:t>
+      </w:r>
+    </w:p>
+    <w:p>
+      <w:pPr>
+        <w:pStyle w:val="NoSpacing"/>
+        <w:rPr>
+          <w:b/>
+          <w:bCs/>
+          <w:lang w:val="en-US"/>
+        </w:rPr>
+      </w:pPr>
+      <w:r>
+        <w:rPr>
+          <w:b/>
+          <w:bCs/>
+          <w:lang w:val="en-US"/>
+        </w:rPr>
+        <w:t xml:space="preserve">If a new connection after entered the customer details, need to add </w:t>
+      </w:r>
+      <w:proofErr w:type="spellStart"/>
+      <w:r>
+        <w:rPr>
+          <w:b/>
+          <w:bCs/>
+          <w:lang w:val="en-US"/>
+        </w:rPr>
+        <w:t>stb</w:t>
+      </w:r>
+      <w:proofErr w:type="spellEnd"/>
+      <w:r>
+        <w:rPr>
+          <w:b/>
+          <w:bCs/>
+          <w:lang w:val="en-US"/>
+        </w:rPr>
+        <w:t xml:space="preserve"> details</w:t>
+      </w:r>
+    </w:p>
+    <w:p>
+      <w:pPr>
+        <w:pStyle w:val="NoSpacing"/>
+        <w:rPr>
+          <w:b/>
+          <w:bCs/>
+          <w:lang w:val="en-US"/>
+        </w:rPr>
+      </w:pPr>
+      <w:proofErr w:type="spellStart"/>
+      <w:r>
+        <w:rPr>
+          <w:b/>
+          <w:bCs/>
+          <w:lang w:val="en-US"/>
+        </w:rPr>
+        <w:t>Stb</w:t>
+      </w:r>
+      <w:proofErr w:type="spellEnd"/>
+      <w:r>
+        <w:rPr>
+          <w:b/>
+          <w:bCs/>
+          <w:lang w:val="en-US"/>
+        </w:rPr>
+        <w:t xml:space="preserve"> </w:t>
+      </w:r>
+      <w:proofErr w:type="gramStart"/>
+      <w:r>
+        <w:rPr>
+          <w:b/>
+          <w:bCs/>
+          <w:lang w:val="en-US"/>
+        </w:rPr>
+        <w:t>type :</w:t>
+      </w:r>
+      <w:proofErr w:type="gramEnd"/>
+      <w:r>
+        <w:rPr>
+          <w:b/>
+          <w:bCs/>
+          <w:lang w:val="en-US"/>
+        </w:rPr>
+        <w:t xml:space="preserve"> new / Fault /Replaced</w:t>
       </w:r>
       <w:r>
         <w:rPr>
@@ -8146,105 +9525,263 @@
           <w:bCs/>
           <w:lang w:val="en-US"/>
         </w:rPr>
-        <w:t xml:space="preserve">Exchange of : if stb type is exchange – need to track the </w:t>
-      </w:r>
-      <w:r>
-        <w:rPr>
-          <w:b/>
-          <w:bCs/>
-          <w:lang w:val="en-US"/>
-        </w:rPr>
-        <w:t xml:space="preserve">original stb mso name </w:t>
-      </w:r>
-    </w:p>
-    <w:p>
-      <w:pPr>
-        <w:pStyle w:val="NoSpacing"/>
-        <w:rPr>
-          <w:b/>
-          <w:bCs/>
-          <w:lang w:val="en-US"/>
-        </w:rPr>
-      </w:pPr>
-      <w:r>
-        <w:rPr>
-          <w:b/>
-          <w:bCs/>
-          <w:lang w:val="en-US"/>
-        </w:rPr>
-        <w:t>Example (we are giving vk , customer have jak, we collect jak box and install vk box)</w:t>
-      </w:r>
-    </w:p>
-    <w:p>
-      <w:pPr>
-        <w:pStyle w:val="NoSpacing"/>
-        <w:rPr>
-          <w:b/>
-          <w:bCs/>
-          <w:lang w:val="en-US"/>
-        </w:rPr>
-      </w:pPr>
-      <w:r>
-        <w:rPr>
-          <w:b/>
-          <w:bCs/>
-          <w:lang w:val="en-US"/>
-        </w:rPr>
-        <w:t>Stb number</w:t>
-      </w:r>
-    </w:p>
-    <w:p>
-      <w:pPr>
-        <w:pStyle w:val="NoSpacing"/>
-        <w:rPr>
-          <w:b/>
-          <w:bCs/>
-          <w:lang w:val="en-US"/>
-        </w:rPr>
-      </w:pPr>
-      <w:r>
-        <w:rPr>
-          <w:b/>
-          <w:bCs/>
-          <w:lang w:val="en-US"/>
-        </w:rPr>
-        <w:t>Stb amount</w:t>
-      </w:r>
-    </w:p>
-    <w:p>
-      <w:pPr>
-        <w:pStyle w:val="NoSpacing"/>
-        <w:rPr>
-          <w:b/>
-          <w:bCs/>
-          <w:lang w:val="en-US"/>
-        </w:rPr>
-      </w:pPr>
-      <w:r>
-        <w:rPr>
-          <w:b/>
-          <w:bCs/>
-          <w:lang w:val="en-US"/>
-        </w:rPr>
-        <w:t>Stb discount</w:t>
-      </w:r>
-    </w:p>
-    <w:p>
-      <w:pPr>
-        <w:pStyle w:val="NoSpacing"/>
-        <w:rPr>
-          <w:b/>
-          <w:bCs/>
-          <w:lang w:val="en-US"/>
-        </w:rPr>
-      </w:pPr>
-      <w:r>
-        <w:rPr>
-          <w:b/>
-          <w:bCs/>
-          <w:lang w:val="en-US"/>
-        </w:rPr>
-        <w:t>Labour/service charge</w:t>
+        <w:t xml:space="preserve">Exchange </w:t>
+      </w:r>
+      <w:proofErr w:type="gramStart"/>
+      <w:r>
+        <w:rPr>
+          <w:b/>
+          <w:bCs/>
+          <w:lang w:val="en-US"/>
+        </w:rPr>
+        <w:t>of :</w:t>
+      </w:r>
+      <w:proofErr w:type="gramEnd"/>
+      <w:r>
+        <w:rPr>
+          <w:b/>
+          <w:bCs/>
+          <w:lang w:val="en-US"/>
+        </w:rPr>
+        <w:t xml:space="preserve"> if </w:t>
+      </w:r>
+      <w:proofErr w:type="spellStart"/>
+      <w:r>
+        <w:rPr>
+          <w:b/>
+          <w:bCs/>
+          <w:lang w:val="en-US"/>
+        </w:rPr>
+        <w:t>stb</w:t>
+      </w:r>
+      <w:proofErr w:type="spellEnd"/>
+      <w:r>
+        <w:rPr>
+          <w:b/>
+          <w:bCs/>
+          <w:lang w:val="en-US"/>
+        </w:rPr>
+        <w:t xml:space="preserve"> type is exchange – need to track the </w:t>
+      </w:r>
+      <w:r>
+        <w:rPr>
+          <w:b/>
+          <w:bCs/>
+          <w:lang w:val="en-US"/>
+        </w:rPr>
+        <w:t xml:space="preserve">original </w:t>
+      </w:r>
+      <w:proofErr w:type="spellStart"/>
+      <w:r>
+        <w:rPr>
+          <w:b/>
+          <w:bCs/>
+          <w:lang w:val="en-US"/>
+        </w:rPr>
+        <w:t>stb</w:t>
+      </w:r>
+      <w:proofErr w:type="spellEnd"/>
+      <w:r>
+        <w:rPr>
+          <w:b/>
+          <w:bCs/>
+          <w:lang w:val="en-US"/>
+        </w:rPr>
+        <w:t xml:space="preserve"> </w:t>
+      </w:r>
+      <w:proofErr w:type="spellStart"/>
+      <w:r>
+        <w:rPr>
+          <w:b/>
+          <w:bCs/>
+          <w:lang w:val="en-US"/>
+        </w:rPr>
+        <w:t>mso</w:t>
+      </w:r>
+      <w:proofErr w:type="spellEnd"/>
+      <w:r>
+        <w:rPr>
+          <w:b/>
+          <w:bCs/>
+          <w:lang w:val="en-US"/>
+        </w:rPr>
+        <w:t xml:space="preserve"> name </w:t>
+      </w:r>
+    </w:p>
+    <w:p>
+      <w:pPr>
+        <w:pStyle w:val="NoSpacing"/>
+        <w:rPr>
+          <w:b/>
+          <w:bCs/>
+          <w:lang w:val="en-US"/>
+        </w:rPr>
+      </w:pPr>
+      <w:r>
+        <w:rPr>
+          <w:b/>
+          <w:bCs/>
+          <w:lang w:val="en-US"/>
+        </w:rPr>
+        <w:t xml:space="preserve">Example (we are giving </w:t>
+      </w:r>
+      <w:proofErr w:type="spellStart"/>
+      <w:proofErr w:type="gramStart"/>
+      <w:r>
+        <w:rPr>
+          <w:b/>
+          <w:bCs/>
+          <w:lang w:val="en-US"/>
+        </w:rPr>
+        <w:t>vk</w:t>
+      </w:r>
+      <w:proofErr w:type="spellEnd"/>
+      <w:r>
+        <w:rPr>
+          <w:b/>
+          <w:bCs/>
+          <w:lang w:val="en-US"/>
+        </w:rPr>
+        <w:t xml:space="preserve"> ,</w:t>
+      </w:r>
+      <w:proofErr w:type="gramEnd"/>
+      <w:r>
+        <w:rPr>
+          <w:b/>
+          <w:bCs/>
+          <w:lang w:val="en-US"/>
+        </w:rPr>
+        <w:t xml:space="preserve"> customer have jak, we collect jak box and install </w:t>
+      </w:r>
+      <w:proofErr w:type="spellStart"/>
+      <w:r>
+        <w:rPr>
+          <w:b/>
+          <w:bCs/>
+          <w:lang w:val="en-US"/>
+        </w:rPr>
+        <w:t>vk</w:t>
+      </w:r>
+      <w:proofErr w:type="spellEnd"/>
+      <w:r>
+        <w:rPr>
+          <w:b/>
+          <w:bCs/>
+          <w:lang w:val="en-US"/>
+        </w:rPr>
+        <w:t xml:space="preserve"> box)</w:t>
+      </w:r>
+    </w:p>
+    <w:p>
+      <w:pPr>
+        <w:pStyle w:val="NoSpacing"/>
+        <w:rPr>
+          <w:b/>
+          <w:bCs/>
+          <w:lang w:val="en-US"/>
+        </w:rPr>
+      </w:pPr>
+      <w:proofErr w:type="spellStart"/>
+      <w:r>
+        <w:rPr>
+          <w:b/>
+          <w:bCs/>
+          <w:lang w:val="en-US"/>
+        </w:rPr>
+        <w:t>Stb</w:t>
+      </w:r>
+      <w:proofErr w:type="spellEnd"/>
+      <w:r>
+        <w:rPr>
+          <w:b/>
+          <w:bCs/>
+          <w:lang w:val="en-US"/>
+        </w:rPr>
+        <w:t xml:space="preserve"> number</w:t>
+      </w:r>
+    </w:p>
+    <w:p>
+      <w:pPr>
+        <w:pStyle w:val="NoSpacing"/>
+        <w:rPr>
+          <w:b/>
+          <w:bCs/>
+          <w:lang w:val="en-US"/>
+        </w:rPr>
+      </w:pPr>
+      <w:proofErr w:type="spellStart"/>
+      <w:r>
+        <w:rPr>
+          <w:b/>
+          <w:bCs/>
+          <w:lang w:val="en-US"/>
+        </w:rPr>
+        <w:t>Stb</w:t>
+      </w:r>
+      <w:proofErr w:type="spellEnd"/>
+      <w:r>
+        <w:rPr>
+          <w:b/>
+          <w:bCs/>
+          <w:lang w:val="en-US"/>
+        </w:rPr>
+        <w:t xml:space="preserve"> amount</w:t>
+      </w:r>
+    </w:p>
+    <w:p>
+      <w:pPr>
+        <w:pStyle w:val="NoSpacing"/>
+        <w:rPr>
+          <w:b/>
+          <w:bCs/>
+          <w:lang w:val="en-US"/>
+        </w:rPr>
+      </w:pPr>
+      <w:proofErr w:type="spellStart"/>
+      <w:r>
+        <w:rPr>
+          <w:b/>
+          <w:bCs/>
+          <w:lang w:val="en-US"/>
+        </w:rPr>
+        <w:t>Stb</w:t>
+      </w:r>
+      <w:proofErr w:type="spellEnd"/>
+      <w:r>
+        <w:rPr>
+          <w:b/>
+          <w:bCs/>
+          <w:lang w:val="en-US"/>
+        </w:rPr>
+        <w:t xml:space="preserve"> discount</w:t>
+      </w:r>
+    </w:p>
+    <w:p>
+      <w:pPr>
+        <w:pStyle w:val="NoSpacing"/>
+        <w:rPr>
+          <w:b/>
+          <w:bCs/>
+          <w:lang w:val="en-US"/>
+        </w:rPr>
+      </w:pPr>
+      <w:proofErr w:type="spellStart"/>
+      <w:r>
+        <w:rPr>
+          <w:b/>
+          <w:bCs/>
+          <w:lang w:val="en-US"/>
+        </w:rPr>
+        <w:t>Labour</w:t>
+      </w:r>
+      <w:proofErr w:type="spellEnd"/>
+      <w:r>
+        <w:rPr>
+          <w:b/>
+          <w:bCs/>
+          <w:lang w:val="en-US"/>
+        </w:rPr>
+        <w:t>/service charge</w:t>
       </w:r>
     </w:p>
     <w:p>
@@ -8320,42 +9857,71 @@
           <w:lang w:val="en-US"/>
         </w:rPr>
       </w:pPr>
-      <w:r>
-        <w:rPr>
-          <w:b/>
-          <w:bCs/>
-          <w:lang w:val="en-US"/>
-        </w:rPr>
-        <w:t>Disnection date</w:t>
-      </w:r>
-    </w:p>
-    <w:p>
-      <w:pPr>
-        <w:pStyle w:val="NoSpacing"/>
-        <w:rPr>
-          <w:b/>
-          <w:bCs/>
-          <w:lang w:val="en-US"/>
-        </w:rPr>
-      </w:pPr>
-      <w:r>
-        <w:rPr>
-          <w:b/>
-          <w:bCs/>
-          <w:lang w:val="en-US"/>
-        </w:rPr>
-        <w:t>Type connection : new / shifted / transferred</w:t>
-      </w:r>
-    </w:p>
-    <w:p>
-      <w:pPr>
-        <w:pStyle w:val="NoSpacing"/>
-        <w:rPr>
-          <w:b/>
-          <w:bCs/>
-          <w:lang w:val="en-US"/>
-        </w:rPr>
-      </w:pPr>
+      <w:proofErr w:type="spellStart"/>
+      <w:r>
+        <w:rPr>
+          <w:b/>
+          <w:bCs/>
+          <w:lang w:val="en-US"/>
+        </w:rPr>
+        <w:t>Disnection</w:t>
+      </w:r>
+      <w:proofErr w:type="spellEnd"/>
+      <w:r>
+        <w:rPr>
+          <w:b/>
+          <w:bCs/>
+          <w:lang w:val="en-US"/>
+        </w:rPr>
+        <w:t xml:space="preserve"> date</w:t>
+      </w:r>
+    </w:p>
+    <w:p>
+      <w:pPr>
+        <w:pStyle w:val="NoSpacing"/>
+        <w:rPr>
+          <w:b/>
+          <w:bCs/>
+          <w:lang w:val="en-US"/>
+        </w:rPr>
+      </w:pPr>
+      <w:r>
+        <w:rPr>
+          <w:b/>
+          <w:bCs/>
+          <w:lang w:val="en-US"/>
+        </w:rPr>
+        <w:t xml:space="preserve">Type </w:t>
+      </w:r>
+      <w:proofErr w:type="gramStart"/>
+      <w:r>
+        <w:rPr>
+          <w:b/>
+          <w:bCs/>
+          <w:lang w:val="en-US"/>
+        </w:rPr>
+        <w:t>connection :</w:t>
+      </w:r>
+      <w:proofErr w:type="gramEnd"/>
+      <w:r>
+        <w:rPr>
+          <w:b/>
+          <w:bCs/>
+          <w:lang w:val="en-US"/>
+        </w:rPr>
+        <w:t xml:space="preserve"> new / shifted / transferred</w:t>
+      </w:r>
+    </w:p>
+    <w:p>
+      <w:pPr>
+        <w:pStyle w:val="NoSpacing"/>
+        <w:rPr>
+          <w:b/>
+          <w:bCs/>
+          <w:lang w:val="en-US"/>
+        </w:rPr>
+      </w:pPr>
+      <w:proofErr w:type="spellStart"/>
       <w:r>
         <w:rPr>
           <w:b/>
@@ -8364,6 +9930,7 @@
         </w:rPr>
         <w:t>Connectedby</w:t>
       </w:r>
+      <w:proofErr w:type="spellEnd"/>
     </w:p>
     <w:p>
       <w:pPr>
@@ -8418,13 +9985,23 @@
           <w:lang w:val="en-US"/>
         </w:rPr>
       </w:pPr>
-      <w:r>
-        <w:rPr>
-          <w:b/>
-          <w:bCs/>
-          <w:lang w:val="en-US"/>
-        </w:rPr>
-        <w:t>Labour/service charge</w:t>
+      <w:proofErr w:type="spellStart"/>
+      <w:r>
+        <w:rPr>
+          <w:b/>
+          <w:bCs/>
+          <w:lang w:val="en-US"/>
+        </w:rPr>
+        <w:t>Labour</w:t>
+      </w:r>
+      <w:proofErr w:type="spellEnd"/>
+      <w:r>
+        <w:rPr>
+          <w:b/>
+          <w:bCs/>
+          <w:lang w:val="en-US"/>
+        </w:rPr>
+        <w:t>/service charge</w:t>
       </w:r>
     </w:p>
     <w:p>
@@ -8488,7 +10065,25 @@
           <w:bCs/>
           <w:lang w:val="en-US"/>
         </w:rPr>
-        <w:t xml:space="preserve"> – lov fetch from backend </w:t>
+        <w:t xml:space="preserve"> – </w:t>
+      </w:r>
+      <w:proofErr w:type="spellStart"/>
+      <w:r>
+        <w:rPr>
+          <w:b/>
+          <w:bCs/>
+          <w:lang w:val="en-US"/>
+        </w:rPr>
+        <w:t>lov</w:t>
+      </w:r>
+      <w:proofErr w:type="spellEnd"/>
+      <w:r>
+        <w:rPr>
+          <w:b/>
+          <w:bCs/>
+          <w:lang w:val="en-US"/>
+        </w:rPr>
+        <w:t xml:space="preserve"> fetch from backend </w:t>
       </w:r>
     </w:p>
     <w:p>
@@ -8532,7 +10127,61 @@
           <w:bCs/>
           <w:lang w:val="en-US"/>
         </w:rPr>
-        <w:t xml:space="preserve">Package type : mso package /addon / alacarte / </w:t>
+        <w:t xml:space="preserve">Package </w:t>
+      </w:r>
+      <w:proofErr w:type="gramStart"/>
+      <w:r>
+        <w:rPr>
+          <w:b/>
+          <w:bCs/>
+          <w:lang w:val="en-US"/>
+        </w:rPr>
+        <w:t>type :</w:t>
+      </w:r>
+      <w:proofErr w:type="gramEnd"/>
+      <w:r>
+        <w:rPr>
+          <w:b/>
+          <w:bCs/>
+          <w:lang w:val="en-US"/>
+        </w:rPr>
+        <w:t xml:space="preserve"> </w:t>
+      </w:r>
+      <w:proofErr w:type="spellStart"/>
+      <w:r>
+        <w:rPr>
+          <w:b/>
+          <w:bCs/>
+          <w:lang w:val="en-US"/>
+        </w:rPr>
+        <w:t>mso</w:t>
+      </w:r>
+      <w:proofErr w:type="spellEnd"/>
+      <w:r>
+        <w:rPr>
+          <w:b/>
+          <w:bCs/>
+          <w:lang w:val="en-US"/>
+        </w:rPr>
+        <w:t xml:space="preserve"> package /addon / </w:t>
+      </w:r>
+      <w:proofErr w:type="spellStart"/>
+      <w:r>
+        <w:rPr>
+          <w:b/>
+          <w:bCs/>
+          <w:lang w:val="en-US"/>
+        </w:rPr>
+        <w:t>alacarte</w:t>
+      </w:r>
+      <w:proofErr w:type="spellEnd"/>
+      <w:r>
+        <w:rPr>
+          <w:b/>
+          <w:bCs/>
+          <w:lang w:val="en-US"/>
+        </w:rPr>
+        <w:t xml:space="preserve"> / </w:t>
       </w:r>
       <w:r>
         <w:rPr>
@@ -8691,34 +10340,62 @@
           <w:bCs/>
           <w:lang w:val="en-US"/>
         </w:rPr>
-        <w:t>Days of month</w:t>
-      </w:r>
-      <w:r>
-        <w:rPr>
-          <w:b/>
-          <w:bCs/>
-          <w:lang w:val="en-US"/>
-        </w:rPr>
-        <w:t xml:space="preserve"> : day/month</w:t>
-      </w:r>
-    </w:p>
-    <w:p>
-      <w:pPr>
-        <w:pStyle w:val="NoSpacing"/>
-        <w:rPr>
-          <w:b/>
-          <w:bCs/>
-          <w:lang w:val="en-US"/>
-        </w:rPr>
-      </w:pPr>
-      <w:r>
-        <w:rPr>
-          <w:b/>
-          <w:bCs/>
-          <w:lang w:val="en-US"/>
-        </w:rPr>
-        <w:t>Number of day/Month :</w:t>
-      </w:r>
+        <w:t xml:space="preserve">Days of </w:t>
+      </w:r>
+      <w:proofErr w:type="gramStart"/>
+      <w:r>
+        <w:rPr>
+          <w:b/>
+          <w:bCs/>
+          <w:lang w:val="en-US"/>
+        </w:rPr>
+        <w:t>month</w:t>
+      </w:r>
+      <w:r>
+        <w:rPr>
+          <w:b/>
+          <w:bCs/>
+          <w:lang w:val="en-US"/>
+        </w:rPr>
+        <w:t xml:space="preserve"> :</w:t>
+      </w:r>
+      <w:proofErr w:type="gramEnd"/>
+      <w:r>
+        <w:rPr>
+          <w:b/>
+          <w:bCs/>
+          <w:lang w:val="en-US"/>
+        </w:rPr>
+        <w:t xml:space="preserve"> day/month</w:t>
+      </w:r>
+    </w:p>
+    <w:p>
+      <w:pPr>
+        <w:pStyle w:val="NoSpacing"/>
+        <w:rPr>
+          <w:b/>
+          <w:bCs/>
+          <w:lang w:val="en-US"/>
+        </w:rPr>
+      </w:pPr>
+      <w:r>
+        <w:rPr>
+          <w:b/>
+          <w:bCs/>
+          <w:lang w:val="en-US"/>
+        </w:rPr>
+        <w:t>Number of day/</w:t>
+      </w:r>
+      <w:proofErr w:type="gramStart"/>
+      <w:r>
+        <w:rPr>
+          <w:b/>
+          <w:bCs/>
+          <w:lang w:val="en-US"/>
+        </w:rPr>
+        <w:t>Month :</w:t>
+      </w:r>
+      <w:proofErr w:type="gramEnd"/>
     </w:p>
     <w:p>
       <w:pPr>
@@ -8835,7 +10512,25 @@
           <w:bCs/>
           <w:lang w:val="en-US"/>
         </w:rPr>
-        <w:t>If i click “Add New”</w:t>
+        <w:t xml:space="preserve">If </w:t>
+      </w:r>
+      <w:proofErr w:type="spellStart"/>
+      <w:r>
+        <w:rPr>
+          <w:b/>
+          <w:bCs/>
+          <w:lang w:val="en-US"/>
+        </w:rPr>
+        <w:t>i</w:t>
+      </w:r>
+      <w:proofErr w:type="spellEnd"/>
+      <w:r>
+        <w:rPr>
+          <w:b/>
+          <w:bCs/>
+          <w:lang w:val="en-US"/>
+        </w:rPr>
+        <w:t xml:space="preserve"> click “Add New”</w:t>
       </w:r>
       <w:r>
         <w:rPr>
@@ -8877,49 +10572,149 @@
           <w:bCs/>
           <w:lang w:val="en-US"/>
         </w:rPr>
-        <w:t xml:space="preserve">Installed peron can enter the data, </w:t>
-      </w:r>
-      <w:r>
-        <w:rPr>
-          <w:b/>
-          <w:bCs/>
-          <w:lang w:val="en-US"/>
-        </w:rPr>
-        <w:t>there are a user of tcverp</w:t>
-      </w:r>
-    </w:p>
-    <w:p>
-      <w:pPr>
-        <w:pStyle w:val="NoSpacing"/>
-        <w:rPr>
-          <w:b/>
-          <w:bCs/>
-          <w:lang w:val="en-US"/>
-        </w:rPr>
-      </w:pPr>
-      <w:r>
-        <w:rPr>
-          <w:b/>
-          <w:bCs/>
-          <w:lang w:val="en-US"/>
-        </w:rPr>
-        <w:t xml:space="preserve">If user </w:t>
-      </w:r>
-      <w:r>
-        <w:rPr>
-          <w:b/>
-          <w:bCs/>
-          <w:lang w:val="en-US"/>
-        </w:rPr>
-        <w:t xml:space="preserve">, he will have rights to add the data in form , name </w:t>
-      </w:r>
-      <w:r>
-        <w:rPr>
-          <w:b/>
-          <w:bCs/>
-          <w:lang w:val="en-US"/>
-        </w:rPr>
-        <w:t>should captured from login details , should not enterable.</w:t>
+        <w:t xml:space="preserve">Installed </w:t>
+      </w:r>
+      <w:proofErr w:type="spellStart"/>
+      <w:r>
+        <w:rPr>
+          <w:b/>
+          <w:bCs/>
+          <w:lang w:val="en-US"/>
+        </w:rPr>
+        <w:t>peron</w:t>
+      </w:r>
+      <w:proofErr w:type="spellEnd"/>
+      <w:r>
+        <w:rPr>
+          <w:b/>
+          <w:bCs/>
+          <w:lang w:val="en-US"/>
+        </w:rPr>
+        <w:t xml:space="preserve"> can enter the data, </w:t>
+      </w:r>
+      <w:r>
+        <w:rPr>
+          <w:b/>
+          <w:bCs/>
+          <w:lang w:val="en-US"/>
+        </w:rPr>
+        <w:t xml:space="preserve">there are a user of </w:t>
+      </w:r>
+      <w:proofErr w:type="spellStart"/>
+      <w:r>
+        <w:rPr>
+          <w:b/>
+          <w:bCs/>
+          <w:lang w:val="en-US"/>
+        </w:rPr>
+        <w:t>tcverp</w:t>
+      </w:r>
+      <w:proofErr w:type="spellEnd"/>
+    </w:p>
+    <w:p>
+      <w:pPr>
+        <w:pStyle w:val="NoSpacing"/>
+        <w:rPr>
+          <w:b/>
+          <w:bCs/>
+          <w:lang w:val="en-US"/>
+        </w:rPr>
+      </w:pPr>
+      <w:r>
+        <w:rPr>
+          <w:b/>
+          <w:bCs/>
+          <w:lang w:val="en-US"/>
+        </w:rPr>
+        <w:t xml:space="preserve">If </w:t>
+      </w:r>
+      <w:proofErr w:type="gramStart"/>
+      <w:r>
+        <w:rPr>
+          <w:b/>
+          <w:bCs/>
+          <w:lang w:val="en-US"/>
+        </w:rPr>
+        <w:t xml:space="preserve">user </w:t>
+      </w:r>
+      <w:r>
+        <w:rPr>
+          <w:b/>
+          <w:bCs/>
+          <w:lang w:val="en-US"/>
+        </w:rPr>
+        <w:t>,</w:t>
+      </w:r>
+      <w:proofErr w:type="gramEnd"/>
+      <w:r>
+        <w:rPr>
+          <w:b/>
+          <w:bCs/>
+          <w:lang w:val="en-US"/>
+        </w:rPr>
+        <w:t xml:space="preserve"> he will have rights to add the data in </w:t>
+      </w:r>
+      <w:proofErr w:type="gramStart"/>
+      <w:r>
+        <w:rPr>
+          <w:b/>
+          <w:bCs/>
+          <w:lang w:val="en-US"/>
+        </w:rPr>
+        <w:t>form ,</w:t>
+      </w:r>
+      <w:proofErr w:type="gramEnd"/>
+      <w:r>
+        <w:rPr>
+          <w:b/>
+          <w:bCs/>
+          <w:lang w:val="en-US"/>
+        </w:rPr>
+        <w:t xml:space="preserve"> name </w:t>
+      </w:r>
+      <w:r>
+        <w:rPr>
+          <w:b/>
+          <w:bCs/>
+          <w:lang w:val="en-US"/>
+        </w:rPr>
+        <w:t xml:space="preserve">should </w:t>
+      </w:r>
+      <w:proofErr w:type="gramStart"/>
+      <w:r>
+        <w:rPr>
+          <w:b/>
+          <w:bCs/>
+          <w:lang w:val="en-US"/>
+        </w:rPr>
+        <w:t>captured</w:t>
+      </w:r>
+      <w:proofErr w:type="gramEnd"/>
+      <w:r>
+        <w:rPr>
+          <w:b/>
+          <w:bCs/>
+          <w:lang w:val="en-US"/>
+        </w:rPr>
+        <w:t xml:space="preserve"> from login </w:t>
+      </w:r>
+      <w:proofErr w:type="gramStart"/>
+      <w:r>
+        <w:rPr>
+          <w:b/>
+          <w:bCs/>
+          <w:lang w:val="en-US"/>
+        </w:rPr>
+        <w:t>details ,</w:t>
+      </w:r>
+      <w:proofErr w:type="gramEnd"/>
+      <w:r>
+        <w:rPr>
+          <w:b/>
+          <w:bCs/>
+          <w:lang w:val="en-US"/>
+        </w:rPr>
+        <w:t xml:space="preserve"> should not enterable.</w:t>
       </w:r>
     </w:p>
     <w:p>
@@ -8971,7 +10766,25 @@
           <w:bCs/>
           <w:lang w:val="en-US"/>
         </w:rPr>
-        <w:t>role and permission in admin side, we have the role and permisison administration screen if need we will add the list</w:t>
+        <w:t xml:space="preserve">role and permission in admin side, we have the role and </w:t>
+      </w:r>
+      <w:proofErr w:type="spellStart"/>
+      <w:r>
+        <w:rPr>
+          <w:b/>
+          <w:bCs/>
+          <w:lang w:val="en-US"/>
+        </w:rPr>
+        <w:t>permisison</w:t>
+      </w:r>
+      <w:proofErr w:type="spellEnd"/>
+      <w:r>
+        <w:rPr>
+          <w:b/>
+          <w:bCs/>
+          <w:lang w:val="en-US"/>
+        </w:rPr>
+        <w:t xml:space="preserve"> administration screen if need we will add the list</w:t>
       </w:r>
     </w:p>
     <w:p>
@@ -9167,13 +10980,23 @@
           <w:lang w:val="en-US"/>
         </w:rPr>
       </w:pPr>
-      <w:r>
-        <w:rPr>
-          <w:b/>
-          <w:bCs/>
-          <w:lang w:val="en-US"/>
-        </w:rPr>
-        <w:t>Pammal customer having customer number from 10</w:t>
+      <w:proofErr w:type="spellStart"/>
+      <w:r>
+        <w:rPr>
+          <w:b/>
+          <w:bCs/>
+          <w:lang w:val="en-US"/>
+        </w:rPr>
+        <w:t>Pammal</w:t>
+      </w:r>
+      <w:proofErr w:type="spellEnd"/>
+      <w:r>
+        <w:rPr>
+          <w:b/>
+          <w:bCs/>
+          <w:lang w:val="en-US"/>
+        </w:rPr>
+        <w:t xml:space="preserve"> customer having customer number from 10</w:t>
       </w:r>
       <w:r>
         <w:rPr>
@@ -9207,7 +11030,25 @@
           <w:bCs/>
           <w:lang w:val="en-US"/>
         </w:rPr>
-        <w:t xml:space="preserve">TCV customer  having customer number from 1001 to </w:t>
+        <w:t xml:space="preserve">TCV </w:t>
+      </w:r>
+      <w:proofErr w:type="gramStart"/>
+      <w:r>
+        <w:rPr>
+          <w:b/>
+          <w:bCs/>
+          <w:lang w:val="en-US"/>
+        </w:rPr>
+        <w:t>customer  having</w:t>
+      </w:r>
+      <w:proofErr w:type="gramEnd"/>
+      <w:r>
+        <w:rPr>
+          <w:b/>
+          <w:bCs/>
+          <w:lang w:val="en-US"/>
+        </w:rPr>
+        <w:t xml:space="preserve"> customer number from 1001 to </w:t>
       </w:r>
       <w:r>
         <w:rPr>
@@ -9233,7 +11074,27 @@
           <w:bCs/>
           <w:lang w:val="en-US"/>
         </w:rPr>
-        <w:t xml:space="preserve">SVN Customer having customer number form 3001 to </w:t>
+        <w:t xml:space="preserve">SVN Customer having customer number </w:t>
+      </w:r>
+      <w:proofErr w:type="spellStart"/>
+      <w:proofErr w:type="gramStart"/>
+      <w:r>
+        <w:rPr>
+          <w:b/>
+          <w:bCs/>
+          <w:lang w:val="en-US"/>
+        </w:rPr>
+        <w:t>form</w:t>
+      </w:r>
+      <w:proofErr w:type="spellEnd"/>
+      <w:proofErr w:type="gramEnd"/>
+      <w:r>
+        <w:rPr>
+          <w:b/>
+          <w:bCs/>
+          <w:lang w:val="en-US"/>
+        </w:rPr>
+        <w:t xml:space="preserve"> 3001 to </w:t>
       </w:r>
       <w:r>
         <w:rPr>
@@ -9253,39 +11114,131 @@
           <w:lang w:val="en-US"/>
         </w:rPr>
       </w:pPr>
-      <w:r>
-        <w:rPr>
-          <w:b/>
-          <w:bCs/>
-          <w:lang w:val="en-US"/>
-        </w:rPr>
-        <w:t xml:space="preserve">Maitain different table to each four type cucomers different table </w:t>
-      </w:r>
-    </w:p>
-    <w:p>
-      <w:pPr>
-        <w:pStyle w:val="NoSpacing"/>
-        <w:rPr>
-          <w:b/>
-          <w:bCs/>
-          <w:lang w:val="en-US"/>
-        </w:rPr>
-      </w:pPr>
-      <w:r>
-        <w:rPr>
-          <w:b/>
-          <w:bCs/>
-          <w:lang w:val="en-US"/>
-        </w:rPr>
-        <w:t xml:space="preserve">But here we need all to gether in single </w:t>
-      </w:r>
-      <w:r>
-        <w:rPr>
-          <w:b/>
-          <w:bCs/>
-          <w:lang w:val="en-US"/>
-        </w:rPr>
-        <w:t xml:space="preserve">databse and combined table to all customer i will upload the customer </w:t>
+      <w:proofErr w:type="spellStart"/>
+      <w:r>
+        <w:rPr>
+          <w:b/>
+          <w:bCs/>
+          <w:lang w:val="en-US"/>
+        </w:rPr>
+        <w:t>Maitain</w:t>
+      </w:r>
+      <w:proofErr w:type="spellEnd"/>
+      <w:r>
+        <w:rPr>
+          <w:b/>
+          <w:bCs/>
+          <w:lang w:val="en-US"/>
+        </w:rPr>
+        <w:t xml:space="preserve"> different table to </w:t>
+      </w:r>
+      <w:proofErr w:type="gramStart"/>
+      <w:r>
+        <w:rPr>
+          <w:b/>
+          <w:bCs/>
+          <w:lang w:val="en-US"/>
+        </w:rPr>
+        <w:t>each four type</w:t>
+      </w:r>
+      <w:proofErr w:type="gramEnd"/>
+      <w:r>
+        <w:rPr>
+          <w:b/>
+          <w:bCs/>
+          <w:lang w:val="en-US"/>
+        </w:rPr>
+        <w:t xml:space="preserve"> </w:t>
+      </w:r>
+      <w:proofErr w:type="spellStart"/>
+      <w:r>
+        <w:rPr>
+          <w:b/>
+          <w:bCs/>
+          <w:lang w:val="en-US"/>
+        </w:rPr>
+        <w:t>cucomers</w:t>
+      </w:r>
+      <w:proofErr w:type="spellEnd"/>
+      <w:r>
+        <w:rPr>
+          <w:b/>
+          <w:bCs/>
+          <w:lang w:val="en-US"/>
+        </w:rPr>
+        <w:t xml:space="preserve"> different table </w:t>
+      </w:r>
+    </w:p>
+    <w:p>
+      <w:pPr>
+        <w:pStyle w:val="NoSpacing"/>
+        <w:rPr>
+          <w:b/>
+          <w:bCs/>
+          <w:lang w:val="en-US"/>
+        </w:rPr>
+      </w:pPr>
+      <w:r>
+        <w:rPr>
+          <w:b/>
+          <w:bCs/>
+          <w:lang w:val="en-US"/>
+        </w:rPr>
+        <w:t xml:space="preserve">But here we need all to </w:t>
+      </w:r>
+      <w:proofErr w:type="spellStart"/>
+      <w:r>
+        <w:rPr>
+          <w:b/>
+          <w:bCs/>
+          <w:lang w:val="en-US"/>
+        </w:rPr>
+        <w:t>gether</w:t>
+      </w:r>
+      <w:proofErr w:type="spellEnd"/>
+      <w:r>
+        <w:rPr>
+          <w:b/>
+          <w:bCs/>
+          <w:lang w:val="en-US"/>
+        </w:rPr>
+        <w:t xml:space="preserve"> in single </w:t>
+      </w:r>
+      <w:proofErr w:type="spellStart"/>
+      <w:r>
+        <w:rPr>
+          <w:b/>
+          <w:bCs/>
+          <w:lang w:val="en-US"/>
+        </w:rPr>
+        <w:t>databse</w:t>
+      </w:r>
+      <w:proofErr w:type="spellEnd"/>
+      <w:r>
+        <w:rPr>
+          <w:b/>
+          <w:bCs/>
+          <w:lang w:val="en-US"/>
+        </w:rPr>
+        <w:t xml:space="preserve"> and combined table to all customer </w:t>
+      </w:r>
+      <w:proofErr w:type="spellStart"/>
+      <w:r>
+        <w:rPr>
+          <w:b/>
+          <w:bCs/>
+          <w:lang w:val="en-US"/>
+        </w:rPr>
+        <w:t>i</w:t>
+      </w:r>
+      <w:proofErr w:type="spellEnd"/>
+      <w:r>
+        <w:rPr>
+          <w:b/>
+          <w:bCs/>
+          <w:lang w:val="en-US"/>
+        </w:rPr>
+        <w:t xml:space="preserve"> will upload the customer </w:t>
       </w:r>
       <w:r>
         <w:rPr>
@@ -9302,45 +11255,91 @@
           <w:lang w:val="en-US"/>
         </w:rPr>
         <w:br/>
-        <w:t>First I need the tables list and database structureal archietect</w:t>
-      </w:r>
-    </w:p>
-    <w:p>
-      <w:pPr>
-        <w:pStyle w:val="NoSpacing"/>
-        <w:rPr>
-          <w:b/>
-          <w:bCs/>
-          <w:lang w:val="en-US"/>
-        </w:rPr>
-      </w:pPr>
-    </w:p>
-    <w:p>
-      <w:pPr>
-        <w:pStyle w:val="NoSpacing"/>
-        <w:rPr>
-          <w:b/>
-          <w:bCs/>
-          <w:lang w:val="en-US"/>
-        </w:rPr>
-      </w:pPr>
-    </w:p>
-    <w:p>
-      <w:pPr>
-        <w:pStyle w:val="NoSpacing"/>
-        <w:rPr>
-          <w:b/>
-          <w:bCs/>
-          <w:lang w:val="en-US"/>
-        </w:rPr>
-      </w:pPr>
-      <w:r>
-        <w:rPr>
-          <w:b/>
-          <w:bCs/>
-          <w:lang w:val="en-US"/>
-        </w:rPr>
-        <w:t>/cable-tv/customers/add</w:t>
+        <w:t xml:space="preserve">First I need the tables list and database </w:t>
+      </w:r>
+      <w:proofErr w:type="spellStart"/>
+      <w:r>
+        <w:rPr>
+          <w:b/>
+          <w:bCs/>
+          <w:lang w:val="en-US"/>
+        </w:rPr>
+        <w:t>structureal</w:t>
+      </w:r>
+      <w:proofErr w:type="spellEnd"/>
+      <w:r>
+        <w:rPr>
+          <w:b/>
+          <w:bCs/>
+          <w:lang w:val="en-US"/>
+        </w:rPr>
+        <w:t xml:space="preserve"> </w:t>
+      </w:r>
+      <w:proofErr w:type="spellStart"/>
+      <w:r>
+        <w:rPr>
+          <w:b/>
+          <w:bCs/>
+          <w:lang w:val="en-US"/>
+        </w:rPr>
+        <w:t>archietect</w:t>
+      </w:r>
+      <w:proofErr w:type="spellEnd"/>
+    </w:p>
+    <w:p>
+      <w:pPr>
+        <w:pStyle w:val="NoSpacing"/>
+        <w:rPr>
+          <w:b/>
+          <w:bCs/>
+          <w:lang w:val="en-US"/>
+        </w:rPr>
+      </w:pPr>
+    </w:p>
+    <w:p>
+      <w:pPr>
+        <w:pStyle w:val="NoSpacing"/>
+        <w:rPr>
+          <w:b/>
+          <w:bCs/>
+          <w:lang w:val="en-US"/>
+        </w:rPr>
+      </w:pPr>
+    </w:p>
+    <w:p>
+      <w:pPr>
+        <w:pStyle w:val="NoSpacing"/>
+        <w:rPr>
+          <w:b/>
+          <w:bCs/>
+          <w:lang w:val="en-US"/>
+        </w:rPr>
+      </w:pPr>
+      <w:r>
+        <w:rPr>
+          <w:b/>
+          <w:bCs/>
+          <w:lang w:val="en-US"/>
+        </w:rPr>
+        <w:t>/</w:t>
+      </w:r>
+      <w:proofErr w:type="gramStart"/>
+      <w:r>
+        <w:rPr>
+          <w:b/>
+          <w:bCs/>
+          <w:lang w:val="en-US"/>
+        </w:rPr>
+        <w:t>cable</w:t>
+      </w:r>
+      <w:proofErr w:type="gramEnd"/>
+      <w:r>
+        <w:rPr>
+          <w:b/>
+          <w:bCs/>
+          <w:lang w:val="en-US"/>
+        </w:rPr>
+        <w:t>-tv/customers/add</w:t>
       </w:r>
     </w:p>
     <w:p>
@@ -9397,7 +11396,23 @@
           <w:b/>
           <w:bCs/>
         </w:rPr>
-        <w:t xml:space="preserve"> – not requied in the widget</w:t>
+        <w:t xml:space="preserve"> – not </w:t>
+      </w:r>
+      <w:proofErr w:type="spellStart"/>
+      <w:r>
+        <w:rPr>
+          <w:b/>
+          <w:bCs/>
+        </w:rPr>
+        <w:t>requied</w:t>
+      </w:r>
+      <w:proofErr w:type="spellEnd"/>
+      <w:r>
+        <w:rPr>
+          <w:b/>
+          <w:bCs/>
+        </w:rPr>
+        <w:t xml:space="preserve"> in the widget</w:t>
       </w:r>
     </w:p>
     <w:p>
@@ -9494,7 +11509,23 @@
           <w:b/>
           <w:bCs/>
         </w:rPr>
-        <w:t>, Stb amount</w:t>
+        <w:t xml:space="preserve">, </w:t>
+      </w:r>
+      <w:proofErr w:type="spellStart"/>
+      <w:r>
+        <w:rPr>
+          <w:b/>
+          <w:bCs/>
+        </w:rPr>
+        <w:t>Stb</w:t>
+      </w:r>
+      <w:proofErr w:type="spellEnd"/>
+      <w:r>
+        <w:rPr>
+          <w:b/>
+          <w:bCs/>
+        </w:rPr>
+        <w:t xml:space="preserve"> amount</w:t>
       </w:r>
     </w:p>
     <w:p>
@@ -9619,15 +11650,69 @@
           <w:bCs/>
           <w:lang w:val="en-US"/>
         </w:rPr>
-        <w:t>Need to add the entire stb stock , like</w:t>
-      </w:r>
-      <w:r>
-        <w:rPr>
-          <w:b/>
-          <w:bCs/>
-          <w:lang w:val="en-US"/>
-        </w:rPr>
-        <w:t xml:space="preserve"> stb type-</w:t>
+        <w:t xml:space="preserve">Need to add the entire </w:t>
+      </w:r>
+      <w:proofErr w:type="spellStart"/>
+      <w:r>
+        <w:rPr>
+          <w:b/>
+          <w:bCs/>
+          <w:lang w:val="en-US"/>
+        </w:rPr>
+        <w:t>stb</w:t>
+      </w:r>
+      <w:proofErr w:type="spellEnd"/>
+      <w:r>
+        <w:rPr>
+          <w:b/>
+          <w:bCs/>
+          <w:lang w:val="en-US"/>
+        </w:rPr>
+        <w:t xml:space="preserve"> </w:t>
+      </w:r>
+      <w:proofErr w:type="gramStart"/>
+      <w:r>
+        <w:rPr>
+          <w:b/>
+          <w:bCs/>
+          <w:lang w:val="en-US"/>
+        </w:rPr>
+        <w:t>stock ,</w:t>
+      </w:r>
+      <w:proofErr w:type="gramEnd"/>
+      <w:r>
+        <w:rPr>
+          <w:b/>
+          <w:bCs/>
+          <w:lang w:val="en-US"/>
+        </w:rPr>
+        <w:t xml:space="preserve"> like</w:t>
+      </w:r>
+      <w:r>
+        <w:rPr>
+          <w:b/>
+          <w:bCs/>
+          <w:lang w:val="en-US"/>
+        </w:rPr>
+        <w:t xml:space="preserve"> </w:t>
+      </w:r>
+      <w:proofErr w:type="spellStart"/>
+      <w:r>
+        <w:rPr>
+          <w:b/>
+          <w:bCs/>
+          <w:lang w:val="en-US"/>
+        </w:rPr>
+        <w:t>stb</w:t>
+      </w:r>
+      <w:proofErr w:type="spellEnd"/>
+      <w:r>
+        <w:rPr>
+          <w:b/>
+          <w:bCs/>
+          <w:lang w:val="en-US"/>
+        </w:rPr>
+        <w:t xml:space="preserve"> type-</w:t>
       </w:r>
       <w:r>
         <w:rPr>
@@ -9695,7 +11780,25 @@
           <w:bCs/>
           <w:lang w:val="en-US"/>
         </w:rPr>
-        <w:t>should move to “Available “ to “Not Available” status.</w:t>
+        <w:t xml:space="preserve">should move to “Available </w:t>
+      </w:r>
+      <w:proofErr w:type="gramStart"/>
+      <w:r>
+        <w:rPr>
+          <w:b/>
+          <w:bCs/>
+          <w:lang w:val="en-US"/>
+        </w:rPr>
+        <w:t>“ to</w:t>
+      </w:r>
+      <w:proofErr w:type="gramEnd"/>
+      <w:r>
+        <w:rPr>
+          <w:b/>
+          <w:bCs/>
+          <w:lang w:val="en-US"/>
+        </w:rPr>
+        <w:t xml:space="preserve"> “Not Available” status.</w:t>
       </w:r>
     </w:p>
     <w:p>
@@ -9743,13 +11846,23 @@
           <w:lang w:val="en-US"/>
         </w:rPr>
       </w:pPr>
-      <w:r>
-        <w:rPr>
-          <w:b/>
-          <w:bCs/>
-          <w:lang w:val="en-US"/>
-        </w:rPr>
-        <w:t>Stb type - HD /SD</w:t>
+      <w:proofErr w:type="spellStart"/>
+      <w:r>
+        <w:rPr>
+          <w:b/>
+          <w:bCs/>
+          <w:lang w:val="en-US"/>
+        </w:rPr>
+        <w:t>Stb</w:t>
+      </w:r>
+      <w:proofErr w:type="spellEnd"/>
+      <w:r>
+        <w:rPr>
+          <w:b/>
+          <w:bCs/>
+          <w:lang w:val="en-US"/>
+        </w:rPr>
+        <w:t xml:space="preserve"> type - HD /SD</w:t>
       </w:r>
       <w:r>
         <w:rPr>
@@ -9769,31 +11882,51 @@
           <w:lang w:val="en-US"/>
         </w:rPr>
       </w:pPr>
-      <w:r>
-        <w:rPr>
-          <w:b/>
-          <w:bCs/>
-          <w:lang w:val="en-US"/>
-        </w:rPr>
-        <w:t>stb type- NEW/SERVICED/ RETURNED/ FAULT (static)</w:t>
-      </w:r>
-    </w:p>
-    <w:p>
-      <w:pPr>
-        <w:pStyle w:val="NoSpacing"/>
-        <w:rPr>
-          <w:b/>
-          <w:bCs/>
-          <w:lang w:val="en-US"/>
-        </w:rPr>
-      </w:pPr>
-      <w:r>
-        <w:rPr>
-          <w:b/>
-          <w:bCs/>
-          <w:lang w:val="en-US"/>
-        </w:rPr>
-        <w:t xml:space="preserve">MSO : </w:t>
+      <w:proofErr w:type="spellStart"/>
+      <w:r>
+        <w:rPr>
+          <w:b/>
+          <w:bCs/>
+          <w:lang w:val="en-US"/>
+        </w:rPr>
+        <w:t>stb</w:t>
+      </w:r>
+      <w:proofErr w:type="spellEnd"/>
+      <w:r>
+        <w:rPr>
+          <w:b/>
+          <w:bCs/>
+          <w:lang w:val="en-US"/>
+        </w:rPr>
+        <w:t xml:space="preserve"> type- NEW/SERVICED/ RETURNED/ FAULT (static)</w:t>
+      </w:r>
+    </w:p>
+    <w:p>
+      <w:pPr>
+        <w:pStyle w:val="NoSpacing"/>
+        <w:rPr>
+          <w:b/>
+          <w:bCs/>
+          <w:lang w:val="en-US"/>
+        </w:rPr>
+      </w:pPr>
+      <w:proofErr w:type="gramStart"/>
+      <w:r>
+        <w:rPr>
+          <w:b/>
+          <w:bCs/>
+          <w:lang w:val="en-US"/>
+        </w:rPr>
+        <w:t>MSO :</w:t>
+      </w:r>
+      <w:proofErr w:type="gramEnd"/>
+      <w:r>
+        <w:rPr>
+          <w:b/>
+          <w:bCs/>
+          <w:lang w:val="en-US"/>
+        </w:rPr>
+        <w:t xml:space="preserve"> </w:t>
       </w:r>
       <w:r>
         <w:rPr>
@@ -9813,31 +11946,51 @@
           <w:lang w:val="en-US"/>
         </w:rPr>
       </w:pPr>
-      <w:r>
-        <w:rPr>
-          <w:b/>
-          <w:bCs/>
-          <w:lang w:val="en-US"/>
-        </w:rPr>
-        <w:t xml:space="preserve">Stb amount </w:t>
-      </w:r>
-    </w:p>
-    <w:p>
-      <w:pPr>
-        <w:pStyle w:val="NoSpacing"/>
-        <w:rPr>
-          <w:b/>
-          <w:bCs/>
-          <w:lang w:val="en-US"/>
-        </w:rPr>
-      </w:pPr>
-      <w:r>
-        <w:rPr>
-          <w:b/>
-          <w:bCs/>
-          <w:lang w:val="en-US"/>
-        </w:rPr>
-        <w:t>STATUS : Available / Not Available</w:t>
+      <w:proofErr w:type="spellStart"/>
+      <w:r>
+        <w:rPr>
+          <w:b/>
+          <w:bCs/>
+          <w:lang w:val="en-US"/>
+        </w:rPr>
+        <w:t>Stb</w:t>
+      </w:r>
+      <w:proofErr w:type="spellEnd"/>
+      <w:r>
+        <w:rPr>
+          <w:b/>
+          <w:bCs/>
+          <w:lang w:val="en-US"/>
+        </w:rPr>
+        <w:t xml:space="preserve"> amount </w:t>
+      </w:r>
+    </w:p>
+    <w:p>
+      <w:pPr>
+        <w:pStyle w:val="NoSpacing"/>
+        <w:rPr>
+          <w:b/>
+          <w:bCs/>
+          <w:lang w:val="en-US"/>
+        </w:rPr>
+      </w:pPr>
+      <w:proofErr w:type="gramStart"/>
+      <w:r>
+        <w:rPr>
+          <w:b/>
+          <w:bCs/>
+          <w:lang w:val="en-US"/>
+        </w:rPr>
+        <w:t>STATUS :</w:t>
+      </w:r>
+      <w:proofErr w:type="gramEnd"/>
+      <w:r>
+        <w:rPr>
+          <w:b/>
+          <w:bCs/>
+          <w:lang w:val="en-US"/>
+        </w:rPr>
+        <w:t xml:space="preserve"> Available / Not Available</w:t>
       </w:r>
       <w:r>
         <w:rPr>
@@ -9963,14 +12116,30 @@
           <w:bCs/>
         </w:rPr>
         <w:br/>
-        <w:t>Disconnection Date</w:t>
-      </w:r>
-      <w:r>
-        <w:rPr>
-          <w:b/>
-          <w:bCs/>
-        </w:rPr>
-        <w:t xml:space="preserve"> , </w:t>
+        <w:t xml:space="preserve">Disconnection </w:t>
+      </w:r>
+      <w:proofErr w:type="gramStart"/>
+      <w:r>
+        <w:rPr>
+          <w:b/>
+          <w:bCs/>
+        </w:rPr>
+        <w:t>Date</w:t>
+      </w:r>
+      <w:r>
+        <w:rPr>
+          <w:b/>
+          <w:bCs/>
+        </w:rPr>
+        <w:t xml:space="preserve"> ,</w:t>
+      </w:r>
+      <w:proofErr w:type="gramEnd"/>
+      <w:r>
+        <w:rPr>
+          <w:b/>
+          <w:bCs/>
+        </w:rPr>
+        <w:t xml:space="preserve"> </w:t>
       </w:r>
       <w:r>
         <w:rPr>
@@ -10044,7 +12213,25 @@
           <w:bCs/>
           <w:lang w:val="en-US"/>
         </w:rPr>
-        <w:t xml:space="preserve">Month Name , Year </w:t>
+        <w:t xml:space="preserve">Month </w:t>
+      </w:r>
+      <w:proofErr w:type="gramStart"/>
+      <w:r>
+        <w:rPr>
+          <w:b/>
+          <w:bCs/>
+          <w:lang w:val="en-US"/>
+        </w:rPr>
+        <w:t>Name ,</w:t>
+      </w:r>
+      <w:proofErr w:type="gramEnd"/>
+      <w:r>
+        <w:rPr>
+          <w:b/>
+          <w:bCs/>
+          <w:lang w:val="en-US"/>
+        </w:rPr>
+        <w:t xml:space="preserve"> Year </w:t>
       </w:r>
       <w:r>
         <w:rPr>
@@ -10060,7 +12247,25 @@
           <w:bCs/>
           <w:lang w:val="en-US"/>
         </w:rPr>
-        <w:t xml:space="preserve">start date , and </w:t>
+        <w:t xml:space="preserve">start </w:t>
+      </w:r>
+      <w:proofErr w:type="gramStart"/>
+      <w:r>
+        <w:rPr>
+          <w:b/>
+          <w:bCs/>
+          <w:lang w:val="en-US"/>
+        </w:rPr>
+        <w:t>date ,</w:t>
+      </w:r>
+      <w:proofErr w:type="gramEnd"/>
+      <w:r>
+        <w:rPr>
+          <w:b/>
+          <w:bCs/>
+          <w:lang w:val="en-US"/>
+        </w:rPr>
+        <w:t xml:space="preserve"> and </w:t>
       </w:r>
       <w:r>
         <w:rPr>
@@ -10099,7 +12304,25 @@
           <w:bCs/>
           <w:lang w:val="en-US"/>
         </w:rPr>
-        <w:t xml:space="preserve">And separate stb-issue-master required </w:t>
+        <w:t xml:space="preserve">And separate </w:t>
+      </w:r>
+      <w:proofErr w:type="spellStart"/>
+      <w:r>
+        <w:rPr>
+          <w:b/>
+          <w:bCs/>
+          <w:lang w:val="en-US"/>
+        </w:rPr>
+        <w:t>stb</w:t>
+      </w:r>
+      <w:proofErr w:type="spellEnd"/>
+      <w:r>
+        <w:rPr>
+          <w:b/>
+          <w:bCs/>
+          <w:lang w:val="en-US"/>
+        </w:rPr>
+        <w:t xml:space="preserve">-issue-master required </w:t>
       </w:r>
     </w:p>
     <w:p>
@@ -10163,15 +12386,79 @@
           <w:bCs/>
           <w:lang w:val="en-US"/>
         </w:rPr>
-        <w:t xml:space="preserve">STB amount – fetch from stb detalils while select the stb </w:t>
-      </w:r>
-      <w:r>
-        <w:rPr>
-          <w:b/>
-          <w:bCs/>
-          <w:lang w:val="en-US"/>
-        </w:rPr>
-        <w:t>, can edit the amount</w:t>
+        <w:t xml:space="preserve">STB amount – fetch from </w:t>
+      </w:r>
+      <w:proofErr w:type="spellStart"/>
+      <w:r>
+        <w:rPr>
+          <w:b/>
+          <w:bCs/>
+          <w:lang w:val="en-US"/>
+        </w:rPr>
+        <w:t>stb</w:t>
+      </w:r>
+      <w:proofErr w:type="spellEnd"/>
+      <w:r>
+        <w:rPr>
+          <w:b/>
+          <w:bCs/>
+          <w:lang w:val="en-US"/>
+        </w:rPr>
+        <w:t xml:space="preserve"> </w:t>
+      </w:r>
+      <w:proofErr w:type="spellStart"/>
+      <w:r>
+        <w:rPr>
+          <w:b/>
+          <w:bCs/>
+          <w:lang w:val="en-US"/>
+        </w:rPr>
+        <w:t>detalils</w:t>
+      </w:r>
+      <w:proofErr w:type="spellEnd"/>
+      <w:r>
+        <w:rPr>
+          <w:b/>
+          <w:bCs/>
+          <w:lang w:val="en-US"/>
+        </w:rPr>
+        <w:t xml:space="preserve"> while select the </w:t>
+      </w:r>
+      <w:proofErr w:type="spellStart"/>
+      <w:proofErr w:type="gramStart"/>
+      <w:r>
+        <w:rPr>
+          <w:b/>
+          <w:bCs/>
+          <w:lang w:val="en-US"/>
+        </w:rPr>
+        <w:t>stb</w:t>
+      </w:r>
+      <w:proofErr w:type="spellEnd"/>
+      <w:r>
+        <w:rPr>
+          <w:b/>
+          <w:bCs/>
+          <w:lang w:val="en-US"/>
+        </w:rPr>
+        <w:t xml:space="preserve"> </w:t>
+      </w:r>
+      <w:r>
+        <w:rPr>
+          <w:b/>
+          <w:bCs/>
+          <w:lang w:val="en-US"/>
+        </w:rPr>
+        <w:t>,</w:t>
+      </w:r>
+      <w:proofErr w:type="gramEnd"/>
+      <w:r>
+        <w:rPr>
+          <w:b/>
+          <w:bCs/>
+          <w:lang w:val="en-US"/>
+        </w:rPr>
+        <w:t xml:space="preserve"> can edit the amount</w:t>
       </w:r>
     </w:p>
     <w:p>
@@ -10359,6 +12646,7 @@
           <w:lang w:val="en-US"/>
         </w:rPr>
       </w:pPr>
+      <w:proofErr w:type="gramStart"/>
       <w:r>
         <w:rPr>
           <w:b/>
@@ -10375,6 +12663,7 @@
         </w:rPr>
         <w:t>Total</w:t>
       </w:r>
+      <w:proofErr w:type="gramEnd"/>
     </w:p>
     <w:p>
       <w:pPr>
@@ -10409,25 +12698,53 @@
           <w:bCs/>
           <w:lang w:val="en-US"/>
         </w:rPr>
-        <w:t>Grand Total  required</w:t>
-      </w:r>
-    </w:p>
-    <w:p>
-      <w:pPr>
-        <w:pStyle w:val="NoSpacing"/>
-        <w:rPr>
-          <w:b/>
-          <w:bCs/>
-          <w:lang w:val="en-US"/>
-        </w:rPr>
-      </w:pPr>
-      <w:r>
-        <w:rPr>
-          <w:b/>
-          <w:bCs/>
-          <w:lang w:val="en-US"/>
-        </w:rPr>
-        <w:t>And a status requied – if installed amount not handed over to account department by the installed person – that should be in pending status</w:t>
+        <w:t xml:space="preserve">Grand </w:t>
+      </w:r>
+      <w:proofErr w:type="gramStart"/>
+      <w:r>
+        <w:rPr>
+          <w:b/>
+          <w:bCs/>
+          <w:lang w:val="en-US"/>
+        </w:rPr>
+        <w:t>Total  required</w:t>
+      </w:r>
+      <w:proofErr w:type="gramEnd"/>
+    </w:p>
+    <w:p>
+      <w:pPr>
+        <w:pStyle w:val="NoSpacing"/>
+        <w:rPr>
+          <w:b/>
+          <w:bCs/>
+          <w:lang w:val="en-US"/>
+        </w:rPr>
+      </w:pPr>
+      <w:r>
+        <w:rPr>
+          <w:b/>
+          <w:bCs/>
+          <w:lang w:val="en-US"/>
+        </w:rPr>
+        <w:t xml:space="preserve">And a status </w:t>
+      </w:r>
+      <w:proofErr w:type="spellStart"/>
+      <w:r>
+        <w:rPr>
+          <w:b/>
+          <w:bCs/>
+          <w:lang w:val="en-US"/>
+        </w:rPr>
+        <w:t>requied</w:t>
+      </w:r>
+      <w:proofErr w:type="spellEnd"/>
+      <w:r>
+        <w:rPr>
+          <w:b/>
+          <w:bCs/>
+          <w:lang w:val="en-US"/>
+        </w:rPr>
+        <w:t xml:space="preserve"> – if installed amount not handed over to account department by the installed person – that should be in pending status</w:t>
       </w:r>
       <w:r>
         <w:rPr>
@@ -10470,7 +12787,25 @@
           <w:lang w:val="en-US"/>
         </w:rPr>
         <w:br/>
-        <w:t xml:space="preserve">If this account is in pending status, account disbute list required separately </w:t>
+        <w:t xml:space="preserve">If this account is in pending status, account </w:t>
+      </w:r>
+      <w:proofErr w:type="spellStart"/>
+      <w:r>
+        <w:rPr>
+          <w:b/>
+          <w:bCs/>
+          <w:lang w:val="en-US"/>
+        </w:rPr>
+        <w:t>disbute</w:t>
+      </w:r>
+      <w:proofErr w:type="spellEnd"/>
+      <w:r>
+        <w:rPr>
+          <w:b/>
+          <w:bCs/>
+          <w:lang w:val="en-US"/>
+        </w:rPr>
+        <w:t xml:space="preserve"> list required separately </w:t>
       </w:r>
     </w:p>
     <w:p>
@@ -10697,7 +13032,43 @@
           <w:bCs/>
           <w:lang w:val="en-US"/>
         </w:rPr>
-        <w:t xml:space="preserve">complete connection and material used details list , end of the list “Action “ – Edit, Delete, on top of the list </w:t>
+        <w:t xml:space="preserve">complete connection and material used details </w:t>
+      </w:r>
+      <w:proofErr w:type="gramStart"/>
+      <w:r>
+        <w:rPr>
+          <w:b/>
+          <w:bCs/>
+          <w:lang w:val="en-US"/>
+        </w:rPr>
+        <w:t>list ,</w:t>
+      </w:r>
+      <w:proofErr w:type="gramEnd"/>
+      <w:r>
+        <w:rPr>
+          <w:b/>
+          <w:bCs/>
+          <w:lang w:val="en-US"/>
+        </w:rPr>
+        <w:t xml:space="preserve"> end of the list “Action </w:t>
+      </w:r>
+      <w:proofErr w:type="gramStart"/>
+      <w:r>
+        <w:rPr>
+          <w:b/>
+          <w:bCs/>
+          <w:lang w:val="en-US"/>
+        </w:rPr>
+        <w:t>“ –</w:t>
+      </w:r>
+      <w:proofErr w:type="gramEnd"/>
+      <w:r>
+        <w:rPr>
+          <w:b/>
+          <w:bCs/>
+          <w:lang w:val="en-US"/>
+        </w:rPr>
+        <w:t xml:space="preserve"> Edit, Delete, on top of the list </w:t>
       </w:r>
       <w:r>
         <w:rPr>
@@ -10793,8 +13164,54 @@
           <w:bCs/>
           <w:lang w:val="en-US"/>
         </w:rPr>
-        <w:t>Connection type : Reconnecton / Shifted / etc</w:t>
-      </w:r>
+        <w:t xml:space="preserve">Connection </w:t>
+      </w:r>
+      <w:proofErr w:type="gramStart"/>
+      <w:r>
+        <w:rPr>
+          <w:b/>
+          <w:bCs/>
+          <w:lang w:val="en-US"/>
+        </w:rPr>
+        <w:t>type :</w:t>
+      </w:r>
+      <w:proofErr w:type="gramEnd"/>
+      <w:r>
+        <w:rPr>
+          <w:b/>
+          <w:bCs/>
+          <w:lang w:val="en-US"/>
+        </w:rPr>
+        <w:t xml:space="preserve"> </w:t>
+      </w:r>
+      <w:proofErr w:type="spellStart"/>
+      <w:r>
+        <w:rPr>
+          <w:b/>
+          <w:bCs/>
+          <w:lang w:val="en-US"/>
+        </w:rPr>
+        <w:t>Reconnecton</w:t>
+      </w:r>
+      <w:proofErr w:type="spellEnd"/>
+      <w:r>
+        <w:rPr>
+          <w:b/>
+          <w:bCs/>
+          <w:lang w:val="en-US"/>
+        </w:rPr>
+        <w:t xml:space="preserve"> / Shifted / </w:t>
+      </w:r>
+      <w:proofErr w:type="spellStart"/>
+      <w:r>
+        <w:rPr>
+          <w:b/>
+          <w:bCs/>
+          <w:lang w:val="en-US"/>
+        </w:rPr>
+        <w:t>etc</w:t>
+      </w:r>
+      <w:proofErr w:type="spellEnd"/>
     </w:p>
     <w:p>
       <w:pPr>
@@ -10813,13 +13230,23 @@
         </w:rPr>
         <w:t xml:space="preserve">Installed by – if not </w:t>
       </w:r>
-      <w:r>
-        <w:rPr>
-          <w:b/>
-          <w:bCs/>
-          <w:lang w:val="en-US"/>
-        </w:rPr>
-        <w:t>admin , capture from login user</w:t>
+      <w:proofErr w:type="gramStart"/>
+      <w:r>
+        <w:rPr>
+          <w:b/>
+          <w:bCs/>
+          <w:lang w:val="en-US"/>
+        </w:rPr>
+        <w:t>admin ,</w:t>
+      </w:r>
+      <w:proofErr w:type="gramEnd"/>
+      <w:r>
+        <w:rPr>
+          <w:b/>
+          <w:bCs/>
+          <w:lang w:val="en-US"/>
+        </w:rPr>
+        <w:t xml:space="preserve"> capture from login user</w:t>
       </w:r>
     </w:p>
     <w:p>
@@ -10845,7 +13272,25 @@
           <w:bCs/>
           <w:lang w:val="en-US"/>
         </w:rPr>
-        <w:t>– if not admin , capture from login user</w:t>
+        <w:t xml:space="preserve">– if not </w:t>
+      </w:r>
+      <w:proofErr w:type="gramStart"/>
+      <w:r>
+        <w:rPr>
+          <w:b/>
+          <w:bCs/>
+          <w:lang w:val="en-US"/>
+        </w:rPr>
+        <w:t>admin ,</w:t>
+      </w:r>
+      <w:proofErr w:type="gramEnd"/>
+      <w:r>
+        <w:rPr>
+          <w:b/>
+          <w:bCs/>
+          <w:lang w:val="en-US"/>
+        </w:rPr>
+        <w:t xml:space="preserve"> capture from login user</w:t>
       </w:r>
     </w:p>
     <w:p>
@@ -10914,7 +13359,23 @@
           <w:b/>
           <w:bCs/>
         </w:rPr>
-        <w:t>This amount details come In pending payment module</w:t>
+        <w:t xml:space="preserve">This amount details come </w:t>
+      </w:r>
+      <w:proofErr w:type="gramStart"/>
+      <w:r>
+        <w:rPr>
+          <w:b/>
+          <w:bCs/>
+        </w:rPr>
+        <w:t>In</w:t>
+      </w:r>
+      <w:proofErr w:type="gramEnd"/>
+      <w:r>
+        <w:rPr>
+          <w:b/>
+          <w:bCs/>
+        </w:rPr>
+        <w:t xml:space="preserve"> pending payment module</w:t>
       </w:r>
     </w:p>
     <w:p>
@@ -10970,8 +13431,18 @@
           <w:bCs/>
           <w:lang w:val="en-US"/>
         </w:rPr>
-        <w:t>While click the stb</w:t>
-      </w:r>
+        <w:t xml:space="preserve">While click the </w:t>
+      </w:r>
+      <w:proofErr w:type="spellStart"/>
+      <w:r>
+        <w:rPr>
+          <w:b/>
+          <w:bCs/>
+          <w:lang w:val="en-US"/>
+        </w:rPr>
+        <w:t>stb</w:t>
+      </w:r>
+      <w:proofErr w:type="spellEnd"/>
       <w:r>
         <w:rPr>
           <w:b/>
@@ -10994,7 +13465,25 @@
           <w:bCs/>
           <w:lang w:val="en-US"/>
         </w:rPr>
-        <w:t>list the stb details</w:t>
+        <w:t xml:space="preserve">list the </w:t>
+      </w:r>
+      <w:proofErr w:type="spellStart"/>
+      <w:r>
+        <w:rPr>
+          <w:b/>
+          <w:bCs/>
+          <w:lang w:val="en-US"/>
+        </w:rPr>
+        <w:t>stb</w:t>
+      </w:r>
+      <w:proofErr w:type="spellEnd"/>
+      <w:r>
+        <w:rPr>
+          <w:b/>
+          <w:bCs/>
+          <w:lang w:val="en-US"/>
+        </w:rPr>
+        <w:t xml:space="preserve"> details</w:t>
       </w:r>
     </w:p>
     <w:p>
@@ -11020,25 +13509,89 @@
           <w:bCs/>
           <w:lang w:val="en-US"/>
         </w:rPr>
-        <w:t xml:space="preserve"> to capture the stb number ,</w:t>
-      </w:r>
-    </w:p>
-    <w:p>
-      <w:pPr>
-        <w:pStyle w:val="NoSpacing"/>
-        <w:rPr>
-          <w:b/>
-          <w:bCs/>
-          <w:lang w:val="en-US"/>
-        </w:rPr>
-      </w:pPr>
-      <w:r>
-        <w:rPr>
-          <w:b/>
-          <w:bCs/>
-          <w:lang w:val="en-US"/>
-        </w:rPr>
-        <w:t xml:space="preserve">Date of install, stb type : </w:t>
+        <w:t xml:space="preserve"> to capture the </w:t>
+      </w:r>
+      <w:proofErr w:type="spellStart"/>
+      <w:r>
+        <w:rPr>
+          <w:b/>
+          <w:bCs/>
+          <w:lang w:val="en-US"/>
+        </w:rPr>
+        <w:t>stb</w:t>
+      </w:r>
+      <w:proofErr w:type="spellEnd"/>
+      <w:r>
+        <w:rPr>
+          <w:b/>
+          <w:bCs/>
+          <w:lang w:val="en-US"/>
+        </w:rPr>
+        <w:t xml:space="preserve"> </w:t>
+      </w:r>
+      <w:proofErr w:type="gramStart"/>
+      <w:r>
+        <w:rPr>
+          <w:b/>
+          <w:bCs/>
+          <w:lang w:val="en-US"/>
+        </w:rPr>
+        <w:t>number ,</w:t>
+      </w:r>
+      <w:proofErr w:type="gramEnd"/>
+    </w:p>
+    <w:p>
+      <w:pPr>
+        <w:pStyle w:val="NoSpacing"/>
+        <w:rPr>
+          <w:b/>
+          <w:bCs/>
+          <w:lang w:val="en-US"/>
+        </w:rPr>
+      </w:pPr>
+      <w:r>
+        <w:rPr>
+          <w:b/>
+          <w:bCs/>
+          <w:lang w:val="en-US"/>
+        </w:rPr>
+        <w:t xml:space="preserve">Date of install, </w:t>
+      </w:r>
+      <w:proofErr w:type="spellStart"/>
+      <w:r>
+        <w:rPr>
+          <w:b/>
+          <w:bCs/>
+          <w:lang w:val="en-US"/>
+        </w:rPr>
+        <w:t>stb</w:t>
+      </w:r>
+      <w:proofErr w:type="spellEnd"/>
+      <w:r>
+        <w:rPr>
+          <w:b/>
+          <w:bCs/>
+          <w:lang w:val="en-US"/>
+        </w:rPr>
+        <w:t xml:space="preserve"> </w:t>
+      </w:r>
+      <w:proofErr w:type="gramStart"/>
+      <w:r>
+        <w:rPr>
+          <w:b/>
+          <w:bCs/>
+          <w:lang w:val="en-US"/>
+        </w:rPr>
+        <w:t>type :</w:t>
+      </w:r>
+      <w:proofErr w:type="gramEnd"/>
+      <w:r>
+        <w:rPr>
+          <w:b/>
+          <w:bCs/>
+          <w:lang w:val="en-US"/>
+        </w:rPr>
+        <w:t xml:space="preserve"> </w:t>
       </w:r>
       <w:r>
         <w:rPr>
@@ -11066,56 +13619,112 @@
           <w:lang w:val="en-US"/>
         </w:rPr>
       </w:pPr>
-      <w:r>
-        <w:rPr>
-          <w:b/>
-          <w:bCs/>
-          <w:lang w:val="en-US"/>
-        </w:rPr>
-        <w:t xml:space="preserve">Stb amount </w:t>
-      </w:r>
-    </w:p>
-    <w:p>
-      <w:pPr>
-        <w:pStyle w:val="NoSpacing"/>
-        <w:rPr>
-          <w:b/>
-          <w:bCs/>
-          <w:lang w:val="en-US"/>
-        </w:rPr>
-      </w:pPr>
-      <w:r>
-        <w:rPr>
-          <w:b/>
-          <w:bCs/>
-          <w:lang w:val="en-US"/>
-        </w:rPr>
-        <w:t xml:space="preserve">Stb discount, </w:t>
-      </w:r>
-    </w:p>
-    <w:p>
-      <w:pPr>
-        <w:pStyle w:val="NoSpacing"/>
-        <w:rPr>
-          <w:b/>
-          <w:bCs/>
-        </w:rPr>
-      </w:pPr>
-      <w:r>
-        <w:rPr>
-          <w:b/>
-          <w:bCs/>
-          <w:lang w:val="en-US"/>
-        </w:rPr>
-        <w:t xml:space="preserve">Installed date, installed by , entered by </w:t>
-      </w:r>
-      <w:r>
-        <w:rPr>
-          <w:b/>
-          <w:bCs/>
-          <w:lang w:val="en-US"/>
-        </w:rPr>
-        <w:t>–, balance, due_date, status: Active</w:t>
+      <w:proofErr w:type="spellStart"/>
+      <w:r>
+        <w:rPr>
+          <w:b/>
+          <w:bCs/>
+          <w:lang w:val="en-US"/>
+        </w:rPr>
+        <w:t>Stb</w:t>
+      </w:r>
+      <w:proofErr w:type="spellEnd"/>
+      <w:r>
+        <w:rPr>
+          <w:b/>
+          <w:bCs/>
+          <w:lang w:val="en-US"/>
+        </w:rPr>
+        <w:t xml:space="preserve"> amount </w:t>
+      </w:r>
+    </w:p>
+    <w:p>
+      <w:pPr>
+        <w:pStyle w:val="NoSpacing"/>
+        <w:rPr>
+          <w:b/>
+          <w:bCs/>
+          <w:lang w:val="en-US"/>
+        </w:rPr>
+      </w:pPr>
+      <w:proofErr w:type="spellStart"/>
+      <w:r>
+        <w:rPr>
+          <w:b/>
+          <w:bCs/>
+          <w:lang w:val="en-US"/>
+        </w:rPr>
+        <w:t>Stb</w:t>
+      </w:r>
+      <w:proofErr w:type="spellEnd"/>
+      <w:r>
+        <w:rPr>
+          <w:b/>
+          <w:bCs/>
+          <w:lang w:val="en-US"/>
+        </w:rPr>
+        <w:t xml:space="preserve"> discount, </w:t>
+      </w:r>
+    </w:p>
+    <w:p>
+      <w:pPr>
+        <w:pStyle w:val="NoSpacing"/>
+        <w:rPr>
+          <w:b/>
+          <w:bCs/>
+        </w:rPr>
+      </w:pPr>
+      <w:r>
+        <w:rPr>
+          <w:b/>
+          <w:bCs/>
+          <w:lang w:val="en-US"/>
+        </w:rPr>
+        <w:t xml:space="preserve">Installed date, installed </w:t>
+      </w:r>
+      <w:proofErr w:type="gramStart"/>
+      <w:r>
+        <w:rPr>
+          <w:b/>
+          <w:bCs/>
+          <w:lang w:val="en-US"/>
+        </w:rPr>
+        <w:t>by ,</w:t>
+      </w:r>
+      <w:proofErr w:type="gramEnd"/>
+      <w:r>
+        <w:rPr>
+          <w:b/>
+          <w:bCs/>
+          <w:lang w:val="en-US"/>
+        </w:rPr>
+        <w:t xml:space="preserve"> entered by </w:t>
+      </w:r>
+      <w:r>
+        <w:rPr>
+          <w:b/>
+          <w:bCs/>
+          <w:lang w:val="en-US"/>
+        </w:rPr>
+        <w:t xml:space="preserve">–, balance, </w:t>
+      </w:r>
+      <w:proofErr w:type="spellStart"/>
+      <w:r>
+        <w:rPr>
+          <w:b/>
+          <w:bCs/>
+          <w:lang w:val="en-US"/>
+        </w:rPr>
+        <w:t>due_date</w:t>
+      </w:r>
+      <w:proofErr w:type="spellEnd"/>
+      <w:r>
+        <w:rPr>
+          <w:b/>
+          <w:bCs/>
+          <w:lang w:val="en-US"/>
+        </w:rPr>
+        <w:t>, status: Active</w:t>
       </w:r>
       <w:r>
         <w:rPr>
@@ -11184,7 +13793,23 @@
           <w:b/>
           <w:bCs/>
         </w:rPr>
-        <w:t xml:space="preserve">This amount details come In pending payment </w:t>
+        <w:t xml:space="preserve">This amount details come </w:t>
+      </w:r>
+      <w:proofErr w:type="gramStart"/>
+      <w:r>
+        <w:rPr>
+          <w:b/>
+          <w:bCs/>
+        </w:rPr>
+        <w:t>In</w:t>
+      </w:r>
+      <w:proofErr w:type="gramEnd"/>
+      <w:r>
+        <w:rPr>
+          <w:b/>
+          <w:bCs/>
+        </w:rPr>
+        <w:t xml:space="preserve"> pending payment </w:t>
       </w:r>
       <w:r>
         <w:rPr>
@@ -11237,7 +13862,25 @@
           <w:bCs/>
           <w:lang w:val="en-US"/>
         </w:rPr>
-        <w:t>And subscribtion details also required</w:t>
+        <w:t xml:space="preserve">And </w:t>
+      </w:r>
+      <w:proofErr w:type="spellStart"/>
+      <w:r>
+        <w:rPr>
+          <w:b/>
+          <w:bCs/>
+          <w:lang w:val="en-US"/>
+        </w:rPr>
+        <w:t>subscribtion</w:t>
+      </w:r>
+      <w:proofErr w:type="spellEnd"/>
+      <w:r>
+        <w:rPr>
+          <w:b/>
+          <w:bCs/>
+          <w:lang w:val="en-US"/>
+        </w:rPr>
+        <w:t xml:space="preserve"> details also required</w:t>
       </w:r>
       <w:r>
         <w:rPr>
@@ -11272,72 +13915,2569 @@
     <w:p>
       <w:pPr>
         <w:pStyle w:val="NoSpacing"/>
-        <w:rPr>
-          <w:b/>
-          <w:bCs/>
-          <w:lang w:val="en-US"/>
-        </w:rPr>
-      </w:pPr>
-    </w:p>
-    <w:p>
-      <w:pPr>
-        <w:pStyle w:val="NoSpacing"/>
-        <w:rPr>
-          <w:b/>
-          <w:bCs/>
-          <w:lang w:val="en-US"/>
-        </w:rPr>
-      </w:pPr>
-    </w:p>
-    <w:p>
-      <w:pPr>
-        <w:pStyle w:val="NoSpacing"/>
-        <w:rPr>
-          <w:b/>
-          <w:bCs/>
-          <w:lang w:val="en-US"/>
-        </w:rPr>
-      </w:pPr>
-    </w:p>
-    <w:p>
-      <w:pPr>
-        <w:pStyle w:val="NoSpacing"/>
-        <w:rPr>
-          <w:b/>
-          <w:bCs/>
-          <w:lang w:val="en-US"/>
-        </w:rPr>
-      </w:pPr>
-    </w:p>
-    <w:p>
-      <w:pPr>
-        <w:pStyle w:val="NoSpacing"/>
-        <w:rPr>
-          <w:b/>
-          <w:bCs/>
-          <w:lang w:val="en-US"/>
-        </w:rPr>
-      </w:pPr>
-    </w:p>
-    <w:p>
-      <w:pPr>
-        <w:pStyle w:val="NoSpacing"/>
-        <w:rPr>
-          <w:b/>
-          <w:bCs/>
-          <w:lang w:val="en-US"/>
-        </w:rPr>
-      </w:pPr>
-    </w:p>
-    <w:p>
-      <w:pPr>
-        <w:pStyle w:val="NoSpacing"/>
-        <w:rPr>
-          <w:b/>
-          <w:bCs/>
-          <w:lang w:val="en-US"/>
-        </w:rPr>
-      </w:pPr>
+        <w:numPr>
+          <w:ilvl w:val="1"/>
+          <w:numId w:val="12"/>
+        </w:numPr>
+        <w:rPr>
+          <w:b/>
+          <w:bCs/>
+          <w:lang w:val="en-US"/>
+        </w:rPr>
+      </w:pPr>
+      <w:r>
+        <w:rPr>
+          <w:b/>
+          <w:bCs/>
+          <w:lang w:val="en-US"/>
+        </w:rPr>
+        <w:t>Cable TV Customers</w:t>
+      </w:r>
+    </w:p>
+    <w:p>
+      <w:pPr>
+        <w:pStyle w:val="NoSpacing"/>
+        <w:numPr>
+          <w:ilvl w:val="2"/>
+          <w:numId w:val="12"/>
+        </w:numPr>
+        <w:rPr>
+          <w:b/>
+          <w:bCs/>
+          <w:lang w:val="en-US"/>
+        </w:rPr>
+      </w:pPr>
+      <w:r>
+        <w:rPr>
+          <w:b/>
+          <w:bCs/>
+          <w:lang w:val="en-US"/>
+        </w:rPr>
+        <w:t>Customer No</w:t>
+      </w:r>
+    </w:p>
+    <w:p>
+      <w:pPr>
+        <w:pStyle w:val="NoSpacing"/>
+        <w:numPr>
+          <w:ilvl w:val="2"/>
+          <w:numId w:val="12"/>
+        </w:numPr>
+        <w:rPr>
+          <w:b/>
+          <w:bCs/>
+          <w:lang w:val="en-US"/>
+        </w:rPr>
+      </w:pPr>
+      <w:r>
+        <w:rPr>
+          <w:b/>
+          <w:bCs/>
+          <w:lang w:val="en-US"/>
+        </w:rPr>
+        <w:t>Network</w:t>
+      </w:r>
+    </w:p>
+    <w:p>
+      <w:pPr>
+        <w:pStyle w:val="NoSpacing"/>
+        <w:numPr>
+          <w:ilvl w:val="2"/>
+          <w:numId w:val="12"/>
+        </w:numPr>
+        <w:rPr>
+          <w:b/>
+          <w:bCs/>
+          <w:lang w:val="en-US"/>
+        </w:rPr>
+      </w:pPr>
+      <w:r>
+        <w:rPr>
+          <w:b/>
+          <w:bCs/>
+          <w:lang w:val="en-US"/>
+        </w:rPr>
+        <w:t>Full Name</w:t>
+      </w:r>
+    </w:p>
+    <w:p>
+      <w:pPr>
+        <w:pStyle w:val="NoSpacing"/>
+        <w:numPr>
+          <w:ilvl w:val="2"/>
+          <w:numId w:val="12"/>
+        </w:numPr>
+        <w:rPr>
+          <w:b/>
+          <w:bCs/>
+          <w:lang w:val="en-US"/>
+        </w:rPr>
+      </w:pPr>
+      <w:r>
+        <w:rPr>
+          <w:b/>
+          <w:bCs/>
+          <w:lang w:val="en-US"/>
+        </w:rPr>
+        <w:t>Address- D</w:t>
+      </w:r>
+      <w:r>
+        <w:rPr>
+          <w:b/>
+          <w:bCs/>
+          <w:lang w:val="en-US"/>
+        </w:rPr>
+        <w:t>oor No/Street/Area</w:t>
+      </w:r>
+    </w:p>
+    <w:p>
+      <w:pPr>
+        <w:pStyle w:val="NoSpacing"/>
+        <w:numPr>
+          <w:ilvl w:val="2"/>
+          <w:numId w:val="12"/>
+        </w:numPr>
+        <w:rPr>
+          <w:b/>
+          <w:bCs/>
+          <w:lang w:val="en-US"/>
+        </w:rPr>
+      </w:pPr>
+      <w:r>
+        <w:rPr>
+          <w:b/>
+          <w:bCs/>
+          <w:lang w:val="en-US"/>
+        </w:rPr>
+        <w:t>Mobile N0</w:t>
+      </w:r>
+      <w:proofErr w:type="gramStart"/>
+      <w:r>
+        <w:rPr>
+          <w:b/>
+          <w:bCs/>
+          <w:lang w:val="en-US"/>
+        </w:rPr>
+        <w:t>o :</w:t>
+      </w:r>
+      <w:proofErr w:type="gramEnd"/>
+      <w:r>
+        <w:rPr>
+          <w:b/>
+          <w:bCs/>
+          <w:lang w:val="en-US"/>
+        </w:rPr>
+        <w:t xml:space="preserve"> </w:t>
+      </w:r>
+      <w:r>
+        <w:rPr>
+          <w:b/>
+          <w:bCs/>
+          <w:lang w:val="en-US"/>
+        </w:rPr>
+        <w:t>mobile no / Alternate number</w:t>
+      </w:r>
+    </w:p>
+    <w:p>
+      <w:pPr>
+        <w:pStyle w:val="NoSpacing"/>
+        <w:numPr>
+          <w:ilvl w:val="2"/>
+          <w:numId w:val="12"/>
+        </w:numPr>
+        <w:rPr>
+          <w:b/>
+          <w:bCs/>
+          <w:lang w:val="en-US"/>
+        </w:rPr>
+      </w:pPr>
+      <w:proofErr w:type="gramStart"/>
+      <w:r>
+        <w:rPr>
+          <w:b/>
+          <w:bCs/>
+          <w:lang w:val="en-US"/>
+        </w:rPr>
+        <w:t>STB</w:t>
+      </w:r>
+      <w:r>
+        <w:rPr>
+          <w:b/>
+          <w:bCs/>
+          <w:lang w:val="en-US"/>
+        </w:rPr>
+        <w:t xml:space="preserve"> :</w:t>
+      </w:r>
+      <w:proofErr w:type="gramEnd"/>
+      <w:r>
+        <w:rPr>
+          <w:b/>
+          <w:bCs/>
+          <w:lang w:val="en-US"/>
+        </w:rPr>
+        <w:t xml:space="preserve"> </w:t>
+      </w:r>
+      <w:proofErr w:type="spellStart"/>
+      <w:r>
+        <w:rPr>
+          <w:b/>
+          <w:bCs/>
+          <w:lang w:val="en-US"/>
+        </w:rPr>
+        <w:t>stb</w:t>
+      </w:r>
+      <w:proofErr w:type="spellEnd"/>
+      <w:r>
+        <w:rPr>
+          <w:b/>
+          <w:bCs/>
+          <w:lang w:val="en-US"/>
+        </w:rPr>
+        <w:t xml:space="preserve"> no / installed date/ installed by</w:t>
+      </w:r>
+    </w:p>
+    <w:p>
+      <w:pPr>
+        <w:pStyle w:val="NoSpacing"/>
+        <w:numPr>
+          <w:ilvl w:val="2"/>
+          <w:numId w:val="12"/>
+        </w:numPr>
+        <w:rPr>
+          <w:b/>
+          <w:bCs/>
+          <w:lang w:val="en-US"/>
+        </w:rPr>
+      </w:pPr>
+      <w:r>
+        <w:rPr>
+          <w:b/>
+          <w:bCs/>
+          <w:lang w:val="en-US"/>
+        </w:rPr>
+        <w:t>Package amount</w:t>
+      </w:r>
+      <w:r>
+        <w:rPr>
+          <w:b/>
+          <w:bCs/>
+          <w:lang w:val="en-US"/>
+        </w:rPr>
+        <w:t xml:space="preserve">: package amount – next info icon </w:t>
+      </w:r>
+      <w:proofErr w:type="gramStart"/>
+      <w:r>
+        <w:rPr>
+          <w:b/>
+          <w:bCs/>
+          <w:lang w:val="en-US"/>
+        </w:rPr>
+        <w:t>click</w:t>
+      </w:r>
+      <w:proofErr w:type="gramEnd"/>
+      <w:r>
+        <w:rPr>
+          <w:b/>
+          <w:bCs/>
+          <w:lang w:val="en-US"/>
+        </w:rPr>
+        <w:t xml:space="preserve"> to show the package name and </w:t>
+      </w:r>
+      <w:r>
+        <w:rPr>
+          <w:b/>
+          <w:bCs/>
+          <w:lang w:val="en-US"/>
+        </w:rPr>
+        <w:t>price information like tooltip</w:t>
+      </w:r>
+    </w:p>
+    <w:p>
+      <w:pPr>
+        <w:pStyle w:val="NoSpacing"/>
+        <w:numPr>
+          <w:ilvl w:val="2"/>
+          <w:numId w:val="12"/>
+        </w:numPr>
+        <w:rPr>
+          <w:b/>
+          <w:bCs/>
+          <w:lang w:val="en-US"/>
+        </w:rPr>
+      </w:pPr>
+      <w:proofErr w:type="gramStart"/>
+      <w:r>
+        <w:rPr>
+          <w:b/>
+          <w:bCs/>
+          <w:lang w:val="en-US"/>
+        </w:rPr>
+        <w:lastRenderedPageBreak/>
+        <w:t>Status :</w:t>
+      </w:r>
+      <w:proofErr w:type="gramEnd"/>
+      <w:r>
+        <w:rPr>
+          <w:b/>
+          <w:bCs/>
+          <w:lang w:val="en-US"/>
+        </w:rPr>
+        <w:t xml:space="preserve"> status</w:t>
+      </w:r>
+      <w:r>
+        <w:rPr>
+          <w:b/>
+          <w:bCs/>
+          <w:lang w:val="en-US"/>
+        </w:rPr>
+        <w:br/>
+      </w:r>
+      <w:r>
+        <w:rPr>
+          <w:b/>
+          <w:bCs/>
+          <w:lang w:val="en-US"/>
+        </w:rPr>
+        <w:t>9</w:t>
+      </w:r>
+      <w:r>
+        <w:rPr>
+          <w:b/>
+          <w:bCs/>
+          <w:lang w:val="en-US"/>
+        </w:rPr>
+        <w:t xml:space="preserve">. </w:t>
+      </w:r>
+      <w:r>
+        <w:rPr>
+          <w:b/>
+          <w:bCs/>
+          <w:lang w:val="en-US"/>
+        </w:rPr>
+        <w:t xml:space="preserve">Action </w:t>
+      </w:r>
+      <w:r>
+        <w:rPr>
+          <w:b/>
+          <w:bCs/>
+          <w:lang w:val="en-US"/>
+        </w:rPr>
+        <w:t>– View</w:t>
+      </w:r>
+      <w:proofErr w:type="gramStart"/>
+      <w:r>
+        <w:rPr>
+          <w:b/>
+          <w:bCs/>
+          <w:lang w:val="en-US"/>
+        </w:rPr>
+        <w:t xml:space="preserve">/ </w:t>
+      </w:r>
+      <w:r>
+        <w:rPr>
+          <w:b/>
+          <w:bCs/>
+          <w:lang w:val="en-US"/>
+        </w:rPr>
+        <w:t xml:space="preserve"> </w:t>
+      </w:r>
+      <w:r>
+        <w:rPr>
+          <w:b/>
+          <w:bCs/>
+          <w:lang w:val="en-US"/>
+        </w:rPr>
+        <w:t>C</w:t>
+      </w:r>
+      <w:r>
+        <w:rPr>
+          <w:b/>
+          <w:bCs/>
+          <w:lang w:val="en-US"/>
+        </w:rPr>
+        <w:t>onnection</w:t>
+      </w:r>
+      <w:proofErr w:type="gramEnd"/>
+      <w:r>
+        <w:rPr>
+          <w:b/>
+          <w:bCs/>
+          <w:lang w:val="en-US"/>
+        </w:rPr>
+        <w:t xml:space="preserve"> / </w:t>
+      </w:r>
+      <w:r>
+        <w:rPr>
+          <w:b/>
+          <w:bCs/>
+          <w:lang w:val="en-US"/>
+        </w:rPr>
+        <w:t>STB</w:t>
+      </w:r>
+      <w:r>
+        <w:rPr>
+          <w:b/>
+          <w:bCs/>
+          <w:lang w:val="en-US"/>
+        </w:rPr>
+        <w:t xml:space="preserve"> / </w:t>
+      </w:r>
+      <w:r>
+        <w:rPr>
+          <w:b/>
+          <w:bCs/>
+          <w:lang w:val="en-US"/>
+        </w:rPr>
+        <w:t>Package</w:t>
+      </w:r>
+      <w:r>
+        <w:rPr>
+          <w:b/>
+          <w:bCs/>
+          <w:lang w:val="en-US"/>
+        </w:rPr>
+        <w:t xml:space="preserve"> / </w:t>
+      </w:r>
+      <w:r>
+        <w:rPr>
+          <w:b/>
+          <w:bCs/>
+          <w:lang w:val="en-US"/>
+        </w:rPr>
+        <w:t>S</w:t>
+      </w:r>
+      <w:r>
+        <w:rPr>
+          <w:b/>
+          <w:bCs/>
+          <w:lang w:val="en-US"/>
+        </w:rPr>
+        <w:t xml:space="preserve">ubscription </w:t>
+      </w:r>
+    </w:p>
+    <w:p>
+      <w:pPr>
+        <w:pStyle w:val="NoSpacing"/>
+        <w:ind w:left="1440"/>
+        <w:rPr>
+          <w:b/>
+          <w:bCs/>
+          <w:lang w:val="en-US"/>
+        </w:rPr>
+      </w:pPr>
+    </w:p>
+    <w:p>
+      <w:pPr>
+        <w:pStyle w:val="NoSpacing"/>
+        <w:ind w:left="1440"/>
+        <w:rPr>
+          <w:b/>
+          <w:bCs/>
+          <w:lang w:val="en-US"/>
+        </w:rPr>
+      </w:pPr>
+      <w:r>
+        <w:rPr>
+          <w:b/>
+          <w:bCs/>
+          <w:lang w:val="en-US"/>
+        </w:rPr>
+        <w:t xml:space="preserve">I need the search box on top the table list </w:t>
+      </w:r>
+    </w:p>
+    <w:p>
+      <w:pPr>
+        <w:pStyle w:val="NoSpacing"/>
+        <w:ind w:left="1440"/>
+        <w:rPr>
+          <w:b/>
+          <w:bCs/>
+          <w:lang w:val="en-US"/>
+        </w:rPr>
+      </w:pPr>
+      <w:r>
+        <w:rPr>
+          <w:b/>
+          <w:bCs/>
+          <w:lang w:val="en-US"/>
+        </w:rPr>
+        <w:t xml:space="preserve">To Search </w:t>
+      </w:r>
+    </w:p>
+    <w:p>
+      <w:pPr>
+        <w:pStyle w:val="NoSpacing"/>
+        <w:ind w:left="1440"/>
+        <w:rPr>
+          <w:b/>
+          <w:bCs/>
+          <w:lang w:val="en-US"/>
+        </w:rPr>
+      </w:pPr>
+      <w:r>
+        <w:rPr>
+          <w:b/>
+          <w:bCs/>
+          <w:lang w:val="en-US"/>
+        </w:rPr>
+        <w:t>“Customer No” – user enterable</w:t>
+      </w:r>
+    </w:p>
+    <w:p>
+      <w:pPr>
+        <w:pStyle w:val="NoSpacing"/>
+        <w:ind w:left="1440"/>
+        <w:rPr>
+          <w:b/>
+          <w:bCs/>
+          <w:lang w:val="en-US"/>
+        </w:rPr>
+      </w:pPr>
+      <w:proofErr w:type="gramStart"/>
+      <w:r>
+        <w:rPr>
+          <w:b/>
+          <w:bCs/>
+          <w:lang w:val="en-US"/>
+        </w:rPr>
+        <w:t>Network :</w:t>
+      </w:r>
+      <w:proofErr w:type="gramEnd"/>
+      <w:r>
+        <w:rPr>
+          <w:b/>
+          <w:bCs/>
+          <w:lang w:val="en-US"/>
+        </w:rPr>
+        <w:t xml:space="preserve"> selectable</w:t>
+      </w:r>
+      <w:r>
+        <w:rPr>
+          <w:b/>
+          <w:bCs/>
+          <w:lang w:val="en-US"/>
+        </w:rPr>
+        <w:t xml:space="preserve"> </w:t>
+      </w:r>
+      <w:r>
+        <w:rPr>
+          <w:b/>
+          <w:bCs/>
+          <w:lang w:val="en-US"/>
+        </w:rPr>
+        <w:t>(filter particular customers)</w:t>
+      </w:r>
+    </w:p>
+    <w:p>
+      <w:pPr>
+        <w:pStyle w:val="NoSpacing"/>
+        <w:ind w:left="1440"/>
+        <w:rPr>
+          <w:b/>
+          <w:bCs/>
+          <w:lang w:val="en-US"/>
+        </w:rPr>
+      </w:pPr>
+      <w:proofErr w:type="gramStart"/>
+      <w:r>
+        <w:rPr>
+          <w:b/>
+          <w:bCs/>
+          <w:lang w:val="en-US"/>
+        </w:rPr>
+        <w:t>Name :</w:t>
+      </w:r>
+      <w:proofErr w:type="gramEnd"/>
+      <w:r>
+        <w:rPr>
+          <w:b/>
+          <w:bCs/>
+          <w:lang w:val="en-US"/>
+        </w:rPr>
+        <w:t xml:space="preserve"> user enterable</w:t>
+      </w:r>
+    </w:p>
+    <w:p>
+      <w:pPr>
+        <w:pStyle w:val="NoSpacing"/>
+        <w:ind w:left="1440"/>
+        <w:rPr>
+          <w:b/>
+          <w:bCs/>
+          <w:lang w:val="en-US"/>
+        </w:rPr>
+      </w:pPr>
+      <w:r>
+        <w:rPr>
+          <w:b/>
+          <w:bCs/>
+          <w:lang w:val="en-US"/>
+        </w:rPr>
+        <w:t>Mobile no: mobile /alternate no</w:t>
+      </w:r>
+    </w:p>
+    <w:p>
+      <w:pPr>
+        <w:pStyle w:val="NoSpacing"/>
+        <w:ind w:left="1440"/>
+        <w:rPr>
+          <w:b/>
+          <w:bCs/>
+          <w:lang w:val="en-US"/>
+        </w:rPr>
+      </w:pPr>
+      <w:r>
+        <w:rPr>
+          <w:b/>
+          <w:bCs/>
+          <w:lang w:val="en-US"/>
+        </w:rPr>
+        <w:t xml:space="preserve">Area </w:t>
+      </w:r>
+      <w:r>
+        <w:rPr>
+          <w:b/>
+          <w:bCs/>
+          <w:lang w:val="en-US"/>
+        </w:rPr>
+        <w:t>–</w:t>
+      </w:r>
+      <w:r>
+        <w:rPr>
+          <w:b/>
+          <w:bCs/>
+          <w:lang w:val="en-US"/>
+        </w:rPr>
+        <w:t xml:space="preserve"> sele</w:t>
+      </w:r>
+      <w:r>
+        <w:rPr>
+          <w:b/>
+          <w:bCs/>
+          <w:lang w:val="en-US"/>
+        </w:rPr>
+        <w:t>ctable (map with street)</w:t>
+      </w:r>
+    </w:p>
+    <w:p>
+      <w:pPr>
+        <w:pStyle w:val="NoSpacing"/>
+        <w:ind w:left="1440"/>
+        <w:rPr>
+          <w:b/>
+          <w:bCs/>
+          <w:lang w:val="en-US"/>
+        </w:rPr>
+      </w:pPr>
+      <w:r>
+        <w:rPr>
+          <w:b/>
+          <w:bCs/>
+          <w:lang w:val="en-US"/>
+        </w:rPr>
+        <w:t xml:space="preserve">Street – selectable </w:t>
+      </w:r>
+    </w:p>
+    <w:p>
+      <w:pPr>
+        <w:pStyle w:val="NoSpacing"/>
+        <w:ind w:left="1440"/>
+        <w:rPr>
+          <w:b/>
+          <w:bCs/>
+          <w:lang w:val="en-US"/>
+        </w:rPr>
+      </w:pPr>
+      <w:proofErr w:type="gramStart"/>
+      <w:r>
+        <w:rPr>
+          <w:b/>
+          <w:bCs/>
+          <w:lang w:val="en-US"/>
+        </w:rPr>
+        <w:t>Status :</w:t>
+      </w:r>
+      <w:proofErr w:type="gramEnd"/>
+      <w:r>
+        <w:rPr>
+          <w:b/>
+          <w:bCs/>
+          <w:lang w:val="en-US"/>
+        </w:rPr>
+        <w:t xml:space="preserve"> selectable</w:t>
+      </w:r>
+    </w:p>
+    <w:p>
+      <w:pPr>
+        <w:pStyle w:val="NoSpacing"/>
+        <w:ind w:left="1440"/>
+        <w:rPr>
+          <w:b/>
+          <w:bCs/>
+          <w:lang w:val="en-US"/>
+        </w:rPr>
+      </w:pPr>
+    </w:p>
+    <w:p>
+      <w:pPr>
+        <w:pStyle w:val="NoSpacing"/>
+        <w:ind w:left="1440"/>
+        <w:rPr>
+          <w:b/>
+          <w:bCs/>
+          <w:lang w:val="en-US"/>
+        </w:rPr>
+      </w:pPr>
+      <w:r>
+        <w:rPr>
+          <w:b/>
+          <w:bCs/>
+          <w:lang w:val="en-US"/>
+        </w:rPr>
+        <w:t>User appropriate table component to this screen</w:t>
+      </w:r>
+    </w:p>
+    <w:p>
+      <w:pPr>
+        <w:pStyle w:val="NoSpacing"/>
+        <w:ind w:left="1440"/>
+        <w:rPr>
+          <w:b/>
+          <w:bCs/>
+          <w:lang w:val="en-US"/>
+        </w:rPr>
+      </w:pPr>
+    </w:p>
+    <w:p>
+      <w:pPr>
+        <w:pStyle w:val="NoSpacing"/>
+        <w:rPr>
+          <w:b/>
+          <w:bCs/>
+          <w:lang w:val="en-US"/>
+        </w:rPr>
+      </w:pPr>
+    </w:p>
+    <w:p>
+      <w:pPr>
+        <w:pStyle w:val="NoSpacing"/>
+        <w:rPr>
+          <w:b/>
+          <w:bCs/>
+          <w:lang w:val="en-US"/>
+        </w:rPr>
+      </w:pPr>
+    </w:p>
+    <w:p>
+      <w:pPr>
+        <w:pStyle w:val="NoSpacing"/>
+        <w:rPr>
+          <w:b/>
+          <w:bCs/>
+          <w:lang w:val="en-US"/>
+        </w:rPr>
+      </w:pPr>
+    </w:p>
+    <w:p>
+      <w:pPr>
+        <w:pStyle w:val="NoSpacing"/>
+        <w:rPr>
+          <w:b/>
+          <w:bCs/>
+          <w:lang w:val="en-US"/>
+        </w:rPr>
+      </w:pPr>
+    </w:p>
+    <w:p>
+      <w:pPr>
+        <w:pStyle w:val="NoSpacing"/>
+        <w:rPr>
+          <w:b/>
+          <w:bCs/>
+          <w:lang w:val="en-US"/>
+        </w:rPr>
+      </w:pPr>
+      <w:r>
+        <w:rPr>
+          <w:b/>
+          <w:bCs/>
+          <w:lang w:val="en-US"/>
+        </w:rPr>
+        <w:t>09/07/2026</w:t>
+      </w:r>
+    </w:p>
+    <w:p>
+      <w:pPr>
+        <w:pStyle w:val="NoSpacing"/>
+        <w:rPr>
+          <w:b/>
+          <w:bCs/>
+          <w:lang w:val="en-US"/>
+        </w:rPr>
+      </w:pPr>
+    </w:p>
+    <w:p>
+      <w:pPr>
+        <w:pStyle w:val="NoSpacing"/>
+        <w:rPr>
+          <w:b/>
+          <w:bCs/>
+          <w:lang w:val="en-US"/>
+        </w:rPr>
+      </w:pPr>
+    </w:p>
+    <w:p>
+      <w:pPr>
+        <w:pStyle w:val="NoSpacing"/>
+        <w:rPr>
+          <w:b/>
+          <w:bCs/>
+        </w:rPr>
+      </w:pPr>
+      <w:r>
+        <w:rPr>
+          <w:b/>
+          <w:bCs/>
+        </w:rPr>
+        <w:t>Aadhaar No</w:t>
+      </w:r>
+      <w:r>
+        <w:rPr>
+          <w:b/>
+          <w:bCs/>
+        </w:rPr>
+        <w:t xml:space="preserve"> </w:t>
+      </w:r>
+      <w:r>
+        <w:rPr>
+          <w:b/>
+          <w:bCs/>
+        </w:rPr>
+        <w:t xml:space="preserve">next to </w:t>
+      </w:r>
+      <w:r>
+        <w:rPr>
+          <w:b/>
+          <w:bCs/>
+        </w:rPr>
+        <w:t>Alternate Mobile</w:t>
+      </w:r>
+      <w:r>
+        <w:rPr>
+          <w:b/>
+          <w:bCs/>
+        </w:rPr>
+        <w:t xml:space="preserve"> (both are not mandatory)</w:t>
+      </w:r>
+    </w:p>
+    <w:p>
+      <w:pPr>
+        <w:pStyle w:val="NoSpacing"/>
+        <w:rPr>
+          <w:b/>
+          <w:bCs/>
+          <w:lang w:val="en-US"/>
+        </w:rPr>
+      </w:pPr>
+      <w:r>
+        <w:rPr>
+          <w:b/>
+          <w:bCs/>
+        </w:rPr>
+        <w:t>Status</w:t>
+      </w:r>
+      <w:r>
+        <w:rPr>
+          <w:b/>
+          <w:bCs/>
+        </w:rPr>
+        <w:t xml:space="preserve"> not </w:t>
+      </w:r>
+      <w:proofErr w:type="spellStart"/>
+      <w:r>
+        <w:rPr>
+          <w:b/>
+          <w:bCs/>
+        </w:rPr>
+        <w:t>requird</w:t>
+      </w:r>
+      <w:proofErr w:type="spellEnd"/>
+      <w:r>
+        <w:rPr>
+          <w:b/>
+          <w:bCs/>
+        </w:rPr>
+        <w:t xml:space="preserve"> in </w:t>
+      </w:r>
+      <w:r>
+        <w:rPr>
+          <w:b/>
+          <w:bCs/>
+        </w:rPr>
+        <w:t>“</w:t>
+      </w:r>
+      <w:r>
+        <w:rPr>
+          <w:b/>
+          <w:bCs/>
+          <w:lang w:val="en-US"/>
+        </w:rPr>
+        <w:t>Customer Details</w:t>
+      </w:r>
+      <w:r>
+        <w:rPr>
+          <w:b/>
+          <w:bCs/>
+          <w:lang w:val="en-US"/>
+        </w:rPr>
+        <w:t xml:space="preserve"> widget</w:t>
+      </w:r>
+      <w:r>
+        <w:rPr>
+          <w:b/>
+          <w:bCs/>
+          <w:lang w:val="en-US"/>
+        </w:rPr>
+        <w:t>”</w:t>
+      </w:r>
+      <w:r>
+        <w:rPr>
+          <w:b/>
+          <w:bCs/>
+          <w:lang w:val="en-US"/>
+        </w:rPr>
+        <w:t>,</w:t>
+      </w:r>
+    </w:p>
+    <w:p>
+      <w:pPr>
+        <w:pStyle w:val="NoSpacing"/>
+        <w:rPr>
+          <w:b/>
+          <w:bCs/>
+          <w:lang w:val="en-US"/>
+        </w:rPr>
+      </w:pPr>
+      <w:r>
+        <w:rPr>
+          <w:b/>
+          <w:bCs/>
+          <w:lang w:val="en-US"/>
+        </w:rPr>
+        <w:t>Main the customer status as STB Status</w:t>
+      </w:r>
+      <w:r>
+        <w:rPr>
+          <w:b/>
+          <w:bCs/>
+          <w:lang w:val="en-US"/>
+        </w:rPr>
+        <w:t xml:space="preserve"> </w:t>
+      </w:r>
+    </w:p>
+    <w:p>
+      <w:pPr>
+        <w:pStyle w:val="NoSpacing"/>
+        <w:rPr>
+          <w:b/>
+          <w:bCs/>
+          <w:lang w:val="en-US"/>
+        </w:rPr>
+      </w:pPr>
+      <w:r>
+        <w:rPr>
+          <w:b/>
+          <w:bCs/>
+          <w:lang w:val="en-US"/>
+        </w:rPr>
+        <w:t xml:space="preserve">If admin not adding customer, if </w:t>
+      </w:r>
+      <w:r>
+        <w:rPr>
+          <w:b/>
+          <w:bCs/>
+          <w:lang w:val="en-US"/>
+        </w:rPr>
+        <w:t xml:space="preserve">it is by non </w:t>
+      </w:r>
+      <w:proofErr w:type="gramStart"/>
+      <w:r>
+        <w:rPr>
+          <w:b/>
+          <w:bCs/>
+          <w:lang w:val="en-US"/>
+        </w:rPr>
+        <w:t>admin ,</w:t>
+      </w:r>
+      <w:proofErr w:type="gramEnd"/>
+      <w:r>
+        <w:rPr>
+          <w:b/>
+          <w:bCs/>
+          <w:lang w:val="en-US"/>
+        </w:rPr>
+        <w:t xml:space="preserve"> logged in user name should be in </w:t>
+      </w:r>
+      <w:r>
+        <w:rPr>
+          <w:b/>
+          <w:bCs/>
+          <w:lang w:val="en-US"/>
+        </w:rPr>
+        <w:t xml:space="preserve">display in </w:t>
+      </w:r>
+      <w:r>
+        <w:rPr>
+          <w:b/>
+          <w:bCs/>
+        </w:rPr>
+        <w:t>Installed By</w:t>
+      </w:r>
+      <w:r>
+        <w:rPr>
+          <w:b/>
+          <w:bCs/>
+        </w:rPr>
+        <w:t>, not editable, admin only can change the name</w:t>
+      </w:r>
+    </w:p>
+    <w:p>
+      <w:pPr>
+        <w:pStyle w:val="NoSpacing"/>
+        <w:rPr>
+          <w:b/>
+          <w:bCs/>
+          <w:lang w:val="en-US"/>
+        </w:rPr>
+      </w:pPr>
+      <w:r>
+        <w:rPr>
+          <w:b/>
+          <w:bCs/>
+          <w:lang w:val="en-US"/>
+        </w:rPr>
+        <w:t xml:space="preserve"> </w:t>
+      </w:r>
+    </w:p>
+    <w:p>
+      <w:pPr>
+        <w:pStyle w:val="NoSpacing"/>
+        <w:rPr>
+          <w:b/>
+          <w:bCs/>
+          <w:lang w:val="en-US"/>
+        </w:rPr>
+      </w:pPr>
+      <w:r>
+        <w:rPr>
+          <w:b/>
+          <w:bCs/>
+          <w:lang w:val="en-US"/>
+        </w:rPr>
+        <w:t>STB Details</w:t>
+      </w:r>
+    </w:p>
+    <w:p>
+      <w:pPr>
+        <w:pStyle w:val="NoSpacing"/>
+        <w:rPr>
+          <w:b/>
+          <w:bCs/>
+        </w:rPr>
+      </w:pPr>
+      <w:r>
+        <w:rPr>
+          <w:b/>
+          <w:bCs/>
+        </w:rPr>
+        <w:t>Selected STB No</w:t>
+      </w:r>
+      <w:r>
+        <w:rPr>
+          <w:b/>
+          <w:bCs/>
+        </w:rPr>
+        <w:t xml:space="preserve"> – display fields</w:t>
+      </w:r>
+    </w:p>
+    <w:p>
+      <w:pPr>
+        <w:pStyle w:val="NoSpacing"/>
+        <w:rPr>
+          <w:b/>
+          <w:bCs/>
+        </w:rPr>
+      </w:pPr>
+      <w:r>
+        <w:rPr>
+          <w:b/>
+          <w:bCs/>
+        </w:rPr>
+        <w:t>Labour / Service Charge</w:t>
+      </w:r>
+      <w:r>
+        <w:rPr>
+          <w:b/>
+          <w:bCs/>
+        </w:rPr>
+        <w:t xml:space="preserve"> field </w:t>
+      </w:r>
+      <w:proofErr w:type="spellStart"/>
+      <w:r>
+        <w:rPr>
+          <w:b/>
+          <w:bCs/>
+        </w:rPr>
+        <w:t>requied</w:t>
+      </w:r>
+      <w:proofErr w:type="spellEnd"/>
+      <w:r>
+        <w:rPr>
+          <w:b/>
+          <w:bCs/>
+        </w:rPr>
+        <w:t xml:space="preserve"> in </w:t>
+      </w:r>
+      <w:proofErr w:type="gramStart"/>
+      <w:r>
+        <w:rPr>
+          <w:b/>
+          <w:bCs/>
+        </w:rPr>
+        <w:t>table ,</w:t>
+      </w:r>
+      <w:proofErr w:type="gramEnd"/>
+      <w:r>
+        <w:rPr>
+          <w:b/>
+          <w:bCs/>
+        </w:rPr>
+        <w:t xml:space="preserve"> did not show in add new customer, it’s default value 0 to new customer, </w:t>
+      </w:r>
+    </w:p>
+    <w:p>
+      <w:pPr>
+        <w:pStyle w:val="NoSpacing"/>
+        <w:rPr>
+          <w:b/>
+          <w:bCs/>
+          <w:lang w:val="en-US"/>
+        </w:rPr>
+      </w:pPr>
+      <w:r>
+        <w:rPr>
+          <w:b/>
+          <w:bCs/>
+        </w:rPr>
+        <w:t xml:space="preserve">Status required here </w:t>
+      </w:r>
+      <w:r>
+        <w:rPr>
+          <w:b/>
+          <w:bCs/>
+        </w:rPr>
+        <w:t>–</w:t>
+      </w:r>
+      <w:r>
+        <w:rPr>
+          <w:b/>
+          <w:bCs/>
+        </w:rPr>
+        <w:t xml:space="preserve"> </w:t>
+      </w:r>
+      <w:r>
+        <w:rPr>
+          <w:b/>
+          <w:bCs/>
+        </w:rPr>
+        <w:t>Default “Active” to new customer – this is the customer status to maintain</w:t>
+      </w:r>
+      <w:r>
+        <w:rPr>
+          <w:b/>
+          <w:bCs/>
+        </w:rPr>
+        <w:br/>
+        <w:t xml:space="preserve">Installed by also capture to </w:t>
+      </w:r>
+      <w:proofErr w:type="spellStart"/>
+      <w:r>
+        <w:rPr>
+          <w:b/>
+          <w:bCs/>
+        </w:rPr>
+        <w:t>stb</w:t>
+      </w:r>
+      <w:proofErr w:type="spellEnd"/>
+      <w:r>
+        <w:rPr>
+          <w:b/>
+          <w:bCs/>
+        </w:rPr>
+        <w:t xml:space="preserve"> table also, user the installed by name, which is in </w:t>
+      </w:r>
+      <w:r>
+        <w:rPr>
+          <w:b/>
+          <w:bCs/>
+        </w:rPr>
+        <w:t>“</w:t>
+      </w:r>
+      <w:r>
+        <w:rPr>
+          <w:b/>
+          <w:bCs/>
+          <w:lang w:val="en-US"/>
+        </w:rPr>
+        <w:t>Customer Details</w:t>
+      </w:r>
+      <w:r>
+        <w:rPr>
+          <w:b/>
+          <w:bCs/>
+          <w:lang w:val="en-US"/>
+        </w:rPr>
+        <w:t xml:space="preserve"> widget”</w:t>
+      </w:r>
+    </w:p>
+    <w:p>
+      <w:pPr>
+        <w:pStyle w:val="NoSpacing"/>
+        <w:rPr>
+          <w:b/>
+          <w:bCs/>
+          <w:lang w:val="en-US"/>
+        </w:rPr>
+      </w:pPr>
+    </w:p>
+    <w:p>
+      <w:pPr>
+        <w:pStyle w:val="NoSpacing"/>
+        <w:rPr>
+          <w:b/>
+          <w:bCs/>
+          <w:lang w:val="en-US"/>
+        </w:rPr>
+      </w:pPr>
+      <w:r>
+        <w:rPr>
+          <w:b/>
+          <w:bCs/>
+          <w:lang w:val="en-US"/>
+        </w:rPr>
+        <w:t>“</w:t>
+      </w:r>
+      <w:r>
+        <w:rPr>
+          <w:b/>
+          <w:bCs/>
+          <w:lang w:val="en-US"/>
+        </w:rPr>
+        <w:t>Connection Details</w:t>
+      </w:r>
+      <w:r>
+        <w:rPr>
+          <w:b/>
+          <w:bCs/>
+          <w:lang w:val="en-US"/>
+        </w:rPr>
+        <w:t>- widget”</w:t>
+      </w:r>
+    </w:p>
+    <w:p>
+      <w:pPr>
+        <w:pStyle w:val="NoSpacing"/>
+        <w:rPr>
+          <w:b/>
+          <w:bCs/>
+        </w:rPr>
+      </w:pPr>
+      <w:r>
+        <w:rPr>
+          <w:b/>
+          <w:bCs/>
+        </w:rPr>
+        <w:t>Connection Date</w:t>
+      </w:r>
+      <w:r>
+        <w:rPr>
+          <w:b/>
+          <w:bCs/>
+        </w:rPr>
+        <w:t xml:space="preserve"> – not required, which one also capture from </w:t>
+      </w:r>
+      <w:proofErr w:type="spellStart"/>
+      <w:r>
+        <w:rPr>
+          <w:b/>
+          <w:bCs/>
+        </w:rPr>
+        <w:t>stb</w:t>
+      </w:r>
+      <w:proofErr w:type="spellEnd"/>
+      <w:r>
+        <w:rPr>
+          <w:b/>
+          <w:bCs/>
+        </w:rPr>
+        <w:t xml:space="preserve"> installed date</w:t>
+      </w:r>
+      <w:r>
+        <w:rPr>
+          <w:b/>
+          <w:bCs/>
+        </w:rPr>
+        <w:t xml:space="preserve">, </w:t>
+      </w:r>
+    </w:p>
+    <w:p>
+      <w:pPr>
+        <w:pStyle w:val="NoSpacing"/>
+        <w:rPr>
+          <w:b/>
+          <w:bCs/>
+        </w:rPr>
+      </w:pPr>
+      <w:r>
+        <w:rPr>
+          <w:b/>
+          <w:bCs/>
+        </w:rPr>
+        <w:t>This date required in connection detail table also and</w:t>
+      </w:r>
+    </w:p>
+    <w:p>
+      <w:pPr>
+        <w:pStyle w:val="NoSpacing"/>
+        <w:rPr>
+          <w:b/>
+          <w:bCs/>
+          <w:lang w:val="en-US"/>
+        </w:rPr>
+      </w:pPr>
+      <w:r>
+        <w:rPr>
+          <w:b/>
+          <w:bCs/>
+        </w:rPr>
+        <w:t xml:space="preserve">Connect by name </w:t>
+      </w:r>
+      <w:r>
+        <w:rPr>
+          <w:b/>
+          <w:bCs/>
+        </w:rPr>
+        <w:t>required</w:t>
+      </w:r>
+      <w:r>
+        <w:rPr>
+          <w:b/>
+          <w:bCs/>
+        </w:rPr>
+        <w:t xml:space="preserve"> in </w:t>
+      </w:r>
+      <w:proofErr w:type="gramStart"/>
+      <w:r>
+        <w:rPr>
+          <w:b/>
+          <w:bCs/>
+        </w:rPr>
+        <w:t>table ,</w:t>
+      </w:r>
+      <w:proofErr w:type="gramEnd"/>
+      <w:r>
+        <w:rPr>
+          <w:b/>
+          <w:bCs/>
+        </w:rPr>
+        <w:t xml:space="preserve"> but did not show </w:t>
+      </w:r>
+      <w:proofErr w:type="gramStart"/>
+      <w:r>
+        <w:rPr>
+          <w:b/>
+          <w:bCs/>
+        </w:rPr>
+        <w:t xml:space="preserve">here </w:t>
+      </w:r>
+      <w:r>
+        <w:rPr>
+          <w:b/>
+          <w:bCs/>
+        </w:rPr>
+        <w:t>,</w:t>
+      </w:r>
+      <w:proofErr w:type="gramEnd"/>
+      <w:r>
+        <w:rPr>
+          <w:b/>
+          <w:bCs/>
+        </w:rPr>
+        <w:t xml:space="preserve"> which captured from </w:t>
+      </w:r>
+      <w:r>
+        <w:rPr>
+          <w:b/>
+          <w:bCs/>
+        </w:rPr>
+        <w:t>“</w:t>
+      </w:r>
+      <w:r>
+        <w:rPr>
+          <w:b/>
+          <w:bCs/>
+          <w:lang w:val="en-US"/>
+        </w:rPr>
+        <w:t>Customer Details</w:t>
+      </w:r>
+      <w:r>
+        <w:rPr>
+          <w:b/>
+          <w:bCs/>
+          <w:lang w:val="en-US"/>
+        </w:rPr>
+        <w:t xml:space="preserve"> widget”</w:t>
+      </w:r>
+      <w:r>
+        <w:rPr>
+          <w:b/>
+          <w:bCs/>
+          <w:lang w:val="en-US"/>
+        </w:rPr>
+        <w:t xml:space="preserve"> installed </w:t>
+      </w:r>
+      <w:proofErr w:type="gramStart"/>
+      <w:r>
+        <w:rPr>
+          <w:b/>
+          <w:bCs/>
+          <w:lang w:val="en-US"/>
+        </w:rPr>
+        <w:t>by</w:t>
+      </w:r>
+      <w:r>
+        <w:rPr>
+          <w:b/>
+          <w:bCs/>
+          <w:lang w:val="en-US"/>
+        </w:rPr>
+        <w:t xml:space="preserve"> ,</w:t>
+      </w:r>
+      <w:proofErr w:type="gramEnd"/>
+      <w:r>
+        <w:rPr>
+          <w:b/>
+          <w:bCs/>
+          <w:lang w:val="en-US"/>
+        </w:rPr>
+        <w:t xml:space="preserve"> required in table also</w:t>
+      </w:r>
+    </w:p>
+    <w:p>
+      <w:pPr>
+        <w:pStyle w:val="NoSpacing"/>
+        <w:rPr>
+          <w:b/>
+          <w:bCs/>
+          <w:lang w:val="en-US"/>
+        </w:rPr>
+      </w:pPr>
+    </w:p>
+    <w:p>
+      <w:pPr>
+        <w:pStyle w:val="NoSpacing"/>
+        <w:rPr>
+          <w:b/>
+          <w:bCs/>
+          <w:lang w:val="en-US"/>
+        </w:rPr>
+      </w:pPr>
+      <w:r>
+        <w:rPr>
+          <w:b/>
+          <w:bCs/>
+          <w:lang w:val="en-US"/>
+        </w:rPr>
+        <w:t xml:space="preserve">Material details should capture the </w:t>
+      </w:r>
+      <w:r>
+        <w:rPr>
+          <w:b/>
+          <w:bCs/>
+          <w:lang w:val="en-US"/>
+        </w:rPr>
+        <w:t>updated by name and updated date</w:t>
+      </w:r>
+      <w:r>
+        <w:rPr>
+          <w:b/>
+          <w:bCs/>
+          <w:lang w:val="en-US"/>
+        </w:rPr>
+        <w:t xml:space="preserve">, if new customer </w:t>
+      </w:r>
+      <w:r>
+        <w:rPr>
+          <w:b/>
+          <w:bCs/>
+          <w:lang w:val="en-US"/>
+        </w:rPr>
+        <w:t xml:space="preserve">capture </w:t>
+      </w:r>
+      <w:r>
+        <w:rPr>
+          <w:b/>
+          <w:bCs/>
+        </w:rPr>
+        <w:t>Installed Date</w:t>
+      </w:r>
+      <w:r>
+        <w:rPr>
+          <w:b/>
+          <w:bCs/>
+        </w:rPr>
+        <w:t xml:space="preserve"> from </w:t>
+      </w:r>
+      <w:proofErr w:type="spellStart"/>
+      <w:r>
+        <w:rPr>
+          <w:b/>
+          <w:bCs/>
+        </w:rPr>
+        <w:t>stb</w:t>
+      </w:r>
+      <w:proofErr w:type="spellEnd"/>
+      <w:r>
+        <w:rPr>
+          <w:b/>
+          <w:bCs/>
+        </w:rPr>
+        <w:t xml:space="preserve"> details and </w:t>
+      </w:r>
+      <w:r>
+        <w:rPr>
+          <w:b/>
+          <w:bCs/>
+        </w:rPr>
+        <w:t>Installed By</w:t>
+      </w:r>
+      <w:r>
+        <w:rPr>
+          <w:b/>
+          <w:bCs/>
+        </w:rPr>
+        <w:t xml:space="preserve"> from customer details widgets </w:t>
+      </w:r>
+      <w:r>
+        <w:rPr>
+          <w:b/>
+          <w:bCs/>
+          <w:lang w:val="en-US"/>
+        </w:rPr>
+        <w:t>required in table also</w:t>
+      </w:r>
+    </w:p>
+    <w:p>
+      <w:pPr>
+        <w:pStyle w:val="NoSpacing"/>
+        <w:rPr>
+          <w:b/>
+          <w:bCs/>
+          <w:lang w:val="en-US"/>
+        </w:rPr>
+      </w:pPr>
+    </w:p>
+    <w:p>
+      <w:pPr>
+        <w:pStyle w:val="NoSpacing"/>
+        <w:rPr>
+          <w:b/>
+          <w:bCs/>
+          <w:lang w:val="en-US"/>
+        </w:rPr>
+      </w:pPr>
+    </w:p>
+    <w:p>
+      <w:pPr>
+        <w:pStyle w:val="NoSpacing"/>
+        <w:rPr>
+          <w:b/>
+          <w:bCs/>
+          <w:lang w:val="en-US"/>
+        </w:rPr>
+      </w:pPr>
+      <w:r>
+        <w:rPr>
+          <w:b/>
+          <w:bCs/>
+          <w:lang w:val="en-US"/>
+        </w:rPr>
+        <w:t xml:space="preserve">Package details </w:t>
+      </w:r>
+      <w:r>
+        <w:rPr>
+          <w:b/>
+          <w:bCs/>
+          <w:lang w:val="en-US"/>
+        </w:rPr>
+        <w:t xml:space="preserve">should capture the </w:t>
+      </w:r>
+      <w:r>
+        <w:rPr>
+          <w:b/>
+          <w:bCs/>
+          <w:lang w:val="en-US"/>
+        </w:rPr>
+        <w:t>updated by name and updated date</w:t>
+      </w:r>
+      <w:r>
+        <w:rPr>
+          <w:b/>
+          <w:bCs/>
+          <w:lang w:val="en-US"/>
+        </w:rPr>
+        <w:t xml:space="preserve"> </w:t>
+      </w:r>
+      <w:r>
+        <w:rPr>
+          <w:b/>
+          <w:bCs/>
+          <w:lang w:val="en-US"/>
+        </w:rPr>
+        <w:t xml:space="preserve">if new customer capture </w:t>
+      </w:r>
+      <w:r>
+        <w:rPr>
+          <w:b/>
+          <w:bCs/>
+        </w:rPr>
+        <w:t>Installed Date</w:t>
+      </w:r>
+      <w:r>
+        <w:rPr>
+          <w:b/>
+          <w:bCs/>
+        </w:rPr>
+        <w:t xml:space="preserve"> from </w:t>
+      </w:r>
+      <w:proofErr w:type="spellStart"/>
+      <w:r>
+        <w:rPr>
+          <w:b/>
+          <w:bCs/>
+        </w:rPr>
+        <w:t>stb</w:t>
+      </w:r>
+      <w:proofErr w:type="spellEnd"/>
+      <w:r>
+        <w:rPr>
+          <w:b/>
+          <w:bCs/>
+        </w:rPr>
+        <w:t xml:space="preserve"> details and </w:t>
+      </w:r>
+      <w:r>
+        <w:rPr>
+          <w:b/>
+          <w:bCs/>
+        </w:rPr>
+        <w:t>Installed By</w:t>
+      </w:r>
+      <w:r>
+        <w:rPr>
+          <w:b/>
+          <w:bCs/>
+        </w:rPr>
+        <w:t xml:space="preserve"> from customer details </w:t>
+      </w:r>
+      <w:proofErr w:type="spellStart"/>
+      <w:r>
+        <w:rPr>
+          <w:b/>
+          <w:bCs/>
+        </w:rPr>
+        <w:t>widges</w:t>
+      </w:r>
+      <w:proofErr w:type="spellEnd"/>
+    </w:p>
+    <w:p>
+      <w:pPr>
+        <w:pStyle w:val="NoSpacing"/>
+        <w:rPr>
+          <w:b/>
+          <w:bCs/>
+          <w:lang w:val="en-US"/>
+        </w:rPr>
+      </w:pPr>
+    </w:p>
+    <w:p>
+      <w:pPr>
+        <w:pStyle w:val="NoSpacing"/>
+        <w:rPr>
+          <w:b/>
+          <w:bCs/>
+          <w:lang w:val="en-US"/>
+        </w:rPr>
+      </w:pPr>
+    </w:p>
+    <w:p>
+      <w:pPr>
+        <w:pStyle w:val="NoSpacing"/>
+        <w:rPr>
+          <w:b/>
+          <w:bCs/>
+          <w:lang w:val="en-US"/>
+        </w:rPr>
+      </w:pPr>
+    </w:p>
+    <w:p>
+      <w:pPr>
+        <w:pStyle w:val="NoSpacing"/>
+        <w:rPr>
+          <w:b/>
+          <w:bCs/>
+          <w:lang w:val="en-US"/>
+        </w:rPr>
+      </w:pPr>
+      <w:r>
+        <w:rPr>
+          <w:b/>
+          <w:bCs/>
+          <w:lang w:val="en-US"/>
+        </w:rPr>
+        <w:t>Subscription Details</w:t>
+      </w:r>
+    </w:p>
+    <w:p>
+      <w:pPr>
+        <w:pStyle w:val="NoSpacing"/>
+        <w:numPr>
+          <w:ilvl w:val="0"/>
+          <w:numId w:val="25"/>
+        </w:numPr>
+        <w:rPr>
+          <w:b/>
+          <w:bCs/>
+          <w:lang w:val="en-US"/>
+        </w:rPr>
+      </w:pPr>
+      <w:r>
+        <w:rPr>
+          <w:b/>
+          <w:bCs/>
+          <w:lang w:val="en-US"/>
+        </w:rPr>
+        <w:t xml:space="preserve">Year </w:t>
+      </w:r>
+      <w:r>
+        <w:rPr>
+          <w:b/>
+          <w:bCs/>
+          <w:lang w:val="en-US"/>
+        </w:rPr>
+        <w:t xml:space="preserve">field </w:t>
+      </w:r>
+      <w:r>
+        <w:rPr>
+          <w:b/>
+          <w:bCs/>
+          <w:lang w:val="en-US"/>
+        </w:rPr>
+        <w:t>also selectable – default current year</w:t>
+      </w:r>
+    </w:p>
+    <w:p>
+      <w:pPr>
+        <w:pStyle w:val="NoSpacing"/>
+        <w:numPr>
+          <w:ilvl w:val="0"/>
+          <w:numId w:val="25"/>
+        </w:numPr>
+        <w:rPr>
+          <w:b/>
+          <w:bCs/>
+          <w:lang w:val="en-US"/>
+        </w:rPr>
+      </w:pPr>
+      <w:r>
+        <w:rPr>
+          <w:b/>
+          <w:bCs/>
+          <w:lang w:val="en-US"/>
+        </w:rPr>
+        <w:t xml:space="preserve">Need to add the fields </w:t>
+      </w:r>
+      <w:r>
+        <w:rPr>
+          <w:b/>
+          <w:bCs/>
+          <w:lang w:val="en-US"/>
+        </w:rPr>
+        <w:t>“</w:t>
+      </w:r>
+      <w:r>
+        <w:rPr>
+          <w:b/>
+          <w:bCs/>
+          <w:lang w:val="en-US"/>
+        </w:rPr>
+        <w:t xml:space="preserve">Payment </w:t>
+      </w:r>
+      <w:proofErr w:type="gramStart"/>
+      <w:r>
+        <w:rPr>
+          <w:b/>
+          <w:bCs/>
+          <w:lang w:val="en-US"/>
+        </w:rPr>
+        <w:t>type :</w:t>
+      </w:r>
+      <w:proofErr w:type="gramEnd"/>
+      <w:r>
+        <w:rPr>
+          <w:b/>
+          <w:bCs/>
+          <w:lang w:val="en-US"/>
+        </w:rPr>
+        <w:t xml:space="preserve"> Days / Month / Year</w:t>
+      </w:r>
+      <w:r>
+        <w:rPr>
+          <w:b/>
+          <w:bCs/>
+          <w:lang w:val="en-US"/>
+        </w:rPr>
+        <w:t xml:space="preserve"> – selectable required this field in table </w:t>
+      </w:r>
+    </w:p>
+    <w:p>
+      <w:pPr>
+        <w:pStyle w:val="NoSpacing"/>
+        <w:numPr>
+          <w:ilvl w:val="0"/>
+          <w:numId w:val="25"/>
+        </w:numPr>
+        <w:rPr>
+          <w:b/>
+          <w:bCs/>
+          <w:lang w:val="en-US"/>
+        </w:rPr>
+      </w:pPr>
+      <w:r>
+        <w:rPr>
+          <w:b/>
+          <w:bCs/>
+          <w:lang w:val="en-US"/>
+        </w:rPr>
+        <w:t xml:space="preserve">If days selected </w:t>
+      </w:r>
+      <w:r>
+        <w:rPr>
+          <w:b/>
+          <w:bCs/>
+          <w:lang w:val="en-US"/>
+        </w:rPr>
+        <w:t>–</w:t>
+      </w:r>
+      <w:r>
+        <w:rPr>
+          <w:b/>
+          <w:bCs/>
+          <w:lang w:val="en-US"/>
+        </w:rPr>
+        <w:t xml:space="preserve"> </w:t>
+      </w:r>
+      <w:r>
+        <w:rPr>
+          <w:b/>
+          <w:bCs/>
+          <w:lang w:val="en-US"/>
+        </w:rPr>
+        <w:t xml:space="preserve">package amount should calculate based on start </w:t>
+      </w:r>
+      <w:proofErr w:type="gramStart"/>
+      <w:r>
+        <w:rPr>
+          <w:b/>
+          <w:bCs/>
+          <w:lang w:val="en-US"/>
+        </w:rPr>
+        <w:t>date</w:t>
+      </w:r>
+      <w:r>
+        <w:rPr>
+          <w:b/>
+          <w:bCs/>
+          <w:lang w:val="en-US"/>
+        </w:rPr>
+        <w:t>(</w:t>
+      </w:r>
+      <w:proofErr w:type="gramEnd"/>
+      <w:r>
+        <w:rPr>
+          <w:b/>
+          <w:bCs/>
+          <w:lang w:val="en-US"/>
+        </w:rPr>
+        <w:t>current date default)</w:t>
+      </w:r>
+      <w:r>
+        <w:rPr>
+          <w:b/>
+          <w:bCs/>
+          <w:lang w:val="en-US"/>
+        </w:rPr>
+        <w:t xml:space="preserve"> of current month to </w:t>
+      </w:r>
+      <w:r>
+        <w:rPr>
+          <w:b/>
+          <w:bCs/>
+          <w:lang w:val="en-US"/>
+        </w:rPr>
+        <w:t>last date of current month</w:t>
+      </w:r>
+    </w:p>
+    <w:p>
+      <w:pPr>
+        <w:pStyle w:val="NoSpacing"/>
+        <w:numPr>
+          <w:ilvl w:val="0"/>
+          <w:numId w:val="25"/>
+        </w:numPr>
+        <w:rPr>
+          <w:b/>
+          <w:bCs/>
+          <w:lang w:val="en-US"/>
+        </w:rPr>
+      </w:pPr>
+      <w:r>
+        <w:rPr>
+          <w:b/>
+          <w:bCs/>
+          <w:lang w:val="en-US"/>
+        </w:rPr>
+        <w:t xml:space="preserve">If days selected – package amount should calculate based </w:t>
+      </w:r>
+      <w:r>
+        <w:rPr>
+          <w:b/>
+          <w:bCs/>
+          <w:lang w:val="en-US"/>
+        </w:rPr>
+        <w:t>from</w:t>
+      </w:r>
+      <w:r>
+        <w:rPr>
+          <w:b/>
+          <w:bCs/>
+          <w:lang w:val="en-US"/>
+        </w:rPr>
+        <w:t xml:space="preserve"> start date</w:t>
+      </w:r>
+      <w:r>
+        <w:rPr>
+          <w:b/>
+          <w:bCs/>
+          <w:lang w:val="en-US"/>
+        </w:rPr>
+        <w:t xml:space="preserve"> </w:t>
+      </w:r>
+      <w:r>
+        <w:rPr>
+          <w:b/>
+          <w:bCs/>
+          <w:lang w:val="en-US"/>
+        </w:rPr>
+        <w:t xml:space="preserve">Must be </w:t>
+      </w:r>
+      <w:r>
+        <w:rPr>
+          <w:b/>
+          <w:bCs/>
+          <w:lang w:val="en-US"/>
+        </w:rPr>
+        <w:t xml:space="preserve">current </w:t>
+      </w:r>
+      <w:proofErr w:type="gramStart"/>
+      <w:r>
+        <w:rPr>
+          <w:b/>
+          <w:bCs/>
+          <w:lang w:val="en-US"/>
+        </w:rPr>
+        <w:t xml:space="preserve">date </w:t>
+      </w:r>
+      <w:r>
+        <w:rPr>
+          <w:b/>
+          <w:bCs/>
+          <w:lang w:val="en-US"/>
+        </w:rPr>
+        <w:t xml:space="preserve"> </w:t>
+      </w:r>
+      <w:r>
+        <w:rPr>
+          <w:b/>
+          <w:bCs/>
+          <w:lang w:val="en-US"/>
+        </w:rPr>
+        <w:t>t</w:t>
+      </w:r>
+      <w:r>
+        <w:rPr>
+          <w:b/>
+          <w:bCs/>
+          <w:lang w:val="en-US"/>
+        </w:rPr>
+        <w:t>o</w:t>
+      </w:r>
+      <w:proofErr w:type="gramEnd"/>
+      <w:r>
+        <w:rPr>
+          <w:b/>
+          <w:bCs/>
+          <w:lang w:val="en-US"/>
+        </w:rPr>
+        <w:t xml:space="preserve"> </w:t>
+      </w:r>
+      <w:r>
+        <w:rPr>
+          <w:b/>
+          <w:bCs/>
+          <w:lang w:val="en-US"/>
+        </w:rPr>
+        <w:t>last date of current month</w:t>
+      </w:r>
+    </w:p>
+    <w:p>
+      <w:pPr>
+        <w:pStyle w:val="NoSpacing"/>
+        <w:numPr>
+          <w:ilvl w:val="0"/>
+          <w:numId w:val="25"/>
+        </w:numPr>
+        <w:rPr>
+          <w:b/>
+          <w:bCs/>
+          <w:lang w:val="en-US"/>
+        </w:rPr>
+      </w:pPr>
+      <w:r>
+        <w:rPr>
+          <w:b/>
+          <w:bCs/>
+          <w:lang w:val="en-US"/>
+        </w:rPr>
+        <w:t xml:space="preserve">Number of days will show next to period </w:t>
+      </w:r>
+      <w:proofErr w:type="gramStart"/>
+      <w:r>
+        <w:rPr>
+          <w:b/>
+          <w:bCs/>
+          <w:lang w:val="en-US"/>
+        </w:rPr>
+        <w:t>field  and</w:t>
+      </w:r>
+      <w:proofErr w:type="gramEnd"/>
+      <w:r>
+        <w:rPr>
+          <w:b/>
+          <w:bCs/>
+          <w:lang w:val="en-US"/>
+        </w:rPr>
+        <w:t xml:space="preserve"> </w:t>
+      </w:r>
+      <w:r>
+        <w:rPr>
+          <w:b/>
+          <w:bCs/>
+          <w:lang w:val="en-US"/>
+        </w:rPr>
+        <w:t>days count should show and display field</w:t>
+      </w:r>
+    </w:p>
+    <w:p>
+      <w:pPr>
+        <w:pStyle w:val="NoSpacing"/>
+        <w:numPr>
+          <w:ilvl w:val="0"/>
+          <w:numId w:val="25"/>
+        </w:numPr>
+        <w:rPr>
+          <w:b/>
+          <w:bCs/>
+        </w:rPr>
+      </w:pPr>
+      <w:r>
+        <w:rPr>
+          <w:b/>
+          <w:bCs/>
+        </w:rPr>
+        <w:t>Payment Type</w:t>
+      </w:r>
+      <w:r>
+        <w:rPr>
+          <w:b/>
+          <w:bCs/>
+        </w:rPr>
+        <w:t>- rename as “</w:t>
+      </w:r>
+      <w:r>
+        <w:rPr>
+          <w:b/>
+          <w:bCs/>
+        </w:rPr>
+        <w:t>Period”,</w:t>
+      </w:r>
+    </w:p>
+    <w:p>
+      <w:pPr>
+        <w:pStyle w:val="NoSpacing"/>
+        <w:ind w:left="720"/>
+        <w:rPr>
+          <w:b/>
+          <w:bCs/>
+        </w:rPr>
+      </w:pPr>
+    </w:p>
+    <w:p>
+      <w:pPr>
+        <w:pStyle w:val="NoSpacing"/>
+        <w:numPr>
+          <w:ilvl w:val="0"/>
+          <w:numId w:val="25"/>
+        </w:numPr>
+        <w:rPr>
+          <w:b/>
+          <w:bCs/>
+          <w:lang w:val="en-US"/>
+        </w:rPr>
+      </w:pPr>
+      <w:r>
+        <w:rPr>
+          <w:b/>
+          <w:bCs/>
+          <w:lang w:val="en-US"/>
+        </w:rPr>
+        <w:t xml:space="preserve">If Month </w:t>
+      </w:r>
+      <w:proofErr w:type="gramStart"/>
+      <w:r>
+        <w:rPr>
+          <w:b/>
+          <w:bCs/>
+          <w:lang w:val="en-US"/>
+        </w:rPr>
+        <w:t>selected ,</w:t>
+      </w:r>
+      <w:proofErr w:type="gramEnd"/>
+      <w:r>
+        <w:rPr>
+          <w:b/>
+          <w:bCs/>
+          <w:lang w:val="en-US"/>
+        </w:rPr>
+        <w:t xml:space="preserve"> need </w:t>
+      </w:r>
+      <w:r>
+        <w:rPr>
+          <w:b/>
+          <w:bCs/>
+          <w:lang w:val="en-US"/>
+        </w:rPr>
+        <w:t>to show a new field</w:t>
+      </w:r>
+      <w:r>
+        <w:rPr>
+          <w:b/>
+          <w:bCs/>
+          <w:lang w:val="en-US"/>
+        </w:rPr>
+        <w:t xml:space="preserve"> </w:t>
+      </w:r>
+      <w:r>
+        <w:rPr>
+          <w:b/>
+          <w:bCs/>
+          <w:lang w:val="en-US"/>
+        </w:rPr>
+        <w:t>drop down “Select No of Month” from 1 to 12</w:t>
+      </w:r>
+      <w:r>
+        <w:rPr>
+          <w:b/>
+          <w:bCs/>
+          <w:lang w:val="en-US"/>
+        </w:rPr>
+        <w:t xml:space="preserve">, </w:t>
+      </w:r>
+      <w:r>
+        <w:rPr>
+          <w:b/>
+          <w:bCs/>
+          <w:lang w:val="en-US"/>
+        </w:rPr>
+        <w:t>start date must be current month 1</w:t>
+      </w:r>
+      <w:r>
+        <w:rPr>
+          <w:b/>
+          <w:bCs/>
+          <w:vertAlign w:val="superscript"/>
+          <w:lang w:val="en-US"/>
+        </w:rPr>
+        <w:t>st</w:t>
+      </w:r>
+      <w:r>
+        <w:rPr>
+          <w:b/>
+          <w:bCs/>
+          <w:lang w:val="en-US"/>
+        </w:rPr>
+        <w:t xml:space="preserve"> date or user selectable but that must 1date of any month and expiry </w:t>
+      </w:r>
+      <w:r>
+        <w:rPr>
+          <w:b/>
+          <w:bCs/>
+          <w:lang w:val="en-US"/>
+        </w:rPr>
+        <w:t xml:space="preserve">date based on number of </w:t>
+      </w:r>
+      <w:proofErr w:type="gramStart"/>
+      <w:r>
+        <w:rPr>
+          <w:b/>
+          <w:bCs/>
+          <w:lang w:val="en-US"/>
+        </w:rPr>
+        <w:t>month</w:t>
+      </w:r>
+      <w:proofErr w:type="gramEnd"/>
+      <w:r>
+        <w:rPr>
+          <w:b/>
+          <w:bCs/>
+          <w:lang w:val="en-US"/>
+        </w:rPr>
+        <w:t xml:space="preserve"> </w:t>
+      </w:r>
+      <w:r>
+        <w:rPr>
+          <w:b/>
+          <w:bCs/>
+          <w:lang w:val="en-US"/>
+        </w:rPr>
+        <w:t>selected auto calculation,</w:t>
+      </w:r>
+    </w:p>
+    <w:p>
+      <w:pPr>
+        <w:pStyle w:val="NoSpacing"/>
+        <w:numPr>
+          <w:ilvl w:val="0"/>
+          <w:numId w:val="25"/>
+        </w:numPr>
+        <w:rPr>
+          <w:b/>
+          <w:bCs/>
+          <w:lang w:val="en-US"/>
+        </w:rPr>
+      </w:pPr>
+      <w:r>
+        <w:rPr>
+          <w:b/>
+          <w:bCs/>
+          <w:lang w:val="en-US"/>
+        </w:rPr>
+        <w:t xml:space="preserve">If </w:t>
+      </w:r>
+      <w:r>
+        <w:rPr>
+          <w:b/>
+          <w:bCs/>
+          <w:lang w:val="en-US"/>
+        </w:rPr>
+        <w:t>Year</w:t>
+      </w:r>
+      <w:r>
+        <w:rPr>
+          <w:b/>
+          <w:bCs/>
+          <w:lang w:val="en-US"/>
+        </w:rPr>
+        <w:t xml:space="preserve"> </w:t>
+      </w:r>
+      <w:proofErr w:type="gramStart"/>
+      <w:r>
+        <w:rPr>
+          <w:b/>
+          <w:bCs/>
+          <w:lang w:val="en-US"/>
+        </w:rPr>
+        <w:t>selected ,</w:t>
+      </w:r>
+      <w:proofErr w:type="gramEnd"/>
+      <w:r>
+        <w:rPr>
+          <w:b/>
+          <w:bCs/>
+          <w:lang w:val="en-US"/>
+        </w:rPr>
+        <w:t xml:space="preserve"> need a drop down “Select No of </w:t>
+      </w:r>
+      <w:r>
+        <w:rPr>
+          <w:b/>
+          <w:bCs/>
+          <w:lang w:val="en-US"/>
+        </w:rPr>
+        <w:t>Year</w:t>
+      </w:r>
+      <w:r>
+        <w:rPr>
+          <w:b/>
+          <w:bCs/>
+          <w:lang w:val="en-US"/>
+        </w:rPr>
+        <w:t>” from 1 to 12, start date must be current month 1</w:t>
+      </w:r>
+      <w:r>
+        <w:rPr>
+          <w:b/>
+          <w:bCs/>
+          <w:vertAlign w:val="superscript"/>
+          <w:lang w:val="en-US"/>
+        </w:rPr>
+        <w:t>st</w:t>
+      </w:r>
+      <w:r>
+        <w:rPr>
+          <w:b/>
+          <w:bCs/>
+          <w:lang w:val="en-US"/>
+        </w:rPr>
+        <w:t xml:space="preserve"> date or user selectable but that must 1date of any month and expiry date based on number of </w:t>
+      </w:r>
+      <w:r>
+        <w:rPr>
+          <w:b/>
+          <w:bCs/>
+          <w:lang w:val="en-US"/>
+        </w:rPr>
+        <w:t>year</w:t>
+      </w:r>
+      <w:r>
+        <w:rPr>
+          <w:b/>
+          <w:bCs/>
+          <w:lang w:val="en-US"/>
+        </w:rPr>
+        <w:t xml:space="preserve"> selected auto calculation,</w:t>
+      </w:r>
+    </w:p>
+    <w:p>
+      <w:pPr>
+        <w:pStyle w:val="NoSpacing"/>
+        <w:numPr>
+          <w:ilvl w:val="0"/>
+          <w:numId w:val="25"/>
+        </w:numPr>
+        <w:rPr>
+          <w:b/>
+          <w:bCs/>
+          <w:lang w:val="en-US"/>
+        </w:rPr>
+      </w:pPr>
+      <w:r>
+        <w:rPr>
+          <w:b/>
+          <w:bCs/>
+          <w:lang w:val="en-US"/>
+        </w:rPr>
+        <w:t xml:space="preserve">Expiry date should be on above selection </w:t>
+      </w:r>
+    </w:p>
+    <w:p>
+      <w:pPr>
+        <w:pStyle w:val="NoSpacing"/>
+        <w:ind w:left="360"/>
+        <w:rPr>
+          <w:b/>
+          <w:bCs/>
+          <w:lang w:val="en-US"/>
+        </w:rPr>
+      </w:pPr>
+    </w:p>
+    <w:p>
+      <w:pPr>
+        <w:pStyle w:val="NoSpacing"/>
+        <w:ind w:left="360"/>
+        <w:rPr>
+          <w:b/>
+          <w:bCs/>
+          <w:lang w:val="en-US"/>
+        </w:rPr>
+      </w:pPr>
+      <w:proofErr w:type="gramStart"/>
+      <w:r>
+        <w:rPr>
+          <w:b/>
+          <w:bCs/>
+          <w:lang w:val="en-US"/>
+        </w:rPr>
+        <w:t>.If</w:t>
+      </w:r>
+      <w:proofErr w:type="gramEnd"/>
+      <w:r>
+        <w:rPr>
+          <w:b/>
+          <w:bCs/>
+          <w:lang w:val="en-US"/>
+        </w:rPr>
+        <w:t xml:space="preserve"> select Month or Year – </w:t>
+      </w:r>
+      <w:r>
+        <w:rPr>
+          <w:b/>
+          <w:bCs/>
+        </w:rPr>
+        <w:t xml:space="preserve">Expiry </w:t>
+      </w:r>
+      <w:proofErr w:type="gramStart"/>
+      <w:r>
+        <w:rPr>
+          <w:b/>
+          <w:bCs/>
+        </w:rPr>
+        <w:t>Date</w:t>
+      </w:r>
+      <w:r>
+        <w:rPr>
+          <w:b/>
+          <w:bCs/>
+        </w:rPr>
+        <w:t xml:space="preserve">  did</w:t>
+      </w:r>
+      <w:proofErr w:type="gramEnd"/>
+      <w:r>
+        <w:rPr>
+          <w:b/>
+          <w:bCs/>
+        </w:rPr>
+        <w:t xml:space="preserve"> not fetch </w:t>
+      </w:r>
+      <w:r>
+        <w:rPr>
+          <w:b/>
+          <w:bCs/>
+        </w:rPr>
+        <w:t xml:space="preserve">correct last date of the month, it’s calculation 30 instead of 31 of that </w:t>
+      </w:r>
+      <w:proofErr w:type="gramStart"/>
+      <w:r>
+        <w:rPr>
+          <w:b/>
+          <w:bCs/>
+        </w:rPr>
+        <w:t>month</w:t>
+      </w:r>
+      <w:proofErr w:type="gramEnd"/>
+    </w:p>
+    <w:p>
+      <w:pPr>
+        <w:pStyle w:val="NoSpacing"/>
+        <w:rPr>
+          <w:b/>
+          <w:bCs/>
+          <w:lang w:val="en-US"/>
+        </w:rPr>
+      </w:pPr>
+    </w:p>
+    <w:p>
+      <w:pPr>
+        <w:pStyle w:val="NoSpacing"/>
+        <w:numPr>
+          <w:ilvl w:val="0"/>
+          <w:numId w:val="25"/>
+        </w:numPr>
+        <w:rPr>
+          <w:b/>
+          <w:bCs/>
+        </w:rPr>
+      </w:pPr>
+      <w:r>
+        <w:rPr>
+          <w:b/>
+          <w:bCs/>
+        </w:rPr>
+        <w:t>Subscription Amount</w:t>
+      </w:r>
+      <w:r>
+        <w:rPr>
+          <w:b/>
+          <w:bCs/>
+        </w:rPr>
+        <w:t xml:space="preserve"> – display based on the period</w:t>
+      </w:r>
+    </w:p>
+    <w:p>
+      <w:pPr>
+        <w:pStyle w:val="NoSpacing"/>
+        <w:rPr>
+          <w:b/>
+          <w:bCs/>
+        </w:rPr>
+      </w:pPr>
+      <w:r>
+        <w:rPr>
+          <w:b/>
+          <w:bCs/>
+        </w:rPr>
+        <w:t>Subscription status – Unpaid /Paid – default unpaid</w:t>
+      </w:r>
+      <w:r>
+        <w:rPr>
+          <w:b/>
+          <w:bCs/>
+        </w:rPr>
+        <w:t>, if not admin unpaid display field</w:t>
+      </w:r>
+    </w:p>
+    <w:p>
+      <w:pPr>
+        <w:pStyle w:val="NoSpacing"/>
+        <w:rPr>
+          <w:b/>
+          <w:bCs/>
+        </w:rPr>
+      </w:pPr>
+    </w:p>
+    <w:p>
+      <w:pPr>
+        <w:pStyle w:val="NoSpacing"/>
+        <w:rPr>
+          <w:b/>
+          <w:bCs/>
+          <w:lang w:val="en-US"/>
+        </w:rPr>
+      </w:pPr>
+      <w:r>
+        <w:rPr>
+          <w:b/>
+          <w:bCs/>
+        </w:rPr>
+        <w:t xml:space="preserve">As per previous – instruction that should be </w:t>
+      </w:r>
+      <w:r>
+        <w:rPr>
+          <w:b/>
+          <w:bCs/>
+        </w:rPr>
+        <w:t xml:space="preserve">listed in payment pending list </w:t>
+      </w:r>
     </w:p>
     <w:p>
       <w:pPr>
@@ -12292,7 +17432,7 @@
   <w:abstractNum w:abstractNumId="8" w15:restartNumberingAfterBreak="0">
     <w:nsid w:val="2C615325"/>
     <w:multiLevelType w:val="multilevel"/>
-    <w:tmpl w:val="F4D2A774"/>
+    <w:tmpl w:val="CCAC5D2A"/>
     <w:lvl w:ilvl="0">
       <w:start w:val="1"/>
       <w:numFmt w:val="bullet"/>
@@ -12309,36 +17449,28 @@
         <w:sz w:val="20"/>
       </w:rPr>
     </w:lvl>
-    <w:lvl w:ilvl="1" w:tentative="1">
-      <w:start w:val="1"/>
-      <w:numFmt w:val="bullet"/>
-      <w:lvlText w:val="o"/>
+    <w:lvl w:ilvl="1">
+      <w:start w:val="1"/>
+      <w:numFmt w:val="decimal"/>
+      <w:lvlText w:val="%2."/>
       <w:lvlJc w:val="left"/>
       <w:pPr>
-        <w:tabs>
-          <w:tab w:val="num" w:pos="1440"/>
-        </w:tabs>
         <w:ind w:left="1440" w:hanging="360"/>
       </w:pPr>
       <w:rPr>
-        <w:rFonts w:ascii="Courier New" w:hAnsi="Courier New" w:hint="default"/>
-        <w:sz w:val="20"/>
+        <w:rFonts w:hint="default"/>
       </w:rPr>
     </w:lvl>
-    <w:lvl w:ilvl="2" w:tentative="1">
-      <w:start w:val="1"/>
-      <w:numFmt w:val="bullet"/>
-      <w:lvlText w:val=""/>
+    <w:lvl w:ilvl="2">
+      <w:start w:val="1"/>
+      <w:numFmt w:val="decimal"/>
+      <w:lvlText w:val="%3."/>
       <w:lvlJc w:val="left"/>
       <w:pPr>
-        <w:tabs>
-          <w:tab w:val="num" w:pos="2160"/>
-        </w:tabs>
         <w:ind w:left="2160" w:hanging="360"/>
       </w:pPr>
       <w:rPr>
-        <w:rFonts w:ascii="Wingdings" w:hAnsi="Wingdings" w:hint="default"/>
-        <w:sz w:val="20"/>
+        <w:rFonts w:hint="default"/>
       </w:rPr>
     </w:lvl>
     <w:lvl w:ilvl="3" w:tentative="1">
@@ -13653,6 +18785,95 @@
     </w:lvl>
   </w:abstractNum>
   <w:abstractNum w:abstractNumId="19" w15:restartNumberingAfterBreak="0">
+    <w:nsid w:val="47F541C9"/>
+    <w:multiLevelType w:val="hybridMultilevel"/>
+    <w:tmpl w:val="ACD4CA7A"/>
+    <w:lvl w:ilvl="0" w:tplc="0409000F">
+      <w:start w:val="1"/>
+      <w:numFmt w:val="decimal"/>
+      <w:lvlText w:val="%1."/>
+      <w:lvlJc w:val="left"/>
+      <w:pPr>
+        <w:ind w:left="720" w:hanging="360"/>
+      </w:pPr>
+      <w:rPr>
+        <w:rFonts w:hint="default"/>
+      </w:rPr>
+    </w:lvl>
+    <w:lvl w:ilvl="1" w:tplc="04090019" w:tentative="1">
+      <w:start w:val="1"/>
+      <w:numFmt w:val="lowerLetter"/>
+      <w:lvlText w:val="%2."/>
+      <w:lvlJc w:val="left"/>
+      <w:pPr>
+        <w:ind w:left="1440" w:hanging="360"/>
+      </w:pPr>
+    </w:lvl>
+    <w:lvl w:ilvl="2" w:tplc="0409001B" w:tentative="1">
+      <w:start w:val="1"/>
+      <w:numFmt w:val="lowerRoman"/>
+      <w:lvlText w:val="%3."/>
+      <w:lvlJc w:val="right"/>
+      <w:pPr>
+        <w:ind w:left="2160" w:hanging="180"/>
+      </w:pPr>
+    </w:lvl>
+    <w:lvl w:ilvl="3" w:tplc="0409000F" w:tentative="1">
+      <w:start w:val="1"/>
+      <w:numFmt w:val="decimal"/>
+      <w:lvlText w:val="%4."/>
+      <w:lvlJc w:val="left"/>
+      <w:pPr>
+        <w:ind w:left="2880" w:hanging="360"/>
+      </w:pPr>
+    </w:lvl>
+    <w:lvl w:ilvl="4" w:tplc="04090019" w:tentative="1">
+      <w:start w:val="1"/>
+      <w:numFmt w:val="lowerLetter"/>
+      <w:lvlText w:val="%5."/>
+      <w:lvlJc w:val="left"/>
+      <w:pPr>
+        <w:ind w:left="3600" w:hanging="360"/>
+      </w:pPr>
+    </w:lvl>
+    <w:lvl w:ilvl="5" w:tplc="0409001B" w:tentative="1">
+      <w:start w:val="1"/>
+      <w:numFmt w:val="lowerRoman"/>
+      <w:lvlText w:val="%6."/>
+      <w:lvlJc w:val="right"/>
+      <w:pPr>
+        <w:ind w:left="4320" w:hanging="180"/>
+      </w:pPr>
+    </w:lvl>
+    <w:lvl w:ilvl="6" w:tplc="0409000F" w:tentative="1">
+      <w:start w:val="1"/>
+      <w:numFmt w:val="decimal"/>
+      <w:lvlText w:val="%7."/>
+      <w:lvlJc w:val="left"/>
+      <w:pPr>
+        <w:ind w:left="5040" w:hanging="360"/>
+      </w:pPr>
+    </w:lvl>
+    <w:lvl w:ilvl="7" w:tplc="04090019" w:tentative="1">
+      <w:start w:val="1"/>
+      <w:numFmt w:val="lowerLetter"/>
+      <w:lvlText w:val="%8."/>
+      <w:lvlJc w:val="left"/>
+      <w:pPr>
+        <w:ind w:left="5760" w:hanging="360"/>
+      </w:pPr>
+    </w:lvl>
+    <w:lvl w:ilvl="8" w:tplc="0409001B" w:tentative="1">
+      <w:start w:val="1"/>
+      <w:numFmt w:val="lowerRoman"/>
+      <w:lvlText w:val="%9."/>
+      <w:lvlJc w:val="right"/>
+      <w:pPr>
+        <w:ind w:left="6480" w:hanging="180"/>
+      </w:pPr>
+    </w:lvl>
+  </w:abstractNum>
+  <w:abstractNum w:abstractNumId="20" w15:restartNumberingAfterBreak="0">
     <w:nsid w:val="4B9566C8"/>
     <w:multiLevelType w:val="hybridMultilevel"/>
     <w:tmpl w:val="0BC871BE"/>
@@ -13741,7 +18962,7 @@
       </w:pPr>
     </w:lvl>
   </w:abstractNum>
-  <w:abstractNum w:abstractNumId="20" w15:restartNumberingAfterBreak="0">
+  <w:abstractNum w:abstractNumId="21" w15:restartNumberingAfterBreak="0">
     <w:nsid w:val="5AB63653"/>
     <w:multiLevelType w:val="multilevel"/>
     <w:tmpl w:val="AEBCE6B4"/>
@@ -13886,7 +19107,7 @@
       </w:rPr>
     </w:lvl>
   </w:abstractNum>
-  <w:abstractNum w:abstractNumId="21" w15:restartNumberingAfterBreak="0">
+  <w:abstractNum w:abstractNumId="22" w15:restartNumberingAfterBreak="0">
     <w:nsid w:val="5B0F231C"/>
     <w:multiLevelType w:val="multilevel"/>
     <w:tmpl w:val="61E06DBC"/>
@@ -14035,7 +19256,7 @@
       </w:rPr>
     </w:lvl>
   </w:abstractNum>
-  <w:abstractNum w:abstractNumId="22" w15:restartNumberingAfterBreak="0">
+  <w:abstractNum w:abstractNumId="23" w15:restartNumberingAfterBreak="0">
     <w:nsid w:val="74D43F45"/>
     <w:multiLevelType w:val="hybridMultilevel"/>
     <w:tmpl w:val="8402C9D0"/>
@@ -14124,7 +19345,7 @@
       </w:pPr>
     </w:lvl>
   </w:abstractNum>
-  <w:abstractNum w:abstractNumId="23" w15:restartNumberingAfterBreak="0">
+  <w:abstractNum w:abstractNumId="24" w15:restartNumberingAfterBreak="0">
     <w:nsid w:val="7BF06BB8"/>
     <w:multiLevelType w:val="multilevel"/>
     <w:tmpl w:val="94982344"/>
@@ -14274,13 +19495,13 @@
     </w:lvl>
   </w:abstractNum>
   <w:num w:numId="1" w16cid:durableId="66616893">
-    <w:abstractNumId w:val="19"/>
+    <w:abstractNumId w:val="20"/>
   </w:num>
   <w:num w:numId="2" w16cid:durableId="123502505">
     <w:abstractNumId w:val="13"/>
   </w:num>
   <w:num w:numId="3" w16cid:durableId="1535847532">
-    <w:abstractNumId w:val="22"/>
+    <w:abstractNumId w:val="23"/>
   </w:num>
   <w:num w:numId="4" w16cid:durableId="217015646">
     <w:abstractNumId w:val="0"/>
@@ -14319,16 +19540,16 @@
     <w:abstractNumId w:val="2"/>
   </w:num>
   <w:num w:numId="16" w16cid:durableId="702482787">
-    <w:abstractNumId w:val="21"/>
+    <w:abstractNumId w:val="22"/>
   </w:num>
   <w:num w:numId="17" w16cid:durableId="886723717">
-    <w:abstractNumId w:val="23"/>
+    <w:abstractNumId w:val="24"/>
   </w:num>
   <w:num w:numId="18" w16cid:durableId="554387993">
     <w:abstractNumId w:val="14"/>
   </w:num>
   <w:num w:numId="19" w16cid:durableId="1698238505">
-    <w:abstractNumId w:val="20"/>
+    <w:abstractNumId w:val="21"/>
   </w:num>
   <w:num w:numId="20" w16cid:durableId="558442085">
     <w:abstractNumId w:val="12"/>
@@ -14344,6 +19565,9 @@
   </w:num>
   <w:num w:numId="24" w16cid:durableId="36899477">
     <w:abstractNumId w:val="17"/>
+  </w:num>
+  <w:num w:numId="25" w16cid:durableId="1882934692">
+    <w:abstractNumId w:val="19"/>
   </w:num>
 </w:numbering>
 </file>

--- a/project_desc/details.docx
+++ b/project_desc/details.docx
@@ -16461,7 +16461,6 @@
         <w:rPr>
           <w:b/>
           <w:bCs/>
-          <w:lang w:val="en-US"/>
         </w:rPr>
       </w:pPr>
       <w:r>
@@ -16485,9 +16484,2496 @@
         <w:rPr>
           <w:b/>
           <w:bCs/>
-          <w:lang w:val="en-US"/>
-        </w:rPr>
-      </w:pPr>
+        </w:rPr>
+      </w:pPr>
+    </w:p>
+    <w:p>
+      <w:pPr>
+        <w:pStyle w:val="NoSpacing"/>
+        <w:rPr>
+          <w:b/>
+          <w:bCs/>
+        </w:rPr>
+      </w:pPr>
+      <w:r>
+        <w:rPr>
+          <w:b/>
+          <w:bCs/>
+        </w:rPr>
+        <w:t>10-07-2026</w:t>
+      </w:r>
+    </w:p>
+    <w:p>
+      <w:pPr>
+        <w:pStyle w:val="NoSpacing"/>
+        <w:rPr>
+          <w:b/>
+          <w:bCs/>
+          <w:lang w:val="en-US"/>
+        </w:rPr>
+      </w:pPr>
+      <w:r>
+        <w:rPr>
+          <w:b/>
+          <w:bCs/>
+          <w:lang w:val="en-US"/>
+        </w:rPr>
+        <w:t>Add STB Details</w:t>
+      </w:r>
+    </w:p>
+    <w:p>
+      <w:pPr>
+        <w:pStyle w:val="NoSpacing"/>
+        <w:rPr>
+          <w:b/>
+          <w:bCs/>
+        </w:rPr>
+      </w:pPr>
+    </w:p>
+    <w:p>
+      <w:pPr>
+        <w:pStyle w:val="NoSpacing"/>
+        <w:rPr>
+          <w:b/>
+          <w:bCs/>
+        </w:rPr>
+      </w:pPr>
+      <w:r>
+        <w:rPr>
+          <w:b/>
+          <w:bCs/>
+        </w:rPr>
+        <w:t>Current STB Number</w:t>
+      </w:r>
+    </w:p>
+    <w:p>
+      <w:pPr>
+        <w:pStyle w:val="NoSpacing"/>
+        <w:rPr>
+          <w:b/>
+          <w:bCs/>
+        </w:rPr>
+      </w:pPr>
+      <w:r>
+        <w:rPr>
+          <w:b/>
+          <w:bCs/>
+        </w:rPr>
+        <w:t>Update</w:t>
+      </w:r>
+      <w:r>
+        <w:rPr>
+          <w:b/>
+          <w:bCs/>
+        </w:rPr>
+        <w:t>d</w:t>
+      </w:r>
+      <w:r>
+        <w:rPr>
+          <w:b/>
+          <w:bCs/>
+        </w:rPr>
+        <w:t xml:space="preserve"> </w:t>
+      </w:r>
+      <w:r>
+        <w:rPr>
+          <w:b/>
+          <w:bCs/>
+        </w:rPr>
+        <w:t>Date</w:t>
+      </w:r>
+    </w:p>
+    <w:p>
+      <w:pPr>
+        <w:pStyle w:val="NoSpacing"/>
+        <w:rPr>
+          <w:b/>
+          <w:bCs/>
+        </w:rPr>
+      </w:pPr>
+      <w:r>
+        <w:rPr>
+          <w:b/>
+          <w:bCs/>
+        </w:rPr>
+        <w:t>Reason</w:t>
+      </w:r>
+      <w:r>
+        <w:rPr>
+          <w:b/>
+          <w:bCs/>
+        </w:rPr>
+        <w:t xml:space="preserve"> – select</w:t>
+      </w:r>
+      <w:r>
+        <w:rPr>
+          <w:b/>
+          <w:bCs/>
+        </w:rPr>
+        <w:t xml:space="preserve"> </w:t>
+      </w:r>
+    </w:p>
+    <w:p>
+      <w:pPr>
+        <w:pStyle w:val="NoSpacing"/>
+        <w:rPr>
+          <w:b/>
+          <w:bCs/>
+          <w:lang w:val="en-US"/>
+        </w:rPr>
+      </w:pPr>
+      <w:proofErr w:type="gramStart"/>
+      <w:r>
+        <w:rPr>
+          <w:b/>
+          <w:bCs/>
+          <w:lang w:val="en-US"/>
+        </w:rPr>
+        <w:t xml:space="preserve">  </w:t>
+      </w:r>
+      <w:r>
+        <w:rPr>
+          <w:b/>
+          <w:bCs/>
+          <w:lang w:val="en-US"/>
+        </w:rPr>
+        <w:t>Reactivate</w:t>
+      </w:r>
+      <w:proofErr w:type="gramEnd"/>
+      <w:r>
+        <w:rPr>
+          <w:b/>
+          <w:bCs/>
+          <w:lang w:val="en-US"/>
+        </w:rPr>
+        <w:t xml:space="preserve"> </w:t>
+      </w:r>
+    </w:p>
+    <w:p>
+      <w:pPr>
+        <w:pStyle w:val="NoSpacing"/>
+        <w:rPr>
+          <w:b/>
+          <w:bCs/>
+          <w:lang w:val="en-US"/>
+        </w:rPr>
+      </w:pPr>
+      <w:proofErr w:type="gramStart"/>
+      <w:r>
+        <w:rPr>
+          <w:b/>
+          <w:bCs/>
+          <w:lang w:val="en-US"/>
+        </w:rPr>
+        <w:t xml:space="preserve">  </w:t>
+      </w:r>
+      <w:r>
+        <w:rPr>
+          <w:b/>
+          <w:bCs/>
+          <w:lang w:val="en-US"/>
+        </w:rPr>
+        <w:t>Replaced</w:t>
+      </w:r>
+      <w:proofErr w:type="gramEnd"/>
+      <w:r>
+        <w:rPr>
+          <w:b/>
+          <w:bCs/>
+          <w:lang w:val="en-US"/>
+        </w:rPr>
+        <w:t xml:space="preserve"> </w:t>
+      </w:r>
+    </w:p>
+    <w:p>
+      <w:pPr>
+        <w:pStyle w:val="NoSpacing"/>
+        <w:rPr>
+          <w:b/>
+          <w:bCs/>
+          <w:lang w:val="en-US"/>
+        </w:rPr>
+      </w:pPr>
+      <w:proofErr w:type="gramStart"/>
+      <w:r>
+        <w:rPr>
+          <w:b/>
+          <w:bCs/>
+          <w:lang w:val="en-US"/>
+        </w:rPr>
+        <w:t>  Upgrade</w:t>
+      </w:r>
+      <w:proofErr w:type="gramEnd"/>
+      <w:r>
+        <w:rPr>
+          <w:b/>
+          <w:bCs/>
+          <w:lang w:val="en-US"/>
+        </w:rPr>
+        <w:t xml:space="preserve"> </w:t>
+      </w:r>
+    </w:p>
+    <w:p>
+      <w:pPr>
+        <w:pStyle w:val="NoSpacing"/>
+        <w:rPr>
+          <w:b/>
+          <w:bCs/>
+          <w:lang w:val="en-US"/>
+        </w:rPr>
+      </w:pPr>
+      <w:proofErr w:type="gramStart"/>
+      <w:r>
+        <w:rPr>
+          <w:b/>
+          <w:bCs/>
+          <w:lang w:val="en-US"/>
+        </w:rPr>
+        <w:t>  Replace</w:t>
+      </w:r>
+      <w:proofErr w:type="gramEnd"/>
+      <w:r>
+        <w:rPr>
+          <w:b/>
+          <w:bCs/>
+          <w:lang w:val="en-US"/>
+        </w:rPr>
+        <w:t xml:space="preserve"> </w:t>
+      </w:r>
+    </w:p>
+    <w:p>
+      <w:pPr>
+        <w:pStyle w:val="NoSpacing"/>
+        <w:rPr>
+          <w:b/>
+          <w:bCs/>
+          <w:lang w:val="en-US"/>
+        </w:rPr>
+      </w:pPr>
+      <w:proofErr w:type="gramStart"/>
+      <w:r>
+        <w:rPr>
+          <w:b/>
+          <w:bCs/>
+          <w:lang w:val="en-US"/>
+        </w:rPr>
+        <w:t>  Fault</w:t>
+      </w:r>
+      <w:proofErr w:type="gramEnd"/>
+      <w:r>
+        <w:rPr>
+          <w:b/>
+          <w:bCs/>
+          <w:lang w:val="en-US"/>
+        </w:rPr>
+        <w:t xml:space="preserve"> </w:t>
+      </w:r>
+    </w:p>
+    <w:p>
+      <w:pPr>
+        <w:pStyle w:val="NoSpacing"/>
+        <w:rPr>
+          <w:b/>
+          <w:bCs/>
+          <w:lang w:val="en-US"/>
+        </w:rPr>
+      </w:pPr>
+      <w:proofErr w:type="gramStart"/>
+      <w:r>
+        <w:rPr>
+          <w:b/>
+          <w:bCs/>
+          <w:lang w:val="en-US"/>
+        </w:rPr>
+        <w:t>  Broken</w:t>
+      </w:r>
+      <w:proofErr w:type="gramEnd"/>
+      <w:r>
+        <w:rPr>
+          <w:b/>
+          <w:bCs/>
+          <w:lang w:val="en-US"/>
+        </w:rPr>
+        <w:t xml:space="preserve"> </w:t>
+      </w:r>
+    </w:p>
+    <w:p>
+      <w:pPr>
+        <w:pStyle w:val="NoSpacing"/>
+        <w:rPr>
+          <w:b/>
+          <w:bCs/>
+          <w:lang w:val="en-US"/>
+        </w:rPr>
+      </w:pPr>
+      <w:proofErr w:type="gramStart"/>
+      <w:r>
+        <w:rPr>
+          <w:b/>
+          <w:bCs/>
+          <w:lang w:val="en-US"/>
+        </w:rPr>
+        <w:lastRenderedPageBreak/>
+        <w:t>  Burnt</w:t>
+      </w:r>
+      <w:proofErr w:type="gramEnd"/>
+      <w:r>
+        <w:rPr>
+          <w:b/>
+          <w:bCs/>
+          <w:lang w:val="en-US"/>
+        </w:rPr>
+        <w:t xml:space="preserve"> </w:t>
+      </w:r>
+    </w:p>
+    <w:p>
+      <w:pPr>
+        <w:pStyle w:val="NoSpacing"/>
+        <w:rPr>
+          <w:b/>
+          <w:bCs/>
+          <w:lang w:val="en-US"/>
+        </w:rPr>
+      </w:pPr>
+      <w:proofErr w:type="gramStart"/>
+      <w:r>
+        <w:rPr>
+          <w:b/>
+          <w:bCs/>
+          <w:lang w:val="en-US"/>
+        </w:rPr>
+        <w:t>  Disconnect</w:t>
+      </w:r>
+      <w:proofErr w:type="gramEnd"/>
+      <w:r>
+        <w:rPr>
+          <w:b/>
+          <w:bCs/>
+          <w:lang w:val="en-US"/>
+        </w:rPr>
+        <w:t xml:space="preserve"> </w:t>
+      </w:r>
+    </w:p>
+    <w:p>
+      <w:pPr>
+        <w:pStyle w:val="NoSpacing"/>
+        <w:rPr>
+          <w:b/>
+          <w:bCs/>
+          <w:lang w:val="en-US"/>
+        </w:rPr>
+      </w:pPr>
+      <w:proofErr w:type="gramStart"/>
+      <w:r>
+        <w:rPr>
+          <w:b/>
+          <w:bCs/>
+          <w:lang w:val="en-US"/>
+        </w:rPr>
+        <w:t>  Location</w:t>
+      </w:r>
+      <w:proofErr w:type="gramEnd"/>
+      <w:r>
+        <w:rPr>
+          <w:b/>
+          <w:bCs/>
+          <w:lang w:val="en-US"/>
+        </w:rPr>
+        <w:t xml:space="preserve"> Shifted </w:t>
+      </w:r>
+    </w:p>
+    <w:p>
+      <w:pPr>
+        <w:pStyle w:val="NoSpacing"/>
+        <w:rPr>
+          <w:b/>
+          <w:bCs/>
+          <w:lang w:val="en-US"/>
+        </w:rPr>
+      </w:pPr>
+      <w:proofErr w:type="gramStart"/>
+      <w:r>
+        <w:rPr>
+          <w:b/>
+          <w:bCs/>
+          <w:lang w:val="en-US"/>
+        </w:rPr>
+        <w:t>  STB</w:t>
+      </w:r>
+      <w:proofErr w:type="gramEnd"/>
+      <w:r>
+        <w:rPr>
+          <w:b/>
+          <w:bCs/>
+          <w:lang w:val="en-US"/>
+        </w:rPr>
+        <w:t xml:space="preserve"> Lost </w:t>
+      </w:r>
+    </w:p>
+    <w:p>
+      <w:pPr>
+        <w:pStyle w:val="NoSpacing"/>
+        <w:rPr>
+          <w:b/>
+          <w:bCs/>
+        </w:rPr>
+      </w:pPr>
+      <w:proofErr w:type="gramStart"/>
+      <w:r>
+        <w:rPr>
+          <w:b/>
+          <w:bCs/>
+          <w:lang w:val="en-US"/>
+        </w:rPr>
+        <w:t>  Outstation</w:t>
+      </w:r>
+      <w:proofErr w:type="gramEnd"/>
+      <w:r>
+        <w:rPr>
+          <w:b/>
+          <w:bCs/>
+        </w:rPr>
+        <w:t xml:space="preserve"> (static </w:t>
+      </w:r>
+      <w:proofErr w:type="gramStart"/>
+      <w:r>
+        <w:rPr>
+          <w:b/>
+          <w:bCs/>
+        </w:rPr>
+        <w:t>drop down</w:t>
+      </w:r>
+      <w:proofErr w:type="gramEnd"/>
+      <w:r>
+        <w:rPr>
+          <w:b/>
+          <w:bCs/>
+        </w:rPr>
+        <w:t xml:space="preserve"> selection)</w:t>
+      </w:r>
+    </w:p>
+    <w:p>
+      <w:pPr>
+        <w:pStyle w:val="NoSpacing"/>
+        <w:rPr>
+          <w:b/>
+          <w:bCs/>
+        </w:rPr>
+      </w:pPr>
+      <w:r>
+        <w:rPr>
+          <w:b/>
+          <w:bCs/>
+        </w:rPr>
+        <w:t>Remarks</w:t>
+      </w:r>
+      <w:r>
+        <w:rPr>
+          <w:b/>
+          <w:bCs/>
+        </w:rPr>
+        <w:t xml:space="preserve"> – User </w:t>
+      </w:r>
+      <w:proofErr w:type="gramStart"/>
+      <w:r>
+        <w:rPr>
+          <w:b/>
+          <w:bCs/>
+        </w:rPr>
+        <w:t>Enterable  Max</w:t>
+      </w:r>
+      <w:proofErr w:type="gramEnd"/>
+      <w:r>
+        <w:rPr>
+          <w:b/>
+          <w:bCs/>
+        </w:rPr>
+        <w:t xml:space="preserve"> 500 </w:t>
+      </w:r>
+      <w:proofErr w:type="spellStart"/>
+      <w:r>
+        <w:rPr>
+          <w:b/>
+          <w:bCs/>
+        </w:rPr>
+        <w:t>charactors</w:t>
+      </w:r>
+      <w:proofErr w:type="spellEnd"/>
+    </w:p>
+    <w:p>
+      <w:pPr>
+        <w:pStyle w:val="NoSpacing"/>
+        <w:rPr>
+          <w:b/>
+          <w:bCs/>
+        </w:rPr>
+      </w:pPr>
+      <w:r>
+        <w:rPr>
+          <w:b/>
+          <w:bCs/>
+        </w:rPr>
+        <w:t>Installed</w:t>
+      </w:r>
+      <w:r>
+        <w:rPr>
+          <w:b/>
+          <w:bCs/>
+        </w:rPr>
+        <w:t>/Attended</w:t>
+      </w:r>
+      <w:r>
+        <w:rPr>
+          <w:b/>
+          <w:bCs/>
+        </w:rPr>
+        <w:t xml:space="preserve"> By: </w:t>
+      </w:r>
+      <w:r>
+        <w:rPr>
+          <w:b/>
+          <w:bCs/>
+        </w:rPr>
+        <w:t xml:space="preserve">admin only can </w:t>
+      </w:r>
+      <w:r>
+        <w:rPr>
+          <w:b/>
+          <w:bCs/>
+        </w:rPr>
+        <w:t xml:space="preserve">choose the </w:t>
+      </w:r>
+      <w:r>
+        <w:rPr>
+          <w:b/>
+          <w:bCs/>
+        </w:rPr>
+        <w:t xml:space="preserve">name, if </w:t>
+      </w:r>
+      <w:r>
+        <w:rPr>
+          <w:b/>
+          <w:bCs/>
+        </w:rPr>
+        <w:t xml:space="preserve">not admin should record the name of the logged in user name which mapped with employee </w:t>
+      </w:r>
+    </w:p>
+    <w:p>
+      <w:pPr>
+        <w:pStyle w:val="NoSpacing"/>
+        <w:rPr>
+          <w:b/>
+          <w:bCs/>
+        </w:rPr>
+      </w:pPr>
+    </w:p>
+    <w:p>
+      <w:pPr>
+        <w:pStyle w:val="NoSpacing"/>
+        <w:rPr>
+          <w:b/>
+          <w:bCs/>
+        </w:rPr>
+      </w:pPr>
+      <w:r>
+        <w:rPr>
+          <w:b/>
+          <w:bCs/>
+        </w:rPr>
+        <w:t xml:space="preserve">If </w:t>
+      </w:r>
+      <w:r>
+        <w:rPr>
+          <w:b/>
+          <w:bCs/>
+        </w:rPr>
+        <w:t>Reason</w:t>
+      </w:r>
+      <w:r>
+        <w:rPr>
+          <w:b/>
+          <w:bCs/>
+        </w:rPr>
+        <w:t xml:space="preserve"> is </w:t>
+      </w:r>
+      <w:r>
+        <w:rPr>
+          <w:b/>
+          <w:bCs/>
+        </w:rPr>
+        <w:t xml:space="preserve">“Replaced” only allow to </w:t>
+      </w:r>
+      <w:r>
+        <w:rPr>
+          <w:b/>
+          <w:bCs/>
+        </w:rPr>
+        <w:t xml:space="preserve">show below fields and widgets, if other reason select did not show any of below, </w:t>
+      </w:r>
+    </w:p>
+    <w:p>
+      <w:pPr>
+        <w:pStyle w:val="NoSpacing"/>
+        <w:rPr>
+          <w:b/>
+          <w:bCs/>
+        </w:rPr>
+      </w:pPr>
+      <w:r>
+        <w:rPr>
+          <w:b/>
+          <w:bCs/>
+        </w:rPr>
+        <w:t>STB Type</w:t>
+      </w:r>
+    </w:p>
+    <w:p>
+      <w:pPr>
+        <w:pStyle w:val="NoSpacing"/>
+        <w:rPr>
+          <w:b/>
+          <w:bCs/>
+        </w:rPr>
+      </w:pPr>
+      <w:r>
+        <w:rPr>
+          <w:b/>
+          <w:bCs/>
+        </w:rPr>
+        <w:t>New STB Number</w:t>
+      </w:r>
+    </w:p>
+    <w:p>
+      <w:pPr>
+        <w:pStyle w:val="NoSpacing"/>
+        <w:rPr>
+          <w:b/>
+          <w:bCs/>
+        </w:rPr>
+      </w:pPr>
+      <w:r>
+        <w:rPr>
+          <w:b/>
+          <w:bCs/>
+        </w:rPr>
+        <w:t>Selected STB Number</w:t>
+      </w:r>
+    </w:p>
+    <w:p>
+      <w:pPr>
+        <w:pStyle w:val="NoSpacing"/>
+        <w:rPr>
+          <w:b/>
+          <w:bCs/>
+        </w:rPr>
+      </w:pPr>
+      <w:r>
+        <w:rPr>
+          <w:b/>
+          <w:bCs/>
+        </w:rPr>
+        <w:t>STB Amount</w:t>
+      </w:r>
+    </w:p>
+    <w:p>
+      <w:pPr>
+        <w:pStyle w:val="NoSpacing"/>
+        <w:rPr>
+          <w:b/>
+          <w:bCs/>
+        </w:rPr>
+      </w:pPr>
+      <w:r>
+        <w:rPr>
+          <w:b/>
+          <w:bCs/>
+        </w:rPr>
+        <w:t>STB Discount</w:t>
+      </w:r>
+    </w:p>
+    <w:p>
+      <w:pPr>
+        <w:pStyle w:val="NoSpacing"/>
+        <w:rPr>
+          <w:b/>
+          <w:bCs/>
+        </w:rPr>
+      </w:pPr>
+      <w:r>
+        <w:rPr>
+          <w:b/>
+          <w:bCs/>
+        </w:rPr>
+        <w:t>Labor/ Service charge</w:t>
+      </w:r>
+    </w:p>
+    <w:p>
+      <w:pPr>
+        <w:pStyle w:val="NoSpacing"/>
+        <w:rPr>
+          <w:b/>
+          <w:bCs/>
+        </w:rPr>
+      </w:pPr>
+      <w:r>
+        <w:rPr>
+          <w:b/>
+          <w:bCs/>
+        </w:rPr>
+        <w:t>New STB Status</w:t>
+      </w:r>
+      <w:r>
+        <w:rPr>
+          <w:b/>
+          <w:bCs/>
+        </w:rPr>
+        <w:t xml:space="preserve"> – last should show </w:t>
+      </w:r>
+      <w:proofErr w:type="gramStart"/>
+      <w:r>
+        <w:rPr>
+          <w:b/>
+          <w:bCs/>
+        </w:rPr>
+        <w:t>there ,</w:t>
+      </w:r>
+      <w:proofErr w:type="gramEnd"/>
+      <w:r>
+        <w:rPr>
+          <w:b/>
+          <w:bCs/>
+        </w:rPr>
+        <w:t xml:space="preserve"> if re</w:t>
+      </w:r>
+      <w:r>
+        <w:rPr>
+          <w:b/>
+          <w:bCs/>
+        </w:rPr>
+        <w:t xml:space="preserve">placed </w:t>
+      </w:r>
+      <w:proofErr w:type="gramStart"/>
+      <w:r>
+        <w:rPr>
+          <w:b/>
+          <w:bCs/>
+        </w:rPr>
+        <w:t xml:space="preserve">selected  </w:t>
+      </w:r>
+      <w:r>
+        <w:rPr>
+          <w:b/>
+          <w:bCs/>
+        </w:rPr>
+        <w:t>New</w:t>
+      </w:r>
+      <w:proofErr w:type="gramEnd"/>
+      <w:r>
+        <w:rPr>
+          <w:b/>
+          <w:bCs/>
+        </w:rPr>
+        <w:t xml:space="preserve"> STB Status</w:t>
+      </w:r>
+      <w:r>
+        <w:rPr>
+          <w:b/>
+          <w:bCs/>
+        </w:rPr>
+        <w:t xml:space="preserve"> should be active</w:t>
+      </w:r>
+      <w:r>
+        <w:rPr>
+          <w:b/>
+          <w:bCs/>
+        </w:rPr>
+        <w:t>, change</w:t>
+      </w:r>
+      <w:r>
+        <w:rPr>
+          <w:b/>
+          <w:bCs/>
+        </w:rPr>
+        <w:t xml:space="preserve"> </w:t>
+      </w:r>
+      <w:proofErr w:type="gramStart"/>
+      <w:r>
+        <w:rPr>
+          <w:b/>
+          <w:bCs/>
+        </w:rPr>
+        <w:t>a</w:t>
+      </w:r>
+      <w:r>
+        <w:rPr>
+          <w:b/>
+          <w:bCs/>
+        </w:rPr>
+        <w:t>utomatically ,</w:t>
+      </w:r>
+      <w:proofErr w:type="gramEnd"/>
+      <w:r>
+        <w:rPr>
+          <w:b/>
+          <w:bCs/>
+        </w:rPr>
+        <w:t xml:space="preserve"> if other selection </w:t>
+      </w:r>
+      <w:r>
+        <w:rPr>
+          <w:b/>
+          <w:bCs/>
+        </w:rPr>
+        <w:t>should be Disc</w:t>
+      </w:r>
+      <w:r>
+        <w:rPr>
+          <w:b/>
+          <w:bCs/>
+        </w:rPr>
+        <w:t xml:space="preserve">onnect status </w:t>
+      </w:r>
+      <w:proofErr w:type="gramStart"/>
+      <w:r>
+        <w:rPr>
+          <w:b/>
+          <w:bCs/>
+        </w:rPr>
+        <w:t>maintain ,</w:t>
+      </w:r>
+      <w:proofErr w:type="gramEnd"/>
+      <w:r>
+        <w:rPr>
+          <w:b/>
+          <w:bCs/>
+        </w:rPr>
+        <w:t xml:space="preserve"> if want admin can change in the drop down select option</w:t>
+      </w:r>
+    </w:p>
+    <w:p>
+      <w:pPr>
+        <w:pStyle w:val="NoSpacing"/>
+        <w:rPr>
+          <w:b/>
+          <w:bCs/>
+        </w:rPr>
+      </w:pPr>
+    </w:p>
+    <w:p>
+      <w:pPr>
+        <w:pStyle w:val="NoSpacing"/>
+        <w:rPr>
+          <w:b/>
+          <w:bCs/>
+          <w:lang w:val="en-US"/>
+        </w:rPr>
+      </w:pPr>
+      <w:r>
+        <w:rPr>
+          <w:b/>
+          <w:bCs/>
+          <w:lang w:val="en-US"/>
+        </w:rPr>
+        <w:t>Accessories</w:t>
+      </w:r>
+      <w:r>
+        <w:rPr>
+          <w:b/>
+          <w:bCs/>
+          <w:lang w:val="en-US"/>
+        </w:rPr>
+        <w:t>- widget required</w:t>
+      </w:r>
+    </w:p>
+    <w:p>
+      <w:pPr>
+        <w:pStyle w:val="NoSpacing"/>
+        <w:rPr>
+          <w:b/>
+          <w:bCs/>
+          <w:lang w:val="en-US"/>
+        </w:rPr>
+      </w:pPr>
+      <w:r>
+        <w:rPr>
+          <w:b/>
+          <w:bCs/>
+          <w:lang w:val="en-US"/>
+        </w:rPr>
+        <w:t>Additional Info</w:t>
+      </w:r>
+      <w:r>
+        <w:rPr>
+          <w:b/>
+          <w:bCs/>
+          <w:lang w:val="en-US"/>
+        </w:rPr>
+        <w:t>- section</w:t>
+      </w:r>
+    </w:p>
+    <w:p>
+      <w:pPr>
+        <w:pStyle w:val="NoSpacing"/>
+        <w:rPr>
+          <w:b/>
+          <w:bCs/>
+        </w:rPr>
+      </w:pPr>
+      <w:r>
+        <w:rPr>
+          <w:b/>
+          <w:bCs/>
+        </w:rPr>
+        <w:t>Customer Paid</w:t>
+      </w:r>
+    </w:p>
+    <w:p>
+      <w:pPr>
+        <w:pStyle w:val="NoSpacing"/>
+        <w:rPr>
+          <w:b/>
+          <w:bCs/>
+        </w:rPr>
+      </w:pPr>
+      <w:r>
+        <w:rPr>
+          <w:b/>
+          <w:bCs/>
+        </w:rPr>
+        <w:t>Balance</w:t>
+      </w:r>
+      <w:r>
+        <w:rPr>
+          <w:b/>
+          <w:bCs/>
+        </w:rPr>
+        <w:t xml:space="preserve"> </w:t>
+      </w:r>
+    </w:p>
+    <w:p>
+      <w:pPr>
+        <w:pStyle w:val="NoSpacing"/>
+        <w:rPr>
+          <w:b/>
+          <w:bCs/>
+          <w:lang w:val="en-US"/>
+        </w:rPr>
+      </w:pPr>
+      <w:r>
+        <w:rPr>
+          <w:b/>
+          <w:bCs/>
+        </w:rPr>
+        <w:t>Overall Discount</w:t>
+      </w:r>
+    </w:p>
+    <w:p>
+      <w:pPr>
+        <w:pStyle w:val="NoSpacing"/>
+        <w:rPr>
+          <w:b/>
+          <w:bCs/>
+          <w:lang w:val="en-US"/>
+        </w:rPr>
+      </w:pPr>
+    </w:p>
+    <w:p>
+      <w:pPr>
+        <w:pStyle w:val="NoSpacing"/>
+        <w:rPr>
+          <w:b/>
+          <w:bCs/>
+          <w:lang w:val="en-US"/>
+        </w:rPr>
+      </w:pPr>
+      <w:r>
+        <w:rPr>
+          <w:b/>
+          <w:bCs/>
+          <w:lang w:val="en-US"/>
+        </w:rPr>
+        <w:t>Account Details</w:t>
+      </w:r>
+      <w:r>
+        <w:rPr>
+          <w:b/>
+          <w:bCs/>
+          <w:lang w:val="en-US"/>
+        </w:rPr>
+        <w:t xml:space="preserve"> - section</w:t>
+      </w:r>
+    </w:p>
+    <w:p>
+      <w:pPr>
+        <w:pStyle w:val="NoSpacing"/>
+        <w:rPr>
+          <w:b/>
+          <w:bCs/>
+        </w:rPr>
+      </w:pPr>
+      <w:r>
+        <w:rPr>
+          <w:b/>
+          <w:bCs/>
+        </w:rPr>
+        <w:t>STB Amount</w:t>
+      </w:r>
+    </w:p>
+    <w:p>
+      <w:pPr>
+        <w:pStyle w:val="NoSpacing"/>
+        <w:rPr>
+          <w:b/>
+          <w:bCs/>
+        </w:rPr>
+      </w:pPr>
+      <w:r>
+        <w:rPr>
+          <w:b/>
+          <w:bCs/>
+        </w:rPr>
+        <w:t>STB Discount</w:t>
+      </w:r>
+    </w:p>
+    <w:p>
+      <w:pPr>
+        <w:pStyle w:val="NoSpacing"/>
+        <w:rPr>
+          <w:b/>
+          <w:bCs/>
+        </w:rPr>
+      </w:pPr>
+      <w:r>
+        <w:rPr>
+          <w:b/>
+          <w:bCs/>
+        </w:rPr>
+        <w:t>Labor/ Service charge</w:t>
+      </w:r>
+    </w:p>
+    <w:p>
+      <w:pPr>
+        <w:pStyle w:val="NoSpacing"/>
+        <w:rPr>
+          <w:b/>
+          <w:bCs/>
+          <w:lang w:val="en-US"/>
+        </w:rPr>
+      </w:pPr>
+      <w:r>
+        <w:rPr>
+          <w:b/>
+          <w:bCs/>
+          <w:lang w:val="en-US"/>
+        </w:rPr>
+        <w:t>Overall Discount- 0.00</w:t>
+      </w:r>
+    </w:p>
+    <w:p>
+      <w:pPr>
+        <w:pStyle w:val="NoSpacing"/>
+        <w:rPr>
+          <w:b/>
+          <w:bCs/>
+          <w:lang w:val="en-US"/>
+        </w:rPr>
+      </w:pPr>
+      <w:r>
+        <w:rPr>
+          <w:b/>
+          <w:bCs/>
+          <w:lang w:val="en-US"/>
+        </w:rPr>
+        <w:t>Total0.00</w:t>
+      </w:r>
+    </w:p>
+    <w:p>
+      <w:pPr>
+        <w:pStyle w:val="NoSpacing"/>
+        <w:rPr>
+          <w:b/>
+          <w:bCs/>
+          <w:lang w:val="en-US"/>
+        </w:rPr>
+      </w:pPr>
+    </w:p>
+    <w:p>
+      <w:pPr>
+        <w:pStyle w:val="NoSpacing"/>
+        <w:rPr>
+          <w:b/>
+          <w:bCs/>
+          <w:lang w:val="en-US"/>
+        </w:rPr>
+      </w:pPr>
+      <w:r>
+        <w:rPr>
+          <w:b/>
+          <w:bCs/>
+          <w:lang w:val="en-US"/>
+        </w:rPr>
+        <w:t xml:space="preserve">If replaced </w:t>
+      </w:r>
+      <w:r>
+        <w:rPr>
+          <w:b/>
+          <w:bCs/>
+          <w:lang w:val="en-US"/>
+        </w:rPr>
+        <w:t xml:space="preserve">selected and amount entered, </w:t>
+      </w:r>
+      <w:r>
+        <w:rPr>
+          <w:b/>
+          <w:bCs/>
+          <w:lang w:val="en-US"/>
+        </w:rPr>
+        <w:t xml:space="preserve">these should be listed in </w:t>
+      </w:r>
+      <w:r>
+        <w:rPr>
+          <w:b/>
+          <w:bCs/>
+          <w:lang w:val="en-US"/>
+        </w:rPr>
+        <w:t>Pending Account Handover</w:t>
+      </w:r>
+      <w:r>
+        <w:rPr>
+          <w:b/>
+          <w:bCs/>
+          <w:lang w:val="en-US"/>
+        </w:rPr>
+        <w:t xml:space="preserve"> </w:t>
+      </w:r>
+      <w:r>
+        <w:rPr>
+          <w:b/>
+          <w:bCs/>
+          <w:lang w:val="en-US"/>
+        </w:rPr>
+        <w:t>list</w:t>
+      </w:r>
+      <w:r>
+        <w:rPr>
+          <w:b/>
+          <w:bCs/>
+          <w:lang w:val="en-US"/>
+        </w:rPr>
+        <w:br/>
+        <w:t>and check these changes should record in table, not only here</w:t>
+      </w:r>
+      <w:r>
+        <w:rPr>
+          <w:b/>
+          <w:bCs/>
+          <w:lang w:val="en-US"/>
+        </w:rPr>
+        <w:t xml:space="preserve"> </w:t>
+      </w:r>
+    </w:p>
+    <w:p>
+      <w:pPr>
+        <w:pStyle w:val="NoSpacing"/>
+        <w:rPr>
+          <w:b/>
+          <w:bCs/>
+          <w:lang w:val="en-US"/>
+        </w:rPr>
+      </w:pPr>
+    </w:p>
+    <w:p>
+      <w:pPr>
+        <w:pStyle w:val="NoSpacing"/>
+        <w:rPr>
+          <w:b/>
+          <w:bCs/>
+          <w:lang w:val="en-US"/>
+        </w:rPr>
+      </w:pPr>
+    </w:p>
+    <w:p>
+      <w:pPr>
+        <w:pStyle w:val="NoSpacing"/>
+        <w:rPr>
+          <w:b/>
+          <w:bCs/>
+          <w:lang w:val="en-US"/>
+        </w:rPr>
+      </w:pPr>
+      <w:r>
+        <w:rPr>
+          <w:b/>
+          <w:bCs/>
+          <w:lang w:val="en-US"/>
+        </w:rPr>
+        <w:t xml:space="preserve">Reason </w:t>
+      </w:r>
+      <w:proofErr w:type="gramStart"/>
+      <w:r>
+        <w:rPr>
+          <w:b/>
+          <w:bCs/>
+          <w:lang w:val="en-US"/>
+        </w:rPr>
+        <w:t>drop</w:t>
+      </w:r>
+      <w:proofErr w:type="gramEnd"/>
+      <w:r>
+        <w:rPr>
+          <w:b/>
+          <w:bCs/>
+          <w:lang w:val="en-US"/>
+        </w:rPr>
+        <w:t xml:space="preserve"> down to change below </w:t>
+      </w:r>
+    </w:p>
+    <w:p>
+      <w:pPr>
+        <w:pStyle w:val="NoSpacing"/>
+        <w:rPr>
+          <w:b/>
+          <w:bCs/>
+          <w:lang w:val="en-US"/>
+        </w:rPr>
+      </w:pPr>
+      <w:r>
+        <w:rPr>
+          <w:b/>
+          <w:bCs/>
+          <w:lang w:val="en-US"/>
+        </w:rPr>
+        <w:t xml:space="preserve">Reactivate </w:t>
+      </w:r>
+    </w:p>
+    <w:p>
+      <w:pPr>
+        <w:pStyle w:val="NoSpacing"/>
+        <w:rPr>
+          <w:b/>
+          <w:bCs/>
+          <w:lang w:val="en-US"/>
+        </w:rPr>
+      </w:pPr>
+      <w:r>
+        <w:rPr>
+          <w:b/>
+          <w:bCs/>
+          <w:lang w:val="en-US"/>
+        </w:rPr>
+        <w:t>Replaced</w:t>
+      </w:r>
+    </w:p>
+    <w:p>
+      <w:pPr>
+        <w:pStyle w:val="NoSpacing"/>
+        <w:rPr>
+          <w:b/>
+          <w:bCs/>
+          <w:lang w:val="en-US"/>
+        </w:rPr>
+      </w:pPr>
+      <w:r>
+        <w:rPr>
+          <w:b/>
+          <w:bCs/>
+          <w:lang w:val="en-US"/>
+        </w:rPr>
+        <w:t xml:space="preserve">Returned </w:t>
+      </w:r>
+    </w:p>
+    <w:p>
+      <w:pPr>
+        <w:pStyle w:val="NoSpacing"/>
+        <w:rPr>
+          <w:b/>
+          <w:bCs/>
+          <w:lang w:val="en-US"/>
+        </w:rPr>
+      </w:pPr>
+      <w:r>
+        <w:rPr>
+          <w:b/>
+          <w:bCs/>
+          <w:lang w:val="en-US"/>
+        </w:rPr>
+        <w:t xml:space="preserve">Upgrade </w:t>
+      </w:r>
+    </w:p>
+    <w:p>
+      <w:pPr>
+        <w:pStyle w:val="NoSpacing"/>
+        <w:rPr>
+          <w:b/>
+          <w:bCs/>
+          <w:lang w:val="en-US"/>
+        </w:rPr>
+      </w:pPr>
+      <w:r>
+        <w:rPr>
+          <w:b/>
+          <w:bCs/>
+          <w:lang w:val="en-US"/>
+        </w:rPr>
+        <w:t xml:space="preserve">Replace </w:t>
+      </w:r>
+    </w:p>
+    <w:p>
+      <w:pPr>
+        <w:pStyle w:val="NoSpacing"/>
+        <w:rPr>
+          <w:b/>
+          <w:bCs/>
+          <w:lang w:val="en-US"/>
+        </w:rPr>
+      </w:pPr>
+      <w:r>
+        <w:rPr>
+          <w:b/>
+          <w:bCs/>
+          <w:lang w:val="en-US"/>
+        </w:rPr>
+        <w:t xml:space="preserve">Fault </w:t>
+      </w:r>
+    </w:p>
+    <w:p>
+      <w:pPr>
+        <w:pStyle w:val="NoSpacing"/>
+        <w:rPr>
+          <w:b/>
+          <w:bCs/>
+          <w:lang w:val="en-US"/>
+        </w:rPr>
+      </w:pPr>
+      <w:r>
+        <w:rPr>
+          <w:b/>
+          <w:bCs/>
+          <w:lang w:val="en-US"/>
+        </w:rPr>
+        <w:t xml:space="preserve">Broken </w:t>
+      </w:r>
+    </w:p>
+    <w:p>
+      <w:pPr>
+        <w:pStyle w:val="NoSpacing"/>
+        <w:rPr>
+          <w:b/>
+          <w:bCs/>
+          <w:lang w:val="en-US"/>
+        </w:rPr>
+      </w:pPr>
+      <w:r>
+        <w:rPr>
+          <w:b/>
+          <w:bCs/>
+          <w:lang w:val="en-US"/>
+        </w:rPr>
+        <w:lastRenderedPageBreak/>
+        <w:t xml:space="preserve">Burnt </w:t>
+      </w:r>
+    </w:p>
+    <w:p>
+      <w:pPr>
+        <w:pStyle w:val="NoSpacing"/>
+        <w:rPr>
+          <w:b/>
+          <w:bCs/>
+          <w:lang w:val="en-US"/>
+        </w:rPr>
+      </w:pPr>
+      <w:r>
+        <w:rPr>
+          <w:b/>
+          <w:bCs/>
+          <w:lang w:val="en-US"/>
+        </w:rPr>
+        <w:t xml:space="preserve">Disconnect </w:t>
+      </w:r>
+    </w:p>
+    <w:p>
+      <w:pPr>
+        <w:pStyle w:val="NoSpacing"/>
+        <w:rPr>
+          <w:b/>
+          <w:bCs/>
+          <w:lang w:val="en-US"/>
+        </w:rPr>
+      </w:pPr>
+      <w:r>
+        <w:rPr>
+          <w:b/>
+          <w:bCs/>
+          <w:lang w:val="en-US"/>
+        </w:rPr>
+        <w:t>Vacated</w:t>
+      </w:r>
+    </w:p>
+    <w:p>
+      <w:pPr>
+        <w:pStyle w:val="NoSpacing"/>
+        <w:rPr>
+          <w:b/>
+          <w:bCs/>
+          <w:lang w:val="en-US"/>
+        </w:rPr>
+      </w:pPr>
+      <w:r>
+        <w:rPr>
+          <w:b/>
+          <w:bCs/>
+          <w:lang w:val="en-US"/>
+        </w:rPr>
+        <w:t xml:space="preserve">STB Lost </w:t>
+      </w:r>
+    </w:p>
+    <w:p>
+      <w:pPr>
+        <w:pStyle w:val="NoSpacing"/>
+        <w:rPr>
+          <w:b/>
+          <w:bCs/>
+          <w:lang w:val="en-US"/>
+        </w:rPr>
+      </w:pPr>
+      <w:r>
+        <w:rPr>
+          <w:b/>
+          <w:bCs/>
+          <w:lang w:val="en-US"/>
+        </w:rPr>
+        <w:t xml:space="preserve">Outstation </w:t>
+      </w:r>
+    </w:p>
+    <w:p>
+      <w:pPr>
+        <w:pStyle w:val="NoSpacing"/>
+        <w:rPr>
+          <w:b/>
+          <w:bCs/>
+          <w:lang w:val="en-US"/>
+        </w:rPr>
+      </w:pPr>
+    </w:p>
+    <w:p>
+      <w:pPr>
+        <w:pStyle w:val="NoSpacing"/>
+        <w:rPr>
+          <w:b/>
+          <w:bCs/>
+          <w:lang w:val="en-US"/>
+        </w:rPr>
+      </w:pPr>
+      <w:r>
+        <w:rPr>
+          <w:b/>
+          <w:bCs/>
+          <w:lang w:val="en-US"/>
+        </w:rPr>
+        <w:t>New STB Status move to next to Labor/Service Charge</w:t>
+      </w:r>
+    </w:p>
+    <w:p>
+      <w:pPr>
+        <w:pStyle w:val="NoSpacing"/>
+        <w:rPr>
+          <w:b/>
+          <w:bCs/>
+          <w:lang w:val="en-US"/>
+        </w:rPr>
+      </w:pPr>
+      <w:r>
+        <w:rPr>
+          <w:b/>
+          <w:bCs/>
+          <w:lang w:val="en-US"/>
+        </w:rPr>
+        <w:t>New</w:t>
+      </w:r>
+      <w:r>
+        <w:rPr>
+          <w:b/>
+          <w:bCs/>
+          <w:lang w:val="en-US"/>
+        </w:rPr>
+        <w:t xml:space="preserve"> STB Status – </w:t>
+      </w:r>
+      <w:proofErr w:type="gramStart"/>
+      <w:r>
+        <w:rPr>
+          <w:b/>
+          <w:bCs/>
+          <w:lang w:val="en-US"/>
+        </w:rPr>
+        <w:t>only  Active</w:t>
+      </w:r>
+      <w:proofErr w:type="gramEnd"/>
+      <w:r>
+        <w:rPr>
+          <w:b/>
+          <w:bCs/>
+          <w:lang w:val="en-US"/>
+        </w:rPr>
+        <w:t xml:space="preserve"> / Disconnected / </w:t>
+      </w:r>
+      <w:r>
+        <w:rPr>
+          <w:b/>
+          <w:bCs/>
+          <w:lang w:val="en-US"/>
+        </w:rPr>
+        <w:t>R</w:t>
+      </w:r>
+      <w:r>
+        <w:rPr>
+          <w:b/>
+          <w:bCs/>
+          <w:lang w:val="en-US"/>
+        </w:rPr>
+        <w:t>eturned</w:t>
+      </w:r>
+    </w:p>
+    <w:p>
+      <w:pPr>
+        <w:pStyle w:val="NoSpacing"/>
+        <w:rPr>
+          <w:b/>
+          <w:bCs/>
+          <w:lang w:val="en-US"/>
+        </w:rPr>
+      </w:pPr>
+      <w:r>
+        <w:rPr>
+          <w:b/>
+          <w:bCs/>
+          <w:lang w:val="en-US"/>
+        </w:rPr>
+        <w:t xml:space="preserve">If </w:t>
+      </w:r>
+      <w:r>
+        <w:rPr>
+          <w:b/>
+          <w:bCs/>
+          <w:lang w:val="en-US"/>
+        </w:rPr>
+        <w:t xml:space="preserve">Reason selected returned status must changed to “Returned”, returned boxes are </w:t>
+      </w:r>
+      <w:r>
+        <w:rPr>
+          <w:b/>
+          <w:bCs/>
+          <w:lang w:val="en-US"/>
+        </w:rPr>
+        <w:t xml:space="preserve">stock should added in the </w:t>
+      </w:r>
+    </w:p>
+    <w:p>
+      <w:pPr>
+        <w:pStyle w:val="NoSpacing"/>
+        <w:rPr>
+          <w:b/>
+          <w:bCs/>
+          <w:lang w:val="en-US"/>
+        </w:rPr>
+      </w:pPr>
+    </w:p>
+    <w:p>
+      <w:pPr>
+        <w:pStyle w:val="NoSpacing"/>
+        <w:rPr>
+          <w:b/>
+          <w:bCs/>
+          <w:lang w:val="en-US"/>
+        </w:rPr>
+      </w:pPr>
+      <w:r>
+        <w:rPr>
+          <w:b/>
+          <w:bCs/>
+          <w:lang w:val="en-US"/>
+        </w:rPr>
+        <w:t xml:space="preserve">Remarks </w:t>
+      </w:r>
+    </w:p>
+    <w:p>
+      <w:pPr>
+        <w:pStyle w:val="NoSpacing"/>
+        <w:rPr>
+          <w:b/>
+          <w:bCs/>
+          <w:lang w:val="en-US"/>
+        </w:rPr>
+      </w:pPr>
+      <w:r>
+        <w:rPr>
+          <w:b/>
+          <w:bCs/>
+          <w:lang w:val="en-US"/>
+        </w:rPr>
+        <w:t>height to be changed to row=1 is enough</w:t>
+      </w:r>
+    </w:p>
+    <w:p>
+      <w:pPr>
+        <w:pStyle w:val="NoSpacing"/>
+        <w:rPr>
+          <w:b/>
+          <w:bCs/>
+          <w:lang w:val="en-US"/>
+        </w:rPr>
+      </w:pPr>
+    </w:p>
+    <w:p>
+      <w:pPr>
+        <w:pStyle w:val="NoSpacing"/>
+        <w:rPr>
+          <w:b/>
+          <w:bCs/>
+          <w:lang w:val="en-US"/>
+        </w:rPr>
+      </w:pPr>
+      <w:r>
+        <w:rPr>
+          <w:b/>
+          <w:bCs/>
+        </w:rPr>
+        <w:t>STB Type</w:t>
+      </w:r>
+      <w:r>
+        <w:rPr>
+          <w:b/>
+          <w:bCs/>
+        </w:rPr>
+        <w:t xml:space="preserve"> – New / Serviced / </w:t>
+      </w:r>
+      <w:r>
+        <w:rPr>
+          <w:b/>
+          <w:bCs/>
+        </w:rPr>
+        <w:t>Returned</w:t>
+      </w:r>
+    </w:p>
+    <w:p>
+      <w:pPr>
+        <w:pStyle w:val="NoSpacing"/>
+        <w:rPr>
+          <w:b/>
+          <w:bCs/>
+          <w:lang w:val="en-US"/>
+        </w:rPr>
+      </w:pPr>
+    </w:p>
+    <w:p>
+      <w:pPr>
+        <w:pStyle w:val="NoSpacing"/>
+        <w:rPr>
+          <w:b/>
+          <w:bCs/>
+        </w:rPr>
+      </w:pPr>
+      <w:r>
+        <w:rPr>
+          <w:b/>
+          <w:bCs/>
+        </w:rPr>
+        <w:t>Reason</w:t>
+      </w:r>
+      <w:r>
+        <w:rPr>
+          <w:b/>
+          <w:bCs/>
+        </w:rPr>
+        <w:t xml:space="preserve"> – show the </w:t>
+      </w:r>
+      <w:proofErr w:type="spellStart"/>
+      <w:r>
+        <w:rPr>
+          <w:b/>
+          <w:bCs/>
+        </w:rPr>
+        <w:t>currect</w:t>
+      </w:r>
+      <w:proofErr w:type="spellEnd"/>
+      <w:r>
+        <w:rPr>
+          <w:b/>
+          <w:bCs/>
+        </w:rPr>
+        <w:t xml:space="preserve"> status, user only can change, now </w:t>
+      </w:r>
+      <w:r>
+        <w:rPr>
+          <w:b/>
+          <w:bCs/>
+        </w:rPr>
+        <w:t xml:space="preserve">default is </w:t>
+      </w:r>
+      <w:proofErr w:type="gramStart"/>
+      <w:r>
+        <w:rPr>
+          <w:b/>
+          <w:bCs/>
+        </w:rPr>
+        <w:t>disconnect</w:t>
+      </w:r>
+      <w:proofErr w:type="gramEnd"/>
+    </w:p>
+    <w:p>
+      <w:pPr>
+        <w:pStyle w:val="NoSpacing"/>
+        <w:rPr>
+          <w:b/>
+          <w:bCs/>
+          <w:lang w:val="en-US"/>
+        </w:rPr>
+      </w:pPr>
+      <w:r>
+        <w:rPr>
+          <w:b/>
+          <w:bCs/>
+          <w:lang w:val="en-US"/>
+        </w:rPr>
+        <w:t>STB Details</w:t>
+      </w:r>
+      <w:r>
+        <w:rPr>
+          <w:b/>
+          <w:bCs/>
+          <w:lang w:val="en-US"/>
+        </w:rPr>
+        <w:t xml:space="preserve"> List look </w:t>
+      </w:r>
+      <w:r>
+        <w:rPr>
+          <w:b/>
+          <w:bCs/>
+          <w:lang w:val="en-US"/>
+        </w:rPr>
+        <w:t xml:space="preserve">like </w:t>
+      </w:r>
+    </w:p>
+    <w:p>
+      <w:pPr>
+        <w:pStyle w:val="NoSpacing"/>
+        <w:rPr>
+          <w:b/>
+          <w:bCs/>
+          <w:lang w:val="en-US"/>
+        </w:rPr>
+      </w:pPr>
+    </w:p>
+    <w:p>
+      <w:pPr>
+        <w:pStyle w:val="NoSpacing"/>
+        <w:rPr>
+          <w:b/>
+          <w:bCs/>
+          <w:lang w:val="en-US"/>
+        </w:rPr>
+      </w:pPr>
+      <w:r>
+        <w:rPr>
+          <w:b/>
+          <w:bCs/>
+          <w:lang w:val="en-US"/>
+        </w:rPr>
+        <w:t>Updated Date</w:t>
+      </w:r>
+    </w:p>
+    <w:p>
+      <w:pPr>
+        <w:pStyle w:val="NoSpacing"/>
+        <w:rPr>
+          <w:b/>
+          <w:bCs/>
+          <w:lang w:val="en-US"/>
+        </w:rPr>
+      </w:pPr>
+      <w:r>
+        <w:rPr>
+          <w:b/>
+          <w:bCs/>
+          <w:lang w:val="en-US"/>
+        </w:rPr>
+        <w:t>Reason Type</w:t>
+      </w:r>
+    </w:p>
+    <w:p>
+      <w:pPr>
+        <w:pStyle w:val="NoSpacing"/>
+        <w:rPr>
+          <w:b/>
+          <w:bCs/>
+          <w:lang w:val="en-US"/>
+        </w:rPr>
+      </w:pPr>
+      <w:r>
+        <w:rPr>
+          <w:b/>
+          <w:bCs/>
+          <w:lang w:val="en-US"/>
+        </w:rPr>
+        <w:t>Type</w:t>
+      </w:r>
+    </w:p>
+    <w:p>
+      <w:pPr>
+        <w:pStyle w:val="NoSpacing"/>
+        <w:rPr>
+          <w:b/>
+          <w:bCs/>
+        </w:rPr>
+      </w:pPr>
+      <w:r>
+        <w:rPr>
+          <w:b/>
+          <w:bCs/>
+        </w:rPr>
+        <w:t>STB No</w:t>
+      </w:r>
+    </w:p>
+    <w:p>
+      <w:pPr>
+        <w:pStyle w:val="NoSpacing"/>
+        <w:rPr>
+          <w:b/>
+          <w:bCs/>
+        </w:rPr>
+      </w:pPr>
+      <w:r>
+        <w:rPr>
+          <w:b/>
+          <w:bCs/>
+        </w:rPr>
+        <w:t>Updated By</w:t>
+      </w:r>
+    </w:p>
+    <w:p>
+      <w:pPr>
+        <w:pStyle w:val="NoSpacing"/>
+        <w:rPr>
+          <w:b/>
+          <w:bCs/>
+        </w:rPr>
+      </w:pPr>
+      <w:r>
+        <w:rPr>
+          <w:b/>
+          <w:bCs/>
+        </w:rPr>
+        <w:t>STB amount,</w:t>
+      </w:r>
+    </w:p>
+    <w:p>
+      <w:pPr>
+        <w:pStyle w:val="NoSpacing"/>
+        <w:rPr>
+          <w:b/>
+          <w:bCs/>
+        </w:rPr>
+      </w:pPr>
+      <w:r>
+        <w:rPr>
+          <w:b/>
+          <w:bCs/>
+        </w:rPr>
+        <w:t>Discount</w:t>
+      </w:r>
+    </w:p>
+    <w:p>
+      <w:pPr>
+        <w:pStyle w:val="NoSpacing"/>
+        <w:rPr>
+          <w:b/>
+          <w:bCs/>
+        </w:rPr>
+      </w:pPr>
+      <w:r>
+        <w:rPr>
+          <w:b/>
+          <w:bCs/>
+        </w:rPr>
+        <w:t>Labor/ service charge</w:t>
+      </w:r>
+    </w:p>
+    <w:p>
+      <w:pPr>
+        <w:pStyle w:val="NoSpacing"/>
+        <w:rPr>
+          <w:b/>
+          <w:bCs/>
+        </w:rPr>
+      </w:pPr>
+      <w:r>
+        <w:rPr>
+          <w:b/>
+          <w:bCs/>
+        </w:rPr>
+        <w:t xml:space="preserve">Status </w:t>
+      </w:r>
+    </w:p>
+    <w:p>
+      <w:pPr>
+        <w:pStyle w:val="NoSpacing"/>
+        <w:rPr>
+          <w:b/>
+          <w:bCs/>
+        </w:rPr>
+      </w:pPr>
+      <w:r>
+        <w:rPr>
+          <w:b/>
+          <w:bCs/>
+        </w:rPr>
+        <w:t xml:space="preserve">Approval </w:t>
+      </w:r>
+    </w:p>
+    <w:p>
+      <w:pPr>
+        <w:pStyle w:val="NoSpacing"/>
+        <w:rPr>
+          <w:b/>
+          <w:bCs/>
+        </w:rPr>
+      </w:pPr>
+      <w:r>
+        <w:rPr>
+          <w:b/>
+          <w:bCs/>
+        </w:rPr>
+        <w:t>Action – respective icons instead of label width fit-content</w:t>
+      </w:r>
+    </w:p>
+    <w:p>
+      <w:pPr>
+        <w:pStyle w:val="NoSpacing"/>
+        <w:rPr>
+          <w:b/>
+          <w:bCs/>
+        </w:rPr>
+      </w:pPr>
+    </w:p>
+    <w:p>
+      <w:pPr>
+        <w:pStyle w:val="NoSpacing"/>
+        <w:rPr>
+          <w:b/>
+          <w:bCs/>
+          <w:lang w:val="en-US"/>
+        </w:rPr>
+      </w:pPr>
+    </w:p>
+    <w:p>
+      <w:pPr>
+        <w:pStyle w:val="NoSpacing"/>
+        <w:rPr>
+          <w:b/>
+          <w:bCs/>
+          <w:lang w:val="en-US"/>
+        </w:rPr>
+      </w:pPr>
+    </w:p>
+    <w:p>
+      <w:pPr>
+        <w:pStyle w:val="NoSpacing"/>
+        <w:rPr>
+          <w:b/>
+          <w:bCs/>
+          <w:lang w:val="en-US"/>
+        </w:rPr>
+      </w:pPr>
+    </w:p>
+    <w:p>
+      <w:pPr>
+        <w:pStyle w:val="NoSpacing"/>
+        <w:rPr>
+          <w:b/>
+          <w:bCs/>
+          <w:lang w:val="en-US"/>
+        </w:rPr>
+      </w:pPr>
+      <w:r>
+        <w:rPr>
+          <w:b/>
+          <w:bCs/>
+          <w:lang w:val="en-US"/>
+        </w:rPr>
+        <w:t xml:space="preserve">Package </w:t>
+      </w:r>
+      <w:r>
+        <w:rPr>
+          <w:b/>
+          <w:bCs/>
+          <w:lang w:val="en-US"/>
+        </w:rPr>
+        <w:t>Details</w:t>
+      </w:r>
+    </w:p>
+    <w:p>
+      <w:pPr>
+        <w:pStyle w:val="NoSpacing"/>
+        <w:rPr>
+          <w:b/>
+          <w:bCs/>
+          <w:lang w:val="en-US"/>
+        </w:rPr>
+      </w:pPr>
+      <w:r>
+        <w:rPr>
+          <w:b/>
+          <w:bCs/>
+          <w:lang w:val="en-US"/>
+        </w:rPr>
+        <w:t xml:space="preserve">Package </w:t>
+      </w:r>
+      <w:proofErr w:type="gramStart"/>
+      <w:r>
+        <w:rPr>
+          <w:b/>
+          <w:bCs/>
+          <w:lang w:val="en-US"/>
+        </w:rPr>
+        <w:t>type :</w:t>
+      </w:r>
+      <w:proofErr w:type="gramEnd"/>
+      <w:r>
+        <w:rPr>
+          <w:b/>
+          <w:bCs/>
+          <w:lang w:val="en-US"/>
+        </w:rPr>
+        <w:t xml:space="preserve"> </w:t>
+      </w:r>
+      <w:r>
+        <w:rPr>
+          <w:b/>
+          <w:bCs/>
+          <w:lang w:val="en-US"/>
+        </w:rPr>
+        <w:t xml:space="preserve">Addon / </w:t>
+      </w:r>
+      <w:proofErr w:type="spellStart"/>
+      <w:r>
+        <w:rPr>
+          <w:b/>
+          <w:bCs/>
+          <w:lang w:val="en-US"/>
+        </w:rPr>
+        <w:t>Alacarte</w:t>
+      </w:r>
+      <w:proofErr w:type="spellEnd"/>
+      <w:r>
+        <w:rPr>
+          <w:b/>
+          <w:bCs/>
+          <w:lang w:val="en-US"/>
+        </w:rPr>
+        <w:t>/Broadcaster (static)</w:t>
+      </w:r>
+      <w:r>
+        <w:rPr>
+          <w:b/>
+          <w:bCs/>
+          <w:lang w:val="en-US"/>
+        </w:rPr>
+        <w:t xml:space="preserve"> </w:t>
+      </w:r>
+      <w:r>
+        <w:rPr>
+          <w:b/>
+          <w:bCs/>
+          <w:lang w:val="en-US"/>
+        </w:rPr>
+        <w:t xml:space="preserve">– Duplicate did not allow to add, </w:t>
+      </w:r>
+    </w:p>
+    <w:p>
+      <w:pPr>
+        <w:pStyle w:val="NoSpacing"/>
+        <w:rPr>
+          <w:b/>
+          <w:bCs/>
+          <w:lang w:val="en-US"/>
+        </w:rPr>
+      </w:pPr>
+      <w:r>
+        <w:rPr>
+          <w:b/>
+          <w:bCs/>
+          <w:lang w:val="en-US"/>
+        </w:rPr>
+        <w:t xml:space="preserve">Previous added addon is </w:t>
+      </w:r>
+      <w:r>
+        <w:rPr>
+          <w:b/>
+          <w:bCs/>
+          <w:lang w:val="en-US"/>
+        </w:rPr>
+        <w:t>active, do not allow to add another addon, warning message to deactivate previous</w:t>
+      </w:r>
+      <w:r>
+        <w:rPr>
+          <w:b/>
+          <w:bCs/>
+          <w:lang w:val="en-US"/>
+        </w:rPr>
+        <w:t xml:space="preserve">, active state addon to deactivate, </w:t>
+      </w:r>
+      <w:r>
+        <w:rPr>
+          <w:b/>
+          <w:bCs/>
+          <w:lang w:val="en-US"/>
+        </w:rPr>
+        <w:t>status to deactivate and price should be “0” and end date should be deactivated date.</w:t>
+      </w:r>
+    </w:p>
+    <w:p>
+      <w:pPr>
+        <w:pStyle w:val="NoSpacing"/>
+        <w:rPr>
+          <w:b/>
+          <w:bCs/>
+          <w:lang w:val="en-US"/>
+        </w:rPr>
+      </w:pPr>
+      <w:r>
+        <w:rPr>
+          <w:b/>
+          <w:bCs/>
+          <w:lang w:val="en-US"/>
+        </w:rPr>
+        <w:t>Package Name</w:t>
+      </w:r>
+    </w:p>
+    <w:p>
+      <w:pPr>
+        <w:pStyle w:val="NoSpacing"/>
+        <w:rPr>
+          <w:b/>
+          <w:bCs/>
+          <w:lang w:val="en-US"/>
+        </w:rPr>
+      </w:pPr>
+      <w:r>
+        <w:rPr>
+          <w:b/>
+          <w:bCs/>
+          <w:lang w:val="en-US"/>
+        </w:rPr>
+        <w:t>Package price</w:t>
+      </w:r>
+    </w:p>
+    <w:p>
+      <w:pPr>
+        <w:pStyle w:val="NoSpacing"/>
+        <w:rPr>
+          <w:b/>
+          <w:bCs/>
+          <w:lang w:val="en-US"/>
+        </w:rPr>
+      </w:pPr>
+      <w:r>
+        <w:rPr>
+          <w:b/>
+          <w:bCs/>
+          <w:lang w:val="en-US"/>
+        </w:rPr>
+        <w:t>Start date</w:t>
+      </w:r>
+    </w:p>
+    <w:p>
+      <w:pPr>
+        <w:pStyle w:val="NoSpacing"/>
+        <w:rPr>
+          <w:b/>
+          <w:bCs/>
+          <w:lang w:val="en-US"/>
+        </w:rPr>
+      </w:pPr>
+      <w:r>
+        <w:rPr>
+          <w:b/>
+          <w:bCs/>
+          <w:lang w:val="en-US"/>
+        </w:rPr>
+        <w:t>End date</w:t>
+      </w:r>
+    </w:p>
+    <w:p>
+      <w:pPr>
+        <w:pStyle w:val="NoSpacing"/>
+        <w:rPr>
+          <w:b/>
+          <w:bCs/>
+          <w:lang w:val="en-US"/>
+        </w:rPr>
+      </w:pPr>
+      <w:r>
+        <w:rPr>
+          <w:b/>
+          <w:bCs/>
+          <w:lang w:val="en-US"/>
+        </w:rPr>
+        <w:t>Updated By</w:t>
+      </w:r>
+    </w:p>
+    <w:p>
+      <w:pPr>
+        <w:pStyle w:val="NoSpacing"/>
+        <w:rPr>
+          <w:b/>
+          <w:bCs/>
+          <w:lang w:val="en-US"/>
+        </w:rPr>
+      </w:pPr>
+      <w:r>
+        <w:rPr>
+          <w:b/>
+          <w:bCs/>
+          <w:lang w:val="en-US"/>
+        </w:rPr>
+        <w:t>Status – Active /</w:t>
+      </w:r>
+      <w:r>
+        <w:rPr>
+          <w:b/>
+          <w:bCs/>
+          <w:lang w:val="en-US"/>
+        </w:rPr>
+        <w:t>Deactivate</w:t>
+      </w:r>
+    </w:p>
+    <w:p>
+      <w:pPr>
+        <w:pStyle w:val="NoSpacing"/>
+        <w:rPr>
+          <w:b/>
+          <w:bCs/>
+          <w:lang w:val="en-US"/>
+        </w:rPr>
+      </w:pPr>
+    </w:p>
+    <w:p>
+      <w:pPr>
+        <w:pStyle w:val="NoSpacing"/>
+        <w:rPr>
+          <w:b/>
+          <w:bCs/>
+          <w:lang w:val="en-US"/>
+        </w:rPr>
+      </w:pPr>
+      <w:r>
+        <w:rPr>
+          <w:b/>
+          <w:bCs/>
+          <w:lang w:val="en-US"/>
+        </w:rPr>
+        <w:t>Package Details</w:t>
+      </w:r>
+      <w:r>
+        <w:rPr>
+          <w:b/>
+          <w:bCs/>
+          <w:lang w:val="en-US"/>
+        </w:rPr>
+        <w:t xml:space="preserve"> List</w:t>
+      </w:r>
+      <w:r>
+        <w:rPr>
+          <w:b/>
+          <w:bCs/>
+          <w:lang w:val="en-US"/>
+        </w:rPr>
+        <w:t xml:space="preserve"> should show these details</w:t>
+      </w:r>
+    </w:p>
+    <w:p>
+      <w:pPr>
+        <w:pStyle w:val="NoSpacing"/>
+        <w:rPr>
+          <w:b/>
+          <w:bCs/>
+          <w:lang w:val="en-US"/>
+        </w:rPr>
+      </w:pPr>
+      <w:r>
+        <w:rPr>
+          <w:b/>
+          <w:bCs/>
+          <w:lang w:val="en-US"/>
+        </w:rPr>
+        <w:lastRenderedPageBreak/>
+        <w:t>Type</w:t>
+      </w:r>
+    </w:p>
+    <w:p>
+      <w:pPr>
+        <w:pStyle w:val="NoSpacing"/>
+        <w:rPr>
+          <w:b/>
+          <w:bCs/>
+          <w:lang w:val="en-US"/>
+        </w:rPr>
+      </w:pPr>
+      <w:r>
+        <w:rPr>
+          <w:b/>
+          <w:bCs/>
+          <w:lang w:val="en-US"/>
+        </w:rPr>
+        <w:t>Package Name</w:t>
+      </w:r>
+    </w:p>
+    <w:p>
+      <w:pPr>
+        <w:pStyle w:val="NoSpacing"/>
+        <w:rPr>
+          <w:b/>
+          <w:bCs/>
+          <w:lang w:val="en-US"/>
+        </w:rPr>
+      </w:pPr>
+      <w:r>
+        <w:rPr>
+          <w:b/>
+          <w:bCs/>
+          <w:lang w:val="en-US"/>
+        </w:rPr>
+        <w:t xml:space="preserve">Price </w:t>
+      </w:r>
+    </w:p>
+    <w:p>
+      <w:pPr>
+        <w:pStyle w:val="NoSpacing"/>
+        <w:rPr>
+          <w:b/>
+          <w:bCs/>
+          <w:lang w:val="en-US"/>
+        </w:rPr>
+      </w:pPr>
+      <w:r>
+        <w:rPr>
+          <w:b/>
+          <w:bCs/>
+          <w:lang w:val="en-US"/>
+        </w:rPr>
+        <w:t>Start Date</w:t>
+      </w:r>
+    </w:p>
+    <w:p>
+      <w:pPr>
+        <w:pStyle w:val="NoSpacing"/>
+        <w:rPr>
+          <w:b/>
+          <w:bCs/>
+          <w:lang w:val="en-US"/>
+        </w:rPr>
+      </w:pPr>
+      <w:r>
+        <w:rPr>
+          <w:b/>
+          <w:bCs/>
+          <w:lang w:val="en-US"/>
+        </w:rPr>
+        <w:t>End Date</w:t>
+      </w:r>
+    </w:p>
+    <w:p>
+      <w:pPr>
+        <w:pStyle w:val="NoSpacing"/>
+        <w:rPr>
+          <w:b/>
+          <w:bCs/>
+          <w:lang w:val="en-US"/>
+        </w:rPr>
+      </w:pPr>
+      <w:r>
+        <w:rPr>
+          <w:b/>
+          <w:bCs/>
+          <w:lang w:val="en-US"/>
+        </w:rPr>
+        <w:t>Updated By</w:t>
+      </w:r>
+    </w:p>
+    <w:p>
+      <w:pPr>
+        <w:pStyle w:val="NoSpacing"/>
+        <w:rPr>
+          <w:b/>
+          <w:bCs/>
+          <w:lang w:val="en-US"/>
+        </w:rPr>
+      </w:pPr>
+      <w:r>
+        <w:rPr>
+          <w:b/>
+          <w:bCs/>
+          <w:lang w:val="en-US"/>
+        </w:rPr>
+        <w:t>Status – Active /Removed / Pending</w:t>
+      </w:r>
+    </w:p>
+    <w:p>
+      <w:pPr>
+        <w:pStyle w:val="NoSpacing"/>
+        <w:rPr>
+          <w:b/>
+          <w:bCs/>
+          <w:lang w:val="en-US"/>
+        </w:rPr>
+      </w:pPr>
+      <w:r>
+        <w:rPr>
+          <w:b/>
+          <w:bCs/>
+          <w:lang w:val="en-US"/>
+        </w:rPr>
+        <w:t xml:space="preserve">Action </w:t>
+      </w:r>
+      <w:r>
+        <w:rPr>
+          <w:b/>
+          <w:bCs/>
+          <w:lang w:val="en-US"/>
+        </w:rPr>
+        <w:t>–</w:t>
+      </w:r>
+      <w:r>
+        <w:rPr>
+          <w:b/>
+          <w:bCs/>
+          <w:lang w:val="en-US"/>
+        </w:rPr>
+        <w:t xml:space="preserve"> </w:t>
+      </w:r>
+      <w:r>
+        <w:rPr>
+          <w:b/>
+          <w:bCs/>
+          <w:lang w:val="en-US"/>
+        </w:rPr>
+        <w:t>Deactiv</w:t>
+      </w:r>
+      <w:r>
+        <w:rPr>
+          <w:b/>
+          <w:bCs/>
+          <w:lang w:val="en-US"/>
+        </w:rPr>
+        <w:t>ate</w:t>
+      </w:r>
+      <w:r>
+        <w:rPr>
+          <w:b/>
+          <w:bCs/>
+          <w:lang w:val="en-US"/>
+        </w:rPr>
+        <w:t xml:space="preserve"> / Edit / Delete</w:t>
+      </w:r>
     </w:p>
     <w:sectPr>
       <w:pgSz w:w="11906" w:h="16838"/>
@@ -20022,7 +22508,6 @@
     <w:next w:val="Normal"/>
     <w:link w:val="Heading3Char"/>
     <w:uiPriority w:val="9"/>
-    <w:semiHidden/>
     <w:unhideWhenUsed/>
     <w:qFormat/>
     <w:rsid w:val="00351067"/>
@@ -20228,7 +22713,6 @@
     <w:basedOn w:val="DefaultParagraphFont"/>
     <w:link w:val="Heading3"/>
     <w:uiPriority w:val="9"/>
-    <w:semiHidden/>
     <w:rsid w:val="00351067"/>
     <w:rPr>
       <w:rFonts w:eastAsiaTheme="majorEastAsia" w:cstheme="majorBidi"/>

--- a/project_desc/details.docx
+++ b/project_desc/details.docx
@@ -13076,23 +13076,7 @@
           <w:bCs/>
           <w:lang w:val="en-US"/>
         </w:rPr>
-        <w:t xml:space="preserve">“Add Connection Details” button while click “Edit” of </w:t>
-      </w:r>
-      <w:r>
-        <w:rPr>
-          <w:b/>
-          <w:bCs/>
-          <w:lang w:val="en-US"/>
-        </w:rPr>
-        <w:t>“Add Connection Details”</w:t>
-      </w:r>
-      <w:r>
-        <w:rPr>
-          <w:b/>
-          <w:bCs/>
-          <w:lang w:val="en-US"/>
-        </w:rPr>
-        <w:t xml:space="preserve"> a modal window will </w:t>
+        <w:t xml:space="preserve">“Add Connection Details” button while click “Edit” of “Add Connection Details” a modal window will </w:t>
       </w:r>
       <w:r>
         <w:rPr>
@@ -15114,12 +15098,49 @@
           <w:b/>
           <w:bCs/>
         </w:rPr>
-        <w:t xml:space="preserve"> table also, user the installed by name, which is in </w:t>
-      </w:r>
-      <w:r>
-        <w:rPr>
-          <w:b/>
-          <w:bCs/>
+        <w:t xml:space="preserve"> table also, user the installed by name, which is in “</w:t>
+      </w:r>
+      <w:r>
+        <w:rPr>
+          <w:b/>
+          <w:bCs/>
+          <w:lang w:val="en-US"/>
+        </w:rPr>
+        <w:t>Customer Details</w:t>
+      </w:r>
+      <w:r>
+        <w:rPr>
+          <w:b/>
+          <w:bCs/>
+          <w:lang w:val="en-US"/>
+        </w:rPr>
+        <w:t xml:space="preserve"> widget”</w:t>
+      </w:r>
+    </w:p>
+    <w:p>
+      <w:pPr>
+        <w:pStyle w:val="NoSpacing"/>
+        <w:rPr>
+          <w:b/>
+          <w:bCs/>
+          <w:lang w:val="en-US"/>
+        </w:rPr>
+      </w:pPr>
+    </w:p>
+    <w:p>
+      <w:pPr>
+        <w:pStyle w:val="NoSpacing"/>
+        <w:rPr>
+          <w:b/>
+          <w:bCs/>
+          <w:lang w:val="en-US"/>
+        </w:rPr>
+      </w:pPr>
+      <w:r>
+        <w:rPr>
+          <w:b/>
+          <w:bCs/>
+          <w:lang w:val="en-US"/>
         </w:rPr>
         <w:t>“</w:t>
       </w:r>
@@ -15129,6 +15150,154 @@
           <w:bCs/>
           <w:lang w:val="en-US"/>
         </w:rPr>
+        <w:t>Connection Details</w:t>
+      </w:r>
+      <w:r>
+        <w:rPr>
+          <w:b/>
+          <w:bCs/>
+          <w:lang w:val="en-US"/>
+        </w:rPr>
+        <w:t>- widget”</w:t>
+      </w:r>
+    </w:p>
+    <w:p>
+      <w:pPr>
+        <w:pStyle w:val="NoSpacing"/>
+        <w:rPr>
+          <w:b/>
+          <w:bCs/>
+        </w:rPr>
+      </w:pPr>
+      <w:r>
+        <w:rPr>
+          <w:b/>
+          <w:bCs/>
+        </w:rPr>
+        <w:t>Connection Date</w:t>
+      </w:r>
+      <w:r>
+        <w:rPr>
+          <w:b/>
+          <w:bCs/>
+        </w:rPr>
+        <w:t xml:space="preserve"> – not required, which one also capture from </w:t>
+      </w:r>
+      <w:proofErr w:type="spellStart"/>
+      <w:r>
+        <w:rPr>
+          <w:b/>
+          <w:bCs/>
+        </w:rPr>
+        <w:t>stb</w:t>
+      </w:r>
+      <w:proofErr w:type="spellEnd"/>
+      <w:r>
+        <w:rPr>
+          <w:b/>
+          <w:bCs/>
+        </w:rPr>
+        <w:t xml:space="preserve"> installed date</w:t>
+      </w:r>
+      <w:r>
+        <w:rPr>
+          <w:b/>
+          <w:bCs/>
+        </w:rPr>
+        <w:t xml:space="preserve">, </w:t>
+      </w:r>
+    </w:p>
+    <w:p>
+      <w:pPr>
+        <w:pStyle w:val="NoSpacing"/>
+        <w:rPr>
+          <w:b/>
+          <w:bCs/>
+        </w:rPr>
+      </w:pPr>
+      <w:r>
+        <w:rPr>
+          <w:b/>
+          <w:bCs/>
+        </w:rPr>
+        <w:t>This date required in connection detail table also and</w:t>
+      </w:r>
+    </w:p>
+    <w:p>
+      <w:pPr>
+        <w:pStyle w:val="NoSpacing"/>
+        <w:rPr>
+          <w:b/>
+          <w:bCs/>
+          <w:lang w:val="en-US"/>
+        </w:rPr>
+      </w:pPr>
+      <w:r>
+        <w:rPr>
+          <w:b/>
+          <w:bCs/>
+        </w:rPr>
+        <w:t xml:space="preserve">Connect by name </w:t>
+      </w:r>
+      <w:r>
+        <w:rPr>
+          <w:b/>
+          <w:bCs/>
+        </w:rPr>
+        <w:t>required</w:t>
+      </w:r>
+      <w:r>
+        <w:rPr>
+          <w:b/>
+          <w:bCs/>
+        </w:rPr>
+        <w:t xml:space="preserve"> in </w:t>
+      </w:r>
+      <w:proofErr w:type="gramStart"/>
+      <w:r>
+        <w:rPr>
+          <w:b/>
+          <w:bCs/>
+        </w:rPr>
+        <w:t>table ,</w:t>
+      </w:r>
+      <w:proofErr w:type="gramEnd"/>
+      <w:r>
+        <w:rPr>
+          <w:b/>
+          <w:bCs/>
+        </w:rPr>
+        <w:t xml:space="preserve"> but did not show </w:t>
+      </w:r>
+      <w:proofErr w:type="gramStart"/>
+      <w:r>
+        <w:rPr>
+          <w:b/>
+          <w:bCs/>
+        </w:rPr>
+        <w:t xml:space="preserve">here </w:t>
+      </w:r>
+      <w:r>
+        <w:rPr>
+          <w:b/>
+          <w:bCs/>
+        </w:rPr>
+        <w:t>,</w:t>
+      </w:r>
+      <w:proofErr w:type="gramEnd"/>
+      <w:r>
+        <w:rPr>
+          <w:b/>
+          <w:bCs/>
+        </w:rPr>
+        <w:t xml:space="preserve"> which captured from “</w:t>
+      </w:r>
+      <w:r>
+        <w:rPr>
+          <w:b/>
+          <w:bCs/>
+          <w:lang w:val="en-US"/>
+        </w:rPr>
         <w:t>Customer Details</w:t>
       </w:r>
       <w:r>
@@ -15137,74 +15306,99 @@
           <w:bCs/>
           <w:lang w:val="en-US"/>
         </w:rPr>
-        <w:t xml:space="preserve"> widget”</w:t>
-      </w:r>
-    </w:p>
-    <w:p>
-      <w:pPr>
-        <w:pStyle w:val="NoSpacing"/>
-        <w:rPr>
-          <w:b/>
-          <w:bCs/>
-          <w:lang w:val="en-US"/>
-        </w:rPr>
-      </w:pPr>
-    </w:p>
-    <w:p>
-      <w:pPr>
-        <w:pStyle w:val="NoSpacing"/>
-        <w:rPr>
-          <w:b/>
-          <w:bCs/>
-          <w:lang w:val="en-US"/>
-        </w:rPr>
-      </w:pPr>
-      <w:r>
-        <w:rPr>
-          <w:b/>
-          <w:bCs/>
-          <w:lang w:val="en-US"/>
-        </w:rPr>
-        <w:t>“</w:t>
-      </w:r>
-      <w:r>
-        <w:rPr>
-          <w:b/>
-          <w:bCs/>
-          <w:lang w:val="en-US"/>
-        </w:rPr>
-        <w:t>Connection Details</w:t>
-      </w:r>
-      <w:r>
-        <w:rPr>
-          <w:b/>
-          <w:bCs/>
-          <w:lang w:val="en-US"/>
-        </w:rPr>
-        <w:t>- widget”</w:t>
-      </w:r>
-    </w:p>
-    <w:p>
-      <w:pPr>
-        <w:pStyle w:val="NoSpacing"/>
-        <w:rPr>
-          <w:b/>
-          <w:bCs/>
-        </w:rPr>
-      </w:pPr>
-      <w:r>
-        <w:rPr>
-          <w:b/>
-          <w:bCs/>
-        </w:rPr>
-        <w:t>Connection Date</w:t>
-      </w:r>
-      <w:r>
-        <w:rPr>
-          <w:b/>
-          <w:bCs/>
-        </w:rPr>
-        <w:t xml:space="preserve"> – not required, which one also capture from </w:t>
+        <w:t xml:space="preserve"> widget” installed </w:t>
+      </w:r>
+      <w:proofErr w:type="gramStart"/>
+      <w:r>
+        <w:rPr>
+          <w:b/>
+          <w:bCs/>
+          <w:lang w:val="en-US"/>
+        </w:rPr>
+        <w:t>by</w:t>
+      </w:r>
+      <w:r>
+        <w:rPr>
+          <w:b/>
+          <w:bCs/>
+          <w:lang w:val="en-US"/>
+        </w:rPr>
+        <w:t xml:space="preserve"> ,</w:t>
+      </w:r>
+      <w:proofErr w:type="gramEnd"/>
+      <w:r>
+        <w:rPr>
+          <w:b/>
+          <w:bCs/>
+          <w:lang w:val="en-US"/>
+        </w:rPr>
+        <w:t xml:space="preserve"> required in table also</w:t>
+      </w:r>
+    </w:p>
+    <w:p>
+      <w:pPr>
+        <w:pStyle w:val="NoSpacing"/>
+        <w:rPr>
+          <w:b/>
+          <w:bCs/>
+          <w:lang w:val="en-US"/>
+        </w:rPr>
+      </w:pPr>
+    </w:p>
+    <w:p>
+      <w:pPr>
+        <w:pStyle w:val="NoSpacing"/>
+        <w:rPr>
+          <w:b/>
+          <w:bCs/>
+          <w:lang w:val="en-US"/>
+        </w:rPr>
+      </w:pPr>
+      <w:r>
+        <w:rPr>
+          <w:b/>
+          <w:bCs/>
+          <w:lang w:val="en-US"/>
+        </w:rPr>
+        <w:t xml:space="preserve">Material details should capture the </w:t>
+      </w:r>
+      <w:r>
+        <w:rPr>
+          <w:b/>
+          <w:bCs/>
+          <w:lang w:val="en-US"/>
+        </w:rPr>
+        <w:t>updated by name and updated date</w:t>
+      </w:r>
+      <w:r>
+        <w:rPr>
+          <w:b/>
+          <w:bCs/>
+          <w:lang w:val="en-US"/>
+        </w:rPr>
+        <w:t xml:space="preserve">, if new customer </w:t>
+      </w:r>
+      <w:r>
+        <w:rPr>
+          <w:b/>
+          <w:bCs/>
+          <w:lang w:val="en-US"/>
+        </w:rPr>
+        <w:t xml:space="preserve">capture </w:t>
+      </w:r>
+      <w:r>
+        <w:rPr>
+          <w:b/>
+          <w:bCs/>
+        </w:rPr>
+        <w:t>Installed Date</w:t>
+      </w:r>
+      <w:r>
+        <w:rPr>
+          <w:b/>
+          <w:bCs/>
+        </w:rPr>
+        <w:t xml:space="preserve"> from </w:t>
       </w:r>
       <w:proofErr w:type="spellStart"/>
       <w:r>
@@ -15220,238 +15414,6 @@
           <w:b/>
           <w:bCs/>
         </w:rPr>
-        <w:t xml:space="preserve"> installed date</w:t>
-      </w:r>
-      <w:r>
-        <w:rPr>
-          <w:b/>
-          <w:bCs/>
-        </w:rPr>
-        <w:t xml:space="preserve">, </w:t>
-      </w:r>
-    </w:p>
-    <w:p>
-      <w:pPr>
-        <w:pStyle w:val="NoSpacing"/>
-        <w:rPr>
-          <w:b/>
-          <w:bCs/>
-        </w:rPr>
-      </w:pPr>
-      <w:r>
-        <w:rPr>
-          <w:b/>
-          <w:bCs/>
-        </w:rPr>
-        <w:t>This date required in connection detail table also and</w:t>
-      </w:r>
-    </w:p>
-    <w:p>
-      <w:pPr>
-        <w:pStyle w:val="NoSpacing"/>
-        <w:rPr>
-          <w:b/>
-          <w:bCs/>
-          <w:lang w:val="en-US"/>
-        </w:rPr>
-      </w:pPr>
-      <w:r>
-        <w:rPr>
-          <w:b/>
-          <w:bCs/>
-        </w:rPr>
-        <w:t xml:space="preserve">Connect by name </w:t>
-      </w:r>
-      <w:r>
-        <w:rPr>
-          <w:b/>
-          <w:bCs/>
-        </w:rPr>
-        <w:t>required</w:t>
-      </w:r>
-      <w:r>
-        <w:rPr>
-          <w:b/>
-          <w:bCs/>
-        </w:rPr>
-        <w:t xml:space="preserve"> in </w:t>
-      </w:r>
-      <w:proofErr w:type="gramStart"/>
-      <w:r>
-        <w:rPr>
-          <w:b/>
-          <w:bCs/>
-        </w:rPr>
-        <w:t>table ,</w:t>
-      </w:r>
-      <w:proofErr w:type="gramEnd"/>
-      <w:r>
-        <w:rPr>
-          <w:b/>
-          <w:bCs/>
-        </w:rPr>
-        <w:t xml:space="preserve"> but did not show </w:t>
-      </w:r>
-      <w:proofErr w:type="gramStart"/>
-      <w:r>
-        <w:rPr>
-          <w:b/>
-          <w:bCs/>
-        </w:rPr>
-        <w:t xml:space="preserve">here </w:t>
-      </w:r>
-      <w:r>
-        <w:rPr>
-          <w:b/>
-          <w:bCs/>
-        </w:rPr>
-        <w:t>,</w:t>
-      </w:r>
-      <w:proofErr w:type="gramEnd"/>
-      <w:r>
-        <w:rPr>
-          <w:b/>
-          <w:bCs/>
-        </w:rPr>
-        <w:t xml:space="preserve"> which captured from </w:t>
-      </w:r>
-      <w:r>
-        <w:rPr>
-          <w:b/>
-          <w:bCs/>
-        </w:rPr>
-        <w:t>“</w:t>
-      </w:r>
-      <w:r>
-        <w:rPr>
-          <w:b/>
-          <w:bCs/>
-          <w:lang w:val="en-US"/>
-        </w:rPr>
-        <w:t>Customer Details</w:t>
-      </w:r>
-      <w:r>
-        <w:rPr>
-          <w:b/>
-          <w:bCs/>
-          <w:lang w:val="en-US"/>
-        </w:rPr>
-        <w:t xml:space="preserve"> widget”</w:t>
-      </w:r>
-      <w:r>
-        <w:rPr>
-          <w:b/>
-          <w:bCs/>
-          <w:lang w:val="en-US"/>
-        </w:rPr>
-        <w:t xml:space="preserve"> installed </w:t>
-      </w:r>
-      <w:proofErr w:type="gramStart"/>
-      <w:r>
-        <w:rPr>
-          <w:b/>
-          <w:bCs/>
-          <w:lang w:val="en-US"/>
-        </w:rPr>
-        <w:t>by</w:t>
-      </w:r>
-      <w:r>
-        <w:rPr>
-          <w:b/>
-          <w:bCs/>
-          <w:lang w:val="en-US"/>
-        </w:rPr>
-        <w:t xml:space="preserve"> ,</w:t>
-      </w:r>
-      <w:proofErr w:type="gramEnd"/>
-      <w:r>
-        <w:rPr>
-          <w:b/>
-          <w:bCs/>
-          <w:lang w:val="en-US"/>
-        </w:rPr>
-        <w:t xml:space="preserve"> required in table also</w:t>
-      </w:r>
-    </w:p>
-    <w:p>
-      <w:pPr>
-        <w:pStyle w:val="NoSpacing"/>
-        <w:rPr>
-          <w:b/>
-          <w:bCs/>
-          <w:lang w:val="en-US"/>
-        </w:rPr>
-      </w:pPr>
-    </w:p>
-    <w:p>
-      <w:pPr>
-        <w:pStyle w:val="NoSpacing"/>
-        <w:rPr>
-          <w:b/>
-          <w:bCs/>
-          <w:lang w:val="en-US"/>
-        </w:rPr>
-      </w:pPr>
-      <w:r>
-        <w:rPr>
-          <w:b/>
-          <w:bCs/>
-          <w:lang w:val="en-US"/>
-        </w:rPr>
-        <w:t xml:space="preserve">Material details should capture the </w:t>
-      </w:r>
-      <w:r>
-        <w:rPr>
-          <w:b/>
-          <w:bCs/>
-          <w:lang w:val="en-US"/>
-        </w:rPr>
-        <w:t>updated by name and updated date</w:t>
-      </w:r>
-      <w:r>
-        <w:rPr>
-          <w:b/>
-          <w:bCs/>
-          <w:lang w:val="en-US"/>
-        </w:rPr>
-        <w:t xml:space="preserve">, if new customer </w:t>
-      </w:r>
-      <w:r>
-        <w:rPr>
-          <w:b/>
-          <w:bCs/>
-          <w:lang w:val="en-US"/>
-        </w:rPr>
-        <w:t xml:space="preserve">capture </w:t>
-      </w:r>
-      <w:r>
-        <w:rPr>
-          <w:b/>
-          <w:bCs/>
-        </w:rPr>
-        <w:t>Installed Date</w:t>
-      </w:r>
-      <w:r>
-        <w:rPr>
-          <w:b/>
-          <w:bCs/>
-        </w:rPr>
-        <w:t xml:space="preserve"> from </w:t>
-      </w:r>
-      <w:proofErr w:type="spellStart"/>
-      <w:r>
-        <w:rPr>
-          <w:b/>
-          <w:bCs/>
-        </w:rPr>
-        <w:t>stb</w:t>
-      </w:r>
-      <w:proofErr w:type="spellEnd"/>
-      <w:r>
-        <w:rPr>
-          <w:b/>
-          <w:bCs/>
-        </w:rPr>
         <w:t xml:space="preserve"> details and </w:t>
       </w:r>
       <w:r>
@@ -15520,15 +15482,7 @@
           <w:bCs/>
           <w:lang w:val="en-US"/>
         </w:rPr>
-        <w:t xml:space="preserve">should capture the </w:t>
-      </w:r>
-      <w:r>
-        <w:rPr>
-          <w:b/>
-          <w:bCs/>
-          <w:lang w:val="en-US"/>
-        </w:rPr>
-        <w:t>updated by name and updated date</w:t>
+        <w:t>should capture the updated by name and updated date</w:t>
       </w:r>
       <w:r>
         <w:rPr>
@@ -15873,15 +15827,7 @@
           <w:bCs/>
           <w:lang w:val="en-US"/>
         </w:rPr>
-        <w:t xml:space="preserve"> start date</w:t>
-      </w:r>
-      <w:r>
-        <w:rPr>
-          <w:b/>
-          <w:bCs/>
-          <w:lang w:val="en-US"/>
-        </w:rPr>
-        <w:t xml:space="preserve"> </w:t>
+        <w:t xml:space="preserve"> start date </w:t>
       </w:r>
       <w:r>
         <w:rPr>
@@ -16192,23 +16138,7 @@
           <w:bCs/>
           <w:lang w:val="en-US"/>
         </w:rPr>
-        <w:t xml:space="preserve">If </w:t>
-      </w:r>
-      <w:r>
-        <w:rPr>
-          <w:b/>
-          <w:bCs/>
-          <w:lang w:val="en-US"/>
-        </w:rPr>
-        <w:t>Year</w:t>
-      </w:r>
-      <w:r>
-        <w:rPr>
-          <w:b/>
-          <w:bCs/>
-          <w:lang w:val="en-US"/>
-        </w:rPr>
-        <w:t xml:space="preserve"> </w:t>
+        <w:t xml:space="preserve">If Year </w:t>
       </w:r>
       <w:proofErr w:type="gramStart"/>
       <w:r>
@@ -16226,23 +16156,7 @@
           <w:bCs/>
           <w:lang w:val="en-US"/>
         </w:rPr>
-        <w:t xml:space="preserve"> need a drop down “Select No of </w:t>
-      </w:r>
-      <w:r>
-        <w:rPr>
-          <w:b/>
-          <w:bCs/>
-          <w:lang w:val="en-US"/>
-        </w:rPr>
-        <w:t>Year</w:t>
-      </w:r>
-      <w:r>
-        <w:rPr>
-          <w:b/>
-          <w:bCs/>
-          <w:lang w:val="en-US"/>
-        </w:rPr>
-        <w:t>” from 1 to 12, start date must be current month 1</w:t>
+        <w:t xml:space="preserve"> need a drop down “Select No of Year” from 1 to 12, start date must be current month 1</w:t>
       </w:r>
       <w:r>
         <w:rPr>
@@ -17087,14 +17001,7 @@
           <w:b/>
           <w:bCs/>
         </w:rPr>
-        <w:t>Reason</w:t>
-      </w:r>
-      <w:r>
-        <w:rPr>
-          <w:b/>
-          <w:bCs/>
-        </w:rPr>
-        <w:t xml:space="preserve"> is </w:t>
+        <w:t xml:space="preserve">Reason is </w:t>
       </w:r>
       <w:r>
         <w:rPr>
@@ -18022,15 +17929,7 @@
           <w:bCs/>
           <w:lang w:val="en-US"/>
         </w:rPr>
-        <w:t>R</w:t>
-      </w:r>
-      <w:r>
-        <w:rPr>
-          <w:b/>
-          <w:bCs/>
-          <w:lang w:val="en-US"/>
-        </w:rPr>
-        <w:t>eturned</w:t>
+        <w:t>Returned</w:t>
       </w:r>
     </w:p>
     <w:p>
@@ -18973,6 +18872,2618 @@
           <w:lang w:val="en-US"/>
         </w:rPr>
         <w:t xml:space="preserve"> / Edit / Delete</w:t>
+      </w:r>
+    </w:p>
+    <w:p>
+      <w:pPr>
+        <w:pStyle w:val="NoSpacing"/>
+        <w:rPr>
+          <w:b/>
+          <w:bCs/>
+          <w:lang w:val="en-US"/>
+        </w:rPr>
+      </w:pPr>
+    </w:p>
+    <w:p>
+      <w:pPr>
+        <w:pStyle w:val="NoSpacing"/>
+        <w:rPr>
+          <w:b/>
+          <w:bCs/>
+          <w:lang w:val="en-US"/>
+        </w:rPr>
+      </w:pPr>
+      <w:r>
+        <w:rPr>
+          <w:b/>
+          <w:bCs/>
+          <w:lang w:val="en-US"/>
+        </w:rPr>
+        <w:t>Subscription Module</w:t>
+      </w:r>
+    </w:p>
+    <w:p>
+      <w:pPr>
+        <w:pStyle w:val="NoSpacing"/>
+        <w:rPr>
+          <w:b/>
+          <w:bCs/>
+          <w:lang w:val="en-US"/>
+        </w:rPr>
+      </w:pPr>
+      <w:r>
+        <w:rPr>
+          <w:b/>
+          <w:bCs/>
+          <w:lang w:val="en-US"/>
+        </w:rPr>
+        <w:tab/>
+      </w:r>
+    </w:p>
+    <w:p>
+      <w:pPr>
+        <w:pStyle w:val="NoSpacing"/>
+        <w:rPr>
+          <w:b/>
+          <w:bCs/>
+          <w:lang w:val="en-US"/>
+        </w:rPr>
+      </w:pPr>
+      <w:r>
+        <w:rPr>
+          <w:b/>
+          <w:bCs/>
+          <w:lang w:val="en-US"/>
+        </w:rPr>
+        <w:t>Subscription</w:t>
+      </w:r>
+      <w:r>
+        <w:rPr>
+          <w:b/>
+          <w:bCs/>
+          <w:lang w:val="en-US"/>
+        </w:rPr>
+        <w:t xml:space="preserve"> list</w:t>
+      </w:r>
+    </w:p>
+    <w:p>
+      <w:pPr>
+        <w:pStyle w:val="NoSpacing"/>
+        <w:rPr>
+          <w:b/>
+          <w:bCs/>
+          <w:lang w:val="en-US"/>
+        </w:rPr>
+      </w:pPr>
+      <w:r>
+        <w:rPr>
+          <w:b/>
+          <w:bCs/>
+          <w:lang w:val="en-US"/>
+        </w:rPr>
+        <w:t xml:space="preserve">Period – </w:t>
+      </w:r>
+      <w:proofErr w:type="spellStart"/>
+      <w:r>
+        <w:rPr>
+          <w:b/>
+          <w:bCs/>
+          <w:lang w:val="en-US"/>
+        </w:rPr>
+        <w:t>compain</w:t>
+      </w:r>
+      <w:proofErr w:type="spellEnd"/>
+      <w:r>
+        <w:rPr>
+          <w:b/>
+          <w:bCs/>
+          <w:lang w:val="en-US"/>
+        </w:rPr>
+        <w:t xml:space="preserve"> of Month and Year (July – 2026)</w:t>
+      </w:r>
+    </w:p>
+    <w:p>
+      <w:pPr>
+        <w:pStyle w:val="NoSpacing"/>
+        <w:rPr>
+          <w:b/>
+          <w:bCs/>
+          <w:lang w:val="en-US"/>
+        </w:rPr>
+      </w:pPr>
+      <w:r>
+        <w:rPr>
+          <w:b/>
+          <w:bCs/>
+          <w:lang w:val="en-US"/>
+        </w:rPr>
+        <w:t>Collected Date</w:t>
+      </w:r>
+    </w:p>
+    <w:p>
+      <w:pPr>
+        <w:pStyle w:val="NoSpacing"/>
+        <w:rPr>
+          <w:b/>
+          <w:bCs/>
+          <w:lang w:val="en-US"/>
+        </w:rPr>
+      </w:pPr>
+      <w:r>
+        <w:rPr>
+          <w:b/>
+          <w:bCs/>
+          <w:lang w:val="en-US"/>
+        </w:rPr>
+        <w:t>Collected by</w:t>
+      </w:r>
+      <w:r>
+        <w:rPr>
+          <w:b/>
+          <w:bCs/>
+          <w:lang w:val="en-US"/>
+        </w:rPr>
+        <w:t xml:space="preserve"> </w:t>
+      </w:r>
+    </w:p>
+    <w:p>
+      <w:pPr>
+        <w:pStyle w:val="NoSpacing"/>
+        <w:rPr>
+          <w:b/>
+          <w:bCs/>
+          <w:lang w:val="en-US"/>
+        </w:rPr>
+      </w:pPr>
+      <w:r>
+        <w:rPr>
+          <w:b/>
+          <w:bCs/>
+          <w:lang w:val="en-US"/>
+        </w:rPr>
+        <w:t>Amount</w:t>
+      </w:r>
+      <w:r>
+        <w:rPr>
+          <w:b/>
+          <w:bCs/>
+          <w:lang w:val="en-US"/>
+        </w:rPr>
+        <w:t xml:space="preserve"> – </w:t>
+      </w:r>
+    </w:p>
+    <w:p>
+      <w:pPr>
+        <w:pStyle w:val="NoSpacing"/>
+        <w:rPr>
+          <w:b/>
+          <w:bCs/>
+          <w:lang w:val="en-US"/>
+        </w:rPr>
+      </w:pPr>
+      <w:r>
+        <w:rPr>
+          <w:b/>
+          <w:bCs/>
+          <w:lang w:val="en-US"/>
+        </w:rPr>
+        <w:t>Balance</w:t>
+      </w:r>
+      <w:r>
+        <w:rPr>
+          <w:b/>
+          <w:bCs/>
+          <w:lang w:val="en-US"/>
+        </w:rPr>
+        <w:t xml:space="preserve"> - </w:t>
+      </w:r>
+    </w:p>
+    <w:p>
+      <w:pPr>
+        <w:pStyle w:val="NoSpacing"/>
+        <w:rPr>
+          <w:b/>
+          <w:bCs/>
+          <w:lang w:val="en-US"/>
+        </w:rPr>
+      </w:pPr>
+      <w:proofErr w:type="gramStart"/>
+      <w:r>
+        <w:rPr>
+          <w:b/>
+          <w:bCs/>
+          <w:lang w:val="en-US"/>
+        </w:rPr>
+        <w:t>Overall</w:t>
+      </w:r>
+      <w:proofErr w:type="gramEnd"/>
+      <w:r>
+        <w:rPr>
+          <w:b/>
+          <w:bCs/>
+          <w:lang w:val="en-US"/>
+        </w:rPr>
+        <w:t xml:space="preserve"> Balance</w:t>
+      </w:r>
+    </w:p>
+    <w:p>
+      <w:pPr>
+        <w:pStyle w:val="NoSpacing"/>
+        <w:rPr>
+          <w:b/>
+          <w:bCs/>
+          <w:lang w:val="en-US"/>
+        </w:rPr>
+      </w:pPr>
+      <w:r>
+        <w:rPr>
+          <w:b/>
+          <w:bCs/>
+          <w:lang w:val="en-US"/>
+        </w:rPr>
+        <w:t xml:space="preserve">No of Period – </w:t>
+      </w:r>
+      <w:r>
+        <w:rPr>
+          <w:b/>
+          <w:bCs/>
+          <w:lang w:val="en-US"/>
+        </w:rPr>
+        <w:t>while enter if selected days/Month / Year should display like 1Days/Month/Year</w:t>
+      </w:r>
+    </w:p>
+    <w:p>
+      <w:pPr>
+        <w:pStyle w:val="NoSpacing"/>
+        <w:rPr>
+          <w:b/>
+          <w:bCs/>
+          <w:lang w:val="en-US"/>
+        </w:rPr>
+      </w:pPr>
+      <w:r>
+        <w:rPr>
+          <w:b/>
+          <w:bCs/>
+          <w:lang w:val="en-US"/>
+        </w:rPr>
+        <w:t>Start date</w:t>
+      </w:r>
+    </w:p>
+    <w:p>
+      <w:pPr>
+        <w:pStyle w:val="NoSpacing"/>
+        <w:rPr>
+          <w:b/>
+          <w:bCs/>
+          <w:lang w:val="en-US"/>
+        </w:rPr>
+      </w:pPr>
+      <w:r>
+        <w:rPr>
+          <w:b/>
+          <w:bCs/>
+          <w:lang w:val="en-US"/>
+        </w:rPr>
+        <w:t>End Date</w:t>
+      </w:r>
+    </w:p>
+    <w:p>
+      <w:pPr>
+        <w:pStyle w:val="NoSpacing"/>
+        <w:rPr>
+          <w:b/>
+          <w:bCs/>
+          <w:lang w:val="en-US"/>
+        </w:rPr>
+      </w:pPr>
+      <w:r>
+        <w:rPr>
+          <w:b/>
+          <w:bCs/>
+          <w:lang w:val="en-US"/>
+        </w:rPr>
+        <w:t>Status</w:t>
+      </w:r>
+    </w:p>
+    <w:p>
+      <w:pPr>
+        <w:pStyle w:val="NoSpacing"/>
+        <w:rPr>
+          <w:b/>
+          <w:bCs/>
+          <w:lang w:val="en-US"/>
+        </w:rPr>
+      </w:pPr>
+      <w:r>
+        <w:rPr>
+          <w:b/>
+          <w:bCs/>
+          <w:lang w:val="en-US"/>
+        </w:rPr>
+        <w:t>Act</w:t>
+      </w:r>
+      <w:r>
+        <w:rPr>
+          <w:b/>
+          <w:bCs/>
+          <w:lang w:val="en-US"/>
+        </w:rPr>
+        <w:t>ion</w:t>
+      </w:r>
+    </w:p>
+    <w:p>
+      <w:pPr>
+        <w:pStyle w:val="NoSpacing"/>
+        <w:rPr>
+          <w:b/>
+          <w:bCs/>
+          <w:lang w:val="en-US"/>
+        </w:rPr>
+      </w:pPr>
+      <w:r>
+        <w:rPr>
+          <w:b/>
+          <w:bCs/>
+          <w:lang w:val="en-US"/>
+        </w:rPr>
+        <w:t>E</w:t>
+      </w:r>
+      <w:r>
+        <w:rPr>
+          <w:b/>
+          <w:bCs/>
+          <w:lang w:val="en-US"/>
+        </w:rPr>
+        <w:t>dit</w:t>
+      </w:r>
+      <w:r>
+        <w:rPr>
+          <w:b/>
+          <w:bCs/>
+          <w:lang w:val="en-US"/>
+        </w:rPr>
+        <w:t xml:space="preserve"> / delete</w:t>
+      </w:r>
+    </w:p>
+    <w:p>
+      <w:pPr>
+        <w:pStyle w:val="NoSpacing"/>
+        <w:rPr>
+          <w:b/>
+          <w:bCs/>
+          <w:lang w:val="en-US"/>
+        </w:rPr>
+      </w:pPr>
+    </w:p>
+    <w:p>
+      <w:pPr>
+        <w:pStyle w:val="NoSpacing"/>
+        <w:rPr>
+          <w:b/>
+          <w:bCs/>
+          <w:lang w:val="en-US"/>
+        </w:rPr>
+      </w:pPr>
+      <w:r>
+        <w:rPr>
+          <w:b/>
+          <w:bCs/>
+          <w:lang w:val="en-US"/>
+        </w:rPr>
+        <w:t>S</w:t>
+      </w:r>
+      <w:r>
+        <w:rPr>
+          <w:b/>
+          <w:bCs/>
+          <w:lang w:val="en-US"/>
+        </w:rPr>
+        <w:t>ub</w:t>
+      </w:r>
+      <w:r>
+        <w:rPr>
+          <w:b/>
+          <w:bCs/>
+          <w:lang w:val="en-US"/>
+        </w:rPr>
+        <w:t>scription modal</w:t>
+      </w:r>
+    </w:p>
+    <w:p>
+      <w:pPr>
+        <w:pStyle w:val="NoSpacing"/>
+        <w:rPr>
+          <w:b/>
+          <w:bCs/>
+          <w:lang w:val="en-US"/>
+        </w:rPr>
+      </w:pPr>
+      <w:r>
+        <w:rPr>
+          <w:b/>
+          <w:bCs/>
+          <w:lang w:val="en-US"/>
+        </w:rPr>
+        <w:t xml:space="preserve">Open the subscription modal from </w:t>
+      </w:r>
+      <w:r>
+        <w:rPr>
+          <w:b/>
+          <w:bCs/>
+          <w:lang w:val="en-US"/>
+        </w:rPr>
+        <w:t>Subscription</w:t>
+      </w:r>
+      <w:r>
+        <w:rPr>
+          <w:b/>
+          <w:bCs/>
+          <w:lang w:val="en-US"/>
+        </w:rPr>
+        <w:t xml:space="preserve"> list action </w:t>
+      </w:r>
+      <w:r>
+        <w:rPr>
+          <w:b/>
+          <w:bCs/>
+          <w:lang w:val="en-US"/>
+        </w:rPr>
+        <w:t>edit</w:t>
+      </w:r>
+    </w:p>
+    <w:p>
+      <w:pPr>
+        <w:pStyle w:val="NoSpacing"/>
+        <w:rPr>
+          <w:b/>
+          <w:bCs/>
+          <w:lang w:val="en-US"/>
+        </w:rPr>
+      </w:pPr>
+      <w:r>
+        <w:rPr>
+          <w:b/>
+          <w:bCs/>
+        </w:rPr>
+        <w:t>Package</w:t>
+      </w:r>
+      <w:r>
+        <w:rPr>
+          <w:b/>
+          <w:bCs/>
+        </w:rPr>
+        <w:t xml:space="preserve"> – not required</w:t>
+      </w:r>
+    </w:p>
+    <w:p>
+      <w:pPr>
+        <w:pStyle w:val="NoSpacing"/>
+        <w:rPr>
+          <w:b/>
+          <w:bCs/>
+          <w:lang w:val="en-US"/>
+        </w:rPr>
+      </w:pPr>
+      <w:r>
+        <w:rPr>
+          <w:b/>
+          <w:bCs/>
+          <w:lang w:val="en-US"/>
+        </w:rPr>
+        <w:t>Month – fetch from list</w:t>
+      </w:r>
+      <w:r>
+        <w:rPr>
+          <w:b/>
+          <w:bCs/>
+          <w:lang w:val="en-US"/>
+        </w:rPr>
+        <w:t xml:space="preserve"> display fields</w:t>
+      </w:r>
+    </w:p>
+    <w:p>
+      <w:pPr>
+        <w:pStyle w:val="NoSpacing"/>
+        <w:rPr>
+          <w:b/>
+          <w:bCs/>
+          <w:lang w:val="en-US"/>
+        </w:rPr>
+      </w:pPr>
+      <w:r>
+        <w:rPr>
+          <w:b/>
+          <w:bCs/>
+          <w:lang w:val="en-US"/>
+        </w:rPr>
+        <w:t>Year</w:t>
+      </w:r>
+      <w:r>
+        <w:rPr>
+          <w:b/>
+          <w:bCs/>
+          <w:lang w:val="en-US"/>
+        </w:rPr>
+        <w:t>– fetch from list</w:t>
+      </w:r>
+      <w:r>
+        <w:rPr>
+          <w:b/>
+          <w:bCs/>
+          <w:lang w:val="en-US"/>
+        </w:rPr>
+        <w:t xml:space="preserve"> </w:t>
+      </w:r>
+      <w:r>
+        <w:rPr>
+          <w:b/>
+          <w:bCs/>
+          <w:lang w:val="en-US"/>
+        </w:rPr>
+        <w:t>display fields</w:t>
+      </w:r>
+    </w:p>
+    <w:p>
+      <w:pPr>
+        <w:pStyle w:val="NoSpacing"/>
+        <w:rPr>
+          <w:b/>
+          <w:bCs/>
+          <w:lang w:val="en-US"/>
+        </w:rPr>
+      </w:pPr>
+      <w:r>
+        <w:rPr>
+          <w:b/>
+          <w:bCs/>
+          <w:lang w:val="en-US"/>
+        </w:rPr>
+        <w:t xml:space="preserve">Collect date </w:t>
+      </w:r>
+      <w:r>
+        <w:rPr>
+          <w:b/>
+          <w:bCs/>
+          <w:lang w:val="en-US"/>
+        </w:rPr>
+        <w:t xml:space="preserve">– if not </w:t>
+      </w:r>
+      <w:proofErr w:type="gramStart"/>
+      <w:r>
+        <w:rPr>
+          <w:b/>
+          <w:bCs/>
+          <w:lang w:val="en-US"/>
+        </w:rPr>
+        <w:t xml:space="preserve">admin </w:t>
+      </w:r>
+      <w:r>
+        <w:rPr>
+          <w:b/>
+          <w:bCs/>
+          <w:lang w:val="en-US"/>
+        </w:rPr>
+        <w:t>,</w:t>
+      </w:r>
+      <w:proofErr w:type="gramEnd"/>
+      <w:r>
+        <w:rPr>
+          <w:b/>
+          <w:bCs/>
+          <w:lang w:val="en-US"/>
+        </w:rPr>
+        <w:t xml:space="preserve"> current date display field</w:t>
+      </w:r>
+    </w:p>
+    <w:p>
+      <w:pPr>
+        <w:pStyle w:val="NoSpacing"/>
+        <w:rPr>
+          <w:b/>
+          <w:bCs/>
+          <w:lang w:val="en-US"/>
+        </w:rPr>
+      </w:pPr>
+      <w:r>
+        <w:rPr>
+          <w:b/>
+          <w:bCs/>
+          <w:lang w:val="en-US"/>
+        </w:rPr>
+        <w:t xml:space="preserve">Paid </w:t>
+      </w:r>
+      <w:r>
+        <w:rPr>
+          <w:b/>
+          <w:bCs/>
+          <w:lang w:val="en-US"/>
+        </w:rPr>
+        <w:t xml:space="preserve">Amount </w:t>
+      </w:r>
+      <w:r>
+        <w:rPr>
+          <w:b/>
+          <w:bCs/>
+          <w:lang w:val="en-US"/>
+        </w:rPr>
+        <w:t>–</w:t>
+      </w:r>
+      <w:r>
+        <w:rPr>
+          <w:b/>
+          <w:bCs/>
+          <w:lang w:val="en-US"/>
+        </w:rPr>
+        <w:t xml:space="preserve"> </w:t>
+      </w:r>
+      <w:r>
+        <w:rPr>
+          <w:b/>
+          <w:bCs/>
+          <w:lang w:val="en-US"/>
+        </w:rPr>
+        <w:t>user enterable – should validate with package amount</w:t>
+      </w:r>
+      <w:r>
+        <w:rPr>
+          <w:b/>
+          <w:bCs/>
+          <w:lang w:val="en-US"/>
+        </w:rPr>
+        <w:t xml:space="preserve">, if not equal to </w:t>
+      </w:r>
+    </w:p>
+    <w:p>
+      <w:pPr>
+        <w:pStyle w:val="NoSpacing"/>
+        <w:rPr>
+          <w:b/>
+          <w:bCs/>
+          <w:lang w:val="en-US"/>
+        </w:rPr>
+      </w:pPr>
+      <w:r>
+        <w:rPr>
+          <w:b/>
+          <w:bCs/>
+          <w:lang w:val="en-US"/>
+        </w:rPr>
+        <w:t xml:space="preserve">warning message should </w:t>
+      </w:r>
+      <w:proofErr w:type="gramStart"/>
+      <w:r>
+        <w:rPr>
+          <w:b/>
+          <w:bCs/>
+          <w:lang w:val="en-US"/>
+        </w:rPr>
+        <w:t>display ,</w:t>
+      </w:r>
+      <w:proofErr w:type="gramEnd"/>
+      <w:r>
+        <w:rPr>
+          <w:b/>
+          <w:bCs/>
+          <w:lang w:val="en-US"/>
+        </w:rPr>
+        <w:t xml:space="preserve"> and balance field should </w:t>
+      </w:r>
+      <w:r>
+        <w:rPr>
+          <w:b/>
+          <w:bCs/>
+          <w:lang w:val="en-US"/>
+        </w:rPr>
+        <w:t xml:space="preserve">display field should show </w:t>
+      </w:r>
+      <w:r>
+        <w:rPr>
+          <w:b/>
+          <w:bCs/>
+          <w:lang w:val="en-US"/>
+        </w:rPr>
+        <w:t>the</w:t>
+      </w:r>
+      <w:r>
+        <w:rPr>
+          <w:b/>
+          <w:bCs/>
+          <w:lang w:val="en-US"/>
+        </w:rPr>
+        <w:t xml:space="preserve"> balance amount, </w:t>
+      </w:r>
+    </w:p>
+    <w:p>
+      <w:pPr>
+        <w:pStyle w:val="NoSpacing"/>
+        <w:rPr>
+          <w:b/>
+          <w:bCs/>
+          <w:lang w:val="en-US"/>
+        </w:rPr>
+      </w:pPr>
+      <w:r>
+        <w:rPr>
+          <w:b/>
+          <w:bCs/>
+          <w:lang w:val="en-US"/>
+        </w:rPr>
+        <w:t>front</w:t>
+      </w:r>
+      <w:r>
+        <w:rPr>
+          <w:b/>
+          <w:bCs/>
+          <w:lang w:val="en-US"/>
+        </w:rPr>
+        <w:t xml:space="preserve"> of</w:t>
+      </w:r>
+      <w:r>
+        <w:rPr>
+          <w:b/>
+          <w:bCs/>
+          <w:lang w:val="en-US"/>
+        </w:rPr>
+        <w:t xml:space="preserve"> </w:t>
+      </w:r>
+      <w:r>
+        <w:rPr>
+          <w:b/>
+          <w:bCs/>
+          <w:lang w:val="en-US"/>
+        </w:rPr>
+        <w:t xml:space="preserve">Paid </w:t>
+      </w:r>
+      <w:proofErr w:type="gramStart"/>
+      <w:r>
+        <w:rPr>
+          <w:b/>
+          <w:bCs/>
+          <w:lang w:val="en-US"/>
+        </w:rPr>
+        <w:t xml:space="preserve">Amount </w:t>
+      </w:r>
+      <w:r>
+        <w:rPr>
+          <w:b/>
+          <w:bCs/>
+          <w:lang w:val="en-US"/>
+        </w:rPr>
+        <w:t xml:space="preserve"> ,</w:t>
+      </w:r>
+      <w:proofErr w:type="gramEnd"/>
+      <w:r>
+        <w:rPr>
+          <w:b/>
+          <w:bCs/>
+          <w:lang w:val="en-US"/>
+        </w:rPr>
+        <w:t>package amount</w:t>
+      </w:r>
+      <w:r>
+        <w:rPr>
+          <w:b/>
+          <w:bCs/>
+          <w:lang w:val="en-US"/>
+        </w:rPr>
+        <w:t xml:space="preserve"> </w:t>
+      </w:r>
+      <w:r>
+        <w:rPr>
+          <w:b/>
+          <w:bCs/>
+          <w:lang w:val="en-US"/>
+        </w:rPr>
+        <w:t>should show as display field</w:t>
+      </w:r>
+    </w:p>
+    <w:p>
+      <w:pPr>
+        <w:pStyle w:val="NoSpacing"/>
+        <w:rPr>
+          <w:b/>
+          <w:bCs/>
+          <w:lang w:val="en-US"/>
+        </w:rPr>
+      </w:pPr>
+      <w:r>
+        <w:rPr>
+          <w:b/>
+          <w:bCs/>
+          <w:lang w:val="en-US"/>
+        </w:rPr>
+        <w:t>Due date not required</w:t>
+      </w:r>
+    </w:p>
+    <w:p>
+      <w:pPr>
+        <w:pStyle w:val="NoSpacing"/>
+        <w:rPr>
+          <w:b/>
+          <w:bCs/>
+          <w:lang w:val="en-US"/>
+        </w:rPr>
+      </w:pPr>
+      <w:r>
+        <w:rPr>
+          <w:b/>
+          <w:bCs/>
+          <w:lang w:val="en-US"/>
+        </w:rPr>
+        <w:t>Mode of payment: Cash</w:t>
+      </w:r>
+      <w:r>
+        <w:rPr>
+          <w:b/>
+          <w:bCs/>
+          <w:lang w:val="en-US"/>
+        </w:rPr>
+        <w:t xml:space="preserve"> / Online / </w:t>
+      </w:r>
+      <w:proofErr w:type="gramStart"/>
+      <w:r>
+        <w:rPr>
+          <w:b/>
+          <w:bCs/>
+          <w:lang w:val="en-US"/>
+        </w:rPr>
+        <w:t>Office</w:t>
+      </w:r>
+      <w:r>
+        <w:rPr>
+          <w:b/>
+          <w:bCs/>
+          <w:lang w:val="en-US"/>
+        </w:rPr>
+        <w:t xml:space="preserve"> ,</w:t>
+      </w:r>
+      <w:proofErr w:type="gramEnd"/>
+      <w:r>
+        <w:rPr>
+          <w:b/>
+          <w:bCs/>
+          <w:lang w:val="en-US"/>
+        </w:rPr>
+        <w:t xml:space="preserve"> </w:t>
+      </w:r>
+      <w:proofErr w:type="gramStart"/>
+      <w:r>
+        <w:rPr>
+          <w:b/>
+          <w:bCs/>
+          <w:lang w:val="en-US"/>
+        </w:rPr>
+        <w:t>If</w:t>
+      </w:r>
+      <w:proofErr w:type="gramEnd"/>
+      <w:r>
+        <w:rPr>
+          <w:b/>
+          <w:bCs/>
+          <w:lang w:val="en-US"/>
+        </w:rPr>
+        <w:t xml:space="preserve"> not admin, Cash will be </w:t>
+      </w:r>
+      <w:proofErr w:type="gramStart"/>
+      <w:r>
+        <w:rPr>
+          <w:b/>
+          <w:bCs/>
+          <w:lang w:val="en-US"/>
+        </w:rPr>
+        <w:t>display</w:t>
+      </w:r>
+      <w:proofErr w:type="gramEnd"/>
+      <w:r>
+        <w:rPr>
+          <w:b/>
+          <w:bCs/>
+          <w:lang w:val="en-US"/>
+        </w:rPr>
+        <w:t xml:space="preserve"> field</w:t>
+      </w:r>
+    </w:p>
+    <w:p>
+      <w:pPr>
+        <w:pStyle w:val="NoSpacing"/>
+        <w:rPr>
+          <w:b/>
+          <w:bCs/>
+          <w:lang w:val="en-US"/>
+        </w:rPr>
+      </w:pPr>
+      <w:r>
+        <w:rPr>
+          <w:b/>
+          <w:bCs/>
+          <w:lang w:val="en-US"/>
+        </w:rPr>
+        <w:t xml:space="preserve">If </w:t>
+      </w:r>
+      <w:r>
+        <w:rPr>
+          <w:b/>
+          <w:bCs/>
+          <w:lang w:val="en-US"/>
+        </w:rPr>
+        <w:t xml:space="preserve">online / Office </w:t>
+      </w:r>
+      <w:r>
+        <w:rPr>
+          <w:b/>
+          <w:bCs/>
+          <w:lang w:val="en-US"/>
+        </w:rPr>
+        <w:t>–</w:t>
+      </w:r>
+      <w:r>
+        <w:rPr>
+          <w:b/>
+          <w:bCs/>
+          <w:lang w:val="en-US"/>
+        </w:rPr>
+        <w:t xml:space="preserve"> </w:t>
+      </w:r>
+      <w:r>
+        <w:rPr>
+          <w:b/>
+          <w:bCs/>
+          <w:lang w:val="en-US"/>
+        </w:rPr>
+        <w:t>Received ID / Name</w:t>
+      </w:r>
+      <w:r>
+        <w:rPr>
+          <w:b/>
+          <w:bCs/>
+          <w:lang w:val="en-US"/>
+        </w:rPr>
+        <w:t xml:space="preserve"> </w:t>
+      </w:r>
+    </w:p>
+    <w:p>
+      <w:pPr>
+        <w:pStyle w:val="NoSpacing"/>
+        <w:rPr>
+          <w:b/>
+          <w:bCs/>
+          <w:lang w:val="en-US"/>
+        </w:rPr>
+      </w:pPr>
+    </w:p>
+    <w:p>
+      <w:pPr>
+        <w:pStyle w:val="NoSpacing"/>
+        <w:rPr>
+          <w:b/>
+          <w:bCs/>
+        </w:rPr>
+      </w:pPr>
+      <w:r>
+        <w:rPr>
+          <w:b/>
+          <w:bCs/>
+        </w:rPr>
+        <w:t>No of Period</w:t>
+      </w:r>
+      <w:r>
+        <w:rPr>
+          <w:b/>
+          <w:bCs/>
+        </w:rPr>
+        <w:t xml:space="preserve"> –</w:t>
+      </w:r>
+    </w:p>
+    <w:p>
+      <w:pPr>
+        <w:pStyle w:val="NoSpacing"/>
+        <w:rPr>
+          <w:b/>
+          <w:bCs/>
+        </w:rPr>
+      </w:pPr>
+      <w:r>
+        <w:rPr>
+          <w:b/>
+          <w:bCs/>
+        </w:rPr>
+        <w:t xml:space="preserve">Default </w:t>
+      </w:r>
+      <w:proofErr w:type="gramStart"/>
+      <w:r>
+        <w:rPr>
+          <w:b/>
+          <w:bCs/>
+        </w:rPr>
+        <w:t xml:space="preserve">Month </w:t>
+      </w:r>
+      <w:r>
+        <w:rPr>
+          <w:b/>
+          <w:bCs/>
+        </w:rPr>
+        <w:t xml:space="preserve"> -</w:t>
+      </w:r>
+      <w:proofErr w:type="gramEnd"/>
+      <w:r>
+        <w:rPr>
+          <w:b/>
+          <w:bCs/>
+        </w:rPr>
+        <w:t xml:space="preserve"> if month </w:t>
+      </w:r>
+      <w:r>
+        <w:rPr>
+          <w:b/>
+          <w:bCs/>
+        </w:rPr>
+        <w:t xml:space="preserve">next number selectable 1 to </w:t>
+      </w:r>
+      <w:proofErr w:type="gramStart"/>
+      <w:r>
+        <w:rPr>
+          <w:b/>
+          <w:bCs/>
+        </w:rPr>
+        <w:t>12 ,</w:t>
+      </w:r>
+      <w:proofErr w:type="gramEnd"/>
+      <w:r>
+        <w:rPr>
+          <w:b/>
+          <w:bCs/>
+        </w:rPr>
+        <w:t xml:space="preserve"> </w:t>
+      </w:r>
+      <w:r>
+        <w:rPr>
+          <w:b/>
+          <w:bCs/>
+        </w:rPr>
+        <w:t>if select year same action required</w:t>
+      </w:r>
+    </w:p>
+    <w:p>
+      <w:pPr>
+        <w:pStyle w:val="NoSpacing"/>
+        <w:rPr>
+          <w:b/>
+          <w:bCs/>
+        </w:rPr>
+      </w:pPr>
+      <w:r>
+        <w:rPr>
+          <w:b/>
+          <w:bCs/>
+        </w:rPr>
+        <w:t xml:space="preserve">If </w:t>
+      </w:r>
+      <w:proofErr w:type="gramStart"/>
+      <w:r>
+        <w:rPr>
+          <w:b/>
+          <w:bCs/>
+        </w:rPr>
+        <w:t>days</w:t>
+      </w:r>
+      <w:r>
+        <w:rPr>
+          <w:b/>
+          <w:bCs/>
+        </w:rPr>
+        <w:t xml:space="preserve">  </w:t>
+      </w:r>
+      <w:r>
+        <w:rPr>
+          <w:b/>
+          <w:bCs/>
+        </w:rPr>
+        <w:t>select</w:t>
+      </w:r>
+      <w:r>
+        <w:rPr>
+          <w:b/>
+          <w:bCs/>
+        </w:rPr>
+        <w:t>ed</w:t>
+      </w:r>
+      <w:proofErr w:type="gramEnd"/>
+      <w:r>
+        <w:rPr>
+          <w:b/>
+          <w:bCs/>
+        </w:rPr>
+        <w:t>,</w:t>
+      </w:r>
+      <w:r>
+        <w:rPr>
+          <w:b/>
+          <w:bCs/>
+        </w:rPr>
+        <w:t xml:space="preserve"> next number </w:t>
+      </w:r>
+      <w:proofErr w:type="gramStart"/>
+      <w:r>
+        <w:rPr>
+          <w:b/>
+          <w:bCs/>
+        </w:rPr>
+        <w:t xml:space="preserve">of </w:t>
+      </w:r>
+      <w:r>
+        <w:rPr>
+          <w:b/>
+          <w:bCs/>
+        </w:rPr>
+        <w:t xml:space="preserve"> </w:t>
+      </w:r>
+      <w:r>
+        <w:rPr>
+          <w:b/>
+          <w:bCs/>
+        </w:rPr>
+        <w:t>days</w:t>
+      </w:r>
+      <w:proofErr w:type="gramEnd"/>
+      <w:r>
+        <w:rPr>
+          <w:b/>
+          <w:bCs/>
+        </w:rPr>
+        <w:t xml:space="preserve"> should show as display fields</w:t>
+      </w:r>
+      <w:r>
+        <w:rPr>
+          <w:b/>
+          <w:bCs/>
+        </w:rPr>
+        <w:t>,</w:t>
+      </w:r>
+    </w:p>
+    <w:p>
+      <w:pPr>
+        <w:pStyle w:val="NoSpacing"/>
+        <w:rPr>
+          <w:b/>
+          <w:bCs/>
+        </w:rPr>
+      </w:pPr>
+      <w:r>
+        <w:rPr>
+          <w:b/>
+          <w:bCs/>
+        </w:rPr>
+        <w:t xml:space="preserve">Start date </w:t>
+      </w:r>
+      <w:r>
+        <w:rPr>
+          <w:b/>
+          <w:bCs/>
+        </w:rPr>
+        <w:t xml:space="preserve">should be first date of the </w:t>
+      </w:r>
+      <w:proofErr w:type="gramStart"/>
+      <w:r>
+        <w:rPr>
+          <w:b/>
+          <w:bCs/>
+        </w:rPr>
+        <w:t>month ,</w:t>
+      </w:r>
+      <w:proofErr w:type="gramEnd"/>
+      <w:r>
+        <w:rPr>
+          <w:b/>
+          <w:bCs/>
+        </w:rPr>
+        <w:t xml:space="preserve"> which is mentioned in the month fields </w:t>
+      </w:r>
+      <w:r>
+        <w:rPr>
+          <w:b/>
+          <w:bCs/>
+        </w:rPr>
+        <w:t>and year field,</w:t>
+      </w:r>
+      <w:r>
+        <w:rPr>
+          <w:b/>
+          <w:bCs/>
+        </w:rPr>
+        <w:t xml:space="preserve"> </w:t>
+      </w:r>
+      <w:r>
+        <w:rPr>
+          <w:b/>
+          <w:bCs/>
+        </w:rPr>
+        <w:t xml:space="preserve">display field fields </w:t>
+      </w:r>
+    </w:p>
+    <w:p>
+      <w:pPr>
+        <w:pStyle w:val="NoSpacing"/>
+        <w:rPr>
+          <w:b/>
+          <w:bCs/>
+        </w:rPr>
+      </w:pPr>
+    </w:p>
+    <w:p>
+      <w:pPr>
+        <w:pStyle w:val="NoSpacing"/>
+        <w:rPr>
+          <w:b/>
+          <w:bCs/>
+        </w:rPr>
+      </w:pPr>
+      <w:r>
+        <w:rPr>
+          <w:b/>
+          <w:bCs/>
+        </w:rPr>
+        <w:lastRenderedPageBreak/>
+        <w:t xml:space="preserve">End date should last </w:t>
+      </w:r>
+      <w:r>
+        <w:rPr>
+          <w:b/>
+          <w:bCs/>
+        </w:rPr>
+        <w:t xml:space="preserve">date of the </w:t>
+      </w:r>
+      <w:proofErr w:type="gramStart"/>
+      <w:r>
+        <w:rPr>
+          <w:b/>
+          <w:bCs/>
+        </w:rPr>
+        <w:t>month ,</w:t>
+      </w:r>
+      <w:proofErr w:type="gramEnd"/>
+      <w:r>
+        <w:rPr>
+          <w:b/>
+          <w:bCs/>
+        </w:rPr>
+        <w:t xml:space="preserve"> which is mentioned in the month fields and year field,</w:t>
+      </w:r>
+      <w:r>
+        <w:rPr>
+          <w:b/>
+          <w:bCs/>
+        </w:rPr>
+        <w:t xml:space="preserve"> display field</w:t>
+      </w:r>
+      <w:r>
+        <w:rPr>
+          <w:b/>
+          <w:bCs/>
+        </w:rPr>
+        <w:t xml:space="preserve"> fields </w:t>
+      </w:r>
+    </w:p>
+    <w:p>
+      <w:pPr>
+        <w:pStyle w:val="NoSpacing"/>
+        <w:rPr>
+          <w:b/>
+          <w:bCs/>
+        </w:rPr>
+      </w:pPr>
+      <w:r>
+        <w:rPr>
+          <w:b/>
+          <w:bCs/>
+        </w:rPr>
+        <w:t xml:space="preserve">If </w:t>
+      </w:r>
+      <w:proofErr w:type="gramStart"/>
+      <w:r>
+        <w:rPr>
+          <w:b/>
+          <w:bCs/>
+        </w:rPr>
+        <w:t>days  selected</w:t>
+      </w:r>
+      <w:proofErr w:type="gramEnd"/>
+      <w:r>
+        <w:rPr>
+          <w:b/>
+          <w:bCs/>
+        </w:rPr>
+        <w:t xml:space="preserve">, </w:t>
+      </w:r>
+      <w:r>
+        <w:rPr>
+          <w:b/>
+          <w:bCs/>
+        </w:rPr>
+        <w:t xml:space="preserve">start can editable, amount can </w:t>
+      </w:r>
+      <w:r>
+        <w:rPr>
+          <w:b/>
+          <w:bCs/>
+        </w:rPr>
+        <w:t>calculate based on this.</w:t>
+      </w:r>
+    </w:p>
+    <w:p>
+      <w:pPr>
+        <w:pStyle w:val="NoSpacing"/>
+        <w:rPr>
+          <w:b/>
+          <w:bCs/>
+        </w:rPr>
+      </w:pPr>
+      <w:r>
+        <w:rPr>
+          <w:b/>
+          <w:bCs/>
+        </w:rPr>
+        <w:t xml:space="preserve">Count field required to </w:t>
+      </w:r>
+      <w:r>
+        <w:rPr>
+          <w:b/>
+          <w:bCs/>
+        </w:rPr>
+        <w:t xml:space="preserve">capture the no of month received, for example </w:t>
+      </w:r>
+      <w:r>
+        <w:rPr>
+          <w:b/>
+          <w:bCs/>
+        </w:rPr>
+        <w:t>–</w:t>
+      </w:r>
+      <w:r>
+        <w:rPr>
+          <w:b/>
+          <w:bCs/>
+        </w:rPr>
+        <w:t xml:space="preserve"> </w:t>
+      </w:r>
+      <w:r>
+        <w:rPr>
+          <w:b/>
+          <w:bCs/>
+        </w:rPr>
+        <w:t xml:space="preserve">paid amount for </w:t>
+      </w:r>
+      <w:proofErr w:type="gramStart"/>
+      <w:r>
+        <w:rPr>
+          <w:b/>
+          <w:bCs/>
+        </w:rPr>
+        <w:t>2 month</w:t>
+      </w:r>
+      <w:proofErr w:type="gramEnd"/>
+      <w:r>
+        <w:rPr>
+          <w:b/>
+          <w:bCs/>
+        </w:rPr>
+        <w:t xml:space="preserve">, count should be 2, if it’s 1 month count will be 1, </w:t>
+      </w:r>
+      <w:r>
+        <w:rPr>
+          <w:b/>
+          <w:bCs/>
+        </w:rPr>
+        <w:t>Full month is equal to 1 count, if its days</w:t>
+      </w:r>
+      <w:r>
+        <w:rPr>
+          <w:b/>
+          <w:bCs/>
+        </w:rPr>
+        <w:t xml:space="preserve"> based on number days in a month</w:t>
+      </w:r>
+      <w:r>
+        <w:rPr>
+          <w:b/>
+          <w:bCs/>
+        </w:rPr>
+        <w:t xml:space="preserve">, count will be calculate </w:t>
+      </w:r>
+      <w:r>
+        <w:rPr>
+          <w:b/>
+          <w:bCs/>
+        </w:rPr>
+        <w:t>based on value 1</w:t>
+      </w:r>
+    </w:p>
+    <w:p>
+      <w:pPr>
+        <w:pStyle w:val="NoSpacing"/>
+        <w:rPr>
+          <w:b/>
+          <w:bCs/>
+        </w:rPr>
+      </w:pPr>
+    </w:p>
+    <w:p>
+      <w:pPr>
+        <w:pStyle w:val="NoSpacing"/>
+        <w:rPr>
+          <w:b/>
+          <w:bCs/>
+        </w:rPr>
+      </w:pPr>
+    </w:p>
+    <w:p>
+      <w:pPr>
+        <w:pStyle w:val="NoSpacing"/>
+        <w:rPr>
+          <w:b/>
+          <w:bCs/>
+        </w:rPr>
+      </w:pPr>
+      <w:r>
+        <w:rPr>
+          <w:b/>
+          <w:bCs/>
+          <w:lang w:val="en-US"/>
+        </w:rPr>
+        <w:t xml:space="preserve">Label of –days </w:t>
+      </w:r>
+      <w:r>
+        <w:rPr>
+          <w:b/>
+          <w:bCs/>
+          <w:lang w:val="en-US"/>
+        </w:rPr>
+        <w:t xml:space="preserve">Below </w:t>
+      </w:r>
+      <w:r>
+        <w:rPr>
+          <w:b/>
+          <w:bCs/>
+        </w:rPr>
+        <w:t>No of Period</w:t>
+      </w:r>
+      <w:r>
+        <w:rPr>
+          <w:b/>
+          <w:bCs/>
+        </w:rPr>
+        <w:t xml:space="preserve"> </w:t>
+      </w:r>
+      <w:r>
+        <w:rPr>
+          <w:b/>
+          <w:bCs/>
+        </w:rPr>
+        <w:t>not required</w:t>
+      </w:r>
+    </w:p>
+    <w:p>
+      <w:pPr>
+        <w:pStyle w:val="NoSpacing"/>
+        <w:rPr>
+          <w:b/>
+          <w:bCs/>
+        </w:rPr>
+      </w:pPr>
+      <w:r>
+        <w:rPr>
+          <w:b/>
+          <w:bCs/>
+        </w:rPr>
+        <w:t>Amount</w:t>
+      </w:r>
+      <w:r>
+        <w:rPr>
+          <w:b/>
+          <w:bCs/>
+        </w:rPr>
+        <w:t xml:space="preserve"> – not required here</w:t>
+      </w:r>
+    </w:p>
+    <w:p>
+      <w:pPr>
+        <w:pStyle w:val="NoSpacing"/>
+        <w:rPr>
+          <w:b/>
+          <w:bCs/>
+        </w:rPr>
+      </w:pPr>
+      <w:r>
+        <w:rPr>
+          <w:b/>
+          <w:bCs/>
+        </w:rPr>
+        <w:t>Paid Amount</w:t>
+      </w:r>
+      <w:r>
+        <w:rPr>
+          <w:b/>
+          <w:bCs/>
+        </w:rPr>
+        <w:t xml:space="preserve"> – package amount first then user enterable amount</w:t>
+      </w:r>
+    </w:p>
+    <w:p>
+      <w:pPr>
+        <w:pStyle w:val="NoSpacing"/>
+        <w:rPr>
+          <w:b/>
+          <w:bCs/>
+        </w:rPr>
+      </w:pPr>
+      <w:r>
+        <w:rPr>
+          <w:b/>
+          <w:bCs/>
+        </w:rPr>
+        <w:t xml:space="preserve">No of Period – accommodate </w:t>
+      </w:r>
+      <w:r>
+        <w:rPr>
+          <w:b/>
+          <w:bCs/>
+        </w:rPr>
+        <w:t>– days – selection – count in single field</w:t>
+      </w:r>
+    </w:p>
+    <w:p>
+      <w:pPr>
+        <w:pStyle w:val="NoSpacing"/>
+        <w:rPr>
+          <w:b/>
+          <w:bCs/>
+        </w:rPr>
+      </w:pPr>
+      <w:r>
+        <w:rPr>
+          <w:b/>
+          <w:bCs/>
+        </w:rPr>
+        <w:t>Paid amount is not equal to package amount. Balance: 171.61</w:t>
+      </w:r>
+      <w:r>
+        <w:rPr>
+          <w:b/>
+          <w:bCs/>
+        </w:rPr>
+        <w:t xml:space="preserve"> </w:t>
+      </w:r>
+      <w:r>
+        <w:rPr>
+          <w:b/>
+          <w:bCs/>
+        </w:rPr>
+        <w:t>– this should be a tool tip</w:t>
+      </w:r>
+    </w:p>
+    <w:p>
+      <w:pPr>
+        <w:pStyle w:val="NoSpacing"/>
+        <w:rPr>
+          <w:b/>
+          <w:bCs/>
+        </w:rPr>
+      </w:pPr>
+    </w:p>
+    <w:p>
+      <w:pPr>
+        <w:pStyle w:val="NoSpacing"/>
+        <w:rPr>
+          <w:b/>
+          <w:bCs/>
+        </w:rPr>
+      </w:pPr>
+      <w:r>
+        <w:rPr>
+          <w:b/>
+          <w:bCs/>
+        </w:rPr>
+        <w:t xml:space="preserve">Month and Year </w:t>
+      </w:r>
+      <w:r>
+        <w:rPr>
+          <w:b/>
+          <w:bCs/>
+        </w:rPr>
+        <w:t>– accommodate</w:t>
+      </w:r>
+      <w:r>
+        <w:rPr>
+          <w:b/>
+          <w:bCs/>
+        </w:rPr>
+        <w:t xml:space="preserve"> </w:t>
+      </w:r>
+      <w:r>
+        <w:rPr>
+          <w:b/>
+          <w:bCs/>
+        </w:rPr>
+        <w:t xml:space="preserve">in single area </w:t>
+      </w:r>
+    </w:p>
+    <w:p>
+      <w:pPr>
+        <w:pStyle w:val="NoSpacing"/>
+        <w:rPr>
+          <w:b/>
+          <w:bCs/>
+        </w:rPr>
+      </w:pPr>
+      <w:r>
+        <w:rPr>
+          <w:b/>
+          <w:bCs/>
+        </w:rPr>
+        <w:t xml:space="preserve">No of period – month default, if select day, default </w:t>
+      </w:r>
+      <w:r>
+        <w:rPr>
+          <w:b/>
+          <w:bCs/>
+        </w:rPr>
+        <w:t>start date should be 1</w:t>
+      </w:r>
+      <w:r>
+        <w:rPr>
+          <w:b/>
+          <w:bCs/>
+          <w:vertAlign w:val="superscript"/>
+        </w:rPr>
+        <w:t>st</w:t>
+      </w:r>
+      <w:r>
+        <w:rPr>
+          <w:b/>
+          <w:bCs/>
+        </w:rPr>
+        <w:t xml:space="preserve"> date of the </w:t>
+      </w:r>
+      <w:r>
+        <w:rPr>
+          <w:b/>
+          <w:bCs/>
+        </w:rPr>
+        <w:t xml:space="preserve">month and year </w:t>
+      </w:r>
+      <w:proofErr w:type="gramStart"/>
+      <w:r>
+        <w:rPr>
+          <w:b/>
+          <w:bCs/>
+        </w:rPr>
+        <w:t xml:space="preserve">– </w:t>
+      </w:r>
+      <w:r>
+        <w:rPr>
+          <w:b/>
+          <w:bCs/>
+        </w:rPr>
+        <w:t xml:space="preserve"> no</w:t>
+      </w:r>
+      <w:proofErr w:type="gramEnd"/>
+      <w:r>
+        <w:rPr>
+          <w:b/>
+          <w:bCs/>
+        </w:rPr>
+        <w:t xml:space="preserve"> of period all fields reduce width count over</w:t>
+      </w:r>
+      <w:r>
+        <w:rPr>
+          <w:b/>
+          <w:bCs/>
+        </w:rPr>
+        <w:t>lap in start date</w:t>
+      </w:r>
+    </w:p>
+    <w:p>
+      <w:pPr>
+        <w:pStyle w:val="NoSpacing"/>
+        <w:rPr>
+          <w:b/>
+          <w:bCs/>
+        </w:rPr>
+      </w:pPr>
+    </w:p>
+    <w:p>
+      <w:pPr>
+        <w:pStyle w:val="NoSpacing"/>
+        <w:rPr>
+          <w:b/>
+          <w:bCs/>
+          <w:lang w:val="en-US"/>
+        </w:rPr>
+      </w:pPr>
+      <w:r>
+        <w:rPr>
+          <w:b/>
+          <w:bCs/>
+          <w:lang w:val="en-US"/>
+        </w:rPr>
+        <w:t>Add Subscription Details</w:t>
+      </w:r>
+    </w:p>
+    <w:p>
+      <w:pPr>
+        <w:pStyle w:val="NoSpacing"/>
+        <w:rPr>
+          <w:b/>
+          <w:bCs/>
+        </w:rPr>
+      </w:pPr>
+    </w:p>
+    <w:p>
+      <w:pPr>
+        <w:pStyle w:val="NoSpacing"/>
+        <w:rPr>
+          <w:b/>
+          <w:bCs/>
+        </w:rPr>
+      </w:pPr>
+      <w:r>
+        <w:rPr>
+          <w:b/>
+          <w:bCs/>
+        </w:rPr>
+        <w:t>Month / Year</w:t>
+      </w:r>
+      <w:r>
+        <w:rPr>
+          <w:b/>
+          <w:bCs/>
+        </w:rPr>
+        <w:t xml:space="preserve"> – </w:t>
+      </w:r>
+      <w:proofErr w:type="gramStart"/>
+      <w:r>
+        <w:rPr>
+          <w:b/>
+          <w:bCs/>
+        </w:rPr>
+        <w:t xml:space="preserve">selectable </w:t>
+      </w:r>
+      <w:r>
+        <w:rPr>
+          <w:b/>
+          <w:bCs/>
+        </w:rPr>
+        <w:t>,</w:t>
+      </w:r>
+      <w:proofErr w:type="gramEnd"/>
+      <w:r>
+        <w:rPr>
+          <w:b/>
+          <w:bCs/>
+        </w:rPr>
+        <w:t xml:space="preserve"> default – current month and </w:t>
+      </w:r>
+      <w:proofErr w:type="spellStart"/>
+      <w:r>
+        <w:rPr>
+          <w:b/>
+          <w:bCs/>
+        </w:rPr>
+        <w:t>yearm</w:t>
+      </w:r>
+      <w:proofErr w:type="spellEnd"/>
+      <w:r>
+        <w:rPr>
+          <w:b/>
+          <w:bCs/>
+        </w:rPr>
+        <w:t xml:space="preserve"> duplication should not allow</w:t>
+      </w:r>
+    </w:p>
+    <w:p>
+      <w:pPr>
+        <w:pStyle w:val="NoSpacing"/>
+        <w:rPr>
+          <w:b/>
+          <w:bCs/>
+        </w:rPr>
+      </w:pPr>
+      <w:r>
+        <w:rPr>
+          <w:b/>
+          <w:bCs/>
+        </w:rPr>
+        <w:t xml:space="preserve">If day select, start date / end date editable, </w:t>
+      </w:r>
+      <w:r>
+        <w:rPr>
+          <w:b/>
+          <w:bCs/>
+        </w:rPr>
+        <w:t>default start date – current date, end date – last date of the current month, count always – display field</w:t>
+      </w:r>
+    </w:p>
+    <w:p>
+      <w:pPr>
+        <w:pStyle w:val="NoSpacing"/>
+        <w:rPr>
+          <w:b/>
+          <w:bCs/>
+        </w:rPr>
+      </w:pPr>
+    </w:p>
+    <w:p>
+      <w:pPr>
+        <w:pStyle w:val="NoSpacing"/>
+        <w:rPr>
+          <w:b/>
+          <w:bCs/>
+          <w:lang w:val="en-US"/>
+        </w:rPr>
+      </w:pPr>
+      <w:r>
+        <w:rPr>
+          <w:b/>
+          <w:bCs/>
+        </w:rPr>
+        <w:t>If Month</w:t>
+      </w:r>
+      <w:r>
+        <w:rPr>
+          <w:b/>
+          <w:bCs/>
+        </w:rPr>
+        <w:t>/</w:t>
+      </w:r>
+      <w:proofErr w:type="gramStart"/>
+      <w:r>
+        <w:rPr>
+          <w:b/>
+          <w:bCs/>
+        </w:rPr>
+        <w:t xml:space="preserve">Year </w:t>
+      </w:r>
+      <w:r>
+        <w:rPr>
+          <w:b/>
+          <w:bCs/>
+        </w:rPr>
+        <w:t xml:space="preserve"> selected</w:t>
+      </w:r>
+      <w:proofErr w:type="gramEnd"/>
+      <w:r>
+        <w:rPr>
+          <w:b/>
+          <w:bCs/>
+        </w:rPr>
+        <w:t xml:space="preserve"> </w:t>
+      </w:r>
+      <w:r>
+        <w:rPr>
+          <w:b/>
+          <w:bCs/>
+        </w:rPr>
+        <w:t xml:space="preserve">- </w:t>
+      </w:r>
+      <w:proofErr w:type="spellStart"/>
+      <w:r>
+        <w:rPr>
+          <w:b/>
+          <w:bCs/>
+        </w:rPr>
+        <w:t>number_of_days_or_months</w:t>
+      </w:r>
+      <w:proofErr w:type="spellEnd"/>
+      <w:r>
+        <w:rPr>
+          <w:b/>
+          <w:bCs/>
+        </w:rPr>
+        <w:t xml:space="preserve"> selectable from 1 to </w:t>
+      </w:r>
+      <w:proofErr w:type="gramStart"/>
+      <w:r>
+        <w:rPr>
+          <w:b/>
+          <w:bCs/>
+        </w:rPr>
+        <w:t>12 ,</w:t>
+      </w:r>
+      <w:proofErr w:type="gramEnd"/>
+      <w:r>
+        <w:rPr>
+          <w:b/>
+          <w:bCs/>
+        </w:rPr>
+        <w:t xml:space="preserve"> default value must be 1</w:t>
+      </w:r>
+      <w:r>
+        <w:rPr>
+          <w:b/>
+          <w:bCs/>
+        </w:rPr>
+        <w:br/>
+      </w:r>
+      <w:r>
+        <w:rPr>
+          <w:b/>
+          <w:bCs/>
+        </w:rPr>
+        <w:br/>
+      </w:r>
+      <w:r>
+        <w:rPr>
+          <w:b/>
+          <w:bCs/>
+        </w:rPr>
+        <w:t>Collected By</w:t>
+      </w:r>
+      <w:r>
+        <w:rPr>
+          <w:b/>
+          <w:bCs/>
+        </w:rPr>
+        <w:t xml:space="preserve"> </w:t>
+      </w:r>
+      <w:r>
+        <w:rPr>
+          <w:b/>
+          <w:bCs/>
+        </w:rPr>
+        <w:t>–</w:t>
+      </w:r>
+      <w:r>
+        <w:rPr>
+          <w:b/>
+          <w:bCs/>
+        </w:rPr>
+        <w:t xml:space="preserve"> </w:t>
+      </w:r>
+      <w:r>
+        <w:rPr>
+          <w:b/>
+          <w:bCs/>
+        </w:rPr>
+        <w:t xml:space="preserve">user logged in name, if not </w:t>
+      </w:r>
+      <w:proofErr w:type="gramStart"/>
+      <w:r>
+        <w:rPr>
+          <w:b/>
+          <w:bCs/>
+        </w:rPr>
+        <w:t>admin ,</w:t>
+      </w:r>
+      <w:proofErr w:type="gramEnd"/>
+      <w:r>
+        <w:rPr>
+          <w:b/>
+          <w:bCs/>
+        </w:rPr>
+        <w:t xml:space="preserve"> disabled fields</w:t>
+      </w:r>
+      <w:r>
+        <w:rPr>
+          <w:b/>
+          <w:bCs/>
+        </w:rPr>
+        <w:br/>
+      </w:r>
+      <w:r>
+        <w:rPr>
+          <w:b/>
+          <w:bCs/>
+        </w:rPr>
+        <w:br/>
+      </w:r>
+      <w:r>
+        <w:rPr>
+          <w:b/>
+          <w:bCs/>
+        </w:rPr>
+        <w:t>Mode of Payment</w:t>
+      </w:r>
+      <w:r>
+        <w:rPr>
+          <w:b/>
+          <w:bCs/>
+        </w:rPr>
+        <w:t xml:space="preserve"> – default </w:t>
+      </w:r>
+      <w:r>
+        <w:rPr>
+          <w:b/>
+          <w:bCs/>
+        </w:rPr>
+        <w:t xml:space="preserve">“Cash”, if not admin </w:t>
+      </w:r>
+      <w:r>
+        <w:rPr>
+          <w:b/>
+          <w:bCs/>
+        </w:rPr>
+        <w:t>disabled fields</w:t>
+      </w:r>
+      <w:r>
+        <w:rPr>
+          <w:b/>
+          <w:bCs/>
+        </w:rPr>
+        <w:br/>
+      </w:r>
+      <w:r>
+        <w:rPr>
+          <w:b/>
+          <w:bCs/>
+        </w:rPr>
+        <w:br/>
+      </w:r>
+      <w:r>
+        <w:rPr>
+          <w:b/>
+          <w:bCs/>
+          <w:lang w:val="en-US"/>
+        </w:rPr>
+        <w:t>Edit Subscription Details</w:t>
+      </w:r>
+    </w:p>
+    <w:p>
+      <w:pPr>
+        <w:pStyle w:val="NoSpacing"/>
+        <w:rPr>
+          <w:b/>
+          <w:bCs/>
+        </w:rPr>
+      </w:pPr>
+      <w:r>
+        <w:rPr>
+          <w:b/>
+          <w:bCs/>
+        </w:rPr>
+        <w:t>Month / Year</w:t>
+      </w:r>
+      <w:r>
+        <w:rPr>
+          <w:b/>
+          <w:bCs/>
+        </w:rPr>
+        <w:t xml:space="preserve"> – </w:t>
+      </w:r>
+      <w:r>
+        <w:rPr>
+          <w:b/>
+          <w:bCs/>
+        </w:rPr>
+        <w:t>disabled</w:t>
+      </w:r>
+    </w:p>
+    <w:p>
+      <w:pPr>
+        <w:pStyle w:val="NoSpacing"/>
+        <w:rPr>
+          <w:b/>
+          <w:bCs/>
+        </w:rPr>
+      </w:pPr>
+      <w:r>
+        <w:rPr>
+          <w:b/>
+          <w:bCs/>
+        </w:rPr>
+        <w:t>Month / Year</w:t>
+      </w:r>
+      <w:r>
+        <w:rPr>
+          <w:b/>
+          <w:bCs/>
+        </w:rPr>
+        <w:t xml:space="preserve"> – </w:t>
+      </w:r>
+      <w:proofErr w:type="gramStart"/>
+      <w:r>
+        <w:rPr>
+          <w:b/>
+          <w:bCs/>
+        </w:rPr>
+        <w:t>selectable ,</w:t>
+      </w:r>
+      <w:proofErr w:type="gramEnd"/>
+      <w:r>
+        <w:rPr>
+          <w:b/>
+          <w:bCs/>
+        </w:rPr>
+        <w:t xml:space="preserve"> default – current month and </w:t>
+      </w:r>
+      <w:proofErr w:type="spellStart"/>
+      <w:r>
+        <w:rPr>
+          <w:b/>
+          <w:bCs/>
+        </w:rPr>
+        <w:t>yearm</w:t>
+      </w:r>
+      <w:proofErr w:type="spellEnd"/>
+      <w:r>
+        <w:rPr>
+          <w:b/>
+          <w:bCs/>
+        </w:rPr>
+        <w:t xml:space="preserve"> duplication should not allow</w:t>
+      </w:r>
+    </w:p>
+    <w:p>
+      <w:pPr>
+        <w:pStyle w:val="NoSpacing"/>
+        <w:rPr>
+          <w:b/>
+          <w:bCs/>
+        </w:rPr>
+      </w:pPr>
+      <w:r>
+        <w:rPr>
+          <w:b/>
+          <w:bCs/>
+        </w:rPr>
+        <w:t>If day select, start date / end date editable, default start date – current date, end date – last date of the current month, count always – display field</w:t>
+      </w:r>
+    </w:p>
+    <w:p>
+      <w:pPr>
+        <w:pStyle w:val="NoSpacing"/>
+        <w:rPr>
+          <w:b/>
+          <w:bCs/>
+        </w:rPr>
+      </w:pPr>
+    </w:p>
+    <w:p>
+      <w:pPr>
+        <w:pStyle w:val="NoSpacing"/>
+        <w:rPr>
+          <w:b/>
+          <w:bCs/>
+        </w:rPr>
+      </w:pPr>
+      <w:r>
+        <w:rPr>
+          <w:b/>
+          <w:bCs/>
+        </w:rPr>
+        <w:t>If Month/</w:t>
+      </w:r>
+      <w:proofErr w:type="gramStart"/>
+      <w:r>
+        <w:rPr>
+          <w:b/>
+          <w:bCs/>
+        </w:rPr>
+        <w:t>Year  selected</w:t>
+      </w:r>
+      <w:proofErr w:type="gramEnd"/>
+      <w:r>
+        <w:rPr>
+          <w:b/>
+          <w:bCs/>
+        </w:rPr>
+        <w:t xml:space="preserve"> - </w:t>
+      </w:r>
+      <w:proofErr w:type="spellStart"/>
+      <w:r>
+        <w:rPr>
+          <w:b/>
+          <w:bCs/>
+        </w:rPr>
+        <w:t>number_of_days_or_months</w:t>
+      </w:r>
+      <w:proofErr w:type="spellEnd"/>
+      <w:r>
+        <w:rPr>
+          <w:b/>
+          <w:bCs/>
+        </w:rPr>
+        <w:t xml:space="preserve"> selectable from 1 to </w:t>
+      </w:r>
+      <w:proofErr w:type="gramStart"/>
+      <w:r>
+        <w:rPr>
+          <w:b/>
+          <w:bCs/>
+        </w:rPr>
+        <w:t>12 ,</w:t>
+      </w:r>
+      <w:proofErr w:type="gramEnd"/>
+      <w:r>
+        <w:rPr>
+          <w:b/>
+          <w:bCs/>
+        </w:rPr>
+        <w:t xml:space="preserve"> default value must be 1</w:t>
+      </w:r>
+      <w:r>
+        <w:rPr>
+          <w:b/>
+          <w:bCs/>
+        </w:rPr>
+        <w:br/>
+      </w:r>
+      <w:r>
+        <w:rPr>
+          <w:b/>
+          <w:bCs/>
+        </w:rPr>
+        <w:br/>
+      </w:r>
+      <w:r>
+        <w:rPr>
+          <w:b/>
+          <w:bCs/>
+        </w:rPr>
+        <w:t>Collected By</w:t>
+      </w:r>
+      <w:r>
+        <w:rPr>
+          <w:b/>
+          <w:bCs/>
+        </w:rPr>
+        <w:t xml:space="preserve"> – user logged in name, if not </w:t>
+      </w:r>
+      <w:proofErr w:type="gramStart"/>
+      <w:r>
+        <w:rPr>
+          <w:b/>
+          <w:bCs/>
+        </w:rPr>
+        <w:t>admin ,</w:t>
+      </w:r>
+      <w:proofErr w:type="gramEnd"/>
+      <w:r>
+        <w:rPr>
+          <w:b/>
+          <w:bCs/>
+        </w:rPr>
+        <w:t xml:space="preserve"> disabled fields</w:t>
+      </w:r>
+      <w:r>
+        <w:rPr>
+          <w:b/>
+          <w:bCs/>
+        </w:rPr>
+        <w:br/>
+      </w:r>
+      <w:r>
+        <w:rPr>
+          <w:b/>
+          <w:bCs/>
+        </w:rPr>
+        <w:br/>
+      </w:r>
+      <w:r>
+        <w:rPr>
+          <w:b/>
+          <w:bCs/>
+        </w:rPr>
+        <w:t>Mode of Payment</w:t>
+      </w:r>
+      <w:r>
+        <w:rPr>
+          <w:b/>
+          <w:bCs/>
+        </w:rPr>
+        <w:t xml:space="preserve"> – default “Cash”, if not admin disabled fields</w:t>
+      </w:r>
+      <w:r>
+        <w:rPr>
+          <w:b/>
+          <w:bCs/>
+        </w:rPr>
+        <w:br/>
+      </w:r>
+    </w:p>
+    <w:p>
+      <w:pPr>
+        <w:pStyle w:val="NoSpacing"/>
+        <w:rPr>
+          <w:b/>
+          <w:bCs/>
+        </w:rPr>
+      </w:pPr>
+      <w:proofErr w:type="spellStart"/>
+      <w:r>
+        <w:rPr>
+          <w:b/>
+          <w:bCs/>
+        </w:rPr>
+        <w:lastRenderedPageBreak/>
+        <w:t>received_count</w:t>
+      </w:r>
+      <w:proofErr w:type="spellEnd"/>
+      <w:r>
+        <w:rPr>
+          <w:b/>
+          <w:bCs/>
+        </w:rPr>
+        <w:t xml:space="preserve"> – disabled field, </w:t>
+      </w:r>
+      <w:r>
+        <w:rPr>
+          <w:b/>
+          <w:bCs/>
+        </w:rPr>
+        <w:t xml:space="preserve">full month = 1 count, calculation done based on month/year </w:t>
+      </w:r>
+      <w:proofErr w:type="gramStart"/>
+      <w:r>
+        <w:rPr>
+          <w:b/>
+          <w:bCs/>
+        </w:rPr>
+        <w:t>selection ,</w:t>
+      </w:r>
+      <w:proofErr w:type="gramEnd"/>
+      <w:r>
+        <w:rPr>
+          <w:b/>
+          <w:bCs/>
+        </w:rPr>
+        <w:t xml:space="preserve"> </w:t>
+      </w:r>
+      <w:r>
+        <w:rPr>
+          <w:b/>
+          <w:bCs/>
+        </w:rPr>
+        <w:t xml:space="preserve">paid amount should calculate automatically based package </w:t>
+      </w:r>
+      <w:proofErr w:type="gramStart"/>
+      <w:r>
+        <w:rPr>
+          <w:b/>
+          <w:bCs/>
+        </w:rPr>
+        <w:t>amount  and</w:t>
+      </w:r>
+      <w:proofErr w:type="gramEnd"/>
+      <w:r>
+        <w:rPr>
+          <w:b/>
+          <w:bCs/>
+        </w:rPr>
+        <w:t xml:space="preserve"> no </w:t>
+      </w:r>
+      <w:proofErr w:type="spellStart"/>
+      <w:r>
+        <w:rPr>
+          <w:b/>
+          <w:bCs/>
+        </w:rPr>
+        <w:t>of</w:t>
+      </w:r>
+      <w:proofErr w:type="spellEnd"/>
+      <w:r>
+        <w:rPr>
+          <w:b/>
+          <w:bCs/>
+        </w:rPr>
+        <w:t xml:space="preserve"> </w:t>
+      </w:r>
+      <w:proofErr w:type="gramStart"/>
+      <w:r>
+        <w:rPr>
+          <w:b/>
+          <w:bCs/>
+        </w:rPr>
+        <w:t>period</w:t>
+      </w:r>
+      <w:r>
+        <w:rPr>
+          <w:b/>
+          <w:bCs/>
+        </w:rPr>
+        <w:t xml:space="preserve"> </w:t>
+      </w:r>
+      <w:r>
+        <w:rPr>
+          <w:b/>
+          <w:bCs/>
+        </w:rPr>
+        <w:t>,</w:t>
+      </w:r>
+      <w:proofErr w:type="gramEnd"/>
+      <w:r>
+        <w:rPr>
+          <w:b/>
+          <w:bCs/>
+        </w:rPr>
+        <w:t xml:space="preserve"> if day, days cal</w:t>
+      </w:r>
+      <w:r>
+        <w:rPr>
+          <w:b/>
+          <w:bCs/>
+        </w:rPr>
+        <w:t xml:space="preserve">culation, month 1 x </w:t>
+      </w:r>
+      <w:proofErr w:type="gramStart"/>
+      <w:r>
+        <w:rPr>
+          <w:b/>
+          <w:bCs/>
+        </w:rPr>
+        <w:t>package ,</w:t>
+      </w:r>
+      <w:proofErr w:type="gramEnd"/>
+      <w:r>
+        <w:rPr>
+          <w:b/>
+          <w:bCs/>
+        </w:rPr>
+        <w:t xml:space="preserve"> year 1 = 12 x package like that</w:t>
+      </w:r>
+    </w:p>
+    <w:p>
+      <w:pPr>
+        <w:pStyle w:val="NoSpacing"/>
+        <w:rPr>
+          <w:b/>
+          <w:bCs/>
+          <w:lang w:val="en-US"/>
+        </w:rPr>
+      </w:pPr>
+      <w:r>
+        <w:rPr>
+          <w:b/>
+          <w:bCs/>
+          <w:lang w:val="en-US"/>
+        </w:rPr>
+        <w:t>Edit Subscription Details</w:t>
+      </w:r>
+    </w:p>
+    <w:p>
+      <w:pPr>
+        <w:pStyle w:val="NoSpacing"/>
+        <w:rPr>
+          <w:b/>
+          <w:bCs/>
+        </w:rPr>
+      </w:pPr>
+      <w:r>
+        <w:rPr>
+          <w:b/>
+          <w:bCs/>
+        </w:rPr>
+        <w:t>Month/Year disabled</w:t>
+      </w:r>
+    </w:p>
+    <w:p>
+      <w:pPr>
+        <w:pStyle w:val="NoSpacing"/>
+        <w:rPr>
+          <w:b/>
+          <w:bCs/>
+        </w:rPr>
+      </w:pPr>
+    </w:p>
+    <w:p>
+      <w:pPr>
+        <w:pStyle w:val="NoSpacing"/>
+        <w:rPr>
+          <w:b/>
+          <w:bCs/>
+        </w:rPr>
+      </w:pPr>
+    </w:p>
+    <w:p>
+      <w:pPr>
+        <w:pStyle w:val="NoSpacing"/>
+        <w:rPr>
+          <w:b/>
+          <w:bCs/>
+          <w:lang w:val="en-US"/>
+        </w:rPr>
+      </w:pPr>
+      <w:r>
+        <w:rPr>
+          <w:b/>
+          <w:bCs/>
+          <w:lang w:val="en-US"/>
+        </w:rPr>
+        <w:t>Hi Guys,</w:t>
+      </w:r>
+    </w:p>
+    <w:p>
+      <w:pPr>
+        <w:pStyle w:val="NoSpacing"/>
+        <w:rPr>
+          <w:b/>
+          <w:bCs/>
+          <w:lang w:val="en-US"/>
+        </w:rPr>
+      </w:pPr>
+      <w:r>
+        <w:rPr>
+          <w:b/>
+          <w:bCs/>
+          <w:lang w:val="en-US"/>
+        </w:rPr>
+        <w:t>It's been a long time since we all went on a trip together. After our last trip, we also discussed inviting more of our college colleagues to join this group</w:t>
+      </w:r>
+      <w:r>
+        <w:rPr>
+          <w:b/>
+          <w:bCs/>
+          <w:lang w:val="en-US"/>
+        </w:rPr>
+        <w:t>.</w:t>
+      </w:r>
+    </w:p>
+    <w:p>
+      <w:pPr>
+        <w:pStyle w:val="NoSpacing"/>
+        <w:rPr>
+          <w:b/>
+          <w:bCs/>
+          <w:lang w:val="en-US"/>
+        </w:rPr>
+      </w:pPr>
+      <w:r>
+        <w:rPr>
+          <w:b/>
+          <w:bCs/>
+          <w:lang w:val="en-US"/>
+        </w:rPr>
+        <w:t xml:space="preserve">I think it's time to ask our organizer, Umapathy, to arrange our next trip! </w:t>
+      </w:r>
+    </w:p>
+    <w:p>
+      <w:pPr>
+        <w:pStyle w:val="NoSpacing"/>
+        <w:rPr>
+          <w:b/>
+          <w:bCs/>
+          <w:lang w:val="en-US"/>
+        </w:rPr>
+      </w:pPr>
+      <w:r>
+        <w:rPr>
+          <w:b/>
+          <w:bCs/>
+          <w:lang w:val="en-US"/>
+        </w:rPr>
+        <w:t xml:space="preserve">Who's interested? Give a </w:t>
+      </w:r>
+      <w:r>
+        <w:rPr>
+          <w:rFonts w:ascii="Segoe UI Emoji" w:hAnsi="Segoe UI Emoji" w:cs="Segoe UI Emoji"/>
+          <w:b/>
+          <w:bCs/>
+          <w:lang w:val="en-US"/>
+        </w:rPr>
+        <w:t>👍</w:t>
+      </w:r>
+      <w:r>
+        <w:rPr>
+          <w:b/>
+          <w:bCs/>
+          <w:lang w:val="en-US"/>
+        </w:rPr>
+        <w:t xml:space="preserve"> thumbs up, and let's make it happen!</w:t>
+      </w:r>
+    </w:p>
+    <w:p>
+      <w:pPr>
+        <w:pStyle w:val="NoSpacing"/>
+        <w:rPr>
+          <w:b/>
+          <w:bCs/>
+        </w:rPr>
+      </w:pPr>
+      <w:r>
+        <w:rPr>
+          <w:b/>
+          <w:bCs/>
+        </w:rPr>
+        <w:t xml:space="preserve"> </w:t>
       </w:r>
     </w:p>
     <w:sectPr>

--- a/project_desc/details.docx
+++ b/project_desc/details.docx
@@ -21485,6 +21485,235 @@
         </w:rPr>
         <w:t xml:space="preserve"> </w:t>
       </w:r>
+    </w:p>
+    <w:p>
+      <w:pPr>
+        <w:pStyle w:val="NoSpacing"/>
+        <w:rPr>
+          <w:b/>
+          <w:bCs/>
+        </w:rPr>
+      </w:pPr>
+      <w:r>
+        <w:rPr>
+          <w:b/>
+          <w:bCs/>
+        </w:rPr>
+        <w:t>trustzen2-ui-upgrade-local</w:t>
+      </w:r>
+    </w:p>
+    <w:p>
+      <w:pPr>
+        <w:pStyle w:val="NoSpacing"/>
+        <w:rPr>
+          <w:b/>
+          <w:bCs/>
+        </w:rPr>
+      </w:pPr>
+    </w:p>
+    <w:p>
+      <w:pPr>
+        <w:pStyle w:val="NoSpacing"/>
+        <w:rPr>
+          <w:b/>
+          <w:bCs/>
+        </w:rPr>
+      </w:pPr>
+      <w:r>
+        <w:rPr>
+          <w:b/>
+          <w:bCs/>
+        </w:rPr>
+        <w:t xml:space="preserve">New </w:t>
+      </w:r>
+      <w:proofErr w:type="gramStart"/>
+      <w:r>
+        <w:rPr>
+          <w:b/>
+          <w:bCs/>
+        </w:rPr>
+        <w:t xml:space="preserve">customer </w:t>
+      </w:r>
+      <w:r>
+        <w:rPr>
+          <w:b/>
+          <w:bCs/>
+        </w:rPr>
+        <w:t>,</w:t>
+      </w:r>
+      <w:proofErr w:type="gramEnd"/>
+      <w:r>
+        <w:rPr>
+          <w:b/>
+          <w:bCs/>
+        </w:rPr>
+        <w:t xml:space="preserve"> or exchange </w:t>
+      </w:r>
+      <w:proofErr w:type="gramStart"/>
+      <w:r>
+        <w:rPr>
+          <w:b/>
+          <w:bCs/>
+        </w:rPr>
+        <w:t>customer ,</w:t>
+      </w:r>
+      <w:proofErr w:type="gramEnd"/>
+      <w:r>
+        <w:rPr>
+          <w:b/>
+          <w:bCs/>
+        </w:rPr>
+        <w:t xml:space="preserve"> if new they need full s</w:t>
+      </w:r>
+      <w:r>
+        <w:rPr>
+          <w:b/>
+          <w:bCs/>
+        </w:rPr>
+        <w:t xml:space="preserve">et of </w:t>
+      </w:r>
+      <w:proofErr w:type="gramStart"/>
+      <w:r>
+        <w:rPr>
+          <w:b/>
+          <w:bCs/>
+        </w:rPr>
+        <w:t>box</w:t>
+      </w:r>
+      <w:proofErr w:type="gramEnd"/>
+      <w:r>
+        <w:rPr>
+          <w:b/>
+          <w:bCs/>
+        </w:rPr>
+        <w:t xml:space="preserve">, means </w:t>
+      </w:r>
+      <w:proofErr w:type="spellStart"/>
+      <w:r>
+        <w:rPr>
+          <w:b/>
+          <w:bCs/>
+        </w:rPr>
+        <w:t>stb</w:t>
+      </w:r>
+      <w:proofErr w:type="spellEnd"/>
+      <w:r>
+        <w:rPr>
+          <w:b/>
+          <w:bCs/>
+        </w:rPr>
+        <w:t xml:space="preserve">, </w:t>
+      </w:r>
+      <w:proofErr w:type="spellStart"/>
+      <w:r>
+        <w:rPr>
+          <w:b/>
+          <w:bCs/>
+        </w:rPr>
+        <w:t>hdmi</w:t>
+      </w:r>
+      <w:proofErr w:type="spellEnd"/>
+      <w:r>
+        <w:rPr>
+          <w:b/>
+          <w:bCs/>
+        </w:rPr>
+        <w:t xml:space="preserve"> or AV Card 3PIN or AV Card 1Pin, remote, adaptor </w:t>
+      </w:r>
+      <w:r>
+        <w:rPr>
+          <w:b/>
+          <w:bCs/>
+        </w:rPr>
+        <w:t>12v 1 Amp or 12v 2amp</w:t>
+      </w:r>
+      <w:r>
+        <w:rPr>
+          <w:b/>
+          <w:bCs/>
+        </w:rPr>
+        <w:t xml:space="preserve">, AAA Battery </w:t>
+      </w:r>
+      <w:r>
+        <w:rPr>
+          <w:b/>
+          <w:bCs/>
+        </w:rPr>
+        <w:t xml:space="preserve">or AA Battery – this cost </w:t>
+      </w:r>
+      <w:proofErr w:type="gramStart"/>
+      <w:r>
+        <w:rPr>
+          <w:b/>
+          <w:bCs/>
+        </w:rPr>
+        <w:t>800 ,</w:t>
+      </w:r>
+      <w:proofErr w:type="gramEnd"/>
+      <w:r>
+        <w:rPr>
+          <w:b/>
+          <w:bCs/>
+        </w:rPr>
+        <w:t xml:space="preserve"> if any only box cost is </w:t>
+      </w:r>
+      <w:r>
+        <w:rPr>
+          <w:b/>
+          <w:bCs/>
+        </w:rPr>
+        <w:t xml:space="preserve">500, how to handle in </w:t>
+      </w:r>
+      <w:proofErr w:type="spellStart"/>
+      <w:r>
+        <w:rPr>
+          <w:b/>
+          <w:bCs/>
+        </w:rPr>
+        <w:t>stb</w:t>
+      </w:r>
+      <w:proofErr w:type="spellEnd"/>
+      <w:r>
+        <w:rPr>
+          <w:b/>
+          <w:bCs/>
+        </w:rPr>
+        <w:t xml:space="preserve"> master and add customer and update only </w:t>
+      </w:r>
+      <w:proofErr w:type="spellStart"/>
+      <w:r>
+        <w:rPr>
+          <w:b/>
+          <w:bCs/>
+        </w:rPr>
+        <w:t>stb</w:t>
+      </w:r>
+      <w:proofErr w:type="spellEnd"/>
+      <w:r>
+        <w:rPr>
+          <w:b/>
+          <w:bCs/>
+        </w:rPr>
+        <w:t xml:space="preserve"> in existing customer, suggest way</w:t>
+      </w:r>
+    </w:p>
+    <w:p>
+      <w:pPr>
+        <w:pStyle w:val="NoSpacing"/>
+        <w:rPr>
+          <w:b/>
+          <w:bCs/>
+        </w:rPr>
+      </w:pPr>
+    </w:p>
+    <w:p>
+      <w:pPr>
+        <w:pStyle w:val="NoSpacing"/>
+        <w:rPr>
+          <w:b/>
+          <w:bCs/>
+        </w:rPr>
+      </w:pPr>
     </w:p>
     <w:sectPr>
       <w:pgSz w:w="11906" w:h="16838"/>

--- a/project_desc/details.docx
+++ b/project_desc/details.docx
@@ -80,7 +80,15 @@
         <w:ind w:left="720"/>
       </w:pPr>
       <w:r>
-        <w:t>7. add button should present top of list of aggrid and add form</w:t>
+        <w:t xml:space="preserve">7. add button should present top of list of </w:t>
+      </w:r>
+      <w:proofErr w:type="spellStart"/>
+      <w:r>
+        <w:t>aggrid</w:t>
+      </w:r>
+      <w:proofErr w:type="spellEnd"/>
+      <w:r>
+        <w:t xml:space="preserve"> and add form</w:t>
       </w:r>
     </w:p>
     <w:p>
@@ -89,8 +97,29 @@
         <w:ind w:left="720"/>
       </w:pPr>
       <w:r>
-        <w:t>8. use boostrap 5 instead of marterial uI</w:t>
-      </w:r>
+        <w:t xml:space="preserve">8. use </w:t>
+      </w:r>
+      <w:proofErr w:type="spellStart"/>
+      <w:r>
+        <w:t>boostrap</w:t>
+      </w:r>
+      <w:proofErr w:type="spellEnd"/>
+      <w:r>
+        <w:t xml:space="preserve"> 5 instead of </w:t>
+      </w:r>
+      <w:proofErr w:type="spellStart"/>
+      <w:r>
+        <w:t>marterial</w:t>
+      </w:r>
+      <w:proofErr w:type="spellEnd"/>
+      <w:r>
+        <w:t xml:space="preserve"> </w:t>
+      </w:r>
+      <w:proofErr w:type="spellStart"/>
+      <w:r>
+        <w:t>uI</w:t>
+      </w:r>
+      <w:proofErr w:type="spellEnd"/>
     </w:p>
     <w:p>
       <w:pPr>
@@ -122,7 +151,15 @@
         <w:t xml:space="preserve">employee code should be auto generated like </w:t>
       </w:r>
       <w:r>
-        <w:t>“TCV”+1 (with prefix)</w:t>
+        <w:t>“</w:t>
+      </w:r>
+      <w:proofErr w:type="gramStart"/>
+      <w:r>
+        <w:t>TCV”+</w:t>
+      </w:r>
+      <w:proofErr w:type="gramEnd"/>
+      <w:r>
+        <w:t>1 (with prefix)</w:t>
       </w:r>
       <w:r>
         <w:t>;</w:t>
@@ -242,10 +279,26 @@
         </w:numPr>
       </w:pPr>
       <w:r>
-        <w:t xml:space="preserve">temporary and permenant address should </w:t>
-      </w:r>
-      <w:r>
-        <w:t>capture with state, city and pincode for both</w:t>
+        <w:t xml:space="preserve">temporary and </w:t>
+      </w:r>
+      <w:proofErr w:type="spellStart"/>
+      <w:r>
+        <w:t>permenant</w:t>
+      </w:r>
+      <w:proofErr w:type="spellEnd"/>
+      <w:r>
+        <w:t xml:space="preserve"> address should </w:t>
+      </w:r>
+      <w:r>
+        <w:t xml:space="preserve">capture with state, city and </w:t>
+      </w:r>
+      <w:proofErr w:type="spellStart"/>
+      <w:r>
+        <w:t>pincode</w:t>
+      </w:r>
+      <w:proofErr w:type="spellEnd"/>
+      <w:r>
+        <w:t xml:space="preserve"> for both</w:t>
       </w:r>
     </w:p>
     <w:p>
@@ -257,7 +310,23 @@
         </w:numPr>
       </w:pPr>
       <w:r>
-        <w:t xml:space="preserve">photo should uploaded in jpeg, jpg, png format only </w:t>
+        <w:t xml:space="preserve">photo should </w:t>
+      </w:r>
+      <w:proofErr w:type="gramStart"/>
+      <w:r>
+        <w:t>uploaded</w:t>
+      </w:r>
+      <w:proofErr w:type="gramEnd"/>
+      <w:r>
+        <w:t xml:space="preserve"> in jpeg, jpg, </w:t>
+      </w:r>
+      <w:proofErr w:type="spellStart"/>
+      <w:r>
+        <w:t>png</w:t>
+      </w:r>
+      <w:proofErr w:type="spellEnd"/>
+      <w:r>
+        <w:t xml:space="preserve"> format only </w:t>
       </w:r>
       <w:r>
         <w:t>below 1mb size and show in view of employee screen</w:t>
@@ -281,16 +350,45 @@
         </w:numPr>
       </w:pPr>
       <w:r>
-        <w:t xml:space="preserve">if possible to fetch the employee </w:t>
-      </w:r>
-      <w:r>
-        <w:t xml:space="preserve">data from aadhar number based </w:t>
-      </w:r>
-      <w:r>
-        <w:t xml:space="preserve">api </w:t>
-      </w:r>
-      <w:r>
-        <w:t xml:space="preserve">(public api if available) </w:t>
+        <w:t xml:space="preserve">if </w:t>
+      </w:r>
+      <w:proofErr w:type="gramStart"/>
+      <w:r>
+        <w:t>possible</w:t>
+      </w:r>
+      <w:proofErr w:type="gramEnd"/>
+      <w:r>
+        <w:t xml:space="preserve"> to fetch the employee </w:t>
+      </w:r>
+      <w:r>
+        <w:t xml:space="preserve">data from </w:t>
+      </w:r>
+      <w:proofErr w:type="spellStart"/>
+      <w:r>
+        <w:t>aadhar</w:t>
+      </w:r>
+      <w:proofErr w:type="spellEnd"/>
+      <w:r>
+        <w:t xml:space="preserve"> number based </w:t>
+      </w:r>
+      <w:proofErr w:type="spellStart"/>
+      <w:r>
+        <w:t>api</w:t>
+      </w:r>
+      <w:proofErr w:type="spellEnd"/>
+      <w:r>
+        <w:t xml:space="preserve"> </w:t>
+      </w:r>
+      <w:r>
+        <w:t xml:space="preserve">(public </w:t>
+      </w:r>
+      <w:proofErr w:type="spellStart"/>
+      <w:r>
+        <w:t>api</w:t>
+      </w:r>
+      <w:proofErr w:type="spellEnd"/>
+      <w:r>
+        <w:t xml:space="preserve"> if available) </w:t>
       </w:r>
       <w:r>
         <w:t>fetched data will be better.</w:t>
@@ -305,7 +403,23 @@
         </w:numPr>
       </w:pPr>
       <w:r>
-        <w:t>And List the all Indian acceptable proof name, in the dropdown to select</w:t>
+        <w:t xml:space="preserve">And </w:t>
+      </w:r>
+      <w:proofErr w:type="gramStart"/>
+      <w:r>
+        <w:t>List</w:t>
+      </w:r>
+      <w:proofErr w:type="gramEnd"/>
+      <w:r>
+        <w:t xml:space="preserve"> the </w:t>
+      </w:r>
+      <w:proofErr w:type="gramStart"/>
+      <w:r>
+        <w:t>all Indian</w:t>
+      </w:r>
+      <w:proofErr w:type="gramEnd"/>
+      <w:r>
+        <w:t xml:space="preserve"> acceptable proof name, in the dropdown to select</w:t>
       </w:r>
     </w:p>
     <w:p>
@@ -386,7 +500,38 @@
         <w:t xml:space="preserve">, </w:t>
       </w:r>
       <w:r>
-        <w:t>Date Of Birth,Qualification,Spouse/parent Name,Id Proof Type, Id Proof Number</w:t>
+        <w:t xml:space="preserve">Date </w:t>
+      </w:r>
+      <w:proofErr w:type="gramStart"/>
+      <w:r>
+        <w:t>Of</w:t>
+      </w:r>
+      <w:proofErr w:type="gramEnd"/>
+      <w:r>
+        <w:t xml:space="preserve"> </w:t>
+      </w:r>
+      <w:proofErr w:type="spellStart"/>
+      <w:proofErr w:type="gramStart"/>
+      <w:r>
+        <w:t>Birth,Qualification</w:t>
+      </w:r>
+      <w:proofErr w:type="gramEnd"/>
+      <w:r>
+        <w:t>,Spouse</w:t>
+      </w:r>
+      <w:proofErr w:type="spellEnd"/>
+      <w:r>
+        <w:t xml:space="preserve">/parent </w:t>
+      </w:r>
+      <w:proofErr w:type="spellStart"/>
+      <w:proofErr w:type="gramStart"/>
+      <w:r>
+        <w:t>Name,Id</w:t>
+      </w:r>
+      <w:proofErr w:type="spellEnd"/>
+      <w:proofErr w:type="gramEnd"/>
+      <w:r>
+        <w:t xml:space="preserve"> Proof Type, Id Proof Number</w:t>
       </w:r>
       <w:r>
         <w:t xml:space="preserve"> are mandatory</w:t>
@@ -401,7 +546,15 @@
         </w:numPr>
       </w:pPr>
       <w:r>
-        <w:t xml:space="preserve">Temporary address are not mandatory </w:t>
+        <w:t xml:space="preserve">Temporary address </w:t>
+      </w:r>
+      <w:proofErr w:type="gramStart"/>
+      <w:r>
+        <w:t>are</w:t>
+      </w:r>
+      <w:proofErr w:type="gramEnd"/>
+      <w:r>
+        <w:t xml:space="preserve"> not mandatory </w:t>
       </w:r>
     </w:p>
     <w:p>
@@ -616,7 +769,15 @@
         <w:t>5. created date / updated date should capture</w:t>
       </w:r>
       <w:r>
-        <w:t>d, and view of date should in india date format</w:t>
+        <w:t xml:space="preserve">d, and view of date should in </w:t>
+      </w:r>
+      <w:proofErr w:type="spellStart"/>
+      <w:r>
+        <w:t>india</w:t>
+      </w:r>
+      <w:proofErr w:type="spellEnd"/>
+      <w:r>
+        <w:t xml:space="preserve"> date format</w:t>
       </w:r>
       <w:r>
         <w:t>.</w:t>
@@ -676,9 +837,11 @@
         <w:pStyle w:val="NoSpacing"/>
         <w:ind w:left="720"/>
       </w:pPr>
+      <w:proofErr w:type="spellStart"/>
       <w:r>
         <w:t>Category_name</w:t>
       </w:r>
+      <w:proofErr w:type="spellEnd"/>
       <w:r>
         <w:t xml:space="preserve"> </w:t>
       </w:r>
@@ -694,8 +857,13 @@
         <w:pStyle w:val="NoSpacing"/>
         <w:ind w:left="720"/>
       </w:pPr>
-      <w:r>
-        <w:t>Parent_id – mapping will be care</w:t>
+      <w:proofErr w:type="spellStart"/>
+      <w:r>
+        <w:t>Parent_id</w:t>
+      </w:r>
+      <w:proofErr w:type="spellEnd"/>
+      <w:r>
+        <w:t xml:space="preserve"> – mapping will be care</w:t>
       </w:r>
     </w:p>
     <w:p>
@@ -707,13 +875,37 @@
         </w:numPr>
       </w:pPr>
       <w:r>
-        <w:t xml:space="preserve">parent category – cctv/ solar / catv/ internet / </w:t>
-      </w:r>
-      <w:r>
-        <w:t>other extendable</w:t>
-      </w:r>
-      <w:r>
-        <w:t xml:space="preserve"> , should be selectable</w:t>
+        <w:t xml:space="preserve">parent category – </w:t>
+      </w:r>
+      <w:proofErr w:type="spellStart"/>
+      <w:r>
+        <w:t>cctv</w:t>
+      </w:r>
+      <w:proofErr w:type="spellEnd"/>
+      <w:r>
+        <w:t xml:space="preserve">/ solar / </w:t>
+      </w:r>
+      <w:proofErr w:type="spellStart"/>
+      <w:r>
+        <w:t>catv</w:t>
+      </w:r>
+      <w:proofErr w:type="spellEnd"/>
+      <w:r>
+        <w:t xml:space="preserve">/ internet / </w:t>
+      </w:r>
+      <w:r>
+        <w:t xml:space="preserve">other </w:t>
+      </w:r>
+      <w:proofErr w:type="gramStart"/>
+      <w:r>
+        <w:t>extendable</w:t>
+      </w:r>
+      <w:r>
+        <w:t xml:space="preserve"> ,</w:t>
+      </w:r>
+      <w:proofErr w:type="gramEnd"/>
+      <w:r>
+        <w:t xml:space="preserve"> should be selectable</w:t>
       </w:r>
     </w:p>
     <w:p>
@@ -725,7 +917,15 @@
         </w:numPr>
       </w:pPr>
       <w:r>
-        <w:t xml:space="preserve">level 1 – if(cctv) </w:t>
+        <w:t>level 1 – if(</w:t>
+      </w:r>
+      <w:proofErr w:type="spellStart"/>
+      <w:r>
+        <w:t>cctv</w:t>
+      </w:r>
+      <w:proofErr w:type="spellEnd"/>
+      <w:r>
+        <w:t xml:space="preserve">) </w:t>
       </w:r>
       <w:r>
         <w:t>IP Camera</w:t>
@@ -743,7 +943,15 @@
         </w:numPr>
       </w:pPr>
       <w:r>
-        <w:t>Level 2 -  5MP</w:t>
+        <w:t xml:space="preserve">Level 2 </w:t>
+      </w:r>
+      <w:proofErr w:type="gramStart"/>
+      <w:r>
+        <w:t>-  5</w:t>
+      </w:r>
+      <w:proofErr w:type="gramEnd"/>
+      <w:r>
+        <w:t>MP</w:t>
       </w:r>
       <w:r>
         <w:t xml:space="preserve"> free text</w:t>
@@ -773,10 +981,18 @@
         </w:numPr>
       </w:pPr>
       <w:r>
-        <w:t xml:space="preserve">Level 4 – Night vision </w:t>
-      </w:r>
-      <w:r>
-        <w:t xml:space="preserve"> free text</w:t>
+        <w:t xml:space="preserve">Level 4 – Night </w:t>
+      </w:r>
+      <w:proofErr w:type="gramStart"/>
+      <w:r>
+        <w:t xml:space="preserve">vision </w:t>
+      </w:r>
+      <w:r>
+        <w:t xml:space="preserve"> free</w:t>
+      </w:r>
+      <w:proofErr w:type="gramEnd"/>
+      <w:r>
+        <w:t xml:space="preserve"> text</w:t>
       </w:r>
     </w:p>
     <w:p>
@@ -809,7 +1025,15 @@
         <w:ind w:left="720"/>
       </w:pPr>
       <w:r>
-        <w:t>8.created date / updated date should captured, and view of date should in india date format.</w:t>
+        <w:t xml:space="preserve">8.created date / updated date should captured, and view of date should in </w:t>
+      </w:r>
+      <w:proofErr w:type="spellStart"/>
+      <w:r>
+        <w:t>india</w:t>
+      </w:r>
+      <w:proofErr w:type="spellEnd"/>
+      <w:r>
+        <w:t xml:space="preserve"> date format.</w:t>
       </w:r>
     </w:p>
     <w:p>
@@ -818,7 +1042,15 @@
         <w:ind w:left="720"/>
       </w:pPr>
       <w:r>
-        <w:t xml:space="preserve">9. Refer the table : </w:t>
+        <w:t xml:space="preserve">9. Refer the </w:t>
+      </w:r>
+      <w:proofErr w:type="gramStart"/>
+      <w:r>
+        <w:t>table :</w:t>
+      </w:r>
+      <w:proofErr w:type="gramEnd"/>
+      <w:r>
+        <w:t xml:space="preserve"> </w:t>
       </w:r>
       <w:r>
         <w:t>categories</w:t>
@@ -844,8 +1076,13 @@
         <w:pStyle w:val="NoSpacing"/>
         <w:ind w:left="720"/>
       </w:pPr>
-      <w:r>
-        <w:t xml:space="preserve">i want to choose the parent category of 5 items in select </w:t>
+      <w:proofErr w:type="spellStart"/>
+      <w:r>
+        <w:t>i</w:t>
+      </w:r>
+      <w:proofErr w:type="spellEnd"/>
+      <w:r>
+        <w:t xml:space="preserve"> want to choose the parent category of 5 items in select </w:t>
       </w:r>
       <w:r>
         <w:t>drop down</w:t>
@@ -866,8 +1103,21 @@
         <w:ind w:left="720"/>
       </w:pPr>
       <w:r>
-        <w:t>add in front end as like parentCagegory =[</w:t>
-      </w:r>
+        <w:t xml:space="preserve">add in front end as like </w:t>
+      </w:r>
+      <w:proofErr w:type="spellStart"/>
+      <w:r>
+        <w:t>parentCagegory</w:t>
+      </w:r>
+      <w:proofErr w:type="spellEnd"/>
+      <w:r>
+        <w:t xml:space="preserve"> </w:t>
+      </w:r>
+      <w:proofErr w:type="gramStart"/>
+      <w:r>
+        <w:t>=[</w:t>
+      </w:r>
+      <w:proofErr w:type="gramEnd"/>
       <w:r>
         <w:t>]</w:t>
       </w:r>
@@ -910,8 +1160,13 @@
         <w:pStyle w:val="NoSpacing"/>
         <w:ind w:left="720"/>
       </w:pPr>
-      <w:r>
-        <w:t>Cctv – IP CAMERA 5MP BULLET NIGHT VISION</w:t>
+      <w:proofErr w:type="spellStart"/>
+      <w:r>
+        <w:t>Cctv</w:t>
+      </w:r>
+      <w:proofErr w:type="spellEnd"/>
+      <w:r>
+        <w:t xml:space="preserve"> – IP CAMERA 5MP BULLET NIGHT VISION</w:t>
       </w:r>
     </w:p>
     <w:p>
@@ -919,8 +1174,13 @@
         <w:pStyle w:val="NoSpacing"/>
         <w:ind w:left="720"/>
       </w:pPr>
-      <w:r>
-        <w:t>Cctv – IP CAMERA 3MP BULLET NIGHT VISION</w:t>
+      <w:proofErr w:type="spellStart"/>
+      <w:r>
+        <w:t>Cctv</w:t>
+      </w:r>
+      <w:proofErr w:type="spellEnd"/>
+      <w:r>
+        <w:t xml:space="preserve"> – IP CAMERA 3MP BULLET NIGHT VISION</w:t>
       </w:r>
     </w:p>
     <w:p>
@@ -928,8 +1188,13 @@
         <w:pStyle w:val="NoSpacing"/>
         <w:ind w:left="720"/>
       </w:pPr>
-      <w:r>
-        <w:t>Cctv – IP CAMERA 5MP DOME NIGHT VISION</w:t>
+      <w:proofErr w:type="spellStart"/>
+      <w:r>
+        <w:t>Cctv</w:t>
+      </w:r>
+      <w:proofErr w:type="spellEnd"/>
+      <w:r>
+        <w:t xml:space="preserve"> – IP CAMERA 5MP DOME NIGHT VISION</w:t>
       </w:r>
     </w:p>
     <w:p>
@@ -937,8 +1202,13 @@
         <w:pStyle w:val="NoSpacing"/>
         <w:ind w:left="720"/>
       </w:pPr>
-      <w:r>
-        <w:t>Cctv – IP CAMERA 3MP DOME NIGHT VISION</w:t>
+      <w:proofErr w:type="spellStart"/>
+      <w:r>
+        <w:t>Cctv</w:t>
+      </w:r>
+      <w:proofErr w:type="spellEnd"/>
+      <w:r>
+        <w:t xml:space="preserve"> – IP CAMERA 3MP DOME NIGHT VISION</w:t>
       </w:r>
     </w:p>
     <w:p>
@@ -1219,7 +1489,15 @@
         <w:ind w:left="720"/>
       </w:pPr>
       <w:r>
-        <w:t>Scan Barcode, ocr plugins are available in angular?</w:t>
+        <w:t xml:space="preserve">Scan Barcode, </w:t>
+      </w:r>
+      <w:proofErr w:type="spellStart"/>
+      <w:r>
+        <w:t>ocr</w:t>
+      </w:r>
+      <w:proofErr w:type="spellEnd"/>
+      <w:r>
+        <w:t xml:space="preserve"> plugins are available in angular?</w:t>
       </w:r>
     </w:p>
     <w:p>
@@ -1271,8 +1549,13 @@
         <w:pStyle w:val="NoSpacing"/>
         <w:ind w:left="720"/>
       </w:pPr>
-      <w:r>
-        <w:t>npm install @zxing/ngx-scanner</w:t>
+      <w:proofErr w:type="spellStart"/>
+      <w:r>
+        <w:t>npm</w:t>
+      </w:r>
+      <w:proofErr w:type="spellEnd"/>
+      <w:r>
+        <w:t xml:space="preserve"> install @zxing/ngx-scanner</w:t>
       </w:r>
     </w:p>
     <w:p>
@@ -1289,8 +1572,13 @@
         <w:pStyle w:val="NoSpacing"/>
         <w:ind w:left="720"/>
       </w:pPr>
-      <w:r>
-        <w:t>npm install @zxing/browser</w:t>
+      <w:proofErr w:type="spellStart"/>
+      <w:r>
+        <w:t>npm</w:t>
+      </w:r>
+      <w:proofErr w:type="spellEnd"/>
+      <w:r>
+        <w:t xml:space="preserve"> install @zxing/browser</w:t>
       </w:r>
     </w:p>
     <w:p>
@@ -1324,8 +1612,13 @@
         <w:pStyle w:val="NoSpacing"/>
         <w:ind w:left="720"/>
       </w:pPr>
-      <w:r>
-        <w:t>npm install tesseract.js</w:t>
+      <w:proofErr w:type="spellStart"/>
+      <w:r>
+        <w:t>npm</w:t>
+      </w:r>
+      <w:proofErr w:type="spellEnd"/>
+      <w:r>
+        <w:t xml:space="preserve"> install tesseract.js</w:t>
       </w:r>
     </w:p>
     <w:p>
@@ -1420,7 +1713,15 @@
         </w:numPr>
       </w:pPr>
       <w:r>
-        <w:t xml:space="preserve">Every month I will add the components of split of salary , </w:t>
+        <w:t xml:space="preserve">Every month I will add the components of split of </w:t>
+      </w:r>
+      <w:proofErr w:type="gramStart"/>
+      <w:r>
+        <w:t>salary ,</w:t>
+      </w:r>
+      <w:proofErr w:type="gramEnd"/>
+      <w:r>
+        <w:t xml:space="preserve"> </w:t>
       </w:r>
     </w:p>
     <w:p>
@@ -1491,8 +1792,13 @@
           <w:numId w:val="6"/>
         </w:numPr>
       </w:pPr>
-      <w:r>
-        <w:t xml:space="preserve">sub total and Net salary will be </w:t>
+      <w:proofErr w:type="spellStart"/>
+      <w:r>
+        <w:t>sub total</w:t>
+      </w:r>
+      <w:proofErr w:type="spellEnd"/>
+      <w:r>
+        <w:t xml:space="preserve"> and Net salary will be </w:t>
       </w:r>
       <w:r>
         <w:t>display</w:t>
@@ -1573,9 +1879,11 @@
       <w:r>
         <w:t xml:space="preserve">If need enhance the salary, </w:t>
       </w:r>
+      <w:proofErr w:type="spellStart"/>
       <w:r>
         <w:t>employee_salary</w:t>
       </w:r>
+      <w:proofErr w:type="spellEnd"/>
       <w:r>
         <w:t xml:space="preserve"> table</w:t>
       </w:r>
@@ -1628,7 +1936,21 @@
         <w:rPr>
           <w:lang w:val="en-US"/>
         </w:rPr>
-        <w:t xml:space="preserve">date format should dd/mm/yyyy in all places </w:t>
+        <w:t>date format should dd/mm/</w:t>
+      </w:r>
+      <w:proofErr w:type="spellStart"/>
+      <w:r>
+        <w:rPr>
+          <w:lang w:val="en-US"/>
+        </w:rPr>
+        <w:t>yyyy</w:t>
+      </w:r>
+      <w:proofErr w:type="spellEnd"/>
+      <w:r>
+        <w:rPr>
+          <w:lang w:val="en-US"/>
+        </w:rPr>
+        <w:t xml:space="preserve"> in all places </w:t>
       </w:r>
     </w:p>
     <w:p>
@@ -1775,7 +2097,15 @@
         <w:ind w:left="720"/>
       </w:pPr>
       <w:r>
-        <w:t>State should fetched as like employee module</w:t>
+        <w:t xml:space="preserve">State should </w:t>
+      </w:r>
+      <w:proofErr w:type="gramStart"/>
+      <w:r>
+        <w:t>fetched</w:t>
+      </w:r>
+      <w:proofErr w:type="gramEnd"/>
+      <w:r>
+        <w:t xml:space="preserve"> as like employee module</w:t>
       </w:r>
     </w:p>
     <w:p>
@@ -1787,8 +2117,21 @@
         </w:numPr>
         <w:ind w:left="720"/>
       </w:pPr>
-      <w:r>
-        <w:t>City_district selection based on , which state selected</w:t>
+      <w:proofErr w:type="spellStart"/>
+      <w:r>
+        <w:t>City_district</w:t>
+      </w:r>
+      <w:proofErr w:type="spellEnd"/>
+      <w:r>
+        <w:t xml:space="preserve"> selection based </w:t>
+      </w:r>
+      <w:proofErr w:type="gramStart"/>
+      <w:r>
+        <w:t>on ,</w:t>
+      </w:r>
+      <w:proofErr w:type="gramEnd"/>
+      <w:r>
+        <w:t xml:space="preserve"> which state selected</w:t>
       </w:r>
     </w:p>
     <w:p>
@@ -1899,18 +2242,22 @@
       <w:r>
         <w:t xml:space="preserve"> </w:t>
       </w:r>
+      <w:proofErr w:type="spellStart"/>
       <w:r>
         <w:t>Purchase_items</w:t>
       </w:r>
+      <w:proofErr w:type="spellEnd"/>
       <w:r>
         <w:t xml:space="preserve"> tables from </w:t>
       </w:r>
+      <w:proofErr w:type="spellStart"/>
       <w:r>
         <w:t>tables_enhanced</w:t>
       </w:r>
       <w:r>
         <w:t>.sql</w:t>
       </w:r>
+      <w:proofErr w:type="spellEnd"/>
     </w:p>
     <w:p>
       <w:pPr>
@@ -1988,21 +2335,25 @@
       <w:r>
         <w:t xml:space="preserve">Based on </w:t>
       </w:r>
+      <w:proofErr w:type="spellStart"/>
       <w:r>
         <w:rPr>
           <w:lang w:val="en-US"/>
         </w:rPr>
         <w:t>stock_master</w:t>
       </w:r>
+      <w:proofErr w:type="spellEnd"/>
       <w:r>
         <w:t xml:space="preserve">, </w:t>
       </w:r>
+      <w:proofErr w:type="spellStart"/>
       <w:r>
         <w:rPr>
           <w:lang w:val="en-US"/>
         </w:rPr>
         <w:t>stock_ledger</w:t>
       </w:r>
+      <w:proofErr w:type="spellEnd"/>
       <w:r>
         <w:rPr>
           <w:lang w:val="en-US"/>
@@ -2012,12 +2363,14 @@
       <w:r>
         <w:t xml:space="preserve">tables from </w:t>
       </w:r>
+      <w:proofErr w:type="spellStart"/>
       <w:r>
         <w:t>tables_enhanced</w:t>
       </w:r>
       <w:r>
         <w:t>.sql</w:t>
       </w:r>
+      <w:proofErr w:type="spellEnd"/>
     </w:p>
     <w:p>
       <w:pPr>
@@ -2095,6 +2448,7 @@
       <w:r>
         <w:t xml:space="preserve">Based on </w:t>
       </w:r>
+      <w:proofErr w:type="spellStart"/>
       <w:r>
         <w:rPr>
           <w:lang w:val="en-US"/>
@@ -2107,6 +2461,7 @@
         </w:rPr>
         <w:t>_master</w:t>
       </w:r>
+      <w:proofErr w:type="spellEnd"/>
       <w:r>
         <w:t xml:space="preserve">, </w:t>
       </w:r>
@@ -2143,12 +2498,14 @@
       <w:r>
         <w:t xml:space="preserve">tables from </w:t>
       </w:r>
+      <w:proofErr w:type="spellStart"/>
       <w:r>
         <w:t>tables_enhanced</w:t>
       </w:r>
       <w:r>
         <w:t>.sql</w:t>
       </w:r>
+      <w:proofErr w:type="spellEnd"/>
     </w:p>
     <w:p>
       <w:pPr>
@@ -2194,8 +2551,13 @@
           <w:lang w:val="en-US"/>
         </w:rPr>
       </w:pPr>
-      <w:r>
-        <w:t>Cgst – percentage need to enter</w:t>
+      <w:proofErr w:type="spellStart"/>
+      <w:r>
+        <w:t>Cgst</w:t>
+      </w:r>
+      <w:proofErr w:type="spellEnd"/>
+      <w:r>
+        <w:t xml:space="preserve"> – percentage need to enter</w:t>
       </w:r>
     </w:p>
     <w:p>
@@ -2209,8 +2571,13 @@
           <w:lang w:val="en-US"/>
         </w:rPr>
       </w:pPr>
-      <w:r>
-        <w:t>sgst– percentage need to enter</w:t>
+      <w:proofErr w:type="spellStart"/>
+      <w:r>
+        <w:t>sgst</w:t>
+      </w:r>
+      <w:proofErr w:type="spellEnd"/>
+      <w:r>
+        <w:t>– percentage need to enter</w:t>
       </w:r>
     </w:p>
     <w:p>
@@ -2265,10 +2632,18 @@
         </w:rPr>
       </w:pPr>
       <w:r>
-        <w:t xml:space="preserve">initially quotation </w:t>
-      </w:r>
-      <w:r>
-        <w:t xml:space="preserve"> created and save as draft mode, </w:t>
+        <w:t xml:space="preserve">initially </w:t>
+      </w:r>
+      <w:proofErr w:type="gramStart"/>
+      <w:r>
+        <w:t xml:space="preserve">quotation </w:t>
+      </w:r>
+      <w:r>
+        <w:t xml:space="preserve"> created</w:t>
+      </w:r>
+      <w:proofErr w:type="gramEnd"/>
+      <w:r>
+        <w:t xml:space="preserve"> and save as draft mode, </w:t>
       </w:r>
     </w:p>
     <w:p>
@@ -2286,13 +2661,26 @@
         <w:t xml:space="preserve">quotation </w:t>
       </w:r>
       <w:r>
-        <w:t xml:space="preserve">saved in draft status, it should be listed in workflow approval </w:t>
-      </w:r>
+        <w:t xml:space="preserve">saved in draft </w:t>
+      </w:r>
+      <w:proofErr w:type="gramStart"/>
+      <w:r>
+        <w:t>status,</w:t>
+      </w:r>
+      <w:proofErr w:type="gramEnd"/>
+      <w:r>
+        <w:t xml:space="preserve"> it should be listed in workflow approval </w:t>
+      </w:r>
+      <w:proofErr w:type="gramStart"/>
       <w:r>
         <w:t xml:space="preserve">to </w:t>
       </w:r>
       <w:r>
-        <w:t xml:space="preserve"> admin </w:t>
+        <w:t xml:space="preserve"> admin</w:t>
+      </w:r>
+      <w:proofErr w:type="gramEnd"/>
+      <w:r>
+        <w:t xml:space="preserve"> </w:t>
       </w:r>
     </w:p>
     <w:p>
@@ -2315,11 +2703,24 @@
       <w:r>
         <w:t xml:space="preserve">to review </w:t>
       </w:r>
+      <w:proofErr w:type="gramStart"/>
       <w:r>
         <w:t xml:space="preserve">quotation </w:t>
       </w:r>
       <w:r>
-        <w:t>, it navigate to that particular quotation</w:t>
+        <w:t>,</w:t>
+      </w:r>
+      <w:proofErr w:type="gramEnd"/>
+      <w:r>
+        <w:t xml:space="preserve"> it </w:t>
+      </w:r>
+      <w:proofErr w:type="gramStart"/>
+      <w:r>
+        <w:t>navigate</w:t>
+      </w:r>
+      <w:proofErr w:type="gramEnd"/>
+      <w:r>
+        <w:t xml:space="preserve"> to that particular quotation</w:t>
       </w:r>
     </w:p>
     <w:p>
@@ -2340,7 +2741,15 @@
         <w:t xml:space="preserve">In the preview mode </w:t>
       </w:r>
       <w:r>
-        <w:t>approval button requied to admin approve it.</w:t>
+        <w:t xml:space="preserve">approval button </w:t>
+      </w:r>
+      <w:proofErr w:type="spellStart"/>
+      <w:r>
+        <w:t>requied</w:t>
+      </w:r>
+      <w:proofErr w:type="spellEnd"/>
+      <w:r>
+        <w:t xml:space="preserve"> to admin approve it.</w:t>
       </w:r>
     </w:p>
     <w:p>
@@ -2355,16 +2764,32 @@
         </w:rPr>
       </w:pPr>
       <w:r>
-        <w:t xml:space="preserve">and status </w:t>
+        <w:t xml:space="preserve">and </w:t>
+      </w:r>
+      <w:proofErr w:type="gramStart"/>
+      <w:r>
+        <w:t xml:space="preserve">status </w:t>
       </w:r>
       <w:r>
         <w:t xml:space="preserve"> </w:t>
       </w:r>
       <w:r>
-        <w:t xml:space="preserve">to “Approved” then only </w:t>
-      </w:r>
-      <w:r>
-        <w:t>created quotation can submit to sent customer. And can downloaded in pdf format</w:t>
+        <w:t>to</w:t>
+      </w:r>
+      <w:proofErr w:type="gramEnd"/>
+      <w:r>
+        <w:t xml:space="preserve"> “Approved” then only </w:t>
+      </w:r>
+      <w:r>
+        <w:t xml:space="preserve">created quotation can submit to </w:t>
+      </w:r>
+      <w:proofErr w:type="spellStart"/>
+      <w:r>
+        <w:t>sent</w:t>
+      </w:r>
+      <w:proofErr w:type="spellEnd"/>
+      <w:r>
+        <w:t xml:space="preserve"> customer. And can downloaded in pdf format</w:t>
       </w:r>
       <w:r>
         <w:t xml:space="preserve"> to share with customer in pdf format.</w:t>
@@ -2391,8 +2816,16 @@
         <w:rPr>
           <w:lang w:val="en-US"/>
         </w:rPr>
-        <w:t>, version of the quotation should maintained</w:t>
-      </w:r>
+        <w:t xml:space="preserve">, version of the quotation should </w:t>
+      </w:r>
+      <w:proofErr w:type="gramStart"/>
+      <w:r>
+        <w:rPr>
+          <w:lang w:val="en-US"/>
+        </w:rPr>
+        <w:t>maintained</w:t>
+      </w:r>
+      <w:proofErr w:type="gramEnd"/>
     </w:p>
     <w:p>
       <w:pPr>
@@ -2459,13 +2892,27 @@
         <w:rPr>
           <w:lang w:val="en-US"/>
         </w:rPr>
-        <w:t>approved by customer</w:t>
-      </w:r>
-      <w:r>
-        <w:rPr>
-          <w:lang w:val="en-US"/>
-        </w:rPr>
-        <w:t xml:space="preserve"> , nee</w:t>
+        <w:t xml:space="preserve">approved by </w:t>
+      </w:r>
+      <w:proofErr w:type="gramStart"/>
+      <w:r>
+        <w:rPr>
+          <w:lang w:val="en-US"/>
+        </w:rPr>
+        <w:t>customer</w:t>
+      </w:r>
+      <w:r>
+        <w:rPr>
+          <w:lang w:val="en-US"/>
+        </w:rPr>
+        <w:t xml:space="preserve"> ,</w:t>
+      </w:r>
+      <w:proofErr w:type="gramEnd"/>
+      <w:r>
+        <w:rPr>
+          <w:lang w:val="en-US"/>
+        </w:rPr>
+        <w:t xml:space="preserve"> nee</w:t>
       </w:r>
       <w:r>
         <w:rPr>
@@ -2530,6 +2977,7 @@
         </w:rPr>
         <w:t xml:space="preserve">create </w:t>
       </w:r>
+      <w:proofErr w:type="gramStart"/>
       <w:r>
         <w:rPr>
           <w:lang w:val="en-US"/>
@@ -2552,7 +3000,14 @@
         <w:rPr>
           <w:lang w:val="en-US"/>
         </w:rPr>
-        <w:t>of m</w:t>
+        <w:t>of</w:t>
+      </w:r>
+      <w:proofErr w:type="gramEnd"/>
+      <w:r>
+        <w:rPr>
+          <w:lang w:val="en-US"/>
+        </w:rPr>
+        <w:t xml:space="preserve"> m</w:t>
       </w:r>
       <w:r>
         <w:rPr>
@@ -2573,13 +3028,27 @@
         <w:rPr>
           <w:lang w:val="en-US"/>
         </w:rPr>
-        <w:t xml:space="preserve">Material issued to against the work order </w:t>
-      </w:r>
-      <w:r>
-        <w:rPr>
-          <w:lang w:val="en-US"/>
-        </w:rPr>
-        <w:t>, which are fetched from quotation</w:t>
+        <w:t xml:space="preserve">Material issued to against the work </w:t>
+      </w:r>
+      <w:proofErr w:type="gramStart"/>
+      <w:r>
+        <w:rPr>
+          <w:lang w:val="en-US"/>
+        </w:rPr>
+        <w:t xml:space="preserve">order </w:t>
+      </w:r>
+      <w:r>
+        <w:rPr>
+          <w:lang w:val="en-US"/>
+        </w:rPr>
+        <w:t>,</w:t>
+      </w:r>
+      <w:proofErr w:type="gramEnd"/>
+      <w:r>
+        <w:rPr>
+          <w:lang w:val="en-US"/>
+        </w:rPr>
+        <w:t xml:space="preserve"> which are fetched from quotation</w:t>
       </w:r>
       <w:r>
         <w:rPr>
@@ -2675,8 +3144,16 @@
         <w:rPr>
           <w:lang w:val="en-US"/>
         </w:rPr>
-        <w:t>Update the missing table in table-enhanced.sql</w:t>
-      </w:r>
+        <w:t>Update the missing table in table-</w:t>
+      </w:r>
+      <w:proofErr w:type="spellStart"/>
+      <w:r>
+        <w:rPr>
+          <w:lang w:val="en-US"/>
+        </w:rPr>
+        <w:t>enhanced.sql</w:t>
+      </w:r>
+      <w:proofErr w:type="spellEnd"/>
     </w:p>
     <w:p>
       <w:pPr>
@@ -2699,7 +3176,49 @@
         <w:rPr>
           <w:lang w:val="en-US"/>
         </w:rPr>
-        <w:t>adding work order item, is it required to adding two place in work items and material issue tracking, i feel i don't need work items, material issue need to fetch the material items used in quotation, while choose from a quotation, let me know your recommendation</w:t>
+        <w:t xml:space="preserve">adding work order item, is it required to adding two </w:t>
+      </w:r>
+      <w:proofErr w:type="gramStart"/>
+      <w:r>
+        <w:rPr>
+          <w:lang w:val="en-US"/>
+        </w:rPr>
+        <w:t>place</w:t>
+      </w:r>
+      <w:proofErr w:type="gramEnd"/>
+      <w:r>
+        <w:rPr>
+          <w:lang w:val="en-US"/>
+        </w:rPr>
+        <w:t xml:space="preserve"> in work items and material issue tracking, </w:t>
+      </w:r>
+      <w:proofErr w:type="spellStart"/>
+      <w:r>
+        <w:rPr>
+          <w:lang w:val="en-US"/>
+        </w:rPr>
+        <w:t>i</w:t>
+      </w:r>
+      <w:proofErr w:type="spellEnd"/>
+      <w:r>
+        <w:rPr>
+          <w:lang w:val="en-US"/>
+        </w:rPr>
+        <w:t xml:space="preserve"> feel </w:t>
+      </w:r>
+      <w:proofErr w:type="spellStart"/>
+      <w:r>
+        <w:rPr>
+          <w:lang w:val="en-US"/>
+        </w:rPr>
+        <w:t>i</w:t>
+      </w:r>
+      <w:proofErr w:type="spellEnd"/>
+      <w:r>
+        <w:rPr>
+          <w:lang w:val="en-US"/>
+        </w:rPr>
+        <w:t xml:space="preserve"> don't need work items, material issue need to fetch the material items used in quotation, while choose from a quotation, let me know your recommendation</w:t>
       </w:r>
     </w:p>
     <w:p>
@@ -2944,11 +3463,19 @@
           <w:lang w:val="en-US"/>
         </w:rPr>
       </w:pPr>
-      <w:r>
-        <w:rPr>
-          <w:lang w:val="en-US"/>
-        </w:rPr>
-        <w:t>So if your quotation only contains physical products, it can feel duplicated because the same product appears in both. But they answer different questions:</w:t>
+      <w:proofErr w:type="gramStart"/>
+      <w:r>
+        <w:rPr>
+          <w:lang w:val="en-US"/>
+        </w:rPr>
+        <w:t>So</w:t>
+      </w:r>
+      <w:proofErr w:type="gramEnd"/>
+      <w:r>
+        <w:rPr>
+          <w:lang w:val="en-US"/>
+        </w:rPr>
+        <w:t xml:space="preserve"> if your quotation only contains physical products, it can feel duplicated because the same product appears in both. But they answer different questions:</w:t>
       </w:r>
     </w:p>
     <w:p>
@@ -3054,7 +3581,21 @@
         <w:rPr>
           <w:lang w:val="en-US"/>
         </w:rPr>
-        <w:t>Keep work_order_items in database, but auto-create it from quotation/direct invoice scope for invoice generation.</w:t>
+        <w:t xml:space="preserve">Keep </w:t>
+      </w:r>
+      <w:proofErr w:type="spellStart"/>
+      <w:r>
+        <w:rPr>
+          <w:lang w:val="en-US"/>
+        </w:rPr>
+        <w:t>work_order_items</w:t>
+      </w:r>
+      <w:proofErr w:type="spellEnd"/>
+      <w:r>
+        <w:rPr>
+          <w:lang w:val="en-US"/>
+        </w:rPr>
+        <w:t xml:space="preserve"> in database, but auto-create it from quotation/direct invoice scope for invoice generation.</w:t>
       </w:r>
     </w:p>
     <w:p>
@@ -3174,7 +3715,21 @@
         <w:rPr>
           <w:lang w:val="en-US"/>
         </w:rPr>
-        <w:t>I would not remove work_order_items table. It is useful for invoice generation and avoids depending forever on quotation rows, especially if work order is direct or needs additional labor/service charges.</w:t>
+        <w:t xml:space="preserve">I would not remove </w:t>
+      </w:r>
+      <w:proofErr w:type="spellStart"/>
+      <w:r>
+        <w:rPr>
+          <w:lang w:val="en-US"/>
+        </w:rPr>
+        <w:t>work_order_items</w:t>
+      </w:r>
+      <w:proofErr w:type="spellEnd"/>
+      <w:r>
+        <w:rPr>
+          <w:lang w:val="en-US"/>
+        </w:rPr>
+        <w:t xml:space="preserve"> table. It is useful for invoice generation and avoids depending forever on quotation rows, especially if work order is direct or needs additional labor/service charges.</w:t>
       </w:r>
     </w:p>
     <w:p>
@@ -3252,7 +3807,21 @@
         <w:rPr>
           <w:lang w:val="en-US"/>
         </w:rPr>
-        <w:t>because stock should be maintain while enter purchase items and material issue debit from stock and add the product return the material in material return modules</w:t>
+        <w:t xml:space="preserve">because stock should be </w:t>
+      </w:r>
+      <w:proofErr w:type="gramStart"/>
+      <w:r>
+        <w:rPr>
+          <w:lang w:val="en-US"/>
+        </w:rPr>
+        <w:t>maintain</w:t>
+      </w:r>
+      <w:proofErr w:type="gramEnd"/>
+      <w:r>
+        <w:rPr>
+          <w:lang w:val="en-US"/>
+        </w:rPr>
+        <w:t xml:space="preserve"> while enter purchase items and material issue debit from stock and add the product return the material in material return modules</w:t>
       </w:r>
     </w:p>
     <w:p>
@@ -3457,11 +4026,19 @@
           <w:lang w:val="en-US"/>
         </w:rPr>
       </w:pPr>
-      <w:r>
-        <w:rPr>
-          <w:lang w:val="en-US"/>
-        </w:rPr>
-        <w:t>product_type: ideally add this field later with values like MATERIAL, SERVICE, LABOR</w:t>
+      <w:proofErr w:type="spellStart"/>
+      <w:r>
+        <w:rPr>
+          <w:lang w:val="en-US"/>
+        </w:rPr>
+        <w:t>product_type</w:t>
+      </w:r>
+      <w:proofErr w:type="spellEnd"/>
+      <w:r>
+        <w:rPr>
+          <w:lang w:val="en-US"/>
+        </w:rPr>
+        <w:t>: ideally add this field later with values like MATERIAL, SERVICE, LABOR</w:t>
       </w:r>
     </w:p>
     <w:p>
@@ -3493,11 +4070,19 @@
           <w:lang w:val="en-US"/>
         </w:rPr>
       </w:pPr>
-      <w:r>
-        <w:rPr>
-          <w:lang w:val="en-US"/>
-        </w:rPr>
-        <w:t>purchase_price: 0</w:t>
+      <w:proofErr w:type="spellStart"/>
+      <w:r>
+        <w:rPr>
+          <w:lang w:val="en-US"/>
+        </w:rPr>
+        <w:t>purchase_price</w:t>
+      </w:r>
+      <w:proofErr w:type="spellEnd"/>
+      <w:r>
+        <w:rPr>
+          <w:lang w:val="en-US"/>
+        </w:rPr>
+        <w:t>: 0</w:t>
       </w:r>
     </w:p>
     <w:p>
@@ -3511,11 +4096,19 @@
           <w:lang w:val="en-US"/>
         </w:rPr>
       </w:pPr>
-      <w:r>
-        <w:rPr>
-          <w:lang w:val="en-US"/>
-        </w:rPr>
-        <w:t>selling_price: your standard charge</w:t>
+      <w:proofErr w:type="spellStart"/>
+      <w:r>
+        <w:rPr>
+          <w:lang w:val="en-US"/>
+        </w:rPr>
+        <w:t>selling_price</w:t>
+      </w:r>
+      <w:proofErr w:type="spellEnd"/>
+      <w:r>
+        <w:rPr>
+          <w:lang w:val="en-US"/>
+        </w:rPr>
+        <w:t>: your standard charge</w:t>
       </w:r>
     </w:p>
     <w:p>
@@ -3547,11 +4140,19 @@
           <w:lang w:val="en-US"/>
         </w:rPr>
       </w:pPr>
-      <w:r>
-        <w:rPr>
-          <w:lang w:val="en-US"/>
-        </w:rPr>
-        <w:t>gst_percent: applicable GST</w:t>
+      <w:proofErr w:type="spellStart"/>
+      <w:r>
+        <w:rPr>
+          <w:lang w:val="en-US"/>
+        </w:rPr>
+        <w:t>gst_percent</w:t>
+      </w:r>
+      <w:proofErr w:type="spellEnd"/>
+      <w:r>
+        <w:rPr>
+          <w:lang w:val="en-US"/>
+        </w:rPr>
+        <w:t>: applicable GST</w:t>
       </w:r>
     </w:p>
     <w:p>
@@ -3565,11 +4166,19 @@
           <w:lang w:val="en-US"/>
         </w:rPr>
       </w:pPr>
-      <w:r>
-        <w:rPr>
-          <w:lang w:val="en-US"/>
-        </w:rPr>
-        <w:t>reorder_level: 0</w:t>
+      <w:proofErr w:type="spellStart"/>
+      <w:r>
+        <w:rPr>
+          <w:lang w:val="en-US"/>
+        </w:rPr>
+        <w:t>reorder_level</w:t>
+      </w:r>
+      <w:proofErr w:type="spellEnd"/>
+      <w:r>
+        <w:rPr>
+          <w:lang w:val="en-US"/>
+        </w:rPr>
+        <w:t>: 0</w:t>
       </w:r>
     </w:p>
     <w:p>
@@ -3654,7 +4263,21 @@
         <w:rPr>
           <w:lang w:val="en-US"/>
         </w:rPr>
-        <w:t>If we add product_type, the UI can filter:</w:t>
+        <w:t xml:space="preserve">If we add </w:t>
+      </w:r>
+      <w:proofErr w:type="spellStart"/>
+      <w:r>
+        <w:rPr>
+          <w:lang w:val="en-US"/>
+        </w:rPr>
+        <w:t>product_type</w:t>
+      </w:r>
+      <w:proofErr w:type="spellEnd"/>
+      <w:r>
+        <w:rPr>
+          <w:lang w:val="en-US"/>
+        </w:rPr>
+        <w:t>, the UI can filter:</w:t>
       </w:r>
     </w:p>
     <w:p>
@@ -4093,7 +4716,21 @@
         <w:rPr>
           <w:lang w:val="en-US"/>
         </w:rPr>
-        <w:t>For that, we should add a product_type field:</w:t>
+        <w:t xml:space="preserve">For that, we should add a </w:t>
+      </w:r>
+      <w:proofErr w:type="spellStart"/>
+      <w:r>
+        <w:rPr>
+          <w:lang w:val="en-US"/>
+        </w:rPr>
+        <w:t>product_type</w:t>
+      </w:r>
+      <w:proofErr w:type="spellEnd"/>
+      <w:r>
+        <w:rPr>
+          <w:lang w:val="en-US"/>
+        </w:rPr>
+        <w:t xml:space="preserve"> field:</w:t>
       </w:r>
     </w:p>
     <w:p>
@@ -4104,11 +4741,19 @@
           <w:lang w:val="en-US"/>
         </w:rPr>
       </w:pPr>
-      <w:r>
-        <w:rPr>
-          <w:lang w:val="en-US"/>
-        </w:rPr>
-        <w:t>product_type ENUM('MATERIAL','SERVICE','LABOR') DEFAULT 'MATERIAL'</w:t>
+      <w:proofErr w:type="spellStart"/>
+      <w:r>
+        <w:rPr>
+          <w:lang w:val="en-US"/>
+        </w:rPr>
+        <w:t>product_type</w:t>
+      </w:r>
+      <w:proofErr w:type="spellEnd"/>
+      <w:r>
+        <w:rPr>
+          <w:lang w:val="en-US"/>
+        </w:rPr>
+        <w:t xml:space="preserve"> ENUM('MATERIAL','SERVICE','LABOR') DEFAULT 'MATERIAL'</w:t>
       </w:r>
     </w:p>
     <w:p>
@@ -4192,7 +4837,21 @@
         <w:rPr>
           <w:lang w:val="en-US"/>
         </w:rPr>
-        <w:t>Without product_type, the app cannot reliably know whether “Installation Charge” is stock or service.</w:t>
+        <w:t xml:space="preserve">Without </w:t>
+      </w:r>
+      <w:proofErr w:type="spellStart"/>
+      <w:r>
+        <w:rPr>
+          <w:lang w:val="en-US"/>
+        </w:rPr>
+        <w:t>product_type</w:t>
+      </w:r>
+      <w:proofErr w:type="spellEnd"/>
+      <w:r>
+        <w:rPr>
+          <w:lang w:val="en-US"/>
+        </w:rPr>
+        <w:t>, the app cannot reliably know whether “Installation Charge” is stock or service.</w:t>
       </w:r>
     </w:p>
     <w:p>
@@ -4289,7 +4948,21 @@
         <w:rPr>
           <w:lang w:val="en-US"/>
         </w:rPr>
-        <w:t>return part  don’t need</w:t>
+        <w:t xml:space="preserve">return </w:t>
+      </w:r>
+      <w:proofErr w:type="gramStart"/>
+      <w:r>
+        <w:rPr>
+          <w:lang w:val="en-US"/>
+        </w:rPr>
+        <w:t>part  don’t</w:t>
+      </w:r>
+      <w:proofErr w:type="gramEnd"/>
+      <w:r>
+        <w:rPr>
+          <w:lang w:val="en-US"/>
+        </w:rPr>
+        <w:t xml:space="preserve"> need</w:t>
       </w:r>
       <w:r>
         <w:rPr>
@@ -4388,7 +5061,21 @@
         <w:rPr>
           <w:lang w:val="en-US"/>
         </w:rPr>
-        <w:t xml:space="preserve">In the header widget , can show the work order details </w:t>
+        <w:t xml:space="preserve">In the header </w:t>
+      </w:r>
+      <w:proofErr w:type="gramStart"/>
+      <w:r>
+        <w:rPr>
+          <w:lang w:val="en-US"/>
+        </w:rPr>
+        <w:t>widget ,</w:t>
+      </w:r>
+      <w:proofErr w:type="gramEnd"/>
+      <w:r>
+        <w:rPr>
+          <w:lang w:val="en-US"/>
+        </w:rPr>
+        <w:t xml:space="preserve"> can show the work order details </w:t>
       </w:r>
       <w:r>
         <w:rPr>
@@ -4478,7 +5165,21 @@
         <w:rPr>
           <w:lang w:val="en-US"/>
         </w:rPr>
-        <w:t xml:space="preserve">issue row need to add a button “Return” when we click the the button </w:t>
+        <w:t xml:space="preserve">issue row need to add a button “Return” when we click the </w:t>
+      </w:r>
+      <w:proofErr w:type="spellStart"/>
+      <w:r>
+        <w:rPr>
+          <w:lang w:val="en-US"/>
+        </w:rPr>
+        <w:t>the</w:t>
+      </w:r>
+      <w:proofErr w:type="spellEnd"/>
+      <w:r>
+        <w:rPr>
+          <w:lang w:val="en-US"/>
+        </w:rPr>
+        <w:t xml:space="preserve"> button </w:t>
       </w:r>
       <w:r>
         <w:rPr>
@@ -4545,7 +5246,25 @@
           <w:bCs/>
           <w:lang w:val="en-US"/>
         </w:rPr>
-        <w:t xml:space="preserve">Material issue list should fetch all “product_type = material” here </w:t>
+        <w:t>Material issue list should fetch all “</w:t>
+      </w:r>
+      <w:proofErr w:type="spellStart"/>
+      <w:r>
+        <w:rPr>
+          <w:b/>
+          <w:bCs/>
+          <w:lang w:val="en-US"/>
+        </w:rPr>
+        <w:t>product_type</w:t>
+      </w:r>
+      <w:proofErr w:type="spellEnd"/>
+      <w:r>
+        <w:rPr>
+          <w:b/>
+          <w:bCs/>
+          <w:lang w:val="en-US"/>
+        </w:rPr>
+        <w:t xml:space="preserve"> = material” here </w:t>
       </w:r>
     </w:p>
     <w:p>
@@ -4819,6 +5538,7 @@
                       <w14:ligatures w14:val="none"/>
                     </w:rPr>
                   </w:pPr>
+                  <w:proofErr w:type="spellStart"/>
                   <w:r>
                     <w:rPr>
                       <w:rFonts w:ascii="Inter Fallback" w:eastAsia="Times New Roman" w:hAnsi="Inter Fallback" w:cs="Times New Roman"/>
@@ -4830,7 +5550,21 @@
                       <w:lang w:val="en-US"/>
                       <w14:ligatures w14:val="none"/>
                     </w:rPr>
-                    <w:t>Apcolite Premium Emulsion</w:t>
+                    <w:t>Apcolite</w:t>
+                  </w:r>
+                  <w:proofErr w:type="spellEnd"/>
+                  <w:r>
+                    <w:rPr>
+                      <w:rFonts w:ascii="Inter Fallback" w:eastAsia="Times New Roman" w:hAnsi="Inter Fallback" w:cs="Times New Roman"/>
+                      <w:b/>
+                      <w:bCs/>
+                      <w:color w:val="373737"/>
+                      <w:kern w:val="0"/>
+                      <w:bdr w:val="single" w:sz="2" w:space="0" w:color="E5E7EB" w:frame="1"/>
+                      <w:lang w:val="en-US"/>
+                      <w14:ligatures w14:val="none"/>
+                    </w:rPr>
+                    <w:t xml:space="preserve"> Premium Emulsion</w:t>
                   </w:r>
                 </w:p>
               </w:tc>
@@ -4970,8 +5704,23 @@
                       <w:lang w:val="en-US"/>
                       <w14:ligatures w14:val="none"/>
                     </w:rPr>
-                    <w:t>Dulux SuperCover</w:t>
+                    <w:t xml:space="preserve">Dulux </w:t>
                   </w:r>
+                  <w:proofErr w:type="spellStart"/>
+                  <w:r>
+                    <w:rPr>
+                      <w:rFonts w:ascii="Inter Fallback" w:eastAsia="Times New Roman" w:hAnsi="Inter Fallback" w:cs="Times New Roman"/>
+                      <w:b/>
+                      <w:bCs/>
+                      <w:color w:val="373737"/>
+                      <w:kern w:val="0"/>
+                      <w:bdr w:val="single" w:sz="2" w:space="0" w:color="E5E7EB" w:frame="1"/>
+                      <w:lang w:val="en-US"/>
+                      <w14:ligatures w14:val="none"/>
+                    </w:rPr>
+                    <w:t>SuperCover</w:t>
+                  </w:r>
+                  <w:proofErr w:type="spellEnd"/>
                 </w:p>
               </w:tc>
               <w:tc>
@@ -5239,6 +5988,7 @@
                       <w14:ligatures w14:val="none"/>
                     </w:rPr>
                   </w:pPr>
+                  <w:proofErr w:type="spellStart"/>
                   <w:r>
                     <w:rPr>
                       <w:rFonts w:ascii="Inter Fallback" w:eastAsia="Times New Roman" w:hAnsi="Inter Fallback" w:cs="Times New Roman"/>
@@ -5250,7 +6000,21 @@
                       <w:lang w:val="en-US"/>
                       <w14:ligatures w14:val="none"/>
                     </w:rPr>
-                    <w:t>Nerolac Impressions Eco Clean</w:t>
+                    <w:t>Nerolac</w:t>
+                  </w:r>
+                  <w:proofErr w:type="spellEnd"/>
+                  <w:r>
+                    <w:rPr>
+                      <w:rFonts w:ascii="Inter Fallback" w:eastAsia="Times New Roman" w:hAnsi="Inter Fallback" w:cs="Times New Roman"/>
+                      <w:b/>
+                      <w:bCs/>
+                      <w:color w:val="373737"/>
+                      <w:kern w:val="0"/>
+                      <w:bdr w:val="single" w:sz="2" w:space="0" w:color="E5E7EB" w:frame="1"/>
+                      <w:lang w:val="en-US"/>
+                      <w14:ligatures w14:val="none"/>
+                    </w:rPr>
+                    <w:t xml:space="preserve"> Impressions Eco Clean</w:t>
                   </w:r>
                 </w:p>
               </w:tc>
@@ -5623,13 +6387,23 @@
         </w:rPr>
         <w:t xml:space="preserve">Color theme </w:t>
       </w:r>
-      <w:r>
-        <w:rPr>
-          <w:b/>
-          <w:bCs/>
-          <w:lang w:val="en-US"/>
-        </w:rPr>
-        <w:t>follow like this image</w:t>
+      <w:proofErr w:type="gramStart"/>
+      <w:r>
+        <w:rPr>
+          <w:b/>
+          <w:bCs/>
+          <w:lang w:val="en-US"/>
+        </w:rPr>
+        <w:t>follow</w:t>
+      </w:r>
+      <w:proofErr w:type="gramEnd"/>
+      <w:r>
+        <w:rPr>
+          <w:b/>
+          <w:bCs/>
+          <w:lang w:val="en-US"/>
+        </w:rPr>
+        <w:t xml:space="preserve"> like this image</w:t>
       </w:r>
     </w:p>
     <w:p>
@@ -5692,7 +6466,25 @@
           <w:bCs/>
           <w:lang w:val="en-US"/>
         </w:rPr>
-        <w:t>While edit the brand name , brand code not updating</w:t>
+        <w:t xml:space="preserve">While edit the brand </w:t>
+      </w:r>
+      <w:proofErr w:type="gramStart"/>
+      <w:r>
+        <w:rPr>
+          <w:b/>
+          <w:bCs/>
+          <w:lang w:val="en-US"/>
+        </w:rPr>
+        <w:t>name ,</w:t>
+      </w:r>
+      <w:proofErr w:type="gramEnd"/>
+      <w:r>
+        <w:rPr>
+          <w:b/>
+          <w:bCs/>
+          <w:lang w:val="en-US"/>
+        </w:rPr>
+        <w:t xml:space="preserve"> brand code not updating</w:t>
       </w:r>
     </w:p>
     <w:p>
@@ -5788,8 +6580,18 @@
           <w:bCs/>
           <w:lang w:val="en-US"/>
         </w:rPr>
-        <w:t>Date format should be all place dd/mm/yyyy</w:t>
-      </w:r>
+        <w:t>Date format should be all place dd/mm/</w:t>
+      </w:r>
+      <w:proofErr w:type="spellStart"/>
+      <w:r>
+        <w:rPr>
+          <w:b/>
+          <w:bCs/>
+          <w:lang w:val="en-US"/>
+        </w:rPr>
+        <w:t>yyyy</w:t>
+      </w:r>
+      <w:proofErr w:type="spellEnd"/>
     </w:p>
     <w:p>
       <w:pPr>
@@ -5875,7 +6677,16 @@
           <w:bCs/>
           <w:lang w:val="en-US"/>
         </w:rPr>
-        <w:t>develop frontend, backend, table if don’t have the table create new or use existing in table-enhance</w:t>
+        <w:t>develop frontend, backend, table if don’t have the table create new or use existing in table-</w:t>
+      </w:r>
+      <w:proofErr w:type="spellStart"/>
+      <w:r>
+        <w:rPr>
+          <w:b/>
+          <w:bCs/>
+          <w:lang w:val="en-US"/>
+        </w:rPr>
+        <w:t>enhance</w:t>
       </w:r>
       <w:r>
         <w:rPr>
@@ -5885,6 +6696,7 @@
         </w:rPr>
         <w:t>d.sql</w:t>
       </w:r>
+      <w:proofErr w:type="spellEnd"/>
     </w:p>
     <w:p>
       <w:pPr>
@@ -5905,7 +6717,25 @@
           <w:bCs/>
           <w:lang w:val="en-US"/>
         </w:rPr>
-        <w:t xml:space="preserve">Employee attenance </w:t>
+        <w:t xml:space="preserve">Employee </w:t>
+      </w:r>
+      <w:proofErr w:type="spellStart"/>
+      <w:r>
+        <w:rPr>
+          <w:b/>
+          <w:bCs/>
+          <w:lang w:val="en-US"/>
+        </w:rPr>
+        <w:t>attenance</w:t>
+      </w:r>
+      <w:proofErr w:type="spellEnd"/>
+      <w:r>
+        <w:rPr>
+          <w:b/>
+          <w:bCs/>
+          <w:lang w:val="en-US"/>
+        </w:rPr>
+        <w:t xml:space="preserve"> </w:t>
       </w:r>
       <w:r>
         <w:rPr>
@@ -6031,8 +6861,18 @@
           <w:bCs/>
           <w:lang w:val="en-US"/>
         </w:rPr>
-        <w:t>Warranty master  module</w:t>
-      </w:r>
+        <w:t xml:space="preserve">Warranty </w:t>
+      </w:r>
+      <w:proofErr w:type="gramStart"/>
+      <w:r>
+        <w:rPr>
+          <w:b/>
+          <w:bCs/>
+          <w:lang w:val="en-US"/>
+        </w:rPr>
+        <w:t>master  module</w:t>
+      </w:r>
+      <w:proofErr w:type="gramEnd"/>
     </w:p>
     <w:p>
       <w:pPr>
@@ -6176,15 +7016,33 @@
           <w:bCs/>
           <w:lang w:val="en-US"/>
         </w:rPr>
-        <w:t>If I choose the purchase no</w:t>
-      </w:r>
-      <w:r>
-        <w:rPr>
-          <w:b/>
-          <w:bCs/>
-          <w:lang w:val="en-US"/>
-        </w:rPr>
-        <w:t>(multiple selection)</w:t>
+        <w:t xml:space="preserve">If I choose the purchase </w:t>
+      </w:r>
+      <w:proofErr w:type="gramStart"/>
+      <w:r>
+        <w:rPr>
+          <w:b/>
+          <w:bCs/>
+          <w:lang w:val="en-US"/>
+        </w:rPr>
+        <w:t>no</w:t>
+      </w:r>
+      <w:r>
+        <w:rPr>
+          <w:b/>
+          <w:bCs/>
+          <w:lang w:val="en-US"/>
+        </w:rPr>
+        <w:t>(</w:t>
+      </w:r>
+      <w:proofErr w:type="gramEnd"/>
+      <w:r>
+        <w:rPr>
+          <w:b/>
+          <w:bCs/>
+          <w:lang w:val="en-US"/>
+        </w:rPr>
+        <w:t>multiple selection)</w:t>
       </w:r>
       <w:r>
         <w:rPr>
@@ -6216,8 +7074,27 @@
           <w:bCs/>
           <w:lang w:val="en-US"/>
         </w:rPr>
-        <w:t xml:space="preserve">purchase no choosed and if already paid the partial amount should show the balance </w:t>
-      </w:r>
+        <w:t xml:space="preserve">purchase no </w:t>
+      </w:r>
+      <w:proofErr w:type="spellStart"/>
+      <w:r>
+        <w:rPr>
+          <w:b/>
+          <w:bCs/>
+          <w:lang w:val="en-US"/>
+        </w:rPr>
+        <w:t>choosed</w:t>
+      </w:r>
+      <w:proofErr w:type="spellEnd"/>
+      <w:r>
+        <w:rPr>
+          <w:b/>
+          <w:bCs/>
+          <w:lang w:val="en-US"/>
+        </w:rPr>
+        <w:t xml:space="preserve"> and if already paid the partial amount should show the balance </w:t>
+      </w:r>
+      <w:proofErr w:type="spellStart"/>
       <w:r>
         <w:rPr>
           <w:b/>
@@ -6226,6 +7103,7 @@
         </w:rPr>
         <w:t>amout</w:t>
       </w:r>
+      <w:proofErr w:type="spellEnd"/>
       <w:r>
         <w:rPr>
           <w:b/>
@@ -6310,7 +7188,25 @@
           <w:bCs/>
           <w:lang w:val="en-US"/>
         </w:rPr>
-        <w:t>need two action menu like “Purchase Order” and “Supplier Payment”  to navigate to respective modules</w:t>
+        <w:t xml:space="preserve">need two action menu like “Purchase Order” and “Supplier </w:t>
+      </w:r>
+      <w:proofErr w:type="gramStart"/>
+      <w:r>
+        <w:rPr>
+          <w:b/>
+          <w:bCs/>
+          <w:lang w:val="en-US"/>
+        </w:rPr>
+        <w:t>Payment”  to</w:t>
+      </w:r>
+      <w:proofErr w:type="gramEnd"/>
+      <w:r>
+        <w:rPr>
+          <w:b/>
+          <w:bCs/>
+          <w:lang w:val="en-US"/>
+        </w:rPr>
+        <w:t xml:space="preserve"> navigate to respective modules</w:t>
       </w:r>
       <w:r>
         <w:rPr>
@@ -6348,7 +7244,25 @@
           <w:bCs/>
           <w:lang w:val="en-US"/>
         </w:rPr>
-        <w:t xml:space="preserve">If full amount paid against the purchase no , status should change to </w:t>
+        <w:t xml:space="preserve">If full amount paid against the purchase </w:t>
+      </w:r>
+      <w:proofErr w:type="gramStart"/>
+      <w:r>
+        <w:rPr>
+          <w:b/>
+          <w:bCs/>
+          <w:lang w:val="en-US"/>
+        </w:rPr>
+        <w:t>no ,</w:t>
+      </w:r>
+      <w:proofErr w:type="gramEnd"/>
+      <w:r>
+        <w:rPr>
+          <w:b/>
+          <w:bCs/>
+          <w:lang w:val="en-US"/>
+        </w:rPr>
+        <w:t xml:space="preserve"> status should change to </w:t>
       </w:r>
       <w:r>
         <w:rPr>
@@ -6378,15 +7292,51 @@
           <w:bCs/>
           <w:lang w:val="en-US"/>
         </w:rPr>
-        <w:t xml:space="preserve">If any balance againt </w:t>
-      </w:r>
-      <w:r>
-        <w:rPr>
-          <w:b/>
-          <w:bCs/>
-          <w:lang w:val="en-US"/>
-        </w:rPr>
-        <w:t>the purchase no , status should change to “PARTIAL”</w:t>
+        <w:t xml:space="preserve">If any balance </w:t>
+      </w:r>
+      <w:proofErr w:type="spellStart"/>
+      <w:r>
+        <w:rPr>
+          <w:b/>
+          <w:bCs/>
+          <w:lang w:val="en-US"/>
+        </w:rPr>
+        <w:t>againt</w:t>
+      </w:r>
+      <w:proofErr w:type="spellEnd"/>
+      <w:r>
+        <w:rPr>
+          <w:b/>
+          <w:bCs/>
+          <w:lang w:val="en-US"/>
+        </w:rPr>
+        <w:t xml:space="preserve"> </w:t>
+      </w:r>
+      <w:r>
+        <w:rPr>
+          <w:b/>
+          <w:bCs/>
+          <w:lang w:val="en-US"/>
+        </w:rPr>
+        <w:t xml:space="preserve">the purchase </w:t>
+      </w:r>
+      <w:proofErr w:type="gramStart"/>
+      <w:r>
+        <w:rPr>
+          <w:b/>
+          <w:bCs/>
+          <w:lang w:val="en-US"/>
+        </w:rPr>
+        <w:t>no ,</w:t>
+      </w:r>
+      <w:proofErr w:type="gramEnd"/>
+      <w:r>
+        <w:rPr>
+          <w:b/>
+          <w:bCs/>
+          <w:lang w:val="en-US"/>
+        </w:rPr>
+        <w:t xml:space="preserve"> status should change to “PARTIAL”</w:t>
       </w:r>
     </w:p>
     <w:p>
@@ -6454,7 +7404,25 @@
           <w:bCs/>
           <w:lang w:val="en-US"/>
         </w:rPr>
-        <w:t xml:space="preserve">, need to show the balance amount and balance amout, which are fetch from the </w:t>
+        <w:t xml:space="preserve">, need to show the balance amount and balance </w:t>
+      </w:r>
+      <w:proofErr w:type="spellStart"/>
+      <w:r>
+        <w:rPr>
+          <w:b/>
+          <w:bCs/>
+          <w:lang w:val="en-US"/>
+        </w:rPr>
+        <w:t>amout</w:t>
+      </w:r>
+      <w:proofErr w:type="spellEnd"/>
+      <w:r>
+        <w:rPr>
+          <w:b/>
+          <w:bCs/>
+          <w:lang w:val="en-US"/>
+        </w:rPr>
+        <w:t xml:space="preserve">, which are fetch from the </w:t>
       </w:r>
       <w:r>
         <w:rPr>
@@ -6492,7 +7460,25 @@
           <w:bCs/>
           <w:lang w:val="en-US"/>
         </w:rPr>
-        <w:t>need action menu to “Create Quotation” to create the quotation to that customer, required data need to go from here to quoation.</w:t>
+        <w:t xml:space="preserve">need action menu to “Create Quotation” to create the quotation to that customer, required data need to go from here to </w:t>
+      </w:r>
+      <w:proofErr w:type="spellStart"/>
+      <w:r>
+        <w:rPr>
+          <w:b/>
+          <w:bCs/>
+          <w:lang w:val="en-US"/>
+        </w:rPr>
+        <w:t>quoation</w:t>
+      </w:r>
+      <w:proofErr w:type="spellEnd"/>
+      <w:r>
+        <w:rPr>
+          <w:b/>
+          <w:bCs/>
+          <w:lang w:val="en-US"/>
+        </w:rPr>
+        <w:t>.</w:t>
       </w:r>
     </w:p>
     <w:p>
@@ -6558,7 +7544,25 @@
           <w:bCs/>
           <w:lang w:val="en-US"/>
         </w:rPr>
-        <w:t xml:space="preserve">quotation or cancelled or expired withou any response from customer, </w:t>
+        <w:t xml:space="preserve">quotation or cancelled or expired </w:t>
+      </w:r>
+      <w:proofErr w:type="spellStart"/>
+      <w:r>
+        <w:rPr>
+          <w:b/>
+          <w:bCs/>
+          <w:lang w:val="en-US"/>
+        </w:rPr>
+        <w:t>withou</w:t>
+      </w:r>
+      <w:proofErr w:type="spellEnd"/>
+      <w:r>
+        <w:rPr>
+          <w:b/>
+          <w:bCs/>
+          <w:lang w:val="en-US"/>
+        </w:rPr>
+        <w:t xml:space="preserve"> any response from customer, </w:t>
       </w:r>
     </w:p>
     <w:p>
@@ -6593,7 +7597,25 @@
           <w:bCs/>
           <w:lang w:val="en-US"/>
         </w:rPr>
-        <w:t xml:space="preserve">that quotaion should be in </w:t>
+        <w:t xml:space="preserve">that </w:t>
+      </w:r>
+      <w:proofErr w:type="spellStart"/>
+      <w:r>
+        <w:rPr>
+          <w:b/>
+          <w:bCs/>
+          <w:lang w:val="en-US"/>
+        </w:rPr>
+        <w:t>quotaion</w:t>
+      </w:r>
+      <w:proofErr w:type="spellEnd"/>
+      <w:r>
+        <w:rPr>
+          <w:b/>
+          <w:bCs/>
+          <w:lang w:val="en-US"/>
+        </w:rPr>
+        <w:t xml:space="preserve"> should be in </w:t>
       </w:r>
       <w:r>
         <w:rPr>
@@ -6623,7 +7645,25 @@
           <w:bCs/>
           <w:lang w:val="en-US"/>
         </w:rPr>
-        <w:t>Accepted status quotation only will be availble in create work order</w:t>
+        <w:t xml:space="preserve">Accepted status quotation only will be </w:t>
+      </w:r>
+      <w:proofErr w:type="spellStart"/>
+      <w:r>
+        <w:rPr>
+          <w:b/>
+          <w:bCs/>
+          <w:lang w:val="en-US"/>
+        </w:rPr>
+        <w:t>availble</w:t>
+      </w:r>
+      <w:proofErr w:type="spellEnd"/>
+      <w:r>
+        <w:rPr>
+          <w:b/>
+          <w:bCs/>
+          <w:lang w:val="en-US"/>
+        </w:rPr>
+        <w:t xml:space="preserve"> in create work order</w:t>
       </w:r>
     </w:p>
     <w:p>
@@ -6688,7 +7728,23 @@
           <w:b/>
           <w:bCs/>
         </w:rPr>
-        <w:t>Work order list can be delete from the list</w:t>
+        <w:t xml:space="preserve">Work order list can be </w:t>
+      </w:r>
+      <w:proofErr w:type="gramStart"/>
+      <w:r>
+        <w:rPr>
+          <w:b/>
+          <w:bCs/>
+        </w:rPr>
+        <w:t>delete</w:t>
+      </w:r>
+      <w:proofErr w:type="gramEnd"/>
+      <w:r>
+        <w:rPr>
+          <w:b/>
+          <w:bCs/>
+        </w:rPr>
+        <w:t xml:space="preserve"> from the list</w:t>
       </w:r>
     </w:p>
     <w:p>
@@ -6711,12 +7767,37 @@
         </w:rPr>
         <w:t xml:space="preserve">And work order preview </w:t>
       </w:r>
-      <w:r>
-        <w:rPr>
-          <w:b/>
-          <w:bCs/>
-        </w:rPr>
-        <w:t>requied to download to take print in the PDF option , like quotation</w:t>
+      <w:proofErr w:type="spellStart"/>
+      <w:r>
+        <w:rPr>
+          <w:b/>
+          <w:bCs/>
+        </w:rPr>
+        <w:t>requied</w:t>
+      </w:r>
+      <w:proofErr w:type="spellEnd"/>
+      <w:r>
+        <w:rPr>
+          <w:b/>
+          <w:bCs/>
+        </w:rPr>
+        <w:t xml:space="preserve"> to download to take print in the PDF </w:t>
+      </w:r>
+      <w:proofErr w:type="gramStart"/>
+      <w:r>
+        <w:rPr>
+          <w:b/>
+          <w:bCs/>
+        </w:rPr>
+        <w:t>option ,</w:t>
+      </w:r>
+      <w:proofErr w:type="gramEnd"/>
+      <w:r>
+        <w:rPr>
+          <w:b/>
+          <w:bCs/>
+        </w:rPr>
+        <w:t xml:space="preserve"> like quotation</w:t>
       </w:r>
     </w:p>
     <w:p>
@@ -6737,7 +7818,15 @@
           <w:b/>
           <w:bCs/>
         </w:rPr>
-        <w:t>That should</w:t>
+        <w:t xml:space="preserve">That </w:t>
+      </w:r>
+      <w:proofErr w:type="gramStart"/>
+      <w:r>
+        <w:rPr>
+          <w:b/>
+          <w:bCs/>
+        </w:rPr>
+        <w:t>should</w:t>
       </w:r>
       <w:r>
         <w:rPr>
@@ -6753,12 +7842,47 @@
         </w:rPr>
         <w:t xml:space="preserve"> list</w:t>
       </w:r>
-      <w:r>
-        <w:rPr>
-          <w:b/>
-          <w:bCs/>
-        </w:rPr>
-        <w:t xml:space="preserve"> in the”Work flow “ to approve admin, status changed to “</w:t>
+      <w:proofErr w:type="gramEnd"/>
+      <w:r>
+        <w:rPr>
+          <w:b/>
+          <w:bCs/>
+        </w:rPr>
+        <w:t xml:space="preserve"> in </w:t>
+      </w:r>
+      <w:proofErr w:type="spellStart"/>
+      <w:proofErr w:type="gramStart"/>
+      <w:r>
+        <w:rPr>
+          <w:b/>
+          <w:bCs/>
+        </w:rPr>
+        <w:t>the”Work</w:t>
+      </w:r>
+      <w:proofErr w:type="spellEnd"/>
+      <w:proofErr w:type="gramEnd"/>
+      <w:r>
+        <w:rPr>
+          <w:b/>
+          <w:bCs/>
+        </w:rPr>
+        <w:t xml:space="preserve"> flow </w:t>
+      </w:r>
+      <w:proofErr w:type="gramStart"/>
+      <w:r>
+        <w:rPr>
+          <w:b/>
+          <w:bCs/>
+        </w:rPr>
+        <w:t>“ to</w:t>
+      </w:r>
+      <w:proofErr w:type="gramEnd"/>
+      <w:r>
+        <w:rPr>
+          <w:b/>
+          <w:bCs/>
+        </w:rPr>
+        <w:t xml:space="preserve"> approve admin, status changed to “</w:t>
       </w:r>
       <w:r>
         <w:rPr>
@@ -6779,7 +7903,23 @@
           <w:b/>
           <w:bCs/>
         </w:rPr>
-        <w:t xml:space="preserve">, than only </w:t>
+        <w:t xml:space="preserve">, </w:t>
+      </w:r>
+      <w:proofErr w:type="gramStart"/>
+      <w:r>
+        <w:rPr>
+          <w:b/>
+          <w:bCs/>
+        </w:rPr>
+        <w:t>than</w:t>
+      </w:r>
+      <w:proofErr w:type="gramEnd"/>
+      <w:r>
+        <w:rPr>
+          <w:b/>
+          <w:bCs/>
+        </w:rPr>
+        <w:t xml:space="preserve"> only </w:t>
       </w:r>
       <w:r>
         <w:rPr>
@@ -7000,7 +8140,43 @@
           <w:bCs/>
           <w:lang w:val="en-US"/>
         </w:rPr>
-        <w:t xml:space="preserve">Add material requied to add the material if need in new row , which is not in the quotation list or </w:t>
+        <w:t xml:space="preserve">Add material </w:t>
+      </w:r>
+      <w:proofErr w:type="spellStart"/>
+      <w:r>
+        <w:rPr>
+          <w:b/>
+          <w:bCs/>
+          <w:lang w:val="en-US"/>
+        </w:rPr>
+        <w:t>requied</w:t>
+      </w:r>
+      <w:proofErr w:type="spellEnd"/>
+      <w:r>
+        <w:rPr>
+          <w:b/>
+          <w:bCs/>
+          <w:lang w:val="en-US"/>
+        </w:rPr>
+        <w:t xml:space="preserve"> to add the material if need in new </w:t>
+      </w:r>
+      <w:proofErr w:type="gramStart"/>
+      <w:r>
+        <w:rPr>
+          <w:b/>
+          <w:bCs/>
+          <w:lang w:val="en-US"/>
+        </w:rPr>
+        <w:t>row ,</w:t>
+      </w:r>
+      <w:proofErr w:type="gramEnd"/>
+      <w:r>
+        <w:rPr>
+          <w:b/>
+          <w:bCs/>
+          <w:lang w:val="en-US"/>
+        </w:rPr>
+        <w:t xml:space="preserve"> which is not in the quotation list or </w:t>
       </w:r>
       <w:r>
         <w:rPr>
@@ -7038,15 +8214,69 @@
           <w:bCs/>
           <w:lang w:val="en-US"/>
         </w:rPr>
-        <w:t xml:space="preserve">Material issue should have the preview and shoud come in </w:t>
-      </w:r>
-      <w:r>
-        <w:rPr>
-          <w:b/>
-          <w:bCs/>
-          <w:lang w:val="en-US"/>
-        </w:rPr>
-        <w:t>work flow list to admin review to approve and and download format as pdf also required  as like quotation.</w:t>
+        <w:t xml:space="preserve">Material issue should have the preview and </w:t>
+      </w:r>
+      <w:proofErr w:type="spellStart"/>
+      <w:r>
+        <w:rPr>
+          <w:b/>
+          <w:bCs/>
+          <w:lang w:val="en-US"/>
+        </w:rPr>
+        <w:t>shoud</w:t>
+      </w:r>
+      <w:proofErr w:type="spellEnd"/>
+      <w:r>
+        <w:rPr>
+          <w:b/>
+          <w:bCs/>
+          <w:lang w:val="en-US"/>
+        </w:rPr>
+        <w:t xml:space="preserve"> come in </w:t>
+      </w:r>
+      <w:r>
+        <w:rPr>
+          <w:b/>
+          <w:bCs/>
+          <w:lang w:val="en-US"/>
+        </w:rPr>
+        <w:t xml:space="preserve">work flow list to admin review to approve and </w:t>
+      </w:r>
+      <w:proofErr w:type="spellStart"/>
+      <w:r>
+        <w:rPr>
+          <w:b/>
+          <w:bCs/>
+          <w:lang w:val="en-US"/>
+        </w:rPr>
+        <w:t>and</w:t>
+      </w:r>
+      <w:proofErr w:type="spellEnd"/>
+      <w:r>
+        <w:rPr>
+          <w:b/>
+          <w:bCs/>
+          <w:lang w:val="en-US"/>
+        </w:rPr>
+        <w:t xml:space="preserve"> download format as pdf also </w:t>
+      </w:r>
+      <w:proofErr w:type="gramStart"/>
+      <w:r>
+        <w:rPr>
+          <w:b/>
+          <w:bCs/>
+          <w:lang w:val="en-US"/>
+        </w:rPr>
+        <w:t>required  as</w:t>
+      </w:r>
+      <w:proofErr w:type="gramEnd"/>
+      <w:r>
+        <w:rPr>
+          <w:b/>
+          <w:bCs/>
+          <w:lang w:val="en-US"/>
+        </w:rPr>
+        <w:t xml:space="preserve"> like quotation.</w:t>
       </w:r>
     </w:p>
     <w:tbl>
@@ -7556,7 +8786,25 @@
           <w:bCs/>
           <w:lang w:val="en-US"/>
         </w:rPr>
-        <w:t xml:space="preserve">Backend, mysql and frontend logic required to </w:t>
+        <w:t xml:space="preserve">Backend, </w:t>
+      </w:r>
+      <w:proofErr w:type="spellStart"/>
+      <w:r>
+        <w:rPr>
+          <w:b/>
+          <w:bCs/>
+          <w:lang w:val="en-US"/>
+        </w:rPr>
+        <w:t>mysql</w:t>
+      </w:r>
+      <w:proofErr w:type="spellEnd"/>
+      <w:r>
+        <w:rPr>
+          <w:b/>
+          <w:bCs/>
+          <w:lang w:val="en-US"/>
+        </w:rPr>
+        <w:t xml:space="preserve"> and frontend logic required to </w:t>
       </w:r>
       <w:r>
         <w:rPr>
@@ -7594,7 +8842,25 @@
           <w:bCs/>
           <w:lang w:val="en-US"/>
         </w:rPr>
-        <w:t xml:space="preserve">header level , sidebar menu, action menu, </w:t>
+        <w:t xml:space="preserve">header </w:t>
+      </w:r>
+      <w:proofErr w:type="gramStart"/>
+      <w:r>
+        <w:rPr>
+          <w:b/>
+          <w:bCs/>
+          <w:lang w:val="en-US"/>
+        </w:rPr>
+        <w:t>level ,</w:t>
+      </w:r>
+      <w:proofErr w:type="gramEnd"/>
+      <w:r>
+        <w:rPr>
+          <w:b/>
+          <w:bCs/>
+          <w:lang w:val="en-US"/>
+        </w:rPr>
+        <w:t xml:space="preserve"> sidebar menu, action menu, </w:t>
       </w:r>
     </w:p>
     <w:p>
@@ -7621,7 +8887,25 @@
           <w:bCs/>
           <w:lang w:val="en-US"/>
         </w:rPr>
-        <w:t>to give the permission to other user.</w:t>
+        <w:t xml:space="preserve">to give the permission to </w:t>
+      </w:r>
+      <w:proofErr w:type="gramStart"/>
+      <w:r>
+        <w:rPr>
+          <w:b/>
+          <w:bCs/>
+          <w:lang w:val="en-US"/>
+        </w:rPr>
+        <w:t>other</w:t>
+      </w:r>
+      <w:proofErr w:type="gramEnd"/>
+      <w:r>
+        <w:rPr>
+          <w:b/>
+          <w:bCs/>
+          <w:lang w:val="en-US"/>
+        </w:rPr>
+        <w:t xml:space="preserve"> user.</w:t>
       </w:r>
     </w:p>
     <w:p>
@@ -7850,15 +9134,33 @@
           <w:bCs/>
           <w:lang w:val="en-US"/>
         </w:rPr>
-        <w:t>I choose area that area belonging street only to listed, which should add in backend</w:t>
-      </w:r>
-      <w:r>
-        <w:rPr>
-          <w:b/>
-          <w:bCs/>
-          <w:lang w:val="en-US"/>
-        </w:rPr>
-        <w:t>(street, area, Location)</w:t>
+        <w:t xml:space="preserve">I choose area that area belonging street only to listed, which should add in </w:t>
+      </w:r>
+      <w:proofErr w:type="gramStart"/>
+      <w:r>
+        <w:rPr>
+          <w:b/>
+          <w:bCs/>
+          <w:lang w:val="en-US"/>
+        </w:rPr>
+        <w:t>backend</w:t>
+      </w:r>
+      <w:r>
+        <w:rPr>
+          <w:b/>
+          <w:bCs/>
+          <w:lang w:val="en-US"/>
+        </w:rPr>
+        <w:t>(</w:t>
+      </w:r>
+      <w:proofErr w:type="gramEnd"/>
+      <w:r>
+        <w:rPr>
+          <w:b/>
+          <w:bCs/>
+          <w:lang w:val="en-US"/>
+        </w:rPr>
+        <w:t>street, area, Location)</w:t>
       </w:r>
     </w:p>
     <w:p>
@@ -7924,13 +9226,23 @@
           <w:lang w:val="en-US"/>
         </w:rPr>
       </w:pPr>
-      <w:r>
-        <w:rPr>
-          <w:b/>
-          <w:bCs/>
-          <w:lang w:val="en-US"/>
-        </w:rPr>
-        <w:t>Pincode,</w:t>
+      <w:proofErr w:type="spellStart"/>
+      <w:r>
+        <w:rPr>
+          <w:b/>
+          <w:bCs/>
+          <w:lang w:val="en-US"/>
+        </w:rPr>
+        <w:t>Pincode</w:t>
+      </w:r>
+      <w:proofErr w:type="spellEnd"/>
+      <w:r>
+        <w:rPr>
+          <w:b/>
+          <w:bCs/>
+          <w:lang w:val="en-US"/>
+        </w:rPr>
+        <w:t>,</w:t>
       </w:r>
     </w:p>
     <w:p>
@@ -8048,13 +9360,23 @@
           <w:lang w:val="en-US"/>
         </w:rPr>
       </w:pPr>
-      <w:r>
-        <w:rPr>
-          <w:b/>
-          <w:bCs/>
-          <w:lang w:val="en-US"/>
-        </w:rPr>
-        <w:t>Labour/service charge</w:t>
+      <w:proofErr w:type="spellStart"/>
+      <w:r>
+        <w:rPr>
+          <w:b/>
+          <w:bCs/>
+          <w:lang w:val="en-US"/>
+        </w:rPr>
+        <w:t>Labour</w:t>
+      </w:r>
+      <w:proofErr w:type="spellEnd"/>
+      <w:r>
+        <w:rPr>
+          <w:b/>
+          <w:bCs/>
+          <w:lang w:val="en-US"/>
+        </w:rPr>
+        <w:t>/service charge</w:t>
       </w:r>
     </w:p>
     <w:p>
@@ -8077,6 +9399,7 @@
           <w:lang w:val="en-US"/>
         </w:rPr>
       </w:pPr>
+      <w:proofErr w:type="spellStart"/>
       <w:r>
         <w:rPr>
           <w:b/>
@@ -8084,43 +9407,99 @@
           <w:u w:val="single"/>
           <w:lang w:val="en-US"/>
         </w:rPr>
-        <w:t>Settop box details</w:t>
-      </w:r>
-    </w:p>
-    <w:p>
-      <w:pPr>
-        <w:pStyle w:val="NoSpacing"/>
-        <w:rPr>
-          <w:b/>
-          <w:bCs/>
-          <w:lang w:val="en-US"/>
-        </w:rPr>
-      </w:pPr>
-      <w:r>
-        <w:rPr>
-          <w:b/>
-          <w:bCs/>
-          <w:lang w:val="en-US"/>
-        </w:rPr>
-        <w:t>If a new connection after entered the customer details, need to add stb details</w:t>
-      </w:r>
-    </w:p>
-    <w:p>
-      <w:pPr>
-        <w:pStyle w:val="NoSpacing"/>
-        <w:rPr>
-          <w:b/>
-          <w:bCs/>
-          <w:lang w:val="en-US"/>
-        </w:rPr>
-      </w:pPr>
-      <w:r>
-        <w:rPr>
-          <w:b/>
-          <w:bCs/>
-          <w:lang w:val="en-US"/>
-        </w:rPr>
-        <w:t>Stb type : new / Fault /Replaced</w:t>
+        <w:t>Settop</w:t>
+      </w:r>
+      <w:proofErr w:type="spellEnd"/>
+      <w:r>
+        <w:rPr>
+          <w:b/>
+          <w:bCs/>
+          <w:u w:val="single"/>
+          <w:lang w:val="en-US"/>
+        </w:rPr>
+        <w:t xml:space="preserve"> box details</w:t>
+      </w:r>
+    </w:p>
+    <w:p>
+      <w:pPr>
+        <w:pStyle w:val="NoSpacing"/>
+        <w:rPr>
+          <w:b/>
+          <w:bCs/>
+          <w:lang w:val="en-US"/>
+        </w:rPr>
+      </w:pPr>
+      <w:r>
+        <w:rPr>
+          <w:b/>
+          <w:bCs/>
+          <w:lang w:val="en-US"/>
+        </w:rPr>
+        <w:t xml:space="preserve">If a new connection after entered the customer details, need to add </w:t>
+      </w:r>
+      <w:proofErr w:type="spellStart"/>
+      <w:r>
+        <w:rPr>
+          <w:b/>
+          <w:bCs/>
+          <w:lang w:val="en-US"/>
+        </w:rPr>
+        <w:t>stb</w:t>
+      </w:r>
+      <w:proofErr w:type="spellEnd"/>
+      <w:r>
+        <w:rPr>
+          <w:b/>
+          <w:bCs/>
+          <w:lang w:val="en-US"/>
+        </w:rPr>
+        <w:t xml:space="preserve"> details</w:t>
+      </w:r>
+    </w:p>
+    <w:p>
+      <w:pPr>
+        <w:pStyle w:val="NoSpacing"/>
+        <w:rPr>
+          <w:b/>
+          <w:bCs/>
+          <w:lang w:val="en-US"/>
+        </w:rPr>
+      </w:pPr>
+      <w:proofErr w:type="spellStart"/>
+      <w:r>
+        <w:rPr>
+          <w:b/>
+          <w:bCs/>
+          <w:lang w:val="en-US"/>
+        </w:rPr>
+        <w:t>Stb</w:t>
+      </w:r>
+      <w:proofErr w:type="spellEnd"/>
+      <w:r>
+        <w:rPr>
+          <w:b/>
+          <w:bCs/>
+          <w:lang w:val="en-US"/>
+        </w:rPr>
+        <w:t xml:space="preserve"> </w:t>
+      </w:r>
+      <w:proofErr w:type="gramStart"/>
+      <w:r>
+        <w:rPr>
+          <w:b/>
+          <w:bCs/>
+          <w:lang w:val="en-US"/>
+        </w:rPr>
+        <w:t>type :</w:t>
+      </w:r>
+      <w:proofErr w:type="gramEnd"/>
+      <w:r>
+        <w:rPr>
+          <w:b/>
+          <w:bCs/>
+          <w:lang w:val="en-US"/>
+        </w:rPr>
+        <w:t xml:space="preserve"> new / Fault /Replaced</w:t>
       </w:r>
       <w:r>
         <w:rPr>
@@ -8146,105 +9525,263 @@
           <w:bCs/>
           <w:lang w:val="en-US"/>
         </w:rPr>
-        <w:t xml:space="preserve">Exchange of : if stb type is exchange – need to track the </w:t>
-      </w:r>
-      <w:r>
-        <w:rPr>
-          <w:b/>
-          <w:bCs/>
-          <w:lang w:val="en-US"/>
-        </w:rPr>
-        <w:t xml:space="preserve">original stb mso name </w:t>
-      </w:r>
-    </w:p>
-    <w:p>
-      <w:pPr>
-        <w:pStyle w:val="NoSpacing"/>
-        <w:rPr>
-          <w:b/>
-          <w:bCs/>
-          <w:lang w:val="en-US"/>
-        </w:rPr>
-      </w:pPr>
-      <w:r>
-        <w:rPr>
-          <w:b/>
-          <w:bCs/>
-          <w:lang w:val="en-US"/>
-        </w:rPr>
-        <w:t>Example (we are giving vk , customer have jak, we collect jak box and install vk box)</w:t>
-      </w:r>
-    </w:p>
-    <w:p>
-      <w:pPr>
-        <w:pStyle w:val="NoSpacing"/>
-        <w:rPr>
-          <w:b/>
-          <w:bCs/>
-          <w:lang w:val="en-US"/>
-        </w:rPr>
-      </w:pPr>
-      <w:r>
-        <w:rPr>
-          <w:b/>
-          <w:bCs/>
-          <w:lang w:val="en-US"/>
-        </w:rPr>
-        <w:t>Stb number</w:t>
-      </w:r>
-    </w:p>
-    <w:p>
-      <w:pPr>
-        <w:pStyle w:val="NoSpacing"/>
-        <w:rPr>
-          <w:b/>
-          <w:bCs/>
-          <w:lang w:val="en-US"/>
-        </w:rPr>
-      </w:pPr>
-      <w:r>
-        <w:rPr>
-          <w:b/>
-          <w:bCs/>
-          <w:lang w:val="en-US"/>
-        </w:rPr>
-        <w:t>Stb amount</w:t>
-      </w:r>
-    </w:p>
-    <w:p>
-      <w:pPr>
-        <w:pStyle w:val="NoSpacing"/>
-        <w:rPr>
-          <w:b/>
-          <w:bCs/>
-          <w:lang w:val="en-US"/>
-        </w:rPr>
-      </w:pPr>
-      <w:r>
-        <w:rPr>
-          <w:b/>
-          <w:bCs/>
-          <w:lang w:val="en-US"/>
-        </w:rPr>
-        <w:t>Stb discount</w:t>
-      </w:r>
-    </w:p>
-    <w:p>
-      <w:pPr>
-        <w:pStyle w:val="NoSpacing"/>
-        <w:rPr>
-          <w:b/>
-          <w:bCs/>
-          <w:lang w:val="en-US"/>
-        </w:rPr>
-      </w:pPr>
-      <w:r>
-        <w:rPr>
-          <w:b/>
-          <w:bCs/>
-          <w:lang w:val="en-US"/>
-        </w:rPr>
-        <w:t>Labour/service charge</w:t>
+        <w:t xml:space="preserve">Exchange </w:t>
+      </w:r>
+      <w:proofErr w:type="gramStart"/>
+      <w:r>
+        <w:rPr>
+          <w:b/>
+          <w:bCs/>
+          <w:lang w:val="en-US"/>
+        </w:rPr>
+        <w:t>of :</w:t>
+      </w:r>
+      <w:proofErr w:type="gramEnd"/>
+      <w:r>
+        <w:rPr>
+          <w:b/>
+          <w:bCs/>
+          <w:lang w:val="en-US"/>
+        </w:rPr>
+        <w:t xml:space="preserve"> if </w:t>
+      </w:r>
+      <w:proofErr w:type="spellStart"/>
+      <w:r>
+        <w:rPr>
+          <w:b/>
+          <w:bCs/>
+          <w:lang w:val="en-US"/>
+        </w:rPr>
+        <w:t>stb</w:t>
+      </w:r>
+      <w:proofErr w:type="spellEnd"/>
+      <w:r>
+        <w:rPr>
+          <w:b/>
+          <w:bCs/>
+          <w:lang w:val="en-US"/>
+        </w:rPr>
+        <w:t xml:space="preserve"> type is exchange – need to track the </w:t>
+      </w:r>
+      <w:r>
+        <w:rPr>
+          <w:b/>
+          <w:bCs/>
+          <w:lang w:val="en-US"/>
+        </w:rPr>
+        <w:t xml:space="preserve">original </w:t>
+      </w:r>
+      <w:proofErr w:type="spellStart"/>
+      <w:r>
+        <w:rPr>
+          <w:b/>
+          <w:bCs/>
+          <w:lang w:val="en-US"/>
+        </w:rPr>
+        <w:t>stb</w:t>
+      </w:r>
+      <w:proofErr w:type="spellEnd"/>
+      <w:r>
+        <w:rPr>
+          <w:b/>
+          <w:bCs/>
+          <w:lang w:val="en-US"/>
+        </w:rPr>
+        <w:t xml:space="preserve"> </w:t>
+      </w:r>
+      <w:proofErr w:type="spellStart"/>
+      <w:r>
+        <w:rPr>
+          <w:b/>
+          <w:bCs/>
+          <w:lang w:val="en-US"/>
+        </w:rPr>
+        <w:t>mso</w:t>
+      </w:r>
+      <w:proofErr w:type="spellEnd"/>
+      <w:r>
+        <w:rPr>
+          <w:b/>
+          <w:bCs/>
+          <w:lang w:val="en-US"/>
+        </w:rPr>
+        <w:t xml:space="preserve"> name </w:t>
+      </w:r>
+    </w:p>
+    <w:p>
+      <w:pPr>
+        <w:pStyle w:val="NoSpacing"/>
+        <w:rPr>
+          <w:b/>
+          <w:bCs/>
+          <w:lang w:val="en-US"/>
+        </w:rPr>
+      </w:pPr>
+      <w:r>
+        <w:rPr>
+          <w:b/>
+          <w:bCs/>
+          <w:lang w:val="en-US"/>
+        </w:rPr>
+        <w:t xml:space="preserve">Example (we are giving </w:t>
+      </w:r>
+      <w:proofErr w:type="spellStart"/>
+      <w:proofErr w:type="gramStart"/>
+      <w:r>
+        <w:rPr>
+          <w:b/>
+          <w:bCs/>
+          <w:lang w:val="en-US"/>
+        </w:rPr>
+        <w:t>vk</w:t>
+      </w:r>
+      <w:proofErr w:type="spellEnd"/>
+      <w:r>
+        <w:rPr>
+          <w:b/>
+          <w:bCs/>
+          <w:lang w:val="en-US"/>
+        </w:rPr>
+        <w:t xml:space="preserve"> ,</w:t>
+      </w:r>
+      <w:proofErr w:type="gramEnd"/>
+      <w:r>
+        <w:rPr>
+          <w:b/>
+          <w:bCs/>
+          <w:lang w:val="en-US"/>
+        </w:rPr>
+        <w:t xml:space="preserve"> customer have jak, we collect jak box and install </w:t>
+      </w:r>
+      <w:proofErr w:type="spellStart"/>
+      <w:r>
+        <w:rPr>
+          <w:b/>
+          <w:bCs/>
+          <w:lang w:val="en-US"/>
+        </w:rPr>
+        <w:t>vk</w:t>
+      </w:r>
+      <w:proofErr w:type="spellEnd"/>
+      <w:r>
+        <w:rPr>
+          <w:b/>
+          <w:bCs/>
+          <w:lang w:val="en-US"/>
+        </w:rPr>
+        <w:t xml:space="preserve"> box)</w:t>
+      </w:r>
+    </w:p>
+    <w:p>
+      <w:pPr>
+        <w:pStyle w:val="NoSpacing"/>
+        <w:rPr>
+          <w:b/>
+          <w:bCs/>
+          <w:lang w:val="en-US"/>
+        </w:rPr>
+      </w:pPr>
+      <w:proofErr w:type="spellStart"/>
+      <w:r>
+        <w:rPr>
+          <w:b/>
+          <w:bCs/>
+          <w:lang w:val="en-US"/>
+        </w:rPr>
+        <w:t>Stb</w:t>
+      </w:r>
+      <w:proofErr w:type="spellEnd"/>
+      <w:r>
+        <w:rPr>
+          <w:b/>
+          <w:bCs/>
+          <w:lang w:val="en-US"/>
+        </w:rPr>
+        <w:t xml:space="preserve"> number</w:t>
+      </w:r>
+    </w:p>
+    <w:p>
+      <w:pPr>
+        <w:pStyle w:val="NoSpacing"/>
+        <w:rPr>
+          <w:b/>
+          <w:bCs/>
+          <w:lang w:val="en-US"/>
+        </w:rPr>
+      </w:pPr>
+      <w:proofErr w:type="spellStart"/>
+      <w:r>
+        <w:rPr>
+          <w:b/>
+          <w:bCs/>
+          <w:lang w:val="en-US"/>
+        </w:rPr>
+        <w:t>Stb</w:t>
+      </w:r>
+      <w:proofErr w:type="spellEnd"/>
+      <w:r>
+        <w:rPr>
+          <w:b/>
+          <w:bCs/>
+          <w:lang w:val="en-US"/>
+        </w:rPr>
+        <w:t xml:space="preserve"> amount</w:t>
+      </w:r>
+    </w:p>
+    <w:p>
+      <w:pPr>
+        <w:pStyle w:val="NoSpacing"/>
+        <w:rPr>
+          <w:b/>
+          <w:bCs/>
+          <w:lang w:val="en-US"/>
+        </w:rPr>
+      </w:pPr>
+      <w:proofErr w:type="spellStart"/>
+      <w:r>
+        <w:rPr>
+          <w:b/>
+          <w:bCs/>
+          <w:lang w:val="en-US"/>
+        </w:rPr>
+        <w:t>Stb</w:t>
+      </w:r>
+      <w:proofErr w:type="spellEnd"/>
+      <w:r>
+        <w:rPr>
+          <w:b/>
+          <w:bCs/>
+          <w:lang w:val="en-US"/>
+        </w:rPr>
+        <w:t xml:space="preserve"> discount</w:t>
+      </w:r>
+    </w:p>
+    <w:p>
+      <w:pPr>
+        <w:pStyle w:val="NoSpacing"/>
+        <w:rPr>
+          <w:b/>
+          <w:bCs/>
+          <w:lang w:val="en-US"/>
+        </w:rPr>
+      </w:pPr>
+      <w:proofErr w:type="spellStart"/>
+      <w:r>
+        <w:rPr>
+          <w:b/>
+          <w:bCs/>
+          <w:lang w:val="en-US"/>
+        </w:rPr>
+        <w:t>Labour</w:t>
+      </w:r>
+      <w:proofErr w:type="spellEnd"/>
+      <w:r>
+        <w:rPr>
+          <w:b/>
+          <w:bCs/>
+          <w:lang w:val="en-US"/>
+        </w:rPr>
+        <w:t>/service charge</w:t>
       </w:r>
     </w:p>
     <w:p>
@@ -8320,42 +9857,71 @@
           <w:lang w:val="en-US"/>
         </w:rPr>
       </w:pPr>
-      <w:r>
-        <w:rPr>
-          <w:b/>
-          <w:bCs/>
-          <w:lang w:val="en-US"/>
-        </w:rPr>
-        <w:t>Disnection date</w:t>
-      </w:r>
-    </w:p>
-    <w:p>
-      <w:pPr>
-        <w:pStyle w:val="NoSpacing"/>
-        <w:rPr>
-          <w:b/>
-          <w:bCs/>
-          <w:lang w:val="en-US"/>
-        </w:rPr>
-      </w:pPr>
-      <w:r>
-        <w:rPr>
-          <w:b/>
-          <w:bCs/>
-          <w:lang w:val="en-US"/>
-        </w:rPr>
-        <w:t>Type connection : new / shifted / transferred</w:t>
-      </w:r>
-    </w:p>
-    <w:p>
-      <w:pPr>
-        <w:pStyle w:val="NoSpacing"/>
-        <w:rPr>
-          <w:b/>
-          <w:bCs/>
-          <w:lang w:val="en-US"/>
-        </w:rPr>
-      </w:pPr>
+      <w:proofErr w:type="spellStart"/>
+      <w:r>
+        <w:rPr>
+          <w:b/>
+          <w:bCs/>
+          <w:lang w:val="en-US"/>
+        </w:rPr>
+        <w:t>Disnection</w:t>
+      </w:r>
+      <w:proofErr w:type="spellEnd"/>
+      <w:r>
+        <w:rPr>
+          <w:b/>
+          <w:bCs/>
+          <w:lang w:val="en-US"/>
+        </w:rPr>
+        <w:t xml:space="preserve"> date</w:t>
+      </w:r>
+    </w:p>
+    <w:p>
+      <w:pPr>
+        <w:pStyle w:val="NoSpacing"/>
+        <w:rPr>
+          <w:b/>
+          <w:bCs/>
+          <w:lang w:val="en-US"/>
+        </w:rPr>
+      </w:pPr>
+      <w:r>
+        <w:rPr>
+          <w:b/>
+          <w:bCs/>
+          <w:lang w:val="en-US"/>
+        </w:rPr>
+        <w:t xml:space="preserve">Type </w:t>
+      </w:r>
+      <w:proofErr w:type="gramStart"/>
+      <w:r>
+        <w:rPr>
+          <w:b/>
+          <w:bCs/>
+          <w:lang w:val="en-US"/>
+        </w:rPr>
+        <w:t>connection :</w:t>
+      </w:r>
+      <w:proofErr w:type="gramEnd"/>
+      <w:r>
+        <w:rPr>
+          <w:b/>
+          <w:bCs/>
+          <w:lang w:val="en-US"/>
+        </w:rPr>
+        <w:t xml:space="preserve"> new / shifted / transferred</w:t>
+      </w:r>
+    </w:p>
+    <w:p>
+      <w:pPr>
+        <w:pStyle w:val="NoSpacing"/>
+        <w:rPr>
+          <w:b/>
+          <w:bCs/>
+          <w:lang w:val="en-US"/>
+        </w:rPr>
+      </w:pPr>
+      <w:proofErr w:type="spellStart"/>
       <w:r>
         <w:rPr>
           <w:b/>
@@ -8364,6 +9930,7 @@
         </w:rPr>
         <w:t>Connectedby</w:t>
       </w:r>
+      <w:proofErr w:type="spellEnd"/>
     </w:p>
     <w:p>
       <w:pPr>
@@ -8418,13 +9985,23 @@
           <w:lang w:val="en-US"/>
         </w:rPr>
       </w:pPr>
-      <w:r>
-        <w:rPr>
-          <w:b/>
-          <w:bCs/>
-          <w:lang w:val="en-US"/>
-        </w:rPr>
-        <w:t>Labour/service charge</w:t>
+      <w:proofErr w:type="spellStart"/>
+      <w:r>
+        <w:rPr>
+          <w:b/>
+          <w:bCs/>
+          <w:lang w:val="en-US"/>
+        </w:rPr>
+        <w:t>Labour</w:t>
+      </w:r>
+      <w:proofErr w:type="spellEnd"/>
+      <w:r>
+        <w:rPr>
+          <w:b/>
+          <w:bCs/>
+          <w:lang w:val="en-US"/>
+        </w:rPr>
+        <w:t>/service charge</w:t>
       </w:r>
     </w:p>
     <w:p>
@@ -8488,7 +10065,25 @@
           <w:bCs/>
           <w:lang w:val="en-US"/>
         </w:rPr>
-        <w:t xml:space="preserve"> – lov fetch from backend </w:t>
+        <w:t xml:space="preserve"> – </w:t>
+      </w:r>
+      <w:proofErr w:type="spellStart"/>
+      <w:r>
+        <w:rPr>
+          <w:b/>
+          <w:bCs/>
+          <w:lang w:val="en-US"/>
+        </w:rPr>
+        <w:t>lov</w:t>
+      </w:r>
+      <w:proofErr w:type="spellEnd"/>
+      <w:r>
+        <w:rPr>
+          <w:b/>
+          <w:bCs/>
+          <w:lang w:val="en-US"/>
+        </w:rPr>
+        <w:t xml:space="preserve"> fetch from backend </w:t>
       </w:r>
     </w:p>
     <w:p>
@@ -8532,7 +10127,61 @@
           <w:bCs/>
           <w:lang w:val="en-US"/>
         </w:rPr>
-        <w:t xml:space="preserve">Package type : mso package /addon / alacarte / </w:t>
+        <w:t xml:space="preserve">Package </w:t>
+      </w:r>
+      <w:proofErr w:type="gramStart"/>
+      <w:r>
+        <w:rPr>
+          <w:b/>
+          <w:bCs/>
+          <w:lang w:val="en-US"/>
+        </w:rPr>
+        <w:t>type :</w:t>
+      </w:r>
+      <w:proofErr w:type="gramEnd"/>
+      <w:r>
+        <w:rPr>
+          <w:b/>
+          <w:bCs/>
+          <w:lang w:val="en-US"/>
+        </w:rPr>
+        <w:t xml:space="preserve"> </w:t>
+      </w:r>
+      <w:proofErr w:type="spellStart"/>
+      <w:r>
+        <w:rPr>
+          <w:b/>
+          <w:bCs/>
+          <w:lang w:val="en-US"/>
+        </w:rPr>
+        <w:t>mso</w:t>
+      </w:r>
+      <w:proofErr w:type="spellEnd"/>
+      <w:r>
+        <w:rPr>
+          <w:b/>
+          <w:bCs/>
+          <w:lang w:val="en-US"/>
+        </w:rPr>
+        <w:t xml:space="preserve"> package /addon / </w:t>
+      </w:r>
+      <w:proofErr w:type="spellStart"/>
+      <w:r>
+        <w:rPr>
+          <w:b/>
+          <w:bCs/>
+          <w:lang w:val="en-US"/>
+        </w:rPr>
+        <w:t>alacarte</w:t>
+      </w:r>
+      <w:proofErr w:type="spellEnd"/>
+      <w:r>
+        <w:rPr>
+          <w:b/>
+          <w:bCs/>
+          <w:lang w:val="en-US"/>
+        </w:rPr>
+        <w:t xml:space="preserve"> / </w:t>
       </w:r>
       <w:r>
         <w:rPr>
@@ -8691,34 +10340,62 @@
           <w:bCs/>
           <w:lang w:val="en-US"/>
         </w:rPr>
-        <w:t>Days of month</w:t>
-      </w:r>
-      <w:r>
-        <w:rPr>
-          <w:b/>
-          <w:bCs/>
-          <w:lang w:val="en-US"/>
-        </w:rPr>
-        <w:t xml:space="preserve"> : day/month</w:t>
-      </w:r>
-    </w:p>
-    <w:p>
-      <w:pPr>
-        <w:pStyle w:val="NoSpacing"/>
-        <w:rPr>
-          <w:b/>
-          <w:bCs/>
-          <w:lang w:val="en-US"/>
-        </w:rPr>
-      </w:pPr>
-      <w:r>
-        <w:rPr>
-          <w:b/>
-          <w:bCs/>
-          <w:lang w:val="en-US"/>
-        </w:rPr>
-        <w:t>Number of day/Month :</w:t>
-      </w:r>
+        <w:t xml:space="preserve">Days of </w:t>
+      </w:r>
+      <w:proofErr w:type="gramStart"/>
+      <w:r>
+        <w:rPr>
+          <w:b/>
+          <w:bCs/>
+          <w:lang w:val="en-US"/>
+        </w:rPr>
+        <w:t>month</w:t>
+      </w:r>
+      <w:r>
+        <w:rPr>
+          <w:b/>
+          <w:bCs/>
+          <w:lang w:val="en-US"/>
+        </w:rPr>
+        <w:t xml:space="preserve"> :</w:t>
+      </w:r>
+      <w:proofErr w:type="gramEnd"/>
+      <w:r>
+        <w:rPr>
+          <w:b/>
+          <w:bCs/>
+          <w:lang w:val="en-US"/>
+        </w:rPr>
+        <w:t xml:space="preserve"> day/month</w:t>
+      </w:r>
+    </w:p>
+    <w:p>
+      <w:pPr>
+        <w:pStyle w:val="NoSpacing"/>
+        <w:rPr>
+          <w:b/>
+          <w:bCs/>
+          <w:lang w:val="en-US"/>
+        </w:rPr>
+      </w:pPr>
+      <w:r>
+        <w:rPr>
+          <w:b/>
+          <w:bCs/>
+          <w:lang w:val="en-US"/>
+        </w:rPr>
+        <w:t>Number of day/</w:t>
+      </w:r>
+      <w:proofErr w:type="gramStart"/>
+      <w:r>
+        <w:rPr>
+          <w:b/>
+          <w:bCs/>
+          <w:lang w:val="en-US"/>
+        </w:rPr>
+        <w:t>Month :</w:t>
+      </w:r>
+      <w:proofErr w:type="gramEnd"/>
     </w:p>
     <w:p>
       <w:pPr>
@@ -8835,7 +10512,25 @@
           <w:bCs/>
           <w:lang w:val="en-US"/>
         </w:rPr>
-        <w:t>If i click “Add New”</w:t>
+        <w:t xml:space="preserve">If </w:t>
+      </w:r>
+      <w:proofErr w:type="spellStart"/>
+      <w:r>
+        <w:rPr>
+          <w:b/>
+          <w:bCs/>
+          <w:lang w:val="en-US"/>
+        </w:rPr>
+        <w:t>i</w:t>
+      </w:r>
+      <w:proofErr w:type="spellEnd"/>
+      <w:r>
+        <w:rPr>
+          <w:b/>
+          <w:bCs/>
+          <w:lang w:val="en-US"/>
+        </w:rPr>
+        <w:t xml:space="preserve"> click “Add New”</w:t>
       </w:r>
       <w:r>
         <w:rPr>
@@ -8877,49 +10572,149 @@
           <w:bCs/>
           <w:lang w:val="en-US"/>
         </w:rPr>
-        <w:t xml:space="preserve">Installed peron can enter the data, </w:t>
-      </w:r>
-      <w:r>
-        <w:rPr>
-          <w:b/>
-          <w:bCs/>
-          <w:lang w:val="en-US"/>
-        </w:rPr>
-        <w:t>there are a user of tcverp</w:t>
-      </w:r>
-    </w:p>
-    <w:p>
-      <w:pPr>
-        <w:pStyle w:val="NoSpacing"/>
-        <w:rPr>
-          <w:b/>
-          <w:bCs/>
-          <w:lang w:val="en-US"/>
-        </w:rPr>
-      </w:pPr>
-      <w:r>
-        <w:rPr>
-          <w:b/>
-          <w:bCs/>
-          <w:lang w:val="en-US"/>
-        </w:rPr>
-        <w:t xml:space="preserve">If user </w:t>
-      </w:r>
-      <w:r>
-        <w:rPr>
-          <w:b/>
-          <w:bCs/>
-          <w:lang w:val="en-US"/>
-        </w:rPr>
-        <w:t xml:space="preserve">, he will have rights to add the data in form , name </w:t>
-      </w:r>
-      <w:r>
-        <w:rPr>
-          <w:b/>
-          <w:bCs/>
-          <w:lang w:val="en-US"/>
-        </w:rPr>
-        <w:t>should captured from login details , should not enterable.</w:t>
+        <w:t xml:space="preserve">Installed </w:t>
+      </w:r>
+      <w:proofErr w:type="spellStart"/>
+      <w:r>
+        <w:rPr>
+          <w:b/>
+          <w:bCs/>
+          <w:lang w:val="en-US"/>
+        </w:rPr>
+        <w:t>peron</w:t>
+      </w:r>
+      <w:proofErr w:type="spellEnd"/>
+      <w:r>
+        <w:rPr>
+          <w:b/>
+          <w:bCs/>
+          <w:lang w:val="en-US"/>
+        </w:rPr>
+        <w:t xml:space="preserve"> can enter the data, </w:t>
+      </w:r>
+      <w:r>
+        <w:rPr>
+          <w:b/>
+          <w:bCs/>
+          <w:lang w:val="en-US"/>
+        </w:rPr>
+        <w:t xml:space="preserve">there are a user of </w:t>
+      </w:r>
+      <w:proofErr w:type="spellStart"/>
+      <w:r>
+        <w:rPr>
+          <w:b/>
+          <w:bCs/>
+          <w:lang w:val="en-US"/>
+        </w:rPr>
+        <w:t>tcverp</w:t>
+      </w:r>
+      <w:proofErr w:type="spellEnd"/>
+    </w:p>
+    <w:p>
+      <w:pPr>
+        <w:pStyle w:val="NoSpacing"/>
+        <w:rPr>
+          <w:b/>
+          <w:bCs/>
+          <w:lang w:val="en-US"/>
+        </w:rPr>
+      </w:pPr>
+      <w:r>
+        <w:rPr>
+          <w:b/>
+          <w:bCs/>
+          <w:lang w:val="en-US"/>
+        </w:rPr>
+        <w:t xml:space="preserve">If </w:t>
+      </w:r>
+      <w:proofErr w:type="gramStart"/>
+      <w:r>
+        <w:rPr>
+          <w:b/>
+          <w:bCs/>
+          <w:lang w:val="en-US"/>
+        </w:rPr>
+        <w:t xml:space="preserve">user </w:t>
+      </w:r>
+      <w:r>
+        <w:rPr>
+          <w:b/>
+          <w:bCs/>
+          <w:lang w:val="en-US"/>
+        </w:rPr>
+        <w:t>,</w:t>
+      </w:r>
+      <w:proofErr w:type="gramEnd"/>
+      <w:r>
+        <w:rPr>
+          <w:b/>
+          <w:bCs/>
+          <w:lang w:val="en-US"/>
+        </w:rPr>
+        <w:t xml:space="preserve"> he will have rights to add the data in </w:t>
+      </w:r>
+      <w:proofErr w:type="gramStart"/>
+      <w:r>
+        <w:rPr>
+          <w:b/>
+          <w:bCs/>
+          <w:lang w:val="en-US"/>
+        </w:rPr>
+        <w:t>form ,</w:t>
+      </w:r>
+      <w:proofErr w:type="gramEnd"/>
+      <w:r>
+        <w:rPr>
+          <w:b/>
+          <w:bCs/>
+          <w:lang w:val="en-US"/>
+        </w:rPr>
+        <w:t xml:space="preserve"> name </w:t>
+      </w:r>
+      <w:r>
+        <w:rPr>
+          <w:b/>
+          <w:bCs/>
+          <w:lang w:val="en-US"/>
+        </w:rPr>
+        <w:t xml:space="preserve">should </w:t>
+      </w:r>
+      <w:proofErr w:type="gramStart"/>
+      <w:r>
+        <w:rPr>
+          <w:b/>
+          <w:bCs/>
+          <w:lang w:val="en-US"/>
+        </w:rPr>
+        <w:t>captured</w:t>
+      </w:r>
+      <w:proofErr w:type="gramEnd"/>
+      <w:r>
+        <w:rPr>
+          <w:b/>
+          <w:bCs/>
+          <w:lang w:val="en-US"/>
+        </w:rPr>
+        <w:t xml:space="preserve"> from login </w:t>
+      </w:r>
+      <w:proofErr w:type="gramStart"/>
+      <w:r>
+        <w:rPr>
+          <w:b/>
+          <w:bCs/>
+          <w:lang w:val="en-US"/>
+        </w:rPr>
+        <w:t>details ,</w:t>
+      </w:r>
+      <w:proofErr w:type="gramEnd"/>
+      <w:r>
+        <w:rPr>
+          <w:b/>
+          <w:bCs/>
+          <w:lang w:val="en-US"/>
+        </w:rPr>
+        <w:t xml:space="preserve"> should not enterable.</w:t>
       </w:r>
     </w:p>
     <w:p>
@@ -8971,7 +10766,25 @@
           <w:bCs/>
           <w:lang w:val="en-US"/>
         </w:rPr>
-        <w:t>role and permission in admin side, we have the role and permisison administration screen if need we will add the list</w:t>
+        <w:t xml:space="preserve">role and permission in admin side, we have the role and </w:t>
+      </w:r>
+      <w:proofErr w:type="spellStart"/>
+      <w:r>
+        <w:rPr>
+          <w:b/>
+          <w:bCs/>
+          <w:lang w:val="en-US"/>
+        </w:rPr>
+        <w:t>permisison</w:t>
+      </w:r>
+      <w:proofErr w:type="spellEnd"/>
+      <w:r>
+        <w:rPr>
+          <w:b/>
+          <w:bCs/>
+          <w:lang w:val="en-US"/>
+        </w:rPr>
+        <w:t xml:space="preserve"> administration screen if need we will add the list</w:t>
       </w:r>
     </w:p>
     <w:p>
@@ -9167,13 +10980,23 @@
           <w:lang w:val="en-US"/>
         </w:rPr>
       </w:pPr>
-      <w:r>
-        <w:rPr>
-          <w:b/>
-          <w:bCs/>
-          <w:lang w:val="en-US"/>
-        </w:rPr>
-        <w:t>Pammal customer having customer number from 10</w:t>
+      <w:proofErr w:type="spellStart"/>
+      <w:r>
+        <w:rPr>
+          <w:b/>
+          <w:bCs/>
+          <w:lang w:val="en-US"/>
+        </w:rPr>
+        <w:t>Pammal</w:t>
+      </w:r>
+      <w:proofErr w:type="spellEnd"/>
+      <w:r>
+        <w:rPr>
+          <w:b/>
+          <w:bCs/>
+          <w:lang w:val="en-US"/>
+        </w:rPr>
+        <w:t xml:space="preserve"> customer having customer number from 10</w:t>
       </w:r>
       <w:r>
         <w:rPr>
@@ -9207,7 +11030,25 @@
           <w:bCs/>
           <w:lang w:val="en-US"/>
         </w:rPr>
-        <w:t xml:space="preserve">TCV customer  having customer number from 1001 to </w:t>
+        <w:t xml:space="preserve">TCV </w:t>
+      </w:r>
+      <w:proofErr w:type="gramStart"/>
+      <w:r>
+        <w:rPr>
+          <w:b/>
+          <w:bCs/>
+          <w:lang w:val="en-US"/>
+        </w:rPr>
+        <w:t>customer  having</w:t>
+      </w:r>
+      <w:proofErr w:type="gramEnd"/>
+      <w:r>
+        <w:rPr>
+          <w:b/>
+          <w:bCs/>
+          <w:lang w:val="en-US"/>
+        </w:rPr>
+        <w:t xml:space="preserve"> customer number from 1001 to </w:t>
       </w:r>
       <w:r>
         <w:rPr>
@@ -9233,7 +11074,27 @@
           <w:bCs/>
           <w:lang w:val="en-US"/>
         </w:rPr>
-        <w:t xml:space="preserve">SVN Customer having customer number form 3001 to </w:t>
+        <w:t xml:space="preserve">SVN Customer having customer number </w:t>
+      </w:r>
+      <w:proofErr w:type="spellStart"/>
+      <w:proofErr w:type="gramStart"/>
+      <w:r>
+        <w:rPr>
+          <w:b/>
+          <w:bCs/>
+          <w:lang w:val="en-US"/>
+        </w:rPr>
+        <w:t>form</w:t>
+      </w:r>
+      <w:proofErr w:type="spellEnd"/>
+      <w:proofErr w:type="gramEnd"/>
+      <w:r>
+        <w:rPr>
+          <w:b/>
+          <w:bCs/>
+          <w:lang w:val="en-US"/>
+        </w:rPr>
+        <w:t xml:space="preserve"> 3001 to </w:t>
       </w:r>
       <w:r>
         <w:rPr>
@@ -9253,39 +11114,131 @@
           <w:lang w:val="en-US"/>
         </w:rPr>
       </w:pPr>
-      <w:r>
-        <w:rPr>
-          <w:b/>
-          <w:bCs/>
-          <w:lang w:val="en-US"/>
-        </w:rPr>
-        <w:t xml:space="preserve">Maitain different table to each four type cucomers different table </w:t>
-      </w:r>
-    </w:p>
-    <w:p>
-      <w:pPr>
-        <w:pStyle w:val="NoSpacing"/>
-        <w:rPr>
-          <w:b/>
-          <w:bCs/>
-          <w:lang w:val="en-US"/>
-        </w:rPr>
-      </w:pPr>
-      <w:r>
-        <w:rPr>
-          <w:b/>
-          <w:bCs/>
-          <w:lang w:val="en-US"/>
-        </w:rPr>
-        <w:t xml:space="preserve">But here we need all to gether in single </w:t>
-      </w:r>
-      <w:r>
-        <w:rPr>
-          <w:b/>
-          <w:bCs/>
-          <w:lang w:val="en-US"/>
-        </w:rPr>
-        <w:t xml:space="preserve">databse and combined table to all customer i will upload the customer </w:t>
+      <w:proofErr w:type="spellStart"/>
+      <w:r>
+        <w:rPr>
+          <w:b/>
+          <w:bCs/>
+          <w:lang w:val="en-US"/>
+        </w:rPr>
+        <w:t>Maitain</w:t>
+      </w:r>
+      <w:proofErr w:type="spellEnd"/>
+      <w:r>
+        <w:rPr>
+          <w:b/>
+          <w:bCs/>
+          <w:lang w:val="en-US"/>
+        </w:rPr>
+        <w:t xml:space="preserve"> different table to </w:t>
+      </w:r>
+      <w:proofErr w:type="gramStart"/>
+      <w:r>
+        <w:rPr>
+          <w:b/>
+          <w:bCs/>
+          <w:lang w:val="en-US"/>
+        </w:rPr>
+        <w:t>each four type</w:t>
+      </w:r>
+      <w:proofErr w:type="gramEnd"/>
+      <w:r>
+        <w:rPr>
+          <w:b/>
+          <w:bCs/>
+          <w:lang w:val="en-US"/>
+        </w:rPr>
+        <w:t xml:space="preserve"> </w:t>
+      </w:r>
+      <w:proofErr w:type="spellStart"/>
+      <w:r>
+        <w:rPr>
+          <w:b/>
+          <w:bCs/>
+          <w:lang w:val="en-US"/>
+        </w:rPr>
+        <w:t>cucomers</w:t>
+      </w:r>
+      <w:proofErr w:type="spellEnd"/>
+      <w:r>
+        <w:rPr>
+          <w:b/>
+          <w:bCs/>
+          <w:lang w:val="en-US"/>
+        </w:rPr>
+        <w:t xml:space="preserve"> different table </w:t>
+      </w:r>
+    </w:p>
+    <w:p>
+      <w:pPr>
+        <w:pStyle w:val="NoSpacing"/>
+        <w:rPr>
+          <w:b/>
+          <w:bCs/>
+          <w:lang w:val="en-US"/>
+        </w:rPr>
+      </w:pPr>
+      <w:r>
+        <w:rPr>
+          <w:b/>
+          <w:bCs/>
+          <w:lang w:val="en-US"/>
+        </w:rPr>
+        <w:t xml:space="preserve">But here we need all to </w:t>
+      </w:r>
+      <w:proofErr w:type="spellStart"/>
+      <w:r>
+        <w:rPr>
+          <w:b/>
+          <w:bCs/>
+          <w:lang w:val="en-US"/>
+        </w:rPr>
+        <w:t>gether</w:t>
+      </w:r>
+      <w:proofErr w:type="spellEnd"/>
+      <w:r>
+        <w:rPr>
+          <w:b/>
+          <w:bCs/>
+          <w:lang w:val="en-US"/>
+        </w:rPr>
+        <w:t xml:space="preserve"> in single </w:t>
+      </w:r>
+      <w:proofErr w:type="spellStart"/>
+      <w:r>
+        <w:rPr>
+          <w:b/>
+          <w:bCs/>
+          <w:lang w:val="en-US"/>
+        </w:rPr>
+        <w:t>databse</w:t>
+      </w:r>
+      <w:proofErr w:type="spellEnd"/>
+      <w:r>
+        <w:rPr>
+          <w:b/>
+          <w:bCs/>
+          <w:lang w:val="en-US"/>
+        </w:rPr>
+        <w:t xml:space="preserve"> and combined table to all customer </w:t>
+      </w:r>
+      <w:proofErr w:type="spellStart"/>
+      <w:r>
+        <w:rPr>
+          <w:b/>
+          <w:bCs/>
+          <w:lang w:val="en-US"/>
+        </w:rPr>
+        <w:t>i</w:t>
+      </w:r>
+      <w:proofErr w:type="spellEnd"/>
+      <w:r>
+        <w:rPr>
+          <w:b/>
+          <w:bCs/>
+          <w:lang w:val="en-US"/>
+        </w:rPr>
+        <w:t xml:space="preserve"> will upload the customer </w:t>
       </w:r>
       <w:r>
         <w:rPr>
@@ -9302,45 +11255,91 @@
           <w:lang w:val="en-US"/>
         </w:rPr>
         <w:br/>
-        <w:t>First I need the tables list and database structureal archietect</w:t>
-      </w:r>
-    </w:p>
-    <w:p>
-      <w:pPr>
-        <w:pStyle w:val="NoSpacing"/>
-        <w:rPr>
-          <w:b/>
-          <w:bCs/>
-          <w:lang w:val="en-US"/>
-        </w:rPr>
-      </w:pPr>
-    </w:p>
-    <w:p>
-      <w:pPr>
-        <w:pStyle w:val="NoSpacing"/>
-        <w:rPr>
-          <w:b/>
-          <w:bCs/>
-          <w:lang w:val="en-US"/>
-        </w:rPr>
-      </w:pPr>
-    </w:p>
-    <w:p>
-      <w:pPr>
-        <w:pStyle w:val="NoSpacing"/>
-        <w:rPr>
-          <w:b/>
-          <w:bCs/>
-          <w:lang w:val="en-US"/>
-        </w:rPr>
-      </w:pPr>
-      <w:r>
-        <w:rPr>
-          <w:b/>
-          <w:bCs/>
-          <w:lang w:val="en-US"/>
-        </w:rPr>
-        <w:t>/cable-tv/customers/add</w:t>
+        <w:t xml:space="preserve">First I need the tables list and database </w:t>
+      </w:r>
+      <w:proofErr w:type="spellStart"/>
+      <w:r>
+        <w:rPr>
+          <w:b/>
+          <w:bCs/>
+          <w:lang w:val="en-US"/>
+        </w:rPr>
+        <w:t>structureal</w:t>
+      </w:r>
+      <w:proofErr w:type="spellEnd"/>
+      <w:r>
+        <w:rPr>
+          <w:b/>
+          <w:bCs/>
+          <w:lang w:val="en-US"/>
+        </w:rPr>
+        <w:t xml:space="preserve"> </w:t>
+      </w:r>
+      <w:proofErr w:type="spellStart"/>
+      <w:r>
+        <w:rPr>
+          <w:b/>
+          <w:bCs/>
+          <w:lang w:val="en-US"/>
+        </w:rPr>
+        <w:t>archietect</w:t>
+      </w:r>
+      <w:proofErr w:type="spellEnd"/>
+    </w:p>
+    <w:p>
+      <w:pPr>
+        <w:pStyle w:val="NoSpacing"/>
+        <w:rPr>
+          <w:b/>
+          <w:bCs/>
+          <w:lang w:val="en-US"/>
+        </w:rPr>
+      </w:pPr>
+    </w:p>
+    <w:p>
+      <w:pPr>
+        <w:pStyle w:val="NoSpacing"/>
+        <w:rPr>
+          <w:b/>
+          <w:bCs/>
+          <w:lang w:val="en-US"/>
+        </w:rPr>
+      </w:pPr>
+    </w:p>
+    <w:p>
+      <w:pPr>
+        <w:pStyle w:val="NoSpacing"/>
+        <w:rPr>
+          <w:b/>
+          <w:bCs/>
+          <w:lang w:val="en-US"/>
+        </w:rPr>
+      </w:pPr>
+      <w:r>
+        <w:rPr>
+          <w:b/>
+          <w:bCs/>
+          <w:lang w:val="en-US"/>
+        </w:rPr>
+        <w:t>/</w:t>
+      </w:r>
+      <w:proofErr w:type="gramStart"/>
+      <w:r>
+        <w:rPr>
+          <w:b/>
+          <w:bCs/>
+          <w:lang w:val="en-US"/>
+        </w:rPr>
+        <w:t>cable</w:t>
+      </w:r>
+      <w:proofErr w:type="gramEnd"/>
+      <w:r>
+        <w:rPr>
+          <w:b/>
+          <w:bCs/>
+          <w:lang w:val="en-US"/>
+        </w:rPr>
+        <w:t>-tv/customers/add</w:t>
       </w:r>
     </w:p>
     <w:p>
@@ -9397,7 +11396,23 @@
           <w:b/>
           <w:bCs/>
         </w:rPr>
-        <w:t xml:space="preserve"> – not requied in the widget</w:t>
+        <w:t xml:space="preserve"> – not </w:t>
+      </w:r>
+      <w:proofErr w:type="spellStart"/>
+      <w:r>
+        <w:rPr>
+          <w:b/>
+          <w:bCs/>
+        </w:rPr>
+        <w:t>requied</w:t>
+      </w:r>
+      <w:proofErr w:type="spellEnd"/>
+      <w:r>
+        <w:rPr>
+          <w:b/>
+          <w:bCs/>
+        </w:rPr>
+        <w:t xml:space="preserve"> in the widget</w:t>
       </w:r>
     </w:p>
     <w:p>
@@ -9494,7 +11509,23 @@
           <w:b/>
           <w:bCs/>
         </w:rPr>
-        <w:t>, Stb amount</w:t>
+        <w:t xml:space="preserve">, </w:t>
+      </w:r>
+      <w:proofErr w:type="spellStart"/>
+      <w:r>
+        <w:rPr>
+          <w:b/>
+          <w:bCs/>
+        </w:rPr>
+        <w:t>Stb</w:t>
+      </w:r>
+      <w:proofErr w:type="spellEnd"/>
+      <w:r>
+        <w:rPr>
+          <w:b/>
+          <w:bCs/>
+        </w:rPr>
+        <w:t xml:space="preserve"> amount</w:t>
       </w:r>
     </w:p>
     <w:p>
@@ -9619,15 +11650,69 @@
           <w:bCs/>
           <w:lang w:val="en-US"/>
         </w:rPr>
-        <w:t>Need to add the entire stb stock , like</w:t>
-      </w:r>
-      <w:r>
-        <w:rPr>
-          <w:b/>
-          <w:bCs/>
-          <w:lang w:val="en-US"/>
-        </w:rPr>
-        <w:t xml:space="preserve"> stb type-</w:t>
+        <w:t xml:space="preserve">Need to add the entire </w:t>
+      </w:r>
+      <w:proofErr w:type="spellStart"/>
+      <w:r>
+        <w:rPr>
+          <w:b/>
+          <w:bCs/>
+          <w:lang w:val="en-US"/>
+        </w:rPr>
+        <w:t>stb</w:t>
+      </w:r>
+      <w:proofErr w:type="spellEnd"/>
+      <w:r>
+        <w:rPr>
+          <w:b/>
+          <w:bCs/>
+          <w:lang w:val="en-US"/>
+        </w:rPr>
+        <w:t xml:space="preserve"> </w:t>
+      </w:r>
+      <w:proofErr w:type="gramStart"/>
+      <w:r>
+        <w:rPr>
+          <w:b/>
+          <w:bCs/>
+          <w:lang w:val="en-US"/>
+        </w:rPr>
+        <w:t>stock ,</w:t>
+      </w:r>
+      <w:proofErr w:type="gramEnd"/>
+      <w:r>
+        <w:rPr>
+          <w:b/>
+          <w:bCs/>
+          <w:lang w:val="en-US"/>
+        </w:rPr>
+        <w:t xml:space="preserve"> like</w:t>
+      </w:r>
+      <w:r>
+        <w:rPr>
+          <w:b/>
+          <w:bCs/>
+          <w:lang w:val="en-US"/>
+        </w:rPr>
+        <w:t xml:space="preserve"> </w:t>
+      </w:r>
+      <w:proofErr w:type="spellStart"/>
+      <w:r>
+        <w:rPr>
+          <w:b/>
+          <w:bCs/>
+          <w:lang w:val="en-US"/>
+        </w:rPr>
+        <w:t>stb</w:t>
+      </w:r>
+      <w:proofErr w:type="spellEnd"/>
+      <w:r>
+        <w:rPr>
+          <w:b/>
+          <w:bCs/>
+          <w:lang w:val="en-US"/>
+        </w:rPr>
+        <w:t xml:space="preserve"> type-</w:t>
       </w:r>
       <w:r>
         <w:rPr>
@@ -9695,7 +11780,25 @@
           <w:bCs/>
           <w:lang w:val="en-US"/>
         </w:rPr>
-        <w:t>should move to “Available “ to “Not Available” status.</w:t>
+        <w:t xml:space="preserve">should move to “Available </w:t>
+      </w:r>
+      <w:proofErr w:type="gramStart"/>
+      <w:r>
+        <w:rPr>
+          <w:b/>
+          <w:bCs/>
+          <w:lang w:val="en-US"/>
+        </w:rPr>
+        <w:t>“ to</w:t>
+      </w:r>
+      <w:proofErr w:type="gramEnd"/>
+      <w:r>
+        <w:rPr>
+          <w:b/>
+          <w:bCs/>
+          <w:lang w:val="en-US"/>
+        </w:rPr>
+        <w:t xml:space="preserve"> “Not Available” status.</w:t>
       </w:r>
     </w:p>
     <w:p>
@@ -9743,13 +11846,23 @@
           <w:lang w:val="en-US"/>
         </w:rPr>
       </w:pPr>
-      <w:r>
-        <w:rPr>
-          <w:b/>
-          <w:bCs/>
-          <w:lang w:val="en-US"/>
-        </w:rPr>
-        <w:t>Stb type - HD /SD</w:t>
+      <w:proofErr w:type="spellStart"/>
+      <w:r>
+        <w:rPr>
+          <w:b/>
+          <w:bCs/>
+          <w:lang w:val="en-US"/>
+        </w:rPr>
+        <w:t>Stb</w:t>
+      </w:r>
+      <w:proofErr w:type="spellEnd"/>
+      <w:r>
+        <w:rPr>
+          <w:b/>
+          <w:bCs/>
+          <w:lang w:val="en-US"/>
+        </w:rPr>
+        <w:t xml:space="preserve"> type - HD /SD</w:t>
       </w:r>
       <w:r>
         <w:rPr>
@@ -9769,31 +11882,51 @@
           <w:lang w:val="en-US"/>
         </w:rPr>
       </w:pPr>
-      <w:r>
-        <w:rPr>
-          <w:b/>
-          <w:bCs/>
-          <w:lang w:val="en-US"/>
-        </w:rPr>
-        <w:t>stb type- NEW/SERVICED/ RETURNED/ FAULT (static)</w:t>
-      </w:r>
-    </w:p>
-    <w:p>
-      <w:pPr>
-        <w:pStyle w:val="NoSpacing"/>
-        <w:rPr>
-          <w:b/>
-          <w:bCs/>
-          <w:lang w:val="en-US"/>
-        </w:rPr>
-      </w:pPr>
-      <w:r>
-        <w:rPr>
-          <w:b/>
-          <w:bCs/>
-          <w:lang w:val="en-US"/>
-        </w:rPr>
-        <w:t xml:space="preserve">MSO : </w:t>
+      <w:proofErr w:type="spellStart"/>
+      <w:r>
+        <w:rPr>
+          <w:b/>
+          <w:bCs/>
+          <w:lang w:val="en-US"/>
+        </w:rPr>
+        <w:t>stb</w:t>
+      </w:r>
+      <w:proofErr w:type="spellEnd"/>
+      <w:r>
+        <w:rPr>
+          <w:b/>
+          <w:bCs/>
+          <w:lang w:val="en-US"/>
+        </w:rPr>
+        <w:t xml:space="preserve"> type- NEW/SERVICED/ RETURNED/ FAULT (static)</w:t>
+      </w:r>
+    </w:p>
+    <w:p>
+      <w:pPr>
+        <w:pStyle w:val="NoSpacing"/>
+        <w:rPr>
+          <w:b/>
+          <w:bCs/>
+          <w:lang w:val="en-US"/>
+        </w:rPr>
+      </w:pPr>
+      <w:proofErr w:type="gramStart"/>
+      <w:r>
+        <w:rPr>
+          <w:b/>
+          <w:bCs/>
+          <w:lang w:val="en-US"/>
+        </w:rPr>
+        <w:t>MSO :</w:t>
+      </w:r>
+      <w:proofErr w:type="gramEnd"/>
+      <w:r>
+        <w:rPr>
+          <w:b/>
+          <w:bCs/>
+          <w:lang w:val="en-US"/>
+        </w:rPr>
+        <w:t xml:space="preserve"> </w:t>
       </w:r>
       <w:r>
         <w:rPr>
@@ -9813,31 +11946,51 @@
           <w:lang w:val="en-US"/>
         </w:rPr>
       </w:pPr>
-      <w:r>
-        <w:rPr>
-          <w:b/>
-          <w:bCs/>
-          <w:lang w:val="en-US"/>
-        </w:rPr>
-        <w:t xml:space="preserve">Stb amount </w:t>
-      </w:r>
-    </w:p>
-    <w:p>
-      <w:pPr>
-        <w:pStyle w:val="NoSpacing"/>
-        <w:rPr>
-          <w:b/>
-          <w:bCs/>
-          <w:lang w:val="en-US"/>
-        </w:rPr>
-      </w:pPr>
-      <w:r>
-        <w:rPr>
-          <w:b/>
-          <w:bCs/>
-          <w:lang w:val="en-US"/>
-        </w:rPr>
-        <w:t>STATUS : Available / Not Available</w:t>
+      <w:proofErr w:type="spellStart"/>
+      <w:r>
+        <w:rPr>
+          <w:b/>
+          <w:bCs/>
+          <w:lang w:val="en-US"/>
+        </w:rPr>
+        <w:t>Stb</w:t>
+      </w:r>
+      <w:proofErr w:type="spellEnd"/>
+      <w:r>
+        <w:rPr>
+          <w:b/>
+          <w:bCs/>
+          <w:lang w:val="en-US"/>
+        </w:rPr>
+        <w:t xml:space="preserve"> amount </w:t>
+      </w:r>
+    </w:p>
+    <w:p>
+      <w:pPr>
+        <w:pStyle w:val="NoSpacing"/>
+        <w:rPr>
+          <w:b/>
+          <w:bCs/>
+          <w:lang w:val="en-US"/>
+        </w:rPr>
+      </w:pPr>
+      <w:proofErr w:type="gramStart"/>
+      <w:r>
+        <w:rPr>
+          <w:b/>
+          <w:bCs/>
+          <w:lang w:val="en-US"/>
+        </w:rPr>
+        <w:t>STATUS :</w:t>
+      </w:r>
+      <w:proofErr w:type="gramEnd"/>
+      <w:r>
+        <w:rPr>
+          <w:b/>
+          <w:bCs/>
+          <w:lang w:val="en-US"/>
+        </w:rPr>
+        <w:t xml:space="preserve"> Available / Not Available</w:t>
       </w:r>
       <w:r>
         <w:rPr>
@@ -9963,14 +12116,30 @@
           <w:bCs/>
         </w:rPr>
         <w:br/>
-        <w:t>Disconnection Date</w:t>
-      </w:r>
-      <w:r>
-        <w:rPr>
-          <w:b/>
-          <w:bCs/>
-        </w:rPr>
-        <w:t xml:space="preserve"> , </w:t>
+        <w:t xml:space="preserve">Disconnection </w:t>
+      </w:r>
+      <w:proofErr w:type="gramStart"/>
+      <w:r>
+        <w:rPr>
+          <w:b/>
+          <w:bCs/>
+        </w:rPr>
+        <w:t>Date</w:t>
+      </w:r>
+      <w:r>
+        <w:rPr>
+          <w:b/>
+          <w:bCs/>
+        </w:rPr>
+        <w:t xml:space="preserve"> ,</w:t>
+      </w:r>
+      <w:proofErr w:type="gramEnd"/>
+      <w:r>
+        <w:rPr>
+          <w:b/>
+          <w:bCs/>
+        </w:rPr>
+        <w:t xml:space="preserve"> </w:t>
       </w:r>
       <w:r>
         <w:rPr>
@@ -10044,7 +12213,25 @@
           <w:bCs/>
           <w:lang w:val="en-US"/>
         </w:rPr>
-        <w:t xml:space="preserve">Month Name , Year </w:t>
+        <w:t xml:space="preserve">Month </w:t>
+      </w:r>
+      <w:proofErr w:type="gramStart"/>
+      <w:r>
+        <w:rPr>
+          <w:b/>
+          <w:bCs/>
+          <w:lang w:val="en-US"/>
+        </w:rPr>
+        <w:t>Name ,</w:t>
+      </w:r>
+      <w:proofErr w:type="gramEnd"/>
+      <w:r>
+        <w:rPr>
+          <w:b/>
+          <w:bCs/>
+          <w:lang w:val="en-US"/>
+        </w:rPr>
+        <w:t xml:space="preserve"> Year </w:t>
       </w:r>
       <w:r>
         <w:rPr>
@@ -10060,7 +12247,25 @@
           <w:bCs/>
           <w:lang w:val="en-US"/>
         </w:rPr>
-        <w:t xml:space="preserve">start date , and </w:t>
+        <w:t xml:space="preserve">start </w:t>
+      </w:r>
+      <w:proofErr w:type="gramStart"/>
+      <w:r>
+        <w:rPr>
+          <w:b/>
+          <w:bCs/>
+          <w:lang w:val="en-US"/>
+        </w:rPr>
+        <w:t>date ,</w:t>
+      </w:r>
+      <w:proofErr w:type="gramEnd"/>
+      <w:r>
+        <w:rPr>
+          <w:b/>
+          <w:bCs/>
+          <w:lang w:val="en-US"/>
+        </w:rPr>
+        <w:t xml:space="preserve"> and </w:t>
       </w:r>
       <w:r>
         <w:rPr>
@@ -10099,7 +12304,25 @@
           <w:bCs/>
           <w:lang w:val="en-US"/>
         </w:rPr>
-        <w:t xml:space="preserve">And separate stb-issue-master required </w:t>
+        <w:t xml:space="preserve">And separate </w:t>
+      </w:r>
+      <w:proofErr w:type="spellStart"/>
+      <w:r>
+        <w:rPr>
+          <w:b/>
+          <w:bCs/>
+          <w:lang w:val="en-US"/>
+        </w:rPr>
+        <w:t>stb</w:t>
+      </w:r>
+      <w:proofErr w:type="spellEnd"/>
+      <w:r>
+        <w:rPr>
+          <w:b/>
+          <w:bCs/>
+          <w:lang w:val="en-US"/>
+        </w:rPr>
+        <w:t xml:space="preserve">-issue-master required </w:t>
       </w:r>
     </w:p>
     <w:p>
@@ -10163,15 +12386,79 @@
           <w:bCs/>
           <w:lang w:val="en-US"/>
         </w:rPr>
-        <w:t xml:space="preserve">STB amount – fetch from stb detalils while select the stb </w:t>
-      </w:r>
-      <w:r>
-        <w:rPr>
-          <w:b/>
-          <w:bCs/>
-          <w:lang w:val="en-US"/>
-        </w:rPr>
-        <w:t>, can edit the amount</w:t>
+        <w:t xml:space="preserve">STB amount – fetch from </w:t>
+      </w:r>
+      <w:proofErr w:type="spellStart"/>
+      <w:r>
+        <w:rPr>
+          <w:b/>
+          <w:bCs/>
+          <w:lang w:val="en-US"/>
+        </w:rPr>
+        <w:t>stb</w:t>
+      </w:r>
+      <w:proofErr w:type="spellEnd"/>
+      <w:r>
+        <w:rPr>
+          <w:b/>
+          <w:bCs/>
+          <w:lang w:val="en-US"/>
+        </w:rPr>
+        <w:t xml:space="preserve"> </w:t>
+      </w:r>
+      <w:proofErr w:type="spellStart"/>
+      <w:r>
+        <w:rPr>
+          <w:b/>
+          <w:bCs/>
+          <w:lang w:val="en-US"/>
+        </w:rPr>
+        <w:t>detalils</w:t>
+      </w:r>
+      <w:proofErr w:type="spellEnd"/>
+      <w:r>
+        <w:rPr>
+          <w:b/>
+          <w:bCs/>
+          <w:lang w:val="en-US"/>
+        </w:rPr>
+        <w:t xml:space="preserve"> while select the </w:t>
+      </w:r>
+      <w:proofErr w:type="spellStart"/>
+      <w:proofErr w:type="gramStart"/>
+      <w:r>
+        <w:rPr>
+          <w:b/>
+          <w:bCs/>
+          <w:lang w:val="en-US"/>
+        </w:rPr>
+        <w:t>stb</w:t>
+      </w:r>
+      <w:proofErr w:type="spellEnd"/>
+      <w:r>
+        <w:rPr>
+          <w:b/>
+          <w:bCs/>
+          <w:lang w:val="en-US"/>
+        </w:rPr>
+        <w:t xml:space="preserve"> </w:t>
+      </w:r>
+      <w:r>
+        <w:rPr>
+          <w:b/>
+          <w:bCs/>
+          <w:lang w:val="en-US"/>
+        </w:rPr>
+        <w:t>,</w:t>
+      </w:r>
+      <w:proofErr w:type="gramEnd"/>
+      <w:r>
+        <w:rPr>
+          <w:b/>
+          <w:bCs/>
+          <w:lang w:val="en-US"/>
+        </w:rPr>
+        <w:t xml:space="preserve"> can edit the amount</w:t>
       </w:r>
     </w:p>
     <w:p>
@@ -10359,6 +12646,7 @@
           <w:lang w:val="en-US"/>
         </w:rPr>
       </w:pPr>
+      <w:proofErr w:type="gramStart"/>
       <w:r>
         <w:rPr>
           <w:b/>
@@ -10375,6 +12663,7 @@
         </w:rPr>
         <w:t>Total</w:t>
       </w:r>
+      <w:proofErr w:type="gramEnd"/>
     </w:p>
     <w:p>
       <w:pPr>
@@ -10409,25 +12698,53 @@
           <w:bCs/>
           <w:lang w:val="en-US"/>
         </w:rPr>
-        <w:t>Grand Total  required</w:t>
-      </w:r>
-    </w:p>
-    <w:p>
-      <w:pPr>
-        <w:pStyle w:val="NoSpacing"/>
-        <w:rPr>
-          <w:b/>
-          <w:bCs/>
-          <w:lang w:val="en-US"/>
-        </w:rPr>
-      </w:pPr>
-      <w:r>
-        <w:rPr>
-          <w:b/>
-          <w:bCs/>
-          <w:lang w:val="en-US"/>
-        </w:rPr>
-        <w:t>And a status requied – if installed amount not handed over to account department by the installed person – that should be in pending status</w:t>
+        <w:t xml:space="preserve">Grand </w:t>
+      </w:r>
+      <w:proofErr w:type="gramStart"/>
+      <w:r>
+        <w:rPr>
+          <w:b/>
+          <w:bCs/>
+          <w:lang w:val="en-US"/>
+        </w:rPr>
+        <w:t>Total  required</w:t>
+      </w:r>
+      <w:proofErr w:type="gramEnd"/>
+    </w:p>
+    <w:p>
+      <w:pPr>
+        <w:pStyle w:val="NoSpacing"/>
+        <w:rPr>
+          <w:b/>
+          <w:bCs/>
+          <w:lang w:val="en-US"/>
+        </w:rPr>
+      </w:pPr>
+      <w:r>
+        <w:rPr>
+          <w:b/>
+          <w:bCs/>
+          <w:lang w:val="en-US"/>
+        </w:rPr>
+        <w:t xml:space="preserve">And a status </w:t>
+      </w:r>
+      <w:proofErr w:type="spellStart"/>
+      <w:r>
+        <w:rPr>
+          <w:b/>
+          <w:bCs/>
+          <w:lang w:val="en-US"/>
+        </w:rPr>
+        <w:t>requied</w:t>
+      </w:r>
+      <w:proofErr w:type="spellEnd"/>
+      <w:r>
+        <w:rPr>
+          <w:b/>
+          <w:bCs/>
+          <w:lang w:val="en-US"/>
+        </w:rPr>
+        <w:t xml:space="preserve"> – if installed amount not handed over to account department by the installed person – that should be in pending status</w:t>
       </w:r>
       <w:r>
         <w:rPr>
@@ -10470,7 +12787,25 @@
           <w:lang w:val="en-US"/>
         </w:rPr>
         <w:br/>
-        <w:t xml:space="preserve">If this account is in pending status, account disbute list required separately </w:t>
+        <w:t xml:space="preserve">If this account is in pending status, account </w:t>
+      </w:r>
+      <w:proofErr w:type="spellStart"/>
+      <w:r>
+        <w:rPr>
+          <w:b/>
+          <w:bCs/>
+          <w:lang w:val="en-US"/>
+        </w:rPr>
+        <w:t>disbute</w:t>
+      </w:r>
+      <w:proofErr w:type="spellEnd"/>
+      <w:r>
+        <w:rPr>
+          <w:b/>
+          <w:bCs/>
+          <w:lang w:val="en-US"/>
+        </w:rPr>
+        <w:t xml:space="preserve"> list required separately </w:t>
       </w:r>
     </w:p>
     <w:p>
@@ -10697,7 +13032,43 @@
           <w:bCs/>
           <w:lang w:val="en-US"/>
         </w:rPr>
-        <w:t xml:space="preserve">complete connection and material used details list , end of the list “Action “ – Edit, Delete, on top of the list </w:t>
+        <w:t xml:space="preserve">complete connection and material used details </w:t>
+      </w:r>
+      <w:proofErr w:type="gramStart"/>
+      <w:r>
+        <w:rPr>
+          <w:b/>
+          <w:bCs/>
+          <w:lang w:val="en-US"/>
+        </w:rPr>
+        <w:t>list ,</w:t>
+      </w:r>
+      <w:proofErr w:type="gramEnd"/>
+      <w:r>
+        <w:rPr>
+          <w:b/>
+          <w:bCs/>
+          <w:lang w:val="en-US"/>
+        </w:rPr>
+        <w:t xml:space="preserve"> end of the list “Action </w:t>
+      </w:r>
+      <w:proofErr w:type="gramStart"/>
+      <w:r>
+        <w:rPr>
+          <w:b/>
+          <w:bCs/>
+          <w:lang w:val="en-US"/>
+        </w:rPr>
+        <w:t>“ –</w:t>
+      </w:r>
+      <w:proofErr w:type="gramEnd"/>
+      <w:r>
+        <w:rPr>
+          <w:b/>
+          <w:bCs/>
+          <w:lang w:val="en-US"/>
+        </w:rPr>
+        <w:t xml:space="preserve"> Edit, Delete, on top of the list </w:t>
       </w:r>
       <w:r>
         <w:rPr>
@@ -10777,8 +13148,54 @@
           <w:bCs/>
           <w:lang w:val="en-US"/>
         </w:rPr>
-        <w:t>Connection type : Reconnecton / Shifted / etc</w:t>
-      </w:r>
+        <w:t xml:space="preserve">Connection </w:t>
+      </w:r>
+      <w:proofErr w:type="gramStart"/>
+      <w:r>
+        <w:rPr>
+          <w:b/>
+          <w:bCs/>
+          <w:lang w:val="en-US"/>
+        </w:rPr>
+        <w:t>type :</w:t>
+      </w:r>
+      <w:proofErr w:type="gramEnd"/>
+      <w:r>
+        <w:rPr>
+          <w:b/>
+          <w:bCs/>
+          <w:lang w:val="en-US"/>
+        </w:rPr>
+        <w:t xml:space="preserve"> </w:t>
+      </w:r>
+      <w:proofErr w:type="spellStart"/>
+      <w:r>
+        <w:rPr>
+          <w:b/>
+          <w:bCs/>
+          <w:lang w:val="en-US"/>
+        </w:rPr>
+        <w:t>Reconnecton</w:t>
+      </w:r>
+      <w:proofErr w:type="spellEnd"/>
+      <w:r>
+        <w:rPr>
+          <w:b/>
+          <w:bCs/>
+          <w:lang w:val="en-US"/>
+        </w:rPr>
+        <w:t xml:space="preserve"> / Shifted / </w:t>
+      </w:r>
+      <w:proofErr w:type="spellStart"/>
+      <w:r>
+        <w:rPr>
+          <w:b/>
+          <w:bCs/>
+          <w:lang w:val="en-US"/>
+        </w:rPr>
+        <w:t>etc</w:t>
+      </w:r>
+      <w:proofErr w:type="spellEnd"/>
     </w:p>
     <w:p>
       <w:pPr>
@@ -10797,13 +13214,23 @@
         </w:rPr>
         <w:t xml:space="preserve">Installed by – if not </w:t>
       </w:r>
-      <w:r>
-        <w:rPr>
-          <w:b/>
-          <w:bCs/>
-          <w:lang w:val="en-US"/>
-        </w:rPr>
-        <w:t>admin , capture from login user</w:t>
+      <w:proofErr w:type="gramStart"/>
+      <w:r>
+        <w:rPr>
+          <w:b/>
+          <w:bCs/>
+          <w:lang w:val="en-US"/>
+        </w:rPr>
+        <w:t>admin ,</w:t>
+      </w:r>
+      <w:proofErr w:type="gramEnd"/>
+      <w:r>
+        <w:rPr>
+          <w:b/>
+          <w:bCs/>
+          <w:lang w:val="en-US"/>
+        </w:rPr>
+        <w:t xml:space="preserve"> capture from login user</w:t>
       </w:r>
     </w:p>
     <w:p>
@@ -10829,7 +13256,25 @@
           <w:bCs/>
           <w:lang w:val="en-US"/>
         </w:rPr>
-        <w:t>– if not admin , capture from login user</w:t>
+        <w:t xml:space="preserve">– if not </w:t>
+      </w:r>
+      <w:proofErr w:type="gramStart"/>
+      <w:r>
+        <w:rPr>
+          <w:b/>
+          <w:bCs/>
+          <w:lang w:val="en-US"/>
+        </w:rPr>
+        <w:t>admin ,</w:t>
+      </w:r>
+      <w:proofErr w:type="gramEnd"/>
+      <w:r>
+        <w:rPr>
+          <w:b/>
+          <w:bCs/>
+          <w:lang w:val="en-US"/>
+        </w:rPr>
+        <w:t xml:space="preserve"> capture from login user</w:t>
       </w:r>
     </w:p>
     <w:p>
@@ -10898,7 +13343,23 @@
           <w:b/>
           <w:bCs/>
         </w:rPr>
-        <w:t>This amount details come In pending payment module</w:t>
+        <w:t xml:space="preserve">This amount details come </w:t>
+      </w:r>
+      <w:proofErr w:type="gramStart"/>
+      <w:r>
+        <w:rPr>
+          <w:b/>
+          <w:bCs/>
+        </w:rPr>
+        <w:t>In</w:t>
+      </w:r>
+      <w:proofErr w:type="gramEnd"/>
+      <w:r>
+        <w:rPr>
+          <w:b/>
+          <w:bCs/>
+        </w:rPr>
+        <w:t xml:space="preserve"> pending payment module</w:t>
       </w:r>
     </w:p>
     <w:p>
@@ -10954,8 +13415,18 @@
           <w:bCs/>
           <w:lang w:val="en-US"/>
         </w:rPr>
-        <w:t>While click the stb</w:t>
-      </w:r>
+        <w:t xml:space="preserve">While click the </w:t>
+      </w:r>
+      <w:proofErr w:type="spellStart"/>
+      <w:r>
+        <w:rPr>
+          <w:b/>
+          <w:bCs/>
+          <w:lang w:val="en-US"/>
+        </w:rPr>
+        <w:t>stb</w:t>
+      </w:r>
+      <w:proofErr w:type="spellEnd"/>
       <w:r>
         <w:rPr>
           <w:b/>
@@ -10978,7 +13449,25 @@
           <w:bCs/>
           <w:lang w:val="en-US"/>
         </w:rPr>
-        <w:t>list the stb details</w:t>
+        <w:t xml:space="preserve">list the </w:t>
+      </w:r>
+      <w:proofErr w:type="spellStart"/>
+      <w:r>
+        <w:rPr>
+          <w:b/>
+          <w:bCs/>
+          <w:lang w:val="en-US"/>
+        </w:rPr>
+        <w:t>stb</w:t>
+      </w:r>
+      <w:proofErr w:type="spellEnd"/>
+      <w:r>
+        <w:rPr>
+          <w:b/>
+          <w:bCs/>
+          <w:lang w:val="en-US"/>
+        </w:rPr>
+        <w:t xml:space="preserve"> details</w:t>
       </w:r>
     </w:p>
     <w:p>
@@ -11004,25 +13493,89 @@
           <w:bCs/>
           <w:lang w:val="en-US"/>
         </w:rPr>
-        <w:t xml:space="preserve"> to capture the stb number ,</w:t>
-      </w:r>
-    </w:p>
-    <w:p>
-      <w:pPr>
-        <w:pStyle w:val="NoSpacing"/>
-        <w:rPr>
-          <w:b/>
-          <w:bCs/>
-          <w:lang w:val="en-US"/>
-        </w:rPr>
-      </w:pPr>
-      <w:r>
-        <w:rPr>
-          <w:b/>
-          <w:bCs/>
-          <w:lang w:val="en-US"/>
-        </w:rPr>
-        <w:t xml:space="preserve">Date of install, stb type : </w:t>
+        <w:t xml:space="preserve"> to capture the </w:t>
+      </w:r>
+      <w:proofErr w:type="spellStart"/>
+      <w:r>
+        <w:rPr>
+          <w:b/>
+          <w:bCs/>
+          <w:lang w:val="en-US"/>
+        </w:rPr>
+        <w:t>stb</w:t>
+      </w:r>
+      <w:proofErr w:type="spellEnd"/>
+      <w:r>
+        <w:rPr>
+          <w:b/>
+          <w:bCs/>
+          <w:lang w:val="en-US"/>
+        </w:rPr>
+        <w:t xml:space="preserve"> </w:t>
+      </w:r>
+      <w:proofErr w:type="gramStart"/>
+      <w:r>
+        <w:rPr>
+          <w:b/>
+          <w:bCs/>
+          <w:lang w:val="en-US"/>
+        </w:rPr>
+        <w:t>number ,</w:t>
+      </w:r>
+      <w:proofErr w:type="gramEnd"/>
+    </w:p>
+    <w:p>
+      <w:pPr>
+        <w:pStyle w:val="NoSpacing"/>
+        <w:rPr>
+          <w:b/>
+          <w:bCs/>
+          <w:lang w:val="en-US"/>
+        </w:rPr>
+      </w:pPr>
+      <w:r>
+        <w:rPr>
+          <w:b/>
+          <w:bCs/>
+          <w:lang w:val="en-US"/>
+        </w:rPr>
+        <w:t xml:space="preserve">Date of install, </w:t>
+      </w:r>
+      <w:proofErr w:type="spellStart"/>
+      <w:r>
+        <w:rPr>
+          <w:b/>
+          <w:bCs/>
+          <w:lang w:val="en-US"/>
+        </w:rPr>
+        <w:t>stb</w:t>
+      </w:r>
+      <w:proofErr w:type="spellEnd"/>
+      <w:r>
+        <w:rPr>
+          <w:b/>
+          <w:bCs/>
+          <w:lang w:val="en-US"/>
+        </w:rPr>
+        <w:t xml:space="preserve"> </w:t>
+      </w:r>
+      <w:proofErr w:type="gramStart"/>
+      <w:r>
+        <w:rPr>
+          <w:b/>
+          <w:bCs/>
+          <w:lang w:val="en-US"/>
+        </w:rPr>
+        <w:t>type :</w:t>
+      </w:r>
+      <w:proofErr w:type="gramEnd"/>
+      <w:r>
+        <w:rPr>
+          <w:b/>
+          <w:bCs/>
+          <w:lang w:val="en-US"/>
+        </w:rPr>
+        <w:t xml:space="preserve"> </w:t>
       </w:r>
       <w:r>
         <w:rPr>
@@ -11050,56 +13603,112 @@
           <w:lang w:val="en-US"/>
         </w:rPr>
       </w:pPr>
-      <w:r>
-        <w:rPr>
-          <w:b/>
-          <w:bCs/>
-          <w:lang w:val="en-US"/>
-        </w:rPr>
-        <w:t xml:space="preserve">Stb amount </w:t>
-      </w:r>
-    </w:p>
-    <w:p>
-      <w:pPr>
-        <w:pStyle w:val="NoSpacing"/>
-        <w:rPr>
-          <w:b/>
-          <w:bCs/>
-          <w:lang w:val="en-US"/>
-        </w:rPr>
-      </w:pPr>
-      <w:r>
-        <w:rPr>
-          <w:b/>
-          <w:bCs/>
-          <w:lang w:val="en-US"/>
-        </w:rPr>
-        <w:t xml:space="preserve">Stb discount, </w:t>
-      </w:r>
-    </w:p>
-    <w:p>
-      <w:pPr>
-        <w:pStyle w:val="NoSpacing"/>
-        <w:rPr>
-          <w:b/>
-          <w:bCs/>
-        </w:rPr>
-      </w:pPr>
-      <w:r>
-        <w:rPr>
-          <w:b/>
-          <w:bCs/>
-          <w:lang w:val="en-US"/>
-        </w:rPr>
-        <w:t xml:space="preserve">Installed date, installed by , entered by </w:t>
-      </w:r>
-      <w:r>
-        <w:rPr>
-          <w:b/>
-          <w:bCs/>
-          <w:lang w:val="en-US"/>
-        </w:rPr>
-        <w:t>–, balance, due_date, status: Active</w:t>
+      <w:proofErr w:type="spellStart"/>
+      <w:r>
+        <w:rPr>
+          <w:b/>
+          <w:bCs/>
+          <w:lang w:val="en-US"/>
+        </w:rPr>
+        <w:t>Stb</w:t>
+      </w:r>
+      <w:proofErr w:type="spellEnd"/>
+      <w:r>
+        <w:rPr>
+          <w:b/>
+          <w:bCs/>
+          <w:lang w:val="en-US"/>
+        </w:rPr>
+        <w:t xml:space="preserve"> amount </w:t>
+      </w:r>
+    </w:p>
+    <w:p>
+      <w:pPr>
+        <w:pStyle w:val="NoSpacing"/>
+        <w:rPr>
+          <w:b/>
+          <w:bCs/>
+          <w:lang w:val="en-US"/>
+        </w:rPr>
+      </w:pPr>
+      <w:proofErr w:type="spellStart"/>
+      <w:r>
+        <w:rPr>
+          <w:b/>
+          <w:bCs/>
+          <w:lang w:val="en-US"/>
+        </w:rPr>
+        <w:t>Stb</w:t>
+      </w:r>
+      <w:proofErr w:type="spellEnd"/>
+      <w:r>
+        <w:rPr>
+          <w:b/>
+          <w:bCs/>
+          <w:lang w:val="en-US"/>
+        </w:rPr>
+        <w:t xml:space="preserve"> discount, </w:t>
+      </w:r>
+    </w:p>
+    <w:p>
+      <w:pPr>
+        <w:pStyle w:val="NoSpacing"/>
+        <w:rPr>
+          <w:b/>
+          <w:bCs/>
+        </w:rPr>
+      </w:pPr>
+      <w:r>
+        <w:rPr>
+          <w:b/>
+          <w:bCs/>
+          <w:lang w:val="en-US"/>
+        </w:rPr>
+        <w:t xml:space="preserve">Installed date, installed </w:t>
+      </w:r>
+      <w:proofErr w:type="gramStart"/>
+      <w:r>
+        <w:rPr>
+          <w:b/>
+          <w:bCs/>
+          <w:lang w:val="en-US"/>
+        </w:rPr>
+        <w:t>by ,</w:t>
+      </w:r>
+      <w:proofErr w:type="gramEnd"/>
+      <w:r>
+        <w:rPr>
+          <w:b/>
+          <w:bCs/>
+          <w:lang w:val="en-US"/>
+        </w:rPr>
+        <w:t xml:space="preserve"> entered by </w:t>
+      </w:r>
+      <w:r>
+        <w:rPr>
+          <w:b/>
+          <w:bCs/>
+          <w:lang w:val="en-US"/>
+        </w:rPr>
+        <w:t xml:space="preserve">–, balance, </w:t>
+      </w:r>
+      <w:proofErr w:type="spellStart"/>
+      <w:r>
+        <w:rPr>
+          <w:b/>
+          <w:bCs/>
+          <w:lang w:val="en-US"/>
+        </w:rPr>
+        <w:t>due_date</w:t>
+      </w:r>
+      <w:proofErr w:type="spellEnd"/>
+      <w:r>
+        <w:rPr>
+          <w:b/>
+          <w:bCs/>
+          <w:lang w:val="en-US"/>
+        </w:rPr>
+        <w:t>, status: Active</w:t>
       </w:r>
       <w:r>
         <w:rPr>
@@ -11168,7 +13777,23 @@
           <w:b/>
           <w:bCs/>
         </w:rPr>
-        <w:t xml:space="preserve">This amount details come In pending payment </w:t>
+        <w:t xml:space="preserve">This amount details come </w:t>
+      </w:r>
+      <w:proofErr w:type="gramStart"/>
+      <w:r>
+        <w:rPr>
+          <w:b/>
+          <w:bCs/>
+        </w:rPr>
+        <w:t>In</w:t>
+      </w:r>
+      <w:proofErr w:type="gramEnd"/>
+      <w:r>
+        <w:rPr>
+          <w:b/>
+          <w:bCs/>
+        </w:rPr>
+        <w:t xml:space="preserve"> pending payment </w:t>
       </w:r>
       <w:r>
         <w:rPr>
@@ -11221,7 +13846,25 @@
           <w:bCs/>
           <w:lang w:val="en-US"/>
         </w:rPr>
-        <w:t>And subscribtion details also required</w:t>
+        <w:t xml:space="preserve">And </w:t>
+      </w:r>
+      <w:proofErr w:type="spellStart"/>
+      <w:r>
+        <w:rPr>
+          <w:b/>
+          <w:bCs/>
+          <w:lang w:val="en-US"/>
+        </w:rPr>
+        <w:t>subscribtion</w:t>
+      </w:r>
+      <w:proofErr w:type="spellEnd"/>
+      <w:r>
+        <w:rPr>
+          <w:b/>
+          <w:bCs/>
+          <w:lang w:val="en-US"/>
+        </w:rPr>
+        <w:t xml:space="preserve"> details also required</w:t>
       </w:r>
       <w:r>
         <w:rPr>
@@ -11390,7 +14033,25 @@
           <w:bCs/>
           <w:lang w:val="en-US"/>
         </w:rPr>
-        <w:t xml:space="preserve">Mobile N0o : </w:t>
+        <w:t>Mobile N0</w:t>
+      </w:r>
+      <w:proofErr w:type="gramStart"/>
+      <w:r>
+        <w:rPr>
+          <w:b/>
+          <w:bCs/>
+          <w:lang w:val="en-US"/>
+        </w:rPr>
+        <w:t>o :</w:t>
+      </w:r>
+      <w:proofErr w:type="gramEnd"/>
+      <w:r>
+        <w:rPr>
+          <w:b/>
+          <w:bCs/>
+          <w:lang w:val="en-US"/>
+        </w:rPr>
+        <w:t xml:space="preserve"> </w:t>
       </w:r>
       <w:r>
         <w:rPr>
@@ -11414,6 +14075,7 @@
           <w:lang w:val="en-US"/>
         </w:rPr>
       </w:pPr>
+      <w:proofErr w:type="gramStart"/>
       <w:r>
         <w:rPr>
           <w:b/>
@@ -11428,7 +14090,34 @@
           <w:bCs/>
           <w:lang w:val="en-US"/>
         </w:rPr>
-        <w:t xml:space="preserve"> : stb no / installed date/ installed by</w:t>
+        <w:t xml:space="preserve"> :</w:t>
+      </w:r>
+      <w:proofErr w:type="gramEnd"/>
+      <w:r>
+        <w:rPr>
+          <w:b/>
+          <w:bCs/>
+          <w:lang w:val="en-US"/>
+        </w:rPr>
+        <w:t xml:space="preserve"> </w:t>
+      </w:r>
+      <w:proofErr w:type="spellStart"/>
+      <w:r>
+        <w:rPr>
+          <w:b/>
+          <w:bCs/>
+          <w:lang w:val="en-US"/>
+        </w:rPr>
+        <w:t>stb</w:t>
+      </w:r>
+      <w:proofErr w:type="spellEnd"/>
+      <w:r>
+        <w:rPr>
+          <w:b/>
+          <w:bCs/>
+          <w:lang w:val="en-US"/>
+        </w:rPr>
+        <w:t xml:space="preserve"> no / installed date/ installed by</w:t>
       </w:r>
     </w:p>
     <w:p>
@@ -11458,7 +14147,25 @@
           <w:bCs/>
           <w:lang w:val="en-US"/>
         </w:rPr>
-        <w:t xml:space="preserve">: package amount – next info icon click to show the package name and </w:t>
+        <w:t xml:space="preserve">: package amount – next info icon </w:t>
+      </w:r>
+      <w:proofErr w:type="gramStart"/>
+      <w:r>
+        <w:rPr>
+          <w:b/>
+          <w:bCs/>
+          <w:lang w:val="en-US"/>
+        </w:rPr>
+        <w:t>click</w:t>
+      </w:r>
+      <w:proofErr w:type="gramEnd"/>
+      <w:r>
+        <w:rPr>
+          <w:b/>
+          <w:bCs/>
+          <w:lang w:val="en-US"/>
+        </w:rPr>
+        <w:t xml:space="preserve"> to show the package name and </w:t>
       </w:r>
       <w:r>
         <w:rPr>
@@ -11482,6 +14189,7 @@
           <w:lang w:val="en-US"/>
         </w:rPr>
       </w:pPr>
+      <w:proofErr w:type="gramStart"/>
       <w:r>
         <w:rPr>
           <w:b/>
@@ -11489,7 +14197,16 @@
           <w:lang w:val="en-US"/>
         </w:rPr>
         <w:lastRenderedPageBreak/>
-        <w:t>Status : status</w:t>
+        <w:t>Status :</w:t>
+      </w:r>
+      <w:proofErr w:type="gramEnd"/>
+      <w:r>
+        <w:rPr>
+          <w:b/>
+          <w:bCs/>
+          <w:lang w:val="en-US"/>
+        </w:rPr>
+        <w:t xml:space="preserve"> status</w:t>
       </w:r>
       <w:r>
         <w:rPr>
@@ -11529,7 +14246,16 @@
           <w:bCs/>
           <w:lang w:val="en-US"/>
         </w:rPr>
-        <w:t xml:space="preserve">– View/ </w:t>
+        <w:t>– View</w:t>
+      </w:r>
+      <w:proofErr w:type="gramStart"/>
+      <w:r>
+        <w:rPr>
+          <w:b/>
+          <w:bCs/>
+          <w:lang w:val="en-US"/>
+        </w:rPr>
+        <w:t xml:space="preserve">/ </w:t>
       </w:r>
       <w:r>
         <w:rPr>
@@ -11553,7 +14279,16 @@
           <w:bCs/>
           <w:lang w:val="en-US"/>
         </w:rPr>
-        <w:t xml:space="preserve">onnection / </w:t>
+        <w:t>onnection</w:t>
+      </w:r>
+      <w:proofErr w:type="gramEnd"/>
+      <w:r>
+        <w:rPr>
+          <w:b/>
+          <w:bCs/>
+          <w:lang w:val="en-US"/>
+        </w:rPr>
+        <w:t xml:space="preserve"> / </w:t>
       </w:r>
       <w:r>
         <w:rPr>
@@ -11682,13 +14417,23 @@
           <w:lang w:val="en-US"/>
         </w:rPr>
       </w:pPr>
-      <w:r>
-        <w:rPr>
-          <w:b/>
-          <w:bCs/>
-          <w:lang w:val="en-US"/>
-        </w:rPr>
-        <w:t>Network : selectable</w:t>
+      <w:proofErr w:type="gramStart"/>
+      <w:r>
+        <w:rPr>
+          <w:b/>
+          <w:bCs/>
+          <w:lang w:val="en-US"/>
+        </w:rPr>
+        <w:t>Network :</w:t>
+      </w:r>
+      <w:proofErr w:type="gramEnd"/>
+      <w:r>
+        <w:rPr>
+          <w:b/>
+          <w:bCs/>
+          <w:lang w:val="en-US"/>
+        </w:rPr>
+        <w:t xml:space="preserve"> selectable</w:t>
       </w:r>
       <w:r>
         <w:rPr>
@@ -11717,13 +14462,23 @@
           <w:lang w:val="en-US"/>
         </w:rPr>
       </w:pPr>
-      <w:r>
-        <w:rPr>
-          <w:b/>
-          <w:bCs/>
-          <w:lang w:val="en-US"/>
-        </w:rPr>
-        <w:t>Name : user enterable</w:t>
+      <w:proofErr w:type="gramStart"/>
+      <w:r>
+        <w:rPr>
+          <w:b/>
+          <w:bCs/>
+          <w:lang w:val="en-US"/>
+        </w:rPr>
+        <w:t>Name :</w:t>
+      </w:r>
+      <w:proofErr w:type="gramEnd"/>
+      <w:r>
+        <w:rPr>
+          <w:b/>
+          <w:bCs/>
+          <w:lang w:val="en-US"/>
+        </w:rPr>
+        <w:t xml:space="preserve"> user enterable</w:t>
       </w:r>
     </w:p>
     <w:p>
@@ -11817,13 +14572,23 @@
           <w:lang w:val="en-US"/>
         </w:rPr>
       </w:pPr>
-      <w:r>
-        <w:rPr>
-          <w:b/>
-          <w:bCs/>
-          <w:lang w:val="en-US"/>
-        </w:rPr>
-        <w:t>Status : selectable</w:t>
+      <w:proofErr w:type="gramStart"/>
+      <w:r>
+        <w:rPr>
+          <w:b/>
+          <w:bCs/>
+          <w:lang w:val="en-US"/>
+        </w:rPr>
+        <w:t>Status :</w:t>
+      </w:r>
+      <w:proofErr w:type="gramEnd"/>
+      <w:r>
+        <w:rPr>
+          <w:b/>
+          <w:bCs/>
+          <w:lang w:val="en-US"/>
+        </w:rPr>
+        <w:t xml:space="preserve"> selectable</w:t>
       </w:r>
     </w:p>
     <w:p>
@@ -12010,7 +14775,23 @@
           <w:b/>
           <w:bCs/>
         </w:rPr>
-        <w:t xml:space="preserve"> not requird in </w:t>
+        <w:t xml:space="preserve"> not </w:t>
+      </w:r>
+      <w:proofErr w:type="spellStart"/>
+      <w:r>
+        <w:rPr>
+          <w:b/>
+          <w:bCs/>
+        </w:rPr>
+        <w:t>requird</w:t>
+      </w:r>
+      <w:proofErr w:type="spellEnd"/>
+      <w:r>
+        <w:rPr>
+          <w:b/>
+          <w:bCs/>
+        </w:rPr>
+        <w:t xml:space="preserve"> in </w:t>
       </w:r>
       <w:r>
         <w:rPr>
@@ -12101,7 +14882,25 @@
           <w:bCs/>
           <w:lang w:val="en-US"/>
         </w:rPr>
-        <w:t xml:space="preserve">it is by non admin , logged in user name should be in </w:t>
+        <w:t xml:space="preserve">it is by non </w:t>
+      </w:r>
+      <w:proofErr w:type="gramStart"/>
+      <w:r>
+        <w:rPr>
+          <w:b/>
+          <w:bCs/>
+          <w:lang w:val="en-US"/>
+        </w:rPr>
+        <w:t>admin ,</w:t>
+      </w:r>
+      <w:proofErr w:type="gramEnd"/>
+      <w:r>
+        <w:rPr>
+          <w:b/>
+          <w:bCs/>
+          <w:lang w:val="en-US"/>
+        </w:rPr>
+        <w:t xml:space="preserve"> logged in user name should be in </w:t>
       </w:r>
       <w:r>
         <w:rPr>
@@ -12205,7 +15004,39 @@
           <w:b/>
           <w:bCs/>
         </w:rPr>
-        <w:t xml:space="preserve"> field requied in table , did not show in add new customer, it’s default value 0 to new customer, </w:t>
+        <w:t xml:space="preserve"> field </w:t>
+      </w:r>
+      <w:proofErr w:type="spellStart"/>
+      <w:r>
+        <w:rPr>
+          <w:b/>
+          <w:bCs/>
+        </w:rPr>
+        <w:t>requied</w:t>
+      </w:r>
+      <w:proofErr w:type="spellEnd"/>
+      <w:r>
+        <w:rPr>
+          <w:b/>
+          <w:bCs/>
+        </w:rPr>
+        <w:t xml:space="preserve"> in </w:t>
+      </w:r>
+      <w:proofErr w:type="gramStart"/>
+      <w:r>
+        <w:rPr>
+          <w:b/>
+          <w:bCs/>
+        </w:rPr>
+        <w:t>table ,</w:t>
+      </w:r>
+      <w:proofErr w:type="gramEnd"/>
+      <w:r>
+        <w:rPr>
+          <w:b/>
+          <w:bCs/>
+        </w:rPr>
+        <w:t xml:space="preserve"> did not show in add new customer, it’s default value 0 to new customer, </w:t>
       </w:r>
     </w:p>
     <w:p>
@@ -12253,12 +15084,21 @@
         <w:br/>
         <w:t xml:space="preserve">Installed by also capture to </w:t>
       </w:r>
-      <w:r>
-        <w:rPr>
-          <w:b/>
-          <w:bCs/>
-        </w:rPr>
-        <w:t>stb table also, user the installed by name, which is in “</w:t>
+      <w:proofErr w:type="spellStart"/>
+      <w:r>
+        <w:rPr>
+          <w:b/>
+          <w:bCs/>
+        </w:rPr>
+        <w:t>stb</w:t>
+      </w:r>
+      <w:proofErr w:type="spellEnd"/>
+      <w:r>
+        <w:rPr>
+          <w:b/>
+          <w:bCs/>
+        </w:rPr>
+        <w:t xml:space="preserve"> table also, user the installed by name, which is in “</w:t>
       </w:r>
       <w:r>
         <w:rPr>
@@ -12341,7 +15181,23 @@
           <w:b/>
           <w:bCs/>
         </w:rPr>
-        <w:t xml:space="preserve"> – not required, which one also capture from stb installed date</w:t>
+        <w:t xml:space="preserve"> – not required, which one also capture from </w:t>
+      </w:r>
+      <w:proofErr w:type="spellStart"/>
+      <w:r>
+        <w:rPr>
+          <w:b/>
+          <w:bCs/>
+        </w:rPr>
+        <w:t>stb</w:t>
+      </w:r>
+      <w:proofErr w:type="spellEnd"/>
+      <w:r>
+        <w:rPr>
+          <w:b/>
+          <w:bCs/>
+        </w:rPr>
+        <w:t xml:space="preserve"> installed date</w:t>
       </w:r>
       <w:r>
         <w:rPr>
@@ -12395,14 +15251,46 @@
           <w:b/>
           <w:bCs/>
         </w:rPr>
-        <w:t xml:space="preserve"> in table , but did not show here </w:t>
-      </w:r>
-      <w:r>
-        <w:rPr>
-          <w:b/>
-          <w:bCs/>
-        </w:rPr>
-        <w:t>, which captured from “</w:t>
+        <w:t xml:space="preserve"> in </w:t>
+      </w:r>
+      <w:proofErr w:type="gramStart"/>
+      <w:r>
+        <w:rPr>
+          <w:b/>
+          <w:bCs/>
+        </w:rPr>
+        <w:t>table ,</w:t>
+      </w:r>
+      <w:proofErr w:type="gramEnd"/>
+      <w:r>
+        <w:rPr>
+          <w:b/>
+          <w:bCs/>
+        </w:rPr>
+        <w:t xml:space="preserve"> but did not show </w:t>
+      </w:r>
+      <w:proofErr w:type="gramStart"/>
+      <w:r>
+        <w:rPr>
+          <w:b/>
+          <w:bCs/>
+        </w:rPr>
+        <w:t xml:space="preserve">here </w:t>
+      </w:r>
+      <w:r>
+        <w:rPr>
+          <w:b/>
+          <w:bCs/>
+        </w:rPr>
+        <w:t>,</w:t>
+      </w:r>
+      <w:proofErr w:type="gramEnd"/>
+      <w:r>
+        <w:rPr>
+          <w:b/>
+          <w:bCs/>
+        </w:rPr>
+        <w:t xml:space="preserve"> which captured from “</w:t>
       </w:r>
       <w:r>
         <w:rPr>
@@ -12418,15 +15306,33 @@
           <w:bCs/>
           <w:lang w:val="en-US"/>
         </w:rPr>
-        <w:t xml:space="preserve"> widget” installed by</w:t>
-      </w:r>
-      <w:r>
-        <w:rPr>
-          <w:b/>
-          <w:bCs/>
-          <w:lang w:val="en-US"/>
-        </w:rPr>
-        <w:t xml:space="preserve"> , required in table also</w:t>
+        <w:t xml:space="preserve"> widget” installed </w:t>
+      </w:r>
+      <w:proofErr w:type="gramStart"/>
+      <w:r>
+        <w:rPr>
+          <w:b/>
+          <w:bCs/>
+          <w:lang w:val="en-US"/>
+        </w:rPr>
+        <w:t>by</w:t>
+      </w:r>
+      <w:r>
+        <w:rPr>
+          <w:b/>
+          <w:bCs/>
+          <w:lang w:val="en-US"/>
+        </w:rPr>
+        <w:t xml:space="preserve"> ,</w:t>
+      </w:r>
+      <w:proofErr w:type="gramEnd"/>
+      <w:r>
+        <w:rPr>
+          <w:b/>
+          <w:bCs/>
+          <w:lang w:val="en-US"/>
+        </w:rPr>
+        <w:t xml:space="preserve"> required in table also</w:t>
       </w:r>
     </w:p>
     <w:p>
@@ -12492,7 +15398,23 @@
           <w:b/>
           <w:bCs/>
         </w:rPr>
-        <w:t xml:space="preserve"> from stb details and </w:t>
+        <w:t xml:space="preserve"> from </w:t>
+      </w:r>
+      <w:proofErr w:type="spellStart"/>
+      <w:r>
+        <w:rPr>
+          <w:b/>
+          <w:bCs/>
+        </w:rPr>
+        <w:t>stb</w:t>
+      </w:r>
+      <w:proofErr w:type="spellEnd"/>
+      <w:r>
+        <w:rPr>
+          <w:b/>
+          <w:bCs/>
+        </w:rPr>
+        <w:t xml:space="preserve"> details and </w:t>
       </w:r>
       <w:r>
         <w:rPr>
@@ -12590,7 +15512,23 @@
           <w:b/>
           <w:bCs/>
         </w:rPr>
-        <w:t xml:space="preserve"> from stb details and </w:t>
+        <w:t xml:space="preserve"> from </w:t>
+      </w:r>
+      <w:proofErr w:type="spellStart"/>
+      <w:r>
+        <w:rPr>
+          <w:b/>
+          <w:bCs/>
+        </w:rPr>
+        <w:t>stb</w:t>
+      </w:r>
+      <w:proofErr w:type="spellEnd"/>
+      <w:r>
+        <w:rPr>
+          <w:b/>
+          <w:bCs/>
+        </w:rPr>
+        <w:t xml:space="preserve"> details and </w:t>
       </w:r>
       <w:r>
         <w:rPr>
@@ -12604,8 +15542,17 @@
           <w:b/>
           <w:bCs/>
         </w:rPr>
-        <w:t xml:space="preserve"> from customer details widges</w:t>
-      </w:r>
+        <w:t xml:space="preserve"> from customer details </w:t>
+      </w:r>
+      <w:proofErr w:type="spellStart"/>
+      <w:r>
+        <w:rPr>
+          <w:b/>
+          <w:bCs/>
+        </w:rPr>
+        <w:t>widges</w:t>
+      </w:r>
+      <w:proofErr w:type="spellEnd"/>
     </w:p>
     <w:p>
       <w:pPr>
@@ -12728,7 +15675,25 @@
           <w:bCs/>
           <w:lang w:val="en-US"/>
         </w:rPr>
-        <w:t>Payment type : Days / Month / Year</w:t>
+        <w:t xml:space="preserve">Payment </w:t>
+      </w:r>
+      <w:proofErr w:type="gramStart"/>
+      <w:r>
+        <w:rPr>
+          <w:b/>
+          <w:bCs/>
+          <w:lang w:val="en-US"/>
+        </w:rPr>
+        <w:t>type :</w:t>
+      </w:r>
+      <w:proofErr w:type="gramEnd"/>
+      <w:r>
+        <w:rPr>
+          <w:b/>
+          <w:bCs/>
+          <w:lang w:val="en-US"/>
+        </w:rPr>
+        <w:t xml:space="preserve"> Days / Month / Year</w:t>
       </w:r>
       <w:r>
         <w:rPr>
@@ -12782,15 +15747,33 @@
           <w:bCs/>
           <w:lang w:val="en-US"/>
         </w:rPr>
-        <w:t>package amount should calculate based on start date</w:t>
-      </w:r>
-      <w:r>
-        <w:rPr>
-          <w:b/>
-          <w:bCs/>
-          <w:lang w:val="en-US"/>
-        </w:rPr>
-        <w:t>(current date default)</w:t>
+        <w:t xml:space="preserve">package amount should calculate based on start </w:t>
+      </w:r>
+      <w:proofErr w:type="gramStart"/>
+      <w:r>
+        <w:rPr>
+          <w:b/>
+          <w:bCs/>
+          <w:lang w:val="en-US"/>
+        </w:rPr>
+        <w:t>date</w:t>
+      </w:r>
+      <w:r>
+        <w:rPr>
+          <w:b/>
+          <w:bCs/>
+          <w:lang w:val="en-US"/>
+        </w:rPr>
+        <w:t>(</w:t>
+      </w:r>
+      <w:proofErr w:type="gramEnd"/>
+      <w:r>
+        <w:rPr>
+          <w:b/>
+          <w:bCs/>
+          <w:lang w:val="en-US"/>
+        </w:rPr>
+        <w:t>current date default)</w:t>
       </w:r>
       <w:r>
         <w:rPr>
@@ -12860,7 +15843,16 @@
           <w:bCs/>
           <w:lang w:val="en-US"/>
         </w:rPr>
-        <w:t xml:space="preserve">current date </w:t>
+        <w:t xml:space="preserve">current </w:t>
+      </w:r>
+      <w:proofErr w:type="gramStart"/>
+      <w:r>
+        <w:rPr>
+          <w:b/>
+          <w:bCs/>
+          <w:lang w:val="en-US"/>
+        </w:rPr>
+        <w:t xml:space="preserve">date </w:t>
       </w:r>
       <w:r>
         <w:rPr>
@@ -12886,6 +15878,7 @@
         </w:rPr>
         <w:t>o</w:t>
       </w:r>
+      <w:proofErr w:type="gramEnd"/>
       <w:r>
         <w:rPr>
           <w:b/>
@@ -12922,7 +15915,25 @@
           <w:bCs/>
           <w:lang w:val="en-US"/>
         </w:rPr>
-        <w:t xml:space="preserve">Number of days will show next to period field  and </w:t>
+        <w:t xml:space="preserve">Number of days will show next to period </w:t>
+      </w:r>
+      <w:proofErr w:type="gramStart"/>
+      <w:r>
+        <w:rPr>
+          <w:b/>
+          <w:bCs/>
+          <w:lang w:val="en-US"/>
+        </w:rPr>
+        <w:t>field  and</w:t>
+      </w:r>
+      <w:proofErr w:type="gramEnd"/>
+      <w:r>
+        <w:rPr>
+          <w:b/>
+          <w:bCs/>
+          <w:lang w:val="en-US"/>
+        </w:rPr>
+        <w:t xml:space="preserve"> </w:t>
       </w:r>
       <w:r>
         <w:rPr>
@@ -12996,7 +16007,25 @@
           <w:bCs/>
           <w:lang w:val="en-US"/>
         </w:rPr>
-        <w:t xml:space="preserve">If Month selected , need </w:t>
+        <w:t xml:space="preserve">If Month </w:t>
+      </w:r>
+      <w:proofErr w:type="gramStart"/>
+      <w:r>
+        <w:rPr>
+          <w:b/>
+          <w:bCs/>
+          <w:lang w:val="en-US"/>
+        </w:rPr>
+        <w:t>selected ,</w:t>
+      </w:r>
+      <w:proofErr w:type="gramEnd"/>
+      <w:r>
+        <w:rPr>
+          <w:b/>
+          <w:bCs/>
+          <w:lang w:val="en-US"/>
+        </w:rPr>
+        <w:t xml:space="preserve"> need </w:t>
       </w:r>
       <w:r>
         <w:rPr>
@@ -13061,7 +16090,25 @@
           <w:bCs/>
           <w:lang w:val="en-US"/>
         </w:rPr>
-        <w:t xml:space="preserve">date based on number of month </w:t>
+        <w:t xml:space="preserve">date based on number of </w:t>
+      </w:r>
+      <w:proofErr w:type="gramStart"/>
+      <w:r>
+        <w:rPr>
+          <w:b/>
+          <w:bCs/>
+          <w:lang w:val="en-US"/>
+        </w:rPr>
+        <w:t>month</w:t>
+      </w:r>
+      <w:proofErr w:type="gramEnd"/>
+      <w:r>
+        <w:rPr>
+          <w:b/>
+          <w:bCs/>
+          <w:lang w:val="en-US"/>
+        </w:rPr>
+        <w:t xml:space="preserve"> </w:t>
       </w:r>
       <w:r>
         <w:rPr>
@@ -13091,7 +16138,25 @@
           <w:bCs/>
           <w:lang w:val="en-US"/>
         </w:rPr>
-        <w:t>If Year selected , need a drop down “Select No of Year” from 1 to 12, start date must be current month 1</w:t>
+        <w:t xml:space="preserve">If Year </w:t>
+      </w:r>
+      <w:proofErr w:type="gramStart"/>
+      <w:r>
+        <w:rPr>
+          <w:b/>
+          <w:bCs/>
+          <w:lang w:val="en-US"/>
+        </w:rPr>
+        <w:t>selected ,</w:t>
+      </w:r>
+      <w:proofErr w:type="gramEnd"/>
+      <w:r>
+        <w:rPr>
+          <w:b/>
+          <w:bCs/>
+          <w:lang w:val="en-US"/>
+        </w:rPr>
+        <w:t xml:space="preserve"> need a drop down “Select No of Year” from 1 to 12, start date must be current month 1</w:t>
       </w:r>
       <w:r>
         <w:rPr>
@@ -13170,35 +16235,70 @@
           <w:lang w:val="en-US"/>
         </w:rPr>
       </w:pPr>
-      <w:r>
-        <w:rPr>
-          <w:b/>
-          <w:bCs/>
-          <w:lang w:val="en-US"/>
-        </w:rPr>
-        <w:t xml:space="preserve">.If select Month or Year – </w:t>
-      </w:r>
-      <w:r>
-        <w:rPr>
-          <w:b/>
-          <w:bCs/>
-        </w:rPr>
-        <w:t>Expiry Date</w:t>
-      </w:r>
-      <w:r>
-        <w:rPr>
-          <w:b/>
-          <w:bCs/>
-        </w:rPr>
-        <w:t xml:space="preserve">  did not fetch </w:t>
-      </w:r>
-      <w:r>
-        <w:rPr>
-          <w:b/>
-          <w:bCs/>
-        </w:rPr>
-        <w:t>correct last date of the month, it’s calculation 30 instead of 31 of that month</w:t>
-      </w:r>
+      <w:proofErr w:type="gramStart"/>
+      <w:r>
+        <w:rPr>
+          <w:b/>
+          <w:bCs/>
+          <w:lang w:val="en-US"/>
+        </w:rPr>
+        <w:t>.If</w:t>
+      </w:r>
+      <w:proofErr w:type="gramEnd"/>
+      <w:r>
+        <w:rPr>
+          <w:b/>
+          <w:bCs/>
+          <w:lang w:val="en-US"/>
+        </w:rPr>
+        <w:t xml:space="preserve"> select Month or Year – </w:t>
+      </w:r>
+      <w:r>
+        <w:rPr>
+          <w:b/>
+          <w:bCs/>
+        </w:rPr>
+        <w:t xml:space="preserve">Expiry </w:t>
+      </w:r>
+      <w:proofErr w:type="gramStart"/>
+      <w:r>
+        <w:rPr>
+          <w:b/>
+          <w:bCs/>
+        </w:rPr>
+        <w:t>Date</w:t>
+      </w:r>
+      <w:r>
+        <w:rPr>
+          <w:b/>
+          <w:bCs/>
+        </w:rPr>
+        <w:t xml:space="preserve">  did</w:t>
+      </w:r>
+      <w:proofErr w:type="gramEnd"/>
+      <w:r>
+        <w:rPr>
+          <w:b/>
+          <w:bCs/>
+        </w:rPr>
+        <w:t xml:space="preserve"> not fetch </w:t>
+      </w:r>
+      <w:r>
+        <w:rPr>
+          <w:b/>
+          <w:bCs/>
+        </w:rPr>
+        <w:t xml:space="preserve">correct last date of the month, it’s calculation 30 instead of 31 of that </w:t>
+      </w:r>
+      <w:proofErr w:type="gramStart"/>
+      <w:r>
+        <w:rPr>
+          <w:b/>
+          <w:bCs/>
+        </w:rPr>
+        <w:t>month</w:t>
+      </w:r>
+      <w:proofErr w:type="gramEnd"/>
     </w:p>
     <w:p>
       <w:pPr>
@@ -13436,6 +16536,7 @@
           <w:lang w:val="en-US"/>
         </w:rPr>
       </w:pPr>
+      <w:proofErr w:type="gramStart"/>
       <w:r>
         <w:rPr>
           <w:b/>
@@ -13452,6 +16553,7 @@
         </w:rPr>
         <w:t>Reactivate</w:t>
       </w:r>
+      <w:proofErr w:type="gramEnd"/>
       <w:r>
         <w:rPr>
           <w:b/>
@@ -13470,6 +16572,7 @@
           <w:lang w:val="en-US"/>
         </w:rPr>
       </w:pPr>
+      <w:proofErr w:type="gramStart"/>
       <w:r>
         <w:rPr>
           <w:b/>
@@ -13486,6 +16589,7 @@
         </w:rPr>
         <w:t>Replaced</w:t>
       </w:r>
+      <w:proofErr w:type="gramEnd"/>
       <w:r>
         <w:rPr>
           <w:b/>
@@ -13504,78 +16608,119 @@
           <w:lang w:val="en-US"/>
         </w:rPr>
       </w:pPr>
-      <w:r>
-        <w:rPr>
-          <w:b/>
-          <w:bCs/>
-          <w:lang w:val="en-US"/>
-        </w:rPr>
-        <w:t xml:space="preserve">  Upgrade </w:t>
-      </w:r>
-    </w:p>
-    <w:p>
-      <w:pPr>
-        <w:pStyle w:val="NoSpacing"/>
-        <w:rPr>
-          <w:b/>
-          <w:bCs/>
-          <w:lang w:val="en-US"/>
-        </w:rPr>
-      </w:pPr>
-      <w:r>
-        <w:rPr>
-          <w:b/>
-          <w:bCs/>
-          <w:lang w:val="en-US"/>
-        </w:rPr>
-        <w:t xml:space="preserve">  Replace </w:t>
-      </w:r>
-    </w:p>
-    <w:p>
-      <w:pPr>
-        <w:pStyle w:val="NoSpacing"/>
-        <w:rPr>
-          <w:b/>
-          <w:bCs/>
-          <w:lang w:val="en-US"/>
-        </w:rPr>
-      </w:pPr>
-      <w:r>
-        <w:rPr>
-          <w:b/>
-          <w:bCs/>
-          <w:lang w:val="en-US"/>
-        </w:rPr>
-        <w:t xml:space="preserve">  Fault </w:t>
-      </w:r>
-    </w:p>
-    <w:p>
-      <w:pPr>
-        <w:pStyle w:val="NoSpacing"/>
-        <w:rPr>
-          <w:b/>
-          <w:bCs/>
-          <w:lang w:val="en-US"/>
-        </w:rPr>
-      </w:pPr>
-      <w:r>
-        <w:rPr>
-          <w:b/>
-          <w:bCs/>
-          <w:lang w:val="en-US"/>
-        </w:rPr>
-        <w:t xml:space="preserve">  Broken </w:t>
-      </w:r>
-    </w:p>
-    <w:p>
-      <w:pPr>
-        <w:pStyle w:val="NoSpacing"/>
-        <w:rPr>
-          <w:b/>
-          <w:bCs/>
-          <w:lang w:val="en-US"/>
-        </w:rPr>
-      </w:pPr>
+      <w:proofErr w:type="gramStart"/>
+      <w:r>
+        <w:rPr>
+          <w:b/>
+          <w:bCs/>
+          <w:lang w:val="en-US"/>
+        </w:rPr>
+        <w:t>  Upgrade</w:t>
+      </w:r>
+      <w:proofErr w:type="gramEnd"/>
+      <w:r>
+        <w:rPr>
+          <w:b/>
+          <w:bCs/>
+          <w:lang w:val="en-US"/>
+        </w:rPr>
+        <w:t xml:space="preserve"> </w:t>
+      </w:r>
+    </w:p>
+    <w:p>
+      <w:pPr>
+        <w:pStyle w:val="NoSpacing"/>
+        <w:rPr>
+          <w:b/>
+          <w:bCs/>
+          <w:lang w:val="en-US"/>
+        </w:rPr>
+      </w:pPr>
+      <w:proofErr w:type="gramStart"/>
+      <w:r>
+        <w:rPr>
+          <w:b/>
+          <w:bCs/>
+          <w:lang w:val="en-US"/>
+        </w:rPr>
+        <w:t>  Replace</w:t>
+      </w:r>
+      <w:proofErr w:type="gramEnd"/>
+      <w:r>
+        <w:rPr>
+          <w:b/>
+          <w:bCs/>
+          <w:lang w:val="en-US"/>
+        </w:rPr>
+        <w:t xml:space="preserve"> </w:t>
+      </w:r>
+    </w:p>
+    <w:p>
+      <w:pPr>
+        <w:pStyle w:val="NoSpacing"/>
+        <w:rPr>
+          <w:b/>
+          <w:bCs/>
+          <w:lang w:val="en-US"/>
+        </w:rPr>
+      </w:pPr>
+      <w:proofErr w:type="gramStart"/>
+      <w:r>
+        <w:rPr>
+          <w:b/>
+          <w:bCs/>
+          <w:lang w:val="en-US"/>
+        </w:rPr>
+        <w:t>  Fault</w:t>
+      </w:r>
+      <w:proofErr w:type="gramEnd"/>
+      <w:r>
+        <w:rPr>
+          <w:b/>
+          <w:bCs/>
+          <w:lang w:val="en-US"/>
+        </w:rPr>
+        <w:t xml:space="preserve"> </w:t>
+      </w:r>
+    </w:p>
+    <w:p>
+      <w:pPr>
+        <w:pStyle w:val="NoSpacing"/>
+        <w:rPr>
+          <w:b/>
+          <w:bCs/>
+          <w:lang w:val="en-US"/>
+        </w:rPr>
+      </w:pPr>
+      <w:proofErr w:type="gramStart"/>
+      <w:r>
+        <w:rPr>
+          <w:b/>
+          <w:bCs/>
+          <w:lang w:val="en-US"/>
+        </w:rPr>
+        <w:t>  Broken</w:t>
+      </w:r>
+      <w:proofErr w:type="gramEnd"/>
+      <w:r>
+        <w:rPr>
+          <w:b/>
+          <w:bCs/>
+          <w:lang w:val="en-US"/>
+        </w:rPr>
+        <w:t xml:space="preserve"> </w:t>
+      </w:r>
+    </w:p>
+    <w:p>
+      <w:pPr>
+        <w:pStyle w:val="NoSpacing"/>
+        <w:rPr>
+          <w:b/>
+          <w:bCs/>
+          <w:lang w:val="en-US"/>
+        </w:rPr>
+      </w:pPr>
+      <w:proofErr w:type="gramStart"/>
       <w:r>
         <w:rPr>
           <w:b/>
@@ -13583,71 +16728,111 @@
           <w:lang w:val="en-US"/>
         </w:rPr>
         <w:lastRenderedPageBreak/>
-        <w:t xml:space="preserve">  Burnt </w:t>
-      </w:r>
-    </w:p>
-    <w:p>
-      <w:pPr>
-        <w:pStyle w:val="NoSpacing"/>
-        <w:rPr>
-          <w:b/>
-          <w:bCs/>
-          <w:lang w:val="en-US"/>
-        </w:rPr>
-      </w:pPr>
-      <w:r>
-        <w:rPr>
-          <w:b/>
-          <w:bCs/>
-          <w:lang w:val="en-US"/>
-        </w:rPr>
-        <w:t xml:space="preserve">  Disconnect </w:t>
-      </w:r>
-    </w:p>
-    <w:p>
-      <w:pPr>
-        <w:pStyle w:val="NoSpacing"/>
-        <w:rPr>
-          <w:b/>
-          <w:bCs/>
-          <w:lang w:val="en-US"/>
-        </w:rPr>
-      </w:pPr>
-      <w:r>
-        <w:rPr>
-          <w:b/>
-          <w:bCs/>
-          <w:lang w:val="en-US"/>
-        </w:rPr>
-        <w:t xml:space="preserve">  Location Shifted </w:t>
-      </w:r>
-    </w:p>
-    <w:p>
-      <w:pPr>
-        <w:pStyle w:val="NoSpacing"/>
-        <w:rPr>
-          <w:b/>
-          <w:bCs/>
-          <w:lang w:val="en-US"/>
-        </w:rPr>
-      </w:pPr>
-      <w:r>
-        <w:rPr>
-          <w:b/>
-          <w:bCs/>
-          <w:lang w:val="en-US"/>
-        </w:rPr>
-        <w:t xml:space="preserve">  STB Lost </w:t>
-      </w:r>
-    </w:p>
-    <w:p>
-      <w:pPr>
-        <w:pStyle w:val="NoSpacing"/>
-        <w:rPr>
-          <w:b/>
-          <w:bCs/>
-        </w:rPr>
-      </w:pPr>
+        <w:t>  Burnt</w:t>
+      </w:r>
+      <w:proofErr w:type="gramEnd"/>
+      <w:r>
+        <w:rPr>
+          <w:b/>
+          <w:bCs/>
+          <w:lang w:val="en-US"/>
+        </w:rPr>
+        <w:t xml:space="preserve"> </w:t>
+      </w:r>
+    </w:p>
+    <w:p>
+      <w:pPr>
+        <w:pStyle w:val="NoSpacing"/>
+        <w:rPr>
+          <w:b/>
+          <w:bCs/>
+          <w:lang w:val="en-US"/>
+        </w:rPr>
+      </w:pPr>
+      <w:proofErr w:type="gramStart"/>
+      <w:r>
+        <w:rPr>
+          <w:b/>
+          <w:bCs/>
+          <w:lang w:val="en-US"/>
+        </w:rPr>
+        <w:t>  Disconnect</w:t>
+      </w:r>
+      <w:proofErr w:type="gramEnd"/>
+      <w:r>
+        <w:rPr>
+          <w:b/>
+          <w:bCs/>
+          <w:lang w:val="en-US"/>
+        </w:rPr>
+        <w:t xml:space="preserve"> </w:t>
+      </w:r>
+    </w:p>
+    <w:p>
+      <w:pPr>
+        <w:pStyle w:val="NoSpacing"/>
+        <w:rPr>
+          <w:b/>
+          <w:bCs/>
+          <w:lang w:val="en-US"/>
+        </w:rPr>
+      </w:pPr>
+      <w:proofErr w:type="gramStart"/>
+      <w:r>
+        <w:rPr>
+          <w:b/>
+          <w:bCs/>
+          <w:lang w:val="en-US"/>
+        </w:rPr>
+        <w:t>  Location</w:t>
+      </w:r>
+      <w:proofErr w:type="gramEnd"/>
+      <w:r>
+        <w:rPr>
+          <w:b/>
+          <w:bCs/>
+          <w:lang w:val="en-US"/>
+        </w:rPr>
+        <w:t xml:space="preserve"> Shifted </w:t>
+      </w:r>
+    </w:p>
+    <w:p>
+      <w:pPr>
+        <w:pStyle w:val="NoSpacing"/>
+        <w:rPr>
+          <w:b/>
+          <w:bCs/>
+          <w:lang w:val="en-US"/>
+        </w:rPr>
+      </w:pPr>
+      <w:proofErr w:type="gramStart"/>
+      <w:r>
+        <w:rPr>
+          <w:b/>
+          <w:bCs/>
+          <w:lang w:val="en-US"/>
+        </w:rPr>
+        <w:t>  STB</w:t>
+      </w:r>
+      <w:proofErr w:type="gramEnd"/>
+      <w:r>
+        <w:rPr>
+          <w:b/>
+          <w:bCs/>
+          <w:lang w:val="en-US"/>
+        </w:rPr>
+        <w:t xml:space="preserve"> Lost </w:t>
+      </w:r>
+    </w:p>
+    <w:p>
+      <w:pPr>
+        <w:pStyle w:val="NoSpacing"/>
+        <w:rPr>
+          <w:b/>
+          <w:bCs/>
+        </w:rPr>
+      </w:pPr>
+      <w:proofErr w:type="gramStart"/>
       <w:r>
         <w:rPr>
           <w:b/>
@@ -13656,12 +16841,29 @@
         </w:rPr>
         <w:t>  Outstation</w:t>
       </w:r>
-      <w:r>
-        <w:rPr>
-          <w:b/>
-          <w:bCs/>
-        </w:rPr>
-        <w:t xml:space="preserve"> (static drop down selection)</w:t>
+      <w:proofErr w:type="gramEnd"/>
+      <w:r>
+        <w:rPr>
+          <w:b/>
+          <w:bCs/>
+        </w:rPr>
+        <w:t xml:space="preserve"> (static </w:t>
+      </w:r>
+      <w:proofErr w:type="gramStart"/>
+      <w:r>
+        <w:rPr>
+          <w:b/>
+          <w:bCs/>
+        </w:rPr>
+        <w:t>drop down</w:t>
+      </w:r>
+      <w:proofErr w:type="gramEnd"/>
+      <w:r>
+        <w:rPr>
+          <w:b/>
+          <w:bCs/>
+        </w:rPr>
+        <w:t xml:space="preserve"> selection)</w:t>
       </w:r>
     </w:p>
     <w:p>
@@ -13684,8 +16886,33 @@
           <w:b/>
           <w:bCs/>
         </w:rPr>
-        <w:t xml:space="preserve"> – User Enterable  Max 500 charactors</w:t>
-      </w:r>
+        <w:t xml:space="preserve"> – User </w:t>
+      </w:r>
+      <w:proofErr w:type="gramStart"/>
+      <w:r>
+        <w:rPr>
+          <w:b/>
+          <w:bCs/>
+        </w:rPr>
+        <w:t>Enterable  Max</w:t>
+      </w:r>
+      <w:proofErr w:type="gramEnd"/>
+      <w:r>
+        <w:rPr>
+          <w:b/>
+          <w:bCs/>
+        </w:rPr>
+        <w:t xml:space="preserve"> 500 </w:t>
+      </w:r>
+      <w:proofErr w:type="spellStart"/>
+      <w:r>
+        <w:rPr>
+          <w:b/>
+          <w:bCs/>
+        </w:rPr>
+        <w:t>charactors</w:t>
+      </w:r>
+      <w:proofErr w:type="spellEnd"/>
     </w:p>
     <w:p>
       <w:pPr>
@@ -13907,21 +17134,53 @@
           <w:b/>
           <w:bCs/>
         </w:rPr>
-        <w:t xml:space="preserve"> – last should show there , if re</w:t>
-      </w:r>
-      <w:r>
-        <w:rPr>
-          <w:b/>
-          <w:bCs/>
-        </w:rPr>
-        <w:t xml:space="preserve">placed selected  </w:t>
-      </w:r>
-      <w:r>
-        <w:rPr>
-          <w:b/>
-          <w:bCs/>
-        </w:rPr>
-        <w:t>New STB Status</w:t>
+        <w:t xml:space="preserve"> – last should show </w:t>
+      </w:r>
+      <w:proofErr w:type="gramStart"/>
+      <w:r>
+        <w:rPr>
+          <w:b/>
+          <w:bCs/>
+        </w:rPr>
+        <w:t>there ,</w:t>
+      </w:r>
+      <w:proofErr w:type="gramEnd"/>
+      <w:r>
+        <w:rPr>
+          <w:b/>
+          <w:bCs/>
+        </w:rPr>
+        <w:t xml:space="preserve"> if re</w:t>
+      </w:r>
+      <w:r>
+        <w:rPr>
+          <w:b/>
+          <w:bCs/>
+        </w:rPr>
+        <w:t xml:space="preserve">placed </w:t>
+      </w:r>
+      <w:proofErr w:type="gramStart"/>
+      <w:r>
+        <w:rPr>
+          <w:b/>
+          <w:bCs/>
+        </w:rPr>
+        <w:t xml:space="preserve">selected  </w:t>
+      </w:r>
+      <w:r>
+        <w:rPr>
+          <w:b/>
+          <w:bCs/>
+        </w:rPr>
+        <w:t>New</w:t>
+      </w:r>
+      <w:proofErr w:type="gramEnd"/>
+      <w:r>
+        <w:rPr>
+          <w:b/>
+          <w:bCs/>
+        </w:rPr>
+        <w:t xml:space="preserve"> STB Status</w:t>
       </w:r>
       <w:r>
         <w:rPr>
@@ -13942,14 +17201,30 @@
           <w:b/>
           <w:bCs/>
         </w:rPr>
-        <w:t xml:space="preserve"> a</w:t>
-      </w:r>
-      <w:r>
-        <w:rPr>
-          <w:b/>
-          <w:bCs/>
-        </w:rPr>
-        <w:t xml:space="preserve">utomatically , if other selection </w:t>
+        <w:t xml:space="preserve"> </w:t>
+      </w:r>
+      <w:proofErr w:type="gramStart"/>
+      <w:r>
+        <w:rPr>
+          <w:b/>
+          <w:bCs/>
+        </w:rPr>
+        <w:t>a</w:t>
+      </w:r>
+      <w:r>
+        <w:rPr>
+          <w:b/>
+          <w:bCs/>
+        </w:rPr>
+        <w:t>utomatically ,</w:t>
+      </w:r>
+      <w:proofErr w:type="gramEnd"/>
+      <w:r>
+        <w:rPr>
+          <w:b/>
+          <w:bCs/>
+        </w:rPr>
+        <w:t xml:space="preserve"> if other selection </w:t>
       </w:r>
       <w:r>
         <w:rPr>
@@ -13963,7 +17238,23 @@
           <w:b/>
           <w:bCs/>
         </w:rPr>
-        <w:t>onnect status maintain , if want admin can change in the drop down select option</w:t>
+        <w:t xml:space="preserve">onnect status </w:t>
+      </w:r>
+      <w:proofErr w:type="gramStart"/>
+      <w:r>
+        <w:rPr>
+          <w:b/>
+          <w:bCs/>
+        </w:rPr>
+        <w:t>maintain ,</w:t>
+      </w:r>
+      <w:proofErr w:type="gramEnd"/>
+      <w:r>
+        <w:rPr>
+          <w:b/>
+          <w:bCs/>
+        </w:rPr>
+        <w:t xml:space="preserve"> if want admin can change in the drop down select option</w:t>
       </w:r>
     </w:p>
     <w:p>
@@ -14323,7 +17614,25 @@
           <w:bCs/>
           <w:lang w:val="en-US"/>
         </w:rPr>
-        <w:t xml:space="preserve">Reason drop down to change below </w:t>
+        <w:t xml:space="preserve">Reason </w:t>
+      </w:r>
+      <w:proofErr w:type="gramStart"/>
+      <w:r>
+        <w:rPr>
+          <w:b/>
+          <w:bCs/>
+          <w:lang w:val="en-US"/>
+        </w:rPr>
+        <w:t>drop</w:t>
+      </w:r>
+      <w:proofErr w:type="gramEnd"/>
+      <w:r>
+        <w:rPr>
+          <w:b/>
+          <w:bCs/>
+          <w:lang w:val="en-US"/>
+        </w:rPr>
+        <w:t xml:space="preserve"> down to change below </w:t>
       </w:r>
     </w:p>
     <w:p>
@@ -14594,7 +17903,25 @@
           <w:bCs/>
           <w:lang w:val="en-US"/>
         </w:rPr>
-        <w:t xml:space="preserve"> STB Status – only  Active / Disconnected / </w:t>
+        <w:t xml:space="preserve"> STB Status – </w:t>
+      </w:r>
+      <w:proofErr w:type="gramStart"/>
+      <w:r>
+        <w:rPr>
+          <w:b/>
+          <w:bCs/>
+          <w:lang w:val="en-US"/>
+        </w:rPr>
+        <w:t>only  Active</w:t>
+      </w:r>
+      <w:proofErr w:type="gramEnd"/>
+      <w:r>
+        <w:rPr>
+          <w:b/>
+          <w:bCs/>
+          <w:lang w:val="en-US"/>
+        </w:rPr>
+        <w:t xml:space="preserve"> / Disconnected / </w:t>
       </w:r>
       <w:r>
         <w:rPr>
@@ -14756,15 +18083,40 @@
           <w:b/>
           <w:bCs/>
         </w:rPr>
-        <w:t xml:space="preserve"> – show the currect status, user only can change, now </w:t>
-      </w:r>
-      <w:r>
-        <w:rPr>
-          <w:b/>
-          <w:bCs/>
-        </w:rPr>
-        <w:t>default is disconnect</w:t>
-      </w:r>
+        <w:t xml:space="preserve"> – show the </w:t>
+      </w:r>
+      <w:proofErr w:type="spellStart"/>
+      <w:r>
+        <w:rPr>
+          <w:b/>
+          <w:bCs/>
+        </w:rPr>
+        <w:t>currect</w:t>
+      </w:r>
+      <w:proofErr w:type="spellEnd"/>
+      <w:r>
+        <w:rPr>
+          <w:b/>
+          <w:bCs/>
+        </w:rPr>
+        <w:t xml:space="preserve"> status, user only can change, now </w:t>
+      </w:r>
+      <w:r>
+        <w:rPr>
+          <w:b/>
+          <w:bCs/>
+        </w:rPr>
+        <w:t xml:space="preserve">default is </w:t>
+      </w:r>
+      <w:proofErr w:type="gramStart"/>
+      <w:r>
+        <w:rPr>
+          <w:b/>
+          <w:bCs/>
+        </w:rPr>
+        <w:t>disconnect</w:t>
+      </w:r>
+      <w:proofErr w:type="gramEnd"/>
     </w:p>
     <w:p>
       <w:pPr>
@@ -15072,16 +18424,44 @@
           <w:bCs/>
           <w:lang w:val="en-US"/>
         </w:rPr>
-        <w:t xml:space="preserve">Package type : </w:t>
-      </w:r>
-      <w:r>
-        <w:rPr>
-          <w:b/>
-          <w:bCs/>
-          <w:lang w:val="en-US"/>
-        </w:rPr>
-        <w:t>Addon / Alacarte</w:t>
-      </w:r>
+        <w:t xml:space="preserve">Package </w:t>
+      </w:r>
+      <w:proofErr w:type="gramStart"/>
+      <w:r>
+        <w:rPr>
+          <w:b/>
+          <w:bCs/>
+          <w:lang w:val="en-US"/>
+        </w:rPr>
+        <w:t>type :</w:t>
+      </w:r>
+      <w:proofErr w:type="gramEnd"/>
+      <w:r>
+        <w:rPr>
+          <w:b/>
+          <w:bCs/>
+          <w:lang w:val="en-US"/>
+        </w:rPr>
+        <w:t xml:space="preserve"> </w:t>
+      </w:r>
+      <w:r>
+        <w:rPr>
+          <w:b/>
+          <w:bCs/>
+          <w:lang w:val="en-US"/>
+        </w:rPr>
+        <w:t xml:space="preserve">Addon / </w:t>
+      </w:r>
+      <w:proofErr w:type="spellStart"/>
+      <w:r>
+        <w:rPr>
+          <w:b/>
+          <w:bCs/>
+          <w:lang w:val="en-US"/>
+        </w:rPr>
+        <w:t>Alacarte</w:t>
+      </w:r>
+      <w:proofErr w:type="spellEnd"/>
       <w:r>
         <w:rPr>
           <w:b/>
@@ -15581,7 +18961,25 @@
           <w:bCs/>
           <w:lang w:val="en-US"/>
         </w:rPr>
-        <w:t>Period – compain of Month and Year (July – 2026)</w:t>
+        <w:t xml:space="preserve">Period – </w:t>
+      </w:r>
+      <w:proofErr w:type="spellStart"/>
+      <w:r>
+        <w:rPr>
+          <w:b/>
+          <w:bCs/>
+          <w:lang w:val="en-US"/>
+        </w:rPr>
+        <w:t>compain</w:t>
+      </w:r>
+      <w:proofErr w:type="spellEnd"/>
+      <w:r>
+        <w:rPr>
+          <w:b/>
+          <w:bCs/>
+          <w:lang w:val="en-US"/>
+        </w:rPr>
+        <w:t xml:space="preserve"> of Month and Year (July – 2026)</w:t>
       </w:r>
     </w:p>
     <w:p>
@@ -15689,13 +19087,23 @@
           <w:lang w:val="en-US"/>
         </w:rPr>
       </w:pPr>
-      <w:r>
-        <w:rPr>
-          <w:b/>
-          <w:bCs/>
-          <w:lang w:val="en-US"/>
-        </w:rPr>
-        <w:t>Overall Balance</w:t>
+      <w:proofErr w:type="gramStart"/>
+      <w:r>
+        <w:rPr>
+          <w:b/>
+          <w:bCs/>
+          <w:lang w:val="en-US"/>
+        </w:rPr>
+        <w:t>Overall</w:t>
+      </w:r>
+      <w:proofErr w:type="gramEnd"/>
+      <w:r>
+        <w:rPr>
+          <w:b/>
+          <w:bCs/>
+          <w:lang w:val="en-US"/>
+        </w:rPr>
+        <w:t xml:space="preserve"> Balance</w:t>
       </w:r>
     </w:p>
     <w:p>
@@ -16039,15 +19447,33 @@
           <w:bCs/>
           <w:lang w:val="en-US"/>
         </w:rPr>
-        <w:t xml:space="preserve">– if not admin </w:t>
-      </w:r>
-      <w:r>
-        <w:rPr>
-          <w:b/>
-          <w:bCs/>
-          <w:lang w:val="en-US"/>
-        </w:rPr>
-        <w:t>, current date display field</w:t>
+        <w:t xml:space="preserve">– if not </w:t>
+      </w:r>
+      <w:proofErr w:type="gramStart"/>
+      <w:r>
+        <w:rPr>
+          <w:b/>
+          <w:bCs/>
+          <w:lang w:val="en-US"/>
+        </w:rPr>
+        <w:t xml:space="preserve">admin </w:t>
+      </w:r>
+      <w:r>
+        <w:rPr>
+          <w:b/>
+          <w:bCs/>
+          <w:lang w:val="en-US"/>
+        </w:rPr>
+        <w:t>,</w:t>
+      </w:r>
+      <w:proofErr w:type="gramEnd"/>
+      <w:r>
+        <w:rPr>
+          <w:b/>
+          <w:bCs/>
+          <w:lang w:val="en-US"/>
+        </w:rPr>
+        <w:t xml:space="preserve"> current date display field</w:t>
       </w:r>
     </w:p>
     <w:p>
@@ -16123,7 +19549,25 @@
           <w:bCs/>
           <w:lang w:val="en-US"/>
         </w:rPr>
-        <w:t xml:space="preserve">warning message should display , and balance field should </w:t>
+        <w:t xml:space="preserve">warning message should </w:t>
+      </w:r>
+      <w:proofErr w:type="gramStart"/>
+      <w:r>
+        <w:rPr>
+          <w:b/>
+          <w:bCs/>
+          <w:lang w:val="en-US"/>
+        </w:rPr>
+        <w:t>display ,</w:t>
+      </w:r>
+      <w:proofErr w:type="gramEnd"/>
+      <w:r>
+        <w:rPr>
+          <w:b/>
+          <w:bCs/>
+          <w:lang w:val="en-US"/>
+        </w:rPr>
+        <w:t xml:space="preserve"> and balance field should </w:t>
       </w:r>
       <w:r>
         <w:rPr>
@@ -16189,15 +19633,33 @@
           <w:bCs/>
           <w:lang w:val="en-US"/>
         </w:rPr>
-        <w:t xml:space="preserve">Paid Amount </w:t>
-      </w:r>
-      <w:r>
-        <w:rPr>
-          <w:b/>
-          <w:bCs/>
-          <w:lang w:val="en-US"/>
-        </w:rPr>
-        <w:t xml:space="preserve"> ,package amount</w:t>
+        <w:t xml:space="preserve">Paid </w:t>
+      </w:r>
+      <w:proofErr w:type="gramStart"/>
+      <w:r>
+        <w:rPr>
+          <w:b/>
+          <w:bCs/>
+          <w:lang w:val="en-US"/>
+        </w:rPr>
+        <w:t xml:space="preserve">Amount </w:t>
+      </w:r>
+      <w:r>
+        <w:rPr>
+          <w:b/>
+          <w:bCs/>
+          <w:lang w:val="en-US"/>
+        </w:rPr>
+        <w:t xml:space="preserve"> ,</w:t>
+      </w:r>
+      <w:proofErr w:type="gramEnd"/>
+      <w:r>
+        <w:rPr>
+          <w:b/>
+          <w:bCs/>
+          <w:lang w:val="en-US"/>
+        </w:rPr>
+        <w:t>package amount</w:t>
       </w:r>
       <w:r>
         <w:rPr>
@@ -16257,15 +19719,69 @@
           <w:bCs/>
           <w:lang w:val="en-US"/>
         </w:rPr>
-        <w:t xml:space="preserve"> / Online / Office</w:t>
-      </w:r>
-      <w:r>
-        <w:rPr>
-          <w:b/>
-          <w:bCs/>
-          <w:lang w:val="en-US"/>
-        </w:rPr>
-        <w:t xml:space="preserve"> , If not admin, Cash will be display field</w:t>
+        <w:t xml:space="preserve"> / Online / </w:t>
+      </w:r>
+      <w:proofErr w:type="gramStart"/>
+      <w:r>
+        <w:rPr>
+          <w:b/>
+          <w:bCs/>
+          <w:lang w:val="en-US"/>
+        </w:rPr>
+        <w:t>Office</w:t>
+      </w:r>
+      <w:r>
+        <w:rPr>
+          <w:b/>
+          <w:bCs/>
+          <w:lang w:val="en-US"/>
+        </w:rPr>
+        <w:t xml:space="preserve"> ,</w:t>
+      </w:r>
+      <w:proofErr w:type="gramEnd"/>
+      <w:r>
+        <w:rPr>
+          <w:b/>
+          <w:bCs/>
+          <w:lang w:val="en-US"/>
+        </w:rPr>
+        <w:t xml:space="preserve"> </w:t>
+      </w:r>
+      <w:proofErr w:type="gramStart"/>
+      <w:r>
+        <w:rPr>
+          <w:b/>
+          <w:bCs/>
+          <w:lang w:val="en-US"/>
+        </w:rPr>
+        <w:t>If</w:t>
+      </w:r>
+      <w:proofErr w:type="gramEnd"/>
+      <w:r>
+        <w:rPr>
+          <w:b/>
+          <w:bCs/>
+          <w:lang w:val="en-US"/>
+        </w:rPr>
+        <w:t xml:space="preserve"> not admin, Cash will be </w:t>
+      </w:r>
+      <w:proofErr w:type="gramStart"/>
+      <w:r>
+        <w:rPr>
+          <w:b/>
+          <w:bCs/>
+          <w:lang w:val="en-US"/>
+        </w:rPr>
+        <w:t>display</w:t>
+      </w:r>
+      <w:proofErr w:type="gramEnd"/>
+      <w:r>
+        <w:rPr>
+          <w:b/>
+          <w:bCs/>
+          <w:lang w:val="en-US"/>
+        </w:rPr>
+        <w:t xml:space="preserve"> field</w:t>
       </w:r>
     </w:p>
     <w:p>
@@ -16372,21 +19888,53 @@
           <w:b/>
           <w:bCs/>
         </w:rPr>
-        <w:t xml:space="preserve">Default Month </w:t>
-      </w:r>
-      <w:r>
-        <w:rPr>
-          <w:b/>
-          <w:bCs/>
-        </w:rPr>
-        <w:t xml:space="preserve"> - if month </w:t>
-      </w:r>
-      <w:r>
-        <w:rPr>
-          <w:b/>
-          <w:bCs/>
-        </w:rPr>
-        <w:t xml:space="preserve">next number selectable 1 to 12 , </w:t>
+        <w:t xml:space="preserve">Default </w:t>
+      </w:r>
+      <w:proofErr w:type="gramStart"/>
+      <w:r>
+        <w:rPr>
+          <w:b/>
+          <w:bCs/>
+        </w:rPr>
+        <w:t xml:space="preserve">Month </w:t>
+      </w:r>
+      <w:r>
+        <w:rPr>
+          <w:b/>
+          <w:bCs/>
+        </w:rPr>
+        <w:t xml:space="preserve"> -</w:t>
+      </w:r>
+      <w:proofErr w:type="gramEnd"/>
+      <w:r>
+        <w:rPr>
+          <w:b/>
+          <w:bCs/>
+        </w:rPr>
+        <w:t xml:space="preserve"> if month </w:t>
+      </w:r>
+      <w:r>
+        <w:rPr>
+          <w:b/>
+          <w:bCs/>
+        </w:rPr>
+        <w:t xml:space="preserve">next number selectable 1 to </w:t>
+      </w:r>
+      <w:proofErr w:type="gramStart"/>
+      <w:r>
+        <w:rPr>
+          <w:b/>
+          <w:bCs/>
+        </w:rPr>
+        <w:t>12 ,</w:t>
+      </w:r>
+      <w:proofErr w:type="gramEnd"/>
+      <w:r>
+        <w:rPr>
+          <w:b/>
+          <w:bCs/>
+        </w:rPr>
+        <w:t xml:space="preserve"> </w:t>
       </w:r>
       <w:r>
         <w:rPr>
@@ -16411,6 +19959,7 @@
         </w:rPr>
         <w:t xml:space="preserve">If </w:t>
       </w:r>
+      <w:proofErr w:type="gramStart"/>
       <w:r>
         <w:rPr>
           <w:b/>
@@ -16439,6 +19988,7 @@
         </w:rPr>
         <w:t>ed</w:t>
       </w:r>
+      <w:proofErr w:type="gramEnd"/>
       <w:r>
         <w:rPr>
           <w:b/>
@@ -16451,7 +20001,15 @@
           <w:b/>
           <w:bCs/>
         </w:rPr>
-        <w:t xml:space="preserve"> next number of </w:t>
+        <w:t xml:space="preserve"> next number </w:t>
+      </w:r>
+      <w:proofErr w:type="gramStart"/>
+      <w:r>
+        <w:rPr>
+          <w:b/>
+          <w:bCs/>
+        </w:rPr>
+        <w:t xml:space="preserve">of </w:t>
       </w:r>
       <w:r>
         <w:rPr>
@@ -16465,7 +20023,15 @@
           <w:b/>
           <w:bCs/>
         </w:rPr>
-        <w:t>days should show as display fields</w:t>
+        <w:t>days</w:t>
+      </w:r>
+      <w:proofErr w:type="gramEnd"/>
+      <w:r>
+        <w:rPr>
+          <w:b/>
+          <w:bCs/>
+        </w:rPr>
+        <w:t xml:space="preserve"> should show as display fields</w:t>
       </w:r>
       <w:r>
         <w:rPr>
@@ -16495,7 +20061,23 @@
           <w:b/>
           <w:bCs/>
         </w:rPr>
-        <w:t xml:space="preserve">should be first date of the month , which is mentioned in the month fields </w:t>
+        <w:t xml:space="preserve">should be first date of the </w:t>
+      </w:r>
+      <w:proofErr w:type="gramStart"/>
+      <w:r>
+        <w:rPr>
+          <w:b/>
+          <w:bCs/>
+        </w:rPr>
+        <w:t>month ,</w:t>
+      </w:r>
+      <w:proofErr w:type="gramEnd"/>
+      <w:r>
+        <w:rPr>
+          <w:b/>
+          <w:bCs/>
+        </w:rPr>
+        <w:t xml:space="preserve"> which is mentioned in the month fields </w:t>
       </w:r>
       <w:r>
         <w:rPr>
@@ -16549,7 +20131,23 @@
           <w:b/>
           <w:bCs/>
         </w:rPr>
-        <w:t>date of the month , which is mentioned in the month fields and year field,</w:t>
+        <w:t xml:space="preserve">date of the </w:t>
+      </w:r>
+      <w:proofErr w:type="gramStart"/>
+      <w:r>
+        <w:rPr>
+          <w:b/>
+          <w:bCs/>
+        </w:rPr>
+        <w:t>month ,</w:t>
+      </w:r>
+      <w:proofErr w:type="gramEnd"/>
+      <w:r>
+        <w:rPr>
+          <w:b/>
+          <w:bCs/>
+        </w:rPr>
+        <w:t xml:space="preserve"> which is mentioned in the month fields and year field,</w:t>
       </w:r>
       <w:r>
         <w:rPr>
@@ -16579,7 +20177,23 @@
           <w:b/>
           <w:bCs/>
         </w:rPr>
-        <w:t xml:space="preserve">If days  selected, </w:t>
+        <w:t xml:space="preserve">If </w:t>
+      </w:r>
+      <w:proofErr w:type="gramStart"/>
+      <w:r>
+        <w:rPr>
+          <w:b/>
+          <w:bCs/>
+        </w:rPr>
+        <w:t>days  selected</w:t>
+      </w:r>
+      <w:proofErr w:type="gramEnd"/>
+      <w:r>
+        <w:rPr>
+          <w:b/>
+          <w:bCs/>
+        </w:rPr>
+        <w:t xml:space="preserve">, </w:t>
       </w:r>
       <w:r>
         <w:rPr>
@@ -16637,7 +20251,23 @@
           <w:b/>
           <w:bCs/>
         </w:rPr>
-        <w:t xml:space="preserve">paid amount for 2 month, count should be 2, if it’s 1 month count will be 1, </w:t>
+        <w:t xml:space="preserve">paid amount for </w:t>
+      </w:r>
+      <w:proofErr w:type="gramStart"/>
+      <w:r>
+        <w:rPr>
+          <w:b/>
+          <w:bCs/>
+        </w:rPr>
+        <w:t>2 month</w:t>
+      </w:r>
+      <w:proofErr w:type="gramEnd"/>
+      <w:r>
+        <w:rPr>
+          <w:b/>
+          <w:bCs/>
+        </w:rPr>
+        <w:t xml:space="preserve">, count should be 2, if it’s 1 month count will be 1, </w:t>
       </w:r>
       <w:r>
         <w:rPr>
@@ -16919,14 +20549,30 @@
           <w:b/>
           <w:bCs/>
         </w:rPr>
-        <w:t xml:space="preserve">month and year – </w:t>
-      </w:r>
-      <w:r>
-        <w:rPr>
-          <w:b/>
-          <w:bCs/>
-        </w:rPr>
-        <w:t xml:space="preserve"> no of period all fields reduce width count over</w:t>
+        <w:t xml:space="preserve">month and year </w:t>
+      </w:r>
+      <w:proofErr w:type="gramStart"/>
+      <w:r>
+        <w:rPr>
+          <w:b/>
+          <w:bCs/>
+        </w:rPr>
+        <w:t xml:space="preserve">– </w:t>
+      </w:r>
+      <w:r>
+        <w:rPr>
+          <w:b/>
+          <w:bCs/>
+        </w:rPr>
+        <w:t xml:space="preserve"> no</w:t>
+      </w:r>
+      <w:proofErr w:type="gramEnd"/>
+      <w:r>
+        <w:rPr>
+          <w:b/>
+          <w:bCs/>
+        </w:rPr>
+        <w:t xml:space="preserve"> of period all fields reduce width count over</w:t>
       </w:r>
       <w:r>
         <w:rPr>
@@ -16992,14 +20638,46 @@
           <w:b/>
           <w:bCs/>
         </w:rPr>
-        <w:t xml:space="preserve"> – selectable </w:t>
-      </w:r>
-      <w:r>
-        <w:rPr>
-          <w:b/>
-          <w:bCs/>
-        </w:rPr>
-        <w:t>, default – current month and yearm duplication should not allow</w:t>
+        <w:t xml:space="preserve"> – </w:t>
+      </w:r>
+      <w:proofErr w:type="gramStart"/>
+      <w:r>
+        <w:rPr>
+          <w:b/>
+          <w:bCs/>
+        </w:rPr>
+        <w:t xml:space="preserve">selectable </w:t>
+      </w:r>
+      <w:r>
+        <w:rPr>
+          <w:b/>
+          <w:bCs/>
+        </w:rPr>
+        <w:t>,</w:t>
+      </w:r>
+      <w:proofErr w:type="gramEnd"/>
+      <w:r>
+        <w:rPr>
+          <w:b/>
+          <w:bCs/>
+        </w:rPr>
+        <w:t xml:space="preserve"> default – current month and </w:t>
+      </w:r>
+      <w:proofErr w:type="spellStart"/>
+      <w:r>
+        <w:rPr>
+          <w:b/>
+          <w:bCs/>
+        </w:rPr>
+        <w:t>yearm</w:t>
+      </w:r>
+      <w:proofErr w:type="spellEnd"/>
+      <w:r>
+        <w:rPr>
+          <w:b/>
+          <w:bCs/>
+        </w:rPr>
+        <w:t xml:space="preserve"> duplication should not allow</w:t>
       </w:r>
     </w:p>
     <w:p>
@@ -17055,14 +20733,30 @@
           <w:b/>
           <w:bCs/>
         </w:rPr>
-        <w:t xml:space="preserve">/Year </w:t>
-      </w:r>
-      <w:r>
-        <w:rPr>
-          <w:b/>
-          <w:bCs/>
-        </w:rPr>
-        <w:t xml:space="preserve"> selected </w:t>
+        <w:t>/</w:t>
+      </w:r>
+      <w:proofErr w:type="gramStart"/>
+      <w:r>
+        <w:rPr>
+          <w:b/>
+          <w:bCs/>
+        </w:rPr>
+        <w:t xml:space="preserve">Year </w:t>
+      </w:r>
+      <w:r>
+        <w:rPr>
+          <w:b/>
+          <w:bCs/>
+        </w:rPr>
+        <w:t xml:space="preserve"> selected</w:t>
+      </w:r>
+      <w:proofErr w:type="gramEnd"/>
+      <w:r>
+        <w:rPr>
+          <w:b/>
+          <w:bCs/>
+        </w:rPr>
+        <w:t xml:space="preserve"> </w:t>
       </w:r>
       <w:r>
         <w:rPr>
@@ -17071,6 +20765,7 @@
         </w:rPr>
         <w:t xml:space="preserve">- </w:t>
       </w:r>
+      <w:proofErr w:type="spellStart"/>
       <w:r>
         <w:rPr>
           <w:b/>
@@ -17078,12 +20773,29 @@
         </w:rPr>
         <w:t>number_of_days_or_months</w:t>
       </w:r>
-      <w:r>
-        <w:rPr>
-          <w:b/>
-          <w:bCs/>
-        </w:rPr>
-        <w:t xml:space="preserve"> selectable from 1 to 12 , default value must be 1</w:t>
+      <w:proofErr w:type="spellEnd"/>
+      <w:r>
+        <w:rPr>
+          <w:b/>
+          <w:bCs/>
+        </w:rPr>
+        <w:t xml:space="preserve"> selectable from 1 to </w:t>
+      </w:r>
+      <w:proofErr w:type="gramStart"/>
+      <w:r>
+        <w:rPr>
+          <w:b/>
+          <w:bCs/>
+        </w:rPr>
+        <w:t>12 ,</w:t>
+      </w:r>
+      <w:proofErr w:type="gramEnd"/>
+      <w:r>
+        <w:rPr>
+          <w:b/>
+          <w:bCs/>
+        </w:rPr>
+        <w:t xml:space="preserve"> default value must be 1</w:t>
       </w:r>
       <w:r>
         <w:rPr>
@@ -17132,7 +20844,23 @@
           <w:b/>
           <w:bCs/>
         </w:rPr>
-        <w:t>user logged in name, if not admin , disabled fields</w:t>
+        <w:t xml:space="preserve">user logged in name, if not </w:t>
+      </w:r>
+      <w:proofErr w:type="gramStart"/>
+      <w:r>
+        <w:rPr>
+          <w:b/>
+          <w:bCs/>
+        </w:rPr>
+        <w:t>admin ,</w:t>
+      </w:r>
+      <w:proofErr w:type="gramEnd"/>
+      <w:r>
+        <w:rPr>
+          <w:b/>
+          <w:bCs/>
+        </w:rPr>
+        <w:t xml:space="preserve"> disabled fields</w:t>
       </w:r>
       <w:r>
         <w:rPr>
@@ -17249,7 +20977,39 @@
           <w:b/>
           <w:bCs/>
         </w:rPr>
-        <w:t xml:space="preserve"> – selectable , default – current month and yearm duplication should not allow</w:t>
+        <w:t xml:space="preserve"> – </w:t>
+      </w:r>
+      <w:proofErr w:type="gramStart"/>
+      <w:r>
+        <w:rPr>
+          <w:b/>
+          <w:bCs/>
+        </w:rPr>
+        <w:t>selectable ,</w:t>
+      </w:r>
+      <w:proofErr w:type="gramEnd"/>
+      <w:r>
+        <w:rPr>
+          <w:b/>
+          <w:bCs/>
+        </w:rPr>
+        <w:t xml:space="preserve"> default – current month and </w:t>
+      </w:r>
+      <w:proofErr w:type="spellStart"/>
+      <w:r>
+        <w:rPr>
+          <w:b/>
+          <w:bCs/>
+        </w:rPr>
+        <w:t>yearm</w:t>
+      </w:r>
+      <w:proofErr w:type="spellEnd"/>
+      <w:r>
+        <w:rPr>
+          <w:b/>
+          <w:bCs/>
+        </w:rPr>
+        <w:t xml:space="preserve"> duplication should not allow</w:t>
       </w:r>
     </w:p>
     <w:p>
@@ -17290,8 +21050,25 @@
           <w:b/>
           <w:bCs/>
         </w:rPr>
-        <w:t xml:space="preserve">If Month/Year  selected - </w:t>
-      </w:r>
+        <w:t>If Month/</w:t>
+      </w:r>
+      <w:proofErr w:type="gramStart"/>
+      <w:r>
+        <w:rPr>
+          <w:b/>
+          <w:bCs/>
+        </w:rPr>
+        <w:t>Year  selected</w:t>
+      </w:r>
+      <w:proofErr w:type="gramEnd"/>
+      <w:r>
+        <w:rPr>
+          <w:b/>
+          <w:bCs/>
+        </w:rPr>
+        <w:t xml:space="preserve"> - </w:t>
+      </w:r>
+      <w:proofErr w:type="spellStart"/>
       <w:r>
         <w:rPr>
           <w:b/>
@@ -17299,12 +21076,29 @@
         </w:rPr>
         <w:t>number_of_days_or_months</w:t>
       </w:r>
-      <w:r>
-        <w:rPr>
-          <w:b/>
-          <w:bCs/>
-        </w:rPr>
-        <w:t xml:space="preserve"> selectable from 1 to 12 , default value must be 1</w:t>
+      <w:proofErr w:type="spellEnd"/>
+      <w:r>
+        <w:rPr>
+          <w:b/>
+          <w:bCs/>
+        </w:rPr>
+        <w:t xml:space="preserve"> selectable from 1 to </w:t>
+      </w:r>
+      <w:proofErr w:type="gramStart"/>
+      <w:r>
+        <w:rPr>
+          <w:b/>
+          <w:bCs/>
+        </w:rPr>
+        <w:t>12 ,</w:t>
+      </w:r>
+      <w:proofErr w:type="gramEnd"/>
+      <w:r>
+        <w:rPr>
+          <w:b/>
+          <w:bCs/>
+        </w:rPr>
+        <w:t xml:space="preserve"> default value must be 1</w:t>
       </w:r>
       <w:r>
         <w:rPr>
@@ -17332,7 +21126,23 @@
           <w:b/>
           <w:bCs/>
         </w:rPr>
-        <w:t xml:space="preserve"> – user logged in name, if not admin , disabled fields</w:t>
+        <w:t xml:space="preserve"> – user logged in name, if not </w:t>
+      </w:r>
+      <w:proofErr w:type="gramStart"/>
+      <w:r>
+        <w:rPr>
+          <w:b/>
+          <w:bCs/>
+        </w:rPr>
+        <w:t>admin ,</w:t>
+      </w:r>
+      <w:proofErr w:type="gramEnd"/>
+      <w:r>
+        <w:rPr>
+          <w:b/>
+          <w:bCs/>
+        </w:rPr>
+        <w:t xml:space="preserve"> disabled fields</w:t>
       </w:r>
       <w:r>
         <w:rPr>
@@ -17378,6 +21188,7 @@
           <w:bCs/>
         </w:rPr>
       </w:pPr>
+      <w:proofErr w:type="spellStart"/>
       <w:r>
         <w:rPr>
           <w:b/>
@@ -17386,6 +21197,7 @@
         <w:lastRenderedPageBreak/>
         <w:t>received_count</w:t>
       </w:r>
+      <w:proofErr w:type="spellEnd"/>
       <w:r>
         <w:rPr>
           <w:b/>
@@ -17400,20 +21212,15 @@
         </w:rPr>
         <w:t xml:space="preserve">full month = 1 count, calculation done based on month/year </w:t>
       </w:r>
-      <w:r>
-        <w:rPr>
-          <w:b/>
-          <w:bCs/>
-        </w:rPr>
-        <w:t xml:space="preserve">selection , </w:t>
-      </w:r>
-      <w:r>
-        <w:rPr>
-          <w:b/>
-          <w:bCs/>
-        </w:rPr>
-        <w:t>paid amount should calculate automatically based package amount  and no of period</w:t>
-      </w:r>
+      <w:proofErr w:type="gramStart"/>
+      <w:r>
+        <w:rPr>
+          <w:b/>
+          <w:bCs/>
+        </w:rPr>
+        <w:t>selection ,</w:t>
+      </w:r>
+      <w:proofErr w:type="gramEnd"/>
       <w:r>
         <w:rPr>
           <w:b/>
@@ -17426,14 +21233,92 @@
           <w:b/>
           <w:bCs/>
         </w:rPr>
-        <w:t>, if day, days cal</w:t>
-      </w:r>
-      <w:r>
-        <w:rPr>
-          <w:b/>
-          <w:bCs/>
-        </w:rPr>
-        <w:t>culation, month 1 x package , year 1 = 12 x package like that</w:t>
+        <w:t xml:space="preserve">paid amount should calculate automatically based package </w:t>
+      </w:r>
+      <w:proofErr w:type="gramStart"/>
+      <w:r>
+        <w:rPr>
+          <w:b/>
+          <w:bCs/>
+        </w:rPr>
+        <w:t>amount  and</w:t>
+      </w:r>
+      <w:proofErr w:type="gramEnd"/>
+      <w:r>
+        <w:rPr>
+          <w:b/>
+          <w:bCs/>
+        </w:rPr>
+        <w:t xml:space="preserve"> no </w:t>
+      </w:r>
+      <w:proofErr w:type="spellStart"/>
+      <w:r>
+        <w:rPr>
+          <w:b/>
+          <w:bCs/>
+        </w:rPr>
+        <w:t>of</w:t>
+      </w:r>
+      <w:proofErr w:type="spellEnd"/>
+      <w:r>
+        <w:rPr>
+          <w:b/>
+          <w:bCs/>
+        </w:rPr>
+        <w:t xml:space="preserve"> </w:t>
+      </w:r>
+      <w:proofErr w:type="gramStart"/>
+      <w:r>
+        <w:rPr>
+          <w:b/>
+          <w:bCs/>
+        </w:rPr>
+        <w:t>period</w:t>
+      </w:r>
+      <w:r>
+        <w:rPr>
+          <w:b/>
+          <w:bCs/>
+        </w:rPr>
+        <w:t xml:space="preserve"> </w:t>
+      </w:r>
+      <w:r>
+        <w:rPr>
+          <w:b/>
+          <w:bCs/>
+        </w:rPr>
+        <w:t>,</w:t>
+      </w:r>
+      <w:proofErr w:type="gramEnd"/>
+      <w:r>
+        <w:rPr>
+          <w:b/>
+          <w:bCs/>
+        </w:rPr>
+        <w:t xml:space="preserve"> if day, days cal</w:t>
+      </w:r>
+      <w:r>
+        <w:rPr>
+          <w:b/>
+          <w:bCs/>
+        </w:rPr>
+        <w:t xml:space="preserve">culation, month 1 x </w:t>
+      </w:r>
+      <w:proofErr w:type="gramStart"/>
+      <w:r>
+        <w:rPr>
+          <w:b/>
+          <w:bCs/>
+        </w:rPr>
+        <w:t>package ,</w:t>
+      </w:r>
+      <w:proofErr w:type="gramEnd"/>
+      <w:r>
+        <w:rPr>
+          <w:b/>
+          <w:bCs/>
+        </w:rPr>
+        <w:t xml:space="preserve"> year 1 = 12 x package like that</w:t>
       </w:r>
     </w:p>
     <w:p>
@@ -17639,21 +21524,101 @@
           <w:b/>
           <w:bCs/>
         </w:rPr>
-        <w:t xml:space="preserve">New customer </w:t>
-      </w:r>
-      <w:r>
-        <w:rPr>
-          <w:b/>
-          <w:bCs/>
-        </w:rPr>
-        <w:t>, or exchange customer , if new they need full s</w:t>
-      </w:r>
-      <w:r>
-        <w:rPr>
-          <w:b/>
-          <w:bCs/>
-        </w:rPr>
-        <w:t xml:space="preserve">et of box, means stb, hdmi or AV Card 3PIN or AV Card 1Pin, remote, adaptor </w:t>
+        <w:t xml:space="preserve">New </w:t>
+      </w:r>
+      <w:proofErr w:type="gramStart"/>
+      <w:r>
+        <w:rPr>
+          <w:b/>
+          <w:bCs/>
+        </w:rPr>
+        <w:t xml:space="preserve">customer </w:t>
+      </w:r>
+      <w:r>
+        <w:rPr>
+          <w:b/>
+          <w:bCs/>
+        </w:rPr>
+        <w:t>,</w:t>
+      </w:r>
+      <w:proofErr w:type="gramEnd"/>
+      <w:r>
+        <w:rPr>
+          <w:b/>
+          <w:bCs/>
+        </w:rPr>
+        <w:t xml:space="preserve"> or exchange </w:t>
+      </w:r>
+      <w:proofErr w:type="gramStart"/>
+      <w:r>
+        <w:rPr>
+          <w:b/>
+          <w:bCs/>
+        </w:rPr>
+        <w:t>customer ,</w:t>
+      </w:r>
+      <w:proofErr w:type="gramEnd"/>
+      <w:r>
+        <w:rPr>
+          <w:b/>
+          <w:bCs/>
+        </w:rPr>
+        <w:t xml:space="preserve"> if new they need full s</w:t>
+      </w:r>
+      <w:r>
+        <w:rPr>
+          <w:b/>
+          <w:bCs/>
+        </w:rPr>
+        <w:t xml:space="preserve">et of </w:t>
+      </w:r>
+      <w:proofErr w:type="gramStart"/>
+      <w:r>
+        <w:rPr>
+          <w:b/>
+          <w:bCs/>
+        </w:rPr>
+        <w:t>box</w:t>
+      </w:r>
+      <w:proofErr w:type="gramEnd"/>
+      <w:r>
+        <w:rPr>
+          <w:b/>
+          <w:bCs/>
+        </w:rPr>
+        <w:t xml:space="preserve">, means </w:t>
+      </w:r>
+      <w:proofErr w:type="spellStart"/>
+      <w:r>
+        <w:rPr>
+          <w:b/>
+          <w:bCs/>
+        </w:rPr>
+        <w:t>stb</w:t>
+      </w:r>
+      <w:proofErr w:type="spellEnd"/>
+      <w:r>
+        <w:rPr>
+          <w:b/>
+          <w:bCs/>
+        </w:rPr>
+        <w:t xml:space="preserve">, </w:t>
+      </w:r>
+      <w:proofErr w:type="spellStart"/>
+      <w:r>
+        <w:rPr>
+          <w:b/>
+          <w:bCs/>
+        </w:rPr>
+        <w:t>hdmi</w:t>
+      </w:r>
+      <w:proofErr w:type="spellEnd"/>
+      <w:r>
+        <w:rPr>
+          <w:b/>
+          <w:bCs/>
+        </w:rPr>
+        <w:t xml:space="preserve"> or AV Card 3PIN or AV Card 1Pin, remote, adaptor </w:t>
       </w:r>
       <w:r>
         <w:rPr>
@@ -17674,14 +21639,62 @@
           <w:b/>
           <w:bCs/>
         </w:rPr>
-        <w:t xml:space="preserve">or AA Battery – this cost 800 , if any only box cost is </w:t>
-      </w:r>
-      <w:r>
-        <w:rPr>
-          <w:b/>
-          <w:bCs/>
-        </w:rPr>
-        <w:t>500, how to handle in stb master and add customer and update only stb in existing customer, suggest way</w:t>
+        <w:t xml:space="preserve">or AA Battery – this cost </w:t>
+      </w:r>
+      <w:proofErr w:type="gramStart"/>
+      <w:r>
+        <w:rPr>
+          <w:b/>
+          <w:bCs/>
+        </w:rPr>
+        <w:t>800 ,</w:t>
+      </w:r>
+      <w:proofErr w:type="gramEnd"/>
+      <w:r>
+        <w:rPr>
+          <w:b/>
+          <w:bCs/>
+        </w:rPr>
+        <w:t xml:space="preserve"> if any only box cost is </w:t>
+      </w:r>
+      <w:r>
+        <w:rPr>
+          <w:b/>
+          <w:bCs/>
+        </w:rPr>
+        <w:t xml:space="preserve">500, how to handle in </w:t>
+      </w:r>
+      <w:proofErr w:type="spellStart"/>
+      <w:r>
+        <w:rPr>
+          <w:b/>
+          <w:bCs/>
+        </w:rPr>
+        <w:t>stb</w:t>
+      </w:r>
+      <w:proofErr w:type="spellEnd"/>
+      <w:r>
+        <w:rPr>
+          <w:b/>
+          <w:bCs/>
+        </w:rPr>
+        <w:t xml:space="preserve"> master and add customer and update only </w:t>
+      </w:r>
+      <w:proofErr w:type="spellStart"/>
+      <w:r>
+        <w:rPr>
+          <w:b/>
+          <w:bCs/>
+        </w:rPr>
+        <w:t>stb</w:t>
+      </w:r>
+      <w:proofErr w:type="spellEnd"/>
+      <w:r>
+        <w:rPr>
+          <w:b/>
+          <w:bCs/>
+        </w:rPr>
+        <w:t xml:space="preserve"> in existing customer, suggest way</w:t>
       </w:r>
     </w:p>
     <w:p>
@@ -17757,7 +21770,23 @@
           <w:b/>
           <w:bCs/>
         </w:rPr>
-        <w:t xml:space="preserve">If pending account, unfortunility </w:t>
+        <w:t xml:space="preserve">If pending account, </w:t>
+      </w:r>
+      <w:proofErr w:type="spellStart"/>
+      <w:r>
+        <w:rPr>
+          <w:b/>
+          <w:bCs/>
+        </w:rPr>
+        <w:t>unfortunility</w:t>
+      </w:r>
+      <w:proofErr w:type="spellEnd"/>
+      <w:r>
+        <w:rPr>
+          <w:b/>
+          <w:bCs/>
+        </w:rPr>
+        <w:t xml:space="preserve"> </w:t>
       </w:r>
       <w:r>
         <w:rPr>
@@ -17887,7 +21916,65 @@
           <w:bCs/>
           <w:lang w:val="en-US"/>
         </w:rPr>
-        <w:t xml:space="preserve">click the payment button the pending account action – menu </w:t>
+        <w:t xml:space="preserve">click the payment button the pending account action – </w:t>
+      </w:r>
+      <w:proofErr w:type="gramStart"/>
+      <w:r>
+        <w:rPr>
+          <w:b/>
+          <w:bCs/>
+          <w:lang w:val="en-US"/>
+        </w:rPr>
+        <w:t xml:space="preserve">menu </w:t>
+      </w:r>
+      <w:r>
+        <w:rPr>
+          <w:b/>
+          <w:bCs/>
+          <w:lang w:val="en-US"/>
+        </w:rPr>
+        <w:t>,</w:t>
+      </w:r>
+      <w:proofErr w:type="gramEnd"/>
+      <w:r>
+        <w:rPr>
+          <w:b/>
+          <w:bCs/>
+          <w:lang w:val="en-US"/>
+        </w:rPr>
+        <w:t xml:space="preserve"> </w:t>
+      </w:r>
+      <w:r>
+        <w:rPr>
+          <w:b/>
+          <w:bCs/>
+          <w:lang w:val="en-US"/>
+        </w:rPr>
+        <w:t>in the modal window</w:t>
+      </w:r>
+      <w:r>
+        <w:rPr>
+          <w:b/>
+          <w:bCs/>
+          <w:lang w:val="en-US"/>
+        </w:rPr>
+        <w:t xml:space="preserve"> customer </w:t>
+      </w:r>
+      <w:r>
+        <w:rPr>
+          <w:b/>
+          <w:bCs/>
+          <w:lang w:val="en-US"/>
+        </w:rPr>
+        <w:t>no and name display fields</w:t>
+      </w:r>
+      <w:r>
+        <w:rPr>
+          <w:b/>
+          <w:bCs/>
+          <w:lang w:val="en-US"/>
+        </w:rPr>
+        <w:t>, installed by name</w:t>
       </w:r>
       <w:r>
         <w:rPr>
@@ -17903,31 +21990,69 @@
           <w:bCs/>
           <w:lang w:val="en-US"/>
         </w:rPr>
-        <w:t>in the modal window</w:t>
-      </w:r>
-      <w:r>
-        <w:rPr>
-          <w:b/>
-          <w:bCs/>
-          <w:lang w:val="en-US"/>
-        </w:rPr>
-        <w:t xml:space="preserve"> customer </w:t>
-      </w:r>
-      <w:r>
-        <w:rPr>
-          <w:b/>
-          <w:bCs/>
-          <w:lang w:val="en-US"/>
-        </w:rPr>
-        <w:t>no and name display fields</w:t>
-      </w:r>
-      <w:r>
-        <w:rPr>
-          <w:b/>
-          <w:bCs/>
-          <w:lang w:val="en-US"/>
-        </w:rPr>
-        <w:t>, installed by name</w:t>
+        <w:t xml:space="preserve">Total payment, </w:t>
+      </w:r>
+    </w:p>
+    <w:p>
+      <w:pPr>
+        <w:pStyle w:val="NoSpacing"/>
+        <w:rPr>
+          <w:b/>
+          <w:bCs/>
+          <w:lang w:val="en-US"/>
+        </w:rPr>
+      </w:pPr>
+      <w:r>
+        <w:rPr>
+          <w:b/>
+          <w:bCs/>
+          <w:lang w:val="en-US"/>
+        </w:rPr>
+        <w:t xml:space="preserve"> </w:t>
+      </w:r>
+      <w:proofErr w:type="gramStart"/>
+      <w:r>
+        <w:rPr>
+          <w:b/>
+          <w:bCs/>
+          <w:lang w:val="en-US"/>
+        </w:rPr>
+        <w:t xml:space="preserve">display, </w:t>
+      </w:r>
+      <w:r>
+        <w:rPr>
+          <w:b/>
+          <w:bCs/>
+          <w:lang w:val="en-US"/>
+        </w:rPr>
+        <w:t xml:space="preserve"> paid</w:t>
+      </w:r>
+      <w:proofErr w:type="gramEnd"/>
+      <w:r>
+        <w:rPr>
+          <w:b/>
+          <w:bCs/>
+          <w:lang w:val="en-US"/>
+        </w:rPr>
+        <w:t xml:space="preserve"> </w:t>
+      </w:r>
+      <w:proofErr w:type="gramStart"/>
+      <w:r>
+        <w:rPr>
+          <w:b/>
+          <w:bCs/>
+          <w:lang w:val="en-US"/>
+        </w:rPr>
+        <w:t>date :</w:t>
+      </w:r>
+      <w:proofErr w:type="gramEnd"/>
+      <w:r>
+        <w:rPr>
+          <w:b/>
+          <w:bCs/>
+          <w:lang w:val="en-US"/>
+        </w:rPr>
+        <w:t xml:space="preserve"> selectable</w:t>
       </w:r>
       <w:r>
         <w:rPr>
@@ -17937,79 +22062,109 @@
         </w:rPr>
         <w:t xml:space="preserve">, </w:t>
       </w:r>
-      <w:r>
-        <w:rPr>
-          <w:b/>
-          <w:bCs/>
-          <w:lang w:val="en-US"/>
-        </w:rPr>
-        <w:t xml:space="preserve">Total payment, </w:t>
-      </w:r>
-    </w:p>
-    <w:p>
-      <w:pPr>
-        <w:pStyle w:val="NoSpacing"/>
-        <w:rPr>
-          <w:b/>
-          <w:bCs/>
-          <w:lang w:val="en-US"/>
-        </w:rPr>
-      </w:pPr>
-      <w:r>
-        <w:rPr>
-          <w:b/>
-          <w:bCs/>
-          <w:lang w:val="en-US"/>
-        </w:rPr>
-        <w:t xml:space="preserve"> display, </w:t>
-      </w:r>
-      <w:r>
-        <w:rPr>
-          <w:b/>
-          <w:bCs/>
-          <w:lang w:val="en-US"/>
-        </w:rPr>
-        <w:t xml:space="preserve"> paid date : selectable</w:t>
-      </w:r>
-      <w:r>
-        <w:rPr>
-          <w:b/>
-          <w:bCs/>
-          <w:lang w:val="en-US"/>
-        </w:rPr>
-        <w:t xml:space="preserve">, cash </w:t>
-      </w:r>
-      <w:r>
-        <w:rPr>
-          <w:b/>
-          <w:bCs/>
-          <w:lang w:val="en-US"/>
-        </w:rPr>
-        <w:t xml:space="preserve">, Online , received by </w:t>
-      </w:r>
-      <w:r>
-        <w:rPr>
-          <w:b/>
-          <w:bCs/>
-          <w:lang w:val="en-US"/>
-        </w:rPr>
-        <w:t xml:space="preserve">default admin name only selectable, received date </w:t>
-      </w:r>
-      <w:r>
-        <w:rPr>
-          <w:b/>
-          <w:bCs/>
-          <w:lang w:val="en-US"/>
-        </w:rPr>
-        <w:t xml:space="preserve">, calculation should happen </w:t>
-      </w:r>
-      <w:r>
-        <w:rPr>
-          <w:b/>
-          <w:bCs/>
-          <w:lang w:val="en-US"/>
-        </w:rPr>
-        <w:t>, to less total from cash and online and balance should show, if balance is 0</w:t>
+      <w:proofErr w:type="gramStart"/>
+      <w:r>
+        <w:rPr>
+          <w:b/>
+          <w:bCs/>
+          <w:lang w:val="en-US"/>
+        </w:rPr>
+        <w:t xml:space="preserve">cash </w:t>
+      </w:r>
+      <w:r>
+        <w:rPr>
+          <w:b/>
+          <w:bCs/>
+          <w:lang w:val="en-US"/>
+        </w:rPr>
+        <w:t>,</w:t>
+      </w:r>
+      <w:proofErr w:type="gramEnd"/>
+      <w:r>
+        <w:rPr>
+          <w:b/>
+          <w:bCs/>
+          <w:lang w:val="en-US"/>
+        </w:rPr>
+        <w:t xml:space="preserve"> </w:t>
+      </w:r>
+      <w:proofErr w:type="gramStart"/>
+      <w:r>
+        <w:rPr>
+          <w:b/>
+          <w:bCs/>
+          <w:lang w:val="en-US"/>
+        </w:rPr>
+        <w:t>Online ,</w:t>
+      </w:r>
+      <w:proofErr w:type="gramEnd"/>
+      <w:r>
+        <w:rPr>
+          <w:b/>
+          <w:bCs/>
+          <w:lang w:val="en-US"/>
+        </w:rPr>
+        <w:t xml:space="preserve"> received by </w:t>
+      </w:r>
+      <w:r>
+        <w:rPr>
+          <w:b/>
+          <w:bCs/>
+          <w:lang w:val="en-US"/>
+        </w:rPr>
+        <w:t xml:space="preserve">default admin name only selectable, received </w:t>
+      </w:r>
+      <w:proofErr w:type="gramStart"/>
+      <w:r>
+        <w:rPr>
+          <w:b/>
+          <w:bCs/>
+          <w:lang w:val="en-US"/>
+        </w:rPr>
+        <w:t xml:space="preserve">date </w:t>
+      </w:r>
+      <w:r>
+        <w:rPr>
+          <w:b/>
+          <w:bCs/>
+          <w:lang w:val="en-US"/>
+        </w:rPr>
+        <w:t>,</w:t>
+      </w:r>
+      <w:proofErr w:type="gramEnd"/>
+      <w:r>
+        <w:rPr>
+          <w:b/>
+          <w:bCs/>
+          <w:lang w:val="en-US"/>
+        </w:rPr>
+        <w:t xml:space="preserve"> calculation should </w:t>
+      </w:r>
+      <w:proofErr w:type="gramStart"/>
+      <w:r>
+        <w:rPr>
+          <w:b/>
+          <w:bCs/>
+          <w:lang w:val="en-US"/>
+        </w:rPr>
+        <w:t xml:space="preserve">happen </w:t>
+      </w:r>
+      <w:r>
+        <w:rPr>
+          <w:b/>
+          <w:bCs/>
+          <w:lang w:val="en-US"/>
+        </w:rPr>
+        <w:t>,</w:t>
+      </w:r>
+      <w:proofErr w:type="gramEnd"/>
+      <w:r>
+        <w:rPr>
+          <w:b/>
+          <w:bCs/>
+          <w:lang w:val="en-US"/>
+        </w:rPr>
+        <w:t xml:space="preserve"> to less total from cash and online and balance should show, if balance is 0</w:t>
       </w:r>
       <w:r>
         <w:rPr>
@@ -18059,7 +22214,25 @@
           <w:bCs/>
           <w:lang w:val="en-US"/>
         </w:rPr>
-        <w:t>develop backend and front end logic</w:t>
+        <w:t xml:space="preserve">develop backend and </w:t>
+      </w:r>
+      <w:proofErr w:type="gramStart"/>
+      <w:r>
+        <w:rPr>
+          <w:b/>
+          <w:bCs/>
+          <w:lang w:val="en-US"/>
+        </w:rPr>
+        <w:t>front end</w:t>
+      </w:r>
+      <w:proofErr w:type="gramEnd"/>
+      <w:r>
+        <w:rPr>
+          <w:b/>
+          <w:bCs/>
+          <w:lang w:val="en-US"/>
+        </w:rPr>
+        <w:t xml:space="preserve"> logic</w:t>
       </w:r>
     </w:p>
     <w:p>
@@ -18260,21 +22433,71 @@
           <w:b/>
           <w:bCs/>
         </w:rPr>
-        <w:t xml:space="preserve">partial amount , status </w:t>
-      </w:r>
-      <w:r>
-        <w:rPr>
-          <w:b/>
-          <w:bCs/>
-        </w:rPr>
-        <w:t xml:space="preserve">need to be”PARTIAL”, if total balance, if not filled the cash or online status must be pending, </w:t>
-      </w:r>
-      <w:r>
-        <w:rPr>
-          <w:b/>
-          <w:bCs/>
-        </w:rPr>
-        <w:t xml:space="preserve"> if any balance due date mandatory to set </w:t>
+        <w:t xml:space="preserve">partial </w:t>
+      </w:r>
+      <w:proofErr w:type="gramStart"/>
+      <w:r>
+        <w:rPr>
+          <w:b/>
+          <w:bCs/>
+        </w:rPr>
+        <w:t>amount ,</w:t>
+      </w:r>
+      <w:proofErr w:type="gramEnd"/>
+      <w:r>
+        <w:rPr>
+          <w:b/>
+          <w:bCs/>
+        </w:rPr>
+        <w:t xml:space="preserve"> status </w:t>
+      </w:r>
+      <w:r>
+        <w:rPr>
+          <w:b/>
+          <w:bCs/>
+        </w:rPr>
+        <w:t xml:space="preserve">need to </w:t>
+      </w:r>
+      <w:proofErr w:type="spellStart"/>
+      <w:proofErr w:type="gramStart"/>
+      <w:r>
+        <w:rPr>
+          <w:b/>
+          <w:bCs/>
+        </w:rPr>
+        <w:t>be”PARTIAL</w:t>
+      </w:r>
+      <w:proofErr w:type="spellEnd"/>
+      <w:proofErr w:type="gramEnd"/>
+      <w:r>
+        <w:rPr>
+          <w:b/>
+          <w:bCs/>
+        </w:rPr>
+        <w:t xml:space="preserve">”, if total balance, if not filled the cash or online status must be </w:t>
+      </w:r>
+      <w:proofErr w:type="gramStart"/>
+      <w:r>
+        <w:rPr>
+          <w:b/>
+          <w:bCs/>
+        </w:rPr>
+        <w:t xml:space="preserve">pending, </w:t>
+      </w:r>
+      <w:r>
+        <w:rPr>
+          <w:b/>
+          <w:bCs/>
+        </w:rPr>
+        <w:t xml:space="preserve"> if</w:t>
+      </w:r>
+      <w:proofErr w:type="gramEnd"/>
+      <w:r>
+        <w:rPr>
+          <w:b/>
+          <w:bCs/>
+        </w:rPr>
+        <w:t xml:space="preserve"> any balance due date mandatory to set </w:t>
       </w:r>
       <w:r>
         <w:rPr>
@@ -18340,13 +22563,23 @@
           <w:lang w:val="en-US"/>
         </w:rPr>
       </w:pPr>
-      <w:r>
-        <w:rPr>
-          <w:b/>
-          <w:bCs/>
-          <w:lang w:val="en-US"/>
-        </w:rPr>
-        <w:t>Requied row select option, to generate printable pdf</w:t>
+      <w:proofErr w:type="spellStart"/>
+      <w:r>
+        <w:rPr>
+          <w:b/>
+          <w:bCs/>
+          <w:lang w:val="en-US"/>
+        </w:rPr>
+        <w:t>Requied</w:t>
+      </w:r>
+      <w:proofErr w:type="spellEnd"/>
+      <w:r>
+        <w:rPr>
+          <w:b/>
+          <w:bCs/>
+          <w:lang w:val="en-US"/>
+        </w:rPr>
+        <w:t xml:space="preserve"> row select option, to generate printable pdf</w:t>
       </w:r>
       <w:r>
         <w:rPr>
@@ -18399,7 +22632,25 @@
           <w:bCs/>
           <w:lang w:val="en-US"/>
         </w:rPr>
-        <w:t xml:space="preserve">Installed by : Murugan  </w:t>
+        <w:t xml:space="preserve">Installed </w:t>
+      </w:r>
+      <w:proofErr w:type="gramStart"/>
+      <w:r>
+        <w:rPr>
+          <w:b/>
+          <w:bCs/>
+          <w:lang w:val="en-US"/>
+        </w:rPr>
+        <w:t>by :</w:t>
+      </w:r>
+      <w:proofErr w:type="gramEnd"/>
+      <w:r>
+        <w:rPr>
+          <w:b/>
+          <w:bCs/>
+          <w:lang w:val="en-US"/>
+        </w:rPr>
+        <w:t xml:space="preserve"> Murugan  </w:t>
       </w:r>
     </w:p>
     <w:tbl>
@@ -19276,15 +23527,33 @@
           <w:bCs/>
           <w:lang w:val="en-US"/>
         </w:rPr>
-        <w:t>Add Connection Details - Connection Type Reconnection /Location change</w:t>
-      </w:r>
-      <w:r>
-        <w:rPr>
-          <w:b/>
-          <w:bCs/>
-          <w:lang w:val="en-US"/>
-        </w:rPr>
-        <w:t xml:space="preserve"> , if location change selected, customer </w:t>
+        <w:t xml:space="preserve">Add Connection Details - Connection Type Reconnection /Location </w:t>
+      </w:r>
+      <w:proofErr w:type="gramStart"/>
+      <w:r>
+        <w:rPr>
+          <w:b/>
+          <w:bCs/>
+          <w:lang w:val="en-US"/>
+        </w:rPr>
+        <w:t>change</w:t>
+      </w:r>
+      <w:r>
+        <w:rPr>
+          <w:b/>
+          <w:bCs/>
+          <w:lang w:val="en-US"/>
+        </w:rPr>
+        <w:t xml:space="preserve"> ,</w:t>
+      </w:r>
+      <w:proofErr w:type="gramEnd"/>
+      <w:r>
+        <w:rPr>
+          <w:b/>
+          <w:bCs/>
+          <w:lang w:val="en-US"/>
+        </w:rPr>
+        <w:t xml:space="preserve"> if location change selected, customer </w:t>
       </w:r>
       <w:r>
         <w:rPr>
@@ -19299,8 +23568,49 @@
           <w:b/>
           <w:bCs/>
         </w:rPr>
-        <w:t>Postal AreaSelect postal areaLocationSelect locationStreet</w:t>
-      </w:r>
+        <w:t xml:space="preserve">Postal </w:t>
+      </w:r>
+      <w:proofErr w:type="spellStart"/>
+      <w:r>
+        <w:rPr>
+          <w:b/>
+          <w:bCs/>
+        </w:rPr>
+        <w:t>AreaSelect</w:t>
+      </w:r>
+      <w:proofErr w:type="spellEnd"/>
+      <w:r>
+        <w:rPr>
+          <w:b/>
+          <w:bCs/>
+        </w:rPr>
+        <w:t xml:space="preserve"> postal </w:t>
+      </w:r>
+      <w:proofErr w:type="spellStart"/>
+      <w:r>
+        <w:rPr>
+          <w:b/>
+          <w:bCs/>
+        </w:rPr>
+        <w:t>areaLocationSelect</w:t>
+      </w:r>
+      <w:proofErr w:type="spellEnd"/>
+      <w:r>
+        <w:rPr>
+          <w:b/>
+          <w:bCs/>
+        </w:rPr>
+        <w:t xml:space="preserve"> </w:t>
+      </w:r>
+      <w:proofErr w:type="spellStart"/>
+      <w:r>
+        <w:rPr>
+          <w:b/>
+          <w:bCs/>
+        </w:rPr>
+        <w:t>locationStreet</w:t>
+      </w:r>
+      <w:proofErr w:type="spellEnd"/>
       <w:r>
         <w:rPr>
           <w:b/>
@@ -19313,7 +23623,23 @@
           <w:b/>
           <w:bCs/>
         </w:rPr>
-        <w:t xml:space="preserve">update the new location details , will update the table to current address of the customer and </w:t>
+        <w:t xml:space="preserve">update the new location </w:t>
+      </w:r>
+      <w:proofErr w:type="gramStart"/>
+      <w:r>
+        <w:rPr>
+          <w:b/>
+          <w:bCs/>
+        </w:rPr>
+        <w:t>details ,</w:t>
+      </w:r>
+      <w:proofErr w:type="gramEnd"/>
+      <w:r>
+        <w:rPr>
+          <w:b/>
+          <w:bCs/>
+        </w:rPr>
+        <w:t xml:space="preserve"> will update the table to current address of the customer and </w:t>
       </w:r>
       <w:r>
         <w:rPr>
@@ -19363,43 +23689,133 @@
           <w:bCs/>
           <w:lang w:val="en-US"/>
         </w:rPr>
-        <w:t>stb status is the customer status, if not admin change the stb or status, only update after the admin approval, until should be in pending status</w:t>
-      </w:r>
-    </w:p>
-    <w:p>
-      <w:pPr>
-        <w:pStyle w:val="NoSpacing"/>
-        <w:rPr>
-          <w:b/>
-          <w:bCs/>
-          <w:lang w:val="en-US"/>
-        </w:rPr>
-      </w:pPr>
-      <w:r>
-        <w:rPr>
-          <w:b/>
-          <w:bCs/>
-          <w:lang w:val="en-US"/>
-        </w:rPr>
-        <w:t>status-pill required stb details to status</w:t>
-      </w:r>
-    </w:p>
-    <w:p>
-      <w:pPr>
-        <w:pStyle w:val="NoSpacing"/>
-        <w:rPr>
-          <w:b/>
-          <w:bCs/>
-          <w:lang w:val="en-US"/>
-        </w:rPr>
-      </w:pPr>
-      <w:r>
-        <w:rPr>
-          <w:b/>
-          <w:bCs/>
-          <w:lang w:val="en-US"/>
-        </w:rPr>
-        <w:t>Reason - add "Returned" , status will be "pending" until admin approve in workflow then customer status must be "Retrieved" and stb count will add in stb master and accessories visible to select while take back and accessories also included in material track - but used categories, automatically will add</w:t>
+        <w:t xml:space="preserve">stb status is the customer status, if not admin change the </w:t>
+      </w:r>
+      <w:proofErr w:type="spellStart"/>
+      <w:r>
+        <w:rPr>
+          <w:b/>
+          <w:bCs/>
+          <w:lang w:val="en-US"/>
+        </w:rPr>
+        <w:t>stb</w:t>
+      </w:r>
+      <w:proofErr w:type="spellEnd"/>
+      <w:r>
+        <w:rPr>
+          <w:b/>
+          <w:bCs/>
+          <w:lang w:val="en-US"/>
+        </w:rPr>
+        <w:t xml:space="preserve"> or status, only update after the admin approval, until should be in pending status</w:t>
+      </w:r>
+    </w:p>
+    <w:p>
+      <w:pPr>
+        <w:pStyle w:val="NoSpacing"/>
+        <w:rPr>
+          <w:b/>
+          <w:bCs/>
+          <w:lang w:val="en-US"/>
+        </w:rPr>
+      </w:pPr>
+      <w:r>
+        <w:rPr>
+          <w:b/>
+          <w:bCs/>
+          <w:lang w:val="en-US"/>
+        </w:rPr>
+        <w:t xml:space="preserve">status-pill required </w:t>
+      </w:r>
+      <w:proofErr w:type="spellStart"/>
+      <w:r>
+        <w:rPr>
+          <w:b/>
+          <w:bCs/>
+          <w:lang w:val="en-US"/>
+        </w:rPr>
+        <w:t>stb</w:t>
+      </w:r>
+      <w:proofErr w:type="spellEnd"/>
+      <w:r>
+        <w:rPr>
+          <w:b/>
+          <w:bCs/>
+          <w:lang w:val="en-US"/>
+        </w:rPr>
+        <w:t xml:space="preserve"> details to status</w:t>
+      </w:r>
+    </w:p>
+    <w:p>
+      <w:pPr>
+        <w:pStyle w:val="NoSpacing"/>
+        <w:rPr>
+          <w:b/>
+          <w:bCs/>
+          <w:lang w:val="en-US"/>
+        </w:rPr>
+      </w:pPr>
+      <w:r>
+        <w:rPr>
+          <w:b/>
+          <w:bCs/>
+          <w:lang w:val="en-US"/>
+        </w:rPr>
+        <w:t>Reason - add "Returned</w:t>
+      </w:r>
+      <w:proofErr w:type="gramStart"/>
+      <w:r>
+        <w:rPr>
+          <w:b/>
+          <w:bCs/>
+          <w:lang w:val="en-US"/>
+        </w:rPr>
+        <w:t>" ,</w:t>
+      </w:r>
+      <w:proofErr w:type="gramEnd"/>
+      <w:r>
+        <w:rPr>
+          <w:b/>
+          <w:bCs/>
+          <w:lang w:val="en-US"/>
+        </w:rPr>
+        <w:t xml:space="preserve"> status will be "pending" until admin approve in workflow then customer status must be "Retrieved" and </w:t>
+      </w:r>
+      <w:proofErr w:type="spellStart"/>
+      <w:r>
+        <w:rPr>
+          <w:b/>
+          <w:bCs/>
+          <w:lang w:val="en-US"/>
+        </w:rPr>
+        <w:t>stb</w:t>
+      </w:r>
+      <w:proofErr w:type="spellEnd"/>
+      <w:r>
+        <w:rPr>
+          <w:b/>
+          <w:bCs/>
+          <w:lang w:val="en-US"/>
+        </w:rPr>
+        <w:t xml:space="preserve"> count will add in </w:t>
+      </w:r>
+      <w:proofErr w:type="spellStart"/>
+      <w:r>
+        <w:rPr>
+          <w:b/>
+          <w:bCs/>
+          <w:lang w:val="en-US"/>
+        </w:rPr>
+        <w:t>stb</w:t>
+      </w:r>
+      <w:proofErr w:type="spellEnd"/>
+      <w:r>
+        <w:rPr>
+          <w:b/>
+          <w:bCs/>
+          <w:lang w:val="en-US"/>
+        </w:rPr>
+        <w:t xml:space="preserve"> master and accessories visible to select while take back and accessories also included in material track - but used categories, automatically will add</w:t>
       </w:r>
       <w:r>
         <w:rPr>
@@ -19408,6 +23824,695 @@
           <w:lang w:val="en-US"/>
         </w:rPr>
         <w:t xml:space="preserve"> in material stock each 1 count by default</w:t>
+      </w:r>
+    </w:p>
+    <w:p>
+      <w:pPr>
+        <w:pStyle w:val="NoSpacing"/>
+        <w:rPr>
+          <w:b/>
+          <w:bCs/>
+          <w:lang w:val="en-US"/>
+        </w:rPr>
+      </w:pPr>
+    </w:p>
+    <w:p>
+      <w:pPr>
+        <w:pStyle w:val="NoSpacing"/>
+        <w:rPr>
+          <w:b/>
+          <w:bCs/>
+          <w:lang w:val="en-US"/>
+        </w:rPr>
+      </w:pPr>
+    </w:p>
+    <w:p>
+      <w:pPr>
+        <w:pStyle w:val="NoSpacing"/>
+        <w:numPr>
+          <w:ilvl w:val="0"/>
+          <w:numId w:val="26"/>
+        </w:numPr>
+        <w:rPr>
+          <w:b/>
+          <w:bCs/>
+          <w:lang w:val="en-US"/>
+        </w:rPr>
+      </w:pPr>
+      <w:r>
+        <w:rPr>
+          <w:b/>
+          <w:bCs/>
+          <w:lang w:val="en-US"/>
+        </w:rPr>
+        <w:t xml:space="preserve">Month/Year – disable </w:t>
+      </w:r>
+    </w:p>
+    <w:p>
+      <w:pPr>
+        <w:pStyle w:val="NoSpacing"/>
+        <w:numPr>
+          <w:ilvl w:val="0"/>
+          <w:numId w:val="26"/>
+        </w:numPr>
+        <w:rPr>
+          <w:b/>
+          <w:bCs/>
+          <w:lang w:val="en-US"/>
+        </w:rPr>
+      </w:pPr>
+      <w:r>
+        <w:rPr>
+          <w:b/>
+          <w:bCs/>
+        </w:rPr>
+        <w:t>No. of Period / Count</w:t>
+      </w:r>
+      <w:r>
+        <w:rPr>
+          <w:b/>
+          <w:bCs/>
+        </w:rPr>
+        <w:t xml:space="preserve"> – increase the field width – text has cut</w:t>
+      </w:r>
+    </w:p>
+    <w:p>
+      <w:pPr>
+        <w:pStyle w:val="NoSpacing"/>
+        <w:numPr>
+          <w:ilvl w:val="0"/>
+          <w:numId w:val="26"/>
+        </w:numPr>
+        <w:rPr>
+          <w:b/>
+          <w:bCs/>
+          <w:lang w:val="en-US"/>
+        </w:rPr>
+      </w:pPr>
+      <w:r>
+        <w:rPr>
+          <w:b/>
+          <w:bCs/>
+        </w:rPr>
+        <w:t>No. of Period</w:t>
+      </w:r>
+      <w:r>
+        <w:rPr>
+          <w:b/>
+          <w:bCs/>
+        </w:rPr>
+        <w:t xml:space="preserve"> </w:t>
+      </w:r>
+      <w:r>
+        <w:rPr>
+          <w:b/>
+          <w:bCs/>
+        </w:rPr>
+        <w:t>– default Month</w:t>
+      </w:r>
+    </w:p>
+    <w:p>
+      <w:pPr>
+        <w:pStyle w:val="NoSpacing"/>
+        <w:numPr>
+          <w:ilvl w:val="0"/>
+          <w:numId w:val="26"/>
+        </w:numPr>
+        <w:rPr>
+          <w:b/>
+          <w:bCs/>
+          <w:lang w:val="en-US"/>
+        </w:rPr>
+      </w:pPr>
+      <w:r>
+        <w:rPr>
+          <w:b/>
+          <w:bCs/>
+        </w:rPr>
+        <w:t xml:space="preserve">If </w:t>
+      </w:r>
+      <w:r>
+        <w:rPr>
+          <w:b/>
+          <w:bCs/>
+        </w:rPr>
+        <w:t>Days – user can select the start date, end date must be last date of current month disabled</w:t>
+      </w:r>
+    </w:p>
+    <w:p>
+      <w:pPr>
+        <w:pStyle w:val="NoSpacing"/>
+        <w:rPr>
+          <w:b/>
+          <w:bCs/>
+        </w:rPr>
+      </w:pPr>
+    </w:p>
+    <w:p>
+      <w:pPr>
+        <w:pStyle w:val="NoSpacing"/>
+        <w:rPr>
+          <w:b/>
+          <w:bCs/>
+        </w:rPr>
+      </w:pPr>
+      <w:r>
+        <w:rPr>
+          <w:b/>
+          <w:bCs/>
+        </w:rPr>
+        <w:t xml:space="preserve">Report </w:t>
+      </w:r>
+      <w:r>
+        <w:rPr>
+          <w:b/>
+          <w:bCs/>
+        </w:rPr>
+        <w:t>– new menu</w:t>
+      </w:r>
+    </w:p>
+    <w:p>
+      <w:pPr>
+        <w:pStyle w:val="NoSpacing"/>
+        <w:rPr>
+          <w:b/>
+          <w:bCs/>
+        </w:rPr>
+      </w:pPr>
+      <w:r>
+        <w:rPr>
+          <w:b/>
+          <w:bCs/>
+        </w:rPr>
+        <w:t>Cat Subscription report</w:t>
+      </w:r>
+    </w:p>
+    <w:p>
+      <w:pPr>
+        <w:pStyle w:val="NoSpacing"/>
+        <w:rPr>
+          <w:b/>
+          <w:bCs/>
+          <w:lang w:val="en-US"/>
+        </w:rPr>
+      </w:pPr>
+      <w:r>
+        <w:rPr>
+          <w:b/>
+          <w:bCs/>
+        </w:rPr>
+        <w:t xml:space="preserve">I </w:t>
+      </w:r>
+      <w:r>
+        <w:rPr>
+          <w:b/>
+          <w:bCs/>
+        </w:rPr>
+        <w:t xml:space="preserve">want to </w:t>
+      </w:r>
+      <w:r>
+        <w:rPr>
+          <w:b/>
+          <w:bCs/>
+        </w:rPr>
+        <w:t>get the report</w:t>
+      </w:r>
+      <w:r>
+        <w:rPr>
+          <w:b/>
+          <w:bCs/>
+        </w:rPr>
+        <w:t xml:space="preserve"> of </w:t>
+      </w:r>
+      <w:r>
+        <w:rPr>
+          <w:b/>
+          <w:bCs/>
+        </w:rPr>
+        <w:t>cable tv subscription report, based on</w:t>
+      </w:r>
+      <w:r>
+        <w:rPr>
+          <w:b/>
+          <w:bCs/>
+        </w:rPr>
+        <w:t xml:space="preserve"> </w:t>
+      </w:r>
+      <w:r>
+        <w:rPr>
+          <w:b/>
+          <w:bCs/>
+        </w:rPr>
+        <w:t xml:space="preserve">collected by, </w:t>
+      </w:r>
+      <w:proofErr w:type="gramStart"/>
+      <w:r>
+        <w:rPr>
+          <w:b/>
+          <w:bCs/>
+        </w:rPr>
+        <w:t>Network</w:t>
+      </w:r>
+      <w:proofErr w:type="gramEnd"/>
+      <w:r>
+        <w:rPr>
+          <w:b/>
+          <w:bCs/>
+        </w:rPr>
+        <w:t xml:space="preserve"> type,</w:t>
+      </w:r>
+      <w:r>
+        <w:rPr>
+          <w:b/>
+          <w:bCs/>
+        </w:rPr>
+        <w:t xml:space="preserve"> from </w:t>
+      </w:r>
+      <w:proofErr w:type="gramStart"/>
+      <w:r>
+        <w:rPr>
+          <w:b/>
+          <w:bCs/>
+        </w:rPr>
+        <w:t>date ,</w:t>
+      </w:r>
+      <w:proofErr w:type="gramEnd"/>
+      <w:r>
+        <w:rPr>
+          <w:b/>
+          <w:bCs/>
+        </w:rPr>
+        <w:t xml:space="preserve"> to</w:t>
+      </w:r>
+      <w:r>
+        <w:rPr>
+          <w:b/>
+          <w:bCs/>
+        </w:rPr>
+        <w:t xml:space="preserve"> </w:t>
+      </w:r>
+      <w:r>
+        <w:rPr>
+          <w:b/>
+          <w:bCs/>
+        </w:rPr>
+        <w:t xml:space="preserve">date and based on </w:t>
+      </w:r>
+      <w:r>
+        <w:rPr>
+          <w:b/>
+          <w:bCs/>
+        </w:rPr>
+        <w:t>Collected By</w:t>
+      </w:r>
+      <w:r>
+        <w:rPr>
+          <w:b/>
+          <w:bCs/>
+        </w:rPr>
+        <w:t xml:space="preserve"> name, if not </w:t>
+      </w:r>
+      <w:proofErr w:type="gramStart"/>
+      <w:r>
+        <w:rPr>
+          <w:b/>
+          <w:bCs/>
+        </w:rPr>
+        <w:t>admin ,</w:t>
+      </w:r>
+      <w:proofErr w:type="gramEnd"/>
+      <w:r>
+        <w:rPr>
+          <w:b/>
+          <w:bCs/>
+        </w:rPr>
+        <w:t xml:space="preserve"> user can generate the </w:t>
+      </w:r>
+      <w:r>
+        <w:rPr>
+          <w:b/>
+          <w:bCs/>
+        </w:rPr>
+        <w:t>report based on</w:t>
+      </w:r>
+      <w:r>
+        <w:rPr>
+          <w:b/>
+          <w:bCs/>
+        </w:rPr>
+        <w:t xml:space="preserve"> network type,</w:t>
+      </w:r>
+      <w:r>
+        <w:rPr>
+          <w:b/>
+          <w:bCs/>
+        </w:rPr>
+        <w:t xml:space="preserve"> start date and end </w:t>
+      </w:r>
+      <w:proofErr w:type="gramStart"/>
+      <w:r>
+        <w:rPr>
+          <w:b/>
+          <w:bCs/>
+        </w:rPr>
+        <w:t>date ,</w:t>
+      </w:r>
+      <w:proofErr w:type="gramEnd"/>
+      <w:r>
+        <w:rPr>
+          <w:b/>
+          <w:bCs/>
+        </w:rPr>
+        <w:t xml:space="preserve"> </w:t>
+      </w:r>
+      <w:r>
+        <w:rPr>
+          <w:b/>
+          <w:bCs/>
+        </w:rPr>
+        <w:t>Collected By</w:t>
+      </w:r>
+      <w:r>
+        <w:rPr>
+          <w:b/>
+          <w:bCs/>
+        </w:rPr>
+        <w:t xml:space="preserve"> mapped with </w:t>
+      </w:r>
+      <w:r>
+        <w:rPr>
+          <w:b/>
+          <w:bCs/>
+        </w:rPr>
+        <w:lastRenderedPageBreak/>
+        <w:t xml:space="preserve">logged in name, </w:t>
+      </w:r>
+      <w:r>
+        <w:rPr>
+          <w:b/>
+          <w:bCs/>
+        </w:rPr>
+        <w:t xml:space="preserve">if admin can select </w:t>
+      </w:r>
+      <w:r>
+        <w:rPr>
+          <w:b/>
+          <w:bCs/>
+        </w:rPr>
+        <w:t>collected by, print and export to excel required</w:t>
+      </w:r>
+      <w:r>
+        <w:rPr>
+          <w:b/>
+          <w:bCs/>
+        </w:rPr>
+        <w:br/>
+      </w:r>
+    </w:p>
+    <w:p>
+      <w:pPr>
+        <w:pStyle w:val="NoSpacing"/>
+        <w:rPr>
+          <w:b/>
+          <w:bCs/>
+          <w:lang w:val="en-US"/>
+        </w:rPr>
+      </w:pPr>
+    </w:p>
+    <w:p>
+      <w:pPr>
+        <w:pStyle w:val="NoSpacing"/>
+        <w:rPr>
+          <w:b/>
+          <w:bCs/>
+          <w:lang w:val="en-US"/>
+        </w:rPr>
+      </w:pPr>
+      <w:r>
+        <w:rPr>
+          <w:b/>
+          <w:bCs/>
+          <w:lang w:val="en-US"/>
+        </w:rPr>
+        <w:t>Add Subscription Details</w:t>
+      </w:r>
+      <w:r>
+        <w:rPr>
+          <w:b/>
+          <w:bCs/>
+          <w:lang w:val="en-US"/>
+        </w:rPr>
+        <w:t xml:space="preserve"> and Edit</w:t>
+      </w:r>
+      <w:r>
+        <w:rPr>
+          <w:b/>
+          <w:bCs/>
+          <w:lang w:val="en-US"/>
+        </w:rPr>
+        <w:t xml:space="preserve"> Subscription Details</w:t>
+      </w:r>
+      <w:r>
+        <w:rPr>
+          <w:b/>
+          <w:bCs/>
+          <w:lang w:val="en-US"/>
+        </w:rPr>
+        <w:t xml:space="preserve"> if </w:t>
+      </w:r>
+      <w:r>
+        <w:rPr>
+          <w:b/>
+          <w:bCs/>
+        </w:rPr>
+        <w:t>Mode of Payment</w:t>
+      </w:r>
+      <w:r>
+        <w:rPr>
+          <w:b/>
+          <w:bCs/>
+        </w:rPr>
+        <w:t xml:space="preserve"> </w:t>
+      </w:r>
+      <w:r>
+        <w:rPr>
+          <w:b/>
+          <w:bCs/>
+        </w:rPr>
+        <w:t xml:space="preserve">is online /Office, that </w:t>
+      </w:r>
+      <w:r>
+        <w:rPr>
+          <w:b/>
+          <w:bCs/>
+        </w:rPr>
+        <w:t xml:space="preserve">amount should map to </w:t>
+      </w:r>
+      <w:proofErr w:type="gramStart"/>
+      <w:r>
+        <w:rPr>
+          <w:b/>
+          <w:bCs/>
+        </w:rPr>
+        <w:t>a</w:t>
+      </w:r>
+      <w:proofErr w:type="gramEnd"/>
+      <w:r>
+        <w:rPr>
+          <w:b/>
+          <w:bCs/>
+        </w:rPr>
+        <w:t xml:space="preserve"> employee to track the payment </w:t>
+      </w:r>
+      <w:r>
+        <w:rPr>
+          <w:b/>
+          <w:bCs/>
+        </w:rPr>
+        <w:t>report of online and office</w:t>
+      </w:r>
+      <w:r>
+        <w:rPr>
+          <w:b/>
+          <w:bCs/>
+        </w:rPr>
+        <w:t>, only applicable to admin</w:t>
+      </w:r>
+    </w:p>
+    <w:p>
+      <w:pPr>
+        <w:pStyle w:val="NoSpacing"/>
+        <w:rPr>
+          <w:b/>
+          <w:bCs/>
+          <w:lang w:val="en-US"/>
+        </w:rPr>
+      </w:pPr>
+    </w:p>
+    <w:p>
+      <w:pPr>
+        <w:pStyle w:val="NoSpacing"/>
+        <w:rPr>
+          <w:b/>
+          <w:bCs/>
+          <w:lang w:val="en-US"/>
+        </w:rPr>
+      </w:pPr>
+    </w:p>
+    <w:p>
+      <w:pPr>
+        <w:pStyle w:val="NoSpacing"/>
+        <w:rPr>
+          <w:b/>
+          <w:bCs/>
+          <w:lang w:val="en-US"/>
+        </w:rPr>
+      </w:pPr>
+      <w:r>
+        <w:rPr>
+          <w:b/>
+          <w:bCs/>
+          <w:lang w:val="en-US"/>
+        </w:rPr>
+        <w:t>need a</w:t>
+      </w:r>
+      <w:r>
+        <w:rPr>
+          <w:b/>
+          <w:bCs/>
+          <w:lang w:val="en-US"/>
+        </w:rPr>
+        <w:t xml:space="preserve"> new</w:t>
+      </w:r>
+      <w:r>
+        <w:rPr>
+          <w:b/>
+          <w:bCs/>
+          <w:lang w:val="en-US"/>
+        </w:rPr>
+        <w:t xml:space="preserve"> screen append a </w:t>
+      </w:r>
+      <w:r>
+        <w:rPr>
+          <w:b/>
+          <w:bCs/>
+          <w:lang w:val="en-US"/>
+        </w:rPr>
+        <w:t>subscription</w:t>
+      </w:r>
+      <w:r>
+        <w:rPr>
+          <w:b/>
+          <w:bCs/>
+          <w:lang w:val="en-US"/>
+        </w:rPr>
+        <w:t xml:space="preserve"> of all -only active customers</w:t>
+      </w:r>
+      <w:r>
+        <w:rPr>
+          <w:b/>
+          <w:bCs/>
+          <w:lang w:val="en-US"/>
+        </w:rPr>
+        <w:t xml:space="preserve"> and end </w:t>
+      </w:r>
+      <w:r>
+        <w:rPr>
+          <w:b/>
+          <w:bCs/>
+          <w:lang w:val="en-US"/>
+        </w:rPr>
+        <w:t>date, if end was next month from current month</w:t>
+      </w:r>
+      <w:r>
+        <w:rPr>
+          <w:b/>
+          <w:bCs/>
+          <w:lang w:val="en-US"/>
+        </w:rPr>
+        <w:t xml:space="preserve"> means insert the subscription </w:t>
+      </w:r>
+      <w:r>
+        <w:rPr>
+          <w:b/>
+          <w:bCs/>
+          <w:lang w:val="en-US"/>
+        </w:rPr>
+        <w:t>row, current month of 1</w:t>
+      </w:r>
+      <w:r>
+        <w:rPr>
+          <w:b/>
+          <w:bCs/>
+          <w:vertAlign w:val="superscript"/>
+          <w:lang w:val="en-US"/>
+        </w:rPr>
+        <w:t>st</w:t>
+      </w:r>
+      <w:r>
+        <w:rPr>
+          <w:b/>
+          <w:bCs/>
+          <w:lang w:val="en-US"/>
+        </w:rPr>
+        <w:t xml:space="preserve"> date with </w:t>
+      </w:r>
+      <w:r>
+        <w:rPr>
+          <w:b/>
+          <w:bCs/>
+          <w:lang w:val="en-US"/>
+        </w:rPr>
+        <w:t xml:space="preserve">“unpaid” status, which will be in </w:t>
+      </w:r>
+      <w:r>
+        <w:rPr>
+          <w:b/>
+          <w:bCs/>
+          <w:lang w:val="en-US"/>
+        </w:rPr>
+        <w:t xml:space="preserve">accounts &gt; </w:t>
+      </w:r>
+      <w:r>
+        <w:rPr>
+          <w:b/>
+          <w:bCs/>
+          <w:lang w:val="en-US"/>
+        </w:rPr>
+        <w:t xml:space="preserve">subscription </w:t>
+      </w:r>
+      <w:r>
+        <w:rPr>
+          <w:b/>
+          <w:bCs/>
+          <w:lang w:val="en-US"/>
+        </w:rPr>
+        <w:t>list, then payment collected person will</w:t>
+      </w:r>
+      <w:r>
+        <w:rPr>
+          <w:b/>
+          <w:bCs/>
+          <w:lang w:val="en-US"/>
+        </w:rPr>
+        <w:t xml:space="preserve"> enter the payment, </w:t>
+      </w:r>
+      <w:r>
+        <w:rPr>
+          <w:b/>
+          <w:bCs/>
+          <w:lang w:val="en-US"/>
+        </w:rPr>
+        <w:br/>
+        <w:t xml:space="preserve">how can we handle this module </w:t>
+      </w:r>
+      <w:r>
+        <w:rPr>
+          <w:b/>
+          <w:bCs/>
+          <w:lang w:val="en-US"/>
+        </w:rPr>
+        <w:t>explain and we will start the development</w:t>
       </w:r>
     </w:p>
     <w:p>
@@ -20183,6 +25288,95 @@
     </w:lvl>
   </w:abstractNum>
   <w:abstractNum w:abstractNumId="6" w15:restartNumberingAfterBreak="0">
+    <w:nsid w:val="1F8A324A"/>
+    <w:multiLevelType w:val="hybridMultilevel"/>
+    <w:tmpl w:val="25A6B222"/>
+    <w:lvl w:ilvl="0" w:tplc="0409000F">
+      <w:start w:val="1"/>
+      <w:numFmt w:val="decimal"/>
+      <w:lvlText w:val="%1."/>
+      <w:lvlJc w:val="left"/>
+      <w:pPr>
+        <w:ind w:left="720" w:hanging="360"/>
+      </w:pPr>
+      <w:rPr>
+        <w:rFonts w:hint="default"/>
+      </w:rPr>
+    </w:lvl>
+    <w:lvl w:ilvl="1" w:tplc="04090019" w:tentative="1">
+      <w:start w:val="1"/>
+      <w:numFmt w:val="lowerLetter"/>
+      <w:lvlText w:val="%2."/>
+      <w:lvlJc w:val="left"/>
+      <w:pPr>
+        <w:ind w:left="1440" w:hanging="360"/>
+      </w:pPr>
+    </w:lvl>
+    <w:lvl w:ilvl="2" w:tplc="0409001B" w:tentative="1">
+      <w:start w:val="1"/>
+      <w:numFmt w:val="lowerRoman"/>
+      <w:lvlText w:val="%3."/>
+      <w:lvlJc w:val="right"/>
+      <w:pPr>
+        <w:ind w:left="2160" w:hanging="180"/>
+      </w:pPr>
+    </w:lvl>
+    <w:lvl w:ilvl="3" w:tplc="0409000F" w:tentative="1">
+      <w:start w:val="1"/>
+      <w:numFmt w:val="decimal"/>
+      <w:lvlText w:val="%4."/>
+      <w:lvlJc w:val="left"/>
+      <w:pPr>
+        <w:ind w:left="2880" w:hanging="360"/>
+      </w:pPr>
+    </w:lvl>
+    <w:lvl w:ilvl="4" w:tplc="04090019" w:tentative="1">
+      <w:start w:val="1"/>
+      <w:numFmt w:val="lowerLetter"/>
+      <w:lvlText w:val="%5."/>
+      <w:lvlJc w:val="left"/>
+      <w:pPr>
+        <w:ind w:left="3600" w:hanging="360"/>
+      </w:pPr>
+    </w:lvl>
+    <w:lvl w:ilvl="5" w:tplc="0409001B" w:tentative="1">
+      <w:start w:val="1"/>
+      <w:numFmt w:val="lowerRoman"/>
+      <w:lvlText w:val="%6."/>
+      <w:lvlJc w:val="right"/>
+      <w:pPr>
+        <w:ind w:left="4320" w:hanging="180"/>
+      </w:pPr>
+    </w:lvl>
+    <w:lvl w:ilvl="6" w:tplc="0409000F" w:tentative="1">
+      <w:start w:val="1"/>
+      <w:numFmt w:val="decimal"/>
+      <w:lvlText w:val="%7."/>
+      <w:lvlJc w:val="left"/>
+      <w:pPr>
+        <w:ind w:left="5040" w:hanging="360"/>
+      </w:pPr>
+    </w:lvl>
+    <w:lvl w:ilvl="7" w:tplc="04090019" w:tentative="1">
+      <w:start w:val="1"/>
+      <w:numFmt w:val="lowerLetter"/>
+      <w:lvlText w:val="%8."/>
+      <w:lvlJc w:val="left"/>
+      <w:pPr>
+        <w:ind w:left="5760" w:hanging="360"/>
+      </w:pPr>
+    </w:lvl>
+    <w:lvl w:ilvl="8" w:tplc="0409001B" w:tentative="1">
+      <w:start w:val="1"/>
+      <w:numFmt w:val="lowerRoman"/>
+      <w:lvlText w:val="%9."/>
+      <w:lvlJc w:val="right"/>
+      <w:pPr>
+        <w:ind w:left="6480" w:hanging="180"/>
+      </w:pPr>
+    </w:lvl>
+  </w:abstractNum>
+  <w:abstractNum w:abstractNumId="7" w15:restartNumberingAfterBreak="0">
     <w:nsid w:val="23E5339D"/>
     <w:multiLevelType w:val="hybridMultilevel"/>
     <w:tmpl w:val="0B4A9512"/>
@@ -20271,7 +25465,7 @@
       </w:pPr>
     </w:lvl>
   </w:abstractNum>
-  <w:abstractNum w:abstractNumId="7" w15:restartNumberingAfterBreak="0">
+  <w:abstractNum w:abstractNumId="8" w15:restartNumberingAfterBreak="0">
     <w:nsid w:val="28DF34DB"/>
     <w:multiLevelType w:val="hybridMultilevel"/>
     <w:tmpl w:val="0B4A9512"/>
@@ -20360,7 +25554,7 @@
       </w:pPr>
     </w:lvl>
   </w:abstractNum>
-  <w:abstractNum w:abstractNumId="8" w15:restartNumberingAfterBreak="0">
+  <w:abstractNum w:abstractNumId="9" w15:restartNumberingAfterBreak="0">
     <w:nsid w:val="2C615325"/>
     <w:multiLevelType w:val="multilevel"/>
     <w:tmpl w:val="CCAC5D2A"/>
@@ -20501,7 +25695,7 @@
       </w:rPr>
     </w:lvl>
   </w:abstractNum>
-  <w:abstractNum w:abstractNumId="9" w15:restartNumberingAfterBreak="0">
+  <w:abstractNum w:abstractNumId="10" w15:restartNumberingAfterBreak="0">
     <w:nsid w:val="2FF1002F"/>
     <w:multiLevelType w:val="hybridMultilevel"/>
     <w:tmpl w:val="9BA0C6D0"/>
@@ -20590,7 +25784,7 @@
       </w:pPr>
     </w:lvl>
   </w:abstractNum>
-  <w:abstractNum w:abstractNumId="10" w15:restartNumberingAfterBreak="0">
+  <w:abstractNum w:abstractNumId="11" w15:restartNumberingAfterBreak="0">
     <w:nsid w:val="30F60000"/>
     <w:multiLevelType w:val="multilevel"/>
     <w:tmpl w:val="4F528642"/>
@@ -20739,7 +25933,7 @@
       </w:rPr>
     </w:lvl>
   </w:abstractNum>
-  <w:abstractNum w:abstractNumId="11" w15:restartNumberingAfterBreak="0">
+  <w:abstractNum w:abstractNumId="12" w15:restartNumberingAfterBreak="0">
     <w:nsid w:val="341551EF"/>
     <w:multiLevelType w:val="hybridMultilevel"/>
     <w:tmpl w:val="AA002C78"/>
@@ -20828,7 +26022,7 @@
       </w:pPr>
     </w:lvl>
   </w:abstractNum>
-  <w:abstractNum w:abstractNumId="12" w15:restartNumberingAfterBreak="0">
+  <w:abstractNum w:abstractNumId="13" w15:restartNumberingAfterBreak="0">
     <w:nsid w:val="3A841482"/>
     <w:multiLevelType w:val="multilevel"/>
     <w:tmpl w:val="04FEBC60"/>
@@ -20977,7 +26171,7 @@
       </w:rPr>
     </w:lvl>
   </w:abstractNum>
-  <w:abstractNum w:abstractNumId="13" w15:restartNumberingAfterBreak="0">
+  <w:abstractNum w:abstractNumId="14" w15:restartNumberingAfterBreak="0">
     <w:nsid w:val="3C025123"/>
     <w:multiLevelType w:val="hybridMultilevel"/>
     <w:tmpl w:val="ED72C358"/>
@@ -21066,7 +26260,7 @@
       </w:pPr>
     </w:lvl>
   </w:abstractNum>
-  <w:abstractNum w:abstractNumId="14" w15:restartNumberingAfterBreak="0">
+  <w:abstractNum w:abstractNumId="15" w15:restartNumberingAfterBreak="0">
     <w:nsid w:val="3EE64ECE"/>
     <w:multiLevelType w:val="multilevel"/>
     <w:tmpl w:val="E3C450A4"/>
@@ -21211,7 +26405,7 @@
       </w:rPr>
     </w:lvl>
   </w:abstractNum>
-  <w:abstractNum w:abstractNumId="15" w15:restartNumberingAfterBreak="0">
+  <w:abstractNum w:abstractNumId="16" w15:restartNumberingAfterBreak="0">
     <w:nsid w:val="3F7C388B"/>
     <w:multiLevelType w:val="multilevel"/>
     <w:tmpl w:val="F244DFEE"/>
@@ -21360,7 +26554,7 @@
       </w:rPr>
     </w:lvl>
   </w:abstractNum>
-  <w:abstractNum w:abstractNumId="16" w15:restartNumberingAfterBreak="0">
+  <w:abstractNum w:abstractNumId="17" w15:restartNumberingAfterBreak="0">
     <w:nsid w:val="41E41A0F"/>
     <w:multiLevelType w:val="multilevel"/>
     <w:tmpl w:val="E8CEC8EC"/>
@@ -21509,7 +26703,7 @@
       </w:rPr>
     </w:lvl>
   </w:abstractNum>
-  <w:abstractNum w:abstractNumId="17" w15:restartNumberingAfterBreak="0">
+  <w:abstractNum w:abstractNumId="18" w15:restartNumberingAfterBreak="0">
     <w:nsid w:val="47206278"/>
     <w:multiLevelType w:val="hybridMultilevel"/>
     <w:tmpl w:val="660C46BE"/>
@@ -21598,7 +26792,7 @@
       </w:pPr>
     </w:lvl>
   </w:abstractNum>
-  <w:abstractNum w:abstractNumId="18" w15:restartNumberingAfterBreak="0">
+  <w:abstractNum w:abstractNumId="19" w15:restartNumberingAfterBreak="0">
     <w:nsid w:val="47541A51"/>
     <w:multiLevelType w:val="multilevel"/>
     <w:tmpl w:val="B1769196"/>
@@ -21715,7 +26909,7 @@
       </w:pPr>
     </w:lvl>
   </w:abstractNum>
-  <w:abstractNum w:abstractNumId="19" w15:restartNumberingAfterBreak="0">
+  <w:abstractNum w:abstractNumId="20" w15:restartNumberingAfterBreak="0">
     <w:nsid w:val="47F541C9"/>
     <w:multiLevelType w:val="hybridMultilevel"/>
     <w:tmpl w:val="ACD4CA7A"/>
@@ -21804,7 +26998,7 @@
       </w:pPr>
     </w:lvl>
   </w:abstractNum>
-  <w:abstractNum w:abstractNumId="20" w15:restartNumberingAfterBreak="0">
+  <w:abstractNum w:abstractNumId="21" w15:restartNumberingAfterBreak="0">
     <w:nsid w:val="4B9566C8"/>
     <w:multiLevelType w:val="hybridMultilevel"/>
     <w:tmpl w:val="0BC871BE"/>
@@ -21893,7 +27087,7 @@
       </w:pPr>
     </w:lvl>
   </w:abstractNum>
-  <w:abstractNum w:abstractNumId="21" w15:restartNumberingAfterBreak="0">
+  <w:abstractNum w:abstractNumId="22" w15:restartNumberingAfterBreak="0">
     <w:nsid w:val="5AB63653"/>
     <w:multiLevelType w:val="multilevel"/>
     <w:tmpl w:val="AEBCE6B4"/>
@@ -22038,7 +27232,7 @@
       </w:rPr>
     </w:lvl>
   </w:abstractNum>
-  <w:abstractNum w:abstractNumId="22" w15:restartNumberingAfterBreak="0">
+  <w:abstractNum w:abstractNumId="23" w15:restartNumberingAfterBreak="0">
     <w:nsid w:val="5B0F231C"/>
     <w:multiLevelType w:val="multilevel"/>
     <w:tmpl w:val="61E06DBC"/>
@@ -22187,7 +27381,7 @@
       </w:rPr>
     </w:lvl>
   </w:abstractNum>
-  <w:abstractNum w:abstractNumId="23" w15:restartNumberingAfterBreak="0">
+  <w:abstractNum w:abstractNumId="24" w15:restartNumberingAfterBreak="0">
     <w:nsid w:val="74D43F45"/>
     <w:multiLevelType w:val="hybridMultilevel"/>
     <w:tmpl w:val="8402C9D0"/>
@@ -22276,7 +27470,7 @@
       </w:pPr>
     </w:lvl>
   </w:abstractNum>
-  <w:abstractNum w:abstractNumId="24" w15:restartNumberingAfterBreak="0">
+  <w:abstractNum w:abstractNumId="25" w15:restartNumberingAfterBreak="0">
     <w:nsid w:val="7BF06BB8"/>
     <w:multiLevelType w:val="multilevel"/>
     <w:tmpl w:val="94982344"/>
@@ -22426,40 +27620,40 @@
     </w:lvl>
   </w:abstractNum>
   <w:num w:numId="1" w16cid:durableId="66616893">
-    <w:abstractNumId w:val="20"/>
+    <w:abstractNumId w:val="21"/>
   </w:num>
   <w:num w:numId="2" w16cid:durableId="123502505">
-    <w:abstractNumId w:val="13"/>
+    <w:abstractNumId w:val="14"/>
   </w:num>
   <w:num w:numId="3" w16cid:durableId="1535847532">
-    <w:abstractNumId w:val="23"/>
+    <w:abstractNumId w:val="24"/>
   </w:num>
   <w:num w:numId="4" w16cid:durableId="217015646">
     <w:abstractNumId w:val="0"/>
   </w:num>
   <w:num w:numId="5" w16cid:durableId="796609497">
-    <w:abstractNumId w:val="15"/>
+    <w:abstractNumId w:val="16"/>
   </w:num>
   <w:num w:numId="6" w16cid:durableId="559945052">
     <w:abstractNumId w:val="1"/>
   </w:num>
   <w:num w:numId="7" w16cid:durableId="362096506">
-    <w:abstractNumId w:val="9"/>
+    <w:abstractNumId w:val="10"/>
   </w:num>
   <w:num w:numId="8" w16cid:durableId="665137640">
     <w:abstractNumId w:val="4"/>
   </w:num>
   <w:num w:numId="9" w16cid:durableId="956105563">
-    <w:abstractNumId w:val="6"/>
+    <w:abstractNumId w:val="7"/>
   </w:num>
   <w:num w:numId="10" w16cid:durableId="2124227550">
-    <w:abstractNumId w:val="7"/>
+    <w:abstractNumId w:val="8"/>
   </w:num>
   <w:num w:numId="11" w16cid:durableId="746851647">
-    <w:abstractNumId w:val="11"/>
+    <w:abstractNumId w:val="12"/>
   </w:num>
   <w:num w:numId="12" w16cid:durableId="1435445474">
-    <w:abstractNumId w:val="8"/>
+    <w:abstractNumId w:val="9"/>
   </w:num>
   <w:num w:numId="13" w16cid:durableId="1161044564">
     <w:abstractNumId w:val="3"/>
@@ -22471,34 +27665,37 @@
     <w:abstractNumId w:val="2"/>
   </w:num>
   <w:num w:numId="16" w16cid:durableId="702482787">
+    <w:abstractNumId w:val="23"/>
+  </w:num>
+  <w:num w:numId="17" w16cid:durableId="886723717">
+    <w:abstractNumId w:val="25"/>
+  </w:num>
+  <w:num w:numId="18" w16cid:durableId="554387993">
+    <w:abstractNumId w:val="15"/>
+  </w:num>
+  <w:num w:numId="19" w16cid:durableId="1698238505">
     <w:abstractNumId w:val="22"/>
   </w:num>
-  <w:num w:numId="17" w16cid:durableId="886723717">
-    <w:abstractNumId w:val="24"/>
-  </w:num>
-  <w:num w:numId="18" w16cid:durableId="554387993">
-    <w:abstractNumId w:val="14"/>
-  </w:num>
-  <w:num w:numId="19" w16cid:durableId="1698238505">
-    <w:abstractNumId w:val="21"/>
-  </w:num>
   <w:num w:numId="20" w16cid:durableId="558442085">
-    <w:abstractNumId w:val="12"/>
+    <w:abstractNumId w:val="13"/>
   </w:num>
   <w:num w:numId="21" w16cid:durableId="1319307368">
+    <w:abstractNumId w:val="19"/>
+  </w:num>
+  <w:num w:numId="22" w16cid:durableId="318928972">
+    <w:abstractNumId w:val="11"/>
+  </w:num>
+  <w:num w:numId="23" w16cid:durableId="1638685745">
+    <w:abstractNumId w:val="17"/>
+  </w:num>
+  <w:num w:numId="24" w16cid:durableId="36899477">
     <w:abstractNumId w:val="18"/>
   </w:num>
-  <w:num w:numId="22" w16cid:durableId="318928972">
-    <w:abstractNumId w:val="10"/>
+  <w:num w:numId="25" w16cid:durableId="1882934692">
+    <w:abstractNumId w:val="20"/>
   </w:num>
-  <w:num w:numId="23" w16cid:durableId="1638685745">
-    <w:abstractNumId w:val="16"/>
-  </w:num>
-  <w:num w:numId="24" w16cid:durableId="36899477">
-    <w:abstractNumId w:val="17"/>
-  </w:num>
-  <w:num w:numId="25" w16cid:durableId="1882934692">
-    <w:abstractNumId w:val="19"/>
+  <w:num w:numId="26" w16cid:durableId="515072046">
+    <w:abstractNumId w:val="6"/>
   </w:num>
 </w:numbering>
 </file>

--- a/project_desc/details.docx
+++ b/project_desc/details.docx
@@ -8316,7 +8316,7 @@
               <mc:AlternateContent>
                 <mc:Choice Requires="wps">
                   <w:drawing>
-                    <wp:anchor distT="0" distB="0" distL="114300" distR="114300" simplePos="0" relativeHeight="251663360" behindDoc="0" locked="0" layoutInCell="1" allowOverlap="1" wp14:anchorId="7335539B" wp14:editId="34073FE8">
+                    <wp:anchor distT="0" distB="0" distL="114300" distR="114300" simplePos="0" relativeHeight="251658240" behindDoc="0" locked="0" layoutInCell="1" allowOverlap="1" wp14:anchorId="7335539B" wp14:editId="34073FE8">
                       <wp:simplePos x="0" y="0"/>
                       <wp:positionH relativeFrom="column">
                         <wp:posOffset>742950</wp:posOffset>
@@ -8488,7 +8488,7 @@
               <mc:AlternateContent>
                 <mc:Choice Requires="wps">
                   <w:drawing>
-                    <wp:anchor distT="0" distB="0" distL="114300" distR="114300" simplePos="0" relativeHeight="251664384" behindDoc="0" locked="0" layoutInCell="1" allowOverlap="1" wp14:anchorId="0C5FD4D3" wp14:editId="3F9179F3">
+                    <wp:anchor distT="0" distB="0" distL="114300" distR="114300" simplePos="0" relativeHeight="251658241" behindDoc="0" locked="0" layoutInCell="1" allowOverlap="1" wp14:anchorId="0C5FD4D3" wp14:editId="3F9179F3">
                       <wp:simplePos x="0" y="0"/>
                       <wp:positionH relativeFrom="column">
                         <wp:posOffset>423545</wp:posOffset>
@@ -18935,15 +18935,7 @@
           <w:bCs/>
           <w:lang w:val="en-US"/>
         </w:rPr>
-        <w:t>Subscription</w:t>
-      </w:r>
-      <w:r>
-        <w:rPr>
-          <w:b/>
-          <w:bCs/>
-          <w:lang w:val="en-US"/>
-        </w:rPr>
-        <w:t xml:space="preserve"> list</w:t>
+        <w:t>Subscription list</w:t>
       </w:r>
     </w:p>
     <w:p>
@@ -19313,15 +19305,7 @@
           <w:bCs/>
           <w:lang w:val="en-US"/>
         </w:rPr>
-        <w:t>Subscription</w:t>
-      </w:r>
-      <w:r>
-        <w:rPr>
-          <w:b/>
-          <w:bCs/>
-          <w:lang w:val="en-US"/>
-        </w:rPr>
-        <w:t xml:space="preserve"> list action </w:t>
+        <w:t xml:space="preserve">Subscription list action </w:t>
       </w:r>
       <w:r>
         <w:rPr>
@@ -19413,6 +19397,100 @@
           <w:bCs/>
           <w:lang w:val="en-US"/>
         </w:rPr>
+        <w:t xml:space="preserve"> display fields</w:t>
+      </w:r>
+    </w:p>
+    <w:p>
+      <w:pPr>
+        <w:pStyle w:val="NoSpacing"/>
+        <w:rPr>
+          <w:b/>
+          <w:bCs/>
+          <w:lang w:val="en-US"/>
+        </w:rPr>
+      </w:pPr>
+      <w:r>
+        <w:rPr>
+          <w:b/>
+          <w:bCs/>
+          <w:lang w:val="en-US"/>
+        </w:rPr>
+        <w:t xml:space="preserve">Collect date </w:t>
+      </w:r>
+      <w:r>
+        <w:rPr>
+          <w:b/>
+          <w:bCs/>
+          <w:lang w:val="en-US"/>
+        </w:rPr>
+        <w:t xml:space="preserve">– if not </w:t>
+      </w:r>
+      <w:proofErr w:type="gramStart"/>
+      <w:r>
+        <w:rPr>
+          <w:b/>
+          <w:bCs/>
+          <w:lang w:val="en-US"/>
+        </w:rPr>
+        <w:t xml:space="preserve">admin </w:t>
+      </w:r>
+      <w:r>
+        <w:rPr>
+          <w:b/>
+          <w:bCs/>
+          <w:lang w:val="en-US"/>
+        </w:rPr>
+        <w:t>,</w:t>
+      </w:r>
+      <w:proofErr w:type="gramEnd"/>
+      <w:r>
+        <w:rPr>
+          <w:b/>
+          <w:bCs/>
+          <w:lang w:val="en-US"/>
+        </w:rPr>
+        <w:t xml:space="preserve"> current date display field</w:t>
+      </w:r>
+    </w:p>
+    <w:p>
+      <w:pPr>
+        <w:pStyle w:val="NoSpacing"/>
+        <w:rPr>
+          <w:b/>
+          <w:bCs/>
+          <w:lang w:val="en-US"/>
+        </w:rPr>
+      </w:pPr>
+      <w:r>
+        <w:rPr>
+          <w:b/>
+          <w:bCs/>
+          <w:lang w:val="en-US"/>
+        </w:rPr>
+        <w:t xml:space="preserve">Paid </w:t>
+      </w:r>
+      <w:r>
+        <w:rPr>
+          <w:b/>
+          <w:bCs/>
+          <w:lang w:val="en-US"/>
+        </w:rPr>
+        <w:t xml:space="preserve">Amount </w:t>
+      </w:r>
+      <w:r>
+        <w:rPr>
+          <w:b/>
+          <w:bCs/>
+          <w:lang w:val="en-US"/>
+        </w:rPr>
+        <w:t>–</w:t>
+      </w:r>
+      <w:r>
+        <w:rPr>
+          <w:b/>
+          <w:bCs/>
+          <w:lang w:val="en-US"/>
+        </w:rPr>
         <w:t xml:space="preserve"> </w:t>
       </w:r>
       <w:r>
@@ -19421,33 +19499,33 @@
           <w:bCs/>
           <w:lang w:val="en-US"/>
         </w:rPr>
-        <w:t>display fields</w:t>
-      </w:r>
-    </w:p>
-    <w:p>
-      <w:pPr>
-        <w:pStyle w:val="NoSpacing"/>
-        <w:rPr>
-          <w:b/>
-          <w:bCs/>
-          <w:lang w:val="en-US"/>
-        </w:rPr>
-      </w:pPr>
-      <w:r>
-        <w:rPr>
-          <w:b/>
-          <w:bCs/>
-          <w:lang w:val="en-US"/>
-        </w:rPr>
-        <w:t xml:space="preserve">Collect date </w:t>
-      </w:r>
-      <w:r>
-        <w:rPr>
-          <w:b/>
-          <w:bCs/>
-          <w:lang w:val="en-US"/>
-        </w:rPr>
-        <w:t xml:space="preserve">– if not </w:t>
+        <w:t>user enterable – should validate with package amount</w:t>
+      </w:r>
+      <w:r>
+        <w:rPr>
+          <w:b/>
+          <w:bCs/>
+          <w:lang w:val="en-US"/>
+        </w:rPr>
+        <w:t xml:space="preserve">, if not equal to </w:t>
+      </w:r>
+    </w:p>
+    <w:p>
+      <w:pPr>
+        <w:pStyle w:val="NoSpacing"/>
+        <w:rPr>
+          <w:b/>
+          <w:bCs/>
+          <w:lang w:val="en-US"/>
+        </w:rPr>
+      </w:pPr>
+      <w:r>
+        <w:rPr>
+          <w:b/>
+          <w:bCs/>
+          <w:lang w:val="en-US"/>
+        </w:rPr>
+        <w:t xml:space="preserve">warning message should </w:t>
       </w:r>
       <w:proofErr w:type="gramStart"/>
       <w:r>
@@ -19456,56 +19534,647 @@
           <w:bCs/>
           <w:lang w:val="en-US"/>
         </w:rPr>
-        <w:t xml:space="preserve">admin </w:t>
-      </w:r>
-      <w:r>
-        <w:rPr>
-          <w:b/>
-          <w:bCs/>
-          <w:lang w:val="en-US"/>
+        <w:t>display ,</w:t>
+      </w:r>
+      <w:proofErr w:type="gramEnd"/>
+      <w:r>
+        <w:rPr>
+          <w:b/>
+          <w:bCs/>
+          <w:lang w:val="en-US"/>
+        </w:rPr>
+        <w:t xml:space="preserve"> and balance field should </w:t>
+      </w:r>
+      <w:r>
+        <w:rPr>
+          <w:b/>
+          <w:bCs/>
+          <w:lang w:val="en-US"/>
+        </w:rPr>
+        <w:t xml:space="preserve">display field should show </w:t>
+      </w:r>
+      <w:r>
+        <w:rPr>
+          <w:b/>
+          <w:bCs/>
+          <w:lang w:val="en-US"/>
+        </w:rPr>
+        <w:t xml:space="preserve">the balance amount, </w:t>
+      </w:r>
+    </w:p>
+    <w:p>
+      <w:pPr>
+        <w:pStyle w:val="NoSpacing"/>
+        <w:rPr>
+          <w:b/>
+          <w:bCs/>
+          <w:lang w:val="en-US"/>
+        </w:rPr>
+      </w:pPr>
+      <w:r>
+        <w:rPr>
+          <w:b/>
+          <w:bCs/>
+          <w:lang w:val="en-US"/>
+        </w:rPr>
+        <w:t>front</w:t>
+      </w:r>
+      <w:r>
+        <w:rPr>
+          <w:b/>
+          <w:bCs/>
+          <w:lang w:val="en-US"/>
+        </w:rPr>
+        <w:t xml:space="preserve"> of</w:t>
+      </w:r>
+      <w:r>
+        <w:rPr>
+          <w:b/>
+          <w:bCs/>
+          <w:lang w:val="en-US"/>
+        </w:rPr>
+        <w:t xml:space="preserve"> </w:t>
+      </w:r>
+      <w:r>
+        <w:rPr>
+          <w:b/>
+          <w:bCs/>
+          <w:lang w:val="en-US"/>
+        </w:rPr>
+        <w:t xml:space="preserve">Paid </w:t>
+      </w:r>
+      <w:proofErr w:type="gramStart"/>
+      <w:r>
+        <w:rPr>
+          <w:b/>
+          <w:bCs/>
+          <w:lang w:val="en-US"/>
+        </w:rPr>
+        <w:t>Amount  ,</w:t>
+      </w:r>
+      <w:proofErr w:type="gramEnd"/>
+      <w:r>
+        <w:rPr>
+          <w:b/>
+          <w:bCs/>
+          <w:lang w:val="en-US"/>
+        </w:rPr>
+        <w:t>package amount</w:t>
+      </w:r>
+      <w:r>
+        <w:rPr>
+          <w:b/>
+          <w:bCs/>
+          <w:lang w:val="en-US"/>
+        </w:rPr>
+        <w:t xml:space="preserve"> </w:t>
+      </w:r>
+      <w:r>
+        <w:rPr>
+          <w:b/>
+          <w:bCs/>
+          <w:lang w:val="en-US"/>
+        </w:rPr>
+        <w:t>should show as display field</w:t>
+      </w:r>
+    </w:p>
+    <w:p>
+      <w:pPr>
+        <w:pStyle w:val="NoSpacing"/>
+        <w:rPr>
+          <w:b/>
+          <w:bCs/>
+          <w:lang w:val="en-US"/>
+        </w:rPr>
+      </w:pPr>
+      <w:r>
+        <w:rPr>
+          <w:b/>
+          <w:bCs/>
+          <w:lang w:val="en-US"/>
+        </w:rPr>
+        <w:t>Due date not required</w:t>
+      </w:r>
+    </w:p>
+    <w:p>
+      <w:pPr>
+        <w:pStyle w:val="NoSpacing"/>
+        <w:rPr>
+          <w:b/>
+          <w:bCs/>
+          <w:lang w:val="en-US"/>
+        </w:rPr>
+      </w:pPr>
+      <w:r>
+        <w:rPr>
+          <w:b/>
+          <w:bCs/>
+          <w:lang w:val="en-US"/>
+        </w:rPr>
+        <w:t>Mode of payment: Cash</w:t>
+      </w:r>
+      <w:r>
+        <w:rPr>
+          <w:b/>
+          <w:bCs/>
+          <w:lang w:val="en-US"/>
+        </w:rPr>
+        <w:t xml:space="preserve"> / Online / </w:t>
+      </w:r>
+      <w:proofErr w:type="gramStart"/>
+      <w:r>
+        <w:rPr>
+          <w:b/>
+          <w:bCs/>
+          <w:lang w:val="en-US"/>
+        </w:rPr>
+        <w:t>Office</w:t>
+      </w:r>
+      <w:r>
+        <w:rPr>
+          <w:b/>
+          <w:bCs/>
+          <w:lang w:val="en-US"/>
+        </w:rPr>
+        <w:t xml:space="preserve"> ,</w:t>
+      </w:r>
+      <w:proofErr w:type="gramEnd"/>
+      <w:r>
+        <w:rPr>
+          <w:b/>
+          <w:bCs/>
+          <w:lang w:val="en-US"/>
+        </w:rPr>
+        <w:t xml:space="preserve"> </w:t>
+      </w:r>
+      <w:proofErr w:type="gramStart"/>
+      <w:r>
+        <w:rPr>
+          <w:b/>
+          <w:bCs/>
+          <w:lang w:val="en-US"/>
+        </w:rPr>
+        <w:t>If</w:t>
+      </w:r>
+      <w:proofErr w:type="gramEnd"/>
+      <w:r>
+        <w:rPr>
+          <w:b/>
+          <w:bCs/>
+          <w:lang w:val="en-US"/>
+        </w:rPr>
+        <w:t xml:space="preserve"> not admin, Cash will be </w:t>
+      </w:r>
+      <w:proofErr w:type="gramStart"/>
+      <w:r>
+        <w:rPr>
+          <w:b/>
+          <w:bCs/>
+          <w:lang w:val="en-US"/>
+        </w:rPr>
+        <w:t>display</w:t>
+      </w:r>
+      <w:proofErr w:type="gramEnd"/>
+      <w:r>
+        <w:rPr>
+          <w:b/>
+          <w:bCs/>
+          <w:lang w:val="en-US"/>
+        </w:rPr>
+        <w:t xml:space="preserve"> field</w:t>
+      </w:r>
+    </w:p>
+    <w:p>
+      <w:pPr>
+        <w:pStyle w:val="NoSpacing"/>
+        <w:rPr>
+          <w:b/>
+          <w:bCs/>
+          <w:lang w:val="en-US"/>
+        </w:rPr>
+      </w:pPr>
+      <w:r>
+        <w:rPr>
+          <w:b/>
+          <w:bCs/>
+          <w:lang w:val="en-US"/>
+        </w:rPr>
+        <w:t xml:space="preserve">If </w:t>
+      </w:r>
+      <w:r>
+        <w:rPr>
+          <w:b/>
+          <w:bCs/>
+          <w:lang w:val="en-US"/>
+        </w:rPr>
+        <w:t xml:space="preserve">online / Office </w:t>
+      </w:r>
+      <w:r>
+        <w:rPr>
+          <w:b/>
+          <w:bCs/>
+          <w:lang w:val="en-US"/>
+        </w:rPr>
+        <w:t>–</w:t>
+      </w:r>
+      <w:r>
+        <w:rPr>
+          <w:b/>
+          <w:bCs/>
+          <w:lang w:val="en-US"/>
+        </w:rPr>
+        <w:t xml:space="preserve"> </w:t>
+      </w:r>
+      <w:r>
+        <w:rPr>
+          <w:b/>
+          <w:bCs/>
+          <w:lang w:val="en-US"/>
+        </w:rPr>
+        <w:t>Received ID / Name</w:t>
+      </w:r>
+      <w:r>
+        <w:rPr>
+          <w:b/>
+          <w:bCs/>
+          <w:lang w:val="en-US"/>
+        </w:rPr>
+        <w:t xml:space="preserve"> </w:t>
+      </w:r>
+    </w:p>
+    <w:p>
+      <w:pPr>
+        <w:pStyle w:val="NoSpacing"/>
+        <w:rPr>
+          <w:b/>
+          <w:bCs/>
+          <w:lang w:val="en-US"/>
+        </w:rPr>
+      </w:pPr>
+    </w:p>
+    <w:p>
+      <w:pPr>
+        <w:pStyle w:val="NoSpacing"/>
+        <w:rPr>
+          <w:b/>
+          <w:bCs/>
+        </w:rPr>
+      </w:pPr>
+      <w:r>
+        <w:rPr>
+          <w:b/>
+          <w:bCs/>
+        </w:rPr>
+        <w:t>No of Period</w:t>
+      </w:r>
+      <w:r>
+        <w:rPr>
+          <w:b/>
+          <w:bCs/>
+        </w:rPr>
+        <w:t xml:space="preserve"> –</w:t>
+      </w:r>
+    </w:p>
+    <w:p>
+      <w:pPr>
+        <w:pStyle w:val="NoSpacing"/>
+        <w:rPr>
+          <w:b/>
+          <w:bCs/>
+        </w:rPr>
+      </w:pPr>
+      <w:r>
+        <w:rPr>
+          <w:b/>
+          <w:bCs/>
+        </w:rPr>
+        <w:t xml:space="preserve">Default </w:t>
+      </w:r>
+      <w:proofErr w:type="gramStart"/>
+      <w:r>
+        <w:rPr>
+          <w:b/>
+          <w:bCs/>
+        </w:rPr>
+        <w:t xml:space="preserve">Month </w:t>
+      </w:r>
+      <w:r>
+        <w:rPr>
+          <w:b/>
+          <w:bCs/>
+        </w:rPr>
+        <w:t xml:space="preserve"> -</w:t>
+      </w:r>
+      <w:proofErr w:type="gramEnd"/>
+      <w:r>
+        <w:rPr>
+          <w:b/>
+          <w:bCs/>
+        </w:rPr>
+        <w:t xml:space="preserve"> if month </w:t>
+      </w:r>
+      <w:r>
+        <w:rPr>
+          <w:b/>
+          <w:bCs/>
+        </w:rPr>
+        <w:t xml:space="preserve">next number selectable 1 to </w:t>
+      </w:r>
+      <w:proofErr w:type="gramStart"/>
+      <w:r>
+        <w:rPr>
+          <w:b/>
+          <w:bCs/>
+        </w:rPr>
+        <w:t>12 ,</w:t>
+      </w:r>
+      <w:proofErr w:type="gramEnd"/>
+      <w:r>
+        <w:rPr>
+          <w:b/>
+          <w:bCs/>
+        </w:rPr>
+        <w:t xml:space="preserve"> </w:t>
+      </w:r>
+      <w:r>
+        <w:rPr>
+          <w:b/>
+          <w:bCs/>
+        </w:rPr>
+        <w:t>if select year same action required</w:t>
+      </w:r>
+    </w:p>
+    <w:p>
+      <w:pPr>
+        <w:pStyle w:val="NoSpacing"/>
+        <w:rPr>
+          <w:b/>
+          <w:bCs/>
+        </w:rPr>
+      </w:pPr>
+      <w:r>
+        <w:rPr>
+          <w:b/>
+          <w:bCs/>
+        </w:rPr>
+        <w:t xml:space="preserve">If </w:t>
+      </w:r>
+      <w:proofErr w:type="gramStart"/>
+      <w:r>
+        <w:rPr>
+          <w:b/>
+          <w:bCs/>
+        </w:rPr>
+        <w:t xml:space="preserve">days  </w:t>
+      </w:r>
+      <w:r>
+        <w:rPr>
+          <w:b/>
+          <w:bCs/>
+        </w:rPr>
+        <w:t>select</w:t>
+      </w:r>
+      <w:r>
+        <w:rPr>
+          <w:b/>
+          <w:bCs/>
+        </w:rPr>
+        <w:t>ed</w:t>
+      </w:r>
+      <w:proofErr w:type="gramEnd"/>
+      <w:r>
+        <w:rPr>
+          <w:b/>
+          <w:bCs/>
         </w:rPr>
         <w:t>,</w:t>
       </w:r>
+      <w:r>
+        <w:rPr>
+          <w:b/>
+          <w:bCs/>
+        </w:rPr>
+        <w:t xml:space="preserve"> next number </w:t>
+      </w:r>
+      <w:proofErr w:type="gramStart"/>
+      <w:r>
+        <w:rPr>
+          <w:b/>
+          <w:bCs/>
+        </w:rPr>
+        <w:t xml:space="preserve">of </w:t>
+      </w:r>
+      <w:r>
+        <w:rPr>
+          <w:b/>
+          <w:bCs/>
+        </w:rPr>
+        <w:t xml:space="preserve"> </w:t>
+      </w:r>
+      <w:r>
+        <w:rPr>
+          <w:b/>
+          <w:bCs/>
+        </w:rPr>
+        <w:t>days</w:t>
+      </w:r>
       <w:proofErr w:type="gramEnd"/>
       <w:r>
         <w:rPr>
           <w:b/>
           <w:bCs/>
-          <w:lang w:val="en-US"/>
-        </w:rPr>
-        <w:t xml:space="preserve"> current date display field</w:t>
-      </w:r>
-    </w:p>
-    <w:p>
-      <w:pPr>
-        <w:pStyle w:val="NoSpacing"/>
-        <w:rPr>
-          <w:b/>
-          <w:bCs/>
-          <w:lang w:val="en-US"/>
-        </w:rPr>
-      </w:pPr>
-      <w:r>
-        <w:rPr>
-          <w:b/>
-          <w:bCs/>
-          <w:lang w:val="en-US"/>
-        </w:rPr>
-        <w:t xml:space="preserve">Paid </w:t>
-      </w:r>
-      <w:r>
-        <w:rPr>
-          <w:b/>
-          <w:bCs/>
-          <w:lang w:val="en-US"/>
-        </w:rPr>
-        <w:t xml:space="preserve">Amount </w:t>
-      </w:r>
-      <w:r>
-        <w:rPr>
-          <w:b/>
-          <w:bCs/>
-          <w:lang w:val="en-US"/>
+        </w:rPr>
+        <w:t xml:space="preserve"> should show as display fields</w:t>
+      </w:r>
+      <w:r>
+        <w:rPr>
+          <w:b/>
+          <w:bCs/>
+        </w:rPr>
+        <w:t>,</w:t>
+      </w:r>
+    </w:p>
+    <w:p>
+      <w:pPr>
+        <w:pStyle w:val="NoSpacing"/>
+        <w:rPr>
+          <w:b/>
+          <w:bCs/>
+        </w:rPr>
+      </w:pPr>
+      <w:r>
+        <w:rPr>
+          <w:b/>
+          <w:bCs/>
+        </w:rPr>
+        <w:t xml:space="preserve">Start date </w:t>
+      </w:r>
+      <w:r>
+        <w:rPr>
+          <w:b/>
+          <w:bCs/>
+        </w:rPr>
+        <w:t xml:space="preserve">should be first date of the </w:t>
+      </w:r>
+      <w:proofErr w:type="gramStart"/>
+      <w:r>
+        <w:rPr>
+          <w:b/>
+          <w:bCs/>
+        </w:rPr>
+        <w:t>month ,</w:t>
+      </w:r>
+      <w:proofErr w:type="gramEnd"/>
+      <w:r>
+        <w:rPr>
+          <w:b/>
+          <w:bCs/>
+        </w:rPr>
+        <w:t xml:space="preserve"> which is mentioned in the month fields </w:t>
+      </w:r>
+      <w:r>
+        <w:rPr>
+          <w:b/>
+          <w:bCs/>
+        </w:rPr>
+        <w:t>and year field,</w:t>
+      </w:r>
+      <w:r>
+        <w:rPr>
+          <w:b/>
+          <w:bCs/>
+        </w:rPr>
+        <w:t xml:space="preserve"> display field fields </w:t>
+      </w:r>
+    </w:p>
+    <w:p>
+      <w:pPr>
+        <w:pStyle w:val="NoSpacing"/>
+        <w:rPr>
+          <w:b/>
+          <w:bCs/>
+        </w:rPr>
+      </w:pPr>
+    </w:p>
+    <w:p>
+      <w:pPr>
+        <w:pStyle w:val="NoSpacing"/>
+        <w:rPr>
+          <w:b/>
+          <w:bCs/>
+        </w:rPr>
+      </w:pPr>
+      <w:r>
+        <w:rPr>
+          <w:b/>
+          <w:bCs/>
+        </w:rPr>
+        <w:lastRenderedPageBreak/>
+        <w:t xml:space="preserve">End date should last date of the </w:t>
+      </w:r>
+      <w:proofErr w:type="gramStart"/>
+      <w:r>
+        <w:rPr>
+          <w:b/>
+          <w:bCs/>
+        </w:rPr>
+        <w:t>month ,</w:t>
+      </w:r>
+      <w:proofErr w:type="gramEnd"/>
+      <w:r>
+        <w:rPr>
+          <w:b/>
+          <w:bCs/>
+        </w:rPr>
+        <w:t xml:space="preserve"> which is mentioned in the month fields and year field,</w:t>
+      </w:r>
+      <w:r>
+        <w:rPr>
+          <w:b/>
+          <w:bCs/>
+        </w:rPr>
+        <w:t xml:space="preserve"> display field</w:t>
+      </w:r>
+      <w:r>
+        <w:rPr>
+          <w:b/>
+          <w:bCs/>
+        </w:rPr>
+        <w:t xml:space="preserve"> fields </w:t>
+      </w:r>
+    </w:p>
+    <w:p>
+      <w:pPr>
+        <w:pStyle w:val="NoSpacing"/>
+        <w:rPr>
+          <w:b/>
+          <w:bCs/>
+        </w:rPr>
+      </w:pPr>
+      <w:r>
+        <w:rPr>
+          <w:b/>
+          <w:bCs/>
+        </w:rPr>
+        <w:t xml:space="preserve">If </w:t>
+      </w:r>
+      <w:proofErr w:type="gramStart"/>
+      <w:r>
+        <w:rPr>
+          <w:b/>
+          <w:bCs/>
+        </w:rPr>
+        <w:t>days  selected</w:t>
+      </w:r>
+      <w:proofErr w:type="gramEnd"/>
+      <w:r>
+        <w:rPr>
+          <w:b/>
+          <w:bCs/>
+        </w:rPr>
+        <w:t xml:space="preserve">, </w:t>
+      </w:r>
+      <w:r>
+        <w:rPr>
+          <w:b/>
+          <w:bCs/>
+        </w:rPr>
+        <w:t xml:space="preserve">start can editable, amount can </w:t>
+      </w:r>
+      <w:r>
+        <w:rPr>
+          <w:b/>
+          <w:bCs/>
+        </w:rPr>
+        <w:t>calculate based on this.</w:t>
+      </w:r>
+    </w:p>
+    <w:p>
+      <w:pPr>
+        <w:pStyle w:val="NoSpacing"/>
+        <w:rPr>
+          <w:b/>
+          <w:bCs/>
+        </w:rPr>
+      </w:pPr>
+      <w:r>
+        <w:rPr>
+          <w:b/>
+          <w:bCs/>
+        </w:rPr>
+        <w:t xml:space="preserve">Count field required to </w:t>
+      </w:r>
+      <w:r>
+        <w:rPr>
+          <w:b/>
+          <w:bCs/>
+        </w:rPr>
+        <w:t xml:space="preserve">capture the no of month received, for example </w:t>
+      </w:r>
+      <w:r>
+        <w:rPr>
+          <w:b/>
+          <w:bCs/>
         </w:rPr>
         <w:t>–</w:t>
       </w:r>
@@ -19513,7 +20182,6 @@
         <w:rPr>
           <w:b/>
           <w:bCs/>
-          <w:lang w:val="en-US"/>
         </w:rPr>
         <w:t xml:space="preserve"> </w:t>
       </w:r>
@@ -19521,109 +20189,107 @@
         <w:rPr>
           <w:b/>
           <w:bCs/>
-          <w:lang w:val="en-US"/>
-        </w:rPr>
-        <w:t>user enterable – should validate with package amount</w:t>
-      </w:r>
-      <w:r>
-        <w:rPr>
-          <w:b/>
-          <w:bCs/>
-          <w:lang w:val="en-US"/>
-        </w:rPr>
-        <w:t xml:space="preserve">, if not equal to </w:t>
-      </w:r>
-    </w:p>
-    <w:p>
-      <w:pPr>
-        <w:pStyle w:val="NoSpacing"/>
-        <w:rPr>
-          <w:b/>
-          <w:bCs/>
-          <w:lang w:val="en-US"/>
-        </w:rPr>
-      </w:pPr>
-      <w:r>
-        <w:rPr>
-          <w:b/>
-          <w:bCs/>
-          <w:lang w:val="en-US"/>
-        </w:rPr>
-        <w:t xml:space="preserve">warning message should </w:t>
+        </w:rPr>
+        <w:t xml:space="preserve">paid amount for </w:t>
       </w:r>
       <w:proofErr w:type="gramStart"/>
       <w:r>
         <w:rPr>
           <w:b/>
           <w:bCs/>
-          <w:lang w:val="en-US"/>
-        </w:rPr>
-        <w:t>display ,</w:t>
+        </w:rPr>
+        <w:t>2 month</w:t>
       </w:r>
       <w:proofErr w:type="gramEnd"/>
       <w:r>
         <w:rPr>
           <w:b/>
           <w:bCs/>
-          <w:lang w:val="en-US"/>
-        </w:rPr>
-        <w:t xml:space="preserve"> and balance field should </w:t>
-      </w:r>
-      <w:r>
-        <w:rPr>
-          <w:b/>
-          <w:bCs/>
-          <w:lang w:val="en-US"/>
-        </w:rPr>
-        <w:t xml:space="preserve">display field should show </w:t>
-      </w:r>
-      <w:r>
-        <w:rPr>
-          <w:b/>
-          <w:bCs/>
-          <w:lang w:val="en-US"/>
-        </w:rPr>
-        <w:t>the</w:t>
-      </w:r>
-      <w:r>
-        <w:rPr>
-          <w:b/>
-          <w:bCs/>
-          <w:lang w:val="en-US"/>
-        </w:rPr>
-        <w:t xml:space="preserve"> balance amount, </w:t>
-      </w:r>
-    </w:p>
-    <w:p>
-      <w:pPr>
-        <w:pStyle w:val="NoSpacing"/>
-        <w:rPr>
-          <w:b/>
-          <w:bCs/>
-          <w:lang w:val="en-US"/>
-        </w:rPr>
-      </w:pPr>
-      <w:r>
-        <w:rPr>
-          <w:b/>
-          <w:bCs/>
-          <w:lang w:val="en-US"/>
-        </w:rPr>
-        <w:t>front</w:t>
-      </w:r>
-      <w:r>
-        <w:rPr>
-          <w:b/>
-          <w:bCs/>
-          <w:lang w:val="en-US"/>
-        </w:rPr>
-        <w:t xml:space="preserve"> of</w:t>
-      </w:r>
-      <w:r>
-        <w:rPr>
-          <w:b/>
-          <w:bCs/>
-          <w:lang w:val="en-US"/>
+        </w:rPr>
+        <w:t xml:space="preserve">, count should be 2, if it’s 1 month count will be 1, </w:t>
+      </w:r>
+      <w:r>
+        <w:rPr>
+          <w:b/>
+          <w:bCs/>
+        </w:rPr>
+        <w:t>Full month is equal to 1 count, if its days</w:t>
+      </w:r>
+      <w:r>
+        <w:rPr>
+          <w:b/>
+          <w:bCs/>
+        </w:rPr>
+        <w:t xml:space="preserve"> based on number days in a month</w:t>
+      </w:r>
+      <w:r>
+        <w:rPr>
+          <w:b/>
+          <w:bCs/>
+        </w:rPr>
+        <w:t xml:space="preserve">, count will be calculate </w:t>
+      </w:r>
+      <w:r>
+        <w:rPr>
+          <w:b/>
+          <w:bCs/>
+        </w:rPr>
+        <w:t>based on value 1</w:t>
+      </w:r>
+    </w:p>
+    <w:p>
+      <w:pPr>
+        <w:pStyle w:val="NoSpacing"/>
+        <w:rPr>
+          <w:b/>
+          <w:bCs/>
+        </w:rPr>
+      </w:pPr>
+    </w:p>
+    <w:p>
+      <w:pPr>
+        <w:pStyle w:val="NoSpacing"/>
+        <w:rPr>
+          <w:b/>
+          <w:bCs/>
+        </w:rPr>
+      </w:pPr>
+    </w:p>
+    <w:p>
+      <w:pPr>
+        <w:pStyle w:val="NoSpacing"/>
+        <w:rPr>
+          <w:b/>
+          <w:bCs/>
+        </w:rPr>
+      </w:pPr>
+      <w:r>
+        <w:rPr>
+          <w:b/>
+          <w:bCs/>
+          <w:lang w:val="en-US"/>
+        </w:rPr>
+        <w:t xml:space="preserve">Label of –days </w:t>
+      </w:r>
+      <w:r>
+        <w:rPr>
+          <w:b/>
+          <w:bCs/>
+          <w:lang w:val="en-US"/>
+        </w:rPr>
+        <w:t xml:space="preserve">Below </w:t>
+      </w:r>
+      <w:r>
+        <w:rPr>
+          <w:b/>
+          <w:bCs/>
+        </w:rPr>
+        <w:t>No of Period</w:t>
+      </w:r>
+      <w:r>
+        <w:rPr>
+          <w:b/>
+          <w:bCs/>
         </w:rPr>
         <w:t xml:space="preserve"> </w:t>
       </w:r>
@@ -19631,41 +20297,389 @@
         <w:rPr>
           <w:b/>
           <w:bCs/>
-          <w:lang w:val="en-US"/>
-        </w:rPr>
-        <w:t xml:space="preserve">Paid </w:t>
+        </w:rPr>
+        <w:t>not required</w:t>
+      </w:r>
+    </w:p>
+    <w:p>
+      <w:pPr>
+        <w:pStyle w:val="NoSpacing"/>
+        <w:rPr>
+          <w:b/>
+          <w:bCs/>
+        </w:rPr>
+      </w:pPr>
+      <w:r>
+        <w:rPr>
+          <w:b/>
+          <w:bCs/>
+        </w:rPr>
+        <w:t>Amount</w:t>
+      </w:r>
+      <w:r>
+        <w:rPr>
+          <w:b/>
+          <w:bCs/>
+        </w:rPr>
+        <w:t xml:space="preserve"> – not required here</w:t>
+      </w:r>
+    </w:p>
+    <w:p>
+      <w:pPr>
+        <w:pStyle w:val="NoSpacing"/>
+        <w:rPr>
+          <w:b/>
+          <w:bCs/>
+        </w:rPr>
+      </w:pPr>
+      <w:r>
+        <w:rPr>
+          <w:b/>
+          <w:bCs/>
+        </w:rPr>
+        <w:t>Paid Amount</w:t>
+      </w:r>
+      <w:r>
+        <w:rPr>
+          <w:b/>
+          <w:bCs/>
+        </w:rPr>
+        <w:t xml:space="preserve"> – package amount first then user enterable amount</w:t>
+      </w:r>
+    </w:p>
+    <w:p>
+      <w:pPr>
+        <w:pStyle w:val="NoSpacing"/>
+        <w:rPr>
+          <w:b/>
+          <w:bCs/>
+        </w:rPr>
+      </w:pPr>
+      <w:r>
+        <w:rPr>
+          <w:b/>
+          <w:bCs/>
+        </w:rPr>
+        <w:t xml:space="preserve">No of Period – accommodate </w:t>
+      </w:r>
+      <w:r>
+        <w:rPr>
+          <w:b/>
+          <w:bCs/>
+        </w:rPr>
+        <w:t>– days – selection – count in single field</w:t>
+      </w:r>
+    </w:p>
+    <w:p>
+      <w:pPr>
+        <w:pStyle w:val="NoSpacing"/>
+        <w:rPr>
+          <w:b/>
+          <w:bCs/>
+        </w:rPr>
+      </w:pPr>
+      <w:r>
+        <w:rPr>
+          <w:b/>
+          <w:bCs/>
+        </w:rPr>
+        <w:t>Paid amount is not equal to package amount. Balance: 171.61</w:t>
+      </w:r>
+      <w:r>
+        <w:rPr>
+          <w:b/>
+          <w:bCs/>
+        </w:rPr>
+        <w:t xml:space="preserve"> </w:t>
+      </w:r>
+      <w:r>
+        <w:rPr>
+          <w:b/>
+          <w:bCs/>
+        </w:rPr>
+        <w:t>– this should be a tool tip</w:t>
+      </w:r>
+    </w:p>
+    <w:p>
+      <w:pPr>
+        <w:pStyle w:val="NoSpacing"/>
+        <w:rPr>
+          <w:b/>
+          <w:bCs/>
+        </w:rPr>
+      </w:pPr>
+    </w:p>
+    <w:p>
+      <w:pPr>
+        <w:pStyle w:val="NoSpacing"/>
+        <w:rPr>
+          <w:b/>
+          <w:bCs/>
+        </w:rPr>
+      </w:pPr>
+      <w:r>
+        <w:rPr>
+          <w:b/>
+          <w:bCs/>
+        </w:rPr>
+        <w:t xml:space="preserve">Month and Year – accommodate </w:t>
+      </w:r>
+      <w:r>
+        <w:rPr>
+          <w:b/>
+          <w:bCs/>
+        </w:rPr>
+        <w:t xml:space="preserve">in single area </w:t>
+      </w:r>
+    </w:p>
+    <w:p>
+      <w:pPr>
+        <w:pStyle w:val="NoSpacing"/>
+        <w:rPr>
+          <w:b/>
+          <w:bCs/>
+        </w:rPr>
+      </w:pPr>
+      <w:r>
+        <w:rPr>
+          <w:b/>
+          <w:bCs/>
+        </w:rPr>
+        <w:t xml:space="preserve">No of period – month default, if select day, default </w:t>
+      </w:r>
+      <w:r>
+        <w:rPr>
+          <w:b/>
+          <w:bCs/>
+        </w:rPr>
+        <w:t>start date should be 1</w:t>
+      </w:r>
+      <w:r>
+        <w:rPr>
+          <w:b/>
+          <w:bCs/>
+          <w:vertAlign w:val="superscript"/>
+        </w:rPr>
+        <w:t>st</w:t>
+      </w:r>
+      <w:r>
+        <w:rPr>
+          <w:b/>
+          <w:bCs/>
+        </w:rPr>
+        <w:t xml:space="preserve"> date of the </w:t>
+      </w:r>
+      <w:r>
+        <w:rPr>
+          <w:b/>
+          <w:bCs/>
+        </w:rPr>
+        <w:t xml:space="preserve">month and year </w:t>
       </w:r>
       <w:proofErr w:type="gramStart"/>
       <w:r>
         <w:rPr>
           <w:b/>
           <w:bCs/>
-          <w:lang w:val="en-US"/>
-        </w:rPr>
-        <w:t xml:space="preserve">Amount </w:t>
-      </w:r>
-      <w:r>
-        <w:rPr>
-          <w:b/>
-          <w:bCs/>
-          <w:lang w:val="en-US"/>
-        </w:rPr>
-        <w:t xml:space="preserve"> ,</w:t>
+        </w:rPr>
+        <w:t xml:space="preserve">– </w:t>
+      </w:r>
+      <w:r>
+        <w:rPr>
+          <w:b/>
+          <w:bCs/>
+        </w:rPr>
+        <w:t xml:space="preserve"> no</w:t>
       </w:r>
       <w:proofErr w:type="gramEnd"/>
       <w:r>
         <w:rPr>
           <w:b/>
           <w:bCs/>
-          <w:lang w:val="en-US"/>
-        </w:rPr>
-        <w:t>package amount</w:t>
-      </w:r>
-      <w:r>
-        <w:rPr>
-          <w:b/>
-          <w:bCs/>
-          <w:lang w:val="en-US"/>
+        </w:rPr>
+        <w:t xml:space="preserve"> of period all fields reduce width count over</w:t>
+      </w:r>
+      <w:r>
+        <w:rPr>
+          <w:b/>
+          <w:bCs/>
+        </w:rPr>
+        <w:t>lap in start date</w:t>
+      </w:r>
+    </w:p>
+    <w:p>
+      <w:pPr>
+        <w:pStyle w:val="NoSpacing"/>
+        <w:rPr>
+          <w:b/>
+          <w:bCs/>
+        </w:rPr>
+      </w:pPr>
+    </w:p>
+    <w:p>
+      <w:pPr>
+        <w:pStyle w:val="NoSpacing"/>
+        <w:rPr>
+          <w:b/>
+          <w:bCs/>
+          <w:lang w:val="en-US"/>
+        </w:rPr>
+      </w:pPr>
+      <w:r>
+        <w:rPr>
+          <w:b/>
+          <w:bCs/>
+          <w:lang w:val="en-US"/>
+        </w:rPr>
+        <w:t>Add Subscription Details</w:t>
+      </w:r>
+    </w:p>
+    <w:p>
+      <w:pPr>
+        <w:pStyle w:val="NoSpacing"/>
+        <w:rPr>
+          <w:b/>
+          <w:bCs/>
+        </w:rPr>
+      </w:pPr>
+    </w:p>
+    <w:p>
+      <w:pPr>
+        <w:pStyle w:val="NoSpacing"/>
+        <w:rPr>
+          <w:b/>
+          <w:bCs/>
+        </w:rPr>
+      </w:pPr>
+      <w:r>
+        <w:rPr>
+          <w:b/>
+          <w:bCs/>
+        </w:rPr>
+        <w:t>Month / Year</w:t>
+      </w:r>
+      <w:r>
+        <w:rPr>
+          <w:b/>
+          <w:bCs/>
+        </w:rPr>
+        <w:t xml:space="preserve"> – </w:t>
+      </w:r>
+      <w:proofErr w:type="gramStart"/>
+      <w:r>
+        <w:rPr>
+          <w:b/>
+          <w:bCs/>
+        </w:rPr>
+        <w:t xml:space="preserve">selectable </w:t>
+      </w:r>
+      <w:r>
+        <w:rPr>
+          <w:b/>
+          <w:bCs/>
+        </w:rPr>
+        <w:t>,</w:t>
+      </w:r>
+      <w:proofErr w:type="gramEnd"/>
+      <w:r>
+        <w:rPr>
+          <w:b/>
+          <w:bCs/>
+        </w:rPr>
+        <w:t xml:space="preserve"> default – current month and </w:t>
+      </w:r>
+      <w:proofErr w:type="spellStart"/>
+      <w:r>
+        <w:rPr>
+          <w:b/>
+          <w:bCs/>
+        </w:rPr>
+        <w:t>yearm</w:t>
+      </w:r>
+      <w:proofErr w:type="spellEnd"/>
+      <w:r>
+        <w:rPr>
+          <w:b/>
+          <w:bCs/>
+        </w:rPr>
+        <w:t xml:space="preserve"> duplication should not allow</w:t>
+      </w:r>
+    </w:p>
+    <w:p>
+      <w:pPr>
+        <w:pStyle w:val="NoSpacing"/>
+        <w:rPr>
+          <w:b/>
+          <w:bCs/>
+        </w:rPr>
+      </w:pPr>
+      <w:r>
+        <w:rPr>
+          <w:b/>
+          <w:bCs/>
+        </w:rPr>
+        <w:t xml:space="preserve">If day select, start date / end date editable, </w:t>
+      </w:r>
+      <w:r>
+        <w:rPr>
+          <w:b/>
+          <w:bCs/>
+        </w:rPr>
+        <w:t>default start date – current date, end date – last date of the current month, count always – display field</w:t>
+      </w:r>
+    </w:p>
+    <w:p>
+      <w:pPr>
+        <w:pStyle w:val="NoSpacing"/>
+        <w:rPr>
+          <w:b/>
+          <w:bCs/>
+        </w:rPr>
+      </w:pPr>
+    </w:p>
+    <w:p>
+      <w:pPr>
+        <w:pStyle w:val="NoSpacing"/>
+        <w:rPr>
+          <w:b/>
+          <w:bCs/>
+          <w:lang w:val="en-US"/>
+        </w:rPr>
+      </w:pPr>
+      <w:r>
+        <w:rPr>
+          <w:b/>
+          <w:bCs/>
+        </w:rPr>
+        <w:t>If Month</w:t>
+      </w:r>
+      <w:r>
+        <w:rPr>
+          <w:b/>
+          <w:bCs/>
+        </w:rPr>
+        <w:t>/</w:t>
+      </w:r>
+      <w:proofErr w:type="gramStart"/>
+      <w:r>
+        <w:rPr>
+          <w:b/>
+          <w:bCs/>
+        </w:rPr>
+        <w:t xml:space="preserve">Year </w:t>
+      </w:r>
+      <w:r>
+        <w:rPr>
+          <w:b/>
+          <w:bCs/>
+        </w:rPr>
+        <w:t xml:space="preserve"> selected</w:t>
+      </w:r>
+      <w:proofErr w:type="gramEnd"/>
+      <w:r>
+        <w:rPr>
+          <w:b/>
+          <w:bCs/>
         </w:rPr>
         <w:t xml:space="preserve"> </w:t>
       </w:r>
@@ -19673,950 +20687,163 @@
         <w:rPr>
           <w:b/>
           <w:bCs/>
-          <w:lang w:val="en-US"/>
-        </w:rPr>
-        <w:t>should show as display field</w:t>
-      </w:r>
-    </w:p>
-    <w:p>
-      <w:pPr>
-        <w:pStyle w:val="NoSpacing"/>
-        <w:rPr>
-          <w:b/>
-          <w:bCs/>
-          <w:lang w:val="en-US"/>
-        </w:rPr>
-      </w:pPr>
-      <w:r>
-        <w:rPr>
-          <w:b/>
-          <w:bCs/>
-          <w:lang w:val="en-US"/>
-        </w:rPr>
-        <w:t>Due date not required</w:t>
-      </w:r>
-    </w:p>
-    <w:p>
-      <w:pPr>
-        <w:pStyle w:val="NoSpacing"/>
-        <w:rPr>
-          <w:b/>
-          <w:bCs/>
-          <w:lang w:val="en-US"/>
-        </w:rPr>
-      </w:pPr>
-      <w:r>
-        <w:rPr>
-          <w:b/>
-          <w:bCs/>
-          <w:lang w:val="en-US"/>
-        </w:rPr>
-        <w:t>Mode of payment: Cash</w:t>
-      </w:r>
-      <w:r>
-        <w:rPr>
-          <w:b/>
-          <w:bCs/>
-          <w:lang w:val="en-US"/>
-        </w:rPr>
-        <w:t xml:space="preserve"> / Online / </w:t>
+        </w:rPr>
+        <w:t xml:space="preserve">- </w:t>
+      </w:r>
+      <w:proofErr w:type="spellStart"/>
+      <w:r>
+        <w:rPr>
+          <w:b/>
+          <w:bCs/>
+        </w:rPr>
+        <w:t>number_of_days_or_months</w:t>
+      </w:r>
+      <w:proofErr w:type="spellEnd"/>
+      <w:r>
+        <w:rPr>
+          <w:b/>
+          <w:bCs/>
+        </w:rPr>
+        <w:t xml:space="preserve"> selectable from 1 to </w:t>
       </w:r>
       <w:proofErr w:type="gramStart"/>
       <w:r>
         <w:rPr>
           <w:b/>
           <w:bCs/>
-          <w:lang w:val="en-US"/>
-        </w:rPr>
-        <w:t>Office</w:t>
-      </w:r>
-      <w:r>
-        <w:rPr>
-          <w:b/>
-          <w:bCs/>
-          <w:lang w:val="en-US"/>
-        </w:rPr>
-        <w:t xml:space="preserve"> ,</w:t>
+        </w:rPr>
+        <w:t>12 ,</w:t>
       </w:r>
       <w:proofErr w:type="gramEnd"/>
       <w:r>
         <w:rPr>
           <w:b/>
           <w:bCs/>
-          <w:lang w:val="en-US"/>
+        </w:rPr>
+        <w:t xml:space="preserve"> default value must be 1</w:t>
+      </w:r>
+      <w:r>
+        <w:rPr>
+          <w:b/>
+          <w:bCs/>
+        </w:rPr>
+        <w:br/>
+      </w:r>
+      <w:r>
+        <w:rPr>
+          <w:b/>
+          <w:bCs/>
+        </w:rPr>
+        <w:br/>
+      </w:r>
+      <w:r>
+        <w:rPr>
+          <w:b/>
+          <w:bCs/>
+        </w:rPr>
+        <w:t>Collected By</w:t>
+      </w:r>
+      <w:r>
+        <w:rPr>
+          <w:b/>
+          <w:bCs/>
         </w:rPr>
         <w:t xml:space="preserve"> </w:t>
       </w:r>
+      <w:r>
+        <w:rPr>
+          <w:b/>
+          <w:bCs/>
+        </w:rPr>
+        <w:t>–</w:t>
+      </w:r>
+      <w:r>
+        <w:rPr>
+          <w:b/>
+          <w:bCs/>
+        </w:rPr>
+        <w:t xml:space="preserve"> </w:t>
+      </w:r>
+      <w:r>
+        <w:rPr>
+          <w:b/>
+          <w:bCs/>
+        </w:rPr>
+        <w:t xml:space="preserve">user logged in name, if not </w:t>
+      </w:r>
       <w:proofErr w:type="gramStart"/>
       <w:r>
         <w:rPr>
           <w:b/>
           <w:bCs/>
-          <w:lang w:val="en-US"/>
-        </w:rPr>
-        <w:t>If</w:t>
+        </w:rPr>
+        <w:t>admin ,</w:t>
       </w:r>
       <w:proofErr w:type="gramEnd"/>
       <w:r>
         <w:rPr>
           <w:b/>
           <w:bCs/>
-          <w:lang w:val="en-US"/>
-        </w:rPr>
-        <w:t xml:space="preserve"> not admin, Cash will be </w:t>
-      </w:r>
-      <w:proofErr w:type="gramStart"/>
-      <w:r>
-        <w:rPr>
-          <w:b/>
-          <w:bCs/>
-          <w:lang w:val="en-US"/>
-        </w:rPr>
-        <w:t>display</w:t>
-      </w:r>
-      <w:proofErr w:type="gramEnd"/>
-      <w:r>
-        <w:rPr>
-          <w:b/>
-          <w:bCs/>
-          <w:lang w:val="en-US"/>
-        </w:rPr>
-        <w:t xml:space="preserve"> field</w:t>
-      </w:r>
-    </w:p>
-    <w:p>
-      <w:pPr>
-        <w:pStyle w:val="NoSpacing"/>
-        <w:rPr>
-          <w:b/>
-          <w:bCs/>
-          <w:lang w:val="en-US"/>
-        </w:rPr>
-      </w:pPr>
-      <w:r>
-        <w:rPr>
-          <w:b/>
-          <w:bCs/>
-          <w:lang w:val="en-US"/>
-        </w:rPr>
-        <w:t xml:space="preserve">If </w:t>
-      </w:r>
-      <w:r>
-        <w:rPr>
-          <w:b/>
-          <w:bCs/>
-          <w:lang w:val="en-US"/>
-        </w:rPr>
-        <w:t xml:space="preserve">online / Office </w:t>
-      </w:r>
-      <w:r>
-        <w:rPr>
-          <w:b/>
-          <w:bCs/>
-          <w:lang w:val="en-US"/>
-        </w:rPr>
-        <w:t>–</w:t>
-      </w:r>
-      <w:r>
-        <w:rPr>
-          <w:b/>
-          <w:bCs/>
-          <w:lang w:val="en-US"/>
-        </w:rPr>
-        <w:t xml:space="preserve"> </w:t>
-      </w:r>
-      <w:r>
-        <w:rPr>
-          <w:b/>
-          <w:bCs/>
-          <w:lang w:val="en-US"/>
-        </w:rPr>
-        <w:t>Received ID / Name</w:t>
-      </w:r>
-      <w:r>
-        <w:rPr>
-          <w:b/>
-          <w:bCs/>
-          <w:lang w:val="en-US"/>
-        </w:rPr>
-        <w:t xml:space="preserve"> </w:t>
-      </w:r>
-    </w:p>
-    <w:p>
-      <w:pPr>
-        <w:pStyle w:val="NoSpacing"/>
-        <w:rPr>
-          <w:b/>
-          <w:bCs/>
-          <w:lang w:val="en-US"/>
-        </w:rPr>
-      </w:pPr>
-    </w:p>
-    <w:p>
-      <w:pPr>
-        <w:pStyle w:val="NoSpacing"/>
-        <w:rPr>
-          <w:b/>
-          <w:bCs/>
-        </w:rPr>
-      </w:pPr>
-      <w:r>
-        <w:rPr>
-          <w:b/>
-          <w:bCs/>
-        </w:rPr>
-        <w:t>No of Period</w:t>
-      </w:r>
-      <w:r>
-        <w:rPr>
-          <w:b/>
-          <w:bCs/>
-        </w:rPr>
-        <w:t xml:space="preserve"> –</w:t>
-      </w:r>
-    </w:p>
-    <w:p>
-      <w:pPr>
-        <w:pStyle w:val="NoSpacing"/>
-        <w:rPr>
-          <w:b/>
-          <w:bCs/>
-        </w:rPr>
-      </w:pPr>
-      <w:r>
-        <w:rPr>
-          <w:b/>
-          <w:bCs/>
-        </w:rPr>
-        <w:t xml:space="preserve">Default </w:t>
-      </w:r>
-      <w:proofErr w:type="gramStart"/>
-      <w:r>
-        <w:rPr>
-          <w:b/>
-          <w:bCs/>
-        </w:rPr>
-        <w:t xml:space="preserve">Month </w:t>
-      </w:r>
-      <w:r>
-        <w:rPr>
-          <w:b/>
-          <w:bCs/>
-        </w:rPr>
-        <w:t xml:space="preserve"> -</w:t>
-      </w:r>
-      <w:proofErr w:type="gramEnd"/>
-      <w:r>
-        <w:rPr>
-          <w:b/>
-          <w:bCs/>
-        </w:rPr>
-        <w:t xml:space="preserve"> if month </w:t>
-      </w:r>
-      <w:r>
-        <w:rPr>
-          <w:b/>
-          <w:bCs/>
-        </w:rPr>
-        <w:t xml:space="preserve">next number selectable 1 to </w:t>
-      </w:r>
-      <w:proofErr w:type="gramStart"/>
-      <w:r>
-        <w:rPr>
-          <w:b/>
-          <w:bCs/>
-        </w:rPr>
-        <w:t>12 ,</w:t>
-      </w:r>
-      <w:proofErr w:type="gramEnd"/>
-      <w:r>
-        <w:rPr>
-          <w:b/>
-          <w:bCs/>
-        </w:rPr>
-        <w:t xml:space="preserve"> </w:t>
-      </w:r>
-      <w:r>
-        <w:rPr>
-          <w:b/>
-          <w:bCs/>
-        </w:rPr>
-        <w:t>if select year same action required</w:t>
-      </w:r>
-    </w:p>
-    <w:p>
-      <w:pPr>
-        <w:pStyle w:val="NoSpacing"/>
-        <w:rPr>
-          <w:b/>
-          <w:bCs/>
-        </w:rPr>
-      </w:pPr>
-      <w:r>
-        <w:rPr>
-          <w:b/>
-          <w:bCs/>
-        </w:rPr>
-        <w:t xml:space="preserve">If </w:t>
-      </w:r>
-      <w:proofErr w:type="gramStart"/>
-      <w:r>
-        <w:rPr>
-          <w:b/>
-          <w:bCs/>
-        </w:rPr>
-        <w:t>days</w:t>
-      </w:r>
-      <w:r>
-        <w:rPr>
-          <w:b/>
-          <w:bCs/>
-        </w:rPr>
-        <w:t xml:space="preserve">  </w:t>
-      </w:r>
-      <w:r>
-        <w:rPr>
-          <w:b/>
-          <w:bCs/>
-        </w:rPr>
-        <w:t>select</w:t>
-      </w:r>
-      <w:r>
-        <w:rPr>
-          <w:b/>
-          <w:bCs/>
-        </w:rPr>
-        <w:t>ed</w:t>
-      </w:r>
-      <w:proofErr w:type="gramEnd"/>
-      <w:r>
-        <w:rPr>
-          <w:b/>
-          <w:bCs/>
-        </w:rPr>
-        <w:t>,</w:t>
-      </w:r>
-      <w:r>
-        <w:rPr>
-          <w:b/>
-          <w:bCs/>
-        </w:rPr>
-        <w:t xml:space="preserve"> next number </w:t>
-      </w:r>
-      <w:proofErr w:type="gramStart"/>
-      <w:r>
-        <w:rPr>
-          <w:b/>
-          <w:bCs/>
-        </w:rPr>
-        <w:t xml:space="preserve">of </w:t>
-      </w:r>
-      <w:r>
-        <w:rPr>
-          <w:b/>
-          <w:bCs/>
-        </w:rPr>
-        <w:t xml:space="preserve"> </w:t>
-      </w:r>
-      <w:r>
-        <w:rPr>
-          <w:b/>
-          <w:bCs/>
-        </w:rPr>
-        <w:t>days</w:t>
-      </w:r>
-      <w:proofErr w:type="gramEnd"/>
-      <w:r>
-        <w:rPr>
-          <w:b/>
-          <w:bCs/>
-        </w:rPr>
-        <w:t xml:space="preserve"> should show as display fields</w:t>
-      </w:r>
-      <w:r>
-        <w:rPr>
-          <w:b/>
-          <w:bCs/>
-        </w:rPr>
-        <w:t>,</w:t>
-      </w:r>
-    </w:p>
-    <w:p>
-      <w:pPr>
-        <w:pStyle w:val="NoSpacing"/>
-        <w:rPr>
-          <w:b/>
-          <w:bCs/>
-        </w:rPr>
-      </w:pPr>
-      <w:r>
-        <w:rPr>
-          <w:b/>
-          <w:bCs/>
-        </w:rPr>
-        <w:t xml:space="preserve">Start date </w:t>
-      </w:r>
-      <w:r>
-        <w:rPr>
-          <w:b/>
-          <w:bCs/>
-        </w:rPr>
-        <w:t xml:space="preserve">should be first date of the </w:t>
-      </w:r>
-      <w:proofErr w:type="gramStart"/>
-      <w:r>
-        <w:rPr>
-          <w:b/>
-          <w:bCs/>
-        </w:rPr>
-        <w:t>month ,</w:t>
-      </w:r>
-      <w:proofErr w:type="gramEnd"/>
-      <w:r>
-        <w:rPr>
-          <w:b/>
-          <w:bCs/>
-        </w:rPr>
-        <w:t xml:space="preserve"> which is mentioned in the month fields </w:t>
-      </w:r>
-      <w:r>
-        <w:rPr>
-          <w:b/>
-          <w:bCs/>
-        </w:rPr>
-        <w:t>and year field,</w:t>
-      </w:r>
-      <w:r>
-        <w:rPr>
-          <w:b/>
-          <w:bCs/>
-        </w:rPr>
-        <w:t xml:space="preserve"> </w:t>
-      </w:r>
-      <w:r>
-        <w:rPr>
-          <w:b/>
-          <w:bCs/>
-        </w:rPr>
-        <w:t xml:space="preserve">display field fields </w:t>
-      </w:r>
-    </w:p>
-    <w:p>
-      <w:pPr>
-        <w:pStyle w:val="NoSpacing"/>
-        <w:rPr>
-          <w:b/>
-          <w:bCs/>
-        </w:rPr>
-      </w:pPr>
-    </w:p>
-    <w:p>
-      <w:pPr>
-        <w:pStyle w:val="NoSpacing"/>
-        <w:rPr>
-          <w:b/>
-          <w:bCs/>
-        </w:rPr>
-      </w:pPr>
-      <w:r>
-        <w:rPr>
-          <w:b/>
-          <w:bCs/>
-        </w:rPr>
-        <w:lastRenderedPageBreak/>
-        <w:t xml:space="preserve">End date should last </w:t>
-      </w:r>
-      <w:r>
-        <w:rPr>
-          <w:b/>
-          <w:bCs/>
-        </w:rPr>
-        <w:t xml:space="preserve">date of the </w:t>
-      </w:r>
-      <w:proofErr w:type="gramStart"/>
-      <w:r>
-        <w:rPr>
-          <w:b/>
-          <w:bCs/>
-        </w:rPr>
-        <w:t>month ,</w:t>
-      </w:r>
-      <w:proofErr w:type="gramEnd"/>
-      <w:r>
-        <w:rPr>
-          <w:b/>
-          <w:bCs/>
-        </w:rPr>
-        <w:t xml:space="preserve"> which is mentioned in the month fields and year field,</w:t>
-      </w:r>
-      <w:r>
-        <w:rPr>
-          <w:b/>
-          <w:bCs/>
-        </w:rPr>
-        <w:t xml:space="preserve"> display field</w:t>
-      </w:r>
-      <w:r>
-        <w:rPr>
-          <w:b/>
-          <w:bCs/>
-        </w:rPr>
-        <w:t xml:space="preserve"> fields </w:t>
-      </w:r>
-    </w:p>
-    <w:p>
-      <w:pPr>
-        <w:pStyle w:val="NoSpacing"/>
-        <w:rPr>
-          <w:b/>
-          <w:bCs/>
-        </w:rPr>
-      </w:pPr>
-      <w:r>
-        <w:rPr>
-          <w:b/>
-          <w:bCs/>
-        </w:rPr>
-        <w:t xml:space="preserve">If </w:t>
-      </w:r>
-      <w:proofErr w:type="gramStart"/>
-      <w:r>
-        <w:rPr>
-          <w:b/>
-          <w:bCs/>
-        </w:rPr>
-        <w:t>days  selected</w:t>
-      </w:r>
-      <w:proofErr w:type="gramEnd"/>
-      <w:r>
-        <w:rPr>
-          <w:b/>
-          <w:bCs/>
-        </w:rPr>
-        <w:t xml:space="preserve">, </w:t>
-      </w:r>
-      <w:r>
-        <w:rPr>
-          <w:b/>
-          <w:bCs/>
-        </w:rPr>
-        <w:t xml:space="preserve">start can editable, amount can </w:t>
-      </w:r>
-      <w:r>
-        <w:rPr>
-          <w:b/>
-          <w:bCs/>
-        </w:rPr>
-        <w:t>calculate based on this.</w:t>
-      </w:r>
-    </w:p>
-    <w:p>
-      <w:pPr>
-        <w:pStyle w:val="NoSpacing"/>
-        <w:rPr>
-          <w:b/>
-          <w:bCs/>
-        </w:rPr>
-      </w:pPr>
-      <w:r>
-        <w:rPr>
-          <w:b/>
-          <w:bCs/>
-        </w:rPr>
-        <w:t xml:space="preserve">Count field required to </w:t>
-      </w:r>
-      <w:r>
-        <w:rPr>
-          <w:b/>
-          <w:bCs/>
-        </w:rPr>
-        <w:t xml:space="preserve">capture the no of month received, for example </w:t>
-      </w:r>
-      <w:r>
-        <w:rPr>
-          <w:b/>
-          <w:bCs/>
-        </w:rPr>
-        <w:t>–</w:t>
-      </w:r>
-      <w:r>
-        <w:rPr>
-          <w:b/>
-          <w:bCs/>
-        </w:rPr>
-        <w:t xml:space="preserve"> </w:t>
-      </w:r>
-      <w:r>
-        <w:rPr>
-          <w:b/>
-          <w:bCs/>
-        </w:rPr>
-        <w:t xml:space="preserve">paid amount for </w:t>
-      </w:r>
-      <w:proofErr w:type="gramStart"/>
-      <w:r>
-        <w:rPr>
-          <w:b/>
-          <w:bCs/>
-        </w:rPr>
-        <w:t>2 month</w:t>
-      </w:r>
-      <w:proofErr w:type="gramEnd"/>
-      <w:r>
-        <w:rPr>
-          <w:b/>
-          <w:bCs/>
-        </w:rPr>
-        <w:t xml:space="preserve">, count should be 2, if it’s 1 month count will be 1, </w:t>
-      </w:r>
-      <w:r>
-        <w:rPr>
-          <w:b/>
-          <w:bCs/>
-        </w:rPr>
-        <w:t>Full month is equal to 1 count, if its days</w:t>
-      </w:r>
-      <w:r>
-        <w:rPr>
-          <w:b/>
-          <w:bCs/>
-        </w:rPr>
-        <w:t xml:space="preserve"> based on number days in a month</w:t>
-      </w:r>
-      <w:r>
-        <w:rPr>
-          <w:b/>
-          <w:bCs/>
-        </w:rPr>
-        <w:t xml:space="preserve">, count will be calculate </w:t>
-      </w:r>
-      <w:r>
-        <w:rPr>
-          <w:b/>
-          <w:bCs/>
-        </w:rPr>
-        <w:t>based on value 1</w:t>
-      </w:r>
-    </w:p>
-    <w:p>
-      <w:pPr>
-        <w:pStyle w:val="NoSpacing"/>
-        <w:rPr>
-          <w:b/>
-          <w:bCs/>
-        </w:rPr>
-      </w:pPr>
-    </w:p>
-    <w:p>
-      <w:pPr>
-        <w:pStyle w:val="NoSpacing"/>
-        <w:rPr>
-          <w:b/>
-          <w:bCs/>
-        </w:rPr>
-      </w:pPr>
-    </w:p>
-    <w:p>
-      <w:pPr>
-        <w:pStyle w:val="NoSpacing"/>
-        <w:rPr>
-          <w:b/>
-          <w:bCs/>
-        </w:rPr>
-      </w:pPr>
-      <w:r>
-        <w:rPr>
-          <w:b/>
-          <w:bCs/>
-          <w:lang w:val="en-US"/>
-        </w:rPr>
-        <w:t xml:space="preserve">Label of –days </w:t>
-      </w:r>
-      <w:r>
-        <w:rPr>
-          <w:b/>
-          <w:bCs/>
-          <w:lang w:val="en-US"/>
-        </w:rPr>
-        <w:t xml:space="preserve">Below </w:t>
-      </w:r>
-      <w:r>
-        <w:rPr>
-          <w:b/>
-          <w:bCs/>
-        </w:rPr>
-        <w:t>No of Period</w:t>
-      </w:r>
-      <w:r>
-        <w:rPr>
-          <w:b/>
-          <w:bCs/>
-        </w:rPr>
-        <w:t xml:space="preserve"> </w:t>
-      </w:r>
-      <w:r>
-        <w:rPr>
-          <w:b/>
-          <w:bCs/>
-        </w:rPr>
-        <w:t>not required</w:t>
-      </w:r>
-    </w:p>
-    <w:p>
-      <w:pPr>
-        <w:pStyle w:val="NoSpacing"/>
-        <w:rPr>
-          <w:b/>
-          <w:bCs/>
-        </w:rPr>
-      </w:pPr>
-      <w:r>
-        <w:rPr>
-          <w:b/>
-          <w:bCs/>
-        </w:rPr>
-        <w:t>Amount</w:t>
-      </w:r>
-      <w:r>
-        <w:rPr>
-          <w:b/>
-          <w:bCs/>
-        </w:rPr>
-        <w:t xml:space="preserve"> – not required here</w:t>
-      </w:r>
-    </w:p>
-    <w:p>
-      <w:pPr>
-        <w:pStyle w:val="NoSpacing"/>
-        <w:rPr>
-          <w:b/>
-          <w:bCs/>
-        </w:rPr>
-      </w:pPr>
-      <w:r>
-        <w:rPr>
-          <w:b/>
-          <w:bCs/>
-        </w:rPr>
-        <w:t>Paid Amount</w:t>
-      </w:r>
-      <w:r>
-        <w:rPr>
-          <w:b/>
-          <w:bCs/>
-        </w:rPr>
-        <w:t xml:space="preserve"> – package amount first then user enterable amount</w:t>
-      </w:r>
-    </w:p>
-    <w:p>
-      <w:pPr>
-        <w:pStyle w:val="NoSpacing"/>
-        <w:rPr>
-          <w:b/>
-          <w:bCs/>
-        </w:rPr>
-      </w:pPr>
-      <w:r>
-        <w:rPr>
-          <w:b/>
-          <w:bCs/>
-        </w:rPr>
-        <w:t xml:space="preserve">No of Period – accommodate </w:t>
-      </w:r>
-      <w:r>
-        <w:rPr>
-          <w:b/>
-          <w:bCs/>
-        </w:rPr>
-        <w:t>– days – selection – count in single field</w:t>
-      </w:r>
-    </w:p>
-    <w:p>
-      <w:pPr>
-        <w:pStyle w:val="NoSpacing"/>
-        <w:rPr>
-          <w:b/>
-          <w:bCs/>
-        </w:rPr>
-      </w:pPr>
-      <w:r>
-        <w:rPr>
-          <w:b/>
-          <w:bCs/>
-        </w:rPr>
-        <w:t>Paid amount is not equal to package amount. Balance: 171.61</w:t>
-      </w:r>
-      <w:r>
-        <w:rPr>
-          <w:b/>
-          <w:bCs/>
-        </w:rPr>
-        <w:t xml:space="preserve"> </w:t>
-      </w:r>
-      <w:r>
-        <w:rPr>
-          <w:b/>
-          <w:bCs/>
-        </w:rPr>
-        <w:t>– this should be a tool tip</w:t>
-      </w:r>
-    </w:p>
-    <w:p>
-      <w:pPr>
-        <w:pStyle w:val="NoSpacing"/>
-        <w:rPr>
-          <w:b/>
-          <w:bCs/>
-        </w:rPr>
-      </w:pPr>
-    </w:p>
-    <w:p>
-      <w:pPr>
-        <w:pStyle w:val="NoSpacing"/>
-        <w:rPr>
-          <w:b/>
-          <w:bCs/>
-        </w:rPr>
-      </w:pPr>
-      <w:r>
-        <w:rPr>
-          <w:b/>
-          <w:bCs/>
-        </w:rPr>
-        <w:t xml:space="preserve">Month and Year </w:t>
-      </w:r>
-      <w:r>
-        <w:rPr>
-          <w:b/>
-          <w:bCs/>
-        </w:rPr>
-        <w:t>– accommodate</w:t>
-      </w:r>
-      <w:r>
-        <w:rPr>
-          <w:b/>
-          <w:bCs/>
-        </w:rPr>
-        <w:t xml:space="preserve"> </w:t>
-      </w:r>
-      <w:r>
-        <w:rPr>
-          <w:b/>
-          <w:bCs/>
-        </w:rPr>
-        <w:t xml:space="preserve">in single area </w:t>
-      </w:r>
-    </w:p>
-    <w:p>
-      <w:pPr>
-        <w:pStyle w:val="NoSpacing"/>
-        <w:rPr>
-          <w:b/>
-          <w:bCs/>
-        </w:rPr>
-      </w:pPr>
-      <w:r>
-        <w:rPr>
-          <w:b/>
-          <w:bCs/>
-        </w:rPr>
-        <w:t xml:space="preserve">No of period – month default, if select day, default </w:t>
-      </w:r>
-      <w:r>
-        <w:rPr>
-          <w:b/>
-          <w:bCs/>
-        </w:rPr>
-        <w:t>start date should be 1</w:t>
-      </w:r>
-      <w:r>
-        <w:rPr>
-          <w:b/>
-          <w:bCs/>
-          <w:vertAlign w:val="superscript"/>
-        </w:rPr>
-        <w:t>st</w:t>
-      </w:r>
-      <w:r>
-        <w:rPr>
-          <w:b/>
-          <w:bCs/>
-        </w:rPr>
-        <w:t xml:space="preserve"> date of the </w:t>
-      </w:r>
-      <w:r>
-        <w:rPr>
-          <w:b/>
-          <w:bCs/>
-        </w:rPr>
-        <w:t xml:space="preserve">month and year </w:t>
-      </w:r>
-      <w:proofErr w:type="gramStart"/>
-      <w:r>
-        <w:rPr>
-          <w:b/>
-          <w:bCs/>
-        </w:rPr>
-        <w:t xml:space="preserve">– </w:t>
-      </w:r>
-      <w:r>
-        <w:rPr>
-          <w:b/>
-          <w:bCs/>
-        </w:rPr>
-        <w:t xml:space="preserve"> no</w:t>
-      </w:r>
-      <w:proofErr w:type="gramEnd"/>
-      <w:r>
-        <w:rPr>
-          <w:b/>
-          <w:bCs/>
-        </w:rPr>
-        <w:t xml:space="preserve"> of period all fields reduce width count over</w:t>
-      </w:r>
-      <w:r>
-        <w:rPr>
-          <w:b/>
-          <w:bCs/>
-        </w:rPr>
-        <w:t>lap in start date</w:t>
-      </w:r>
-    </w:p>
-    <w:p>
-      <w:pPr>
-        <w:pStyle w:val="NoSpacing"/>
-        <w:rPr>
-          <w:b/>
-          <w:bCs/>
-        </w:rPr>
-      </w:pPr>
-    </w:p>
-    <w:p>
-      <w:pPr>
-        <w:pStyle w:val="NoSpacing"/>
-        <w:rPr>
-          <w:b/>
-          <w:bCs/>
-          <w:lang w:val="en-US"/>
-        </w:rPr>
-      </w:pPr>
-      <w:r>
-        <w:rPr>
-          <w:b/>
-          <w:bCs/>
-          <w:lang w:val="en-US"/>
-        </w:rPr>
-        <w:t>Add Subscription Details</w:t>
-      </w:r>
-    </w:p>
-    <w:p>
-      <w:pPr>
-        <w:pStyle w:val="NoSpacing"/>
-        <w:rPr>
-          <w:b/>
-          <w:bCs/>
-        </w:rPr>
-      </w:pPr>
+        </w:rPr>
+        <w:t xml:space="preserve"> disabled fields</w:t>
+      </w:r>
+      <w:r>
+        <w:rPr>
+          <w:b/>
+          <w:bCs/>
+        </w:rPr>
+        <w:br/>
+      </w:r>
+      <w:r>
+        <w:rPr>
+          <w:b/>
+          <w:bCs/>
+        </w:rPr>
+        <w:br/>
+      </w:r>
+      <w:r>
+        <w:rPr>
+          <w:b/>
+          <w:bCs/>
+        </w:rPr>
+        <w:t>Mode of Payment</w:t>
+      </w:r>
+      <w:r>
+        <w:rPr>
+          <w:b/>
+          <w:bCs/>
+        </w:rPr>
+        <w:t xml:space="preserve"> – default </w:t>
+      </w:r>
+      <w:r>
+        <w:rPr>
+          <w:b/>
+          <w:bCs/>
+        </w:rPr>
+        <w:t>“Cash”, if not admin disabled fields</w:t>
+      </w:r>
+      <w:r>
+        <w:rPr>
+          <w:b/>
+          <w:bCs/>
+        </w:rPr>
+        <w:br/>
+      </w:r>
+      <w:r>
+        <w:rPr>
+          <w:b/>
+          <w:bCs/>
+        </w:rPr>
+        <w:br/>
+      </w:r>
+      <w:r>
+        <w:rPr>
+          <w:b/>
+          <w:bCs/>
+          <w:lang w:val="en-US"/>
+        </w:rPr>
+        <w:t>Edit Subscription Details</w:t>
+      </w:r>
     </w:p>
     <w:p>
       <w:pPr>
@@ -20638,323 +20865,7 @@
           <w:b/>
           <w:bCs/>
         </w:rPr>
-        <w:t xml:space="preserve"> – </w:t>
-      </w:r>
-      <w:proofErr w:type="gramStart"/>
-      <w:r>
-        <w:rPr>
-          <w:b/>
-          <w:bCs/>
-        </w:rPr>
-        <w:t xml:space="preserve">selectable </w:t>
-      </w:r>
-      <w:r>
-        <w:rPr>
-          <w:b/>
-          <w:bCs/>
-        </w:rPr>
-        <w:t>,</w:t>
-      </w:r>
-      <w:proofErr w:type="gramEnd"/>
-      <w:r>
-        <w:rPr>
-          <w:b/>
-          <w:bCs/>
-        </w:rPr>
-        <w:t xml:space="preserve"> default – current month and </w:t>
-      </w:r>
-      <w:proofErr w:type="spellStart"/>
-      <w:r>
-        <w:rPr>
-          <w:b/>
-          <w:bCs/>
-        </w:rPr>
-        <w:t>yearm</w:t>
-      </w:r>
-      <w:proofErr w:type="spellEnd"/>
-      <w:r>
-        <w:rPr>
-          <w:b/>
-          <w:bCs/>
-        </w:rPr>
-        <w:t xml:space="preserve"> duplication should not allow</w:t>
-      </w:r>
-    </w:p>
-    <w:p>
-      <w:pPr>
-        <w:pStyle w:val="NoSpacing"/>
-        <w:rPr>
-          <w:b/>
-          <w:bCs/>
-        </w:rPr>
-      </w:pPr>
-      <w:r>
-        <w:rPr>
-          <w:b/>
-          <w:bCs/>
-        </w:rPr>
-        <w:t xml:space="preserve">If day select, start date / end date editable, </w:t>
-      </w:r>
-      <w:r>
-        <w:rPr>
-          <w:b/>
-          <w:bCs/>
-        </w:rPr>
-        <w:t>default start date – current date, end date – last date of the current month, count always – display field</w:t>
-      </w:r>
-    </w:p>
-    <w:p>
-      <w:pPr>
-        <w:pStyle w:val="NoSpacing"/>
-        <w:rPr>
-          <w:b/>
-          <w:bCs/>
-        </w:rPr>
-      </w:pPr>
-    </w:p>
-    <w:p>
-      <w:pPr>
-        <w:pStyle w:val="NoSpacing"/>
-        <w:rPr>
-          <w:b/>
-          <w:bCs/>
-          <w:lang w:val="en-US"/>
-        </w:rPr>
-      </w:pPr>
-      <w:r>
-        <w:rPr>
-          <w:b/>
-          <w:bCs/>
-        </w:rPr>
-        <w:t>If Month</w:t>
-      </w:r>
-      <w:r>
-        <w:rPr>
-          <w:b/>
-          <w:bCs/>
-        </w:rPr>
-        <w:t>/</w:t>
-      </w:r>
-      <w:proofErr w:type="gramStart"/>
-      <w:r>
-        <w:rPr>
-          <w:b/>
-          <w:bCs/>
-        </w:rPr>
-        <w:t xml:space="preserve">Year </w:t>
-      </w:r>
-      <w:r>
-        <w:rPr>
-          <w:b/>
-          <w:bCs/>
-        </w:rPr>
-        <w:t xml:space="preserve"> selected</w:t>
-      </w:r>
-      <w:proofErr w:type="gramEnd"/>
-      <w:r>
-        <w:rPr>
-          <w:b/>
-          <w:bCs/>
-        </w:rPr>
-        <w:t xml:space="preserve"> </w:t>
-      </w:r>
-      <w:r>
-        <w:rPr>
-          <w:b/>
-          <w:bCs/>
-        </w:rPr>
-        <w:t xml:space="preserve">- </w:t>
-      </w:r>
-      <w:proofErr w:type="spellStart"/>
-      <w:r>
-        <w:rPr>
-          <w:b/>
-          <w:bCs/>
-        </w:rPr>
-        <w:t>number_of_days_or_months</w:t>
-      </w:r>
-      <w:proofErr w:type="spellEnd"/>
-      <w:r>
-        <w:rPr>
-          <w:b/>
-          <w:bCs/>
-        </w:rPr>
-        <w:t xml:space="preserve"> selectable from 1 to </w:t>
-      </w:r>
-      <w:proofErr w:type="gramStart"/>
-      <w:r>
-        <w:rPr>
-          <w:b/>
-          <w:bCs/>
-        </w:rPr>
-        <w:t>12 ,</w:t>
-      </w:r>
-      <w:proofErr w:type="gramEnd"/>
-      <w:r>
-        <w:rPr>
-          <w:b/>
-          <w:bCs/>
-        </w:rPr>
-        <w:t xml:space="preserve"> default value must be 1</w:t>
-      </w:r>
-      <w:r>
-        <w:rPr>
-          <w:b/>
-          <w:bCs/>
-        </w:rPr>
-        <w:br/>
-      </w:r>
-      <w:r>
-        <w:rPr>
-          <w:b/>
-          <w:bCs/>
-        </w:rPr>
-        <w:br/>
-      </w:r>
-      <w:r>
-        <w:rPr>
-          <w:b/>
-          <w:bCs/>
-        </w:rPr>
-        <w:t>Collected By</w:t>
-      </w:r>
-      <w:r>
-        <w:rPr>
-          <w:b/>
-          <w:bCs/>
-        </w:rPr>
-        <w:t xml:space="preserve"> </w:t>
-      </w:r>
-      <w:r>
-        <w:rPr>
-          <w:b/>
-          <w:bCs/>
-        </w:rPr>
-        <w:t>–</w:t>
-      </w:r>
-      <w:r>
-        <w:rPr>
-          <w:b/>
-          <w:bCs/>
-        </w:rPr>
-        <w:t xml:space="preserve"> </w:t>
-      </w:r>
-      <w:r>
-        <w:rPr>
-          <w:b/>
-          <w:bCs/>
-        </w:rPr>
-        <w:t xml:space="preserve">user logged in name, if not </w:t>
-      </w:r>
-      <w:proofErr w:type="gramStart"/>
-      <w:r>
-        <w:rPr>
-          <w:b/>
-          <w:bCs/>
-        </w:rPr>
-        <w:t>admin ,</w:t>
-      </w:r>
-      <w:proofErr w:type="gramEnd"/>
-      <w:r>
-        <w:rPr>
-          <w:b/>
-          <w:bCs/>
-        </w:rPr>
-        <w:t xml:space="preserve"> disabled fields</w:t>
-      </w:r>
-      <w:r>
-        <w:rPr>
-          <w:b/>
-          <w:bCs/>
-        </w:rPr>
-        <w:br/>
-      </w:r>
-      <w:r>
-        <w:rPr>
-          <w:b/>
-          <w:bCs/>
-        </w:rPr>
-        <w:br/>
-      </w:r>
-      <w:r>
-        <w:rPr>
-          <w:b/>
-          <w:bCs/>
-        </w:rPr>
-        <w:t>Mode of Payment</w:t>
-      </w:r>
-      <w:r>
-        <w:rPr>
-          <w:b/>
-          <w:bCs/>
-        </w:rPr>
-        <w:t xml:space="preserve"> – default </w:t>
-      </w:r>
-      <w:r>
-        <w:rPr>
-          <w:b/>
-          <w:bCs/>
-        </w:rPr>
-        <w:t xml:space="preserve">“Cash”, if not admin </w:t>
-      </w:r>
-      <w:r>
-        <w:rPr>
-          <w:b/>
-          <w:bCs/>
-        </w:rPr>
-        <w:t>disabled fields</w:t>
-      </w:r>
-      <w:r>
-        <w:rPr>
-          <w:b/>
-          <w:bCs/>
-        </w:rPr>
-        <w:br/>
-      </w:r>
-      <w:r>
-        <w:rPr>
-          <w:b/>
-          <w:bCs/>
-        </w:rPr>
-        <w:br/>
-      </w:r>
-      <w:r>
-        <w:rPr>
-          <w:b/>
-          <w:bCs/>
-          <w:lang w:val="en-US"/>
-        </w:rPr>
-        <w:t>Edit Subscription Details</w:t>
-      </w:r>
-    </w:p>
-    <w:p>
-      <w:pPr>
-        <w:pStyle w:val="NoSpacing"/>
-        <w:rPr>
-          <w:b/>
-          <w:bCs/>
-        </w:rPr>
-      </w:pPr>
-      <w:r>
-        <w:rPr>
-          <w:b/>
-          <w:bCs/>
-        </w:rPr>
-        <w:t>Month / Year</w:t>
-      </w:r>
-      <w:r>
-        <w:rPr>
-          <w:b/>
-          <w:bCs/>
-        </w:rPr>
-        <w:t xml:space="preserve"> – </w:t>
-      </w:r>
-      <w:r>
-        <w:rPr>
-          <w:b/>
-          <w:bCs/>
-        </w:rPr>
-        <w:t>disabled</w:t>
+        <w:t xml:space="preserve"> – disabled</w:t>
       </w:r>
     </w:p>
     <w:p>
@@ -21982,15 +21893,7 @@
           <w:bCs/>
           <w:lang w:val="en-US"/>
         </w:rPr>
-        <w:t xml:space="preserve">, </w:t>
-      </w:r>
-      <w:r>
-        <w:rPr>
-          <w:b/>
-          <w:bCs/>
-          <w:lang w:val="en-US"/>
-        </w:rPr>
-        <w:t xml:space="preserve">Total payment, </w:t>
+        <w:t xml:space="preserve">, Total payment, </w:t>
       </w:r>
     </w:p>
     <w:p>
@@ -23914,14 +23817,7 @@
           <w:b/>
           <w:bCs/>
         </w:rPr>
-        <w:t>No. of Period</w:t>
-      </w:r>
-      <w:r>
-        <w:rPr>
-          <w:b/>
-          <w:bCs/>
-        </w:rPr>
-        <w:t xml:space="preserve"> </w:t>
+        <w:t xml:space="preserve">No. of Period </w:t>
       </w:r>
       <w:r>
         <w:rPr>
@@ -24390,23 +24286,7 @@
           <w:bCs/>
           <w:lang w:val="en-US"/>
         </w:rPr>
-        <w:t xml:space="preserve"> screen append a </w:t>
-      </w:r>
-      <w:r>
-        <w:rPr>
-          <w:b/>
-          <w:bCs/>
-          <w:lang w:val="en-US"/>
-        </w:rPr>
-        <w:t>subscription</w:t>
-      </w:r>
-      <w:r>
-        <w:rPr>
-          <w:b/>
-          <w:bCs/>
-          <w:lang w:val="en-US"/>
-        </w:rPr>
-        <w:t xml:space="preserve"> of all -only active customers</w:t>
+        <w:t xml:space="preserve"> screen append a subscription of all -only active customers</w:t>
       </w:r>
       <w:r>
         <w:rPr>
@@ -24524,6 +24404,4647 @@
           <w:lang w:val="en-US"/>
         </w:rPr>
       </w:pPr>
+    </w:p>
+    <w:p>
+      <w:pPr>
+        <w:pStyle w:val="NoSpacing"/>
+        <w:rPr>
+          <w:b/>
+          <w:bCs/>
+          <w:lang w:val="en-US"/>
+        </w:rPr>
+      </w:pPr>
+    </w:p>
+    <w:p>
+      <w:pPr>
+        <w:pStyle w:val="NoSpacing"/>
+        <w:rPr>
+          <w:b/>
+          <w:bCs/>
+          <w:lang w:val="en-US"/>
+        </w:rPr>
+      </w:pPr>
+      <w:r>
+        <w:rPr>
+          <w:b/>
+          <w:bCs/>
+          <w:lang w:val="en-US"/>
+        </w:rPr>
+        <w:t xml:space="preserve">STB Details in </w:t>
+      </w:r>
+      <w:proofErr w:type="spellStart"/>
+      <w:r>
+        <w:rPr>
+          <w:b/>
+          <w:bCs/>
+          <w:lang w:val="en-US"/>
+        </w:rPr>
+        <w:t>stb</w:t>
+      </w:r>
+      <w:proofErr w:type="spellEnd"/>
+      <w:r>
+        <w:rPr>
+          <w:b/>
+          <w:bCs/>
+          <w:lang w:val="en-US"/>
+        </w:rPr>
+        <w:t xml:space="preserve"> first </w:t>
+      </w:r>
+      <w:proofErr w:type="spellStart"/>
+      <w:r>
+        <w:rPr>
+          <w:b/>
+          <w:bCs/>
+          <w:lang w:val="en-US"/>
+        </w:rPr>
+        <w:t>stb</w:t>
+      </w:r>
+      <w:proofErr w:type="spellEnd"/>
+      <w:r>
+        <w:rPr>
+          <w:b/>
+          <w:bCs/>
+          <w:lang w:val="en-US"/>
+        </w:rPr>
+        <w:t xml:space="preserve"> was active in the first image, after box fault, </w:t>
+      </w:r>
+      <w:proofErr w:type="spellStart"/>
+      <w:r>
+        <w:rPr>
+          <w:b/>
+          <w:bCs/>
+          <w:lang w:val="en-US"/>
+        </w:rPr>
+        <w:t>stb</w:t>
+      </w:r>
+      <w:proofErr w:type="spellEnd"/>
+      <w:r>
+        <w:rPr>
+          <w:b/>
+          <w:bCs/>
+          <w:lang w:val="en-US"/>
+        </w:rPr>
+        <w:t xml:space="preserve"> reason type fault and status should be </w:t>
+      </w:r>
+      <w:proofErr w:type="gramStart"/>
+      <w:r>
+        <w:rPr>
+          <w:b/>
+          <w:bCs/>
+          <w:lang w:val="en-US"/>
+        </w:rPr>
+        <w:t>disconnect</w:t>
+      </w:r>
+      <w:proofErr w:type="gramEnd"/>
+      <w:r>
+        <w:rPr>
+          <w:b/>
+          <w:bCs/>
+          <w:lang w:val="en-US"/>
+        </w:rPr>
+        <w:t xml:space="preserve"> only in second row, each should be captured, but it's completed over written to latest status to all row, </w:t>
+      </w:r>
+      <w:proofErr w:type="spellStart"/>
+      <w:r>
+        <w:rPr>
+          <w:b/>
+          <w:bCs/>
+          <w:lang w:val="en-US"/>
+        </w:rPr>
+        <w:t>i</w:t>
+      </w:r>
+      <w:proofErr w:type="spellEnd"/>
+      <w:r>
+        <w:rPr>
+          <w:b/>
+          <w:bCs/>
+          <w:lang w:val="en-US"/>
+        </w:rPr>
+        <w:t xml:space="preserve"> need the row retain as its and reason also, if add </w:t>
+      </w:r>
+      <w:proofErr w:type="spellStart"/>
+      <w:r>
+        <w:rPr>
+          <w:b/>
+          <w:bCs/>
+          <w:lang w:val="en-US"/>
+        </w:rPr>
+        <w:t>stb</w:t>
+      </w:r>
+      <w:proofErr w:type="spellEnd"/>
+      <w:r>
+        <w:rPr>
+          <w:b/>
+          <w:bCs/>
+          <w:lang w:val="en-US"/>
+        </w:rPr>
+        <w:t xml:space="preserve"> </w:t>
+      </w:r>
+      <w:proofErr w:type="gramStart"/>
+      <w:r>
+        <w:rPr>
+          <w:b/>
+          <w:bCs/>
+          <w:lang w:val="en-US"/>
+        </w:rPr>
+        <w:t>details ,</w:t>
+      </w:r>
+      <w:proofErr w:type="gramEnd"/>
+      <w:r>
+        <w:rPr>
+          <w:b/>
+          <w:bCs/>
+          <w:lang w:val="en-US"/>
+        </w:rPr>
+        <w:t xml:space="preserve"> and select the "</w:t>
+      </w:r>
+    </w:p>
+    <w:p>
+      <w:pPr>
+        <w:pStyle w:val="NoSpacing"/>
+        <w:rPr>
+          <w:b/>
+          <w:bCs/>
+          <w:lang w:val="en-US"/>
+        </w:rPr>
+      </w:pPr>
+      <w:r>
+        <w:rPr>
+          <w:b/>
+          <w:bCs/>
+          <w:lang w:val="en-US"/>
+        </w:rPr>
+        <w:t xml:space="preserve">if </w:t>
+      </w:r>
+      <w:proofErr w:type="spellStart"/>
+      <w:r>
+        <w:rPr>
+          <w:b/>
+          <w:bCs/>
+          <w:lang w:val="en-US"/>
+        </w:rPr>
+        <w:t>i</w:t>
+      </w:r>
+      <w:proofErr w:type="spellEnd"/>
+      <w:r>
+        <w:rPr>
+          <w:b/>
+          <w:bCs/>
+          <w:lang w:val="en-US"/>
+        </w:rPr>
+        <w:t xml:space="preserve"> choose these in reason status should be automatically "Active" </w:t>
+      </w:r>
+    </w:p>
+    <w:p>
+      <w:pPr>
+        <w:pStyle w:val="NoSpacing"/>
+        <w:rPr>
+          <w:b/>
+          <w:bCs/>
+          <w:lang w:val="en-US"/>
+        </w:rPr>
+      </w:pPr>
+      <w:r>
+        <w:rPr>
+          <w:b/>
+          <w:bCs/>
+          <w:lang w:val="en-US"/>
+        </w:rPr>
+        <w:t xml:space="preserve">Reactivate </w:t>
+      </w:r>
+    </w:p>
+    <w:p>
+      <w:pPr>
+        <w:pStyle w:val="NoSpacing"/>
+        <w:rPr>
+          <w:b/>
+          <w:bCs/>
+          <w:lang w:val="en-US"/>
+        </w:rPr>
+      </w:pPr>
+      <w:r>
+        <w:rPr>
+          <w:b/>
+          <w:bCs/>
+          <w:lang w:val="en-US"/>
+        </w:rPr>
+        <w:t xml:space="preserve">Replaced </w:t>
+      </w:r>
+    </w:p>
+    <w:p>
+      <w:pPr>
+        <w:pStyle w:val="NoSpacing"/>
+        <w:rPr>
+          <w:b/>
+          <w:bCs/>
+          <w:lang w:val="en-US"/>
+        </w:rPr>
+      </w:pPr>
+      <w:r>
+        <w:rPr>
+          <w:b/>
+          <w:bCs/>
+          <w:lang w:val="en-US"/>
+        </w:rPr>
+        <w:t xml:space="preserve">Upgrade </w:t>
+      </w:r>
+    </w:p>
+    <w:p>
+      <w:pPr>
+        <w:pStyle w:val="NoSpacing"/>
+        <w:rPr>
+          <w:b/>
+          <w:bCs/>
+          <w:lang w:val="en-US"/>
+        </w:rPr>
+      </w:pPr>
+      <w:r>
+        <w:rPr>
+          <w:b/>
+          <w:bCs/>
+          <w:lang w:val="en-US"/>
+        </w:rPr>
+        <w:t xml:space="preserve">if </w:t>
+      </w:r>
+      <w:proofErr w:type="spellStart"/>
+      <w:r>
+        <w:rPr>
+          <w:b/>
+          <w:bCs/>
+          <w:lang w:val="en-US"/>
+        </w:rPr>
+        <w:t>i</w:t>
+      </w:r>
+      <w:proofErr w:type="spellEnd"/>
+      <w:r>
+        <w:rPr>
+          <w:b/>
+          <w:bCs/>
+          <w:lang w:val="en-US"/>
+        </w:rPr>
+        <w:t xml:space="preserve"> choose these in reason status should be automatically "DISCONNECTED" </w:t>
+      </w:r>
+    </w:p>
+    <w:p>
+      <w:pPr>
+        <w:pStyle w:val="NoSpacing"/>
+        <w:rPr>
+          <w:b/>
+          <w:bCs/>
+          <w:lang w:val="en-US"/>
+        </w:rPr>
+      </w:pPr>
+      <w:r>
+        <w:rPr>
+          <w:b/>
+          <w:bCs/>
+          <w:lang w:val="en-US"/>
+        </w:rPr>
+        <w:t xml:space="preserve">Fault </w:t>
+      </w:r>
+    </w:p>
+    <w:p>
+      <w:pPr>
+        <w:pStyle w:val="NoSpacing"/>
+        <w:rPr>
+          <w:b/>
+          <w:bCs/>
+          <w:lang w:val="en-US"/>
+        </w:rPr>
+      </w:pPr>
+      <w:r>
+        <w:rPr>
+          <w:b/>
+          <w:bCs/>
+          <w:lang w:val="en-US"/>
+        </w:rPr>
+        <w:t xml:space="preserve">Broken </w:t>
+      </w:r>
+    </w:p>
+    <w:p>
+      <w:pPr>
+        <w:pStyle w:val="NoSpacing"/>
+        <w:rPr>
+          <w:b/>
+          <w:bCs/>
+          <w:lang w:val="en-US"/>
+        </w:rPr>
+      </w:pPr>
+      <w:r>
+        <w:rPr>
+          <w:b/>
+          <w:bCs/>
+          <w:lang w:val="en-US"/>
+        </w:rPr>
+        <w:t xml:space="preserve">Burnt </w:t>
+      </w:r>
+    </w:p>
+    <w:p>
+      <w:pPr>
+        <w:pStyle w:val="NoSpacing"/>
+        <w:rPr>
+          <w:b/>
+          <w:bCs/>
+          <w:lang w:val="en-US"/>
+        </w:rPr>
+      </w:pPr>
+      <w:r>
+        <w:rPr>
+          <w:b/>
+          <w:bCs/>
+          <w:lang w:val="en-US"/>
+        </w:rPr>
+        <w:t xml:space="preserve">Disconnect </w:t>
+      </w:r>
+    </w:p>
+    <w:p>
+      <w:pPr>
+        <w:pStyle w:val="NoSpacing"/>
+        <w:rPr>
+          <w:b/>
+          <w:bCs/>
+          <w:lang w:val="en-US"/>
+        </w:rPr>
+      </w:pPr>
+      <w:r>
+        <w:rPr>
+          <w:b/>
+          <w:bCs/>
+          <w:lang w:val="en-US"/>
+        </w:rPr>
+        <w:t xml:space="preserve">Vacated </w:t>
+      </w:r>
+    </w:p>
+    <w:p>
+      <w:pPr>
+        <w:pStyle w:val="NoSpacing"/>
+        <w:rPr>
+          <w:b/>
+          <w:bCs/>
+          <w:lang w:val="en-US"/>
+        </w:rPr>
+      </w:pPr>
+      <w:proofErr w:type="spellStart"/>
+      <w:r>
+        <w:rPr>
+          <w:b/>
+          <w:bCs/>
+          <w:lang w:val="en-US"/>
+        </w:rPr>
+        <w:t>Stb</w:t>
+      </w:r>
+      <w:proofErr w:type="spellEnd"/>
+      <w:r>
+        <w:rPr>
+          <w:b/>
+          <w:bCs/>
+          <w:lang w:val="en-US"/>
+        </w:rPr>
+        <w:t xml:space="preserve"> Lost </w:t>
+      </w:r>
+    </w:p>
+    <w:p>
+      <w:pPr>
+        <w:pStyle w:val="NoSpacing"/>
+        <w:rPr>
+          <w:b/>
+          <w:bCs/>
+          <w:lang w:val="en-US"/>
+        </w:rPr>
+      </w:pPr>
+      <w:r>
+        <w:rPr>
+          <w:b/>
+          <w:bCs/>
+          <w:lang w:val="en-US"/>
+        </w:rPr>
+        <w:t xml:space="preserve">Outstation </w:t>
+      </w:r>
+    </w:p>
+    <w:p>
+      <w:pPr>
+        <w:pStyle w:val="NoSpacing"/>
+        <w:rPr>
+          <w:b/>
+          <w:bCs/>
+          <w:lang w:val="en-US"/>
+        </w:rPr>
+      </w:pPr>
+      <w:r>
+        <w:rPr>
+          <w:b/>
+          <w:bCs/>
+          <w:lang w:val="en-US"/>
+        </w:rPr>
+        <w:t xml:space="preserve">if </w:t>
+      </w:r>
+      <w:proofErr w:type="spellStart"/>
+      <w:r>
+        <w:rPr>
+          <w:b/>
+          <w:bCs/>
+          <w:lang w:val="en-US"/>
+        </w:rPr>
+        <w:t>i</w:t>
+      </w:r>
+      <w:proofErr w:type="spellEnd"/>
+      <w:r>
+        <w:rPr>
+          <w:b/>
+          <w:bCs/>
+          <w:lang w:val="en-US"/>
+        </w:rPr>
+        <w:t xml:space="preserve"> choose these in reason status should be automatically "DISCONNECTED", this </w:t>
+      </w:r>
+      <w:proofErr w:type="spellStart"/>
+      <w:r>
+        <w:rPr>
+          <w:b/>
+          <w:bCs/>
+          <w:lang w:val="en-US"/>
+        </w:rPr>
+        <w:t>stb</w:t>
+      </w:r>
+      <w:proofErr w:type="spellEnd"/>
+      <w:r>
+        <w:rPr>
+          <w:b/>
+          <w:bCs/>
+          <w:lang w:val="en-US"/>
+        </w:rPr>
+        <w:t xml:space="preserve"> should be added in </w:t>
+      </w:r>
+      <w:proofErr w:type="spellStart"/>
+      <w:r>
+        <w:rPr>
+          <w:b/>
+          <w:bCs/>
+          <w:lang w:val="en-US"/>
+        </w:rPr>
+        <w:t>stb</w:t>
+      </w:r>
+      <w:proofErr w:type="spellEnd"/>
+      <w:r>
+        <w:rPr>
+          <w:b/>
+          <w:bCs/>
+          <w:lang w:val="en-US"/>
+        </w:rPr>
+        <w:t xml:space="preserve"> master automatically in "Returned" type </w:t>
+      </w:r>
+    </w:p>
+    <w:p>
+      <w:pPr>
+        <w:pStyle w:val="NoSpacing"/>
+        <w:rPr>
+          <w:b/>
+          <w:bCs/>
+          <w:lang w:val="en-US"/>
+        </w:rPr>
+      </w:pPr>
+      <w:r>
+        <w:rPr>
+          <w:b/>
+          <w:bCs/>
+          <w:lang w:val="en-US"/>
+        </w:rPr>
+        <w:t xml:space="preserve">Returned </w:t>
+      </w:r>
+    </w:p>
+    <w:p>
+      <w:pPr>
+        <w:pStyle w:val="NoSpacing"/>
+        <w:rPr>
+          <w:b/>
+          <w:bCs/>
+          <w:lang w:val="en-US"/>
+        </w:rPr>
+      </w:pPr>
+      <w:r>
+        <w:rPr>
+          <w:b/>
+          <w:bCs/>
+          <w:lang w:val="en-US"/>
+        </w:rPr>
+        <w:t xml:space="preserve">if </w:t>
+      </w:r>
+      <w:proofErr w:type="spellStart"/>
+      <w:r>
+        <w:rPr>
+          <w:b/>
+          <w:bCs/>
+          <w:lang w:val="en-US"/>
+        </w:rPr>
+        <w:t>i</w:t>
+      </w:r>
+      <w:proofErr w:type="spellEnd"/>
+      <w:r>
+        <w:rPr>
+          <w:b/>
+          <w:bCs/>
+          <w:lang w:val="en-US"/>
+        </w:rPr>
+        <w:t xml:space="preserve"> choose these in reason status should be automatically "Active" </w:t>
+      </w:r>
+    </w:p>
+    <w:p>
+      <w:pPr>
+        <w:pStyle w:val="NoSpacing"/>
+        <w:rPr>
+          <w:b/>
+          <w:bCs/>
+          <w:lang w:val="en-US"/>
+        </w:rPr>
+      </w:pPr>
+      <w:r>
+        <w:rPr>
+          <w:b/>
+          <w:bCs/>
+          <w:lang w:val="en-US"/>
+        </w:rPr>
+        <w:t xml:space="preserve">Reactivate </w:t>
+      </w:r>
+    </w:p>
+    <w:p>
+      <w:pPr>
+        <w:pStyle w:val="NoSpacing"/>
+        <w:rPr>
+          <w:b/>
+          <w:bCs/>
+          <w:lang w:val="en-US"/>
+        </w:rPr>
+      </w:pPr>
+      <w:r>
+        <w:rPr>
+          <w:b/>
+          <w:bCs/>
+          <w:lang w:val="en-US"/>
+        </w:rPr>
+        <w:t xml:space="preserve">Replaced </w:t>
+      </w:r>
+    </w:p>
+    <w:p>
+      <w:pPr>
+        <w:pStyle w:val="NoSpacing"/>
+        <w:rPr>
+          <w:b/>
+          <w:bCs/>
+          <w:lang w:val="en-US"/>
+        </w:rPr>
+      </w:pPr>
+      <w:r>
+        <w:rPr>
+          <w:b/>
+          <w:bCs/>
+          <w:lang w:val="en-US"/>
+        </w:rPr>
+        <w:t xml:space="preserve">Upgrade </w:t>
+      </w:r>
+    </w:p>
+    <w:p>
+      <w:pPr>
+        <w:pStyle w:val="NoSpacing"/>
+        <w:rPr>
+          <w:b/>
+          <w:bCs/>
+          <w:lang w:val="en-US"/>
+        </w:rPr>
+      </w:pPr>
+      <w:r>
+        <w:rPr>
+          <w:b/>
+          <w:bCs/>
+          <w:lang w:val="en-US"/>
+        </w:rPr>
+        <w:t xml:space="preserve">if </w:t>
+      </w:r>
+      <w:proofErr w:type="spellStart"/>
+      <w:r>
+        <w:rPr>
+          <w:b/>
+          <w:bCs/>
+          <w:lang w:val="en-US"/>
+        </w:rPr>
+        <w:t>i</w:t>
+      </w:r>
+      <w:proofErr w:type="spellEnd"/>
+      <w:r>
+        <w:rPr>
+          <w:b/>
+          <w:bCs/>
+          <w:lang w:val="en-US"/>
+        </w:rPr>
+        <w:t xml:space="preserve"> choose these in reason status should be automatically "DISCONNECTED" </w:t>
+      </w:r>
+    </w:p>
+    <w:p>
+      <w:pPr>
+        <w:pStyle w:val="NoSpacing"/>
+        <w:rPr>
+          <w:b/>
+          <w:bCs/>
+          <w:lang w:val="en-US"/>
+        </w:rPr>
+      </w:pPr>
+      <w:r>
+        <w:rPr>
+          <w:b/>
+          <w:bCs/>
+          <w:lang w:val="en-US"/>
+        </w:rPr>
+        <w:t xml:space="preserve">Fault </w:t>
+      </w:r>
+    </w:p>
+    <w:p>
+      <w:pPr>
+        <w:pStyle w:val="NoSpacing"/>
+        <w:rPr>
+          <w:b/>
+          <w:bCs/>
+          <w:lang w:val="en-US"/>
+        </w:rPr>
+      </w:pPr>
+      <w:r>
+        <w:rPr>
+          <w:b/>
+          <w:bCs/>
+          <w:lang w:val="en-US"/>
+        </w:rPr>
+        <w:t xml:space="preserve">Broken </w:t>
+      </w:r>
+    </w:p>
+    <w:p>
+      <w:pPr>
+        <w:pStyle w:val="NoSpacing"/>
+        <w:rPr>
+          <w:b/>
+          <w:bCs/>
+          <w:lang w:val="en-US"/>
+        </w:rPr>
+      </w:pPr>
+      <w:r>
+        <w:rPr>
+          <w:b/>
+          <w:bCs/>
+          <w:lang w:val="en-US"/>
+        </w:rPr>
+        <w:t xml:space="preserve">Burnt </w:t>
+      </w:r>
+    </w:p>
+    <w:p>
+      <w:pPr>
+        <w:pStyle w:val="NoSpacing"/>
+        <w:rPr>
+          <w:b/>
+          <w:bCs/>
+          <w:lang w:val="en-US"/>
+        </w:rPr>
+      </w:pPr>
+      <w:r>
+        <w:rPr>
+          <w:b/>
+          <w:bCs/>
+          <w:lang w:val="en-US"/>
+        </w:rPr>
+        <w:t xml:space="preserve">Disconnect </w:t>
+      </w:r>
+    </w:p>
+    <w:p>
+      <w:pPr>
+        <w:pStyle w:val="NoSpacing"/>
+        <w:rPr>
+          <w:b/>
+          <w:bCs/>
+          <w:lang w:val="en-US"/>
+        </w:rPr>
+      </w:pPr>
+      <w:r>
+        <w:rPr>
+          <w:b/>
+          <w:bCs/>
+          <w:lang w:val="en-US"/>
+        </w:rPr>
+        <w:t xml:space="preserve">Vacated </w:t>
+      </w:r>
+    </w:p>
+    <w:p>
+      <w:pPr>
+        <w:pStyle w:val="NoSpacing"/>
+        <w:rPr>
+          <w:b/>
+          <w:bCs/>
+          <w:lang w:val="en-US"/>
+        </w:rPr>
+      </w:pPr>
+      <w:proofErr w:type="spellStart"/>
+      <w:r>
+        <w:rPr>
+          <w:b/>
+          <w:bCs/>
+          <w:lang w:val="en-US"/>
+        </w:rPr>
+        <w:t>Stb</w:t>
+      </w:r>
+      <w:proofErr w:type="spellEnd"/>
+      <w:r>
+        <w:rPr>
+          <w:b/>
+          <w:bCs/>
+          <w:lang w:val="en-US"/>
+        </w:rPr>
+        <w:t xml:space="preserve"> Lost </w:t>
+      </w:r>
+    </w:p>
+    <w:p>
+      <w:pPr>
+        <w:pStyle w:val="NoSpacing"/>
+        <w:rPr>
+          <w:b/>
+          <w:bCs/>
+          <w:lang w:val="en-US"/>
+        </w:rPr>
+      </w:pPr>
+      <w:r>
+        <w:rPr>
+          <w:b/>
+          <w:bCs/>
+          <w:lang w:val="en-US"/>
+        </w:rPr>
+        <w:t xml:space="preserve">Outstation </w:t>
+      </w:r>
+    </w:p>
+    <w:p>
+      <w:pPr>
+        <w:pStyle w:val="NoSpacing"/>
+        <w:rPr>
+          <w:b/>
+          <w:bCs/>
+          <w:lang w:val="en-US"/>
+        </w:rPr>
+      </w:pPr>
+      <w:r>
+        <w:rPr>
+          <w:b/>
+          <w:bCs/>
+          <w:lang w:val="en-US"/>
+        </w:rPr>
+        <w:lastRenderedPageBreak/>
+        <w:t xml:space="preserve">if </w:t>
+      </w:r>
+      <w:proofErr w:type="spellStart"/>
+      <w:r>
+        <w:rPr>
+          <w:b/>
+          <w:bCs/>
+          <w:lang w:val="en-US"/>
+        </w:rPr>
+        <w:t>i</w:t>
+      </w:r>
+      <w:proofErr w:type="spellEnd"/>
+      <w:r>
+        <w:rPr>
+          <w:b/>
+          <w:bCs/>
+          <w:lang w:val="en-US"/>
+        </w:rPr>
+        <w:t xml:space="preserve"> choose these in reason status should be automatically "DISCONNECTED", this </w:t>
+      </w:r>
+      <w:proofErr w:type="spellStart"/>
+      <w:r>
+        <w:rPr>
+          <w:b/>
+          <w:bCs/>
+          <w:lang w:val="en-US"/>
+        </w:rPr>
+        <w:t>stb</w:t>
+      </w:r>
+      <w:proofErr w:type="spellEnd"/>
+      <w:r>
+        <w:rPr>
+          <w:b/>
+          <w:bCs/>
+          <w:lang w:val="en-US"/>
+        </w:rPr>
+        <w:t xml:space="preserve"> should be added in </w:t>
+      </w:r>
+      <w:proofErr w:type="spellStart"/>
+      <w:r>
+        <w:rPr>
+          <w:b/>
+          <w:bCs/>
+          <w:lang w:val="en-US"/>
+        </w:rPr>
+        <w:t>stb</w:t>
+      </w:r>
+      <w:proofErr w:type="spellEnd"/>
+      <w:r>
+        <w:rPr>
+          <w:b/>
+          <w:bCs/>
+          <w:lang w:val="en-US"/>
+        </w:rPr>
+        <w:t xml:space="preserve"> master automatically in "Returned" type </w:t>
+      </w:r>
+    </w:p>
+    <w:p>
+      <w:pPr>
+        <w:pStyle w:val="NoSpacing"/>
+        <w:rPr>
+          <w:b/>
+          <w:bCs/>
+          <w:lang w:val="en-US"/>
+        </w:rPr>
+      </w:pPr>
+      <w:r>
+        <w:rPr>
+          <w:b/>
+          <w:bCs/>
+          <w:lang w:val="en-US"/>
+        </w:rPr>
+        <w:t xml:space="preserve">Returned </w:t>
+      </w:r>
+    </w:p>
+    <w:p>
+      <w:pPr>
+        <w:pStyle w:val="NoSpacing"/>
+        <w:rPr>
+          <w:b/>
+          <w:bCs/>
+          <w:lang w:val="en-US"/>
+        </w:rPr>
+      </w:pPr>
+      <w:r>
+        <w:rPr>
+          <w:b/>
+          <w:bCs/>
+          <w:lang w:val="en-US"/>
+        </w:rPr>
+        <w:t xml:space="preserve">If first </w:t>
+      </w:r>
+      <w:r>
+        <w:rPr>
+          <w:b/>
+          <w:bCs/>
+          <w:lang w:val="en-US"/>
+        </w:rPr>
+        <w:t xml:space="preserve">status is active, next updated </w:t>
+      </w:r>
+      <w:proofErr w:type="gramStart"/>
+      <w:r>
+        <w:rPr>
+          <w:b/>
+          <w:bCs/>
+          <w:lang w:val="en-US"/>
+        </w:rPr>
+        <w:t>status  must</w:t>
+      </w:r>
+      <w:proofErr w:type="gramEnd"/>
+      <w:r>
+        <w:rPr>
+          <w:b/>
+          <w:bCs/>
+          <w:lang w:val="en-US"/>
+        </w:rPr>
+        <w:t xml:space="preserve"> be “Disconnected”</w:t>
+      </w:r>
+      <w:r>
+        <w:rPr>
+          <w:b/>
+          <w:bCs/>
+          <w:lang w:val="en-US"/>
+        </w:rPr>
+        <w:t xml:space="preserve">, if status is disconnected, then only need to allow choose </w:t>
+      </w:r>
+    </w:p>
+    <w:p>
+      <w:pPr>
+        <w:pStyle w:val="NoSpacing"/>
+        <w:rPr>
+          <w:b/>
+          <w:bCs/>
+          <w:lang w:val="en-US"/>
+        </w:rPr>
+      </w:pPr>
+      <w:r>
+        <w:rPr>
+          <w:b/>
+          <w:bCs/>
+          <w:lang w:val="en-US"/>
+        </w:rPr>
+        <w:t>“</w:t>
+      </w:r>
+      <w:r>
+        <w:rPr>
+          <w:b/>
+          <w:bCs/>
+          <w:lang w:val="en-US"/>
+        </w:rPr>
+        <w:t xml:space="preserve">Reactivate </w:t>
+      </w:r>
+    </w:p>
+    <w:p>
+      <w:pPr>
+        <w:pStyle w:val="NoSpacing"/>
+        <w:rPr>
+          <w:b/>
+          <w:bCs/>
+          <w:lang w:val="en-US"/>
+        </w:rPr>
+      </w:pPr>
+      <w:r>
+        <w:rPr>
+          <w:b/>
+          <w:bCs/>
+          <w:lang w:val="en-US"/>
+        </w:rPr>
+        <w:t xml:space="preserve">Replaced </w:t>
+      </w:r>
+    </w:p>
+    <w:p>
+      <w:pPr>
+        <w:pStyle w:val="NoSpacing"/>
+        <w:rPr>
+          <w:b/>
+          <w:bCs/>
+          <w:lang w:val="en-US"/>
+        </w:rPr>
+      </w:pPr>
+      <w:r>
+        <w:rPr>
+          <w:b/>
+          <w:bCs/>
+          <w:lang w:val="en-US"/>
+        </w:rPr>
+        <w:t xml:space="preserve">Upgrade </w:t>
+      </w:r>
+      <w:r>
+        <w:rPr>
+          <w:b/>
+          <w:bCs/>
+          <w:lang w:val="en-US"/>
+        </w:rPr>
+        <w:t>“</w:t>
+      </w:r>
+    </w:p>
+    <w:p>
+      <w:pPr>
+        <w:pStyle w:val="NoSpacing"/>
+        <w:rPr>
+          <w:b/>
+          <w:bCs/>
+          <w:lang w:val="en-US"/>
+        </w:rPr>
+      </w:pPr>
+    </w:p>
+    <w:p>
+      <w:pPr>
+        <w:pStyle w:val="NoSpacing"/>
+        <w:rPr>
+          <w:b/>
+          <w:bCs/>
+          <w:lang w:val="en-US"/>
+        </w:rPr>
+      </w:pPr>
+      <w:r>
+        <w:rPr>
+          <w:b/>
+          <w:bCs/>
+          <w:lang w:val="en-US"/>
+        </w:rPr>
+        <w:t xml:space="preserve">if status is </w:t>
+      </w:r>
+      <w:proofErr w:type="spellStart"/>
+      <w:r>
+        <w:rPr>
+          <w:b/>
+          <w:bCs/>
+          <w:lang w:val="en-US"/>
+        </w:rPr>
+        <w:t>actve</w:t>
+      </w:r>
+      <w:proofErr w:type="spellEnd"/>
+      <w:r>
+        <w:rPr>
+          <w:b/>
+          <w:bCs/>
+          <w:lang w:val="en-US"/>
+        </w:rPr>
+        <w:t xml:space="preserve">, then only need to allow choose </w:t>
+      </w:r>
+    </w:p>
+    <w:p>
+      <w:pPr>
+        <w:pStyle w:val="NoSpacing"/>
+        <w:rPr>
+          <w:b/>
+          <w:bCs/>
+          <w:lang w:val="en-US"/>
+        </w:rPr>
+      </w:pPr>
+      <w:r>
+        <w:rPr>
+          <w:b/>
+          <w:bCs/>
+          <w:lang w:val="en-US"/>
+        </w:rPr>
+        <w:t>“</w:t>
+      </w:r>
+      <w:r>
+        <w:rPr>
+          <w:b/>
+          <w:bCs/>
+          <w:lang w:val="en-US"/>
+        </w:rPr>
+        <w:t xml:space="preserve">Fault </w:t>
+      </w:r>
+    </w:p>
+    <w:p>
+      <w:pPr>
+        <w:pStyle w:val="NoSpacing"/>
+        <w:rPr>
+          <w:b/>
+          <w:bCs/>
+          <w:lang w:val="en-US"/>
+        </w:rPr>
+      </w:pPr>
+      <w:r>
+        <w:rPr>
+          <w:b/>
+          <w:bCs/>
+          <w:lang w:val="en-US"/>
+        </w:rPr>
+        <w:t xml:space="preserve">Broken </w:t>
+      </w:r>
+    </w:p>
+    <w:p>
+      <w:pPr>
+        <w:pStyle w:val="NoSpacing"/>
+        <w:rPr>
+          <w:b/>
+          <w:bCs/>
+          <w:lang w:val="en-US"/>
+        </w:rPr>
+      </w:pPr>
+      <w:r>
+        <w:rPr>
+          <w:b/>
+          <w:bCs/>
+          <w:lang w:val="en-US"/>
+        </w:rPr>
+        <w:t xml:space="preserve">Burnt </w:t>
+      </w:r>
+    </w:p>
+    <w:p>
+      <w:pPr>
+        <w:pStyle w:val="NoSpacing"/>
+        <w:rPr>
+          <w:b/>
+          <w:bCs/>
+          <w:lang w:val="en-US"/>
+        </w:rPr>
+      </w:pPr>
+      <w:r>
+        <w:rPr>
+          <w:b/>
+          <w:bCs/>
+          <w:lang w:val="en-US"/>
+        </w:rPr>
+        <w:t xml:space="preserve">Disconnect </w:t>
+      </w:r>
+    </w:p>
+    <w:p>
+      <w:pPr>
+        <w:pStyle w:val="NoSpacing"/>
+        <w:rPr>
+          <w:b/>
+          <w:bCs/>
+          <w:lang w:val="en-US"/>
+        </w:rPr>
+      </w:pPr>
+      <w:r>
+        <w:rPr>
+          <w:b/>
+          <w:bCs/>
+          <w:lang w:val="en-US"/>
+        </w:rPr>
+        <w:t xml:space="preserve">Vacated </w:t>
+      </w:r>
+    </w:p>
+    <w:p>
+      <w:pPr>
+        <w:pStyle w:val="NoSpacing"/>
+        <w:rPr>
+          <w:b/>
+          <w:bCs/>
+          <w:lang w:val="en-US"/>
+        </w:rPr>
+      </w:pPr>
+      <w:proofErr w:type="spellStart"/>
+      <w:r>
+        <w:rPr>
+          <w:b/>
+          <w:bCs/>
+          <w:lang w:val="en-US"/>
+        </w:rPr>
+        <w:t>Stb</w:t>
+      </w:r>
+      <w:proofErr w:type="spellEnd"/>
+      <w:r>
+        <w:rPr>
+          <w:b/>
+          <w:bCs/>
+          <w:lang w:val="en-US"/>
+        </w:rPr>
+        <w:t xml:space="preserve"> Lost </w:t>
+      </w:r>
+    </w:p>
+    <w:p>
+      <w:pPr>
+        <w:pStyle w:val="NoSpacing"/>
+        <w:rPr>
+          <w:b/>
+          <w:bCs/>
+          <w:lang w:val="en-US"/>
+        </w:rPr>
+      </w:pPr>
+      <w:r>
+        <w:rPr>
+          <w:b/>
+          <w:bCs/>
+          <w:lang w:val="en-US"/>
+        </w:rPr>
+        <w:t xml:space="preserve">Outstation </w:t>
+      </w:r>
+    </w:p>
+    <w:p>
+      <w:pPr>
+        <w:pStyle w:val="NoSpacing"/>
+        <w:rPr>
+          <w:b/>
+          <w:bCs/>
+          <w:lang w:val="en-US"/>
+        </w:rPr>
+      </w:pPr>
+      <w:r>
+        <w:rPr>
+          <w:b/>
+          <w:bCs/>
+          <w:lang w:val="en-US"/>
+        </w:rPr>
+        <w:t>“</w:t>
+      </w:r>
+    </w:p>
+    <w:p>
+      <w:pPr>
+        <w:pStyle w:val="NoSpacing"/>
+        <w:rPr>
+          <w:b/>
+          <w:bCs/>
+          <w:lang w:val="en-US"/>
+        </w:rPr>
+      </w:pPr>
+    </w:p>
+    <w:p>
+      <w:pPr>
+        <w:pStyle w:val="NoSpacing"/>
+        <w:rPr>
+          <w:b/>
+          <w:bCs/>
+          <w:lang w:val="en-US"/>
+        </w:rPr>
+      </w:pPr>
+    </w:p>
+    <w:p>
+      <w:pPr>
+        <w:pStyle w:val="NoSpacing"/>
+        <w:rPr>
+          <w:b/>
+          <w:bCs/>
+          <w:lang w:val="en-US"/>
+        </w:rPr>
+      </w:pPr>
+      <w:r>
+        <w:rPr>
+          <w:b/>
+          <w:bCs/>
+          <w:lang w:val="en-US"/>
+        </w:rPr>
+        <w:t>Add Cable TV Customer</w:t>
+      </w:r>
+    </w:p>
+    <w:p>
+      <w:pPr>
+        <w:pStyle w:val="NoSpacing"/>
+        <w:rPr>
+          <w:b/>
+          <w:bCs/>
+          <w:lang w:val="en-US"/>
+        </w:rPr>
+      </w:pPr>
+    </w:p>
+    <w:p>
+      <w:pPr>
+        <w:pStyle w:val="NoSpacing"/>
+        <w:rPr>
+          <w:b/>
+          <w:bCs/>
+          <w:lang w:val="en-US"/>
+        </w:rPr>
+      </w:pPr>
+      <w:r>
+        <w:rPr>
+          <w:b/>
+          <w:bCs/>
+          <w:lang w:val="en-US"/>
+        </w:rPr>
+        <w:t xml:space="preserve"> </w:t>
+      </w:r>
+      <w:r>
+        <w:rPr>
+          <w:b/>
+          <w:bCs/>
+          <w:lang w:val="en-US"/>
+        </w:rPr>
+        <w:t>Add Cable TV Customer</w:t>
+      </w:r>
+    </w:p>
+    <w:p>
+      <w:pPr>
+        <w:pStyle w:val="NoSpacing"/>
+        <w:rPr>
+          <w:b/>
+          <w:bCs/>
+        </w:rPr>
+      </w:pPr>
+      <w:r>
+        <w:rPr>
+          <w:b/>
+          <w:bCs/>
+        </w:rPr>
+        <w:t xml:space="preserve">Month </w:t>
+      </w:r>
+      <w:proofErr w:type="gramStart"/>
+      <w:r>
+        <w:rPr>
+          <w:b/>
+          <w:bCs/>
+        </w:rPr>
+        <w:t>Name</w:t>
+      </w:r>
+      <w:r>
+        <w:rPr>
+          <w:b/>
+          <w:bCs/>
+        </w:rPr>
+        <w:t>,  Year</w:t>
+      </w:r>
+      <w:proofErr w:type="gramEnd"/>
+      <w:r>
+        <w:rPr>
+          <w:b/>
+          <w:bCs/>
+        </w:rPr>
+        <w:t xml:space="preserve"> </w:t>
+      </w:r>
+      <w:r>
+        <w:rPr>
+          <w:b/>
+          <w:bCs/>
+        </w:rPr>
+        <w:t xml:space="preserve">if not </w:t>
+      </w:r>
+      <w:proofErr w:type="gramStart"/>
+      <w:r>
+        <w:rPr>
+          <w:b/>
+          <w:bCs/>
+        </w:rPr>
+        <w:t xml:space="preserve">admin </w:t>
+      </w:r>
+      <w:r>
+        <w:rPr>
+          <w:b/>
+          <w:bCs/>
+        </w:rPr>
+        <w:t>,that</w:t>
+      </w:r>
+      <w:proofErr w:type="gramEnd"/>
+      <w:r>
+        <w:rPr>
+          <w:b/>
+          <w:bCs/>
+        </w:rPr>
+        <w:t xml:space="preserve"> should </w:t>
+      </w:r>
+      <w:proofErr w:type="gramStart"/>
+      <w:r>
+        <w:rPr>
+          <w:b/>
+          <w:bCs/>
+        </w:rPr>
+        <w:t>be  disabled</w:t>
+      </w:r>
+      <w:proofErr w:type="gramEnd"/>
+    </w:p>
+    <w:p>
+      <w:pPr>
+        <w:pStyle w:val="NoSpacing"/>
+        <w:rPr>
+          <w:b/>
+          <w:bCs/>
+        </w:rPr>
+      </w:pPr>
+    </w:p>
+    <w:p>
+      <w:pPr>
+        <w:pStyle w:val="NoSpacing"/>
+        <w:rPr>
+          <w:b/>
+          <w:bCs/>
+          <w:lang w:val="en-US"/>
+        </w:rPr>
+      </w:pPr>
+      <w:r>
+        <w:rPr>
+          <w:b/>
+          <w:bCs/>
+          <w:lang w:val="en-US"/>
+        </w:rPr>
+        <w:t>Pending Account Report</w:t>
+      </w:r>
+    </w:p>
+    <w:p>
+      <w:pPr>
+        <w:pStyle w:val="NoSpacing"/>
+        <w:rPr>
+          <w:b/>
+          <w:bCs/>
+          <w:lang w:val="en-US"/>
+        </w:rPr>
+      </w:pPr>
+      <w:r>
+        <w:rPr>
+          <w:b/>
+          <w:bCs/>
+          <w:lang w:val="en-US"/>
+        </w:rPr>
+        <w:t xml:space="preserve">Only show </w:t>
+      </w:r>
+      <w:r>
+        <w:rPr>
+          <w:b/>
+          <w:bCs/>
+          <w:lang w:val="en-US"/>
+        </w:rPr>
+        <w:t xml:space="preserve">logged in user pending </w:t>
+      </w:r>
+      <w:proofErr w:type="gramStart"/>
+      <w:r>
+        <w:rPr>
+          <w:b/>
+          <w:bCs/>
+          <w:lang w:val="en-US"/>
+        </w:rPr>
+        <w:t xml:space="preserve">details </w:t>
+      </w:r>
+      <w:r>
+        <w:rPr>
+          <w:b/>
+          <w:bCs/>
+          <w:lang w:val="en-US"/>
+        </w:rPr>
+        <w:t>,</w:t>
+      </w:r>
+      <w:proofErr w:type="gramEnd"/>
+      <w:r>
+        <w:rPr>
+          <w:b/>
+          <w:bCs/>
+          <w:lang w:val="en-US"/>
+        </w:rPr>
+        <w:t xml:space="preserve"> if not admin</w:t>
+      </w:r>
+    </w:p>
+    <w:p>
+      <w:pPr>
+        <w:pStyle w:val="NoSpacing"/>
+        <w:rPr>
+          <w:b/>
+          <w:bCs/>
+          <w:lang w:val="en-US"/>
+        </w:rPr>
+      </w:pPr>
+    </w:p>
+    <w:p>
+      <w:pPr>
+        <w:pStyle w:val="NoSpacing"/>
+        <w:rPr>
+          <w:b/>
+          <w:bCs/>
+          <w:lang w:val="en-US"/>
+        </w:rPr>
+      </w:pPr>
+      <w:r>
+        <w:rPr>
+          <w:b/>
+          <w:bCs/>
+          <w:lang w:val="en-US"/>
+        </w:rPr>
+        <w:t>Subscription Details</w:t>
+      </w:r>
+      <w:r>
+        <w:rPr>
+          <w:b/>
+          <w:bCs/>
+          <w:lang w:val="en-US"/>
+        </w:rPr>
+        <w:t xml:space="preserve">: </w:t>
+      </w:r>
+    </w:p>
+    <w:p>
+      <w:pPr>
+        <w:pStyle w:val="NoSpacing"/>
+        <w:rPr>
+          <w:b/>
+          <w:bCs/>
+          <w:lang w:val="en-US"/>
+        </w:rPr>
+      </w:pPr>
+      <w:r>
+        <w:rPr>
+          <w:b/>
+          <w:bCs/>
+          <w:lang w:val="en-US"/>
+        </w:rPr>
+        <w:t xml:space="preserve">Should </w:t>
+      </w:r>
+      <w:r>
+        <w:rPr>
+          <w:b/>
+          <w:bCs/>
+          <w:lang w:val="en-US"/>
+        </w:rPr>
+        <w:t xml:space="preserve">not </w:t>
+      </w:r>
+      <w:r>
+        <w:rPr>
+          <w:b/>
+          <w:bCs/>
+          <w:lang w:val="en-US"/>
+        </w:rPr>
+        <w:t>allow the edit option</w:t>
+      </w:r>
+      <w:r>
+        <w:rPr>
+          <w:b/>
+          <w:bCs/>
+          <w:lang w:val="en-US"/>
+        </w:rPr>
+        <w:t xml:space="preserve"> if not admin</w:t>
+      </w:r>
+    </w:p>
+    <w:p>
+      <w:pPr>
+        <w:pStyle w:val="NoSpacing"/>
+        <w:rPr>
+          <w:b/>
+          <w:bCs/>
+        </w:rPr>
+      </w:pPr>
+      <w:r>
+        <w:rPr>
+          <w:b/>
+          <w:bCs/>
+        </w:rPr>
+        <w:t>Collected Date</w:t>
+      </w:r>
+      <w:r>
+        <w:rPr>
+          <w:b/>
+          <w:bCs/>
+        </w:rPr>
+        <w:t xml:space="preserve"> – is not show in </w:t>
+      </w:r>
+      <w:hyperlink r:id="rId12" w:history="1">
+        <w:r>
+          <w:rPr>
+            <w:rStyle w:val="Hyperlink"/>
+            <w:b/>
+            <w:bCs/>
+          </w:rPr>
+          <w:t>http://localhost:4500/cable-tv/customers/5?review=true&amp;workflowId=CTV-17</w:t>
+        </w:r>
+      </w:hyperlink>
+    </w:p>
+    <w:p>
+      <w:pPr>
+        <w:pStyle w:val="NoSpacing"/>
+        <w:rPr>
+          <w:b/>
+          <w:bCs/>
+        </w:rPr>
+      </w:pPr>
+    </w:p>
+    <w:p>
+      <w:pPr>
+        <w:pStyle w:val="NoSpacing"/>
+        <w:rPr>
+          <w:b/>
+          <w:bCs/>
+          <w:lang w:val="en-US"/>
+        </w:rPr>
+      </w:pPr>
+      <w:r>
+        <w:rPr>
+          <w:b/>
+          <w:bCs/>
+          <w:lang w:val="en-US"/>
+        </w:rPr>
+        <w:t>STB Details</w:t>
+      </w:r>
+      <w:r>
+        <w:rPr>
+          <w:b/>
+          <w:bCs/>
+          <w:lang w:val="en-US"/>
+        </w:rPr>
+        <w:t>:</w:t>
+      </w:r>
+    </w:p>
+    <w:p>
+      <w:pPr>
+        <w:pStyle w:val="NoSpacing"/>
+        <w:rPr>
+          <w:b/>
+          <w:bCs/>
+        </w:rPr>
+      </w:pPr>
+      <w:r>
+        <w:rPr>
+          <w:b/>
+          <w:bCs/>
+        </w:rPr>
+        <w:t>Reason Type</w:t>
+      </w:r>
+      <w:r>
+        <w:rPr>
+          <w:b/>
+          <w:bCs/>
+        </w:rPr>
+        <w:t xml:space="preserve"> – if </w:t>
+      </w:r>
+      <w:r>
+        <w:rPr>
+          <w:b/>
+          <w:bCs/>
+        </w:rPr>
+        <w:t xml:space="preserve">it first </w:t>
+      </w:r>
+      <w:proofErr w:type="gramStart"/>
+      <w:r>
+        <w:rPr>
+          <w:b/>
+          <w:bCs/>
+        </w:rPr>
+        <w:t xml:space="preserve">record, </w:t>
+      </w:r>
+      <w:r>
+        <w:rPr>
+          <w:b/>
+          <w:bCs/>
+        </w:rPr>
+        <w:t xml:space="preserve"> </w:t>
+      </w:r>
+      <w:r>
+        <w:rPr>
+          <w:b/>
+          <w:bCs/>
+        </w:rPr>
+        <w:t>Reason</w:t>
+      </w:r>
+      <w:proofErr w:type="gramEnd"/>
+      <w:r>
+        <w:rPr>
+          <w:b/>
+          <w:bCs/>
+        </w:rPr>
+        <w:t xml:space="preserve"> Type</w:t>
+      </w:r>
+      <w:r>
+        <w:rPr>
+          <w:b/>
+          <w:bCs/>
+        </w:rPr>
+        <w:t xml:space="preserve"> same as like type</w:t>
+      </w:r>
+    </w:p>
+    <w:p>
+      <w:pPr>
+        <w:pStyle w:val="NoSpacing"/>
+        <w:rPr>
+          <w:b/>
+          <w:bCs/>
+        </w:rPr>
+      </w:pPr>
+      <w:r>
+        <w:rPr>
+          <w:b/>
+          <w:bCs/>
+        </w:rPr>
+        <w:t xml:space="preserve">Their two </w:t>
+      </w:r>
+      <w:proofErr w:type="gramStart"/>
+      <w:r>
+        <w:rPr>
+          <w:b/>
+          <w:bCs/>
+        </w:rPr>
+        <w:t>status</w:t>
+      </w:r>
+      <w:proofErr w:type="gramEnd"/>
+      <w:r>
+        <w:rPr>
+          <w:b/>
+          <w:bCs/>
+        </w:rPr>
+        <w:t xml:space="preserve">, need to </w:t>
+      </w:r>
+      <w:proofErr w:type="spellStart"/>
+      <w:r>
+        <w:rPr>
+          <w:b/>
+          <w:bCs/>
+        </w:rPr>
+        <w:t>differeciate</w:t>
+      </w:r>
+      <w:proofErr w:type="spellEnd"/>
+      <w:r>
+        <w:rPr>
+          <w:b/>
+          <w:bCs/>
+        </w:rPr>
+        <w:t>, first one should be payment status, status</w:t>
+      </w:r>
+    </w:p>
+    <w:p>
+      <w:pPr>
+        <w:pStyle w:val="NoSpacing"/>
+        <w:rPr>
+          <w:b/>
+          <w:bCs/>
+        </w:rPr>
+      </w:pPr>
+    </w:p>
+    <w:p>
+      <w:pPr>
+        <w:pStyle w:val="NoSpacing"/>
+        <w:rPr>
+          <w:b/>
+          <w:bCs/>
+          <w:lang w:val="en-US"/>
+        </w:rPr>
+      </w:pPr>
+      <w:r>
+        <w:rPr>
+          <w:b/>
+          <w:bCs/>
+          <w:lang w:val="en-US"/>
+        </w:rPr>
+        <w:t>Connection Details</w:t>
+      </w:r>
+    </w:p>
+    <w:p>
+      <w:pPr>
+        <w:pStyle w:val="NoSpacing"/>
+        <w:rPr>
+          <w:b/>
+          <w:bCs/>
+        </w:rPr>
+      </w:pPr>
+      <w:r>
+        <w:rPr>
+          <w:b/>
+          <w:bCs/>
+        </w:rPr>
+        <w:t>Type</w:t>
+      </w:r>
+      <w:r>
+        <w:rPr>
+          <w:b/>
+          <w:bCs/>
+        </w:rPr>
+        <w:t xml:space="preserve"> – if it is first record </w:t>
+      </w:r>
+      <w:r>
+        <w:rPr>
+          <w:b/>
+          <w:bCs/>
+        </w:rPr>
+        <w:t>Type</w:t>
+      </w:r>
+      <w:r>
+        <w:rPr>
+          <w:b/>
+          <w:bCs/>
+        </w:rPr>
+        <w:t xml:space="preserve"> of connection should be </w:t>
+      </w:r>
+      <w:r>
+        <w:rPr>
+          <w:b/>
+          <w:bCs/>
+        </w:rPr>
+        <w:t xml:space="preserve">New </w:t>
+      </w:r>
+    </w:p>
+    <w:p>
+      <w:pPr>
+        <w:pStyle w:val="NoSpacing"/>
+        <w:rPr>
+          <w:b/>
+          <w:bCs/>
+        </w:rPr>
+      </w:pPr>
+      <w:proofErr w:type="gramStart"/>
+      <w:r>
+        <w:rPr>
+          <w:b/>
+          <w:bCs/>
+        </w:rPr>
+        <w:t>S</w:t>
+      </w:r>
+      <w:r>
+        <w:rPr>
+          <w:b/>
+          <w:bCs/>
+        </w:rPr>
+        <w:t>tatus</w:t>
+      </w:r>
+      <w:r>
+        <w:rPr>
+          <w:b/>
+          <w:bCs/>
+        </w:rPr>
+        <w:t xml:space="preserve"> </w:t>
+      </w:r>
+      <w:r>
+        <w:rPr>
+          <w:b/>
+          <w:bCs/>
+        </w:rPr>
+        <w:t xml:space="preserve"> should</w:t>
+      </w:r>
+      <w:proofErr w:type="gramEnd"/>
+      <w:r>
+        <w:rPr>
+          <w:b/>
+          <w:bCs/>
+        </w:rPr>
+        <w:t xml:space="preserve"> be payment status</w:t>
+      </w:r>
+      <w:r>
+        <w:rPr>
+          <w:b/>
+          <w:bCs/>
+        </w:rPr>
+        <w:t xml:space="preserve"> </w:t>
+      </w:r>
+    </w:p>
+    <w:p>
+      <w:pPr>
+        <w:pStyle w:val="NoSpacing"/>
+        <w:rPr>
+          <w:b/>
+          <w:bCs/>
+        </w:rPr>
+      </w:pPr>
+    </w:p>
+    <w:p>
+      <w:pPr>
+        <w:pStyle w:val="NoSpacing"/>
+        <w:rPr>
+          <w:b/>
+          <w:bCs/>
+          <w:lang w:val="en-US"/>
+        </w:rPr>
+      </w:pPr>
+      <w:r>
+        <w:rPr>
+          <w:b/>
+          <w:bCs/>
+          <w:lang w:val="en-US"/>
+        </w:rPr>
+        <w:t>Package Details</w:t>
+      </w:r>
+    </w:p>
+    <w:p>
+      <w:pPr>
+        <w:pStyle w:val="NoSpacing"/>
+        <w:rPr>
+          <w:b/>
+          <w:bCs/>
+        </w:rPr>
+      </w:pPr>
+      <w:r>
+        <w:rPr>
+          <w:b/>
+          <w:bCs/>
+        </w:rPr>
+        <w:t>Updated By</w:t>
+      </w:r>
+      <w:r>
+        <w:rPr>
+          <w:b/>
+          <w:bCs/>
+        </w:rPr>
+        <w:t xml:space="preserve"> – captured the logged in user name</w:t>
+      </w:r>
+    </w:p>
+    <w:p>
+      <w:pPr>
+        <w:pStyle w:val="NoSpacing"/>
+        <w:rPr>
+          <w:b/>
+          <w:bCs/>
+        </w:rPr>
+      </w:pPr>
+      <w:r>
+        <w:rPr>
+          <w:b/>
+          <w:bCs/>
+        </w:rPr>
+        <w:t xml:space="preserve">Their two </w:t>
+      </w:r>
+      <w:proofErr w:type="gramStart"/>
+      <w:r>
+        <w:rPr>
+          <w:b/>
+          <w:bCs/>
+        </w:rPr>
+        <w:t>status</w:t>
+      </w:r>
+      <w:proofErr w:type="gramEnd"/>
+      <w:r>
+        <w:rPr>
+          <w:b/>
+          <w:bCs/>
+        </w:rPr>
+        <w:t xml:space="preserve">, need to </w:t>
+      </w:r>
+      <w:proofErr w:type="spellStart"/>
+      <w:r>
+        <w:rPr>
+          <w:b/>
+          <w:bCs/>
+        </w:rPr>
+        <w:t>differeciate</w:t>
+      </w:r>
+      <w:proofErr w:type="spellEnd"/>
+      <w:r>
+        <w:rPr>
+          <w:b/>
+          <w:bCs/>
+        </w:rPr>
+        <w:t xml:space="preserve">, first one should be </w:t>
+      </w:r>
+      <w:r>
+        <w:rPr>
+          <w:b/>
+          <w:bCs/>
+        </w:rPr>
+        <w:t>approval</w:t>
+      </w:r>
+      <w:r>
+        <w:rPr>
+          <w:b/>
+          <w:bCs/>
+        </w:rPr>
+        <w:t xml:space="preserve"> status, status</w:t>
+      </w:r>
+    </w:p>
+    <w:p>
+      <w:pPr>
+        <w:pStyle w:val="NoSpacing"/>
+        <w:rPr>
+          <w:b/>
+          <w:bCs/>
+        </w:rPr>
+      </w:pPr>
+    </w:p>
+    <w:p>
+      <w:pPr>
+        <w:pStyle w:val="NoSpacing"/>
+        <w:rPr>
+          <w:b/>
+          <w:bCs/>
+        </w:rPr>
+      </w:pPr>
+      <w:r>
+        <w:rPr>
+          <w:b/>
+          <w:bCs/>
+        </w:rPr>
+        <w:t xml:space="preserve">If we navigate to this </w:t>
+      </w:r>
+      <w:proofErr w:type="spellStart"/>
+      <w:r>
+        <w:rPr>
+          <w:b/>
+          <w:bCs/>
+        </w:rPr>
+        <w:t>url</w:t>
+      </w:r>
+      <w:proofErr w:type="spellEnd"/>
+      <w:r>
+        <w:rPr>
+          <w:b/>
+          <w:bCs/>
+        </w:rPr>
+        <w:t xml:space="preserve"> </w:t>
+      </w:r>
+      <w:hyperlink r:id="rId13" w:history="1">
+        <w:r>
+          <w:rPr>
+            <w:rStyle w:val="Hyperlink"/>
+            <w:b/>
+            <w:bCs/>
+          </w:rPr>
+          <w:t>http://localhost:4500/cable-tv/customers/5?review=true&amp;workflowId=CTV-17</w:t>
+        </w:r>
+      </w:hyperlink>
+      <w:r>
+        <w:rPr>
+          <w:b/>
+          <w:bCs/>
+        </w:rPr>
+        <w:t xml:space="preserve"> , </w:t>
+      </w:r>
+      <w:r>
+        <w:rPr>
+          <w:b/>
+          <w:bCs/>
+        </w:rPr>
+        <w:t>common “</w:t>
+      </w:r>
+      <w:r>
+        <w:rPr>
+          <w:b/>
+          <w:bCs/>
+        </w:rPr>
+        <w:t>approval</w:t>
+      </w:r>
+      <w:r>
+        <w:rPr>
+          <w:b/>
+          <w:bCs/>
+        </w:rPr>
+        <w:t xml:space="preserve">” </w:t>
+      </w:r>
+      <w:r>
+        <w:rPr>
+          <w:b/>
+          <w:bCs/>
+        </w:rPr>
+        <w:t xml:space="preserve">button </w:t>
+      </w:r>
+      <w:r>
+        <w:rPr>
+          <w:b/>
+          <w:bCs/>
+        </w:rPr>
+        <w:t xml:space="preserve">should be </w:t>
+      </w:r>
+      <w:r>
+        <w:rPr>
+          <w:b/>
+          <w:bCs/>
+        </w:rPr>
+        <w:lastRenderedPageBreak/>
+        <w:t xml:space="preserve">bottom of the  screen, after the review admin approve the </w:t>
+      </w:r>
+      <w:r>
+        <w:rPr>
+          <w:b/>
+          <w:bCs/>
+        </w:rPr>
+        <w:t>details, that approval button not required in workflow action menu</w:t>
+      </w:r>
+      <w:r>
+        <w:rPr>
+          <w:b/>
+          <w:bCs/>
+        </w:rPr>
+        <w:t xml:space="preserve">, remove three dots, replace the review </w:t>
+      </w:r>
+      <w:r>
+        <w:rPr>
+          <w:b/>
+          <w:bCs/>
+        </w:rPr>
+        <w:t>button to navigate</w:t>
+      </w:r>
+    </w:p>
+    <w:p>
+      <w:pPr>
+        <w:pStyle w:val="NoSpacing"/>
+        <w:rPr>
+          <w:b/>
+          <w:bCs/>
+        </w:rPr>
+      </w:pPr>
+    </w:p>
+    <w:p>
+      <w:pPr>
+        <w:pStyle w:val="NoSpacing"/>
+        <w:rPr>
+          <w:b/>
+          <w:bCs/>
+          <w:lang w:val="en-US"/>
+        </w:rPr>
+      </w:pPr>
+      <w:r>
+        <w:rPr>
+          <w:b/>
+          <w:bCs/>
+          <w:lang w:val="en-US"/>
+        </w:rPr>
+        <w:t>Cable TV Customers</w:t>
+      </w:r>
+    </w:p>
+    <w:p>
+      <w:pPr>
+        <w:pStyle w:val="NoSpacing"/>
+        <w:rPr>
+          <w:b/>
+          <w:bCs/>
+          <w:lang w:val="en-US"/>
+        </w:rPr>
+      </w:pPr>
+      <w:r>
+        <w:rPr>
+          <w:b/>
+          <w:bCs/>
+        </w:rPr>
+        <w:t xml:space="preserve">In </w:t>
+      </w:r>
+      <w:r>
+        <w:rPr>
+          <w:b/>
+          <w:bCs/>
+        </w:rPr>
+        <w:t xml:space="preserve">List of </w:t>
+      </w:r>
+      <w:proofErr w:type="gramStart"/>
+      <w:r>
+        <w:rPr>
+          <w:b/>
+          <w:bCs/>
+        </w:rPr>
+        <w:t>customer</w:t>
+      </w:r>
+      <w:proofErr w:type="gramEnd"/>
+      <w:r>
+        <w:rPr>
+          <w:b/>
+          <w:bCs/>
+        </w:rPr>
+        <w:t xml:space="preserve"> if it is new customer</w:t>
+      </w:r>
+      <w:r>
+        <w:rPr>
+          <w:b/>
+          <w:bCs/>
+        </w:rPr>
+        <w:t xml:space="preserve"> must </w:t>
+      </w:r>
+      <w:proofErr w:type="gramStart"/>
+      <w:r>
+        <w:rPr>
+          <w:b/>
+          <w:bCs/>
+        </w:rPr>
+        <w:t>listed</w:t>
+      </w:r>
+      <w:proofErr w:type="gramEnd"/>
+      <w:r>
+        <w:rPr>
+          <w:b/>
+          <w:bCs/>
+        </w:rPr>
+        <w:t xml:space="preserve"> in the customer list, </w:t>
+      </w:r>
+      <w:r>
+        <w:rPr>
+          <w:b/>
+          <w:bCs/>
+        </w:rPr>
+        <w:t>whether</w:t>
+      </w:r>
+      <w:r>
+        <w:rPr>
+          <w:b/>
+          <w:bCs/>
+        </w:rPr>
+        <w:t xml:space="preserve"> workflow approved or not, it should show in the list but Status must be</w:t>
+      </w:r>
+      <w:r>
+        <w:rPr>
+          <w:b/>
+          <w:bCs/>
+        </w:rPr>
+        <w:t xml:space="preserve"> “Wait</w:t>
+      </w:r>
+      <w:r>
+        <w:rPr>
+          <w:b/>
+          <w:bCs/>
+        </w:rPr>
+        <w:t xml:space="preserve"> Approval”.</w:t>
+      </w:r>
+    </w:p>
+    <w:p>
+      <w:pPr>
+        <w:pStyle w:val="NoSpacing"/>
+        <w:rPr>
+          <w:b/>
+          <w:bCs/>
+        </w:rPr>
+      </w:pPr>
+      <w:r>
+        <w:rPr>
+          <w:b/>
+          <w:bCs/>
+        </w:rPr>
+        <w:t xml:space="preserve">List of </w:t>
+      </w:r>
+      <w:proofErr w:type="gramStart"/>
+      <w:r>
+        <w:rPr>
+          <w:b/>
+          <w:bCs/>
+        </w:rPr>
+        <w:t>customer</w:t>
+      </w:r>
+      <w:proofErr w:type="gramEnd"/>
+      <w:r>
+        <w:rPr>
+          <w:b/>
+          <w:bCs/>
+        </w:rPr>
+        <w:t xml:space="preserve"> if it is new customer and </w:t>
+      </w:r>
+      <w:r>
+        <w:rPr>
+          <w:b/>
+          <w:bCs/>
+        </w:rPr>
+        <w:t xml:space="preserve">after approved the workflow approval by admin, which is listed </w:t>
+      </w:r>
+      <w:r>
+        <w:rPr>
+          <w:b/>
+          <w:bCs/>
+        </w:rPr>
+        <w:t>and status is “Disconnected”, but workflow approved but payment not</w:t>
+      </w:r>
+      <w:r>
+        <w:rPr>
+          <w:b/>
+          <w:bCs/>
+        </w:rPr>
+        <w:t xml:space="preserve"> </w:t>
+      </w:r>
+      <w:ins w:id="0" w:author="Microsoft Word" w:date="2026-07-25T23:01:00Z" w16du:dateUtc="2026-07-25T17:31:00Z">
+        <w:r>
+          <w:rPr>
+            <w:b/>
+            <w:bCs/>
+          </w:rPr>
+          <w:t>did not receive in pending account, that status must be “Payment Pending”.</w:t>
+        </w:r>
+      </w:ins>
+      <w:r>
+        <w:rPr>
+          <w:b/>
+          <w:bCs/>
+        </w:rPr>
+        <w:t xml:space="preserve"> </w:t>
+      </w:r>
+    </w:p>
+    <w:p>
+      <w:pPr>
+        <w:pStyle w:val="NoSpacing"/>
+        <w:rPr>
+          <w:b/>
+          <w:bCs/>
+        </w:rPr>
+      </w:pPr>
+      <w:r>
+        <w:rPr>
+          <w:b/>
+          <w:bCs/>
+        </w:rPr>
+        <w:t xml:space="preserve">After pending received and workflow approved by admin then only customer status </w:t>
+      </w:r>
+      <w:r>
+        <w:rPr>
+          <w:b/>
+          <w:bCs/>
+        </w:rPr>
+        <w:t>changed to active</w:t>
+      </w:r>
+    </w:p>
+    <w:p>
+      <w:pPr>
+        <w:pStyle w:val="NoSpacing"/>
+        <w:rPr>
+          <w:b/>
+          <w:bCs/>
+        </w:rPr>
+      </w:pPr>
+    </w:p>
+    <w:p>
+      <w:pPr>
+        <w:pStyle w:val="NoSpacing"/>
+        <w:rPr>
+          <w:b/>
+          <w:bCs/>
+        </w:rPr>
+      </w:pPr>
+      <w:r>
+        <w:rPr>
+          <w:b/>
+          <w:bCs/>
+        </w:rPr>
+        <w:t>V2</w:t>
+      </w:r>
+    </w:p>
+    <w:p>
+      <w:pPr>
+        <w:pStyle w:val="NoSpacing"/>
+        <w:rPr>
+          <w:b/>
+          <w:bCs/>
+        </w:rPr>
+      </w:pPr>
+    </w:p>
+    <w:p>
+      <w:pPr>
+        <w:pStyle w:val="NoSpacing"/>
+        <w:rPr>
+          <w:b/>
+          <w:bCs/>
+          <w:lang w:val="en-US"/>
+        </w:rPr>
+      </w:pPr>
+      <w:hyperlink r:id="rId14" w:history="1">
+        <w:r>
+          <w:rPr>
+            <w:rStyle w:val="Hyperlink"/>
+            <w:b/>
+            <w:bCs/>
+          </w:rPr>
+          <w:t>http://localhost:4500/cable-tv/customers</w:t>
+        </w:r>
+      </w:hyperlink>
+      <w:r>
+        <w:rPr>
+          <w:b/>
+          <w:bCs/>
+        </w:rPr>
+        <w:t xml:space="preserve"> </w:t>
+      </w:r>
+      <w:r>
+        <w:rPr>
+          <w:b/>
+          <w:bCs/>
+        </w:rPr>
+        <w:t xml:space="preserve">- </w:t>
+      </w:r>
+      <w:r>
+        <w:rPr>
+          <w:b/>
+          <w:bCs/>
+          <w:lang w:val="en-US"/>
+        </w:rPr>
+        <w:t>Cable TV Customers</w:t>
+      </w:r>
+    </w:p>
+    <w:p>
+      <w:pPr>
+        <w:pStyle w:val="NoSpacing"/>
+        <w:rPr>
+          <w:b/>
+          <w:bCs/>
+        </w:rPr>
+      </w:pPr>
+    </w:p>
+    <w:p>
+      <w:pPr>
+        <w:pStyle w:val="NoSpacing"/>
+        <w:rPr>
+          <w:b/>
+          <w:bCs/>
+          <w:lang w:val="en-US"/>
+        </w:rPr>
+      </w:pPr>
+      <w:r>
+        <w:rPr>
+          <w:b/>
+          <w:bCs/>
+          <w:lang w:val="en-US"/>
+        </w:rPr>
+        <w:t xml:space="preserve">In Customer </w:t>
+      </w:r>
+      <w:proofErr w:type="gramStart"/>
+      <w:r>
+        <w:rPr>
+          <w:b/>
+          <w:bCs/>
+          <w:lang w:val="en-US"/>
+        </w:rPr>
+        <w:t>List ,</w:t>
+      </w:r>
+      <w:proofErr w:type="gramEnd"/>
+      <w:r>
+        <w:rPr>
+          <w:b/>
+          <w:bCs/>
+          <w:lang w:val="en-US"/>
+        </w:rPr>
+        <w:t xml:space="preserve"> STB – table header, </w:t>
+      </w:r>
+      <w:r>
+        <w:rPr>
+          <w:b/>
+          <w:bCs/>
+          <w:lang w:val="en-US"/>
+        </w:rPr>
+        <w:t xml:space="preserve">details are not showing, still status is </w:t>
+      </w:r>
+      <w:r>
+        <w:rPr>
+          <w:b/>
+          <w:bCs/>
+          <w:lang w:val="en-US"/>
+        </w:rPr>
+        <w:t>“</w:t>
+      </w:r>
+      <w:proofErr w:type="gramStart"/>
+      <w:r>
+        <w:rPr>
+          <w:b/>
+          <w:bCs/>
+          <w:lang w:val="en-US"/>
+        </w:rPr>
+        <w:t>Disconnect</w:t>
+      </w:r>
+      <w:proofErr w:type="gramEnd"/>
+      <w:r>
+        <w:rPr>
+          <w:b/>
+          <w:bCs/>
+          <w:lang w:val="en-US"/>
+        </w:rPr>
+        <w:t>”, if admin did not approve</w:t>
+      </w:r>
+      <w:r>
+        <w:rPr>
+          <w:b/>
+          <w:bCs/>
+          <w:lang w:val="en-US"/>
+        </w:rPr>
+        <w:t xml:space="preserve">, </w:t>
+      </w:r>
+      <w:r>
+        <w:rPr>
+          <w:b/>
+          <w:bCs/>
+          <w:lang w:val="en-US"/>
+        </w:rPr>
+        <w:t>customer status must be “Waiting Approval”</w:t>
+      </w:r>
+      <w:proofErr w:type="gramStart"/>
+      <w:r>
+        <w:rPr>
+          <w:b/>
+          <w:bCs/>
+          <w:lang w:val="en-US"/>
+        </w:rPr>
+        <w:t xml:space="preserve">, </w:t>
+      </w:r>
+      <w:r>
+        <w:rPr>
+          <w:b/>
+          <w:bCs/>
+          <w:lang w:val="en-US"/>
+        </w:rPr>
+        <w:t>,</w:t>
+      </w:r>
+      <w:proofErr w:type="gramEnd"/>
+      <w:r>
+        <w:rPr>
+          <w:b/>
+          <w:bCs/>
+          <w:lang w:val="en-US"/>
+        </w:rPr>
+        <w:t xml:space="preserve"> </w:t>
+      </w:r>
+    </w:p>
+    <w:p>
+      <w:pPr>
+        <w:pStyle w:val="NoSpacing"/>
+        <w:rPr>
+          <w:b/>
+          <w:bCs/>
+          <w:lang w:val="en-US"/>
+        </w:rPr>
+      </w:pPr>
+      <w:r>
+        <w:rPr>
+          <w:b/>
+          <w:bCs/>
+          <w:lang w:val="en-US"/>
+        </w:rPr>
+        <w:t xml:space="preserve">After approved the status in workflow by admin, then pending account did not receive by the </w:t>
+      </w:r>
+      <w:r>
+        <w:rPr>
+          <w:b/>
+          <w:bCs/>
+          <w:lang w:val="en-US"/>
+        </w:rPr>
+        <w:t xml:space="preserve">admin, </w:t>
+      </w:r>
+    </w:p>
+    <w:p>
+      <w:pPr>
+        <w:pStyle w:val="NoSpacing"/>
+        <w:rPr>
+          <w:b/>
+          <w:bCs/>
+          <w:lang w:val="en-US"/>
+        </w:rPr>
+      </w:pPr>
+      <w:r>
+        <w:rPr>
+          <w:b/>
+          <w:bCs/>
+          <w:lang w:val="en-US"/>
+        </w:rPr>
+        <w:t xml:space="preserve">In customer list, status must </w:t>
+      </w:r>
+      <w:proofErr w:type="gramStart"/>
+      <w:r>
+        <w:rPr>
+          <w:b/>
+          <w:bCs/>
+          <w:lang w:val="en-US"/>
+        </w:rPr>
+        <w:t>changed</w:t>
+      </w:r>
+      <w:proofErr w:type="gramEnd"/>
+      <w:r>
+        <w:rPr>
+          <w:b/>
+          <w:bCs/>
+          <w:lang w:val="en-US"/>
+        </w:rPr>
+        <w:t xml:space="preserve"> to “Pending Payment”</w:t>
+      </w:r>
+      <w:r>
+        <w:rPr>
+          <w:b/>
+          <w:bCs/>
+          <w:lang w:val="en-US"/>
+        </w:rPr>
+        <w:t>, after received the payment then only customer status changed to “Active”</w:t>
+      </w:r>
+      <w:r>
+        <w:rPr>
+          <w:b/>
+          <w:bCs/>
+          <w:lang w:val="en-US"/>
+        </w:rPr>
+        <w:t xml:space="preserve"> </w:t>
+      </w:r>
+    </w:p>
+    <w:p>
+      <w:pPr>
+        <w:pStyle w:val="NoSpacing"/>
+        <w:rPr>
+          <w:b/>
+          <w:bCs/>
+          <w:lang w:val="en-US"/>
+        </w:rPr>
+      </w:pPr>
+    </w:p>
+    <w:p>
+      <w:pPr>
+        <w:pStyle w:val="NoSpacing"/>
+        <w:rPr>
+          <w:b/>
+          <w:bCs/>
+          <w:lang w:val="en-US"/>
+        </w:rPr>
+      </w:pPr>
+      <w:hyperlink r:id="rId15" w:history="1">
+        <w:r>
+          <w:rPr>
+            <w:rStyle w:val="Hyperlink"/>
+            <w:b/>
+            <w:bCs/>
+            <w:lang w:val="en-US"/>
+          </w:rPr>
+          <w:t>http://localhost:4500/cable-tv/customers/6?review=true&amp;workflowId=CTV-18</w:t>
+        </w:r>
+      </w:hyperlink>
+      <w:r>
+        <w:rPr>
+          <w:b/>
+          <w:bCs/>
+          <w:lang w:val="en-US"/>
+        </w:rPr>
+        <w:t xml:space="preserve"> , approved that </w:t>
+      </w:r>
+      <w:r>
+        <w:rPr>
+          <w:b/>
+          <w:bCs/>
+          <w:lang w:val="en-US"/>
+        </w:rPr>
+        <w:t>navigate to customer list</w:t>
+      </w:r>
+    </w:p>
+    <w:p>
+      <w:pPr>
+        <w:pStyle w:val="NoSpacing"/>
+        <w:rPr>
+          <w:b/>
+          <w:bCs/>
+          <w:lang w:val="en-US"/>
+        </w:rPr>
+      </w:pPr>
+    </w:p>
+    <w:p>
+      <w:pPr>
+        <w:pStyle w:val="NoSpacing"/>
+        <w:rPr>
+          <w:b/>
+          <w:bCs/>
+          <w:lang w:val="en-US"/>
+        </w:rPr>
+      </w:pPr>
+      <w:r>
+        <w:rPr>
+          <w:b/>
+          <w:bCs/>
+          <w:lang w:val="en-US"/>
+        </w:rPr>
+        <w:t>http://localhost:4500/cable-tv-account-pending</w:t>
+      </w:r>
+    </w:p>
+    <w:p>
+      <w:pPr>
+        <w:pStyle w:val="NoSpacing"/>
+        <w:rPr>
+          <w:b/>
+          <w:bCs/>
+          <w:lang w:val="en-US"/>
+        </w:rPr>
+      </w:pPr>
+      <w:r>
+        <w:rPr>
+          <w:b/>
+          <w:bCs/>
+          <w:lang w:val="en-US"/>
+        </w:rPr>
+        <w:t>Pending Account Report</w:t>
+      </w:r>
+      <w:r>
+        <w:rPr>
+          <w:b/>
+          <w:bCs/>
+          <w:lang w:val="en-US"/>
+        </w:rPr>
+        <w:t xml:space="preserve"> – if not admin</w:t>
+      </w:r>
+      <w:r>
+        <w:rPr>
+          <w:b/>
+          <w:bCs/>
+          <w:lang w:val="en-US"/>
+        </w:rPr>
+        <w:t>, show only logged in user data only</w:t>
+      </w:r>
+    </w:p>
+    <w:p>
+      <w:pPr>
+        <w:pStyle w:val="NoSpacing"/>
+        <w:rPr>
+          <w:b/>
+          <w:bCs/>
+          <w:lang w:val="en-US"/>
+        </w:rPr>
+      </w:pPr>
+    </w:p>
+    <w:p>
+      <w:pPr>
+        <w:pStyle w:val="NoSpacing"/>
+        <w:rPr>
+          <w:b/>
+          <w:bCs/>
+          <w:lang w:val="en-US"/>
+        </w:rPr>
+      </w:pPr>
+      <w:r>
+        <w:rPr>
+          <w:b/>
+          <w:bCs/>
+          <w:lang w:val="en-US"/>
+        </w:rPr>
+        <w:t>STB Details</w:t>
+      </w:r>
+      <w:r>
+        <w:rPr>
+          <w:b/>
+          <w:bCs/>
+          <w:lang w:val="en-US"/>
+        </w:rPr>
+        <w:t xml:space="preserve"> </w:t>
+      </w:r>
+      <w:r>
+        <w:rPr>
+          <w:b/>
+          <w:bCs/>
+          <w:lang w:val="en-US"/>
+        </w:rPr>
+        <w:t>–</w:t>
+      </w:r>
+      <w:r>
+        <w:rPr>
+          <w:b/>
+          <w:bCs/>
+          <w:lang w:val="en-US"/>
+        </w:rPr>
+        <w:t xml:space="preserve"> tab</w:t>
+      </w:r>
+      <w:r>
+        <w:rPr>
+          <w:b/>
+          <w:bCs/>
+          <w:lang w:val="en-US"/>
+        </w:rPr>
+        <w:t xml:space="preserve"> and </w:t>
+      </w:r>
+      <w:r>
+        <w:rPr>
+          <w:b/>
+          <w:bCs/>
+          <w:lang w:val="en-US"/>
+        </w:rPr>
+        <w:t>Connection Details</w:t>
+      </w:r>
+      <w:r>
+        <w:rPr>
+          <w:b/>
+          <w:bCs/>
+          <w:lang w:val="en-US"/>
+        </w:rPr>
+        <w:t xml:space="preserve"> -tab</w:t>
+      </w:r>
+    </w:p>
+    <w:p>
+      <w:pPr>
+        <w:pStyle w:val="NoSpacing"/>
+        <w:rPr>
+          <w:b/>
+          <w:bCs/>
+          <w:lang w:val="en-US"/>
+        </w:rPr>
+      </w:pPr>
+      <w:r>
+        <w:rPr>
+          <w:b/>
+          <w:bCs/>
+          <w:lang w:val="en-US"/>
+        </w:rPr>
+        <w:t xml:space="preserve">After received the payment – still </w:t>
+      </w:r>
+      <w:r>
+        <w:rPr>
+          <w:b/>
+          <w:bCs/>
+          <w:lang w:val="en-US"/>
+        </w:rPr>
+        <w:t>payment status is “</w:t>
+      </w:r>
+      <w:r>
+        <w:rPr>
+          <w:b/>
+          <w:bCs/>
+        </w:rPr>
+        <w:t>Payment Pending</w:t>
+      </w:r>
+      <w:r>
+        <w:rPr>
+          <w:b/>
+          <w:bCs/>
+        </w:rPr>
+        <w:t>”</w:t>
+      </w:r>
+      <w:r>
+        <w:rPr>
+          <w:b/>
+          <w:bCs/>
+          <w:lang w:val="en-US"/>
+        </w:rPr>
+        <w:tab/>
+      </w:r>
+    </w:p>
+    <w:p>
+      <w:pPr>
+        <w:pStyle w:val="NoSpacing"/>
+        <w:rPr>
+          <w:b/>
+          <w:bCs/>
+          <w:lang w:val="en-US"/>
+        </w:rPr>
+      </w:pPr>
+    </w:p>
+    <w:p>
+      <w:pPr>
+        <w:pStyle w:val="NoSpacing"/>
+        <w:rPr>
+          <w:b/>
+          <w:bCs/>
+          <w:lang w:val="en-US"/>
+        </w:rPr>
+      </w:pPr>
+      <w:r>
+        <w:rPr>
+          <w:b/>
+          <w:bCs/>
+          <w:lang w:val="en-US"/>
+        </w:rPr>
+        <w:t>V3</w:t>
+      </w:r>
+    </w:p>
+    <w:p>
+      <w:pPr>
+        <w:pStyle w:val="NoSpacing"/>
+        <w:rPr>
+          <w:b/>
+          <w:bCs/>
+          <w:lang w:val="en-US"/>
+        </w:rPr>
+      </w:pPr>
+      <w:r>
+        <w:rPr>
+          <w:b/>
+          <w:bCs/>
+          <w:lang w:val="en-US"/>
+        </w:rPr>
+        <w:t>If customer status is “waiting approval”</w:t>
+      </w:r>
+      <w:r>
+        <w:rPr>
+          <w:b/>
+          <w:bCs/>
+          <w:lang w:val="en-US"/>
+        </w:rPr>
+        <w:t xml:space="preserve"> and “Payment Pending”</w:t>
+      </w:r>
+      <w:r>
+        <w:rPr>
+          <w:b/>
+          <w:bCs/>
+          <w:lang w:val="en-US"/>
+        </w:rPr>
+        <w:t xml:space="preserve">, if not admin do not allow </w:t>
+      </w:r>
+      <w:r>
+        <w:rPr>
+          <w:b/>
+          <w:bCs/>
+          <w:lang w:val="en-US"/>
+        </w:rPr>
+        <w:t>to click “Update” action menu</w:t>
+      </w:r>
+    </w:p>
+    <w:p>
+      <w:pPr>
+        <w:pStyle w:val="NoSpacing"/>
+        <w:rPr>
+          <w:b/>
+          <w:bCs/>
+          <w:lang w:val="en-US"/>
+        </w:rPr>
+      </w:pPr>
+    </w:p>
+    <w:p>
+      <w:pPr>
+        <w:pStyle w:val="NoSpacing"/>
+        <w:rPr>
+          <w:b/>
+          <w:bCs/>
+          <w:lang w:val="en-US"/>
+        </w:rPr>
+      </w:pPr>
+      <w:r>
+        <w:rPr>
+          <w:b/>
+          <w:bCs/>
+          <w:lang w:val="en-US"/>
+        </w:rPr>
+        <w:t>V4</w:t>
+      </w:r>
+    </w:p>
+    <w:p>
+      <w:pPr>
+        <w:pStyle w:val="NoSpacing"/>
+        <w:rPr>
+          <w:b/>
+          <w:bCs/>
+        </w:rPr>
+      </w:pPr>
+      <w:proofErr w:type="gramStart"/>
+      <w:r>
+        <w:rPr>
+          <w:b/>
+          <w:bCs/>
+        </w:rPr>
+        <w:t>STB</w:t>
+      </w:r>
+      <w:r>
+        <w:rPr>
+          <w:b/>
+          <w:bCs/>
+        </w:rPr>
+        <w:t xml:space="preserve"> ,</w:t>
+      </w:r>
+      <w:proofErr w:type="gramEnd"/>
+      <w:r>
+        <w:rPr>
+          <w:b/>
+          <w:bCs/>
+        </w:rPr>
+        <w:t xml:space="preserve"> </w:t>
+      </w:r>
+      <w:r>
+        <w:rPr>
+          <w:b/>
+          <w:bCs/>
+        </w:rPr>
+        <w:t>Connection</w:t>
+      </w:r>
+      <w:r>
+        <w:rPr>
+          <w:b/>
+          <w:bCs/>
+        </w:rPr>
+        <w:t xml:space="preserve">, </w:t>
+      </w:r>
+      <w:r>
+        <w:rPr>
+          <w:b/>
+          <w:bCs/>
+        </w:rPr>
+        <w:t>Package</w:t>
+      </w:r>
+      <w:r>
+        <w:rPr>
+          <w:b/>
+          <w:bCs/>
+        </w:rPr>
+        <w:t xml:space="preserve"> – I need t</w:t>
+      </w:r>
+      <w:r>
+        <w:rPr>
+          <w:b/>
+          <w:bCs/>
+        </w:rPr>
+        <w:t xml:space="preserve">o </w:t>
+      </w:r>
+      <w:proofErr w:type="spellStart"/>
+      <w:r>
+        <w:rPr>
+          <w:b/>
+          <w:bCs/>
+        </w:rPr>
+        <w:t>gether</w:t>
+      </w:r>
+      <w:proofErr w:type="spellEnd"/>
+      <w:r>
+        <w:rPr>
+          <w:b/>
+          <w:bCs/>
+        </w:rPr>
+        <w:t xml:space="preserve"> in single tab, </w:t>
+      </w:r>
+      <w:r>
+        <w:rPr>
+          <w:b/>
+          <w:bCs/>
+        </w:rPr>
+        <w:t xml:space="preserve"> </w:t>
+      </w:r>
+    </w:p>
+    <w:p>
+      <w:pPr>
+        <w:pStyle w:val="NoSpacing"/>
+        <w:rPr>
+          <w:b/>
+          <w:bCs/>
+        </w:rPr>
+      </w:pPr>
+      <w:r>
+        <w:rPr>
+          <w:b/>
+          <w:bCs/>
+        </w:rPr>
+        <w:t xml:space="preserve">Need three check </w:t>
+      </w:r>
+      <w:proofErr w:type="gramStart"/>
+      <w:r>
+        <w:rPr>
+          <w:b/>
+          <w:bCs/>
+        </w:rPr>
+        <w:t>box ,</w:t>
+      </w:r>
+      <w:proofErr w:type="gramEnd"/>
+    </w:p>
+    <w:p>
+      <w:pPr>
+        <w:pStyle w:val="NoSpacing"/>
+        <w:numPr>
+          <w:ilvl w:val="0"/>
+          <w:numId w:val="27"/>
+        </w:numPr>
+        <w:rPr>
+          <w:b/>
+          <w:bCs/>
+          <w:lang w:val="en-US"/>
+        </w:rPr>
+      </w:pPr>
+      <w:r>
+        <w:rPr>
+          <w:b/>
+          <w:bCs/>
+        </w:rPr>
+        <w:t>STB Update</w:t>
+      </w:r>
+    </w:p>
+    <w:p>
+      <w:pPr>
+        <w:pStyle w:val="NoSpacing"/>
+        <w:numPr>
+          <w:ilvl w:val="0"/>
+          <w:numId w:val="27"/>
+        </w:numPr>
+        <w:rPr>
+          <w:b/>
+          <w:bCs/>
+          <w:lang w:val="en-US"/>
+        </w:rPr>
+      </w:pPr>
+      <w:r>
+        <w:rPr>
+          <w:b/>
+          <w:bCs/>
+        </w:rPr>
+        <w:t>Connection Update</w:t>
+      </w:r>
+    </w:p>
+    <w:p>
+      <w:pPr>
+        <w:pStyle w:val="NoSpacing"/>
+        <w:numPr>
+          <w:ilvl w:val="0"/>
+          <w:numId w:val="27"/>
+        </w:numPr>
+        <w:rPr>
+          <w:b/>
+          <w:bCs/>
+          <w:lang w:val="en-US"/>
+        </w:rPr>
+      </w:pPr>
+      <w:r>
+        <w:rPr>
+          <w:b/>
+          <w:bCs/>
+        </w:rPr>
+        <w:t>Package Change</w:t>
+      </w:r>
+      <w:r>
+        <w:rPr>
+          <w:b/>
+          <w:bCs/>
+        </w:rPr>
+        <w:t>,</w:t>
+      </w:r>
+    </w:p>
+    <w:p>
+      <w:pPr>
+        <w:pStyle w:val="NoSpacing"/>
+        <w:rPr>
+          <w:b/>
+          <w:bCs/>
+        </w:rPr>
+      </w:pPr>
+    </w:p>
+    <w:p>
+      <w:pPr>
+        <w:pStyle w:val="NoSpacing"/>
+        <w:rPr>
+          <w:b/>
+          <w:bCs/>
+          <w:lang w:val="en-US"/>
+        </w:rPr>
+      </w:pPr>
+      <w:r>
+        <w:rPr>
+          <w:b/>
+          <w:bCs/>
+        </w:rPr>
+        <w:t xml:space="preserve">If checked </w:t>
+      </w:r>
+      <w:proofErr w:type="spellStart"/>
+      <w:r>
+        <w:rPr>
+          <w:b/>
+          <w:bCs/>
+        </w:rPr>
+        <w:t>stb</w:t>
+      </w:r>
+      <w:proofErr w:type="spellEnd"/>
+      <w:r>
+        <w:rPr>
+          <w:b/>
+          <w:bCs/>
+        </w:rPr>
+        <w:t xml:space="preserve"> update, </w:t>
+      </w:r>
+      <w:r>
+        <w:rPr>
+          <w:b/>
+          <w:bCs/>
+        </w:rPr>
+        <w:t xml:space="preserve">need to show the </w:t>
+      </w:r>
+      <w:r>
+        <w:rPr>
+          <w:b/>
+          <w:bCs/>
+          <w:lang w:val="en-US"/>
+        </w:rPr>
+        <w:t>Add STB Details</w:t>
+      </w:r>
+      <w:r>
+        <w:rPr>
+          <w:b/>
+          <w:bCs/>
+          <w:lang w:val="en-US"/>
+        </w:rPr>
+        <w:t xml:space="preserve"> </w:t>
+      </w:r>
+      <w:proofErr w:type="spellStart"/>
+      <w:r>
+        <w:rPr>
+          <w:b/>
+          <w:bCs/>
+          <w:lang w:val="en-US"/>
+        </w:rPr>
+        <w:t>details</w:t>
+      </w:r>
+      <w:proofErr w:type="spellEnd"/>
+      <w:r>
+        <w:rPr>
+          <w:b/>
+          <w:bCs/>
+          <w:lang w:val="en-US"/>
+        </w:rPr>
+        <w:t xml:space="preserve"> </w:t>
+      </w:r>
+    </w:p>
+    <w:p>
+      <w:pPr>
+        <w:pStyle w:val="NoSpacing"/>
+        <w:rPr>
+          <w:b/>
+          <w:bCs/>
+          <w:lang w:val="en-US"/>
+        </w:rPr>
+      </w:pPr>
+      <w:r>
+        <w:rPr>
+          <w:b/>
+          <w:bCs/>
+          <w:lang w:val="en-US"/>
+        </w:rPr>
+        <w:t xml:space="preserve">Reason is </w:t>
+      </w:r>
+    </w:p>
+    <w:p>
+      <w:pPr>
+        <w:pStyle w:val="NoSpacing"/>
+        <w:rPr>
+          <w:b/>
+          <w:bCs/>
+          <w:lang w:val="en-US"/>
+        </w:rPr>
+      </w:pPr>
+      <w:r>
+        <w:rPr>
+          <w:b/>
+          <w:bCs/>
+          <w:lang w:val="en-US"/>
+        </w:rPr>
+        <w:t>Fault</w:t>
+      </w:r>
+    </w:p>
+    <w:p>
+      <w:pPr>
+        <w:pStyle w:val="NoSpacing"/>
+        <w:rPr>
+          <w:b/>
+          <w:bCs/>
+          <w:lang w:val="en-US"/>
+        </w:rPr>
+      </w:pPr>
+      <w:r>
+        <w:rPr>
+          <w:b/>
+          <w:bCs/>
+          <w:lang w:val="en-US"/>
+        </w:rPr>
+        <w:lastRenderedPageBreak/>
+        <w:t>Broken</w:t>
+      </w:r>
+    </w:p>
+    <w:p>
+      <w:pPr>
+        <w:pStyle w:val="NoSpacing"/>
+        <w:rPr>
+          <w:b/>
+          <w:bCs/>
+          <w:lang w:val="en-US"/>
+        </w:rPr>
+      </w:pPr>
+      <w:r>
+        <w:rPr>
+          <w:b/>
+          <w:bCs/>
+          <w:lang w:val="en-US"/>
+        </w:rPr>
+        <w:t>Burnt</w:t>
+      </w:r>
+    </w:p>
+    <w:p>
+      <w:pPr>
+        <w:pStyle w:val="NoSpacing"/>
+        <w:rPr>
+          <w:b/>
+          <w:bCs/>
+          <w:lang w:val="en-US"/>
+        </w:rPr>
+      </w:pPr>
+      <w:r>
+        <w:rPr>
+          <w:b/>
+          <w:bCs/>
+          <w:lang w:val="en-US"/>
+        </w:rPr>
+        <w:t>Disconnect</w:t>
+      </w:r>
+    </w:p>
+    <w:p>
+      <w:pPr>
+        <w:pStyle w:val="NoSpacing"/>
+        <w:rPr>
+          <w:b/>
+          <w:bCs/>
+          <w:lang w:val="en-US"/>
+        </w:rPr>
+      </w:pPr>
+      <w:r>
+        <w:rPr>
+          <w:b/>
+          <w:bCs/>
+          <w:lang w:val="en-US"/>
+        </w:rPr>
+        <w:t>Vacated</w:t>
+      </w:r>
+    </w:p>
+    <w:p>
+      <w:pPr>
+        <w:pStyle w:val="NoSpacing"/>
+        <w:rPr>
+          <w:b/>
+          <w:bCs/>
+          <w:lang w:val="en-US"/>
+        </w:rPr>
+      </w:pPr>
+      <w:proofErr w:type="spellStart"/>
+      <w:r>
+        <w:rPr>
+          <w:b/>
+          <w:bCs/>
+          <w:lang w:val="en-US"/>
+        </w:rPr>
+        <w:t>Stb</w:t>
+      </w:r>
+      <w:proofErr w:type="spellEnd"/>
+      <w:r>
+        <w:rPr>
+          <w:b/>
+          <w:bCs/>
+          <w:lang w:val="en-US"/>
+        </w:rPr>
+        <w:t xml:space="preserve"> Lost</w:t>
+      </w:r>
+    </w:p>
+    <w:p>
+      <w:pPr>
+        <w:pStyle w:val="NoSpacing"/>
+        <w:rPr>
+          <w:b/>
+          <w:bCs/>
+          <w:lang w:val="en-US"/>
+        </w:rPr>
+      </w:pPr>
+      <w:r>
+        <w:rPr>
+          <w:b/>
+          <w:bCs/>
+          <w:lang w:val="en-US"/>
+        </w:rPr>
+        <w:t>Outstation</w:t>
+      </w:r>
+    </w:p>
+    <w:p>
+      <w:pPr>
+        <w:pStyle w:val="NoSpacing"/>
+        <w:rPr>
+          <w:b/>
+          <w:bCs/>
+          <w:lang w:val="en-US"/>
+        </w:rPr>
+      </w:pPr>
+      <w:r>
+        <w:rPr>
+          <w:b/>
+          <w:bCs/>
+          <w:lang w:val="en-US"/>
+        </w:rPr>
+        <w:t>Returned</w:t>
+      </w:r>
+    </w:p>
+    <w:p>
+      <w:pPr>
+        <w:pStyle w:val="NoSpacing"/>
+        <w:rPr>
+          <w:b/>
+          <w:bCs/>
+          <w:lang w:val="en-US"/>
+        </w:rPr>
+      </w:pPr>
+      <w:r>
+        <w:rPr>
+          <w:b/>
+          <w:bCs/>
+          <w:lang w:val="en-US"/>
+        </w:rPr>
+        <w:t xml:space="preserve"> If choose above</w:t>
+      </w:r>
+      <w:r>
+        <w:rPr>
+          <w:b/>
+          <w:bCs/>
+          <w:lang w:val="en-US"/>
+        </w:rPr>
+        <w:t xml:space="preserve">, need </w:t>
+      </w:r>
+      <w:proofErr w:type="gramStart"/>
+      <w:r>
+        <w:rPr>
+          <w:b/>
+          <w:bCs/>
+          <w:lang w:val="en-US"/>
+        </w:rPr>
+        <w:t>a</w:t>
+      </w:r>
+      <w:proofErr w:type="gramEnd"/>
+      <w:r>
+        <w:rPr>
+          <w:b/>
+          <w:bCs/>
+          <w:lang w:val="en-US"/>
+        </w:rPr>
+        <w:t xml:space="preserve"> option to “No Payment”, </w:t>
+      </w:r>
+      <w:r>
+        <w:rPr>
+          <w:b/>
+          <w:bCs/>
+          <w:lang w:val="en-US"/>
+        </w:rPr>
+        <w:t xml:space="preserve">need not collect any payment </w:t>
+      </w:r>
+      <w:proofErr w:type="spellStart"/>
+      <w:r>
+        <w:rPr>
+          <w:b/>
+          <w:bCs/>
+          <w:lang w:val="en-US"/>
+        </w:rPr>
+        <w:t>payment</w:t>
+      </w:r>
+      <w:proofErr w:type="spellEnd"/>
+      <w:r>
+        <w:rPr>
+          <w:b/>
+          <w:bCs/>
+          <w:lang w:val="en-US"/>
+        </w:rPr>
+        <w:t xml:space="preserve"> </w:t>
+      </w:r>
+      <w:proofErr w:type="gramStart"/>
+      <w:r>
+        <w:rPr>
+          <w:b/>
+          <w:bCs/>
+          <w:lang w:val="en-US"/>
+        </w:rPr>
+        <w:t>status :</w:t>
+      </w:r>
+      <w:proofErr w:type="gramEnd"/>
+      <w:r>
+        <w:rPr>
+          <w:b/>
+          <w:bCs/>
+          <w:lang w:val="en-US"/>
+        </w:rPr>
+        <w:t xml:space="preserve"> “Paid”, </w:t>
+      </w:r>
+    </w:p>
+    <w:p>
+      <w:pPr>
+        <w:pStyle w:val="NoSpacing"/>
+        <w:rPr>
+          <w:b/>
+          <w:bCs/>
+          <w:lang w:val="en-US"/>
+        </w:rPr>
+      </w:pPr>
+    </w:p>
+    <w:p>
+      <w:pPr>
+        <w:pStyle w:val="NoSpacing"/>
+        <w:numPr>
+          <w:ilvl w:val="0"/>
+          <w:numId w:val="28"/>
+        </w:numPr>
+        <w:rPr>
+          <w:b/>
+          <w:bCs/>
+          <w:lang w:val="en-US"/>
+        </w:rPr>
+      </w:pPr>
+      <w:r>
+        <w:rPr>
+          <w:b/>
+          <w:bCs/>
+          <w:lang w:val="en-US"/>
+        </w:rPr>
+        <w:t xml:space="preserve">If </w:t>
+      </w:r>
+      <w:r>
+        <w:rPr>
+          <w:b/>
+          <w:bCs/>
+        </w:rPr>
+        <w:t>Connection Update</w:t>
+      </w:r>
+      <w:r>
+        <w:rPr>
+          <w:b/>
+          <w:bCs/>
+        </w:rPr>
+        <w:t xml:space="preserve">, </w:t>
+      </w:r>
+    </w:p>
+    <w:p>
+      <w:pPr>
+        <w:pStyle w:val="NoSpacing"/>
+        <w:rPr>
+          <w:b/>
+          <w:bCs/>
+          <w:lang w:val="en-US"/>
+        </w:rPr>
+      </w:pPr>
+      <w:r>
+        <w:rPr>
+          <w:b/>
+          <w:bCs/>
+          <w:lang w:val="en-US"/>
+        </w:rPr>
+        <w:t>Add Connection Details</w:t>
+      </w:r>
+      <w:r>
+        <w:rPr>
+          <w:b/>
+          <w:bCs/>
+          <w:lang w:val="en-US"/>
+        </w:rPr>
+        <w:t xml:space="preserve"> – need to show </w:t>
+      </w:r>
+    </w:p>
+    <w:p>
+      <w:pPr>
+        <w:pStyle w:val="NoSpacing"/>
+        <w:rPr>
+          <w:b/>
+          <w:bCs/>
+        </w:rPr>
+      </w:pPr>
+      <w:r>
+        <w:rPr>
+          <w:b/>
+          <w:bCs/>
+        </w:rPr>
+        <w:t>Connection Type</w:t>
+      </w:r>
+    </w:p>
+    <w:p>
+      <w:pPr>
+        <w:pStyle w:val="NoSpacing"/>
+        <w:numPr>
+          <w:ilvl w:val="0"/>
+          <w:numId w:val="29"/>
+        </w:numPr>
+        <w:rPr>
+          <w:b/>
+          <w:bCs/>
+          <w:lang w:val="en-US"/>
+        </w:rPr>
+      </w:pPr>
+      <w:r>
+        <w:rPr>
+          <w:b/>
+          <w:bCs/>
+        </w:rPr>
+        <w:t xml:space="preserve">Reconnection </w:t>
+      </w:r>
+    </w:p>
+    <w:p>
+      <w:pPr>
+        <w:pStyle w:val="NoSpacing"/>
+        <w:numPr>
+          <w:ilvl w:val="0"/>
+          <w:numId w:val="29"/>
+        </w:numPr>
+        <w:rPr>
+          <w:b/>
+          <w:bCs/>
+          <w:lang w:val="en-US"/>
+        </w:rPr>
+      </w:pPr>
+      <w:r>
+        <w:rPr>
+          <w:b/>
+          <w:bCs/>
+        </w:rPr>
+        <w:t>Location change</w:t>
+      </w:r>
+    </w:p>
+    <w:p>
+      <w:pPr>
+        <w:pStyle w:val="NoSpacing"/>
+        <w:rPr>
+          <w:b/>
+          <w:bCs/>
+        </w:rPr>
+      </w:pPr>
+      <w:r>
+        <w:rPr>
+          <w:b/>
+          <w:bCs/>
+        </w:rPr>
+        <w:t>E</w:t>
+      </w:r>
+      <w:r>
+        <w:rPr>
+          <w:b/>
+          <w:bCs/>
+        </w:rPr>
+        <w:t>xit</w:t>
+      </w:r>
+      <w:r>
+        <w:rPr>
+          <w:b/>
+          <w:bCs/>
+        </w:rPr>
+        <w:t>ing method need not to change</w:t>
+      </w:r>
+    </w:p>
+    <w:p>
+      <w:pPr>
+        <w:pStyle w:val="NoSpacing"/>
+        <w:rPr>
+          <w:b/>
+          <w:bCs/>
+        </w:rPr>
+      </w:pPr>
+    </w:p>
+    <w:p>
+      <w:pPr>
+        <w:pStyle w:val="NoSpacing"/>
+        <w:rPr>
+          <w:b/>
+          <w:bCs/>
+        </w:rPr>
+      </w:pPr>
+      <w:r>
+        <w:rPr>
+          <w:b/>
+          <w:bCs/>
+        </w:rPr>
+        <w:t>If package change</w:t>
+      </w:r>
+      <w:r>
+        <w:rPr>
+          <w:b/>
+          <w:bCs/>
+        </w:rPr>
+        <w:t xml:space="preserve"> </w:t>
+      </w:r>
+      <w:proofErr w:type="gramStart"/>
+      <w:r>
+        <w:rPr>
+          <w:b/>
+          <w:bCs/>
+        </w:rPr>
+        <w:t>choose,  allow</w:t>
+      </w:r>
+      <w:proofErr w:type="gramEnd"/>
+      <w:r>
+        <w:rPr>
+          <w:b/>
+          <w:bCs/>
+        </w:rPr>
+        <w:t xml:space="preserve"> to add the package if not admin,</w:t>
+      </w:r>
+      <w:r>
+        <w:rPr>
+          <w:b/>
+          <w:bCs/>
+        </w:rPr>
+        <w:t xml:space="preserve"> admin will approve and remove old </w:t>
+      </w:r>
+      <w:proofErr w:type="gramStart"/>
+      <w:r>
+        <w:rPr>
+          <w:b/>
+          <w:bCs/>
+        </w:rPr>
+        <w:t>package ,</w:t>
+      </w:r>
+      <w:proofErr w:type="gramEnd"/>
+    </w:p>
+    <w:p>
+      <w:pPr>
+        <w:pStyle w:val="NoSpacing"/>
+        <w:rPr>
+          <w:b/>
+          <w:bCs/>
+        </w:rPr>
+      </w:pPr>
+    </w:p>
+    <w:p>
+      <w:pPr>
+        <w:pStyle w:val="NoSpacing"/>
+        <w:rPr>
+          <w:b/>
+          <w:bCs/>
+          <w:lang w:val="en-US"/>
+        </w:rPr>
+      </w:pPr>
+      <w:r>
+        <w:rPr>
+          <w:b/>
+          <w:bCs/>
+        </w:rPr>
+        <w:t xml:space="preserve">All above the changes </w:t>
+      </w:r>
+      <w:r>
+        <w:rPr>
+          <w:b/>
+          <w:bCs/>
+        </w:rPr>
+        <w:t xml:space="preserve">need to come to </w:t>
+      </w:r>
+      <w:r>
+        <w:rPr>
+          <w:b/>
+          <w:bCs/>
+        </w:rPr>
+        <w:t xml:space="preserve">workflow for admin </w:t>
+      </w:r>
+      <w:r>
+        <w:rPr>
+          <w:b/>
+          <w:bCs/>
+        </w:rPr>
+        <w:t>for approval</w:t>
+      </w:r>
+      <w:r>
+        <w:rPr>
+          <w:b/>
+          <w:bCs/>
+        </w:rPr>
+        <w:t xml:space="preserve">, if any payment </w:t>
+      </w:r>
+      <w:proofErr w:type="gramStart"/>
+      <w:r>
+        <w:rPr>
+          <w:b/>
+          <w:bCs/>
+        </w:rPr>
+        <w:t>need</w:t>
+      </w:r>
+      <w:proofErr w:type="gramEnd"/>
+      <w:r>
+        <w:rPr>
+          <w:b/>
+          <w:bCs/>
+        </w:rPr>
+        <w:t xml:space="preserve"> to come in pending account</w:t>
+      </w:r>
+      <w:r>
+        <w:rPr>
+          <w:b/>
+          <w:bCs/>
+        </w:rPr>
+        <w:t>.</w:t>
+      </w:r>
+    </w:p>
+    <w:p>
+      <w:pPr>
+        <w:pStyle w:val="NoSpacing"/>
+        <w:rPr>
+          <w:b/>
+          <w:bCs/>
+          <w:lang w:val="en-US"/>
+        </w:rPr>
+      </w:pPr>
+    </w:p>
+    <w:p>
+      <w:pPr>
+        <w:pStyle w:val="NoSpacing"/>
+        <w:rPr>
+          <w:b/>
+          <w:bCs/>
+          <w:lang w:val="en-US"/>
+        </w:rPr>
+      </w:pPr>
+      <w:r>
+        <w:rPr>
+          <w:b/>
+          <w:bCs/>
+          <w:lang w:val="en-US"/>
+        </w:rPr>
+        <w:t>Add</w:t>
+      </w:r>
+      <w:r>
+        <w:rPr>
+          <w:b/>
+          <w:bCs/>
+          <w:lang w:val="en-US"/>
+        </w:rPr>
+        <w:t>/Edit</w:t>
+      </w:r>
+      <w:r>
+        <w:rPr>
+          <w:b/>
+          <w:bCs/>
+          <w:lang w:val="en-US"/>
+        </w:rPr>
+        <w:t xml:space="preserve"> subscription </w:t>
+      </w:r>
+      <w:r>
+        <w:rPr>
+          <w:b/>
+          <w:bCs/>
+          <w:lang w:val="en-US"/>
+        </w:rPr>
+        <w:t xml:space="preserve">added by </w:t>
+      </w:r>
+      <w:r>
+        <w:rPr>
+          <w:b/>
+          <w:bCs/>
+          <w:lang w:val="en-US"/>
+        </w:rPr>
+        <w:t xml:space="preserve">admin or if not admin, that should </w:t>
+      </w:r>
+      <w:r>
+        <w:rPr>
+          <w:b/>
+          <w:bCs/>
+          <w:lang w:val="en-US"/>
+        </w:rPr>
+        <w:t xml:space="preserve">not in list in pending account, that must be listed in </w:t>
+      </w:r>
+      <w:proofErr w:type="spellStart"/>
+      <w:r>
+        <w:rPr>
+          <w:b/>
+          <w:bCs/>
+          <w:lang w:val="en-US"/>
+        </w:rPr>
+        <w:t>catv</w:t>
+      </w:r>
+      <w:proofErr w:type="spellEnd"/>
+      <w:r>
+        <w:rPr>
+          <w:b/>
+          <w:bCs/>
+          <w:lang w:val="en-US"/>
+        </w:rPr>
+        <w:t xml:space="preserve"> subscription if</w:t>
+      </w:r>
+      <w:r>
+        <w:rPr>
+          <w:b/>
+          <w:bCs/>
+          <w:lang w:val="en-US"/>
+        </w:rPr>
+        <w:t xml:space="preserve"> status is pending</w:t>
+      </w:r>
+    </w:p>
+    <w:p>
+      <w:pPr>
+        <w:pStyle w:val="NoSpacing"/>
+        <w:rPr>
+          <w:b/>
+          <w:bCs/>
+          <w:lang w:val="en-US"/>
+        </w:rPr>
+      </w:pPr>
+    </w:p>
+    <w:p>
+      <w:pPr>
+        <w:pStyle w:val="NoSpacing"/>
+        <w:rPr>
+          <w:b/>
+          <w:bCs/>
+          <w:lang w:val="en-US"/>
+        </w:rPr>
+      </w:pPr>
+      <w:r>
+        <w:rPr>
+          <w:b/>
+          <w:bCs/>
+        </w:rPr>
+        <w:t>STB / Connection / Package Update</w:t>
+      </w:r>
+      <w:r>
+        <w:rPr>
+          <w:b/>
+          <w:bCs/>
+        </w:rPr>
+        <w:t xml:space="preserve"> should rename </w:t>
+      </w:r>
+      <w:proofErr w:type="gramStart"/>
+      <w:r>
+        <w:rPr>
+          <w:b/>
+          <w:bCs/>
+        </w:rPr>
+        <w:t xml:space="preserve">as </w:t>
+      </w:r>
+      <w:r>
+        <w:rPr>
+          <w:b/>
+          <w:bCs/>
+          <w:lang w:val="en-US"/>
+        </w:rPr>
+        <w:t xml:space="preserve"> </w:t>
+      </w:r>
+      <w:r>
+        <w:rPr>
+          <w:b/>
+          <w:bCs/>
+          <w:lang w:val="en-US"/>
+        </w:rPr>
+        <w:t>STB</w:t>
+      </w:r>
+      <w:proofErr w:type="gramEnd"/>
+      <w:r>
+        <w:rPr>
+          <w:b/>
+          <w:bCs/>
+          <w:lang w:val="en-US"/>
+        </w:rPr>
+        <w:t xml:space="preserve"> Update</w:t>
+      </w:r>
+      <w:r>
+        <w:rPr>
+          <w:b/>
+          <w:bCs/>
+          <w:lang w:val="en-US"/>
+        </w:rPr>
+        <w:t xml:space="preserve">                                                  </w:t>
+      </w:r>
+    </w:p>
+    <w:p>
+      <w:pPr>
+        <w:pStyle w:val="NoSpacing"/>
+        <w:rPr>
+          <w:b/>
+          <w:bCs/>
+          <w:lang w:val="en-US"/>
+        </w:rPr>
+      </w:pPr>
+    </w:p>
+    <w:p>
+      <w:pPr>
+        <w:pStyle w:val="NoSpacing"/>
+        <w:rPr>
+          <w:b/>
+          <w:bCs/>
+          <w:lang w:val="en-US"/>
+        </w:rPr>
+      </w:pPr>
+      <w:r>
+        <w:rPr>
+          <w:b/>
+          <w:bCs/>
+          <w:lang w:val="en-US"/>
+        </w:rPr>
+        <w:t>STB Details</w:t>
+      </w:r>
+    </w:p>
+    <w:p>
+      <w:pPr>
+        <w:pStyle w:val="NoSpacing"/>
+        <w:rPr>
+          <w:b/>
+          <w:bCs/>
+          <w:lang w:val="en-US"/>
+        </w:rPr>
+      </w:pPr>
+      <w:r>
+        <w:rPr>
+          <w:b/>
+          <w:bCs/>
+        </w:rPr>
+        <w:t>Package Change</w:t>
+      </w:r>
+    </w:p>
+    <w:p>
+      <w:pPr>
+        <w:pStyle w:val="NoSpacing"/>
+        <w:rPr>
+          <w:b/>
+          <w:bCs/>
+          <w:lang w:val="en-US"/>
+        </w:rPr>
+      </w:pPr>
+      <w:r>
+        <w:rPr>
+          <w:b/>
+          <w:bCs/>
+          <w:lang w:val="en-US"/>
+        </w:rPr>
+        <w:t>Connection Details</w:t>
+      </w:r>
+    </w:p>
+    <w:p>
+      <w:pPr>
+        <w:pStyle w:val="NoSpacing"/>
+        <w:rPr>
+          <w:b/>
+          <w:bCs/>
+          <w:lang w:val="en-US"/>
+        </w:rPr>
+      </w:pPr>
+      <w:r>
+        <w:rPr>
+          <w:b/>
+          <w:bCs/>
+          <w:lang w:val="en-US"/>
+        </w:rPr>
+        <w:t xml:space="preserve">    </w:t>
+      </w:r>
+      <w:proofErr w:type="gramStart"/>
+      <w:r>
+        <w:rPr>
+          <w:b/>
+          <w:bCs/>
+          <w:lang w:val="en-US"/>
+        </w:rPr>
+        <w:t>these list</w:t>
+      </w:r>
+      <w:proofErr w:type="gramEnd"/>
+      <w:r>
+        <w:rPr>
+          <w:b/>
+          <w:bCs/>
+          <w:lang w:val="en-US"/>
+        </w:rPr>
+        <w:t xml:space="preserve"> should come in </w:t>
+      </w:r>
+      <w:r>
+        <w:rPr>
+          <w:b/>
+          <w:bCs/>
+          <w:lang w:val="en-US"/>
+        </w:rPr>
+        <w:t xml:space="preserve">one screen one by one </w:t>
+      </w:r>
+      <w:r>
+        <w:rPr>
+          <w:b/>
+          <w:bCs/>
+          <w:lang w:val="en-US"/>
+        </w:rPr>
+        <w:t>and should be accordion,</w:t>
+      </w:r>
+    </w:p>
+    <w:p>
+      <w:pPr>
+        <w:pStyle w:val="NoSpacing"/>
+        <w:rPr>
+          <w:b/>
+          <w:bCs/>
+          <w:lang w:val="en-US"/>
+        </w:rPr>
+      </w:pPr>
+      <w:r>
+        <w:rPr>
+          <w:b/>
+          <w:bCs/>
+          <w:lang w:val="en-US"/>
+        </w:rPr>
+        <w:t xml:space="preserve">at top of the screen, </w:t>
+      </w:r>
+      <w:r>
+        <w:rPr>
+          <w:b/>
+          <w:bCs/>
+          <w:lang w:val="en-US"/>
+        </w:rPr>
+        <w:t xml:space="preserve"> </w:t>
+      </w:r>
+    </w:p>
+    <w:p>
+      <w:pPr>
+        <w:pStyle w:val="NoSpacing"/>
+        <w:rPr>
+          <w:b/>
+          <w:bCs/>
+          <w:lang w:val="en-US"/>
+        </w:rPr>
+      </w:pPr>
+      <w:r>
+        <w:rPr>
+          <w:b/>
+          <w:bCs/>
+          <w:lang w:val="en-US"/>
+        </w:rPr>
+        <w:t xml:space="preserve">need a button “STB </w:t>
+      </w:r>
+      <w:proofErr w:type="gramStart"/>
+      <w:r>
+        <w:rPr>
+          <w:b/>
+          <w:bCs/>
+          <w:lang w:val="en-US"/>
+        </w:rPr>
+        <w:t>Update”</w:t>
+      </w:r>
+      <w:r>
+        <w:rPr>
+          <w:b/>
+          <w:bCs/>
+          <w:lang w:val="en-US"/>
+        </w:rPr>
+        <w:t xml:space="preserve">   </w:t>
+      </w:r>
+      <w:proofErr w:type="gramEnd"/>
+      <w:r>
+        <w:rPr>
+          <w:b/>
+          <w:bCs/>
+          <w:lang w:val="en-US"/>
+        </w:rPr>
+        <w:t>, when click it</w:t>
+      </w:r>
+      <w:r>
+        <w:rPr>
+          <w:b/>
+          <w:bCs/>
+          <w:lang w:val="en-US"/>
+        </w:rPr>
+        <w:t>, need to open a dialog</w:t>
+      </w:r>
+      <w:r>
+        <w:rPr>
+          <w:b/>
+          <w:bCs/>
+          <w:lang w:val="en-US"/>
+        </w:rPr>
+        <w:t>,</w:t>
+      </w:r>
+      <w:r>
+        <w:rPr>
+          <w:b/>
+          <w:bCs/>
+          <w:lang w:val="en-US"/>
+        </w:rPr>
+        <w:br/>
+        <w:t xml:space="preserve">there </w:t>
+      </w:r>
+      <w:r>
+        <w:rPr>
+          <w:b/>
+          <w:bCs/>
+          <w:lang w:val="en-US"/>
+        </w:rPr>
+        <w:t xml:space="preserve">          </w:t>
+      </w:r>
+    </w:p>
+    <w:p>
+      <w:pPr>
+        <w:pStyle w:val="NoSpacing"/>
+        <w:numPr>
+          <w:ilvl w:val="0"/>
+          <w:numId w:val="30"/>
+        </w:numPr>
+        <w:rPr>
+          <w:b/>
+          <w:bCs/>
+          <w:lang w:val="en-US"/>
+        </w:rPr>
+      </w:pPr>
+      <w:r>
+        <w:rPr>
+          <w:b/>
+          <w:bCs/>
+        </w:rPr>
+        <w:t>STB Update</w:t>
+      </w:r>
+    </w:p>
+    <w:p>
+      <w:pPr>
+        <w:pStyle w:val="NoSpacing"/>
+        <w:numPr>
+          <w:ilvl w:val="0"/>
+          <w:numId w:val="30"/>
+        </w:numPr>
+        <w:rPr>
+          <w:b/>
+          <w:bCs/>
+          <w:lang w:val="en-US"/>
+        </w:rPr>
+      </w:pPr>
+      <w:r>
+        <w:rPr>
+          <w:b/>
+          <w:bCs/>
+        </w:rPr>
+        <w:t>Connection Update</w:t>
+      </w:r>
+    </w:p>
+    <w:p>
+      <w:pPr>
+        <w:pStyle w:val="NoSpacing"/>
+        <w:numPr>
+          <w:ilvl w:val="0"/>
+          <w:numId w:val="30"/>
+        </w:numPr>
+        <w:rPr>
+          <w:b/>
+          <w:bCs/>
+          <w:lang w:val="en-US"/>
+        </w:rPr>
+      </w:pPr>
+      <w:r>
+        <w:rPr>
+          <w:b/>
+          <w:bCs/>
+        </w:rPr>
+        <w:t>Package Change,</w:t>
+      </w:r>
+    </w:p>
+    <w:p>
+      <w:pPr>
+        <w:pStyle w:val="NoSpacing"/>
+        <w:rPr>
+          <w:b/>
+          <w:bCs/>
+          <w:lang w:val="en-US"/>
+        </w:rPr>
+      </w:pPr>
+      <w:r>
+        <w:rPr>
+          <w:b/>
+          <w:bCs/>
+          <w:lang w:val="en-US"/>
+        </w:rPr>
+        <w:t>Need three check box and multiple selection,</w:t>
+      </w:r>
+    </w:p>
+    <w:p>
+      <w:pPr>
+        <w:pStyle w:val="NoSpacing"/>
+        <w:rPr>
+          <w:b/>
+          <w:bCs/>
+          <w:lang w:val="en-US"/>
+        </w:rPr>
+      </w:pPr>
+      <w:r>
+        <w:rPr>
+          <w:b/>
+          <w:bCs/>
+          <w:lang w:val="en-US"/>
+        </w:rPr>
+        <w:t>Which all are selected need to show the forms as existing and below need overall</w:t>
+      </w:r>
+      <w:r>
+        <w:rPr>
+          <w:b/>
+          <w:bCs/>
+          <w:lang w:val="en-US"/>
+        </w:rPr>
+        <w:t xml:space="preserve"> </w:t>
+      </w:r>
+      <w:proofErr w:type="spellStart"/>
+      <w:r>
+        <w:rPr>
+          <w:b/>
+          <w:bCs/>
+          <w:lang w:val="en-US"/>
+        </w:rPr>
+        <w:t>accout</w:t>
+      </w:r>
+      <w:proofErr w:type="spellEnd"/>
+      <w:r>
+        <w:rPr>
+          <w:b/>
+          <w:bCs/>
+          <w:lang w:val="en-US"/>
+        </w:rPr>
+        <w:t xml:space="preserve"> details at bottom</w:t>
+      </w:r>
+      <w:r>
+        <w:rPr>
+          <w:b/>
+          <w:bCs/>
+          <w:lang w:val="en-US"/>
+        </w:rPr>
+        <w:t xml:space="preserve">                        </w:t>
+      </w:r>
+    </w:p>
+    <w:p>
+      <w:pPr>
+        <w:pStyle w:val="NoSpacing"/>
+        <w:rPr>
+          <w:b/>
+          <w:bCs/>
+          <w:lang w:val="en-US"/>
+        </w:rPr>
+      </w:pPr>
+    </w:p>
+    <w:p>
+      <w:pPr>
+        <w:pStyle w:val="NoSpacing"/>
+        <w:rPr>
+          <w:b/>
+          <w:bCs/>
+          <w:lang w:val="en-US"/>
+        </w:rPr>
+      </w:pPr>
+      <w:r>
+        <w:rPr>
+          <w:b/>
+          <w:bCs/>
+          <w:lang w:val="en-US"/>
+        </w:rPr>
+        <w:t xml:space="preserve">In </w:t>
+      </w:r>
+      <w:r>
+        <w:rPr>
+          <w:b/>
+          <w:bCs/>
+          <w:lang w:val="en-US"/>
+        </w:rPr>
+        <w:t>STB Update</w:t>
+      </w:r>
+      <w:r>
+        <w:rPr>
+          <w:b/>
+          <w:bCs/>
+          <w:lang w:val="en-US"/>
+        </w:rPr>
+        <w:t xml:space="preserve"> modal window </w:t>
+      </w:r>
+    </w:p>
+    <w:p>
+      <w:pPr>
+        <w:pStyle w:val="NoSpacing"/>
+        <w:rPr>
+          <w:b/>
+          <w:bCs/>
+        </w:rPr>
+      </w:pPr>
+      <w:r>
+        <w:rPr>
+          <w:b/>
+          <w:bCs/>
+        </w:rPr>
+        <w:t>STB Update</w:t>
+      </w:r>
+    </w:p>
+    <w:p>
+      <w:pPr>
+        <w:pStyle w:val="NoSpacing"/>
+        <w:rPr>
+          <w:b/>
+          <w:bCs/>
+        </w:rPr>
+      </w:pPr>
+      <w:r>
+        <w:rPr>
+          <w:b/>
+          <w:bCs/>
+        </w:rPr>
+        <w:t>Connection Update</w:t>
+      </w:r>
+    </w:p>
+    <w:p>
+      <w:pPr>
+        <w:pStyle w:val="NoSpacing"/>
+        <w:rPr>
+          <w:b/>
+          <w:bCs/>
+          <w:lang w:val="en-US"/>
+        </w:rPr>
+      </w:pPr>
+      <w:r>
+        <w:rPr>
+          <w:b/>
+          <w:bCs/>
+        </w:rPr>
+        <w:t>Package Change</w:t>
+      </w:r>
+      <w:r>
+        <w:rPr>
+          <w:b/>
+          <w:bCs/>
+        </w:rPr>
+        <w:t xml:space="preserve"> need to be </w:t>
+      </w:r>
+      <w:proofErr w:type="gramStart"/>
+      <w:r>
+        <w:rPr>
+          <w:b/>
+          <w:bCs/>
+        </w:rPr>
+        <w:t>align</w:t>
+      </w:r>
+      <w:proofErr w:type="gramEnd"/>
+      <w:r>
+        <w:rPr>
+          <w:b/>
+          <w:bCs/>
+        </w:rPr>
+        <w:t xml:space="preserve"> in single </w:t>
+      </w:r>
+      <w:proofErr w:type="gramStart"/>
+      <w:r>
+        <w:rPr>
+          <w:b/>
+          <w:bCs/>
+        </w:rPr>
+        <w:t>line ,</w:t>
+      </w:r>
+      <w:proofErr w:type="gramEnd"/>
+      <w:r>
+        <w:rPr>
+          <w:b/>
+          <w:bCs/>
+        </w:rPr>
+        <w:t xml:space="preserve"> </w:t>
+      </w:r>
+      <w:r>
+        <w:rPr>
+          <w:b/>
+          <w:bCs/>
+        </w:rPr>
+        <w:t>when click the check box respective module,</w:t>
+      </w:r>
+      <w:r>
+        <w:rPr>
+          <w:b/>
+          <w:bCs/>
+        </w:rPr>
+        <w:t xml:space="preserve"> form need to open in the same screen one by </w:t>
+      </w:r>
+      <w:proofErr w:type="gramStart"/>
+      <w:r>
+        <w:rPr>
+          <w:b/>
+          <w:bCs/>
+        </w:rPr>
+        <w:t xml:space="preserve">one </w:t>
+      </w:r>
+      <w:r>
+        <w:rPr>
+          <w:b/>
+          <w:bCs/>
+        </w:rPr>
+        <w:t>,</w:t>
+      </w:r>
+      <w:proofErr w:type="gramEnd"/>
+      <w:r>
+        <w:rPr>
+          <w:b/>
+          <w:bCs/>
+        </w:rPr>
+        <w:t xml:space="preserve"> at bottom account section </w:t>
+      </w:r>
+      <w:r>
+        <w:rPr>
+          <w:b/>
+          <w:bCs/>
+        </w:rPr>
+        <w:lastRenderedPageBreak/>
+        <w:t xml:space="preserve">required to show the accounts, and if it is not </w:t>
+      </w:r>
+      <w:r>
+        <w:rPr>
+          <w:b/>
+          <w:bCs/>
+        </w:rPr>
+        <w:t>suite in modal window, move to separate screen with above same customer details</w:t>
+      </w:r>
+      <w:r>
+        <w:rPr>
+          <w:b/>
+          <w:bCs/>
+        </w:rPr>
+        <w:t xml:space="preserve">, save back to this </w:t>
+      </w:r>
+      <w:r>
+        <w:rPr>
+          <w:b/>
+          <w:bCs/>
+        </w:rPr>
+        <w:t>http://localhost:4500/cable-tv/customers/6</w:t>
+      </w:r>
+    </w:p>
+    <w:p>
+      <w:pPr>
+        <w:pStyle w:val="NoSpacing"/>
+        <w:rPr>
+          <w:b/>
+          <w:bCs/>
+          <w:lang w:val="en-US"/>
+        </w:rPr>
+      </w:pPr>
+      <w:r>
+        <w:rPr>
+          <w:b/>
+          <w:bCs/>
+          <w:lang w:val="en-US"/>
+        </w:rPr>
+        <w:t xml:space="preserve">                                        </w:t>
+      </w:r>
+    </w:p>
+    <w:p>
+      <w:pPr>
+        <w:pStyle w:val="NoSpacing"/>
+        <w:rPr>
+          <w:b/>
+          <w:bCs/>
+          <w:lang w:val="en-US"/>
+        </w:rPr>
+      </w:pPr>
+      <w:r>
+        <w:rPr>
+          <w:b/>
+          <w:bCs/>
+          <w:lang w:val="en-US"/>
+        </w:rPr>
+        <w:t xml:space="preserve">No need of continue </w:t>
+      </w:r>
+      <w:r>
+        <w:rPr>
+          <w:b/>
+          <w:bCs/>
+          <w:lang w:val="en-US"/>
+        </w:rPr>
+        <w:t>after check box checked</w:t>
+      </w:r>
+      <w:r>
+        <w:rPr>
+          <w:b/>
+          <w:bCs/>
+          <w:lang w:val="en-US"/>
+        </w:rPr>
+        <w:t xml:space="preserve">, when select the check box, need show hide concept </w:t>
+      </w:r>
+      <w:r>
+        <w:rPr>
+          <w:b/>
+          <w:bCs/>
+          <w:lang w:val="en-US"/>
+        </w:rPr>
+        <w:t>to show</w:t>
+      </w:r>
+    </w:p>
+    <w:p>
+      <w:pPr>
+        <w:pStyle w:val="NoSpacing"/>
+        <w:rPr>
+          <w:b/>
+          <w:bCs/>
+          <w:lang w:val="en-US"/>
+        </w:rPr>
+      </w:pPr>
+      <w:r>
+        <w:rPr>
+          <w:b/>
+          <w:bCs/>
+          <w:lang w:val="en-US"/>
+        </w:rPr>
+        <w:t xml:space="preserve">STB </w:t>
+      </w:r>
+      <w:proofErr w:type="gramStart"/>
+      <w:r>
+        <w:rPr>
+          <w:b/>
+          <w:bCs/>
+          <w:lang w:val="en-US"/>
+        </w:rPr>
+        <w:t>Update</w:t>
+      </w:r>
+      <w:r>
+        <w:rPr>
+          <w:b/>
+          <w:bCs/>
+          <w:lang w:val="en-US"/>
+        </w:rPr>
+        <w:t xml:space="preserve"> ,</w:t>
+      </w:r>
+      <w:proofErr w:type="gramEnd"/>
+      <w:r>
+        <w:rPr>
+          <w:b/>
+          <w:bCs/>
+          <w:lang w:val="en-US"/>
+        </w:rPr>
+        <w:t xml:space="preserve"> checked add/edit </w:t>
+      </w:r>
+      <w:r>
+        <w:rPr>
+          <w:b/>
+          <w:bCs/>
+          <w:lang w:val="en-US"/>
+        </w:rPr>
+        <w:t>Add STB Details</w:t>
+      </w:r>
+      <w:r>
+        <w:rPr>
+          <w:b/>
+          <w:bCs/>
+          <w:lang w:val="en-US"/>
+        </w:rPr>
+        <w:t>,</w:t>
+      </w:r>
+      <w:r>
+        <w:rPr>
+          <w:rFonts w:ascii="Roboto" w:eastAsia="Times New Roman" w:hAnsi="Roboto" w:cs="Times New Roman"/>
+          <w:b/>
+          <w:bCs/>
+          <w:color w:val="1C2569"/>
+          <w:kern w:val="36"/>
+          <w:sz w:val="36"/>
+          <w:szCs w:val="36"/>
+          <w:lang w:val="en-US"/>
+          <w14:ligatures w14:val="none"/>
+        </w:rPr>
+        <w:t xml:space="preserve"> </w:t>
+      </w:r>
+      <w:r>
+        <w:rPr>
+          <w:b/>
+          <w:bCs/>
+          <w:lang w:val="en-US"/>
+        </w:rPr>
+        <w:t>Add Connection Details</w:t>
+      </w:r>
+      <w:r>
+        <w:rPr>
+          <w:b/>
+          <w:bCs/>
+          <w:lang w:val="en-US"/>
+        </w:rPr>
+        <w:t xml:space="preserve">, </w:t>
+      </w:r>
+      <w:r>
+        <w:rPr>
+          <w:b/>
+          <w:bCs/>
+          <w:lang w:val="en-US"/>
+        </w:rPr>
+        <w:t xml:space="preserve">Add Package </w:t>
+      </w:r>
+      <w:proofErr w:type="gramStart"/>
+      <w:r>
+        <w:rPr>
+          <w:b/>
+          <w:bCs/>
+          <w:lang w:val="en-US"/>
+        </w:rPr>
+        <w:t>Details</w:t>
+      </w:r>
+      <w:r>
+        <w:rPr>
+          <w:b/>
+          <w:bCs/>
+          <w:lang w:val="en-US"/>
+        </w:rPr>
+        <w:t>,  show</w:t>
+      </w:r>
+      <w:proofErr w:type="gramEnd"/>
+      <w:r>
+        <w:rPr>
+          <w:b/>
+          <w:bCs/>
+          <w:lang w:val="en-US"/>
+        </w:rPr>
+        <w:t xml:space="preserve"> in same modal window</w:t>
+      </w:r>
+      <w:r>
+        <w:rPr>
+          <w:b/>
+          <w:bCs/>
+          <w:lang w:val="en-US"/>
+        </w:rPr>
+        <w:t xml:space="preserve">, at common save at bottom </w:t>
+      </w:r>
+    </w:p>
+    <w:p>
+      <w:pPr>
+        <w:pStyle w:val="NoSpacing"/>
+        <w:rPr>
+          <w:b/>
+          <w:bCs/>
+          <w:lang w:val="en-US"/>
+        </w:rPr>
+      </w:pPr>
+      <w:r>
+        <w:rPr>
+          <w:b/>
+          <w:bCs/>
+          <w:lang w:val="en-US"/>
+        </w:rPr>
+        <w:tab/>
+      </w:r>
+    </w:p>
+    <w:p>
+      <w:pPr>
+        <w:pStyle w:val="NoSpacing"/>
+        <w:rPr>
+          <w:b/>
+          <w:bCs/>
+          <w:lang w:val="en-US"/>
+        </w:rPr>
+      </w:pPr>
+    </w:p>
+    <w:p>
+      <w:pPr>
+        <w:pStyle w:val="NoSpacing"/>
+        <w:rPr>
+          <w:b/>
+          <w:bCs/>
+          <w:lang w:val="en-US"/>
+        </w:rPr>
+      </w:pPr>
+      <w:r>
+        <w:rPr>
+          <w:b/>
+          <w:bCs/>
+          <w:lang w:val="en-US"/>
+        </w:rPr>
+        <w:t xml:space="preserve">                                                                                                                                                                                                                                                                                                                                                                                                                                                                                                                                                                                                                                                                                                                                                                                                                                                                                                                                                                                                                                                                                                                                                                                                                                                                                                                                                                                                                                                                                                                                                                                                                                                                                                                                                                                                                                                            </w:t>
+      </w:r>
     </w:p>
     <w:sectPr>
       <w:pgSz w:w="11906" w:h="16838"/>
@@ -25466,6 +29987,95 @@
     </w:lvl>
   </w:abstractNum>
   <w:abstractNum w:abstractNumId="8" w15:restartNumberingAfterBreak="0">
+    <w:nsid w:val="27565610"/>
+    <w:multiLevelType w:val="hybridMultilevel"/>
+    <w:tmpl w:val="8E20D624"/>
+    <w:lvl w:ilvl="0" w:tplc="0409000F">
+      <w:start w:val="1"/>
+      <w:numFmt w:val="decimal"/>
+      <w:lvlText w:val="%1."/>
+      <w:lvlJc w:val="left"/>
+      <w:pPr>
+        <w:ind w:left="720" w:hanging="360"/>
+      </w:pPr>
+      <w:rPr>
+        <w:rFonts w:hint="default"/>
+      </w:rPr>
+    </w:lvl>
+    <w:lvl w:ilvl="1" w:tplc="04090019" w:tentative="1">
+      <w:start w:val="1"/>
+      <w:numFmt w:val="lowerLetter"/>
+      <w:lvlText w:val="%2."/>
+      <w:lvlJc w:val="left"/>
+      <w:pPr>
+        <w:ind w:left="1440" w:hanging="360"/>
+      </w:pPr>
+    </w:lvl>
+    <w:lvl w:ilvl="2" w:tplc="0409001B" w:tentative="1">
+      <w:start w:val="1"/>
+      <w:numFmt w:val="lowerRoman"/>
+      <w:lvlText w:val="%3."/>
+      <w:lvlJc w:val="right"/>
+      <w:pPr>
+        <w:ind w:left="2160" w:hanging="180"/>
+      </w:pPr>
+    </w:lvl>
+    <w:lvl w:ilvl="3" w:tplc="0409000F" w:tentative="1">
+      <w:start w:val="1"/>
+      <w:numFmt w:val="decimal"/>
+      <w:lvlText w:val="%4."/>
+      <w:lvlJc w:val="left"/>
+      <w:pPr>
+        <w:ind w:left="2880" w:hanging="360"/>
+      </w:pPr>
+    </w:lvl>
+    <w:lvl w:ilvl="4" w:tplc="04090019" w:tentative="1">
+      <w:start w:val="1"/>
+      <w:numFmt w:val="lowerLetter"/>
+      <w:lvlText w:val="%5."/>
+      <w:lvlJc w:val="left"/>
+      <w:pPr>
+        <w:ind w:left="3600" w:hanging="360"/>
+      </w:pPr>
+    </w:lvl>
+    <w:lvl w:ilvl="5" w:tplc="0409001B" w:tentative="1">
+      <w:start w:val="1"/>
+      <w:numFmt w:val="lowerRoman"/>
+      <w:lvlText w:val="%6."/>
+      <w:lvlJc w:val="right"/>
+      <w:pPr>
+        <w:ind w:left="4320" w:hanging="180"/>
+      </w:pPr>
+    </w:lvl>
+    <w:lvl w:ilvl="6" w:tplc="0409000F" w:tentative="1">
+      <w:start w:val="1"/>
+      <w:numFmt w:val="decimal"/>
+      <w:lvlText w:val="%7."/>
+      <w:lvlJc w:val="left"/>
+      <w:pPr>
+        <w:ind w:left="5040" w:hanging="360"/>
+      </w:pPr>
+    </w:lvl>
+    <w:lvl w:ilvl="7" w:tplc="04090019" w:tentative="1">
+      <w:start w:val="1"/>
+      <w:numFmt w:val="lowerLetter"/>
+      <w:lvlText w:val="%8."/>
+      <w:lvlJc w:val="left"/>
+      <w:pPr>
+        <w:ind w:left="5760" w:hanging="360"/>
+      </w:pPr>
+    </w:lvl>
+    <w:lvl w:ilvl="8" w:tplc="0409001B" w:tentative="1">
+      <w:start w:val="1"/>
+      <w:numFmt w:val="lowerRoman"/>
+      <w:lvlText w:val="%9."/>
+      <w:lvlJc w:val="right"/>
+      <w:pPr>
+        <w:ind w:left="6480" w:hanging="180"/>
+      </w:pPr>
+    </w:lvl>
+  </w:abstractNum>
+  <w:abstractNum w:abstractNumId="9" w15:restartNumberingAfterBreak="0">
     <w:nsid w:val="28DF34DB"/>
     <w:multiLevelType w:val="hybridMultilevel"/>
     <w:tmpl w:val="0B4A9512"/>
@@ -25554,7 +30164,7 @@
       </w:pPr>
     </w:lvl>
   </w:abstractNum>
-  <w:abstractNum w:abstractNumId="9" w15:restartNumberingAfterBreak="0">
+  <w:abstractNum w:abstractNumId="10" w15:restartNumberingAfterBreak="0">
     <w:nsid w:val="2C615325"/>
     <w:multiLevelType w:val="multilevel"/>
     <w:tmpl w:val="CCAC5D2A"/>
@@ -25695,7 +30305,7 @@
       </w:rPr>
     </w:lvl>
   </w:abstractNum>
-  <w:abstractNum w:abstractNumId="10" w15:restartNumberingAfterBreak="0">
+  <w:abstractNum w:abstractNumId="11" w15:restartNumberingAfterBreak="0">
     <w:nsid w:val="2FF1002F"/>
     <w:multiLevelType w:val="hybridMultilevel"/>
     <w:tmpl w:val="9BA0C6D0"/>
@@ -25784,7 +30394,7 @@
       </w:pPr>
     </w:lvl>
   </w:abstractNum>
-  <w:abstractNum w:abstractNumId="11" w15:restartNumberingAfterBreak="0">
+  <w:abstractNum w:abstractNumId="12" w15:restartNumberingAfterBreak="0">
     <w:nsid w:val="30F60000"/>
     <w:multiLevelType w:val="multilevel"/>
     <w:tmpl w:val="4F528642"/>
@@ -25933,7 +30543,7 @@
       </w:rPr>
     </w:lvl>
   </w:abstractNum>
-  <w:abstractNum w:abstractNumId="12" w15:restartNumberingAfterBreak="0">
+  <w:abstractNum w:abstractNumId="13" w15:restartNumberingAfterBreak="0">
     <w:nsid w:val="341551EF"/>
     <w:multiLevelType w:val="hybridMultilevel"/>
     <w:tmpl w:val="AA002C78"/>
@@ -26022,7 +30632,7 @@
       </w:pPr>
     </w:lvl>
   </w:abstractNum>
-  <w:abstractNum w:abstractNumId="13" w15:restartNumberingAfterBreak="0">
+  <w:abstractNum w:abstractNumId="14" w15:restartNumberingAfterBreak="0">
     <w:nsid w:val="3A841482"/>
     <w:multiLevelType w:val="multilevel"/>
     <w:tmpl w:val="04FEBC60"/>
@@ -26171,7 +30781,7 @@
       </w:rPr>
     </w:lvl>
   </w:abstractNum>
-  <w:abstractNum w:abstractNumId="14" w15:restartNumberingAfterBreak="0">
+  <w:abstractNum w:abstractNumId="15" w15:restartNumberingAfterBreak="0">
     <w:nsid w:val="3C025123"/>
     <w:multiLevelType w:val="hybridMultilevel"/>
     <w:tmpl w:val="ED72C358"/>
@@ -26260,7 +30870,7 @@
       </w:pPr>
     </w:lvl>
   </w:abstractNum>
-  <w:abstractNum w:abstractNumId="15" w15:restartNumberingAfterBreak="0">
+  <w:abstractNum w:abstractNumId="16" w15:restartNumberingAfterBreak="0">
     <w:nsid w:val="3EE64ECE"/>
     <w:multiLevelType w:val="multilevel"/>
     <w:tmpl w:val="E3C450A4"/>
@@ -26405,7 +31015,7 @@
       </w:rPr>
     </w:lvl>
   </w:abstractNum>
-  <w:abstractNum w:abstractNumId="16" w15:restartNumberingAfterBreak="0">
+  <w:abstractNum w:abstractNumId="17" w15:restartNumberingAfterBreak="0">
     <w:nsid w:val="3F7C388B"/>
     <w:multiLevelType w:val="multilevel"/>
     <w:tmpl w:val="F244DFEE"/>
@@ -26554,7 +31164,7 @@
       </w:rPr>
     </w:lvl>
   </w:abstractNum>
-  <w:abstractNum w:abstractNumId="17" w15:restartNumberingAfterBreak="0">
+  <w:abstractNum w:abstractNumId="18" w15:restartNumberingAfterBreak="0">
     <w:nsid w:val="41E41A0F"/>
     <w:multiLevelType w:val="multilevel"/>
     <w:tmpl w:val="E8CEC8EC"/>
@@ -26703,7 +31313,7 @@
       </w:rPr>
     </w:lvl>
   </w:abstractNum>
-  <w:abstractNum w:abstractNumId="18" w15:restartNumberingAfterBreak="0">
+  <w:abstractNum w:abstractNumId="19" w15:restartNumberingAfterBreak="0">
     <w:nsid w:val="47206278"/>
     <w:multiLevelType w:val="hybridMultilevel"/>
     <w:tmpl w:val="660C46BE"/>
@@ -26792,7 +31402,7 @@
       </w:pPr>
     </w:lvl>
   </w:abstractNum>
-  <w:abstractNum w:abstractNumId="19" w15:restartNumberingAfterBreak="0">
+  <w:abstractNum w:abstractNumId="20" w15:restartNumberingAfterBreak="0">
     <w:nsid w:val="47541A51"/>
     <w:multiLevelType w:val="multilevel"/>
     <w:tmpl w:val="B1769196"/>
@@ -26909,7 +31519,7 @@
       </w:pPr>
     </w:lvl>
   </w:abstractNum>
-  <w:abstractNum w:abstractNumId="20" w15:restartNumberingAfterBreak="0">
+  <w:abstractNum w:abstractNumId="21" w15:restartNumberingAfterBreak="0">
     <w:nsid w:val="47F541C9"/>
     <w:multiLevelType w:val="hybridMultilevel"/>
     <w:tmpl w:val="ACD4CA7A"/>
@@ -26998,7 +31608,7 @@
       </w:pPr>
     </w:lvl>
   </w:abstractNum>
-  <w:abstractNum w:abstractNumId="21" w15:restartNumberingAfterBreak="0">
+  <w:abstractNum w:abstractNumId="22" w15:restartNumberingAfterBreak="0">
     <w:nsid w:val="4B9566C8"/>
     <w:multiLevelType w:val="hybridMultilevel"/>
     <w:tmpl w:val="0BC871BE"/>
@@ -27087,7 +31697,7 @@
       </w:pPr>
     </w:lvl>
   </w:abstractNum>
-  <w:abstractNum w:abstractNumId="22" w15:restartNumberingAfterBreak="0">
+  <w:abstractNum w:abstractNumId="23" w15:restartNumberingAfterBreak="0">
     <w:nsid w:val="5AB63653"/>
     <w:multiLevelType w:val="multilevel"/>
     <w:tmpl w:val="AEBCE6B4"/>
@@ -27232,7 +31842,7 @@
       </w:rPr>
     </w:lvl>
   </w:abstractNum>
-  <w:abstractNum w:abstractNumId="23" w15:restartNumberingAfterBreak="0">
+  <w:abstractNum w:abstractNumId="24" w15:restartNumberingAfterBreak="0">
     <w:nsid w:val="5B0F231C"/>
     <w:multiLevelType w:val="multilevel"/>
     <w:tmpl w:val="61E06DBC"/>
@@ -27381,7 +31991,185 @@
       </w:rPr>
     </w:lvl>
   </w:abstractNum>
-  <w:abstractNum w:abstractNumId="24" w15:restartNumberingAfterBreak="0">
+  <w:abstractNum w:abstractNumId="25" w15:restartNumberingAfterBreak="0">
+    <w:nsid w:val="6883272E"/>
+    <w:multiLevelType w:val="hybridMultilevel"/>
+    <w:tmpl w:val="FB1E3C2E"/>
+    <w:lvl w:ilvl="0" w:tplc="0409000F">
+      <w:start w:val="1"/>
+      <w:numFmt w:val="decimal"/>
+      <w:lvlText w:val="%1."/>
+      <w:lvlJc w:val="left"/>
+      <w:pPr>
+        <w:ind w:left="720" w:hanging="360"/>
+      </w:pPr>
+      <w:rPr>
+        <w:rFonts w:hint="default"/>
+      </w:rPr>
+    </w:lvl>
+    <w:lvl w:ilvl="1" w:tplc="04090019" w:tentative="1">
+      <w:start w:val="1"/>
+      <w:numFmt w:val="lowerLetter"/>
+      <w:lvlText w:val="%2."/>
+      <w:lvlJc w:val="left"/>
+      <w:pPr>
+        <w:ind w:left="1440" w:hanging="360"/>
+      </w:pPr>
+    </w:lvl>
+    <w:lvl w:ilvl="2" w:tplc="0409001B" w:tentative="1">
+      <w:start w:val="1"/>
+      <w:numFmt w:val="lowerRoman"/>
+      <w:lvlText w:val="%3."/>
+      <w:lvlJc w:val="right"/>
+      <w:pPr>
+        <w:ind w:left="2160" w:hanging="180"/>
+      </w:pPr>
+    </w:lvl>
+    <w:lvl w:ilvl="3" w:tplc="0409000F" w:tentative="1">
+      <w:start w:val="1"/>
+      <w:numFmt w:val="decimal"/>
+      <w:lvlText w:val="%4."/>
+      <w:lvlJc w:val="left"/>
+      <w:pPr>
+        <w:ind w:left="2880" w:hanging="360"/>
+      </w:pPr>
+    </w:lvl>
+    <w:lvl w:ilvl="4" w:tplc="04090019" w:tentative="1">
+      <w:start w:val="1"/>
+      <w:numFmt w:val="lowerLetter"/>
+      <w:lvlText w:val="%5."/>
+      <w:lvlJc w:val="left"/>
+      <w:pPr>
+        <w:ind w:left="3600" w:hanging="360"/>
+      </w:pPr>
+    </w:lvl>
+    <w:lvl w:ilvl="5" w:tplc="0409001B" w:tentative="1">
+      <w:start w:val="1"/>
+      <w:numFmt w:val="lowerRoman"/>
+      <w:lvlText w:val="%6."/>
+      <w:lvlJc w:val="right"/>
+      <w:pPr>
+        <w:ind w:left="4320" w:hanging="180"/>
+      </w:pPr>
+    </w:lvl>
+    <w:lvl w:ilvl="6" w:tplc="0409000F" w:tentative="1">
+      <w:start w:val="1"/>
+      <w:numFmt w:val="decimal"/>
+      <w:lvlText w:val="%7."/>
+      <w:lvlJc w:val="left"/>
+      <w:pPr>
+        <w:ind w:left="5040" w:hanging="360"/>
+      </w:pPr>
+    </w:lvl>
+    <w:lvl w:ilvl="7" w:tplc="04090019" w:tentative="1">
+      <w:start w:val="1"/>
+      <w:numFmt w:val="lowerLetter"/>
+      <w:lvlText w:val="%8."/>
+      <w:lvlJc w:val="left"/>
+      <w:pPr>
+        <w:ind w:left="5760" w:hanging="360"/>
+      </w:pPr>
+    </w:lvl>
+    <w:lvl w:ilvl="8" w:tplc="0409001B" w:tentative="1">
+      <w:start w:val="1"/>
+      <w:numFmt w:val="lowerRoman"/>
+      <w:lvlText w:val="%9."/>
+      <w:lvlJc w:val="right"/>
+      <w:pPr>
+        <w:ind w:left="6480" w:hanging="180"/>
+      </w:pPr>
+    </w:lvl>
+  </w:abstractNum>
+  <w:abstractNum w:abstractNumId="26" w15:restartNumberingAfterBreak="0">
+    <w:nsid w:val="71B742DD"/>
+    <w:multiLevelType w:val="hybridMultilevel"/>
+    <w:tmpl w:val="8E20D624"/>
+    <w:lvl w:ilvl="0" w:tplc="FFFFFFFF">
+      <w:start w:val="1"/>
+      <w:numFmt w:val="decimal"/>
+      <w:lvlText w:val="%1."/>
+      <w:lvlJc w:val="left"/>
+      <w:pPr>
+        <w:ind w:left="720" w:hanging="360"/>
+      </w:pPr>
+      <w:rPr>
+        <w:rFonts w:hint="default"/>
+      </w:rPr>
+    </w:lvl>
+    <w:lvl w:ilvl="1" w:tplc="FFFFFFFF" w:tentative="1">
+      <w:start w:val="1"/>
+      <w:numFmt w:val="lowerLetter"/>
+      <w:lvlText w:val="%2."/>
+      <w:lvlJc w:val="left"/>
+      <w:pPr>
+        <w:ind w:left="1440" w:hanging="360"/>
+      </w:pPr>
+    </w:lvl>
+    <w:lvl w:ilvl="2" w:tplc="FFFFFFFF" w:tentative="1">
+      <w:start w:val="1"/>
+      <w:numFmt w:val="lowerRoman"/>
+      <w:lvlText w:val="%3."/>
+      <w:lvlJc w:val="right"/>
+      <w:pPr>
+        <w:ind w:left="2160" w:hanging="180"/>
+      </w:pPr>
+    </w:lvl>
+    <w:lvl w:ilvl="3" w:tplc="FFFFFFFF" w:tentative="1">
+      <w:start w:val="1"/>
+      <w:numFmt w:val="decimal"/>
+      <w:lvlText w:val="%4."/>
+      <w:lvlJc w:val="left"/>
+      <w:pPr>
+        <w:ind w:left="2880" w:hanging="360"/>
+      </w:pPr>
+    </w:lvl>
+    <w:lvl w:ilvl="4" w:tplc="FFFFFFFF" w:tentative="1">
+      <w:start w:val="1"/>
+      <w:numFmt w:val="lowerLetter"/>
+      <w:lvlText w:val="%5."/>
+      <w:lvlJc w:val="left"/>
+      <w:pPr>
+        <w:ind w:left="3600" w:hanging="360"/>
+      </w:pPr>
+    </w:lvl>
+    <w:lvl w:ilvl="5" w:tplc="FFFFFFFF" w:tentative="1">
+      <w:start w:val="1"/>
+      <w:numFmt w:val="lowerRoman"/>
+      <w:lvlText w:val="%6."/>
+      <w:lvlJc w:val="right"/>
+      <w:pPr>
+        <w:ind w:left="4320" w:hanging="180"/>
+      </w:pPr>
+    </w:lvl>
+    <w:lvl w:ilvl="6" w:tplc="FFFFFFFF" w:tentative="1">
+      <w:start w:val="1"/>
+      <w:numFmt w:val="decimal"/>
+      <w:lvlText w:val="%7."/>
+      <w:lvlJc w:val="left"/>
+      <w:pPr>
+        <w:ind w:left="5040" w:hanging="360"/>
+      </w:pPr>
+    </w:lvl>
+    <w:lvl w:ilvl="7" w:tplc="FFFFFFFF" w:tentative="1">
+      <w:start w:val="1"/>
+      <w:numFmt w:val="lowerLetter"/>
+      <w:lvlText w:val="%8."/>
+      <w:lvlJc w:val="left"/>
+      <w:pPr>
+        <w:ind w:left="5760" w:hanging="360"/>
+      </w:pPr>
+    </w:lvl>
+    <w:lvl w:ilvl="8" w:tplc="FFFFFFFF" w:tentative="1">
+      <w:start w:val="1"/>
+      <w:numFmt w:val="lowerRoman"/>
+      <w:lvlText w:val="%9."/>
+      <w:lvlJc w:val="right"/>
+      <w:pPr>
+        <w:ind w:left="6480" w:hanging="180"/>
+      </w:pPr>
+    </w:lvl>
+  </w:abstractNum>
+  <w:abstractNum w:abstractNumId="27" w15:restartNumberingAfterBreak="0">
     <w:nsid w:val="74D43F45"/>
     <w:multiLevelType w:val="hybridMultilevel"/>
     <w:tmpl w:val="8402C9D0"/>
@@ -27470,7 +32258,96 @@
       </w:pPr>
     </w:lvl>
   </w:abstractNum>
-  <w:abstractNum w:abstractNumId="25" w15:restartNumberingAfterBreak="0">
+  <w:abstractNum w:abstractNumId="28" w15:restartNumberingAfterBreak="0">
+    <w:nsid w:val="75033FB4"/>
+    <w:multiLevelType w:val="hybridMultilevel"/>
+    <w:tmpl w:val="8E20D624"/>
+    <w:lvl w:ilvl="0" w:tplc="FFFFFFFF">
+      <w:start w:val="1"/>
+      <w:numFmt w:val="decimal"/>
+      <w:lvlText w:val="%1."/>
+      <w:lvlJc w:val="left"/>
+      <w:pPr>
+        <w:ind w:left="720" w:hanging="360"/>
+      </w:pPr>
+      <w:rPr>
+        <w:rFonts w:hint="default"/>
+      </w:rPr>
+    </w:lvl>
+    <w:lvl w:ilvl="1" w:tplc="FFFFFFFF" w:tentative="1">
+      <w:start w:val="1"/>
+      <w:numFmt w:val="lowerLetter"/>
+      <w:lvlText w:val="%2."/>
+      <w:lvlJc w:val="left"/>
+      <w:pPr>
+        <w:ind w:left="1440" w:hanging="360"/>
+      </w:pPr>
+    </w:lvl>
+    <w:lvl w:ilvl="2" w:tplc="FFFFFFFF" w:tentative="1">
+      <w:start w:val="1"/>
+      <w:numFmt w:val="lowerRoman"/>
+      <w:lvlText w:val="%3."/>
+      <w:lvlJc w:val="right"/>
+      <w:pPr>
+        <w:ind w:left="2160" w:hanging="180"/>
+      </w:pPr>
+    </w:lvl>
+    <w:lvl w:ilvl="3" w:tplc="FFFFFFFF" w:tentative="1">
+      <w:start w:val="1"/>
+      <w:numFmt w:val="decimal"/>
+      <w:lvlText w:val="%4."/>
+      <w:lvlJc w:val="left"/>
+      <w:pPr>
+        <w:ind w:left="2880" w:hanging="360"/>
+      </w:pPr>
+    </w:lvl>
+    <w:lvl w:ilvl="4" w:tplc="FFFFFFFF" w:tentative="1">
+      <w:start w:val="1"/>
+      <w:numFmt w:val="lowerLetter"/>
+      <w:lvlText w:val="%5."/>
+      <w:lvlJc w:val="left"/>
+      <w:pPr>
+        <w:ind w:left="3600" w:hanging="360"/>
+      </w:pPr>
+    </w:lvl>
+    <w:lvl w:ilvl="5" w:tplc="FFFFFFFF" w:tentative="1">
+      <w:start w:val="1"/>
+      <w:numFmt w:val="lowerRoman"/>
+      <w:lvlText w:val="%6."/>
+      <w:lvlJc w:val="right"/>
+      <w:pPr>
+        <w:ind w:left="4320" w:hanging="180"/>
+      </w:pPr>
+    </w:lvl>
+    <w:lvl w:ilvl="6" w:tplc="FFFFFFFF" w:tentative="1">
+      <w:start w:val="1"/>
+      <w:numFmt w:val="decimal"/>
+      <w:lvlText w:val="%7."/>
+      <w:lvlJc w:val="left"/>
+      <w:pPr>
+        <w:ind w:left="5040" w:hanging="360"/>
+      </w:pPr>
+    </w:lvl>
+    <w:lvl w:ilvl="7" w:tplc="FFFFFFFF" w:tentative="1">
+      <w:start w:val="1"/>
+      <w:numFmt w:val="lowerLetter"/>
+      <w:lvlText w:val="%8."/>
+      <w:lvlJc w:val="left"/>
+      <w:pPr>
+        <w:ind w:left="5760" w:hanging="360"/>
+      </w:pPr>
+    </w:lvl>
+    <w:lvl w:ilvl="8" w:tplc="FFFFFFFF" w:tentative="1">
+      <w:start w:val="1"/>
+      <w:numFmt w:val="lowerRoman"/>
+      <w:lvlText w:val="%9."/>
+      <w:lvlJc w:val="right"/>
+      <w:pPr>
+        <w:ind w:left="6480" w:hanging="180"/>
+      </w:pPr>
+    </w:lvl>
+  </w:abstractNum>
+  <w:abstractNum w:abstractNumId="29" w15:restartNumberingAfterBreak="0">
     <w:nsid w:val="7BF06BB8"/>
     <w:multiLevelType w:val="multilevel"/>
     <w:tmpl w:val="94982344"/>
@@ -27620,25 +32497,25 @@
     </w:lvl>
   </w:abstractNum>
   <w:num w:numId="1" w16cid:durableId="66616893">
-    <w:abstractNumId w:val="21"/>
+    <w:abstractNumId w:val="22"/>
   </w:num>
   <w:num w:numId="2" w16cid:durableId="123502505">
-    <w:abstractNumId w:val="14"/>
+    <w:abstractNumId w:val="15"/>
   </w:num>
   <w:num w:numId="3" w16cid:durableId="1535847532">
-    <w:abstractNumId w:val="24"/>
+    <w:abstractNumId w:val="27"/>
   </w:num>
   <w:num w:numId="4" w16cid:durableId="217015646">
     <w:abstractNumId w:val="0"/>
   </w:num>
   <w:num w:numId="5" w16cid:durableId="796609497">
-    <w:abstractNumId w:val="16"/>
+    <w:abstractNumId w:val="17"/>
   </w:num>
   <w:num w:numId="6" w16cid:durableId="559945052">
     <w:abstractNumId w:val="1"/>
   </w:num>
   <w:num w:numId="7" w16cid:durableId="362096506">
-    <w:abstractNumId w:val="10"/>
+    <w:abstractNumId w:val="11"/>
   </w:num>
   <w:num w:numId="8" w16cid:durableId="665137640">
     <w:abstractNumId w:val="4"/>
@@ -27647,13 +32524,13 @@
     <w:abstractNumId w:val="7"/>
   </w:num>
   <w:num w:numId="10" w16cid:durableId="2124227550">
-    <w:abstractNumId w:val="8"/>
+    <w:abstractNumId w:val="9"/>
   </w:num>
   <w:num w:numId="11" w16cid:durableId="746851647">
-    <w:abstractNumId w:val="12"/>
+    <w:abstractNumId w:val="13"/>
   </w:num>
   <w:num w:numId="12" w16cid:durableId="1435445474">
-    <w:abstractNumId w:val="9"/>
+    <w:abstractNumId w:val="10"/>
   </w:num>
   <w:num w:numId="13" w16cid:durableId="1161044564">
     <w:abstractNumId w:val="3"/>
@@ -27665,37 +32542,49 @@
     <w:abstractNumId w:val="2"/>
   </w:num>
   <w:num w:numId="16" w16cid:durableId="702482787">
+    <w:abstractNumId w:val="24"/>
+  </w:num>
+  <w:num w:numId="17" w16cid:durableId="886723717">
+    <w:abstractNumId w:val="29"/>
+  </w:num>
+  <w:num w:numId="18" w16cid:durableId="554387993">
+    <w:abstractNumId w:val="16"/>
+  </w:num>
+  <w:num w:numId="19" w16cid:durableId="1698238505">
     <w:abstractNumId w:val="23"/>
   </w:num>
-  <w:num w:numId="17" w16cid:durableId="886723717">
-    <w:abstractNumId w:val="25"/>
-  </w:num>
-  <w:num w:numId="18" w16cid:durableId="554387993">
-    <w:abstractNumId w:val="15"/>
-  </w:num>
-  <w:num w:numId="19" w16cid:durableId="1698238505">
-    <w:abstractNumId w:val="22"/>
-  </w:num>
   <w:num w:numId="20" w16cid:durableId="558442085">
-    <w:abstractNumId w:val="13"/>
+    <w:abstractNumId w:val="14"/>
   </w:num>
   <w:num w:numId="21" w16cid:durableId="1319307368">
+    <w:abstractNumId w:val="20"/>
+  </w:num>
+  <w:num w:numId="22" w16cid:durableId="318928972">
+    <w:abstractNumId w:val="12"/>
+  </w:num>
+  <w:num w:numId="23" w16cid:durableId="1638685745">
+    <w:abstractNumId w:val="18"/>
+  </w:num>
+  <w:num w:numId="24" w16cid:durableId="36899477">
     <w:abstractNumId w:val="19"/>
   </w:num>
-  <w:num w:numId="22" w16cid:durableId="318928972">
-    <w:abstractNumId w:val="11"/>
-  </w:num>
-  <w:num w:numId="23" w16cid:durableId="1638685745">
-    <w:abstractNumId w:val="17"/>
-  </w:num>
-  <w:num w:numId="24" w16cid:durableId="36899477">
-    <w:abstractNumId w:val="18"/>
-  </w:num>
   <w:num w:numId="25" w16cid:durableId="1882934692">
-    <w:abstractNumId w:val="20"/>
+    <w:abstractNumId w:val="21"/>
   </w:num>
   <w:num w:numId="26" w16cid:durableId="515072046">
     <w:abstractNumId w:val="6"/>
+  </w:num>
+  <w:num w:numId="27" w16cid:durableId="148207458">
+    <w:abstractNumId w:val="8"/>
+  </w:num>
+  <w:num w:numId="28" w16cid:durableId="1564027670">
+    <w:abstractNumId w:val="26"/>
+  </w:num>
+  <w:num w:numId="29" w16cid:durableId="218320120">
+    <w:abstractNumId w:val="25"/>
+  </w:num>
+  <w:num w:numId="30" w16cid:durableId="798495369">
+    <w:abstractNumId w:val="28"/>
   </w:num>
 </w:numbering>
 </file>
@@ -28650,6 +33539,29 @@
     <w:basedOn w:val="DefaultParagraphFont"/>
     <w:rsid w:val="00CA1F75"/>
   </w:style>
+  <w:style w:type="character" w:styleId="Hyperlink">
+    <w:name w:val="Hyperlink"/>
+    <w:basedOn w:val="DefaultParagraphFont"/>
+    <w:uiPriority w:val="99"/>
+    <w:unhideWhenUsed/>
+    <w:rsid w:val="007B79F1"/>
+    <w:rPr>
+      <w:color w:val="0563C1" w:themeColor="hyperlink"/>
+      <w:u w:val="single"/>
+    </w:rPr>
+  </w:style>
+  <w:style w:type="character" w:styleId="UnresolvedMention">
+    <w:name w:val="Unresolved Mention"/>
+    <w:basedOn w:val="DefaultParagraphFont"/>
+    <w:uiPriority w:val="99"/>
+    <w:semiHidden/>
+    <w:unhideWhenUsed/>
+    <w:rsid w:val="007B79F1"/>
+    <w:rPr>
+      <w:color w:val="605E5C"/>
+      <w:shd w:val="clear" w:color="auto" w:fill="E1DFDD"/>
+    </w:rPr>
+  </w:style>
 </w:styles>
 </file>
 

--- a/project_desc/details.docx
+++ b/project_desc/details.docx
@@ -29043,7 +29043,1066 @@
           <w:bCs/>
           <w:lang w:val="en-US"/>
         </w:rPr>
-        <w:t xml:space="preserve">                                                                                                                                                                                                                                                                                                                                                                                                                                                                                                                                                                                                                                                                                                                                                                                                                                                                                                                                                                                                                                                                                                                                                                                                                                                                                                                                                                                                                                                                                                                                                                                                                                                                                                                                                                                                                                                            </w:t>
+        <w:t>28-07-2026</w:t>
+      </w:r>
+    </w:p>
+    <w:p>
+      <w:pPr>
+        <w:pStyle w:val="NoSpacing"/>
+        <w:rPr>
+          <w:b/>
+          <w:bCs/>
+          <w:lang w:val="en-US"/>
+        </w:rPr>
+      </w:pPr>
+      <w:hyperlink r:id="rId16" w:history="1">
+        <w:r>
+          <w:rPr>
+            <w:rStyle w:val="Hyperlink"/>
+            <w:b/>
+            <w:bCs/>
+          </w:rPr>
+          <w:t>http://localhost:4500/cable-tv/customers/add</w:t>
+        </w:r>
+      </w:hyperlink>
+      <w:r>
+        <w:rPr>
+          <w:b/>
+          <w:bCs/>
+        </w:rPr>
+        <w:t xml:space="preserve"> : </w:t>
+      </w:r>
+      <w:r>
+        <w:rPr>
+          <w:b/>
+          <w:bCs/>
+        </w:rPr>
+        <w:t>Collect Date</w:t>
+      </w:r>
+      <w:r>
+        <w:rPr>
+          <w:b/>
+          <w:bCs/>
+        </w:rPr>
+        <w:t xml:space="preserve"> – if not admin disabled</w:t>
+      </w:r>
+      <w:r>
+        <w:rPr>
+          <w:b/>
+          <w:bCs/>
+          <w:lang w:val="en-US"/>
+        </w:rPr>
+        <w:t xml:space="preserve"> </w:t>
+      </w:r>
+    </w:p>
+    <w:p>
+      <w:pPr>
+        <w:pStyle w:val="NoSpacing"/>
+        <w:rPr>
+          <w:b/>
+          <w:bCs/>
+          <w:lang w:val="en-US"/>
+        </w:rPr>
+      </w:pPr>
+    </w:p>
+    <w:p>
+      <w:pPr>
+        <w:pStyle w:val="NoSpacing"/>
+        <w:rPr>
+          <w:b/>
+          <w:bCs/>
+          <w:lang w:val="en-US"/>
+        </w:rPr>
+      </w:pPr>
+      <w:hyperlink r:id="rId17" w:history="1">
+        <w:r>
+          <w:rPr>
+            <w:rStyle w:val="Hyperlink"/>
+            <w:b/>
+            <w:bCs/>
+          </w:rPr>
+          <w:t>http://localhost:4500/cable-tv/customers</w:t>
+        </w:r>
+      </w:hyperlink>
+      <w:r>
+        <w:rPr>
+          <w:b/>
+          <w:bCs/>
+        </w:rPr>
+        <w:t xml:space="preserve"> - STB tab -</w:t>
+      </w:r>
+      <w:r>
+        <w:rPr>
+          <w:b/>
+          <w:bCs/>
+        </w:rPr>
+        <w:t>Reason Type</w:t>
+      </w:r>
+      <w:r>
+        <w:rPr>
+          <w:b/>
+          <w:bCs/>
+          <w:lang w:val="en-US"/>
+        </w:rPr>
+        <w:t xml:space="preserve"> </w:t>
+      </w:r>
+      <w:r>
+        <w:rPr>
+          <w:b/>
+          <w:bCs/>
+          <w:lang w:val="en-US"/>
+        </w:rPr>
+        <w:t>is “</w:t>
+      </w:r>
+      <w:r>
+        <w:rPr>
+          <w:b/>
+          <w:bCs/>
+          <w:lang w:val="en-US"/>
+        </w:rPr>
+        <w:t xml:space="preserve">     </w:t>
+      </w:r>
+    </w:p>
+    <w:p>
+      <w:r>
+        <w:t>“</w:t>
+      </w:r>
+      <w:r>
+        <w:t xml:space="preserve">Fault </w:t>
+      </w:r>
+      <w:r>
+        <w:t>“</w:t>
+      </w:r>
+    </w:p>
+    <w:p>
+      <w:r>
+        <w:t>“</w:t>
+      </w:r>
+      <w:r>
+        <w:t xml:space="preserve">Broken </w:t>
+      </w:r>
+      <w:proofErr w:type="gramStart"/>
+      <w:r>
+        <w:t>“ rename</w:t>
+      </w:r>
+      <w:proofErr w:type="gramEnd"/>
+      <w:r>
+        <w:t xml:space="preserve"> as “Damaged”</w:t>
+      </w:r>
+    </w:p>
+    <w:p>
+      <w:r>
+        <w:t>“</w:t>
+      </w:r>
+      <w:r>
+        <w:t xml:space="preserve">Burnt </w:t>
+      </w:r>
+      <w:r>
+        <w:t xml:space="preserve">“ </w:t>
+      </w:r>
+    </w:p>
+    <w:p>
+      <w:pPr>
+        <w:rPr>
+          <w:b/>
+          <w:bCs/>
+        </w:rPr>
+      </w:pPr>
+      <w:r>
+        <w:t>Track the “</w:t>
+      </w:r>
+      <w:r>
+        <w:rPr>
+          <w:b/>
+          <w:bCs/>
+        </w:rPr>
+        <w:t>Type</w:t>
+      </w:r>
+      <w:r>
+        <w:rPr>
+          <w:b/>
+          <w:bCs/>
+        </w:rPr>
+        <w:t>”</w:t>
+      </w:r>
+      <w:r>
+        <w:rPr>
+          <w:b/>
+          <w:bCs/>
+        </w:rPr>
+        <w:t xml:space="preserve"> must be “Fault” to check the </w:t>
+      </w:r>
+      <w:r>
+        <w:rPr>
+          <w:b/>
+          <w:bCs/>
+        </w:rPr>
+        <w:t xml:space="preserve">count stock to faulted </w:t>
+      </w:r>
+      <w:proofErr w:type="spellStart"/>
+      <w:r>
+        <w:rPr>
+          <w:b/>
+          <w:bCs/>
+        </w:rPr>
+        <w:t>stb</w:t>
+      </w:r>
+      <w:proofErr w:type="spellEnd"/>
+      <w:r>
+        <w:rPr>
+          <w:b/>
+          <w:bCs/>
+        </w:rPr>
+        <w:t xml:space="preserve"> count.</w:t>
+      </w:r>
+      <w:r>
+        <w:rPr>
+          <w:b/>
+          <w:bCs/>
+        </w:rPr>
+        <w:t xml:space="preserve"> And “Status” of the customer also in “Fault” status,</w:t>
+      </w:r>
+    </w:p>
+    <w:p>
+      <w:pPr>
+        <w:rPr>
+          <w:b/>
+          <w:bCs/>
+        </w:rPr>
+      </w:pPr>
+      <w:r>
+        <w:rPr>
+          <w:b/>
+          <w:bCs/>
+        </w:rPr>
+        <w:t>STB tab -</w:t>
+      </w:r>
+      <w:r>
+        <w:rPr>
+          <w:b/>
+          <w:bCs/>
+        </w:rPr>
+        <w:t>Reason Type</w:t>
+      </w:r>
+      <w:r>
+        <w:rPr>
+          <w:b/>
+          <w:bCs/>
+          <w:lang w:val="en-US"/>
+        </w:rPr>
+        <w:t xml:space="preserve"> </w:t>
+      </w:r>
+      <w:proofErr w:type="gramStart"/>
+      <w:r>
+        <w:rPr>
+          <w:b/>
+          <w:bCs/>
+          <w:lang w:val="en-US"/>
+        </w:rPr>
+        <w:t>is</w:t>
+      </w:r>
+      <w:r>
+        <w:t>“</w:t>
+      </w:r>
+      <w:proofErr w:type="gramEnd"/>
+      <w:r>
+        <w:t xml:space="preserve">Disconnect </w:t>
+      </w:r>
+      <w:r>
+        <w:t>“</w:t>
+      </w:r>
+      <w:proofErr w:type="gramStart"/>
+      <w:r>
+        <w:t>,”</w:t>
+      </w:r>
+      <w:r>
+        <w:t>Vacated</w:t>
+      </w:r>
+      <w:r>
+        <w:t>”</w:t>
+      </w:r>
+      <w:r>
+        <w:t xml:space="preserve"> </w:t>
+      </w:r>
+      <w:r>
+        <w:t>,”</w:t>
+      </w:r>
+      <w:proofErr w:type="spellStart"/>
+      <w:r>
+        <w:t>Stb</w:t>
+      </w:r>
+      <w:proofErr w:type="spellEnd"/>
+      <w:proofErr w:type="gramEnd"/>
+      <w:r>
+        <w:t xml:space="preserve"> </w:t>
+      </w:r>
+      <w:proofErr w:type="spellStart"/>
+      <w:r>
+        <w:t>Lost</w:t>
+      </w:r>
+      <w:r>
+        <w:t>”</w:t>
+      </w:r>
+      <w:proofErr w:type="gramStart"/>
+      <w:r>
+        <w:t>,”</w:t>
+      </w:r>
+      <w:r>
+        <w:t>Outstation</w:t>
+      </w:r>
+      <w:proofErr w:type="spellEnd"/>
+      <w:proofErr w:type="gramEnd"/>
+      <w:r>
+        <w:t xml:space="preserve"> </w:t>
+      </w:r>
+      <w:proofErr w:type="gramStart"/>
+      <w:r>
+        <w:t xml:space="preserve">“ </w:t>
+      </w:r>
+      <w:r>
+        <w:t>“</w:t>
+      </w:r>
+      <w:proofErr w:type="gramEnd"/>
+      <w:r>
+        <w:rPr>
+          <w:b/>
+          <w:bCs/>
+        </w:rPr>
+        <w:t>Type</w:t>
+      </w:r>
+      <w:r>
+        <w:rPr>
+          <w:b/>
+          <w:bCs/>
+        </w:rPr>
+        <w:t xml:space="preserve">” must be </w:t>
+      </w:r>
+      <w:r>
+        <w:rPr>
+          <w:b/>
+          <w:bCs/>
+        </w:rPr>
+        <w:t xml:space="preserve">customer status </w:t>
+      </w:r>
+      <w:r>
+        <w:rPr>
+          <w:b/>
+          <w:bCs/>
+        </w:rPr>
+        <w:t>“</w:t>
+      </w:r>
+      <w:r>
+        <w:t>Disconnect</w:t>
+      </w:r>
+      <w:r>
+        <w:t>ed</w:t>
+      </w:r>
+      <w:r>
+        <w:rPr>
+          <w:b/>
+          <w:bCs/>
+        </w:rPr>
+        <w:t xml:space="preserve">” </w:t>
+      </w:r>
+    </w:p>
+    <w:p>
+      <w:pPr>
+        <w:rPr>
+          <w:b/>
+          <w:bCs/>
+        </w:rPr>
+      </w:pPr>
+      <w:r>
+        <w:rPr>
+          <w:b/>
+          <w:bCs/>
+        </w:rPr>
+        <w:t>Reason Type</w:t>
+      </w:r>
+      <w:r>
+        <w:rPr>
+          <w:b/>
+          <w:bCs/>
+          <w:lang w:val="en-US"/>
+        </w:rPr>
+        <w:t xml:space="preserve"> is </w:t>
+      </w:r>
+      <w:r>
+        <w:rPr>
+          <w:b/>
+          <w:bCs/>
+          <w:lang w:val="en-US"/>
+        </w:rPr>
+        <w:t>“</w:t>
+      </w:r>
+      <w:r>
+        <w:t>Returned</w:t>
+      </w:r>
+      <w:r>
+        <w:t xml:space="preserve">” </w:t>
+      </w:r>
+      <w:r>
+        <w:t>“</w:t>
+      </w:r>
+      <w:r>
+        <w:rPr>
+          <w:b/>
+          <w:bCs/>
+        </w:rPr>
+        <w:t>Type</w:t>
+      </w:r>
+      <w:r>
+        <w:rPr>
+          <w:b/>
+          <w:bCs/>
+        </w:rPr>
+        <w:t>” must be customer status “</w:t>
+      </w:r>
+      <w:r>
+        <w:t>Retrieved</w:t>
+      </w:r>
+      <w:r>
+        <w:rPr>
+          <w:b/>
+          <w:bCs/>
+        </w:rPr>
+        <w:t xml:space="preserve">” </w:t>
+      </w:r>
+    </w:p>
+    <w:p>
+      <w:r>
+        <w:t>--------------------------</w:t>
+      </w:r>
+    </w:p>
+    <w:p>
+      <w:r>
+        <w:rPr>
+          <w:b/>
+          <w:bCs/>
+        </w:rPr>
+        <w:t>STB tab -</w:t>
+      </w:r>
+      <w:r>
+        <w:rPr>
+          <w:b/>
+          <w:bCs/>
+        </w:rPr>
+        <w:t>Reason Type</w:t>
+      </w:r>
+      <w:r>
+        <w:rPr>
+          <w:b/>
+          <w:bCs/>
+          <w:lang w:val="en-US"/>
+        </w:rPr>
+        <w:t xml:space="preserve"> is </w:t>
+      </w:r>
+      <w:proofErr w:type="gramStart"/>
+      <w:r>
+        <w:rPr>
+          <w:b/>
+          <w:bCs/>
+          <w:lang w:val="en-US"/>
+        </w:rPr>
+        <w:t xml:space="preserve">“  </w:t>
+      </w:r>
+      <w:proofErr w:type="gramEnd"/>
+      <w:r>
+        <w:rPr>
+          <w:b/>
+          <w:bCs/>
+          <w:lang w:val="en-US"/>
+        </w:rPr>
+        <w:t xml:space="preserve"> </w:t>
+      </w:r>
+      <w:proofErr w:type="gramStart"/>
+      <w:r>
+        <w:rPr>
+          <w:b/>
+          <w:bCs/>
+          <w:lang w:val="en-US"/>
+        </w:rPr>
+        <w:t xml:space="preserve">  </w:t>
+      </w:r>
+      <w:r>
+        <w:rPr>
+          <w:b/>
+          <w:bCs/>
+          <w:lang w:val="en-US"/>
+        </w:rPr>
+        <w:t xml:space="preserve"> </w:t>
+      </w:r>
+      <w:r>
+        <w:t>“</w:t>
+      </w:r>
+      <w:proofErr w:type="gramEnd"/>
+      <w:r>
+        <w:t xml:space="preserve">Fault </w:t>
+      </w:r>
+      <w:r>
+        <w:t>“</w:t>
+      </w:r>
+    </w:p>
+    <w:p>
+      <w:r>
+        <w:t>“</w:t>
+      </w:r>
+      <w:r>
+        <w:t xml:space="preserve">Broken </w:t>
+      </w:r>
+      <w:proofErr w:type="gramStart"/>
+      <w:r>
+        <w:t>“ rename</w:t>
+      </w:r>
+      <w:proofErr w:type="gramEnd"/>
+      <w:r>
+        <w:t xml:space="preserve"> as “Damaged”</w:t>
+      </w:r>
+    </w:p>
+    <w:p>
+      <w:r>
+        <w:t>“</w:t>
+      </w:r>
+      <w:r>
+        <w:t xml:space="preserve">Burnt </w:t>
+      </w:r>
+      <w:proofErr w:type="gramStart"/>
+      <w:r>
+        <w:t xml:space="preserve">“ </w:t>
+      </w:r>
+      <w:r>
+        <w:t xml:space="preserve"> ,</w:t>
+      </w:r>
+      <w:proofErr w:type="gramEnd"/>
+      <w:r>
+        <w:t xml:space="preserve"> </w:t>
+      </w:r>
+      <w:r>
+        <w:t>“</w:t>
+      </w:r>
+      <w:r>
+        <w:t xml:space="preserve">Disconnect </w:t>
+      </w:r>
+      <w:r>
+        <w:t>“</w:t>
+      </w:r>
+      <w:proofErr w:type="gramStart"/>
+      <w:r>
+        <w:t>,”</w:t>
+      </w:r>
+      <w:r>
+        <w:t>Vacated</w:t>
+      </w:r>
+      <w:r>
+        <w:t>”</w:t>
+      </w:r>
+      <w:r>
+        <w:t xml:space="preserve"> </w:t>
+      </w:r>
+      <w:r>
+        <w:t>,”</w:t>
+      </w:r>
+      <w:proofErr w:type="spellStart"/>
+      <w:r>
+        <w:t>Stb</w:t>
+      </w:r>
+      <w:proofErr w:type="spellEnd"/>
+      <w:proofErr w:type="gramEnd"/>
+      <w:r>
+        <w:t xml:space="preserve"> </w:t>
+      </w:r>
+      <w:proofErr w:type="spellStart"/>
+      <w:r>
+        <w:t>Lost</w:t>
+      </w:r>
+      <w:r>
+        <w:t>”</w:t>
+      </w:r>
+      <w:proofErr w:type="gramStart"/>
+      <w:r>
+        <w:t>,”</w:t>
+      </w:r>
+      <w:r>
+        <w:t>Outstation</w:t>
+      </w:r>
+      <w:proofErr w:type="spellEnd"/>
+      <w:proofErr w:type="gramEnd"/>
+      <w:r>
+        <w:t xml:space="preserve"> </w:t>
+      </w:r>
+      <w:proofErr w:type="gramStart"/>
+      <w:r>
+        <w:t xml:space="preserve">“ </w:t>
+      </w:r>
+      <w:r>
+        <w:t xml:space="preserve"> </w:t>
+      </w:r>
+      <w:r>
+        <w:t>payment</w:t>
+      </w:r>
+      <w:proofErr w:type="gramEnd"/>
+      <w:r>
+        <w:t xml:space="preserve"> not charged, so payment status </w:t>
+      </w:r>
+      <w:r>
+        <w:t>must be “Paid”</w:t>
+      </w:r>
+    </w:p>
+    <w:p>
+      <w:r>
+        <w:rPr>
+          <w:b/>
+          <w:bCs/>
+        </w:rPr>
+        <w:t>Reason Type</w:t>
+      </w:r>
+      <w:r>
+        <w:rPr>
+          <w:b/>
+          <w:bCs/>
+          <w:lang w:val="en-US"/>
+        </w:rPr>
+        <w:t xml:space="preserve"> is</w:t>
+      </w:r>
+      <w:r>
+        <w:t xml:space="preserve"> </w:t>
+      </w:r>
+      <w:r>
+        <w:t>“</w:t>
+      </w:r>
+      <w:r>
+        <w:t>Returned</w:t>
+      </w:r>
+      <w:r>
+        <w:t>” while retrieve the box we need to give the amount to customer</w:t>
+      </w:r>
+      <w:r>
+        <w:t xml:space="preserve">, so need to track the payment, </w:t>
+      </w:r>
+      <w:r>
+        <w:t>need to approve admin</w:t>
+      </w:r>
+      <w:r>
+        <w:t xml:space="preserve"> in workflow,</w:t>
+      </w:r>
+    </w:p>
+    <w:p>
+      <w:r>
+        <w:t xml:space="preserve">Transaction </w:t>
+      </w:r>
+      <w:r>
+        <w:t xml:space="preserve">Module – </w:t>
+      </w:r>
+      <w:r>
+        <w:t>required</w:t>
+      </w:r>
+      <w:r>
+        <w:t xml:space="preserve"> to add the </w:t>
+      </w:r>
+      <w:r>
+        <w:t>expensive in “Debit” mode</w:t>
+      </w:r>
+      <w:r>
+        <w:t xml:space="preserve">, </w:t>
+      </w:r>
+    </w:p>
+    <w:p>
+      <w:r>
+        <w:t xml:space="preserve">Need a transaction form to add the spent amount in add and </w:t>
+      </w:r>
+      <w:r>
+        <w:t xml:space="preserve">any of the logged in users, </w:t>
+      </w:r>
+    </w:p>
+    <w:p>
+      <w:r>
+        <w:t>Add new navigation and to add this “Debit” and “Credit”</w:t>
+      </w:r>
+      <w:r>
+        <w:t>, need a report also to take print by the user and start and end date</w:t>
+      </w:r>
+    </w:p>
+    <w:p/>
+    <w:p>
+      <w:pPr>
+        <w:rPr>
+          <w:b/>
+          <w:bCs/>
+          <w:lang w:val="en-US"/>
+        </w:rPr>
+      </w:pPr>
+      <w:hyperlink r:id="rId18" w:history="1">
+        <w:r>
+          <w:rPr>
+            <w:rStyle w:val="Hyperlink"/>
+            <w:b/>
+            <w:bCs/>
+            <w:lang w:val="en-US"/>
+          </w:rPr>
+          <w:t>http://localhost:4500/cable-tv/customers/11</w:t>
+        </w:r>
+      </w:hyperlink>
+      <w:r>
+        <w:rPr>
+          <w:b/>
+          <w:bCs/>
+          <w:lang w:val="en-US"/>
+        </w:rPr>
+        <w:t xml:space="preserve"> -, if append a month in </w:t>
+      </w:r>
+      <w:r>
+        <w:rPr>
+          <w:b/>
+          <w:bCs/>
+          <w:lang w:val="en-US"/>
+        </w:rPr>
+        <w:t>Subscription Details</w:t>
+      </w:r>
+      <w:r>
+        <w:rPr>
+          <w:b/>
+          <w:bCs/>
+          <w:lang w:val="en-US"/>
+        </w:rPr>
+        <w:t>, at any cost that should not list in “</w:t>
+      </w:r>
+      <w:r>
+        <w:rPr>
+          <w:b/>
+          <w:bCs/>
+          <w:lang w:val="en-US"/>
+        </w:rPr>
+        <w:t>Pending Account</w:t>
+      </w:r>
+      <w:proofErr w:type="gramStart"/>
+      <w:r>
+        <w:rPr>
+          <w:b/>
+          <w:bCs/>
+          <w:lang w:val="en-US"/>
+        </w:rPr>
+        <w:t>” ,</w:t>
+      </w:r>
+      <w:proofErr w:type="gramEnd"/>
+      <w:r>
+        <w:rPr>
+          <w:b/>
+          <w:bCs/>
+          <w:lang w:val="en-US"/>
+        </w:rPr>
+        <w:t xml:space="preserve"> that must be listed in </w:t>
+      </w:r>
+      <w:r>
+        <w:rPr>
+          <w:b/>
+          <w:bCs/>
+          <w:lang w:val="en-US"/>
+        </w:rPr>
+        <w:t>CATV Subscription</w:t>
+      </w:r>
+      <w:r>
+        <w:rPr>
+          <w:b/>
+          <w:bCs/>
+          <w:lang w:val="en-US"/>
+        </w:rPr>
+        <w:t xml:space="preserve"> – list to add the amount, status is not paid</w:t>
+      </w:r>
+    </w:p>
+    <w:p>
+      <w:pPr>
+        <w:rPr>
+          <w:b/>
+          <w:bCs/>
+          <w:lang w:val="en-US"/>
+        </w:rPr>
+      </w:pPr>
+    </w:p>
+    <w:p>
+      <w:pPr>
+        <w:rPr>
+          <w:b/>
+          <w:bCs/>
+          <w:lang w:val="en-US"/>
+        </w:rPr>
+      </w:pPr>
+      <w:r>
+        <w:rPr>
+          <w:b/>
+          <w:bCs/>
+          <w:lang w:val="en-US"/>
+        </w:rPr>
+        <w:t xml:space="preserve">while append the subscription and </w:t>
+      </w:r>
+      <w:r>
+        <w:rPr>
+          <w:b/>
+          <w:bCs/>
+        </w:rPr>
+        <w:t>Paid Amount</w:t>
+      </w:r>
+      <w:r>
+        <w:rPr>
+          <w:b/>
+          <w:bCs/>
+        </w:rPr>
+        <w:t xml:space="preserve"> has given, and status is changed to “Paid” but after saved </w:t>
+      </w:r>
+      <w:r>
+        <w:rPr>
+          <w:b/>
+          <w:bCs/>
+        </w:rPr>
+        <w:t>status show as “Pending”, that must be “Paid” Status</w:t>
+      </w:r>
+    </w:p>
+    <w:p/>
+    <w:p>
+      <w:hyperlink r:id="rId19" w:history="1">
+        <w:r>
+          <w:rPr>
+            <w:rStyle w:val="Hyperlink"/>
+          </w:rPr>
+          <w:t>http://localhost:4500/cable-tv/customers/6?review=true&amp;workflowId=CTV-27</w:t>
+        </w:r>
+      </w:hyperlink>
+      <w:r>
+        <w:t xml:space="preserve"> – approve action should back to workflow list</w:t>
+      </w:r>
+    </w:p>
+    <w:p>
+      <w:r>
+        <w:t>---------------------</w:t>
+      </w:r>
+    </w:p>
+    <w:p>
+      <w:pPr>
+        <w:rPr>
+          <w:lang w:val="en-US"/>
+        </w:rPr>
+      </w:pPr>
+      <w:r>
+        <w:t xml:space="preserve">While add </w:t>
+      </w:r>
+      <w:proofErr w:type="spellStart"/>
+      <w:r>
+        <w:t>catv</w:t>
+      </w:r>
+      <w:proofErr w:type="spellEnd"/>
+      <w:r>
+        <w:t xml:space="preserve"> customer, </w:t>
+      </w:r>
+      <w:r>
+        <w:t xml:space="preserve">subscription append should not </w:t>
+      </w:r>
+      <w:proofErr w:type="gramStart"/>
+      <w:r>
+        <w:t>list  in</w:t>
+      </w:r>
+      <w:proofErr w:type="gramEnd"/>
+      <w:r>
+        <w:t xml:space="preserve"> “</w:t>
+      </w:r>
+      <w:r>
+        <w:rPr>
+          <w:lang w:val="en-US"/>
+        </w:rPr>
+        <w:t>CATV Subscription</w:t>
+      </w:r>
+    </w:p>
+    <w:p>
+      <w:r>
+        <w:t>“</w:t>
+      </w:r>
+      <w:r>
+        <w:t xml:space="preserve">, if </w:t>
+      </w:r>
+      <w:r>
+        <w:rPr>
+          <w:b/>
+          <w:bCs/>
+        </w:rPr>
+        <w:t>Connection Type</w:t>
+      </w:r>
+      <w:r>
+        <w:rPr>
+          <w:b/>
+          <w:bCs/>
+        </w:rPr>
+        <w:t xml:space="preserve"> is “new”.</w:t>
+      </w:r>
+    </w:p>
+    <w:p>
+      <w:pPr>
+        <w:rPr>
+          <w:b/>
+          <w:bCs/>
+        </w:rPr>
+      </w:pPr>
+    </w:p>
+    <w:p>
+      <w:pPr>
+        <w:rPr>
+          <w:b/>
+          <w:bCs/>
+          <w:lang w:val="en-US"/>
+        </w:rPr>
+      </w:pPr>
+      <w:r>
+        <w:rPr>
+          <w:b/>
+          <w:bCs/>
+        </w:rPr>
+        <w:t>Subscription</w:t>
+      </w:r>
+      <w:r>
+        <w:rPr>
+          <w:b/>
+          <w:bCs/>
+        </w:rPr>
+        <w:t xml:space="preserve">, </w:t>
+      </w:r>
+      <w:r>
+        <w:rPr>
+          <w:b/>
+          <w:bCs/>
+          <w:lang w:val="en-US"/>
+        </w:rPr>
+        <w:t>STB Details</w:t>
+      </w:r>
+      <w:r>
+        <w:rPr>
+          <w:b/>
+          <w:bCs/>
+          <w:lang w:val="en-US"/>
+        </w:rPr>
+        <w:t xml:space="preserve">, </w:t>
+      </w:r>
+      <w:r>
+        <w:rPr>
+          <w:b/>
+          <w:bCs/>
+          <w:lang w:val="en-US"/>
+        </w:rPr>
+        <w:t>Connection Details</w:t>
+      </w:r>
+      <w:r>
+        <w:rPr>
+          <w:b/>
+          <w:bCs/>
+          <w:lang w:val="en-US"/>
+        </w:rPr>
+        <w:t xml:space="preserve"> </w:t>
+      </w:r>
+      <w:proofErr w:type="gramStart"/>
+      <w:r>
+        <w:rPr>
+          <w:b/>
+          <w:bCs/>
+          <w:lang w:val="en-US"/>
+        </w:rPr>
+        <w:t>amount  changes</w:t>
+      </w:r>
+      <w:proofErr w:type="gramEnd"/>
+      <w:r>
+        <w:rPr>
+          <w:b/>
+          <w:bCs/>
+          <w:lang w:val="en-US"/>
+        </w:rPr>
+        <w:t xml:space="preserve"> </w:t>
+      </w:r>
+      <w:r>
+        <w:rPr>
+          <w:b/>
+          <w:bCs/>
+          <w:lang w:val="en-US"/>
+        </w:rPr>
+        <w:t>did not reflect “Pending Account”</w:t>
+      </w:r>
+    </w:p>
+    <w:p>
+      <w:pPr>
+        <w:rPr>
+          <w:b/>
+          <w:bCs/>
+          <w:lang w:val="en-US"/>
+        </w:rPr>
+      </w:pPr>
+    </w:p>
+    <w:p>
+      <w:pPr>
+        <w:rPr>
+          <w:b/>
+          <w:bCs/>
+          <w:lang w:val="en-US"/>
+        </w:rPr>
+      </w:pPr>
+      <w:r>
+        <w:rPr>
+          <w:b/>
+          <w:bCs/>
+        </w:rPr>
+        <w:t>Type</w:t>
+      </w:r>
+      <w:r>
+        <w:rPr>
+          <w:b/>
+          <w:bCs/>
+        </w:rPr>
+        <w:t xml:space="preserve"> – in </w:t>
+      </w:r>
+      <w:proofErr w:type="spellStart"/>
+      <w:r>
+        <w:rPr>
+          <w:b/>
+          <w:bCs/>
+        </w:rPr>
+        <w:t>stb</w:t>
+      </w:r>
+      <w:proofErr w:type="spellEnd"/>
+      <w:r>
+        <w:rPr>
+          <w:b/>
+          <w:bCs/>
+        </w:rPr>
+        <w:t xml:space="preserve"> master “Fault”, “Damaged”, “Burnt” can allow the duplication of </w:t>
+      </w:r>
+      <w:proofErr w:type="spellStart"/>
+      <w:r>
+        <w:rPr>
+          <w:b/>
+          <w:bCs/>
+        </w:rPr>
+        <w:t>stb</w:t>
+      </w:r>
+      <w:proofErr w:type="spellEnd"/>
+      <w:r>
+        <w:rPr>
+          <w:b/>
+          <w:bCs/>
+        </w:rPr>
+        <w:t xml:space="preserve"> number and type to choose only serviced to a choose add again</w:t>
+      </w:r>
+    </w:p>
+    <w:p/>
+    <w:p/>
+    <w:p>
+      <w:pPr>
+        <w:pStyle w:val="NoSpacing"/>
+        <w:rPr>
+          <w:b/>
+          <w:bCs/>
+          <w:lang w:val="en-US"/>
+        </w:rPr>
+      </w:pPr>
+      <w:r>
+        <w:rPr>
+          <w:b/>
+          <w:bCs/>
+          <w:lang w:val="en-US"/>
+        </w:rPr>
+        <w:t xml:space="preserve">                                                                                                                                                                                                                                                                                                                                                                                                                                                                                                                                                                                                                                                                                                                                                                                                                                                                                                                                                                                                                                                                                                                                                                                                                                                                                                                                                                                                                                                                                                                                                                                                                                                                                                                                                         </w:t>
       </w:r>
     </w:p>
     <w:sectPr>

--- a/project_desc/details.docx
+++ b/project_desc/details.docx
@@ -30035,7 +30035,6 @@
         <w:rPr>
           <w:b/>
           <w:bCs/>
-          <w:lang w:val="en-US"/>
         </w:rPr>
       </w:pPr>
       <w:r>
@@ -30085,8 +30084,940 @@
         <w:t xml:space="preserve"> number and type to choose only serviced to a choose add again</w:t>
       </w:r>
     </w:p>
+    <w:p>
+      <w:pPr>
+        <w:rPr>
+          <w:b/>
+          <w:bCs/>
+        </w:rPr>
+      </w:pPr>
+    </w:p>
+    <w:p>
+      <w:pPr>
+        <w:rPr>
+          <w:b/>
+          <w:bCs/>
+        </w:rPr>
+      </w:pPr>
+      <w:r>
+        <w:rPr>
+          <w:b/>
+          <w:bCs/>
+        </w:rPr>
+        <w:t xml:space="preserve">Need a complaint module to register the </w:t>
+      </w:r>
+      <w:r>
+        <w:rPr>
+          <w:b/>
+          <w:bCs/>
+        </w:rPr>
+        <w:t>complaint of customers over reported by phone call, should list in complaint list</w:t>
+      </w:r>
+      <w:r>
+        <w:rPr>
+          <w:b/>
+          <w:bCs/>
+        </w:rPr>
+        <w:t xml:space="preserve">, any one can open the and assign to their, once registered status must be open, after assign to any one, </w:t>
+      </w:r>
+      <w:r>
+        <w:rPr>
+          <w:b/>
+          <w:bCs/>
+        </w:rPr>
+        <w:t xml:space="preserve">status in progress, if not able to complete, “Hold”, or “Pending, </w:t>
+      </w:r>
+      <w:r>
+        <w:rPr>
+          <w:b/>
+          <w:bCs/>
+        </w:rPr>
+        <w:t xml:space="preserve">and after completed </w:t>
+      </w:r>
+      <w:r>
+        <w:rPr>
+          <w:b/>
+          <w:bCs/>
+        </w:rPr>
+        <w:t xml:space="preserve">status “Completed” </w:t>
+      </w:r>
+    </w:p>
+    <w:p>
+      <w:pPr>
+        <w:rPr>
+          <w:b/>
+          <w:bCs/>
+        </w:rPr>
+      </w:pPr>
+      <w:r>
+        <w:rPr>
+          <w:b/>
+          <w:bCs/>
+        </w:rPr>
+        <w:t xml:space="preserve">“Complaint”, action should include in </w:t>
+      </w:r>
+      <w:proofErr w:type="spellStart"/>
+      <w:r>
+        <w:rPr>
+          <w:b/>
+          <w:bCs/>
+        </w:rPr>
+        <w:t>catv</w:t>
+      </w:r>
+      <w:proofErr w:type="spellEnd"/>
+      <w:r>
+        <w:rPr>
+          <w:b/>
+          <w:bCs/>
+        </w:rPr>
+        <w:t xml:space="preserve"> </w:t>
+      </w:r>
+      <w:proofErr w:type="spellStart"/>
+      <w:r>
+        <w:rPr>
+          <w:b/>
+          <w:bCs/>
+        </w:rPr>
+        <w:t>custeroms</w:t>
+      </w:r>
+      <w:proofErr w:type="spellEnd"/>
+      <w:r>
+        <w:rPr>
+          <w:b/>
+          <w:bCs/>
+        </w:rPr>
+        <w:t xml:space="preserve"> action menu, and also </w:t>
+      </w:r>
+      <w:r>
+        <w:rPr>
+          <w:b/>
+          <w:bCs/>
+        </w:rPr>
+        <w:t xml:space="preserve">need a navigation from </w:t>
+      </w:r>
+      <w:proofErr w:type="spellStart"/>
+      <w:r>
+        <w:rPr>
+          <w:b/>
+          <w:bCs/>
+        </w:rPr>
+        <w:t>sidenav</w:t>
+      </w:r>
+      <w:proofErr w:type="spellEnd"/>
+      <w:r>
+        <w:rPr>
+          <w:b/>
+          <w:bCs/>
+        </w:rPr>
+        <w:t xml:space="preserve"> menu</w:t>
+      </w:r>
+      <w:r>
+        <w:rPr>
+          <w:b/>
+          <w:bCs/>
+        </w:rPr>
+        <w:t>,</w:t>
+      </w:r>
+    </w:p>
+    <w:p>
+      <w:pPr>
+        <w:rPr>
+          <w:b/>
+          <w:bCs/>
+        </w:rPr>
+      </w:pPr>
+      <w:r>
+        <w:rPr>
+          <w:b/>
+          <w:bCs/>
+        </w:rPr>
+        <w:t xml:space="preserve">It may have customer complaint or </w:t>
+      </w:r>
+      <w:r>
+        <w:rPr>
+          <w:b/>
+          <w:bCs/>
+        </w:rPr>
+        <w:t xml:space="preserve">anonymous </w:t>
+      </w:r>
+      <w:proofErr w:type="gramStart"/>
+      <w:r>
+        <w:rPr>
+          <w:b/>
+          <w:bCs/>
+        </w:rPr>
+        <w:t>complaint ,</w:t>
+      </w:r>
+      <w:proofErr w:type="gramEnd"/>
+      <w:r>
+        <w:rPr>
+          <w:b/>
+          <w:bCs/>
+        </w:rPr>
+        <w:t xml:space="preserve"> technician will assign the </w:t>
+      </w:r>
+      <w:proofErr w:type="gramStart"/>
+      <w:r>
+        <w:rPr>
+          <w:b/>
+          <w:bCs/>
+        </w:rPr>
+        <w:t>customer ,</w:t>
+      </w:r>
+      <w:proofErr w:type="gramEnd"/>
+      <w:r>
+        <w:rPr>
+          <w:b/>
+          <w:bCs/>
+        </w:rPr>
+        <w:t xml:space="preserve"> while assign if that is customer complaint, start and end </w:t>
+      </w:r>
+      <w:r>
+        <w:rPr>
+          <w:b/>
+          <w:bCs/>
+        </w:rPr>
+        <w:t xml:space="preserve">time required, registered date and time also registered, can go multilevel of attempt, </w:t>
+      </w:r>
+      <w:r>
+        <w:rPr>
+          <w:b/>
+          <w:bCs/>
+        </w:rPr>
+        <w:t xml:space="preserve">track all status as </w:t>
+      </w:r>
+      <w:proofErr w:type="gramStart"/>
+      <w:r>
+        <w:rPr>
+          <w:b/>
+          <w:bCs/>
+        </w:rPr>
+        <w:t>a</w:t>
+      </w:r>
+      <w:proofErr w:type="gramEnd"/>
+      <w:r>
+        <w:rPr>
+          <w:b/>
+          <w:bCs/>
+        </w:rPr>
+        <w:t xml:space="preserve"> entry</w:t>
+      </w:r>
+      <w:r>
+        <w:rPr>
+          <w:b/>
+          <w:bCs/>
+        </w:rPr>
+        <w:t xml:space="preserve">. Nature of complaint, reason, remedy also </w:t>
+      </w:r>
+      <w:proofErr w:type="spellStart"/>
+      <w:r>
+        <w:rPr>
+          <w:b/>
+          <w:bCs/>
+        </w:rPr>
+        <w:t>caputered</w:t>
+      </w:r>
+      <w:proofErr w:type="spellEnd"/>
+      <w:r>
+        <w:rPr>
+          <w:b/>
+          <w:bCs/>
+        </w:rPr>
+        <w:t xml:space="preserve"> </w:t>
+      </w:r>
+    </w:p>
+    <w:p>
+      <w:pPr>
+        <w:rPr>
+          <w:b/>
+          <w:bCs/>
+        </w:rPr>
+      </w:pPr>
+    </w:p>
+    <w:p>
+      <w:pPr>
+        <w:rPr>
+          <w:b/>
+          <w:bCs/>
+        </w:rPr>
+      </w:pPr>
+      <w:r>
+        <w:rPr>
+          <w:b/>
+          <w:bCs/>
+        </w:rPr>
+        <w:t xml:space="preserve">There are 4 </w:t>
+      </w:r>
+      <w:proofErr w:type="gramStart"/>
+      <w:r>
+        <w:rPr>
+          <w:b/>
+          <w:bCs/>
+        </w:rPr>
+        <w:t>type</w:t>
+      </w:r>
+      <w:proofErr w:type="gramEnd"/>
+      <w:r>
+        <w:rPr>
+          <w:b/>
+          <w:bCs/>
+        </w:rPr>
+        <w:t xml:space="preserve"> of </w:t>
+      </w:r>
+      <w:proofErr w:type="spellStart"/>
+      <w:r>
+        <w:rPr>
+          <w:b/>
+          <w:bCs/>
+        </w:rPr>
+        <w:t>complainter</w:t>
+      </w:r>
+      <w:proofErr w:type="spellEnd"/>
+      <w:r>
+        <w:rPr>
+          <w:b/>
+          <w:bCs/>
+        </w:rPr>
+        <w:t xml:space="preserve"> 1. CATV, </w:t>
+      </w:r>
+      <w:r>
+        <w:rPr>
+          <w:b/>
+          <w:bCs/>
+        </w:rPr>
+        <w:t xml:space="preserve">if choose only can map the </w:t>
+      </w:r>
+      <w:proofErr w:type="spellStart"/>
+      <w:r>
+        <w:rPr>
+          <w:b/>
+          <w:bCs/>
+        </w:rPr>
+        <w:t>catv</w:t>
+      </w:r>
+      <w:proofErr w:type="spellEnd"/>
+      <w:r>
+        <w:rPr>
+          <w:b/>
+          <w:bCs/>
+        </w:rPr>
+        <w:t xml:space="preserve"> customers, 2. Net, can map net customer, </w:t>
+      </w:r>
+      <w:r>
+        <w:rPr>
+          <w:b/>
+          <w:bCs/>
+        </w:rPr>
+        <w:t xml:space="preserve">3. CCTV 4. Anonymous complaint can map any of them later while </w:t>
+      </w:r>
+      <w:r>
+        <w:rPr>
+          <w:b/>
+          <w:bCs/>
+        </w:rPr>
+        <w:t>technician</w:t>
+      </w:r>
+      <w:r>
+        <w:rPr>
+          <w:b/>
+          <w:bCs/>
+        </w:rPr>
+        <w:t xml:space="preserve"> will assign. </w:t>
+      </w:r>
+    </w:p>
+    <w:p>
+      <w:pPr>
+        <w:rPr>
+          <w:b/>
+          <w:bCs/>
+          <w:lang w:val="en-US"/>
+        </w:rPr>
+      </w:pPr>
+      <w:r>
+        <w:rPr>
+          <w:b/>
+          <w:bCs/>
+          <w:lang w:val="en-US"/>
+        </w:rPr>
+        <w:lastRenderedPageBreak/>
+        <w:t>CATV Complaints</w:t>
+      </w:r>
+      <w:r>
+        <w:rPr>
+          <w:b/>
+          <w:bCs/>
+          <w:lang w:val="en-US"/>
+        </w:rPr>
+        <w:t xml:space="preserve"> – rename as complaint</w:t>
+      </w:r>
+    </w:p>
+    <w:p>
+      <w:pPr>
+        <w:rPr>
+          <w:b/>
+          <w:bCs/>
+          <w:lang w:val="en-US"/>
+        </w:rPr>
+      </w:pPr>
+      <w:r>
+        <w:rPr>
+          <w:b/>
+          <w:bCs/>
+          <w:lang w:val="en-US"/>
+        </w:rPr>
+        <w:t xml:space="preserve">In action </w:t>
+      </w:r>
+      <w:r>
+        <w:rPr>
+          <w:b/>
+          <w:bCs/>
+          <w:lang w:val="en-US"/>
+        </w:rPr>
+        <w:t xml:space="preserve">“view” required if click </w:t>
+      </w:r>
+      <w:proofErr w:type="gramStart"/>
+      <w:r>
+        <w:rPr>
+          <w:b/>
+          <w:bCs/>
+          <w:lang w:val="en-US"/>
+        </w:rPr>
+        <w:t>view ,</w:t>
+      </w:r>
+      <w:proofErr w:type="gramEnd"/>
+      <w:r>
+        <w:rPr>
+          <w:b/>
+          <w:bCs/>
+          <w:lang w:val="en-US"/>
+        </w:rPr>
+        <w:t xml:space="preserve"> show the view of the complaint including customer name, address, contact details and complaint descriptions</w:t>
+      </w:r>
+    </w:p>
+    <w:p>
+      <w:pPr>
+        <w:rPr>
+          <w:b/>
+          <w:bCs/>
+          <w:lang w:val="en-US"/>
+        </w:rPr>
+      </w:pPr>
+    </w:p>
+    <w:p>
+      <w:pPr>
+        <w:rPr>
+          <w:b/>
+          <w:bCs/>
+          <w:lang w:val="en-US"/>
+        </w:rPr>
+      </w:pPr>
+      <w:r>
+        <w:rPr>
+          <w:b/>
+          <w:bCs/>
+          <w:lang w:val="en-US"/>
+        </w:rPr>
+        <w:t xml:space="preserve">Material sales </w:t>
+      </w:r>
+      <w:proofErr w:type="gramStart"/>
+      <w:r>
+        <w:rPr>
+          <w:b/>
+          <w:bCs/>
+          <w:lang w:val="en-US"/>
+        </w:rPr>
+        <w:t xml:space="preserve">track, </w:t>
+      </w:r>
+      <w:r>
+        <w:rPr>
+          <w:b/>
+          <w:bCs/>
+          <w:lang w:val="en-US"/>
+        </w:rPr>
+        <w:t xml:space="preserve"> technician</w:t>
+      </w:r>
+      <w:proofErr w:type="gramEnd"/>
+      <w:r>
+        <w:rPr>
+          <w:b/>
+          <w:bCs/>
+          <w:lang w:val="en-US"/>
+        </w:rPr>
+        <w:t xml:space="preserve"> will collect the </w:t>
+      </w:r>
+      <w:r>
+        <w:rPr>
+          <w:b/>
+          <w:bCs/>
+          <w:lang w:val="en-US"/>
+        </w:rPr>
+        <w:t xml:space="preserve">material from office and sell to customers </w:t>
+      </w:r>
+      <w:proofErr w:type="gramStart"/>
+      <w:r>
+        <w:rPr>
+          <w:b/>
+          <w:bCs/>
+          <w:lang w:val="en-US"/>
+        </w:rPr>
+        <w:t>if  they</w:t>
+      </w:r>
+      <w:proofErr w:type="gramEnd"/>
+      <w:r>
+        <w:rPr>
+          <w:b/>
+          <w:bCs/>
+          <w:lang w:val="en-US"/>
+        </w:rPr>
+        <w:t xml:space="preserve"> wanted, </w:t>
+      </w:r>
+      <w:r>
+        <w:rPr>
+          <w:b/>
+          <w:bCs/>
+          <w:lang w:val="en-US"/>
+        </w:rPr>
+        <w:t xml:space="preserve">so office issue the material to a technician, technician </w:t>
+      </w:r>
+      <w:r>
+        <w:rPr>
+          <w:b/>
+          <w:bCs/>
+          <w:lang w:val="en-US"/>
+        </w:rPr>
+        <w:t>will assign the customer after sold to them or may have ano</w:t>
+      </w:r>
+      <w:r>
+        <w:rPr>
+          <w:b/>
+          <w:bCs/>
+          <w:lang w:val="en-US"/>
+        </w:rPr>
+        <w:t xml:space="preserve">nymous customer, even material stock </w:t>
+      </w:r>
+      <w:proofErr w:type="gramStart"/>
+      <w:r>
+        <w:rPr>
+          <w:b/>
+          <w:bCs/>
+          <w:lang w:val="en-US"/>
+        </w:rPr>
+        <w:t>need</w:t>
+      </w:r>
+      <w:proofErr w:type="gramEnd"/>
+      <w:r>
+        <w:rPr>
+          <w:b/>
+          <w:bCs/>
+          <w:lang w:val="en-US"/>
+        </w:rPr>
+        <w:t xml:space="preserve"> to track, if any fault material also </w:t>
+      </w:r>
+      <w:proofErr w:type="gramStart"/>
+      <w:r>
+        <w:rPr>
+          <w:b/>
+          <w:bCs/>
+          <w:lang w:val="en-US"/>
+        </w:rPr>
+        <w:t>reduce</w:t>
+      </w:r>
+      <w:proofErr w:type="gramEnd"/>
+      <w:r>
+        <w:rPr>
+          <w:b/>
+          <w:bCs/>
+          <w:lang w:val="en-US"/>
+        </w:rPr>
+        <w:t xml:space="preserve"> from </w:t>
+      </w:r>
+      <w:r>
+        <w:rPr>
+          <w:b/>
+          <w:bCs/>
+          <w:lang w:val="en-US"/>
+        </w:rPr>
+        <w:t>stock and maintain the report to them</w:t>
+      </w:r>
+    </w:p>
     <w:p/>
+    <w:p>
+      <w:pPr>
+        <w:rPr>
+          <w:lang w:val="en-US"/>
+        </w:rPr>
+      </w:pPr>
+      <w:r>
+        <w:rPr>
+          <w:noProof/>
+        </w:rPr>
+        <mc:AlternateContent>
+          <mc:Choice Requires="wps">
+            <w:drawing>
+              <wp:anchor distT="0" distB="0" distL="114300" distR="114300" simplePos="0" relativeHeight="251659265" behindDoc="0" locked="0" layoutInCell="1" allowOverlap="1" wp14:anchorId="609B72DC" wp14:editId="48DE0C42">
+                <wp:simplePos x="0" y="0"/>
+                <wp:positionH relativeFrom="column">
+                  <wp:posOffset>5010150</wp:posOffset>
+                </wp:positionH>
+                <wp:positionV relativeFrom="paragraph">
+                  <wp:posOffset>257810</wp:posOffset>
+                </wp:positionV>
+                <wp:extent cx="717550" cy="317500"/>
+                <wp:effectExtent l="0" t="0" r="25400" b="25400"/>
+                <wp:wrapNone/>
+                <wp:docPr id="1656934052" name="Rectangle 3"/>
+                <wp:cNvGraphicFramePr/>
+                <a:graphic xmlns:a="http://schemas.openxmlformats.org/drawingml/2006/main">
+                  <a:graphicData uri="http://schemas.microsoft.com/office/word/2010/wordprocessingShape">
+                    <wps:wsp>
+                      <wps:cNvSpPr/>
+                      <wps:spPr>
+                        <a:xfrm>
+                          <a:off x="0" y="0"/>
+                          <a:ext cx="717550" cy="317500"/>
+                        </a:xfrm>
+                        <a:prstGeom prst="rect">
+                          <a:avLst/>
+                        </a:prstGeom>
+                      </wps:spPr>
+                      <wps:style>
+                        <a:lnRef idx="2">
+                          <a:schemeClr val="accent1">
+                            <a:shade val="15000"/>
+                          </a:schemeClr>
+                        </a:lnRef>
+                        <a:fillRef idx="1">
+                          <a:schemeClr val="accent1"/>
+                        </a:fillRef>
+                        <a:effectRef idx="0">
+                          <a:schemeClr val="accent1"/>
+                        </a:effectRef>
+                        <a:fontRef idx="minor">
+                          <a:schemeClr val="lt1"/>
+                        </a:fontRef>
+                      </wps:style>
+                      <wps:txbx>
+                        <w:txbxContent>
+                          <w:p>
+                            <w:pPr>
+                              <w:jc w:val="center"/>
+                              <w:rPr>
+                                <w:lang w:val="en-US"/>
+                              </w:rPr>
+                            </w:pPr>
+                            <w:r>
+                              <w:rPr>
+                                <w:lang w:val="en-US"/>
+                              </w:rPr>
+                              <w:t>Add Row</w:t>
+                            </w:r>
+                          </w:p>
+                        </w:txbxContent>
+                      </wps:txbx>
+                      <wps:bodyPr rot="0" spcFirstLastPara="0" vertOverflow="overflow" horzOverflow="overflow" vert="horz" wrap="square" lIns="91440" tIns="45720" rIns="91440" bIns="45720" numCol="1" spcCol="0" rtlCol="0" fromWordArt="0" anchor="ctr" anchorCtr="0" forceAA="0" compatLnSpc="1">
+                        <a:prstTxWarp prst="textNoShape">
+                          <a:avLst/>
+                        </a:prstTxWarp>
+                        <a:noAutofit/>
+                      </wps:bodyPr>
+                    </wps:wsp>
+                  </a:graphicData>
+                </a:graphic>
+                <wp14:sizeRelV relativeFrom="margin">
+                  <wp14:pctHeight>0</wp14:pctHeight>
+                </wp14:sizeRelV>
+              </wp:anchor>
+            </w:drawing>
+          </mc:Choice>
+          <mc:Fallback>
+            <w:pict>
+              <v:rect w14:anchorId="609B72DC" id="Rectangle 3" o:spid="_x0000_s1026" style="position:absolute;margin-left:394.5pt;margin-top:20.3pt;width:56.5pt;height:25pt;z-index:251659265;visibility:visible;mso-wrap-style:square;mso-height-percent:0;mso-wrap-distance-left:9pt;mso-wrap-distance-top:0;mso-wrap-distance-right:9pt;mso-wrap-distance-bottom:0;mso-position-horizontal:absolute;mso-position-horizontal-relative:text;mso-position-vertical:absolute;mso-position-vertical-relative:text;mso-height-percent:0;mso-height-relative:margin;v-text-anchor:middle" o:gfxdata="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" fillcolor="#4472c4 [3204]" strokecolor="#09101d [484]" strokeweight="1pt">
+                <v:textbox>
+                  <w:txbxContent>
+                    <w:p>
+                      <w:pPr>
+                        <w:jc w:val="center"/>
+                        <w:rPr>
+                          <w:lang w:val="en-US"/>
+                        </w:rPr>
+                      </w:pPr>
+                      <w:r>
+                        <w:rPr>
+                          <w:lang w:val="en-US"/>
+                        </w:rPr>
+                        <w:t>Add Row</w:t>
+                      </w:r>
+                    </w:p>
+                  </w:txbxContent>
+                </v:textbox>
+              </v:rect>
+            </w:pict>
+          </mc:Fallback>
+        </mc:AlternateContent>
+      </w:r>
+      <w:r>
+        <w:rPr>
+          <w:lang w:val="en-US"/>
+        </w:rPr>
+        <w:t>ISSUE</w:t>
+      </w:r>
+    </w:p>
+    <w:p>
+      <w:r>
+        <w:t xml:space="preserve">Should be in Table view </w:t>
+      </w:r>
+    </w:p>
+    <w:tbl>
+      <w:tblPr>
+        <w:tblStyle w:val="TableGrid"/>
+        <w:tblW w:w="0" w:type="auto"/>
+        <w:tblLook w:val="04A0" w:firstRow="1" w:lastRow="0" w:firstColumn="1" w:lastColumn="0" w:noHBand="0" w:noVBand="1"/>
+      </w:tblPr>
+      <w:tblGrid>
+        <w:gridCol w:w="1435"/>
+        <w:gridCol w:w="3207"/>
+        <w:gridCol w:w="1120"/>
+        <w:gridCol w:w="1288"/>
+        <w:gridCol w:w="1966"/>
+      </w:tblGrid>
+      <w:tr>
+        <w:tc>
+          <w:tcPr>
+            <w:tcW w:w="1435" w:type="dxa"/>
+          </w:tcPr>
+          <w:p>
+            <w:r>
+              <w:t>Technician </w:t>
+            </w:r>
+          </w:p>
+        </w:tc>
+        <w:tc>
+          <w:tcPr>
+            <w:tcW w:w="3207" w:type="dxa"/>
+          </w:tcPr>
+          <w:p>
+            <w:r>
+              <w:t>Material</w:t>
+            </w:r>
+          </w:p>
+        </w:tc>
+        <w:tc>
+          <w:tcPr>
+            <w:tcW w:w="1120" w:type="dxa"/>
+          </w:tcPr>
+          <w:p>
+            <w:r>
+              <w:t>Quantity </w:t>
+            </w:r>
+          </w:p>
+        </w:tc>
+        <w:tc>
+          <w:tcPr>
+            <w:tcW w:w="1288" w:type="dxa"/>
+          </w:tcPr>
+          <w:p>
+            <w:r>
+              <w:t>Movement Date</w:t>
+            </w:r>
+          </w:p>
+        </w:tc>
+        <w:tc>
+          <w:tcPr>
+            <w:tcW w:w="1966" w:type="dxa"/>
+          </w:tcPr>
+          <w:p>
+            <w:r>
+              <w:t>Remarks</w:t>
+            </w:r>
+          </w:p>
+        </w:tc>
+      </w:tr>
+      <w:tr>
+        <w:tc>
+          <w:tcPr>
+            <w:tcW w:w="1435" w:type="dxa"/>
+          </w:tcPr>
+          <w:p>
+            <w:r>
+              <w:t xml:space="preserve">Selectable </w:t>
+            </w:r>
+          </w:p>
+        </w:tc>
+        <w:tc>
+          <w:tcPr>
+            <w:tcW w:w="3207" w:type="dxa"/>
+          </w:tcPr>
+          <w:p>
+            <w:r>
+              <w:t xml:space="preserve">Search and </w:t>
+            </w:r>
+            <w:r>
+              <w:t>selectable dropdown</w:t>
+            </w:r>
+          </w:p>
+        </w:tc>
+        <w:tc>
+          <w:tcPr>
+            <w:tcW w:w="1120" w:type="dxa"/>
+          </w:tcPr>
+          <w:p>
+            <w:proofErr w:type="spellStart"/>
+            <w:r>
+              <w:t>Enterabe</w:t>
+            </w:r>
+            <w:proofErr w:type="spellEnd"/>
+          </w:p>
+        </w:tc>
+        <w:tc>
+          <w:tcPr>
+            <w:tcW w:w="1288" w:type="dxa"/>
+          </w:tcPr>
+          <w:p>
+            <w:r>
+              <w:t>Current date and time</w:t>
+            </w:r>
+          </w:p>
+        </w:tc>
+        <w:tc>
+          <w:tcPr>
+            <w:tcW w:w="1966" w:type="dxa"/>
+          </w:tcPr>
+          <w:p>
+            <w:proofErr w:type="spellStart"/>
+            <w:r>
+              <w:t>Enterabl</w:t>
+            </w:r>
+            <w:proofErr w:type="spellEnd"/>
+          </w:p>
+        </w:tc>
+      </w:tr>
+      <w:tr>
+        <w:tc>
+          <w:tcPr>
+            <w:tcW w:w="1435" w:type="dxa"/>
+          </w:tcPr>
+          <w:p/>
+        </w:tc>
+        <w:tc>
+          <w:tcPr>
+            <w:tcW w:w="3207" w:type="dxa"/>
+          </w:tcPr>
+          <w:p/>
+        </w:tc>
+        <w:tc>
+          <w:tcPr>
+            <w:tcW w:w="1120" w:type="dxa"/>
+          </w:tcPr>
+          <w:p/>
+        </w:tc>
+        <w:tc>
+          <w:tcPr>
+            <w:tcW w:w="1288" w:type="dxa"/>
+          </w:tcPr>
+          <w:p/>
+        </w:tc>
+        <w:tc>
+          <w:tcPr>
+            <w:tcW w:w="1966" w:type="dxa"/>
+          </w:tcPr>
+          <w:p/>
+        </w:tc>
+      </w:tr>
+      <w:tr>
+        <w:tc>
+          <w:tcPr>
+            <w:tcW w:w="1435" w:type="dxa"/>
+          </w:tcPr>
+          <w:p/>
+        </w:tc>
+        <w:tc>
+          <w:tcPr>
+            <w:tcW w:w="3207" w:type="dxa"/>
+          </w:tcPr>
+          <w:p/>
+        </w:tc>
+        <w:tc>
+          <w:tcPr>
+            <w:tcW w:w="1120" w:type="dxa"/>
+          </w:tcPr>
+          <w:p/>
+        </w:tc>
+        <w:tc>
+          <w:tcPr>
+            <w:tcW w:w="1288" w:type="dxa"/>
+          </w:tcPr>
+          <w:p/>
+        </w:tc>
+        <w:tc>
+          <w:tcPr>
+            <w:tcW w:w="1966" w:type="dxa"/>
+          </w:tcPr>
+          <w:p/>
+        </w:tc>
+      </w:tr>
+    </w:tbl>
     <w:p/>
+    <w:p>
+      <w:pPr>
+        <w:rPr>
+          <w:lang w:val="en-US"/>
+        </w:rPr>
+      </w:pPr>
+      <w:r>
+        <w:t xml:space="preserve">Can issue multiple items to a technician or </w:t>
+      </w:r>
+      <w:r>
+        <w:t xml:space="preserve">same item to multiple </w:t>
+      </w:r>
+      <w:proofErr w:type="gramStart"/>
+      <w:r>
+        <w:t>technician</w:t>
+      </w:r>
+      <w:proofErr w:type="gramEnd"/>
+      <w:r>
+        <w:t xml:space="preserve"> at a time</w:t>
+      </w:r>
+    </w:p>
+    <w:p>
+      <w:pPr>
+        <w:rPr>
+          <w:lang w:val="en-US"/>
+        </w:rPr>
+      </w:pPr>
+    </w:p>
+    <w:p>
+      <w:pPr>
+        <w:rPr>
+          <w:lang w:val="en-US"/>
+        </w:rPr>
+      </w:pPr>
+      <w:proofErr w:type="gramStart"/>
+      <w:r>
+        <w:t xml:space="preserve">Technician </w:t>
+      </w:r>
+      <w:r>
+        <w:t xml:space="preserve"> </w:t>
+      </w:r>
+      <w:r>
+        <w:t>Customer</w:t>
+      </w:r>
+      <w:proofErr w:type="gramEnd"/>
+      <w:r>
+        <w:t xml:space="preserve"> Type</w:t>
+      </w:r>
+      <w:r>
+        <w:t xml:space="preserve"> </w:t>
+      </w:r>
+      <w:r>
+        <w:t>Customer</w:t>
+      </w:r>
+      <w:r>
+        <w:t xml:space="preserve"> </w:t>
+      </w:r>
+      <w:r>
+        <w:t>Movement Date</w:t>
+      </w:r>
+    </w:p>
     <w:p>
       <w:pPr>
         <w:pStyle w:val="NoSpacing"/>

--- a/project_desc/details.docx
+++ b/project_desc/details.docx
@@ -26171,28 +26171,7 @@
           <w:b/>
           <w:bCs/>
         </w:rPr>
-        <w:t>S</w:t>
-      </w:r>
-      <w:r>
-        <w:rPr>
-          <w:b/>
-          <w:bCs/>
-        </w:rPr>
-        <w:t>tatus</w:t>
-      </w:r>
-      <w:r>
-        <w:rPr>
-          <w:b/>
-          <w:bCs/>
-        </w:rPr>
-        <w:t xml:space="preserve"> </w:t>
-      </w:r>
-      <w:r>
-        <w:rPr>
-          <w:b/>
-          <w:bCs/>
-        </w:rPr>
-        <w:t xml:space="preserve"> should</w:t>
+        <w:t>Status  should</w:t>
       </w:r>
       <w:proofErr w:type="gramEnd"/>
       <w:r>
@@ -26200,14 +26179,7 @@
           <w:b/>
           <w:bCs/>
         </w:rPr>
-        <w:t xml:space="preserve"> be payment status</w:t>
-      </w:r>
-      <w:r>
-        <w:rPr>
-          <w:b/>
-          <w:bCs/>
-        </w:rPr>
-        <w:t xml:space="preserve"> </w:t>
+        <w:t xml:space="preserve"> be payment status </w:t>
       </w:r>
     </w:p>
     <w:p>
@@ -29357,221 +29329,196 @@
       </w:r>
       <w:proofErr w:type="gramStart"/>
       <w:r>
-        <w:t xml:space="preserve">“ </w:t>
-      </w:r>
-      <w:r>
+        <w:t>“ “</w:t>
+      </w:r>
+      <w:proofErr w:type="gramEnd"/>
+      <w:r>
+        <w:rPr>
+          <w:b/>
+          <w:bCs/>
+        </w:rPr>
+        <w:t>Type</w:t>
+      </w:r>
+      <w:r>
+        <w:rPr>
+          <w:b/>
+          <w:bCs/>
+        </w:rPr>
+        <w:t xml:space="preserve">” must be </w:t>
+      </w:r>
+      <w:r>
+        <w:rPr>
+          <w:b/>
+          <w:bCs/>
+        </w:rPr>
+        <w:t xml:space="preserve">customer status </w:t>
+      </w:r>
+      <w:r>
+        <w:rPr>
+          <w:b/>
+          <w:bCs/>
+        </w:rPr>
         <w:t>“</w:t>
       </w:r>
+      <w:r>
+        <w:t>Disconnect</w:t>
+      </w:r>
+      <w:r>
+        <w:t>ed</w:t>
+      </w:r>
+      <w:r>
+        <w:rPr>
+          <w:b/>
+          <w:bCs/>
+        </w:rPr>
+        <w:t xml:space="preserve">” </w:t>
+      </w:r>
+    </w:p>
+    <w:p>
+      <w:pPr>
+        <w:rPr>
+          <w:b/>
+          <w:bCs/>
+        </w:rPr>
+      </w:pPr>
+      <w:r>
+        <w:rPr>
+          <w:b/>
+          <w:bCs/>
+        </w:rPr>
+        <w:t>Reason Type</w:t>
+      </w:r>
+      <w:r>
+        <w:rPr>
+          <w:b/>
+          <w:bCs/>
+          <w:lang w:val="en-US"/>
+        </w:rPr>
+        <w:t xml:space="preserve"> is “</w:t>
+      </w:r>
+      <w:r>
+        <w:t>Returned</w:t>
+      </w:r>
+      <w:r>
+        <w:t>” “</w:t>
+      </w:r>
+      <w:r>
+        <w:rPr>
+          <w:b/>
+          <w:bCs/>
+        </w:rPr>
+        <w:t>Type</w:t>
+      </w:r>
+      <w:r>
+        <w:rPr>
+          <w:b/>
+          <w:bCs/>
+        </w:rPr>
+        <w:t>” must be customer status “</w:t>
+      </w:r>
+      <w:r>
+        <w:t>Retrieved</w:t>
+      </w:r>
+      <w:r>
+        <w:rPr>
+          <w:b/>
+          <w:bCs/>
+        </w:rPr>
+        <w:t xml:space="preserve">” </w:t>
+      </w:r>
+    </w:p>
+    <w:p>
+      <w:r>
+        <w:t>--------------------------</w:t>
+      </w:r>
+    </w:p>
+    <w:p>
+      <w:r>
+        <w:rPr>
+          <w:b/>
+          <w:bCs/>
+        </w:rPr>
+        <w:t>STB tab -</w:t>
+      </w:r>
+      <w:r>
+        <w:rPr>
+          <w:b/>
+          <w:bCs/>
+        </w:rPr>
+        <w:t>Reason Type</w:t>
+      </w:r>
+      <w:r>
+        <w:rPr>
+          <w:b/>
+          <w:bCs/>
+          <w:lang w:val="en-US"/>
+        </w:rPr>
+        <w:t xml:space="preserve"> is </w:t>
+      </w:r>
+      <w:proofErr w:type="gramStart"/>
+      <w:r>
+        <w:rPr>
+          <w:b/>
+          <w:bCs/>
+          <w:lang w:val="en-US"/>
+        </w:rPr>
+        <w:t xml:space="preserve">“  </w:t>
+      </w:r>
       <w:proofErr w:type="gramEnd"/>
       <w:r>
         <w:rPr>
           <w:b/>
           <w:bCs/>
-        </w:rPr>
-        <w:t>Type</w:t>
-      </w:r>
-      <w:r>
-        <w:rPr>
-          <w:b/>
-          <w:bCs/>
-        </w:rPr>
-        <w:t xml:space="preserve">” must be </w:t>
-      </w:r>
-      <w:r>
-        <w:rPr>
-          <w:b/>
-          <w:bCs/>
-        </w:rPr>
-        <w:t xml:space="preserve">customer status </w:t>
-      </w:r>
-      <w:r>
-        <w:rPr>
-          <w:b/>
-          <w:bCs/>
-        </w:rPr>
+          <w:lang w:val="en-US"/>
+        </w:rPr>
+        <w:t xml:space="preserve"> </w:t>
+      </w:r>
+      <w:proofErr w:type="gramStart"/>
+      <w:r>
+        <w:rPr>
+          <w:b/>
+          <w:bCs/>
+          <w:lang w:val="en-US"/>
+        </w:rPr>
+        <w:t xml:space="preserve">   </w:t>
+      </w:r>
+      <w:r>
         <w:t>“</w:t>
       </w:r>
-      <w:r>
-        <w:t>Disconnect</w:t>
-      </w:r>
-      <w:r>
-        <w:t>ed</w:t>
-      </w:r>
-      <w:r>
-        <w:rPr>
-          <w:b/>
-          <w:bCs/>
-        </w:rPr>
-        <w:t xml:space="preserve">” </w:t>
-      </w:r>
-    </w:p>
-    <w:p>
-      <w:pPr>
-        <w:rPr>
-          <w:b/>
-          <w:bCs/>
-        </w:rPr>
-      </w:pPr>
-      <w:r>
-        <w:rPr>
-          <w:b/>
-          <w:bCs/>
-        </w:rPr>
-        <w:t>Reason Type</w:t>
-      </w:r>
-      <w:r>
-        <w:rPr>
-          <w:b/>
-          <w:bCs/>
-          <w:lang w:val="en-US"/>
-        </w:rPr>
-        <w:t xml:space="preserve"> is </w:t>
-      </w:r>
-      <w:r>
-        <w:rPr>
-          <w:b/>
-          <w:bCs/>
-          <w:lang w:val="en-US"/>
-        </w:rPr>
+      <w:proofErr w:type="gramEnd"/>
+      <w:r>
+        <w:t xml:space="preserve">Fault </w:t>
+      </w:r>
+      <w:r>
         <w:t>“</w:t>
       </w:r>
-      <w:r>
-        <w:t>Returned</w:t>
-      </w:r>
-      <w:r>
-        <w:t xml:space="preserve">” </w:t>
-      </w:r>
+    </w:p>
+    <w:p>
       <w:r>
         <w:t>“</w:t>
       </w:r>
       <w:r>
-        <w:rPr>
-          <w:b/>
-          <w:bCs/>
-        </w:rPr>
-        <w:t>Type</w:t>
-      </w:r>
-      <w:r>
-        <w:rPr>
-          <w:b/>
-          <w:bCs/>
-        </w:rPr>
-        <w:t>” must be customer status “</w:t>
-      </w:r>
-      <w:r>
-        <w:t>Retrieved</w:t>
-      </w:r>
-      <w:r>
-        <w:rPr>
-          <w:b/>
-          <w:bCs/>
-        </w:rPr>
-        <w:t xml:space="preserve">” </w:t>
-      </w:r>
-    </w:p>
-    <w:p>
-      <w:r>
-        <w:t>--------------------------</w:t>
-      </w:r>
-    </w:p>
-    <w:p>
-      <w:r>
-        <w:rPr>
-          <w:b/>
-          <w:bCs/>
-        </w:rPr>
-        <w:t>STB tab -</w:t>
-      </w:r>
-      <w:r>
-        <w:rPr>
-          <w:b/>
-          <w:bCs/>
-        </w:rPr>
-        <w:t>Reason Type</w:t>
-      </w:r>
-      <w:r>
-        <w:rPr>
-          <w:b/>
-          <w:bCs/>
-          <w:lang w:val="en-US"/>
-        </w:rPr>
-        <w:t xml:space="preserve"> is </w:t>
+        <w:t xml:space="preserve">Broken </w:t>
       </w:r>
       <w:proofErr w:type="gramStart"/>
       <w:r>
-        <w:rPr>
-          <w:b/>
-          <w:bCs/>
-          <w:lang w:val="en-US"/>
-        </w:rPr>
-        <w:t xml:space="preserve">“  </w:t>
+        <w:t>“ rename</w:t>
       </w:r>
       <w:proofErr w:type="gramEnd"/>
       <w:r>
-        <w:rPr>
-          <w:b/>
-          <w:bCs/>
-          <w:lang w:val="en-US"/>
-        </w:rPr>
-        <w:t xml:space="preserve"> </w:t>
+        <w:t xml:space="preserve"> as “Damaged”</w:t>
+      </w:r>
+    </w:p>
+    <w:p>
+      <w:r>
+        <w:t>“</w:t>
+      </w:r>
+      <w:r>
+        <w:t xml:space="preserve">Burnt </w:t>
       </w:r>
       <w:proofErr w:type="gramStart"/>
       <w:r>
-        <w:rPr>
-          <w:b/>
-          <w:bCs/>
-          <w:lang w:val="en-US"/>
-        </w:rPr>
-        <w:t xml:space="preserve">  </w:t>
-      </w:r>
-      <w:r>
-        <w:rPr>
-          <w:b/>
-          <w:bCs/>
-          <w:lang w:val="en-US"/>
-        </w:rPr>
-        <w:t xml:space="preserve"> </w:t>
-      </w:r>
-      <w:r>
-        <w:t>“</w:t>
-      </w:r>
-      <w:proofErr w:type="gramEnd"/>
-      <w:r>
-        <w:t xml:space="preserve">Fault </w:t>
-      </w:r>
-      <w:r>
-        <w:t>“</w:t>
-      </w:r>
-    </w:p>
-    <w:p>
-      <w:r>
-        <w:t>“</w:t>
-      </w:r>
-      <w:r>
-        <w:t xml:space="preserve">Broken </w:t>
-      </w:r>
-      <w:proofErr w:type="gramStart"/>
-      <w:r>
-        <w:t>“ rename</w:t>
-      </w:r>
-      <w:proofErr w:type="gramEnd"/>
-      <w:r>
-        <w:t xml:space="preserve"> as “Damaged”</w:t>
-      </w:r>
-    </w:p>
-    <w:p>
-      <w:r>
-        <w:t>“</w:t>
-      </w:r>
-      <w:r>
-        <w:t xml:space="preserve">Burnt </w:t>
-      </w:r>
-      <w:proofErr w:type="gramStart"/>
-      <w:r>
-        <w:t xml:space="preserve">“ </w:t>
-      </w:r>
-      <w:r>
-        <w:t xml:space="preserve"> ,</w:t>
+        <w:t>“  ,</w:t>
       </w:r>
       <w:proofErr w:type="gramEnd"/>
       <w:r>
@@ -29632,10 +29579,7 @@
       </w:r>
       <w:proofErr w:type="gramStart"/>
       <w:r>
-        <w:t xml:space="preserve">“ </w:t>
-      </w:r>
-      <w:r>
-        <w:t xml:space="preserve"> </w:t>
+        <w:t xml:space="preserve">“  </w:t>
       </w:r>
       <w:r>
         <w:t>payment</w:t>
@@ -30986,11 +30930,6 @@
       </w:pPr>
     </w:p>
     <w:p>
-      <w:pPr>
-        <w:rPr>
-          <w:lang w:val="en-US"/>
-        </w:rPr>
-      </w:pPr>
       <w:proofErr w:type="gramStart"/>
       <w:r>
         <w:t xml:space="preserve">Technician </w:t>
@@ -31018,22 +30957,395 @@
         <w:t>Movement Date</w:t>
       </w:r>
     </w:p>
-    <w:p>
-      <w:pPr>
-        <w:pStyle w:val="NoSpacing"/>
-        <w:rPr>
-          <w:b/>
-          <w:bCs/>
-          <w:lang w:val="en-US"/>
-        </w:rPr>
-      </w:pPr>
-      <w:r>
-        <w:rPr>
-          <w:b/>
-          <w:bCs/>
-          <w:lang w:val="en-US"/>
-        </w:rPr>
-        <w:t xml:space="preserve">                                                                                                                                                                                                                                                                                                                                                                                                                                                                                                                                                                                                                                                                                                                                                                                                                                                                                                                                                                                                                                                                                                                                                                                                                                                                                                                                                                                                                                                                                                                                                                                                                                                                                                                                                         </w:t>
+    <w:p/>
+    <w:p>
+      <w:pPr>
+        <w:rPr>
+          <w:lang w:val="en-US"/>
+        </w:rPr>
+      </w:pPr>
+      <w:r>
+        <w:t xml:space="preserve">While first time register the fault </w:t>
+      </w:r>
+      <w:proofErr w:type="spellStart"/>
+      <w:r>
+        <w:t>stb</w:t>
+      </w:r>
+      <w:proofErr w:type="spellEnd"/>
+      <w:r>
+        <w:t xml:space="preserve"> in </w:t>
+      </w:r>
+      <w:proofErr w:type="spellStart"/>
+      <w:r>
+        <w:t>stb</w:t>
+      </w:r>
+      <w:proofErr w:type="spellEnd"/>
+      <w:r>
+        <w:t xml:space="preserve"> master via </w:t>
+      </w:r>
+      <w:proofErr w:type="spellStart"/>
+      <w:r>
+        <w:t>stb</w:t>
+      </w:r>
+      <w:proofErr w:type="spellEnd"/>
+      <w:r>
+        <w:t xml:space="preserve"> updates, </w:t>
+      </w:r>
+      <w:r>
+        <w:t xml:space="preserve">it’s initial </w:t>
+      </w:r>
+      <w:proofErr w:type="spellStart"/>
+      <w:proofErr w:type="gramStart"/>
+      <w:r>
+        <w:t>type”Fault</w:t>
+      </w:r>
+      <w:proofErr w:type="spellEnd"/>
+      <w:proofErr w:type="gramEnd"/>
+      <w:r>
+        <w:t xml:space="preserve">” and status “Not Available”, admin can change to “In Service” While send to service, after receive </w:t>
+      </w:r>
+      <w:r>
+        <w:t xml:space="preserve">from service based on the condition of </w:t>
+      </w:r>
+      <w:proofErr w:type="spellStart"/>
+      <w:r>
+        <w:t>stb</w:t>
+      </w:r>
+      <w:proofErr w:type="spellEnd"/>
+      <w:r>
+        <w:t xml:space="preserve"> like usable or not </w:t>
+      </w:r>
+      <w:proofErr w:type="spellStart"/>
+      <w:r>
+        <w:t>not</w:t>
+      </w:r>
+      <w:proofErr w:type="spellEnd"/>
+      <w:r>
+        <w:t xml:space="preserve"> usable, can change to not </w:t>
+      </w:r>
+      <w:proofErr w:type="spellStart"/>
+      <w:r>
+        <w:t>servisable</w:t>
+      </w:r>
+      <w:proofErr w:type="spellEnd"/>
+      <w:r>
+        <w:t xml:space="preserve"> or available, </w:t>
+      </w:r>
+      <w:r>
+        <w:t>then only type changed to service and available</w:t>
+      </w:r>
+    </w:p>
+    <w:p>
+      <w:pPr>
+        <w:pStyle w:val="NoSpacing"/>
+        <w:jc w:val="center"/>
+        <w:rPr>
+          <w:b/>
+          <w:bCs/>
+        </w:rPr>
+      </w:pPr>
+      <w:proofErr w:type="spellStart"/>
+      <w:r>
+        <w:rPr>
+          <w:b/>
+          <w:bCs/>
+        </w:rPr>
+        <w:t>vk</w:t>
+      </w:r>
+      <w:proofErr w:type="spellEnd"/>
+      <w:r>
+        <w:rPr>
+          <w:b/>
+          <w:bCs/>
+        </w:rPr>
+        <w:t xml:space="preserve"> </w:t>
+      </w:r>
+      <w:proofErr w:type="spellStart"/>
+      <w:r>
+        <w:rPr>
+          <w:b/>
+          <w:bCs/>
+        </w:rPr>
+        <w:t>aaa</w:t>
+      </w:r>
+      <w:proofErr w:type="spellEnd"/>
+      <w:r>
+        <w:rPr>
+          <w:b/>
+          <w:bCs/>
+        </w:rPr>
+        <w:t xml:space="preserve"> batteryStock:80 PCS</w:t>
+      </w:r>
+    </w:p>
+    <w:p>
+      <w:pPr>
+        <w:pStyle w:val="NoSpacing"/>
+        <w:rPr>
+          <w:b/>
+          <w:bCs/>
+        </w:rPr>
+      </w:pPr>
+      <w:proofErr w:type="spellStart"/>
+      <w:r>
+        <w:rPr>
+          <w:b/>
+          <w:bCs/>
+        </w:rPr>
+        <w:t>vk</w:t>
+      </w:r>
+      <w:proofErr w:type="spellEnd"/>
+      <w:r>
+        <w:rPr>
+          <w:b/>
+          <w:bCs/>
+        </w:rPr>
+        <w:t xml:space="preserve"> Adaptor 12V 1amp Choose </w:t>
+      </w:r>
+      <w:proofErr w:type="spellStart"/>
+      <w:r>
+        <w:rPr>
+          <w:b/>
+          <w:bCs/>
+        </w:rPr>
+        <w:t>oneStock</w:t>
+      </w:r>
+      <w:proofErr w:type="spellEnd"/>
+      <w:r>
+        <w:rPr>
+          <w:b/>
+          <w:bCs/>
+        </w:rPr>
+        <w:t>: 37 PCS</w:t>
+      </w:r>
+    </w:p>
+    <w:p>
+      <w:pPr>
+        <w:pStyle w:val="NoSpacing"/>
+        <w:rPr>
+          <w:b/>
+          <w:bCs/>
+          <w:lang w:val="en-US"/>
+        </w:rPr>
+      </w:pPr>
+      <w:proofErr w:type="spellStart"/>
+      <w:r>
+        <w:rPr>
+          <w:b/>
+          <w:bCs/>
+        </w:rPr>
+        <w:t>vk</w:t>
+      </w:r>
+      <w:proofErr w:type="spellEnd"/>
+      <w:r>
+        <w:rPr>
+          <w:b/>
+          <w:bCs/>
+        </w:rPr>
+        <w:t xml:space="preserve"> </w:t>
+      </w:r>
+      <w:proofErr w:type="spellStart"/>
+      <w:r>
+        <w:rPr>
+          <w:b/>
+          <w:bCs/>
+        </w:rPr>
+        <w:t>av</w:t>
+      </w:r>
+      <w:proofErr w:type="spellEnd"/>
+      <w:r>
+        <w:rPr>
+          <w:b/>
+          <w:bCs/>
+        </w:rPr>
+        <w:t xml:space="preserve"> card 1 Pin → 3 RCA Choose </w:t>
+      </w:r>
+      <w:proofErr w:type="spellStart"/>
+      <w:r>
+        <w:rPr>
+          <w:b/>
+          <w:bCs/>
+        </w:rPr>
+        <w:t>oneStock</w:t>
+      </w:r>
+      <w:proofErr w:type="spellEnd"/>
+      <w:r>
+        <w:rPr>
+          <w:b/>
+          <w:bCs/>
+        </w:rPr>
+        <w:t>: 49 PCS</w:t>
+      </w:r>
+      <w:r>
+        <w:rPr>
+          <w:b/>
+          <w:bCs/>
+          <w:lang w:val="en-US"/>
+        </w:rPr>
+        <w:t xml:space="preserve">          </w:t>
+      </w:r>
+    </w:p>
+    <w:p>
+      <w:pPr>
+        <w:pStyle w:val="NoSpacing"/>
+        <w:rPr>
+          <w:b/>
+          <w:bCs/>
+        </w:rPr>
+      </w:pPr>
+      <w:proofErr w:type="spellStart"/>
+      <w:r>
+        <w:rPr>
+          <w:b/>
+          <w:bCs/>
+        </w:rPr>
+        <w:t>vk</w:t>
+      </w:r>
+      <w:proofErr w:type="spellEnd"/>
+      <w:r>
+        <w:rPr>
+          <w:b/>
+          <w:bCs/>
+        </w:rPr>
+        <w:t xml:space="preserve"> </w:t>
+      </w:r>
+      <w:proofErr w:type="spellStart"/>
+      <w:r>
+        <w:rPr>
+          <w:b/>
+          <w:bCs/>
+        </w:rPr>
+        <w:t>av</w:t>
+      </w:r>
+      <w:proofErr w:type="spellEnd"/>
+      <w:r>
+        <w:rPr>
+          <w:b/>
+          <w:bCs/>
+        </w:rPr>
+        <w:t xml:space="preserve"> card 3 Pin → 3 RCA Choose </w:t>
+      </w:r>
+      <w:proofErr w:type="spellStart"/>
+      <w:r>
+        <w:rPr>
+          <w:b/>
+          <w:bCs/>
+        </w:rPr>
+        <w:t>oneStock</w:t>
+      </w:r>
+      <w:proofErr w:type="spellEnd"/>
+      <w:r>
+        <w:rPr>
+          <w:b/>
+          <w:bCs/>
+        </w:rPr>
+        <w:t>: 49 PCS</w:t>
+      </w:r>
+    </w:p>
+    <w:p>
+      <w:pPr>
+        <w:pStyle w:val="NoSpacing"/>
+        <w:rPr>
+          <w:b/>
+          <w:bCs/>
+        </w:rPr>
+      </w:pPr>
+      <w:proofErr w:type="spellStart"/>
+      <w:r>
+        <w:rPr>
+          <w:b/>
+          <w:bCs/>
+        </w:rPr>
+        <w:t>vk</w:t>
+      </w:r>
+      <w:proofErr w:type="spellEnd"/>
+      <w:r>
+        <w:rPr>
+          <w:b/>
+          <w:bCs/>
+        </w:rPr>
+        <w:t xml:space="preserve"> </w:t>
+      </w:r>
+      <w:proofErr w:type="spellStart"/>
+      <w:r>
+        <w:rPr>
+          <w:b/>
+          <w:bCs/>
+        </w:rPr>
+        <w:t>hdmi</w:t>
+      </w:r>
+      <w:proofErr w:type="spellEnd"/>
+      <w:r>
+        <w:rPr>
+          <w:b/>
+          <w:bCs/>
+        </w:rPr>
+        <w:t xml:space="preserve"> 1mts Choose </w:t>
+      </w:r>
+      <w:proofErr w:type="spellStart"/>
+      <w:r>
+        <w:rPr>
+          <w:b/>
+          <w:bCs/>
+        </w:rPr>
+        <w:t>oneStock</w:t>
+      </w:r>
+      <w:proofErr w:type="spellEnd"/>
+      <w:r>
+        <w:rPr>
+          <w:b/>
+          <w:bCs/>
+        </w:rPr>
+        <w:t>: 34 PCS</w:t>
+      </w:r>
+    </w:p>
+    <w:p>
+      <w:pPr>
+        <w:pStyle w:val="NoSpacing"/>
+        <w:rPr>
+          <w:b/>
+          <w:bCs/>
+          <w:lang w:val="en-US"/>
+        </w:rPr>
+      </w:pPr>
+      <w:proofErr w:type="spellStart"/>
+      <w:r>
+        <w:rPr>
+          <w:b/>
+          <w:bCs/>
+        </w:rPr>
+        <w:t>vk</w:t>
+      </w:r>
+      <w:proofErr w:type="spellEnd"/>
+      <w:r>
+        <w:rPr>
+          <w:b/>
+          <w:bCs/>
+        </w:rPr>
+        <w:t xml:space="preserve"> remote </w:t>
+      </w:r>
+      <w:proofErr w:type="spellStart"/>
+      <w:r>
+        <w:rPr>
+          <w:b/>
+          <w:bCs/>
+        </w:rPr>
+        <w:t>BlueStock</w:t>
+      </w:r>
+      <w:proofErr w:type="spellEnd"/>
+      <w:r>
+        <w:rPr>
+          <w:b/>
+          <w:bCs/>
+        </w:rPr>
+        <w:t>: 26 PCS</w:t>
+      </w:r>
+      <w:r>
+        <w:rPr>
+          <w:b/>
+          <w:bCs/>
+          <w:lang w:val="en-US"/>
+        </w:rPr>
+        <w:t xml:space="preserve">                                                                                                                                                                                                                                                                                                                                                                                                                                                                                                                                                                                                                                                                                                                                                                                                                                                                                                                                                                                                                                                                                                                                                                                                                                                                                                                                                                                                                                                                                                                                                                                                                   </w:t>
       </w:r>
     </w:p>
     <w:sectPr>

--- a/project_desc/details.docx
+++ b/project_desc/details.docx
@@ -31345,7 +31345,545 @@
           <w:bCs/>
           <w:lang w:val="en-US"/>
         </w:rPr>
-        <w:t xml:space="preserve">                                                                                                                                                                                                                                                                                                                                                                                                                                                                                                                                                                                                                                                                                                                                                                                                                                                                                                                                                                                                                                                                                                                                                                                                                                                                                                                                                                                                                                                                                                                                                                                                                   </w:t>
+        <w:t xml:space="preserve">                       </w:t>
+      </w:r>
+    </w:p>
+    <w:p>
+      <w:pPr>
+        <w:pStyle w:val="NoSpacing"/>
+        <w:rPr>
+          <w:b/>
+          <w:bCs/>
+          <w:lang w:val="en-US"/>
+        </w:rPr>
+      </w:pPr>
+    </w:p>
+    <w:p>
+      <w:pPr>
+        <w:pStyle w:val="NoSpacing"/>
+        <w:rPr>
+          <w:b/>
+          <w:bCs/>
+          <w:lang w:val="en-US"/>
+        </w:rPr>
+      </w:pPr>
+    </w:p>
+    <w:p>
+      <w:pPr>
+        <w:pStyle w:val="NoSpacing"/>
+        <w:rPr>
+          <w:b/>
+          <w:bCs/>
+          <w:lang w:val="en-US"/>
+        </w:rPr>
+      </w:pPr>
+      <w:r>
+        <w:rPr>
+          <w:b/>
+          <w:bCs/>
+          <w:lang w:val="en-US"/>
+        </w:rPr>
+        <w:lastRenderedPageBreak/>
+        <w:t xml:space="preserve">STB </w:t>
+      </w:r>
+      <w:r>
+        <w:rPr>
+          <w:b/>
+          <w:bCs/>
+          <w:lang w:val="en-US"/>
+        </w:rPr>
+        <w:t>did not list in stb master, when "Fau</w:t>
+      </w:r>
+      <w:r>
+        <w:rPr>
+          <w:b/>
+          <w:bCs/>
+          <w:lang w:val="en-US"/>
+        </w:rPr>
+        <w:t>lt”, “Damaged”, “Burnt”</w:t>
+      </w:r>
+      <w:r>
+        <w:rPr>
+          <w:b/>
+          <w:bCs/>
+          <w:lang w:val="en-US"/>
+        </w:rPr>
+        <w:t xml:space="preserve"> register that should listed in </w:t>
+      </w:r>
+      <w:proofErr w:type="spellStart"/>
+      <w:r>
+        <w:rPr>
+          <w:b/>
+          <w:bCs/>
+          <w:lang w:val="en-US"/>
+        </w:rPr>
+        <w:t>stb</w:t>
+      </w:r>
+      <w:proofErr w:type="spellEnd"/>
+      <w:r>
+        <w:rPr>
+          <w:b/>
+          <w:bCs/>
+          <w:lang w:val="en-US"/>
+        </w:rPr>
+        <w:t xml:space="preserve"> master, </w:t>
+      </w:r>
+      <w:r>
+        <w:rPr>
+          <w:b/>
+          <w:bCs/>
+          <w:lang w:val="en-US"/>
+        </w:rPr>
+        <w:t>with initial status “In Service”</w:t>
+      </w:r>
+      <w:r>
+        <w:rPr>
+          <w:b/>
+          <w:bCs/>
+          <w:lang w:val="en-US"/>
+        </w:rPr>
+        <w:t xml:space="preserve"> to any </w:t>
+      </w:r>
+      <w:proofErr w:type="gramStart"/>
+      <w:r>
+        <w:rPr>
+          <w:b/>
+          <w:bCs/>
+          <w:lang w:val="en-US"/>
+        </w:rPr>
+        <w:t>user</w:t>
+      </w:r>
+      <w:r>
+        <w:rPr>
+          <w:b/>
+          <w:bCs/>
+          <w:lang w:val="en-US"/>
+        </w:rPr>
+        <w:t xml:space="preserve"> ,</w:t>
+      </w:r>
+      <w:proofErr w:type="gramEnd"/>
+      <w:r>
+        <w:rPr>
+          <w:b/>
+          <w:bCs/>
+          <w:lang w:val="en-US"/>
+        </w:rPr>
+        <w:t xml:space="preserve"> after admin a</w:t>
+      </w:r>
+      <w:r>
+        <w:rPr>
+          <w:b/>
+          <w:bCs/>
+          <w:lang w:val="en-US"/>
+        </w:rPr>
+        <w:t>pproved in work flow.</w:t>
+      </w:r>
+    </w:p>
+    <w:p>
+      <w:pPr>
+        <w:pStyle w:val="NoSpacing"/>
+        <w:rPr>
+          <w:b/>
+          <w:bCs/>
+          <w:lang w:val="en-US"/>
+        </w:rPr>
+      </w:pPr>
+    </w:p>
+    <w:p>
+      <w:pPr>
+        <w:pStyle w:val="NoSpacing"/>
+        <w:rPr>
+          <w:b/>
+          <w:bCs/>
+          <w:lang w:val="en-US"/>
+        </w:rPr>
+      </w:pPr>
+    </w:p>
+    <w:p>
+      <w:pPr>
+        <w:pStyle w:val="NoSpacing"/>
+        <w:rPr>
+          <w:b/>
+          <w:bCs/>
+          <w:lang w:val="en-US"/>
+        </w:rPr>
+      </w:pPr>
+      <w:r>
+        <w:rPr>
+          <w:b/>
+          <w:bCs/>
+          <w:lang w:val="en-US"/>
+        </w:rPr>
+        <w:t>Cable TV Customers</w:t>
+      </w:r>
+      <w:r>
+        <w:rPr>
+          <w:b/>
+          <w:bCs/>
+          <w:lang w:val="en-US"/>
+        </w:rPr>
+        <w:t xml:space="preserve"> – </w:t>
+      </w:r>
+      <w:proofErr w:type="gramStart"/>
+      <w:r>
+        <w:rPr>
+          <w:b/>
+          <w:bCs/>
+          <w:lang w:val="en-US"/>
+        </w:rPr>
+        <w:t>List  Package</w:t>
+      </w:r>
+      <w:proofErr w:type="gramEnd"/>
+      <w:r>
+        <w:rPr>
+          <w:b/>
+          <w:bCs/>
+          <w:lang w:val="en-US"/>
+        </w:rPr>
+        <w:t xml:space="preserve"> </w:t>
+      </w:r>
+      <w:r>
+        <w:rPr>
+          <w:b/>
+          <w:bCs/>
+          <w:lang w:val="en-US"/>
+        </w:rPr>
+        <w:t xml:space="preserve">Amount – total value of package price – click on info icon should show the list of </w:t>
+      </w:r>
+    </w:p>
+    <w:p>
+      <w:pPr>
+        <w:pStyle w:val="NoSpacing"/>
+        <w:rPr>
+          <w:b/>
+          <w:bCs/>
+          <w:lang w:val="en-US"/>
+        </w:rPr>
+      </w:pPr>
+      <w:r>
+        <w:rPr>
+          <w:b/>
+          <w:bCs/>
+          <w:lang w:val="en-US"/>
+        </w:rPr>
+        <w:t>Package information – like</w:t>
+      </w:r>
+    </w:p>
+    <w:p>
+      <w:pPr>
+        <w:pStyle w:val="NoSpacing"/>
+        <w:rPr>
+          <w:b/>
+          <w:bCs/>
+          <w:lang w:val="en-US"/>
+        </w:rPr>
+      </w:pPr>
+      <w:r>
+        <w:rPr>
+          <w:b/>
+          <w:bCs/>
+          <w:lang w:val="en-US"/>
+        </w:rPr>
+        <w:t>Package Information</w:t>
+      </w:r>
+    </w:p>
+    <w:tbl>
+      <w:tblPr>
+        <w:tblStyle w:val="TableGrid"/>
+        <w:tblW w:w="0" w:type="auto"/>
+        <w:tblLook w:val="04A0" w:firstRow="1" w:lastRow="0" w:firstColumn="1" w:lastColumn="0" w:noHBand="0" w:noVBand="1"/>
+      </w:tblPr>
+      <w:tblGrid>
+        <w:gridCol w:w="3005"/>
+        <w:gridCol w:w="3005"/>
+        <w:gridCol w:w="3006"/>
+      </w:tblGrid>
+      <w:tr>
+        <w:tc>
+          <w:tcPr>
+            <w:tcW w:w="3005" w:type="dxa"/>
+          </w:tcPr>
+          <w:p>
+            <w:pPr>
+              <w:pStyle w:val="NoSpacing"/>
+              <w:rPr>
+                <w:b/>
+                <w:bCs/>
+                <w:lang w:val="en-US"/>
+              </w:rPr>
+            </w:pPr>
+            <w:r>
+              <w:rPr>
+                <w:b/>
+                <w:bCs/>
+                <w:lang w:val="en-US"/>
+              </w:rPr>
+              <w:t>Package Name</w:t>
+            </w:r>
+          </w:p>
+        </w:tc>
+        <w:tc>
+          <w:tcPr>
+            <w:tcW w:w="3005" w:type="dxa"/>
+          </w:tcPr>
+          <w:p>
+            <w:pPr>
+              <w:pStyle w:val="NoSpacing"/>
+              <w:rPr>
+                <w:b/>
+                <w:bCs/>
+                <w:lang w:val="en-US"/>
+              </w:rPr>
+            </w:pPr>
+            <w:r>
+              <w:rPr>
+                <w:b/>
+                <w:bCs/>
+                <w:lang w:val="en-US"/>
+              </w:rPr>
+              <w:t>Type</w:t>
+            </w:r>
+          </w:p>
+        </w:tc>
+        <w:tc>
+          <w:tcPr>
+            <w:tcW w:w="3006" w:type="dxa"/>
+          </w:tcPr>
+          <w:p>
+            <w:pPr>
+              <w:pStyle w:val="NoSpacing"/>
+              <w:rPr>
+                <w:b/>
+                <w:bCs/>
+                <w:lang w:val="en-US"/>
+              </w:rPr>
+            </w:pPr>
+            <w:r>
+              <w:rPr>
+                <w:b/>
+                <w:bCs/>
+                <w:lang w:val="en-US"/>
+              </w:rPr>
+              <w:t>Amount</w:t>
+            </w:r>
+          </w:p>
+        </w:tc>
+      </w:tr>
+      <w:tr>
+        <w:tc>
+          <w:tcPr>
+            <w:tcW w:w="3005" w:type="dxa"/>
+          </w:tcPr>
+          <w:p>
+            <w:pPr>
+              <w:pStyle w:val="NoSpacing"/>
+              <w:rPr>
+                <w:b/>
+                <w:bCs/>
+                <w:lang w:val="en-US"/>
+              </w:rPr>
+            </w:pPr>
+            <w:r>
+              <w:rPr>
+                <w:b/>
+                <w:bCs/>
+                <w:lang w:val="en-US"/>
+              </w:rPr>
+              <w:t>VK One</w:t>
+            </w:r>
+          </w:p>
+        </w:tc>
+        <w:tc>
+          <w:tcPr>
+            <w:tcW w:w="3005" w:type="dxa"/>
+          </w:tcPr>
+          <w:p>
+            <w:pPr>
+              <w:pStyle w:val="NoSpacing"/>
+              <w:rPr>
+                <w:b/>
+                <w:bCs/>
+                <w:lang w:val="en-US"/>
+              </w:rPr>
+            </w:pPr>
+            <w:r>
+              <w:rPr>
+                <w:b/>
+                <w:bCs/>
+                <w:lang w:val="en-US"/>
+              </w:rPr>
+              <w:t>Addon</w:t>
+            </w:r>
+          </w:p>
+        </w:tc>
+        <w:tc>
+          <w:tcPr>
+            <w:tcW w:w="3006" w:type="dxa"/>
+          </w:tcPr>
+          <w:p>
+            <w:pPr>
+              <w:pStyle w:val="NoSpacing"/>
+              <w:jc w:val="right"/>
+              <w:rPr>
+                <w:b/>
+                <w:bCs/>
+                <w:lang w:val="en-US"/>
+              </w:rPr>
+            </w:pPr>
+            <w:r>
+              <w:rPr>
+                <w:b/>
+                <w:bCs/>
+                <w:lang w:val="en-US"/>
+              </w:rPr>
+              <w:t>280</w:t>
+            </w:r>
+          </w:p>
+        </w:tc>
+      </w:tr>
+      <w:tr>
+        <w:tc>
+          <w:tcPr>
+            <w:tcW w:w="3005" w:type="dxa"/>
+          </w:tcPr>
+          <w:p>
+            <w:pPr>
+              <w:pStyle w:val="NoSpacing"/>
+              <w:rPr>
+                <w:b/>
+                <w:bCs/>
+                <w:lang w:val="en-US"/>
+              </w:rPr>
+            </w:pPr>
+            <w:proofErr w:type="spellStart"/>
+            <w:r>
+              <w:rPr>
+                <w:b/>
+                <w:bCs/>
+                <w:lang w:val="en-US"/>
+              </w:rPr>
+              <w:t>Diney</w:t>
+            </w:r>
+            <w:proofErr w:type="spellEnd"/>
+          </w:p>
+        </w:tc>
+        <w:tc>
+          <w:tcPr>
+            <w:tcW w:w="3005" w:type="dxa"/>
+          </w:tcPr>
+          <w:p>
+            <w:pPr>
+              <w:pStyle w:val="NoSpacing"/>
+              <w:rPr>
+                <w:b/>
+                <w:bCs/>
+                <w:lang w:val="en-US"/>
+              </w:rPr>
+            </w:pPr>
+            <w:proofErr w:type="spellStart"/>
+            <w:r>
+              <w:rPr>
+                <w:b/>
+                <w:bCs/>
+                <w:lang w:val="en-US"/>
+              </w:rPr>
+              <w:t>Alacarte</w:t>
+            </w:r>
+            <w:proofErr w:type="spellEnd"/>
+          </w:p>
+        </w:tc>
+        <w:tc>
+          <w:tcPr>
+            <w:tcW w:w="3006" w:type="dxa"/>
+          </w:tcPr>
+          <w:p>
+            <w:pPr>
+              <w:pStyle w:val="NoSpacing"/>
+              <w:jc w:val="right"/>
+              <w:rPr>
+                <w:b/>
+                <w:bCs/>
+                <w:lang w:val="en-US"/>
+              </w:rPr>
+            </w:pPr>
+            <w:r>
+              <w:rPr>
+                <w:b/>
+                <w:bCs/>
+                <w:lang w:val="en-US"/>
+              </w:rPr>
+              <w:t>5</w:t>
+            </w:r>
+          </w:p>
+        </w:tc>
+      </w:tr>
+      <w:tr>
+        <w:tc>
+          <w:tcPr>
+            <w:tcW w:w="6010" w:type="dxa"/>
+            <w:gridSpan w:val="2"/>
+          </w:tcPr>
+          <w:p>
+            <w:pPr>
+              <w:pStyle w:val="NoSpacing"/>
+              <w:rPr>
+                <w:b/>
+                <w:bCs/>
+                <w:lang w:val="en-US"/>
+              </w:rPr>
+            </w:pPr>
+            <w:r>
+              <w:rPr>
+                <w:b/>
+                <w:bCs/>
+                <w:lang w:val="en-US"/>
+              </w:rPr>
+              <w:t xml:space="preserve">Total </w:t>
+            </w:r>
+          </w:p>
+        </w:tc>
+        <w:tc>
+          <w:tcPr>
+            <w:tcW w:w="3006" w:type="dxa"/>
+          </w:tcPr>
+          <w:p>
+            <w:pPr>
+              <w:pStyle w:val="NoSpacing"/>
+              <w:jc w:val="right"/>
+              <w:rPr>
+                <w:b/>
+                <w:bCs/>
+                <w:lang w:val="en-US"/>
+              </w:rPr>
+            </w:pPr>
+            <w:r>
+              <w:rPr>
+                <w:b/>
+                <w:bCs/>
+                <w:lang w:val="en-US"/>
+              </w:rPr>
+              <w:t>285</w:t>
+            </w:r>
+          </w:p>
+        </w:tc>
+      </w:tr>
+    </w:tbl>
+    <w:p>
+      <w:pPr>
+        <w:pStyle w:val="NoSpacing"/>
+        <w:rPr>
+          <w:b/>
+          <w:bCs/>
+          <w:lang w:val="en-US"/>
+        </w:rPr>
+      </w:pPr>
+      <w:r>
+        <w:rPr>
+          <w:b/>
+          <w:bCs/>
+          <w:lang w:val="en-US"/>
+        </w:rPr>
+        <w:t xml:space="preserve">                                                                                                                                                                                                                                                                                                                                                                                                                                                                                                                                                                                                                                                                                                                                                                                                                                                                                                                                                                                                                                                                                                                                                                                                                                                                                                                                                                                                                                                                                                                                                                                            </w:t>
       </w:r>
     </w:p>
     <w:sectPr>

--- a/project_desc/details.docx
+++ b/project_desc/details.docx
@@ -34928,15 +34928,7 @@
           <w:bCs/>
           <w:lang w:val="en-US"/>
         </w:rPr>
-        <w:t xml:space="preserve"> </w:t>
-      </w:r>
-      <w:r>
-        <w:rPr>
-          <w:b/>
-          <w:bCs/>
-          <w:lang w:val="en-US"/>
-        </w:rPr>
-        <w:t xml:space="preserve">- </w:t>
+        <w:t xml:space="preserve"> - </w:t>
       </w:r>
       <w:r>
         <w:rPr>
@@ -34981,15 +34973,7 @@
           <w:bCs/>
           <w:lang w:val="en-US"/>
         </w:rPr>
-        <w:t xml:space="preserve"> </w:t>
-      </w:r>
-      <w:r>
-        <w:rPr>
-          <w:b/>
-          <w:bCs/>
-          <w:lang w:val="en-US"/>
-        </w:rPr>
-        <w:t xml:space="preserve">- </w:t>
+        <w:t xml:space="preserve"> - </w:t>
       </w:r>
       <w:r>
         <w:rPr>
@@ -35034,15 +35018,7 @@
           <w:bCs/>
           <w:lang w:val="en-US"/>
         </w:rPr>
-        <w:t xml:space="preserve"> </w:t>
-      </w:r>
-      <w:r>
-        <w:rPr>
-          <w:b/>
-          <w:bCs/>
-          <w:lang w:val="en-US"/>
-        </w:rPr>
-        <w:t xml:space="preserve">- </w:t>
+        <w:t xml:space="preserve"> - </w:t>
       </w:r>
       <w:r>
         <w:rPr>
@@ -35134,6 +35110,7 @@
         <w:rPr>
           <w:b/>
           <w:bCs/>
+          <w:noProof/>
         </w:rPr>
         <w:drawing>
           <wp:inline distT="0" distB="0" distL="0" distR="0" wp14:anchorId="1D893E17" wp14:editId="0BB5584A">
@@ -36072,14 +36049,7 @@
           <w:b/>
           <w:bCs/>
         </w:rPr>
-        <w:t xml:space="preserve"> default - </w:t>
-      </w:r>
-      <w:r>
-        <w:rPr>
-          <w:b/>
-          <w:bCs/>
-        </w:rPr>
-        <w:t>“Logged in User Name”</w:t>
+        <w:t xml:space="preserve"> default - “Logged in User Name”</w:t>
       </w:r>
       <w:r>
         <w:rPr>
@@ -36156,14 +36126,7 @@
           <w:b/>
           <w:bCs/>
         </w:rPr>
-        <w:t>by</w:t>
-      </w:r>
-      <w:r>
-        <w:rPr>
-          <w:b/>
-          <w:bCs/>
-        </w:rPr>
-        <w:t xml:space="preserve"> ,</w:t>
+        <w:t>by ,</w:t>
       </w:r>
       <w:proofErr w:type="gramEnd"/>
       <w:r>
@@ -36611,14 +36574,7 @@
           <w:b/>
           <w:bCs/>
         </w:rPr>
-        <w:t xml:space="preserve">directly apply </w:t>
-      </w:r>
-      <w:r>
-        <w:rPr>
-          <w:b/>
-          <w:bCs/>
-        </w:rPr>
-        <w:t>previous package status to be “</w:t>
+        <w:t>directly apply previous package status to be “</w:t>
       </w:r>
       <w:proofErr w:type="gramStart"/>
       <w:r>
@@ -37160,6 +37116,367 @@
           <w:lang w:val="en-US"/>
         </w:rPr>
       </w:pPr>
+    </w:p>
+    <w:p>
+      <w:pPr>
+        <w:pStyle w:val="NoSpacing"/>
+        <w:rPr>
+          <w:b/>
+          <w:bCs/>
+          <w:lang w:val="en-US"/>
+        </w:rPr>
+      </w:pPr>
+    </w:p>
+    <w:p>
+      <w:pPr>
+        <w:pStyle w:val="NoSpacing"/>
+        <w:rPr>
+          <w:b/>
+          <w:bCs/>
+          <w:lang w:val="en-US"/>
+        </w:rPr>
+      </w:pPr>
+      <w:r>
+        <w:rPr>
+          <w:b/>
+          <w:bCs/>
+          <w:lang w:val="en-US"/>
+        </w:rPr>
+        <w:t xml:space="preserve">Router, Router Status, Reason Remarks only enough </w:t>
+      </w:r>
+    </w:p>
+    <w:p>
+      <w:pPr>
+        <w:pStyle w:val="NoSpacing"/>
+        <w:rPr>
+          <w:b/>
+          <w:bCs/>
+          <w:lang w:val="en-US"/>
+        </w:rPr>
+      </w:pPr>
+      <w:r>
+        <w:rPr>
+          <w:b/>
+          <w:bCs/>
+          <w:lang w:val="en-US"/>
+        </w:rPr>
+        <w:t xml:space="preserve">and </w:t>
+      </w:r>
+    </w:p>
+    <w:p>
+      <w:pPr>
+        <w:pStyle w:val="NoSpacing"/>
+        <w:rPr>
+          <w:b/>
+          <w:bCs/>
+          <w:lang w:val="en-US"/>
+        </w:rPr>
+      </w:pPr>
+      <w:r>
+        <w:rPr>
+          <w:b/>
+          <w:bCs/>
+          <w:lang w:val="en-US"/>
+        </w:rPr>
+        <w:t xml:space="preserve">Reason - type "Fault / Damaged / Upgrade / </w:t>
+      </w:r>
+      <w:proofErr w:type="gramStart"/>
+      <w:r>
+        <w:rPr>
+          <w:b/>
+          <w:bCs/>
+          <w:lang w:val="en-US"/>
+        </w:rPr>
+        <w:t>Retuned ,</w:t>
+      </w:r>
+      <w:proofErr w:type="gramEnd"/>
+      <w:r>
+        <w:rPr>
+          <w:b/>
+          <w:bCs/>
+          <w:lang w:val="en-US"/>
+        </w:rPr>
+        <w:t xml:space="preserve"> Replaced" enough </w:t>
+      </w:r>
+    </w:p>
+    <w:p>
+      <w:pPr>
+        <w:pStyle w:val="NoSpacing"/>
+        <w:rPr>
+          <w:b/>
+          <w:bCs/>
+          <w:lang w:val="en-US"/>
+        </w:rPr>
+      </w:pPr>
+      <w:r>
+        <w:rPr>
+          <w:b/>
+          <w:bCs/>
+          <w:lang w:val="en-US"/>
+        </w:rPr>
+        <w:t xml:space="preserve">these are not customer status, one more column </w:t>
+      </w:r>
+      <w:r>
+        <w:rPr>
+          <w:b/>
+          <w:bCs/>
+          <w:lang w:val="en-US"/>
+        </w:rPr>
+        <w:t>required</w:t>
+      </w:r>
+      <w:r>
+        <w:rPr>
+          <w:b/>
+          <w:bCs/>
+          <w:lang w:val="en-US"/>
+        </w:rPr>
+        <w:t xml:space="preserve"> to show router status in customer list, </w:t>
+      </w:r>
+    </w:p>
+    <w:p>
+      <w:pPr>
+        <w:pStyle w:val="NoSpacing"/>
+        <w:rPr>
+          <w:b/>
+          <w:bCs/>
+          <w:lang w:val="en-US"/>
+        </w:rPr>
+      </w:pPr>
+      <w:r>
+        <w:rPr>
+          <w:b/>
+          <w:bCs/>
+          <w:lang w:val="en-US"/>
+        </w:rPr>
+        <w:t>Returned - Router, Router Status, Router Name,</w:t>
+      </w:r>
+      <w:r>
+        <w:rPr>
+          <w:rFonts w:ascii="Roboto" w:hAnsi="Roboto"/>
+          <w:b/>
+          <w:bCs/>
+          <w:color w:val="4D5F7B"/>
+          <w:sz w:val="18"/>
+          <w:szCs w:val="18"/>
+          <w:shd w:val="clear" w:color="auto" w:fill="FFFFFF"/>
+        </w:rPr>
+        <w:t xml:space="preserve"> </w:t>
+      </w:r>
+      <w:r>
+        <w:rPr>
+          <w:b/>
+          <w:bCs/>
+        </w:rPr>
+        <w:t>Quantity</w:t>
+      </w:r>
+      <w:r>
+        <w:rPr>
+          <w:b/>
+          <w:bCs/>
+        </w:rPr>
+        <w:t>,</w:t>
+      </w:r>
+      <w:r>
+        <w:rPr>
+          <w:b/>
+          <w:bCs/>
+          <w:lang w:val="en-US"/>
+        </w:rPr>
+        <w:t xml:space="preserve"> Reason Remarks </w:t>
+      </w:r>
+    </w:p>
+    <w:p>
+      <w:pPr>
+        <w:pStyle w:val="NoSpacing"/>
+        <w:rPr>
+          <w:b/>
+          <w:bCs/>
+        </w:rPr>
+      </w:pPr>
+      <w:r>
+        <w:rPr>
+          <w:b/>
+          <w:bCs/>
+        </w:rPr>
+        <w:t>Installed Router —</w:t>
+      </w:r>
+      <w:r>
+        <w:rPr>
+          <w:b/>
+          <w:bCs/>
+        </w:rPr>
+        <w:t xml:space="preserve"> check box-</w:t>
+      </w:r>
+      <w:r>
+        <w:rPr>
+          <w:b/>
+          <w:bCs/>
+        </w:rPr>
+        <w:t xml:space="preserve"> 1 </w:t>
+      </w:r>
+      <w:proofErr w:type="spellStart"/>
+      <w:r>
+        <w:rPr>
+          <w:b/>
+          <w:bCs/>
+        </w:rPr>
+        <w:t>QtyVK</w:t>
+      </w:r>
+      <w:proofErr w:type="spellEnd"/>
+    </w:p>
+    <w:p>
+      <w:pPr>
+        <w:pStyle w:val="NoSpacing"/>
+        <w:rPr>
+          <w:b/>
+          <w:bCs/>
+          <w:lang w:val="en-US"/>
+        </w:rPr>
+      </w:pPr>
+      <w:r>
+        <w:rPr>
+          <w:b/>
+          <w:bCs/>
+        </w:rPr>
+        <w:t>check box</w:t>
+      </w:r>
+      <w:proofErr w:type="gramStart"/>
+      <w:r>
+        <w:rPr>
+          <w:b/>
+          <w:bCs/>
+        </w:rPr>
+        <w:t>-</w:t>
+      </w:r>
+      <w:r>
+        <w:rPr>
+          <w:b/>
+          <w:bCs/>
+        </w:rPr>
+        <w:t xml:space="preserve">  Adaptor</w:t>
+      </w:r>
+      <w:proofErr w:type="gramEnd"/>
+      <w:r>
+        <w:rPr>
+          <w:b/>
+          <w:bCs/>
+        </w:rPr>
+        <w:t xml:space="preserve"> 12V 1amp — 1 Qty</w:t>
+      </w:r>
+      <w:r>
+        <w:rPr>
+          <w:b/>
+          <w:bCs/>
+        </w:rPr>
+        <w:t xml:space="preserve"> if checked quantity will add in stock in used category</w:t>
+      </w:r>
+    </w:p>
+    <w:p>
+      <w:pPr>
+        <w:pStyle w:val="NoSpacing"/>
+        <w:rPr>
+          <w:b/>
+          <w:bCs/>
+        </w:rPr>
+      </w:pPr>
+      <w:r>
+        <w:rPr>
+          <w:b/>
+          <w:bCs/>
+        </w:rPr>
+        <w:t>Customer Refund</w:t>
+      </w:r>
+      <w:r>
+        <w:rPr>
+          <w:b/>
+          <w:bCs/>
+        </w:rPr>
+        <w:t xml:space="preserve">: </w:t>
+      </w:r>
+      <w:r>
+        <w:rPr>
+          <w:b/>
+          <w:bCs/>
+        </w:rPr>
+        <w:t>Refund Amount</w:t>
+      </w:r>
+      <w:r>
+        <w:rPr>
+          <w:b/>
+          <w:bCs/>
+        </w:rPr>
+        <w:t xml:space="preserve">, </w:t>
+      </w:r>
+      <w:r>
+        <w:rPr>
+          <w:b/>
+          <w:bCs/>
+        </w:rPr>
+        <w:t>Payment Mode</w:t>
+      </w:r>
+      <w:r>
+        <w:rPr>
+          <w:b/>
+          <w:bCs/>
+        </w:rPr>
+        <w:t xml:space="preserve"> </w:t>
+      </w:r>
+    </w:p>
+    <w:p>
+      <w:pPr>
+        <w:pStyle w:val="NoSpacing"/>
+        <w:rPr>
+          <w:b/>
+          <w:bCs/>
+        </w:rPr>
+      </w:pPr>
+      <w:r>
+        <w:rPr>
+          <w:b/>
+          <w:bCs/>
+        </w:rPr>
+        <w:t xml:space="preserve">Refund amount – will add in transaction of debit </w:t>
+      </w:r>
+      <w:r>
+        <w:rPr>
+          <w:b/>
+          <w:bCs/>
+        </w:rPr>
+        <w:t>list</w:t>
+      </w:r>
+    </w:p>
+    <w:p>
+      <w:pPr>
+        <w:pStyle w:val="NoSpacing"/>
+        <w:rPr>
+          <w:b/>
+          <w:bCs/>
+        </w:rPr>
+      </w:pPr>
+    </w:p>
+    <w:p>
+      <w:pPr>
+        <w:pStyle w:val="NoSpacing"/>
+        <w:rPr>
+          <w:b/>
+          <w:bCs/>
+          <w:lang w:val="en-US"/>
+        </w:rPr>
+      </w:pPr>
+      <w:r>
+        <w:rPr>
+          <w:b/>
+          <w:bCs/>
+        </w:rPr>
+        <w:t xml:space="preserve">Replaced – show </w:t>
+      </w:r>
+      <w:r>
+        <w:rPr>
+          <w:b/>
+          <w:bCs/>
+        </w:rPr>
+        <w:t>as attached and follow the new customer concept</w:t>
+      </w:r>
     </w:p>
     <w:p>
       <w:pPr>
